--- a/documentacion.docx
+++ b/documentacion.docx
@@ -1,5 +1,5 @@
 
-<file path=word/document.xml><w:p><w:pPr><w:jc w:val="center"/><w:rPr><w:lang w:val="es-NI"/></w:rPr></w:pPr><w:r><w:rPr><w:b/><w:sz w:val="48"/><w:lang w:val="es-NI"/></w:rPr><w:t>DOCUMENTACIÓN Y AUDITORÍA</w:t></w:r><w:r><w:rPr><w:b/><w:sz w:val="48"/><w:lang w:val="es-NI"/></w:rPr><w:br/><w:t>DE LA BASE DE DATOS</w:t></w:r></w:p><w:p><w:pPr><w:jc w:val="center"/><w:rPr><w:lang w:val="es-NI"/></w:rPr></w:pPr><w:r><w:rPr><w:sz w:val="24"/><w:lang w:val="es-NI"/></w:rPr><w:t>Sistema de control de procesamiento de mineral, costos, producción, oro, inventario y gestión comercial</w:t></w:r></w:p><w:p><w:pPr><w:rPr><w:lang w:val="es-NI"/></w:rPr></w:pPr></w:p><w:p><w:pPr><w:jc w:val="center"/><w:rPr><w:lang w:val="es-NI"/></w:rPr></w:pPr><w:r><w:t xml:space="preserve">Versión documental: 1.4</w:t></w:r></w:p><w:p><w:pPr><w:jc w:val="center"/><w:rPr><w:lang w:val="es-NI"/></w:rPr></w:pPr><w:r><w:rPr><w:lang w:val="es-NI"/></w:rPr><w:t xml:space="preserve">Fecha: 26/09/2026</w:t></w:r></w:p><w:p><w:pPr><w:jc w:val="center"/><w:rPr><w:lang w:val="es-NI"/></w:rPr></w:pPr></w:p><w:p><w:pPr><w:jc w:val="center"/><w:rPr><w:lang w:val="es-NI"/></w:rPr></w:pPr></w:p><w:p><w:pPr><w:jc w:val="center"/><w:rPr><w:lang w:val="es-NI"/></w:rPr></w:pPr></w:p><w:p><w:pPr><w:jc w:val="center"/><w:rPr><w:lang w:val="es-NI"/></w:rPr></w:pPr></w:p><w:p><w:pPr><w:jc w:val="center"/><w:rPr><w:lang w:val="es-NI"/></w:rPr></w:pPr></w:p><w:p><w:pPr><w:jc w:val="center"/><w:rPr><w:lang w:val="es-NI"/></w:rPr></w:pPr></w:p><w:p><w:pPr><w:jc w:val="center"/><w:rPr><w:lang w:val="es-NI"/></w:rPr></w:pPr></w:p><w:p><w:pPr><w:jc w:val="center"/><w:rPr><w:lang w:val="es-NI"/></w:rPr></w:pPr></w:p><w:p><w:pPr><w:jc w:val="center"/><w:rPr><w:lang w:val="es-NI"/></w:rPr></w:pPr></w:p><w:p><w:pPr><w:jc w:val="center"/><w:rPr><w:lang w:val="es-NI"/></w:rPr></w:pPr></w:p><w:p><w:pPr><w:jc w:val="center"/><w:rPr><w:lang w:val="es-NI"/></w:rPr></w:pPr></w:p><w:p><w:pPr><w:jc w:val="center"/><w:rPr><w:lang w:val="es-NI"/></w:rPr></w:pPr></w:p><w:p><w:pPr><w:jc w:val="center"/><w:rPr><w:lang w:val="es-NI"/></w:rPr></w:pPr></w:p><w:p><w:pPr><w:jc w:val="center"/><w:rPr><w:lang w:val="es-NI"/></w:rPr></w:pPr></w:p><w:p><w:pPr><w:jc w:val="center"/><w:rPr><w:lang w:val="es-NI"/></w:rPr></w:pPr></w:p><w:p><w:pPr><w:jc w:val="center"/><w:rPr><w:lang w:val="es-NI"/></w:rPr></w:pPr></w:p><w:p><w:pPr><w:jc w:val="center"/><w:rPr><w:lang w:val="es-NI"/></w:rPr></w:pPr></w:p><w:p><w:pPr><w:jc w:val="center"/><w:rPr><w:lang w:val="es-NI"/></w:rPr></w:pPr></w:p><w:p><w:pPr><w:jc w:val="center"/><w:rPr><w:lang w:val="es-NI"/></w:rPr></w:pPr></w:p><w:p><w:pPr><w:jc w:val="center"/><w:rPr><w:lang w:val="es-NI"/></w:rPr></w:pPr></w:p><w:p><w:pPr><w:jc w:val="center"/><w:rPr><w:lang w:val="es-NI"/></w:rPr></w:pPr></w:p><w:p><w:pPr><w:jc w:val="center"/><w:rPr><w:lang w:val="es-NI"/></w:rPr></w:pPr></w:p><w:p><w:pPr><w:jc w:val="center"/><w:rPr><w:lang w:val="es-NI"/></w:rPr></w:pPr></w:p><w:p><w:pPr><w:jc w:val="center"/><w:rPr><w:lang w:val="es-NI"/></w:rPr></w:pPr></w:p><w:p><w:pPr><w:pStyle w:val="TtuloTDC"/><w:rPr><w:lang w:val="es-NI"/></w:rPr></w:pPr><w:r><w:rPr><w:lang w:val="es-NI"/></w:rPr><w:t>Contenido</w:t></w:r></w:p><w:p><w:pPr><w:pStyle w:val="TDC1"/><w:tabs><w:tab w:val="right" w:leader="dot" w:pos="10214"/></w:tabs><w:rPr><w:noProof/><w:lang w:val="es-NI"/></w:rPr></w:pPr><w:r><w:rPr><w:lang w:val="es-NI"/></w:rPr><w:fldChar w:fldCharType="begin"/></w:r><w:r><w:rPr><w:lang w:val="es-NI"/></w:rPr><w:instrText xml:space="preserve"> TOC \o "1-3" \h \z \u </w:instrText></w:r><w:r><w:rPr><w:lang w:val="es-NI"/></w:rPr><w:fldChar w:fldCharType="separate"/></w:r><w:hyperlink w:anchor="_Toc240620129" w:history="1"><w:r><w:rPr><w:rStyle w:val="Hipervnculo"/><w:noProof/><w:lang w:val="es-NI"/></w:rPr><w:t>1. Objetivo de la documentación</w:t></w:r><w:r><w:rPr><w:noProof/><w:webHidden/><w:lang w:val="es-NI"/></w:rPr><w:tab/></w:r><w:r><w:rPr><w:noProof/><w:webHidden/><w:lang w:val="es-NI"/></w:rPr><w:fldChar w:fldCharType="begin"/></w:r><w:r><w:rPr><w:noProof/><w:webHidden/><w:lang w:val="es-NI"/></w:rPr><w:instrText xml:space="preserve"> PAGEREF _Toc240620129 \h </w:instrText></w:r><w:r><w:rPr><w:noProof/><w:webHidden/><w:lang w:val="es-NI"/></w:rPr></w:r><w:r><w:rPr><w:noProof/><w:webHidden/><w:lang w:val="es-NI"/></w:rPr><w:fldChar w:fldCharType="separate"/></w:r><w:r><w:rPr><w:noProof/><w:webHidden/><w:lang w:val="es-NI"/></w:rPr><w:t>3</w:t></w:r><w:r><w:rPr><w:noProof/><w:webHidden/><w:lang w:val="es-NI"/></w:rPr><w:fldChar w:fldCharType="end"/></w:r></w:hyperlink></w:p><w:p><w:pPr><w:pStyle w:val="TDC1"/><w:tabs><w:tab w:val="right" w:leader="dot" w:pos="10214"/></w:tabs><w:rPr><w:noProof/><w:lang w:val="es-NI"/></w:rPr></w:pPr><w:hyperlink w:anchor="_Toc240620130" w:history="1"><w:r><w:rPr><w:rStyle w:val="Hipervnculo"/><w:noProof/><w:lang w:val="es-NI"/></w:rPr><w:t>2. Alcance de la auditoría</w:t></w:r><w:r><w:rPr><w:noProof/><w:webHidden/><w:lang w:val="es-NI"/></w:rPr><w:tab/></w:r><w:r><w:rPr><w:noProof/><w:webHidden/><w:lang w:val="es-NI"/></w:rPr><w:fldChar w:fldCharType="begin"/></w:r><w:r><w:rPr><w:noProof/><w:webHidden/><w:lang w:val="es-NI"/></w:rPr><w:instrText xml:space="preserve"> PAGEREF _Toc240620130 \h </w:instrText></w:r><w:r><w:rPr><w:noProof/><w:webHidden/><w:lang w:val="es-NI"/></w:rPr></w:r><w:r><w:rPr><w:noProof/><w:webHidden/><w:lang w:val="es-NI"/></w:rPr><w:fldChar w:fldCharType="separate"/></w:r><w:r><w:rPr><w:noProof/><w:webHidden/><w:lang w:val="es-NI"/></w:rPr><w:t>3</w:t></w:r><w:r><w:rPr><w:noProof/><w:webHidden/><w:lang w:val="es-NI"/></w:rPr><w:fldChar w:fldCharType="end"/></w:r></w:hyperlink></w:p><w:p><w:pPr><w:pStyle w:val="TDC1"/><w:tabs><w:tab w:val="right" w:leader="dot" w:pos="10214"/></w:tabs><w:rPr><w:noProof/><w:lang w:val="es-NI"/></w:rPr></w:pPr><w:hyperlink w:anchor="_Toc240620131" w:history="1"><w:r><w:rPr><w:rStyle w:val="Hipervnculo"/><w:noProof/><w:lang w:val="es-NI"/></w:rPr><w:t>3. Convenciones generales</w:t></w:r><w:r><w:rPr><w:noProof/><w:webHidden/><w:lang w:val="es-NI"/></w:rPr><w:tab/></w:r><w:r><w:rPr><w:noProof/><w:webHidden/><w:lang w:val="es-NI"/></w:rPr><w:fldChar w:fldCharType="begin"/></w:r><w:r><w:rPr><w:noProof/><w:webHidden/><w:lang w:val="es-NI"/></w:rPr><w:instrText xml:space="preserve"> PAGEREF _Toc240620131 \h </w:instrText></w:r><w:r><w:rPr><w:noProof/><w:webHidden/><w:lang w:val="es-NI"/></w:rPr></w:r><w:r><w:rPr><w:noProof/><w:webHidden/><w:lang w:val="es-NI"/></w:rPr><w:fldChar w:fldCharType="separate"/></w:r><w:r><w:rPr><w:noProof/><w:webHidden/><w:lang w:val="es-NI"/></w:rPr><w:t>3</w:t></w:r><w:r><w:rPr><w:noProof/><w:webHidden/><w:lang w:val="es-NI"/></w:rPr><w:fldChar w:fldCharType="end"/></w:r></w:hyperlink></w:p><w:p><w:pPr><w:pStyle w:val="TDC1"/><w:tabs><w:tab w:val="right" w:leader="dot" w:pos="10214"/></w:tabs><w:rPr><w:noProof/><w:lang w:val="es-NI"/></w:rPr></w:pPr><w:hyperlink w:anchor="_Toc240620132" w:history="1"><w:r><w:rPr><w:rStyle w:val="Hipervnculo"/><w:noProof/><w:lang w:val="es-NI"/></w:rPr><w:t>4. Arquitectura funcional</w:t></w:r><w:r><w:rPr><w:noProof/><w:webHidden/><w:lang w:val="es-NI"/></w:rPr><w:tab/></w:r><w:r><w:rPr><w:noProof/><w:webHidden/><w:lang w:val="es-NI"/></w:rPr><w:fldChar w:fldCharType="begin"/></w:r><w:r><w:rPr><w:noProof/><w:webHidden/><w:lang w:val="es-NI"/></w:rPr><w:instrText xml:space="preserve"> PAGEREF _Toc240620132 \h </w:instrText></w:r><w:r><w:rPr><w:noProof/><w:webHidden/><w:lang w:val="es-NI"/></w:rPr></w:r><w:r><w:rPr><w:noProof/><w:webHidden/><w:lang w:val="es-NI"/></w:rPr><w:fldChar w:fldCharType="separate"/></w:r><w:r><w:rPr><w:noProof/><w:webHidden/><w:lang w:val="es-NI"/></w:rPr><w:t>3</w:t></w:r><w:r><w:rPr><w:noProof/><w:webHidden/><w:lang w:val="es-NI"/></w:rPr><w:fldChar w:fldCharType="end"/></w:r></w:hyperlink></w:p><w:p><w:pPr><w:pStyle w:val="TDC1"/><w:tabs><w:tab w:val="right" w:leader="dot" w:pos="10214"/></w:tabs><w:rPr><w:noProof/><w:lang w:val="es-NI"/></w:rPr></w:pPr><w:hyperlink w:anchor="_Toc240620133" w:history="1"><w:r><w:rPr><w:rStyle w:val="Hipervnculo"/><w:noProof/><w:lang w:val="es-NI"/></w:rPr><w:t>5. Diccionario de tablas</w:t></w:r><w:r><w:rPr><w:noProof/><w:webHidden/><w:lang w:val="es-NI"/></w:rPr><w:tab/></w:r><w:r><w:rPr><w:noProof/><w:webHidden/><w:lang w:val="es-NI"/></w:rPr><w:fldChar w:fldCharType="begin"/></w:r><w:r><w:rPr><w:noProof/><w:webHidden/><w:lang w:val="es-NI"/></w:rPr><w:instrText xml:space="preserve"> PAGEREF _Toc240620133 \h </w:instrText></w:r><w:r><w:rPr><w:noProof/><w:webHidden/><w:lang w:val="es-NI"/></w:rPr></w:r><w:r><w:rPr><w:noProof/><w:webHidden/><w:lang w:val="es-NI"/></w:rPr><w:fldChar w:fldCharType="separate"/></w:r><w:r><w:rPr><w:noProof/><w:webHidden/><w:lang w:val="es-NI"/></w:rPr><w:t>3</w:t></w:r><w:r><w:rPr><w:noProof/><w:webHidden/><w:lang w:val="es-NI"/></w:rPr><w:fldChar w:fldCharType="end"/></w:r></w:hyperlink></w:p><w:p><w:pPr><w:pStyle w:val="TDC2"/><w:tabs><w:tab w:val="right" w:leader="dot" w:pos="10214"/></w:tabs><w:rPr><w:noProof/><w:lang w:val="es-NI"/></w:rPr></w:pPr><w:hyperlink w:anchor="_Toc240620134" w:history="1"><w:r><w:rPr><w:rStyle w:val="Hipervnculo"/><w:noProof/><w:lang w:val="es-NI"/></w:rPr><w:t>1. clientes</w:t></w:r><w:r><w:rPr><w:noProof/><w:webHidden/><w:lang w:val="es-NI"/></w:rPr><w:tab/></w:r><w:r><w:rPr><w:noProof/><w:webHidden/><w:lang w:val="es-NI"/></w:rPr><w:fldChar w:fldCharType="begin"/></w:r><w:r><w:rPr><w:noProof/><w:webHidden/><w:lang w:val="es-NI"/></w:rPr><w:instrText xml:space="preserve"> PAGEREF _Toc240620134 \h </w:instrText></w:r><w:r><w:rPr><w:noProof/><w:webHidden/><w:lang w:val="es-NI"/></w:rPr></w:r><w:r><w:rPr><w:noProof/><w:webHidden/><w:lang w:val="es-NI"/></w:rPr><w:fldChar w:fldCharType="separate"/></w:r><w:r><w:rPr><w:noProof/><w:webHidden/><w:lang w:val="es-NI"/></w:rPr><w:t>3</w:t></w:r><w:r><w:rPr><w:noProof/><w:webHidden/><w:lang w:val="es-NI"/></w:rPr><w:fldChar w:fldCharType="end"/></w:r></w:hyperlink></w:p><w:p><w:pPr><w:pStyle w:val="TDC2"/><w:tabs><w:tab w:val="right" w:leader="dot" w:pos="10214"/></w:tabs><w:rPr><w:noProof/><w:lang w:val="es-NI"/></w:rPr></w:pPr><w:hyperlink w:anchor="_Toc240620135" w:history="1"><w:r><w:rPr><w:rStyle w:val="Hipervnculo"/><w:noProof/><w:lang w:val="es-NI"/></w:rPr><w:t>2. ordenes_trabajo</w:t></w:r><w:r><w:rPr><w:noProof/><w:webHidden/><w:lang w:val="es-NI"/></w:rPr><w:tab/></w:r><w:r><w:rPr><w:noProof/><w:webHidden/><w:lang w:val="es-NI"/></w:rPr><w:fldChar w:fldCharType="begin"/></w:r><w:r><w:rPr><w:noProof/><w:webHidden/><w:lang w:val="es-NI"/></w:rPr><w:instrText xml:space="preserve"> PAGEREF _Toc240620135 \h </w:instrText></w:r><w:r><w:rPr><w:noProof/><w:webHidden/><w:lang w:val="es-NI"/></w:rPr></w:r><w:r><w:rPr><w:noProof/><w:webHidden/><w:lang w:val="es-NI"/></w:rPr><w:fldChar w:fldCharType="separate"/></w:r><w:r><w:rPr><w:noProof/><w:webHidden/><w:lang w:val="es-NI"/></w:rPr><w:t>4</w:t></w:r><w:r><w:rPr><w:noProof/><w:webHidden/><w:lang w:val="es-NI"/></w:rPr><w:fldChar w:fldCharType="end"/></w:r></w:hyperlink></w:p><w:p><w:pPr><w:pStyle w:val="TDC2"/><w:tabs><w:tab w:val="right" w:leader="dot" w:pos="10214"/></w:tabs><w:rPr><w:noProof/><w:lang w:val="es-NI"/></w:rPr></w:pPr><w:hyperlink w:anchor="_Toc240620136" w:history="1"><w:r><w:rPr><w:rStyle w:val="Hipervnculo"/><w:noProof/><w:lang w:val="es-NI"/></w:rPr><w:t>3. etapas</w:t></w:r><w:r><w:rPr><w:noProof/><w:webHidden/><w:lang w:val="es-NI"/></w:rPr><w:tab/></w:r><w:r><w:rPr><w:noProof/><w:webHidden/><w:lang w:val="es-NI"/></w:rPr><w:fldChar w:fldCharType="begin"/></w:r><w:r><w:rPr><w:noProof/><w:webHidden/><w:lang w:val="es-NI"/></w:rPr><w:instrText xml:space="preserve"> PAGEREF _Toc240620136 \h </w:instrText></w:r><w:r><w:rPr><w:noProof/><w:webHidden/><w:lang w:val="es-NI"/></w:rPr></w:r><w:r><w:rPr><w:noProof/><w:webHidden/><w:lang w:val="es-NI"/></w:rPr><w:fldChar w:fldCharType="separate"/></w:r><w:r><w:rPr><w:noProof/><w:webHidden/><w:lang w:val="es-NI"/></w:rPr><w:t>5</w:t></w:r><w:r><w:rPr><w:noProof/><w:webHidden/><w:lang w:val="es-NI"/></w:rPr><w:fldChar w:fldCharType="end"/></w:r></w:hyperlink></w:p><w:p><w:pPr><w:pStyle w:val="TDC2"/><w:tabs><w:tab w:val="right" w:leader="dot" w:pos="10214"/></w:tabs><w:rPr><w:noProof/><w:lang w:val="es-NI"/></w:rPr></w:pPr><w:hyperlink w:anchor="_Toc240620137" w:history="1"><w:r><w:rPr><w:rStyle w:val="Hipervnculo"/><w:noProof/><w:lang w:val="es-NI"/></w:rPr><w:t>4. procesos_orden</w:t></w:r><w:r><w:rPr><w:noProof/><w:webHidden/><w:lang w:val="es-NI"/></w:rPr><w:tab/></w:r><w:r><w:rPr><w:noProof/><w:webHidden/><w:lang w:val="es-NI"/></w:rPr><w:fldChar w:fldCharType="begin"/></w:r><w:r><w:rPr><w:noProof/><w:webHidden/><w:lang w:val="es-NI"/></w:rPr><w:instrText xml:space="preserve"> PAGEREF _Toc240620137 \h </w:instrText></w:r><w:r><w:rPr><w:noProof/><w:webHidden/><w:lang w:val="es-NI"/></w:rPr></w:r><w:r><w:rPr><w:noProof/><w:webHidden/><w:lang w:val="es-NI"/></w:rPr><w:fldChar w:fldCharType="separate"/></w:r><w:r><w:rPr><w:noProof/><w:webHidden/><w:lang w:val="es-NI"/></w:rPr><w:t>6</w:t></w:r><w:r><w:rPr><w:noProof/><w:webHidden/><w:lang w:val="es-NI"/></w:rPr><w:fldChar w:fldCharType="end"/></w:r></w:hyperlink></w:p><w:p><w:pPr><w:pStyle w:val="TDC2"/><w:tabs><w:tab w:val="right" w:leader="dot" w:pos="10214"/></w:tabs><w:rPr><w:noProof/><w:lang w:val="es-NI"/></w:rPr></w:pPr><w:hyperlink w:anchor="_Toc240620138" w:history="1"><w:r><w:rPr><w:rStyle w:val="Hipervnculo"/><w:noProof/><w:lang w:val="es-NI"/></w:rPr><w:t>5. categorias_costos</w:t></w:r><w:r><w:rPr><w:noProof/><w:webHidden/><w:lang w:val="es-NI"/></w:rPr><w:tab/></w:r><w:r><w:rPr><w:noProof/><w:webHidden/><w:lang w:val="es-NI"/></w:rPr><w:fldChar w:fldCharType="begin"/></w:r><w:r><w:rPr><w:noProof/><w:webHidden/><w:lang w:val="es-NI"/></w:rPr><w:instrText xml:space="preserve"> PAGEREF _Toc240620138 \h </w:instrText></w:r><w:r><w:rPr><w:noProof/><w:webHidden/><w:lang w:val="es-NI"/></w:rPr></w:r><w:r><w:rPr><w:noProof/><w:webHidden/><w:lang w:val="es-NI"/></w:rPr><w:fldChar w:fldCharType="separate"/></w:r><w:r><w:rPr><w:noProof/><w:webHidden/><w:lang w:val="es-NI"/></w:rPr><w:t>7</w:t></w:r><w:r><w:rPr><w:noProof/><w:webHidden/><w:lang w:val="es-NI"/></w:rPr><w:fldChar w:fldCharType="end"/></w:r></w:hyperlink></w:p><w:p><w:pPr><w:pStyle w:val="TDC2"/><w:tabs><w:tab w:val="right" w:leader="dot" w:pos="10214"/></w:tabs><w:rPr><w:noProof/><w:lang w:val="es-NI"/></w:rPr></w:pPr><w:hyperlink w:anchor="_Toc240620139" w:history="1"><w:r><w:rPr><w:rStyle w:val="Hipervnculo"/><w:noProof/><w:lang w:val="es-NI"/></w:rPr><w:t>6. movimientos_costos</w:t></w:r><w:r><w:rPr><w:noProof/><w:webHidden/><w:lang w:val="es-NI"/></w:rPr><w:tab/></w:r><w:r><w:rPr><w:noProof/><w:webHidden/><w:lang w:val="es-NI"/></w:rPr><w:fldChar w:fldCharType="begin"/></w:r><w:r><w:rPr><w:noProof/><w:webHidden/><w:lang w:val="es-NI"/></w:rPr><w:instrText xml:space="preserve"> PAGEREF _Toc240620139 \h </w:instrText></w:r><w:r><w:rPr><w:noProof/><w:webHidden/><w:lang w:val="es-NI"/></w:rPr></w:r><w:r><w:rPr><w:noProof/><w:webHidden/><w:lang w:val="es-NI"/></w:rPr><w:fldChar w:fldCharType="separate"/></w:r><w:r><w:rPr><w:noProof/><w:webHidden/><w:lang w:val="es-NI"/></w:rPr><w:t>8</w:t></w:r><w:r><w:rPr><w:noProof/><w:webHidden/><w:lang w:val="es-NI"/></w:rPr><w:fldChar w:fldCharType="end"/></w:r></w:hyperlink></w:p><w:p><w:pPr><w:pStyle w:val="TDC2"/><w:tabs><w:tab w:val="right" w:leader="dot" w:pos="10214"/></w:tabs><w:rPr><w:noProof/><w:lang w:val="es-NI"/></w:rPr></w:pPr><w:hyperlink w:anchor="_Toc240620140" w:history="1"><w:r><w:rPr><w:rStyle w:val="Hipervnculo"/><w:noProof/><w:lang w:val="es-NI"/></w:rPr><w:t>7. tipos_empleado</w:t></w:r><w:r><w:rPr><w:noProof/><w:webHidden/><w:lang w:val="es-NI"/></w:rPr><w:tab/></w:r><w:r><w:rPr><w:noProof/><w:webHidden/><w:lang w:val="es-NI"/></w:rPr><w:fldChar w:fldCharType="begin"/></w:r><w:r><w:rPr><w:noProof/><w:webHidden/><w:lang w:val="es-NI"/></w:rPr><w:instrText xml:space="preserve"> PAGEREF _Toc240620140 \h </w:instrText></w:r><w:r><w:rPr><w:noProof/><w:webHidden/><w:lang w:val="es-NI"/></w:rPr></w:r><w:r><w:rPr><w:noProof/><w:webHidden/><w:lang w:val="es-NI"/></w:rPr><w:fldChar w:fldCharType="separate"/></w:r><w:r><w:rPr><w:noProof/><w:webHidden/><w:lang w:val="es-NI"/></w:rPr><w:t>9</w:t></w:r><w:r><w:rPr><w:noProof/><w:webHidden/><w:lang w:val="es-NI"/></w:rPr><w:fldChar w:fldCharType="end"/></w:r></w:hyperlink></w:p><w:p><w:pPr><w:pStyle w:val="TDC2"/><w:tabs><w:tab w:val="right" w:leader="dot" w:pos="10214"/></w:tabs><w:rPr><w:noProof/><w:lang w:val="es-NI"/></w:rPr></w:pPr><w:hyperlink w:anchor="_Toc240620141" w:history="1"><w:r><w:rPr><w:rStyle w:val="Hipervnculo"/><w:noProof/><w:lang w:val="es-NI"/></w:rPr><w:t>8. empleados</w:t></w:r><w:r><w:rPr><w:noProof/><w:webHidden/><w:lang w:val="es-NI"/></w:rPr><w:tab/></w:r><w:r><w:rPr><w:noProof/><w:webHidden/><w:lang w:val="es-NI"/></w:rPr><w:fldChar w:fldCharType="begin"/></w:r><w:r><w:rPr><w:noProof/><w:webHidden/><w:lang w:val="es-NI"/></w:rPr><w:instrText xml:space="preserve"> PAGEREF _Toc240620141 \h </w:instrText></w:r><w:r><w:rPr><w:noProof/><w:webHidden/><w:lang w:val="es-NI"/></w:rPr></w:r><w:r><w:rPr><w:noProof/><w:webHidden/><w:lang w:val="es-NI"/></w:rPr><w:fldChar w:fldCharType="separate"/></w:r><w:r><w:rPr><w:noProof/><w:webHidden/><w:lang w:val="es-NI"/></w:rPr><w:t>10</w:t></w:r><w:r><w:rPr><w:noProof/><w:webHidden/><w:lang w:val="es-NI"/></w:rPr><w:fldChar w:fldCharType="end"/></w:r></w:hyperlink></w:p><w:p><w:pPr><w:pStyle w:val="TDC2"/><w:tabs><w:tab w:val="right" w:leader="dot" w:pos="10214"/></w:tabs><w:rPr><w:noProof/><w:lang w:val="es-NI"/></w:rPr></w:pPr><w:hyperlink w:anchor="_Toc240620142" w:history="1"><w:r><w:rPr><w:rStyle w:val="Hipervnculo"/><w:noProof/><w:lang w:val="es-NI"/></w:rPr><w:t>9. tipos_pago_empleado</w:t></w:r><w:r><w:rPr><w:noProof/><w:webHidden/><w:lang w:val="es-NI"/></w:rPr><w:tab/></w:r><w:r><w:rPr><w:noProof/><w:webHidden/><w:lang w:val="es-NI"/></w:rPr><w:fldChar w:fldCharType="begin"/></w:r><w:r><w:rPr><w:noProof/><w:webHidden/><w:lang w:val="es-NI"/></w:rPr><w:instrText xml:space="preserve"> PAGEREF _Toc240620142 \h </w:instrText></w:r><w:r><w:rPr><w:noProof/><w:webHidden/><w:lang w:val="es-NI"/></w:rPr></w:r><w:r><w:rPr><w:noProof/><w:webHidden/><w:lang w:val="es-NI"/></w:rPr><w:fldChar w:fldCharType="separate"/></w:r><w:r><w:rPr><w:noProof/><w:webHidden/><w:lang w:val="es-NI"/></w:rPr><w:t>11</w:t></w:r><w:r><w:rPr><w:noProof/><w:webHidden/><w:lang w:val="es-NI"/></w:rPr><w:fldChar w:fldCharType="end"/></w:r></w:hyperlink></w:p><w:p><w:pPr><w:pStyle w:val="TDC2"/><w:tabs><w:tab w:val="right" w:leader="dot" w:pos="10214"/></w:tabs><w:rPr><w:noProof/><w:lang w:val="es-NI"/></w:rPr></w:pPr><w:hyperlink w:anchor="_Toc240620143" w:history="1"><w:r><w:rPr><w:rStyle w:val="Hipervnculo"/><w:noProof/><w:lang w:val="es-NI"/></w:rPr><w:t>10. empleados_pagos</w:t></w:r><w:r><w:rPr><w:noProof/><w:webHidden/><w:lang w:val="es-NI"/></w:rPr><w:tab/></w:r><w:r><w:rPr><w:noProof/><w:webHidden/><w:lang w:val="es-NI"/></w:rPr><w:fldChar w:fldCharType="begin"/></w:r><w:r><w:rPr><w:noProof/><w:webHidden/><w:lang w:val="es-NI"/></w:rPr><w:instrText xml:space="preserve"> PAGEREF _Toc240620143 \h </w:instrText></w:r><w:r><w:rPr><w:noProof/><w:webHidden/><w:lang w:val="es-NI"/></w:rPr></w:r><w:r><w:rPr><w:noProof/><w:webHidden/><w:lang w:val="es-NI"/></w:rPr><w:fldChar w:fldCharType="separate"/></w:r><w:r><w:rPr><w:noProof/><w:webHidden/><w:lang w:val="es-NI"/></w:rPr><w:t>12</w:t></w:r><w:r><w:rPr><w:noProof/><w:webHidden/><w:lang w:val="es-NI"/></w:rPr><w:fldChar w:fldCharType="end"/></w:r></w:hyperlink></w:p><w:p><w:pPr><w:pStyle w:val="TDC2"/><w:tabs><w:tab w:val="right" w:leader="dot" w:pos="10214"/></w:tabs><w:rPr><w:noProof/><w:lang w:val="es-NI"/></w:rPr></w:pPr><w:hyperlink w:anchor="_Toc240620144" w:history="1"><w:r><w:rPr><w:rStyle w:val="Hipervnculo"/><w:noProof/><w:lang w:val="es-NI"/></w:rPr><w:t>11. trabajos_empleados</w:t></w:r><w:r><w:rPr><w:noProof/><w:webHidden/><w:lang w:val="es-NI"/></w:rPr><w:tab/></w:r><w:r><w:rPr><w:noProof/><w:webHidden/><w:lang w:val="es-NI"/></w:rPr><w:fldChar w:fldCharType="begin"/></w:r><w:r><w:rPr><w:noProof/><w:webHidden/><w:lang w:val="es-NI"/></w:rPr><w:instrText xml:space="preserve"> PAGEREF _Toc240620144 \h </w:instrText></w:r><w:r><w:rPr><w:noProof/><w:webHidden/><w:lang w:val="es-NI"/></w:rPr></w:r><w:r><w:rPr><w:noProof/><w:webHidden/><w:lang w:val="es-NI"/></w:rPr><w:fldChar w:fldCharType="separate"/></w:r><w:r><w:rPr><w:noProof/><w:webHidden/><w:lang w:val="es-NI"/></w:rPr><w:t>13</w:t></w:r><w:r><w:rPr><w:noProof/><w:webHidden/><w:lang w:val="es-NI"/></w:rPr><w:fldChar w:fldCharType="end"/></w:r></w:hyperlink></w:p><w:p><w:pPr><w:pStyle w:val="TDC2"/><w:tabs><w:tab w:val="right" w:leader="dot" w:pos="10214"/></w:tabs><w:rPr><w:noProof/><w:lang w:val="es-NI"/></w:rPr></w:pPr><w:hyperlink w:anchor="_Toc240620145" w:history="1"><w:r><w:rPr><w:rStyle w:val="Hipervnculo"/><w:noProof/><w:lang w:val="es-NI"/></w:rPr><w:t>12. tipos_produccion</w:t></w:r><w:r><w:rPr><w:noProof/><w:webHidden/><w:lang w:val="es-NI"/></w:rPr><w:tab/></w:r><w:r><w:rPr><w:noProof/><w:webHidden/><w:lang w:val="es-NI"/></w:rPr><w:fldChar w:fldCharType="begin"/></w:r><w:r><w:rPr><w:noProof/><w:webHidden/><w:lang w:val="es-NI"/></w:rPr><w:instrText xml:space="preserve"> PAGEREF _Toc240620145 \h </w:instrText></w:r><w:r><w:rPr><w:noProof/><w:webHidden/><w:lang w:val="es-NI"/></w:rPr></w:r><w:r><w:rPr><w:noProof/><w:webHidden/><w:lang w:val="es-NI"/></w:rPr><w:fldChar w:fldCharType="separate"/></w:r><w:r><w:rPr><w:noProof/><w:webHidden/><w:lang w:val="es-NI"/></w:rPr><w:t>14</w:t></w:r><w:r><w:rPr><w:noProof/><w:webHidden/><w:lang w:val="es-NI"/></w:rPr><w:fldChar w:fldCharType="end"/></w:r></w:hyperlink></w:p><w:p><w:pPr><w:pStyle w:val="TDC2"/><w:tabs><w:tab w:val="right" w:leader="dot" w:pos="10214"/></w:tabs><w:rPr><w:noProof/><w:lang w:val="es-NI"/></w:rPr></w:pPr><w:hyperlink w:anchor="_Toc240620146" w:history="1"><w:r><w:rPr><w:rStyle w:val="Hipervnculo"/><w:noProof/><w:lang w:val="es-NI"/></w:rPr><w:t>13. producciones</w:t></w:r><w:r><w:rPr><w:noProof/><w:webHidden/><w:lang w:val="es-NI"/></w:rPr><w:tab/></w:r><w:r><w:rPr><w:noProof/><w:webHidden/><w:lang w:val="es-NI"/></w:rPr><w:fldChar w:fldCharType="begin"/></w:r><w:r><w:rPr><w:noProof/><w:webHidden/><w:lang w:val="es-NI"/></w:rPr><w:instrText xml:space="preserve"> PAGEREF _Toc240620146 \h </w:instrText></w:r><w:r><w:rPr><w:noProof/><w:webHidden/><w:lang w:val="es-NI"/></w:rPr></w:r><w:r><w:rPr><w:noProof/><w:webHidden/><w:lang w:val="es-NI"/></w:rPr><w:fldChar w:fldCharType="separate"/></w:r><w:r><w:rPr><w:noProof/><w:webHidden/><w:lang w:val="es-NI"/></w:rPr><w:t>15</w:t></w:r><w:r><w:rPr><w:noProof/><w:webHidden/><w:lang w:val="es-NI"/></w:rPr><w:fldChar w:fldCharType="end"/></w:r></w:hyperlink></w:p><w:p><w:pPr><w:pStyle w:val="TDC2"/><w:tabs><w:tab w:val="right" w:leader="dot" w:pos="10214"/></w:tabs><w:rPr><w:noProof/><w:lang w:val="es-NI"/></w:rPr></w:pPr><w:hyperlink w:anchor="_Toc240620147" w:history="1"><w:r><w:rPr><w:rStyle w:val="Hipervnculo"/><w:noProof/><w:lang w:val="es-NI"/></w:rPr><w:t>14. recuperaciones</w:t></w:r><w:r><w:rPr><w:noProof/><w:webHidden/><w:lang w:val="es-NI"/></w:rPr><w:tab/></w:r><w:r><w:rPr><w:noProof/><w:webHidden/><w:lang w:val="es-NI"/></w:rPr><w:fldChar w:fldCharType="begin"/></w:r><w:r><w:rPr><w:noProof/><w:webHidden/><w:lang w:val="es-NI"/></w:rPr><w:instrText xml:space="preserve"> PAGEREF _Toc240620147 \h </w:instrText></w:r><w:r><w:rPr><w:noProof/><w:webHidden/><w:lang w:val="es-NI"/></w:rPr></w:r><w:r><w:rPr><w:noProof/><w:webHidden/><w:lang w:val="es-NI"/></w:rPr><w:fldChar w:fldCharType="separate"/></w:r><w:r><w:rPr><w:noProof/><w:webHidden/><w:lang w:val="es-NI"/></w:rPr><w:t>16</w:t></w:r><w:r><w:rPr><w:noProof/><w:webHidden/><w:lang w:val="es-NI"/></w:rPr><w:fldChar w:fldCharType="end"/></w:r></w:hyperlink></w:p><w:p><w:pPr><w:pStyle w:val="TDC2"/><w:tabs><w:tab w:val="right" w:leader="dot" w:pos="10214"/></w:tabs><w:rPr><w:noProof/><w:lang w:val="es-NI"/></w:rPr></w:pPr><w:hyperlink w:anchor="_Toc240620148" w:history="1"><w:r><w:rPr><w:rStyle w:val="Hipervnculo"/><w:noProof/><w:lang w:val="es-NI"/></w:rPr><w:t>15. precios_oro</w:t></w:r><w:r><w:rPr><w:noProof/><w:webHidden/><w:lang w:val="es-NI"/></w:rPr><w:tab/></w:r><w:r><w:rPr><w:noProof/><w:webHidden/><w:lang w:val="es-NI"/></w:rPr><w:fldChar w:fldCharType="begin"/></w:r><w:r><w:rPr><w:noProof/><w:webHidden/><w:lang w:val="es-NI"/></w:rPr><w:instrText xml:space="preserve"> PAGEREF _Toc240620148 \h </w:instrText></w:r><w:r><w:rPr><w:noProof/><w:webHidden/><w:lang w:val="es-NI"/></w:rPr></w:r><w:r><w:rPr><w:noProof/><w:webHidden/><w:lang w:val="es-NI"/></w:rPr><w:fldChar w:fldCharType="separate"/></w:r><w:r><w:rPr><w:noProof/><w:webHidden/><w:lang w:val="es-NI"/></w:rPr><w:t>17</w:t></w:r><w:r><w:rPr><w:noProof/><w:webHidden/><w:lang w:val="es-NI"/></w:rPr><w:fldChar w:fldCharType="end"/></w:r></w:hyperlink></w:p><w:p><w:pPr><w:pStyle w:val="TDC2"/><w:tabs><w:tab w:val="right" w:leader="dot" w:pos="10214"/></w:tabs><w:rPr><w:noProof/><w:lang w:val="es-NI"/></w:rPr></w:pPr><w:hyperlink w:anchor="_Toc240620149" w:history="1"><w:r><w:rPr><w:rStyle w:val="Hipervnculo"/><w:noProof/><w:lang w:val="es-NI"/></w:rPr><w:t>16. valoraciones_oro</w:t></w:r><w:r><w:rPr><w:noProof/><w:webHidden/><w:lang w:val="es-NI"/></w:rPr><w:tab/></w:r><w:r><w:rPr><w:noProof/><w:webHidden/><w:lang w:val="es-NI"/></w:rPr><w:fldChar w:fldCharType="begin"/></w:r><w:r><w:rPr><w:noProof/><w:webHidden/><w:lang w:val="es-NI"/></w:rPr><w:instrText xml:space="preserve"> PAGEREF _Toc240620149 \h </w:instrText></w:r><w:r><w:rPr><w:noProof/><w:webHidden/><w:lang w:val="es-NI"/></w:rPr></w:r><w:r><w:rPr><w:noProof/><w:webHidden/><w:lang w:val="es-NI"/></w:rPr><w:fldChar w:fldCharType="separate"/></w:r><w:r><w:rPr><w:noProof/><w:webHidden/><w:lang w:val="es-NI"/></w:rPr><w:t>18</w:t></w:r><w:r><w:rPr><w:noProof/><w:webHidden/><w:lang w:val="es-NI"/></w:rPr><w:fldChar w:fldCharType="end"/></w:r></w:hyperlink></w:p><w:p><w:pPr><w:pStyle w:val="TDC2"/><w:tabs><w:tab w:val="right" w:leader="dot" w:pos="10214"/></w:tabs><w:rPr><w:noProof/><w:lang w:val="es-NI"/></w:rPr></w:pPr><w:hyperlink w:anchor="_Toc240620150" w:history="1"><w:r><w:rPr><w:rStyle w:val="Hipervnculo"/><w:noProof/><w:lang w:val="es-NI"/></w:rPr><w:t>17. productos</w:t></w:r><w:r><w:rPr><w:noProof/><w:webHidden/><w:lang w:val="es-NI"/></w:rPr><w:tab/></w:r><w:r><w:rPr><w:noProof/><w:webHidden/><w:lang w:val="es-NI"/></w:rPr><w:fldChar w:fldCharType="begin"/></w:r><w:r><w:rPr><w:noProof/><w:webHidden/><w:lang w:val="es-NI"/></w:rPr><w:instrText xml:space="preserve"> PAGEREF _Toc240620150 \h </w:instrText></w:r><w:r><w:rPr><w:noProof/><w:webHidden/><w:lang w:val="es-NI"/></w:rPr></w:r><w:r><w:rPr><w:noProof/><w:webHidden/><w:lang w:val="es-NI"/></w:rPr><w:fldChar w:fldCharType="separate"/></w:r><w:r><w:rPr><w:noProof/><w:webHidden/><w:lang w:val="es-NI"/></w:rPr><w:t>19</w:t></w:r><w:r><w:rPr><w:noProof/><w:webHidden/><w:lang w:val="es-NI"/></w:rPr><w:fldChar w:fldCharType="end"/></w:r></w:hyperlink></w:p><w:p><w:pPr><w:pStyle w:val="TDC2"/><w:tabs><w:tab w:val="right" w:leader="dot" w:pos="10214"/></w:tabs><w:rPr><w:noProof/><w:lang w:val="es-NI"/></w:rPr></w:pPr><w:hyperlink w:anchor="_Toc240620151" w:history="1"><w:r><w:rPr><w:rStyle w:val="Hipervnculo"/><w:noProof/><w:lang w:val="es-NI"/></w:rPr><w:t>18. inventario_productos</w:t></w:r><w:r><w:rPr><w:noProof/><w:webHidden/><w:lang w:val="es-NI"/></w:rPr><w:tab/></w:r><w:r><w:rPr><w:noProof/><w:webHidden/><w:lang w:val="es-NI"/></w:rPr><w:fldChar w:fldCharType="begin"/></w:r><w:r><w:rPr><w:noProof/><w:webHidden/><w:lang w:val="es-NI"/></w:rPr><w:instrText xml:space="preserve"> PAGEREF _Toc240620151 \h </w:instrText></w:r><w:r><w:rPr><w:noProof/><w:webHidden/><w:lang w:val="es-NI"/></w:rPr></w:r><w:r><w:rPr><w:noProof/><w:webHidden/><w:lang w:val="es-NI"/></w:rPr><w:fldChar w:fldCharType="separate"/></w:r><w:r><w:rPr><w:noProof/><w:webHidden/><w:lang w:val="es-NI"/></w:rPr><w:t>20</w:t></w:r><w:r><w:rPr><w:noProof/><w:webHidden/><w:lang w:val="es-NI"/></w:rPr><w:fldChar w:fldCharType="end"/></w:r></w:hyperlink></w:p><w:p><w:pPr><w:pStyle w:val="TDC2"/><w:tabs><w:tab w:val="right" w:leader="dot" w:pos="10214"/></w:tabs><w:rPr><w:noProof/><w:lang w:val="es-NI"/></w:rPr></w:pPr><w:hyperlink w:anchor="_Toc240620152" w:history="1"><w:r><w:rPr><w:rStyle w:val="Hipervnculo"/><w:noProof/><w:lang w:val="es-NI"/></w:rPr><w:t>19. movimientos_inventario</w:t></w:r><w:r><w:rPr><w:noProof/><w:webHidden/><w:lang w:val="es-NI"/></w:rPr><w:tab/></w:r><w:r><w:rPr><w:noProof/><w:webHidden/><w:lang w:val="es-NI"/></w:rPr><w:fldChar w:fldCharType="begin"/></w:r><w:r><w:rPr><w:noProof/><w:webHidden/><w:lang w:val="es-NI"/></w:rPr><w:instrText xml:space="preserve"> PAGEREF _Toc240620152 \h </w:instrText></w:r><w:r><w:rPr><w:noProof/><w:webHidden/><w:lang w:val="es-NI"/></w:rPr></w:r><w:r><w:rPr><w:noProof/><w:webHidden/><w:lang w:val="es-NI"/></w:rPr><w:fldChar w:fldCharType="separate"/></w:r><w:r><w:rPr><w:noProof/><w:webHidden/><w:lang w:val="es-NI"/></w:rPr><w:t>21</w:t></w:r><w:r><w:rPr><w:noProof/><w:webHidden/><w:lang w:val="es-NI"/></w:rPr><w:fldChar w:fldCharType="end"/></w:r></w:hyperlink></w:p><w:p><w:pPr><w:pStyle w:val="TDC2"/><w:tabs><w:tab w:val="right" w:leader="dot" w:pos="10214"/></w:tabs><w:rPr><w:noProof/><w:lang w:val="es-NI"/></w:rPr></w:pPr><w:hyperlink w:anchor="_Toc240620153" w:history="1"><w:r><w:rPr><w:rStyle w:val="Hipervnculo"/><w:noProof/><w:lang w:val="es-NI"/></w:rPr><w:t>20. proveedores</w:t></w:r><w:r><w:rPr><w:noProof/><w:webHidden/><w:lang w:val="es-NI"/></w:rPr><w:tab/></w:r><w:r><w:rPr><w:noProof/><w:webHidden/><w:lang w:val="es-NI"/></w:rPr><w:fldChar w:fldCharType="begin"/></w:r><w:r><w:rPr><w:noProof/><w:webHidden/><w:lang w:val="es-NI"/></w:rPr><w:instrText xml:space="preserve"> PAGEREF _Toc240620153 \h </w:instrText></w:r><w:r><w:rPr><w:noProof/><w:webHidden/><w:lang w:val="es-NI"/></w:rPr></w:r><w:r><w:rPr><w:noProof/><w:webHidden/><w:lang w:val="es-NI"/></w:rPr><w:fldChar w:fldCharType="separate"/></w:r><w:r><w:rPr><w:noProof/><w:webHidden/><w:lang w:val="es-NI"/></w:rPr><w:t>22</w:t></w:r><w:r><w:rPr><w:noProof/><w:webHidden/><w:lang w:val="es-NI"/></w:rPr><w:fldChar w:fldCharType="end"/></w:r></w:hyperlink></w:p><w:p><w:pPr><w:pStyle w:val="TDC2"/><w:tabs><w:tab w:val="right" w:leader="dot" w:pos="10214"/></w:tabs><w:rPr><w:noProof/><w:lang w:val="es-NI"/></w:rPr></w:pPr><w:hyperlink w:anchor="_Toc240620154" w:history="1"><w:r><w:rPr><w:rStyle w:val="Hipervnculo"/><w:noProof/><w:lang w:val="es-NI"/></w:rPr><w:t>21. compras</w:t></w:r><w:r><w:rPr><w:noProof/><w:webHidden/><w:lang w:val="es-NI"/></w:rPr><w:tab/></w:r><w:r><w:rPr><w:noProof/><w:webHidden/><w:lang w:val="es-NI"/></w:rPr><w:fldChar w:fldCharType="begin"/></w:r><w:r><w:rPr><w:noProof/><w:webHidden/><w:lang w:val="es-NI"/></w:rPr><w:instrText xml:space="preserve"> PAGEREF _Toc240620154 \h </w:instrText></w:r><w:r><w:rPr><w:noProof/><w:webHidden/><w:lang w:val="es-NI"/></w:rPr></w:r><w:r><w:rPr><w:noProof/><w:webHidden/><w:lang w:val="es-NI"/></w:rPr><w:fldChar w:fldCharType="separate"/></w:r><w:r><w:rPr><w:noProof/><w:webHidden/><w:lang w:val="es-NI"/></w:rPr><w:t>23</w:t></w:r><w:r><w:rPr><w:noProof/><w:webHidden/><w:lang w:val="es-NI"/></w:rPr><w:fldChar w:fldCharType="end"/></w:r></w:hyperlink></w:p><w:p><w:pPr><w:pStyle w:val="TDC2"/><w:tabs><w:tab w:val="right" w:leader="dot" w:pos="10214"/></w:tabs><w:rPr><w:noProof/><w:lang w:val="es-NI"/></w:rPr></w:pPr><w:hyperlink w:anchor="_Toc240620155" w:history="1"><w:r><w:rPr><w:rStyle w:val="Hipervnculo"/><w:noProof/><w:lang w:val="es-NI"/></w:rPr><w:t>22. detalle_compras</w:t></w:r><w:r><w:rPr><w:noProof/><w:webHidden/><w:lang w:val="es-NI"/></w:rPr><w:tab/></w:r><w:r><w:rPr><w:noProof/><w:webHidden/><w:lang w:val="es-NI"/></w:rPr><w:fldChar w:fldCharType="begin"/></w:r><w:r><w:rPr><w:noProof/><w:webHidden/><w:lang w:val="es-NI"/></w:rPr><w:instrText xml:space="preserve"> PAGEREF _Toc240620155 \h </w:instrText></w:r><w:r><w:rPr><w:noProof/><w:webHidden/><w:lang w:val="es-NI"/></w:rPr></w:r><w:r><w:rPr><w:noProof/><w:webHidden/><w:lang w:val="es-NI"/></w:rPr><w:fldChar w:fldCharType="separate"/></w:r><w:r><w:rPr><w:noProof/><w:webHidden/><w:lang w:val="es-NI"/></w:rPr><w:t>24</w:t></w:r><w:r><w:rPr><w:noProof/><w:webHidden/><w:lang w:val="es-NI"/></w:rPr><w:fldChar w:fldCharType="end"/></w:r></w:hyperlink></w:p><w:p><w:pPr><w:pStyle w:val="TDC2"/><w:tabs><w:tab w:val="right" w:leader="dot" w:pos="10214"/></w:tabs><w:rPr><w:noProof/><w:lang w:val="es-NI"/></w:rPr></w:pPr><w:hyperlink w:anchor="_Toc240620156" w:history="1"><w:r><w:rPr><w:rStyle w:val="Hipervnculo"/><w:noProof/><w:lang w:val="es-NI"/></w:rPr><w:t>23. tipos_participacion</w:t></w:r><w:r><w:rPr><w:noProof/><w:webHidden/><w:lang w:val="es-NI"/></w:rPr><w:tab/></w:r><w:r><w:rPr><w:noProof/><w:webHidden/><w:lang w:val="es-NI"/></w:rPr><w:fldChar w:fldCharType="begin"/></w:r><w:r><w:rPr><w:noProof/><w:webHidden/><w:lang w:val="es-NI"/></w:rPr><w:instrText xml:space="preserve"> PAGEREF _Toc240620156 \h </w:instrText></w:r><w:r><w:rPr><w:noProof/><w:webHidden/><w:lang w:val="es-NI"/></w:rPr></w:r><w:r><w:rPr><w:noProof/><w:webHidden/><w:lang w:val="es-NI"/></w:rPr><w:fldChar w:fldCharType="separate"/></w:r><w:r><w:rPr><w:noProof/><w:webHidden/><w:lang w:val="es-NI"/></w:rPr><w:t>25</w:t></w:r><w:r><w:rPr><w:noProof/><w:webHidden/><w:lang w:val="es-NI"/></w:rPr><w:fldChar w:fldCharType="end"/></w:r></w:hyperlink></w:p><w:p><w:pPr><w:pStyle w:val="TDC2"/><w:tabs><w:tab w:val="right" w:leader="dot" w:pos="10214"/></w:tabs><w:rPr><w:noProof/><w:lang w:val="es-NI"/></w:rPr></w:pPr><w:hyperlink w:anchor="_Toc240620157" w:history="1"><w:r><w:rPr><w:rStyle w:val="Hipervnculo"/><w:noProof/><w:lang w:val="es-NI"/></w:rPr><w:t>24. acuerdos_orden</w:t></w:r><w:r><w:rPr><w:noProof/><w:webHidden/><w:lang w:val="es-NI"/></w:rPr><w:tab/></w:r><w:r><w:rPr><w:noProof/><w:webHidden/><w:lang w:val="es-NI"/></w:rPr><w:fldChar w:fldCharType="begin"/></w:r><w:r><w:rPr><w:noProof/><w:webHidden/><w:lang w:val="es-NI"/></w:rPr><w:instrText xml:space="preserve"> PAGEREF _Toc240620157 \h </w:instrText></w:r><w:r><w:rPr><w:noProof/><w:webHidden/><w:lang w:val="es-NI"/></w:rPr></w:r><w:r><w:rPr><w:noProof/><w:webHidden/><w:lang w:val="es-NI"/></w:rPr><w:fldChar w:fldCharType="separate"/></w:r><w:r><w:rPr><w:noProof/><w:webHidden/><w:lang w:val="es-NI"/></w:rPr><w:t>26</w:t></w:r><w:r><w:rPr><w:noProof/><w:webHidden/><w:lang w:val="es-NI"/></w:rPr><w:fldChar w:fldCharType="end"/></w:r></w:hyperlink></w:p><w:p><w:pPr><w:pStyle w:val="TDC2"/><w:tabs><w:tab w:val="right" w:leader="dot" w:pos="10214"/></w:tabs><w:rPr><w:noProof/><w:lang w:val="es-NI"/></w:rPr></w:pPr><w:hyperlink w:anchor="_Toc240620158" w:history="1"><w:r><w:rPr><w:rStyle w:val="Hipervnculo"/><w:noProof/><w:lang w:val="es-NI"/></w:rPr><w:t>25. liquidaciones</w:t></w:r><w:r><w:rPr><w:noProof/><w:webHidden/><w:lang w:val="es-NI"/></w:rPr><w:tab/></w:r><w:r><w:rPr><w:noProof/><w:webHidden/><w:lang w:val="es-NI"/></w:rPr><w:fldChar w:fldCharType="begin"/></w:r><w:r><w:rPr><w:noProof/><w:webHidden/><w:lang w:val="es-NI"/></w:rPr><w:instrText xml:space="preserve"> PAGEREF _Toc240620158 \h </w:instrText></w:r><w:r><w:rPr><w:noProof/><w:webHidden/><w:lang w:val="es-NI"/></w:rPr></w:r><w:r><w:rPr><w:noProof/><w:webHidden/><w:lang w:val="es-NI"/></w:rPr><w:fldChar w:fldCharType="separate"/></w:r><w:r><w:rPr><w:noProof/><w:webHidden/><w:lang w:val="es-NI"/></w:rPr><w:t>27</w:t></w:r><w:r><w:rPr><w:noProof/><w:webHidden/><w:lang w:val="es-NI"/></w:rPr><w:fldChar w:fldCharType="end"/></w:r></w:hyperlink></w:p><w:p><w:pPr><w:pStyle w:val="TDC2"/><w:tabs><w:tab w:val="right" w:leader="dot" w:pos="10214"/></w:tabs><w:rPr><w:noProof/><w:lang w:val="es-NI"/></w:rPr></w:pPr><w:hyperlink w:anchor="_Toc240620159" w:history="1"><w:r><w:rPr><w:rStyle w:val="Hipervnculo"/><w:noProof/><w:lang w:val="es-NI"/></w:rPr><w:t>26. tipos_ingreso</w:t></w:r><w:r><w:rPr><w:noProof/><w:webHidden/><w:lang w:val="es-NI"/></w:rPr><w:tab/></w:r><w:r><w:rPr><w:noProof/><w:webHidden/><w:lang w:val="es-NI"/></w:rPr><w:fldChar w:fldCharType="begin"/></w:r><w:r><w:rPr><w:noProof/><w:webHidden/><w:lang w:val="es-NI"/></w:rPr><w:instrText xml:space="preserve"> PAGEREF _Toc240620159 \h </w:instrText></w:r><w:r><w:rPr><w:noProof/><w:webHidden/><w:lang w:val="es-NI"/></w:rPr></w:r><w:r><w:rPr><w:noProof/><w:webHidden/><w:lang w:val="es-NI"/></w:rPr><w:fldChar w:fldCharType="separate"/></w:r><w:r><w:rPr><w:noProof/><w:webHidden/><w:lang w:val="es-NI"/></w:rPr><w:t>28</w:t></w:r><w:r><w:rPr><w:noProof/><w:webHidden/><w:lang w:val="es-NI"/></w:rPr><w:fldChar w:fldCharType="end"/></w:r></w:hyperlink></w:p><w:p><w:pPr><w:pStyle w:val="TDC2"/><w:tabs><w:tab w:val="right" w:leader="dot" w:pos="10214"/></w:tabs><w:rPr><w:noProof/><w:lang w:val="es-NI"/></w:rPr></w:pPr><w:hyperlink w:anchor="_Toc240620160" w:history="1"><w:r><w:rPr><w:rStyle w:val="Hipervnculo"/><w:noProof/><w:lang w:val="es-NI"/></w:rPr><w:t>27. ingresos</w:t></w:r><w:r><w:rPr><w:noProof/><w:webHidden/><w:lang w:val="es-NI"/></w:rPr><w:tab/></w:r><w:r><w:rPr><w:noProof/><w:webHidden/><w:lang w:val="es-NI"/></w:rPr><w:fldChar w:fldCharType="begin"/></w:r><w:r><w:rPr><w:noProof/><w:webHidden/><w:lang w:val="es-NI"/></w:rPr><w:instrText xml:space="preserve"> PAGEREF _Toc240620160 \h </w:instrText></w:r><w:r><w:rPr><w:noProof/><w:webHidden/><w:lang w:val="es-NI"/></w:rPr></w:r><w:r><w:rPr><w:noProof/><w:webHidden/><w:lang w:val="es-NI"/></w:rPr><w:fldChar w:fldCharType="separate"/></w:r><w:r><w:rPr><w:noProof/><w:webHidden/><w:lang w:val="es-NI"/></w:rPr><w:t>29</w:t></w:r><w:r><w:rPr><w:noProof/><w:webHidden/><w:lang w:val="es-NI"/></w:rPr><w:fldChar w:fldCharType="end"/></w:r></w:hyperlink></w:p><w:p><w:pPr><w:pStyle w:val="TDC2"/><w:tabs><w:tab w:val="right" w:leader="dot" w:pos="10214"/></w:tabs><w:rPr><w:noProof/><w:lang w:val="es-NI"/></w:rPr></w:pPr><w:hyperlink w:anchor="_Toc240620161" w:history="1"><w:r><w:rPr><w:rStyle w:val="Hipervnculo"/><w:noProof/><w:lang w:val="es-NI"/></w:rPr><w:t>28. cajas</w:t></w:r><w:r><w:rPr><w:noProof/><w:webHidden/><w:lang w:val="es-NI"/></w:rPr><w:tab/></w:r><w:r><w:rPr><w:noProof/><w:webHidden/><w:lang w:val="es-NI"/></w:rPr><w:fldChar w:fldCharType="begin"/></w:r><w:r><w:rPr><w:noProof/><w:webHidden/><w:lang w:val="es-NI"/></w:rPr><w:instrText xml:space="preserve"> PAGEREF _Toc240620161 \h </w:instrText></w:r><w:r><w:rPr><w:noProof/><w:webHidden/><w:lang w:val="es-NI"/></w:rPr></w:r><w:r><w:rPr><w:noProof/><w:webHidden/><w:lang w:val="es-NI"/></w:rPr><w:fldChar w:fldCharType="separate"/></w:r><w:r><w:rPr><w:noProof/><w:webHidden/><w:lang w:val="es-NI"/></w:rPr><w:t>30</w:t></w:r><w:r><w:rPr><w:noProof/><w:webHidden/><w:lang w:val="es-NI"/></w:rPr><w:fldChar w:fldCharType="end"/></w:r></w:hyperlink></w:p><w:p><w:pPr><w:pStyle w:val="TDC2"/><w:tabs><w:tab w:val="right" w:leader="dot" w:pos="10214"/></w:tabs><w:rPr><w:noProof/><w:lang w:val="es-NI"/></w:rPr></w:pPr><w:hyperlink w:anchor="_Toc240620162" w:history="1"><w:r><w:rPr><w:rStyle w:val="Hipervnculo"/><w:noProof/><w:lang w:val="es-NI"/></w:rPr><w:t>29. metodos_pago</w:t></w:r><w:r><w:rPr><w:noProof/><w:webHidden/><w:lang w:val="es-NI"/></w:rPr><w:tab/></w:r><w:r><w:rPr><w:noProof/><w:webHidden/><w:lang w:val="es-NI"/></w:rPr><w:fldChar w:fldCharType="begin"/></w:r><w:r><w:rPr><w:noProof/><w:webHidden/><w:lang w:val="es-NI"/></w:rPr><w:instrText xml:space="preserve"> PAGEREF _Toc240620162 \h </w:instrText></w:r><w:r><w:rPr><w:noProof/><w:webHidden/><w:lang w:val="es-NI"/></w:rPr></w:r><w:r><w:rPr><w:noProof/><w:webHidden/><w:lang w:val="es-NI"/></w:rPr><w:fldChar w:fldCharType="separate"/></w:r><w:r><w:rPr><w:noProof/><w:webHidden/><w:lang w:val="es-NI"/></w:rPr><w:t>31</w:t></w:r><w:r><w:rPr><w:noProof/><w:webHidden/><w:lang w:val="es-NI"/></w:rPr><w:fldChar w:fldCharType="end"/></w:r></w:hyperlink></w:p><w:p><w:pPr><w:pStyle w:val="TDC2"/><w:tabs><w:tab w:val="right" w:leader="dot" w:pos="10214"/></w:tabs><w:rPr><w:noProof/><w:lang w:val="es-NI"/></w:rPr></w:pPr><w:hyperlink w:anchor="_Toc240620163" w:history="1"><w:r><w:rPr><w:rStyle w:val="Hipervnculo"/><w:noProof/><w:lang w:val="es-NI"/></w:rPr><w:t>30. cobros</w:t></w:r><w:r><w:rPr><w:noProof/><w:webHidden/><w:lang w:val="es-NI"/></w:rPr><w:tab/></w:r><w:r><w:rPr><w:noProof/><w:webHidden/><w:lang w:val="es-NI"/></w:rPr><w:fldChar w:fldCharType="begin"/></w:r><w:r><w:rPr><w:noProof/><w:webHidden/><w:lang w:val="es-NI"/></w:rPr><w:instrText xml:space="preserve"> PAGEREF _Toc240620163 \h </w:instrText></w:r><w:r><w:rPr><w:noProof/><w:webHidden/><w:lang w:val="es-NI"/></w:rPr></w:r><w:r><w:rPr><w:noProof/><w:webHidden/><w:lang w:val="es-NI"/></w:rPr><w:fldChar w:fldCharType="separate"/></w:r><w:r><w:rPr><w:noProof/><w:webHidden/><w:lang w:val="es-NI"/></w:rPr><w:t>32</w:t></w:r><w:r><w:rPr><w:noProof/><w:webHidden/><w:lang w:val="es-NI"/></w:rPr><w:fldChar w:fldCharType="end"/></w:r></w:hyperlink></w:p><w:p><w:pPr><w:pStyle w:val="TDC2"/><w:tabs><w:tab w:val="right" w:leader="dot" w:pos="10214"/></w:tabs><w:rPr><w:noProof/><w:lang w:val="es-NI"/></w:rPr></w:pPr><w:hyperlink w:anchor="_Toc240620164" w:history="1"><w:r><w:rPr><w:rStyle w:val="Hipervnculo"/><w:noProof/><w:lang w:val="es-NI"/></w:rPr><w:t>31. detalle_cobros</w:t></w:r><w:r><w:rPr><w:noProof/><w:webHidden/><w:lang w:val="es-NI"/></w:rPr><w:tab/></w:r><w:r><w:rPr><w:noProof/><w:webHidden/><w:lang w:val="es-NI"/></w:rPr><w:fldChar w:fldCharType="begin"/></w:r><w:r><w:rPr><w:noProof/><w:webHidden/><w:lang w:val="es-NI"/></w:rPr><w:instrText xml:space="preserve"> PAGEREF _Toc240620164 \h </w:instrText></w:r><w:r><w:rPr><w:noProof/><w:webHidden/><w:lang w:val="es-NI"/></w:rPr></w:r><w:r><w:rPr><w:noProof/><w:webHidden/><w:lang w:val="es-NI"/></w:rPr><w:fldChar w:fldCharType="separate"/></w:r><w:r><w:rPr><w:noProof/><w:webHidden/><w:lang w:val="es-NI"/></w:rPr><w:t>33</w:t></w:r><w:r><w:rPr><w:noProof/><w:webHidden/><w:lang w:val="es-NI"/></w:rPr><w:fldChar w:fldCharType="end"/></w:r></w:hyperlink></w:p><w:p><w:pPr><w:pStyle w:val="TDC2"/><w:tabs><w:tab w:val="right" w:leader="dot" w:pos="10214"/></w:tabs><w:rPr><w:noProof/><w:lang w:val="es-NI"/></w:rPr></w:pPr><w:hyperlink w:anchor="_Toc240620165" w:history="1"><w:r><w:rPr><w:rStyle w:val="Hipervnculo"/><w:noProof/><w:lang w:val="es-NI"/></w:rPr><w:t>32. cierres_orden</w:t></w:r><w:r><w:rPr><w:noProof/><w:webHidden/><w:lang w:val="es-NI"/></w:rPr><w:tab/></w:r><w:r><w:rPr><w:noProof/><w:webHidden/><w:lang w:val="es-NI"/></w:rPr><w:fldChar w:fldCharType="begin"/></w:r><w:r><w:rPr><w:noProof/><w:webHidden/><w:lang w:val="es-NI"/></w:rPr><w:instrText xml:space="preserve"> PAGEREF _Toc240620165 \h </w:instrText></w:r><w:r><w:rPr><w:noProof/><w:webHidden/><w:lang w:val="es-NI"/></w:rPr></w:r><w:r><w:rPr><w:noProof/><w:webHidden/><w:lang w:val="es-NI"/></w:rPr><w:fldChar w:fldCharType="separate"/></w:r><w:r><w:rPr><w:noProof/><w:webHidden/><w:lang w:val="es-NI"/></w:rPr><w:t>34</w:t></w:r><w:r><w:rPr><w:noProof/><w:webHidden/><w:lang w:val="es-NI"/></w:rPr><w:fldChar w:fldCharType="end"/></w:r></w:hyperlink></w:p><w:p><w:pPr><w:pStyle w:val="TDC2"/><w:tabs><w:tab w:val="right" w:leader="dot" w:pos="10214"/></w:tabs><w:rPr><w:noProof/><w:lang w:val="es-NI"/></w:rPr></w:pPr><w:hyperlink w:anchor="_Toc240620166" w:history="1"><w:r><w:rPr><w:rStyle w:val="Hipervnculo"/><w:noProof/><w:lang w:val="es-NI"/></w:rPr><w:t>33. monedas</w:t></w:r><w:r><w:rPr><w:noProof/><w:webHidden/><w:lang w:val="es-NI"/></w:rPr><w:tab/></w:r><w:r><w:rPr><w:noProof/><w:webHidden/><w:lang w:val="es-NI"/></w:rPr><w:fldChar w:fldCharType="begin"/></w:r><w:r><w:rPr><w:noProof/><w:webHidden/><w:lang w:val="es-NI"/></w:rPr><w:instrText xml:space="preserve"> PAGEREF _Toc240620166 \h </w:instrText></w:r><w:r><w:rPr><w:noProof/><w:webHidden/><w:lang w:val="es-NI"/></w:rPr></w:r><w:r><w:rPr><w:noProof/><w:webHidden/><w:lang w:val="es-NI"/></w:rPr><w:fldChar w:fldCharType="separate"/></w:r><w:r><w:rPr><w:noProof/><w:webHidden/><w:lang w:val="es-NI"/></w:rPr><w:t>35</w:t></w:r><w:r><w:rPr><w:noProof/><w:webHidden/><w:lang w:val="es-NI"/></w:rPr><w:fldChar w:fldCharType="end"/></w:r></w:hyperlink></w:p><w:p><w:pPr><w:pStyle w:val="TDC2"/><w:tabs><w:tab w:val="right" w:leader="dot" w:pos="10214"/></w:tabs><w:rPr><w:noProof/><w:lang w:val="es-NI"/></w:rPr></w:pPr><w:hyperlink w:anchor="_Toc240620167" w:history="1"><w:r><w:rPr><w:rStyle w:val="Hipervnculo"/><w:noProof/><w:lang w:val="es-NI"/></w:rPr><w:t>34. tipos_cambio</w:t></w:r><w:r><w:rPr><w:noProof/><w:webHidden/><w:lang w:val="es-NI"/></w:rPr><w:tab/></w:r><w:r><w:rPr><w:noProof/><w:webHidden/><w:lang w:val="es-NI"/></w:rPr><w:fldChar w:fldCharType="begin"/></w:r><w:r><w:rPr><w:noProof/><w:webHidden/><w:lang w:val="es-NI"/></w:rPr><w:instrText xml:space="preserve"> PAGEREF _Toc240620167 \h </w:instrText></w:r><w:r><w:rPr><w:noProof/><w:webHidden/><w:lang w:val="es-NI"/></w:rPr></w:r><w:r><w:rPr><w:noProof/><w:webHidden/><w:lang w:val="es-NI"/></w:rPr><w:fldChar w:fldCharType="separate"/></w:r><w:r><w:rPr><w:noProof/><w:webHidden/><w:lang w:val="es-NI"/></w:rPr><w:t>36</w:t></w:r><w:r><w:rPr><w:noProof/><w:webHidden/><w:lang w:val="es-NI"/></w:rPr><w:fldChar w:fldCharType="end"/></w:r></w:hyperlink></w:p><w:p><w:pPr><w:pStyle w:val="TDC1"/><w:tabs><w:tab w:val="right" w:leader="dot" w:pos="10214"/></w:tabs><w:rPr><w:noProof/><w:lang w:val="es-NI"/></w:rPr></w:pPr><w:hyperlink w:anchor="_Toc240620168" w:history="1"><w:r><w:rPr><w:rStyle w:val="Hipervnculo"/><w:noProof/><w:lang w:val="es-NI"/></w:rPr><w:t>6. Reglas de negocio y auditoría</w:t></w:r><w:r><w:rPr><w:noProof/><w:webHidden/><w:lang w:val="es-NI"/></w:rPr><w:tab/></w:r><w:r><w:rPr><w:noProof/><w:webHidden/><w:lang w:val="es-NI"/></w:rPr><w:fldChar w:fldCharType="begin"/></w:r><w:r><w:rPr><w:noProof/><w:webHidden/><w:lang w:val="es-NI"/></w:rPr><w:instrText xml:space="preserve"> PAGEREF _Toc240620168 \h </w:instrText></w:r><w:r><w:rPr><w:noProof/><w:webHidden/><w:lang w:val="es-NI"/></w:rPr></w:r><w:r><w:rPr><w:noProof/><w:webHidden/><w:lang w:val="es-NI"/></w:rPr><w:fldChar w:fldCharType="separate"/></w:r><w:r><w:rPr><w:noProof/><w:webHidden/><w:lang w:val="es-NI"/></w:rPr><w:t>37</w:t></w:r><w:r><w:rPr><w:noProof/><w:webHidden/><w:lang w:val="es-NI"/></w:rPr><w:fldChar w:fldCharType="end"/></w:r></w:hyperlink></w:p><w:p><w:pPr><w:pStyle w:val="TDC1"/><w:tabs><w:tab w:val="right" w:leader="dot" w:pos="10214"/></w:tabs><w:rPr><w:noProof/><w:lang w:val="es-NI"/></w:rPr></w:pPr><w:hyperlink w:anchor="_Toc240620169" w:history="1"><w:r><w:rPr><w:rStyle w:val="Hipervnculo"/><w:noProof/><w:lang w:val="es-NI"/></w:rPr><w:t>7. Auditoría estructural</w:t></w:r><w:r><w:rPr><w:noProof/><w:webHidden/><w:lang w:val="es-NI"/></w:rPr><w:tab/></w:r><w:r><w:rPr><w:noProof/><w:webHidden/><w:lang w:val="es-NI"/></w:rPr><w:fldChar w:fldCharType="begin"/></w:r><w:r><w:rPr><w:noProof/><w:webHidden/><w:lang w:val="es-NI"/></w:rPr><w:instrText xml:space="preserve"> PAGEREF _Toc240620169 \h </w:instrText></w:r><w:r><w:rPr><w:noProof/><w:webHidden/><w:lang w:val="es-NI"/></w:rPr></w:r><w:r><w:rPr><w:noProof/><w:webHidden/><w:lang w:val="es-NI"/></w:rPr><w:fldChar w:fldCharType="separate"/></w:r><w:r><w:rPr><w:noProof/><w:webHidden/><w:lang w:val="es-NI"/></w:rPr><w:t>37</w:t></w:r><w:r><w:rPr><w:noProof/><w:webHidden/><w:lang w:val="es-NI"/></w:rPr><w:fldChar w:fldCharType="end"/></w:r></w:hyperlink></w:p><w:p><w:pPr><w:pStyle w:val="TDC1"/><w:tabs><w:tab w:val="right" w:leader="dot" w:pos="10214"/></w:tabs><w:rPr><w:noProof/><w:lang w:val="es-NI"/></w:rPr></w:pPr><w:hyperlink w:anchor="_Toc240620170" w:history="1"><w:r><w:rPr><w:rStyle w:val="Hipervnculo"/><w:noProof/><w:lang w:val="es-NI"/></w:rPr><w:t>8. Recomendaciones para Laravel</w:t></w:r><w:r><w:rPr><w:noProof/><w:webHidden/><w:lang w:val="es-NI"/></w:rPr><w:tab/></w:r><w:r><w:rPr><w:noProof/><w:webHidden/><w:lang w:val="es-NI"/></w:rPr><w:fldChar w:fldCharType="begin"/></w:r><w:r><w:rPr><w:noProof/><w:webHidden/><w:lang w:val="es-NI"/></w:rPr><w:instrText xml:space="preserve"> PAGEREF _Toc240620170 \h </w:instrText></w:r><w:r><w:rPr><w:noProof/><w:webHidden/><w:lang w:val="es-NI"/></w:rPr></w:r><w:r><w:rPr><w:noProof/><w:webHidden/><w:lang w:val="es-NI"/></w:rPr><w:fldChar w:fldCharType="separate"/></w:r><w:r><w:rPr><w:noProof/><w:webHidden/><w:lang w:val="es-NI"/></w:rPr><w:t>38</w:t></w:r><w:r><w:rPr><w:noProof/><w:webHidden/><w:lang w:val="es-NI"/></w:rPr><w:fldChar w:fldCharType="end"/></w:r></w:hyperlink></w:p><w:p><w:pPr><w:pStyle w:val="TDC1"/><w:tabs><w:tab w:val="right" w:leader="dot" w:pos="10214"/></w:tabs><w:rPr><w:noProof/><w:lang w:val="es-NI"/></w:rPr></w:pPr><w:hyperlink w:anchor="_Toc240620171" w:history="1"><w:r><w:rPr><w:rStyle w:val="Hipervnculo"/><w:noProof/><w:lang w:val="es-NI"/></w:rPr><w:t>9. Flujo de trazabilidad principal</w:t></w:r><w:r><w:rPr><w:noProof/><w:webHidden/><w:lang w:val="es-NI"/></w:rPr><w:tab/></w:r><w:r><w:rPr><w:noProof/><w:webHidden/><w:lang w:val="es-NI"/></w:rPr><w:fldChar w:fldCharType="begin"/></w:r><w:r><w:rPr><w:noProof/><w:webHidden/><w:lang w:val="es-NI"/></w:rPr><w:instrText xml:space="preserve"> PAGEREF _Toc240620171 \h </w:instrText></w:r><w:r><w:rPr><w:noProof/><w:webHidden/><w:lang w:val="es-NI"/></w:rPr></w:r><w:r><w:rPr><w:noProof/><w:webHidden/><w:lang w:val="es-NI"/></w:rPr><w:fldChar w:fldCharType="separate"/></w:r><w:r><w:rPr><w:noProof/><w:webHidden/><w:lang w:val="es-NI"/></w:rPr><w:t>38</w:t></w:r><w:r><w:rPr><w:noProof/><w:webHidden/><w:lang w:val="es-NI"/></w:rPr><w:fldChar w:fldCharType="end"/></w:r></w:hyperlink></w:p><w:p><w:pPr><w:pStyle w:val="TDC1"/><w:tabs><w:tab w:val="right" w:leader="dot" w:pos="10214"/></w:tabs><w:rPr><w:noProof/><w:lang w:val="es-NI"/></w:rPr></w:pPr><w:hyperlink w:anchor="_Toc240620172" w:history="1"><w:r><w:rPr><w:rStyle w:val="Hipervnculo"/><w:noProof/><w:lang w:val="es-NI"/></w:rPr><w:t>10. Control de versiones y mantenimiento</w:t></w:r><w:r><w:rPr><w:noProof/><w:webHidden/><w:lang w:val="es-NI"/></w:rPr><w:tab/></w:r><w:r><w:rPr><w:noProof/><w:webHidden/><w:lang w:val="es-NI"/></w:rPr><w:fldChar w:fldCharType="begin"/></w:r><w:r><w:rPr><w:noProof/><w:webHidden/><w:lang w:val="es-NI"/></w:rPr><w:instrText xml:space="preserve"> PAGEREF _Toc240620172 \h </w:instrText></w:r><w:r><w:rPr><w:noProof/><w:webHidden/><w:lang w:val="es-NI"/></w:rPr></w:r><w:r><w:rPr><w:noProof/><w:webHidden/><w:lang w:val="es-NI"/></w:rPr><w:fldChar w:fldCharType="separate"/></w:r><w:r><w:rPr><w:noProof/><w:webHidden/><w:lang w:val="es-NI"/></w:rPr><w:t>38</w:t></w:r><w:r><w:rPr><w:noProof/><w:webHidden/><w:lang w:val="es-NI"/></w:rPr><w:fldChar w:fldCharType="end"/></w:r></w:hyperlink></w:p><w:p><w:pPr><w:rPr><w:lang w:val="es-NI"/></w:rPr></w:pPr><w:r><w:rPr><w:b/><w:bCs/><w:lang w:val="es-NI"/></w:rPr><w:fldChar w:fldCharType="end"/></w:r></w:p><w:p><w:pPr><w:rPr><w:lang w:val="es-NI"/></w:rPr></w:pPr><w:r><w:rPr><w:lang w:val="es-NI"/></w:rPr><w:br w:type="page"/></w:r></w:p><w:p><w:pPr><w:pStyle w:val="Ttulo1"/><w:rPr><w:lang w:val="es-NI"/></w:rPr></w:pPr><w:bookmarkStart w:id="0" w:name="_Toc240620129"/><w:r><w:rPr><w:lang w:val="es-NI"/></w:rPr><w:lastRenderedPageBreak/><w:t>1. Objetivo de la documentación</w:t></w:r><w:bookmarkEnd w:id="0"/></w:p><w:p><w:pPr><w:rPr><w:lang w:val="es-NI"/></w:rPr></w:pPr><w:r><w:rPr><w:lang w:val="es-NI"/></w:rPr><w:t>Este documento constituye la referencia funcional y técnica de la estructura de la base de datos. Su finalidad es permitir que, con el paso del tiempo, un desarrollador, administrador o responsable del sistema pueda identificar qué representa cada tabla, qué información almacena cada campo, cómo se relacionan las entidades y cuáles son las reglas de negocio que deben respetarse al implementar o auditar el sistema.</w:t></w:r></w:p><w:p><w:pPr><w:rPr><w:lang w:val="es-NI"/></w:rPr></w:pPr><w:r><w:rPr><w:lang w:val="es-NI"/></w:rPr><w:t>La documentación se elaboró a partir de los archivos SQL entregados para la versión actual de la base de datos. No se agregan reglas de negocio que no estén sustentadas por el diseño acordado; cuando una regla depende de la lógica de Laravel, se identifica expresamente como validación de aplicación.</w:t></w:r></w:p><w:p><w:pPr><w:pStyle w:val="Ttulo1"/><w:rPr><w:lang w:val="es-NI"/></w:rPr></w:pPr><w:bookmarkStart w:id="1" w:name="_Toc240620130"/><w:r><w:rPr><w:lang w:val="es-NI"/></w:rPr><w:t>2. Alcance de la auditoría</w:t></w:r><w:bookmarkEnd w:id="1"/></w:p><w:p><w:pPr><w:pStyle w:val="Listaconvietas"/><w:spacing w:after="20"/><w:rPr><w:lang w:val="es-NI"/></w:rPr></w:pPr><w:r><w:rPr><w:lang w:val="es-NI"/></w:rPr><w:t xml:space="preserve">36 tablas del modelo actual. Las tablas 35 y 36 (equipos y proceso_equipos) se agregaron despues, para la depreciacion de los equipos por proceso.</w:t></w:r></w:p><w:p><w:pPr><w:pStyle w:val="Listaconvietas"/><w:spacing w:after="20"/><w:rPr><w:lang w:val="es-NI"/></w:rPr></w:pPr><w:r><w:rPr><w:lang w:val="es-NI"/></w:rPr><w:t>Claves primarias, claves foráneas e índices únicos identificados en los DDL.</w:t></w:r></w:p><w:p><w:pPr><w:pStyle w:val="Listaconvietas"/><w:spacing w:after="20"/><w:rPr><w:lang w:val="es-NI"/></w:rPr></w:pPr><w:r><w:rPr><w:lang w:val="es-NI"/></w:rPr><w:t xml:space="preserve">Uso de </w:t></w:r><w:proofErr w:type="spellStart"/><w:r><w:rPr><w:lang w:val="es-NI"/></w:rPr><w:t>Soft</w:t></w:r><w:proofErr w:type="spellEnd"/><w:r><w:rPr><w:lang w:val="es-NI"/></w:rPr><w:t xml:space="preserve"> </w:t></w:r><w:proofErr w:type="spellStart"/><w:r><w:rPr><w:lang w:val="es-NI"/></w:rPr><w:t>Delete</w:t></w:r><w:proofErr w:type="spellEnd"/><w:r><w:rPr><w:lang w:val="es-NI"/></w:rPr><w:t xml:space="preserve"> mediante </w:t></w:r><w:proofErr w:type="spellStart"/><w:r><w:rPr><w:lang w:val="es-NI"/></w:rPr><w:t>deleted_at</w:t></w:r><w:proofErr w:type="spellEnd"/><w:r><w:rPr><w:lang w:val="es-NI"/></w:rPr><w:t xml:space="preserve"> en las entidades donde está definido.</w:t></w:r></w:p><w:p><w:pPr><w:pStyle w:val="Listaconvietas"/><w:spacing w:after="20"/><w:rPr><w:lang w:val="es-NI"/></w:rPr></w:pPr><w:r><w:rPr><w:lang w:val="es-NI"/></w:rPr><w:t>Trazabilidad desde cliente → orden de trabajo → procesos → costos/producción/recuperación → ingresos/liquidación → cierre.</w:t></w:r></w:p><w:p><w:pPr><w:pStyle w:val="Listaconvietas"/><w:spacing w:after="20"/><w:rPr><w:lang w:val="es-NI"/></w:rPr></w:pPr><w:r><w:rPr><w:lang w:val="es-NI"/></w:rPr><w:t>Gestión histórica de moneda y tipos de cambio.</w:t></w:r></w:p><w:p><w:pPr><w:pStyle w:val="Listaconvietas"/><w:spacing w:after="20"/><w:rPr><w:lang w:val="es-NI"/></w:rPr></w:pPr><w:r><w:rPr><w:lang w:val="es-NI"/></w:rPr><w:t xml:space="preserve">Inventario mediante </w:t></w:r><w:proofErr w:type="spellStart"/><w:r><w:rPr><w:lang w:val="es-NI"/></w:rPr><w:t>kardex</w:t></w:r><w:proofErr w:type="spellEnd"/><w:r><w:rPr><w:lang w:val="es-NI"/></w:rPr><w:t xml:space="preserve"> y costo promedio ponderado (CPP).</w:t></w:r></w:p><w:p><w:pPr><w:pStyle w:val="Listaconvietas"/><w:spacing w:after="20"/><w:rPr><w:lang w:val="es-NI"/></w:rPr></w:pPr><w:r><w:rPr><w:lang w:val="es-NI"/></w:rPr><w:t>Histórico de tarifas de empleados y acuerdos comerciales.</w:t></w:r></w:p><w:p><w:pPr><w:pStyle w:val="Listaconvietas"/><w:spacing w:after="20"/><w:rPr><w:lang w:val="es-NI"/></w:rPr></w:pPr><w:r><w:rPr><w:lang w:val="es-NI"/></w:rPr><w:t>Identificación de reglas que deben ser protegidas mediante transacciones y validaciones de Laravel.</w:t></w:r></w:p><w:p><w:pPr><w:pStyle w:val="Ttulo1"/><w:rPr><w:lang w:val="es-NI"/></w:rPr></w:pPr><w:bookmarkStart w:id="2" w:name="_Toc240620131"/><w:r><w:rPr><w:lang w:val="es-NI"/></w:rPr><w:t>3. Convenciones generales</w:t></w:r><w:bookmarkEnd w:id="2"/></w:p><w:p><w:pPr><w:pStyle w:val="Listaconvietas"/><w:spacing w:after="20"/><w:rPr><w:lang w:val="es-NI"/></w:rPr></w:pPr><w:r><w:rPr><w:lang w:val="es-NI"/></w:rPr><w:t>Las claves primarias utilizan BIGINT UNSIGNED AUTO_INCREMENT.</w:t></w:r></w:p><w:p><w:pPr><w:pStyle w:val="Listaconvietas"/><w:spacing w:after="20"/><w:rPr><w:lang w:val="es-NI"/></w:rPr></w:pPr><w:r><w:rPr><w:lang w:val="es-NI"/></w:rPr><w:t>Las fechas de operación se almacenan como DATE y los eventos con hora como DATETIME/TIME según corresponda.</w:t></w:r></w:p><w:p><w:pPr><w:pStyle w:val="Listaconvietas"/><w:spacing w:after="20"/><w:rPr><w:lang w:val="es-NI"/></w:rPr></w:pPr><w:r><w:rPr><w:lang w:val="es-NI"/></w:rPr><w:t>Los importes monetarios utilizan DECIMAL para evitar errores de precisión propios de tipos de punto flotante.</w:t></w:r></w:p><w:p><w:pPr><w:pStyle w:val="Listaconvietas"/><w:spacing w:after="20"/><w:rPr><w:lang w:val="es-NI"/></w:rPr></w:pPr><w:r><w:rPr><w:lang w:val="es-NI"/></w:rPr><w:t>NIO es la moneda base para la consolidación económica y el cierre de las órdenes.</w:t></w:r></w:p><w:p><w:pPr><w:pStyle w:val="Listaconvietas"/><w:spacing w:after="20"/><w:rPr><w:lang w:val="es-NI"/></w:rPr></w:pPr><w:proofErr w:type="gramStart"/><w:r><w:rPr><w:lang w:val="es-NI"/></w:rPr><w:t>TINYINT(</w:t></w:r><w:proofErr w:type="gramEnd"/><w:r><w:rPr><w:lang w:val="es-NI"/></w:rPr><w:t xml:space="preserve">1) se mantiene para indicadores booleanos, como estado simple y </w:t></w:r><w:proofErr w:type="spellStart"/><w:r><w:rPr><w:lang w:val="es-NI"/></w:rPr><w:t>es_moneda_base</w:t></w:r><w:proofErr w:type="spellEnd"/><w:r><w:rPr><w:lang w:val="es-NI"/></w:rPr><w:t>.</w:t></w:r></w:p><w:p><w:pPr><w:pStyle w:val="Listaconvietas"/><w:spacing w:after="20"/><w:rPr><w:lang w:val="es-NI"/></w:rPr></w:pPr><w:r><w:rPr><w:lang w:val="es-NI"/></w:rPr><w:t>INT se utiliza para estados que pueden representar varios estados de un flujo.</w:t></w:r></w:p><w:p><w:pPr><w:pStyle w:val="Listaconvietas"/><w:spacing w:after="20"/><w:rPr><w:lang w:val="es-NI"/></w:rPr></w:pPr><w:proofErr w:type="spellStart"/><w:r><w:rPr><w:lang w:val="es-NI"/></w:rPr><w:t>deleted_at</w:t></w:r><w:proofErr w:type="spellEnd"/><w:r><w:rPr><w:lang w:val="es-NI"/></w:rPr><w:t xml:space="preserve"> representa eliminación lógica; los registros históricos no deben eliminarse físicamente cuando la trazabilidad sea necesaria.</w:t></w:r></w:p><w:p><w:pPr><w:pStyle w:val="Ttulo1"/><w:rPr><w:lang w:val="es-NI"/></w:rPr></w:pPr><w:bookmarkStart w:id="3" w:name="_Toc240620132"/><w:r><w:rPr><w:lang w:val="es-NI"/></w:rPr><w:t>4. Arquitectura funcional</w:t></w:r><w:bookmarkEnd w:id="3"/></w:p><w:p><w:pPr><w:rPr><w:lang w:val="es-NI"/></w:rPr></w:pPr><w:r><w:rPr><w:lang w:val="es-NI"/></w:rPr><w:t>El modelo puede entenderse en ocho áreas principales:</w:t></w:r></w:p><w:p><w:pPr><w:rPr><w:lang w:val="es-NI"/></w:rPr></w:pPr><w:r><w:rPr><w:b/><w:lang w:val="es-NI"/></w:rPr><w:t xml:space="preserve">Maestros: </w:t></w:r><w:r><w:rPr><w:lang w:val="es-NI"/></w:rPr><w:t>clientes, empleados, tipos de empleado, tipos de pago, proveedores, productos, monedas y catálogos.</w:t></w:r></w:p><w:p><w:pPr><w:rPr><w:lang w:val="es-NI"/></w:rPr></w:pPr><w:r><w:rPr><w:b/><w:lang w:val="es-NI"/></w:rPr><w:t xml:space="preserve">Operación: </w:t></w:r><w:proofErr w:type="spellStart"/><w:r><w:rPr><w:lang w:val="es-NI"/></w:rPr><w:t>ordenes_trabajo</w:t></w:r><w:proofErr w:type="spellEnd"/><w:r><w:rPr><w:lang w:val="es-NI"/></w:rPr><w:t xml:space="preserve">, etapas y </w:t></w:r><w:proofErr w:type="spellStart"/><w:r><w:rPr><w:lang w:val="es-NI"/></w:rPr><w:t>procesos_orden</w:t></w:r><w:proofErr w:type="spellEnd"/><w:r><w:rPr><w:lang w:val="es-NI"/></w:rPr><w:t>.</w:t></w:r></w:p><w:p><w:pPr><w:rPr><w:lang w:val="es-NI"/></w:rPr></w:pPr><w:r><w:rPr><w:b/><w:lang w:val="es-NI"/></w:rPr><w:t xml:space="preserve">Costos: </w:t></w:r><w:proofErr w:type="spellStart"/><w:r><w:rPr><w:lang w:val="es-NI"/></w:rPr><w:t>categorias_costos</w:t></w:r><w:proofErr w:type="spellEnd"/><w:r><w:rPr><w:lang w:val="es-NI"/></w:rPr><w:t xml:space="preserve">, </w:t></w:r><w:proofErr w:type="spellStart"/><w:r><w:rPr><w:lang w:val="es-NI"/></w:rPr><w:t>movimientos_costos</w:t></w:r><w:proofErr w:type="spellEnd"/><w:r><w:rPr><w:lang w:val="es-NI"/></w:rPr><w:t xml:space="preserve"> y </w:t></w:r><w:proofErr w:type="spellStart"/><w:r><w:rPr><w:lang w:val="es-NI"/></w:rPr><w:t>trabajos_empleados</w:t></w:r><w:proofErr w:type="spellEnd"/><w:r><w:rPr><w:lang w:val="es-NI"/></w:rPr><w:t>.</w:t></w:r></w:p><w:p><w:pPr><w:rPr><w:lang w:val="es-NI"/></w:rPr></w:pPr><w:r><w:rPr><w:b/><w:lang w:val="es-NI"/></w:rPr><w:t xml:space="preserve">Inventario y compras: </w:t></w:r><w:r><w:rPr><w:lang w:val="es-NI"/></w:rPr><w:t xml:space="preserve">productos, </w:t></w:r><w:proofErr w:type="spellStart"/><w:r><w:rPr><w:lang w:val="es-NI"/></w:rPr><w:t>inventario_productos</w:t></w:r><w:proofErr w:type="spellEnd"/><w:r><w:rPr><w:lang w:val="es-NI"/></w:rPr><w:t xml:space="preserve">, </w:t></w:r><w:proofErr w:type="spellStart"/><w:r><w:rPr><w:lang w:val="es-NI"/></w:rPr><w:t>movimientos_inventario</w:t></w:r><w:proofErr w:type="spellEnd"/><w:r><w:rPr><w:lang w:val="es-NI"/></w:rPr><w:t xml:space="preserve">, proveedores, compras y </w:t></w:r><w:proofErr w:type="spellStart"/><w:r><w:rPr><w:lang w:val="es-NI"/></w:rPr><w:t>detalle_compras</w:t></w:r><w:proofErr w:type="spellEnd"/><w:r><w:rPr><w:lang w:val="es-NI"/></w:rPr><w:t>.</w:t></w:r></w:p><w:p><w:pPr><w:rPr><w:lang w:val="es-NI"/></w:rPr></w:pPr><w:r><w:rPr><w:b/><w:lang w:val="es-NI"/></w:rPr><w:t xml:space="preserve">Producción y oro: </w:t></w:r><w:proofErr w:type="spellStart"/><w:r><w:rPr><w:lang w:val="es-NI"/></w:rPr><w:t>tipos_produccion</w:t></w:r><w:proofErr w:type="spellEnd"/><w:r><w:rPr><w:lang w:val="es-NI"/></w:rPr><w:t xml:space="preserve">, producciones, recuperaciones, </w:t></w:r><w:proofErr w:type="spellStart"/><w:r><w:rPr><w:lang w:val="es-NI"/></w:rPr><w:t>precios_oro</w:t></w:r><w:proofErr w:type="spellEnd"/><w:r><w:rPr><w:lang w:val="es-NI"/></w:rPr><w:t xml:space="preserve"> y </w:t></w:r><w:proofErr w:type="spellStart"/><w:r><w:rPr><w:lang w:val="es-NI"/></w:rPr><w:t>valoraciones_oro</w:t></w:r><w:proofErr w:type="spellEnd"/><w:r><w:rPr><w:lang w:val="es-NI"/></w:rPr><w:t>.</w:t></w:r></w:p><w:p><w:pPr><w:rPr><w:lang w:val="es-NI"/></w:rPr></w:pPr><w:r><w:rPr><w:b/><w:lang w:val="es-NI"/></w:rPr><w:t xml:space="preserve">Acuerdos y liquidación: </w:t></w:r><w:proofErr w:type="spellStart"/><w:r><w:rPr><w:lang w:val="es-NI"/></w:rPr><w:t>tipos_participacion</w:t></w:r><w:proofErr w:type="spellEnd"/><w:r><w:rPr><w:lang w:val="es-NI"/></w:rPr><w:t xml:space="preserve">, </w:t></w:r><w:proofErr w:type="spellStart"/><w:r><w:rPr><w:lang w:val="es-NI"/></w:rPr><w:t>acuerdos_orden</w:t></w:r><w:proofErr w:type="spellEnd"/><w:r><w:rPr><w:lang w:val="es-NI"/></w:rPr><w:t xml:space="preserve"> y liquidaciones.</w:t></w:r></w:p><w:p><w:pPr><w:rPr><w:lang w:val="es-NI"/></w:rPr></w:pPr><w:r><w:rPr><w:b/><w:lang w:val="es-NI"/></w:rPr><w:t xml:space="preserve">Ingresos y caja: </w:t></w:r><w:proofErr w:type="spellStart"/><w:r><w:rPr><w:lang w:val="es-NI"/></w:rPr><w:t>tipos_ingreso</w:t></w:r><w:proofErr w:type="spellEnd"/><w:r><w:rPr><w:lang w:val="es-NI"/></w:rPr><w:t xml:space="preserve">, ingresos, cajas, </w:t></w:r><w:proofErr w:type="spellStart"/><w:r><w:rPr><w:lang w:val="es-NI"/></w:rPr><w:t>metodos_pago</w:t></w:r><w:proofErr w:type="spellEnd"/><w:r><w:rPr><w:lang w:val="es-NI"/></w:rPr><w:t xml:space="preserve">, cobros y </w:t></w:r><w:proofErr w:type="spellStart"/><w:r><w:rPr><w:lang w:val="es-NI"/></w:rPr><w:t>detalle_cobros</w:t></w:r><w:proofErr w:type="spellEnd"/><w:r><w:rPr><w:lang w:val="es-NI"/></w:rPr><w:t>.</w:t></w:r></w:p><w:p><w:pPr><w:rPr><w:lang w:val="es-NI"/></w:rPr></w:pPr><w:r><w:rPr><w:b/><w:lang w:val="es-NI"/></w:rPr><w:t xml:space="preserve">Cierre: </w:t></w:r><w:proofErr w:type="spellStart"/><w:r><w:rPr><w:lang w:val="es-NI"/></w:rPr><w:t>cierres_orden</w:t></w:r><w:proofErr w:type="spellEnd"/><w:r><w:rPr><w:lang w:val="es-NI"/></w:rPr><w:t xml:space="preserve"> y la consolidación histórica en NIO.</w:t></w:r></w:p><w:p><w:pPr><w:rPr><w:lang w:val="es-NI"/></w:rPr></w:pPr><w:r><w:rPr><w:lang w:val="es-NI"/></w:rPr><w:br w:type="page"/></w:r></w:p><w:p><w:pPr><w:pStyle w:val="Ttulo1"/><w:rPr><w:lang w:val="es-NI"/></w:rPr></w:pPr><w:bookmarkStart w:id="4" w:name="_Toc240620133"/><w:r><w:rPr><w:lang w:val="es-NI"/></w:rPr><w:lastRenderedPageBreak/><w:t>5. Diccionario de tablas</w:t></w:r><w:bookmarkEnd w:id="4"/></w:p><w:p><w:pPr><w:pStyle w:val="Ttulo2"/><w:rPr><w:lang w:val="es-NI"/></w:rPr></w:pPr><w:bookmarkStart w:id="5" w:name="_Toc240620134"/><w:r><w:rPr><w:lang w:val="es-NI"/></w:rPr><w:t>1. clientes</w:t></w:r><w:bookmarkEnd w:id="5"/></w:p><w:p><w:pPr><w:rPr><w:lang w:val="es-NI"/></w:rPr></w:pPr><w:r><w:rPr><w:lang w:val="es-NI"/></w:rPr><w:t>Catálogo maestro de clientes que solicitan o reciben servicios asociados a órdenes de trabajo.</w:t></w:r></w:p><w:p><w:pPr><w:rPr><w:lang w:val="es-NI"/></w:rPr></w:pPr><w:r><w:rPr><w:b/><w:sz w:val="16"/><w:lang w:val="es-NI"/></w:rPr><w:t>PK</w:t></w:r></w:p><w:p><w:pPr><w:rPr><w:lang w:val="es-NI"/></w:rPr></w:pPr><w:proofErr w:type="spellStart"/><w:r><w:rPr><w:b/><w:sz w:val="16"/><w:lang w:val="es-NI"/></w:rPr><w:t>Soft</w:t></w:r><w:proofErr w:type="spellEnd"/><w:r><w:rPr><w:b/><w:sz w:val="16"/><w:lang w:val="es-NI"/></w:rPr><w:t xml:space="preserve"> </w:t></w:r><w:proofErr w:type="spellStart"/><w:r><w:rPr><w:b/><w:sz w:val="16"/><w:lang w:val="es-NI"/></w:rPr><w:t>Delete</w:t></w:r><w:proofErr w:type="spellEnd"/></w:p><w:p><w:pPr><w:rPr><w:lang w:val="es-NI"/></w:rPr></w:pPr><w:r><w:rPr><w:b/><w:sz w:val="16"/><w:lang w:val="es-NI"/></w:rPr><w:t>Índices únicos</w:t></w:r></w:p><w:p><w:pPr><w:rPr><w:lang w:val="es-NI"/></w:rPr></w:pPr><w:r><w:rPr><w:b/><w:sz w:val="16"/><w:lang w:val="es-NI"/></w:rPr><w:t>Relaciones FK</w:t></w:r></w:p><w:p><w:pPr><w:rPr><w:lang w:val="es-NI"/></w:rPr></w:pPr><w:r><w:rPr><w:sz w:val="16"/><w:lang w:val="es-NI"/></w:rPr><w:t>id</w:t></w:r></w:p><w:p><w:pPr><w:rPr><w:lang w:val="es-NI"/></w:rPr></w:pPr><w:r><w:rPr><w:sz w:val="16"/><w:lang w:val="es-NI"/></w:rPr><w:t>Sí</w:t></w:r></w:p><w:p><w:pPr><w:rPr><w:lang w:val="es-NI"/></w:rPr></w:pPr><w:r><w:rPr><w:sz w:val="16"/><w:lang w:val="es-NI"/></w:rPr><w:t>—</w:t></w:r></w:p><w:p><w:pPr><w:rPr><w:lang w:val="es-NI"/></w:rPr></w:pPr><w:r><w:rPr><w:sz w:val="16"/><w:lang w:val="es-NI"/></w:rPr><w:t>0</w:t></w:r></w:p><w:p><w:pPr><w:rPr><w:lang w:val="es-NI"/></w:rPr></w:pPr><w:r><w:rPr><w:b/><w:sz w:val="15"/><w:lang w:val="es-NI"/></w:rPr><w:t>Campo</w:t></w:r></w:p><w:p><w:pPr><w:rPr><w:lang w:val="es-NI"/></w:rPr></w:pPr><w:r><w:rPr><w:b/><w:sz w:val="15"/><w:lang w:val="es-NI"/></w:rPr><w:t>Tipo / definición</w:t></w:r></w:p><w:p><w:pPr><w:rPr><w:lang w:val="es-NI"/></w:rPr></w:pPr><w:r><w:rPr><w:b/><w:sz w:val="15"/><w:lang w:val="es-NI"/></w:rPr><w:t>Nulo / default</w:t></w:r></w:p><w:p><w:pPr><w:rPr><w:lang w:val="es-NI"/></w:rPr></w:pPr><w:r><w:rPr><w:b/><w:sz w:val="15"/><w:lang w:val="es-NI"/></w:rPr><w:t>Clave / índice</w:t></w:r></w:p><w:p><w:pPr><w:rPr><w:lang w:val="es-NI"/></w:rPr></w:pPr><w:r><w:rPr><w:b/><w:sz w:val="15"/><w:lang w:val="es-NI"/></w:rPr><w:t>Descripción</w:t></w:r></w:p><w:p><w:pPr><w:rPr><w:lang w:val="es-NI"/></w:rPr></w:pPr><w:r><w:rPr><w:sz w:val="15"/><w:lang w:val="es-NI"/></w:rPr><w:t>id</w:t></w:r></w:p><w:p><w:pPr><w:rPr><w:lang w:val="es-NI"/></w:rPr></w:pPr><w:proofErr w:type="gramStart"/><w:r><w:rPr><w:sz w:val="15"/><w:lang w:val="es-NI"/></w:rPr><w:t>BIGINT(</w:t></w:r><w:proofErr w:type="gramEnd"/><w:r><w:rPr><w:sz w:val="15"/><w:lang w:val="es-NI"/></w:rPr><w:t>20)</w:t></w:r></w:p><w:p><w:pPr><w:rPr><w:lang w:val="es-NI"/></w:rPr></w:pPr><w:r><w:rPr><w:sz w:val="15"/><w:lang w:val="es-NI"/></w:rPr><w:t>No</w:t></w:r></w:p><w:p><w:pPr><w:rPr><w:lang w:val="es-NI"/></w:rPr></w:pPr><w:r><w:rPr><w:sz w:val="15"/><w:lang w:val="es-NI"/></w:rPr><w:t>PK</w:t></w:r></w:p><w:p><w:pPr><w:rPr><w:lang w:val="es-NI"/></w:rPr></w:pPr><w:r><w:rPr><w:sz w:val="15"/><w:lang w:val="es-NI"/></w:rPr><w:t>Identificador único de la fila.</w:t></w:r></w:p><w:p><w:pPr><w:rPr><w:lang w:val="es-NI"/></w:rPr></w:pPr><w:r><w:rPr><w:sz w:val="15"/><w:lang w:val="es-NI"/></w:rPr><w:t>nombre</w:t></w:r></w:p><w:p><w:pPr><w:rPr><w:lang w:val="es-NI"/></w:rPr></w:pPr><w:proofErr w:type="gramStart"/><w:r><w:rPr><w:sz w:val="15"/><w:lang w:val="es-NI"/></w:rPr><w:t>VARCHAR(</w:t></w:r><w:proofErr w:type="gramEnd"/><w:r><w:rPr><w:sz w:val="15"/><w:lang w:val="es-NI"/></w:rPr><w:t>150)</w:t></w:r></w:p><w:p><w:pPr><w:rPr><w:lang w:val="es-NI"/></w:rPr></w:pPr><w:r><w:rPr><w:sz w:val="15"/><w:lang w:val="es-NI"/></w:rPr><w:t>No</w:t></w:r></w:p><w:p><w:pPr><w:rPr><w:lang w:val="es-NI"/></w:rPr></w:pPr><w:r><w:rPr><w:sz w:val="15"/><w:lang w:val="es-NI"/></w:rPr><w:t>—</w:t></w:r></w:p><w:p><w:pPr><w:rPr><w:lang w:val="es-NI"/></w:rPr></w:pPr><w:r><w:rPr><w:sz w:val="15"/><w:lang w:val="es-NI"/></w:rPr><w:t>Nombre descriptivo de la entidad.</w:t></w:r></w:p><w:p><w:pPr><w:rPr><w:lang w:val="es-NI"/></w:rPr></w:pPr><w:proofErr w:type="spellStart"/><w:r><w:rPr><w:sz w:val="15"/><w:lang w:val="es-NI"/></w:rPr><w:t>telefono</w:t></w:r><w:proofErr w:type="spellEnd"/></w:p><w:p><w:pPr><w:rPr><w:lang w:val="es-NI"/></w:rPr></w:pPr><w:proofErr w:type="gramStart"/><w:r><w:rPr><w:sz w:val="15"/><w:lang w:val="es-NI"/></w:rPr><w:t>VARCHAR(</w:t></w:r><w:proofErr w:type="gramEnd"/><w:r><w:rPr><w:sz w:val="15"/><w:lang w:val="es-NI"/></w:rPr><w:t>30)</w:t></w:r></w:p><w:p><w:pPr><w:rPr><w:lang w:val="es-NI"/></w:rPr></w:pPr><w:r><w:rPr><w:sz w:val="15"/><w:lang w:val="es-NI"/></w:rPr><w:t>Sí / NULL</w:t></w:r></w:p><w:p><w:pPr><w:rPr><w:lang w:val="es-NI"/></w:rPr></w:pPr><w:r><w:rPr><w:sz w:val="15"/><w:lang w:val="es-NI"/></w:rPr><w:t>—</w:t></w:r></w:p><w:p><w:pPr><w:rPr><w:lang w:val="es-NI"/></w:rPr></w:pPr><w:r><w:rPr><w:sz w:val="15"/><w:lang w:val="es-NI"/></w:rPr><w:t>Número telefónico de contacto.</w:t></w:r></w:p><w:p><w:pPr><w:rPr><w:lang w:val="es-NI"/></w:rPr></w:pPr><w:proofErr w:type="spellStart"/><w:r><w:rPr><w:sz w:val="15"/><w:lang w:val="es-NI"/></w:rPr><w:t>direccion</w:t></w:r><w:proofErr w:type="spellEnd"/></w:p><w:p><w:pPr><w:rPr><w:lang w:val="es-NI"/></w:rPr></w:pPr><w:proofErr w:type="gramStart"/><w:r><w:rPr><w:sz w:val="15"/><w:lang w:val="es-NI"/></w:rPr><w:t>VARCHAR(</w:t></w:r><w:proofErr w:type="gramEnd"/><w:r><w:rPr><w:sz w:val="15"/><w:lang w:val="es-NI"/></w:rPr><w:t>255)</w:t></w:r></w:p><w:p><w:pPr><w:rPr><w:lang w:val="es-NI"/></w:rPr></w:pPr><w:r><w:rPr><w:sz w:val="15"/><w:lang w:val="es-NI"/></w:rPr><w:t>Sí / NULL</w:t></w:r></w:p><w:p><w:pPr><w:rPr><w:lang w:val="es-NI"/></w:rPr></w:pPr><w:r><w:rPr><w:sz w:val="15"/><w:lang w:val="es-NI"/></w:rPr><w:t>—</w:t></w:r></w:p><w:p><w:pPr><w:rPr><w:lang w:val="es-NI"/></w:rPr></w:pPr><w:r><w:rPr><w:sz w:val="15"/><w:lang w:val="es-NI"/></w:rPr><w:t>Dirección de contacto.</w:t></w:r></w:p><w:p><w:pPr><w:rPr><w:lang w:val="es-NI"/></w:rPr></w:pPr><w:r><w:rPr><w:sz w:val="15"/><w:lang w:val="es-NI"/></w:rPr><w:t>estado</w:t></w:r></w:p><w:p><w:pPr><w:rPr><w:lang w:val="es-NI"/></w:rPr></w:pPr><w:proofErr w:type="gramStart"/><w:r><w:rPr><w:sz w:val="15"/><w:lang w:val="es-NI"/></w:rPr><w:t>TINYINT(</w:t></w:r><w:proofErr w:type="gramEnd"/><w:r><w:rPr><w:sz w:val="15"/><w:lang w:val="es-NI"/></w:rPr><w:t>1)</w:t></w:r></w:p><w:p><w:pPr><w:rPr><w:lang w:val="es-NI"/></w:rPr></w:pPr><w:r><w:rPr><w:sz w:val="15"/><w:lang w:val="es-NI"/></w:rPr><w:t>— / 1</w:t></w:r></w:p><w:p><w:pPr><w:rPr><w:lang w:val="es-NI"/></w:rPr></w:pPr><w:r><w:rPr><w:sz w:val="15"/><w:lang w:val="es-NI"/></w:rPr><w:t>—</w:t></w:r></w:p><w:p><w:pPr><w:rPr><w:lang w:val="es-NI"/></w:rPr></w:pPr><w:r><w:rPr><w:sz w:val="15"/><w:lang w:val="es-NI"/></w:rPr><w:t>Estado lógico/operativo del registro.</w:t></w:r></w:p><w:p><w:pPr><w:rPr><w:lang w:val="es-NI"/></w:rPr></w:pPr><w:proofErr w:type="spellStart"/><w:r><w:rPr><w:sz w:val="15"/><w:lang w:val="es-NI"/></w:rPr><w:t>created_at</w:t></w:r><w:proofErr w:type="spellEnd"/></w:p><w:p><w:pPr><w:rPr><w:lang w:val="es-NI"/></w:rPr></w:pPr><w:r><w:rPr><w:sz w:val="15"/><w:lang w:val="es-NI"/></w:rPr><w:t>TIMESTAMP</w:t></w:r></w:p><w:p><w:pPr><w:rPr><w:lang w:val="es-NI"/></w:rPr></w:pPr><w:r><w:rPr><w:sz w:val="15"/><w:lang w:val="es-NI"/></w:rPr><w:t>Sí / NULL</w:t></w:r></w:p><w:p><w:pPr><w:rPr><w:lang w:val="es-NI"/></w:rPr></w:pPr><w:r><w:rPr><w:sz w:val="15"/><w:lang w:val="es-NI"/></w:rPr><w:t>—</w:t></w:r></w:p><w:p><w:pPr><w:rPr><w:lang w:val="es-NI"/></w:rPr></w:pPr><w:r><w:rPr><w:sz w:val="15"/><w:lang w:val="es-NI"/></w:rPr><w:t>Fecha/hora de creación.</w:t></w:r></w:p><w:p><w:pPr><w:rPr><w:lang w:val="es-NI"/></w:rPr></w:pPr><w:proofErr w:type="spellStart"/><w:r><w:rPr><w:sz w:val="15"/><w:lang w:val="es-NI"/></w:rPr><w:t>updated_at</w:t></w:r><w:proofErr w:type="spellEnd"/></w:p><w:p><w:pPr><w:rPr><w:lang w:val="es-NI"/></w:rPr></w:pPr><w:r><w:rPr><w:sz w:val="15"/><w:lang w:val="es-NI"/></w:rPr><w:t>TIMESTAMP</w:t></w:r></w:p><w:p><w:pPr><w:rPr><w:lang w:val="es-NI"/></w:rPr></w:pPr><w:r><w:rPr><w:sz w:val="15"/><w:lang w:val="es-NI"/></w:rPr><w:t>Sí / NULL</w:t></w:r></w:p><w:p><w:pPr><w:rPr><w:lang w:val="es-NI"/></w:rPr></w:pPr><w:r><w:rPr><w:sz w:val="15"/><w:lang w:val="es-NI"/></w:rPr><w:t>—</w:t></w:r></w:p><w:p><w:pPr><w:rPr><w:lang w:val="es-NI"/></w:rPr></w:pPr><w:r><w:rPr><w:sz w:val="15"/><w:lang w:val="es-NI"/></w:rPr><w:t>Fecha/hora de última actualización.</w:t></w:r></w:p><w:p><w:pPr><w:rPr><w:lang w:val="es-NI"/></w:rPr></w:pPr><w:proofErr w:type="spellStart"/><w:r><w:rPr><w:sz w:val="15"/><w:lang w:val="es-NI"/></w:rPr><w:t>deleted_at</w:t></w:r><w:proofErr w:type="spellEnd"/></w:p><w:p><w:pPr><w:rPr><w:lang w:val="es-NI"/></w:rPr></w:pPr><w:r><w:rPr><w:sz w:val="15"/><w:lang w:val="es-NI"/></w:rPr><w:t>TIMESTAMP</w:t></w:r></w:p><w:p><w:pPr><w:rPr><w:lang w:val="es-NI"/></w:rPr></w:pPr><w:r><w:rPr><w:sz w:val="15"/><w:lang w:val="es-NI"/></w:rPr><w:t>Sí / NULL</w:t></w:r></w:p><w:p><w:pPr><w:rPr><w:lang w:val="es-NI"/></w:rPr></w:pPr><w:r><w:rPr><w:sz w:val="15"/><w:lang w:val="es-NI"/></w:rPr><w:t>—</w:t></w:r></w:p><w:p><w:pPr><w:rPr><w:lang w:val="es-NI"/></w:rPr></w:pPr><w:r><w:rPr><w:sz w:val="15"/><w:lang w:val="es-NI"/></w:rPr><w:t>Marca temporal de eliminación lógica (</w:t></w:r><w:proofErr w:type="spellStart"/><w:r><w:rPr><w:sz w:val="15"/><w:lang w:val="es-NI"/></w:rPr><w:t>Soft</w:t></w:r><w:proofErr w:type="spellEnd"/><w:r><w:rPr><w:sz w:val="15"/><w:lang w:val="es-NI"/></w:rPr><w:t xml:space="preserve"> </w:t></w:r><w:proofErr w:type="spellStart"/><w:r><w:rPr><w:sz w:val="15"/><w:lang w:val="es-NI"/></w:rPr><w:t>Delete</w:t></w:r><w:proofErr w:type="spellEnd"/><w:r><w:rPr><w:sz w:val="15"/><w:lang w:val="es-NI"/></w:rPr><w:t>).</w:t></w:r></w:p><w:p><w:pPr><w:rPr><w:lang w:val="es-NI"/></w:rPr></w:pPr><w:r><w:rPr><w:lang w:val="es-NI"/></w:rPr><w:br w:type="page"/></w:r></w:p><w:p><w:pPr><w:pStyle w:val="Ttulo2"/><w:rPr><w:lang w:val="es-NI"/></w:rPr></w:pPr><w:bookmarkStart w:id="6" w:name="_Toc240620135"/><w:r><w:rPr><w:lang w:val="es-NI"/></w:rPr><w:lastRenderedPageBreak/><w:t xml:space="preserve">2. </w:t></w:r><w:proofErr w:type="spellStart"/><w:r><w:rPr><w:lang w:val="es-NI"/></w:rPr><w:t>ordenes_trabajo</w:t></w:r><w:bookmarkEnd w:id="6"/><w:proofErr w:type="spellEnd"/></w:p><w:p><w:pPr><w:rPr><w:lang w:val="es-NI"/></w:rPr></w:pPr><w:r><w:rPr><w:lang w:val="es-NI"/></w:rPr><w:t>Entidad central del sistema. Representa una orden/lote de mineral y concentra procesos, costos, producción, recuperaciones, ingresos, cobros y cierre.</w:t></w:r></w:p><w:p><w:pPr><w:rPr><w:lang w:val="es-NI"/></w:rPr></w:pPr><w:r><w:t xml:space="preserve">Reglas / criterios: El código es único. La OT es la raíz funcional de la trazabilidad económica y operativa. El estado sigue un flujo de cuatro pasos: 0 Cancelada, 1 Pendiente, 2 En proceso y 3 Finalizada. El cero es Cancelada y no "sin estado", por lo que el valor por defecto de un formulario es 1 (Pendiente) y nunca 0. El nombre y el color de cada estado están centralizados en el modelo (OrdenesTrabajo::ESTADOS) para que el listado, la ficha de la orden y el calendario los pinten igual; un estado fuera del catálogo se muestra como Desconocido en vez de romper la pantalla. Finalizada (3) y Cancelada (0) son los estados cerrados: en ninguno de los dos se admiten datos nuevos en la orden, y se distinguen en que una orden se completo y la otra se abandono. Los estados 0 (Cancelada) y 3 (Finalizada) son estados cerrados: una orden cerrada no admite datos nuevos. Quedan bloqueados el alta de procesos y el registro de costos generales de la orden, costos de proceso, consumos de material, trabajos de empleado y uso de equipos. Lo que ya está escrito se puede corregir con normalidad: cerrar la orden no la convierte en intocable, porque si no un dato equivocado quedaría para siempre y con él el costo de la orden. Para seguir trabajando en una orden cerrada hay que devolverla a Pendiente. El bloqueo se comprueba en la aplicación, no con una restricción de la base: la base no puede saber si una fila que se quiere insertar es de una orden cerrada sin una regla que lo consultara en cada escritura.</w:t></w:r></w:p><w:p><w:pPr><w:rPr><w:lang w:val="es-NI"/></w:rPr></w:pPr><w:r><w:rPr><w:b/><w:sz w:val="16"/><w:lang w:val="es-NI"/></w:rPr><w:t>PK</w:t></w:r></w:p><w:p><w:pPr><w:rPr><w:lang w:val="es-NI"/></w:rPr></w:pPr><w:proofErr w:type="spellStart"/><w:r><w:rPr><w:b/><w:sz w:val="16"/><w:lang w:val="es-NI"/></w:rPr><w:t>Soft</w:t></w:r><w:proofErr w:type="spellEnd"/><w:r><w:rPr><w:b/><w:sz w:val="16"/><w:lang w:val="es-NI"/></w:rPr><w:t xml:space="preserve"> </w:t></w:r><w:proofErr w:type="spellStart"/><w:r><w:rPr><w:b/><w:sz w:val="16"/><w:lang w:val="es-NI"/></w:rPr><w:t>Delete</w:t></w:r><w:proofErr w:type="spellEnd"/></w:p><w:p><w:pPr><w:rPr><w:lang w:val="es-NI"/></w:rPr></w:pPr><w:r><w:rPr><w:b/><w:sz w:val="16"/><w:lang w:val="es-NI"/></w:rPr><w:t>Índices únicos</w:t></w:r></w:p><w:p><w:pPr><w:rPr><w:lang w:val="es-NI"/></w:rPr></w:pPr><w:r><w:rPr><w:b/><w:sz w:val="16"/><w:lang w:val="es-NI"/></w:rPr><w:t>Relaciones FK</w:t></w:r></w:p><w:p><w:pPr><w:rPr><w:lang w:val="es-NI"/></w:rPr></w:pPr><w:r><w:rPr><w:sz w:val="16"/><w:lang w:val="es-NI"/></w:rPr><w:t>id</w:t></w:r></w:p><w:p><w:pPr><w:rPr><w:lang w:val="es-NI"/></w:rPr></w:pPr><w:r><w:rPr><w:sz w:val="16"/><w:lang w:val="es-NI"/></w:rPr><w:t>Sí</w:t></w:r></w:p><w:p><w:pPr><w:rPr><w:lang w:val="es-NI"/></w:rPr></w:pPr><w:proofErr w:type="spellStart"/><w:r><w:rPr><w:sz w:val="16"/><w:lang w:val="es-NI"/></w:rPr><w:t>codigo</w:t></w:r><w:proofErr w:type="spellEnd"/><w:r><w:rPr><w:sz w:val="16"/><w:lang w:val="es-NI"/></w:rPr><w:t xml:space="preserve"> (</w:t></w:r><w:proofErr w:type="spellStart"/><w:r><w:rPr><w:sz w:val="16"/><w:lang w:val="es-NI"/></w:rPr><w:t>codigo</w:t></w:r><w:proofErr w:type="spellEnd"/><w:r><w:rPr><w:sz w:val="16"/><w:lang w:val="es-NI"/></w:rPr><w:t>)</w:t></w:r></w:p><w:p><w:pPr><w:rPr><w:lang w:val="es-NI"/></w:rPr></w:pPr><w:r><w:rPr><w:sz w:val="16"/><w:lang w:val="es-NI"/></w:rPr><w:t>1</w:t></w:r></w:p><w:p><w:pPr><w:rPr><w:color w:val="FFFFFF" w:themeColor="background1"/><w:lang w:val="es-NI"/></w:rPr></w:pPr><w:r><w:rPr><w:b/><w:color w:val="FFFFFF" w:themeColor="background1"/><w:sz w:val="15"/><w:lang w:val="es-NI"/></w:rPr><w:t>Campo</w:t></w:r></w:p><w:p><w:pPr><w:rPr><w:color w:val="FFFFFF" w:themeColor="background1"/><w:lang w:val="es-NI"/></w:rPr></w:pPr><w:r><w:rPr><w:b/><w:color w:val="FFFFFF" w:themeColor="background1"/><w:sz w:val="15"/><w:lang w:val="es-NI"/></w:rPr><w:t>Tipo / definición</w:t></w:r></w:p><w:p><w:pPr><w:rPr><w:color w:val="FFFFFF" w:themeColor="background1"/><w:lang w:val="es-NI"/></w:rPr></w:pPr><w:r><w:rPr><w:b/><w:color w:val="FFFFFF" w:themeColor="background1"/><w:sz w:val="15"/><w:lang w:val="es-NI"/></w:rPr><w:t>Nulo / default</w:t></w:r></w:p><w:p><w:pPr><w:rPr><w:color w:val="FFFFFF" w:themeColor="background1"/><w:lang w:val="es-NI"/></w:rPr></w:pPr><w:r><w:rPr><w:b/><w:color w:val="FFFFFF" w:themeColor="background1"/><w:sz w:val="15"/><w:lang w:val="es-NI"/></w:rPr><w:t>Clave / índice</w:t></w:r></w:p><w:p><w:pPr><w:rPr><w:color w:val="FFFFFF" w:themeColor="background1"/><w:lang w:val="es-NI"/></w:rPr></w:pPr><w:r><w:rPr><w:b/><w:color w:val="FFFFFF" w:themeColor="background1"/><w:sz w:val="15"/><w:lang w:val="es-NI"/></w:rPr><w:t>Descripción</w:t></w:r></w:p><w:p><w:pPr><w:rPr><w:lang w:val="es-NI"/></w:rPr></w:pPr><w:r><w:rPr><w:sz w:val="15"/><w:lang w:val="es-NI"/></w:rPr><w:t>id</w:t></w:r></w:p><w:p><w:pPr><w:rPr><w:lang w:val="es-NI"/></w:rPr></w:pPr><w:proofErr w:type="gramStart"/><w:r><w:rPr><w:sz w:val="15"/><w:lang w:val="es-NI"/></w:rPr><w:t>BIGINT(</w:t></w:r><w:proofErr w:type="gramEnd"/><w:r><w:rPr><w:sz w:val="15"/><w:lang w:val="es-NI"/></w:rPr><w:t>20)</w:t></w:r></w:p><w:p><w:pPr><w:rPr><w:lang w:val="es-NI"/></w:rPr></w:pPr><w:r><w:rPr><w:sz w:val="15"/><w:lang w:val="es-NI"/></w:rPr><w:t>No</w:t></w:r></w:p><w:p><w:pPr><w:rPr><w:lang w:val="es-NI"/></w:rPr></w:pPr><w:r><w:rPr><w:sz w:val="15"/><w:lang w:val="es-NI"/></w:rPr><w:t>PK</w:t></w:r></w:p><w:p><w:pPr><w:rPr><w:lang w:val="es-NI"/></w:rPr></w:pPr><w:r><w:rPr><w:sz w:val="15"/><w:lang w:val="es-NI"/></w:rPr><w:t>Identificador único de la fila.</w:t></w:r></w:p><w:p><w:pPr><w:rPr><w:lang w:val="es-NI"/></w:rPr></w:pPr><w:proofErr w:type="spellStart"/><w:r><w:rPr><w:sz w:val="15"/><w:lang w:val="es-NI"/></w:rPr><w:t>codigo</w:t></w:r><w:proofErr w:type="spellEnd"/></w:p><w:p><w:pPr><w:rPr><w:lang w:val="es-NI"/></w:rPr></w:pPr><w:proofErr w:type="gramStart"/><w:r><w:rPr><w:sz w:val="15"/><w:lang w:val="es-NI"/></w:rPr><w:t>VARCHAR(</w:t></w:r><w:proofErr w:type="gramEnd"/><w:r><w:rPr><w:sz w:val="15"/><w:lang w:val="es-NI"/></w:rPr><w:t>30)</w:t></w:r></w:p><w:p><w:pPr><w:rPr><w:lang w:val="es-NI"/></w:rPr></w:pPr><w:r><w:rPr><w:sz w:val="15"/><w:lang w:val="es-NI"/></w:rPr><w:t>No</w:t></w:r></w:p><w:p><w:pPr><w:rPr><w:lang w:val="es-NI"/></w:rPr></w:pPr><w:r><w:rPr><w:sz w:val="15"/><w:lang w:val="es-NI"/></w:rPr><w:t>UK</w:t></w:r></w:p><w:p><w:pPr><w:rPr><w:lang w:val="es-NI"/></w:rPr></w:pPr><w:r><w:rPr><w:sz w:val="15"/><w:lang w:val="es-NI"/></w:rPr><w:t>Código de negocio.</w:t></w:r></w:p><w:p><w:pPr><w:rPr><w:lang w:val="es-NI"/></w:rPr></w:pPr><w:proofErr w:type="spellStart"/><w:r><w:rPr><w:sz w:val="15"/><w:lang w:val="es-NI"/></w:rPr><w:t>cliente_id</w:t></w:r><w:proofErr w:type="spellEnd"/></w:p><w:p><w:pPr><w:rPr><w:lang w:val="es-NI"/></w:rPr></w:pPr><w:proofErr w:type="gramStart"/><w:r><w:rPr><w:sz w:val="15"/><w:lang w:val="es-NI"/></w:rPr><w:t>BIGINT(</w:t></w:r><w:proofErr w:type="gramEnd"/><w:r><w:rPr><w:sz w:val="15"/><w:lang w:val="es-NI"/></w:rPr><w:t>20)</w:t></w:r></w:p><w:p><w:pPr><w:rPr><w:lang w:val="es-NI"/></w:rPr></w:pPr><w:r><w:rPr><w:sz w:val="15"/><w:lang w:val="es-NI"/></w:rPr><w:t>No</w:t></w:r></w:p><w:p><w:pPr><w:rPr><w:lang w:val="es-NI"/></w:rPr></w:pPr><w:r><w:rPr><w:sz w:val="15"/><w:lang w:val="es-NI"/></w:rPr><w:t>FK</w:t></w:r></w:p><w:p><w:pPr><w:rPr><w:lang w:val="es-NI"/></w:rPr></w:pPr><w:r><w:rPr><w:sz w:val="15"/><w:lang w:val="es-NI"/></w:rPr><w:t>Referencia al cliente asociado.</w:t></w:r></w:p><w:p><w:pPr><w:rPr><w:lang w:val="es-NI"/></w:rPr></w:pPr><w:r><w:rPr><w:sz w:val="15"/><w:lang w:val="es-NI"/></w:rPr><w:t>fecha</w:t></w:r></w:p><w:p><w:pPr><w:rPr><w:lang w:val="es-NI"/></w:rPr></w:pPr><w:r><w:rPr><w:sz w:val="15"/><w:lang w:val="es-NI"/></w:rPr><w:t>DATE</w:t></w:r></w:p><w:p><w:pPr><w:rPr><w:lang w:val="es-NI"/></w:rPr></w:pPr><w:r><w:rPr><w:sz w:val="15"/><w:lang w:val="es-NI"/></w:rPr><w:t>No</w:t></w:r></w:p><w:p><w:pPr><w:rPr><w:lang w:val="es-NI"/></w:rPr></w:pPr><w:r><w:rPr><w:sz w:val="15"/><w:lang w:val="es-NI"/></w:rPr><w:t>—</w:t></w:r></w:p><w:p><w:pPr><w:rPr><w:lang w:val="es-NI"/></w:rPr></w:pPr><w:r><w:rPr><w:sz w:val="15"/><w:lang w:val="es-NI"/></w:rPr><w:t>Fecha de la operación.</w:t></w:r></w:p><w:p><w:pPr><w:rPr><w:lang w:val="es-NI"/></w:rPr></w:pPr><w:proofErr w:type="spellStart"/><w:r><w:rPr><w:sz w:val="15"/><w:lang w:val="es-NI"/></w:rPr><w:t>descripcion</w:t></w:r><w:proofErr w:type="spellEnd"/></w:p><w:p><w:pPr><w:rPr><w:lang w:val="es-NI"/></w:rPr></w:pPr><w:r><w:rPr><w:sz w:val="15"/><w:lang w:val="es-NI"/></w:rPr><w:t>TEXT</w:t></w:r></w:p><w:p><w:pPr><w:rPr><w:lang w:val="es-NI"/></w:rPr></w:pPr><w:r><w:rPr><w:sz w:val="15"/><w:lang w:val="es-NI"/></w:rPr><w:t>Sí / NULL</w:t></w:r></w:p><w:p><w:pPr><w:rPr><w:lang w:val="es-NI"/></w:rPr></w:pPr><w:r><w:rPr><w:sz w:val="15"/><w:lang w:val="es-NI"/></w:rPr><w:t>—</w:t></w:r></w:p><w:p><w:pPr><w:rPr><w:lang w:val="es-NI"/></w:rPr></w:pPr><w:r><w:rPr><w:sz w:val="15"/><w:lang w:val="es-NI"/></w:rPr><w:t>Descripción del concepto.</w:t></w:r></w:p><w:p><w:pPr><w:rPr><w:lang w:val="es-NI"/></w:rPr></w:pPr><w:proofErr w:type="spellStart"/><w:r><w:rPr><w:sz w:val="15"/><w:lang w:val="es-NI"/></w:rPr><w:t>peso_mineral</w:t></w:r><w:proofErr w:type="spellEnd"/></w:p><w:p><w:pPr><w:rPr><w:lang w:val="es-NI"/></w:rPr></w:pPr><w:proofErr w:type="gramStart"/><w:r><w:rPr><w:sz w:val="15"/><w:lang w:val="es-NI"/></w:rPr><w:t>DECIMAL(</w:t></w:r><w:proofErr w:type="gramEnd"/><w:r><w:rPr><w:sz w:val="15"/><w:lang w:val="es-NI"/></w:rPr><w:t>12,</w:t></w:r></w:p><w:p><w:pPr><w:rPr><w:lang w:val="es-NI"/></w:rPr></w:pPr><w:r><w:rPr><w:sz w:val="15"/><w:lang w:val="es-NI"/></w:rPr><w:t>No / 0.000</w:t></w:r></w:p><w:p><w:pPr><w:rPr><w:lang w:val="es-NI"/></w:rPr></w:pPr><w:r><w:rPr><w:sz w:val="15"/><w:lang w:val="es-NI"/></w:rPr><w:t>—</w:t></w:r></w:p><w:p><w:pPr><w:rPr><w:lang w:val="es-NI"/></w:rPr></w:pPr><w:r><w:rPr><w:sz w:val="15"/><w:lang w:val="es-NI"/></w:rPr><w:t>Peso del mineral asociado a la OT.</w:t></w:r></w:p><w:p><w:pPr><w:rPr><w:lang w:val="es-NI"/></w:rPr></w:pPr><w:proofErr w:type="spellStart"/><w:r><w:rPr><w:sz w:val="15"/><w:lang w:val="es-NI"/></w:rPr><w:t>unidad_peso</w:t></w:r><w:proofErr w:type="spellEnd"/></w:p><w:p><w:pPr><w:rPr><w:lang w:val="es-NI"/></w:rPr></w:pPr><w:proofErr w:type="gramStart"/><w:r><w:rPr><w:sz w:val="15"/><w:lang w:val="es-NI"/></w:rPr><w:t>VARCHAR(</w:t></w:r><w:proofErr w:type="gramEnd"/><w:r><w:rPr><w:sz w:val="15"/><w:lang w:val="es-NI"/></w:rPr><w:t>10)</w:t></w:r></w:p><w:p><w:pPr><w:rPr><w:lang w:val="es-NI"/></w:rPr></w:pPr><w:r><w:rPr><w:sz w:val="15"/><w:lang w:val="es-NI"/></w:rPr><w:t>No / 'kg'</w:t></w:r></w:p><w:p><w:pPr><w:rPr><w:lang w:val="es-NI"/></w:rPr></w:pPr><w:r><w:rPr><w:sz w:val="15"/><w:lang w:val="es-NI"/></w:rPr><w:t>—</w:t></w:r></w:p><w:p><w:pPr><w:rPr><w:lang w:val="es-NI"/></w:rPr></w:pPr><w:r><w:rPr><w:sz w:val="15"/><w:lang w:val="es-NI"/></w:rPr><w:t>Unidad utilizada para expresar el peso del mineral.</w:t></w:r></w:p><w:p><w:pPr><w:rPr><w:lang w:val="es-NI"/></w:rPr></w:pPr><w:r><w:rPr><w:sz w:val="15"/><w:lang w:val="es-NI"/></w:rPr><w:t>estado</w:t></w:r></w:p><w:p><w:pPr><w:rPr><w:lang w:val="es-NI"/></w:rPr></w:pPr><w:proofErr w:type="gramStart"/><w:r><w:rPr><w:sz w:val="15"/><w:lang w:val="es-NI"/></w:rPr><w:t>INT(</w:t></w:r><w:proofErr w:type="gramEnd"/><w:r><w:rPr><w:sz w:val="15"/><w:lang w:val="es-NI"/></w:rPr><w:t>11)</w:t></w:r></w:p><w:p><w:pPr><w:rPr><w:lang w:val="es-NI"/></w:rPr></w:pPr><w:r><w:rPr><w:sz w:val="15"/><w:lang w:val="es-NI"/></w:rPr><w:t>No / 1</w:t></w:r></w:p><w:p><w:pPr><w:rPr><w:lang w:val="es-NI"/></w:rPr></w:pPr><w:r><w:rPr><w:sz w:val="15"/><w:lang w:val="es-NI"/></w:rPr><w:t>—</w:t></w:r></w:p><w:p><w:pPr><w:rPr><w:lang w:val="es-NI"/></w:rPr></w:pPr><w:r><w:rPr><w:sz w:val="15"/><w:lang w:val="es-NI"/></w:rPr><w:t>Estado lógico/operativo del registro.</w:t></w:r></w:p><w:p><w:pPr><w:rPr><w:lang w:val="es-NI"/></w:rPr></w:pPr><w:proofErr w:type="spellStart"/><w:r><w:rPr><w:sz w:val="15"/><w:lang w:val="es-NI"/></w:rPr><w:t>created_at</w:t></w:r><w:proofErr w:type="spellEnd"/></w:p><w:p><w:pPr><w:rPr><w:lang w:val="es-NI"/></w:rPr></w:pPr><w:r><w:rPr><w:sz w:val="15"/><w:lang w:val="es-NI"/></w:rPr><w:t>TIMESTAMP</w:t></w:r></w:p><w:p><w:pPr><w:rPr><w:lang w:val="es-NI"/></w:rPr></w:pPr><w:r><w:rPr><w:sz w:val="15"/><w:lang w:val="es-NI"/></w:rPr><w:t>Sí / NULL</w:t></w:r></w:p><w:p><w:pPr><w:rPr><w:lang w:val="es-NI"/></w:rPr></w:pPr><w:r><w:rPr><w:sz w:val="15"/><w:lang w:val="es-NI"/></w:rPr><w:t>—</w:t></w:r></w:p><w:p><w:pPr><w:rPr><w:lang w:val="es-NI"/></w:rPr></w:pPr><w:r><w:rPr><w:sz w:val="15"/><w:lang w:val="es-NI"/></w:rPr><w:t>Fecha/hora de creación.</w:t></w:r></w:p><w:p><w:pPr><w:rPr><w:lang w:val="es-NI"/></w:rPr></w:pPr><w:proofErr w:type="spellStart"/><w:r><w:rPr><w:sz w:val="15"/><w:lang w:val="es-NI"/></w:rPr><w:t>updated_at</w:t></w:r><w:proofErr w:type="spellEnd"/></w:p><w:p><w:pPr><w:rPr><w:lang w:val="es-NI"/></w:rPr></w:pPr><w:r><w:rPr><w:sz w:val="15"/><w:lang w:val="es-NI"/></w:rPr><w:t>TIMESTAMP</w:t></w:r></w:p><w:p><w:pPr><w:rPr><w:lang w:val="es-NI"/></w:rPr></w:pPr><w:r><w:rPr><w:sz w:val="15"/><w:lang w:val="es-NI"/></w:rPr><w:t>Sí / NULL</w:t></w:r></w:p><w:p><w:pPr><w:rPr><w:lang w:val="es-NI"/></w:rPr></w:pPr><w:r><w:rPr><w:sz w:val="15"/><w:lang w:val="es-NI"/></w:rPr><w:t>—</w:t></w:r></w:p><w:p><w:pPr><w:rPr><w:lang w:val="es-NI"/></w:rPr></w:pPr><w:r><w:rPr><w:sz w:val="15"/><w:lang w:val="es-NI"/></w:rPr><w:t>Fecha/hora de última actualización.</w:t></w:r></w:p><w:p><w:pPr><w:rPr><w:lang w:val="es-NI"/></w:rPr></w:pPr><w:proofErr w:type="spellStart"/><w:r><w:rPr><w:sz w:val="15"/><w:lang w:val="es-NI"/></w:rPr><w:t>deleted_at</w:t></w:r><w:proofErr w:type="spellEnd"/></w:p><w:p><w:pPr><w:rPr><w:lang w:val="es-NI"/></w:rPr></w:pPr><w:r><w:rPr><w:sz w:val="15"/><w:lang w:val="es-NI"/></w:rPr><w:t>TIMESTAMP</w:t></w:r></w:p><w:p><w:pPr><w:rPr><w:lang w:val="es-NI"/></w:rPr></w:pPr><w:r><w:rPr><w:sz w:val="15"/><w:lang w:val="es-NI"/></w:rPr><w:t>Sí / NULL</w:t></w:r></w:p><w:p><w:pPr><w:rPr><w:lang w:val="es-NI"/></w:rPr></w:pPr><w:r><w:rPr><w:sz w:val="15"/><w:lang w:val="es-NI"/></w:rPr><w:t>—</w:t></w:r></w:p><w:p><w:pPr><w:rPr><w:lang w:val="es-NI"/></w:rPr></w:pPr><w:r><w:rPr><w:sz w:val="15"/><w:lang w:val="es-NI"/></w:rPr><w:t>Marca temporal de eliminación lógica (</w:t></w:r><w:proofErr w:type="spellStart"/><w:r><w:rPr><w:sz w:val="15"/><w:lang w:val="es-NI"/></w:rPr><w:t>Soft</w:t></w:r><w:proofErr w:type="spellEnd"/><w:r><w:rPr><w:sz w:val="15"/><w:lang w:val="es-NI"/></w:rPr><w:t xml:space="preserve"> </w:t></w:r><w:proofErr w:type="spellStart"/><w:r><w:rPr><w:sz w:val="15"/><w:lang w:val="es-NI"/></w:rPr><w:t>Delete</w:t></w:r><w:proofErr w:type="spellEnd"/><w:r><w:rPr><w:sz w:val="15"/><w:lang w:val="es-NI"/></w:rPr><w:t>).</w:t></w:r></w:p><w:p><w:pPr><w:rPr><w:lang w:val="es-NI"/></w:rPr></w:pPr><w:r><w:rPr><w:b/><w:lang w:val="es-NI"/></w:rPr><w:t>Relaciones:</w:t></w:r></w:p><w:p><w:pPr><w:pStyle w:val="Listaconvietas"/><w:rPr><w:lang w:val="es-NI"/></w:rPr></w:pPr><w:proofErr w:type="spellStart"/><w:r><w:rPr><w:lang w:val="es-NI"/></w:rPr><w:t>cliente_id</w:t></w:r><w:proofErr w:type="spellEnd"/><w:r><w:rPr><w:lang w:val="es-NI"/></w:rPr><w:t xml:space="preserve"> → </w:t></w:r><w:proofErr w:type="spellStart"/><w:r><w:rPr><w:lang w:val="es-NI"/></w:rPr><w:t>clientes.id</w:t></w:r><w:proofErr w:type="spellEnd"/></w:p><w:p><w:pPr><w:rPr><w:lang w:val="es-NI"/></w:rPr></w:pPr><w:r><w:rPr><w:lang w:val="es-NI"/></w:rPr><w:br w:type="page"/></w:r></w:p><w:p><w:pPr><w:pStyle w:val="Ttulo2"/><w:rPr><w:lang w:val="es-NI"/></w:rPr></w:pPr><w:bookmarkStart w:id="7" w:name="_Toc240620136"/><w:r><w:rPr><w:lang w:val="es-NI"/></w:rPr><w:lastRenderedPageBreak/><w:t>3. etapas</w:t></w:r><w:bookmarkEnd w:id="7"/></w:p><w:p><w:pPr><w:rPr><w:lang w:val="es-NI"/></w:rPr></w:pPr><w:r><w:rPr><w:lang w:val="es-NI"/></w:rPr><w:t>Catálogo configurable de las etapas del proceso de tratamiento/procesamiento del mineral.</w:t></w:r></w:p><w:p><w:pPr><w:rPr><w:lang w:val="es-NI"/></w:rPr></w:pPr><w:r><w:rPr><w:b/><w:sz w:val="16"/><w:lang w:val="es-NI"/></w:rPr><w:t>PK</w:t></w:r></w:p><w:p><w:pPr><w:rPr><w:lang w:val="es-NI"/></w:rPr></w:pPr><w:proofErr w:type="spellStart"/><w:r><w:rPr><w:b/><w:sz w:val="16"/><w:lang w:val="es-NI"/></w:rPr><w:t>Soft</w:t></w:r><w:proofErr w:type="spellEnd"/><w:r><w:rPr><w:b/><w:sz w:val="16"/><w:lang w:val="es-NI"/></w:rPr><w:t xml:space="preserve"> </w:t></w:r><w:proofErr w:type="spellStart"/><w:r><w:rPr><w:b/><w:sz w:val="16"/><w:lang w:val="es-NI"/></w:rPr><w:t>Delete</w:t></w:r><w:proofErr w:type="spellEnd"/></w:p><w:p><w:pPr><w:rPr><w:lang w:val="es-NI"/></w:rPr></w:pPr><w:r><w:rPr><w:b/><w:sz w:val="16"/><w:lang w:val="es-NI"/></w:rPr><w:t>Índices únicos</w:t></w:r></w:p><w:p><w:pPr><w:rPr><w:lang w:val="es-NI"/></w:rPr></w:pPr><w:r><w:rPr><w:b/><w:sz w:val="16"/><w:lang w:val="es-NI"/></w:rPr><w:t>Relaciones FK</w:t></w:r></w:p><w:p><w:pPr><w:rPr><w:lang w:val="es-NI"/></w:rPr></w:pPr><w:r><w:rPr><w:sz w:val="16"/><w:lang w:val="es-NI"/></w:rPr><w:t>id</w:t></w:r></w:p><w:p><w:pPr><w:rPr><w:lang w:val="es-NI"/></w:rPr></w:pPr><w:r><w:rPr><w:sz w:val="16"/><w:lang w:val="es-NI"/></w:rPr><w:t>Sí</w:t></w:r></w:p><w:p><w:pPr><w:rPr><w:lang w:val="es-NI"/></w:rPr></w:pPr><w:r><w:rPr><w:sz w:val="16"/><w:lang w:val="es-NI"/></w:rPr><w:t>—</w:t></w:r></w:p><w:p><w:pPr><w:rPr><w:lang w:val="es-NI"/></w:rPr></w:pPr><w:r><w:rPr><w:sz w:val="16"/><w:lang w:val="es-NI"/></w:rPr><w:t>0</w:t></w:r></w:p><w:p><w:pPr><w:rPr><w:lang w:val="es-NI"/></w:rPr></w:pPr><w:r><w:rPr><w:b/><w:sz w:val="15"/><w:lang w:val="es-NI"/></w:rPr><w:t>Campo</w:t></w:r></w:p><w:p><w:pPr><w:rPr><w:lang w:val="es-NI"/></w:rPr></w:pPr><w:r><w:rPr><w:b/><w:sz w:val="15"/><w:lang w:val="es-NI"/></w:rPr><w:t>Tipo / definición</w:t></w:r></w:p><w:p><w:pPr><w:rPr><w:lang w:val="es-NI"/></w:rPr></w:pPr><w:r><w:rPr><w:b/><w:sz w:val="15"/><w:lang w:val="es-NI"/></w:rPr><w:t>Nulo / default</w:t></w:r></w:p><w:p><w:pPr><w:rPr><w:lang w:val="es-NI"/></w:rPr></w:pPr><w:r><w:rPr><w:b/><w:sz w:val="15"/><w:lang w:val="es-NI"/></w:rPr><w:t>Clave / índice</w:t></w:r></w:p><w:p><w:pPr><w:rPr><w:lang w:val="es-NI"/></w:rPr></w:pPr><w:r><w:rPr><w:b/><w:sz w:val="15"/><w:lang w:val="es-NI"/></w:rPr><w:t>Descripción</w:t></w:r></w:p><w:p><w:pPr><w:rPr><w:lang w:val="es-NI"/></w:rPr></w:pPr><w:r><w:rPr><w:sz w:val="15"/><w:lang w:val="es-NI"/></w:rPr><w:t>id</w:t></w:r></w:p><w:p><w:pPr><w:rPr><w:lang w:val="es-NI"/></w:rPr></w:pPr><w:proofErr w:type="gramStart"/><w:r><w:rPr><w:sz w:val="15"/><w:lang w:val="es-NI"/></w:rPr><w:t>BIGINT(</w:t></w:r><w:proofErr w:type="gramEnd"/><w:r><w:rPr><w:sz w:val="15"/><w:lang w:val="es-NI"/></w:rPr><w:t>20)</w:t></w:r></w:p><w:p><w:pPr><w:rPr><w:lang w:val="es-NI"/></w:rPr></w:pPr><w:r><w:rPr><w:sz w:val="15"/><w:lang w:val="es-NI"/></w:rPr><w:t>No</w:t></w:r></w:p><w:p><w:pPr><w:rPr><w:lang w:val="es-NI"/></w:rPr></w:pPr><w:r><w:rPr><w:sz w:val="15"/><w:lang w:val="es-NI"/></w:rPr><w:t>PK</w:t></w:r></w:p><w:p><w:pPr><w:rPr><w:lang w:val="es-NI"/></w:rPr></w:pPr><w:r><w:rPr><w:sz w:val="15"/><w:lang w:val="es-NI"/></w:rPr><w:t>Identificador único de la fila.</w:t></w:r></w:p><w:p><w:pPr><w:rPr><w:lang w:val="es-NI"/></w:rPr></w:pPr><w:r><w:rPr><w:sz w:val="15"/><w:lang w:val="es-NI"/></w:rPr><w:t>nombre</w:t></w:r></w:p><w:p><w:pPr><w:rPr><w:lang w:val="es-NI"/></w:rPr></w:pPr><w:proofErr w:type="gramStart"/><w:r><w:rPr><w:sz w:val="15"/><w:lang w:val="es-NI"/></w:rPr><w:t>VARCHAR(</w:t></w:r><w:proofErr w:type="gramEnd"/><w:r><w:rPr><w:sz w:val="15"/><w:lang w:val="es-NI"/></w:rPr><w:t>100)</w:t></w:r></w:p><w:p><w:pPr><w:rPr><w:lang w:val="es-NI"/></w:rPr></w:pPr><w:r><w:rPr><w:sz w:val="15"/><w:lang w:val="es-NI"/></w:rPr><w:t>No</w:t></w:r></w:p><w:p><w:pPr><w:rPr><w:lang w:val="es-NI"/></w:rPr></w:pPr><w:r><w:rPr><w:sz w:val="15"/><w:lang w:val="es-NI"/></w:rPr><w:t>—</w:t></w:r></w:p><w:p><w:pPr><w:rPr><w:lang w:val="es-NI"/></w:rPr></w:pPr><w:r><w:rPr><w:sz w:val="15"/><w:lang w:val="es-NI"/></w:rPr><w:t>Nombre descriptivo de la entidad.</w:t></w:r></w:p><w:p><w:pPr><w:rPr><w:lang w:val="es-NI"/></w:rPr></w:pPr><w:proofErr w:type="spellStart"/><w:r><w:rPr><w:sz w:val="15"/><w:lang w:val="es-NI"/></w:rPr><w:t>descripcion</w:t></w:r><w:proofErr w:type="spellEnd"/></w:p><w:p><w:pPr><w:rPr><w:lang w:val="es-NI"/></w:rPr></w:pPr><w:r><w:rPr><w:sz w:val="15"/><w:lang w:val="es-NI"/></w:rPr><w:t>TEXT</w:t></w:r></w:p><w:p><w:pPr><w:rPr><w:lang w:val="es-NI"/></w:rPr></w:pPr><w:r><w:rPr><w:sz w:val="15"/><w:lang w:val="es-NI"/></w:rPr><w:t>Sí / NULL</w:t></w:r></w:p><w:p><w:pPr><w:rPr><w:lang w:val="es-NI"/></w:rPr></w:pPr><w:r><w:rPr><w:sz w:val="15"/><w:lang w:val="es-NI"/></w:rPr><w:t>—</w:t></w:r></w:p><w:p><w:pPr><w:rPr><w:lang w:val="es-NI"/></w:rPr></w:pPr><w:r><w:rPr><w:sz w:val="15"/><w:lang w:val="es-NI"/></w:rPr><w:t>Descripción del concepto.</w:t></w:r></w:p><w:p><w:pPr><w:rPr><w:lang w:val="es-NI"/></w:rPr></w:pPr><w:r><w:rPr><w:sz w:val="15"/><w:lang w:val="es-NI"/></w:rPr><w:t>orden</w:t></w:r></w:p><w:p><w:pPr><w:rPr><w:lang w:val="es-NI"/></w:rPr></w:pPr><w:proofErr w:type="gramStart"/><w:r><w:rPr><w:sz w:val="15"/><w:lang w:val="es-NI"/></w:rPr><w:t>INT(</w:t></w:r><w:proofErr w:type="gramEnd"/><w:r><w:rPr><w:sz w:val="15"/><w:lang w:val="es-NI"/></w:rPr><w:t>10)</w:t></w:r></w:p><w:p><w:pPr><w:rPr><w:lang w:val="es-NI"/></w:rPr></w:pPr><w:r><w:rPr><w:sz w:val="15"/><w:lang w:val="es-NI"/></w:rPr><w:t>No / 1</w:t></w:r></w:p><w:p><w:pPr><w:rPr><w:lang w:val="es-NI"/></w:rPr></w:pPr><w:r><w:rPr><w:sz w:val="15"/><w:lang w:val="es-NI"/></w:rPr><w:t>—</w:t></w:r></w:p><w:p><w:pPr><w:rPr><w:lang w:val="es-NI"/></w:rPr></w:pPr><w:r><w:rPr><w:sz w:val="15"/><w:lang w:val="es-NI"/></w:rPr><w:t>Orden de presentación o ejecución de una etapa.</w:t></w:r></w:p><w:p><w:pPr><w:rPr><w:lang w:val="es-NI"/></w:rPr></w:pPr><w:r><w:rPr><w:sz w:val="15"/><w:lang w:val="es-NI"/></w:rPr><w:t>estado</w:t></w:r></w:p><w:p><w:pPr><w:rPr><w:lang w:val="es-NI"/></w:rPr></w:pPr><w:proofErr w:type="gramStart"/><w:r><w:rPr><w:sz w:val="15"/><w:lang w:val="es-NI"/></w:rPr><w:t>TINYINT(</w:t></w:r><w:proofErr w:type="gramEnd"/><w:r><w:rPr><w:sz w:val="15"/><w:lang w:val="es-NI"/></w:rPr><w:t>1)</w:t></w:r></w:p><w:p><w:pPr><w:rPr><w:lang w:val="es-NI"/></w:rPr></w:pPr><w:r><w:rPr><w:sz w:val="15"/><w:lang w:val="es-NI"/></w:rPr><w:t>No / 1</w:t></w:r></w:p><w:p><w:pPr><w:rPr><w:lang w:val="es-NI"/></w:rPr></w:pPr><w:r><w:rPr><w:sz w:val="15"/><w:lang w:val="es-NI"/></w:rPr><w:t>—</w:t></w:r></w:p><w:p><w:pPr><w:rPr><w:lang w:val="es-NI"/></w:rPr></w:pPr><w:r><w:rPr><w:sz w:val="15"/><w:lang w:val="es-NI"/></w:rPr><w:t>Estado lógico/operativo del registro.</w:t></w:r></w:p><w:p><w:pPr><w:rPr><w:lang w:val="es-NI"/></w:rPr></w:pPr><w:proofErr w:type="spellStart"/><w:r><w:rPr><w:sz w:val="15"/><w:lang w:val="es-NI"/></w:rPr><w:t>created_at</w:t></w:r><w:proofErr w:type="spellEnd"/></w:p><w:p><w:pPr><w:rPr><w:lang w:val="es-NI"/></w:rPr></w:pPr><w:r><w:rPr><w:sz w:val="15"/><w:lang w:val="es-NI"/></w:rPr><w:t>TIMESTAMP</w:t></w:r></w:p><w:p><w:pPr><w:rPr><w:lang w:val="es-NI"/></w:rPr></w:pPr><w:r><w:rPr><w:sz w:val="15"/><w:lang w:val="es-NI"/></w:rPr><w:t>Sí / NULL</w:t></w:r></w:p><w:p><w:pPr><w:rPr><w:lang w:val="es-NI"/></w:rPr></w:pPr><w:r><w:rPr><w:sz w:val="15"/><w:lang w:val="es-NI"/></w:rPr><w:t>—</w:t></w:r></w:p><w:p><w:pPr><w:rPr><w:lang w:val="es-NI"/></w:rPr></w:pPr><w:r><w:rPr><w:sz w:val="15"/><w:lang w:val="es-NI"/></w:rPr><w:t>Fecha/hora de creación.</w:t></w:r></w:p><w:p><w:pPr><w:rPr><w:lang w:val="es-NI"/></w:rPr></w:pPr><w:proofErr w:type="spellStart"/><w:r><w:rPr><w:sz w:val="15"/><w:lang w:val="es-NI"/></w:rPr><w:t>updated_at</w:t></w:r><w:proofErr w:type="spellEnd"/></w:p><w:p><w:pPr><w:rPr><w:lang w:val="es-NI"/></w:rPr></w:pPr><w:r><w:rPr><w:sz w:val="15"/><w:lang w:val="es-NI"/></w:rPr><w:t>TIMESTAMP</w:t></w:r></w:p><w:p><w:pPr><w:rPr><w:lang w:val="es-NI"/></w:rPr></w:pPr><w:r><w:rPr><w:sz w:val="15"/><w:lang w:val="es-NI"/></w:rPr><w:t>Sí / NULL</w:t></w:r></w:p><w:p><w:pPr><w:rPr><w:lang w:val="es-NI"/></w:rPr></w:pPr><w:r><w:rPr><w:sz w:val="15"/><w:lang w:val="es-NI"/></w:rPr><w:t>—</w:t></w:r></w:p><w:p><w:pPr><w:rPr><w:lang w:val="es-NI"/></w:rPr></w:pPr><w:r><w:rPr><w:sz w:val="15"/><w:lang w:val="es-NI"/></w:rPr><w:t>Fecha/hora de última actualización.</w:t></w:r></w:p><w:p><w:pPr><w:rPr><w:lang w:val="es-NI"/></w:rPr></w:pPr><w:proofErr w:type="spellStart"/><w:r><w:rPr><w:sz w:val="15"/><w:lang w:val="es-NI"/></w:rPr><w:t>deleted_at</w:t></w:r><w:proofErr w:type="spellEnd"/></w:p><w:p><w:pPr><w:rPr><w:lang w:val="es-NI"/></w:rPr></w:pPr><w:r><w:rPr><w:sz w:val="15"/><w:lang w:val="es-NI"/></w:rPr><w:t>TIMESTAMP</w:t></w:r></w:p><w:p><w:pPr><w:rPr><w:lang w:val="es-NI"/></w:rPr></w:pPr><w:r><w:rPr><w:sz w:val="15"/><w:lang w:val="es-NI"/></w:rPr><w:t>Sí / NULL</w:t></w:r></w:p><w:p><w:pPr><w:rPr><w:lang w:val="es-NI"/></w:rPr></w:pPr><w:r><w:rPr><w:sz w:val="15"/><w:lang w:val="es-NI"/></w:rPr><w:t>—</w:t></w:r></w:p><w:p><w:pPr><w:rPr><w:lang w:val="es-NI"/></w:rPr></w:pPr><w:r><w:rPr><w:sz w:val="15"/><w:lang w:val="es-NI"/></w:rPr><w:t>Marca temporal de eliminación lógica (</w:t></w:r><w:proofErr w:type="spellStart"/><w:r><w:rPr><w:sz w:val="15"/><w:lang w:val="es-NI"/></w:rPr><w:t>Soft</w:t></w:r><w:proofErr w:type="spellEnd"/><w:r><w:rPr><w:sz w:val="15"/><w:lang w:val="es-NI"/></w:rPr><w:t xml:space="preserve"> </w:t></w:r><w:proofErr w:type="spellStart"/><w:r><w:rPr><w:sz w:val="15"/><w:lang w:val="es-NI"/></w:rPr><w:t>Delete</w:t></w:r><w:proofErr w:type="spellEnd"/><w:r><w:rPr><w:sz w:val="15"/><w:lang w:val="es-NI"/></w:rPr><w:t>).</w:t></w:r></w:p><w:p><w:pPr><w:rPr><w:lang w:val="es-NI"/></w:rPr></w:pPr><w:r><w:rPr><w:lang w:val="es-NI"/></w:rPr><w:br w:type="page"/></w:r></w:p><w:p><w:pPr><w:pStyle w:val="Ttulo2"/><w:rPr><w:lang w:val="es-NI"/></w:rPr></w:pPr><w:bookmarkStart w:id="8" w:name="_Toc240620137"/><w:r><w:rPr><w:lang w:val="es-NI"/></w:rPr><w:lastRenderedPageBreak/><w:t xml:space="preserve">4. </w:t></w:r><w:proofErr w:type="spellStart"/><w:r><w:rPr><w:lang w:val="es-NI"/></w:rPr><w:t>procesos_orden</w:t></w:r><w:bookmarkEnd w:id="8"/><w:proofErr w:type="spellEnd"/></w:p><w:p><w:pPr><w:rPr><w:lang w:val="es-NI"/></w:rPr></w:pPr><w:r><w:rPr><w:lang w:val="es-NI"/></w:rPr><w:t>Instancias de etapas ejecutadas dentro de una orden de trabajo. Permite registrar fechas, pesos de entrada/salida y estado de cada proceso.</w:t></w:r></w:p><w:p><w:pPr><w:rPr><w:lang w:val="es-NI"/></w:rPr></w:pPr><w:r><w:rPr><w:b/><w:lang w:val="es-NI"/></w:rPr><w:t xml:space="preserve">Reglas / criterios: </w:t></w:r><w:r><w:rPr><w:lang w:val="es-NI"/></w:rPr><w:t>El código de proceso es único dentro de cada OT mediante (</w:t></w:r><w:proofErr w:type="spellStart"/><w:r><w:rPr><w:lang w:val="es-NI"/></w:rPr><w:t>orden_trabajo_id</w:t></w:r><w:proofErr w:type="spellEnd"/><w:r><w:rPr><w:lang w:val="es-NI"/></w:rPr><w:t xml:space="preserve">, </w:t></w:r><w:proofErr w:type="spellStart"/><w:r><w:rPr><w:lang w:val="es-NI"/></w:rPr><w:t>codigo</w:t></w:r><w:proofErr w:type="spellEnd"/><w:r><w:rPr><w:lang w:val="es-NI"/></w:rPr><w:t>). Si se utiliza desde otras tablas, el proceso debe pertenecer a la misma OT; esta validación corresponde a la lógica de aplicación.</w:t></w:r><w:r><w:rPr><w:lang w:val="es-NI"/></w:rPr><w:t xml:space="preserve"> El estado del proceso no se escribe: se deduce de sus fechas. Sin fecha de inicio es pendiente; con fecha de inicio y sin fecha de fin alcanzada, o con la fecha de fin todavia por delante, esta en proceso; cuando la fecha de fin ya paso, esta finalizado. La unica marca manual es la cancelacion (estado 0), porque un proceso abandonado tiene las mismas fechas que uno terminado a tiempo y no se puede deducir. Un proceso finalizado o cancelado ya no admite trabajos, costos ni consumos nuevos. La numeracion es igual que en ordenes_trabajo: 0 cancelado, 1 pendiente, 2 en proceso, 3 finalizado.</w:t></w:r></w:p><w:p><w:pPr><w:rPr><w:lang w:val="es-NI"/></w:rPr></w:pPr><w:r><w:rPr><w:b/><w:sz w:val="16"/><w:lang w:val="es-NI"/></w:rPr><w:t>PK</w:t></w:r></w:p><w:p><w:pPr><w:rPr><w:lang w:val="es-NI"/></w:rPr></w:pPr><w:proofErr w:type="spellStart"/><w:r><w:rPr><w:b/><w:sz w:val="16"/><w:lang w:val="es-NI"/></w:rPr><w:t>Soft</w:t></w:r><w:proofErr w:type="spellEnd"/><w:r><w:rPr><w:b/><w:sz w:val="16"/><w:lang w:val="es-NI"/></w:rPr><w:t xml:space="preserve"> </w:t></w:r><w:proofErr w:type="spellStart"/><w:r><w:rPr><w:b/><w:sz w:val="16"/><w:lang w:val="es-NI"/></w:rPr><w:t>Delete</w:t></w:r><w:proofErr w:type="spellEnd"/></w:p><w:p><w:pPr><w:rPr><w:lang w:val="es-NI"/></w:rPr></w:pPr><w:r><w:rPr><w:b/><w:sz w:val="16"/><w:lang w:val="es-NI"/></w:rPr><w:t>Índices únicos</w:t></w:r></w:p><w:p><w:pPr><w:rPr><w:lang w:val="es-NI"/></w:rPr></w:pPr><w:r><w:rPr><w:b/><w:sz w:val="16"/><w:lang w:val="es-NI"/></w:rPr><w:t>Relaciones FK</w:t></w:r></w:p><w:p><w:pPr><w:rPr><w:lang w:val="es-NI"/></w:rPr></w:pPr><w:r><w:rPr><w:sz w:val="16"/><w:lang w:val="es-NI"/></w:rPr><w:t>id</w:t></w:r></w:p><w:p><w:pPr><w:rPr><w:lang w:val="es-NI"/></w:rPr></w:pPr><w:r><w:rPr><w:sz w:val="16"/><w:lang w:val="es-NI"/></w:rPr><w:t>Sí</w:t></w:r></w:p><w:p><w:pPr><w:rPr><w:lang w:val="es-NI"/></w:rPr></w:pPr><w:proofErr w:type="spellStart"/><w:r><w:rPr><w:sz w:val="16"/><w:lang w:val="es-NI"/></w:rPr><w:t>UK_procesos_orden</w:t></w:r><w:proofErr w:type="spellEnd"/><w:r><w:rPr><w:sz w:val="16"/><w:lang w:val="es-NI"/></w:rPr><w:t xml:space="preserve"> (</w:t></w:r><w:proofErr w:type="spellStart"/><w:r><w:rPr><w:sz w:val="16"/><w:lang w:val="es-NI"/></w:rPr><w:t>orden_trabajo_id</w:t></w:r><w:proofErr w:type="spellEnd"/><w:r><w:rPr><w:sz w:val="16"/><w:lang w:val="es-NI"/></w:rPr><w:t xml:space="preserve">, </w:t></w:r><w:proofErr w:type="spellStart"/><w:r><w:rPr><w:sz w:val="16"/><w:lang w:val="es-NI"/></w:rPr><w:t>codigo</w:t></w:r><w:proofErr w:type="spellEnd"/><w:r><w:rPr><w:sz w:val="16"/><w:lang w:val="es-NI"/></w:rPr><w:t>)</w:t></w:r></w:p><w:p><w:pPr><w:rPr><w:lang w:val="es-NI"/></w:rPr></w:pPr><w:r><w:rPr><w:sz w:val="16"/><w:lang w:val="es-NI"/></w:rPr><w:t>2</w:t></w:r></w:p><w:p><w:pPr><w:rPr><w:lang w:val="es-NI"/></w:rPr></w:pPr><w:r><w:rPr><w:b/><w:sz w:val="15"/><w:lang w:val="es-NI"/></w:rPr><w:t>Campo</w:t></w:r></w:p><w:p><w:pPr><w:rPr><w:lang w:val="es-NI"/></w:rPr></w:pPr><w:r><w:rPr><w:b/><w:sz w:val="15"/><w:lang w:val="es-NI"/></w:rPr><w:t>Tipo / definición</w:t></w:r></w:p><w:p><w:pPr><w:rPr><w:lang w:val="es-NI"/></w:rPr></w:pPr><w:r><w:rPr><w:b/><w:sz w:val="15"/><w:lang w:val="es-NI"/></w:rPr><w:t>Nulo / default</w:t></w:r></w:p><w:p><w:pPr><w:rPr><w:lang w:val="es-NI"/></w:rPr></w:pPr><w:r><w:rPr><w:b/><w:sz w:val="15"/><w:lang w:val="es-NI"/></w:rPr><w:t>Clave / índice</w:t></w:r></w:p><w:p><w:pPr><w:rPr><w:lang w:val="es-NI"/></w:rPr></w:pPr><w:r><w:rPr><w:b/><w:sz w:val="15"/><w:lang w:val="es-NI"/></w:rPr><w:t>Descripción</w:t></w:r></w:p><w:p><w:pPr><w:rPr><w:lang w:val="es-NI"/></w:rPr></w:pPr><w:r><w:rPr><w:sz w:val="15"/><w:lang w:val="es-NI"/></w:rPr><w:t>id</w:t></w:r></w:p><w:p><w:pPr><w:rPr><w:lang w:val="es-NI"/></w:rPr></w:pPr><w:proofErr w:type="gramStart"/><w:r><w:rPr><w:sz w:val="15"/><w:lang w:val="es-NI"/></w:rPr><w:t>BIGINT(</w:t></w:r><w:proofErr w:type="gramEnd"/><w:r><w:rPr><w:sz w:val="15"/><w:lang w:val="es-NI"/></w:rPr><w:t>20)</w:t></w:r></w:p><w:p><w:pPr><w:rPr><w:lang w:val="es-NI"/></w:rPr></w:pPr><w:r><w:rPr><w:sz w:val="15"/><w:lang w:val="es-NI"/></w:rPr><w:t>No</w:t></w:r></w:p><w:p><w:pPr><w:rPr><w:lang w:val="es-NI"/></w:rPr></w:pPr><w:r><w:rPr><w:sz w:val="15"/><w:lang w:val="es-NI"/></w:rPr><w:t>PK</w:t></w:r></w:p><w:p><w:pPr><w:rPr><w:lang w:val="es-NI"/></w:rPr></w:pPr><w:r><w:rPr><w:sz w:val="15"/><w:lang w:val="es-NI"/></w:rPr><w:t>Identificador único de la fila.</w:t></w:r></w:p><w:p><w:pPr><w:rPr><w:lang w:val="es-NI"/></w:rPr></w:pPr><w:proofErr w:type="spellStart"/><w:r><w:rPr><w:sz w:val="15"/><w:lang w:val="es-NI"/></w:rPr><w:t>orden_trabajo_id</w:t></w:r><w:proofErr w:type="spellEnd"/></w:p><w:p><w:pPr><w:rPr><w:lang w:val="es-NI"/></w:rPr></w:pPr><w:proofErr w:type="gramStart"/><w:r><w:rPr><w:sz w:val="15"/><w:lang w:val="es-NI"/></w:rPr><w:t>BIGINT(</w:t></w:r><w:proofErr w:type="gramEnd"/><w:r><w:rPr><w:sz w:val="15"/><w:lang w:val="es-NI"/></w:rPr><w:t>20)</w:t></w:r></w:p><w:p><w:pPr><w:rPr><w:lang w:val="es-NI"/></w:rPr></w:pPr><w:r><w:rPr><w:sz w:val="15"/><w:lang w:val="es-NI"/></w:rPr><w:t>No</w:t></w:r></w:p><w:p><w:pPr><w:rPr><w:lang w:val="es-NI"/></w:rPr></w:pPr><w:r><w:rPr><w:sz w:val="15"/><w:lang w:val="es-NI"/></w:rPr><w:t>; FK</w:t></w:r></w:p><w:p><w:pPr><w:rPr><w:lang w:val="es-NI"/></w:rPr></w:pPr><w:r><w:rPr><w:sz w:val="15"/><w:lang w:val="es-NI"/></w:rPr><w:t>Referencia a la orden de trabajo asociada.</w:t></w:r></w:p><w:p><w:pPr><w:rPr><w:lang w:val="es-NI"/></w:rPr></w:pPr><w:proofErr w:type="spellStart"/><w:r><w:rPr><w:sz w:val="15"/><w:lang w:val="es-NI"/></w:rPr><w:t>etapa_id</w:t></w:r><w:proofErr w:type="spellEnd"/></w:p><w:p><w:pPr><w:rPr><w:lang w:val="es-NI"/></w:rPr></w:pPr><w:proofErr w:type="gramStart"/><w:r><w:rPr><w:sz w:val="15"/><w:lang w:val="es-NI"/></w:rPr><w:t>BIGINT(</w:t></w:r><w:proofErr w:type="gramEnd"/><w:r><w:rPr><w:sz w:val="15"/><w:lang w:val="es-NI"/></w:rPr><w:t>20)</w:t></w:r></w:p><w:p><w:pPr><w:rPr><w:lang w:val="es-NI"/></w:rPr></w:pPr><w:r><w:rPr><w:sz w:val="15"/><w:lang w:val="es-NI"/></w:rPr><w:t>No</w:t></w:r></w:p><w:p><w:pPr><w:rPr><w:lang w:val="es-NI"/></w:rPr></w:pPr><w:r><w:rPr><w:sz w:val="15"/><w:lang w:val="es-NI"/></w:rPr><w:t>FK</w:t></w:r></w:p><w:p><w:pPr><w:rPr><w:lang w:val="es-NI"/></w:rPr></w:pPr><w:r><w:rPr><w:sz w:val="15"/><w:lang w:val="es-NI"/></w:rPr><w:t>Referencia a la etapa del proceso.</w:t></w:r></w:p><w:p><w:pPr><w:rPr><w:lang w:val="es-NI"/></w:rPr></w:pPr><w:proofErr w:type="spellStart"/><w:r><w:rPr><w:sz w:val="15"/><w:lang w:val="es-NI"/></w:rPr><w:t>fecha_inicio</w:t></w:r><w:proofErr w:type="spellEnd"/></w:p><w:p><w:pPr><w:rPr><w:lang w:val="es-NI"/></w:rPr></w:pPr><w:r><w:rPr><w:sz w:val="15"/><w:lang w:val="es-NI"/></w:rPr><w:t>DATETIME</w:t></w:r></w:p><w:p><w:pPr><w:rPr><w:lang w:val="es-NI"/></w:rPr></w:pPr><w:r><w:rPr><w:sz w:val="15"/><w:lang w:val="es-NI"/></w:rPr><w:t>Sí / NULL</w:t></w:r></w:p><w:p><w:pPr><w:rPr><w:lang w:val="es-NI"/></w:rPr></w:pPr><w:r><w:rPr><w:sz w:val="15"/><w:lang w:val="es-NI"/></w:rPr><w:t>—</w:t></w:r></w:p><w:p><w:pPr><w:rPr><w:lang w:val="es-NI"/></w:rPr></w:pPr><w:r><w:rPr><w:sz w:val="15"/><w:lang w:val="es-NI"/></w:rPr><w:t>Inicio de vigencia o inicio del proceso.</w:t></w:r></w:p><w:p><w:pPr><w:rPr><w:lang w:val="es-NI"/></w:rPr></w:pPr><w:proofErr w:type="spellStart"/><w:r><w:rPr><w:sz w:val="15"/><w:lang w:val="es-NI"/></w:rPr><w:t>fecha_fin</w:t></w:r><w:proofErr w:type="spellEnd"/></w:p><w:p><w:pPr><w:rPr><w:lang w:val="es-NI"/></w:rPr></w:pPr><w:r><w:rPr><w:sz w:val="15"/><w:lang w:val="es-NI"/></w:rPr><w:t>DATETIME</w:t></w:r></w:p><w:p><w:pPr><w:rPr><w:lang w:val="es-NI"/></w:rPr></w:pPr><w:r><w:rPr><w:sz w:val="15"/><w:lang w:val="es-NI"/></w:rPr><w:t>Sí / NULL</w:t></w:r></w:p><w:p><w:pPr><w:rPr><w:lang w:val="es-NI"/></w:rPr></w:pPr><w:r><w:rPr><w:sz w:val="15"/><w:lang w:val="es-NI"/></w:rPr><w:t>—</w:t></w:r></w:p><w:p><w:pPr><w:rPr><w:lang w:val="es-NI"/></w:rPr></w:pPr><w:r><w:rPr><w:sz w:val="15"/><w:lang w:val="es-NI"/></w:rPr><w:t>Fin de vigencia o fin del proceso.</w:t></w:r></w:p><w:p><w:pPr><w:rPr><w:lang w:val="es-NI"/></w:rPr></w:pPr><w:proofErr w:type="spellStart"/><w:r><w:rPr><w:sz w:val="15"/><w:lang w:val="es-NI"/></w:rPr><w:t>peso_entrada</w:t></w:r><w:proofErr w:type="spellEnd"/></w:p><w:p><w:pPr><w:rPr><w:lang w:val="es-NI"/></w:rPr></w:pPr><w:proofErr w:type="gramStart"/><w:r><w:rPr><w:sz w:val="15"/><w:lang w:val="es-NI"/></w:rPr><w:t>DECIMAL(</w:t></w:r><w:proofErr w:type="gramEnd"/><w:r><w:rPr><w:sz w:val="15"/><w:lang w:val="es-NI"/></w:rPr><w:t>12,</w:t></w:r></w:p><w:p><w:pPr><w:rPr><w:lang w:val="es-NI"/></w:rPr></w:pPr><w:r><w:rPr><w:sz w:val="15"/><w:lang w:val="es-NI"/></w:rPr><w:t>Sí / NULL</w:t></w:r></w:p><w:p><w:pPr><w:rPr><w:lang w:val="es-NI"/></w:rPr></w:pPr><w:r><w:rPr><w:sz w:val="15"/><w:lang w:val="es-NI"/></w:rPr><w:t>—</w:t></w:r></w:p><w:p><w:pPr><w:rPr><w:lang w:val="es-NI"/></w:rPr></w:pPr><w:r><w:rPr><w:sz w:val="15"/><w:lang w:val="es-NI"/></w:rPr><w:t>Peso recibido al inicio del proceso.</w:t></w:r></w:p><w:p><w:pPr><w:rPr><w:lang w:val="es-NI"/></w:rPr></w:pPr><w:proofErr w:type="spellStart"/><w:r><w:rPr><w:sz w:val="15"/><w:lang w:val="es-NI"/></w:rPr><w:t>peso_salida</w:t></w:r><w:proofErr w:type="spellEnd"/></w:p><w:p><w:pPr><w:rPr><w:lang w:val="es-NI"/></w:rPr></w:pPr><w:proofErr w:type="gramStart"/><w:r><w:rPr><w:sz w:val="15"/><w:lang w:val="es-NI"/></w:rPr><w:t>DECIMAL(</w:t></w:r><w:proofErr w:type="gramEnd"/><w:r><w:rPr><w:sz w:val="15"/><w:lang w:val="es-NI"/></w:rPr><w:t>12,</w:t></w:r></w:p><w:p><w:pPr><w:rPr><w:lang w:val="es-NI"/></w:rPr></w:pPr><w:r><w:rPr><w:sz w:val="15"/><w:lang w:val="es-NI"/></w:rPr><w:t>Sí / NULL</w:t></w:r></w:p><w:p><w:pPr><w:rPr><w:lang w:val="es-NI"/></w:rPr></w:pPr><w:r><w:rPr><w:sz w:val="15"/><w:lang w:val="es-NI"/></w:rPr><w:t>—</w:t></w:r></w:p><w:p><w:pPr><w:rPr><w:lang w:val="es-NI"/></w:rPr></w:pPr><w:r><w:rPr><w:sz w:val="15"/><w:lang w:val="es-NI"/></w:rPr><w:t>Peso obtenido al finalizar el proceso.</w:t></w:r></w:p><w:p><w:pPr><w:rPr><w:lang w:val="es-NI"/></w:rPr></w:pPr><w:r><w:rPr><w:sz w:val="15"/><w:lang w:val="es-NI"/></w:rPr><w:t>estado</w:t></w:r></w:p><w:p><w:pPr><w:rPr><w:lang w:val="es-NI"/></w:rPr></w:pPr><w:proofErr w:type="gramStart"/><w:r><w:rPr><w:sz w:val="15"/><w:lang w:val="es-NI"/></w:rPr><w:t>INT(</w:t></w:r><w:proofErr w:type="gramEnd"/><w:r><w:rPr><w:sz w:val="15"/><w:lang w:val="es-NI"/></w:rPr><w:t>11)</w:t></w:r></w:p><w:p><w:pPr><w:rPr><w:lang w:val="es-NI"/></w:rPr></w:pPr><w:r><w:rPr><w:sz w:val="15"/><w:lang w:val="es-NI"/></w:rPr><w:t>No / 1</w:t></w:r></w:p><w:p><w:pPr><w:rPr><w:lang w:val="es-NI"/></w:rPr></w:pPr><w:r><w:rPr><w:sz w:val="15"/><w:lang w:val="es-NI"/></w:rPr><w:t>—</w:t></w:r></w:p><w:p><w:pPr><w:rPr><w:lang w:val="es-NI"/></w:rPr></w:pPr><w:r><w:rPr><w:sz w:val="15"/><w:lang w:val="es-NI"/></w:rPr><w:t>Estado lógico/operativo del registro.</w:t></w:r></w:p><w:p><w:pPr><w:rPr><w:lang w:val="es-NI"/></w:rPr></w:pPr><w:r><w:rPr><w:sz w:val="15"/><w:lang w:val="es-NI"/></w:rPr><w:t>observaciones</w:t></w:r></w:p><w:p><w:pPr><w:rPr><w:lang w:val="es-NI"/></w:rPr></w:pPr><w:r><w:rPr><w:sz w:val="15"/><w:lang w:val="es-NI"/></w:rPr><w:t>TEXT</w:t></w:r></w:p><w:p><w:pPr><w:rPr><w:lang w:val="es-NI"/></w:rPr></w:pPr><w:r><w:rPr><w:sz w:val="15"/><w:lang w:val="es-NI"/></w:rPr><w:t>Sí / NULL</w:t></w:r></w:p><w:p><w:pPr><w:rPr><w:lang w:val="es-NI"/></w:rPr></w:pPr><w:r><w:rPr><w:sz w:val="15"/><w:lang w:val="es-NI"/></w:rPr><w:t>—</w:t></w:r></w:p><w:p><w:pPr><w:rPr><w:lang w:val="es-NI"/></w:rPr></w:pPr><w:r><w:rPr><w:sz w:val="15"/><w:lang w:val="es-NI"/></w:rPr><w:t>Notas adicionales del registro.</w:t></w:r></w:p><w:p><w:pPr><w:rPr><w:lang w:val="es-NI"/></w:rPr></w:pPr><w:proofErr w:type="spellStart"/><w:r><w:rPr><w:sz w:val="15"/><w:lang w:val="es-NI"/></w:rPr><w:t>created_at</w:t></w:r><w:proofErr w:type="spellEnd"/></w:p><w:p><w:pPr><w:rPr><w:lang w:val="es-NI"/></w:rPr></w:pPr><w:r><w:rPr><w:sz w:val="15"/><w:lang w:val="es-NI"/></w:rPr><w:t>TIMESTAMP</w:t></w:r></w:p><w:p><w:pPr><w:rPr><w:lang w:val="es-NI"/></w:rPr></w:pPr><w:r><w:rPr><w:sz w:val="15"/><w:lang w:val="es-NI"/></w:rPr><w:t>Sí / NULL</w:t></w:r></w:p><w:p><w:pPr><w:rPr><w:lang w:val="es-NI"/></w:rPr></w:pPr><w:r><w:rPr><w:sz w:val="15"/><w:lang w:val="es-NI"/></w:rPr><w:t>—</w:t></w:r></w:p><w:p><w:pPr><w:rPr><w:lang w:val="es-NI"/></w:rPr></w:pPr><w:r><w:rPr><w:sz w:val="15"/><w:lang w:val="es-NI"/></w:rPr><w:t>Fecha/hora de creación.</w:t></w:r></w:p><w:p><w:pPr><w:rPr><w:lang w:val="es-NI"/></w:rPr></w:pPr><w:proofErr w:type="spellStart"/><w:r><w:rPr><w:sz w:val="15"/><w:lang w:val="es-NI"/></w:rPr><w:t>updated_at</w:t></w:r><w:proofErr w:type="spellEnd"/></w:p><w:p><w:pPr><w:rPr><w:lang w:val="es-NI"/></w:rPr></w:pPr><w:r><w:rPr><w:sz w:val="15"/><w:lang w:val="es-NI"/></w:rPr><w:t>TIMESTAMP</w:t></w:r></w:p><w:p><w:pPr><w:rPr><w:lang w:val="es-NI"/></w:rPr></w:pPr><w:r><w:rPr><w:sz w:val="15"/><w:lang w:val="es-NI"/></w:rPr><w:t>Sí / NULL</w:t></w:r></w:p><w:p><w:pPr><w:rPr><w:lang w:val="es-NI"/></w:rPr></w:pPr><w:r><w:rPr><w:sz w:val="15"/><w:lang w:val="es-NI"/></w:rPr><w:t>—</w:t></w:r></w:p><w:p><w:pPr><w:rPr><w:lang w:val="es-NI"/></w:rPr></w:pPr><w:r><w:rPr><w:sz w:val="15"/><w:lang w:val="es-NI"/></w:rPr><w:t>Fecha/hora de última actualización.</w:t></w:r></w:p><w:p><w:pPr><w:rPr><w:lang w:val="es-NI"/></w:rPr></w:pPr><w:proofErr w:type="spellStart"/><w:r><w:rPr><w:sz w:val="15"/><w:lang w:val="es-NI"/></w:rPr><w:t>codigo</w:t></w:r><w:proofErr w:type="spellEnd"/></w:p><w:p><w:pPr><w:rPr><w:lang w:val="es-NI"/></w:rPr></w:pPr><w:proofErr w:type="gramStart"/><w:r><w:rPr><w:sz w:val="15"/><w:lang w:val="es-NI"/></w:rPr><w:t>VARCHAR(</w:t></w:r><w:proofErr w:type="gramEnd"/><w:r><w:rPr><w:sz w:val="15"/><w:lang w:val="es-NI"/></w:rPr><w:t>30)</w:t></w:r></w:p><w:p><w:pPr><w:rPr><w:lang w:val="es-NI"/></w:rPr></w:pPr><w:r><w:rPr><w:sz w:val="15"/><w:lang w:val="es-NI"/></w:rPr><w:t>No</w:t></w:r></w:p><w:p><w:pPr><w:rPr><w:lang w:val="es-NI"/></w:rPr></w:pPr><w:r><w:rPr><w:sz w:val="15"/><w:lang w:val="es-NI"/></w:rPr><w:t>UK</w:t></w:r></w:p><w:p><w:pPr><w:rPr><w:lang w:val="es-NI"/></w:rPr></w:pPr><w:r><w:rPr><w:sz w:val="15"/><w:lang w:val="es-NI"/></w:rPr><w:t>Código de negocio.</w:t></w:r></w:p><w:p><w:pPr><w:rPr><w:lang w:val="es-NI"/></w:rPr></w:pPr><w:proofErr w:type="spellStart"/><w:r><w:rPr><w:sz w:val="15"/><w:lang w:val="es-NI"/></w:rPr><w:t>deleted_at</w:t></w:r><w:proofErr w:type="spellEnd"/></w:p><w:p><w:pPr><w:rPr><w:lang w:val="es-NI"/></w:rPr></w:pPr><w:r><w:rPr><w:sz w:val="15"/><w:lang w:val="es-NI"/></w:rPr><w:t>TIMESTAMP</w:t></w:r></w:p><w:p><w:pPr><w:rPr><w:lang w:val="es-NI"/></w:rPr></w:pPr><w:r><w:rPr><w:sz w:val="15"/><w:lang w:val="es-NI"/></w:rPr><w:t>Sí / NULL</w:t></w:r></w:p><w:p><w:pPr><w:rPr><w:lang w:val="es-NI"/></w:rPr></w:pPr><w:r><w:rPr><w:sz w:val="15"/><w:lang w:val="es-NI"/></w:rPr><w:t>—</w:t></w:r></w:p><w:p><w:pPr><w:rPr><w:lang w:val="es-NI"/></w:rPr></w:pPr><w:r><w:rPr><w:sz w:val="15"/><w:lang w:val="es-NI"/></w:rPr><w:t>Marca temporal de eliminación lógica (</w:t></w:r><w:proofErr w:type="spellStart"/><w:r><w:rPr><w:sz w:val="15"/><w:lang w:val="es-NI"/></w:rPr><w:t>Soft</w:t></w:r><w:proofErr w:type="spellEnd"/><w:r><w:rPr><w:sz w:val="15"/><w:lang w:val="es-NI"/></w:rPr><w:t xml:space="preserve"> </w:t></w:r><w:proofErr w:type="spellStart"/><w:r><w:rPr><w:sz w:val="15"/><w:lang w:val="es-NI"/></w:rPr><w:t>Delete</w:t></w:r><w:proofErr w:type="spellEnd"/><w:r><w:rPr><w:sz w:val="15"/><w:lang w:val="es-NI"/></w:rPr><w:t>).</w:t></w:r></w:p><w:p><w:pPr><w:rPr><w:lang w:val="es-NI"/></w:rPr></w:pPr><w:r><w:rPr><w:b/><w:lang w:val="es-NI"/></w:rPr><w:t>Relaciones:</w:t></w:r></w:p><w:p><w:pPr><w:pStyle w:val="Listaconvietas"/><w:rPr><w:lang w:val="es-NI"/></w:rPr></w:pPr><w:proofErr w:type="spellStart"/><w:r><w:rPr><w:lang w:val="es-NI"/></w:rPr><w:t>etapa_id</w:t></w:r><w:proofErr w:type="spellEnd"/><w:r><w:rPr><w:lang w:val="es-NI"/></w:rPr><w:t xml:space="preserve"> → </w:t></w:r><w:proofErr w:type="spellStart"/><w:r><w:rPr><w:lang w:val="es-NI"/></w:rPr><w:t>etapas.id</w:t></w:r><w:proofErr w:type="spellEnd"/></w:p><w:p><w:pPr><w:pStyle w:val="Listaconvietas"/><w:rPr><w:lang w:val="es-NI"/></w:rPr></w:pPr><w:proofErr w:type="spellStart"/><w:r><w:rPr><w:lang w:val="es-NI"/></w:rPr><w:t>orden_trabajo_id</w:t></w:r><w:proofErr w:type="spellEnd"/><w:r><w:rPr><w:lang w:val="es-NI"/></w:rPr><w:t xml:space="preserve"> → </w:t></w:r><w:proofErr w:type="spellStart"/><w:r><w:rPr><w:lang w:val="es-NI"/></w:rPr><w:t>ordenes_trabajo.id</w:t></w:r><w:proofErr w:type="spellEnd"/><w:r><w:rPr><w:lang w:val="es-NI"/></w:rPr><w:t xml:space="preserve"> (ON DELETE CASCADE)</w:t></w:r></w:p><w:p><w:pPr><w:rPr><w:lang w:val="es-NI"/></w:rPr></w:pPr><w:r><w:rPr><w:lang w:val="es-NI"/></w:rPr><w:br w:type="page"/></w:r></w:p><w:p><w:pPr><w:pStyle w:val="Ttulo2"/><w:rPr><w:lang w:val="es-NI"/></w:rPr></w:pPr><w:bookmarkStart w:id="9" w:name="_Toc240620138"/><w:r><w:rPr><w:lang w:val="es-NI"/></w:rPr><w:lastRenderedPageBreak/><w:t xml:space="preserve">5. </w:t></w:r><w:proofErr w:type="spellStart"/><w:r><w:rPr><w:lang w:val="es-NI"/></w:rPr><w:t>categorias_costos</w:t></w:r><w:bookmarkEnd w:id="9"/><w:proofErr w:type="spellEnd"/></w:p><w:p><w:pPr><w:rPr><w:lang w:val="es-NI"/></w:rPr></w:pPr><w:r><w:rPr><w:lang w:val="es-NI"/></w:rPr><w:t>Catálogo de clasificación de los costos imputables a una orden de trabajo.</w:t></w:r></w:p><w:p><w:pPr><w:rPr><w:lang w:val="es-NI"/></w:rPr></w:pPr><w:r><w:rPr><w:b/><w:lang w:val="es-NI"/></w:rPr><w:t xml:space="preserve">Reglas / criterios: la marca automatica impide que un concepto ya calculado por el sistema se escriba tambien a mano. La mano de obra se suma desde trabajos_empleados y la depreciación desde proceso_equipos; registrarlas en movimientos_costos las contaría dos veces, y el error no se vería en ninguna parte porque el total simplemente saldría más alto. La marca está en la tabla y no en la pantalla: si estuviera en el combo, bastaría con que alguien renombrara la categoría en el catálogo para que la protección desapareciera en silencio.</w:t></w:r><w:r><w:rPr><w:b/><w:lang w:val="es-NI"/></w:rPr><w:t xml:space="preserve"> La materia prima se marco tambien como automatica: el consumo de cemento, de quimicos o de cualquier insumo sale del almacen y se registra contra el proceso, y su costo lo fija el promedio de lo que habia dentro. Registrar la misma materia prima a mano en movimientos_costos permitiria contarla dos veces, una por el almacen y otra por la pantalla. Lo que no entre por el almacen se lleva a la categoria "Otros costos", que ya existe para lo que no encaja en ninguna de las anteriores.</w:t></w:r></w:p><w:p><w:pPr><w:rPr><w:lang w:val="es-NI"/></w:rPr></w:pPr><w:r><w:rPr><w:b/><w:sz w:val="16"/><w:lang w:val="es-NI"/></w:rPr><w:t>PK</w:t></w:r></w:p><w:p><w:pPr><w:rPr><w:lang w:val="es-NI"/></w:rPr></w:pPr><w:proofErr w:type="spellStart"/><w:r><w:rPr><w:b/><w:sz w:val="16"/><w:lang w:val="es-NI"/></w:rPr><w:t>Soft</w:t></w:r><w:proofErr w:type="spellEnd"/><w:r><w:rPr><w:b/><w:sz w:val="16"/><w:lang w:val="es-NI"/></w:rPr><w:t xml:space="preserve"> </w:t></w:r><w:proofErr w:type="spellStart"/><w:r><w:rPr><w:b/><w:sz w:val="16"/><w:lang w:val="es-NI"/></w:rPr><w:t>Delete</w:t></w:r><w:proofErr w:type="spellEnd"/></w:p><w:p><w:pPr><w:rPr><w:lang w:val="es-NI"/></w:rPr></w:pPr><w:r><w:rPr><w:b/><w:sz w:val="16"/><w:lang w:val="es-NI"/></w:rPr><w:t>Índices únicos</w:t></w:r></w:p><w:p><w:pPr><w:rPr><w:lang w:val="es-NI"/></w:rPr></w:pPr><w:r><w:rPr><w:b/><w:sz w:val="16"/><w:lang w:val="es-NI"/></w:rPr><w:t>Relaciones FK</w:t></w:r></w:p><w:p><w:pPr><w:rPr><w:lang w:val="es-NI"/></w:rPr></w:pPr><w:r><w:rPr><w:sz w:val="16"/><w:lang w:val="es-NI"/></w:rPr><w:t>id</w:t></w:r></w:p><w:p><w:pPr><w:rPr><w:lang w:val="es-NI"/></w:rPr></w:pPr><w:r><w:rPr><w:sz w:val="16"/><w:lang w:val="es-NI"/></w:rPr><w:t>Sí</w:t></w:r></w:p><w:p><w:pPr><w:rPr><w:lang w:val="es-NI"/></w:rPr></w:pPr><w:r><w:rPr><w:sz w:val="16"/><w:lang w:val="es-NI"/></w:rPr><w:t>—</w:t></w:r></w:p><w:p><w:pPr><w:rPr><w:lang w:val="es-NI"/></w:rPr></w:pPr><w:r><w:rPr><w:sz w:val="16"/><w:lang w:val="es-NI"/></w:rPr><w:t>0</w:t></w:r></w:p><w:p><w:pPr><w:rPr><w:lang w:val="es-NI"/></w:rPr></w:pPr><w:r><w:rPr><w:b/><w:sz w:val="15"/><w:lang w:val="es-NI"/></w:rPr><w:t>Campo</w:t></w:r></w:p><w:p><w:pPr><w:rPr><w:lang w:val="es-NI"/></w:rPr></w:pPr><w:r><w:rPr><w:b/><w:sz w:val="15"/><w:lang w:val="es-NI"/></w:rPr><w:t>Tipo / definición</w:t></w:r></w:p><w:p><w:pPr><w:rPr><w:lang w:val="es-NI"/></w:rPr></w:pPr><w:r><w:rPr><w:b/><w:sz w:val="15"/><w:lang w:val="es-NI"/></w:rPr><w:t>Nulo / default</w:t></w:r></w:p><w:p><w:pPr><w:rPr><w:lang w:val="es-NI"/></w:rPr></w:pPr><w:r><w:rPr><w:b/><w:sz w:val="15"/><w:lang w:val="es-NI"/></w:rPr><w:t>Clave / índice</w:t></w:r></w:p><w:p><w:pPr><w:rPr><w:lang w:val="es-NI"/></w:rPr></w:pPr><w:r><w:rPr><w:b/><w:sz w:val="15"/><w:lang w:val="es-NI"/></w:rPr><w:t>Descripción</w:t></w:r></w:p><w:p><w:pPr><w:rPr><w:lang w:val="es-NI"/></w:rPr></w:pPr><w:r><w:rPr><w:sz w:val="15"/><w:lang w:val="es-NI"/></w:rPr><w:t>id</w:t></w:r></w:p><w:p><w:pPr><w:rPr><w:lang w:val="es-NI"/></w:rPr></w:pPr><w:proofErr w:type="gramStart"/><w:r><w:rPr><w:sz w:val="15"/><w:lang w:val="es-NI"/></w:rPr><w:t>BIGINT(</w:t></w:r><w:proofErr w:type="gramEnd"/><w:r><w:rPr><w:sz w:val="15"/><w:lang w:val="es-NI"/></w:rPr><w:t>20)</w:t></w:r></w:p><w:p><w:pPr><w:rPr><w:lang w:val="es-NI"/></w:rPr></w:pPr><w:r><w:rPr><w:sz w:val="15"/><w:lang w:val="es-NI"/></w:rPr><w:t>No</w:t></w:r></w:p><w:p><w:pPr><w:rPr><w:lang w:val="es-NI"/></w:rPr></w:pPr><w:r><w:rPr><w:sz w:val="15"/><w:lang w:val="es-NI"/></w:rPr><w:t>PK</w:t></w:r></w:p><w:p><w:pPr><w:rPr><w:lang w:val="es-NI"/></w:rPr></w:pPr><w:r><w:rPr><w:sz w:val="15"/><w:lang w:val="es-NI"/></w:rPr><w:t>Identificador único de la fila.</w:t></w:r></w:p><w:p><w:pPr><w:rPr><w:lang w:val="es-NI"/></w:rPr></w:pPr><w:r><w:rPr><w:sz w:val="15"/><w:lang w:val="es-NI"/></w:rPr><w:t>nombre</w:t></w:r></w:p><w:p><w:pPr><w:rPr><w:lang w:val="es-NI"/></w:rPr></w:pPr><w:proofErr w:type="gramStart"/><w:r><w:rPr><w:sz w:val="15"/><w:lang w:val="es-NI"/></w:rPr><w:t>VARCHAR(</w:t></w:r><w:proofErr w:type="gramEnd"/><w:r><w:rPr><w:sz w:val="15"/><w:lang w:val="es-NI"/></w:rPr><w:t>100)</w:t></w:r></w:p><w:p><w:pPr><w:rPr><w:lang w:val="es-NI"/></w:rPr></w:pPr><w:r><w:rPr><w:sz w:val="15"/><w:lang w:val="es-NI"/></w:rPr><w:t>No</w:t></w:r></w:p><w:p><w:pPr><w:rPr><w:lang w:val="es-NI"/></w:rPr></w:pPr><w:r><w:rPr><w:sz w:val="15"/><w:lang w:val="es-NI"/></w:rPr><w:t>—</w:t></w:r></w:p><w:p><w:pPr><w:rPr><w:lang w:val="es-NI"/></w:rPr></w:pPr><w:r><w:rPr><w:sz w:val="15"/><w:lang w:val="es-NI"/></w:rPr><w:t>Nombre descriptivo de la entidad.</w:t></w:r></w:p><w:p><w:pPr><w:rPr><w:lang w:val="es-NI"/></w:rPr></w:pPr><w:proofErr w:type="spellStart"/><w:r><w:rPr><w:sz w:val="15"/><w:lang w:val="es-NI"/></w:rPr><w:t>descripcion</w:t></w:r><w:proofErr w:type="spellEnd"/></w:p><w:p><w:pPr><w:rPr><w:lang w:val="es-NI"/></w:rPr></w:pPr><w:proofErr w:type="gramStart"/><w:r><w:rPr><w:sz w:val="15"/><w:lang w:val="es-NI"/></w:rPr><w:t>VARCHAR(</w:t></w:r><w:proofErr w:type="gramEnd"/><w:r><w:rPr><w:sz w:val="15"/><w:lang w:val="es-NI"/></w:rPr><w:t>255)</w:t></w:r></w:p><w:p><w:pPr><w:rPr><w:lang w:val="es-NI"/></w:rPr></w:pPr><w:r><w:rPr><w:sz w:val="15"/><w:lang w:val="es-NI"/></w:rPr><w:t>Sí / NULL</w:t></w:r></w:p><w:p><w:pPr><w:rPr><w:lang w:val="es-NI"/></w:rPr></w:pPr><w:r><w:rPr><w:sz w:val="15"/><w:lang w:val="es-NI"/></w:rPr><w:t>—</w:t></w:r></w:p><w:p><w:pPr><w:rPr><w:lang w:val="es-NI"/></w:rPr></w:pPr><w:r><w:rPr><w:sz w:val="15"/><w:lang w:val="es-NI"/></w:rPr><w:t>Descripción del concepto.</w:t></w:r></w:p><w:p><w:pPr><w:rPr><w:lang w:val="es-NI"/></w:rPr></w:pPr><w:r><w:rPr><w:sz w:val="15"/><w:lang w:val="es-NI"/></w:rPr><w:t>estado</w:t></w:r></w:p><w:p><w:pPr><w:rPr><w:lang w:val="es-NI"/></w:rPr></w:pPr><w:proofErr w:type="gramStart"/><w:r><w:rPr><w:sz w:val="15"/><w:lang w:val="es-NI"/></w:rPr><w:t>TINYINT(</w:t></w:r><w:proofErr w:type="gramEnd"/><w:r><w:rPr><w:sz w:val="15"/><w:lang w:val="es-NI"/></w:rPr><w:t>1)</w:t></w:r></w:p><w:p><w:pPr><w:rPr><w:lang w:val="es-NI"/></w:rPr></w:pPr><w:r><w:rPr><w:sz w:val="15"/><w:lang w:val="es-NI"/></w:rPr><w:t>No / 1</w:t></w:r></w:p><w:p><w:pPr><w:rPr><w:lang w:val="es-NI"/></w:rPr></w:pPr><w:r><w:rPr><w:sz w:val="15"/><w:lang w:val="es-NI"/></w:rPr><w:t>—</w:t></w:r></w:p><w:p><w:pPr><w:rPr><w:lang w:val="es-NI"/></w:rPr></w:pPr><w:r><w:rPr><w:sz w:val="15"/><w:lang w:val="es-NI"/></w:rPr><w:t>Estado lógico/operativo del registro.</w:t></w:r></w:p><w:p><w:pPr><w:rPr><w:lang w:val="es-NI"/></w:rPr></w:pPr><w:r><w:rPr><w:sz w:val="15"/><w:lang w:val="es-NI"/></w:rPr><w:t xml:space="preserve">automatica</w:t></w:r></w:p><w:p><w:pPr><w:rPr><w:lang w:val="es-NI"/></w:rPr></w:pPr><w:r><w:rPr><w:sz w:val="15"/><w:lang w:val="es-NI"/></w:rPr><w:t xml:space="preserve">TINYINT(1)</w:t></w:r></w:p><w:p><w:pPr><w:rPr><w:lang w:val="es-NI"/></w:rPr></w:pPr><w:r><w:rPr><w:sz w:val="15"/><w:lang w:val="es-NI"/></w:rPr><w:t xml:space="preserve">No / 0</w:t></w:r></w:p><w:p><w:pPr><w:rPr><w:lang w:val="es-NI"/></w:rPr></w:pPr><w:r><w:rPr><w:sz w:val="15"/><w:lang w:val="es-NI"/></w:rPr><w:t xml:space="preserve">—</w:t></w:r></w:p><w:p><w:pPr><w:rPr><w:lang w:val="es-NI"/></w:rPr></w:pPr><w:r><w:rPr><w:sz w:val="15"/><w:lang w:val="es-NI"/></w:rPr><w:t xml:space="preserve">1 = la calcula el sistema (mano de obra, depreciación) y no se registra a mano; 0 = concepto cargable.</w:t></w:r></w:p><w:p><w:pPr><w:rPr><w:lang w:val="es-NI"/></w:rPr></w:pPr><w:proofErr w:type="spellStart"/><w:r><w:rPr><w:sz w:val="15"/><w:lang w:val="es-NI"/></w:rPr><w:t>created_at</w:t></w:r><w:proofErr w:type="spellEnd"/></w:p><w:p><w:pPr><w:rPr><w:lang w:val="es-NI"/></w:rPr></w:pPr><w:r><w:rPr><w:sz w:val="15"/><w:lang w:val="es-NI"/></w:rPr><w:t>TIMESTAMP</w:t></w:r></w:p><w:p><w:pPr><w:rPr><w:lang w:val="es-NI"/></w:rPr></w:pPr><w:r><w:rPr><w:sz w:val="15"/><w:lang w:val="es-NI"/></w:rPr><w:t>Sí / NULL</w:t></w:r></w:p><w:p><w:pPr><w:rPr><w:lang w:val="es-NI"/></w:rPr></w:pPr><w:r><w:rPr><w:sz w:val="15"/><w:lang w:val="es-NI"/></w:rPr><w:t>—</w:t></w:r></w:p><w:p><w:pPr><w:rPr><w:lang w:val="es-NI"/></w:rPr></w:pPr><w:r><w:rPr><w:sz w:val="15"/><w:lang w:val="es-NI"/></w:rPr><w:t>Fecha/hora de creación.</w:t></w:r></w:p><w:p><w:pPr><w:rPr><w:lang w:val="es-NI"/></w:rPr></w:pPr><w:proofErr w:type="spellStart"/><w:r><w:rPr><w:sz w:val="15"/><w:lang w:val="es-NI"/></w:rPr><w:t>updated_at</w:t></w:r><w:proofErr w:type="spellEnd"/></w:p><w:p><w:pPr><w:rPr><w:lang w:val="es-NI"/></w:rPr></w:pPr><w:r><w:rPr><w:sz w:val="15"/><w:lang w:val="es-NI"/></w:rPr><w:t>TIMESTAMP</w:t></w:r></w:p><w:p><w:pPr><w:rPr><w:lang w:val="es-NI"/></w:rPr></w:pPr><w:r><w:rPr><w:sz w:val="15"/><w:lang w:val="es-NI"/></w:rPr><w:t>Sí / NULL</w:t></w:r></w:p><w:p><w:pPr><w:rPr><w:lang w:val="es-NI"/></w:rPr></w:pPr><w:r><w:rPr><w:sz w:val="15"/><w:lang w:val="es-NI"/></w:rPr><w:t>—</w:t></w:r></w:p><w:p><w:pPr><w:rPr><w:lang w:val="es-NI"/></w:rPr></w:pPr><w:r><w:rPr><w:sz w:val="15"/><w:lang w:val="es-NI"/></w:rPr><w:t>Fecha/hora de última actualización.</w:t></w:r></w:p><w:p><w:pPr><w:rPr><w:lang w:val="es-NI"/></w:rPr></w:pPr><w:proofErr w:type="spellStart"/><w:r><w:rPr><w:sz w:val="15"/><w:lang w:val="es-NI"/></w:rPr><w:t>deleted_at</w:t></w:r><w:proofErr w:type="spellEnd"/></w:p><w:p><w:pPr><w:rPr><w:lang w:val="es-NI"/></w:rPr></w:pPr><w:r><w:rPr><w:sz w:val="15"/><w:lang w:val="es-NI"/></w:rPr><w:t>TIMESTAMP</w:t></w:r></w:p><w:p><w:pPr><w:rPr><w:lang w:val="es-NI"/></w:rPr></w:pPr><w:r><w:rPr><w:sz w:val="15"/><w:lang w:val="es-NI"/></w:rPr><w:t>Sí / NULL</w:t></w:r></w:p><w:p><w:pPr><w:rPr><w:lang w:val="es-NI"/></w:rPr></w:pPr><w:r><w:rPr><w:sz w:val="15"/><w:lang w:val="es-NI"/></w:rPr><w:t>—</w:t></w:r></w:p><w:p><w:pPr><w:rPr><w:lang w:val="es-NI"/></w:rPr></w:pPr><w:r><w:rPr><w:sz w:val="15"/><w:lang w:val="es-NI"/></w:rPr><w:t>Marca temporal de eliminación lógica (</w:t></w:r><w:proofErr w:type="spellStart"/><w:r><w:rPr><w:sz w:val="15"/><w:lang w:val="es-NI"/></w:rPr><w:t>Soft</w:t></w:r><w:proofErr w:type="spellEnd"/><w:r><w:rPr><w:sz w:val="15"/><w:lang w:val="es-NI"/></w:rPr><w:t xml:space="preserve"> </w:t></w:r><w:proofErr w:type="spellStart"/><w:r><w:rPr><w:sz w:val="15"/><w:lang w:val="es-NI"/></w:rPr><w:t>Delete</w:t></w:r><w:proofErr w:type="spellEnd"/><w:r><w:rPr><w:sz w:val="15"/><w:lang w:val="es-NI"/></w:rPr><w:t>).</w:t></w:r></w:p><w:p><w:pPr><w:rPr><w:lang w:val="es-NI"/></w:rPr></w:pPr><w:r><w:rPr><w:lang w:val="es-NI"/></w:rPr><w:br w:type="page"/></w:r></w:p><w:p><w:pPr><w:pStyle w:val="Ttulo2"/><w:rPr><w:lang w:val="es-NI"/></w:rPr></w:pPr><w:bookmarkStart w:id="10" w:name="_Toc240620139"/><w:r><w:rPr><w:lang w:val="es-NI"/></w:rPr><w:lastRenderedPageBreak/><w:t xml:space="preserve">6. </w:t></w:r><w:proofErr w:type="spellStart"/><w:r><w:rPr><w:lang w:val="es-NI"/></w:rPr><w:t>movimientos_costos</w:t></w:r><w:bookmarkEnd w:id="10"/><w:proofErr w:type="spellEnd"/></w:p><w:p><w:pPr><w:rPr><w:lang w:val="es-NI"/></w:rPr></w:pPr><w:r><w:rPr><w:lang w:val="es-NI"/></w:rPr><w:t xml:space="preserve">Registro de costos asociados a una orden de trabajo y, opcionalmente, a un proceso específico. Un costo con proceso_orden_id en NULL es un gasto de la orden en general (alquiler, transporte, un insumo suelto) y se registra desde la pantalla de la orden; uno con proceso_orden_id es de un proceso concreto y se registra desde la pantalla de ese proceso. Un mismo costo no puede cargarse en los dos sitios, para que no aparezca en dos desgloses y el total salga doble.</w:t></w:r></w:p><w:p><w:pPr><w:rPr><w:lang w:val="es-NI"/></w:rPr></w:pPr><w:r><w:rPr><w:b/><w:lang w:val="es-NI"/></w:rPr><w:t xml:space="preserve">Reglas / criterios: los valores originales conservan la moneda de la operación y costo_unitario_nio y costo_total_nio guardan el equivalente histórico. costo_total se calcula en el servidor como cantidad por costo_unitario y no se acepta del formulario: si se recibiera ya calculado, un valor equivocado se guardaría como si fuera verdad. El tipo de cambio se centraliza en TiposCambio::vigentePara() porque lo necesitan también los trabajos de los empleados, y la documentación pide justo eso para que dos copias de la misma regla no den números distintos. La moneda base vale 1 por definición y no consulta tipos_cambio. Si una fila contiene orden_trabajo_id y proceso_orden_id, hay que comprobar que el proceso pertenece a esa misma OT; esa comprobación vive en el modelo para que ninguna pantalla la esquive. Solo se ofrecen categorías con automatica en 0.</w:t></w:r></w:p><w:p><w:pPr><w:rPr><w:lang w:val="es-NI"/></w:rPr></w:pPr><w:r><w:rPr><w:b/><w:sz w:val="16"/><w:lang w:val="es-NI"/></w:rPr><w:t>PK</w:t></w:r></w:p><w:p><w:pPr><w:rPr><w:lang w:val="es-NI"/></w:rPr></w:pPr><w:proofErr w:type="spellStart"/><w:r><w:rPr><w:b/><w:sz w:val="16"/><w:lang w:val="es-NI"/></w:rPr><w:t>Soft</w:t></w:r><w:proofErr w:type="spellEnd"/><w:r><w:rPr><w:b/><w:sz w:val="16"/><w:lang w:val="es-NI"/></w:rPr><w:t xml:space="preserve"> </w:t></w:r><w:proofErr w:type="spellStart"/><w:r><w:rPr><w:b/><w:sz w:val="16"/><w:lang w:val="es-NI"/></w:rPr><w:t>Delete</w:t></w:r><w:proofErr w:type="spellEnd"/></w:p><w:p><w:pPr><w:rPr><w:lang w:val="es-NI"/></w:rPr></w:pPr><w:r><w:rPr><w:b/><w:sz w:val="16"/><w:lang w:val="es-NI"/></w:rPr><w:t>Índices únicos</w:t></w:r></w:p><w:p><w:pPr><w:rPr><w:lang w:val="es-NI"/></w:rPr></w:pPr><w:r><w:rPr><w:b/><w:sz w:val="16"/><w:lang w:val="es-NI"/></w:rPr><w:t>Relaciones FK</w:t></w:r></w:p><w:p><w:pPr><w:rPr><w:lang w:val="es-NI"/></w:rPr></w:pPr><w:r><w:rPr><w:sz w:val="16"/><w:lang w:val="es-NI"/></w:rPr><w:t>id</w:t></w:r></w:p><w:p><w:pPr><w:rPr><w:lang w:val="es-NI"/></w:rPr></w:pPr><w:r><w:rPr><w:sz w:val="16"/><w:lang w:val="es-NI"/></w:rPr><w:t>Sí</w:t></w:r></w:p><w:p><w:pPr><w:rPr><w:lang w:val="es-NI"/></w:rPr></w:pPr><w:r><w:rPr><w:sz w:val="16"/><w:lang w:val="es-NI"/></w:rPr><w:t>—</w:t></w:r></w:p><w:p><w:pPr><w:rPr><w:lang w:val="es-NI"/></w:rPr></w:pPr><w:r><w:rPr><w:sz w:val="16"/><w:lang w:val="es-NI"/></w:rPr><w:t>4</w:t></w:r></w:p><w:p><w:pPr><w:rPr><w:lang w:val="es-NI"/></w:rPr></w:pPr><w:r><w:rPr><w:b/><w:sz w:val="15"/><w:lang w:val="es-NI"/></w:rPr><w:t>Campo</w:t></w:r></w:p><w:p><w:pPr><w:rPr><w:lang w:val="es-NI"/></w:rPr></w:pPr><w:r><w:rPr><w:b/><w:sz w:val="15"/><w:lang w:val="es-NI"/></w:rPr><w:t>Tipo / definición</w:t></w:r></w:p><w:p><w:pPr><w:rPr><w:lang w:val="es-NI"/></w:rPr></w:pPr><w:r><w:rPr><w:b/><w:sz w:val="15"/><w:lang w:val="es-NI"/></w:rPr><w:t>Nulo / default</w:t></w:r></w:p><w:p><w:pPr><w:rPr><w:lang w:val="es-NI"/></w:rPr></w:pPr><w:r><w:rPr><w:b/><w:sz w:val="15"/><w:lang w:val="es-NI"/></w:rPr><w:t>Clave / índice</w:t></w:r></w:p><w:p><w:pPr><w:rPr><w:lang w:val="es-NI"/></w:rPr></w:pPr><w:r><w:rPr><w:b/><w:sz w:val="15"/><w:lang w:val="es-NI"/></w:rPr><w:t>Descripción</w:t></w:r></w:p><w:p><w:pPr><w:rPr><w:lang w:val="es-NI"/></w:rPr></w:pPr><w:r><w:rPr><w:sz w:val="15"/><w:lang w:val="es-NI"/></w:rPr><w:t>id</w:t></w:r></w:p><w:p><w:pPr><w:rPr><w:lang w:val="es-NI"/></w:rPr></w:pPr><w:proofErr w:type="gramStart"/><w:r><w:rPr><w:sz w:val="15"/><w:lang w:val="es-NI"/></w:rPr><w:t>BIGINT(</w:t></w:r><w:proofErr w:type="gramEnd"/><w:r><w:rPr><w:sz w:val="15"/><w:lang w:val="es-NI"/></w:rPr><w:t>20)</w:t></w:r></w:p><w:p><w:pPr><w:rPr><w:lang w:val="es-NI"/></w:rPr></w:pPr><w:r><w:rPr><w:sz w:val="15"/><w:lang w:val="es-NI"/></w:rPr><w:t>No</w:t></w:r></w:p><w:p><w:pPr><w:rPr><w:lang w:val="es-NI"/></w:rPr></w:pPr><w:r><w:rPr><w:sz w:val="15"/><w:lang w:val="es-NI"/></w:rPr><w:t>PK</w:t></w:r></w:p><w:p><w:pPr><w:rPr><w:lang w:val="es-NI"/></w:rPr></w:pPr><w:r><w:rPr><w:sz w:val="15"/><w:lang w:val="es-NI"/></w:rPr><w:t>Identificador único de la fila.</w:t></w:r></w:p><w:p><w:pPr><w:rPr><w:lang w:val="es-NI"/></w:rPr></w:pPr><w:proofErr w:type="spellStart"/><w:r><w:rPr><w:sz w:val="15"/><w:lang w:val="es-NI"/></w:rPr><w:t>orden_trabajo_id</w:t></w:r><w:proofErr w:type="spellEnd"/></w:p><w:p><w:pPr><w:rPr><w:lang w:val="es-NI"/></w:rPr></w:pPr><w:proofErr w:type="gramStart"/><w:r><w:rPr><w:sz w:val="15"/><w:lang w:val="es-NI"/></w:rPr><w:t>BIGINT(</w:t></w:r><w:proofErr w:type="gramEnd"/><w:r><w:rPr><w:sz w:val="15"/><w:lang w:val="es-NI"/></w:rPr><w:t>20)</w:t></w:r></w:p><w:p><w:pPr><w:rPr><w:lang w:val="es-NI"/></w:rPr></w:pPr><w:r><w:rPr><w:sz w:val="15"/><w:lang w:val="es-NI"/></w:rPr><w:t>No</w:t></w:r></w:p><w:p><w:pPr><w:rPr><w:lang w:val="es-NI"/></w:rPr></w:pPr><w:r><w:rPr><w:sz w:val="15"/><w:lang w:val="es-NI"/></w:rPr><w:t>FK</w:t></w:r></w:p><w:p><w:pPr><w:rPr><w:lang w:val="es-NI"/></w:rPr></w:pPr><w:r><w:rPr><w:sz w:val="15"/><w:lang w:val="es-NI"/></w:rPr><w:t>Referencia a la orden de trabajo asociada.</w:t></w:r></w:p><w:p><w:pPr><w:rPr><w:lang w:val="es-NI"/></w:rPr></w:pPr><w:proofErr w:type="spellStart"/><w:r><w:rPr><w:sz w:val="15"/><w:lang w:val="es-NI"/></w:rPr><w:t>proceso_orden_id</w:t></w:r><w:proofErr w:type="spellEnd"/></w:p><w:p><w:pPr><w:rPr><w:lang w:val="es-NI"/></w:rPr></w:pPr><w:proofErr w:type="gramStart"/><w:r><w:rPr><w:sz w:val="15"/><w:lang w:val="es-NI"/></w:rPr><w:t>BIGINT(</w:t></w:r><w:proofErr w:type="gramEnd"/><w:r><w:rPr><w:sz w:val="15"/><w:lang w:val="es-NI"/></w:rPr><w:t>20)</w:t></w:r></w:p><w:p><w:pPr><w:rPr><w:lang w:val="es-NI"/></w:rPr></w:pPr><w:r><w:rPr><w:sz w:val="15"/><w:lang w:val="es-NI"/></w:rPr><w:t>Sí / NULL</w:t></w:r></w:p><w:p><w:pPr><w:rPr><w:lang w:val="es-NI"/></w:rPr></w:pPr><w:r><w:rPr><w:sz w:val="15"/><w:lang w:val="es-NI"/></w:rPr><w:t>FK</w:t></w:r></w:p><w:p><w:pPr><w:rPr><w:lang w:val="es-NI"/></w:rPr></w:pPr><w:r><w:rPr><w:sz w:val="15"/><w:lang w:val="es-NI"/></w:rPr><w:t>Referencia al proceso específico de la OT.</w:t></w:r></w:p><w:p><w:pPr><w:rPr><w:lang w:val="es-NI"/></w:rPr></w:pPr><w:proofErr w:type="spellStart"/><w:r><w:rPr><w:sz w:val="15"/><w:lang w:val="es-NI"/></w:rPr><w:t>categoria_costo_id</w:t></w:r><w:proofErr w:type="spellEnd"/></w:p><w:p><w:pPr><w:rPr><w:lang w:val="es-NI"/></w:rPr></w:pPr><w:proofErr w:type="gramStart"/><w:r><w:rPr><w:sz w:val="15"/><w:lang w:val="es-NI"/></w:rPr><w:t>BIGINT(</w:t></w:r><w:proofErr w:type="gramEnd"/><w:r><w:rPr><w:sz w:val="15"/><w:lang w:val="es-NI"/></w:rPr><w:t>20)</w:t></w:r></w:p><w:p><w:pPr><w:rPr><w:lang w:val="es-NI"/></w:rPr></w:pPr><w:r><w:rPr><w:sz w:val="15"/><w:lang w:val="es-NI"/></w:rPr><w:t>No</w:t></w:r></w:p><w:p><w:pPr><w:rPr><w:lang w:val="es-NI"/></w:rPr></w:pPr><w:r><w:rPr><w:sz w:val="15"/><w:lang w:val="es-NI"/></w:rPr><w:t>FK</w:t></w:r></w:p><w:p><w:pPr><w:rPr><w:lang w:val="es-NI"/></w:rPr></w:pPr><w:r><w:rPr><w:sz w:val="15"/><w:lang w:val="es-NI"/></w:rPr><w:t>Categoría del costo.</w:t></w:r></w:p><w:p><w:pPr><w:rPr><w:lang w:val="es-NI"/></w:rPr></w:pPr><w:r><w:rPr><w:sz w:val="15"/><w:lang w:val="es-NI"/></w:rPr><w:t>fecha</w:t></w:r></w:p><w:p><w:pPr><w:rPr><w:lang w:val="es-NI"/></w:rPr></w:pPr><w:r><w:rPr><w:sz w:val="15"/><w:lang w:val="es-NI"/></w:rPr><w:t>DATE</w:t></w:r></w:p><w:p><w:pPr><w:rPr><w:lang w:val="es-NI"/></w:rPr></w:pPr><w:r><w:rPr><w:sz w:val="15"/><w:lang w:val="es-NI"/></w:rPr><w:t>No</w:t></w:r></w:p><w:p><w:pPr><w:rPr><w:lang w:val="es-NI"/></w:rPr></w:pPr><w:r><w:rPr><w:sz w:val="15"/><w:lang w:val="es-NI"/></w:rPr><w:t>—</w:t></w:r></w:p><w:p><w:pPr><w:rPr><w:lang w:val="es-NI"/></w:rPr></w:pPr><w:r><w:rPr><w:sz w:val="15"/><w:lang w:val="es-NI"/></w:rPr><w:t>Fecha de la operación.</w:t></w:r></w:p><w:p><w:pPr><w:rPr><w:lang w:val="es-NI"/></w:rPr></w:pPr><w:proofErr w:type="spellStart"/><w:r><w:rPr><w:sz w:val="15"/><w:lang w:val="es-NI"/></w:rPr><w:t>descripcion</w:t></w:r><w:proofErr w:type="spellEnd"/></w:p><w:p><w:pPr><w:rPr><w:lang w:val="es-NI"/></w:rPr></w:pPr><w:proofErr w:type="gramStart"/><w:r><w:rPr><w:sz w:val="15"/><w:lang w:val="es-NI"/></w:rPr><w:t>VARCHAR(</w:t></w:r><w:proofErr w:type="gramEnd"/><w:r><w:rPr><w:sz w:val="15"/><w:lang w:val="es-NI"/></w:rPr><w:t>255)</w:t></w:r></w:p><w:p><w:pPr><w:rPr><w:lang w:val="es-NI"/></w:rPr></w:pPr><w:r><w:rPr><w:sz w:val="15"/><w:lang w:val="es-NI"/></w:rPr><w:t>No</w:t></w:r></w:p><w:p><w:pPr><w:rPr><w:lang w:val="es-NI"/></w:rPr></w:pPr><w:r><w:rPr><w:sz w:val="15"/><w:lang w:val="es-NI"/></w:rPr><w:t>—</w:t></w:r></w:p><w:p><w:pPr><w:rPr><w:lang w:val="es-NI"/></w:rPr></w:pPr><w:r><w:rPr><w:sz w:val="15"/><w:lang w:val="es-NI"/></w:rPr><w:t>Descripción del concepto.</w:t></w:r></w:p><w:p><w:pPr><w:rPr><w:lang w:val="es-NI"/></w:rPr></w:pPr><w:r><w:rPr><w:sz w:val="15"/><w:lang w:val="es-NI"/></w:rPr><w:t>cantidad</w:t></w:r></w:p><w:p><w:pPr><w:rPr><w:lang w:val="es-NI"/></w:rPr></w:pPr><w:proofErr w:type="gramStart"/><w:r><w:rPr><w:sz w:val="15"/><w:lang w:val="es-NI"/></w:rPr><w:t>DECIMAL(</w:t></w:r><w:proofErr w:type="gramEnd"/><w:r><w:rPr><w:sz w:val="15"/><w:lang w:val="es-NI"/></w:rPr><w:t>12,</w:t></w:r></w:p><w:p><w:pPr><w:rPr><w:lang w:val="es-NI"/></w:rPr></w:pPr><w:r><w:rPr><w:sz w:val="15"/><w:lang w:val="es-NI"/></w:rPr><w:t>No / 1.000</w:t></w:r></w:p><w:p><w:pPr><w:rPr><w:lang w:val="es-NI"/></w:rPr></w:pPr><w:r><w:rPr><w:sz w:val="15"/><w:lang w:val="es-NI"/></w:rPr><w:t>—</w:t></w:r></w:p><w:p><w:pPr><w:rPr><w:lang w:val="es-NI"/></w:rPr></w:pPr><w:r><w:rPr><w:sz w:val="15"/><w:lang w:val="es-NI"/></w:rPr><w:t>Cantidad física o cantidad base de la operación.</w:t></w:r></w:p><w:p><w:pPr><w:rPr><w:lang w:val="es-NI"/></w:rPr></w:pPr><w:proofErr w:type="spellStart"/><w:r><w:rPr><w:sz w:val="15"/><w:lang w:val="es-NI"/></w:rPr><w:t>costo_unitario</w:t></w:r><w:proofErr w:type="spellEnd"/></w:p><w:p><w:pPr><w:rPr><w:lang w:val="es-NI"/></w:rPr></w:pPr><w:proofErr w:type="gramStart"/><w:r><w:rPr><w:sz w:val="15"/><w:lang w:val="es-NI"/></w:rPr><w:t>DECIMAL(</w:t></w:r><w:proofErr w:type="gramEnd"/><w:r><w:rPr><w:sz w:val="15"/><w:lang w:val="es-NI"/></w:rPr><w:t>14,</w:t></w:r></w:p><w:p><w:pPr><w:rPr><w:lang w:val="es-NI"/></w:rPr></w:pPr><w:r><w:rPr><w:sz w:val="15"/><w:lang w:val="es-NI"/></w:rPr><w:t>No / 0.00</w:t></w:r></w:p><w:p><w:pPr><w:rPr><w:lang w:val="es-NI"/></w:rPr></w:pPr><w:r><w:rPr><w:sz w:val="15"/><w:lang w:val="es-NI"/></w:rPr><w:t>—</w:t></w:r></w:p><w:p><w:pPr><w:rPr><w:lang w:val="es-NI"/></w:rPr></w:pPr><w:r><w:rPr><w:sz w:val="15"/><w:lang w:val="es-NI"/></w:rPr><w:t>Costo por unidad en la moneda de la operación.</w:t></w:r></w:p><w:p><w:pPr><w:rPr><w:lang w:val="es-NI"/></w:rPr></w:pPr><w:proofErr w:type="spellStart"/><w:r><w:rPr><w:sz w:val="15"/><w:lang w:val="es-NI"/></w:rPr><w:t>costo_total</w:t></w:r><w:proofErr w:type="spellEnd"/></w:p><w:p><w:pPr><w:rPr><w:lang w:val="es-NI"/></w:rPr></w:pPr><w:proofErr w:type="gramStart"/><w:r><w:rPr><w:sz w:val="15"/><w:lang w:val="es-NI"/></w:rPr><w:t>DECIMAL(</w:t></w:r><w:proofErr w:type="gramEnd"/><w:r><w:rPr><w:sz w:val="15"/><w:lang w:val="es-NI"/></w:rPr><w:t>14,</w:t></w:r></w:p><w:p><w:pPr><w:rPr><w:lang w:val="es-NI"/></w:rPr></w:pPr><w:r><w:rPr><w:sz w:val="15"/><w:lang w:val="es-NI"/></w:rPr><w:t>No / 0.00</w:t></w:r></w:p><w:p><w:pPr><w:rPr><w:lang w:val="es-NI"/></w:rPr></w:pPr><w:r><w:rPr><w:sz w:val="15"/><w:lang w:val="es-NI"/></w:rPr><w:t>—</w:t></w:r></w:p><w:p><w:pPr><w:rPr><w:lang w:val="es-NI"/></w:rPr></w:pPr><w:r><w:rPr><w:sz w:val="15"/><w:lang w:val="es-NI"/></w:rPr><w:t>Costo total en la moneda de la operación.</w:t></w:r></w:p><w:p><w:pPr><w:rPr><w:lang w:val="es-NI"/></w:rPr></w:pPr><w:proofErr w:type="spellStart"/><w:r><w:rPr><w:sz w:val="15"/><w:lang w:val="es-NI"/></w:rPr><w:t>costo_unitario_nio</w:t></w:r><w:proofErr w:type="spellEnd"/></w:p><w:p><w:pPr><w:rPr><w:lang w:val="es-NI"/></w:rPr></w:pPr><w:proofErr w:type="gramStart"/><w:r><w:rPr><w:sz w:val="15"/><w:lang w:val="es-NI"/></w:rPr><w:t>DECIMAL(</w:t></w:r><w:proofErr w:type="gramEnd"/><w:r><w:rPr><w:sz w:val="15"/><w:lang w:val="es-NI"/></w:rPr><w:t>14,</w:t></w:r></w:p><w:p><w:pPr><w:rPr><w:lang w:val="es-NI"/></w:rPr></w:pPr><w:r><w:rPr><w:sz w:val="15"/><w:lang w:val="es-NI"/></w:rPr><w:t>Sí / NULL</w:t></w:r></w:p><w:p><w:pPr><w:rPr><w:lang w:val="es-NI"/></w:rPr></w:pPr><w:r><w:rPr><w:sz w:val="15"/><w:lang w:val="es-NI"/></w:rPr><w:t>—</w:t></w:r></w:p><w:p><w:pPr><w:rPr><w:lang w:val="es-NI"/></w:rPr></w:pPr><w:r><w:rPr><w:sz w:val="15"/><w:lang w:val="es-NI"/></w:rPr><w:t>Costo unitario equivalente histórico en NIO.</w:t></w:r></w:p><w:p><w:pPr><w:rPr><w:lang w:val="es-NI"/></w:rPr></w:pPr><w:proofErr w:type="spellStart"/><w:r><w:rPr><w:sz w:val="15"/><w:lang w:val="es-NI"/></w:rPr><w:t>costo_total_nio</w:t></w:r><w:proofErr w:type="spellEnd"/></w:p><w:p><w:pPr><w:rPr><w:lang w:val="es-NI"/></w:rPr></w:pPr><w:proofErr w:type="gramStart"/><w:r><w:rPr><w:sz w:val="15"/><w:lang w:val="es-NI"/></w:rPr><w:t>DECIMAL(</w:t></w:r><w:proofErr w:type="gramEnd"/><w:r><w:rPr><w:sz w:val="15"/><w:lang w:val="es-NI"/></w:rPr><w:t>14,</w:t></w:r></w:p><w:p><w:pPr><w:rPr><w:lang w:val="es-NI"/></w:rPr></w:pPr><w:r><w:rPr><w:sz w:val="15"/><w:lang w:val="es-NI"/></w:rPr><w:t>Sí / NULL</w:t></w:r></w:p><w:p><w:pPr><w:rPr><w:lang w:val="es-NI"/></w:rPr></w:pPr><w:r><w:rPr><w:sz w:val="15"/><w:lang w:val="es-NI"/></w:rPr><w:t>—</w:t></w:r></w:p><w:p><w:pPr><w:rPr><w:lang w:val="es-NI"/></w:rPr></w:pPr><w:r><w:rPr><w:sz w:val="15"/><w:lang w:val="es-NI"/></w:rPr><w:t>Costo total equivalente histórico en NIO.</w:t></w:r></w:p><w:p><w:pPr><w:rPr><w:lang w:val="es-NI"/></w:rPr></w:pPr><w:proofErr w:type="spellStart"/><w:r><w:rPr><w:sz w:val="15"/><w:lang w:val="es-NI"/></w:rPr><w:t>moneda_id</w:t></w:r><w:proofErr w:type="spellEnd"/></w:p><w:p><w:pPr><w:rPr><w:lang w:val="es-NI"/></w:rPr></w:pPr><w:proofErr w:type="gramStart"/><w:r><w:rPr><w:sz w:val="15"/><w:lang w:val="es-NI"/></w:rPr><w:t>BIGINT(</w:t></w:r><w:proofErr w:type="gramEnd"/><w:r><w:rPr><w:sz w:val="15"/><w:lang w:val="es-NI"/></w:rPr><w:t>20)</w:t></w:r></w:p><w:p><w:pPr><w:rPr><w:lang w:val="es-NI"/></w:rPr></w:pPr><w:r><w:rPr><w:sz w:val="15"/><w:lang w:val="es-NI"/></w:rPr><w:t>No</w:t></w:r></w:p><w:p><w:pPr><w:rPr><w:lang w:val="es-NI"/></w:rPr></w:pPr><w:r><w:rPr><w:sz w:val="15"/><w:lang w:val="es-NI"/></w:rPr><w:t>FK</w:t></w:r></w:p><w:p><w:pPr><w:rPr><w:lang w:val="es-NI"/></w:rPr></w:pPr><w:r><w:rPr><w:sz w:val="15"/><w:lang w:val="es-NI"/></w:rPr><w:t>Moneda en la que se registra la operación.</w:t></w:r></w:p><w:p><w:pPr><w:rPr><w:lang w:val="es-NI"/></w:rPr></w:pPr><w:r><w:rPr><w:sz w:val="15"/><w:lang w:val="es-NI"/></w:rPr><w:t>observaciones</w:t></w:r></w:p><w:p><w:pPr><w:rPr><w:lang w:val="es-NI"/></w:rPr></w:pPr><w:r><w:rPr><w:sz w:val="15"/><w:lang w:val="es-NI"/></w:rPr><w:t>TEXT</w:t></w:r></w:p><w:p><w:pPr><w:rPr><w:lang w:val="es-NI"/></w:rPr></w:pPr><w:r><w:rPr><w:sz w:val="15"/><w:lang w:val="es-NI"/></w:rPr><w:t>Sí / NULL</w:t></w:r></w:p><w:p><w:pPr><w:rPr><w:lang w:val="es-NI"/></w:rPr></w:pPr><w:r><w:rPr><w:sz w:val="15"/><w:lang w:val="es-NI"/></w:rPr><w:t>—</w:t></w:r></w:p><w:p><w:pPr><w:rPr><w:lang w:val="es-NI"/></w:rPr></w:pPr><w:r><w:rPr><w:sz w:val="15"/><w:lang w:val="es-NI"/></w:rPr><w:t>Notas adicionales del registro.</w:t></w:r></w:p><w:p><w:pPr><w:rPr><w:lang w:val="es-NI"/></w:rPr></w:pPr><w:proofErr w:type="spellStart"/><w:r><w:rPr><w:sz w:val="15"/><w:lang w:val="es-NI"/></w:rPr><w:t>created_at</w:t></w:r><w:proofErr w:type="spellEnd"/></w:p><w:p><w:pPr><w:rPr><w:lang w:val="es-NI"/></w:rPr></w:pPr><w:r><w:rPr><w:sz w:val="15"/><w:lang w:val="es-NI"/></w:rPr><w:t>TIMESTAMP</w:t></w:r></w:p><w:p><w:pPr><w:rPr><w:lang w:val="es-NI"/></w:rPr></w:pPr><w:r><w:rPr><w:sz w:val="15"/><w:lang w:val="es-NI"/></w:rPr><w:t>Sí / NULL</w:t></w:r></w:p><w:p><w:pPr><w:rPr><w:lang w:val="es-NI"/></w:rPr></w:pPr><w:r><w:rPr><w:sz w:val="15"/><w:lang w:val="es-NI"/></w:rPr><w:t>—</w:t></w:r></w:p><w:p><w:pPr><w:rPr><w:lang w:val="es-NI"/></w:rPr></w:pPr><w:r><w:rPr><w:sz w:val="15"/><w:lang w:val="es-NI"/></w:rPr><w:t>Fecha/hora de creación.</w:t></w:r></w:p><w:p><w:pPr><w:rPr><w:lang w:val="es-NI"/></w:rPr></w:pPr><w:proofErr w:type="spellStart"/><w:r><w:rPr><w:sz w:val="15"/><w:lang w:val="es-NI"/></w:rPr><w:t>updated_at</w:t></w:r><w:proofErr w:type="spellEnd"/></w:p><w:p><w:pPr><w:rPr><w:lang w:val="es-NI"/></w:rPr></w:pPr><w:r><w:rPr><w:sz w:val="15"/><w:lang w:val="es-NI"/></w:rPr><w:t>TIMESTAMP</w:t></w:r></w:p><w:p><w:pPr><w:rPr><w:lang w:val="es-NI"/></w:rPr></w:pPr><w:r><w:rPr><w:sz w:val="15"/><w:lang w:val="es-NI"/></w:rPr><w:t>Sí / NULL</w:t></w:r></w:p><w:p><w:pPr><w:rPr><w:lang w:val="es-NI"/></w:rPr></w:pPr><w:r><w:rPr><w:sz w:val="15"/><w:lang w:val="es-NI"/></w:rPr><w:t>—</w:t></w:r></w:p><w:p><w:pPr><w:rPr><w:lang w:val="es-NI"/></w:rPr></w:pPr><w:r><w:rPr><w:sz w:val="15"/><w:lang w:val="es-NI"/></w:rPr><w:t>Fecha/hora de última actualización.</w:t></w:r></w:p><w:p><w:pPr><w:rPr><w:lang w:val="es-NI"/></w:rPr></w:pPr><w:proofErr w:type="spellStart"/><w:r><w:rPr><w:sz w:val="15"/><w:lang w:val="es-NI"/></w:rPr><w:t>deleted_at</w:t></w:r><w:proofErr w:type="spellEnd"/></w:p><w:p><w:pPr><w:rPr><w:lang w:val="es-NI"/></w:rPr></w:pPr><w:r><w:rPr><w:sz w:val="15"/><w:lang w:val="es-NI"/></w:rPr><w:t>TIMESTAMP</w:t></w:r></w:p><w:p><w:pPr><w:rPr><w:lang w:val="es-NI"/></w:rPr></w:pPr><w:r><w:rPr><w:sz w:val="15"/><w:lang w:val="es-NI"/></w:rPr><w:t>Sí / NULL</w:t></w:r></w:p><w:p><w:pPr><w:rPr><w:lang w:val="es-NI"/></w:rPr></w:pPr><w:r><w:rPr><w:sz w:val="15"/><w:lang w:val="es-NI"/></w:rPr><w:t>—</w:t></w:r></w:p><w:p><w:pPr><w:rPr><w:lang w:val="es-NI"/></w:rPr></w:pPr><w:r><w:rPr><w:sz w:val="15"/><w:lang w:val="es-NI"/></w:rPr><w:t>Marca temporal de eliminación lógica (</w:t></w:r><w:proofErr w:type="spellStart"/><w:r><w:rPr><w:sz w:val="15"/><w:lang w:val="es-NI"/></w:rPr><w:t>Soft</w:t></w:r><w:proofErr w:type="spellEnd"/><w:r><w:rPr><w:sz w:val="15"/><w:lang w:val="es-NI"/></w:rPr><w:t xml:space="preserve"> </w:t></w:r><w:proofErr w:type="spellStart"/><w:r><w:rPr><w:sz w:val="15"/><w:lang w:val="es-NI"/></w:rPr><w:t>Delete</w:t></w:r><w:proofErr w:type="spellEnd"/><w:r><w:rPr><w:sz w:val="15"/><w:lang w:val="es-NI"/></w:rPr><w:t>).</w:t></w:r></w:p><w:p><w:pPr><w:rPr><w:lang w:val="es-NI"/></w:rPr></w:pPr><w:r><w:rPr><w:b/><w:lang w:val="es-NI"/></w:rPr><w:t>Relaciones:</w:t></w:r></w:p><w:p><w:pPr><w:pStyle w:val="Listaconvietas"/><w:rPr><w:lang w:val="es-NI"/></w:rPr></w:pPr><w:proofErr w:type="spellStart"/><w:r><w:rPr><w:lang w:val="es-NI"/></w:rPr><w:t>categoria_costo_id</w:t></w:r><w:proofErr w:type="spellEnd"/><w:r><w:rPr><w:lang w:val="es-NI"/></w:rPr><w:t xml:space="preserve"> → </w:t></w:r><w:proofErr w:type="spellStart"/><w:r><w:rPr><w:lang w:val="es-NI"/></w:rPr><w:t>categorias_costos.id</w:t></w:r><w:proofErr w:type="spellEnd"/></w:p><w:p><w:pPr><w:pStyle w:val="Listaconvietas"/><w:rPr><w:lang w:val="es-NI"/></w:rPr></w:pPr><w:proofErr w:type="spellStart"/><w:r><w:rPr><w:lang w:val="es-NI"/></w:rPr><w:t>moneda_id</w:t></w:r><w:proofErr w:type="spellEnd"/><w:r><w:rPr><w:lang w:val="es-NI"/></w:rPr><w:t xml:space="preserve"> → </w:t></w:r><w:proofErr w:type="spellStart"/><w:r><w:rPr><w:lang w:val="es-NI"/></w:rPr><w:t>monedas.id</w:t></w:r><w:proofErr w:type="spellEnd"/></w:p><w:p><w:pPr><w:pStyle w:val="Listaconvietas"/><w:rPr><w:lang w:val="es-NI"/></w:rPr></w:pPr><w:proofErr w:type="spellStart"/><w:r><w:rPr><w:lang w:val="es-NI"/></w:rPr><w:t>orden_trabajo_id</w:t></w:r><w:proofErr w:type="spellEnd"/><w:r><w:rPr><w:lang w:val="es-NI"/></w:rPr><w:t xml:space="preserve"> → </w:t></w:r><w:proofErr w:type="spellStart"/><w:r><w:rPr><w:lang w:val="es-NI"/></w:rPr><w:t>ordenes_trabajo.id</w:t></w:r><w:proofErr w:type="spellEnd"/></w:p><w:p><w:pPr><w:pStyle w:val="Listaconvietas"/><w:rPr><w:lang w:val="es-NI"/></w:rPr></w:pPr><w:proofErr w:type="spellStart"/><w:r><w:rPr><w:lang w:val="es-NI"/></w:rPr><w:t>proceso_orden_id</w:t></w:r><w:proofErr w:type="spellEnd"/><w:r><w:rPr><w:lang w:val="es-NI"/></w:rPr><w:t xml:space="preserve"> → </w:t></w:r><w:proofErr w:type="spellStart"/><w:r><w:rPr><w:lang w:val="es-NI"/></w:rPr><w:t>procesos_orden.id</w:t></w:r><w:proofErr w:type="spellEnd"/><w:r><w:rPr><w:lang w:val="es-NI"/></w:rPr><w:t xml:space="preserve"> (ON DELETE SET NULL)</w:t></w:r></w:p><w:p><w:pPr><w:rPr><w:lang w:val="es-NI"/></w:rPr></w:pPr><w:r><w:rPr><w:lang w:val="es-NI"/></w:rPr><w:br w:type="page"/></w:r></w:p><w:p><w:pPr><w:pStyle w:val="Ttulo2"/><w:rPr><w:lang w:val="es-NI"/></w:rPr></w:pPr><w:bookmarkStart w:id="11" w:name="_Toc240620140"/><w:r><w:rPr><w:lang w:val="es-NI"/></w:rPr><w:lastRenderedPageBreak/><w:t xml:space="preserve">7. </w:t></w:r><w:proofErr w:type="spellStart"/><w:r><w:rPr><w:lang w:val="es-NI"/></w:rPr><w:t>tipos_empleado</w:t></w:r><w:bookmarkEnd w:id="11"/><w:proofErr w:type="spellEnd"/></w:p><w:p><w:pPr><w:rPr><w:lang w:val="es-NI"/></w:rPr></w:pPr><w:r><w:rPr><w:lang w:val="es-NI"/></w:rPr><w:t xml:space="preserve">Catálogo de modalidades generales de empleado, por </w:t></w:r><w:proofErr w:type="gramStart"/><w:r><w:rPr><w:lang w:val="es-NI"/></w:rPr><w:t>ejemplo</w:t></w:r><w:proofErr w:type="gramEnd"/><w:r><w:rPr><w:lang w:val="es-NI"/></w:rPr><w:t xml:space="preserve"> fijo, por trabajo, por hora o por día.</w:t></w:r></w:p><w:p><w:pPr><w:rPr><w:lang w:val="es-NI"/></w:rPr></w:pPr><w:r><w:rPr><w:b/><w:sz w:val="16"/><w:lang w:val="es-NI"/></w:rPr><w:t>PK</w:t></w:r></w:p><w:p><w:pPr><w:rPr><w:lang w:val="es-NI"/></w:rPr></w:pPr><w:proofErr w:type="spellStart"/><w:r><w:rPr><w:b/><w:sz w:val="16"/><w:lang w:val="es-NI"/></w:rPr><w:t>Soft</w:t></w:r><w:proofErr w:type="spellEnd"/><w:r><w:rPr><w:b/><w:sz w:val="16"/><w:lang w:val="es-NI"/></w:rPr><w:t xml:space="preserve"> </w:t></w:r><w:proofErr w:type="spellStart"/><w:r><w:rPr><w:b/><w:sz w:val="16"/><w:lang w:val="es-NI"/></w:rPr><w:t>Delete</w:t></w:r><w:proofErr w:type="spellEnd"/></w:p><w:p><w:pPr><w:rPr><w:lang w:val="es-NI"/></w:rPr></w:pPr><w:r><w:rPr><w:b/><w:sz w:val="16"/><w:lang w:val="es-NI"/></w:rPr><w:t>Índices únicos</w:t></w:r></w:p><w:p><w:pPr><w:rPr><w:lang w:val="es-NI"/></w:rPr></w:pPr><w:r><w:rPr><w:b/><w:sz w:val="16"/><w:lang w:val="es-NI"/></w:rPr><w:t>Relaciones FK</w:t></w:r></w:p><w:p><w:pPr><w:rPr><w:lang w:val="es-NI"/></w:rPr></w:pPr><w:r><w:rPr><w:sz w:val="16"/><w:lang w:val="es-NI"/></w:rPr><w:t>id</w:t></w:r></w:p><w:p><w:pPr><w:rPr><w:lang w:val="es-NI"/></w:rPr></w:pPr><w:r><w:rPr><w:sz w:val="16"/><w:lang w:val="es-NI"/></w:rPr><w:t>Sí</w:t></w:r></w:p><w:p><w:pPr><w:rPr><w:lang w:val="es-NI"/></w:rPr></w:pPr><w:proofErr w:type="spellStart"/><w:r><w:rPr><w:sz w:val="16"/><w:lang w:val="es-NI"/></w:rPr><w:t>uq_tipo_empleado_nombre</w:t></w:r><w:proofErr w:type="spellEnd"/><w:r><w:rPr><w:sz w:val="16"/><w:lang w:val="es-NI"/></w:rPr><w:t xml:space="preserve"> (nombre)</w:t></w:r></w:p><w:p><w:pPr><w:rPr><w:lang w:val="es-NI"/></w:rPr></w:pPr><w:r><w:rPr><w:sz w:val="16"/><w:lang w:val="es-NI"/></w:rPr><w:t>0</w:t></w:r></w:p><w:p><w:pPr><w:rPr><w:lang w:val="es-NI"/></w:rPr></w:pPr><w:r><w:rPr><w:b/><w:sz w:val="15"/><w:lang w:val="es-NI"/></w:rPr><w:t>Campo</w:t></w:r></w:p><w:p><w:pPr><w:rPr><w:lang w:val="es-NI"/></w:rPr></w:pPr><w:r><w:rPr><w:b/><w:sz w:val="15"/><w:lang w:val="es-NI"/></w:rPr><w:t>Tipo / definición</w:t></w:r></w:p><w:p><w:pPr><w:rPr><w:lang w:val="es-NI"/></w:rPr></w:pPr><w:r><w:rPr><w:b/><w:sz w:val="15"/><w:lang w:val="es-NI"/></w:rPr><w:t>Nulo / default</w:t></w:r></w:p><w:p><w:pPr><w:rPr><w:lang w:val="es-NI"/></w:rPr></w:pPr><w:r><w:rPr><w:b/><w:sz w:val="15"/><w:lang w:val="es-NI"/></w:rPr><w:t>Clave / índice</w:t></w:r></w:p><w:p><w:pPr><w:rPr><w:lang w:val="es-NI"/></w:rPr></w:pPr><w:r><w:rPr><w:b/><w:sz w:val="15"/><w:lang w:val="es-NI"/></w:rPr><w:t>Descripción</w:t></w:r></w:p><w:p><w:pPr><w:rPr><w:lang w:val="es-NI"/></w:rPr></w:pPr><w:r><w:rPr><w:sz w:val="15"/><w:lang w:val="es-NI"/></w:rPr><w:t>id</w:t></w:r></w:p><w:p><w:pPr><w:rPr><w:lang w:val="es-NI"/></w:rPr></w:pPr><w:proofErr w:type="gramStart"/><w:r><w:rPr><w:sz w:val="15"/><w:lang w:val="es-NI"/></w:rPr><w:t>BIGINT(</w:t></w:r><w:proofErr w:type="gramEnd"/><w:r><w:rPr><w:sz w:val="15"/><w:lang w:val="es-NI"/></w:rPr><w:t>20)</w:t></w:r></w:p><w:p><w:pPr><w:rPr><w:lang w:val="es-NI"/></w:rPr></w:pPr><w:r><w:rPr><w:sz w:val="15"/><w:lang w:val="es-NI"/></w:rPr><w:t>No</w:t></w:r></w:p><w:p><w:pPr><w:rPr><w:lang w:val="es-NI"/></w:rPr></w:pPr><w:r><w:rPr><w:sz w:val="15"/><w:lang w:val="es-NI"/></w:rPr><w:t>PK</w:t></w:r></w:p><w:p><w:pPr><w:rPr><w:lang w:val="es-NI"/></w:rPr></w:pPr><w:r><w:rPr><w:sz w:val="15"/><w:lang w:val="es-NI"/></w:rPr><w:t>Identificador único de la fila.</w:t></w:r></w:p><w:p><w:pPr><w:rPr><w:lang w:val="es-NI"/></w:rPr></w:pPr><w:r><w:rPr><w:sz w:val="15"/><w:lang w:val="es-NI"/></w:rPr><w:t>nombre</w:t></w:r></w:p><w:p><w:pPr><w:rPr><w:lang w:val="es-NI"/></w:rPr></w:pPr><w:proofErr w:type="gramStart"/><w:r><w:rPr><w:sz w:val="15"/><w:lang w:val="es-NI"/></w:rPr><w:t>VARCHAR(</w:t></w:r><w:proofErr w:type="gramEnd"/><w:r><w:rPr><w:sz w:val="15"/><w:lang w:val="es-NI"/></w:rPr><w:t>50)</w:t></w:r></w:p><w:p><w:pPr><w:rPr><w:lang w:val="es-NI"/></w:rPr></w:pPr><w:r><w:rPr><w:sz w:val="15"/><w:lang w:val="es-NI"/></w:rPr><w:t>No</w:t></w:r></w:p><w:p><w:pPr><w:rPr><w:lang w:val="es-NI"/></w:rPr></w:pPr><w:r><w:rPr><w:sz w:val="15"/><w:lang w:val="es-NI"/></w:rPr><w:t>UK</w:t></w:r></w:p><w:p><w:pPr><w:rPr><w:lang w:val="es-NI"/></w:rPr></w:pPr><w:r><w:rPr><w:sz w:val="15"/><w:lang w:val="es-NI"/></w:rPr><w:t>Nombre descriptivo de la entidad.</w:t></w:r></w:p><w:p><w:pPr><w:rPr><w:lang w:val="es-NI"/></w:rPr></w:pPr><w:proofErr w:type="spellStart"/><w:r><w:rPr><w:sz w:val="15"/><w:lang w:val="es-NI"/></w:rPr><w:t>descripcion</w:t></w:r><w:proofErr w:type="spellEnd"/></w:p><w:p><w:pPr><w:rPr><w:lang w:val="es-NI"/></w:rPr></w:pPr><w:proofErr w:type="gramStart"/><w:r><w:rPr><w:sz w:val="15"/><w:lang w:val="es-NI"/></w:rPr><w:t>VARCHAR(</w:t></w:r><w:proofErr w:type="gramEnd"/><w:r><w:rPr><w:sz w:val="15"/><w:lang w:val="es-NI"/></w:rPr><w:t>255)</w:t></w:r></w:p><w:p><w:pPr><w:rPr><w:lang w:val="es-NI"/></w:rPr></w:pPr><w:r><w:rPr><w:sz w:val="15"/><w:lang w:val="es-NI"/></w:rPr><w:t>Sí / NULL</w:t></w:r></w:p><w:p><w:pPr><w:rPr><w:lang w:val="es-NI"/></w:rPr></w:pPr><w:r><w:rPr><w:sz w:val="15"/><w:lang w:val="es-NI"/></w:rPr><w:t>—</w:t></w:r></w:p><w:p><w:pPr><w:rPr><w:lang w:val="es-NI"/></w:rPr></w:pPr><w:r><w:rPr><w:sz w:val="15"/><w:lang w:val="es-NI"/></w:rPr><w:t>Descripción del concepto.</w:t></w:r></w:p><w:p><w:pPr><w:rPr><w:lang w:val="es-NI"/></w:rPr></w:pPr><w:r><w:rPr><w:sz w:val="15"/><w:lang w:val="es-NI"/></w:rPr><w:t>estado</w:t></w:r></w:p><w:p><w:pPr><w:rPr><w:lang w:val="es-NI"/></w:rPr></w:pPr><w:proofErr w:type="gramStart"/><w:r><w:rPr><w:sz w:val="15"/><w:lang w:val="es-NI"/></w:rPr><w:t>TINYINT(</w:t></w:r><w:proofErr w:type="gramEnd"/><w:r><w:rPr><w:sz w:val="15"/><w:lang w:val="es-NI"/></w:rPr><w:t>1)</w:t></w:r></w:p><w:p><w:pPr><w:rPr><w:lang w:val="es-NI"/></w:rPr></w:pPr><w:r><w:rPr><w:sz w:val="15"/><w:lang w:val="es-NI"/></w:rPr><w:t>No / 1</w:t></w:r></w:p><w:p><w:pPr><w:rPr><w:lang w:val="es-NI"/></w:rPr></w:pPr><w:r><w:rPr><w:sz w:val="15"/><w:lang w:val="es-NI"/></w:rPr><w:t>—</w:t></w:r></w:p><w:p><w:pPr><w:rPr><w:lang w:val="es-NI"/></w:rPr></w:pPr><w:r><w:rPr><w:sz w:val="15"/><w:lang w:val="es-NI"/></w:rPr><w:t>Estado lógico/operativo del registro.</w:t></w:r></w:p><w:p><w:pPr><w:rPr><w:lang w:val="es-NI"/></w:rPr></w:pPr><w:proofErr w:type="spellStart"/><w:r><w:rPr><w:sz w:val="15"/><w:lang w:val="es-NI"/></w:rPr><w:t>created_at</w:t></w:r><w:proofErr w:type="spellEnd"/></w:p><w:p><w:pPr><w:rPr><w:lang w:val="es-NI"/></w:rPr></w:pPr><w:r><w:rPr><w:sz w:val="15"/><w:lang w:val="es-NI"/></w:rPr><w:t>TIMESTAMP</w:t></w:r></w:p><w:p><w:pPr><w:rPr><w:lang w:val="es-NI"/></w:rPr></w:pPr><w:r><w:rPr><w:sz w:val="15"/><w:lang w:val="es-NI"/></w:rPr><w:t>Sí / NULL</w:t></w:r></w:p><w:p><w:pPr><w:rPr><w:lang w:val="es-NI"/></w:rPr></w:pPr><w:r><w:rPr><w:sz w:val="15"/><w:lang w:val="es-NI"/></w:rPr><w:t>—</w:t></w:r></w:p><w:p><w:pPr><w:rPr><w:lang w:val="es-NI"/></w:rPr></w:pPr><w:r><w:rPr><w:sz w:val="15"/><w:lang w:val="es-NI"/></w:rPr><w:t>Fecha/hora de creación.</w:t></w:r></w:p><w:p><w:pPr><w:rPr><w:lang w:val="es-NI"/></w:rPr></w:pPr><w:proofErr w:type="spellStart"/><w:r><w:rPr><w:sz w:val="15"/><w:lang w:val="es-NI"/></w:rPr><w:t>updated_at</w:t></w:r><w:proofErr w:type="spellEnd"/></w:p><w:p><w:pPr><w:rPr><w:lang w:val="es-NI"/></w:rPr></w:pPr><w:r><w:rPr><w:sz w:val="15"/><w:lang w:val="es-NI"/></w:rPr><w:t>TIMESTAMP</w:t></w:r></w:p><w:p><w:pPr><w:rPr><w:lang w:val="es-NI"/></w:rPr></w:pPr><w:r><w:rPr><w:sz w:val="15"/><w:lang w:val="es-NI"/></w:rPr><w:t>Sí / NULL</w:t></w:r></w:p><w:p><w:pPr><w:rPr><w:lang w:val="es-NI"/></w:rPr></w:pPr><w:r><w:rPr><w:sz w:val="15"/><w:lang w:val="es-NI"/></w:rPr><w:t>—</w:t></w:r></w:p><w:p><w:pPr><w:rPr><w:lang w:val="es-NI"/></w:rPr></w:pPr><w:r><w:rPr><w:sz w:val="15"/><w:lang w:val="es-NI"/></w:rPr><w:t>Fecha/hora de última actualización.</w:t></w:r></w:p><w:p><w:pPr><w:rPr><w:lang w:val="es-NI"/></w:rPr></w:pPr><w:proofErr w:type="spellStart"/><w:r><w:rPr><w:sz w:val="15"/><w:lang w:val="es-NI"/></w:rPr><w:t>deleted_at</w:t></w:r><w:proofErr w:type="spellEnd"/></w:p><w:p><w:pPr><w:rPr><w:lang w:val="es-NI"/></w:rPr></w:pPr><w:r><w:rPr><w:sz w:val="15"/><w:lang w:val="es-NI"/></w:rPr><w:t>TIMESTAMP</w:t></w:r></w:p><w:p><w:pPr><w:rPr><w:lang w:val="es-NI"/></w:rPr></w:pPr><w:r><w:rPr><w:sz w:val="15"/><w:lang w:val="es-NI"/></w:rPr><w:t>Sí / NULL</w:t></w:r></w:p><w:p><w:pPr><w:rPr><w:lang w:val="es-NI"/></w:rPr></w:pPr><w:r><w:rPr><w:sz w:val="15"/><w:lang w:val="es-NI"/></w:rPr><w:t>—</w:t></w:r></w:p><w:p><w:pPr><w:rPr><w:lang w:val="es-NI"/></w:rPr></w:pPr><w:r><w:rPr><w:sz w:val="15"/><w:lang w:val="es-NI"/></w:rPr><w:t>Marca temporal de eliminación lógica (</w:t></w:r><w:proofErr w:type="spellStart"/><w:r><w:rPr><w:sz w:val="15"/><w:lang w:val="es-NI"/></w:rPr><w:t>Soft</w:t></w:r><w:proofErr w:type="spellEnd"/><w:r><w:rPr><w:sz w:val="15"/><w:lang w:val="es-NI"/></w:rPr><w:t xml:space="preserve"> </w:t></w:r><w:proofErr w:type="spellStart"/><w:r><w:rPr><w:sz w:val="15"/><w:lang w:val="es-NI"/></w:rPr><w:t>Delete</w:t></w:r><w:proofErr w:type="spellEnd"/><w:r><w:rPr><w:sz w:val="15"/><w:lang w:val="es-NI"/></w:rPr><w:t>).</w:t></w:r></w:p><w:p><w:pPr><w:rPr><w:lang w:val="es-NI"/></w:rPr></w:pPr><w:r><w:rPr><w:lang w:val="es-NI"/></w:rPr><w:br w:type="page"/></w:r></w:p><w:p><w:pPr><w:pStyle w:val="Ttulo2"/><w:rPr><w:lang w:val="es-NI"/></w:rPr></w:pPr><w:bookmarkStart w:id="12" w:name="_Toc240620141"/><w:r><w:rPr><w:lang w:val="es-NI"/></w:rPr><w:lastRenderedPageBreak/><w:t>8. empleados</w:t></w:r><w:bookmarkEnd w:id="12"/></w:p><w:p><w:pPr><w:rPr><w:lang w:val="es-NI"/></w:rPr></w:pPr><w:r><w:rPr><w:lang w:val="es-NI"/></w:rPr><w:t>Maestro de empleados y personal que puede generar costos de mano de obra.</w:t></w:r></w:p><w:p><w:pPr><w:rPr><w:lang w:val="es-NI"/></w:rPr></w:pPr><w:r><w:rPr><w:b/><w:sz w:val="16"/><w:lang w:val="es-NI"/></w:rPr><w:t>PK</w:t></w:r></w:p><w:p><w:pPr><w:rPr><w:lang w:val="es-NI"/></w:rPr></w:pPr><w:proofErr w:type="spellStart"/><w:r><w:rPr><w:b/><w:sz w:val="16"/><w:lang w:val="es-NI"/></w:rPr><w:t>Soft</w:t></w:r><w:proofErr w:type="spellEnd"/><w:r><w:rPr><w:b/><w:sz w:val="16"/><w:lang w:val="es-NI"/></w:rPr><w:t xml:space="preserve"> </w:t></w:r><w:proofErr w:type="spellStart"/><w:r><w:rPr><w:b/><w:sz w:val="16"/><w:lang w:val="es-NI"/></w:rPr><w:t>Delete</w:t></w:r><w:proofErr w:type="spellEnd"/></w:p><w:p><w:pPr><w:rPr><w:lang w:val="es-NI"/></w:rPr></w:pPr><w:r><w:rPr><w:b/><w:sz w:val="16"/><w:lang w:val="es-NI"/></w:rPr><w:t>Índices únicos</w:t></w:r></w:p><w:p><w:pPr><w:rPr><w:lang w:val="es-NI"/></w:rPr></w:pPr><w:r><w:rPr><w:b/><w:sz w:val="16"/><w:lang w:val="es-NI"/></w:rPr><w:t>Relaciones FK</w:t></w:r></w:p><w:p><w:pPr><w:rPr><w:lang w:val="es-NI"/></w:rPr></w:pPr><w:r><w:rPr><w:sz w:val="16"/><w:lang w:val="es-NI"/></w:rPr><w:t>id</w:t></w:r></w:p><w:p><w:pPr><w:rPr><w:lang w:val="es-NI"/></w:rPr></w:pPr><w:r><w:rPr><w:sz w:val="16"/><w:lang w:val="es-NI"/></w:rPr><w:t>Sí</w:t></w:r></w:p><w:p><w:pPr><w:rPr><w:lang w:val="es-NI"/></w:rPr></w:pPr><w:proofErr w:type="spellStart"/><w:r><w:rPr><w:sz w:val="16"/><w:lang w:val="es-NI"/></w:rPr><w:t>codigo</w:t></w:r><w:proofErr w:type="spellEnd"/><w:r><w:rPr><w:sz w:val="16"/><w:lang w:val="es-NI"/></w:rPr><w:t xml:space="preserve"> (</w:t></w:r><w:proofErr w:type="spellStart"/><w:r><w:rPr><w:sz w:val="16"/><w:lang w:val="es-NI"/></w:rPr><w:t>codigo</w:t></w:r><w:proofErr w:type="spellEnd"/><w:r><w:rPr><w:sz w:val="16"/><w:lang w:val="es-NI"/></w:rPr><w:t>)</w:t></w:r></w:p><w:p><w:pPr><w:rPr><w:lang w:val="es-NI"/></w:rPr></w:pPr><w:r><w:rPr><w:sz w:val="16"/><w:lang w:val="es-NI"/></w:rPr><w:t>1</w:t></w:r></w:p><w:p><w:pPr><w:rPr><w:lang w:val="es-NI"/></w:rPr></w:pPr><w:r><w:rPr><w:b/><w:sz w:val="15"/><w:lang w:val="es-NI"/></w:rPr><w:t>Campo</w:t></w:r></w:p><w:p><w:pPr><w:rPr><w:lang w:val="es-NI"/></w:rPr></w:pPr><w:r><w:rPr><w:b/><w:sz w:val="15"/><w:lang w:val="es-NI"/></w:rPr><w:t>Tipo / definición</w:t></w:r></w:p><w:p><w:pPr><w:rPr><w:lang w:val="es-NI"/></w:rPr></w:pPr><w:r><w:rPr><w:b/><w:sz w:val="15"/><w:lang w:val="es-NI"/></w:rPr><w:t>Nulo / default</w:t></w:r></w:p><w:p><w:pPr><w:rPr><w:lang w:val="es-NI"/></w:rPr></w:pPr><w:r><w:rPr><w:b/><w:sz w:val="15"/><w:lang w:val="es-NI"/></w:rPr><w:t>Clave / índice</w:t></w:r></w:p><w:p><w:pPr><w:rPr><w:lang w:val="es-NI"/></w:rPr></w:pPr><w:r><w:rPr><w:b/><w:sz w:val="15"/><w:lang w:val="es-NI"/></w:rPr><w:t>Descripción</w:t></w:r></w:p><w:p><w:pPr><w:rPr><w:lang w:val="es-NI"/></w:rPr></w:pPr><w:r><w:rPr><w:sz w:val="15"/><w:lang w:val="es-NI"/></w:rPr><w:t>id</w:t></w:r></w:p><w:p><w:pPr><w:rPr><w:lang w:val="es-NI"/></w:rPr></w:pPr><w:proofErr w:type="gramStart"/><w:r><w:rPr><w:sz w:val="15"/><w:lang w:val="es-NI"/></w:rPr><w:t>BIGINT(</w:t></w:r><w:proofErr w:type="gramEnd"/><w:r><w:rPr><w:sz w:val="15"/><w:lang w:val="es-NI"/></w:rPr><w:t>20)</w:t></w:r></w:p><w:p><w:pPr><w:rPr><w:lang w:val="es-NI"/></w:rPr></w:pPr><w:r><w:rPr><w:sz w:val="15"/><w:lang w:val="es-NI"/></w:rPr><w:t>No</w:t></w:r></w:p><w:p><w:pPr><w:rPr><w:lang w:val="es-NI"/></w:rPr></w:pPr><w:r><w:rPr><w:sz w:val="15"/><w:lang w:val="es-NI"/></w:rPr><w:t>PK</w:t></w:r></w:p><w:p><w:pPr><w:rPr><w:lang w:val="es-NI"/></w:rPr></w:pPr><w:r><w:rPr><w:sz w:val="15"/><w:lang w:val="es-NI"/></w:rPr><w:t>Identificador único de la fila.</w:t></w:r></w:p><w:p><w:pPr><w:rPr><w:lang w:val="es-NI"/></w:rPr></w:pPr><w:proofErr w:type="spellStart"/><w:r><w:rPr><w:sz w:val="15"/><w:lang w:val="es-NI"/></w:rPr><w:t>codigo</w:t></w:r><w:proofErr w:type="spellEnd"/></w:p><w:p><w:pPr><w:rPr><w:lang w:val="es-NI"/></w:rPr></w:pPr><w:proofErr w:type="gramStart"/><w:r><w:rPr><w:sz w:val="15"/><w:lang w:val="es-NI"/></w:rPr><w:t>VARCHAR(</w:t></w:r><w:proofErr w:type="gramEnd"/><w:r><w:rPr><w:sz w:val="15"/><w:lang w:val="es-NI"/></w:rPr><w:t>30)</w:t></w:r></w:p><w:p><w:pPr><w:rPr><w:lang w:val="es-NI"/></w:rPr></w:pPr><w:r><w:rPr><w:sz w:val="15"/><w:lang w:val="es-NI"/></w:rPr><w:t>No</w:t></w:r></w:p><w:p><w:pPr><w:rPr><w:lang w:val="es-NI"/></w:rPr></w:pPr><w:r><w:rPr><w:sz w:val="15"/><w:lang w:val="es-NI"/></w:rPr><w:t>UK</w:t></w:r></w:p><w:p><w:pPr><w:rPr><w:lang w:val="es-NI"/></w:rPr></w:pPr><w:r><w:rPr><w:sz w:val="15"/><w:lang w:val="es-NI"/></w:rPr><w:t>Código de negocio.</w:t></w:r></w:p><w:p><w:pPr><w:rPr><w:lang w:val="es-NI"/></w:rPr></w:pPr><w:r><w:rPr><w:sz w:val="15"/><w:lang w:val="es-NI"/></w:rPr><w:t>nombre</w:t></w:r></w:p><w:p><w:pPr><w:rPr><w:lang w:val="es-NI"/></w:rPr></w:pPr><w:proofErr w:type="gramStart"/><w:r><w:rPr><w:sz w:val="15"/><w:lang w:val="es-NI"/></w:rPr><w:t>VARCHAR(</w:t></w:r><w:proofErr w:type="gramEnd"/><w:r><w:rPr><w:sz w:val="15"/><w:lang w:val="es-NI"/></w:rPr><w:t>150)</w:t></w:r></w:p><w:p><w:pPr><w:rPr><w:lang w:val="es-NI"/></w:rPr></w:pPr><w:r><w:rPr><w:sz w:val="15"/><w:lang w:val="es-NI"/></w:rPr><w:t>No</w:t></w:r></w:p><w:p><w:pPr><w:rPr><w:lang w:val="es-NI"/></w:rPr></w:pPr><w:r><w:rPr><w:sz w:val="15"/><w:lang w:val="es-NI"/></w:rPr><w:t>—</w:t></w:r></w:p><w:p><w:pPr><w:rPr><w:lang w:val="es-NI"/></w:rPr></w:pPr><w:r><w:rPr><w:sz w:val="15"/><w:lang w:val="es-NI"/></w:rPr><w:t>Nombre descriptivo de la entidad.</w:t></w:r></w:p><w:p><w:pPr><w:rPr><w:lang w:val="es-NI"/></w:rPr></w:pPr><w:proofErr w:type="spellStart"/><w:r><w:rPr><w:sz w:val="15"/><w:lang w:val="es-NI"/></w:rPr><w:t>telefono</w:t></w:r><w:proofErr w:type="spellEnd"/></w:p><w:p><w:pPr><w:rPr><w:lang w:val="es-NI"/></w:rPr></w:pPr><w:proofErr w:type="gramStart"/><w:r><w:rPr><w:sz w:val="15"/><w:lang w:val="es-NI"/></w:rPr><w:t>VARCHAR(</w:t></w:r><w:proofErr w:type="gramEnd"/><w:r><w:rPr><w:sz w:val="15"/><w:lang w:val="es-NI"/></w:rPr><w:t>30)</w:t></w:r></w:p><w:p><w:pPr><w:rPr><w:lang w:val="es-NI"/></w:rPr></w:pPr><w:r><w:rPr><w:sz w:val="15"/><w:lang w:val="es-NI"/></w:rPr><w:t>Sí / NULL</w:t></w:r></w:p><w:p><w:pPr><w:rPr><w:lang w:val="es-NI"/></w:rPr></w:pPr><w:r><w:rPr><w:sz w:val="15"/><w:lang w:val="es-NI"/></w:rPr><w:t>—</w:t></w:r></w:p><w:p><w:pPr><w:rPr><w:lang w:val="es-NI"/></w:rPr></w:pPr><w:r><w:rPr><w:sz w:val="15"/><w:lang w:val="es-NI"/></w:rPr><w:t>Número telefónico de contacto.</w:t></w:r></w:p><w:p><w:pPr><w:rPr><w:lang w:val="es-NI"/></w:rPr></w:pPr><w:proofErr w:type="spellStart"/><w:r><w:rPr><w:sz w:val="15"/><w:lang w:val="es-NI"/></w:rPr><w:t>tipo_empleado_id</w:t></w:r><w:proofErr w:type="spellEnd"/></w:p><w:p><w:pPr><w:rPr><w:lang w:val="es-NI"/></w:rPr></w:pPr><w:proofErr w:type="gramStart"/><w:r><w:rPr><w:sz w:val="15"/><w:lang w:val="es-NI"/></w:rPr><w:t>BIGINT(</w:t></w:r><w:proofErr w:type="gramEnd"/><w:r><w:rPr><w:sz w:val="15"/><w:lang w:val="es-NI"/></w:rPr><w:t>20)</w:t></w:r></w:p><w:p><w:pPr><w:rPr><w:lang w:val="es-NI"/></w:rPr></w:pPr><w:r><w:rPr><w:sz w:val="15"/><w:lang w:val="es-NI"/></w:rPr><w:t>No</w:t></w:r></w:p><w:p><w:pPr><w:rPr><w:lang w:val="es-NI"/></w:rPr></w:pPr><w:r><w:rPr><w:sz w:val="15"/><w:lang w:val="es-NI"/></w:rPr><w:t>FK</w:t></w:r></w:p><w:p><w:pPr><w:rPr><w:lang w:val="es-NI"/></w:rPr></w:pPr><w:r><w:rPr><w:sz w:val="15"/><w:lang w:val="es-NI"/></w:rPr><w:t>Modalidad general del empleado.</w:t></w:r></w:p><w:p><w:pPr><w:rPr><w:lang w:val="es-NI"/></w:rPr></w:pPr><w:proofErr w:type="spellStart"/><w:r><w:rPr><w:sz w:val="15"/><w:lang w:val="es-NI"/></w:rPr><w:t>fecha_ingreso</w:t></w:r><w:proofErr w:type="spellEnd"/></w:p><w:p><w:pPr><w:rPr><w:lang w:val="es-NI"/></w:rPr></w:pPr><w:r><w:rPr><w:sz w:val="15"/><w:lang w:val="es-NI"/></w:rPr><w:t>DATE</w:t></w:r></w:p><w:p><w:pPr><w:rPr><w:lang w:val="es-NI"/></w:rPr></w:pPr><w:r><w:rPr><w:sz w:val="15"/><w:lang w:val="es-NI"/></w:rPr><w:t>Sí / NULL</w:t></w:r></w:p><w:p><w:pPr><w:rPr><w:lang w:val="es-NI"/></w:rPr></w:pPr><w:r><w:rPr><w:sz w:val="15"/><w:lang w:val="es-NI"/></w:rPr><w:t>—</w:t></w:r></w:p><w:p><w:pPr><w:rPr><w:lang w:val="es-NI"/></w:rPr></w:pPr><w:r><w:rPr><w:sz w:val="15"/><w:lang w:val="es-NI"/></w:rPr><w:t>Fecha de ingreso del empleado.</w:t></w:r></w:p><w:p><w:pPr><w:rPr><w:lang w:val="es-NI"/></w:rPr></w:pPr><w:r><w:rPr><w:sz w:val="15"/><w:lang w:val="es-NI"/></w:rPr><w:t>estado</w:t></w:r></w:p><w:p><w:pPr><w:rPr><w:lang w:val="es-NI"/></w:rPr></w:pPr><w:proofErr w:type="gramStart"/><w:r><w:rPr><w:sz w:val="15"/><w:lang w:val="es-NI"/></w:rPr><w:t>TINYINT(</w:t></w:r><w:proofErr w:type="gramEnd"/><w:r><w:rPr><w:sz w:val="15"/><w:lang w:val="es-NI"/></w:rPr><w:t>1)</w:t></w:r></w:p><w:p><w:pPr><w:rPr><w:lang w:val="es-NI"/></w:rPr></w:pPr><w:r><w:rPr><w:sz w:val="15"/><w:lang w:val="es-NI"/></w:rPr><w:t>No / 1</w:t></w:r></w:p><w:p><w:pPr><w:rPr><w:lang w:val="es-NI"/></w:rPr></w:pPr><w:r><w:rPr><w:sz w:val="15"/><w:lang w:val="es-NI"/></w:rPr><w:t>—</w:t></w:r></w:p><w:p><w:pPr><w:rPr><w:lang w:val="es-NI"/></w:rPr></w:pPr><w:r><w:rPr><w:sz w:val="15"/><w:lang w:val="es-NI"/></w:rPr><w:t>Estado lógico/operativo del registro.</w:t></w:r></w:p><w:p><w:pPr><w:rPr><w:lang w:val="es-NI"/></w:rPr></w:pPr><w:r><w:rPr><w:sz w:val="15"/><w:lang w:val="es-NI"/></w:rPr><w:t>observaciones</w:t></w:r></w:p><w:p><w:pPr><w:rPr><w:lang w:val="es-NI"/></w:rPr></w:pPr><w:r><w:rPr><w:sz w:val="15"/><w:lang w:val="es-NI"/></w:rPr><w:t>TEXT</w:t></w:r></w:p><w:p><w:pPr><w:rPr><w:lang w:val="es-NI"/></w:rPr></w:pPr><w:r><w:rPr><w:sz w:val="15"/><w:lang w:val="es-NI"/></w:rPr><w:t>Sí / NULL</w:t></w:r></w:p><w:p><w:pPr><w:rPr><w:lang w:val="es-NI"/></w:rPr></w:pPr><w:r><w:rPr><w:sz w:val="15"/><w:lang w:val="es-NI"/></w:rPr><w:t>—</w:t></w:r></w:p><w:p><w:pPr><w:rPr><w:lang w:val="es-NI"/></w:rPr></w:pPr><w:r><w:rPr><w:sz w:val="15"/><w:lang w:val="es-NI"/></w:rPr><w:t>Notas adicionales del registro.</w:t></w:r></w:p><w:p><w:pPr><w:rPr><w:lang w:val="es-NI"/></w:rPr></w:pPr><w:proofErr w:type="spellStart"/><w:r><w:rPr><w:sz w:val="15"/><w:lang w:val="es-NI"/></w:rPr><w:t>created_at</w:t></w:r><w:proofErr w:type="spellEnd"/></w:p><w:p><w:pPr><w:rPr><w:lang w:val="es-NI"/></w:rPr></w:pPr><w:r><w:rPr><w:sz w:val="15"/><w:lang w:val="es-NI"/></w:rPr><w:t>TIMESTAMP</w:t></w:r></w:p><w:p><w:pPr><w:rPr><w:lang w:val="es-NI"/></w:rPr></w:pPr><w:r><w:rPr><w:sz w:val="15"/><w:lang w:val="es-NI"/></w:rPr><w:t>Sí / NULL</w:t></w:r></w:p><w:p><w:pPr><w:rPr><w:lang w:val="es-NI"/></w:rPr></w:pPr><w:r><w:rPr><w:sz w:val="15"/><w:lang w:val="es-NI"/></w:rPr><w:t>—</w:t></w:r></w:p><w:p><w:pPr><w:rPr><w:lang w:val="es-NI"/></w:rPr></w:pPr><w:r><w:rPr><w:sz w:val="15"/><w:lang w:val="es-NI"/></w:rPr><w:t>Fecha/hora de creación.</w:t></w:r></w:p><w:p><w:pPr><w:rPr><w:lang w:val="es-NI"/></w:rPr></w:pPr><w:proofErr w:type="spellStart"/><w:r><w:rPr><w:sz w:val="15"/><w:lang w:val="es-NI"/></w:rPr><w:t>updated_at</w:t></w:r><w:proofErr w:type="spellEnd"/></w:p><w:p><w:pPr><w:rPr><w:lang w:val="es-NI"/></w:rPr></w:pPr><w:r><w:rPr><w:sz w:val="15"/><w:lang w:val="es-NI"/></w:rPr><w:t>TIMESTAMP</w:t></w:r></w:p><w:p><w:pPr><w:rPr><w:lang w:val="es-NI"/></w:rPr></w:pPr><w:r><w:rPr><w:sz w:val="15"/><w:lang w:val="es-NI"/></w:rPr><w:t>Sí / NULL</w:t></w:r></w:p><w:p><w:pPr><w:rPr><w:lang w:val="es-NI"/></w:rPr></w:pPr><w:r><w:rPr><w:sz w:val="15"/><w:lang w:val="es-NI"/></w:rPr><w:t>—</w:t></w:r></w:p><w:p><w:pPr><w:rPr><w:lang w:val="es-NI"/></w:rPr></w:pPr><w:r><w:rPr><w:sz w:val="15"/><w:lang w:val="es-NI"/></w:rPr><w:t>Fecha/hora de última actualización.</w:t></w:r></w:p><w:p><w:pPr><w:rPr><w:lang w:val="es-NI"/></w:rPr></w:pPr><w:proofErr w:type="spellStart"/><w:r><w:rPr><w:sz w:val="15"/><w:lang w:val="es-NI"/></w:rPr><w:t>deleted_at</w:t></w:r><w:proofErr w:type="spellEnd"/></w:p><w:p><w:pPr><w:rPr><w:lang w:val="es-NI"/></w:rPr></w:pPr><w:r><w:rPr><w:sz w:val="15"/><w:lang w:val="es-NI"/></w:rPr><w:t>TIMESTAMP</w:t></w:r></w:p><w:p><w:pPr><w:rPr><w:lang w:val="es-NI"/></w:rPr></w:pPr><w:r><w:rPr><w:sz w:val="15"/><w:lang w:val="es-NI"/></w:rPr><w:t>Sí / NULL</w:t></w:r></w:p><w:p><w:pPr><w:rPr><w:lang w:val="es-NI"/></w:rPr></w:pPr><w:r><w:rPr><w:sz w:val="15"/><w:lang w:val="es-NI"/></w:rPr><w:t>—</w:t></w:r></w:p><w:p><w:pPr><w:rPr><w:lang w:val="es-NI"/></w:rPr></w:pPr><w:r><w:rPr><w:sz w:val="15"/><w:lang w:val="es-NI"/></w:rPr><w:t>Marca temporal de eliminación lógica (</w:t></w:r><w:proofErr w:type="spellStart"/><w:r><w:rPr><w:sz w:val="15"/><w:lang w:val="es-NI"/></w:rPr><w:t>Soft</w:t></w:r><w:proofErr w:type="spellEnd"/><w:r><w:rPr><w:sz w:val="15"/><w:lang w:val="es-NI"/></w:rPr><w:t xml:space="preserve"> </w:t></w:r><w:proofErr w:type="spellStart"/><w:r><w:rPr><w:sz w:val="15"/><w:lang w:val="es-NI"/></w:rPr><w:t>Delete</w:t></w:r><w:proofErr w:type="spellEnd"/><w:r><w:rPr><w:sz w:val="15"/><w:lang w:val="es-NI"/></w:rPr><w:t>).</w:t></w:r></w:p><w:p><w:pPr><w:rPr><w:lang w:val="es-NI"/></w:rPr></w:pPr><w:r><w:rPr><w:b/><w:lang w:val="es-NI"/></w:rPr><w:t>Relaciones:</w:t></w:r></w:p><w:p><w:pPr><w:pStyle w:val="Listaconvietas"/><w:rPr><w:lang w:val="es-NI"/></w:rPr></w:pPr><w:proofErr w:type="spellStart"/><w:r><w:rPr><w:lang w:val="es-NI"/></w:rPr><w:t>tipo_empleado_id</w:t></w:r><w:proofErr w:type="spellEnd"/><w:r><w:rPr><w:lang w:val="es-NI"/></w:rPr><w:t xml:space="preserve"> → </w:t></w:r><w:proofErr w:type="spellStart"/><w:r><w:rPr><w:lang w:val="es-NI"/></w:rPr><w:t>tipos_empleado.id</w:t></w:r><w:proofErr w:type="spellEnd"/><w:r><w:rPr><w:lang w:val="es-NI"/></w:rPr><w:t xml:space="preserve"> (ON DELETE NO ACTION)</w:t></w:r></w:p><w:p><w:pPr><w:rPr><w:lang w:val="es-NI"/></w:rPr></w:pPr><w:r><w:rPr><w:lang w:val="es-NI"/></w:rPr><w:br w:type="page"/></w:r></w:p><w:p><w:pPr><w:pStyle w:val="Ttulo2"/><w:rPr><w:lang w:val="es-NI"/></w:rPr></w:pPr><w:bookmarkStart w:id="13" w:name="_Toc240620142"/><w:r><w:rPr><w:lang w:val="es-NI"/></w:rPr><w:lastRenderedPageBreak/><w:t xml:space="preserve">9. </w:t></w:r><w:proofErr w:type="spellStart"/><w:r><w:rPr><w:lang w:val="es-NI"/></w:rPr><w:t>tipos_pago_empleado</w:t></w:r><w:bookmarkEnd w:id="13"/><w:proofErr w:type="spellEnd"/></w:p><w:p><w:pPr><w:rPr><w:lang w:val="es-NI"/></w:rPr></w:pPr><w:r><w:rPr><w:lang w:val="es-NI"/></w:rPr><w:t>Catálogo de modalidades utilizadas para determinar cómo se remunera un trabajo del empleado.</w:t></w:r></w:p><w:p><w:pPr><w:rPr><w:lang w:val="es-NI"/></w:rPr></w:pPr><w:r><w:rPr><w:b/><w:sz w:val="16"/><w:lang w:val="es-NI"/></w:rPr><w:t>PK</w:t></w:r></w:p><w:p><w:pPr><w:rPr><w:lang w:val="es-NI"/></w:rPr></w:pPr><w:proofErr w:type="spellStart"/><w:r><w:rPr><w:b/><w:sz w:val="16"/><w:lang w:val="es-NI"/></w:rPr><w:t>Soft</w:t></w:r><w:proofErr w:type="spellEnd"/><w:r><w:rPr><w:b/><w:sz w:val="16"/><w:lang w:val="es-NI"/></w:rPr><w:t xml:space="preserve"> </w:t></w:r><w:proofErr w:type="spellStart"/><w:r><w:rPr><w:b/><w:sz w:val="16"/><w:lang w:val="es-NI"/></w:rPr><w:t>Delete</w:t></w:r><w:proofErr w:type="spellEnd"/></w:p><w:p><w:pPr><w:rPr><w:lang w:val="es-NI"/></w:rPr></w:pPr><w:r><w:rPr><w:b/><w:sz w:val="16"/><w:lang w:val="es-NI"/></w:rPr><w:t>Índices únicos</w:t></w:r></w:p><w:p><w:pPr><w:rPr><w:lang w:val="es-NI"/></w:rPr></w:pPr><w:r><w:rPr><w:b/><w:sz w:val="16"/><w:lang w:val="es-NI"/></w:rPr><w:t>Relaciones FK</w:t></w:r></w:p><w:p><w:pPr><w:rPr><w:lang w:val="es-NI"/></w:rPr></w:pPr><w:r><w:rPr><w:sz w:val="16"/><w:lang w:val="es-NI"/></w:rPr><w:t>id</w:t></w:r></w:p><w:p><w:pPr><w:rPr><w:lang w:val="es-NI"/></w:rPr></w:pPr><w:r><w:rPr><w:sz w:val="16"/><w:lang w:val="es-NI"/></w:rPr><w:t>Sí</w:t></w:r></w:p><w:p><w:pPr><w:rPr><w:lang w:val="es-NI"/></w:rPr></w:pPr><w:r><w:rPr><w:sz w:val="16"/><w:lang w:val="es-NI"/></w:rPr><w:t>—</w:t></w:r></w:p><w:p><w:pPr><w:rPr><w:lang w:val="es-NI"/></w:rPr></w:pPr><w:r><w:rPr><w:sz w:val="16"/><w:lang w:val="es-NI"/></w:rPr><w:t>0</w:t></w:r></w:p><w:p><w:pPr><w:rPr><w:lang w:val="es-NI"/></w:rPr></w:pPr><w:r><w:rPr><w:b/><w:sz w:val="15"/><w:lang w:val="es-NI"/></w:rPr><w:t>Campo</w:t></w:r></w:p><w:p><w:pPr><w:rPr><w:lang w:val="es-NI"/></w:rPr></w:pPr><w:r><w:rPr><w:b/><w:sz w:val="15"/><w:lang w:val="es-NI"/></w:rPr><w:t>Tipo / definición</w:t></w:r></w:p><w:p><w:pPr><w:rPr><w:lang w:val="es-NI"/></w:rPr></w:pPr><w:r><w:rPr><w:b/><w:sz w:val="15"/><w:lang w:val="es-NI"/></w:rPr><w:t>Nulo / default</w:t></w:r></w:p><w:p><w:pPr><w:rPr><w:lang w:val="es-NI"/></w:rPr></w:pPr><w:r><w:rPr><w:b/><w:sz w:val="15"/><w:lang w:val="es-NI"/></w:rPr><w:t>Clave / índice</w:t></w:r></w:p><w:p><w:pPr><w:rPr><w:lang w:val="es-NI"/></w:rPr></w:pPr><w:r><w:rPr><w:b/><w:sz w:val="15"/><w:lang w:val="es-NI"/></w:rPr><w:t>Descripción</w:t></w:r></w:p><w:p><w:pPr><w:rPr><w:lang w:val="es-NI"/></w:rPr></w:pPr><w:r><w:rPr><w:sz w:val="15"/><w:lang w:val="es-NI"/></w:rPr><w:t>id</w:t></w:r></w:p><w:p><w:pPr><w:rPr><w:lang w:val="es-NI"/></w:rPr></w:pPr><w:proofErr w:type="gramStart"/><w:r><w:rPr><w:sz w:val="15"/><w:lang w:val="es-NI"/></w:rPr><w:t>BIGINT(</w:t></w:r><w:proofErr w:type="gramEnd"/><w:r><w:rPr><w:sz w:val="15"/><w:lang w:val="es-NI"/></w:rPr><w:t>20)</w:t></w:r></w:p><w:p><w:pPr><w:rPr><w:lang w:val="es-NI"/></w:rPr></w:pPr><w:r><w:rPr><w:sz w:val="15"/><w:lang w:val="es-NI"/></w:rPr><w:t>No</w:t></w:r></w:p><w:p><w:pPr><w:rPr><w:lang w:val="es-NI"/></w:rPr></w:pPr><w:r><w:rPr><w:sz w:val="15"/><w:lang w:val="es-NI"/></w:rPr><w:t>PK</w:t></w:r></w:p><w:p><w:pPr><w:rPr><w:lang w:val="es-NI"/></w:rPr></w:pPr><w:r><w:rPr><w:sz w:val="15"/><w:lang w:val="es-NI"/></w:rPr><w:t>Identificador único de la fila.</w:t></w:r></w:p><w:p><w:pPr><w:rPr><w:lang w:val="es-NI"/></w:rPr></w:pPr><w:r><w:rPr><w:sz w:val="15"/><w:lang w:val="es-NI"/></w:rPr><w:t>nombre</w:t></w:r></w:p><w:p><w:pPr><w:rPr><w:lang w:val="es-NI"/></w:rPr></w:pPr><w:proofErr w:type="gramStart"/><w:r><w:rPr><w:sz w:val="15"/><w:lang w:val="es-NI"/></w:rPr><w:t>VARCHAR(</w:t></w:r><w:proofErr w:type="gramEnd"/><w:r><w:rPr><w:sz w:val="15"/><w:lang w:val="es-NI"/></w:rPr><w:t>50)</w:t></w:r></w:p><w:p><w:pPr><w:rPr><w:lang w:val="es-NI"/></w:rPr></w:pPr><w:r><w:rPr><w:sz w:val="15"/><w:lang w:val="es-NI"/></w:rPr><w:t>No</w:t></w:r></w:p><w:p><w:pPr><w:rPr><w:lang w:val="es-NI"/></w:rPr></w:pPr><w:r><w:rPr><w:sz w:val="15"/><w:lang w:val="es-NI"/></w:rPr><w:t>—</w:t></w:r></w:p><w:p><w:pPr><w:rPr><w:lang w:val="es-NI"/></w:rPr></w:pPr><w:r><w:rPr><w:sz w:val="15"/><w:lang w:val="es-NI"/></w:rPr><w:t>Nombre descriptivo de la entidad.</w:t></w:r></w:p><w:p><w:pPr><w:rPr><w:lang w:val="es-NI"/></w:rPr></w:pPr><w:proofErr w:type="spellStart"/><w:r><w:rPr><w:sz w:val="15"/><w:lang w:val="es-NI"/></w:rPr><w:t>descripcion</w:t></w:r><w:proofErr w:type="spellEnd"/></w:p><w:p><w:pPr><w:rPr><w:lang w:val="es-NI"/></w:rPr></w:pPr><w:proofErr w:type="gramStart"/><w:r><w:rPr><w:sz w:val="15"/><w:lang w:val="es-NI"/></w:rPr><w:t>VARCHAR(</w:t></w:r><w:proofErr w:type="gramEnd"/><w:r><w:rPr><w:sz w:val="15"/><w:lang w:val="es-NI"/></w:rPr><w:t>255)</w:t></w:r></w:p><w:p><w:pPr><w:rPr><w:lang w:val="es-NI"/></w:rPr></w:pPr><w:r><w:rPr><w:sz w:val="15"/><w:lang w:val="es-NI"/></w:rPr><w:t>Sí / NULL</w:t></w:r></w:p><w:p><w:pPr><w:rPr><w:lang w:val="es-NI"/></w:rPr></w:pPr><w:r><w:rPr><w:sz w:val="15"/><w:lang w:val="es-NI"/></w:rPr><w:t>—</w:t></w:r></w:p><w:p><w:pPr><w:rPr><w:lang w:val="es-NI"/></w:rPr></w:pPr><w:r><w:rPr><w:sz w:val="15"/><w:lang w:val="es-NI"/></w:rPr><w:t>Descripción del concepto.</w:t></w:r></w:p><w:p><w:pPr><w:rPr><w:lang w:val="es-NI"/></w:rPr></w:pPr><w:r><w:rPr><w:sz w:val="15"/><w:lang w:val="es-NI"/></w:rPr><w:t>estado</w:t></w:r></w:p><w:p><w:pPr><w:rPr><w:lang w:val="es-NI"/></w:rPr></w:pPr><w:proofErr w:type="gramStart"/><w:r><w:rPr><w:sz w:val="15"/><w:lang w:val="es-NI"/></w:rPr><w:t>TINYINT(</w:t></w:r><w:proofErr w:type="gramEnd"/><w:r><w:rPr><w:sz w:val="15"/><w:lang w:val="es-NI"/></w:rPr><w:t>1)</w:t></w:r></w:p><w:p><w:pPr><w:rPr><w:lang w:val="es-NI"/></w:rPr></w:pPr><w:r><w:rPr><w:sz w:val="15"/><w:lang w:val="es-NI"/></w:rPr><w:t>No / 1</w:t></w:r></w:p><w:p><w:pPr><w:rPr><w:lang w:val="es-NI"/></w:rPr></w:pPr><w:r><w:rPr><w:sz w:val="15"/><w:lang w:val="es-NI"/></w:rPr><w:t>—</w:t></w:r></w:p><w:p><w:pPr><w:rPr><w:lang w:val="es-NI"/></w:rPr></w:pPr><w:r><w:rPr><w:sz w:val="15"/><w:lang w:val="es-NI"/></w:rPr><w:t>Estado lógico/operativo del registro.</w:t></w:r></w:p><w:p><w:pPr><w:rPr><w:lang w:val="es-NI"/></w:rPr></w:pPr><w:proofErr w:type="spellStart"/><w:r><w:rPr><w:sz w:val="15"/><w:lang w:val="es-NI"/></w:rPr><w:t>created_at</w:t></w:r><w:proofErr w:type="spellEnd"/></w:p><w:p><w:pPr><w:rPr><w:lang w:val="es-NI"/></w:rPr></w:pPr><w:r><w:rPr><w:sz w:val="15"/><w:lang w:val="es-NI"/></w:rPr><w:t>TIMESTAMP</w:t></w:r></w:p><w:p><w:pPr><w:rPr><w:lang w:val="es-NI"/></w:rPr></w:pPr><w:r><w:rPr><w:sz w:val="15"/><w:lang w:val="es-NI"/></w:rPr><w:t>Sí / NULL</w:t></w:r></w:p><w:p><w:pPr><w:rPr><w:lang w:val="es-NI"/></w:rPr></w:pPr><w:r><w:rPr><w:sz w:val="15"/><w:lang w:val="es-NI"/></w:rPr><w:t>—</w:t></w:r></w:p><w:p><w:pPr><w:rPr><w:lang w:val="es-NI"/></w:rPr></w:pPr><w:r><w:rPr><w:sz w:val="15"/><w:lang w:val="es-NI"/></w:rPr><w:t>Fecha/hora de creación.</w:t></w:r></w:p><w:p><w:pPr><w:rPr><w:lang w:val="es-NI"/></w:rPr></w:pPr><w:proofErr w:type="spellStart"/><w:r><w:rPr><w:sz w:val="15"/><w:lang w:val="es-NI"/></w:rPr><w:t>updated_at</w:t></w:r><w:proofErr w:type="spellEnd"/></w:p><w:p><w:pPr><w:rPr><w:lang w:val="es-NI"/></w:rPr></w:pPr><w:r><w:rPr><w:sz w:val="15"/><w:lang w:val="es-NI"/></w:rPr><w:t>TIMESTAMP</w:t></w:r></w:p><w:p><w:pPr><w:rPr><w:lang w:val="es-NI"/></w:rPr></w:pPr><w:r><w:rPr><w:sz w:val="15"/><w:lang w:val="es-NI"/></w:rPr><w:t>Sí / NULL</w:t></w:r></w:p><w:p><w:pPr><w:rPr><w:lang w:val="es-NI"/></w:rPr></w:pPr><w:r><w:rPr><w:sz w:val="15"/><w:lang w:val="es-NI"/></w:rPr><w:t>—</w:t></w:r></w:p><w:p><w:pPr><w:rPr><w:lang w:val="es-NI"/></w:rPr></w:pPr><w:r><w:rPr><w:sz w:val="15"/><w:lang w:val="es-NI"/></w:rPr><w:t>Fecha/hora de última actualización.</w:t></w:r></w:p><w:p><w:pPr><w:rPr><w:lang w:val="es-NI"/></w:rPr></w:pPr><w:proofErr w:type="spellStart"/><w:r><w:rPr><w:sz w:val="15"/><w:lang w:val="es-NI"/></w:rPr><w:t>deleted_at</w:t></w:r><w:proofErr w:type="spellEnd"/></w:p><w:p><w:pPr><w:rPr><w:lang w:val="es-NI"/></w:rPr></w:pPr><w:r><w:rPr><w:sz w:val="15"/><w:lang w:val="es-NI"/></w:rPr><w:t>TIMESTAMP</w:t></w:r></w:p><w:p><w:pPr><w:rPr><w:lang w:val="es-NI"/></w:rPr></w:pPr><w:r><w:rPr><w:sz w:val="15"/><w:lang w:val="es-NI"/></w:rPr><w:t>Sí / NULL</w:t></w:r></w:p><w:p><w:pPr><w:rPr><w:lang w:val="es-NI"/></w:rPr></w:pPr><w:r><w:rPr><w:sz w:val="15"/><w:lang w:val="es-NI"/></w:rPr><w:t>—</w:t></w:r></w:p><w:p><w:pPr><w:rPr><w:lang w:val="es-NI"/></w:rPr></w:pPr><w:r><w:rPr><w:sz w:val="15"/><w:lang w:val="es-NI"/></w:rPr><w:t>Marca temporal de eliminación lógica (</w:t></w:r><w:proofErr w:type="spellStart"/><w:r><w:rPr><w:sz w:val="15"/><w:lang w:val="es-NI"/></w:rPr><w:t>Soft</w:t></w:r><w:proofErr w:type="spellEnd"/><w:r><w:rPr><w:sz w:val="15"/><w:lang w:val="es-NI"/></w:rPr><w:t xml:space="preserve"> </w:t></w:r><w:proofErr w:type="spellStart"/><w:r><w:rPr><w:sz w:val="15"/><w:lang w:val="es-NI"/></w:rPr><w:t>Delete</w:t></w:r><w:proofErr w:type="spellEnd"/><w:r><w:rPr><w:sz w:val="15"/><w:lang w:val="es-NI"/></w:rPr><w:t>).</w:t></w:r></w:p><w:p><w:pPr><w:rPr><w:lang w:val="es-NI"/></w:rPr></w:pPr><w:r><w:rPr><w:lang w:val="es-NI"/></w:rPr><w:br w:type="page"/></w:r></w:p><w:p><w:pPr><w:pStyle w:val="Ttulo2"/><w:rPr><w:lang w:val="es-NI"/></w:rPr></w:pPr><w:bookmarkStart w:id="14" w:name="_Toc240620143"/><w:r><w:rPr><w:lang w:val="es-NI"/></w:rPr><w:lastRenderedPageBreak/><w:t xml:space="preserve">10. </w:t></w:r><w:proofErr w:type="spellStart"/><w:r><w:rPr><w:lang w:val="es-NI"/></w:rPr><w:t>empleados_pagos</w:t></w:r><w:bookmarkEnd w:id="14"/><w:proofErr w:type="spellEnd"/></w:p><w:p><w:pPr><w:rPr><w:lang w:val="es-NI"/></w:rPr></w:pPr><w:r><w:rPr><w:lang w:val="es-NI"/></w:rPr><w:t>Histórico de tarifas y condiciones de pago de cada empleado. Permite conservar tarifas anteriores.</w:t></w:r></w:p><w:p><w:pPr><w:rPr><w:lang w:val="es-NI"/></w:rPr></w:pPr><w:r><w:rPr><w:b/><w:lang w:val="es-NI"/></w:rPr><w:t xml:space="preserve">Reglas / criterios: </w:t></w:r><w:r><w:rPr><w:lang w:val="es-NI"/></w:rPr><w:t>Las tarifas son históricas: al cambiar una tarifa se conserva el registro anterior y se crea el nuevo período.</w:t></w:r></w:p><w:p><w:pPr><w:rPr><w:lang w:val="es-NI"/></w:rPr></w:pPr><w:r><w:rPr><w:b/><w:sz w:val="16"/><w:lang w:val="es-NI"/></w:rPr><w:t>PK</w:t></w:r></w:p><w:p><w:pPr><w:rPr><w:lang w:val="es-NI"/></w:rPr></w:pPr><w:proofErr w:type="spellStart"/><w:r><w:rPr><w:b/><w:sz w:val="16"/><w:lang w:val="es-NI"/></w:rPr><w:t>Soft</w:t></w:r><w:proofErr w:type="spellEnd"/><w:r><w:rPr><w:b/><w:sz w:val="16"/><w:lang w:val="es-NI"/></w:rPr><w:t xml:space="preserve"> </w:t></w:r><w:proofErr w:type="spellStart"/><w:r><w:rPr><w:b/><w:sz w:val="16"/><w:lang w:val="es-NI"/></w:rPr><w:t>Delete</w:t></w:r><w:proofErr w:type="spellEnd"/></w:p><w:p><w:pPr><w:rPr><w:lang w:val="es-NI"/></w:rPr></w:pPr><w:r><w:rPr><w:b/><w:sz w:val="16"/><w:lang w:val="es-NI"/></w:rPr><w:t>Índices únicos</w:t></w:r></w:p><w:p><w:pPr><w:rPr><w:lang w:val="es-NI"/></w:rPr></w:pPr><w:r><w:rPr><w:b/><w:sz w:val="16"/><w:lang w:val="es-NI"/></w:rPr><w:t>Relaciones FK</w:t></w:r></w:p><w:p><w:pPr><w:rPr><w:lang w:val="es-NI"/></w:rPr></w:pPr><w:r><w:rPr><w:sz w:val="16"/><w:lang w:val="es-NI"/></w:rPr><w:t>id</w:t></w:r></w:p><w:p><w:pPr><w:rPr><w:lang w:val="es-NI"/></w:rPr></w:pPr><w:r><w:rPr><w:sz w:val="16"/><w:lang w:val="es-NI"/></w:rPr><w:t>Sí</w:t></w:r></w:p><w:p><w:pPr><w:rPr><w:lang w:val="es-NI"/></w:rPr></w:pPr><w:r><w:rPr><w:sz w:val="16"/><w:lang w:val="es-NI"/></w:rPr><w:t>—</w:t></w:r></w:p><w:p><w:pPr><w:rPr><w:lang w:val="es-NI"/></w:rPr></w:pPr><w:r><w:rPr><w:sz w:val="16"/><w:lang w:val="es-NI"/></w:rPr><w:t>3</w:t></w:r></w:p><w:p><w:pPr><w:rPr><w:lang w:val="es-NI"/></w:rPr></w:pPr><w:r><w:rPr><w:b/><w:sz w:val="15"/><w:lang w:val="es-NI"/></w:rPr><w:t>Campo</w:t></w:r></w:p><w:p><w:pPr><w:rPr><w:lang w:val="es-NI"/></w:rPr></w:pPr><w:r><w:rPr><w:b/><w:sz w:val="15"/><w:lang w:val="es-NI"/></w:rPr><w:t>Tipo / definición</w:t></w:r></w:p><w:p><w:pPr><w:rPr><w:lang w:val="es-NI"/></w:rPr></w:pPr><w:r><w:rPr><w:b/><w:sz w:val="15"/><w:lang w:val="es-NI"/></w:rPr><w:t>Nulo / default</w:t></w:r></w:p><w:p><w:pPr><w:rPr><w:lang w:val="es-NI"/></w:rPr></w:pPr><w:r><w:rPr><w:b/><w:sz w:val="15"/><w:lang w:val="es-NI"/></w:rPr><w:t>Clave / índice</w:t></w:r></w:p><w:p><w:pPr><w:rPr><w:lang w:val="es-NI"/></w:rPr></w:pPr><w:r><w:rPr><w:b/><w:sz w:val="15"/><w:lang w:val="es-NI"/></w:rPr><w:t>Descripción</w:t></w:r></w:p><w:p><w:pPr><w:rPr><w:lang w:val="es-NI"/></w:rPr></w:pPr><w:r><w:rPr><w:sz w:val="15"/><w:lang w:val="es-NI"/></w:rPr><w:t>id</w:t></w:r></w:p><w:p><w:pPr><w:rPr><w:lang w:val="es-NI"/></w:rPr></w:pPr><w:proofErr w:type="gramStart"/><w:r><w:rPr><w:sz w:val="15"/><w:lang w:val="es-NI"/></w:rPr><w:t>BIGINT(</w:t></w:r><w:proofErr w:type="gramEnd"/><w:r><w:rPr><w:sz w:val="15"/><w:lang w:val="es-NI"/></w:rPr><w:t>20)</w:t></w:r></w:p><w:p><w:pPr><w:rPr><w:lang w:val="es-NI"/></w:rPr></w:pPr><w:r><w:rPr><w:sz w:val="15"/><w:lang w:val="es-NI"/></w:rPr><w:t>No</w:t></w:r></w:p><w:p><w:pPr><w:rPr><w:lang w:val="es-NI"/></w:rPr></w:pPr><w:r><w:rPr><w:sz w:val="15"/><w:lang w:val="es-NI"/></w:rPr><w:t>PK</w:t></w:r></w:p><w:p><w:pPr><w:rPr><w:lang w:val="es-NI"/></w:rPr></w:pPr><w:r><w:rPr><w:sz w:val="15"/><w:lang w:val="es-NI"/></w:rPr><w:t>Identificador único de la fila.</w:t></w:r></w:p><w:p><w:pPr><w:rPr><w:lang w:val="es-NI"/></w:rPr></w:pPr><w:proofErr w:type="spellStart"/><w:r><w:rPr><w:sz w:val="15"/><w:lang w:val="es-NI"/></w:rPr><w:t>empleado_id</w:t></w:r><w:proofErr w:type="spellEnd"/></w:p><w:p><w:pPr><w:rPr><w:lang w:val="es-NI"/></w:rPr></w:pPr><w:proofErr w:type="gramStart"/><w:r><w:rPr><w:sz w:val="15"/><w:lang w:val="es-NI"/></w:rPr><w:t>BIGINT(</w:t></w:r><w:proofErr w:type="gramEnd"/><w:r><w:rPr><w:sz w:val="15"/><w:lang w:val="es-NI"/></w:rPr><w:t>20)</w:t></w:r></w:p><w:p><w:pPr><w:rPr><w:lang w:val="es-NI"/></w:rPr></w:pPr><w:r><w:rPr><w:sz w:val="15"/><w:lang w:val="es-NI"/></w:rPr><w:t>No</w:t></w:r></w:p><w:p><w:pPr><w:rPr><w:lang w:val="es-NI"/></w:rPr></w:pPr><w:r><w:rPr><w:sz w:val="15"/><w:lang w:val="es-NI"/></w:rPr><w:t>FK</w:t></w:r></w:p><w:p><w:pPr><w:rPr><w:lang w:val="es-NI"/></w:rPr></w:pPr><w:r><w:rPr><w:sz w:val="15"/><w:lang w:val="es-NI"/></w:rPr><w:t>Referencia al empleado.</w:t></w:r></w:p><w:p><w:pPr><w:rPr><w:lang w:val="es-NI"/></w:rPr></w:pPr><w:proofErr w:type="spellStart"/><w:r><w:rPr><w:sz w:val="15"/><w:lang w:val="es-NI"/></w:rPr><w:t>tipo_pago_id</w:t></w:r><w:proofErr w:type="spellEnd"/></w:p><w:p><w:pPr><w:rPr><w:lang w:val="es-NI"/></w:rPr></w:pPr><w:proofErr w:type="gramStart"/><w:r><w:rPr><w:sz w:val="15"/><w:lang w:val="es-NI"/></w:rPr><w:t>BIGINT(</w:t></w:r><w:proofErr w:type="gramEnd"/><w:r><w:rPr><w:sz w:val="15"/><w:lang w:val="es-NI"/></w:rPr><w:t>20)</w:t></w:r></w:p><w:p><w:pPr><w:rPr><w:lang w:val="es-NI"/></w:rPr></w:pPr><w:r><w:rPr><w:sz w:val="15"/><w:lang w:val="es-NI"/></w:rPr><w:t>No</w:t></w:r></w:p><w:p><w:pPr><w:rPr><w:lang w:val="es-NI"/></w:rPr></w:pPr><w:r><w:rPr><w:sz w:val="15"/><w:lang w:val="es-NI"/></w:rPr><w:t>FK</w:t></w:r></w:p><w:p><w:pPr><w:rPr><w:lang w:val="es-NI"/></w:rPr></w:pPr><w:r><w:rPr><w:sz w:val="15"/><w:lang w:val="es-NI"/></w:rPr><w:t>Modalidad de pago aplicada al trabajo/tarifa.</w:t></w:r></w:p><w:p><w:pPr><w:rPr><w:lang w:val="es-NI"/></w:rPr></w:pPr><w:r><w:rPr><w:sz w:val="15"/><w:lang w:val="es-NI"/></w:rPr><w:t>tarifa</w:t></w:r></w:p><w:p><w:pPr><w:rPr><w:lang w:val="es-NI"/></w:rPr></w:pPr><w:proofErr w:type="gramStart"/><w:r><w:rPr><w:sz w:val="15"/><w:lang w:val="es-NI"/></w:rPr><w:t>DECIMAL(</w:t></w:r><w:proofErr w:type="gramEnd"/><w:r><w:rPr><w:sz w:val="15"/><w:lang w:val="es-NI"/></w:rPr><w:t>14,</w:t></w:r></w:p><w:p><w:pPr><w:rPr><w:lang w:val="es-NI"/></w:rPr></w:pPr><w:r><w:rPr><w:sz w:val="15"/><w:lang w:val="es-NI"/></w:rPr><w:t>No / 0.00</w:t></w:r></w:p><w:p><w:pPr><w:rPr><w:lang w:val="es-NI"/></w:rPr></w:pPr><w:r><w:rPr><w:sz w:val="15"/><w:lang w:val="es-NI"/></w:rPr><w:t>—</w:t></w:r></w:p><w:p><w:pPr><w:rPr><w:lang w:val="es-NI"/></w:rPr></w:pPr><w:r><w:rPr><w:sz w:val="15"/><w:lang w:val="es-NI"/></w:rPr><w:t>Tarifa aplicada en la moneda de la operación.</w:t></w:r></w:p><w:p><w:pPr><w:rPr><w:lang w:val="es-NI"/></w:rPr></w:pPr><w:proofErr w:type="spellStart"/><w:r><w:rPr><w:sz w:val="15"/><w:lang w:val="es-NI"/></w:rPr><w:t>moneda_id</w:t></w:r><w:proofErr w:type="spellEnd"/></w:p><w:p><w:pPr><w:rPr><w:lang w:val="es-NI"/></w:rPr></w:pPr><w:proofErr w:type="gramStart"/><w:r><w:rPr><w:sz w:val="15"/><w:lang w:val="es-NI"/></w:rPr><w:t>BIGINT(</w:t></w:r><w:proofErr w:type="gramEnd"/><w:r><w:rPr><w:sz w:val="15"/><w:lang w:val="es-NI"/></w:rPr><w:t>20)</w:t></w:r></w:p><w:p><w:pPr><w:rPr><w:lang w:val="es-NI"/></w:rPr></w:pPr><w:r><w:rPr><w:sz w:val="15"/><w:lang w:val="es-NI"/></w:rPr><w:t>No</w:t></w:r></w:p><w:p><w:pPr><w:rPr><w:lang w:val="es-NI"/></w:rPr></w:pPr><w:r><w:rPr><w:sz w:val="15"/><w:lang w:val="es-NI"/></w:rPr><w:t>FK</w:t></w:r></w:p><w:p><w:pPr><w:rPr><w:lang w:val="es-NI"/></w:rPr></w:pPr><w:r><w:rPr><w:sz w:val="15"/><w:lang w:val="es-NI"/></w:rPr><w:t>Moneda en la que se registra la operación.</w:t></w:r></w:p><w:p><w:pPr><w:rPr><w:lang w:val="es-NI"/></w:rPr></w:pPr><w:proofErr w:type="spellStart"/><w:r><w:rPr><w:sz w:val="15"/><w:lang w:val="es-NI"/></w:rPr><w:t>fecha_inicio</w:t></w:r><w:proofErr w:type="spellEnd"/></w:p><w:p><w:pPr><w:rPr><w:lang w:val="es-NI"/></w:rPr></w:pPr><w:r><w:rPr><w:sz w:val="15"/><w:lang w:val="es-NI"/></w:rPr><w:t>DATE</w:t></w:r></w:p><w:p><w:pPr><w:rPr><w:lang w:val="es-NI"/></w:rPr></w:pPr><w:r><w:rPr><w:sz w:val="15"/><w:lang w:val="es-NI"/></w:rPr><w:t>No</w:t></w:r></w:p><w:p><w:pPr><w:rPr><w:lang w:val="es-NI"/></w:rPr></w:pPr><w:r><w:rPr><w:sz w:val="15"/><w:lang w:val="es-NI"/></w:rPr><w:t>—</w:t></w:r></w:p><w:p><w:pPr><w:rPr><w:lang w:val="es-NI"/></w:rPr></w:pPr><w:r><w:rPr><w:sz w:val="15"/><w:lang w:val="es-NI"/></w:rPr><w:t>Inicio de vigencia o inicio del proceso.</w:t></w:r></w:p><w:p><w:pPr><w:rPr><w:lang w:val="es-NI"/></w:rPr></w:pPr><w:proofErr w:type="spellStart"/><w:r><w:rPr><w:sz w:val="15"/><w:lang w:val="es-NI"/></w:rPr><w:t>fecha_fin</w:t></w:r><w:proofErr w:type="spellEnd"/></w:p><w:p><w:pPr><w:rPr><w:lang w:val="es-NI"/></w:rPr></w:pPr><w:r><w:rPr><w:sz w:val="15"/><w:lang w:val="es-NI"/></w:rPr><w:t>DATE</w:t></w:r></w:p><w:p><w:pPr><w:rPr><w:lang w:val="es-NI"/></w:rPr></w:pPr><w:r><w:rPr><w:sz w:val="15"/><w:lang w:val="es-NI"/></w:rPr><w:t>Sí / NULL</w:t></w:r></w:p><w:p><w:pPr><w:rPr><w:lang w:val="es-NI"/></w:rPr></w:pPr><w:r><w:rPr><w:sz w:val="15"/><w:lang w:val="es-NI"/></w:rPr><w:t>—</w:t></w:r></w:p><w:p><w:pPr><w:rPr><w:lang w:val="es-NI"/></w:rPr></w:pPr><w:r><w:rPr><w:sz w:val="15"/><w:lang w:val="es-NI"/></w:rPr><w:t>Fin de vigencia o fin del proceso.</w:t></w:r></w:p><w:p><w:pPr><w:rPr><w:lang w:val="es-NI"/></w:rPr></w:pPr><w:r><w:rPr><w:sz w:val="15"/><w:lang w:val="es-NI"/></w:rPr><w:t>estado</w:t></w:r></w:p><w:p><w:pPr><w:rPr><w:lang w:val="es-NI"/></w:rPr></w:pPr><w:proofErr w:type="gramStart"/><w:r><w:rPr><w:sz w:val="15"/><w:lang w:val="es-NI"/></w:rPr><w:t>TINYINT(</w:t></w:r><w:proofErr w:type="gramEnd"/><w:r><w:rPr><w:sz w:val="15"/><w:lang w:val="es-NI"/></w:rPr><w:t>1)</w:t></w:r></w:p><w:p><w:pPr><w:rPr><w:lang w:val="es-NI"/></w:rPr></w:pPr><w:r><w:rPr><w:sz w:val="15"/><w:lang w:val="es-NI"/></w:rPr><w:t>No / 1</w:t></w:r></w:p><w:p><w:pPr><w:rPr><w:lang w:val="es-NI"/></w:rPr></w:pPr><w:r><w:rPr><w:sz w:val="15"/><w:lang w:val="es-NI"/></w:rPr><w:t>—</w:t></w:r></w:p><w:p><w:pPr><w:rPr><w:lang w:val="es-NI"/></w:rPr></w:pPr><w:r><w:rPr><w:sz w:val="15"/><w:lang w:val="es-NI"/></w:rPr><w:t>Estado lógico/operativo del registro.</w:t></w:r></w:p><w:p><w:pPr><w:rPr><w:lang w:val="es-NI"/></w:rPr></w:pPr><w:r><w:rPr><w:sz w:val="15"/><w:lang w:val="es-NI"/></w:rPr><w:t>observaciones</w:t></w:r></w:p><w:p><w:pPr><w:rPr><w:lang w:val="es-NI"/></w:rPr></w:pPr><w:r><w:rPr><w:sz w:val="15"/><w:lang w:val="es-NI"/></w:rPr><w:t>TEXT</w:t></w:r></w:p><w:p><w:pPr><w:rPr><w:lang w:val="es-NI"/></w:rPr></w:pPr><w:r><w:rPr><w:sz w:val="15"/><w:lang w:val="es-NI"/></w:rPr><w:t>Sí / NULL</w:t></w:r></w:p><w:p><w:pPr><w:rPr><w:lang w:val="es-NI"/></w:rPr></w:pPr><w:r><w:rPr><w:sz w:val="15"/><w:lang w:val="es-NI"/></w:rPr><w:t>—</w:t></w:r></w:p><w:p><w:pPr><w:rPr><w:lang w:val="es-NI"/></w:rPr></w:pPr><w:r><w:rPr><w:sz w:val="15"/><w:lang w:val="es-NI"/></w:rPr><w:t>Notas adicionales del registro.</w:t></w:r></w:p><w:p><w:pPr><w:rPr><w:lang w:val="es-NI"/></w:rPr></w:pPr><w:proofErr w:type="spellStart"/><w:r><w:rPr><w:sz w:val="15"/><w:lang w:val="es-NI"/></w:rPr><w:t>created_at</w:t></w:r><w:proofErr w:type="spellEnd"/></w:p><w:p><w:pPr><w:rPr><w:lang w:val="es-NI"/></w:rPr></w:pPr><w:r><w:rPr><w:sz w:val="15"/><w:lang w:val="es-NI"/></w:rPr><w:t>TIMESTAMP</w:t></w:r></w:p><w:p><w:pPr><w:rPr><w:lang w:val="es-NI"/></w:rPr></w:pPr><w:r><w:rPr><w:sz w:val="15"/><w:lang w:val="es-NI"/></w:rPr><w:t>Sí / NULL</w:t></w:r></w:p><w:p><w:pPr><w:rPr><w:lang w:val="es-NI"/></w:rPr></w:pPr><w:r><w:rPr><w:sz w:val="15"/><w:lang w:val="es-NI"/></w:rPr><w:t>—</w:t></w:r></w:p><w:p><w:pPr><w:rPr><w:lang w:val="es-NI"/></w:rPr></w:pPr><w:r><w:rPr><w:sz w:val="15"/><w:lang w:val="es-NI"/></w:rPr><w:t>Fecha/hora de creación.</w:t></w:r></w:p><w:p><w:pPr><w:rPr><w:lang w:val="es-NI"/></w:rPr></w:pPr><w:proofErr w:type="spellStart"/><w:r><w:rPr><w:sz w:val="15"/><w:lang w:val="es-NI"/></w:rPr><w:t>updated_at</w:t></w:r><w:proofErr w:type="spellEnd"/></w:p><w:p><w:pPr><w:rPr><w:lang w:val="es-NI"/></w:rPr></w:pPr><w:r><w:rPr><w:sz w:val="15"/><w:lang w:val="es-NI"/></w:rPr><w:t>TIMESTAMP</w:t></w:r></w:p><w:p><w:pPr><w:rPr><w:lang w:val="es-NI"/></w:rPr></w:pPr><w:r><w:rPr><w:sz w:val="15"/><w:lang w:val="es-NI"/></w:rPr><w:t>Sí / NULL</w:t></w:r></w:p><w:p><w:pPr><w:rPr><w:lang w:val="es-NI"/></w:rPr></w:pPr><w:r><w:rPr><w:sz w:val="15"/><w:lang w:val="es-NI"/></w:rPr><w:t>—</w:t></w:r></w:p><w:p><w:pPr><w:rPr><w:lang w:val="es-NI"/></w:rPr></w:pPr><w:r><w:rPr><w:sz w:val="15"/><w:lang w:val="es-NI"/></w:rPr><w:t>Fecha/hora de última actualización.</w:t></w:r></w:p><w:p><w:pPr><w:rPr><w:lang w:val="es-NI"/></w:rPr></w:pPr><w:proofErr w:type="spellStart"/><w:r><w:rPr><w:sz w:val="15"/><w:lang w:val="es-NI"/></w:rPr><w:t>deleted_at</w:t></w:r><w:proofErr w:type="spellEnd"/></w:p><w:p><w:pPr><w:rPr><w:lang w:val="es-NI"/></w:rPr></w:pPr><w:r><w:rPr><w:sz w:val="15"/><w:lang w:val="es-NI"/></w:rPr><w:t>TIMESTAMP</w:t></w:r></w:p><w:p><w:pPr><w:rPr><w:lang w:val="es-NI"/></w:rPr></w:pPr><w:r><w:rPr><w:sz w:val="15"/><w:lang w:val="es-NI"/></w:rPr><w:t>Sí / NULL</w:t></w:r></w:p><w:p><w:pPr><w:rPr><w:lang w:val="es-NI"/></w:rPr></w:pPr><w:r><w:rPr><w:sz w:val="15"/><w:lang w:val="es-NI"/></w:rPr><w:t>—</w:t></w:r></w:p><w:p><w:pPr><w:rPr><w:lang w:val="es-NI"/></w:rPr></w:pPr><w:r><w:rPr><w:sz w:val="15"/><w:lang w:val="es-NI"/></w:rPr><w:t>Marca temporal de eliminación lógica (</w:t></w:r><w:proofErr w:type="spellStart"/><w:r><w:rPr><w:sz w:val="15"/><w:lang w:val="es-NI"/></w:rPr><w:t>Soft</w:t></w:r><w:proofErr w:type="spellEnd"/><w:r><w:rPr><w:sz w:val="15"/><w:lang w:val="es-NI"/></w:rPr><w:t xml:space="preserve"> </w:t></w:r><w:proofErr w:type="spellStart"/><w:r><w:rPr><w:sz w:val="15"/><w:lang w:val="es-NI"/></w:rPr><w:t>Delete</w:t></w:r><w:proofErr w:type="spellEnd"/><w:r><w:rPr><w:sz w:val="15"/><w:lang w:val="es-NI"/></w:rPr><w:t>).</w:t></w:r></w:p><w:p><w:pPr><w:rPr><w:lang w:val="es-NI"/></w:rPr></w:pPr><w:r><w:rPr><w:b/><w:lang w:val="es-NI"/></w:rPr><w:t>Relaciones:</w:t></w:r></w:p><w:p><w:pPr><w:pStyle w:val="Listaconvietas"/><w:rPr><w:lang w:val="es-NI"/></w:rPr></w:pPr><w:proofErr w:type="spellStart"/><w:r><w:rPr><w:lang w:val="es-NI"/></w:rPr><w:t>empleado_id</w:t></w:r><w:proofErr w:type="spellEnd"/><w:r><w:rPr><w:lang w:val="es-NI"/></w:rPr><w:t xml:space="preserve"> → </w:t></w:r><w:proofErr w:type="spellStart"/><w:r><w:rPr><w:lang w:val="es-NI"/></w:rPr><w:t>empleados.id</w:t></w:r><w:proofErr w:type="spellEnd"/></w:p><w:p><w:pPr><w:pStyle w:val="Listaconvietas"/><w:rPr><w:lang w:val="es-NI"/></w:rPr></w:pPr><w:proofErr w:type="spellStart"/><w:r><w:rPr><w:lang w:val="es-NI"/></w:rPr><w:t>moneda_id</w:t></w:r><w:proofErr w:type="spellEnd"/><w:r><w:rPr><w:lang w:val="es-NI"/></w:rPr><w:t xml:space="preserve"> → </w:t></w:r><w:proofErr w:type="spellStart"/><w:r><w:rPr><w:lang w:val="es-NI"/></w:rPr><w:t>monedas.id</w:t></w:r><w:proofErr w:type="spellEnd"/></w:p><w:p><w:pPr><w:pStyle w:val="Listaconvietas"/><w:rPr><w:lang w:val="es-NI"/></w:rPr></w:pPr><w:proofErr w:type="spellStart"/><w:r><w:rPr><w:lang w:val="es-NI"/></w:rPr><w:t>tipo_pago_id</w:t></w:r><w:proofErr w:type="spellEnd"/><w:r><w:rPr><w:lang w:val="es-NI"/></w:rPr><w:t xml:space="preserve"> → </w:t></w:r><w:proofErr w:type="spellStart"/><w:r><w:rPr><w:lang w:val="es-NI"/></w:rPr><w:t>tipos_pago_empleado.id</w:t></w:r><w:proofErr w:type="spellEnd"/></w:p><w:p><w:pPr><w:rPr><w:lang w:val="es-NI"/></w:rPr></w:pPr><w:r><w:rPr><w:lang w:val="es-NI"/></w:rPr><w:br w:type="page"/></w:r></w:p><w:p><w:pPr><w:pStyle w:val="Ttulo2"/><w:rPr><w:lang w:val="es-NI"/></w:rPr></w:pPr><w:bookmarkStart w:id="15" w:name="_Toc240620144"/><w:r><w:rPr><w:lang w:val="es-NI"/></w:rPr><w:lastRenderedPageBreak/><w:t xml:space="preserve">11. </w:t></w:r><w:proofErr w:type="spellStart"/><w:r><w:rPr><w:lang w:val="es-NI"/></w:rPr><w:t>trabajos_empleados</w:t></w:r><w:bookmarkEnd w:id="15"/><w:proofErr w:type="spellEnd"/></w:p><w:p><w:pPr><w:rPr><w:lang w:val="es-NI"/></w:rPr></w:pPr><w:r><w:rPr><w:lang w:val="es-NI"/></w:rPr><w:t>Registro de trabajo realizado por un empleado dentro de un proceso de la orden de trabajo. La orden se alcanza a traves del proceso: no se guarda de forma directa, para que ambos datos no puedan quedar desincronizados. Registra cantidad, tarifa, total y equivalentes en NIO.</w:t></w:r></w:p><w:p><w:pPr><w:rPr><w:lang w:val="es-NI"/></w:rPr></w:pPr><w:r><w:rPr><w:b/><w:lang w:val="es-NI"/></w:rPr><w:t xml:space="preserve">Reglas / criterios: tarifa_nio y total_nio conservan el equivalente histórico en NIO. El proceso es obligatorio: un trabajo pertenece siempre a un proceso de una orden. Al eliminar el proceso, el ON DELETE CASCADE elimina tambien sus trabajos, porque la columna ya no admite NULL.</w:t></w:r><w:proofErr w:type="spellStart"/><w:proofErr w:type="spellEnd"/><w:proofErr w:type="spellStart"/><w:proofErr w:type="spellEnd"/></w:p><w:p><w:pPr><w:rPr><w:lang w:val="es-NI"/></w:rPr></w:pPr><w:r><w:rPr><w:b/><w:sz w:val="16"/><w:lang w:val="es-NI"/></w:rPr><w:t>PK</w:t></w:r></w:p><w:p><w:pPr><w:rPr><w:lang w:val="es-NI"/></w:rPr></w:pPr><w:proofErr w:type="spellStart"/><w:r><w:rPr><w:b/><w:sz w:val="16"/><w:lang w:val="es-NI"/></w:rPr><w:t>Soft</w:t></w:r><w:proofErr w:type="spellEnd"/><w:r><w:rPr><w:b/><w:sz w:val="16"/><w:lang w:val="es-NI"/></w:rPr><w:t xml:space="preserve"> </w:t></w:r><w:proofErr w:type="spellStart"/><w:r><w:rPr><w:b/><w:sz w:val="16"/><w:lang w:val="es-NI"/></w:rPr><w:t>Delete</w:t></w:r><w:proofErr w:type="spellEnd"/></w:p><w:p><w:pPr><w:rPr><w:lang w:val="es-NI"/></w:rPr></w:pPr><w:r><w:rPr><w:b/><w:sz w:val="16"/><w:lang w:val="es-NI"/></w:rPr><w:t>Índices únicos</w:t></w:r></w:p><w:p><w:pPr><w:rPr><w:lang w:val="es-NI"/></w:rPr></w:pPr><w:r><w:rPr><w:b/><w:sz w:val="16"/><w:lang w:val="es-NI"/></w:rPr><w:t>Relaciones FK</w:t></w:r></w:p><w:p><w:pPr><w:rPr><w:lang w:val="es-NI"/></w:rPr></w:pPr><w:r><w:rPr><w:sz w:val="16"/><w:lang w:val="es-NI"/></w:rPr><w:t>id</w:t></w:r></w:p><w:p><w:pPr><w:rPr><w:lang w:val="es-NI"/></w:rPr></w:pPr><w:r><w:rPr><w:sz w:val="16"/><w:lang w:val="es-NI"/></w:rPr><w:t>Sí</w:t></w:r></w:p><w:p><w:pPr><w:rPr><w:lang w:val="es-NI"/></w:rPr></w:pPr><w:r><w:rPr><w:sz w:val="16"/><w:lang w:val="es-NI"/></w:rPr><w:t>—</w:t></w:r></w:p><w:p><w:pPr><w:rPr><w:lang w:val="es-NI"/></w:rPr></w:pPr><w:r><w:rPr><w:sz w:val="16"/><w:lang w:val="es-NI"/></w:rPr><w:t>5</w:t></w:r></w:p><w:p><w:pPr><w:rPr><w:lang w:val="es-NI"/></w:rPr></w:pPr><w:r><w:rPr><w:b/><w:sz w:val="15"/><w:lang w:val="es-NI"/></w:rPr><w:t>Campo</w:t></w:r></w:p><w:p><w:pPr><w:rPr><w:lang w:val="es-NI"/></w:rPr></w:pPr><w:r><w:rPr><w:b/><w:sz w:val="15"/><w:lang w:val="es-NI"/></w:rPr><w:t>Tipo / definición</w:t></w:r></w:p><w:p><w:pPr><w:rPr><w:lang w:val="es-NI"/></w:rPr></w:pPr><w:r><w:rPr><w:b/><w:sz w:val="15"/><w:lang w:val="es-NI"/></w:rPr><w:t>Nulo / default</w:t></w:r></w:p><w:p><w:pPr><w:rPr><w:lang w:val="es-NI"/></w:rPr></w:pPr><w:r><w:rPr><w:b/><w:sz w:val="15"/><w:lang w:val="es-NI"/></w:rPr><w:t>Clave / índice</w:t></w:r></w:p><w:p><w:pPr><w:rPr><w:lang w:val="es-NI"/></w:rPr></w:pPr><w:r><w:rPr><w:b/><w:sz w:val="15"/><w:lang w:val="es-NI"/></w:rPr><w:t>Descripción</w:t></w:r></w:p><w:p><w:pPr><w:rPr><w:lang w:val="es-NI"/></w:rPr></w:pPr><w:r><w:rPr><w:sz w:val="15"/><w:lang w:val="es-NI"/></w:rPr><w:t>id</w:t></w:r></w:p><w:p><w:pPr><w:rPr><w:lang w:val="es-NI"/></w:rPr></w:pPr><w:proofErr w:type="gramStart"/><w:r><w:rPr><w:sz w:val="15"/><w:lang w:val="es-NI"/></w:rPr><w:t>BIGINT(</w:t></w:r><w:proofErr w:type="gramEnd"/><w:r><w:rPr><w:sz w:val="15"/><w:lang w:val="es-NI"/></w:rPr><w:t>20)</w:t></w:r></w:p><w:p><w:pPr><w:rPr><w:lang w:val="es-NI"/></w:rPr></w:pPr><w:r><w:rPr><w:sz w:val="15"/><w:lang w:val="es-NI"/></w:rPr><w:t>No</w:t></w:r></w:p><w:p><w:pPr><w:rPr><w:lang w:val="es-NI"/></w:rPr></w:pPr><w:r><w:rPr><w:sz w:val="15"/><w:lang w:val="es-NI"/></w:rPr><w:t>PK</w:t></w:r></w:p><w:p><w:pPr><w:rPr><w:lang w:val="es-NI"/></w:rPr></w:pPr><w:r><w:rPr><w:sz w:val="15"/><w:lang w:val="es-NI"/></w:rPr><w:t>Identificador único de la fila.</w:t></w:r></w:p><w:p><w:pPr><w:rPr><w:lang w:val="es-NI"/></w:rPr></w:pPr><w:proofErr w:type="spellStart"/><w:r><w:rPr><w:sz w:val="15"/><w:lang w:val="es-NI"/></w:rPr><w:t>empleado_id</w:t></w:r><w:proofErr w:type="spellEnd"/></w:p><w:p><w:pPr><w:rPr><w:lang w:val="es-NI"/></w:rPr></w:pPr><w:proofErr w:type="gramStart"/><w:r><w:rPr><w:sz w:val="15"/><w:lang w:val="es-NI"/></w:rPr><w:t>BIGINT(</w:t></w:r><w:proofErr w:type="gramEnd"/><w:r><w:rPr><w:sz w:val="15"/><w:lang w:val="es-NI"/></w:rPr><w:t>20)</w:t></w:r></w:p><w:p><w:pPr><w:rPr><w:lang w:val="es-NI"/></w:rPr></w:pPr><w:r><w:rPr><w:sz w:val="15"/><w:lang w:val="es-NI"/></w:rPr><w:t>No</w:t></w:r></w:p><w:p><w:pPr><w:rPr><w:lang w:val="es-NI"/></w:rPr></w:pPr><w:r><w:rPr><w:sz w:val="15"/><w:lang w:val="es-NI"/></w:rPr><w:t>FK</w:t></w:r></w:p><w:p><w:pPr><w:rPr><w:lang w:val="es-NI"/></w:rPr></w:pPr><w:r><w:rPr><w:sz w:val="15"/><w:lang w:val="es-NI"/></w:rPr><w:t>Referencia al empleado.</w:t></w:r></w:p><w:p><w:pPr><w:rPr><w:lang w:val="es-NI"/></w:rPr></w:pPr><w:proofErr w:type="spellStart"/><w:r><w:rPr><w:sz w:val="15"/><w:lang w:val="es-NI"/></w:rPr><w:t>proceso_orden_id</w:t></w:r><w:proofErr w:type="spellEnd"/></w:p><w:p><w:pPr><w:rPr><w:lang w:val="es-NI"/></w:rPr></w:pPr><w:proofErr w:type="gramStart"/><w:r><w:rPr><w:sz w:val="15"/><w:lang w:val="es-NI"/></w:rPr><w:t>BIGINT(</w:t></w:r><w:proofErr w:type="gramEnd"/><w:r><w:rPr><w:sz w:val="15"/><w:lang w:val="es-NI"/></w:rPr><w:t>20)</w:t></w:r></w:p><w:p><w:pPr><w:rPr><w:lang w:val="es-NI"/></w:rPr></w:pPr><w:r><w:rPr><w:sz w:val="15"/><w:lang w:val="es-NI"/></w:rPr><w:t>No</w:t></w:r></w:p><w:p><w:pPr><w:rPr><w:lang w:val="es-NI"/></w:rPr></w:pPr><w:r><w:rPr><w:sz w:val="15"/><w:lang w:val="es-NI"/></w:rPr><w:t>FK</w:t></w:r></w:p><w:p><w:pPr><w:rPr><w:lang w:val="es-NI"/></w:rPr></w:pPr><w:r><w:rPr><w:sz w:val="15"/><w:lang w:val="es-NI"/></w:rPr><w:t>Referencia al proceso específico de la OT.</w:t></w:r></w:p><w:p><w:pPr><w:rPr><w:lang w:val="es-NI"/></w:rPr></w:pPr><w:proofErr w:type="spellStart"/><w:r><w:rPr><w:sz w:val="15"/><w:lang w:val="es-NI"/></w:rPr><w:t>tipo_pago_id</w:t></w:r><w:proofErr w:type="spellEnd"/></w:p><w:p><w:pPr><w:rPr><w:lang w:val="es-NI"/></w:rPr></w:pPr><w:proofErr w:type="gramStart"/><w:r><w:rPr><w:sz w:val="15"/><w:lang w:val="es-NI"/></w:rPr><w:t>BIGINT(</w:t></w:r><w:proofErr w:type="gramEnd"/><w:r><w:rPr><w:sz w:val="15"/><w:lang w:val="es-NI"/></w:rPr><w:t>20)</w:t></w:r></w:p><w:p><w:pPr><w:rPr><w:lang w:val="es-NI"/></w:rPr></w:pPr><w:r><w:rPr><w:sz w:val="15"/><w:lang w:val="es-NI"/></w:rPr><w:t>No</w:t></w:r></w:p><w:p><w:pPr><w:rPr><w:lang w:val="es-NI"/></w:rPr></w:pPr><w:r><w:rPr><w:sz w:val="15"/><w:lang w:val="es-NI"/></w:rPr><w:t>FK</w:t></w:r></w:p><w:p><w:pPr><w:rPr><w:lang w:val="es-NI"/></w:rPr></w:pPr><w:r><w:rPr><w:sz w:val="15"/><w:lang w:val="es-NI"/></w:rPr><w:t>Modalidad de pago aplicada al trabajo/tarifa.</w:t></w:r></w:p><w:p><w:pPr><w:rPr><w:lang w:val="es-NI"/></w:rPr></w:pPr><w:r><w:rPr><w:sz w:val="15"/><w:lang w:val="es-NI"/></w:rPr><w:t>fecha</w:t></w:r></w:p><w:p><w:pPr><w:rPr><w:lang w:val="es-NI"/></w:rPr></w:pPr><w:r><w:rPr><w:sz w:val="15"/><w:lang w:val="es-NI"/></w:rPr><w:t>DATE</w:t></w:r></w:p><w:p><w:pPr><w:rPr><w:lang w:val="es-NI"/></w:rPr></w:pPr><w:r><w:rPr><w:sz w:val="15"/><w:lang w:val="es-NI"/></w:rPr><w:t>No</w:t></w:r></w:p><w:p><w:pPr><w:rPr><w:lang w:val="es-NI"/></w:rPr></w:pPr><w:r><w:rPr><w:sz w:val="15"/><w:lang w:val="es-NI"/></w:rPr><w:t>—</w:t></w:r></w:p><w:p><w:pPr><w:rPr><w:lang w:val="es-NI"/></w:rPr></w:pPr><w:r><w:rPr><w:sz w:val="15"/><w:lang w:val="es-NI"/></w:rPr><w:t>Fecha de la operación.</w:t></w:r></w:p><w:p><w:pPr><w:rPr><w:lang w:val="es-NI"/></w:rPr></w:pPr><w:proofErr w:type="spellStart"/><w:r><w:rPr><w:sz w:val="15"/><w:lang w:val="es-NI"/></w:rPr><w:t>hora_inicio</w:t></w:r><w:proofErr w:type="spellEnd"/></w:p><w:p><w:pPr><w:rPr><w:lang w:val="es-NI"/></w:rPr></w:pPr><w:r><w:rPr><w:sz w:val="15"/><w:lang w:val="es-NI"/></w:rPr><w:t>TIME</w:t></w:r></w:p><w:p><w:pPr><w:rPr><w:lang w:val="es-NI"/></w:rPr></w:pPr><w:r><w:rPr><w:sz w:val="15"/><w:lang w:val="es-NI"/></w:rPr><w:t>Sí / NULL</w:t></w:r></w:p><w:p><w:pPr><w:rPr><w:lang w:val="es-NI"/></w:rPr></w:pPr><w:r><w:rPr><w:sz w:val="15"/><w:lang w:val="es-NI"/></w:rPr><w:t>—</w:t></w:r></w:p><w:p><w:pPr><w:rPr><w:lang w:val="es-NI"/></w:rPr></w:pPr><w:r><w:rPr><w:sz w:val="15"/><w:lang w:val="es-NI"/></w:rPr><w:t>Hora de inicio del trabajo.</w:t></w:r></w:p><w:p><w:pPr><w:rPr><w:lang w:val="es-NI"/></w:rPr></w:pPr><w:proofErr w:type="spellStart"/><w:r><w:rPr><w:sz w:val="15"/><w:lang w:val="es-NI"/></w:rPr><w:t>hora_fin</w:t></w:r><w:proofErr w:type="spellEnd"/></w:p><w:p><w:pPr><w:rPr><w:lang w:val="es-NI"/></w:rPr></w:pPr><w:r><w:rPr><w:sz w:val="15"/><w:lang w:val="es-NI"/></w:rPr><w:t>TIME</w:t></w:r></w:p><w:p><w:pPr><w:rPr><w:lang w:val="es-NI"/></w:rPr></w:pPr><w:r><w:rPr><w:sz w:val="15"/><w:lang w:val="es-NI"/></w:rPr><w:t>Sí / NULL</w:t></w:r></w:p><w:p><w:pPr><w:rPr><w:lang w:val="es-NI"/></w:rPr></w:pPr><w:r><w:rPr><w:sz w:val="15"/><w:lang w:val="es-NI"/></w:rPr><w:t>—</w:t></w:r></w:p><w:p><w:pPr><w:rPr><w:lang w:val="es-NI"/></w:rPr></w:pPr><w:r><w:rPr><w:sz w:val="15"/><w:lang w:val="es-NI"/></w:rPr><w:t>Hora de finalización del trabajo.</w:t></w:r></w:p><w:p><w:pPr><w:rPr><w:lang w:val="es-NI"/></w:rPr></w:pPr><w:proofErr w:type="spellStart"/><w:r><w:rPr><w:sz w:val="15"/><w:lang w:val="es-NI"/></w:rPr><w:t>descripcion</w:t></w:r><w:proofErr w:type="spellEnd"/></w:p><w:p><w:pPr><w:rPr><w:lang w:val="es-NI"/></w:rPr></w:pPr><w:proofErr w:type="gramStart"/><w:r><w:rPr><w:sz w:val="15"/><w:lang w:val="es-NI"/></w:rPr><w:t>VARCHAR(</w:t></w:r><w:proofErr w:type="gramEnd"/><w:r><w:rPr><w:sz w:val="15"/><w:lang w:val="es-NI"/></w:rPr><w:t>255)</w:t></w:r></w:p><w:p><w:pPr><w:rPr><w:lang w:val="es-NI"/></w:rPr></w:pPr><w:r><w:rPr><w:sz w:val="15"/><w:lang w:val="es-NI"/></w:rPr><w:t>Sí / NULL</w:t></w:r></w:p><w:p><w:pPr><w:rPr><w:lang w:val="es-NI"/></w:rPr></w:pPr><w:r><w:rPr><w:sz w:val="15"/><w:lang w:val="es-NI"/></w:rPr><w:t>—</w:t></w:r></w:p><w:p><w:pPr><w:rPr><w:lang w:val="es-NI"/></w:rPr></w:pPr><w:r><w:rPr><w:sz w:val="15"/><w:lang w:val="es-NI"/></w:rPr><w:t>Descripción del concepto.</w:t></w:r></w:p><w:p><w:pPr><w:rPr><w:lang w:val="es-NI"/></w:rPr></w:pPr><w:r><w:rPr><w:sz w:val="15"/><w:lang w:val="es-NI"/></w:rPr><w:t>cantidad</w:t></w:r></w:p><w:p><w:pPr><w:rPr><w:lang w:val="es-NI"/></w:rPr></w:pPr><w:proofErr w:type="gramStart"/><w:r><w:rPr><w:sz w:val="15"/><w:lang w:val="es-NI"/></w:rPr><w:t>DECIMAL(</w:t></w:r><w:proofErr w:type="gramEnd"/><w:r><w:rPr><w:sz w:val="15"/><w:lang w:val="es-NI"/></w:rPr><w:t>10,</w:t></w:r></w:p><w:p><w:pPr><w:rPr><w:lang w:val="es-NI"/></w:rPr></w:pPr><w:r><w:rPr><w:sz w:val="15"/><w:lang w:val="es-NI"/></w:rPr><w:t>No / 0.00</w:t></w:r></w:p><w:p><w:pPr><w:rPr><w:lang w:val="es-NI"/></w:rPr></w:pPr><w:r><w:rPr><w:sz w:val="15"/><w:lang w:val="es-NI"/></w:rPr><w:t>—</w:t></w:r></w:p><w:p><w:pPr><w:rPr><w:lang w:val="es-NI"/></w:rPr></w:pPr><w:r><w:rPr><w:sz w:val="15"/><w:lang w:val="es-NI"/></w:rPr><w:t>Cantidad física o cantidad base de la operación.</w:t></w:r></w:p><w:p><w:pPr><w:rPr><w:lang w:val="es-NI"/></w:rPr></w:pPr><w:r><w:rPr><w:sz w:val="15"/><w:lang w:val="es-NI"/></w:rPr><w:t>tarifa</w:t></w:r></w:p><w:p><w:pPr><w:rPr><w:lang w:val="es-NI"/></w:rPr></w:pPr><w:proofErr w:type="gramStart"/><w:r><w:rPr><w:sz w:val="15"/><w:lang w:val="es-NI"/></w:rPr><w:t>DECIMAL(</w:t></w:r><w:proofErr w:type="gramEnd"/><w:r><w:rPr><w:sz w:val="15"/><w:lang w:val="es-NI"/></w:rPr><w:t>14,</w:t></w:r></w:p><w:p><w:pPr><w:rPr><w:lang w:val="es-NI"/></w:rPr></w:pPr><w:r><w:rPr><w:sz w:val="15"/><w:lang w:val="es-NI"/></w:rPr><w:t>No / 0.00</w:t></w:r></w:p><w:p><w:pPr><w:rPr><w:lang w:val="es-NI"/></w:rPr></w:pPr><w:r><w:rPr><w:sz w:val="15"/><w:lang w:val="es-NI"/></w:rPr><w:t>—</w:t></w:r></w:p><w:p><w:pPr><w:rPr><w:lang w:val="es-NI"/></w:rPr></w:pPr><w:r><w:rPr><w:sz w:val="15"/><w:lang w:val="es-NI"/></w:rPr><w:t>Tarifa aplicada en la moneda de la operación.</w:t></w:r></w:p><w:p><w:pPr><w:rPr><w:lang w:val="es-NI"/></w:rPr></w:pPr><w:r><w:rPr><w:sz w:val="15"/><w:lang w:val="es-NI"/></w:rPr><w:t>total</w:t></w:r></w:p><w:p><w:pPr><w:rPr><w:lang w:val="es-NI"/></w:rPr></w:pPr><w:proofErr w:type="gramStart"/><w:r><w:rPr><w:sz w:val="15"/><w:lang w:val="es-NI"/></w:rPr><w:t>DECIMAL(</w:t></w:r><w:proofErr w:type="gramEnd"/><w:r><w:rPr><w:sz w:val="15"/><w:lang w:val="es-NI"/></w:rPr><w:t>14,</w:t></w:r></w:p><w:p><w:pPr><w:rPr><w:lang w:val="es-NI"/></w:rPr></w:pPr><w:r><w:rPr><w:sz w:val="15"/><w:lang w:val="es-NI"/></w:rPr><w:t>No / 0.00</w:t></w:r></w:p><w:p><w:pPr><w:rPr><w:lang w:val="es-NI"/></w:rPr></w:pPr><w:r><w:rPr><w:sz w:val="15"/><w:lang w:val="es-NI"/></w:rPr><w:t>—</w:t></w:r></w:p><w:p><w:pPr><w:rPr><w:lang w:val="es-NI"/></w:rPr></w:pPr><w:r><w:rPr><w:sz w:val="15"/><w:lang w:val="es-NI"/></w:rPr><w:t>Importe total en la moneda de la operación.</w:t></w:r></w:p><w:p><w:pPr><w:rPr><w:lang w:val="es-NI"/></w:rPr></w:pPr><w:proofErr w:type="spellStart"/><w:r><w:rPr><w:sz w:val="15"/><w:lang w:val="es-NI"/></w:rPr><w:t>tarifa_nio</w:t></w:r><w:proofErr w:type="spellEnd"/></w:p><w:p><w:pPr><w:rPr><w:lang w:val="es-NI"/></w:rPr></w:pPr><w:proofErr w:type="gramStart"/><w:r><w:rPr><w:sz w:val="15"/><w:lang w:val="es-NI"/></w:rPr><w:t>DECIMAL(</w:t></w:r><w:proofErr w:type="gramEnd"/><w:r><w:rPr><w:sz w:val="15"/><w:lang w:val="es-NI"/></w:rPr><w:t>14,</w:t></w:r></w:p><w:p><w:pPr><w:rPr><w:lang w:val="es-NI"/></w:rPr></w:pPr><w:r><w:rPr><w:sz w:val="15"/><w:lang w:val="es-NI"/></w:rPr><w:t>Sí / NULL</w:t></w:r></w:p><w:p><w:pPr><w:rPr><w:lang w:val="es-NI"/></w:rPr></w:pPr><w:r><w:rPr><w:sz w:val="15"/><w:lang w:val="es-NI"/></w:rPr><w:t>—</w:t></w:r></w:p><w:p><w:pPr><w:rPr><w:lang w:val="es-NI"/></w:rPr></w:pPr><w:r><w:rPr><w:sz w:val="15"/><w:lang w:val="es-NI"/></w:rPr><w:t>Tarifa equivalente histórica en NIO.</w:t></w:r></w:p><w:p><w:pPr><w:rPr><w:lang w:val="es-NI"/></w:rPr></w:pPr><w:proofErr w:type="spellStart"/><w:r><w:rPr><w:sz w:val="15"/><w:lang w:val="es-NI"/></w:rPr><w:t>total_nio</w:t></w:r><w:proofErr w:type="spellEnd"/></w:p><w:p><w:pPr><w:rPr><w:lang w:val="es-NI"/></w:rPr></w:pPr><w:proofErr w:type="gramStart"/><w:r><w:rPr><w:sz w:val="15"/><w:lang w:val="es-NI"/></w:rPr><w:t>DECIMAL(</w:t></w:r><w:proofErr w:type="gramEnd"/><w:r><w:rPr><w:sz w:val="15"/><w:lang w:val="es-NI"/></w:rPr><w:t>14,</w:t></w:r></w:p><w:p><w:pPr><w:rPr><w:lang w:val="es-NI"/></w:rPr></w:pPr><w:r><w:rPr><w:sz w:val="15"/><w:lang w:val="es-NI"/></w:rPr><w:t>Sí / NULL</w:t></w:r></w:p><w:p><w:pPr><w:rPr><w:lang w:val="es-NI"/></w:rPr></w:pPr><w:r><w:rPr><w:sz w:val="15"/><w:lang w:val="es-NI"/></w:rPr><w:t>—</w:t></w:r></w:p><w:p><w:pPr><w:rPr><w:lang w:val="es-NI"/></w:rPr></w:pPr><w:r><w:rPr><w:sz w:val="15"/><w:lang w:val="es-NI"/></w:rPr><w:t>Importe total equivalente histórico en NIO.</w:t></w:r></w:p><w:p><w:pPr><w:rPr><w:lang w:val="es-NI"/></w:rPr></w:pPr><w:proofErr w:type="spellStart"/><w:r><w:rPr><w:sz w:val="15"/><w:lang w:val="es-NI"/></w:rPr><w:t>moneda_id</w:t></w:r><w:proofErr w:type="spellEnd"/></w:p><w:p><w:pPr><w:rPr><w:lang w:val="es-NI"/></w:rPr></w:pPr><w:proofErr w:type="gramStart"/><w:r><w:rPr><w:sz w:val="15"/><w:lang w:val="es-NI"/></w:rPr><w:t>BIGINT(</w:t></w:r><w:proofErr w:type="gramEnd"/><w:r><w:rPr><w:sz w:val="15"/><w:lang w:val="es-NI"/></w:rPr><w:t>20)</w:t></w:r></w:p><w:p><w:pPr><w:rPr><w:lang w:val="es-NI"/></w:rPr></w:pPr><w:r><w:rPr><w:sz w:val="15"/><w:lang w:val="es-NI"/></w:rPr><w:t>No</w:t></w:r></w:p><w:p><w:pPr><w:rPr><w:lang w:val="es-NI"/></w:rPr></w:pPr><w:r><w:rPr><w:sz w:val="15"/><w:lang w:val="es-NI"/></w:rPr><w:t>FK</w:t></w:r></w:p><w:p><w:pPr><w:rPr><w:lang w:val="es-NI"/></w:rPr></w:pPr><w:r><w:rPr><w:sz w:val="15"/><w:lang w:val="es-NI"/></w:rPr><w:t>Moneda en la que se registra la operación.</w:t></w:r></w:p><w:p><w:pPr><w:rPr><w:lang w:val="es-NI"/></w:rPr></w:pPr><w:r><w:rPr><w:sz w:val="15"/><w:lang w:val="es-NI"/></w:rPr><w:t>observaciones</w:t></w:r></w:p><w:p><w:pPr><w:rPr><w:lang w:val="es-NI"/></w:rPr></w:pPr><w:r><w:rPr><w:sz w:val="15"/><w:lang w:val="es-NI"/></w:rPr><w:t>TEXT</w:t></w:r></w:p><w:p><w:pPr><w:rPr><w:lang w:val="es-NI"/></w:rPr></w:pPr><w:r><w:rPr><w:sz w:val="15"/><w:lang w:val="es-NI"/></w:rPr><w:t>Sí / NULL</w:t></w:r></w:p><w:p><w:pPr><w:rPr><w:lang w:val="es-NI"/></w:rPr></w:pPr><w:r><w:rPr><w:sz w:val="15"/><w:lang w:val="es-NI"/></w:rPr><w:t>—</w:t></w:r></w:p><w:p><w:pPr><w:rPr><w:lang w:val="es-NI"/></w:rPr></w:pPr><w:r><w:rPr><w:sz w:val="15"/><w:lang w:val="es-NI"/></w:rPr><w:t>Notas adicionales del registro.</w:t></w:r></w:p><w:p><w:pPr><w:rPr><w:lang w:val="es-NI"/></w:rPr></w:pPr><w:proofErr w:type="spellStart"/><w:r><w:rPr><w:sz w:val="15"/><w:lang w:val="es-NI"/></w:rPr><w:t>created_at</w:t></w:r><w:proofErr w:type="spellEnd"/></w:p><w:p><w:pPr><w:rPr><w:lang w:val="es-NI"/></w:rPr></w:pPr><w:r><w:rPr><w:sz w:val="15"/><w:lang w:val="es-NI"/></w:rPr><w:t>TIMESTAMP</w:t></w:r></w:p><w:p><w:pPr><w:rPr><w:lang w:val="es-NI"/></w:rPr></w:pPr><w:r><w:rPr><w:sz w:val="15"/><w:lang w:val="es-NI"/></w:rPr><w:t>Sí / NULL</w:t></w:r></w:p><w:p><w:pPr><w:rPr><w:lang w:val="es-NI"/></w:rPr></w:pPr><w:r><w:rPr><w:sz w:val="15"/><w:lang w:val="es-NI"/></w:rPr><w:t>—</w:t></w:r></w:p><w:p><w:pPr><w:rPr><w:lang w:val="es-NI"/></w:rPr></w:pPr><w:r><w:rPr><w:sz w:val="15"/><w:lang w:val="es-NI"/></w:rPr><w:t>Fecha/hora de creación.</w:t></w:r></w:p><w:p><w:pPr><w:rPr><w:lang w:val="es-NI"/></w:rPr></w:pPr><w:proofErr w:type="spellStart"/><w:r><w:rPr><w:sz w:val="15"/><w:lang w:val="es-NI"/></w:rPr><w:t>updated_at</w:t></w:r><w:proofErr w:type="spellEnd"/></w:p><w:p><w:pPr><w:rPr><w:lang w:val="es-NI"/></w:rPr></w:pPr><w:r><w:rPr><w:sz w:val="15"/><w:lang w:val="es-NI"/></w:rPr><w:t>TIMESTAMP</w:t></w:r></w:p><w:p><w:pPr><w:rPr><w:lang w:val="es-NI"/></w:rPr></w:pPr><w:r><w:rPr><w:sz w:val="15"/><w:lang w:val="es-NI"/></w:rPr><w:t>Sí / NULL</w:t></w:r></w:p><w:p><w:pPr><w:rPr><w:lang w:val="es-NI"/></w:rPr></w:pPr><w:r><w:rPr><w:sz w:val="15"/><w:lang w:val="es-NI"/></w:rPr><w:t>—</w:t></w:r></w:p><w:p><w:pPr><w:rPr><w:lang w:val="es-NI"/></w:rPr></w:pPr><w:r><w:rPr><w:sz w:val="15"/><w:lang w:val="es-NI"/></w:rPr><w:t>Fecha/hora de última actualización.</w:t></w:r></w:p><w:p><w:pPr><w:rPr><w:lang w:val="es-NI"/></w:rPr></w:pPr><w:proofErr w:type="spellStart"/><w:r><w:rPr><w:sz w:val="15"/><w:lang w:val="es-NI"/></w:rPr><w:t>deleted_at</w:t></w:r><w:proofErr w:type="spellEnd"/></w:p><w:p><w:pPr><w:rPr><w:lang w:val="es-NI"/></w:rPr></w:pPr><w:r><w:rPr><w:sz w:val="15"/><w:lang w:val="es-NI"/></w:rPr><w:t>TIMESTAMP</w:t></w:r></w:p><w:p><w:pPr><w:rPr><w:lang w:val="es-NI"/></w:rPr></w:pPr><w:r><w:rPr><w:sz w:val="15"/><w:lang w:val="es-NI"/></w:rPr><w:t>Sí / NULL</w:t></w:r></w:p><w:p><w:pPr><w:rPr><w:lang w:val="es-NI"/></w:rPr></w:pPr><w:r><w:rPr><w:sz w:val="15"/><w:lang w:val="es-NI"/></w:rPr><w:t>—</w:t></w:r></w:p><w:p><w:pPr><w:rPr><w:lang w:val="es-NI"/></w:rPr></w:pPr><w:r><w:rPr><w:sz w:val="15"/><w:lang w:val="es-NI"/></w:rPr><w:t>Marca temporal de eliminación lógica (</w:t></w:r><w:proofErr w:type="spellStart"/><w:r><w:rPr><w:sz w:val="15"/><w:lang w:val="es-NI"/></w:rPr><w:t>Soft</w:t></w:r><w:proofErr w:type="spellEnd"/><w:r><w:rPr><w:sz w:val="15"/><w:lang w:val="es-NI"/></w:rPr><w:t xml:space="preserve"> </w:t></w:r><w:proofErr w:type="spellStart"/><w:r><w:rPr><w:sz w:val="15"/><w:lang w:val="es-NI"/></w:rPr><w:t>Delete</w:t></w:r><w:proofErr w:type="spellEnd"/><w:r><w:rPr><w:sz w:val="15"/><w:lang w:val="es-NI"/></w:rPr><w:t>).</w:t></w:r></w:p><w:p><w:pPr><w:rPr><w:lang w:val="es-NI"/></w:rPr></w:pPr><w:r><w:rPr><w:sz w:val="15"/><w:lang w:val="es-NI"/></w:rPr><w:t>unidad</w:t></w:r></w:p><w:p><w:pPr><w:rPr><w:lang w:val="es-NI"/></w:rPr></w:pPr><w:proofErr w:type="gramStart"/><w:r><w:rPr><w:sz w:val="15"/><w:lang w:val="es-NI"/></w:rPr><w:t>VARCHAR(</w:t></w:r><w:proofErr w:type="gramEnd"/><w:r><w:rPr><w:sz w:val="15"/><w:lang w:val="es-NI"/></w:rPr><w:t>20)</w:t></w:r></w:p><w:p><w:pPr><w:rPr><w:lang w:val="es-NI"/></w:rPr></w:pPr><w:r><w:rPr><w:sz w:val="15"/><w:lang w:val="es-NI"/></w:rPr><w:t>No / 'hora'</w:t></w:r></w:p><w:p><w:pPr><w:rPr><w:lang w:val="es-NI"/></w:rPr></w:pPr><w:r><w:rPr><w:sz w:val="15"/><w:lang w:val="es-NI"/></w:rPr><w:t>—</w:t></w:r></w:p><w:p><w:pPr><w:rPr><w:lang w:val="es-NI"/></w:rPr></w:pPr><w:r><w:rPr><w:sz w:val="15"/><w:lang w:val="es-NI"/></w:rPr><w:t>Unidad de trabajo o unidad del precio.</w:t></w:r></w:p><w:p><w:pPr><w:rPr><w:lang w:val="es-NI"/></w:rPr></w:pPr><w:r><w:rPr><w:b/><w:lang w:val="es-NI"/></w:rPr><w:t>Relaciones:</w:t></w:r></w:p><w:p><w:pPr><w:pStyle w:val="Listaconvietas"/><w:rPr><w:lang w:val="es-NI"/></w:rPr></w:pPr><w:proofErr w:type="spellStart"/><w:r><w:rPr><w:lang w:val="es-NI"/></w:rPr><w:t>empleado_id</w:t></w:r><w:proofErr w:type="spellEnd"/><w:r><w:rPr><w:lang w:val="es-NI"/></w:rPr><w:t xml:space="preserve"> → </w:t></w:r><w:proofErr w:type="spellStart"/><w:r><w:rPr><w:lang w:val="es-NI"/></w:rPr><w:t>empleados.id</w:t></w:r><w:proofErr w:type="spellEnd"/></w:p><w:p><w:pPr><w:pStyle w:val="Listaconvietas"/><w:rPr><w:lang w:val="es-NI"/></w:rPr></w:pPr><w:proofErr w:type="spellStart"/><w:r><w:rPr><w:lang w:val="es-NI"/></w:rPr><w:t>moneda_id</w:t></w:r><w:proofErr w:type="spellEnd"/><w:r><w:rPr><w:lang w:val="es-NI"/></w:rPr><w:t xml:space="preserve"> → </w:t></w:r><w:proofErr w:type="spellStart"/><w:r><w:rPr><w:lang w:val="es-NI"/></w:rPr><w:t>monedas.id</w:t></w:r><w:proofErr w:type="spellEnd"/></w:p><w:p><w:pPr><w:pStyle w:val="Listaconvietas"/><w:rPr><w:lang w:val="es-NI"/></w:rPr></w:pPr><w:proofErr w:type="spellStart"/><w:r><w:rPr><w:lang w:val="es-NI"/></w:rPr><w:t>proceso_orden_id → procesos_orden.id (ON DELETE CASCADE)</w:t></w:r><w:proofErr w:type="spellEnd"/><w:r><w:rPr><w:lang w:val="es-NI"/></w:rPr><w:t xml:space="preserve"/></w:r><w:proofErr w:type="spellStart"/><w:r><w:rPr><w:lang w:val="es-NI"/></w:rPr><w:t/></w:r><w:proofErr w:type="spellEnd"/><w:r><w:rPr><w:lang w:val="es-NI"/></w:rPr><w:t xml:space="preserve"/></w:r></w:p><w:p><w:pPr><w:pStyle w:val="Listaconvietas"/><w:rPr><w:lang w:val="es-NI"/></w:rPr></w:pPr><w:proofErr w:type="spellStart"/><w:r><w:rPr><w:lang w:val="es-NI"/></w:rPr><w:t>tipo_pago_id</w:t></w:r><w:proofErr w:type="spellEnd"/><w:r><w:rPr><w:lang w:val="es-NI"/></w:rPr><w:t xml:space="preserve"> → </w:t></w:r><w:proofErr w:type="spellStart"/><w:r><w:rPr><w:lang w:val="es-NI"/></w:rPr><w:t>tipos_pago_empleado.id</w:t></w:r><w:proofErr w:type="spellEnd"/></w:p><w:p><w:pPr><w:rPr><w:lang w:val="es-NI"/></w:rPr></w:pPr><w:r><w:rPr><w:lang w:val="es-NI"/></w:rPr><w:br w:type="page"/></w:r></w:p><w:p><w:pPr><w:pStyle w:val="Ttulo2"/><w:rPr><w:lang w:val="es-NI"/></w:rPr></w:pPr><w:bookmarkStart w:id="16" w:name="_Toc240620145"/><w:r><w:rPr><w:lang w:val="es-NI"/></w:rPr><w:lastRenderedPageBreak/><w:t xml:space="preserve">12. </w:t></w:r><w:proofErr w:type="spellStart"/><w:r><w:rPr><w:lang w:val="es-NI"/></w:rPr><w:t>tipos_produccion</w:t></w:r><w:bookmarkEnd w:id="16"/><w:proofErr w:type="spellEnd"/></w:p><w:p><w:pPr><w:rPr><w:lang w:val="es-NI"/></w:rPr></w:pPr><w:r><w:rPr><w:lang w:val="es-NI"/></w:rPr><w:t>Catálogo de tipos de producción o productos físicos obtenidos durante el procesamiento.</w:t></w:r></w:p><w:p><w:pPr><w:rPr><w:lang w:val="es-NI"/></w:rPr></w:pPr><w:r><w:rPr><w:b/><w:sz w:val="16"/><w:lang w:val="es-NI"/></w:rPr><w:t>PK</w:t></w:r></w:p><w:p><w:pPr><w:rPr><w:lang w:val="es-NI"/></w:rPr></w:pPr><w:proofErr w:type="spellStart"/><w:r><w:rPr><w:b/><w:sz w:val="16"/><w:lang w:val="es-NI"/></w:rPr><w:t>Soft</w:t></w:r><w:proofErr w:type="spellEnd"/><w:r><w:rPr><w:b/><w:sz w:val="16"/><w:lang w:val="es-NI"/></w:rPr><w:t xml:space="preserve"> </w:t></w:r><w:proofErr w:type="spellStart"/><w:r><w:rPr><w:b/><w:sz w:val="16"/><w:lang w:val="es-NI"/></w:rPr><w:t>Delete</w:t></w:r><w:proofErr w:type="spellEnd"/></w:p><w:p><w:pPr><w:rPr><w:lang w:val="es-NI"/></w:rPr></w:pPr><w:r><w:rPr><w:b/><w:sz w:val="16"/><w:lang w:val="es-NI"/></w:rPr><w:t>Índices únicos</w:t></w:r></w:p><w:p><w:pPr><w:rPr><w:lang w:val="es-NI"/></w:rPr></w:pPr><w:r><w:rPr><w:b/><w:sz w:val="16"/><w:lang w:val="es-NI"/></w:rPr><w:t>Relaciones FK</w:t></w:r></w:p><w:p><w:pPr><w:rPr><w:lang w:val="es-NI"/></w:rPr></w:pPr><w:r><w:rPr><w:sz w:val="16"/><w:lang w:val="es-NI"/></w:rPr><w:t>id</w:t></w:r></w:p><w:p><w:pPr><w:rPr><w:lang w:val="es-NI"/></w:rPr></w:pPr><w:r><w:rPr><w:sz w:val="16"/><w:lang w:val="es-NI"/></w:rPr><w:t>Sí</w:t></w:r></w:p><w:p><w:pPr><w:rPr><w:lang w:val="es-NI"/></w:rPr></w:pPr><w:r><w:rPr><w:sz w:val="16"/><w:lang w:val="es-NI"/></w:rPr><w:t>—</w:t></w:r></w:p><w:p><w:pPr><w:rPr><w:lang w:val="es-NI"/></w:rPr></w:pPr><w:r><w:rPr><w:sz w:val="16"/><w:lang w:val="es-NI"/></w:rPr><w:t>0</w:t></w:r></w:p><w:p><w:pPr><w:rPr><w:lang w:val="es-NI"/></w:rPr></w:pPr><w:r><w:rPr><w:b/><w:sz w:val="15"/><w:lang w:val="es-NI"/></w:rPr><w:t>Campo</w:t></w:r></w:p><w:p><w:pPr><w:rPr><w:lang w:val="es-NI"/></w:rPr></w:pPr><w:r><w:rPr><w:b/><w:sz w:val="15"/><w:lang w:val="es-NI"/></w:rPr><w:t>Tipo / definición</w:t></w:r></w:p><w:p><w:pPr><w:rPr><w:lang w:val="es-NI"/></w:rPr></w:pPr><w:r><w:rPr><w:b/><w:sz w:val="15"/><w:lang w:val="es-NI"/></w:rPr><w:t>Nulo / default</w:t></w:r></w:p><w:p><w:pPr><w:rPr><w:lang w:val="es-NI"/></w:rPr></w:pPr><w:r><w:rPr><w:b/><w:sz w:val="15"/><w:lang w:val="es-NI"/></w:rPr><w:t>Clave / índice</w:t></w:r></w:p><w:p><w:pPr><w:rPr><w:lang w:val="es-NI"/></w:rPr></w:pPr><w:r><w:rPr><w:b/><w:sz w:val="15"/><w:lang w:val="es-NI"/></w:rPr><w:t>Descripción</w:t></w:r></w:p><w:p><w:pPr><w:rPr><w:lang w:val="es-NI"/></w:rPr></w:pPr><w:r><w:rPr><w:sz w:val="15"/><w:lang w:val="es-NI"/></w:rPr><w:t>id</w:t></w:r></w:p><w:p><w:pPr><w:rPr><w:lang w:val="es-NI"/></w:rPr></w:pPr><w:proofErr w:type="gramStart"/><w:r><w:rPr><w:sz w:val="15"/><w:lang w:val="es-NI"/></w:rPr><w:t>BIGINT(</w:t></w:r><w:proofErr w:type="gramEnd"/><w:r><w:rPr><w:sz w:val="15"/><w:lang w:val="es-NI"/></w:rPr><w:t>20)</w:t></w:r></w:p><w:p><w:pPr><w:rPr><w:lang w:val="es-NI"/></w:rPr></w:pPr><w:r><w:rPr><w:sz w:val="15"/><w:lang w:val="es-NI"/></w:rPr><w:t>No</w:t></w:r></w:p><w:p><w:pPr><w:rPr><w:lang w:val="es-NI"/></w:rPr></w:pPr><w:r><w:rPr><w:sz w:val="15"/><w:lang w:val="es-NI"/></w:rPr><w:t>PK</w:t></w:r></w:p><w:p><w:pPr><w:rPr><w:lang w:val="es-NI"/></w:rPr></w:pPr><w:r><w:rPr><w:sz w:val="15"/><w:lang w:val="es-NI"/></w:rPr><w:t>Identificador único de la fila.</w:t></w:r></w:p><w:p><w:pPr><w:rPr><w:lang w:val="es-NI"/></w:rPr></w:pPr><w:r><w:rPr><w:sz w:val="15"/><w:lang w:val="es-NI"/></w:rPr><w:t>nombre</w:t></w:r></w:p><w:p><w:pPr><w:rPr><w:lang w:val="es-NI"/></w:rPr></w:pPr><w:proofErr w:type="gramStart"/><w:r><w:rPr><w:sz w:val="15"/><w:lang w:val="es-NI"/></w:rPr><w:t>VARCHAR(</w:t></w:r><w:proofErr w:type="gramEnd"/><w:r><w:rPr><w:sz w:val="15"/><w:lang w:val="es-NI"/></w:rPr><w:t>100)</w:t></w:r></w:p><w:p><w:pPr><w:rPr><w:lang w:val="es-NI"/></w:rPr></w:pPr><w:r><w:rPr><w:sz w:val="15"/><w:lang w:val="es-NI"/></w:rPr><w:t>No</w:t></w:r></w:p><w:p><w:pPr><w:rPr><w:lang w:val="es-NI"/></w:rPr></w:pPr><w:r><w:rPr><w:sz w:val="15"/><w:lang w:val="es-NI"/></w:rPr><w:t>—</w:t></w:r></w:p><w:p><w:pPr><w:rPr><w:lang w:val="es-NI"/></w:rPr></w:pPr><w:r><w:rPr><w:sz w:val="15"/><w:lang w:val="es-NI"/></w:rPr><w:t>Nombre descriptivo de la entidad.</w:t></w:r></w:p><w:p><w:pPr><w:rPr><w:lang w:val="es-NI"/></w:rPr></w:pPr><w:proofErr w:type="spellStart"/><w:r><w:rPr><w:sz w:val="15"/><w:lang w:val="es-NI"/></w:rPr><w:t>descripcion</w:t></w:r><w:proofErr w:type="spellEnd"/></w:p><w:p><w:pPr><w:rPr><w:lang w:val="es-NI"/></w:rPr></w:pPr><w:proofErr w:type="gramStart"/><w:r><w:rPr><w:sz w:val="15"/><w:lang w:val="es-NI"/></w:rPr><w:t>VARCHAR(</w:t></w:r><w:proofErr w:type="gramEnd"/><w:r><w:rPr><w:sz w:val="15"/><w:lang w:val="es-NI"/></w:rPr><w:t>255)</w:t></w:r></w:p><w:p><w:pPr><w:rPr><w:lang w:val="es-NI"/></w:rPr></w:pPr><w:r><w:rPr><w:sz w:val="15"/><w:lang w:val="es-NI"/></w:rPr><w:t>Sí / NULL</w:t></w:r></w:p><w:p><w:pPr><w:rPr><w:lang w:val="es-NI"/></w:rPr></w:pPr><w:r><w:rPr><w:sz w:val="15"/><w:lang w:val="es-NI"/></w:rPr><w:t>—</w:t></w:r></w:p><w:p><w:pPr><w:rPr><w:lang w:val="es-NI"/></w:rPr></w:pPr><w:r><w:rPr><w:sz w:val="15"/><w:lang w:val="es-NI"/></w:rPr><w:t>Descripción del concepto.</w:t></w:r></w:p><w:p><w:pPr><w:rPr><w:lang w:val="es-NI"/></w:rPr></w:pPr><w:r><w:rPr><w:sz w:val="15"/><w:lang w:val="es-NI"/></w:rPr><w:t>estado</w:t></w:r></w:p><w:p><w:pPr><w:rPr><w:lang w:val="es-NI"/></w:rPr></w:pPr><w:proofErr w:type="gramStart"/><w:r><w:rPr><w:sz w:val="15"/><w:lang w:val="es-NI"/></w:rPr><w:t>TINYINT(</w:t></w:r><w:proofErr w:type="gramEnd"/><w:r><w:rPr><w:sz w:val="15"/><w:lang w:val="es-NI"/></w:rPr><w:t>1)</w:t></w:r></w:p><w:p><w:pPr><w:rPr><w:lang w:val="es-NI"/></w:rPr></w:pPr><w:r><w:rPr><w:sz w:val="15"/><w:lang w:val="es-NI"/></w:rPr><w:t>No / 1</w:t></w:r></w:p><w:p><w:pPr><w:rPr><w:lang w:val="es-NI"/></w:rPr></w:pPr><w:r><w:rPr><w:sz w:val="15"/><w:lang w:val="es-NI"/></w:rPr><w:t>—</w:t></w:r></w:p><w:p><w:pPr><w:rPr><w:lang w:val="es-NI"/></w:rPr></w:pPr><w:r><w:rPr><w:sz w:val="15"/><w:lang w:val="es-NI"/></w:rPr><w:t>Estado lógico/operativo del registro.</w:t></w:r></w:p><w:p><w:pPr><w:rPr><w:lang w:val="es-NI"/></w:rPr></w:pPr><w:proofErr w:type="spellStart"/><w:r><w:rPr><w:sz w:val="15"/><w:lang w:val="es-NI"/></w:rPr><w:t>created_at</w:t></w:r><w:proofErr w:type="spellEnd"/></w:p><w:p><w:pPr><w:rPr><w:lang w:val="es-NI"/></w:rPr></w:pPr><w:r><w:rPr><w:sz w:val="15"/><w:lang w:val="es-NI"/></w:rPr><w:t>TIMESTAMP</w:t></w:r></w:p><w:p><w:pPr><w:rPr><w:lang w:val="es-NI"/></w:rPr></w:pPr><w:r><w:rPr><w:sz w:val="15"/><w:lang w:val="es-NI"/></w:rPr><w:t>Sí / NULL</w:t></w:r></w:p><w:p><w:pPr><w:rPr><w:lang w:val="es-NI"/></w:rPr></w:pPr><w:r><w:rPr><w:sz w:val="15"/><w:lang w:val="es-NI"/></w:rPr><w:t>—</w:t></w:r></w:p><w:p><w:pPr><w:rPr><w:lang w:val="es-NI"/></w:rPr></w:pPr><w:r><w:rPr><w:sz w:val="15"/><w:lang w:val="es-NI"/></w:rPr><w:t>Fecha/hora de creación.</w:t></w:r></w:p><w:p><w:pPr><w:rPr><w:lang w:val="es-NI"/></w:rPr></w:pPr><w:proofErr w:type="spellStart"/><w:r><w:rPr><w:sz w:val="15"/><w:lang w:val="es-NI"/></w:rPr><w:t>updated_at</w:t></w:r><w:proofErr w:type="spellEnd"/></w:p><w:p><w:pPr><w:rPr><w:lang w:val="es-NI"/></w:rPr></w:pPr><w:r><w:rPr><w:sz w:val="15"/><w:lang w:val="es-NI"/></w:rPr><w:t>TIMESTAMP</w:t></w:r></w:p><w:p><w:pPr><w:rPr><w:lang w:val="es-NI"/></w:rPr></w:pPr><w:r><w:rPr><w:sz w:val="15"/><w:lang w:val="es-NI"/></w:rPr><w:t>Sí / NULL</w:t></w:r></w:p><w:p><w:pPr><w:rPr><w:lang w:val="es-NI"/></w:rPr></w:pPr><w:r><w:rPr><w:sz w:val="15"/><w:lang w:val="es-NI"/></w:rPr><w:t>—</w:t></w:r></w:p><w:p><w:pPr><w:rPr><w:lang w:val="es-NI"/></w:rPr></w:pPr><w:r><w:rPr><w:sz w:val="15"/><w:lang w:val="es-NI"/></w:rPr><w:t>Fecha/hora de última actualización.</w:t></w:r></w:p><w:p><w:pPr><w:rPr><w:lang w:val="es-NI"/></w:rPr></w:pPr><w:proofErr w:type="spellStart"/><w:r><w:rPr><w:sz w:val="15"/><w:lang w:val="es-NI"/></w:rPr><w:t>deleted_at</w:t></w:r><w:proofErr w:type="spellEnd"/></w:p><w:p><w:pPr><w:rPr><w:lang w:val="es-NI"/></w:rPr></w:pPr><w:r><w:rPr><w:sz w:val="15"/><w:lang w:val="es-NI"/></w:rPr><w:t>TIMESTAMP</w:t></w:r></w:p><w:p><w:pPr><w:rPr><w:lang w:val="es-NI"/></w:rPr></w:pPr><w:r><w:rPr><w:sz w:val="15"/><w:lang w:val="es-NI"/></w:rPr><w:t>Sí / NULL</w:t></w:r></w:p><w:p><w:pPr><w:rPr><w:lang w:val="es-NI"/></w:rPr></w:pPr><w:r><w:rPr><w:sz w:val="15"/><w:lang w:val="es-NI"/></w:rPr><w:t>—</w:t></w:r></w:p><w:p><w:pPr><w:rPr><w:lang w:val="es-NI"/></w:rPr></w:pPr><w:r><w:rPr><w:sz w:val="15"/><w:lang w:val="es-NI"/></w:rPr><w:t>Marca temporal de eliminación lógica (</w:t></w:r><w:proofErr w:type="spellStart"/><w:r><w:rPr><w:sz w:val="15"/><w:lang w:val="es-NI"/></w:rPr><w:t>Soft</w:t></w:r><w:proofErr w:type="spellEnd"/><w:r><w:rPr><w:sz w:val="15"/><w:lang w:val="es-NI"/></w:rPr><w:t xml:space="preserve"> </w:t></w:r><w:proofErr w:type="spellStart"/><w:r><w:rPr><w:sz w:val="15"/><w:lang w:val="es-NI"/></w:rPr><w:t>Delete</w:t></w:r><w:proofErr w:type="spellEnd"/><w:r><w:rPr><w:sz w:val="15"/><w:lang w:val="es-NI"/></w:rPr><w:t>).</w:t></w:r></w:p><w:p><w:pPr><w:rPr><w:lang w:val="es-NI"/></w:rPr></w:pPr><w:r><w:rPr><w:lang w:val="es-NI"/></w:rPr><w:br w:type="page"/></w:r></w:p><w:p><w:pPr><w:pStyle w:val="Ttulo2"/><w:rPr><w:lang w:val="es-NI"/></w:rPr></w:pPr><w:bookmarkStart w:id="17" w:name="_Toc240620146"/><w:r><w:rPr><w:lang w:val="es-NI"/></w:rPr><w:lastRenderedPageBreak/><w:t>13. producciones</w:t></w:r><w:bookmarkEnd w:id="17"/></w:p><w:p><w:pPr><w:rPr><w:lang w:val="es-NI"/></w:rPr></w:pPr><w:r><w:rPr><w:lang w:val="es-NI"/></w:rPr><w:t>Registro de cantidades producidas en una OT y, opcionalmente, en un proceso.</w:t></w:r></w:p><w:p><w:pPr><w:rPr><w:lang w:val="es-NI"/></w:rPr></w:pPr><w:r><w:rPr><w:b/><w:sz w:val="16"/><w:lang w:val="es-NI"/></w:rPr><w:t>PK</w:t></w:r></w:p><w:p><w:pPr><w:rPr><w:lang w:val="es-NI"/></w:rPr></w:pPr><w:proofErr w:type="spellStart"/><w:r><w:rPr><w:b/><w:sz w:val="16"/><w:lang w:val="es-NI"/></w:rPr><w:t>Soft</w:t></w:r><w:proofErr w:type="spellEnd"/><w:r><w:rPr><w:b/><w:sz w:val="16"/><w:lang w:val="es-NI"/></w:rPr><w:t xml:space="preserve"> </w:t></w:r><w:proofErr w:type="spellStart"/><w:r><w:rPr><w:b/><w:sz w:val="16"/><w:lang w:val="es-NI"/></w:rPr><w:t>Delete</w:t></w:r><w:proofErr w:type="spellEnd"/></w:p><w:p><w:pPr><w:rPr><w:lang w:val="es-NI"/></w:rPr></w:pPr><w:r><w:rPr><w:b/><w:sz w:val="16"/><w:lang w:val="es-NI"/></w:rPr><w:t>Índices únicos</w:t></w:r></w:p><w:p><w:pPr><w:rPr><w:lang w:val="es-NI"/></w:rPr></w:pPr><w:r><w:rPr><w:b/><w:sz w:val="16"/><w:lang w:val="es-NI"/></w:rPr><w:t>Relaciones FK</w:t></w:r></w:p><w:p><w:pPr><w:rPr><w:lang w:val="es-NI"/></w:rPr></w:pPr><w:r><w:rPr><w:sz w:val="16"/><w:lang w:val="es-NI"/></w:rPr><w:t>id</w:t></w:r></w:p><w:p><w:pPr><w:rPr><w:lang w:val="es-NI"/></w:rPr></w:pPr><w:r><w:rPr><w:sz w:val="16"/><w:lang w:val="es-NI"/></w:rPr><w:t>Sí</w:t></w:r></w:p><w:p><w:pPr><w:rPr><w:lang w:val="es-NI"/></w:rPr></w:pPr><w:r><w:rPr><w:sz w:val="16"/><w:lang w:val="es-NI"/></w:rPr><w:t>—</w:t></w:r></w:p><w:p><w:pPr><w:rPr><w:lang w:val="es-NI"/></w:rPr></w:pPr><w:r><w:rPr><w:sz w:val="16"/><w:lang w:val="es-NI"/></w:rPr><w:t>3</w:t></w:r></w:p><w:p><w:pPr><w:rPr><w:lang w:val="es-NI"/></w:rPr></w:pPr><w:r><w:rPr><w:b/><w:sz w:val="15"/><w:lang w:val="es-NI"/></w:rPr><w:t>Campo</w:t></w:r></w:p><w:p><w:pPr><w:rPr><w:lang w:val="es-NI"/></w:rPr></w:pPr><w:r><w:rPr><w:b/><w:sz w:val="15"/><w:lang w:val="es-NI"/></w:rPr><w:t>Tipo / definición</w:t></w:r></w:p><w:p><w:pPr><w:rPr><w:lang w:val="es-NI"/></w:rPr></w:pPr><w:r><w:rPr><w:b/><w:sz w:val="15"/><w:lang w:val="es-NI"/></w:rPr><w:t>Nulo / default</w:t></w:r></w:p><w:p><w:pPr><w:rPr><w:lang w:val="es-NI"/></w:rPr></w:pPr><w:r><w:rPr><w:b/><w:sz w:val="15"/><w:lang w:val="es-NI"/></w:rPr><w:t>Clave / índice</w:t></w:r></w:p><w:p><w:pPr><w:rPr><w:lang w:val="es-NI"/></w:rPr></w:pPr><w:r><w:rPr><w:b/><w:sz w:val="15"/><w:lang w:val="es-NI"/></w:rPr><w:t>Descripción</w:t></w:r></w:p><w:p><w:pPr><w:rPr><w:lang w:val="es-NI"/></w:rPr></w:pPr><w:r><w:rPr><w:sz w:val="15"/><w:lang w:val="es-NI"/></w:rPr><w:t>id</w:t></w:r></w:p><w:p><w:pPr><w:rPr><w:lang w:val="es-NI"/></w:rPr></w:pPr><w:proofErr w:type="gramStart"/><w:r><w:rPr><w:sz w:val="15"/><w:lang w:val="es-NI"/></w:rPr><w:t>BIGINT(</w:t></w:r><w:proofErr w:type="gramEnd"/><w:r><w:rPr><w:sz w:val="15"/><w:lang w:val="es-NI"/></w:rPr><w:t>20)</w:t></w:r></w:p><w:p><w:pPr><w:rPr><w:lang w:val="es-NI"/></w:rPr></w:pPr><w:r><w:rPr><w:sz w:val="15"/><w:lang w:val="es-NI"/></w:rPr><w:t>No</w:t></w:r></w:p><w:p><w:pPr><w:rPr><w:lang w:val="es-NI"/></w:rPr></w:pPr><w:r><w:rPr><w:sz w:val="15"/><w:lang w:val="es-NI"/></w:rPr><w:t>PK</w:t></w:r></w:p><w:p><w:pPr><w:rPr><w:lang w:val="es-NI"/></w:rPr></w:pPr><w:r><w:rPr><w:sz w:val="15"/><w:lang w:val="es-NI"/></w:rPr><w:t>Identificador único de la fila.</w:t></w:r></w:p><w:p><w:pPr><w:rPr><w:lang w:val="es-NI"/></w:rPr></w:pPr><w:proofErr w:type="spellStart"/><w:r><w:rPr><w:sz w:val="15"/><w:lang w:val="es-NI"/></w:rPr><w:t>orden_trabajo_id</w:t></w:r><w:proofErr w:type="spellEnd"/></w:p><w:p><w:pPr><w:rPr><w:lang w:val="es-NI"/></w:rPr></w:pPr><w:proofErr w:type="gramStart"/><w:r><w:rPr><w:sz w:val="15"/><w:lang w:val="es-NI"/></w:rPr><w:t>BIGINT(</w:t></w:r><w:proofErr w:type="gramEnd"/><w:r><w:rPr><w:sz w:val="15"/><w:lang w:val="es-NI"/></w:rPr><w:t>20)</w:t></w:r></w:p><w:p><w:pPr><w:rPr><w:lang w:val="es-NI"/></w:rPr></w:pPr><w:r><w:rPr><w:sz w:val="15"/><w:lang w:val="es-NI"/></w:rPr><w:t>No</w:t></w:r></w:p><w:p><w:pPr><w:rPr><w:lang w:val="es-NI"/></w:rPr></w:pPr><w:r><w:rPr><w:sz w:val="15"/><w:lang w:val="es-NI"/></w:rPr><w:t>FK</w:t></w:r></w:p><w:p><w:pPr><w:rPr><w:lang w:val="es-NI"/></w:rPr></w:pPr><w:r><w:rPr><w:sz w:val="15"/><w:lang w:val="es-NI"/></w:rPr><w:t>Referencia a la orden de trabajo asociada.</w:t></w:r></w:p><w:p><w:pPr><w:rPr><w:lang w:val="es-NI"/></w:rPr></w:pPr><w:proofErr w:type="spellStart"/><w:r><w:rPr><w:sz w:val="15"/><w:lang w:val="es-NI"/></w:rPr><w:t>proceso_orden_id</w:t></w:r><w:proofErr w:type="spellEnd"/></w:p><w:p><w:pPr><w:rPr><w:lang w:val="es-NI"/></w:rPr></w:pPr><w:proofErr w:type="gramStart"/><w:r><w:rPr><w:sz w:val="15"/><w:lang w:val="es-NI"/></w:rPr><w:t>BIGINT(</w:t></w:r><w:proofErr w:type="gramEnd"/><w:r><w:rPr><w:sz w:val="15"/><w:lang w:val="es-NI"/></w:rPr><w:t>20)</w:t></w:r></w:p><w:p><w:pPr><w:rPr><w:lang w:val="es-NI"/></w:rPr></w:pPr><w:r><w:rPr><w:sz w:val="15"/><w:lang w:val="es-NI"/></w:rPr><w:t>Sí / NULL</w:t></w:r></w:p><w:p><w:pPr><w:rPr><w:lang w:val="es-NI"/></w:rPr></w:pPr><w:r><w:rPr><w:sz w:val="15"/><w:lang w:val="es-NI"/></w:rPr><w:t>FK</w:t></w:r></w:p><w:p><w:pPr><w:rPr><w:lang w:val="es-NI"/></w:rPr></w:pPr><w:r><w:rPr><w:sz w:val="15"/><w:lang w:val="es-NI"/></w:rPr><w:t>Referencia al proceso específico de la OT.</w:t></w:r></w:p><w:p><w:pPr><w:rPr><w:lang w:val="es-NI"/></w:rPr></w:pPr><w:proofErr w:type="spellStart"/><w:r><w:rPr><w:sz w:val="15"/><w:lang w:val="es-NI"/></w:rPr><w:t>tipo_produccion_id</w:t></w:r><w:proofErr w:type="spellEnd"/></w:p><w:p><w:pPr><w:rPr><w:lang w:val="es-NI"/></w:rPr></w:pPr><w:proofErr w:type="gramStart"/><w:r><w:rPr><w:sz w:val="15"/><w:lang w:val="es-NI"/></w:rPr><w:t>BIGINT(</w:t></w:r><w:proofErr w:type="gramEnd"/><w:r><w:rPr><w:sz w:val="15"/><w:lang w:val="es-NI"/></w:rPr><w:t>20)</w:t></w:r></w:p><w:p><w:pPr><w:rPr><w:lang w:val="es-NI"/></w:rPr></w:pPr><w:r><w:rPr><w:sz w:val="15"/><w:lang w:val="es-NI"/></w:rPr><w:t>No</w:t></w:r></w:p><w:p><w:pPr><w:rPr><w:lang w:val="es-NI"/></w:rPr></w:pPr><w:r><w:rPr><w:sz w:val="15"/><w:lang w:val="es-NI"/></w:rPr><w:t>FK</w:t></w:r></w:p><w:p><w:pPr><w:rPr><w:lang w:val="es-NI"/></w:rPr></w:pPr><w:r><w:rPr><w:sz w:val="15"/><w:lang w:val="es-NI"/></w:rPr><w:t>Tipo de producción registrada.</w:t></w:r></w:p><w:p><w:pPr><w:rPr><w:lang w:val="es-NI"/></w:rPr></w:pPr><w:r><w:rPr><w:sz w:val="15"/><w:lang w:val="es-NI"/></w:rPr><w:t>fecha</w:t></w:r></w:p><w:p><w:pPr><w:rPr><w:lang w:val="es-NI"/></w:rPr></w:pPr><w:r><w:rPr><w:sz w:val="15"/><w:lang w:val="es-NI"/></w:rPr><w:t>DATE</w:t></w:r></w:p><w:p><w:pPr><w:rPr><w:lang w:val="es-NI"/></w:rPr></w:pPr><w:r><w:rPr><w:sz w:val="15"/><w:lang w:val="es-NI"/></w:rPr><w:t>No</w:t></w:r></w:p><w:p><w:pPr><w:rPr><w:lang w:val="es-NI"/></w:rPr></w:pPr><w:r><w:rPr><w:sz w:val="15"/><w:lang w:val="es-NI"/></w:rPr><w:t>—</w:t></w:r></w:p><w:p><w:pPr><w:rPr><w:lang w:val="es-NI"/></w:rPr></w:pPr><w:r><w:rPr><w:sz w:val="15"/><w:lang w:val="es-NI"/></w:rPr><w:t>Fecha de la operación.</w:t></w:r></w:p><w:p><w:pPr><w:rPr><w:lang w:val="es-NI"/></w:rPr></w:pPr><w:proofErr w:type="spellStart"/><w:r><w:rPr><w:sz w:val="15"/><w:lang w:val="es-NI"/></w:rPr><w:t>descripcion</w:t></w:r><w:proofErr w:type="spellEnd"/></w:p><w:p><w:pPr><w:rPr><w:lang w:val="es-NI"/></w:rPr></w:pPr><w:proofErr w:type="gramStart"/><w:r><w:rPr><w:sz w:val="15"/><w:lang w:val="es-NI"/></w:rPr><w:t>VARCHAR(</w:t></w:r><w:proofErr w:type="gramEnd"/><w:r><w:rPr><w:sz w:val="15"/><w:lang w:val="es-NI"/></w:rPr><w:t>255)</w:t></w:r></w:p><w:p><w:pPr><w:rPr><w:lang w:val="es-NI"/></w:rPr></w:pPr><w:r><w:rPr><w:sz w:val="15"/><w:lang w:val="es-NI"/></w:rPr><w:t>Sí / NULL</w:t></w:r></w:p><w:p><w:pPr><w:rPr><w:lang w:val="es-NI"/></w:rPr></w:pPr><w:r><w:rPr><w:sz w:val="15"/><w:lang w:val="es-NI"/></w:rPr><w:t>—</w:t></w:r></w:p><w:p><w:pPr><w:rPr><w:lang w:val="es-NI"/></w:rPr></w:pPr><w:r><w:rPr><w:sz w:val="15"/><w:lang w:val="es-NI"/></w:rPr><w:t>Descripción del concepto.</w:t></w:r></w:p><w:p><w:pPr><w:rPr><w:lang w:val="es-NI"/></w:rPr></w:pPr><w:r><w:rPr><w:sz w:val="15"/><w:lang w:val="es-NI"/></w:rPr><w:t>cantidad</w:t></w:r></w:p><w:p><w:pPr><w:rPr><w:lang w:val="es-NI"/></w:rPr></w:pPr><w:proofErr w:type="gramStart"/><w:r><w:rPr><w:sz w:val="15"/><w:lang w:val="es-NI"/></w:rPr><w:t>DECIMAL(</w:t></w:r><w:proofErr w:type="gramEnd"/><w:r><w:rPr><w:sz w:val="15"/><w:lang w:val="es-NI"/></w:rPr><w:t>14,</w:t></w:r></w:p><w:p><w:pPr><w:rPr><w:lang w:val="es-NI"/></w:rPr></w:pPr><w:r><w:rPr><w:sz w:val="15"/><w:lang w:val="es-NI"/></w:rPr><w:t>No / 0.0000</w:t></w:r></w:p><w:p><w:pPr><w:rPr><w:lang w:val="es-NI"/></w:rPr></w:pPr><w:r><w:rPr><w:sz w:val="15"/><w:lang w:val="es-NI"/></w:rPr><w:t>—</w:t></w:r></w:p><w:p><w:pPr><w:rPr><w:lang w:val="es-NI"/></w:rPr></w:pPr><w:r><w:rPr><w:sz w:val="15"/><w:lang w:val="es-NI"/></w:rPr><w:t>Cantidad física o cantidad base de la operación.</w:t></w:r></w:p><w:p><w:pPr><w:rPr><w:lang w:val="es-NI"/></w:rPr></w:pPr><w:proofErr w:type="spellStart"/><w:r><w:rPr><w:sz w:val="15"/><w:lang w:val="es-NI"/></w:rPr><w:t>unidad_medida</w:t></w:r><w:proofErr w:type="spellEnd"/></w:p><w:p><w:pPr><w:rPr><w:lang w:val="es-NI"/></w:rPr></w:pPr><w:proofErr w:type="gramStart"/><w:r><w:rPr><w:sz w:val="15"/><w:lang w:val="es-NI"/></w:rPr><w:t>VARCHAR(</w:t></w:r><w:proofErr w:type="gramEnd"/><w:r><w:rPr><w:sz w:val="15"/><w:lang w:val="es-NI"/></w:rPr><w:t>20)</w:t></w:r></w:p><w:p><w:pPr><w:rPr><w:lang w:val="es-NI"/></w:rPr></w:pPr><w:r><w:rPr><w:sz w:val="15"/><w:lang w:val="es-NI"/></w:rPr><w:t>No</w:t></w:r></w:p><w:p><w:pPr><w:rPr><w:lang w:val="es-NI"/></w:rPr></w:pPr><w:r><w:rPr><w:sz w:val="15"/><w:lang w:val="es-NI"/></w:rPr><w:t>—</w:t></w:r></w:p><w:p><w:pPr><w:rPr><w:lang w:val="es-NI"/></w:rPr></w:pPr><w:r><w:rPr><w:sz w:val="15"/><w:lang w:val="es-NI"/></w:rPr><w:t>Unidad en que se expresa una cantidad.</w:t></w:r></w:p><w:p><w:pPr><w:rPr><w:lang w:val="es-NI"/></w:rPr></w:pPr><w:r><w:rPr><w:sz w:val="15"/><w:lang w:val="es-NI"/></w:rPr><w:t>observaciones</w:t></w:r></w:p><w:p><w:pPr><w:rPr><w:lang w:val="es-NI"/></w:rPr></w:pPr><w:r><w:rPr><w:sz w:val="15"/><w:lang w:val="es-NI"/></w:rPr><w:t>TEXT</w:t></w:r></w:p><w:p><w:pPr><w:rPr><w:lang w:val="es-NI"/></w:rPr></w:pPr><w:r><w:rPr><w:sz w:val="15"/><w:lang w:val="es-NI"/></w:rPr><w:t>Sí / NULL</w:t></w:r></w:p><w:p><w:pPr><w:rPr><w:lang w:val="es-NI"/></w:rPr></w:pPr><w:r><w:rPr><w:sz w:val="15"/><w:lang w:val="es-NI"/></w:rPr><w:t>—</w:t></w:r></w:p><w:p><w:pPr><w:rPr><w:lang w:val="es-NI"/></w:rPr></w:pPr><w:r><w:rPr><w:sz w:val="15"/><w:lang w:val="es-NI"/></w:rPr><w:t>Notas adicionales del registro.</w:t></w:r></w:p><w:p><w:pPr><w:rPr><w:lang w:val="es-NI"/></w:rPr></w:pPr><w:proofErr w:type="spellStart"/><w:r><w:rPr><w:sz w:val="15"/><w:lang w:val="es-NI"/></w:rPr><w:t>created_at</w:t></w:r><w:proofErr w:type="spellEnd"/></w:p><w:p><w:pPr><w:rPr><w:lang w:val="es-NI"/></w:rPr></w:pPr><w:r><w:rPr><w:sz w:val="15"/><w:lang w:val="es-NI"/></w:rPr><w:t>TIMESTAMP</w:t></w:r></w:p><w:p><w:pPr><w:rPr><w:lang w:val="es-NI"/></w:rPr></w:pPr><w:r><w:rPr><w:sz w:val="15"/><w:lang w:val="es-NI"/></w:rPr><w:t>Sí / NULL</w:t></w:r></w:p><w:p><w:pPr><w:rPr><w:lang w:val="es-NI"/></w:rPr></w:pPr><w:r><w:rPr><w:sz w:val="15"/><w:lang w:val="es-NI"/></w:rPr><w:t>—</w:t></w:r></w:p><w:p><w:pPr><w:rPr><w:lang w:val="es-NI"/></w:rPr></w:pPr><w:r><w:rPr><w:sz w:val="15"/><w:lang w:val="es-NI"/></w:rPr><w:t>Fecha/hora de creación.</w:t></w:r></w:p><w:p><w:pPr><w:rPr><w:lang w:val="es-NI"/></w:rPr></w:pPr><w:proofErr w:type="spellStart"/><w:r><w:rPr><w:sz w:val="15"/><w:lang w:val="es-NI"/></w:rPr><w:t>updated_at</w:t></w:r><w:proofErr w:type="spellEnd"/></w:p><w:p><w:pPr><w:rPr><w:lang w:val="es-NI"/></w:rPr></w:pPr><w:r><w:rPr><w:sz w:val="15"/><w:lang w:val="es-NI"/></w:rPr><w:t>TIMESTAMP</w:t></w:r></w:p><w:p><w:pPr><w:rPr><w:lang w:val="es-NI"/></w:rPr></w:pPr><w:r><w:rPr><w:sz w:val="15"/><w:lang w:val="es-NI"/></w:rPr><w:t>Sí / NULL</w:t></w:r></w:p><w:p><w:pPr><w:rPr><w:lang w:val="es-NI"/></w:rPr></w:pPr><w:r><w:rPr><w:sz w:val="15"/><w:lang w:val="es-NI"/></w:rPr><w:t>—</w:t></w:r></w:p><w:p><w:pPr><w:rPr><w:lang w:val="es-NI"/></w:rPr></w:pPr><w:r><w:rPr><w:sz w:val="15"/><w:lang w:val="es-NI"/></w:rPr><w:t>Fecha/hora de última actualización.</w:t></w:r></w:p><w:p><w:pPr><w:rPr><w:lang w:val="es-NI"/></w:rPr></w:pPr><w:proofErr w:type="spellStart"/><w:r><w:rPr><w:sz w:val="15"/><w:lang w:val="es-NI"/></w:rPr><w:t>deleted_at</w:t></w:r><w:proofErr w:type="spellEnd"/></w:p><w:p><w:pPr><w:rPr><w:lang w:val="es-NI"/></w:rPr></w:pPr><w:r><w:rPr><w:sz w:val="15"/><w:lang w:val="es-NI"/></w:rPr><w:t>TIMESTAMP</w:t></w:r></w:p><w:p><w:pPr><w:rPr><w:lang w:val="es-NI"/></w:rPr></w:pPr><w:r><w:rPr><w:sz w:val="15"/><w:lang w:val="es-NI"/></w:rPr><w:t>Sí / NULL</w:t></w:r></w:p><w:p><w:pPr><w:rPr><w:lang w:val="es-NI"/></w:rPr></w:pPr><w:r><w:rPr><w:sz w:val="15"/><w:lang w:val="es-NI"/></w:rPr><w:t>—</w:t></w:r></w:p><w:p><w:pPr><w:rPr><w:lang w:val="es-NI"/></w:rPr></w:pPr><w:r><w:rPr><w:sz w:val="15"/><w:lang w:val="es-NI"/></w:rPr><w:t>Marca temporal de eliminación lógica (</w:t></w:r><w:proofErr w:type="spellStart"/><w:r><w:rPr><w:sz w:val="15"/><w:lang w:val="es-NI"/></w:rPr><w:t>Soft</w:t></w:r><w:proofErr w:type="spellEnd"/><w:r><w:rPr><w:sz w:val="15"/><w:lang w:val="es-NI"/></w:rPr><w:t xml:space="preserve"> </w:t></w:r><w:proofErr w:type="spellStart"/><w:r><w:rPr><w:sz w:val="15"/><w:lang w:val="es-NI"/></w:rPr><w:t>Delete</w:t></w:r><w:proofErr w:type="spellEnd"/><w:r><w:rPr><w:sz w:val="15"/><w:lang w:val="es-NI"/></w:rPr><w:t>).</w:t></w:r></w:p><w:p><w:pPr><w:rPr><w:lang w:val="es-NI"/></w:rPr></w:pPr><w:r><w:rPr><w:b/><w:lang w:val="es-NI"/></w:rPr><w:t>Relaciones:</w:t></w:r></w:p><w:p><w:pPr><w:pStyle w:val="Listaconvietas"/><w:rPr><w:lang w:val="es-NI"/></w:rPr></w:pPr><w:proofErr w:type="spellStart"/><w:r><w:rPr><w:lang w:val="es-NI"/></w:rPr><w:t>orden_trabajo_id</w:t></w:r><w:proofErr w:type="spellEnd"/><w:r><w:rPr><w:lang w:val="es-NI"/></w:rPr><w:t xml:space="preserve"> → </w:t></w:r><w:proofErr w:type="spellStart"/><w:r><w:rPr><w:lang w:val="es-NI"/></w:rPr><w:t>ordenes_trabajo.id</w:t></w:r><w:proofErr w:type="spellEnd"/><w:r><w:rPr><w:lang w:val="es-NI"/></w:rPr><w:t xml:space="preserve"> (ON DELETE CASCADE)</w:t></w:r></w:p><w:p><w:pPr><w:pStyle w:val="Listaconvietas"/><w:rPr><w:lang w:val="es-NI"/></w:rPr></w:pPr><w:proofErr w:type="spellStart"/><w:r><w:rPr><w:lang w:val="es-NI"/></w:rPr><w:t>proceso_orden_id</w:t></w:r><w:proofErr w:type="spellEnd"/><w:r><w:rPr><w:lang w:val="es-NI"/></w:rPr><w:t xml:space="preserve"> → </w:t></w:r><w:proofErr w:type="spellStart"/><w:r><w:rPr><w:lang w:val="es-NI"/></w:rPr><w:t>procesos_orden.id</w:t></w:r><w:proofErr w:type="spellEnd"/><w:r><w:rPr><w:lang w:val="es-NI"/></w:rPr><w:t xml:space="preserve"> (ON DELETE SET NULL)</w:t></w:r></w:p><w:p><w:pPr><w:pStyle w:val="Listaconvietas"/><w:rPr><w:lang w:val="es-NI"/></w:rPr></w:pPr><w:proofErr w:type="spellStart"/><w:r><w:rPr><w:lang w:val="es-NI"/></w:rPr><w:t>tipo_produccion_id</w:t></w:r><w:proofErr w:type="spellEnd"/><w:r><w:rPr><w:lang w:val="es-NI"/></w:rPr><w:t xml:space="preserve"> → </w:t></w:r><w:proofErr w:type="spellStart"/><w:r><w:rPr><w:lang w:val="es-NI"/></w:rPr><w:t>tipos_produccion.id</w:t></w:r><w:proofErr w:type="spellEnd"/></w:p><w:p><w:pPr><w:rPr><w:lang w:val="es-NI"/></w:rPr></w:pPr><w:r><w:rPr><w:lang w:val="es-NI"/></w:rPr><w:br w:type="page"/></w:r></w:p><w:p><w:pPr><w:pStyle w:val="Ttulo2"/><w:rPr><w:lang w:val="es-NI"/></w:rPr></w:pPr><w:bookmarkStart w:id="18" w:name="_Toc240620147"/><w:r><w:rPr><w:lang w:val="es-NI"/></w:rPr><w:lastRenderedPageBreak/><w:t>14. recuperaciones</w:t></w:r><w:bookmarkEnd w:id="18"/></w:p><w:p><w:pPr><w:rPr><w:lang w:val="es-NI"/></w:rPr></w:pPr><w:r><w:rPr><w:lang w:val="es-NI"/></w:rPr><w:t>Registro del oro recuperado por una OT, en gramos y, cuando se dispone, su pureza.</w:t></w:r></w:p><w:p><w:pPr><w:rPr><w:lang w:val="es-NI"/></w:rPr></w:pPr><w:r><w:rPr><w:b/><w:lang w:val="es-NI"/></w:rPr><w:t xml:space="preserve">Reglas / criterios: </w:t></w:r><w:r><w:rPr><w:lang w:val="es-NI"/></w:rPr><w:t>El oro recuperado se registra en gramos. La pureza, cuando se registra, se maneja como fracción: 1.000000 equivale a 100% de pureza.</w:t></w:r></w:p><w:p><w:pPr><w:rPr><w:lang w:val="es-NI"/></w:rPr></w:pPr><w:r><w:rPr><w:b/><w:sz w:val="16"/><w:lang w:val="es-NI"/></w:rPr><w:t>PK</w:t></w:r></w:p><w:p><w:pPr><w:rPr><w:lang w:val="es-NI"/></w:rPr></w:pPr><w:proofErr w:type="spellStart"/><w:r><w:rPr><w:b/><w:sz w:val="16"/><w:lang w:val="es-NI"/></w:rPr><w:t>Soft</w:t></w:r><w:proofErr w:type="spellEnd"/><w:r><w:rPr><w:b/><w:sz w:val="16"/><w:lang w:val="es-NI"/></w:rPr><w:t xml:space="preserve"> </w:t></w:r><w:proofErr w:type="spellStart"/><w:r><w:rPr><w:b/><w:sz w:val="16"/><w:lang w:val="es-NI"/></w:rPr><w:t>Delete</w:t></w:r><w:proofErr w:type="spellEnd"/></w:p><w:p><w:pPr><w:rPr><w:lang w:val="es-NI"/></w:rPr></w:pPr><w:r><w:rPr><w:b/><w:sz w:val="16"/><w:lang w:val="es-NI"/></w:rPr><w:t>Índices únicos</w:t></w:r></w:p><w:p><w:pPr><w:rPr><w:lang w:val="es-NI"/></w:rPr></w:pPr><w:r><w:rPr><w:b/><w:sz w:val="16"/><w:lang w:val="es-NI"/></w:rPr><w:t>Relaciones FK</w:t></w:r></w:p><w:p><w:pPr><w:rPr><w:lang w:val="es-NI"/></w:rPr></w:pPr><w:r><w:rPr><w:sz w:val="16"/><w:lang w:val="es-NI"/></w:rPr><w:t>id</w:t></w:r></w:p><w:p><w:pPr><w:rPr><w:lang w:val="es-NI"/></w:rPr></w:pPr><w:r><w:rPr><w:sz w:val="16"/><w:lang w:val="es-NI"/></w:rPr><w:t>Sí</w:t></w:r></w:p><w:p><w:pPr><w:rPr><w:lang w:val="es-NI"/></w:rPr></w:pPr><w:r><w:rPr><w:sz w:val="16"/><w:lang w:val="es-NI"/></w:rPr><w:t>—</w:t></w:r></w:p><w:p><w:pPr><w:rPr><w:lang w:val="es-NI"/></w:rPr></w:pPr><w:r><w:rPr><w:sz w:val="16"/><w:lang w:val="es-NI"/></w:rPr><w:t>1</w:t></w:r></w:p><w:p><w:pPr><w:rPr><w:lang w:val="es-NI"/></w:rPr></w:pPr><w:r><w:rPr><w:b/><w:sz w:val="15"/><w:lang w:val="es-NI"/></w:rPr><w:t>Campo</w:t></w:r></w:p><w:p><w:pPr><w:rPr><w:lang w:val="es-NI"/></w:rPr></w:pPr><w:r><w:rPr><w:b/><w:sz w:val="15"/><w:lang w:val="es-NI"/></w:rPr><w:t>Tipo / definición</w:t></w:r></w:p><w:p><w:pPr><w:rPr><w:lang w:val="es-NI"/></w:rPr></w:pPr><w:r><w:rPr><w:b/><w:sz w:val="15"/><w:lang w:val="es-NI"/></w:rPr><w:t>Nulo / default</w:t></w:r></w:p><w:p><w:pPr><w:rPr><w:lang w:val="es-NI"/></w:rPr></w:pPr><w:r><w:rPr><w:b/><w:sz w:val="15"/><w:lang w:val="es-NI"/></w:rPr><w:t>Clave / índice</w:t></w:r></w:p><w:p><w:pPr><w:rPr><w:lang w:val="es-NI"/></w:rPr></w:pPr><w:r><w:rPr><w:b/><w:sz w:val="15"/><w:lang w:val="es-NI"/></w:rPr><w:t>Descripción</w:t></w:r></w:p><w:p><w:pPr><w:rPr><w:lang w:val="es-NI"/></w:rPr></w:pPr><w:r><w:rPr><w:sz w:val="15"/><w:lang w:val="es-NI"/></w:rPr><w:t>id</w:t></w:r></w:p><w:p><w:pPr><w:rPr><w:lang w:val="es-NI"/></w:rPr></w:pPr><w:proofErr w:type="gramStart"/><w:r><w:rPr><w:sz w:val="15"/><w:lang w:val="es-NI"/></w:rPr><w:t>BIGINT(</w:t></w:r><w:proofErr w:type="gramEnd"/><w:r><w:rPr><w:sz w:val="15"/><w:lang w:val="es-NI"/></w:rPr><w:t>20)</w:t></w:r></w:p><w:p><w:pPr><w:rPr><w:lang w:val="es-NI"/></w:rPr></w:pPr><w:r><w:rPr><w:sz w:val="15"/><w:lang w:val="es-NI"/></w:rPr><w:t>No</w:t></w:r></w:p><w:p><w:pPr><w:rPr><w:lang w:val="es-NI"/></w:rPr></w:pPr><w:r><w:rPr><w:sz w:val="15"/><w:lang w:val="es-NI"/></w:rPr><w:t>PK</w:t></w:r></w:p><w:p><w:pPr><w:rPr><w:lang w:val="es-NI"/></w:rPr></w:pPr><w:r><w:rPr><w:sz w:val="15"/><w:lang w:val="es-NI"/></w:rPr><w:t>Identificador único de la fila.</w:t></w:r></w:p><w:p><w:pPr><w:rPr><w:lang w:val="es-NI"/></w:rPr></w:pPr><w:proofErr w:type="spellStart"/><w:r><w:rPr><w:sz w:val="15"/><w:lang w:val="es-NI"/></w:rPr><w:t>orden_trabajo_id</w:t></w:r><w:proofErr w:type="spellEnd"/></w:p><w:p><w:pPr><w:rPr><w:lang w:val="es-NI"/></w:rPr></w:pPr><w:proofErr w:type="gramStart"/><w:r><w:rPr><w:sz w:val="15"/><w:lang w:val="es-NI"/></w:rPr><w:t>BIGINT(</w:t></w:r><w:proofErr w:type="gramEnd"/><w:r><w:rPr><w:sz w:val="15"/><w:lang w:val="es-NI"/></w:rPr><w:t>20)</w:t></w:r></w:p><w:p><w:pPr><w:rPr><w:lang w:val="es-NI"/></w:rPr></w:pPr><w:r><w:rPr><w:sz w:val="15"/><w:lang w:val="es-NI"/></w:rPr><w:t>No</w:t></w:r></w:p><w:p><w:pPr><w:rPr><w:lang w:val="es-NI"/></w:rPr></w:pPr><w:r><w:rPr><w:sz w:val="15"/><w:lang w:val="es-NI"/></w:rPr><w:t>FK</w:t></w:r></w:p><w:p><w:pPr><w:rPr><w:lang w:val="es-NI"/></w:rPr></w:pPr><w:r><w:rPr><w:sz w:val="15"/><w:lang w:val="es-NI"/></w:rPr><w:t>Referencia a la orden de trabajo asociada.</w:t></w:r></w:p><w:p><w:pPr><w:rPr><w:lang w:val="es-NI"/></w:rPr></w:pPr><w:r><w:rPr><w:sz w:val="15"/><w:lang w:val="es-NI"/></w:rPr><w:t>fecha</w:t></w:r></w:p><w:p><w:pPr><w:rPr><w:lang w:val="es-NI"/></w:rPr></w:pPr><w:r><w:rPr><w:sz w:val="15"/><w:lang w:val="es-NI"/></w:rPr><w:t>DATE</w:t></w:r></w:p><w:p><w:pPr><w:rPr><w:lang w:val="es-NI"/></w:rPr></w:pPr><w:r><w:rPr><w:sz w:val="15"/><w:lang w:val="es-NI"/></w:rPr><w:t>No</w:t></w:r></w:p><w:p><w:pPr><w:rPr><w:lang w:val="es-NI"/></w:rPr></w:pPr><w:r><w:rPr><w:sz w:val="15"/><w:lang w:val="es-NI"/></w:rPr><w:t>—</w:t></w:r></w:p><w:p><w:pPr><w:rPr><w:lang w:val="es-NI"/></w:rPr></w:pPr><w:r><w:rPr><w:sz w:val="15"/><w:lang w:val="es-NI"/></w:rPr><w:t>Fecha de la operación.</w:t></w:r></w:p><w:p><w:pPr><w:rPr><w:lang w:val="es-NI"/></w:rPr></w:pPr><w:r><w:rPr><w:sz w:val="15"/><w:lang w:val="es-NI"/></w:rPr><w:t>gramos</w:t></w:r></w:p><w:p><w:pPr><w:rPr><w:lang w:val="es-NI"/></w:rPr></w:pPr><w:proofErr w:type="gramStart"/><w:r><w:rPr><w:sz w:val="15"/><w:lang w:val="es-NI"/></w:rPr><w:t>DECIMAL(</w:t></w:r><w:proofErr w:type="gramEnd"/><w:r><w:rPr><w:sz w:val="15"/><w:lang w:val="es-NI"/></w:rPr><w:t>12,</w:t></w:r></w:p><w:p><w:pPr><w:rPr><w:lang w:val="es-NI"/></w:rPr></w:pPr><w:r><w:rPr><w:sz w:val="15"/><w:lang w:val="es-NI"/></w:rPr><w:t>No / 0.0000</w:t></w:r></w:p><w:p><w:pPr><w:rPr><w:lang w:val="es-NI"/></w:rPr></w:pPr><w:r><w:rPr><w:sz w:val="15"/><w:lang w:val="es-NI"/></w:rPr><w:t>—</w:t></w:r></w:p><w:p><w:pPr><w:rPr><w:lang w:val="es-NI"/></w:rPr></w:pPr><w:r><w:rPr><w:sz w:val="15"/><w:lang w:val="es-NI"/></w:rPr><w:t>Gramos de oro recuperado.</w:t></w:r></w:p><w:p><w:pPr><w:rPr><w:lang w:val="es-NI"/></w:rPr></w:pPr><w:r><w:rPr><w:sz w:val="15"/><w:lang w:val="es-NI"/></w:rPr><w:t>pureza</w:t></w:r></w:p><w:p><w:pPr><w:rPr><w:lang w:val="es-NI"/></w:rPr></w:pPr><w:proofErr w:type="gramStart"/><w:r><w:rPr><w:sz w:val="15"/><w:lang w:val="es-NI"/></w:rPr><w:t>DECIMAL(</w:t></w:r><w:proofErr w:type="gramEnd"/><w:r><w:rPr><w:sz w:val="15"/><w:lang w:val="es-NI"/></w:rPr><w:t>8,</w:t></w:r></w:p><w:p><w:pPr><w:rPr><w:lang w:val="es-NI"/></w:rPr></w:pPr><w:r><w:rPr><w:sz w:val="15"/><w:lang w:val="es-NI"/></w:rPr><w:t>Sí / NULL</w:t></w:r></w:p><w:p><w:pPr><w:rPr><w:lang w:val="es-NI"/></w:rPr></w:pPr><w:r><w:rPr><w:sz w:val="15"/><w:lang w:val="es-NI"/></w:rPr><w:t>—</w:t></w:r></w:p><w:p><w:pPr><w:rPr><w:lang w:val="es-NI"/></w:rPr></w:pPr><w:r><w:rPr><w:sz w:val="15"/><w:lang w:val="es-NI"/></w:rPr><w:t>Pureza del oro expresada como fracción entre 0 y 1.</w:t></w:r></w:p><w:p><w:pPr><w:rPr><w:lang w:val="es-NI"/></w:rPr></w:pPr><w:r><w:rPr><w:sz w:val="15"/><w:lang w:val="es-NI"/></w:rPr><w:t>observaciones</w:t></w:r></w:p><w:p><w:pPr><w:rPr><w:lang w:val="es-NI"/></w:rPr></w:pPr><w:r><w:rPr><w:sz w:val="15"/><w:lang w:val="es-NI"/></w:rPr><w:t>TEXT</w:t></w:r></w:p><w:p><w:pPr><w:rPr><w:lang w:val="es-NI"/></w:rPr></w:pPr><w:r><w:rPr><w:sz w:val="15"/><w:lang w:val="es-NI"/></w:rPr><w:t>Sí / NULL</w:t></w:r></w:p><w:p><w:pPr><w:rPr><w:lang w:val="es-NI"/></w:rPr></w:pPr><w:r><w:rPr><w:sz w:val="15"/><w:lang w:val="es-NI"/></w:rPr><w:t>—</w:t></w:r></w:p><w:p><w:pPr><w:rPr><w:lang w:val="es-NI"/></w:rPr></w:pPr><w:r><w:rPr><w:sz w:val="15"/><w:lang w:val="es-NI"/></w:rPr><w:t>Notas adicionales del registro.</w:t></w:r></w:p><w:p><w:pPr><w:rPr><w:lang w:val="es-NI"/></w:rPr></w:pPr><w:proofErr w:type="spellStart"/><w:r><w:rPr><w:sz w:val="15"/><w:lang w:val="es-NI"/></w:rPr><w:t>created_at</w:t></w:r><w:proofErr w:type="spellEnd"/></w:p><w:p><w:pPr><w:rPr><w:lang w:val="es-NI"/></w:rPr></w:pPr><w:r><w:rPr><w:sz w:val="15"/><w:lang w:val="es-NI"/></w:rPr><w:t>TIMESTAMP</w:t></w:r></w:p><w:p><w:pPr><w:rPr><w:lang w:val="es-NI"/></w:rPr></w:pPr><w:r><w:rPr><w:sz w:val="15"/><w:lang w:val="es-NI"/></w:rPr><w:t>Sí / NULL</w:t></w:r></w:p><w:p><w:pPr><w:rPr><w:lang w:val="es-NI"/></w:rPr></w:pPr><w:r><w:rPr><w:sz w:val="15"/><w:lang w:val="es-NI"/></w:rPr><w:t>—</w:t></w:r></w:p><w:p><w:pPr><w:rPr><w:lang w:val="es-NI"/></w:rPr></w:pPr><w:r><w:rPr><w:sz w:val="15"/><w:lang w:val="es-NI"/></w:rPr><w:t>Fecha/hora de creación.</w:t></w:r></w:p><w:p><w:pPr><w:rPr><w:lang w:val="es-NI"/></w:rPr></w:pPr><w:proofErr w:type="spellStart"/><w:r><w:rPr><w:sz w:val="15"/><w:lang w:val="es-NI"/></w:rPr><w:t>updated_at</w:t></w:r><w:proofErr w:type="spellEnd"/></w:p><w:p><w:pPr><w:rPr><w:lang w:val="es-NI"/></w:rPr></w:pPr><w:r><w:rPr><w:sz w:val="15"/><w:lang w:val="es-NI"/></w:rPr><w:t>TIMESTAMP</w:t></w:r></w:p><w:p><w:pPr><w:rPr><w:lang w:val="es-NI"/></w:rPr></w:pPr><w:r><w:rPr><w:sz w:val="15"/><w:lang w:val="es-NI"/></w:rPr><w:t>Sí / NULL</w:t></w:r></w:p><w:p><w:pPr><w:rPr><w:lang w:val="es-NI"/></w:rPr></w:pPr><w:r><w:rPr><w:sz w:val="15"/><w:lang w:val="es-NI"/></w:rPr><w:t>—</w:t></w:r></w:p><w:p><w:pPr><w:rPr><w:lang w:val="es-NI"/></w:rPr></w:pPr><w:r><w:rPr><w:sz w:val="15"/><w:lang w:val="es-NI"/></w:rPr><w:t>Fecha/hora de última actualización.</w:t></w:r></w:p><w:p><w:pPr><w:rPr><w:lang w:val="es-NI"/></w:rPr></w:pPr><w:proofErr w:type="spellStart"/><w:r><w:rPr><w:sz w:val="15"/><w:lang w:val="es-NI"/></w:rPr><w:t>deleted_at</w:t></w:r><w:proofErr w:type="spellEnd"/></w:p><w:p><w:pPr><w:rPr><w:lang w:val="es-NI"/></w:rPr></w:pPr><w:r><w:rPr><w:sz w:val="15"/><w:lang w:val="es-NI"/></w:rPr><w:t>TIMESTAMP</w:t></w:r></w:p><w:p><w:pPr><w:rPr><w:lang w:val="es-NI"/></w:rPr></w:pPr><w:r><w:rPr><w:sz w:val="15"/><w:lang w:val="es-NI"/></w:rPr><w:t>Sí / NULL</w:t></w:r></w:p><w:p><w:pPr><w:rPr><w:lang w:val="es-NI"/></w:rPr></w:pPr><w:r><w:rPr><w:sz w:val="15"/><w:lang w:val="es-NI"/></w:rPr><w:t>—</w:t></w:r></w:p><w:p><w:pPr><w:rPr><w:lang w:val="es-NI"/></w:rPr></w:pPr><w:r><w:rPr><w:sz w:val="15"/><w:lang w:val="es-NI"/></w:rPr><w:t>Marca temporal de eliminación lógica (</w:t></w:r><w:proofErr w:type="spellStart"/><w:r><w:rPr><w:sz w:val="15"/><w:lang w:val="es-NI"/></w:rPr><w:t>Soft</w:t></w:r><w:proofErr w:type="spellEnd"/><w:r><w:rPr><w:sz w:val="15"/><w:lang w:val="es-NI"/></w:rPr><w:t xml:space="preserve"> </w:t></w:r><w:proofErr w:type="spellStart"/><w:r><w:rPr><w:sz w:val="15"/><w:lang w:val="es-NI"/></w:rPr><w:t>Delete</w:t></w:r><w:proofErr w:type="spellEnd"/><w:r><w:rPr><w:sz w:val="15"/><w:lang w:val="es-NI"/></w:rPr><w:t>).</w:t></w:r></w:p><w:p><w:pPr><w:rPr><w:lang w:val="es-NI"/></w:rPr></w:pPr><w:r><w:rPr><w:b/><w:lang w:val="es-NI"/></w:rPr><w:t>Relaciones:</w:t></w:r></w:p><w:p><w:pPr><w:pStyle w:val="Listaconvietas"/><w:rPr><w:lang w:val="es-NI"/></w:rPr></w:pPr><w:proofErr w:type="spellStart"/><w:r><w:rPr><w:lang w:val="es-NI"/></w:rPr><w:t>orden_trabajo_id</w:t></w:r><w:proofErr w:type="spellEnd"/><w:r><w:rPr><w:lang w:val="es-NI"/></w:rPr><w:t xml:space="preserve"> → </w:t></w:r><w:proofErr w:type="spellStart"/><w:r><w:rPr><w:lang w:val="es-NI"/></w:rPr><w:t>ordenes_trabajo.id</w:t></w:r><w:proofErr w:type="spellEnd"/><w:r><w:rPr><w:lang w:val="es-NI"/></w:rPr><w:t xml:space="preserve"> (ON DELETE CASCADE)</w:t></w:r></w:p><w:p><w:pPr><w:rPr><w:lang w:val="es-NI"/></w:rPr></w:pPr><w:r><w:rPr><w:lang w:val="es-NI"/></w:rPr><w:br w:type="page"/></w:r></w:p><w:p><w:pPr><w:pStyle w:val="Ttulo2"/><w:rPr><w:lang w:val="es-NI"/></w:rPr></w:pPr><w:bookmarkStart w:id="19" w:name="_Toc240620148"/><w:r><w:rPr><w:lang w:val="es-NI"/></w:rPr><w:lastRenderedPageBreak/><w:t xml:space="preserve">15. </w:t></w:r><w:proofErr w:type="spellStart"/><w:r><w:rPr><w:lang w:val="es-NI"/></w:rPr><w:t>precios_oro</w:t></w:r><w:bookmarkEnd w:id="19"/><w:proofErr w:type="spellEnd"/></w:p><w:p><w:pPr><w:rPr><w:lang w:val="es-NI"/></w:rPr></w:pPr><w:r><w:rPr><w:lang w:val="es-NI"/></w:rPr><w:t>Histórico de precios del oro por fecha, unidad y moneda. Es la serie con la que se valora lo recuperado del taller: recuperaciones registra los gramos y esta tabla da el precio de un gramo ese día.</w:t></w:r></w:p><w:p><w:r><w:t xml:space="preserve">Reglas / criterios: El precio es por unidad, y la unidad se elige de una lista cerrada —gramo, onza troy, quilogramo— en vez de escribirse libre: la columna es una cadena de veinte caracteres, de modo que &quot;gramo&quot;, &quot;Gramo&quot; y &quot;g&quot; serían tres unidades distintas y el mismo gramo existiría dos veces en la serie sin que nada lo notara. El gramo es con el que se lleva todo el oro del sistema —recuperaciones, liquidaciones y cierres registran gramos—, y por eso es la unidad que se busca primero al valorar; la onza troy son 31,1034768 gramos y no 31, que con 31 se equivocaría el valor de todo el oro del taller en alrededor de un tres por ciento sin que el error se viera en ninguna parte. Un día no puede tener dos precios de la misma unidad y moneda, y eso está puesto como índice único uq_precio_oro_fecha_unidad_moneda y no como una comprobación en la pantalla: la fila se usa para valorar, y si un día tuviera dos precios habría que elegir uno sin que nada dijera cuál. El índice lleva la unidad y no solo la fecha porque el gramo y la onza pueden convivir el mismo día sin pelear: son números parecidos —uno por debajo de cien, el otro por encima de dos mil— y metidos en la misma serie alguien acabaría multiplicando gramos por onzas sin darse cuenta. Y lleva la moneda porque un taller que compra en dólares y contabiliza en córdobas necesita las dos cosas: el precio en dólares del banco y su equivalencia en córdoba con el tipo de cambio de ese día. Un día con dos monedas son dos datos distintos, no un duplicado. Un precio en cero NO significa que el oro valiera cero —eso no ha pasado nunca— sino que de ese día no se sabe el precio. Es un dato real y distinto de no tener nada, y por eso el cero aquí se admite mientras que en tipos_cambio no: allí un cero es la forma de decir que no se sabe el tipo de cambio y dejaría la compra convertida a cero, que es peor que no tenerla convertida. Aquí el cero se admite porque un día sin cotización es normal —se carga la serie a mitad, el banco no publica un día, el taller no consultó— y distinguir &quot;no se sabe&quot; de &quot;no hay nada&quot; es justo lo que hace útil tener la fila. Lo que no se puede es que ese cero salga multiplicado, y de eso se encarga la búsqueda del precio vigente, que se salta los ceros y cae en el último precio que sí se sabe: es lo que se ha hecho siempre en el taller, porque el metal no cambia de valor de un día a otro sólo porque el taller no consultara el banco. Si no hay ninguno anterior no se inventa nada y se devuelve ausencia, de modo que quien valora pueda decir que no hay con qué, en vez de poner cero en el documento y que el número salga sin avisar de nada. Un día con precio cero se enseña tachado y con la coletilla de que no se sabe, porque un cero a secas en una columna de precios parece una cotización de cero. Al importar un mes, un cero del archivo NO pisa un precio que ya se sepa: el archivo del banco no pone ceros nunca, así que si aparece uno es que la celda venía vacía, y dejarlo pasar dejaría el mes entero sin precios con la pantalla llena de ceros que parecen cotizaciones; esos días se cuentan aparte y se dice en la vista previa cuáles son. Al importar cambia el precio pero no la fuente, por el mismo motivo que en el tipo de cambio: si el precio de un día se corrigió a mano y se anotó de dónde se sacó, el archivo no puede saber eso. La carga del mes va en dos pasos y el primero no escribe nada, y el alta y la corrección de un día van en modal sobre la lista porque son cinco campos y una pantalla entera para escribir un número sería más ruido que ayuda. Esta serie es la que da sentido a valoraciones_oro: recuperaciones dice cuántos gramos salieron del taller, y para saber cuánto valen hace falta el precio de un gramo ese día. Sin esta serie, esa valoración no tendría con qué multiplicar y habría que teclear el valor a mano, perdiendo el rastro de dónde salió. Por eso NO va en tipos_cambio: el tipo de cambio es la equivalencia entre dos monedas y el precio del oro es lo que vale un gramo, y con el cero cada una tiene un significado distinto que no se puede compatibilizar en la misma tabla. Y cuando el precio guardado es de onza troy o de quilogramo, la valoración lo pasa a gramo antes de multiplicar y dice de qué unidad venía, que es la forma de que nadie multiplique gramos por onzas sin enterarse.</w:t></w:r></w:p><w:p><w:pPr><w:rPr><w:lang w:val="es-NI"/></w:rPr></w:pPr><w:r><w:rPr><w:b/><w:sz w:val="16"/><w:lang w:val="es-NI"/></w:rPr><w:t>PK</w:t></w:r></w:p><w:p><w:pPr><w:rPr><w:lang w:val="es-NI"/></w:rPr></w:pPr><w:proofErr w:type="spellStart"/><w:r><w:rPr><w:b/><w:sz w:val="16"/><w:lang w:val="es-NI"/></w:rPr><w:t>Soft</w:t></w:r><w:proofErr w:type="spellEnd"/><w:r><w:rPr><w:b/><w:sz w:val="16"/><w:lang w:val="es-NI"/></w:rPr><w:t xml:space="preserve"> </w:t></w:r><w:proofErr w:type="spellStart"/><w:r><w:rPr><w:b/><w:sz w:val="16"/><w:lang w:val="es-NI"/></w:rPr><w:t>Delete</w:t></w:r><w:proofErr w:type="spellEnd"/></w:p><w:p><w:pPr><w:rPr><w:lang w:val="es-NI"/></w:rPr></w:pPr><w:r><w:rPr><w:b/><w:sz w:val="16"/><w:lang w:val="es-NI"/></w:rPr><w:t>Índices únicos</w:t></w:r></w:p><w:p><w:pPr><w:rPr><w:lang w:val="es-NI"/></w:rPr></w:pPr><w:r><w:rPr><w:b/><w:sz w:val="16"/><w:lang w:val="es-NI"/></w:rPr><w:t>Relaciones FK</w:t></w:r></w:p><w:p><w:pPr><w:rPr><w:lang w:val="es-NI"/></w:rPr></w:pPr><w:r><w:rPr><w:sz w:val="16"/><w:lang w:val="es-NI"/></w:rPr><w:t>id</w:t></w:r></w:p><w:p><w:pPr><w:rPr><w:lang w:val="es-NI"/></w:rPr></w:pPr><w:r><w:rPr><w:sz w:val="16"/><w:lang w:val="es-NI"/></w:rPr><w:t>Sí</w:t></w:r></w:p><w:p><w:pPr><w:rPr><w:lang w:val="es-NI"/></w:rPr></w:pPr><w:r><w:rPr><w:sz w:val="16"/><w:lang w:val="es-NI"/></w:rPr><w:t>uq_precio_oro_fecha_unidad_moneda</w:t></w:r></w:p><w:p><w:r><w:t xml:space="preserve">uq_precio_oro_fecha_unidad_moneda(fecha, unidad, moneda_id)</w:t></w:r></w:p><w:p><w:pPr><w:rPr><w:lang w:val="es-NI"/></w:rPr></w:pPr><w:r><w:rPr><w:sz w:val="16"/><w:lang w:val="es-NI"/></w:rPr><w:t>1</w:t></w:r></w:p><w:p><w:pPr><w:rPr><w:lang w:val="es-NI"/></w:rPr></w:pPr><w:r><w:rPr><w:b/><w:sz w:val="15"/><w:lang w:val="es-NI"/></w:rPr><w:t>Campo</w:t></w:r></w:p><w:p><w:pPr><w:rPr><w:lang w:val="es-NI"/></w:rPr></w:pPr><w:r><w:rPr><w:b/><w:sz w:val="15"/><w:lang w:val="es-NI"/></w:rPr><w:t>Tipo / definición</w:t></w:r></w:p><w:p><w:pPr><w:rPr><w:lang w:val="es-NI"/></w:rPr></w:pPr><w:r><w:rPr><w:b/><w:sz w:val="15"/><w:lang w:val="es-NI"/></w:rPr><w:t>Nulo / default</w:t></w:r></w:p><w:p><w:pPr><w:rPr><w:lang w:val="es-NI"/></w:rPr></w:pPr><w:r><w:rPr><w:b/><w:sz w:val="15"/><w:lang w:val="es-NI"/></w:rPr><w:t>Clave / índice</w:t></w:r></w:p><w:p><w:pPr><w:rPr><w:lang w:val="es-NI"/></w:rPr></w:pPr><w:r><w:rPr><w:b/><w:sz w:val="15"/><w:lang w:val="es-NI"/></w:rPr><w:t>Descripción</w:t></w:r></w:p><w:p><w:pPr><w:rPr><w:lang w:val="es-NI"/></w:rPr></w:pPr><w:r><w:rPr><w:sz w:val="15"/><w:lang w:val="es-NI"/></w:rPr><w:t>id</w:t></w:r></w:p><w:p><w:pPr><w:rPr><w:lang w:val="es-NI"/></w:rPr></w:pPr><w:proofErr w:type="gramStart"/><w:r><w:rPr><w:sz w:val="15"/><w:lang w:val="es-NI"/></w:rPr><w:t>BIGINT(</w:t></w:r><w:proofErr w:type="gramEnd"/><w:r><w:rPr><w:sz w:val="15"/><w:lang w:val="es-NI"/></w:rPr><w:t>20)</w:t></w:r></w:p><w:p><w:pPr><w:rPr><w:lang w:val="es-NI"/></w:rPr></w:pPr><w:r><w:rPr><w:sz w:val="15"/><w:lang w:val="es-NI"/></w:rPr><w:t>No</w:t></w:r></w:p><w:p><w:pPr><w:rPr><w:lang w:val="es-NI"/></w:rPr></w:pPr><w:r><w:rPr><w:sz w:val="15"/><w:lang w:val="es-NI"/></w:rPr><w:t>PK</w:t></w:r></w:p><w:p><w:pPr><w:rPr><w:lang w:val="es-NI"/></w:rPr></w:pPr><w:r><w:rPr><w:sz w:val="15"/><w:lang w:val="es-NI"/></w:rPr><w:t>Identificador único de la fila.</w:t></w:r></w:p><w:p><w:pPr><w:rPr><w:lang w:val="es-NI"/></w:rPr></w:pPr><w:r><w:rPr><w:sz w:val="15"/><w:lang w:val="es-NI"/></w:rPr><w:t>fecha</w:t></w:r></w:p><w:p><w:pPr><w:rPr><w:lang w:val="es-NI"/></w:rPr></w:pPr><w:r><w:rPr><w:sz w:val="15"/><w:lang w:val="es-NI"/></w:rPr><w:t>DATE</w:t></w:r></w:p><w:p><w:pPr><w:rPr><w:lang w:val="es-NI"/></w:rPr></w:pPr><w:r><w:rPr><w:sz w:val="15"/><w:lang w:val="es-NI"/></w:rPr><w:t>No</w:t></w:r></w:p><w:p><w:pPr><w:rPr><w:lang w:val="es-NI"/></w:rPr></w:pPr><w:r><w:rPr><w:sz w:val="15"/><w:lang w:val="es-NI"/></w:rPr><w:t>—</w:t></w:r></w:p><w:p><w:pPr><w:rPr><w:lang w:val="es-NI"/></w:rPr></w:pPr><w:r><w:rPr><w:sz w:val="15"/><w:lang w:val="es-NI"/></w:rPr><w:t>Fecha de la operación.</w:t></w:r></w:p><w:p><w:pPr><w:rPr><w:lang w:val="es-NI"/></w:rPr></w:pPr><w:r><w:rPr><w:sz w:val="15"/><w:lang w:val="es-NI"/></w:rPr><w:t>precio</w:t></w:r></w:p><w:p><w:pPr><w:rPr><w:lang w:val="es-NI"/></w:rPr></w:pPr><w:proofErr w:type="gramStart"/><w:r><w:rPr><w:sz w:val="15"/><w:lang w:val="es-NI"/></w:rPr><w:t>DECIMAL(</w:t></w:r><w:proofErr w:type="gramEnd"/><w:r><w:rPr><w:sz w:val="15"/><w:lang w:val="es-NI"/></w:rPr><w:t>14,4)</w:t></w:r></w:p><w:p><w:pPr><w:rPr><w:lang w:val="es-NI"/></w:rPr></w:pPr><w:r><w:rPr><w:sz w:val="15"/><w:lang w:val="es-NI"/></w:rPr><w:t>No</w:t></w:r></w:p><w:p><w:pPr><w:rPr><w:lang w:val="es-NI"/></w:rPr></w:pPr><w:r><w:rPr><w:sz w:val="15"/><w:lang w:val="es-NI"/></w:rPr><w:t>—</w:t></w:r></w:p><w:p><w:pPr><w:rPr><w:lang w:val="es-NI"/></w:rPr></w:pPr><w:r><w:rPr><w:sz w:val="15"/><w:lang w:val="es-NI"/></w:rPr><w:t>Precio de oro por la unidad indicada.</w:t></w:r></w:p><w:p><w:pPr><w:rPr><w:lang w:val="es-NI"/></w:rPr></w:pPr><w:r><w:rPr><w:sz w:val="15"/><w:lang w:val="es-NI"/></w:rPr><w:t>unidad</w:t></w:r></w:p><w:p><w:pPr><w:rPr><w:lang w:val="es-NI"/></w:rPr></w:pPr><w:proofErr w:type="gramStart"/><w:r><w:rPr><w:sz w:val="15"/><w:lang w:val="es-NI"/></w:rPr><w:t>VARCHAR(</w:t></w:r><w:proofErr w:type="gramEnd"/><w:r><w:rPr><w:sz w:val="15"/><w:lang w:val="es-NI"/></w:rPr><w:t>20)</w:t></w:r></w:p><w:p><w:pPr><w:rPr><w:lang w:val="es-NI"/></w:rPr></w:pPr><w:r><w:rPr><w:sz w:val="15"/><w:lang w:val="es-NI"/></w:rPr><w:t>No / 'gramo'</w:t></w:r></w:p><w:p><w:pPr><w:rPr><w:lang w:val="es-NI"/></w:rPr></w:pPr><w:r><w:rPr><w:sz w:val="15"/><w:lang w:val="es-NI"/></w:rPr><w:t>—</w:t></w:r></w:p><w:p><w:pPr><w:rPr><w:lang w:val="es-NI"/></w:rPr></w:pPr><w:r><w:rPr><w:sz w:val="15"/><w:lang w:val="es-NI"/></w:rPr><w:t>Unidad de trabajo o unidad del precio.</w:t></w:r></w:p><w:p><w:pPr><w:rPr><w:lang w:val="es-NI"/></w:rPr></w:pPr><w:proofErr w:type="spellStart"/><w:r><w:rPr><w:sz w:val="15"/><w:lang w:val="es-NI"/></w:rPr><w:t>moneda_id</w:t></w:r><w:proofErr w:type="spellEnd"/></w:p><w:p><w:pPr><w:rPr><w:lang w:val="es-NI"/></w:rPr></w:pPr><w:proofErr w:type="gramStart"/><w:r><w:rPr><w:sz w:val="15"/><w:lang w:val="es-NI"/></w:rPr><w:t>BIGINT(</w:t></w:r><w:proofErr w:type="gramEnd"/><w:r><w:rPr><w:sz w:val="15"/><w:lang w:val="es-NI"/></w:rPr><w:t>20)</w:t></w:r></w:p><w:p><w:pPr><w:rPr><w:lang w:val="es-NI"/></w:rPr></w:pPr><w:r><w:rPr><w:sz w:val="15"/><w:lang w:val="es-NI"/></w:rPr><w:t>No</w:t></w:r></w:p><w:p><w:pPr><w:rPr><w:lang w:val="es-NI"/></w:rPr></w:pPr><w:r><w:rPr><w:sz w:val="15"/><w:lang w:val="es-NI"/></w:rPr><w:t>FK</w:t></w:r></w:p><w:p><w:pPr><w:rPr><w:lang w:val="es-NI"/></w:rPr></w:pPr><w:r><w:rPr><w:sz w:val="15"/><w:lang w:val="es-NI"/></w:rPr><w:t>Moneda en la que se registra la operación.</w:t></w:r></w:p><w:p><w:pPr><w:rPr><w:lang w:val="es-NI"/></w:rPr></w:pPr><w:r><w:rPr><w:sz w:val="15"/><w:lang w:val="es-NI"/></w:rPr><w:t>fuente</w:t></w:r></w:p><w:p><w:pPr><w:rPr><w:lang w:val="es-NI"/></w:rPr></w:pPr><w:proofErr w:type="gramStart"/><w:r><w:rPr><w:sz w:val="15"/><w:lang w:val="es-NI"/></w:rPr><w:t>VARCHAR(</w:t></w:r><w:proofErr w:type="gramEnd"/><w:r><w:rPr><w:sz w:val="15"/><w:lang w:val="es-NI"/></w:rPr><w:t>150)</w:t></w:r></w:p><w:p><w:pPr><w:rPr><w:lang w:val="es-NI"/></w:rPr></w:pPr><w:r><w:rPr><w:sz w:val="15"/><w:lang w:val="es-NI"/></w:rPr><w:t>Sí / NULL</w:t></w:r></w:p><w:p><w:pPr><w:rPr><w:lang w:val="es-NI"/></w:rPr></w:pPr><w:r><w:rPr><w:sz w:val="15"/><w:lang w:val="es-NI"/></w:rPr><w:t>—</w:t></w:r></w:p><w:p><w:pPr><w:rPr><w:lang w:val="es-NI"/></w:rPr></w:pPr><w:r><w:rPr><w:sz w:val="15"/><w:lang w:val="es-NI"/></w:rPr><w:t>Fuente utilizada para el precio o tipo de cambio.</w:t></w:r></w:p><w:p><w:pPr><w:rPr><w:lang w:val="es-NI"/></w:rPr></w:pPr><w:r><w:rPr><w:sz w:val="15"/><w:lang w:val="es-NI"/></w:rPr><w:t>observaciones</w:t></w:r></w:p><w:p><w:pPr><w:rPr><w:lang w:val="es-NI"/></w:rPr></w:pPr><w:r><w:rPr><w:sz w:val="15"/><w:lang w:val="es-NI"/></w:rPr><w:t>TEXT</w:t></w:r></w:p><w:p><w:pPr><w:rPr><w:lang w:val="es-NI"/></w:rPr></w:pPr><w:r><w:rPr><w:sz w:val="15"/><w:lang w:val="es-NI"/></w:rPr><w:t>Sí / NULL</w:t></w:r></w:p><w:p><w:pPr><w:rPr><w:lang w:val="es-NI"/></w:rPr></w:pPr><w:r><w:rPr><w:sz w:val="15"/><w:lang w:val="es-NI"/></w:rPr><w:t>—</w:t></w:r></w:p><w:p><w:pPr><w:rPr><w:lang w:val="es-NI"/></w:rPr></w:pPr><w:r><w:rPr><w:sz w:val="15"/><w:lang w:val="es-NI"/></w:rPr><w:t>Notas adicionales del registro.</w:t></w:r></w:p><w:p><w:pPr><w:rPr><w:lang w:val="es-NI"/></w:rPr></w:pPr><w:proofErr w:type="spellStart"/><w:r><w:rPr><w:sz w:val="15"/><w:lang w:val="es-NI"/></w:rPr><w:t>created_at</w:t></w:r><w:proofErr w:type="spellEnd"/></w:p><w:p><w:pPr><w:rPr><w:lang w:val="es-NI"/></w:rPr></w:pPr><w:r><w:rPr><w:sz w:val="15"/><w:lang w:val="es-NI"/></w:rPr><w:t>TIMESTAMP</w:t></w:r></w:p><w:p><w:pPr><w:rPr><w:lang w:val="es-NI"/></w:rPr></w:pPr><w:r><w:rPr><w:sz w:val="15"/><w:lang w:val="es-NI"/></w:rPr><w:t>Sí / NULL</w:t></w:r></w:p><w:p><w:pPr><w:rPr><w:lang w:val="es-NI"/></w:rPr></w:pPr><w:r><w:rPr><w:sz w:val="15"/><w:lang w:val="es-NI"/></w:rPr><w:t>—</w:t></w:r></w:p><w:p><w:pPr><w:rPr><w:lang w:val="es-NI"/></w:rPr></w:pPr><w:r><w:rPr><w:sz w:val="15"/><w:lang w:val="es-NI"/></w:rPr><w:t>Fecha/hora de creación.</w:t></w:r></w:p><w:p><w:pPr><w:rPr><w:lang w:val="es-NI"/></w:rPr></w:pPr><w:proofErr w:type="spellStart"/><w:r><w:rPr><w:sz w:val="15"/><w:lang w:val="es-NI"/></w:rPr><w:t>updated_at</w:t></w:r><w:proofErr w:type="spellEnd"/></w:p><w:p><w:pPr><w:rPr><w:lang w:val="es-NI"/></w:rPr></w:pPr><w:r><w:rPr><w:sz w:val="15"/><w:lang w:val="es-NI"/></w:rPr><w:t>TIMESTAMP</w:t></w:r></w:p><w:p><w:pPr><w:rPr><w:lang w:val="es-NI"/></w:rPr></w:pPr><w:r><w:rPr><w:sz w:val="15"/><w:lang w:val="es-NI"/></w:rPr><w:t>Sí / NULL</w:t></w:r></w:p><w:p><w:pPr><w:rPr><w:lang w:val="es-NI"/></w:rPr></w:pPr><w:r><w:rPr><w:sz w:val="15"/><w:lang w:val="es-NI"/></w:rPr><w:t>—</w:t></w:r></w:p><w:p><w:pPr><w:rPr><w:lang w:val="es-NI"/></w:rPr></w:pPr><w:r><w:rPr><w:sz w:val="15"/><w:lang w:val="es-NI"/></w:rPr><w:t>Fecha/hora de última actualización.</w:t></w:r></w:p><w:p><w:pPr><w:rPr><w:lang w:val="es-NI"/></w:rPr></w:pPr><w:proofErr w:type="spellStart"/><w:r><w:rPr><w:sz w:val="15"/><w:lang w:val="es-NI"/></w:rPr><w:t>deleted_at</w:t></w:r><w:proofErr w:type="spellEnd"/></w:p><w:p><w:pPr><w:rPr><w:lang w:val="es-NI"/></w:rPr></w:pPr><w:r><w:rPr><w:sz w:val="15"/><w:lang w:val="es-NI"/></w:rPr><w:t>TIMESTAMP</w:t></w:r></w:p><w:p><w:pPr><w:rPr><w:lang w:val="es-NI"/></w:rPr></w:pPr><w:r><w:rPr><w:sz w:val="15"/><w:lang w:val="es-NI"/></w:rPr><w:t>Sí / NULL</w:t></w:r></w:p><w:p><w:pPr><w:rPr><w:lang w:val="es-NI"/></w:rPr></w:pPr><w:r><w:rPr><w:sz w:val="15"/><w:lang w:val="es-NI"/></w:rPr><w:t>—</w:t></w:r></w:p><w:p><w:pPr><w:rPr><w:lang w:val="es-NI"/></w:rPr></w:pPr><w:r><w:rPr><w:sz w:val="15"/><w:lang w:val="es-NI"/></w:rPr><w:t>Marca temporal de eliminación lógica (</w:t></w:r><w:proofErr w:type="spellStart"/><w:r><w:rPr><w:sz w:val="15"/><w:lang w:val="es-NI"/></w:rPr><w:t>Soft</w:t></w:r><w:proofErr w:type="spellEnd"/><w:r><w:rPr><w:sz w:val="15"/><w:lang w:val="es-NI"/></w:rPr><w:t xml:space="preserve"> </w:t></w:r><w:proofErr w:type="spellStart"/><w:r><w:rPr><w:sz w:val="15"/><w:lang w:val="es-NI"/></w:rPr><w:t>Delete</w:t></w:r><w:proofErr w:type="spellEnd"/><w:r><w:rPr><w:sz w:val="15"/><w:lang w:val="es-NI"/></w:rPr><w:t>).</w:t></w:r></w:p><w:p><w:pPr><w:rPr><w:lang w:val="es-NI"/></w:rPr></w:pPr><w:r><w:rPr><w:b/><w:lang w:val="es-NI"/></w:rPr><w:t>Relaciones:</w:t></w:r></w:p><w:p><w:pPr><w:pStyle w:val="Listaconvietas"/><w:rPr><w:lang w:val="es-NI"/></w:rPr></w:pPr><w:proofErr w:type="spellStart"/><w:r><w:rPr><w:lang w:val="es-NI"/></w:rPr><w:t>moneda_id</w:t></w:r><w:proofErr w:type="spellEnd"/><w:r><w:rPr><w:lang w:val="es-NI"/></w:rPr><w:t xml:space="preserve"> → </w:t></w:r><w:proofErr w:type="spellStart"/><w:r><w:rPr><w:lang w:val="es-NI"/></w:rPr><w:t>monedas.id</w:t></w:r><w:proofErr w:type="spellEnd"/></w:p><w:p><w:pPr><w:rPr><w:lang w:val="es-NI"/></w:rPr></w:pPr><w:r><w:rPr><w:lang w:val="es-NI"/></w:rPr><w:br w:type="page"/></w:r></w:p><w:p><w:pPr><w:pStyle w:val="Ttulo2"/><w:rPr><w:lang w:val="es-NI"/></w:rPr></w:pPr><w:bookmarkStart w:id="20" w:name="_Toc240620149"/><w:r><w:rPr><w:lang w:val="es-NI"/></w:rPr><w:lastRenderedPageBreak/><w:t xml:space="preserve">16. </w:t></w:r><w:proofErr w:type="spellStart"/><w:r><w:rPr><w:lang w:val="es-NI"/></w:rPr><w:t>valoraciones_oro</w:t></w:r><w:bookmarkEnd w:id="20"/><w:proofErr w:type="spellEnd"/></w:p><w:p><w:pPr><w:rPr><w:lang w:val="es-NI"/></w:rPr></w:pPr><w:r><w:rPr><w:lang w:val="es-NI"/></w:rPr><w:t>Registro de la valoración económica de una recuperación de oro. Puede vincularse opcionalmente con un precio de oro de referencia.</w:t></w:r></w:p><w:p><w:pPr><w:rPr><w:lang w:val="es-NI"/></w:rPr></w:pPr><w:r><w:rPr><w:b/><w:sz w:val="16"/><w:lang w:val="es-NI"/></w:rPr><w:t>PK</w:t></w:r></w:p><w:p><w:pPr><w:rPr><w:lang w:val="es-NI"/></w:rPr></w:pPr><w:proofErr w:type="spellStart"/><w:r><w:rPr><w:b/><w:sz w:val="16"/><w:lang w:val="es-NI"/></w:rPr><w:t>Soft</w:t></w:r><w:proofErr w:type="spellEnd"/><w:r><w:rPr><w:b/><w:sz w:val="16"/><w:lang w:val="es-NI"/></w:rPr><w:t xml:space="preserve"> </w:t></w:r><w:proofErr w:type="spellStart"/><w:r><w:rPr><w:b/><w:sz w:val="16"/><w:lang w:val="es-NI"/></w:rPr><w:t>Delete</w:t></w:r><w:proofErr w:type="spellEnd"/></w:p><w:p><w:pPr><w:rPr><w:lang w:val="es-NI"/></w:rPr></w:pPr><w:r><w:rPr><w:b/><w:sz w:val="16"/><w:lang w:val="es-NI"/></w:rPr><w:t>Índices únicos</w:t></w:r></w:p><w:p><w:pPr><w:rPr><w:lang w:val="es-NI"/></w:rPr></w:pPr><w:r><w:rPr><w:b/><w:sz w:val="16"/><w:lang w:val="es-NI"/></w:rPr><w:t>Relaciones FK</w:t></w:r></w:p><w:p><w:pPr><w:rPr><w:lang w:val="es-NI"/></w:rPr></w:pPr><w:r><w:rPr><w:sz w:val="16"/><w:lang w:val="es-NI"/></w:rPr><w:t>id</w:t></w:r></w:p><w:p><w:pPr><w:rPr><w:lang w:val="es-NI"/></w:rPr></w:pPr><w:r><w:rPr><w:sz w:val="16"/><w:lang w:val="es-NI"/></w:rPr><w:t>Sí</w:t></w:r></w:p><w:p><w:pPr><w:rPr><w:lang w:val="es-NI"/></w:rPr></w:pPr><w:r><w:rPr><w:sz w:val="16"/><w:lang w:val="es-NI"/></w:rPr><w:t>—</w:t></w:r></w:p><w:p><w:pPr><w:rPr><w:lang w:val="es-NI"/></w:rPr></w:pPr><w:r><w:rPr><w:sz w:val="16"/><w:lang w:val="es-NI"/></w:rPr><w:t>3</w:t></w:r></w:p><w:p><w:pPr><w:rPr><w:lang w:val="es-NI"/></w:rPr></w:pPr><w:r><w:rPr><w:b/><w:sz w:val="15"/><w:lang w:val="es-NI"/></w:rPr><w:t>Campo</w:t></w:r></w:p><w:p><w:pPr><w:rPr><w:lang w:val="es-NI"/></w:rPr></w:pPr><w:r><w:rPr><w:b/><w:sz w:val="15"/><w:lang w:val="es-NI"/></w:rPr><w:t>Tipo / definición</w:t></w:r></w:p><w:p><w:pPr><w:rPr><w:lang w:val="es-NI"/></w:rPr></w:pPr><w:r><w:rPr><w:b/><w:sz w:val="15"/><w:lang w:val="es-NI"/></w:rPr><w:t>Nulo / default</w:t></w:r></w:p><w:p><w:pPr><w:rPr><w:lang w:val="es-NI"/></w:rPr></w:pPr><w:r><w:rPr><w:b/><w:sz w:val="15"/><w:lang w:val="es-NI"/></w:rPr><w:t>Clave / índice</w:t></w:r></w:p><w:p><w:pPr><w:rPr><w:lang w:val="es-NI"/></w:rPr></w:pPr><w:r><w:rPr><w:b/><w:sz w:val="15"/><w:lang w:val="es-NI"/></w:rPr><w:t>Descripción</w:t></w:r></w:p><w:p><w:pPr><w:rPr><w:lang w:val="es-NI"/></w:rPr></w:pPr><w:r><w:rPr><w:sz w:val="15"/><w:lang w:val="es-NI"/></w:rPr><w:t>id</w:t></w:r></w:p><w:p><w:pPr><w:rPr><w:lang w:val="es-NI"/></w:rPr></w:pPr><w:proofErr w:type="gramStart"/><w:r><w:rPr><w:sz w:val="15"/><w:lang w:val="es-NI"/></w:rPr><w:t>BIGINT(</w:t></w:r><w:proofErr w:type="gramEnd"/><w:r><w:rPr><w:sz w:val="15"/><w:lang w:val="es-NI"/></w:rPr><w:t>20)</w:t></w:r></w:p><w:p><w:pPr><w:rPr><w:lang w:val="es-NI"/></w:rPr></w:pPr><w:r><w:rPr><w:sz w:val="15"/><w:lang w:val="es-NI"/></w:rPr><w:t>No</w:t></w:r></w:p><w:p><w:pPr><w:rPr><w:lang w:val="es-NI"/></w:rPr></w:pPr><w:r><w:rPr><w:sz w:val="15"/><w:lang w:val="es-NI"/></w:rPr><w:t>PK</w:t></w:r></w:p><w:p><w:pPr><w:rPr><w:lang w:val="es-NI"/></w:rPr></w:pPr><w:r><w:rPr><w:sz w:val="15"/><w:lang w:val="es-NI"/></w:rPr><w:t>Identificador único de la fila.</w:t></w:r></w:p><w:p><w:pPr><w:rPr><w:lang w:val="es-NI"/></w:rPr></w:pPr><w:proofErr w:type="spellStart"/><w:r><w:rPr><w:sz w:val="15"/><w:lang w:val="es-NI"/></w:rPr><w:t>recuperacion_id</w:t></w:r><w:proofErr w:type="spellEnd"/></w:p><w:p><w:pPr><w:rPr><w:lang w:val="es-NI"/></w:rPr></w:pPr><w:proofErr w:type="gramStart"/><w:r><w:rPr><w:sz w:val="15"/><w:lang w:val="es-NI"/></w:rPr><w:t>BIGINT(</w:t></w:r><w:proofErr w:type="gramEnd"/><w:r><w:rPr><w:sz w:val="15"/><w:lang w:val="es-NI"/></w:rPr><w:t>20)</w:t></w:r></w:p><w:p><w:pPr><w:rPr><w:lang w:val="es-NI"/></w:rPr></w:pPr><w:r><w:rPr><w:sz w:val="15"/><w:lang w:val="es-NI"/></w:rPr><w:t>No</w:t></w:r></w:p><w:p><w:pPr><w:rPr><w:lang w:val="es-NI"/></w:rPr></w:pPr><w:r><w:rPr><w:sz w:val="15"/><w:lang w:val="es-NI"/></w:rPr><w:t>FK</w:t></w:r></w:p><w:p><w:pPr><w:rPr><w:lang w:val="es-NI"/></w:rPr></w:pPr><w:r><w:rPr><w:sz w:val="15"/><w:lang w:val="es-NI"/></w:rPr><w:t>Referencia al registro de oro recuperado.</w:t></w:r></w:p><w:p><w:pPr><w:rPr><w:lang w:val="es-NI"/></w:rPr></w:pPr><w:proofErr w:type="spellStart"/><w:r><w:rPr><w:sz w:val="15"/><w:lang w:val="es-NI"/></w:rPr><w:t>precio_oro_id</w:t></w:r><w:proofErr w:type="spellEnd"/></w:p><w:p><w:pPr><w:rPr><w:lang w:val="es-NI"/></w:rPr></w:pPr><w:proofErr w:type="gramStart"/><w:r><w:rPr><w:sz w:val="15"/><w:lang w:val="es-NI"/></w:rPr><w:t>BIGINT(</w:t></w:r><w:proofErr w:type="gramEnd"/><w:r><w:rPr><w:sz w:val="15"/><w:lang w:val="es-NI"/></w:rPr><w:t>20)</w:t></w:r></w:p><w:p><w:pPr><w:rPr><w:lang w:val="es-NI"/></w:rPr></w:pPr><w:r><w:rPr><w:sz w:val="15"/><w:lang w:val="es-NI"/></w:rPr><w:t>Sí / NULL</w:t></w:r></w:p><w:p><w:pPr><w:rPr><w:lang w:val="es-NI"/></w:rPr></w:pPr><w:r><w:rPr><w:sz w:val="15"/><w:lang w:val="es-NI"/></w:rPr><w:t>FK</w:t></w:r></w:p><w:p><w:pPr><w:rPr><w:lang w:val="es-NI"/></w:rPr></w:pPr><w:r><w:rPr><w:sz w:val="15"/><w:lang w:val="es-NI"/></w:rPr><w:t>Referencia opcional al precio de oro utilizado como referencia.</w:t></w:r></w:p><w:p><w:pPr><w:rPr><w:lang w:val="es-NI"/></w:rPr></w:pPr><w:r><w:rPr><w:sz w:val="15"/><w:lang w:val="es-NI"/></w:rPr><w:t>valor</w:t></w:r></w:p><w:p><w:pPr><w:rPr><w:lang w:val="es-NI"/></w:rPr></w:pPr><w:proofErr w:type="gramStart"/><w:r><w:rPr><w:sz w:val="15"/><w:lang w:val="es-NI"/></w:rPr><w:t>DECIMAL(</w:t></w:r><w:proofErr w:type="gramEnd"/><w:r><w:rPr><w:sz w:val="15"/><w:lang w:val="es-NI"/></w:rPr><w:t>14,</w:t></w:r></w:p><w:p><w:pPr><w:rPr><w:lang w:val="es-NI"/></w:rPr></w:pPr><w:r><w:rPr><w:sz w:val="15"/><w:lang w:val="es-NI"/></w:rPr><w:t>No</w:t></w:r></w:p><w:p><w:pPr><w:rPr><w:lang w:val="es-NI"/></w:rPr></w:pPr><w:r><w:rPr><w:sz w:val="15"/><w:lang w:val="es-NI"/></w:rPr><w:t>—</w:t></w:r></w:p><w:p><w:pPr><w:rPr><w:lang w:val="es-NI"/></w:rPr></w:pPr><w:r><w:rPr><w:sz w:val="15"/><w:lang w:val="es-NI"/></w:rPr><w:t>Valor del tipo de cambio.</w:t></w:r></w:p><w:p><w:pPr><w:rPr><w:lang w:val="es-NI"/></w:rPr></w:pPr><w:proofErr w:type="spellStart"/><w:r><w:rPr><w:sz w:val="15"/><w:lang w:val="es-NI"/></w:rPr><w:t>moneda_id</w:t></w:r><w:proofErr w:type="spellEnd"/></w:p><w:p><w:pPr><w:rPr><w:lang w:val="es-NI"/></w:rPr></w:pPr><w:proofErr w:type="gramStart"/><w:r><w:rPr><w:sz w:val="15"/><w:lang w:val="es-NI"/></w:rPr><w:t>BIGINT(</w:t></w:r><w:proofErr w:type="gramEnd"/><w:r><w:rPr><w:sz w:val="15"/><w:lang w:val="es-NI"/></w:rPr><w:t>20)</w:t></w:r></w:p><w:p><w:pPr><w:rPr><w:lang w:val="es-NI"/></w:rPr></w:pPr><w:r><w:rPr><w:sz w:val="15"/><w:lang w:val="es-NI"/></w:rPr><w:t>No</w:t></w:r></w:p><w:p><w:pPr><w:rPr><w:lang w:val="es-NI"/></w:rPr></w:pPr><w:r><w:rPr><w:sz w:val="15"/><w:lang w:val="es-NI"/></w:rPr><w:t>FK</w:t></w:r></w:p><w:p><w:pPr><w:rPr><w:lang w:val="es-NI"/></w:rPr></w:pPr><w:r><w:rPr><w:sz w:val="15"/><w:lang w:val="es-NI"/></w:rPr><w:t>Moneda en la que se registra la operación.</w:t></w:r></w:p><w:p><w:pPr><w:rPr><w:lang w:val="es-NI"/></w:rPr></w:pPr><w:r><w:rPr><w:sz w:val="15"/><w:lang w:val="es-NI"/></w:rPr><w:t>fecha</w:t></w:r></w:p><w:p><w:pPr><w:rPr><w:lang w:val="es-NI"/></w:rPr></w:pPr><w:r><w:rPr><w:sz w:val="15"/><w:lang w:val="es-NI"/></w:rPr><w:t>DATE</w:t></w:r></w:p><w:p><w:pPr><w:rPr><w:lang w:val="es-NI"/></w:rPr></w:pPr><w:r><w:rPr><w:sz w:val="15"/><w:lang w:val="es-NI"/></w:rPr><w:t>No</w:t></w:r></w:p><w:p><w:pPr><w:rPr><w:lang w:val="es-NI"/></w:rPr></w:pPr><w:r><w:rPr><w:sz w:val="15"/><w:lang w:val="es-NI"/></w:rPr><w:t>—</w:t></w:r></w:p><w:p><w:pPr><w:rPr><w:lang w:val="es-NI"/></w:rPr></w:pPr><w:r><w:rPr><w:sz w:val="15"/><w:lang w:val="es-NI"/></w:rPr><w:t>Fecha de la operación.</w:t></w:r></w:p><w:p><w:pPr><w:rPr><w:lang w:val="es-NI"/></w:rPr></w:pPr><w:r><w:rPr><w:sz w:val="15"/><w:lang w:val="es-NI"/></w:rPr><w:t>observaciones</w:t></w:r></w:p><w:p><w:pPr><w:rPr><w:lang w:val="es-NI"/></w:rPr></w:pPr><w:r><w:rPr><w:sz w:val="15"/><w:lang w:val="es-NI"/></w:rPr><w:t>TEXT</w:t></w:r></w:p><w:p><w:pPr><w:rPr><w:lang w:val="es-NI"/></w:rPr></w:pPr><w:r><w:rPr><w:sz w:val="15"/><w:lang w:val="es-NI"/></w:rPr><w:t>Sí / NULL</w:t></w:r></w:p><w:p><w:pPr><w:rPr><w:lang w:val="es-NI"/></w:rPr></w:pPr><w:r><w:rPr><w:sz w:val="15"/><w:lang w:val="es-NI"/></w:rPr><w:t>—</w:t></w:r></w:p><w:p><w:pPr><w:rPr><w:lang w:val="es-NI"/></w:rPr></w:pPr><w:r><w:rPr><w:sz w:val="15"/><w:lang w:val="es-NI"/></w:rPr><w:t>Notas adicionales del registro.</w:t></w:r></w:p><w:p><w:pPr><w:rPr><w:lang w:val="es-NI"/></w:rPr></w:pPr><w:proofErr w:type="spellStart"/><w:r><w:rPr><w:sz w:val="15"/><w:lang w:val="es-NI"/></w:rPr><w:t>created_at</w:t></w:r><w:proofErr w:type="spellEnd"/></w:p><w:p><w:pPr><w:rPr><w:lang w:val="es-NI"/></w:rPr></w:pPr><w:r><w:rPr><w:sz w:val="15"/><w:lang w:val="es-NI"/></w:rPr><w:t>TIMESTAMP</w:t></w:r></w:p><w:p><w:pPr><w:rPr><w:lang w:val="es-NI"/></w:rPr></w:pPr><w:r><w:rPr><w:sz w:val="15"/><w:lang w:val="es-NI"/></w:rPr><w:t>Sí / NULL</w:t></w:r></w:p><w:p><w:pPr><w:rPr><w:lang w:val="es-NI"/></w:rPr></w:pPr><w:r><w:rPr><w:sz w:val="15"/><w:lang w:val="es-NI"/></w:rPr><w:t>—</w:t></w:r></w:p><w:p><w:pPr><w:rPr><w:lang w:val="es-NI"/></w:rPr></w:pPr><w:r><w:rPr><w:sz w:val="15"/><w:lang w:val="es-NI"/></w:rPr><w:t>Fecha/hora de creación.</w:t></w:r></w:p><w:p><w:pPr><w:rPr><w:lang w:val="es-NI"/></w:rPr></w:pPr><w:proofErr w:type="spellStart"/><w:r><w:rPr><w:sz w:val="15"/><w:lang w:val="es-NI"/></w:rPr><w:t>updated_at</w:t></w:r><w:proofErr w:type="spellEnd"/></w:p><w:p><w:pPr><w:rPr><w:lang w:val="es-NI"/></w:rPr></w:pPr><w:r><w:rPr><w:sz w:val="15"/><w:lang w:val="es-NI"/></w:rPr><w:t>TIMESTAMP</w:t></w:r></w:p><w:p><w:pPr><w:rPr><w:lang w:val="es-NI"/></w:rPr></w:pPr><w:r><w:rPr><w:sz w:val="15"/><w:lang w:val="es-NI"/></w:rPr><w:t>Sí / NULL</w:t></w:r></w:p><w:p><w:pPr><w:rPr><w:lang w:val="es-NI"/></w:rPr></w:pPr><w:r><w:rPr><w:sz w:val="15"/><w:lang w:val="es-NI"/></w:rPr><w:t>—</w:t></w:r></w:p><w:p><w:pPr><w:rPr><w:lang w:val="es-NI"/></w:rPr></w:pPr><w:r><w:rPr><w:sz w:val="15"/><w:lang w:val="es-NI"/></w:rPr><w:t>Fecha/hora de última actualización.</w:t></w:r></w:p><w:p><w:pPr><w:rPr><w:lang w:val="es-NI"/></w:rPr></w:pPr><w:proofErr w:type="spellStart"/><w:r><w:rPr><w:sz w:val="15"/><w:lang w:val="es-NI"/></w:rPr><w:t>deleted_at</w:t></w:r><w:proofErr w:type="spellEnd"/></w:p><w:p><w:pPr><w:rPr><w:lang w:val="es-NI"/></w:rPr></w:pPr><w:r><w:rPr><w:sz w:val="15"/><w:lang w:val="es-NI"/></w:rPr><w:t>TIMESTAMP</w:t></w:r></w:p><w:p><w:pPr><w:rPr><w:lang w:val="es-NI"/></w:rPr></w:pPr><w:r><w:rPr><w:sz w:val="15"/><w:lang w:val="es-NI"/></w:rPr><w:t>Sí / NULL</w:t></w:r></w:p><w:p><w:pPr><w:rPr><w:lang w:val="es-NI"/></w:rPr></w:pPr><w:r><w:rPr><w:sz w:val="15"/><w:lang w:val="es-NI"/></w:rPr><w:t>—</w:t></w:r></w:p><w:p><w:pPr><w:rPr><w:lang w:val="es-NI"/></w:rPr></w:pPr><w:r><w:rPr><w:sz w:val="15"/><w:lang w:val="es-NI"/></w:rPr><w:t>Marca temporal de eliminación lógica (</w:t></w:r><w:proofErr w:type="spellStart"/><w:r><w:rPr><w:sz w:val="15"/><w:lang w:val="es-NI"/></w:rPr><w:t>Soft</w:t></w:r><w:proofErr w:type="spellEnd"/><w:r><w:rPr><w:sz w:val="15"/><w:lang w:val="es-NI"/></w:rPr><w:t xml:space="preserve"> </w:t></w:r><w:proofErr w:type="spellStart"/><w:r><w:rPr><w:sz w:val="15"/><w:lang w:val="es-NI"/></w:rPr><w:t>Delete</w:t></w:r><w:proofErr w:type="spellEnd"/><w:r><w:rPr><w:sz w:val="15"/><w:lang w:val="es-NI"/></w:rPr><w:t>).</w:t></w:r></w:p><w:p><w:pPr><w:rPr><w:lang w:val="es-NI"/></w:rPr></w:pPr><w:r><w:rPr><w:b/><w:lang w:val="es-NI"/></w:rPr><w:t>Relaciones:</w:t></w:r></w:p><w:p><w:pPr><w:pStyle w:val="Listaconvietas"/><w:rPr><w:lang w:val="es-NI"/></w:rPr></w:pPr><w:proofErr w:type="spellStart"/><w:r><w:rPr><w:lang w:val="es-NI"/></w:rPr><w:t>moneda_id</w:t></w:r><w:proofErr w:type="spellEnd"/><w:r><w:rPr><w:lang w:val="es-NI"/></w:rPr><w:t xml:space="preserve"> → </w:t></w:r><w:proofErr w:type="spellStart"/><w:r><w:rPr><w:lang w:val="es-NI"/></w:rPr><w:t>monedas.id</w:t></w:r><w:proofErr w:type="spellEnd"/></w:p><w:p><w:pPr><w:pStyle w:val="Listaconvietas"/><w:rPr><w:lang w:val="es-NI"/></w:rPr></w:pPr><w:proofErr w:type="spellStart"/><w:r><w:rPr><w:lang w:val="es-NI"/></w:rPr><w:t>precio_oro_id</w:t></w:r><w:proofErr w:type="spellEnd"/><w:r><w:rPr><w:lang w:val="es-NI"/></w:rPr><w:t xml:space="preserve"> → </w:t></w:r><w:proofErr w:type="spellStart"/><w:r><w:rPr><w:lang w:val="es-NI"/></w:rPr><w:t>precios_oro.id</w:t></w:r><w:proofErr w:type="spellEnd"/></w:p><w:p><w:pPr><w:pStyle w:val="Listaconvietas"/><w:rPr><w:lang w:val="es-NI"/></w:rPr></w:pPr><w:proofErr w:type="spellStart"/><w:r><w:rPr><w:lang w:val="es-NI"/></w:rPr><w:t>recuperacion_id</w:t></w:r><w:proofErr w:type="spellEnd"/><w:r><w:rPr><w:lang w:val="es-NI"/></w:rPr><w:t xml:space="preserve"> → </w:t></w:r><w:proofErr w:type="spellStart"/><w:r><w:rPr><w:lang w:val="es-NI"/></w:rPr><w:t>recuperaciones.id</w:t></w:r><w:proofErr w:type="spellEnd"/></w:p><w:p><w:pPr><w:rPr><w:lang w:val="es-NI"/></w:rPr></w:pPr><w:r><w:rPr><w:lang w:val="es-NI"/></w:rPr><w:br w:type="page"/></w:r></w:p><w:p><w:pPr><w:pStyle w:val="Ttulo2"/><w:rPr><w:lang w:val="es-NI"/></w:rPr></w:pPr><w:bookmarkStart w:id="21" w:name="_Toc240620150"/><w:r><w:rPr><w:lang w:val="es-NI"/></w:rPr><w:lastRenderedPageBreak/><w:t>17. productos</w:t></w:r><w:bookmarkEnd w:id="21"/></w:p><w:p><w:pPr><w:rPr><w:lang w:val="es-NI"/></w:rPr></w:pPr><w:r><w:rPr><w:lang w:val="es-NI"/></w:rPr><w:t>Catálogo de insumos/productos administrados por inventario.</w:t></w:r></w:p><w:p><w:pPr><w:rPr><w:lang w:val="es-NI"/></w:rPr></w:pPr><w:r><w:rPr><w:b/><w:sz w:val="16"/><w:lang w:val="es-NI"/></w:rPr><w:t>PK</w:t></w:r></w:p><w:p><w:pPr><w:rPr><w:lang w:val="es-NI"/></w:rPr></w:pPr><w:proofErr w:type="spellStart"/><w:r><w:rPr><w:b/><w:sz w:val="16"/><w:lang w:val="es-NI"/></w:rPr><w:t>Soft</w:t></w:r><w:proofErr w:type="spellEnd"/><w:r><w:rPr><w:b/><w:sz w:val="16"/><w:lang w:val="es-NI"/></w:rPr><w:t xml:space="preserve"> </w:t></w:r><w:proofErr w:type="spellStart"/><w:r><w:rPr><w:b/><w:sz w:val="16"/><w:lang w:val="es-NI"/></w:rPr><w:t>Delete</w:t></w:r><w:proofErr w:type="spellEnd"/></w:p><w:p><w:pPr><w:rPr><w:lang w:val="es-NI"/></w:rPr></w:pPr><w:r><w:rPr><w:b/><w:sz w:val="16"/><w:lang w:val="es-NI"/></w:rPr><w:t>Índices únicos</w:t></w:r></w:p><w:p><w:pPr><w:rPr><w:lang w:val="es-NI"/></w:rPr></w:pPr><w:r><w:rPr><w:b/><w:sz w:val="16"/><w:lang w:val="es-NI"/></w:rPr><w:t>Relaciones FK</w:t></w:r></w:p><w:p><w:pPr><w:rPr><w:lang w:val="es-NI"/></w:rPr></w:pPr><w:r><w:rPr><w:sz w:val="16"/><w:lang w:val="es-NI"/></w:rPr><w:t>id</w:t></w:r></w:p><w:p><w:pPr><w:rPr><w:lang w:val="es-NI"/></w:rPr></w:pPr><w:r><w:rPr><w:sz w:val="16"/><w:lang w:val="es-NI"/></w:rPr><w:t>Sí</w:t></w:r></w:p><w:p><w:pPr><w:rPr><w:lang w:val="es-NI"/></w:rPr></w:pPr><w:proofErr w:type="spellStart"/><w:r><w:rPr><w:sz w:val="16"/><w:lang w:val="es-NI"/></w:rPr><w:t>codigo</w:t></w:r><w:proofErr w:type="spellEnd"/><w:r><w:rPr><w:sz w:val="16"/><w:lang w:val="es-NI"/></w:rPr><w:t xml:space="preserve"> (</w:t></w:r><w:proofErr w:type="spellStart"/><w:r><w:rPr><w:sz w:val="16"/><w:lang w:val="es-NI"/></w:rPr><w:t>codigo</w:t></w:r><w:proofErr w:type="spellEnd"/><w:r><w:rPr><w:sz w:val="16"/><w:lang w:val="es-NI"/></w:rPr><w:t>)</w:t></w:r></w:p><w:p><w:pPr><w:rPr><w:lang w:val="es-NI"/></w:rPr></w:pPr><w:r><w:rPr><w:sz w:val="16"/><w:lang w:val="es-NI"/></w:rPr><w:t>0</w:t></w:r></w:p><w:p><w:pPr><w:rPr><w:lang w:val="es-NI"/></w:rPr></w:pPr><w:r><w:rPr><w:b/><w:sz w:val="15"/><w:lang w:val="es-NI"/></w:rPr><w:t>Campo</w:t></w:r></w:p><w:p><w:pPr><w:rPr><w:lang w:val="es-NI"/></w:rPr></w:pPr><w:r><w:rPr><w:b/><w:sz w:val="15"/><w:lang w:val="es-NI"/></w:rPr><w:t>Tipo / definición</w:t></w:r></w:p><w:p><w:pPr><w:rPr><w:lang w:val="es-NI"/></w:rPr></w:pPr><w:r><w:rPr><w:b/><w:sz w:val="15"/><w:lang w:val="es-NI"/></w:rPr><w:t>Nulo / default</w:t></w:r></w:p><w:p><w:pPr><w:rPr><w:lang w:val="es-NI"/></w:rPr></w:pPr><w:r><w:rPr><w:b/><w:sz w:val="15"/><w:lang w:val="es-NI"/></w:rPr><w:t>Clave / índice</w:t></w:r></w:p><w:p><w:pPr><w:rPr><w:lang w:val="es-NI"/></w:rPr></w:pPr><w:r><w:rPr><w:b/><w:sz w:val="15"/><w:lang w:val="es-NI"/></w:rPr><w:t>Descripción</w:t></w:r></w:p><w:p><w:pPr><w:rPr><w:lang w:val="es-NI"/></w:rPr></w:pPr><w:r><w:rPr><w:sz w:val="15"/><w:lang w:val="es-NI"/></w:rPr><w:t>id</w:t></w:r></w:p><w:p><w:pPr><w:rPr><w:lang w:val="es-NI"/></w:rPr></w:pPr><w:proofErr w:type="gramStart"/><w:r><w:rPr><w:sz w:val="15"/><w:lang w:val="es-NI"/></w:rPr><w:t>BIGINT(</w:t></w:r><w:proofErr w:type="gramEnd"/><w:r><w:rPr><w:sz w:val="15"/><w:lang w:val="es-NI"/></w:rPr><w:t>20)</w:t></w:r></w:p><w:p><w:pPr><w:rPr><w:lang w:val="es-NI"/></w:rPr></w:pPr><w:r><w:rPr><w:sz w:val="15"/><w:lang w:val="es-NI"/></w:rPr><w:t>No</w:t></w:r></w:p><w:p><w:pPr><w:rPr><w:lang w:val="es-NI"/></w:rPr></w:pPr><w:r><w:rPr><w:sz w:val="15"/><w:lang w:val="es-NI"/></w:rPr><w:t>PK</w:t></w:r></w:p><w:p><w:pPr><w:rPr><w:lang w:val="es-NI"/></w:rPr></w:pPr><w:r><w:rPr><w:sz w:val="15"/><w:lang w:val="es-NI"/></w:rPr><w:t>Identificador único de la fila.</w:t></w:r></w:p><w:p><w:pPr><w:rPr><w:lang w:val="es-NI"/></w:rPr></w:pPr><w:proofErr w:type="spellStart"/><w:r><w:rPr><w:sz w:val="15"/><w:lang w:val="es-NI"/></w:rPr><w:t>codigo</w:t></w:r><w:proofErr w:type="spellEnd"/></w:p><w:p><w:pPr><w:rPr><w:lang w:val="es-NI"/></w:rPr></w:pPr><w:proofErr w:type="gramStart"/><w:r><w:rPr><w:sz w:val="15"/><w:lang w:val="es-NI"/></w:rPr><w:t>VARCHAR(</w:t></w:r><w:proofErr w:type="gramEnd"/><w:r><w:rPr><w:sz w:val="15"/><w:lang w:val="es-NI"/></w:rPr><w:t>30)</w:t></w:r></w:p><w:p><w:pPr><w:rPr><w:lang w:val="es-NI"/></w:rPr></w:pPr><w:r><w:rPr><w:sz w:val="15"/><w:lang w:val="es-NI"/></w:rPr><w:t>No</w:t></w:r></w:p><w:p><w:pPr><w:rPr><w:lang w:val="es-NI"/></w:rPr></w:pPr><w:r><w:rPr><w:sz w:val="15"/><w:lang w:val="es-NI"/></w:rPr><w:t>UK</w:t></w:r></w:p><w:p><w:pPr><w:rPr><w:lang w:val="es-NI"/></w:rPr></w:pPr><w:r><w:rPr><w:sz w:val="15"/><w:lang w:val="es-NI"/></w:rPr><w:t>Código de negocio.</w:t></w:r></w:p><w:p><w:pPr><w:rPr><w:lang w:val="es-NI"/></w:rPr></w:pPr><w:r><w:rPr><w:sz w:val="15"/><w:lang w:val="es-NI"/></w:rPr><w:t>nombre</w:t></w:r></w:p><w:p><w:pPr><w:rPr><w:lang w:val="es-NI"/></w:rPr></w:pPr><w:proofErr w:type="gramStart"/><w:r><w:rPr><w:sz w:val="15"/><w:lang w:val="es-NI"/></w:rPr><w:t>VARCHAR(</w:t></w:r><w:proofErr w:type="gramEnd"/><w:r><w:rPr><w:sz w:val="15"/><w:lang w:val="es-NI"/></w:rPr><w:t>150)</w:t></w:r></w:p><w:p><w:pPr><w:rPr><w:lang w:val="es-NI"/></w:rPr></w:pPr><w:r><w:rPr><w:sz w:val="15"/><w:lang w:val="es-NI"/></w:rPr><w:t>No</w:t></w:r></w:p><w:p><w:pPr><w:rPr><w:lang w:val="es-NI"/></w:rPr></w:pPr><w:r><w:rPr><w:sz w:val="15"/><w:lang w:val="es-NI"/></w:rPr><w:t>—</w:t></w:r></w:p><w:p><w:pPr><w:rPr><w:lang w:val="es-NI"/></w:rPr></w:pPr><w:r><w:rPr><w:sz w:val="15"/><w:lang w:val="es-NI"/></w:rPr><w:t>Nombre descriptivo de la entidad.</w:t></w:r></w:p><w:p><w:pPr><w:rPr><w:lang w:val="es-NI"/></w:rPr></w:pPr><w:proofErr w:type="spellStart"/><w:r><w:rPr><w:sz w:val="15"/><w:lang w:val="es-NI"/></w:rPr><w:t>descripcion</w:t></w:r><w:proofErr w:type="spellEnd"/></w:p><w:p><w:pPr><w:rPr><w:lang w:val="es-NI"/></w:rPr></w:pPr><w:proofErr w:type="gramStart"/><w:r><w:rPr><w:sz w:val="15"/><w:lang w:val="es-NI"/></w:rPr><w:t>VARCHAR(</w:t></w:r><w:proofErr w:type="gramEnd"/><w:r><w:rPr><w:sz w:val="15"/><w:lang w:val="es-NI"/></w:rPr><w:t>255)</w:t></w:r></w:p><w:p><w:pPr><w:rPr><w:lang w:val="es-NI"/></w:rPr></w:pPr><w:r><w:rPr><w:sz w:val="15"/><w:lang w:val="es-NI"/></w:rPr><w:t>Sí / NULL</w:t></w:r></w:p><w:p><w:pPr><w:rPr><w:lang w:val="es-NI"/></w:rPr></w:pPr><w:r><w:rPr><w:sz w:val="15"/><w:lang w:val="es-NI"/></w:rPr><w:t>—</w:t></w:r></w:p><w:p><w:pPr><w:rPr><w:lang w:val="es-NI"/></w:rPr></w:pPr><w:r><w:rPr><w:sz w:val="15"/><w:lang w:val="es-NI"/></w:rPr><w:t>Descripción del concepto.</w:t></w:r></w:p><w:p><w:pPr><w:rPr><w:lang w:val="es-NI"/></w:rPr></w:pPr><w:proofErr w:type="spellStart"/><w:r><w:rPr><w:sz w:val="15"/><w:lang w:val="es-NI"/></w:rPr><w:t>unidad_medida</w:t></w:r><w:proofErr w:type="spellEnd"/></w:p><w:p><w:pPr><w:rPr><w:lang w:val="es-NI"/></w:rPr></w:pPr><w:proofErr w:type="gramStart"/><w:r><w:rPr><w:sz w:val="15"/><w:lang w:val="es-NI"/></w:rPr><w:t>VARCHAR(</w:t></w:r><w:proofErr w:type="gramEnd"/><w:r><w:rPr><w:sz w:val="15"/><w:lang w:val="es-NI"/></w:rPr><w:t>20)</w:t></w:r></w:p><w:p><w:pPr><w:rPr><w:lang w:val="es-NI"/></w:rPr></w:pPr><w:r><w:rPr><w:sz w:val="15"/><w:lang w:val="es-NI"/></w:rPr><w:t>No</w:t></w:r></w:p><w:p><w:pPr><w:rPr><w:lang w:val="es-NI"/></w:rPr></w:pPr><w:r><w:rPr><w:sz w:val="15"/><w:lang w:val="es-NI"/></w:rPr><w:t>—</w:t></w:r></w:p><w:p><w:pPr><w:rPr><w:lang w:val="es-NI"/></w:rPr></w:pPr><w:r><w:rPr><w:sz w:val="15"/><w:lang w:val="es-NI"/></w:rPr><w:t>Unidad en que se expresa una cantidad.</w:t></w:r></w:p><w:p><w:pPr><w:rPr><w:lang w:val="es-NI"/></w:rPr></w:pPr><w:proofErr w:type="spellStart"/><w:r><w:rPr><w:sz w:val="15"/><w:lang w:val="es-NI"/></w:rPr><w:t>categoria</w:t></w:r><w:proofErr w:type="spellEnd"/></w:p><w:p><w:pPr><w:rPr><w:lang w:val="es-NI"/></w:rPr></w:pPr><w:proofErr w:type="gramStart"/><w:r><w:rPr><w:sz w:val="15"/><w:lang w:val="es-NI"/></w:rPr><w:t>VARCHAR(</w:t></w:r><w:proofErr w:type="gramEnd"/><w:r><w:rPr><w:sz w:val="15"/><w:lang w:val="es-NI"/></w:rPr><w:t>50)</w:t></w:r></w:p><w:p><w:pPr><w:rPr><w:lang w:val="es-NI"/></w:rPr></w:pPr><w:r><w:rPr><w:sz w:val="15"/><w:lang w:val="es-NI"/></w:rPr><w:t>Sí / NULL</w:t></w:r></w:p><w:p><w:pPr><w:rPr><w:lang w:val="es-NI"/></w:rPr></w:pPr><w:r><w:rPr><w:sz w:val="15"/><w:lang w:val="es-NI"/></w:rPr><w:t>—</w:t></w:r></w:p><w:p><w:pPr><w:rPr><w:lang w:val="es-NI"/></w:rPr></w:pPr><w:r><w:rPr><w:sz w:val="15"/><w:lang w:val="es-NI"/></w:rPr><w:t>Categoría textual del producto.</w:t></w:r></w:p><w:p><w:pPr><w:rPr><w:lang w:val="es-NI"/></w:rPr></w:pPr><w:proofErr w:type="spellStart"/><w:r><w:rPr><w:sz w:val="15"/><w:lang w:val="es-NI"/></w:rPr><w:t>stock_minimo</w:t></w:r><w:proofErr w:type="spellEnd"/></w:p><w:p><w:pPr><w:rPr><w:lang w:val="es-NI"/></w:rPr></w:pPr><w:proofErr w:type="gramStart"/><w:r><w:rPr><w:sz w:val="15"/><w:lang w:val="es-NI"/></w:rPr><w:t>DECIMAL(</w:t></w:r><w:proofErr w:type="gramEnd"/><w:r><w:rPr><w:sz w:val="15"/><w:lang w:val="es-NI"/></w:rPr><w:t>14,</w:t></w:r></w:p><w:p><w:pPr><w:rPr><w:lang w:val="es-NI"/></w:rPr></w:pPr><w:r><w:rPr><w:sz w:val="15"/><w:lang w:val="es-NI"/></w:rPr><w:t>No / 0.000</w:t></w:r></w:p><w:p><w:pPr><w:rPr><w:lang w:val="es-NI"/></w:rPr></w:pPr><w:r><w:rPr><w:sz w:val="15"/><w:lang w:val="es-NI"/></w:rPr><w:t>—</w:t></w:r></w:p><w:p><w:pPr><w:rPr><w:lang w:val="es-NI"/></w:rPr></w:pPr><w:r><w:rPr><w:sz w:val="15"/><w:lang w:val="es-NI"/></w:rPr><w:t>Nivel mínimo de existencia utilizado para control de inventario.</w:t></w:r></w:p><w:p><w:pPr><w:rPr><w:lang w:val="es-NI"/></w:rPr></w:pPr><w:r><w:rPr><w:sz w:val="15"/><w:lang w:val="es-NI"/></w:rPr><w:t>estado</w:t></w:r></w:p><w:p><w:pPr><w:rPr><w:lang w:val="es-NI"/></w:rPr></w:pPr><w:proofErr w:type="gramStart"/><w:r><w:rPr><w:sz w:val="15"/><w:lang w:val="es-NI"/></w:rPr><w:t>TINYINT(</w:t></w:r><w:proofErr w:type="gramEnd"/><w:r><w:rPr><w:sz w:val="15"/><w:lang w:val="es-NI"/></w:rPr><w:t>1)</w:t></w:r></w:p><w:p><w:pPr><w:rPr><w:lang w:val="es-NI"/></w:rPr></w:pPr><w:r><w:rPr><w:sz w:val="15"/><w:lang w:val="es-NI"/></w:rPr><w:t>No / 1</w:t></w:r></w:p><w:p><w:pPr><w:rPr><w:lang w:val="es-NI"/></w:rPr></w:pPr><w:r><w:rPr><w:sz w:val="15"/><w:lang w:val="es-NI"/></w:rPr><w:t>—</w:t></w:r></w:p><w:p><w:pPr><w:rPr><w:lang w:val="es-NI"/></w:rPr></w:pPr><w:r><w:rPr><w:sz w:val="15"/><w:lang w:val="es-NI"/></w:rPr><w:t>Estado lógico/operativo del registro.</w:t></w:r></w:p><w:p><w:pPr><w:rPr><w:lang w:val="es-NI"/></w:rPr></w:pPr><w:proofErr w:type="spellStart"/><w:r><w:rPr><w:sz w:val="15"/><w:lang w:val="es-NI"/></w:rPr><w:t>created_at</w:t></w:r><w:proofErr w:type="spellEnd"/></w:p><w:p><w:pPr><w:rPr><w:lang w:val="es-NI"/></w:rPr></w:pPr><w:r><w:rPr><w:sz w:val="15"/><w:lang w:val="es-NI"/></w:rPr><w:t>TIMESTAMP</w:t></w:r></w:p><w:p><w:pPr><w:rPr><w:lang w:val="es-NI"/></w:rPr></w:pPr><w:r><w:rPr><w:sz w:val="15"/><w:lang w:val="es-NI"/></w:rPr><w:t>Sí / NULL</w:t></w:r></w:p><w:p><w:pPr><w:rPr><w:lang w:val="es-NI"/></w:rPr></w:pPr><w:r><w:rPr><w:sz w:val="15"/><w:lang w:val="es-NI"/></w:rPr><w:t>—</w:t></w:r></w:p><w:p><w:pPr><w:rPr><w:lang w:val="es-NI"/></w:rPr></w:pPr><w:r><w:rPr><w:sz w:val="15"/><w:lang w:val="es-NI"/></w:rPr><w:t>Fecha/hora de creación.</w:t></w:r></w:p><w:p><w:pPr><w:rPr><w:lang w:val="es-NI"/></w:rPr></w:pPr><w:proofErr w:type="spellStart"/><w:r><w:rPr><w:sz w:val="15"/><w:lang w:val="es-NI"/></w:rPr><w:t>updated_at</w:t></w:r><w:proofErr w:type="spellEnd"/></w:p><w:p><w:pPr><w:rPr><w:lang w:val="es-NI"/></w:rPr></w:pPr><w:r><w:rPr><w:sz w:val="15"/><w:lang w:val="es-NI"/></w:rPr><w:t>TIMESTAMP</w:t></w:r></w:p><w:p><w:pPr><w:rPr><w:lang w:val="es-NI"/></w:rPr></w:pPr><w:r><w:rPr><w:sz w:val="15"/><w:lang w:val="es-NI"/></w:rPr><w:t>Sí / NULL</w:t></w:r></w:p><w:p><w:pPr><w:rPr><w:lang w:val="es-NI"/></w:rPr></w:pPr><w:r><w:rPr><w:sz w:val="15"/><w:lang w:val="es-NI"/></w:rPr><w:t>—</w:t></w:r></w:p><w:p><w:pPr><w:rPr><w:lang w:val="es-NI"/></w:rPr></w:pPr><w:r><w:rPr><w:sz w:val="15"/><w:lang w:val="es-NI"/></w:rPr><w:t>Fecha/hora de última actualización.</w:t></w:r></w:p><w:p><w:pPr><w:rPr><w:lang w:val="es-NI"/></w:rPr></w:pPr><w:proofErr w:type="spellStart"/><w:r><w:rPr><w:sz w:val="15"/><w:lang w:val="es-NI"/></w:rPr><w:t>deleted_at</w:t></w:r><w:proofErr w:type="spellEnd"/></w:p><w:p><w:pPr><w:rPr><w:lang w:val="es-NI"/></w:rPr></w:pPr><w:r><w:rPr><w:sz w:val="15"/><w:lang w:val="es-NI"/></w:rPr><w:t>TIMESTAMP</w:t></w:r></w:p><w:p><w:pPr><w:rPr><w:lang w:val="es-NI"/></w:rPr></w:pPr><w:r><w:rPr><w:sz w:val="15"/><w:lang w:val="es-NI"/></w:rPr><w:t>Sí / NULL</w:t></w:r></w:p><w:p><w:pPr><w:rPr><w:lang w:val="es-NI"/></w:rPr></w:pPr><w:r><w:rPr><w:sz w:val="15"/><w:lang w:val="es-NI"/></w:rPr><w:t>—</w:t></w:r></w:p><w:p><w:pPr><w:rPr><w:lang w:val="es-NI"/></w:rPr></w:pPr><w:r><w:rPr><w:sz w:val="15"/><w:lang w:val="es-NI"/></w:rPr><w:t>Marca temporal de eliminación lógica (</w:t></w:r><w:proofErr w:type="spellStart"/><w:r><w:rPr><w:sz w:val="15"/><w:lang w:val="es-NI"/></w:rPr><w:t>Soft</w:t></w:r><w:proofErr w:type="spellEnd"/><w:r><w:rPr><w:sz w:val="15"/><w:lang w:val="es-NI"/></w:rPr><w:t xml:space="preserve"> </w:t></w:r><w:proofErr w:type="spellStart"/><w:r><w:rPr><w:sz w:val="15"/><w:lang w:val="es-NI"/></w:rPr><w:t>Delete</w:t></w:r><w:proofErr w:type="spellEnd"/><w:r><w:rPr><w:sz w:val="15"/><w:lang w:val="es-NI"/></w:rPr><w:t>).</w:t></w:r></w:p><w:p><w:pPr><w:rPr><w:lang w:val="es-NI"/></w:rPr></w:pPr><w:r><w:rPr><w:lang w:val="es-NI"/></w:rPr><w:br w:type="page"/></w:r></w:p><w:p><w:pPr><w:pStyle w:val="Ttulo2"/><w:rPr><w:lang w:val="es-NI"/></w:rPr></w:pPr><w:bookmarkStart w:id="22" w:name="_Toc240620151"/><w:r><w:rPr><w:lang w:val="es-NI"/></w:rPr><w:lastRenderedPageBreak/><w:t xml:space="preserve">18. </w:t></w:r><w:proofErr w:type="spellStart"/><w:r><w:rPr><w:lang w:val="es-NI"/></w:rPr><w:t>inventario_productos</w:t></w:r><w:bookmarkEnd w:id="22"/><w:proofErr w:type="spellEnd"/></w:p><w:p><w:pPr><w:rPr><w:lang w:val="es-NI"/></w:rPr></w:pPr><w:r><w:rPr><w:lang w:val="es-NI"/></w:rPr><w:t>Estado actual resumido del inventario por producto: existencia, valor y costo promedio ponderado (CPP).</w:t></w:r></w:p><w:p><w:pPr><w:rPr><w:lang w:val="es-NI"/></w:rPr></w:pPr><w:r><w:rPr><w:b/><w:lang w:val="es-NI"/></w:rPr><w:t xml:space="preserve">Reglas / criterios: </w:t></w:r><w:r><w:rPr><w:lang w:val="es-NI"/></w:rPr><w:t xml:space="preserve">Es un resumen/estado actual derivado del </w:t></w:r><w:proofErr w:type="spellStart"/><w:r><w:rPr><w:lang w:val="es-NI"/></w:rPr><w:t>kardex</w:t></w:r><w:proofErr w:type="spellEnd"/><w:r><w:rPr><w:lang w:val="es-NI"/></w:rPr><w:t xml:space="preserve">, no sustituye el historial de movimientos. Si la existencia llega a cero, se conserva el último CPP; una nueva entrada con existencia </w:t></w:r><w:proofErr w:type="gramStart"/><w:r><w:rPr><w:lang w:val="es-NI"/></w:rPr><w:t>cero toma</w:t></w:r><w:proofErr w:type="gramEnd"/><w:r><w:rPr><w:lang w:val="es-NI"/></w:rPr><w:t xml:space="preserve"> como CPP el costo de la nueva entrada.</w:t></w:r></w:p><w:p><w:pPr><w:rPr><w:lang w:val="es-NI"/></w:rPr></w:pPr><w:r><w:rPr><w:b/><w:sz w:val="16"/><w:lang w:val="es-NI"/></w:rPr><w:t>PK</w:t></w:r></w:p><w:p><w:pPr><w:rPr><w:lang w:val="es-NI"/></w:rPr></w:pPr><w:proofErr w:type="spellStart"/><w:r><w:rPr><w:b/><w:sz w:val="16"/><w:lang w:val="es-NI"/></w:rPr><w:t>Soft</w:t></w:r><w:proofErr w:type="spellEnd"/><w:r><w:rPr><w:b/><w:sz w:val="16"/><w:lang w:val="es-NI"/></w:rPr><w:t xml:space="preserve"> </w:t></w:r><w:proofErr w:type="spellStart"/><w:r><w:rPr><w:b/><w:sz w:val="16"/><w:lang w:val="es-NI"/></w:rPr><w:t>Delete</w:t></w:r><w:proofErr w:type="spellEnd"/></w:p><w:p><w:pPr><w:rPr><w:lang w:val="es-NI"/></w:rPr></w:pPr><w:r><w:rPr><w:b/><w:sz w:val="16"/><w:lang w:val="es-NI"/></w:rPr><w:t>Índices únicos</w:t></w:r></w:p><w:p><w:pPr><w:rPr><w:lang w:val="es-NI"/></w:rPr></w:pPr><w:r><w:rPr><w:b/><w:sz w:val="16"/><w:lang w:val="es-NI"/></w:rPr><w:t>Relaciones FK</w:t></w:r></w:p><w:p><w:pPr><w:rPr><w:lang w:val="es-NI"/></w:rPr></w:pPr><w:r><w:rPr><w:sz w:val="16"/><w:lang w:val="es-NI"/></w:rPr><w:t>id</w:t></w:r></w:p><w:p><w:pPr><w:rPr><w:lang w:val="es-NI"/></w:rPr></w:pPr><w:r><w:rPr><w:sz w:val="16"/><w:lang w:val="es-NI"/></w:rPr><w:t>Sí</w:t></w:r></w:p><w:p><w:pPr><w:rPr><w:lang w:val="es-NI"/></w:rPr></w:pPr><w:proofErr w:type="spellStart"/><w:r><w:rPr><w:sz w:val="16"/><w:lang w:val="es-NI"/></w:rPr><w:t>uq_inventario_producto</w:t></w:r><w:proofErr w:type="spellEnd"/><w:r><w:rPr><w:sz w:val="16"/><w:lang w:val="es-NI"/></w:rPr><w:t xml:space="preserve"> (</w:t></w:r><w:proofErr w:type="spellStart"/><w:r><w:rPr><w:sz w:val="16"/><w:lang w:val="es-NI"/></w:rPr><w:t>producto_id</w:t></w:r><w:proofErr w:type="spellEnd"/><w:r><w:rPr><w:sz w:val="16"/><w:lang w:val="es-NI"/></w:rPr><w:t>)</w:t></w:r></w:p><w:p><w:pPr><w:rPr><w:lang w:val="es-NI"/></w:rPr></w:pPr><w:r><w:rPr><w:sz w:val="16"/><w:lang w:val="es-NI"/></w:rPr><w:t>1</w:t></w:r></w:p><w:p><w:pPr><w:rPr><w:lang w:val="es-NI"/></w:rPr></w:pPr><w:r><w:rPr><w:b/><w:sz w:val="15"/><w:lang w:val="es-NI"/></w:rPr><w:t>Campo</w:t></w:r></w:p><w:p><w:pPr><w:rPr><w:lang w:val="es-NI"/></w:rPr></w:pPr><w:r><w:rPr><w:b/><w:sz w:val="15"/><w:lang w:val="es-NI"/></w:rPr><w:t>Tipo / definición</w:t></w:r></w:p><w:p><w:pPr><w:rPr><w:lang w:val="es-NI"/></w:rPr></w:pPr><w:r><w:rPr><w:b/><w:sz w:val="15"/><w:lang w:val="es-NI"/></w:rPr><w:t>Nulo / default</w:t></w:r></w:p><w:p><w:pPr><w:rPr><w:lang w:val="es-NI"/></w:rPr></w:pPr><w:r><w:rPr><w:b/><w:sz w:val="15"/><w:lang w:val="es-NI"/></w:rPr><w:t>Clave / índice</w:t></w:r></w:p><w:p><w:pPr><w:rPr><w:lang w:val="es-NI"/></w:rPr></w:pPr><w:r><w:rPr><w:b/><w:sz w:val="15"/><w:lang w:val="es-NI"/></w:rPr><w:t>Descripción</w:t></w:r></w:p><w:p><w:pPr><w:rPr><w:lang w:val="es-NI"/></w:rPr></w:pPr><w:r><w:rPr><w:sz w:val="15"/><w:lang w:val="es-NI"/></w:rPr><w:t>id</w:t></w:r></w:p><w:p><w:pPr><w:rPr><w:lang w:val="es-NI"/></w:rPr></w:pPr><w:proofErr w:type="gramStart"/><w:r><w:rPr><w:sz w:val="15"/><w:lang w:val="es-NI"/></w:rPr><w:t>BIGINT(</w:t></w:r><w:proofErr w:type="gramEnd"/><w:r><w:rPr><w:sz w:val="15"/><w:lang w:val="es-NI"/></w:rPr><w:t>20)</w:t></w:r></w:p><w:p><w:pPr><w:rPr><w:lang w:val="es-NI"/></w:rPr></w:pPr><w:r><w:rPr><w:sz w:val="15"/><w:lang w:val="es-NI"/></w:rPr><w:t>No</w:t></w:r></w:p><w:p><w:pPr><w:rPr><w:lang w:val="es-NI"/></w:rPr></w:pPr><w:r><w:rPr><w:sz w:val="15"/><w:lang w:val="es-NI"/></w:rPr><w:t>PK</w:t></w:r></w:p><w:p><w:pPr><w:rPr><w:lang w:val="es-NI"/></w:rPr></w:pPr><w:r><w:rPr><w:sz w:val="15"/><w:lang w:val="es-NI"/></w:rPr><w:t>Identificador único de la fila.</w:t></w:r></w:p><w:p><w:pPr><w:rPr><w:lang w:val="es-NI"/></w:rPr></w:pPr><w:proofErr w:type="spellStart"/><w:r><w:rPr><w:sz w:val="15"/><w:lang w:val="es-NI"/></w:rPr><w:t>producto_id</w:t></w:r><w:proofErr w:type="spellEnd"/></w:p><w:p><w:pPr><w:rPr><w:lang w:val="es-NI"/></w:rPr></w:pPr><w:proofErr w:type="gramStart"/><w:r><w:rPr><w:sz w:val="15"/><w:lang w:val="es-NI"/></w:rPr><w:t>BIGINT(</w:t></w:r><w:proofErr w:type="gramEnd"/><w:r><w:rPr><w:sz w:val="15"/><w:lang w:val="es-NI"/></w:rPr><w:t>20)</w:t></w:r></w:p><w:p><w:pPr><w:rPr><w:lang w:val="es-NI"/></w:rPr></w:pPr><w:r><w:rPr><w:sz w:val="15"/><w:lang w:val="es-NI"/></w:rPr><w:t>No</w:t></w:r></w:p><w:p><w:pPr><w:rPr><w:lang w:val="es-NI"/></w:rPr></w:pPr><w:r><w:rPr><w:sz w:val="15"/><w:lang w:val="es-NI"/></w:rPr><w:t>; FK</w:t></w:r></w:p><w:p><w:pPr><w:rPr><w:lang w:val="es-NI"/></w:rPr></w:pPr><w:r><w:rPr><w:sz w:val="15"/><w:lang w:val="es-NI"/></w:rPr><w:t>Referencia al producto o insumo.</w:t></w:r></w:p><w:p><w:pPr><w:rPr><w:lang w:val="es-NI"/></w:rPr></w:pPr><w:proofErr w:type="spellStart"/><w:r><w:rPr><w:sz w:val="15"/><w:lang w:val="es-NI"/></w:rPr><w:t>cantidad_actual</w:t></w:r><w:proofErr w:type="spellEnd"/></w:p><w:p><w:pPr><w:rPr><w:lang w:val="es-NI"/></w:rPr></w:pPr><w:proofErr w:type="gramStart"/><w:r><w:rPr><w:sz w:val="15"/><w:lang w:val="es-NI"/></w:rPr><w:t>DECIMAL(</w:t></w:r><w:proofErr w:type="gramEnd"/><w:r><w:rPr><w:sz w:val="15"/><w:lang w:val="es-NI"/></w:rPr><w:t>14,</w:t></w:r></w:p><w:p><w:pPr><w:rPr><w:lang w:val="es-NI"/></w:rPr></w:pPr><w:r><w:rPr><w:sz w:val="15"/><w:lang w:val="es-NI"/></w:rPr><w:t>No / 0.000</w:t></w:r></w:p><w:p><w:pPr><w:rPr><w:lang w:val="es-NI"/></w:rPr></w:pPr><w:r><w:rPr><w:sz w:val="15"/><w:lang w:val="es-NI"/></w:rPr><w:t>—</w:t></w:r></w:p><w:p><w:pPr><w:rPr><w:lang w:val="es-NI"/></w:rPr></w:pPr><w:r><w:rPr><w:sz w:val="15"/><w:lang w:val="es-NI"/></w:rPr><w:t>Existencia actual del producto.</w:t></w:r></w:p><w:p><w:pPr><w:rPr><w:lang w:val="es-NI"/></w:rPr></w:pPr><w:proofErr w:type="spellStart"/><w:r><w:rPr><w:sz w:val="15"/><w:lang w:val="es-NI"/></w:rPr><w:t>valor_actual</w:t></w:r><w:proofErr w:type="spellEnd"/></w:p><w:p><w:pPr><w:rPr><w:lang w:val="es-NI"/></w:rPr></w:pPr><w:proofErr w:type="gramStart"/><w:r><w:rPr><w:sz w:val="15"/><w:lang w:val="es-NI"/></w:rPr><w:t>DECIMAL(</w:t></w:r><w:proofErr w:type="gramEnd"/><w:r><w:rPr><w:sz w:val="15"/><w:lang w:val="es-NI"/></w:rPr><w:t>14,</w:t></w:r></w:p><w:p><w:pPr><w:rPr><w:lang w:val="es-NI"/></w:rPr></w:pPr><w:r><w:rPr><w:sz w:val="15"/><w:lang w:val="es-NI"/></w:rPr><w:t>No / 0.00</w:t></w:r></w:p><w:p><w:pPr><w:rPr><w:lang w:val="es-NI"/></w:rPr></w:pPr><w:r><w:rPr><w:sz w:val="15"/><w:lang w:val="es-NI"/></w:rPr><w:t>—</w:t></w:r></w:p><w:p><w:pPr><w:rPr><w:lang w:val="es-NI"/></w:rPr></w:pPr><w:r><w:rPr><w:sz w:val="15"/><w:lang w:val="es-NI"/></w:rPr><w:t>Valor monetario actual del inventario.</w:t></w:r></w:p><w:p><w:pPr><w:rPr><w:lang w:val="es-NI"/></w:rPr></w:pPr><w:proofErr w:type="spellStart"/><w:r><w:rPr><w:sz w:val="15"/><w:lang w:val="es-NI"/></w:rPr><w:t>cpp_actual</w:t></w:r><w:proofErr w:type="spellEnd"/></w:p><w:p><w:pPr><w:rPr><w:lang w:val="es-NI"/></w:rPr></w:pPr><w:proofErr w:type="gramStart"/><w:r><w:rPr><w:sz w:val="15"/><w:lang w:val="es-NI"/></w:rPr><w:t>DECIMAL(</w:t></w:r><w:proofErr w:type="gramEnd"/><w:r><w:rPr><w:sz w:val="15"/><w:lang w:val="es-NI"/></w:rPr><w:t>14,</w:t></w:r></w:p><w:p><w:pPr><w:rPr><w:lang w:val="es-NI"/></w:rPr></w:pPr><w:r><w:rPr><w:sz w:val="15"/><w:lang w:val="es-NI"/></w:rPr><w:t>No / 0.0000</w:t></w:r></w:p><w:p><w:pPr><w:rPr><w:lang w:val="es-NI"/></w:rPr></w:pPr><w:r><w:rPr><w:sz w:val="15"/><w:lang w:val="es-NI"/></w:rPr><w:t>—</w:t></w:r></w:p><w:p><w:pPr><w:rPr><w:lang w:val="es-NI"/></w:rPr></w:pPr><w:r><w:rPr><w:sz w:val="15"/><w:lang w:val="es-NI"/></w:rPr><w:t>Costo promedio ponderado actual por unidad.</w:t></w:r></w:p><w:p><w:pPr><w:rPr><w:lang w:val="es-NI"/></w:rPr></w:pPr><w:proofErr w:type="spellStart"/><w:r><w:rPr><w:sz w:val="15"/><w:lang w:val="es-NI"/></w:rPr><w:t>created_at</w:t></w:r><w:proofErr w:type="spellEnd"/></w:p><w:p><w:pPr><w:rPr><w:lang w:val="es-NI"/></w:rPr></w:pPr><w:r><w:rPr><w:sz w:val="15"/><w:lang w:val="es-NI"/></w:rPr><w:t>TIMESTAMP</w:t></w:r></w:p><w:p><w:pPr><w:rPr><w:lang w:val="es-NI"/></w:rPr></w:pPr><w:r><w:rPr><w:sz w:val="15"/><w:lang w:val="es-NI"/></w:rPr><w:t>Sí / NULL</w:t></w:r></w:p><w:p><w:pPr><w:rPr><w:lang w:val="es-NI"/></w:rPr></w:pPr><w:r><w:rPr><w:sz w:val="15"/><w:lang w:val="es-NI"/></w:rPr><w:t>—</w:t></w:r></w:p><w:p><w:pPr><w:rPr><w:lang w:val="es-NI"/></w:rPr></w:pPr><w:r><w:rPr><w:sz w:val="15"/><w:lang w:val="es-NI"/></w:rPr><w:t>Fecha/hora de creación.</w:t></w:r></w:p><w:p><w:pPr><w:rPr><w:lang w:val="es-NI"/></w:rPr></w:pPr><w:proofErr w:type="spellStart"/><w:r><w:rPr><w:sz w:val="15"/><w:lang w:val="es-NI"/></w:rPr><w:t>updated_at</w:t></w:r><w:proofErr w:type="spellEnd"/></w:p><w:p><w:pPr><w:rPr><w:lang w:val="es-NI"/></w:rPr></w:pPr><w:r><w:rPr><w:sz w:val="15"/><w:lang w:val="es-NI"/></w:rPr><w:t>TIMESTAMP</w:t></w:r></w:p><w:p><w:pPr><w:rPr><w:lang w:val="es-NI"/></w:rPr></w:pPr><w:r><w:rPr><w:sz w:val="15"/><w:lang w:val="es-NI"/></w:rPr><w:t>Sí / NULL</w:t></w:r></w:p><w:p><w:pPr><w:rPr><w:lang w:val="es-NI"/></w:rPr></w:pPr><w:r><w:rPr><w:sz w:val="15"/><w:lang w:val="es-NI"/></w:rPr><w:t>—</w:t></w:r></w:p><w:p><w:pPr><w:rPr><w:lang w:val="es-NI"/></w:rPr></w:pPr><w:r><w:rPr><w:sz w:val="15"/><w:lang w:val="es-NI"/></w:rPr><w:t>Fecha/hora de última actualización.</w:t></w:r></w:p><w:p><w:pPr><w:rPr><w:lang w:val="es-NI"/></w:rPr></w:pPr><w:proofErr w:type="spellStart"/><w:r><w:rPr><w:sz w:val="15"/><w:lang w:val="es-NI"/></w:rPr><w:t>deleted_at</w:t></w:r><w:proofErr w:type="spellEnd"/></w:p><w:p><w:pPr><w:rPr><w:lang w:val="es-NI"/></w:rPr></w:pPr><w:r><w:rPr><w:sz w:val="15"/><w:lang w:val="es-NI"/></w:rPr><w:t>TIMESTAMP</w:t></w:r></w:p><w:p><w:pPr><w:rPr><w:lang w:val="es-NI"/></w:rPr></w:pPr><w:r><w:rPr><w:sz w:val="15"/><w:lang w:val="es-NI"/></w:rPr><w:t>Sí / NULL</w:t></w:r></w:p><w:p><w:pPr><w:rPr><w:lang w:val="es-NI"/></w:rPr></w:pPr><w:r><w:rPr><w:sz w:val="15"/><w:lang w:val="es-NI"/></w:rPr><w:t>—</w:t></w:r></w:p><w:p><w:pPr><w:rPr><w:lang w:val="es-NI"/></w:rPr></w:pPr><w:r><w:rPr><w:sz w:val="15"/><w:lang w:val="es-NI"/></w:rPr><w:t>Marca temporal de eliminación lógica (</w:t></w:r><w:proofErr w:type="spellStart"/><w:r><w:rPr><w:sz w:val="15"/><w:lang w:val="es-NI"/></w:rPr><w:t>Soft</w:t></w:r><w:proofErr w:type="spellEnd"/><w:r><w:rPr><w:sz w:val="15"/><w:lang w:val="es-NI"/></w:rPr><w:t xml:space="preserve"> </w:t></w:r><w:proofErr w:type="spellStart"/><w:r><w:rPr><w:sz w:val="15"/><w:lang w:val="es-NI"/></w:rPr><w:t>Delete</w:t></w:r><w:proofErr w:type="spellEnd"/><w:r><w:rPr><w:sz w:val="15"/><w:lang w:val="es-NI"/></w:rPr><w:t>).</w:t></w:r></w:p><w:p><w:pPr><w:rPr><w:lang w:val="es-NI"/></w:rPr></w:pPr><w:r><w:rPr><w:b/><w:lang w:val="es-NI"/></w:rPr><w:t>Relaciones:</w:t></w:r></w:p><w:p><w:pPr><w:pStyle w:val="Listaconvietas"/><w:rPr><w:lang w:val="es-NI"/></w:rPr></w:pPr><w:proofErr w:type="spellStart"/><w:r><w:rPr><w:lang w:val="es-NI"/></w:rPr><w:t>producto_id</w:t></w:r><w:proofErr w:type="spellEnd"/><w:r><w:rPr><w:lang w:val="es-NI"/></w:rPr><w:t xml:space="preserve"> → </w:t></w:r><w:proofErr w:type="spellStart"/><w:r><w:rPr><w:lang w:val="es-NI"/></w:rPr><w:t>productos.id</w:t></w:r><w:proofErr w:type="spellEnd"/></w:p><w:p><w:pPr><w:rPr><w:lang w:val="es-NI"/></w:rPr></w:pPr><w:r><w:rPr><w:lang w:val="es-NI"/></w:rPr><w:br w:type="page"/></w:r></w:p><w:p><w:pPr><w:pStyle w:val="Ttulo2"/><w:rPr><w:lang w:val="es-NI"/></w:rPr></w:pPr><w:bookmarkStart w:id="23" w:name="_Toc240620152"/><w:r><w:rPr><w:lang w:val="es-NI"/></w:rPr><w:lastRenderedPageBreak/><w:t xml:space="preserve">19. </w:t></w:r><w:proofErr w:type="spellStart"/><w:r><w:rPr><w:lang w:val="es-NI"/></w:rPr><w:t>movimientos_inventario</w:t></w:r><w:bookmarkEnd w:id="23"/><w:proofErr w:type="spellEnd"/></w:p><w:p><w:pPr><w:rPr><w:lang w:val="es-NI"/></w:rPr></w:pPr><w:r><w:rPr><w:lang w:val="es-NI"/></w:rPr><w:t>Kardex histórico del inventario. Registra entradas, salidas y ajustes, además de su impacto económico e imputación a OT/proceso.</w:t></w:r></w:p><w:p><w:pPr><w:rPr><w:lang w:val="es-NI"/></w:rPr></w:pPr><w:r><w:t xml:space="preserve">Reglas / criterios: Es la fuente histórica del kardex. Se utiliza costo promedio ponderado (CPP). Las entradas normales recalculan CPP; las salidas utilizan el CPP vigente; los ajustes usan el CPP vigente y no lo recalculan. No se permite inventario negativo. Los equivalentes NIO son históricos. Una salida con proceso_orden_id es la materia prima de ese proceso y suma a su costo; por eso su costo_unitario lo determina el CPP vigente y no lo que se escriba en la pantalla. Entrar material en el almacen no es un costo: se contabiliza cuando se consume, no cuando llega, para que el costo de un proceso no dependa del momento en que se compro. Los movimientos se escriben siempre en la misma transaccion que el saldo que alteran, y el saldo de la fila se bloquea mientras se recalcula, para que dos consumos simultaneos no puedan dejar la existencia en negativo entre los dos. Las entradas que provienen de una compra finalizada llevan compra_id, que es lo que permite deshacerlas: la compra, el almacén y el kardex se escriben en la misma transacción, porque compras + inventario es una operación compuesta y a medias el kardex contaría material que no está. Al deshacer una entrada se recalcula el CPP con lo que queda; al consumir, no: sacar material no cambia el precio de lo que sigue en el almacén.</w:t></w:r><w:proofErr w:type="spellStart"/><w:proofErr w:type="spellEnd"/></w:p><w:p><w:pPr><w:rPr><w:lang w:val="es-NI"/></w:rPr></w:pPr><w:r><w:rPr><w:b/><w:sz w:val="16"/><w:lang w:val="es-NI"/></w:rPr><w:t>PK</w:t></w:r></w:p><w:p><w:pPr><w:rPr><w:lang w:val="es-NI"/></w:rPr></w:pPr><w:proofErr w:type="spellStart"/><w:r><w:rPr><w:b/><w:sz w:val="16"/><w:lang w:val="es-NI"/></w:rPr><w:t>Soft</w:t></w:r><w:proofErr w:type="spellEnd"/><w:r><w:rPr><w:b/><w:sz w:val="16"/><w:lang w:val="es-NI"/></w:rPr><w:t xml:space="preserve"> </w:t></w:r><w:proofErr w:type="spellStart"/><w:r><w:rPr><w:b/><w:sz w:val="16"/><w:lang w:val="es-NI"/></w:rPr><w:t>Delete</w:t></w:r><w:proofErr w:type="spellEnd"/></w:p><w:p><w:pPr><w:rPr><w:lang w:val="es-NI"/></w:rPr></w:pPr><w:r><w:rPr><w:b/><w:sz w:val="16"/><w:lang w:val="es-NI"/></w:rPr><w:t>Índices únicos</w:t></w:r></w:p><w:p><w:pPr><w:rPr><w:lang w:val="es-NI"/></w:rPr></w:pPr><w:r><w:rPr><w:b/><w:sz w:val="16"/><w:lang w:val="es-NI"/></w:rPr><w:t>Relaciones FK</w:t></w:r></w:p><w:p><w:pPr><w:rPr><w:lang w:val="es-NI"/></w:rPr></w:pPr><w:r><w:rPr><w:sz w:val="16"/><w:lang w:val="es-NI"/></w:rPr><w:t>id</w:t></w:r></w:p><w:p><w:pPr><w:rPr><w:lang w:val="es-NI"/></w:rPr></w:pPr><w:r><w:rPr><w:sz w:val="16"/><w:lang w:val="es-NI"/></w:rPr><w:t>Sí</w:t></w:r></w:p><w:p><w:pPr><w:rPr><w:lang w:val="es-NI"/></w:rPr></w:pPr><w:r><w:rPr><w:sz w:val="16"/><w:lang w:val="es-NI"/></w:rPr><w:t>—</w:t></w:r></w:p><w:p><w:pPr><w:rPr><w:lang w:val="es-NI"/></w:rPr></w:pPr><w:r><w:t xml:space="preserve">5</w:t></w:r></w:p><w:p><w:pPr><w:rPr><w:lang w:val="es-NI"/></w:rPr></w:pPr><w:r><w:rPr><w:b/><w:sz w:val="15"/><w:lang w:val="es-NI"/></w:rPr><w:t>Campo</w:t></w:r></w:p><w:p><w:pPr><w:rPr><w:lang w:val="es-NI"/></w:rPr></w:pPr><w:r><w:rPr><w:b/><w:sz w:val="15"/><w:lang w:val="es-NI"/></w:rPr><w:t>Tipo / definición</w:t></w:r></w:p><w:p><w:pPr><w:rPr><w:lang w:val="es-NI"/></w:rPr></w:pPr><w:r><w:rPr><w:b/><w:sz w:val="15"/><w:lang w:val="es-NI"/></w:rPr><w:t>Nulo / default</w:t></w:r></w:p><w:p><w:pPr><w:rPr><w:lang w:val="es-NI"/></w:rPr></w:pPr><w:r><w:rPr><w:b/><w:sz w:val="15"/><w:lang w:val="es-NI"/></w:rPr><w:t>Clave / índice</w:t></w:r></w:p><w:p><w:pPr><w:rPr><w:lang w:val="es-NI"/></w:rPr></w:pPr><w:r><w:rPr><w:b/><w:sz w:val="15"/><w:lang w:val="es-NI"/></w:rPr><w:t>Descripción</w:t></w:r></w:p><w:p><w:pPr><w:rPr><w:lang w:val="es-NI"/></w:rPr></w:pPr><w:r><w:rPr><w:sz w:val="15"/><w:lang w:val="es-NI"/></w:rPr><w:t>id</w:t></w:r></w:p><w:p><w:pPr><w:rPr><w:lang w:val="es-NI"/></w:rPr></w:pPr><w:proofErr w:type="gramStart"/><w:r><w:rPr><w:sz w:val="15"/><w:lang w:val="es-NI"/></w:rPr><w:t>BIGINT(</w:t></w:r><w:proofErr w:type="gramEnd"/><w:r><w:rPr><w:sz w:val="15"/><w:lang w:val="es-NI"/></w:rPr><w:t>20)</w:t></w:r></w:p><w:p><w:pPr><w:rPr><w:lang w:val="es-NI"/></w:rPr></w:pPr><w:r><w:rPr><w:sz w:val="15"/><w:lang w:val="es-NI"/></w:rPr><w:t>No</w:t></w:r></w:p><w:p><w:pPr><w:rPr><w:lang w:val="es-NI"/></w:rPr></w:pPr><w:r><w:rPr><w:sz w:val="15"/><w:lang w:val="es-NI"/></w:rPr><w:t>PK</w:t></w:r></w:p><w:p><w:pPr><w:rPr><w:lang w:val="es-NI"/></w:rPr></w:pPr><w:r><w:rPr><w:sz w:val="15"/><w:lang w:val="es-NI"/></w:rPr><w:t>Identificador único de la fila.</w:t></w:r></w:p><w:p><w:pPr><w:rPr><w:lang w:val="es-NI"/></w:rPr></w:pPr><w:proofErr w:type="spellStart"/><w:r><w:rPr><w:sz w:val="15"/><w:lang w:val="es-NI"/></w:rPr><w:t>producto_id</w:t></w:r><w:proofErr w:type="spellEnd"/></w:p><w:p><w:pPr><w:rPr><w:lang w:val="es-NI"/></w:rPr></w:pPr><w:proofErr w:type="gramStart"/><w:r><w:rPr><w:sz w:val="15"/><w:lang w:val="es-NI"/></w:rPr><w:t>BIGINT(</w:t></w:r><w:proofErr w:type="gramEnd"/><w:r><w:rPr><w:sz w:val="15"/><w:lang w:val="es-NI"/></w:rPr><w:t>20)</w:t></w:r></w:p><w:p><w:pPr><w:rPr><w:lang w:val="es-NI"/></w:rPr></w:pPr><w:r><w:rPr><w:sz w:val="15"/><w:lang w:val="es-NI"/></w:rPr><w:t>No</w:t></w:r></w:p><w:p><w:pPr><w:rPr><w:lang w:val="es-NI"/></w:rPr></w:pPr><w:r><w:rPr><w:sz w:val="15"/><w:lang w:val="es-NI"/></w:rPr><w:t>FK</w:t></w:r></w:p><w:p><w:pPr><w:rPr><w:lang w:val="es-NI"/></w:rPr></w:pPr><w:r><w:rPr><w:sz w:val="15"/><w:lang w:val="es-NI"/></w:rPr><w:t>Referencia al producto o insumo.</w:t></w:r></w:p><w:p><w:pPr><w:rPr><w:lang w:val="es-NI"/></w:rPr></w:pPr><w:proofErr w:type="spellStart"/><w:r><w:rPr><w:sz w:val="15"/><w:lang w:val="es-NI"/></w:rPr><w:t>orden_trabajo_id</w:t></w:r><w:proofErr w:type="spellEnd"/></w:p><w:p><w:pPr><w:rPr><w:lang w:val="es-NI"/></w:rPr></w:pPr><w:proofErr w:type="gramStart"/><w:r><w:rPr><w:sz w:val="15"/><w:lang w:val="es-NI"/></w:rPr><w:t>BIGINT(</w:t></w:r><w:proofErr w:type="gramEnd"/><w:r><w:rPr><w:sz w:val="15"/><w:lang w:val="es-NI"/></w:rPr><w:t>20)</w:t></w:r></w:p><w:p><w:pPr><w:rPr><w:lang w:val="es-NI"/></w:rPr></w:pPr><w:r><w:rPr><w:sz w:val="15"/><w:lang w:val="es-NI"/></w:rPr><w:t>Sí / NULL</w:t></w:r></w:p><w:p><w:pPr><w:rPr><w:lang w:val="es-NI"/></w:rPr></w:pPr><w:r><w:rPr><w:sz w:val="15"/><w:lang w:val="es-NI"/></w:rPr><w:t>FK</w:t></w:r></w:p><w:p><w:pPr><w:rPr><w:lang w:val="es-NI"/></w:rPr></w:pPr><w:r><w:rPr><w:sz w:val="15"/><w:lang w:val="es-NI"/></w:rPr><w:t>Referencia a la orden de trabajo asociada.</w:t></w:r></w:p><w:p><w:pPr><w:rPr><w:lang w:val="es-NI"/></w:rPr></w:pPr><w:proofErr w:type="spellStart"/><w:r><w:rPr><w:sz w:val="15"/><w:lang w:val="es-NI"/></w:rPr><w:t>proceso_orden_id</w:t></w:r><w:proofErr w:type="spellEnd"/></w:p><w:p><w:pPr><w:rPr><w:lang w:val="es-NI"/></w:rPr></w:pPr><w:proofErr w:type="gramStart"/><w:r><w:rPr><w:sz w:val="15"/><w:lang w:val="es-NI"/></w:rPr><w:t>BIGINT(</w:t></w:r><w:proofErr w:type="gramEnd"/><w:r><w:rPr><w:sz w:val="15"/><w:lang w:val="es-NI"/></w:rPr><w:t>20)</w:t></w:r></w:p><w:p><w:pPr><w:rPr><w:lang w:val="es-NI"/></w:rPr></w:pPr><w:r><w:rPr><w:sz w:val="15"/><w:lang w:val="es-NI"/></w:rPr><w:t>Sí / NULL</w:t></w:r></w:p><w:p><w:pPr><w:rPr><w:lang w:val="es-NI"/></w:rPr></w:pPr><w:r><w:rPr><w:sz w:val="15"/><w:lang w:val="es-NI"/></w:rPr><w:t>FK</w:t></w:r></w:p><w:p><w:pPr><w:rPr><w:lang w:val="es-NI"/></w:rPr></w:pPr><w:r><w:rPr><w:sz w:val="15"/><w:lang w:val="es-NI"/></w:rPr><w:t>Referencia al proceso específico de la OT.</w:t></w:r></w:p><w:p><w:pPr><w:rPr><w:lang w:val="es-NI"/></w:rPr></w:pPr><w:proofErr w:type="spellStart"/><w:r><w:t xml:space="preserve">compra_id</w:t></w:r><w:proofErr w:type="spellEnd"/></w:p><w:p><w:pPr><w:rPr><w:lang w:val="es-NI"/></w:rPr></w:pPr><w:proofErr w:type="gramStart"/><w:r><w:t xml:space="preserve">BIGINT(20)</w:t></w:r><w:proofErr w:type="gramEnd"/></w:p><w:p><w:pPr><w:rPr><w:lang w:val="es-NI"/></w:rPr></w:pPr><w:r><w:t xml:space="preserve">Sí / NULL</w:t></w:r></w:p><w:p><w:pPr><w:rPr><w:lang w:val="es-NI"/></w:rPr></w:pPr><w:r><w:t xml:space="preserve">FK</w:t></w:r></w:p><w:p><w:pPr><w:rPr><w:lang w:val="es-NI"/></w:rPr></w:pPr><w:r><w:t xml:space="preserve">Compra de origen cuando la entrada de almacén proviene de una compra finalizada.</w:t></w:r></w:p><w:p><w:pPr><w:rPr><w:lang w:val="es-NI"/></w:rPr></w:pPr><w:r><w:rPr><w:sz w:val="15"/><w:lang w:val="es-NI"/></w:rPr><w:t>tipo</w:t></w:r></w:p><w:p><w:pPr><w:rPr><w:lang w:val="es-NI"/></w:rPr></w:pPr><w:proofErr w:type="gramStart"/><w:r><w:rPr><w:sz w:val="15"/><w:lang w:val="es-NI"/></w:rPr><w:t>VARCHAR(</w:t></w:r><w:proofErr w:type="gramEnd"/><w:r><w:rPr><w:sz w:val="15"/><w:lang w:val="es-NI"/></w:rPr><w:t>30)</w:t></w:r></w:p><w:p><w:pPr><w:rPr><w:lang w:val="es-NI"/></w:rPr></w:pPr><w:r><w:rPr><w:sz w:val="15"/><w:lang w:val="es-NI"/></w:rPr><w:t>No</w:t></w:r></w:p><w:p><w:pPr><w:rPr><w:lang w:val="es-NI"/></w:rPr></w:pPr><w:r><w:rPr><w:sz w:val="15"/><w:lang w:val="es-NI"/></w:rPr><w:t>—</w:t></w:r></w:p><w:p><w:pPr><w:rPr><w:lang w:val="es-NI"/></w:rPr></w:pPr><w:r><w:rPr><w:sz w:val="15"/><w:lang w:val="es-NI"/></w:rPr><w:t>Tipo de movimiento de inventario.</w:t></w:r></w:p><w:p><w:pPr><w:rPr><w:lang w:val="es-NI"/></w:rPr></w:pPr><w:r><w:rPr><w:sz w:val="15"/><w:lang w:val="es-NI"/></w:rPr><w:t>fecha</w:t></w:r></w:p><w:p><w:pPr><w:rPr><w:lang w:val="es-NI"/></w:rPr></w:pPr><w:r><w:rPr><w:sz w:val="15"/><w:lang w:val="es-NI"/></w:rPr><w:t>DATETIME</w:t></w:r></w:p><w:p><w:pPr><w:rPr><w:lang w:val="es-NI"/></w:rPr></w:pPr><w:r><w:rPr><w:sz w:val="15"/><w:lang w:val="es-NI"/></w:rPr><w:t>No</w:t></w:r></w:p><w:p><w:pPr><w:rPr><w:lang w:val="es-NI"/></w:rPr></w:pPr><w:r><w:rPr><w:sz w:val="15"/><w:lang w:val="es-NI"/></w:rPr><w:t>—</w:t></w:r></w:p><w:p><w:pPr><w:rPr><w:lang w:val="es-NI"/></w:rPr></w:pPr><w:r><w:rPr><w:sz w:val="15"/><w:lang w:val="es-NI"/></w:rPr><w:t>Fecha de la operación.</w:t></w:r></w:p><w:p><w:pPr><w:rPr><w:lang w:val="es-NI"/></w:rPr></w:pPr><w:r><w:rPr><w:sz w:val="15"/><w:lang w:val="es-NI"/></w:rPr><w:t>cantidad</w:t></w:r></w:p><w:p><w:pPr><w:rPr><w:lang w:val="es-NI"/></w:rPr></w:pPr><w:proofErr w:type="gramStart"/><w:r><w:rPr><w:sz w:val="15"/><w:lang w:val="es-NI"/></w:rPr><w:t>DECIMAL(</w:t></w:r><w:proofErr w:type="gramEnd"/><w:r><w:rPr><w:sz w:val="15"/><w:lang w:val="es-NI"/></w:rPr><w:t>14,</w:t></w:r></w:p><w:p><w:pPr><w:rPr><w:lang w:val="es-NI"/></w:rPr></w:pPr><w:r><w:rPr><w:sz w:val="15"/><w:lang w:val="es-NI"/></w:rPr><w:t>No</w:t></w:r></w:p><w:p><w:pPr><w:rPr><w:lang w:val="es-NI"/></w:rPr></w:pPr><w:r><w:rPr><w:sz w:val="15"/><w:lang w:val="es-NI"/></w:rPr><w:t>—</w:t></w:r></w:p><w:p><w:pPr><w:rPr><w:lang w:val="es-NI"/></w:rPr></w:pPr><w:r><w:rPr><w:sz w:val="15"/><w:lang w:val="es-NI"/></w:rPr><w:t>Cantidad física o cantidad base de la operación.</w:t></w:r></w:p><w:p><w:pPr><w:rPr><w:lang w:val="es-NI"/></w:rPr></w:pPr><w:proofErr w:type="spellStart"/><w:r><w:rPr><w:sz w:val="15"/><w:lang w:val="es-NI"/></w:rPr><w:t>moneda_id</w:t></w:r><w:proofErr w:type="spellEnd"/></w:p><w:p><w:pPr><w:rPr><w:lang w:val="es-NI"/></w:rPr></w:pPr><w:proofErr w:type="gramStart"/><w:r><w:rPr><w:sz w:val="15"/><w:lang w:val="es-NI"/></w:rPr><w:t>BIGINT(</w:t></w:r><w:proofErr w:type="gramEnd"/><w:r><w:rPr><w:sz w:val="15"/><w:lang w:val="es-NI"/></w:rPr><w:t>20)</w:t></w:r></w:p><w:p><w:pPr><w:rPr><w:lang w:val="es-NI"/></w:rPr></w:pPr><w:r><w:rPr><w:sz w:val="15"/><w:lang w:val="es-NI"/></w:rPr><w:t>No</w:t></w:r></w:p><w:p><w:pPr><w:rPr><w:lang w:val="es-NI"/></w:rPr></w:pPr><w:r><w:rPr><w:sz w:val="15"/><w:lang w:val="es-NI"/></w:rPr><w:t>FK</w:t></w:r></w:p><w:p><w:pPr><w:rPr><w:lang w:val="es-NI"/></w:rPr></w:pPr><w:r><w:rPr><w:sz w:val="15"/><w:lang w:val="es-NI"/></w:rPr><w:t>Moneda en la que se registra la operación.</w:t></w:r></w:p><w:p><w:pPr><w:rPr><w:lang w:val="es-NI"/></w:rPr></w:pPr><w:proofErr w:type="spellStart"/><w:r><w:rPr><w:sz w:val="15"/><w:lang w:val="es-NI"/></w:rPr><w:t>costo_unitario</w:t></w:r><w:proofErr w:type="spellEnd"/></w:p><w:p><w:pPr><w:rPr><w:lang w:val="es-NI"/></w:rPr></w:pPr><w:proofErr w:type="gramStart"/><w:r><w:rPr><w:sz w:val="15"/><w:lang w:val="es-NI"/></w:rPr><w:t>DECIMAL(</w:t></w:r><w:proofErr w:type="gramEnd"/><w:r><w:rPr><w:sz w:val="15"/><w:lang w:val="es-NI"/></w:rPr><w:t>14,</w:t></w:r></w:p><w:p><w:pPr><w:rPr><w:lang w:val="es-NI"/></w:rPr></w:pPr><w:r><w:rPr><w:sz w:val="15"/><w:lang w:val="es-NI"/></w:rPr><w:t>Sí / NULL</w:t></w:r></w:p><w:p><w:pPr><w:rPr><w:lang w:val="es-NI"/></w:rPr></w:pPr><w:r><w:rPr><w:sz w:val="15"/><w:lang w:val="es-NI"/></w:rPr><w:t>—</w:t></w:r></w:p><w:p><w:pPr><w:rPr><w:lang w:val="es-NI"/></w:rPr></w:pPr><w:r><w:rPr><w:sz w:val="15"/><w:lang w:val="es-NI"/></w:rPr><w:t>Costo por unidad en la moneda de la operación.</w:t></w:r></w:p><w:p><w:pPr><w:rPr><w:lang w:val="es-NI"/></w:rPr></w:pPr><w:proofErr w:type="spellStart"/><w:r><w:rPr><w:sz w:val="15"/><w:lang w:val="es-NI"/></w:rPr><w:t>costo_total</w:t></w:r><w:proofErr w:type="spellEnd"/></w:p><w:p><w:pPr><w:rPr><w:lang w:val="es-NI"/></w:rPr></w:pPr><w:proofErr w:type="gramStart"/><w:r><w:rPr><w:sz w:val="15"/><w:lang w:val="es-NI"/></w:rPr><w:t>DECIMAL(</w:t></w:r><w:proofErr w:type="gramEnd"/><w:r><w:rPr><w:sz w:val="15"/><w:lang w:val="es-NI"/></w:rPr><w:t>14,</w:t></w:r></w:p><w:p><w:pPr><w:rPr><w:lang w:val="es-NI"/></w:rPr></w:pPr><w:r><w:rPr><w:sz w:val="15"/><w:lang w:val="es-NI"/></w:rPr><w:t>Sí / NULL</w:t></w:r></w:p><w:p><w:pPr><w:rPr><w:lang w:val="es-NI"/></w:rPr></w:pPr><w:r><w:rPr><w:sz w:val="15"/><w:lang w:val="es-NI"/></w:rPr><w:t>—</w:t></w:r></w:p><w:p><w:pPr><w:rPr><w:lang w:val="es-NI"/></w:rPr></w:pPr><w:r><w:rPr><w:sz w:val="15"/><w:lang w:val="es-NI"/></w:rPr><w:t>Costo total en la moneda de la operación.</w:t></w:r></w:p><w:p><w:pPr><w:rPr><w:lang w:val="es-NI"/></w:rPr></w:pPr><w:r><w:rPr><w:sz w:val="15"/><w:lang w:val="es-NI"/></w:rPr><w:t>referencia</w:t></w:r></w:p><w:p><w:pPr><w:rPr><w:lang w:val="es-NI"/></w:rPr></w:pPr><w:proofErr w:type="gramStart"/><w:r><w:rPr><w:sz w:val="15"/><w:lang w:val="es-NI"/></w:rPr><w:t>VARCHAR(</w:t></w:r><w:proofErr w:type="gramEnd"/><w:r><w:rPr><w:sz w:val="15"/><w:lang w:val="es-NI"/></w:rPr><w:t>100)</w:t></w:r></w:p><w:p><w:pPr><w:rPr><w:lang w:val="es-NI"/></w:rPr></w:pPr><w:r><w:rPr><w:sz w:val="15"/><w:lang w:val="es-NI"/></w:rPr><w:t>Sí / NULL</w:t></w:r></w:p><w:p><w:pPr><w:rPr><w:lang w:val="es-NI"/></w:rPr></w:pPr><w:r><w:rPr><w:sz w:val="15"/><w:lang w:val="es-NI"/></w:rPr><w:t>—</w:t></w:r></w:p><w:p><w:pPr><w:rPr><w:lang w:val="es-NI"/></w:rPr></w:pPr><w:r><w:rPr><w:sz w:val="15"/><w:lang w:val="es-NI"/></w:rPr><w:t>Referencia externa o documental de la operación.</w:t></w:r></w:p><w:p><w:pPr><w:rPr><w:lang w:val="es-NI"/></w:rPr></w:pPr><w:r><w:rPr><w:sz w:val="15"/><w:lang w:val="es-NI"/></w:rPr><w:t>observaciones</w:t></w:r></w:p><w:p><w:pPr><w:rPr><w:lang w:val="es-NI"/></w:rPr></w:pPr><w:r><w:rPr><w:sz w:val="15"/><w:lang w:val="es-NI"/></w:rPr><w:t>TEXT</w:t></w:r></w:p><w:p><w:pPr><w:rPr><w:lang w:val="es-NI"/></w:rPr></w:pPr><w:r><w:rPr><w:sz w:val="15"/><w:lang w:val="es-NI"/></w:rPr><w:t>Sí / NULL</w:t></w:r></w:p><w:p><w:pPr><w:rPr><w:lang w:val="es-NI"/></w:rPr></w:pPr><w:r><w:rPr><w:sz w:val="15"/><w:lang w:val="es-NI"/></w:rPr><w:t>—</w:t></w:r></w:p><w:p><w:pPr><w:rPr><w:lang w:val="es-NI"/></w:rPr></w:pPr><w:r><w:rPr><w:sz w:val="15"/><w:lang w:val="es-NI"/></w:rPr><w:t>Notas adicionales del registro.</w:t></w:r></w:p><w:p><w:pPr><w:rPr><w:lang w:val="es-NI"/></w:rPr></w:pPr><w:proofErr w:type="spellStart"/><w:r><w:rPr><w:sz w:val="15"/><w:lang w:val="es-NI"/></w:rPr><w:t>created_at</w:t></w:r><w:proofErr w:type="spellEnd"/></w:p><w:p><w:pPr><w:rPr><w:lang w:val="es-NI"/></w:rPr></w:pPr><w:r><w:rPr><w:sz w:val="15"/><w:lang w:val="es-NI"/></w:rPr><w:t>TIMESTAMP</w:t></w:r></w:p><w:p><w:pPr><w:rPr><w:lang w:val="es-NI"/></w:rPr></w:pPr><w:r><w:rPr><w:sz w:val="15"/><w:lang w:val="es-NI"/></w:rPr><w:t>Sí / NULL</w:t></w:r></w:p><w:p><w:pPr><w:rPr><w:lang w:val="es-NI"/></w:rPr></w:pPr><w:r><w:rPr><w:sz w:val="15"/><w:lang w:val="es-NI"/></w:rPr><w:t>—</w:t></w:r></w:p><w:p><w:pPr><w:rPr><w:lang w:val="es-NI"/></w:rPr></w:pPr><w:r><w:rPr><w:sz w:val="15"/><w:lang w:val="es-NI"/></w:rPr><w:t>Fecha/hora de creación.</w:t></w:r></w:p><w:p><w:pPr><w:rPr><w:lang w:val="es-NI"/></w:rPr></w:pPr><w:proofErr w:type="spellStart"/><w:r><w:rPr><w:sz w:val="15"/><w:lang w:val="es-NI"/></w:rPr><w:t>updated_at</w:t></w:r><w:proofErr w:type="spellEnd"/></w:p><w:p><w:pPr><w:rPr><w:lang w:val="es-NI"/></w:rPr></w:pPr><w:r><w:rPr><w:sz w:val="15"/><w:lang w:val="es-NI"/></w:rPr><w:t>TIMESTAMP</w:t></w:r></w:p><w:p><w:pPr><w:rPr><w:lang w:val="es-NI"/></w:rPr></w:pPr><w:r><w:rPr><w:sz w:val="15"/><w:lang w:val="es-NI"/></w:rPr><w:t>Sí / NULL</w:t></w:r></w:p><w:p><w:pPr><w:rPr><w:lang w:val="es-NI"/></w:rPr></w:pPr><w:r><w:rPr><w:sz w:val="15"/><w:lang w:val="es-NI"/></w:rPr><w:t>—</w:t></w:r></w:p><w:p><w:pPr><w:rPr><w:lang w:val="es-NI"/></w:rPr></w:pPr><w:r><w:rPr><w:sz w:val="15"/><w:lang w:val="es-NI"/></w:rPr><w:t>Fecha/hora de última actualización.</w:t></w:r></w:p><w:p><w:pPr><w:rPr><w:lang w:val="es-NI"/></w:rPr></w:pPr><w:proofErr w:type="spellStart"/><w:r><w:rPr><w:sz w:val="15"/><w:lang w:val="es-NI"/></w:rPr><w:t>deleted_at</w:t></w:r><w:proofErr w:type="spellEnd"/></w:p><w:p><w:pPr><w:rPr><w:lang w:val="es-NI"/></w:rPr></w:pPr><w:r><w:rPr><w:sz w:val="15"/><w:lang w:val="es-NI"/></w:rPr><w:t>TIMESTAMP</w:t></w:r></w:p><w:p><w:pPr><w:rPr><w:lang w:val="es-NI"/></w:rPr></w:pPr><w:r><w:rPr><w:sz w:val="15"/><w:lang w:val="es-NI"/></w:rPr><w:t>Sí / NULL</w:t></w:r></w:p><w:p><w:pPr><w:rPr><w:lang w:val="es-NI"/></w:rPr></w:pPr><w:r><w:rPr><w:sz w:val="15"/><w:lang w:val="es-NI"/></w:rPr><w:t>—</w:t></w:r></w:p><w:p><w:pPr><w:rPr><w:lang w:val="es-NI"/></w:rPr></w:pPr><w:r><w:rPr><w:sz w:val="15"/><w:lang w:val="es-NI"/></w:rPr><w:t>Marca temporal de eliminación lógica (</w:t></w:r><w:proofErr w:type="spellStart"/><w:r><w:rPr><w:sz w:val="15"/><w:lang w:val="es-NI"/></w:rPr><w:t>Soft</w:t></w:r><w:proofErr w:type="spellEnd"/><w:r><w:rPr><w:sz w:val="15"/><w:lang w:val="es-NI"/></w:rPr><w:t xml:space="preserve"> </w:t></w:r><w:proofErr w:type="spellStart"/><w:r><w:rPr><w:sz w:val="15"/><w:lang w:val="es-NI"/></w:rPr><w:t>Delete</w:t></w:r><w:proofErr w:type="spellEnd"/><w:r><w:rPr><w:sz w:val="15"/><w:lang w:val="es-NI"/></w:rPr><w:t>).</w:t></w:r></w:p><w:p><w:pPr><w:rPr><w:lang w:val="es-NI"/></w:rPr></w:pPr><w:proofErr w:type="spellStart"/><w:r><w:rPr><w:sz w:val="15"/><w:lang w:val="es-NI"/></w:rPr><w:t>costo_unitario_nio</w:t></w:r><w:proofErr w:type="spellEnd"/></w:p><w:p><w:pPr><w:rPr><w:lang w:val="es-NI"/></w:rPr></w:pPr><w:proofErr w:type="gramStart"/><w:r><w:rPr><w:sz w:val="15"/><w:lang w:val="es-NI"/></w:rPr><w:t>DECIMAL(</w:t></w:r><w:proofErr w:type="gramEnd"/><w:r><w:rPr><w:sz w:val="15"/><w:lang w:val="es-NI"/></w:rPr><w:t>14,</w:t></w:r></w:p><w:p><w:pPr><w:rPr><w:lang w:val="es-NI"/></w:rPr></w:pPr><w:r><w:rPr><w:sz w:val="15"/><w:lang w:val="es-NI"/></w:rPr><w:t>Sí / NULL</w:t></w:r></w:p><w:p><w:pPr><w:rPr><w:lang w:val="es-NI"/></w:rPr></w:pPr><w:r><w:rPr><w:sz w:val="15"/><w:lang w:val="es-NI"/></w:rPr><w:t>—</w:t></w:r></w:p><w:p><w:pPr><w:rPr><w:lang w:val="es-NI"/></w:rPr></w:pPr><w:r><w:rPr><w:sz w:val="15"/><w:lang w:val="es-NI"/></w:rPr><w:t>Costo unitario equivalente histórico en NIO.</w:t></w:r></w:p><w:p><w:pPr><w:rPr><w:lang w:val="es-NI"/></w:rPr></w:pPr><w:proofErr w:type="spellStart"/><w:r><w:rPr><w:sz w:val="15"/><w:lang w:val="es-NI"/></w:rPr><w:t>costo_total_nio</w:t></w:r><w:proofErr w:type="spellEnd"/></w:p><w:p><w:pPr><w:rPr><w:lang w:val="es-NI"/></w:rPr></w:pPr><w:proofErr w:type="gramStart"/><w:r><w:rPr><w:sz w:val="15"/><w:lang w:val="es-NI"/></w:rPr><w:t>DECIMAL(</w:t></w:r><w:proofErr w:type="gramEnd"/><w:r><w:rPr><w:sz w:val="15"/><w:lang w:val="es-NI"/></w:rPr><w:t>14,</w:t></w:r></w:p><w:p><w:pPr><w:rPr><w:lang w:val="es-NI"/></w:rPr></w:pPr><w:r><w:rPr><w:sz w:val="15"/><w:lang w:val="es-NI"/></w:rPr><w:t>Sí / NULL</w:t></w:r></w:p><w:p><w:pPr><w:rPr><w:lang w:val="es-NI"/></w:rPr></w:pPr><w:r><w:rPr><w:sz w:val="15"/><w:lang w:val="es-NI"/></w:rPr><w:t>—</w:t></w:r></w:p><w:p><w:pPr><w:rPr><w:lang w:val="es-NI"/></w:rPr></w:pPr><w:r><w:rPr><w:sz w:val="15"/><w:lang w:val="es-NI"/></w:rPr><w:t>Costo total equivalente histórico en NIO.</w:t></w:r></w:p><w:p><w:pPr><w:rPr><w:lang w:val="es-NI"/></w:rPr></w:pPr><w:r><w:rPr><w:b/><w:lang w:val="es-NI"/></w:rPr><w:t>Relaciones:</w:t></w:r></w:p><w:p><w:pPr><w:pStyle w:val="Listaconvietas"/><w:rPr><w:lang w:val="es-NI"/></w:rPr></w:pPr><w:proofErr w:type="spellStart"/><w:r><w:rPr><w:lang w:val="es-NI"/></w:rPr><w:t>moneda_id</w:t></w:r><w:proofErr w:type="spellEnd"/><w:r><w:rPr><w:lang w:val="es-NI"/></w:rPr><w:t xml:space="preserve"> → </w:t></w:r><w:proofErr w:type="spellStart"/><w:r><w:rPr><w:lang w:val="es-NI"/></w:rPr><w:t>monedas.id</w:t></w:r><w:proofErr w:type="spellEnd"/></w:p><w:p><w:pPr><w:pStyle w:val="Listaconvietas"/><w:rPr><w:lang w:val="es-NI"/></w:rPr></w:pPr><w:proofErr w:type="spellStart"/><w:r><w:rPr><w:lang w:val="es-NI"/></w:rPr><w:t>orden_trabajo_id</w:t></w:r><w:proofErr w:type="spellEnd"/><w:r><w:rPr><w:lang w:val="es-NI"/></w:rPr><w:t xml:space="preserve"> → </w:t></w:r><w:proofErr w:type="spellStart"/><w:r><w:rPr><w:lang w:val="es-NI"/></w:rPr><w:t>ordenes_trabajo.id</w:t></w:r><w:proofErr w:type="spellEnd"/><w:r><w:rPr><w:lang w:val="es-NI"/></w:rPr><w:t xml:space="preserve"> (ON DELETE SET NULL)</w:t></w:r></w:p><w:p><w:pPr><w:pStyle w:val="Listaconvietas"/><w:rPr><w:lang w:val="es-NI"/></w:rPr></w:pPr><w:proofErr w:type="spellStart"/><w:r><w:rPr><w:lang w:val="es-NI"/></w:rPr><w:t>proceso_orden_id</w:t></w:r><w:proofErr w:type="spellEnd"/><w:r><w:rPr><w:lang w:val="es-NI"/></w:rPr><w:t xml:space="preserve"> → </w:t></w:r><w:proofErr w:type="spellStart"/><w:r><w:rPr><w:lang w:val="es-NI"/></w:rPr><w:t>procesos_orden.id</w:t></w:r><w:proofErr w:type="spellEnd"/><w:r><w:rPr><w:lang w:val="es-NI"/></w:rPr><w:t xml:space="preserve"> (ON DELETE SET NULL)</w:t></w:r></w:p><w:p><w:pPr><w:pStyle w:val="Listaconvietas"/><w:rPr><w:lang w:val="es-NI"/></w:rPr></w:pPr><w:proofErr w:type="spellStart"/><w:r><w:t xml:space="preserve">compra_id → compras.id (ON DELETE SET NULL)</w:t></w:r><w:proofErr w:type="spellEnd"/><w:proofErr w:type="spellStart"/><w:proofErr w:type="spellEnd"/></w:p><w:p><w:pPr><w:pStyle w:val="Listaconvietas"/><w:rPr><w:lang w:val="es-NI"/></w:rPr></w:pPr><w:proofErr w:type="spellStart"/><w:r><w:rPr><w:lang w:val="es-NI"/></w:rPr><w:t>producto_id</w:t></w:r><w:proofErr w:type="spellEnd"/><w:r><w:rPr><w:lang w:val="es-NI"/></w:rPr><w:t xml:space="preserve"> → </w:t></w:r><w:proofErr w:type="spellStart"/><w:r><w:rPr><w:lang w:val="es-NI"/></w:rPr><w:t>productos.id</w:t></w:r><w:proofErr w:type="spellEnd"/></w:p><w:p><w:pPr><w:rPr><w:lang w:val="es-NI"/></w:rPr></w:pPr><w:r><w:rPr><w:lang w:val="es-NI"/></w:rPr><w:br w:type="page"/></w:r></w:p><w:p><w:pPr><w:pStyle w:val="Ttulo2"/><w:rPr><w:lang w:val="es-NI"/></w:rPr></w:pPr><w:bookmarkStart w:id="24" w:name="_Toc240620153"/><w:r><w:rPr><w:lang w:val="es-NI"/></w:rPr><w:lastRenderedPageBreak/><w:t>20. proveedores</w:t></w:r><w:bookmarkEnd w:id="24"/></w:p><w:p><w:pPr><w:rPr><w:lang w:val="es-NI"/></w:rPr></w:pPr><w:r><w:rPr><w:lang w:val="es-NI"/></w:rPr><w:t>Catálogo maestro de proveedores de insumos y productos.</w:t></w:r></w:p><w:p><w:pPr><w:rPr><w:lang w:val="es-NI"/></w:rPr></w:pPr><w:r><w:rPr><w:lang w:val="es-NI"/></w:rPr><w:t xml:space="preserve">Reglas / criterios: El codigo lo asigna el sistema y se va incrementando (PROV-000001, PROV-000002...), con la misma forma de seis digitos que empleados y materiales, y no se acepta desde la pantalla: escribir un codigo a mano es la forma facil de meter uno repetido o dejar un hueco en la serie. El codigo de un proveedor borrado no vuelve a salir, porque las compras registradas siguen citandolo. Un proveedor que ya tiene compras registradas no se borra, se desactiva, porque las compras dependen de el y borrarlo dejaria el historial de lo que se compro sin origen.</w:t></w:r></w:p><w:p><w:pPr><w:rPr><w:lang w:val="es-NI"/></w:rPr></w:pPr><w:r><w:rPr><w:b/><w:sz w:val="16"/><w:lang w:val="es-NI"/></w:rPr><w:t>PK</w:t></w:r></w:p><w:p><w:pPr><w:rPr><w:lang w:val="es-NI"/></w:rPr></w:pPr><w:proofErr w:type="spellStart"/><w:r><w:rPr><w:b/><w:sz w:val="16"/><w:lang w:val="es-NI"/></w:rPr><w:t>Soft</w:t></w:r><w:proofErr w:type="spellEnd"/><w:r><w:rPr><w:b/><w:sz w:val="16"/><w:lang w:val="es-NI"/></w:rPr><w:t xml:space="preserve"> </w:t></w:r><w:proofErr w:type="spellStart"/><w:r><w:rPr><w:b/><w:sz w:val="16"/><w:lang w:val="es-NI"/></w:rPr><w:t>Delete</w:t></w:r><w:proofErr w:type="spellEnd"/></w:p><w:p><w:pPr><w:rPr><w:lang w:val="es-NI"/></w:rPr></w:pPr><w:r><w:rPr><w:b/><w:sz w:val="16"/><w:lang w:val="es-NI"/></w:rPr><w:t>Índices únicos</w:t></w:r></w:p><w:p><w:pPr><w:rPr><w:lang w:val="es-NI"/></w:rPr></w:pPr><w:r><w:rPr><w:b/><w:sz w:val="16"/><w:lang w:val="es-NI"/></w:rPr><w:t>Relaciones FK</w:t></w:r></w:p><w:p><w:pPr><w:rPr><w:lang w:val="es-NI"/></w:rPr></w:pPr><w:r><w:rPr><w:sz w:val="16"/><w:lang w:val="es-NI"/></w:rPr><w:t>id</w:t></w:r></w:p><w:p><w:pPr><w:rPr><w:lang w:val="es-NI"/></w:rPr></w:pPr><w:r><w:rPr><w:sz w:val="16"/><w:lang w:val="es-NI"/></w:rPr><w:t>Sí</w:t></w:r></w:p><w:p><w:pPr><w:rPr><w:lang w:val="es-NI"/></w:rPr></w:pPr><w:proofErr w:type="spellStart"/><w:r><w:rPr><w:sz w:val="16"/><w:lang w:val="es-NI"/></w:rPr><w:t>codigo</w:t></w:r><w:proofErr w:type="spellEnd"/><w:r><w:rPr><w:sz w:val="16"/><w:lang w:val="es-NI"/></w:rPr><w:t xml:space="preserve"> (</w:t></w:r><w:proofErr w:type="spellStart"/><w:r><w:rPr><w:sz w:val="16"/><w:lang w:val="es-NI"/></w:rPr><w:t>codigo</w:t></w:r><w:proofErr w:type="spellEnd"/><w:r><w:rPr><w:sz w:val="16"/><w:lang w:val="es-NI"/></w:rPr><w:t>)</w:t></w:r></w:p><w:p><w:pPr><w:rPr><w:lang w:val="es-NI"/></w:rPr></w:pPr><w:r><w:rPr><w:sz w:val="16"/><w:lang w:val="es-NI"/></w:rPr><w:t>0</w:t></w:r></w:p><w:p><w:pPr><w:rPr><w:lang w:val="es-NI"/></w:rPr></w:pPr><w:r><w:rPr><w:b/><w:sz w:val="15"/><w:lang w:val="es-NI"/></w:rPr><w:t>Campo</w:t></w:r></w:p><w:p><w:pPr><w:rPr><w:lang w:val="es-NI"/></w:rPr></w:pPr><w:r><w:rPr><w:b/><w:sz w:val="15"/><w:lang w:val="es-NI"/></w:rPr><w:t>Tipo / definición</w:t></w:r></w:p><w:p><w:pPr><w:rPr><w:lang w:val="es-NI"/></w:rPr></w:pPr><w:r><w:rPr><w:b/><w:sz w:val="15"/><w:lang w:val="es-NI"/></w:rPr><w:t>Nulo / default</w:t></w:r></w:p><w:p><w:pPr><w:rPr><w:lang w:val="es-NI"/></w:rPr></w:pPr><w:r><w:rPr><w:b/><w:sz w:val="15"/><w:lang w:val="es-NI"/></w:rPr><w:t>Clave / índice</w:t></w:r></w:p><w:p><w:pPr><w:rPr><w:lang w:val="es-NI"/></w:rPr></w:pPr><w:r><w:rPr><w:b/><w:sz w:val="15"/><w:lang w:val="es-NI"/></w:rPr><w:t>Descripción</w:t></w:r></w:p><w:p><w:pPr><w:rPr><w:lang w:val="es-NI"/></w:rPr></w:pPr><w:r><w:rPr><w:sz w:val="15"/><w:lang w:val="es-NI"/></w:rPr><w:t>id</w:t></w:r></w:p><w:p><w:pPr><w:rPr><w:lang w:val="es-NI"/></w:rPr></w:pPr><w:proofErr w:type="gramStart"/><w:r><w:rPr><w:sz w:val="15"/><w:lang w:val="es-NI"/></w:rPr><w:t>BIGINT(</w:t></w:r><w:proofErr w:type="gramEnd"/><w:r><w:rPr><w:sz w:val="15"/><w:lang w:val="es-NI"/></w:rPr><w:t>20)</w:t></w:r></w:p><w:p><w:pPr><w:rPr><w:lang w:val="es-NI"/></w:rPr></w:pPr><w:r><w:rPr><w:sz w:val="15"/><w:lang w:val="es-NI"/></w:rPr><w:t>No</w:t></w:r></w:p><w:p><w:pPr><w:rPr><w:lang w:val="es-NI"/></w:rPr></w:pPr><w:r><w:rPr><w:sz w:val="15"/><w:lang w:val="es-NI"/></w:rPr><w:t>PK</w:t></w:r></w:p><w:p><w:pPr><w:rPr><w:lang w:val="es-NI"/></w:rPr></w:pPr><w:r><w:rPr><w:sz w:val="15"/><w:lang w:val="es-NI"/></w:rPr><w:t>Identificador único de la fila.</w:t></w:r></w:p><w:p><w:pPr><w:rPr><w:lang w:val="es-NI"/></w:rPr></w:pPr><w:proofErr w:type="spellStart"/><w:r><w:rPr><w:sz w:val="15"/><w:lang w:val="es-NI"/></w:rPr><w:t>codigo</w:t></w:r><w:proofErr w:type="spellEnd"/></w:p><w:p><w:pPr><w:rPr><w:lang w:val="es-NI"/></w:rPr></w:pPr><w:proofErr w:type="gramStart"/><w:r><w:rPr><w:sz w:val="15"/><w:lang w:val="es-NI"/></w:rPr><w:t>VARCHAR(</w:t></w:r><w:proofErr w:type="gramEnd"/><w:r><w:rPr><w:sz w:val="15"/><w:lang w:val="es-NI"/></w:rPr><w:t>30)</w:t></w:r></w:p><w:p><w:pPr><w:rPr><w:lang w:val="es-NI"/></w:rPr></w:pPr><w:r><w:rPr><w:sz w:val="15"/><w:lang w:val="es-NI"/></w:rPr><w:t>No</w:t></w:r></w:p><w:p><w:pPr><w:rPr><w:lang w:val="es-NI"/></w:rPr></w:pPr><w:r><w:rPr><w:sz w:val="15"/><w:lang w:val="es-NI"/></w:rPr><w:t>UK</w:t></w:r></w:p><w:p><w:pPr><w:rPr><w:lang w:val="es-NI"/></w:rPr></w:pPr><w:r><w:rPr><w:sz w:val="15"/><w:lang w:val="es-NI"/></w:rPr><w:t>Código de negocio.</w:t></w:r></w:p><w:p><w:pPr><w:rPr><w:lang w:val="es-NI"/></w:rPr></w:pPr><w:r><w:rPr><w:sz w:val="15"/><w:lang w:val="es-NI"/></w:rPr><w:t>nombre</w:t></w:r></w:p><w:p><w:pPr><w:rPr><w:lang w:val="es-NI"/></w:rPr></w:pPr><w:proofErr w:type="gramStart"/><w:r><w:rPr><w:sz w:val="15"/><w:lang w:val="es-NI"/></w:rPr><w:t>VARCHAR(</w:t></w:r><w:proofErr w:type="gramEnd"/><w:r><w:rPr><w:sz w:val="15"/><w:lang w:val="es-NI"/></w:rPr><w:t>150)</w:t></w:r></w:p><w:p><w:pPr><w:rPr><w:lang w:val="es-NI"/></w:rPr></w:pPr><w:r><w:rPr><w:sz w:val="15"/><w:lang w:val="es-NI"/></w:rPr><w:t>No</w:t></w:r></w:p><w:p><w:pPr><w:rPr><w:lang w:val="es-NI"/></w:rPr></w:pPr><w:r><w:rPr><w:sz w:val="15"/><w:lang w:val="es-NI"/></w:rPr><w:t>—</w:t></w:r></w:p><w:p><w:pPr><w:rPr><w:lang w:val="es-NI"/></w:rPr></w:pPr><w:r><w:rPr><w:sz w:val="15"/><w:lang w:val="es-NI"/></w:rPr><w:t>Nombre descriptivo de la entidad.</w:t></w:r></w:p><w:p><w:pPr><w:rPr><w:lang w:val="es-NI"/></w:rPr></w:pPr><w:proofErr w:type="spellStart"/><w:r><w:rPr><w:sz w:val="15"/><w:lang w:val="es-NI"/></w:rPr><w:t>telefono</w:t></w:r><w:proofErr w:type="spellEnd"/></w:p><w:p><w:pPr><w:rPr><w:lang w:val="es-NI"/></w:rPr></w:pPr><w:proofErr w:type="gramStart"/><w:r><w:rPr><w:sz w:val="15"/><w:lang w:val="es-NI"/></w:rPr><w:t>VARCHAR(</w:t></w:r><w:proofErr w:type="gramEnd"/><w:r><w:rPr><w:sz w:val="15"/><w:lang w:val="es-NI"/></w:rPr><w:t>30)</w:t></w:r></w:p><w:p><w:pPr><w:rPr><w:lang w:val="es-NI"/></w:rPr></w:pPr><w:r><w:rPr><w:sz w:val="15"/><w:lang w:val="es-NI"/></w:rPr><w:t>Sí / NULL</w:t></w:r></w:p><w:p><w:pPr><w:rPr><w:lang w:val="es-NI"/></w:rPr></w:pPr><w:r><w:rPr><w:sz w:val="15"/><w:lang w:val="es-NI"/></w:rPr><w:t>—</w:t></w:r></w:p><w:p><w:pPr><w:rPr><w:lang w:val="es-NI"/></w:rPr></w:pPr><w:r><w:rPr><w:sz w:val="15"/><w:lang w:val="es-NI"/></w:rPr><w:t>Número telefónico de contacto.</w:t></w:r></w:p><w:p><w:pPr><w:rPr><w:lang w:val="es-NI"/></w:rPr></w:pPr><w:r><w:rPr><w:sz w:val="15"/><w:lang w:val="es-NI"/></w:rPr><w:t>email</w:t></w:r></w:p><w:p><w:pPr><w:rPr><w:lang w:val="es-NI"/></w:rPr></w:pPr><w:proofErr w:type="gramStart"/><w:r><w:rPr><w:sz w:val="15"/><w:lang w:val="es-NI"/></w:rPr><w:t>VARCHAR(</w:t></w:r><w:proofErr w:type="gramEnd"/><w:r><w:rPr><w:sz w:val="15"/><w:lang w:val="es-NI"/></w:rPr><w:t>150)</w:t></w:r></w:p><w:p><w:pPr><w:rPr><w:lang w:val="es-NI"/></w:rPr></w:pPr><w:r><w:rPr><w:sz w:val="15"/><w:lang w:val="es-NI"/></w:rPr><w:t>Sí / NULL</w:t></w:r></w:p><w:p><w:pPr><w:rPr><w:lang w:val="es-NI"/></w:rPr></w:pPr><w:r><w:rPr><w:sz w:val="15"/><w:lang w:val="es-NI"/></w:rPr><w:t>—</w:t></w:r></w:p><w:p><w:pPr><w:rPr><w:lang w:val="es-NI"/></w:rPr></w:pPr><w:r><w:rPr><w:sz w:val="15"/><w:lang w:val="es-NI"/></w:rPr><w:t>Correo electrónico.</w:t></w:r></w:p><w:p><w:pPr><w:rPr><w:lang w:val="es-NI"/></w:rPr></w:pPr><w:proofErr w:type="spellStart"/><w:r><w:rPr><w:sz w:val="15"/><w:lang w:val="es-NI"/></w:rPr><w:t>direccion</w:t></w:r><w:proofErr w:type="spellEnd"/></w:p><w:p><w:pPr><w:rPr><w:lang w:val="es-NI"/></w:rPr></w:pPr><w:proofErr w:type="gramStart"/><w:r><w:rPr><w:sz w:val="15"/><w:lang w:val="es-NI"/></w:rPr><w:t>VARCHAR(</w:t></w:r><w:proofErr w:type="gramEnd"/><w:r><w:rPr><w:sz w:val="15"/><w:lang w:val="es-NI"/></w:rPr><w:t>255)</w:t></w:r></w:p><w:p><w:pPr><w:rPr><w:lang w:val="es-NI"/></w:rPr></w:pPr><w:r><w:rPr><w:sz w:val="15"/><w:lang w:val="es-NI"/></w:rPr><w:t>Sí / NULL</w:t></w:r></w:p><w:p><w:pPr><w:rPr><w:lang w:val="es-NI"/></w:rPr></w:pPr><w:r><w:rPr><w:sz w:val="15"/><w:lang w:val="es-NI"/></w:rPr><w:t>—</w:t></w:r></w:p><w:p><w:pPr><w:rPr><w:lang w:val="es-NI"/></w:rPr></w:pPr><w:r><w:rPr><w:sz w:val="15"/><w:lang w:val="es-NI"/></w:rPr><w:t>Dirección de contacto.</w:t></w:r></w:p><w:p><w:pPr><w:rPr><w:lang w:val="es-NI"/></w:rPr></w:pPr><w:r><w:rPr><w:sz w:val="15"/><w:lang w:val="es-NI"/></w:rPr><w:t>contacto</w:t></w:r></w:p><w:p><w:pPr><w:rPr><w:lang w:val="es-NI"/></w:rPr></w:pPr><w:proofErr w:type="gramStart"/><w:r><w:rPr><w:sz w:val="15"/><w:lang w:val="es-NI"/></w:rPr><w:t>VARCHAR(</w:t></w:r><w:proofErr w:type="gramEnd"/><w:r><w:rPr><w:sz w:val="15"/><w:lang w:val="es-NI"/></w:rPr><w:t>150)</w:t></w:r></w:p><w:p><w:pPr><w:rPr><w:lang w:val="es-NI"/></w:rPr></w:pPr><w:r><w:rPr><w:sz w:val="15"/><w:lang w:val="es-NI"/></w:rPr><w:t>Sí / NULL</w:t></w:r></w:p><w:p><w:pPr><w:rPr><w:lang w:val="es-NI"/></w:rPr></w:pPr><w:r><w:rPr><w:sz w:val="15"/><w:lang w:val="es-NI"/></w:rPr><w:t>—</w:t></w:r></w:p><w:p><w:pPr><w:rPr><w:lang w:val="es-NI"/></w:rPr></w:pPr><w:r><w:rPr><w:sz w:val="15"/><w:lang w:val="es-NI"/></w:rPr><w:t>Persona de contacto del proveedor.</w:t></w:r></w:p><w:p><w:pPr><w:rPr><w:lang w:val="es-NI"/></w:rPr></w:pPr><w:r><w:rPr><w:sz w:val="15"/><w:lang w:val="es-NI"/></w:rPr><w:t>estado</w:t></w:r></w:p><w:p><w:pPr><w:rPr><w:lang w:val="es-NI"/></w:rPr></w:pPr><w:proofErr w:type="gramStart"/><w:r><w:rPr><w:sz w:val="15"/><w:lang w:val="es-NI"/></w:rPr><w:t>TINYINT(</w:t></w:r><w:proofErr w:type="gramEnd"/><w:r><w:rPr><w:sz w:val="15"/><w:lang w:val="es-NI"/></w:rPr><w:t>1)</w:t></w:r></w:p><w:p><w:pPr><w:rPr><w:lang w:val="es-NI"/></w:rPr></w:pPr><w:r><w:rPr><w:sz w:val="15"/><w:lang w:val="es-NI"/></w:rPr><w:t>No / 1</w:t></w:r></w:p><w:p><w:pPr><w:rPr><w:lang w:val="es-NI"/></w:rPr></w:pPr><w:r><w:rPr><w:sz w:val="15"/><w:lang w:val="es-NI"/></w:rPr><w:t>—</w:t></w:r></w:p><w:p><w:pPr><w:rPr><w:lang w:val="es-NI"/></w:rPr></w:pPr><w:r><w:rPr><w:sz w:val="15"/><w:lang w:val="es-NI"/></w:rPr><w:t>Estado lógico/operativo del registro.</w:t></w:r></w:p><w:p><w:pPr><w:rPr><w:lang w:val="es-NI"/></w:rPr></w:pPr><w:r><w:rPr><w:sz w:val="15"/><w:lang w:val="es-NI"/></w:rPr><w:t>observaciones</w:t></w:r></w:p><w:p><w:pPr><w:rPr><w:lang w:val="es-NI"/></w:rPr></w:pPr><w:r><w:rPr><w:sz w:val="15"/><w:lang w:val="es-NI"/></w:rPr><w:t>TEXT</w:t></w:r></w:p><w:p><w:pPr><w:rPr><w:lang w:val="es-NI"/></w:rPr></w:pPr><w:r><w:rPr><w:sz w:val="15"/><w:lang w:val="es-NI"/></w:rPr><w:t>Sí / NULL</w:t></w:r></w:p><w:p><w:pPr><w:rPr><w:lang w:val="es-NI"/></w:rPr></w:pPr><w:r><w:rPr><w:sz w:val="15"/><w:lang w:val="es-NI"/></w:rPr><w:t>—</w:t></w:r></w:p><w:p><w:pPr><w:rPr><w:lang w:val="es-NI"/></w:rPr></w:pPr><w:r><w:rPr><w:sz w:val="15"/><w:lang w:val="es-NI"/></w:rPr><w:t>Notas adicionales del registro.</w:t></w:r></w:p><w:p><w:pPr><w:rPr><w:lang w:val="es-NI"/></w:rPr></w:pPr><w:proofErr w:type="spellStart"/><w:r><w:rPr><w:sz w:val="15"/><w:lang w:val="es-NI"/></w:rPr><w:t>created_at</w:t></w:r><w:proofErr w:type="spellEnd"/></w:p><w:p><w:pPr><w:rPr><w:lang w:val="es-NI"/></w:rPr></w:pPr><w:r><w:rPr><w:sz w:val="15"/><w:lang w:val="es-NI"/></w:rPr><w:t>TIMESTAMP</w:t></w:r></w:p><w:p><w:pPr><w:rPr><w:lang w:val="es-NI"/></w:rPr></w:pPr><w:r><w:rPr><w:sz w:val="15"/><w:lang w:val="es-NI"/></w:rPr><w:t>Sí / NULL</w:t></w:r></w:p><w:p><w:pPr><w:rPr><w:lang w:val="es-NI"/></w:rPr></w:pPr><w:r><w:rPr><w:sz w:val="15"/><w:lang w:val="es-NI"/></w:rPr><w:t>—</w:t></w:r></w:p><w:p><w:pPr><w:rPr><w:lang w:val="es-NI"/></w:rPr></w:pPr><w:r><w:rPr><w:sz w:val="15"/><w:lang w:val="es-NI"/></w:rPr><w:t>Fecha/hora de creación.</w:t></w:r></w:p><w:p><w:pPr><w:rPr><w:lang w:val="es-NI"/></w:rPr></w:pPr><w:proofErr w:type="spellStart"/><w:r><w:rPr><w:sz w:val="15"/><w:lang w:val="es-NI"/></w:rPr><w:t>updated_at</w:t></w:r><w:proofErr w:type="spellEnd"/></w:p><w:p><w:pPr><w:rPr><w:lang w:val="es-NI"/></w:rPr></w:pPr><w:r><w:rPr><w:sz w:val="15"/><w:lang w:val="es-NI"/></w:rPr><w:t>TIMESTAMP</w:t></w:r></w:p><w:p><w:pPr><w:rPr><w:lang w:val="es-NI"/></w:rPr></w:pPr><w:r><w:rPr><w:sz w:val="15"/><w:lang w:val="es-NI"/></w:rPr><w:t>Sí / NULL</w:t></w:r></w:p><w:p><w:pPr><w:rPr><w:lang w:val="es-NI"/></w:rPr></w:pPr><w:r><w:rPr><w:sz w:val="15"/><w:lang w:val="es-NI"/></w:rPr><w:t>—</w:t></w:r></w:p><w:p><w:pPr><w:rPr><w:lang w:val="es-NI"/></w:rPr></w:pPr><w:r><w:rPr><w:sz w:val="15"/><w:lang w:val="es-NI"/></w:rPr><w:t>Fecha/hora de última actualización.</w:t></w:r></w:p><w:p><w:pPr><w:rPr><w:lang w:val="es-NI"/></w:rPr></w:pPr><w:proofErr w:type="spellStart"/><w:r><w:rPr><w:sz w:val="15"/><w:lang w:val="es-NI"/></w:rPr><w:t>deleted_at</w:t></w:r><w:proofErr w:type="spellEnd"/></w:p><w:p><w:pPr><w:rPr><w:lang w:val="es-NI"/></w:rPr></w:pPr><w:r><w:rPr><w:sz w:val="15"/><w:lang w:val="es-NI"/></w:rPr><w:t>TIMESTAMP</w:t></w:r></w:p><w:p><w:pPr><w:rPr><w:lang w:val="es-NI"/></w:rPr></w:pPr><w:r><w:rPr><w:sz w:val="15"/><w:lang w:val="es-NI"/></w:rPr><w:t>Sí / NULL</w:t></w:r></w:p><w:p><w:pPr><w:rPr><w:lang w:val="es-NI"/></w:rPr></w:pPr><w:r><w:rPr><w:sz w:val="15"/><w:lang w:val="es-NI"/></w:rPr><w:t>—</w:t></w:r></w:p><w:p><w:pPr><w:rPr><w:lang w:val="es-NI"/></w:rPr></w:pPr><w:r><w:rPr><w:sz w:val="15"/><w:lang w:val="es-NI"/></w:rPr><w:t>Marca temporal de eliminación lógica (</w:t></w:r><w:proofErr w:type="spellStart"/><w:r><w:rPr><w:sz w:val="15"/><w:lang w:val="es-NI"/></w:rPr><w:t>Soft</w:t></w:r><w:proofErr w:type="spellEnd"/><w:r><w:rPr><w:sz w:val="15"/><w:lang w:val="es-NI"/></w:rPr><w:t xml:space="preserve"> </w:t></w:r><w:proofErr w:type="spellStart"/><w:r><w:rPr><w:sz w:val="15"/><w:lang w:val="es-NI"/></w:rPr><w:t>Delete</w:t></w:r><w:proofErr w:type="spellEnd"/><w:r><w:rPr><w:sz w:val="15"/><w:lang w:val="es-NI"/></w:rPr><w:t>).</w:t></w:r></w:p><w:p><w:pPr><w:rPr><w:lang w:val="es-NI"/></w:rPr></w:pPr><w:r><w:rPr><w:lang w:val="es-NI"/></w:rPr><w:br w:type="page"/></w:r></w:p><w:p><w:pPr><w:pStyle w:val="Ttulo2"/><w:rPr><w:lang w:val="es-NI"/></w:rPr></w:pPr><w:bookmarkStart w:id="25" w:name="_Toc240620154"/><w:r><w:rPr><w:lang w:val="es-NI"/></w:rPr><w:lastRenderedPageBreak/><w:t>21. compras</w:t></w:r><w:bookmarkEnd w:id="25"/></w:p><w:p><w:pPr><w:rPr><w:lang w:val="es-NI"/></w:rPr></w:pPr><w:r><w:rPr><w:lang w:val="es-NI"/></w:rPr><w:t>Cabecera de las compras realizadas a proveedores, con moneda, documento, impuestos y totales.</w:t></w:r></w:p><w:p><w:pPr><w:rPr><w:lang w:val="es-NI"/></w:rPr></w:pPr><w:r><w:t xml:space="preserve">Reglas / criterios: El código lo asigna el sistema y se va incrementando (CMP-000001); no lo escribe la pantalla. El estado usa el mismo catálogo de cuatro valores que la OT: 0 Cancelada, 1 Pendiente, 2 En proceso y 3 Finalizada. La regla que gobierna el almacén es una sola: una compra en pendiente, en proceso o cancelada es un papel y el material no ha entrado; una compra finalizada lo mete, y cada línea de detalle_compras se convierte en una entrada de kardex con el precio de esa línea, de modo que el CPP se mueve solo. Al pasar de finalizada a otra cosa, o al corregir una finalizada, el material sale; si ya se consumió en un proceso, no se permite deshacerlo, porque dejar el almacén en negativo haría que los materiales siguientes salieran gratis. Los totales no se aceptan del formulario: el subtotal es la suma de las líneas y el impuesto se aplica sobre ese subtotal, y los dos los calcula la aplicación. Un proveedor con compras registradas no se borra, se desactiva, porque el historial de lo comprado depende de él.</w:t></w:r></w:p><w:p><w:pPr><w:rPr><w:lang w:val="es-NI"/></w:rPr></w:pPr><w:r><w:rPr><w:b/><w:sz w:val="16"/><w:lang w:val="es-NI"/></w:rPr><w:t>PK</w:t></w:r></w:p><w:p><w:pPr><w:rPr><w:lang w:val="es-NI"/></w:rPr></w:pPr><w:proofErr w:type="spellStart"/><w:r><w:rPr><w:b/><w:sz w:val="16"/><w:lang w:val="es-NI"/></w:rPr><w:t>Soft</w:t></w:r><w:proofErr w:type="spellEnd"/><w:r><w:rPr><w:b/><w:sz w:val="16"/><w:lang w:val="es-NI"/></w:rPr><w:t xml:space="preserve"> </w:t></w:r><w:proofErr w:type="spellStart"/><w:r><w:rPr><w:b/><w:sz w:val="16"/><w:lang w:val="es-NI"/></w:rPr><w:t>Delete</w:t></w:r><w:proofErr w:type="spellEnd"/></w:p><w:p><w:pPr><w:rPr><w:lang w:val="es-NI"/></w:rPr></w:pPr><w:r><w:rPr><w:b/><w:sz w:val="16"/><w:lang w:val="es-NI"/></w:rPr><w:t>Índices únicos</w:t></w:r></w:p><w:p><w:pPr><w:rPr><w:lang w:val="es-NI"/></w:rPr></w:pPr><w:r><w:rPr><w:b/><w:sz w:val="16"/><w:lang w:val="es-NI"/></w:rPr><w:t>Relaciones FK</w:t></w:r></w:p><w:p><w:pPr><w:rPr><w:lang w:val="es-NI"/></w:rPr></w:pPr><w:r><w:rPr><w:sz w:val="16"/><w:lang w:val="es-NI"/></w:rPr><w:t>id</w:t></w:r></w:p><w:p><w:pPr><w:rPr><w:lang w:val="es-NI"/></w:rPr></w:pPr><w:r><w:rPr><w:sz w:val="16"/><w:lang w:val="es-NI"/></w:rPr><w:t>Sí</w:t></w:r></w:p><w:p><w:pPr><w:rPr><w:lang w:val="es-NI"/></w:rPr></w:pPr><w:proofErr w:type="spellStart"/><w:r><w:rPr><w:sz w:val="16"/><w:lang w:val="es-NI"/></w:rPr><w:t>codigo</w:t></w:r><w:proofErr w:type="spellEnd"/><w:r><w:rPr><w:sz w:val="16"/><w:lang w:val="es-NI"/></w:rPr><w:t xml:space="preserve"> (</w:t></w:r><w:proofErr w:type="spellStart"/><w:r><w:rPr><w:sz w:val="16"/><w:lang w:val="es-NI"/></w:rPr><w:t>codigo</w:t></w:r><w:proofErr w:type="spellEnd"/><w:r><w:rPr><w:sz w:val="16"/><w:lang w:val="es-NI"/></w:rPr><w:t>)</w:t></w:r></w:p><w:p><w:pPr><w:rPr><w:lang w:val="es-NI"/></w:rPr></w:pPr><w:r><w:rPr><w:sz w:val="16"/><w:lang w:val="es-NI"/></w:rPr><w:t>2</w:t></w:r></w:p><w:p><w:pPr><w:rPr><w:lang w:val="es-NI"/></w:rPr></w:pPr><w:r><w:rPr><w:b/><w:sz w:val="15"/><w:lang w:val="es-NI"/></w:rPr><w:t>Campo</w:t></w:r></w:p><w:p><w:pPr><w:rPr><w:lang w:val="es-NI"/></w:rPr></w:pPr><w:r><w:rPr><w:b/><w:sz w:val="15"/><w:lang w:val="es-NI"/></w:rPr><w:t>Tipo / definición</w:t></w:r></w:p><w:p><w:pPr><w:rPr><w:lang w:val="es-NI"/></w:rPr></w:pPr><w:r><w:rPr><w:b/><w:sz w:val="15"/><w:lang w:val="es-NI"/></w:rPr><w:t>Nulo / default</w:t></w:r></w:p><w:p><w:pPr><w:rPr><w:lang w:val="es-NI"/></w:rPr></w:pPr><w:r><w:rPr><w:b/><w:sz w:val="15"/><w:lang w:val="es-NI"/></w:rPr><w:t>Clave / índice</w:t></w:r></w:p><w:p><w:pPr><w:rPr><w:lang w:val="es-NI"/></w:rPr></w:pPr><w:r><w:rPr><w:b/><w:sz w:val="15"/><w:lang w:val="es-NI"/></w:rPr><w:t>Descripción</w:t></w:r></w:p><w:p><w:pPr><w:rPr><w:lang w:val="es-NI"/></w:rPr></w:pPr><w:r><w:rPr><w:sz w:val="15"/><w:lang w:val="es-NI"/></w:rPr><w:t>id</w:t></w:r></w:p><w:p><w:pPr><w:rPr><w:lang w:val="es-NI"/></w:rPr></w:pPr><w:proofErr w:type="gramStart"/><w:r><w:rPr><w:sz w:val="15"/><w:lang w:val="es-NI"/></w:rPr><w:t>BIGINT(</w:t></w:r><w:proofErr w:type="gramEnd"/><w:r><w:rPr><w:sz w:val="15"/><w:lang w:val="es-NI"/></w:rPr><w:t>20)</w:t></w:r></w:p><w:p><w:pPr><w:rPr><w:lang w:val="es-NI"/></w:rPr></w:pPr><w:r><w:rPr><w:sz w:val="15"/><w:lang w:val="es-NI"/></w:rPr><w:t>No</w:t></w:r></w:p><w:p><w:pPr><w:rPr><w:lang w:val="es-NI"/></w:rPr></w:pPr><w:r><w:rPr><w:sz w:val="15"/><w:lang w:val="es-NI"/></w:rPr><w:t>PK</w:t></w:r></w:p><w:p><w:pPr><w:rPr><w:lang w:val="es-NI"/></w:rPr></w:pPr><w:r><w:rPr><w:sz w:val="15"/><w:lang w:val="es-NI"/></w:rPr><w:t>Identificador único de la fila.</w:t></w:r></w:p><w:p><w:pPr><w:rPr><w:lang w:val="es-NI"/></w:rPr></w:pPr><w:proofErr w:type="spellStart"/><w:r><w:rPr><w:sz w:val="15"/><w:lang w:val="es-NI"/></w:rPr><w:t>codigo</w:t></w:r><w:proofErr w:type="spellEnd"/></w:p><w:p><w:pPr><w:rPr><w:lang w:val="es-NI"/></w:rPr></w:pPr><w:proofErr w:type="gramStart"/><w:r><w:rPr><w:sz w:val="15"/><w:lang w:val="es-NI"/></w:rPr><w:t>VARCHAR(</w:t></w:r><w:proofErr w:type="gramEnd"/><w:r><w:rPr><w:sz w:val="15"/><w:lang w:val="es-NI"/></w:rPr><w:t>30)</w:t></w:r></w:p><w:p><w:pPr><w:rPr><w:lang w:val="es-NI"/></w:rPr></w:pPr><w:r><w:rPr><w:sz w:val="15"/><w:lang w:val="es-NI"/></w:rPr><w:t>No</w:t></w:r></w:p><w:p><w:pPr><w:rPr><w:lang w:val="es-NI"/></w:rPr></w:pPr><w:r><w:rPr><w:sz w:val="15"/><w:lang w:val="es-NI"/></w:rPr><w:t>UK</w:t></w:r></w:p><w:p><w:pPr><w:rPr><w:lang w:val="es-NI"/></w:rPr></w:pPr><w:r><w:rPr><w:sz w:val="15"/><w:lang w:val="es-NI"/></w:rPr><w:t>Código de negocio.</w:t></w:r></w:p><w:p><w:pPr><w:rPr><w:lang w:val="es-NI"/></w:rPr></w:pPr><w:proofErr w:type="spellStart"/><w:r><w:rPr><w:sz w:val="15"/><w:lang w:val="es-NI"/></w:rPr><w:t>proveedor_id</w:t></w:r><w:proofErr w:type="spellEnd"/></w:p><w:p><w:pPr><w:rPr><w:lang w:val="es-NI"/></w:rPr></w:pPr><w:proofErr w:type="gramStart"/><w:r><w:rPr><w:sz w:val="15"/><w:lang w:val="es-NI"/></w:rPr><w:t>BIGINT(</w:t></w:r><w:proofErr w:type="gramEnd"/><w:r><w:rPr><w:sz w:val="15"/><w:lang w:val="es-NI"/></w:rPr><w:t>20)</w:t></w:r></w:p><w:p><w:pPr><w:rPr><w:lang w:val="es-NI"/></w:rPr></w:pPr><w:r><w:rPr><w:sz w:val="15"/><w:lang w:val="es-NI"/></w:rPr><w:t>No</w:t></w:r></w:p><w:p><w:pPr><w:rPr><w:lang w:val="es-NI"/></w:rPr></w:pPr><w:r><w:rPr><w:sz w:val="15"/><w:lang w:val="es-NI"/></w:rPr><w:t>FK</w:t></w:r></w:p><w:p><w:pPr><w:rPr><w:lang w:val="es-NI"/></w:rPr></w:pPr><w:r><w:rPr><w:sz w:val="15"/><w:lang w:val="es-NI"/></w:rPr><w:t>Referencia al proveedor.</w:t></w:r></w:p><w:p><w:pPr><w:rPr><w:lang w:val="es-NI"/></w:rPr></w:pPr><w:r><w:rPr><w:sz w:val="15"/><w:lang w:val="es-NI"/></w:rPr><w:t>fecha</w:t></w:r></w:p><w:p><w:pPr><w:rPr><w:lang w:val="es-NI"/></w:rPr></w:pPr><w:r><w:rPr><w:sz w:val="15"/><w:lang w:val="es-NI"/></w:rPr><w:t>DATE</w:t></w:r></w:p><w:p><w:pPr><w:rPr><w:lang w:val="es-NI"/></w:rPr></w:pPr><w:r><w:rPr><w:sz w:val="15"/><w:lang w:val="es-NI"/></w:rPr><w:t>No</w:t></w:r></w:p><w:p><w:pPr><w:rPr><w:lang w:val="es-NI"/></w:rPr></w:pPr><w:r><w:rPr><w:sz w:val="15"/><w:lang w:val="es-NI"/></w:rPr><w:t>—</w:t></w:r></w:p><w:p><w:pPr><w:rPr><w:lang w:val="es-NI"/></w:rPr></w:pPr><w:r><w:rPr><w:sz w:val="15"/><w:lang w:val="es-NI"/></w:rPr><w:t>Fecha de la operación.</w:t></w:r></w:p><w:p><w:pPr><w:rPr><w:lang w:val="es-NI"/></w:rPr></w:pPr><w:proofErr w:type="spellStart"/><w:r><w:rPr><w:sz w:val="15"/><w:lang w:val="es-NI"/></w:rPr><w:t>numero_documento</w:t></w:r><w:proofErr w:type="spellEnd"/></w:p><w:p><w:pPr><w:rPr><w:lang w:val="es-NI"/></w:rPr></w:pPr><w:proofErr w:type="gramStart"/><w:r><w:rPr><w:sz w:val="15"/><w:lang w:val="es-NI"/></w:rPr><w:t>VARCHAR(</w:t></w:r><w:proofErr w:type="gramEnd"/><w:r><w:rPr><w:sz w:val="15"/><w:lang w:val="es-NI"/></w:rPr><w:t>100)</w:t></w:r></w:p><w:p><w:pPr><w:rPr><w:lang w:val="es-NI"/></w:rPr></w:pPr><w:r><w:rPr><w:sz w:val="15"/><w:lang w:val="es-NI"/></w:rPr><w:t>Sí / NULL</w:t></w:r></w:p><w:p><w:pPr><w:rPr><w:lang w:val="es-NI"/></w:rPr></w:pPr><w:r><w:rPr><w:sz w:val="15"/><w:lang w:val="es-NI"/></w:rPr><w:t>—</w:t></w:r></w:p><w:p><w:pPr><w:rPr><w:lang w:val="es-NI"/></w:rPr></w:pPr><w:r><w:rPr><w:sz w:val="15"/><w:lang w:val="es-NI"/></w:rPr><w:t>Número de factura/documento del proveedor.</w:t></w:r></w:p><w:p><w:pPr><w:rPr><w:lang w:val="es-NI"/></w:rPr></w:pPr><w:r><w:rPr><w:sz w:val="15"/><w:lang w:val="es-NI"/></w:rPr><w:t>subtotal</w:t></w:r></w:p><w:p><w:pPr><w:rPr><w:lang w:val="es-NI"/></w:rPr></w:pPr><w:proofErr w:type="gramStart"/><w:r><w:rPr><w:sz w:val="15"/><w:lang w:val="es-NI"/></w:rPr><w:t>DECIMAL(</w:t></w:r><w:proofErr w:type="gramEnd"/><w:r><w:rPr><w:sz w:val="15"/><w:lang w:val="es-NI"/></w:rPr><w:t>14,</w:t></w:r></w:p><w:p><w:pPr><w:rPr><w:lang w:val="es-NI"/></w:rPr></w:pPr><w:r><w:rPr><w:sz w:val="15"/><w:lang w:val="es-NI"/></w:rPr><w:t>No / 0.00</w:t></w:r></w:p><w:p><w:pPr><w:rPr><w:lang w:val="es-NI"/></w:rPr></w:pPr><w:r><w:rPr><w:sz w:val="15"/><w:lang w:val="es-NI"/></w:rPr><w:t>—</w:t></w:r></w:p><w:p><w:pPr><w:rPr><w:lang w:val="es-NI"/></w:rPr></w:pPr><w:r><w:rPr><w:sz w:val="15"/><w:lang w:val="es-NI"/></w:rPr><w:t>Subtotal de la compra.</w:t></w:r></w:p><w:p><w:pPr><w:rPr><w:lang w:val="es-NI"/></w:rPr></w:pPr><w:r><w:rPr><w:sz w:val="15"/><w:lang w:val="es-NI"/></w:rPr><w:t>impuesto</w:t></w:r></w:p><w:p><w:pPr><w:rPr><w:lang w:val="es-NI"/></w:rPr></w:pPr><w:proofErr w:type="gramStart"/><w:r><w:rPr><w:sz w:val="15"/><w:lang w:val="es-NI"/></w:rPr><w:t>DECIMAL(</w:t></w:r><w:proofErr w:type="gramEnd"/><w:r><w:rPr><w:sz w:val="15"/><w:lang w:val="es-NI"/></w:rPr><w:t>14,</w:t></w:r></w:p><w:p><w:pPr><w:rPr><w:lang w:val="es-NI"/></w:rPr></w:pPr><w:r><w:rPr><w:sz w:val="15"/><w:lang w:val="es-NI"/></w:rPr><w:t>No / 0.00</w:t></w:r></w:p><w:p><w:pPr><w:rPr><w:lang w:val="es-NI"/></w:rPr></w:pPr><w:r><w:rPr><w:sz w:val="15"/><w:lang w:val="es-NI"/></w:rPr><w:t>—</w:t></w:r></w:p><w:p><w:pPr><w:rPr><w:lang w:val="es-NI"/></w:rPr></w:pPr><w:r><w:rPr><w:sz w:val="15"/><w:lang w:val="es-NI"/></w:rPr><w:t>Impuesto aplicado a la compra.</w:t></w:r></w:p><w:p><w:pPr><w:rPr><w:lang w:val="es-NI"/></w:rPr></w:pPr><w:r><w:rPr><w:sz w:val="15"/><w:lang w:val="es-NI"/></w:rPr><w:t>total</w:t></w:r></w:p><w:p><w:pPr><w:rPr><w:lang w:val="es-NI"/></w:rPr></w:pPr><w:proofErr w:type="gramStart"/><w:r><w:rPr><w:sz w:val="15"/><w:lang w:val="es-NI"/></w:rPr><w:t>DECIMAL(</w:t></w:r><w:proofErr w:type="gramEnd"/><w:r><w:rPr><w:sz w:val="15"/><w:lang w:val="es-NI"/></w:rPr><w:t>14,</w:t></w:r></w:p><w:p><w:pPr><w:rPr><w:lang w:val="es-NI"/></w:rPr></w:pPr><w:r><w:rPr><w:sz w:val="15"/><w:lang w:val="es-NI"/></w:rPr><w:t>No / 0.00</w:t></w:r></w:p><w:p><w:pPr><w:rPr><w:lang w:val="es-NI"/></w:rPr></w:pPr><w:r><w:rPr><w:sz w:val="15"/><w:lang w:val="es-NI"/></w:rPr><w:t>—</w:t></w:r></w:p><w:p><w:pPr><w:rPr><w:lang w:val="es-NI"/></w:rPr></w:pPr><w:r><w:rPr><w:sz w:val="15"/><w:lang w:val="es-NI"/></w:rPr><w:t>Importe total en la moneda de la operación.</w:t></w:r></w:p><w:p><w:pPr><w:rPr><w:lang w:val="es-NI"/></w:rPr></w:pPr><w:proofErr w:type="spellStart"/><w:r><w:rPr><w:sz w:val="15"/><w:lang w:val="es-NI"/></w:rPr><w:t>moneda_id</w:t></w:r><w:proofErr w:type="spellEnd"/></w:p><w:p><w:pPr><w:rPr><w:lang w:val="es-NI"/></w:rPr></w:pPr><w:proofErr w:type="gramStart"/><w:r><w:rPr><w:sz w:val="15"/><w:lang w:val="es-NI"/></w:rPr><w:t>BIGINT(</w:t></w:r><w:proofErr w:type="gramEnd"/><w:r><w:rPr><w:sz w:val="15"/><w:lang w:val="es-NI"/></w:rPr><w:t>20)</w:t></w:r></w:p><w:p><w:pPr><w:rPr><w:lang w:val="es-NI"/></w:rPr></w:pPr><w:r><w:rPr><w:sz w:val="15"/><w:lang w:val="es-NI"/></w:rPr><w:t>No</w:t></w:r></w:p><w:p><w:pPr><w:rPr><w:lang w:val="es-NI"/></w:rPr></w:pPr><w:r><w:rPr><w:sz w:val="15"/><w:lang w:val="es-NI"/></w:rPr><w:t>FK</w:t></w:r></w:p><w:p><w:pPr><w:rPr><w:lang w:val="es-NI"/></w:rPr></w:pPr><w:r><w:rPr><w:sz w:val="15"/><w:lang w:val="es-NI"/></w:rPr><w:t>Moneda en la que se registra la operación.</w:t></w:r></w:p><w:p><w:pPr><w:rPr><w:lang w:val="es-NI"/></w:rPr></w:pPr><w:r><w:rPr><w:sz w:val="15"/><w:lang w:val="es-NI"/></w:rPr><w:t>estado</w:t></w:r></w:p><w:p><w:pPr><w:rPr><w:lang w:val="es-NI"/></w:rPr></w:pPr><w:proofErr w:type="gramStart"/><w:r><w:rPr><w:sz w:val="15"/><w:lang w:val="es-NI"/></w:rPr><w:t>INT(</w:t></w:r><w:proofErr w:type="gramEnd"/><w:r><w:rPr><w:sz w:val="15"/><w:lang w:val="es-NI"/></w:rPr><w:t>11)</w:t></w:r></w:p><w:p><w:pPr><w:rPr><w:lang w:val="es-NI"/></w:rPr></w:pPr><w:r><w:rPr><w:sz w:val="15"/><w:lang w:val="es-NI"/></w:rPr><w:t>No / 1</w:t></w:r></w:p><w:p><w:pPr><w:rPr><w:lang w:val="es-NI"/></w:rPr></w:pPr><w:r><w:rPr><w:sz w:val="15"/><w:lang w:val="es-NI"/></w:rPr><w:t>—</w:t></w:r></w:p><w:p><w:pPr><w:rPr><w:lang w:val="es-NI"/></w:rPr></w:pPr><w:r><w:rPr><w:sz w:val="15"/><w:lang w:val="es-NI"/></w:rPr><w:t>Estado lógico/operativo del registro.</w:t></w:r></w:p><w:p><w:pPr><w:rPr><w:lang w:val="es-NI"/></w:rPr></w:pPr><w:r><w:rPr><w:sz w:val="15"/><w:lang w:val="es-NI"/></w:rPr><w:t>observaciones</w:t></w:r></w:p><w:p><w:pPr><w:rPr><w:lang w:val="es-NI"/></w:rPr></w:pPr><w:r><w:rPr><w:sz w:val="15"/><w:lang w:val="es-NI"/></w:rPr><w:t>TEXT</w:t></w:r></w:p><w:p><w:pPr><w:rPr><w:lang w:val="es-NI"/></w:rPr></w:pPr><w:r><w:rPr><w:sz w:val="15"/><w:lang w:val="es-NI"/></w:rPr><w:t>Sí / NULL</w:t></w:r></w:p><w:p><w:pPr><w:rPr><w:lang w:val="es-NI"/></w:rPr></w:pPr><w:r><w:rPr><w:sz w:val="15"/><w:lang w:val="es-NI"/></w:rPr><w:t>—</w:t></w:r></w:p><w:p><w:pPr><w:rPr><w:lang w:val="es-NI"/></w:rPr></w:pPr><w:r><w:rPr><w:sz w:val="15"/><w:lang w:val="es-NI"/></w:rPr><w:t>Notas adicionales del registro.</w:t></w:r></w:p><w:p><w:pPr><w:rPr><w:lang w:val="es-NI"/></w:rPr></w:pPr><w:proofErr w:type="spellStart"/><w:r><w:rPr><w:sz w:val="15"/><w:lang w:val="es-NI"/></w:rPr><w:t>created_at</w:t></w:r><w:proofErr w:type="spellEnd"/></w:p><w:p><w:pPr><w:rPr><w:lang w:val="es-NI"/></w:rPr></w:pPr><w:r><w:rPr><w:sz w:val="15"/><w:lang w:val="es-NI"/></w:rPr><w:t>TIMESTAMP</w:t></w:r></w:p><w:p><w:pPr><w:rPr><w:lang w:val="es-NI"/></w:rPr></w:pPr><w:r><w:rPr><w:sz w:val="15"/><w:lang w:val="es-NI"/></w:rPr><w:t>Sí / NULL</w:t></w:r></w:p><w:p><w:pPr><w:rPr><w:lang w:val="es-NI"/></w:rPr></w:pPr><w:r><w:rPr><w:sz w:val="15"/><w:lang w:val="es-NI"/></w:rPr><w:t>—</w:t></w:r></w:p><w:p><w:pPr><w:rPr><w:lang w:val="es-NI"/></w:rPr></w:pPr><w:r><w:rPr><w:sz w:val="15"/><w:lang w:val="es-NI"/></w:rPr><w:t>Fecha/hora de creación.</w:t></w:r></w:p><w:p><w:pPr><w:rPr><w:lang w:val="es-NI"/></w:rPr></w:pPr><w:proofErr w:type="spellStart"/><w:r><w:rPr><w:sz w:val="15"/><w:lang w:val="es-NI"/></w:rPr><w:t>updated_at</w:t></w:r><w:proofErr w:type="spellEnd"/></w:p><w:p><w:pPr><w:rPr><w:lang w:val="es-NI"/></w:rPr></w:pPr><w:r><w:rPr><w:sz w:val="15"/><w:lang w:val="es-NI"/></w:rPr><w:t>TIMESTAMP</w:t></w:r></w:p><w:p><w:pPr><w:rPr><w:lang w:val="es-NI"/></w:rPr></w:pPr><w:r><w:rPr><w:sz w:val="15"/><w:lang w:val="es-NI"/></w:rPr><w:t>Sí / NULL</w:t></w:r></w:p><w:p><w:pPr><w:rPr><w:lang w:val="es-NI"/></w:rPr></w:pPr><w:r><w:rPr><w:sz w:val="15"/><w:lang w:val="es-NI"/></w:rPr><w:t>—</w:t></w:r></w:p><w:p><w:pPr><w:rPr><w:lang w:val="es-NI"/></w:rPr></w:pPr><w:r><w:rPr><w:sz w:val="15"/><w:lang w:val="es-NI"/></w:rPr><w:t>Fecha/hora de última actualización.</w:t></w:r></w:p><w:p><w:pPr><w:rPr><w:lang w:val="es-NI"/></w:rPr></w:pPr><w:proofErr w:type="spellStart"/><w:r><w:rPr><w:sz w:val="15"/><w:lang w:val="es-NI"/></w:rPr><w:t>deleted_at</w:t></w:r><w:proofErr w:type="spellEnd"/></w:p><w:p><w:pPr><w:rPr><w:lang w:val="es-NI"/></w:rPr></w:pPr><w:r><w:rPr><w:sz w:val="15"/><w:lang w:val="es-NI"/></w:rPr><w:t>TIMESTAMP</w:t></w:r></w:p><w:p><w:pPr><w:rPr><w:lang w:val="es-NI"/></w:rPr></w:pPr><w:r><w:rPr><w:sz w:val="15"/><w:lang w:val="es-NI"/></w:rPr><w:t>Sí / NULL</w:t></w:r></w:p><w:p><w:pPr><w:rPr><w:lang w:val="es-NI"/></w:rPr></w:pPr><w:r><w:rPr><w:sz w:val="15"/><w:lang w:val="es-NI"/></w:rPr><w:t>—</w:t></w:r></w:p><w:p><w:pPr><w:rPr><w:lang w:val="es-NI"/></w:rPr></w:pPr><w:r><w:rPr><w:sz w:val="15"/><w:lang w:val="es-NI"/></w:rPr><w:t>Marca temporal de eliminación lógica (</w:t></w:r><w:proofErr w:type="spellStart"/><w:r><w:rPr><w:sz w:val="15"/><w:lang w:val="es-NI"/></w:rPr><w:t>Soft</w:t></w:r><w:proofErr w:type="spellEnd"/><w:r><w:rPr><w:sz w:val="15"/><w:lang w:val="es-NI"/></w:rPr><w:t xml:space="preserve"> </w:t></w:r><w:proofErr w:type="spellStart"/><w:r><w:rPr><w:sz w:val="15"/><w:lang w:val="es-NI"/></w:rPr><w:t>Delete</w:t></w:r><w:proofErr w:type="spellEnd"/><w:r><w:rPr><w:sz w:val="15"/><w:lang w:val="es-NI"/></w:rPr><w:t>).</w:t></w:r></w:p><w:p><w:pPr><w:rPr><w:lang w:val="es-NI"/></w:rPr></w:pPr><w:r><w:rPr><w:b/><w:lang w:val="es-NI"/></w:rPr><w:t>Relaciones:</w:t></w:r></w:p><w:p><w:pPr><w:pStyle w:val="Listaconvietas"/><w:rPr><w:lang w:val="es-NI"/></w:rPr></w:pPr><w:proofErr w:type="spellStart"/><w:r><w:rPr><w:lang w:val="es-NI"/></w:rPr><w:t>moneda_id</w:t></w:r><w:proofErr w:type="spellEnd"/><w:r><w:rPr><w:lang w:val="es-NI"/></w:rPr><w:t xml:space="preserve"> → </w:t></w:r><w:proofErr w:type="spellStart"/><w:r><w:rPr><w:lang w:val="es-NI"/></w:rPr><w:t>monedas.id</w:t></w:r><w:proofErr w:type="spellEnd"/></w:p><w:p><w:pPr><w:pStyle w:val="Listaconvietas"/><w:rPr><w:lang w:val="es-NI"/></w:rPr></w:pPr><w:proofErr w:type="spellStart"/><w:r><w:rPr><w:lang w:val="es-NI"/></w:rPr><w:t>proveedor_id</w:t></w:r><w:proofErr w:type="spellEnd"/><w:r><w:rPr><w:lang w:val="es-NI"/></w:rPr><w:t xml:space="preserve"> → </w:t></w:r><w:proofErr w:type="spellStart"/><w:r><w:rPr><w:lang w:val="es-NI"/></w:rPr><w:t>proveedores.id</w:t></w:r><w:proofErr w:type="spellEnd"/></w:p><w:p><w:pPr><w:rPr><w:lang w:val="es-NI"/></w:rPr></w:pPr><w:r><w:rPr><w:lang w:val="es-NI"/></w:rPr><w:br w:type="page"/></w:r></w:p><w:p><w:pPr><w:pStyle w:val="Ttulo2"/><w:rPr><w:lang w:val="es-NI"/></w:rPr></w:pPr><w:bookmarkStart w:id="26" w:name="_Toc240620155"/><w:r><w:rPr><w:lang w:val="es-NI"/></w:rPr><w:lastRenderedPageBreak/><w:t xml:space="preserve">22. </w:t></w:r><w:proofErr w:type="spellStart"/><w:r><w:rPr><w:lang w:val="es-NI"/></w:rPr><w:t>detalle_compras</w:t></w:r><w:bookmarkEnd w:id="26"/><w:proofErr w:type="spellEnd"/></w:p><w:p><w:pPr><w:rPr><w:lang w:val="es-NI"/></w:rPr></w:pPr><w:r><w:rPr><w:lang w:val="es-NI"/></w:rPr><w:t>Detalle de productos incluidos en una compra, con cantidad, costo unitario y subtotal.</w:t></w:r></w:p><w:p><w:pPr><w:rPr><w:lang w:val="es-NI"/></w:rPr></w:pPr><w:r><w:t xml:space="preserve">Reglas / criterios: El subtotal no viene de la pantalla: es cantidad por costo unitario, y lo calcula la aplicación. Si se aceptara ya calculado, un valor equivocado se guardaría como si fuera verdad, y como es esta línea la que genera la entrada de almacén, el CPP quedaría con ese error dentro. Una compra finalizada tiene que llevar al menos una línea: sin líneas no entra nada al almacén. Quitar una línea de una compra ya guardada da de baja la anterior en lugar de borrarla, y su material sale del almacén.</w:t></w:r><w:r><w:rPr><w:lang w:val="es-NI"/></w:rPr><w:t xml:space="preserve"> Las líneas que el usuario deje a medias —la fila de ejemplo, que solo sirve de molde para clonar, o una línea que se añadió y no se rellenó— no son líneas de la compra: se ignoran y no impiden guardarla. Y la validación se hace sobre las líneas que se guardan, no sobre el formulario entero, de modo que el error de una línea señala esa misma línea y no una que el usuario no tiene delante. Antes se filtraban las líneas vacías y a continuación se validaba el formulario completo, que es validar lo que se acababa de tirar, y una compra con el material bien elegido se rechazaba por una fila invisible.</w:t></w:r></w:p><w:p><w:pPr><w:rPr><w:lang w:val="es-NI"/></w:rPr></w:pPr><w:r><w:rPr><w:b/><w:sz w:val="16"/><w:lang w:val="es-NI"/></w:rPr><w:t>PK</w:t></w:r></w:p><w:p><w:pPr><w:rPr><w:lang w:val="es-NI"/></w:rPr></w:pPr><w:proofErr w:type="spellStart"/><w:r><w:rPr><w:b/><w:sz w:val="16"/><w:lang w:val="es-NI"/></w:rPr><w:t>Soft</w:t></w:r><w:proofErr w:type="spellEnd"/><w:r><w:rPr><w:b/><w:sz w:val="16"/><w:lang w:val="es-NI"/></w:rPr><w:t xml:space="preserve"> </w:t></w:r><w:proofErr w:type="spellStart"/><w:r><w:rPr><w:b/><w:sz w:val="16"/><w:lang w:val="es-NI"/></w:rPr><w:t>Delete</w:t></w:r><w:proofErr w:type="spellEnd"/></w:p><w:p><w:pPr><w:rPr><w:lang w:val="es-NI"/></w:rPr></w:pPr><w:r><w:rPr><w:b/><w:sz w:val="16"/><w:lang w:val="es-NI"/></w:rPr><w:t>Índices únicos</w:t></w:r></w:p><w:p><w:pPr><w:rPr><w:lang w:val="es-NI"/></w:rPr></w:pPr><w:r><w:rPr><w:b/><w:sz w:val="16"/><w:lang w:val="es-NI"/></w:rPr><w:t>Relaciones FK</w:t></w:r></w:p><w:p><w:pPr><w:rPr><w:lang w:val="es-NI"/></w:rPr></w:pPr><w:r><w:rPr><w:sz w:val="16"/><w:lang w:val="es-NI"/></w:rPr><w:t>id</w:t></w:r></w:p><w:p><w:pPr><w:rPr><w:lang w:val="es-NI"/></w:rPr></w:pPr><w:r><w:rPr><w:sz w:val="16"/><w:lang w:val="es-NI"/></w:rPr><w:t>Sí</w:t></w:r></w:p><w:p><w:pPr><w:rPr><w:lang w:val="es-NI"/></w:rPr></w:pPr><w:r><w:rPr><w:sz w:val="16"/><w:lang w:val="es-NI"/></w:rPr><w:t>—</w:t></w:r></w:p><w:p><w:pPr><w:rPr><w:lang w:val="es-NI"/></w:rPr></w:pPr><w:r><w:rPr><w:sz w:val="16"/><w:lang w:val="es-NI"/></w:rPr><w:t>2</w:t></w:r></w:p><w:p><w:pPr><w:rPr><w:lang w:val="es-NI"/></w:rPr></w:pPr><w:r><w:rPr><w:b/><w:sz w:val="15"/><w:lang w:val="es-NI"/></w:rPr><w:t>Campo</w:t></w:r></w:p><w:p><w:pPr><w:rPr><w:lang w:val="es-NI"/></w:rPr></w:pPr><w:r><w:rPr><w:b/><w:sz w:val="15"/><w:lang w:val="es-NI"/></w:rPr><w:t>Tipo / definición</w:t></w:r></w:p><w:p><w:pPr><w:rPr><w:lang w:val="es-NI"/></w:rPr></w:pPr><w:r><w:rPr><w:b/><w:sz w:val="15"/><w:lang w:val="es-NI"/></w:rPr><w:t>Nulo / default</w:t></w:r></w:p><w:p><w:pPr><w:rPr><w:lang w:val="es-NI"/></w:rPr></w:pPr><w:r><w:rPr><w:b/><w:sz w:val="15"/><w:lang w:val="es-NI"/></w:rPr><w:t>Clave / índice</w:t></w:r></w:p><w:p><w:pPr><w:rPr><w:lang w:val="es-NI"/></w:rPr></w:pPr><w:r><w:rPr><w:b/><w:sz w:val="15"/><w:lang w:val="es-NI"/></w:rPr><w:t>Descripción</w:t></w:r></w:p><w:p><w:pPr><w:rPr><w:lang w:val="es-NI"/></w:rPr></w:pPr><w:r><w:rPr><w:sz w:val="15"/><w:lang w:val="es-NI"/></w:rPr><w:t>id</w:t></w:r></w:p><w:p><w:pPr><w:rPr><w:lang w:val="es-NI"/></w:rPr></w:pPr><w:proofErr w:type="gramStart"/><w:r><w:rPr><w:sz w:val="15"/><w:lang w:val="es-NI"/></w:rPr><w:t>BIGINT(</w:t></w:r><w:proofErr w:type="gramEnd"/><w:r><w:rPr><w:sz w:val="15"/><w:lang w:val="es-NI"/></w:rPr><w:t>20)</w:t></w:r></w:p><w:p><w:pPr><w:rPr><w:lang w:val="es-NI"/></w:rPr></w:pPr><w:r><w:rPr><w:sz w:val="15"/><w:lang w:val="es-NI"/></w:rPr><w:t>No</w:t></w:r></w:p><w:p><w:pPr><w:rPr><w:lang w:val="es-NI"/></w:rPr></w:pPr><w:r><w:rPr><w:sz w:val="15"/><w:lang w:val="es-NI"/></w:rPr><w:t>PK</w:t></w:r></w:p><w:p><w:pPr><w:rPr><w:lang w:val="es-NI"/></w:rPr></w:pPr><w:r><w:rPr><w:sz w:val="15"/><w:lang w:val="es-NI"/></w:rPr><w:t>Identificador único de la fila.</w:t></w:r></w:p><w:p><w:pPr><w:rPr><w:lang w:val="es-NI"/></w:rPr></w:pPr><w:proofErr w:type="spellStart"/><w:r><w:rPr><w:sz w:val="15"/><w:lang w:val="es-NI"/></w:rPr><w:t>compra_id</w:t></w:r><w:proofErr w:type="spellEnd"/></w:p><w:p><w:pPr><w:rPr><w:lang w:val="es-NI"/></w:rPr></w:pPr><w:proofErr w:type="gramStart"/><w:r><w:rPr><w:sz w:val="15"/><w:lang w:val="es-NI"/></w:rPr><w:t>BIGINT(</w:t></w:r><w:proofErr w:type="gramEnd"/><w:r><w:rPr><w:sz w:val="15"/><w:lang w:val="es-NI"/></w:rPr><w:t>20)</w:t></w:r></w:p><w:p><w:pPr><w:rPr><w:lang w:val="es-NI"/></w:rPr></w:pPr><w:r><w:rPr><w:sz w:val="15"/><w:lang w:val="es-NI"/></w:rPr><w:t>No</w:t></w:r></w:p><w:p><w:pPr><w:rPr><w:lang w:val="es-NI"/></w:rPr></w:pPr><w:r><w:rPr><w:sz w:val="15"/><w:lang w:val="es-NI"/></w:rPr><w:t>FK</w:t></w:r></w:p><w:p><w:pPr><w:rPr><w:lang w:val="es-NI"/></w:rPr></w:pPr><w:r><w:rPr><w:sz w:val="15"/><w:lang w:val="es-NI"/></w:rPr><w:t>Referencia a la compra cabecera.</w:t></w:r></w:p><w:p><w:pPr><w:rPr><w:lang w:val="es-NI"/></w:rPr></w:pPr><w:proofErr w:type="spellStart"/><w:r><w:rPr><w:sz w:val="15"/><w:lang w:val="es-NI"/></w:rPr><w:t>producto_id</w:t></w:r><w:proofErr w:type="spellEnd"/></w:p><w:p><w:pPr><w:rPr><w:lang w:val="es-NI"/></w:rPr></w:pPr><w:proofErr w:type="gramStart"/><w:r><w:rPr><w:sz w:val="15"/><w:lang w:val="es-NI"/></w:rPr><w:t>BIGINT(</w:t></w:r><w:proofErr w:type="gramEnd"/><w:r><w:rPr><w:sz w:val="15"/><w:lang w:val="es-NI"/></w:rPr><w:t>20)</w:t></w:r></w:p><w:p><w:pPr><w:rPr><w:lang w:val="es-NI"/></w:rPr></w:pPr><w:r><w:rPr><w:sz w:val="15"/><w:lang w:val="es-NI"/></w:rPr><w:t>No</w:t></w:r></w:p><w:p><w:pPr><w:rPr><w:lang w:val="es-NI"/></w:rPr></w:pPr><w:r><w:rPr><w:sz w:val="15"/><w:lang w:val="es-NI"/></w:rPr><w:t>FK</w:t></w:r></w:p><w:p><w:pPr><w:rPr><w:lang w:val="es-NI"/></w:rPr></w:pPr><w:r><w:rPr><w:sz w:val="15"/><w:lang w:val="es-NI"/></w:rPr><w:t>Referencia al producto o insumo.</w:t></w:r></w:p><w:p><w:pPr><w:rPr><w:lang w:val="es-NI"/></w:rPr></w:pPr><w:r><w:rPr><w:sz w:val="15"/><w:lang w:val="es-NI"/></w:rPr><w:t>cantidad</w:t></w:r></w:p><w:p><w:pPr><w:rPr><w:lang w:val="es-NI"/></w:rPr></w:pPr><w:proofErr w:type="gramStart"/><w:r><w:rPr><w:sz w:val="15"/><w:lang w:val="es-NI"/></w:rPr><w:t>DECIMAL(</w:t></w:r><w:proofErr w:type="gramEnd"/><w:r><w:rPr><w:sz w:val="15"/><w:lang w:val="es-NI"/></w:rPr><w:t>14,</w:t></w:r></w:p><w:p><w:pPr><w:rPr><w:lang w:val="es-NI"/></w:rPr></w:pPr><w:r><w:rPr><w:sz w:val="15"/><w:lang w:val="es-NI"/></w:rPr><w:t>No</w:t></w:r></w:p><w:p><w:pPr><w:rPr><w:lang w:val="es-NI"/></w:rPr></w:pPr><w:r><w:rPr><w:sz w:val="15"/><w:lang w:val="es-NI"/></w:rPr><w:t>—</w:t></w:r></w:p><w:p><w:pPr><w:rPr><w:lang w:val="es-NI"/></w:rPr></w:pPr><w:r><w:rPr><w:sz w:val="15"/><w:lang w:val="es-NI"/></w:rPr><w:t>Cantidad física o cantidad base de la operación.</w:t></w:r></w:p><w:p><w:pPr><w:rPr><w:lang w:val="es-NI"/></w:rPr></w:pPr><w:proofErr w:type="spellStart"/><w:r><w:rPr><w:sz w:val="15"/><w:lang w:val="es-NI"/></w:rPr><w:t>costo_unitario</w:t></w:r><w:proofErr w:type="spellEnd"/></w:p><w:p><w:pPr><w:rPr><w:lang w:val="es-NI"/></w:rPr></w:pPr><w:proofErr w:type="gramStart"/><w:r><w:rPr><w:sz w:val="15"/><w:lang w:val="es-NI"/></w:rPr><w:t>DECIMAL(</w:t></w:r><w:proofErr w:type="gramEnd"/><w:r><w:rPr><w:sz w:val="15"/><w:lang w:val="es-NI"/></w:rPr><w:t>14,</w:t></w:r></w:p><w:p><w:pPr><w:rPr><w:lang w:val="es-NI"/></w:rPr></w:pPr><w:r><w:rPr><w:sz w:val="15"/><w:lang w:val="es-NI"/></w:rPr><w:t>No</w:t></w:r></w:p><w:p><w:pPr><w:rPr><w:lang w:val="es-NI"/></w:rPr></w:pPr><w:r><w:rPr><w:sz w:val="15"/><w:lang w:val="es-NI"/></w:rPr><w:t>—</w:t></w:r></w:p><w:p><w:pPr><w:rPr><w:lang w:val="es-NI"/></w:rPr></w:pPr><w:r><w:rPr><w:sz w:val="15"/><w:lang w:val="es-NI"/></w:rPr><w:t>Costo por unidad en la moneda de la operación.</w:t></w:r></w:p><w:p><w:pPr><w:rPr><w:lang w:val="es-NI"/></w:rPr></w:pPr><w:r><w:rPr><w:sz w:val="15"/><w:lang w:val="es-NI"/></w:rPr><w:t>subtotal</w:t></w:r></w:p><w:p><w:pPr><w:rPr><w:lang w:val="es-NI"/></w:rPr></w:pPr><w:proofErr w:type="gramStart"/><w:r><w:rPr><w:sz w:val="15"/><w:lang w:val="es-NI"/></w:rPr><w:t>DECIMAL(</w:t></w:r><w:proofErr w:type="gramEnd"/><w:r><w:rPr><w:sz w:val="15"/><w:lang w:val="es-NI"/></w:rPr><w:t>14,</w:t></w:r></w:p><w:p><w:pPr><w:rPr><w:lang w:val="es-NI"/></w:rPr></w:pPr><w:r><w:rPr><w:sz w:val="15"/><w:lang w:val="es-NI"/></w:rPr><w:t>No</w:t></w:r></w:p><w:p><w:pPr><w:rPr><w:lang w:val="es-NI"/></w:rPr></w:pPr><w:r><w:rPr><w:sz w:val="15"/><w:lang w:val="es-NI"/></w:rPr><w:t>—</w:t></w:r></w:p><w:p><w:pPr><w:rPr><w:lang w:val="es-NI"/></w:rPr></w:pPr><w:r><w:rPr><w:sz w:val="15"/><w:lang w:val="es-NI"/></w:rPr><w:t>Subtotal de la compra.</w:t></w:r></w:p><w:p><w:pPr><w:rPr><w:lang w:val="es-NI"/></w:rPr></w:pPr><w:proofErr w:type="spellStart"/><w:r><w:rPr><w:sz w:val="15"/><w:lang w:val="es-NI"/></w:rPr><w:t>created_at</w:t></w:r><w:proofErr w:type="spellEnd"/></w:p><w:p><w:pPr><w:rPr><w:lang w:val="es-NI"/></w:rPr></w:pPr><w:r><w:rPr><w:sz w:val="15"/><w:lang w:val="es-NI"/></w:rPr><w:t>TIMESTAMP</w:t></w:r></w:p><w:p><w:pPr><w:rPr><w:lang w:val="es-NI"/></w:rPr></w:pPr><w:r><w:rPr><w:sz w:val="15"/><w:lang w:val="es-NI"/></w:rPr><w:t>Sí / NULL</w:t></w:r></w:p><w:p><w:pPr><w:rPr><w:lang w:val="es-NI"/></w:rPr></w:pPr><w:r><w:rPr><w:sz w:val="15"/><w:lang w:val="es-NI"/></w:rPr><w:t>—</w:t></w:r></w:p><w:p><w:pPr><w:rPr><w:lang w:val="es-NI"/></w:rPr></w:pPr><w:r><w:rPr><w:sz w:val="15"/><w:lang w:val="es-NI"/></w:rPr><w:t>Fecha/hora de creación.</w:t></w:r></w:p><w:p><w:pPr><w:rPr><w:lang w:val="es-NI"/></w:rPr></w:pPr><w:proofErr w:type="spellStart"/><w:r><w:rPr><w:sz w:val="15"/><w:lang w:val="es-NI"/></w:rPr><w:t>updated_at</w:t></w:r><w:proofErr w:type="spellEnd"/></w:p><w:p><w:pPr><w:rPr><w:lang w:val="es-NI"/></w:rPr></w:pPr><w:r><w:rPr><w:sz w:val="15"/><w:lang w:val="es-NI"/></w:rPr><w:t>TIMESTAMP</w:t></w:r></w:p><w:p><w:pPr><w:rPr><w:lang w:val="es-NI"/></w:rPr></w:pPr><w:r><w:rPr><w:sz w:val="15"/><w:lang w:val="es-NI"/></w:rPr><w:t>Sí / NULL</w:t></w:r></w:p><w:p><w:pPr><w:rPr><w:lang w:val="es-NI"/></w:rPr></w:pPr><w:r><w:rPr><w:sz w:val="15"/><w:lang w:val="es-NI"/></w:rPr><w:t>—</w:t></w:r></w:p><w:p><w:pPr><w:rPr><w:lang w:val="es-NI"/></w:rPr></w:pPr><w:r><w:rPr><w:sz w:val="15"/><w:lang w:val="es-NI"/></w:rPr><w:t>Fecha/hora de última actualización.</w:t></w:r></w:p><w:p><w:pPr><w:rPr><w:lang w:val="es-NI"/></w:rPr></w:pPr><w:proofErr w:type="spellStart"/><w:r><w:rPr><w:sz w:val="15"/><w:lang w:val="es-NI"/></w:rPr><w:t>deleted_at</w:t></w:r><w:proofErr w:type="spellEnd"/></w:p><w:p><w:pPr><w:rPr><w:lang w:val="es-NI"/></w:rPr></w:pPr><w:r><w:rPr><w:sz w:val="15"/><w:lang w:val="es-NI"/></w:rPr><w:t>TIMESTAMP</w:t></w:r></w:p><w:p><w:pPr><w:rPr><w:lang w:val="es-NI"/></w:rPr></w:pPr><w:r><w:rPr><w:sz w:val="15"/><w:lang w:val="es-NI"/></w:rPr><w:t>Sí / NULL</w:t></w:r></w:p><w:p><w:pPr><w:rPr><w:lang w:val="es-NI"/></w:rPr></w:pPr><w:r><w:rPr><w:sz w:val="15"/><w:lang w:val="es-NI"/></w:rPr><w:t>—</w:t></w:r></w:p><w:p><w:pPr><w:rPr><w:lang w:val="es-NI"/></w:rPr></w:pPr><w:r><w:rPr><w:sz w:val="15"/><w:lang w:val="es-NI"/></w:rPr><w:t>Marca temporal de eliminación lógica (</w:t></w:r><w:proofErr w:type="spellStart"/><w:r><w:rPr><w:sz w:val="15"/><w:lang w:val="es-NI"/></w:rPr><w:t>Soft</w:t></w:r><w:proofErr w:type="spellEnd"/><w:r><w:rPr><w:sz w:val="15"/><w:lang w:val="es-NI"/></w:rPr><w:t xml:space="preserve"> </w:t></w:r><w:proofErr w:type="spellStart"/><w:r><w:rPr><w:sz w:val="15"/><w:lang w:val="es-NI"/></w:rPr><w:t>Delete</w:t></w:r><w:proofErr w:type="spellEnd"/><w:r><w:rPr><w:sz w:val="15"/><w:lang w:val="es-NI"/></w:rPr><w:t>).</w:t></w:r></w:p><w:p><w:pPr><w:rPr><w:lang w:val="es-NI"/></w:rPr></w:pPr><w:r><w:rPr><w:b/><w:lang w:val="es-NI"/></w:rPr><w:t>Relaciones:</w:t></w:r></w:p><w:p><w:pPr><w:pStyle w:val="Listaconvietas"/><w:rPr><w:lang w:val="es-NI"/></w:rPr></w:pPr><w:proofErr w:type="spellStart"/><w:r><w:rPr><w:lang w:val="es-NI"/></w:rPr><w:t>compra_id</w:t></w:r><w:proofErr w:type="spellEnd"/><w:r><w:rPr><w:lang w:val="es-NI"/></w:rPr><w:t xml:space="preserve"> → </w:t></w:r><w:proofErr w:type="spellStart"/><w:r><w:rPr><w:lang w:val="es-NI"/></w:rPr><w:t>compras.id</w:t></w:r><w:proofErr w:type="spellEnd"/><w:r><w:rPr><w:lang w:val="es-NI"/></w:rPr><w:t xml:space="preserve"> (ON DELETE CASCADE)</w:t></w:r></w:p><w:p><w:pPr><w:pStyle w:val="Listaconvietas"/><w:rPr><w:lang w:val="es-NI"/></w:rPr></w:pPr><w:proofErr w:type="spellStart"/><w:r><w:rPr><w:lang w:val="es-NI"/></w:rPr><w:t>producto_id</w:t></w:r><w:proofErr w:type="spellEnd"/><w:r><w:rPr><w:lang w:val="es-NI"/></w:rPr><w:t xml:space="preserve"> → </w:t></w:r><w:proofErr w:type="spellStart"/><w:r><w:rPr><w:lang w:val="es-NI"/></w:rPr><w:t>productos.id</w:t></w:r><w:proofErr w:type="spellEnd"/></w:p><w:p><w:pPr><w:rPr><w:lang w:val="es-NI"/></w:rPr></w:pPr><w:r><w:rPr><w:lang w:val="es-NI"/></w:rPr><w:br w:type="page"/></w:r></w:p><w:p><w:pPr><w:pStyle w:val="Ttulo2"/><w:rPr><w:lang w:val="es-NI"/></w:rPr></w:pPr><w:bookmarkStart w:id="27" w:name="_Toc240620156"/><w:r><w:rPr><w:lang w:val="es-NI"/></w:rPr><w:lastRenderedPageBreak/><w:t xml:space="preserve">23. </w:t></w:r><w:proofErr w:type="spellStart"/><w:r><w:rPr><w:lang w:val="es-NI"/></w:rPr><w:t>tipos_participacion</w:t></w:r><w:bookmarkEnd w:id="27"/><w:proofErr w:type="spellEnd"/></w:p><w:p><w:pPr><w:rPr><w:lang w:val="es-NI"/></w:rPr></w:pPr><w:r><w:rPr><w:lang w:val="es-NI"/></w:rPr><w:t>Catálogo de modalidades de participación comercial entre cliente y empresa.</w:t></w:r></w:p><w:p><w:pPr><w:rPr><w:lang w:val="es-NI"/></w:rPr></w:pPr><w:r><w:rPr><w:b/><w:sz w:val="16"/><w:lang w:val="es-NI"/></w:rPr><w:t>PK</w:t></w:r></w:p><w:p><w:pPr><w:rPr><w:lang w:val="es-NI"/></w:rPr></w:pPr><w:proofErr w:type="spellStart"/><w:r><w:rPr><w:b/><w:sz w:val="16"/><w:lang w:val="es-NI"/></w:rPr><w:t>Soft</w:t></w:r><w:proofErr w:type="spellEnd"/><w:r><w:rPr><w:b/><w:sz w:val="16"/><w:lang w:val="es-NI"/></w:rPr><w:t xml:space="preserve"> </w:t></w:r><w:proofErr w:type="spellStart"/><w:r><w:rPr><w:b/><w:sz w:val="16"/><w:lang w:val="es-NI"/></w:rPr><w:t>Delete</w:t></w:r><w:proofErr w:type="spellEnd"/></w:p><w:p><w:pPr><w:rPr><w:lang w:val="es-NI"/></w:rPr></w:pPr><w:r><w:rPr><w:b/><w:sz w:val="16"/><w:lang w:val="es-NI"/></w:rPr><w:t>Índices únicos</w:t></w:r></w:p><w:p><w:pPr><w:rPr><w:lang w:val="es-NI"/></w:rPr></w:pPr><w:r><w:rPr><w:b/><w:sz w:val="16"/><w:lang w:val="es-NI"/></w:rPr><w:t>Relaciones FK</w:t></w:r></w:p><w:p><w:pPr><w:rPr><w:lang w:val="es-NI"/></w:rPr></w:pPr><w:r><w:rPr><w:sz w:val="16"/><w:lang w:val="es-NI"/></w:rPr><w:t>id</w:t></w:r></w:p><w:p><w:pPr><w:rPr><w:lang w:val="es-NI"/></w:rPr></w:pPr><w:r><w:rPr><w:sz w:val="16"/><w:lang w:val="es-NI"/></w:rPr><w:t>Sí</w:t></w:r></w:p><w:p><w:pPr><w:rPr><w:lang w:val="es-NI"/></w:rPr></w:pPr><w:r><w:rPr><w:sz w:val="16"/><w:lang w:val="es-NI"/></w:rPr><w:t>—</w:t></w:r></w:p><w:p><w:pPr><w:rPr><w:lang w:val="es-NI"/></w:rPr></w:pPr><w:r><w:rPr><w:sz w:val="16"/><w:lang w:val="es-NI"/></w:rPr><w:t>0</w:t></w:r></w:p><w:p><w:pPr><w:rPr><w:lang w:val="es-NI"/></w:rPr></w:pPr><w:r><w:rPr><w:b/><w:sz w:val="15"/><w:lang w:val="es-NI"/></w:rPr><w:t>Campo</w:t></w:r></w:p><w:p><w:pPr><w:rPr><w:lang w:val="es-NI"/></w:rPr></w:pPr><w:r><w:rPr><w:b/><w:sz w:val="15"/><w:lang w:val="es-NI"/></w:rPr><w:t>Tipo / definición</w:t></w:r></w:p><w:p><w:pPr><w:rPr><w:lang w:val="es-NI"/></w:rPr></w:pPr><w:r><w:rPr><w:b/><w:sz w:val="15"/><w:lang w:val="es-NI"/></w:rPr><w:t>Nulo / default</w:t></w:r></w:p><w:p><w:pPr><w:rPr><w:lang w:val="es-NI"/></w:rPr></w:pPr><w:r><w:rPr><w:b/><w:sz w:val="15"/><w:lang w:val="es-NI"/></w:rPr><w:t>Clave / índice</w:t></w:r></w:p><w:p><w:pPr><w:rPr><w:lang w:val="es-NI"/></w:rPr></w:pPr><w:r><w:rPr><w:b/><w:sz w:val="15"/><w:lang w:val="es-NI"/></w:rPr><w:t>Descripción</w:t></w:r></w:p><w:p><w:pPr><w:rPr><w:lang w:val="es-NI"/></w:rPr></w:pPr><w:r><w:rPr><w:sz w:val="15"/><w:lang w:val="es-NI"/></w:rPr><w:t>id</w:t></w:r></w:p><w:p><w:pPr><w:rPr><w:lang w:val="es-NI"/></w:rPr></w:pPr><w:proofErr w:type="gramStart"/><w:r><w:rPr><w:sz w:val="15"/><w:lang w:val="es-NI"/></w:rPr><w:t>BIGINT(</w:t></w:r><w:proofErr w:type="gramEnd"/><w:r><w:rPr><w:sz w:val="15"/><w:lang w:val="es-NI"/></w:rPr><w:t>20)</w:t></w:r></w:p><w:p><w:pPr><w:rPr><w:lang w:val="es-NI"/></w:rPr></w:pPr><w:r><w:rPr><w:sz w:val="15"/><w:lang w:val="es-NI"/></w:rPr><w:t>No</w:t></w:r></w:p><w:p><w:pPr><w:rPr><w:lang w:val="es-NI"/></w:rPr></w:pPr><w:r><w:rPr><w:sz w:val="15"/><w:lang w:val="es-NI"/></w:rPr><w:t>PK</w:t></w:r></w:p><w:p><w:pPr><w:rPr><w:lang w:val="es-NI"/></w:rPr></w:pPr><w:r><w:rPr><w:sz w:val="15"/><w:lang w:val="es-NI"/></w:rPr><w:t>Identificador único de la fila.</w:t></w:r></w:p><w:p><w:pPr><w:rPr><w:lang w:val="es-NI"/></w:rPr></w:pPr><w:r><w:rPr><w:sz w:val="15"/><w:lang w:val="es-NI"/></w:rPr><w:t>nombre</w:t></w:r></w:p><w:p><w:pPr><w:rPr><w:lang w:val="es-NI"/></w:rPr></w:pPr><w:proofErr w:type="gramStart"/><w:r><w:rPr><w:sz w:val="15"/><w:lang w:val="es-NI"/></w:rPr><w:t>VARCHAR(</w:t></w:r><w:proofErr w:type="gramEnd"/><w:r><w:rPr><w:sz w:val="15"/><w:lang w:val="es-NI"/></w:rPr><w:t>100)</w:t></w:r></w:p><w:p><w:pPr><w:rPr><w:lang w:val="es-NI"/></w:rPr></w:pPr><w:r><w:rPr><w:sz w:val="15"/><w:lang w:val="es-NI"/></w:rPr><w:t>No</w:t></w:r></w:p><w:p><w:pPr><w:rPr><w:lang w:val="es-NI"/></w:rPr></w:pPr><w:r><w:rPr><w:sz w:val="15"/><w:lang w:val="es-NI"/></w:rPr><w:t>—</w:t></w:r></w:p><w:p><w:pPr><w:rPr><w:lang w:val="es-NI"/></w:rPr></w:pPr><w:r><w:rPr><w:sz w:val="15"/><w:lang w:val="es-NI"/></w:rPr><w:t>Nombre descriptivo de la entidad.</w:t></w:r></w:p><w:p><w:pPr><w:rPr><w:lang w:val="es-NI"/></w:rPr></w:pPr><w:proofErr w:type="spellStart"/><w:r><w:rPr><w:sz w:val="15"/><w:lang w:val="es-NI"/></w:rPr><w:t>descripcion</w:t></w:r><w:proofErr w:type="spellEnd"/></w:p><w:p><w:pPr><w:rPr><w:lang w:val="es-NI"/></w:rPr></w:pPr><w:proofErr w:type="gramStart"/><w:r><w:rPr><w:sz w:val="15"/><w:lang w:val="es-NI"/></w:rPr><w:t>VARCHAR(</w:t></w:r><w:proofErr w:type="gramEnd"/><w:r><w:rPr><w:sz w:val="15"/><w:lang w:val="es-NI"/></w:rPr><w:t>255)</w:t></w:r></w:p><w:p><w:pPr><w:rPr><w:lang w:val="es-NI"/></w:rPr></w:pPr><w:r><w:rPr><w:sz w:val="15"/><w:lang w:val="es-NI"/></w:rPr><w:t>Sí / NULL</w:t></w:r></w:p><w:p><w:pPr><w:rPr><w:lang w:val="es-NI"/></w:rPr></w:pPr><w:r><w:rPr><w:sz w:val="15"/><w:lang w:val="es-NI"/></w:rPr><w:t>—</w:t></w:r></w:p><w:p><w:pPr><w:rPr><w:lang w:val="es-NI"/></w:rPr></w:pPr><w:r><w:rPr><w:sz w:val="15"/><w:lang w:val="es-NI"/></w:rPr><w:t>Descripción del concepto.</w:t></w:r></w:p><w:p><w:pPr><w:rPr><w:lang w:val="es-NI"/></w:rPr></w:pPr><w:r><w:rPr><w:sz w:val="15"/><w:lang w:val="es-NI"/></w:rPr><w:t>estado</w:t></w:r></w:p><w:p><w:pPr><w:rPr><w:lang w:val="es-NI"/></w:rPr></w:pPr><w:proofErr w:type="gramStart"/><w:r><w:rPr><w:sz w:val="15"/><w:lang w:val="es-NI"/></w:rPr><w:t>TINYINT(</w:t></w:r><w:proofErr w:type="gramEnd"/><w:r><w:rPr><w:sz w:val="15"/><w:lang w:val="es-NI"/></w:rPr><w:t>1)</w:t></w:r></w:p><w:p><w:pPr><w:rPr><w:lang w:val="es-NI"/></w:rPr></w:pPr><w:r><w:rPr><w:sz w:val="15"/><w:lang w:val="es-NI"/></w:rPr><w:t>No / 1</w:t></w:r></w:p><w:p><w:pPr><w:rPr><w:lang w:val="es-NI"/></w:rPr></w:pPr><w:r><w:rPr><w:sz w:val="15"/><w:lang w:val="es-NI"/></w:rPr><w:t>—</w:t></w:r></w:p><w:p><w:pPr><w:rPr><w:lang w:val="es-NI"/></w:rPr></w:pPr><w:r><w:rPr><w:sz w:val="15"/><w:lang w:val="es-NI"/></w:rPr><w:t>Estado lógico/operativo del registro.</w:t></w:r></w:p><w:p><w:pPr><w:rPr><w:lang w:val="es-NI"/></w:rPr></w:pPr><w:proofErr w:type="spellStart"/><w:r><w:rPr><w:sz w:val="15"/><w:lang w:val="es-NI"/></w:rPr><w:t>created_at</w:t></w:r><w:proofErr w:type="spellEnd"/></w:p><w:p><w:pPr><w:rPr><w:lang w:val="es-NI"/></w:rPr></w:pPr><w:r><w:rPr><w:sz w:val="15"/><w:lang w:val="es-NI"/></w:rPr><w:t>TIMESTAMP</w:t></w:r></w:p><w:p><w:pPr><w:rPr><w:lang w:val="es-NI"/></w:rPr></w:pPr><w:r><w:rPr><w:sz w:val="15"/><w:lang w:val="es-NI"/></w:rPr><w:t>Sí / NULL</w:t></w:r></w:p><w:p><w:pPr><w:rPr><w:lang w:val="es-NI"/></w:rPr></w:pPr><w:r><w:rPr><w:sz w:val="15"/><w:lang w:val="es-NI"/></w:rPr><w:t>—</w:t></w:r></w:p><w:p><w:pPr><w:rPr><w:lang w:val="es-NI"/></w:rPr></w:pPr><w:r><w:rPr><w:sz w:val="15"/><w:lang w:val="es-NI"/></w:rPr><w:t>Fecha/hora de creación.</w:t></w:r></w:p><w:p><w:pPr><w:rPr><w:lang w:val="es-NI"/></w:rPr></w:pPr><w:proofErr w:type="spellStart"/><w:r><w:rPr><w:sz w:val="15"/><w:lang w:val="es-NI"/></w:rPr><w:t>updated_at</w:t></w:r><w:proofErr w:type="spellEnd"/></w:p><w:p><w:pPr><w:rPr><w:lang w:val="es-NI"/></w:rPr></w:pPr><w:r><w:rPr><w:sz w:val="15"/><w:lang w:val="es-NI"/></w:rPr><w:t>TIMESTAMP</w:t></w:r></w:p><w:p><w:pPr><w:rPr><w:lang w:val="es-NI"/></w:rPr></w:pPr><w:r><w:rPr><w:sz w:val="15"/><w:lang w:val="es-NI"/></w:rPr><w:t>Sí / NULL</w:t></w:r></w:p><w:p><w:pPr><w:rPr><w:lang w:val="es-NI"/></w:rPr></w:pPr><w:r><w:rPr><w:sz w:val="15"/><w:lang w:val="es-NI"/></w:rPr><w:t>—</w:t></w:r></w:p><w:p><w:pPr><w:rPr><w:lang w:val="es-NI"/></w:rPr></w:pPr><w:r><w:rPr><w:sz w:val="15"/><w:lang w:val="es-NI"/></w:rPr><w:t>Fecha/hora de última actualización.</w:t></w:r></w:p><w:p><w:pPr><w:rPr><w:lang w:val="es-NI"/></w:rPr></w:pPr><w:proofErr w:type="spellStart"/><w:r><w:rPr><w:sz w:val="15"/><w:lang w:val="es-NI"/></w:rPr><w:t>deleted_at</w:t></w:r><w:proofErr w:type="spellEnd"/></w:p><w:p><w:pPr><w:rPr><w:lang w:val="es-NI"/></w:rPr></w:pPr><w:r><w:rPr><w:sz w:val="15"/><w:lang w:val="es-NI"/></w:rPr><w:t>TIMESTAMP</w:t></w:r></w:p><w:p><w:pPr><w:rPr><w:lang w:val="es-NI"/></w:rPr></w:pPr><w:r><w:rPr><w:sz w:val="15"/><w:lang w:val="es-NI"/></w:rPr><w:t>Sí / NULL</w:t></w:r></w:p><w:p><w:pPr><w:rPr><w:lang w:val="es-NI"/></w:rPr></w:pPr><w:r><w:rPr><w:sz w:val="15"/><w:lang w:val="es-NI"/></w:rPr><w:t>—</w:t></w:r></w:p><w:p><w:pPr><w:rPr><w:lang w:val="es-NI"/></w:rPr></w:pPr><w:r><w:rPr><w:sz w:val="15"/><w:lang w:val="es-NI"/></w:rPr><w:t>Marca temporal de eliminación lógica (</w:t></w:r><w:proofErr w:type="spellStart"/><w:r><w:rPr><w:sz w:val="15"/><w:lang w:val="es-NI"/></w:rPr><w:t>Soft</w:t></w:r><w:proofErr w:type="spellEnd"/><w:r><w:rPr><w:sz w:val="15"/><w:lang w:val="es-NI"/></w:rPr><w:t xml:space="preserve"> </w:t></w:r><w:proofErr w:type="spellStart"/><w:r><w:rPr><w:sz w:val="15"/><w:lang w:val="es-NI"/></w:rPr><w:t>Delete</w:t></w:r><w:proofErr w:type="spellEnd"/><w:r><w:rPr><w:sz w:val="15"/><w:lang w:val="es-NI"/></w:rPr><w:t>).</w:t></w:r></w:p><w:p><w:pPr><w:rPr><w:lang w:val="es-NI"/></w:rPr></w:pPr><w:r><w:rPr><w:lang w:val="es-NI"/></w:rPr><w:br w:type="page"/></w:r></w:p><w:p><w:pPr><w:pStyle w:val="Ttulo2"/><w:rPr><w:lang w:val="es-NI"/></w:rPr></w:pPr><w:bookmarkStart w:id="28" w:name="_Toc240620157"/><w:r><w:rPr><w:lang w:val="es-NI"/></w:rPr><w:lastRenderedPageBreak/><w:t xml:space="preserve">24. </w:t></w:r><w:proofErr w:type="spellStart"/><w:r><w:rPr><w:lang w:val="es-NI"/></w:rPr><w:t>acuerdos_orden</w:t></w:r><w:bookmarkEnd w:id="28"/><w:proofErr w:type="spellEnd"/></w:p><w:p><w:pPr><w:rPr><w:lang w:val="es-NI"/></w:rPr></w:pPr><w:r><w:rPr><w:lang w:val="es-NI"/></w:rPr><w:t>Condiciones comerciales aplicables a una OT: participación en gramos y/o tarifa de servicio, con historial de acuerdos.</w:t></w:r></w:p><w:p><w:pPr><w:rPr><w:lang w:val="es-NI"/></w:rPr></w:pPr><w:r><w:rPr><w:b/><w:lang w:val="es-NI"/></w:rPr><w:t xml:space="preserve">Reglas / criterios: </w:t></w:r><w:r><w:rPr><w:lang w:val="es-NI"/></w:rPr><w:t>Se permiten acuerdos históricos. La aplicación debe garantizar que solo exista un acuerdo vigente para una OT en cada momento.</w:t></w:r></w:p><w:p><w:pPr><w:rPr><w:lang w:val="es-NI"/></w:rPr></w:pPr><w:r><w:rPr><w:b/><w:sz w:val="16"/><w:lang w:val="es-NI"/></w:rPr><w:t>PK</w:t></w:r></w:p><w:p><w:pPr><w:rPr><w:lang w:val="es-NI"/></w:rPr></w:pPr><w:proofErr w:type="spellStart"/><w:r><w:rPr><w:b/><w:sz w:val="16"/><w:lang w:val="es-NI"/></w:rPr><w:t>Soft</w:t></w:r><w:proofErr w:type="spellEnd"/><w:r><w:rPr><w:b/><w:sz w:val="16"/><w:lang w:val="es-NI"/></w:rPr><w:t xml:space="preserve"> </w:t></w:r><w:proofErr w:type="spellStart"/><w:r><w:rPr><w:b/><w:sz w:val="16"/><w:lang w:val="es-NI"/></w:rPr><w:t>Delete</w:t></w:r><w:proofErr w:type="spellEnd"/></w:p><w:p><w:pPr><w:rPr><w:lang w:val="es-NI"/></w:rPr></w:pPr><w:r><w:rPr><w:b/><w:sz w:val="16"/><w:lang w:val="es-NI"/></w:rPr><w:t>Índices únicos</w:t></w:r></w:p><w:p><w:pPr><w:rPr><w:lang w:val="es-NI"/></w:rPr></w:pPr><w:r><w:rPr><w:b/><w:sz w:val="16"/><w:lang w:val="es-NI"/></w:rPr><w:t>Relaciones FK</w:t></w:r></w:p><w:p><w:pPr><w:rPr><w:lang w:val="es-NI"/></w:rPr></w:pPr><w:r><w:rPr><w:sz w:val="16"/><w:lang w:val="es-NI"/></w:rPr><w:t>id</w:t></w:r></w:p><w:p><w:pPr><w:rPr><w:lang w:val="es-NI"/></w:rPr></w:pPr><w:r><w:rPr><w:sz w:val="16"/><w:lang w:val="es-NI"/></w:rPr><w:t>Sí</w:t></w:r></w:p><w:p><w:pPr><w:rPr><w:lang w:val="es-NI"/></w:rPr></w:pPr><w:r><w:rPr><w:sz w:val="16"/><w:lang w:val="es-NI"/></w:rPr><w:t>—</w:t></w:r></w:p><w:p><w:pPr><w:rPr><w:lang w:val="es-NI"/></w:rPr></w:pPr><w:r><w:rPr><w:sz w:val="16"/><w:lang w:val="es-NI"/></w:rPr><w:t>3</w:t></w:r></w:p><w:p><w:pPr><w:rPr><w:lang w:val="es-NI"/></w:rPr></w:pPr><w:r><w:rPr><w:b/><w:sz w:val="15"/><w:lang w:val="es-NI"/></w:rPr><w:t>Campo</w:t></w:r></w:p><w:p><w:pPr><w:rPr><w:lang w:val="es-NI"/></w:rPr></w:pPr><w:r><w:rPr><w:b/><w:sz w:val="15"/><w:lang w:val="es-NI"/></w:rPr><w:t>Tipo / definición</w:t></w:r></w:p><w:p><w:pPr><w:rPr><w:lang w:val="es-NI"/></w:rPr></w:pPr><w:r><w:rPr><w:b/><w:sz w:val="15"/><w:lang w:val="es-NI"/></w:rPr><w:t>Nulo / default</w:t></w:r></w:p><w:p><w:pPr><w:rPr><w:lang w:val="es-NI"/></w:rPr></w:pPr><w:r><w:rPr><w:b/><w:sz w:val="15"/><w:lang w:val="es-NI"/></w:rPr><w:t>Clave / índice</w:t></w:r></w:p><w:p><w:pPr><w:rPr><w:lang w:val="es-NI"/></w:rPr></w:pPr><w:r><w:rPr><w:b/><w:sz w:val="15"/><w:lang w:val="es-NI"/></w:rPr><w:t>Descripción</w:t></w:r></w:p><w:p><w:pPr><w:rPr><w:lang w:val="es-NI"/></w:rPr></w:pPr><w:r><w:rPr><w:sz w:val="15"/><w:lang w:val="es-NI"/></w:rPr><w:t>id</w:t></w:r></w:p><w:p><w:pPr><w:rPr><w:lang w:val="es-NI"/></w:rPr></w:pPr><w:proofErr w:type="gramStart"/><w:r><w:rPr><w:sz w:val="15"/><w:lang w:val="es-NI"/></w:rPr><w:t>BIGINT(</w:t></w:r><w:proofErr w:type="gramEnd"/><w:r><w:rPr><w:sz w:val="15"/><w:lang w:val="es-NI"/></w:rPr><w:t>20)</w:t></w:r></w:p><w:p><w:pPr><w:rPr><w:lang w:val="es-NI"/></w:rPr></w:pPr><w:r><w:rPr><w:sz w:val="15"/><w:lang w:val="es-NI"/></w:rPr><w:t>No</w:t></w:r></w:p><w:p><w:pPr><w:rPr><w:lang w:val="es-NI"/></w:rPr></w:pPr><w:r><w:rPr><w:sz w:val="15"/><w:lang w:val="es-NI"/></w:rPr><w:t>PK</w:t></w:r></w:p><w:p><w:pPr><w:rPr><w:lang w:val="es-NI"/></w:rPr></w:pPr><w:r><w:rPr><w:sz w:val="15"/><w:lang w:val="es-NI"/></w:rPr><w:t>Identificador único de la fila.</w:t></w:r></w:p><w:p><w:pPr><w:rPr><w:lang w:val="es-NI"/></w:rPr></w:pPr><w:proofErr w:type="spellStart"/><w:r><w:rPr><w:sz w:val="15"/><w:lang w:val="es-NI"/></w:rPr><w:t>orden_trabajo_id</w:t></w:r><w:proofErr w:type="spellEnd"/></w:p><w:p><w:pPr><w:rPr><w:lang w:val="es-NI"/></w:rPr></w:pPr><w:proofErr w:type="gramStart"/><w:r><w:rPr><w:sz w:val="15"/><w:lang w:val="es-NI"/></w:rPr><w:t>BIGINT(</w:t></w:r><w:proofErr w:type="gramEnd"/><w:r><w:rPr><w:sz w:val="15"/><w:lang w:val="es-NI"/></w:rPr><w:t>20)</w:t></w:r></w:p><w:p><w:pPr><w:rPr><w:lang w:val="es-NI"/></w:rPr></w:pPr><w:r><w:rPr><w:sz w:val="15"/><w:lang w:val="es-NI"/></w:rPr><w:t>No</w:t></w:r></w:p><w:p><w:pPr><w:rPr><w:lang w:val="es-NI"/></w:rPr></w:pPr><w:r><w:rPr><w:sz w:val="15"/><w:lang w:val="es-NI"/></w:rPr><w:t>FK</w:t></w:r></w:p><w:p><w:pPr><w:rPr><w:lang w:val="es-NI"/></w:rPr></w:pPr><w:r><w:rPr><w:sz w:val="15"/><w:lang w:val="es-NI"/></w:rPr><w:t>Referencia a la orden de trabajo asociada.</w:t></w:r></w:p><w:p><w:pPr><w:rPr><w:lang w:val="es-NI"/></w:rPr></w:pPr><w:proofErr w:type="spellStart"/><w:r><w:rPr><w:sz w:val="15"/><w:lang w:val="es-NI"/></w:rPr><w:t>tipo_participacion_id</w:t></w:r><w:proofErr w:type="spellEnd"/></w:p><w:p><w:pPr><w:rPr><w:lang w:val="es-NI"/></w:rPr></w:pPr><w:proofErr w:type="gramStart"/><w:r><w:rPr><w:sz w:val="15"/><w:lang w:val="es-NI"/></w:rPr><w:t>BIGINT(</w:t></w:r><w:proofErr w:type="gramEnd"/><w:r><w:rPr><w:sz w:val="15"/><w:lang w:val="es-NI"/></w:rPr><w:t>20)</w:t></w:r></w:p><w:p><w:pPr><w:rPr><w:lang w:val="es-NI"/></w:rPr></w:pPr><w:r><w:rPr><w:sz w:val="15"/><w:lang w:val="es-NI"/></w:rPr><w:t>No</w:t></w:r></w:p><w:p><w:pPr><w:rPr><w:lang w:val="es-NI"/></w:rPr></w:pPr><w:r><w:rPr><w:sz w:val="15"/><w:lang w:val="es-NI"/></w:rPr><w:t>FK</w:t></w:r></w:p><w:p><w:pPr><w:rPr><w:lang w:val="es-NI"/></w:rPr></w:pPr><w:r><w:rPr><w:sz w:val="15"/><w:lang w:val="es-NI"/></w:rPr><w:t>Modalidad del acuerdo de participación.</w:t></w:r></w:p><w:p><w:pPr><w:rPr><w:lang w:val="es-NI"/></w:rPr></w:pPr><w:proofErr w:type="spellStart"/><w:r><w:rPr><w:sz w:val="15"/><w:lang w:val="es-NI"/></w:rPr><w:t>porcentaje_cliente</w:t></w:r><w:proofErr w:type="spellEnd"/></w:p><w:p><w:pPr><w:rPr><w:lang w:val="es-NI"/></w:rPr></w:pPr><w:proofErr w:type="gramStart"/><w:r><w:rPr><w:sz w:val="15"/><w:lang w:val="es-NI"/></w:rPr><w:t>DECIMAL(</w:t></w:r><w:proofErr w:type="gramEnd"/><w:r><w:rPr><w:sz w:val="15"/><w:lang w:val="es-NI"/></w:rPr><w:t>7,</w:t></w:r></w:p><w:p><w:pPr><w:rPr><w:lang w:val="es-NI"/></w:rPr></w:pPr><w:r><w:rPr><w:sz w:val="15"/><w:lang w:val="es-NI"/></w:rPr><w:t>Sí / NULL</w:t></w:r></w:p><w:p><w:pPr><w:rPr><w:lang w:val="es-NI"/></w:rPr></w:pPr><w:r><w:rPr><w:sz w:val="15"/><w:lang w:val="es-NI"/></w:rPr><w:t>—</w:t></w:r></w:p><w:p><w:pPr><w:rPr><w:lang w:val="es-NI"/></w:rPr></w:pPr><w:r><w:rPr><w:sz w:val="15"/><w:lang w:val="es-NI"/></w:rPr><w:t>Porcentaje de participación del cliente.</w:t></w:r></w:p><w:p><w:pPr><w:rPr><w:lang w:val="es-NI"/></w:rPr></w:pPr><w:proofErr w:type="spellStart"/><w:r><w:rPr><w:sz w:val="15"/><w:lang w:val="es-NI"/></w:rPr><w:t>porcentaje_empresa</w:t></w:r><w:proofErr w:type="spellEnd"/></w:p><w:p><w:pPr><w:rPr><w:lang w:val="es-NI"/></w:rPr></w:pPr><w:proofErr w:type="gramStart"/><w:r><w:rPr><w:sz w:val="15"/><w:lang w:val="es-NI"/></w:rPr><w:t>DECIMAL(</w:t></w:r><w:proofErr w:type="gramEnd"/><w:r><w:rPr><w:sz w:val="15"/><w:lang w:val="es-NI"/></w:rPr><w:t>7,</w:t></w:r></w:p><w:p><w:pPr><w:rPr><w:lang w:val="es-NI"/></w:rPr></w:pPr><w:r><w:rPr><w:sz w:val="15"/><w:lang w:val="es-NI"/></w:rPr><w:t>Sí / NULL</w:t></w:r></w:p><w:p><w:pPr><w:rPr><w:lang w:val="es-NI"/></w:rPr></w:pPr><w:r><w:rPr><w:sz w:val="15"/><w:lang w:val="es-NI"/></w:rPr><w:t>—</w:t></w:r></w:p><w:p><w:pPr><w:rPr><w:lang w:val="es-NI"/></w:rPr></w:pPr><w:r><w:rPr><w:sz w:val="15"/><w:lang w:val="es-NI"/></w:rPr><w:t>Porcentaje de participación de la empresa.</w:t></w:r></w:p><w:p><w:pPr><w:rPr><w:lang w:val="es-NI"/></w:rPr></w:pPr><w:proofErr w:type="spellStart"/><w:r><w:rPr><w:sz w:val="15"/><w:lang w:val="es-NI"/></w:rPr><w:t>tarifa_servicio</w:t></w:r><w:proofErr w:type="spellEnd"/></w:p><w:p><w:pPr><w:rPr><w:lang w:val="es-NI"/></w:rPr></w:pPr><w:proofErr w:type="gramStart"/><w:r><w:rPr><w:sz w:val="15"/><w:lang w:val="es-NI"/></w:rPr><w:t>DECIMAL(</w:t></w:r><w:proofErr w:type="gramEnd"/><w:r><w:rPr><w:sz w:val="15"/><w:lang w:val="es-NI"/></w:rPr><w:t>14,</w:t></w:r></w:p><w:p><w:pPr><w:rPr><w:lang w:val="es-NI"/></w:rPr></w:pPr><w:r><w:rPr><w:sz w:val="15"/><w:lang w:val="es-NI"/></w:rPr><w:t>Sí / NULL</w:t></w:r></w:p><w:p><w:pPr><w:rPr><w:lang w:val="es-NI"/></w:rPr></w:pPr><w:r><w:rPr><w:sz w:val="15"/><w:lang w:val="es-NI"/></w:rPr><w:t>—</w:t></w:r></w:p><w:p><w:pPr><w:rPr><w:lang w:val="es-NI"/></w:rPr></w:pPr><w:r><w:rPr><w:sz w:val="15"/><w:lang w:val="es-NI"/></w:rPr><w:t>Tarifa del servicio según el acuerdo.</w:t></w:r></w:p><w:p><w:pPr><w:rPr><w:lang w:val="es-NI"/></w:rPr></w:pPr><w:proofErr w:type="spellStart"/><w:r><w:rPr><w:sz w:val="15"/><w:lang w:val="es-NI"/></w:rPr><w:t>moneda_id</w:t></w:r><w:proofErr w:type="spellEnd"/></w:p><w:p><w:pPr><w:rPr><w:lang w:val="es-NI"/></w:rPr></w:pPr><w:proofErr w:type="gramStart"/><w:r><w:rPr><w:sz w:val="15"/><w:lang w:val="es-NI"/></w:rPr><w:t>BIGINT(</w:t></w:r><w:proofErr w:type="gramEnd"/><w:r><w:rPr><w:sz w:val="15"/><w:lang w:val="es-NI"/></w:rPr><w:t>20)</w:t></w:r></w:p><w:p><w:pPr><w:rPr><w:lang w:val="es-NI"/></w:rPr></w:pPr><w:r><w:rPr><w:sz w:val="15"/><w:lang w:val="es-NI"/></w:rPr><w:t>No</w:t></w:r></w:p><w:p><w:pPr><w:rPr><w:lang w:val="es-NI"/></w:rPr></w:pPr><w:r><w:rPr><w:sz w:val="15"/><w:lang w:val="es-NI"/></w:rPr><w:t>FK</w:t></w:r></w:p><w:p><w:pPr><w:rPr><w:lang w:val="es-NI"/></w:rPr></w:pPr><w:r><w:rPr><w:sz w:val="15"/><w:lang w:val="es-NI"/></w:rPr><w:t>Moneda en la que se registra la operación.</w:t></w:r></w:p><w:p><w:pPr><w:rPr><w:lang w:val="es-NI"/></w:rPr></w:pPr><w:r><w:rPr><w:sz w:val="15"/><w:lang w:val="es-NI"/></w:rPr><w:t>observaciones</w:t></w:r></w:p><w:p><w:pPr><w:rPr><w:lang w:val="es-NI"/></w:rPr></w:pPr><w:r><w:rPr><w:sz w:val="15"/><w:lang w:val="es-NI"/></w:rPr><w:t>TEXT</w:t></w:r></w:p><w:p><w:pPr><w:rPr><w:lang w:val="es-NI"/></w:rPr></w:pPr><w:r><w:rPr><w:sz w:val="15"/><w:lang w:val="es-NI"/></w:rPr><w:t>Sí / NULL</w:t></w:r></w:p><w:p><w:pPr><w:rPr><w:lang w:val="es-NI"/></w:rPr></w:pPr><w:r><w:rPr><w:sz w:val="15"/><w:lang w:val="es-NI"/></w:rPr><w:t>—</w:t></w:r></w:p><w:p><w:pPr><w:rPr><w:lang w:val="es-NI"/></w:rPr></w:pPr><w:r><w:rPr><w:sz w:val="15"/><w:lang w:val="es-NI"/></w:rPr><w:t>Notas adicionales del registro.</w:t></w:r></w:p><w:p><w:pPr><w:rPr><w:lang w:val="es-NI"/></w:rPr></w:pPr><w:proofErr w:type="spellStart"/><w:r><w:rPr><w:sz w:val="15"/><w:lang w:val="es-NI"/></w:rPr><w:t>created_at</w:t></w:r><w:proofErr w:type="spellEnd"/></w:p><w:p><w:pPr><w:rPr><w:lang w:val="es-NI"/></w:rPr></w:pPr><w:r><w:rPr><w:sz w:val="15"/><w:lang w:val="es-NI"/></w:rPr><w:t>TIMESTAMP</w:t></w:r></w:p><w:p><w:pPr><w:rPr><w:lang w:val="es-NI"/></w:rPr></w:pPr><w:r><w:rPr><w:sz w:val="15"/><w:lang w:val="es-NI"/></w:rPr><w:t>Sí / NULL</w:t></w:r></w:p><w:p><w:pPr><w:rPr><w:lang w:val="es-NI"/></w:rPr></w:pPr><w:r><w:rPr><w:sz w:val="15"/><w:lang w:val="es-NI"/></w:rPr><w:t>—</w:t></w:r></w:p><w:p><w:pPr><w:rPr><w:lang w:val="es-NI"/></w:rPr></w:pPr><w:r><w:rPr><w:sz w:val="15"/><w:lang w:val="es-NI"/></w:rPr><w:t>Fecha/hora de creación.</w:t></w:r></w:p><w:p><w:pPr><w:rPr><w:lang w:val="es-NI"/></w:rPr></w:pPr><w:proofErr w:type="spellStart"/><w:r><w:rPr><w:sz w:val="15"/><w:lang w:val="es-NI"/></w:rPr><w:t>updated_at</w:t></w:r><w:proofErr w:type="spellEnd"/></w:p><w:p><w:pPr><w:rPr><w:lang w:val="es-NI"/></w:rPr></w:pPr><w:r><w:rPr><w:sz w:val="15"/><w:lang w:val="es-NI"/></w:rPr><w:t>TIMESTAMP</w:t></w:r></w:p><w:p><w:pPr><w:rPr><w:lang w:val="es-NI"/></w:rPr></w:pPr><w:r><w:rPr><w:sz w:val="15"/><w:lang w:val="es-NI"/></w:rPr><w:t>Sí / NULL</w:t></w:r></w:p><w:p><w:pPr><w:rPr><w:lang w:val="es-NI"/></w:rPr></w:pPr><w:r><w:rPr><w:sz w:val="15"/><w:lang w:val="es-NI"/></w:rPr><w:t>—</w:t></w:r></w:p><w:p><w:pPr><w:rPr><w:lang w:val="es-NI"/></w:rPr></w:pPr><w:r><w:rPr><w:sz w:val="15"/><w:lang w:val="es-NI"/></w:rPr><w:t>Fecha/hora de última actualización.</w:t></w:r></w:p><w:p><w:pPr><w:rPr><w:lang w:val="es-NI"/></w:rPr></w:pPr><w:proofErr w:type="spellStart"/><w:r><w:rPr><w:sz w:val="15"/><w:lang w:val="es-NI"/></w:rPr><w:t>deleted_at</w:t></w:r><w:proofErr w:type="spellEnd"/></w:p><w:p><w:pPr><w:rPr><w:lang w:val="es-NI"/></w:rPr></w:pPr><w:r><w:rPr><w:sz w:val="15"/><w:lang w:val="es-NI"/></w:rPr><w:t>TIMESTAMP</w:t></w:r></w:p><w:p><w:pPr><w:rPr><w:lang w:val="es-NI"/></w:rPr></w:pPr><w:r><w:rPr><w:sz w:val="15"/><w:lang w:val="es-NI"/></w:rPr><w:t>Sí / NULL</w:t></w:r></w:p><w:p><w:pPr><w:rPr><w:lang w:val="es-NI"/></w:rPr></w:pPr><w:r><w:rPr><w:sz w:val="15"/><w:lang w:val="es-NI"/></w:rPr><w:t>—</w:t></w:r></w:p><w:p><w:pPr><w:rPr><w:lang w:val="es-NI"/></w:rPr></w:pPr><w:r><w:rPr><w:sz w:val="15"/><w:lang w:val="es-NI"/></w:rPr><w:t>Marca temporal de eliminación lógica (</w:t></w:r><w:proofErr w:type="spellStart"/><w:r><w:rPr><w:sz w:val="15"/><w:lang w:val="es-NI"/></w:rPr><w:t>Soft</w:t></w:r><w:proofErr w:type="spellEnd"/><w:r><w:rPr><w:sz w:val="15"/><w:lang w:val="es-NI"/></w:rPr><w:t xml:space="preserve"> </w:t></w:r><w:proofErr w:type="spellStart"/><w:r><w:rPr><w:sz w:val="15"/><w:lang w:val="es-NI"/></w:rPr><w:t>Delete</w:t></w:r><w:proofErr w:type="spellEnd"/><w:r><w:rPr><w:sz w:val="15"/><w:lang w:val="es-NI"/></w:rPr><w:t>).</w:t></w:r></w:p><w:p><w:pPr><w:rPr><w:lang w:val="es-NI"/></w:rPr></w:pPr><w:r><w:rPr><w:sz w:val="15"/><w:lang w:val="es-NI"/></w:rPr><w:t>estado</w:t></w:r></w:p><w:p><w:pPr><w:rPr><w:lang w:val="es-NI"/></w:rPr></w:pPr><w:proofErr w:type="gramStart"/><w:r><w:rPr><w:sz w:val="15"/><w:lang w:val="es-NI"/></w:rPr><w:t>INT(</w:t></w:r><w:proofErr w:type="gramEnd"/><w:r><w:rPr><w:sz w:val="15"/><w:lang w:val="es-NI"/></w:rPr><w:t>11)</w:t></w:r></w:p><w:p><w:pPr><w:rPr><w:lang w:val="es-NI"/></w:rPr></w:pPr><w:r><w:rPr><w:sz w:val="15"/><w:lang w:val="es-NI"/></w:rPr><w:t>No / 1</w:t></w:r></w:p><w:p><w:pPr><w:rPr><w:lang w:val="es-NI"/></w:rPr></w:pPr><w:r><w:rPr><w:sz w:val="15"/><w:lang w:val="es-NI"/></w:rPr><w:t>—</w:t></w:r></w:p><w:p><w:pPr><w:rPr><w:lang w:val="es-NI"/></w:rPr></w:pPr><w:r><w:rPr><w:sz w:val="15"/><w:lang w:val="es-NI"/></w:rPr><w:t>Estado lógico/operativo del registro.</w:t></w:r></w:p><w:p><w:pPr><w:rPr><w:lang w:val="es-NI"/></w:rPr></w:pPr><w:r><w:rPr><w:b/><w:lang w:val="es-NI"/></w:rPr><w:t>Relaciones:</w:t></w:r></w:p><w:p><w:pPr><w:pStyle w:val="Listaconvietas"/><w:rPr><w:lang w:val="es-NI"/></w:rPr></w:pPr><w:proofErr w:type="spellStart"/><w:r><w:rPr><w:lang w:val="es-NI"/></w:rPr><w:t>moneda_id</w:t></w:r><w:proofErr w:type="spellEnd"/><w:r><w:rPr><w:lang w:val="es-NI"/></w:rPr><w:t xml:space="preserve"> → </w:t></w:r><w:proofErr w:type="spellStart"/><w:r><w:rPr><w:lang w:val="es-NI"/></w:rPr><w:t>monedas.id</w:t></w:r><w:proofErr w:type="spellEnd"/></w:p><w:p><w:pPr><w:pStyle w:val="Listaconvietas"/><w:rPr><w:lang w:val="es-NI"/></w:rPr></w:pPr><w:proofErr w:type="spellStart"/><w:r><w:rPr><w:lang w:val="es-NI"/></w:rPr><w:t>orden_trabajo_id</w:t></w:r><w:proofErr w:type="spellEnd"/><w:r><w:rPr><w:lang w:val="es-NI"/></w:rPr><w:t xml:space="preserve"> → </w:t></w:r><w:proofErr w:type="spellStart"/><w:r><w:rPr><w:lang w:val="es-NI"/></w:rPr><w:t>ordenes_trabajo.id</w:t></w:r><w:proofErr w:type="spellEnd"/><w:r><w:rPr><w:lang w:val="es-NI"/></w:rPr><w:t xml:space="preserve"> (ON DELETE CASCADE)</w:t></w:r></w:p><w:p><w:pPr><w:pStyle w:val="Listaconvietas"/><w:rPr><w:lang w:val="es-NI"/></w:rPr></w:pPr><w:proofErr w:type="spellStart"/><w:r><w:rPr><w:lang w:val="es-NI"/></w:rPr><w:t>tipo_participacion_id</w:t></w:r><w:proofErr w:type="spellEnd"/><w:r><w:rPr><w:lang w:val="es-NI"/></w:rPr><w:t xml:space="preserve"> → </w:t></w:r><w:proofErr w:type="spellStart"/><w:r><w:rPr><w:lang w:val="es-NI"/></w:rPr><w:t>tipos_participacion.id</w:t></w:r><w:proofErr w:type="spellEnd"/></w:p><w:p><w:pPr><w:rPr><w:lang w:val="es-NI"/></w:rPr></w:pPr><w:r><w:rPr><w:lang w:val="es-NI"/></w:rPr><w:br w:type="page"/></w:r></w:p><w:p><w:pPr><w:pStyle w:val="Ttulo2"/><w:rPr><w:lang w:val="es-NI"/></w:rPr></w:pPr><w:bookmarkStart w:id="29" w:name="_Toc240620158"/><w:r><w:rPr><w:lang w:val="es-NI"/></w:rPr><w:lastRenderedPageBreak/><w:t>25. liquidaciones</w:t></w:r><w:bookmarkEnd w:id="29"/></w:p><w:p><w:pPr><w:rPr><w:lang w:val="es-NI"/></w:rPr></w:pPr><w:r><w:rPr><w:lang w:val="es-NI"/></w:rPr><w:t>Registro de la distribución del oro recuperado entre cliente y empresa, expresada en gramos y porcentajes.</w:t></w:r></w:p><w:p><w:pPr><w:rPr><w:lang w:val="es-NI"/></w:rPr></w:pPr><w:r><w:rPr><w:b/><w:lang w:val="es-NI"/></w:rPr><w:t xml:space="preserve">Reglas / criterios: </w:t></w:r><w:r><w:rPr><w:lang w:val="es-NI"/></w:rPr><w:t xml:space="preserve">La distribución se realiza en gramos, no por valor monetario. La aplicación valida que </w:t></w:r><w:proofErr w:type="spellStart"/><w:r><w:rPr><w:lang w:val="es-NI"/></w:rPr><w:t>gramos_cliente</w:t></w:r><w:proofErr w:type="spellEnd"/><w:r><w:rPr><w:lang w:val="es-NI"/></w:rPr><w:t xml:space="preserve"> + </w:t></w:r><w:proofErr w:type="spellStart"/><w:r><w:rPr><w:lang w:val="es-NI"/></w:rPr><w:t>gramos_empresa</w:t></w:r><w:proofErr w:type="spellEnd"/><w:r><w:rPr><w:lang w:val="es-NI"/></w:rPr><w:t xml:space="preserve"> = </w:t></w:r><w:proofErr w:type="spellStart"/><w:r><w:rPr><w:lang w:val="es-NI"/></w:rPr><w:t>gramos_recuperados</w:t></w:r><w:proofErr w:type="spellEnd"/><w:r><w:rPr><w:lang w:val="es-NI"/></w:rPr><w:t xml:space="preserve"> y que los porcentajes correspondan al acuerdo aplicable.</w:t></w:r></w:p><w:p><w:pPr><w:rPr><w:lang w:val="es-NI"/></w:rPr></w:pPr><w:r><w:rPr><w:b/><w:sz w:val="16"/><w:lang w:val="es-NI"/></w:rPr><w:t>PK</w:t></w:r></w:p><w:p><w:pPr><w:rPr><w:lang w:val="es-NI"/></w:rPr></w:pPr><w:proofErr w:type="spellStart"/><w:r><w:rPr><w:b/><w:sz w:val="16"/><w:lang w:val="es-NI"/></w:rPr><w:t>Soft</w:t></w:r><w:proofErr w:type="spellEnd"/><w:r><w:rPr><w:b/><w:sz w:val="16"/><w:lang w:val="es-NI"/></w:rPr><w:t xml:space="preserve"> </w:t></w:r><w:proofErr w:type="spellStart"/><w:r><w:rPr><w:b/><w:sz w:val="16"/><w:lang w:val="es-NI"/></w:rPr><w:t>Delete</w:t></w:r><w:proofErr w:type="spellEnd"/></w:p><w:p><w:pPr><w:rPr><w:lang w:val="es-NI"/></w:rPr></w:pPr><w:r><w:rPr><w:b/><w:sz w:val="16"/><w:lang w:val="es-NI"/></w:rPr><w:t>Índices únicos</w:t></w:r></w:p><w:p><w:pPr><w:rPr><w:lang w:val="es-NI"/></w:rPr></w:pPr><w:r><w:rPr><w:b/><w:sz w:val="16"/><w:lang w:val="es-NI"/></w:rPr><w:t>Relaciones FK</w:t></w:r></w:p><w:p><w:pPr><w:rPr><w:lang w:val="es-NI"/></w:rPr></w:pPr><w:r><w:rPr><w:sz w:val="16"/><w:lang w:val="es-NI"/></w:rPr><w:t>id</w:t></w:r></w:p><w:p><w:pPr><w:rPr><w:lang w:val="es-NI"/></w:rPr></w:pPr><w:r><w:rPr><w:sz w:val="16"/><w:lang w:val="es-NI"/></w:rPr><w:t>Sí</w:t></w:r></w:p><w:p><w:pPr><w:rPr><w:lang w:val="es-NI"/></w:rPr></w:pPr><w:r><w:rPr><w:sz w:val="16"/><w:lang w:val="es-NI"/></w:rPr><w:t>—</w:t></w:r></w:p><w:p><w:pPr><w:rPr><w:lang w:val="es-NI"/></w:rPr></w:pPr><w:r><w:rPr><w:sz w:val="16"/><w:lang w:val="es-NI"/></w:rPr><w:t>1</w:t></w:r></w:p><w:p><w:pPr><w:rPr><w:lang w:val="es-NI"/></w:rPr></w:pPr><w:r><w:rPr><w:b/><w:sz w:val="15"/><w:lang w:val="es-NI"/></w:rPr><w:t>Campo</w:t></w:r></w:p><w:p><w:pPr><w:rPr><w:lang w:val="es-NI"/></w:rPr></w:pPr><w:r><w:rPr><w:b/><w:sz w:val="15"/><w:lang w:val="es-NI"/></w:rPr><w:t>Tipo / definición</w:t></w:r></w:p><w:p><w:pPr><w:rPr><w:lang w:val="es-NI"/></w:rPr></w:pPr><w:r><w:rPr><w:b/><w:sz w:val="15"/><w:lang w:val="es-NI"/></w:rPr><w:t>Nulo / default</w:t></w:r></w:p><w:p><w:pPr><w:rPr><w:lang w:val="es-NI"/></w:rPr></w:pPr><w:r><w:rPr><w:b/><w:sz w:val="15"/><w:lang w:val="es-NI"/></w:rPr><w:t>Clave / índice</w:t></w:r></w:p><w:p><w:pPr><w:rPr><w:lang w:val="es-NI"/></w:rPr></w:pPr><w:r><w:rPr><w:b/><w:sz w:val="15"/><w:lang w:val="es-NI"/></w:rPr><w:t>Descripción</w:t></w:r></w:p><w:p><w:pPr><w:rPr><w:lang w:val="es-NI"/></w:rPr></w:pPr><w:r><w:rPr><w:sz w:val="15"/><w:lang w:val="es-NI"/></w:rPr><w:t>id</w:t></w:r></w:p><w:p><w:pPr><w:rPr><w:lang w:val="es-NI"/></w:rPr></w:pPr><w:proofErr w:type="gramStart"/><w:r><w:rPr><w:sz w:val="15"/><w:lang w:val="es-NI"/></w:rPr><w:t>BIGINT(</w:t></w:r><w:proofErr w:type="gramEnd"/><w:r><w:rPr><w:sz w:val="15"/><w:lang w:val="es-NI"/></w:rPr><w:t>20)</w:t></w:r></w:p><w:p><w:pPr><w:rPr><w:lang w:val="es-NI"/></w:rPr></w:pPr><w:r><w:rPr><w:sz w:val="15"/><w:lang w:val="es-NI"/></w:rPr><w:t>No</w:t></w:r></w:p><w:p><w:pPr><w:rPr><w:lang w:val="es-NI"/></w:rPr></w:pPr><w:r><w:rPr><w:sz w:val="15"/><w:lang w:val="es-NI"/></w:rPr><w:t>PK</w:t></w:r></w:p><w:p><w:pPr><w:rPr><w:lang w:val="es-NI"/></w:rPr></w:pPr><w:r><w:rPr><w:sz w:val="15"/><w:lang w:val="es-NI"/></w:rPr><w:t>Identificador único de la fila.</w:t></w:r></w:p><w:p><w:pPr><w:rPr><w:lang w:val="es-NI"/></w:rPr></w:pPr><w:proofErr w:type="spellStart"/><w:r><w:rPr><w:sz w:val="15"/><w:lang w:val="es-NI"/></w:rPr><w:t>orden_trabajo_id</w:t></w:r><w:proofErr w:type="spellEnd"/></w:p><w:p><w:pPr><w:rPr><w:lang w:val="es-NI"/></w:rPr></w:pPr><w:proofErr w:type="gramStart"/><w:r><w:rPr><w:sz w:val="15"/><w:lang w:val="es-NI"/></w:rPr><w:t>BIGINT(</w:t></w:r><w:proofErr w:type="gramEnd"/><w:r><w:rPr><w:sz w:val="15"/><w:lang w:val="es-NI"/></w:rPr><w:t>20)</w:t></w:r></w:p><w:p><w:pPr><w:rPr><w:lang w:val="es-NI"/></w:rPr></w:pPr><w:r><w:rPr><w:sz w:val="15"/><w:lang w:val="es-NI"/></w:rPr><w:t>No</w:t></w:r></w:p><w:p><w:pPr><w:rPr><w:lang w:val="es-NI"/></w:rPr></w:pPr><w:r><w:rPr><w:sz w:val="15"/><w:lang w:val="es-NI"/></w:rPr><w:t>FK</w:t></w:r></w:p><w:p><w:pPr><w:rPr><w:lang w:val="es-NI"/></w:rPr></w:pPr><w:r><w:rPr><w:sz w:val="15"/><w:lang w:val="es-NI"/></w:rPr><w:t>Referencia a la orden de trabajo asociada.</w:t></w:r></w:p><w:p><w:pPr><w:rPr><w:lang w:val="es-NI"/></w:rPr></w:pPr><w:r><w:rPr><w:sz w:val="15"/><w:lang w:val="es-NI"/></w:rPr><w:t>fecha</w:t></w:r></w:p><w:p><w:pPr><w:rPr><w:lang w:val="es-NI"/></w:rPr></w:pPr><w:r><w:rPr><w:sz w:val="15"/><w:lang w:val="es-NI"/></w:rPr><w:t>DATE</w:t></w:r></w:p><w:p><w:pPr><w:rPr><w:lang w:val="es-NI"/></w:rPr></w:pPr><w:r><w:rPr><w:sz w:val="15"/><w:lang w:val="es-NI"/></w:rPr><w:t>No</w:t></w:r></w:p><w:p><w:pPr><w:rPr><w:lang w:val="es-NI"/></w:rPr></w:pPr><w:r><w:rPr><w:sz w:val="15"/><w:lang w:val="es-NI"/></w:rPr><w:t>—</w:t></w:r></w:p><w:p><w:pPr><w:rPr><w:lang w:val="es-NI"/></w:rPr></w:pPr><w:r><w:rPr><w:sz w:val="15"/><w:lang w:val="es-NI"/></w:rPr><w:t>Fecha de la operación.</w:t></w:r></w:p><w:p><w:pPr><w:rPr><w:lang w:val="es-NI"/></w:rPr></w:pPr><w:proofErr w:type="spellStart"/><w:r><w:rPr><w:sz w:val="15"/><w:lang w:val="es-NI"/></w:rPr><w:t>gramos_recuperados</w:t></w:r><w:proofErr w:type="spellEnd"/></w:p><w:p><w:pPr><w:rPr><w:lang w:val="es-NI"/></w:rPr></w:pPr><w:proofErr w:type="gramStart"/><w:r><w:rPr><w:sz w:val="15"/><w:lang w:val="es-NI"/></w:rPr><w:t>DECIMAL(</w:t></w:r><w:proofErr w:type="gramEnd"/><w:r><w:rPr><w:sz w:val="15"/><w:lang w:val="es-NI"/></w:rPr><w:t>12,</w:t></w:r></w:p><w:p><w:pPr><w:rPr><w:lang w:val="es-NI"/></w:rPr></w:pPr><w:r><w:rPr><w:sz w:val="15"/><w:lang w:val="es-NI"/></w:rPr><w:t>No / 0.0000</w:t></w:r></w:p><w:p><w:pPr><w:rPr><w:lang w:val="es-NI"/></w:rPr></w:pPr><w:r><w:rPr><w:sz w:val="15"/><w:lang w:val="es-NI"/></w:rPr><w:t>—</w:t></w:r></w:p><w:p><w:pPr><w:rPr><w:lang w:val="es-NI"/></w:rPr></w:pPr><w:r><w:rPr><w:sz w:val="15"/><w:lang w:val="es-NI"/></w:rPr><w:t>Gramos recuperados considerados en la liquidación/cierre.</w:t></w:r></w:p><w:p><w:pPr><w:rPr><w:lang w:val="es-NI"/></w:rPr></w:pPr><w:proofErr w:type="spellStart"/><w:r><w:rPr><w:sz w:val="15"/><w:lang w:val="es-NI"/></w:rPr><w:t>gramos_cliente</w:t></w:r><w:proofErr w:type="spellEnd"/></w:p><w:p><w:pPr><w:rPr><w:lang w:val="es-NI"/></w:rPr></w:pPr><w:proofErr w:type="gramStart"/><w:r><w:rPr><w:sz w:val="15"/><w:lang w:val="es-NI"/></w:rPr><w:t>DECIMAL(</w:t></w:r><w:proofErr w:type="gramEnd"/><w:r><w:rPr><w:sz w:val="15"/><w:lang w:val="es-NI"/></w:rPr><w:t>12,</w:t></w:r></w:p><w:p><w:pPr><w:rPr><w:lang w:val="es-NI"/></w:rPr></w:pPr><w:r><w:rPr><w:sz w:val="15"/><w:lang w:val="es-NI"/></w:rPr><w:t>No / 0.0000</w:t></w:r></w:p><w:p><w:pPr><w:rPr><w:lang w:val="es-NI"/></w:rPr></w:pPr><w:r><w:rPr><w:sz w:val="15"/><w:lang w:val="es-NI"/></w:rPr><w:t>—</w:t></w:r></w:p><w:p><w:pPr><w:rPr><w:lang w:val="es-NI"/></w:rPr></w:pPr><w:r><w:rPr><w:sz w:val="15"/><w:lang w:val="es-NI"/></w:rPr><w:t>Gramos asignados al cliente.</w:t></w:r></w:p><w:p><w:pPr><w:rPr><w:lang w:val="es-NI"/></w:rPr></w:pPr><w:proofErr w:type="spellStart"/><w:r><w:rPr><w:sz w:val="15"/><w:lang w:val="es-NI"/></w:rPr><w:t>gramos_empresa</w:t></w:r><w:proofErr w:type="spellEnd"/></w:p><w:p><w:pPr><w:rPr><w:lang w:val="es-NI"/></w:rPr></w:pPr><w:proofErr w:type="gramStart"/><w:r><w:rPr><w:sz w:val="15"/><w:lang w:val="es-NI"/></w:rPr><w:t>DECIMAL(</w:t></w:r><w:proofErr w:type="gramEnd"/><w:r><w:rPr><w:sz w:val="15"/><w:lang w:val="es-NI"/></w:rPr><w:t>12,</w:t></w:r></w:p><w:p><w:pPr><w:rPr><w:lang w:val="es-NI"/></w:rPr></w:pPr><w:r><w:rPr><w:sz w:val="15"/><w:lang w:val="es-NI"/></w:rPr><w:t>No / 0.0000</w:t></w:r></w:p><w:p><w:pPr><w:rPr><w:lang w:val="es-NI"/></w:rPr></w:pPr><w:r><w:rPr><w:sz w:val="15"/><w:lang w:val="es-NI"/></w:rPr><w:t>—</w:t></w:r></w:p><w:p><w:pPr><w:rPr><w:lang w:val="es-NI"/></w:rPr></w:pPr><w:r><w:rPr><w:sz w:val="15"/><w:lang w:val="es-NI"/></w:rPr><w:t>Gramos asignados a la empresa.</w:t></w:r></w:p><w:p><w:pPr><w:rPr><w:lang w:val="es-NI"/></w:rPr></w:pPr><w:proofErr w:type="spellStart"/><w:r><w:rPr><w:sz w:val="15"/><w:lang w:val="es-NI"/></w:rPr><w:t>porcentaje_cliente</w:t></w:r><w:proofErr w:type="spellEnd"/></w:p><w:p><w:pPr><w:rPr><w:lang w:val="es-NI"/></w:rPr></w:pPr><w:proofErr w:type="gramStart"/><w:r><w:rPr><w:sz w:val="15"/><w:lang w:val="es-NI"/></w:rPr><w:t>DECIMAL(</w:t></w:r><w:proofErr w:type="gramEnd"/><w:r><w:rPr><w:sz w:val="15"/><w:lang w:val="es-NI"/></w:rPr><w:t>7,</w:t></w:r></w:p><w:p><w:pPr><w:rPr><w:lang w:val="es-NI"/></w:rPr></w:pPr><w:r><w:rPr><w:sz w:val="15"/><w:lang w:val="es-NI"/></w:rPr><w:t>No / 0.0000</w:t></w:r></w:p><w:p><w:pPr><w:rPr><w:lang w:val="es-NI"/></w:rPr></w:pPr><w:r><w:rPr><w:sz w:val="15"/><w:lang w:val="es-NI"/></w:rPr><w:t>—</w:t></w:r></w:p><w:p><w:pPr><w:rPr><w:lang w:val="es-NI"/></w:rPr></w:pPr><w:r><w:rPr><w:sz w:val="15"/><w:lang w:val="es-NI"/></w:rPr><w:t>Porcentaje de participación del cliente.</w:t></w:r></w:p><w:p><w:pPr><w:rPr><w:lang w:val="es-NI"/></w:rPr></w:pPr><w:proofErr w:type="spellStart"/><w:r><w:rPr><w:sz w:val="15"/><w:lang w:val="es-NI"/></w:rPr><w:t>porcentaje_empresa</w:t></w:r><w:proofErr w:type="spellEnd"/></w:p><w:p><w:pPr><w:rPr><w:lang w:val="es-NI"/></w:rPr></w:pPr><w:proofErr w:type="gramStart"/><w:r><w:rPr><w:sz w:val="15"/><w:lang w:val="es-NI"/></w:rPr><w:t>DECIMAL(</w:t></w:r><w:proofErr w:type="gramEnd"/><w:r><w:rPr><w:sz w:val="15"/><w:lang w:val="es-NI"/></w:rPr><w:t>7,</w:t></w:r></w:p><w:p><w:pPr><w:rPr><w:lang w:val="es-NI"/></w:rPr></w:pPr><w:r><w:rPr><w:sz w:val="15"/><w:lang w:val="es-NI"/></w:rPr><w:t>No / 0.0000</w:t></w:r></w:p><w:p><w:pPr><w:rPr><w:lang w:val="es-NI"/></w:rPr></w:pPr><w:r><w:rPr><w:sz w:val="15"/><w:lang w:val="es-NI"/></w:rPr><w:t>—</w:t></w:r></w:p><w:p><w:pPr><w:rPr><w:lang w:val="es-NI"/></w:rPr></w:pPr><w:r><w:rPr><w:sz w:val="15"/><w:lang w:val="es-NI"/></w:rPr><w:t>Porcentaje de participación de la empresa.</w:t></w:r></w:p><w:p><w:pPr><w:rPr><w:lang w:val="es-NI"/></w:rPr></w:pPr><w:r><w:rPr><w:sz w:val="15"/><w:lang w:val="es-NI"/></w:rPr><w:t>observaciones</w:t></w:r></w:p><w:p><w:pPr><w:rPr><w:lang w:val="es-NI"/></w:rPr></w:pPr><w:r><w:rPr><w:sz w:val="15"/><w:lang w:val="es-NI"/></w:rPr><w:t>TEXT</w:t></w:r></w:p><w:p><w:pPr><w:rPr><w:lang w:val="es-NI"/></w:rPr></w:pPr><w:r><w:rPr><w:sz w:val="15"/><w:lang w:val="es-NI"/></w:rPr><w:t>Sí / NULL</w:t></w:r></w:p><w:p><w:pPr><w:rPr><w:lang w:val="es-NI"/></w:rPr></w:pPr><w:r><w:rPr><w:sz w:val="15"/><w:lang w:val="es-NI"/></w:rPr><w:t>—</w:t></w:r></w:p><w:p><w:pPr><w:rPr><w:lang w:val="es-NI"/></w:rPr></w:pPr><w:r><w:rPr><w:sz w:val="15"/><w:lang w:val="es-NI"/></w:rPr><w:t>Notas adicionales del registro.</w:t></w:r></w:p><w:p><w:pPr><w:rPr><w:lang w:val="es-NI"/></w:rPr></w:pPr><w:proofErr w:type="spellStart"/><w:r><w:rPr><w:sz w:val="15"/><w:lang w:val="es-NI"/></w:rPr><w:t>created_at</w:t></w:r><w:proofErr w:type="spellEnd"/></w:p><w:p><w:pPr><w:rPr><w:lang w:val="es-NI"/></w:rPr></w:pPr><w:r><w:rPr><w:sz w:val="15"/><w:lang w:val="es-NI"/></w:rPr><w:t>TIMESTAMP</w:t></w:r></w:p><w:p><w:pPr><w:rPr><w:lang w:val="es-NI"/></w:rPr></w:pPr><w:r><w:rPr><w:sz w:val="15"/><w:lang w:val="es-NI"/></w:rPr><w:t>Sí / NULL</w:t></w:r></w:p><w:p><w:pPr><w:rPr><w:lang w:val="es-NI"/></w:rPr></w:pPr><w:r><w:rPr><w:sz w:val="15"/><w:lang w:val="es-NI"/></w:rPr><w:t>—</w:t></w:r></w:p><w:p><w:pPr><w:rPr><w:lang w:val="es-NI"/></w:rPr></w:pPr><w:r><w:rPr><w:sz w:val="15"/><w:lang w:val="es-NI"/></w:rPr><w:t>Fecha/hora de creación.</w:t></w:r></w:p><w:p><w:pPr><w:rPr><w:lang w:val="es-NI"/></w:rPr></w:pPr><w:proofErr w:type="spellStart"/><w:r><w:rPr><w:sz w:val="15"/><w:lang w:val="es-NI"/></w:rPr><w:t>updated_at</w:t></w:r><w:proofErr w:type="spellEnd"/></w:p><w:p><w:pPr><w:rPr><w:lang w:val="es-NI"/></w:rPr></w:pPr><w:r><w:rPr><w:sz w:val="15"/><w:lang w:val="es-NI"/></w:rPr><w:t>TIMESTAMP</w:t></w:r></w:p><w:p><w:pPr><w:rPr><w:lang w:val="es-NI"/></w:rPr></w:pPr><w:r><w:rPr><w:sz w:val="15"/><w:lang w:val="es-NI"/></w:rPr><w:t>Sí / NULL</w:t></w:r></w:p><w:p><w:pPr><w:rPr><w:lang w:val="es-NI"/></w:rPr></w:pPr><w:r><w:rPr><w:sz w:val="15"/><w:lang w:val="es-NI"/></w:rPr><w:t>—</w:t></w:r></w:p><w:p><w:pPr><w:rPr><w:lang w:val="es-NI"/></w:rPr></w:pPr><w:r><w:rPr><w:sz w:val="15"/><w:lang w:val="es-NI"/></w:rPr><w:t>Fecha/hora de última actualización.</w:t></w:r></w:p><w:p><w:pPr><w:rPr><w:lang w:val="es-NI"/></w:rPr></w:pPr><w:proofErr w:type="spellStart"/><w:r><w:rPr><w:sz w:val="15"/><w:lang w:val="es-NI"/></w:rPr><w:t>deleted_at</w:t></w:r><w:proofErr w:type="spellEnd"/></w:p><w:p><w:pPr><w:rPr><w:lang w:val="es-NI"/></w:rPr></w:pPr><w:r><w:rPr><w:sz w:val="15"/><w:lang w:val="es-NI"/></w:rPr><w:t>TIMESTAMP</w:t></w:r></w:p><w:p><w:pPr><w:rPr><w:lang w:val="es-NI"/></w:rPr></w:pPr><w:r><w:rPr><w:sz w:val="15"/><w:lang w:val="es-NI"/></w:rPr><w:t>Sí / NULL</w:t></w:r></w:p><w:p><w:pPr><w:rPr><w:lang w:val="es-NI"/></w:rPr></w:pPr><w:r><w:rPr><w:sz w:val="15"/><w:lang w:val="es-NI"/></w:rPr><w:t>—</w:t></w:r></w:p><w:p><w:pPr><w:rPr><w:lang w:val="es-NI"/></w:rPr></w:pPr><w:r><w:rPr><w:sz w:val="15"/><w:lang w:val="es-NI"/></w:rPr><w:t>Marca temporal de eliminación lógica (</w:t></w:r><w:proofErr w:type="spellStart"/><w:r><w:rPr><w:sz w:val="15"/><w:lang w:val="es-NI"/></w:rPr><w:t>Soft</w:t></w:r><w:proofErr w:type="spellEnd"/><w:r><w:rPr><w:sz w:val="15"/><w:lang w:val="es-NI"/></w:rPr><w:t xml:space="preserve"> </w:t></w:r><w:proofErr w:type="spellStart"/><w:r><w:rPr><w:sz w:val="15"/><w:lang w:val="es-NI"/></w:rPr><w:t>Delete</w:t></w:r><w:proofErr w:type="spellEnd"/><w:r><w:rPr><w:sz w:val="15"/><w:lang w:val="es-NI"/></w:rPr><w:t>).</w:t></w:r></w:p><w:p><w:pPr><w:rPr><w:lang w:val="es-NI"/></w:rPr></w:pPr><w:r><w:rPr><w:b/><w:lang w:val="es-NI"/></w:rPr><w:t>Relaciones:</w:t></w:r></w:p><w:p><w:pPr><w:pStyle w:val="Listaconvietas"/><w:rPr><w:lang w:val="es-NI"/></w:rPr></w:pPr><w:proofErr w:type="spellStart"/><w:r><w:rPr><w:lang w:val="es-NI"/></w:rPr><w:t>orden_trabajo_id</w:t></w:r><w:proofErr w:type="spellEnd"/><w:r><w:rPr><w:lang w:val="es-NI"/></w:rPr><w:t xml:space="preserve"> → </w:t></w:r><w:proofErr w:type="spellStart"/><w:r><w:rPr><w:lang w:val="es-NI"/></w:rPr><w:t>ordenes_trabajo.id</w:t></w:r><w:proofErr w:type="spellEnd"/><w:r><w:rPr><w:lang w:val="es-NI"/></w:rPr><w:t xml:space="preserve"> (ON DELETE CASCADE)</w:t></w:r></w:p><w:p><w:pPr><w:rPr><w:lang w:val="es-NI"/></w:rPr></w:pPr><w:r><w:rPr><w:lang w:val="es-NI"/></w:rPr><w:br w:type="page"/></w:r></w:p><w:p><w:pPr><w:pStyle w:val="Ttulo2"/><w:rPr><w:lang w:val="es-NI"/></w:rPr></w:pPr><w:bookmarkStart w:id="30" w:name="_Toc240620159"/><w:r><w:rPr><w:lang w:val="es-NI"/></w:rPr><w:lastRenderedPageBreak/><w:t xml:space="preserve">26. </w:t></w:r><w:proofErr w:type="spellStart"/><w:r><w:rPr><w:lang w:val="es-NI"/></w:rPr><w:t>tipos_ingreso</w:t></w:r><w:bookmarkEnd w:id="30"/><w:proofErr w:type="spellEnd"/></w:p><w:p><w:pPr><w:rPr><w:lang w:val="es-NI"/></w:rPr></w:pPr><w:r><w:rPr><w:lang w:val="es-NI"/></w:rPr><w:t>Catálogo de tipos de ingresos que pueden imputarse a una OT.</w:t></w:r></w:p><w:p><w:pPr><w:rPr><w:lang w:val="es-NI"/></w:rPr></w:pPr><w:r><w:rPr><w:b/><w:sz w:val="16"/><w:lang w:val="es-NI"/></w:rPr><w:t>PK</w:t></w:r></w:p><w:p><w:pPr><w:rPr><w:lang w:val="es-NI"/></w:rPr></w:pPr><w:proofErr w:type="spellStart"/><w:r><w:rPr><w:b/><w:sz w:val="16"/><w:lang w:val="es-NI"/></w:rPr><w:t>Soft</w:t></w:r><w:proofErr w:type="spellEnd"/><w:r><w:rPr><w:b/><w:sz w:val="16"/><w:lang w:val="es-NI"/></w:rPr><w:t xml:space="preserve"> </w:t></w:r><w:proofErr w:type="spellStart"/><w:r><w:rPr><w:b/><w:sz w:val="16"/><w:lang w:val="es-NI"/></w:rPr><w:t>Delete</w:t></w:r><w:proofErr w:type="spellEnd"/></w:p><w:p><w:pPr><w:rPr><w:lang w:val="es-NI"/></w:rPr></w:pPr><w:r><w:rPr><w:b/><w:sz w:val="16"/><w:lang w:val="es-NI"/></w:rPr><w:t>Índices únicos</w:t></w:r></w:p><w:p><w:pPr><w:rPr><w:lang w:val="es-NI"/></w:rPr></w:pPr><w:r><w:rPr><w:b/><w:sz w:val="16"/><w:lang w:val="es-NI"/></w:rPr><w:t>Relaciones FK</w:t></w:r></w:p><w:p><w:pPr><w:rPr><w:lang w:val="es-NI"/></w:rPr></w:pPr><w:r><w:rPr><w:sz w:val="16"/><w:lang w:val="es-NI"/></w:rPr><w:t>id</w:t></w:r></w:p><w:p><w:pPr><w:rPr><w:lang w:val="es-NI"/></w:rPr></w:pPr><w:r><w:rPr><w:sz w:val="16"/><w:lang w:val="es-NI"/></w:rPr><w:t>Sí</w:t></w:r></w:p><w:p><w:pPr><w:rPr><w:lang w:val="es-NI"/></w:rPr></w:pPr><w:r><w:rPr><w:sz w:val="16"/><w:lang w:val="es-NI"/></w:rPr><w:t>—</w:t></w:r></w:p><w:p><w:pPr><w:rPr><w:lang w:val="es-NI"/></w:rPr></w:pPr><w:r><w:rPr><w:sz w:val="16"/><w:lang w:val="es-NI"/></w:rPr><w:t>0</w:t></w:r></w:p><w:p><w:pPr><w:rPr><w:lang w:val="es-NI"/></w:rPr></w:pPr><w:r><w:rPr><w:b/><w:sz w:val="15"/><w:lang w:val="es-NI"/></w:rPr><w:t>Campo</w:t></w:r></w:p><w:p><w:pPr><w:rPr><w:lang w:val="es-NI"/></w:rPr></w:pPr><w:r><w:rPr><w:b/><w:sz w:val="15"/><w:lang w:val="es-NI"/></w:rPr><w:t>Tipo / definición</w:t></w:r></w:p><w:p><w:pPr><w:rPr><w:lang w:val="es-NI"/></w:rPr></w:pPr><w:r><w:rPr><w:b/><w:sz w:val="15"/><w:lang w:val="es-NI"/></w:rPr><w:t>Nulo / default</w:t></w:r></w:p><w:p><w:pPr><w:rPr><w:lang w:val="es-NI"/></w:rPr></w:pPr><w:r><w:rPr><w:b/><w:sz w:val="15"/><w:lang w:val="es-NI"/></w:rPr><w:t>Clave / índice</w:t></w:r></w:p><w:p><w:pPr><w:rPr><w:lang w:val="es-NI"/></w:rPr></w:pPr><w:r><w:rPr><w:b/><w:sz w:val="15"/><w:lang w:val="es-NI"/></w:rPr><w:t>Descripción</w:t></w:r></w:p><w:p><w:pPr><w:rPr><w:lang w:val="es-NI"/></w:rPr></w:pPr><w:r><w:rPr><w:sz w:val="15"/><w:lang w:val="es-NI"/></w:rPr><w:t>id</w:t></w:r></w:p><w:p><w:pPr><w:rPr><w:lang w:val="es-NI"/></w:rPr></w:pPr><w:proofErr w:type="gramStart"/><w:r><w:rPr><w:sz w:val="15"/><w:lang w:val="es-NI"/></w:rPr><w:t>BIGINT(</w:t></w:r><w:proofErr w:type="gramEnd"/><w:r><w:rPr><w:sz w:val="15"/><w:lang w:val="es-NI"/></w:rPr><w:t>20)</w:t></w:r></w:p><w:p><w:pPr><w:rPr><w:lang w:val="es-NI"/></w:rPr></w:pPr><w:r><w:rPr><w:sz w:val="15"/><w:lang w:val="es-NI"/></w:rPr><w:t>No</w:t></w:r></w:p><w:p><w:pPr><w:rPr><w:lang w:val="es-NI"/></w:rPr></w:pPr><w:r><w:rPr><w:sz w:val="15"/><w:lang w:val="es-NI"/></w:rPr><w:t>PK</w:t></w:r></w:p><w:p><w:pPr><w:rPr><w:lang w:val="es-NI"/></w:rPr></w:pPr><w:r><w:rPr><w:sz w:val="15"/><w:lang w:val="es-NI"/></w:rPr><w:t>Identificador único de la fila.</w:t></w:r></w:p><w:p><w:pPr><w:rPr><w:lang w:val="es-NI"/></w:rPr></w:pPr><w:r><w:rPr><w:sz w:val="15"/><w:lang w:val="es-NI"/></w:rPr><w:t>nombre</w:t></w:r></w:p><w:p><w:pPr><w:rPr><w:lang w:val="es-NI"/></w:rPr></w:pPr><w:proofErr w:type="gramStart"/><w:r><w:rPr><w:sz w:val="15"/><w:lang w:val="es-NI"/></w:rPr><w:t>VARCHAR(</w:t></w:r><w:proofErr w:type="gramEnd"/><w:r><w:rPr><w:sz w:val="15"/><w:lang w:val="es-NI"/></w:rPr><w:t>100)</w:t></w:r></w:p><w:p><w:pPr><w:rPr><w:lang w:val="es-NI"/></w:rPr></w:pPr><w:r><w:rPr><w:sz w:val="15"/><w:lang w:val="es-NI"/></w:rPr><w:t>No</w:t></w:r></w:p><w:p><w:pPr><w:rPr><w:lang w:val="es-NI"/></w:rPr></w:pPr><w:r><w:rPr><w:sz w:val="15"/><w:lang w:val="es-NI"/></w:rPr><w:t>—</w:t></w:r></w:p><w:p><w:pPr><w:rPr><w:lang w:val="es-NI"/></w:rPr></w:pPr><w:r><w:rPr><w:sz w:val="15"/><w:lang w:val="es-NI"/></w:rPr><w:t>Nombre descriptivo de la entidad.</w:t></w:r></w:p><w:p><w:pPr><w:rPr><w:lang w:val="es-NI"/></w:rPr></w:pPr><w:proofErr w:type="spellStart"/><w:r><w:rPr><w:sz w:val="15"/><w:lang w:val="es-NI"/></w:rPr><w:t>descripcion</w:t></w:r><w:proofErr w:type="spellEnd"/></w:p><w:p><w:pPr><w:rPr><w:lang w:val="es-NI"/></w:rPr></w:pPr><w:proofErr w:type="gramStart"/><w:r><w:rPr><w:sz w:val="15"/><w:lang w:val="es-NI"/></w:rPr><w:t>VARCHAR(</w:t></w:r><w:proofErr w:type="gramEnd"/><w:r><w:rPr><w:sz w:val="15"/><w:lang w:val="es-NI"/></w:rPr><w:t>255)</w:t></w:r></w:p><w:p><w:pPr><w:rPr><w:lang w:val="es-NI"/></w:rPr></w:pPr><w:r><w:rPr><w:sz w:val="15"/><w:lang w:val="es-NI"/></w:rPr><w:t>Sí / NULL</w:t></w:r></w:p><w:p><w:pPr><w:rPr><w:lang w:val="es-NI"/></w:rPr></w:pPr><w:r><w:rPr><w:sz w:val="15"/><w:lang w:val="es-NI"/></w:rPr><w:t>—</w:t></w:r></w:p><w:p><w:pPr><w:rPr><w:lang w:val="es-NI"/></w:rPr></w:pPr><w:r><w:rPr><w:sz w:val="15"/><w:lang w:val="es-NI"/></w:rPr><w:t>Descripción del concepto.</w:t></w:r></w:p><w:p><w:pPr><w:rPr><w:lang w:val="es-NI"/></w:rPr></w:pPr><w:r><w:rPr><w:sz w:val="15"/><w:lang w:val="es-NI"/></w:rPr><w:t>estado</w:t></w:r></w:p><w:p><w:pPr><w:rPr><w:lang w:val="es-NI"/></w:rPr></w:pPr><w:proofErr w:type="gramStart"/><w:r><w:rPr><w:sz w:val="15"/><w:lang w:val="es-NI"/></w:rPr><w:t>TINYINT(</w:t></w:r><w:proofErr w:type="gramEnd"/><w:r><w:rPr><w:sz w:val="15"/><w:lang w:val="es-NI"/></w:rPr><w:t>1)</w:t></w:r></w:p><w:p><w:pPr><w:rPr><w:lang w:val="es-NI"/></w:rPr></w:pPr><w:r><w:rPr><w:sz w:val="15"/><w:lang w:val="es-NI"/></w:rPr><w:t>No / 1</w:t></w:r></w:p><w:p><w:pPr><w:rPr><w:lang w:val="es-NI"/></w:rPr></w:pPr><w:r><w:rPr><w:sz w:val="15"/><w:lang w:val="es-NI"/></w:rPr><w:t>—</w:t></w:r></w:p><w:p><w:pPr><w:rPr><w:lang w:val="es-NI"/></w:rPr></w:pPr><w:r><w:rPr><w:sz w:val="15"/><w:lang w:val="es-NI"/></w:rPr><w:t>Estado lógico/operativo del registro.</w:t></w:r></w:p><w:p><w:pPr><w:rPr><w:lang w:val="es-NI"/></w:rPr></w:pPr><w:proofErr w:type="spellStart"/><w:r><w:rPr><w:sz w:val="15"/><w:lang w:val="es-NI"/></w:rPr><w:t>created_at</w:t></w:r><w:proofErr w:type="spellEnd"/></w:p><w:p><w:pPr><w:rPr><w:lang w:val="es-NI"/></w:rPr></w:pPr><w:r><w:rPr><w:sz w:val="15"/><w:lang w:val="es-NI"/></w:rPr><w:t>TIMESTAMP</w:t></w:r></w:p><w:p><w:pPr><w:rPr><w:lang w:val="es-NI"/></w:rPr></w:pPr><w:r><w:rPr><w:sz w:val="15"/><w:lang w:val="es-NI"/></w:rPr><w:t>Sí / NULL</w:t></w:r></w:p><w:p><w:pPr><w:rPr><w:lang w:val="es-NI"/></w:rPr></w:pPr><w:r><w:rPr><w:sz w:val="15"/><w:lang w:val="es-NI"/></w:rPr><w:t>—</w:t></w:r></w:p><w:p><w:pPr><w:rPr><w:lang w:val="es-NI"/></w:rPr></w:pPr><w:r><w:rPr><w:sz w:val="15"/><w:lang w:val="es-NI"/></w:rPr><w:t>Fecha/hora de creación.</w:t></w:r></w:p><w:p><w:pPr><w:rPr><w:lang w:val="es-NI"/></w:rPr></w:pPr><w:proofErr w:type="spellStart"/><w:r><w:rPr><w:sz w:val="15"/><w:lang w:val="es-NI"/></w:rPr><w:t>updated_at</w:t></w:r><w:proofErr w:type="spellEnd"/></w:p><w:p><w:pPr><w:rPr><w:lang w:val="es-NI"/></w:rPr></w:pPr><w:r><w:rPr><w:sz w:val="15"/><w:lang w:val="es-NI"/></w:rPr><w:t>TIMESTAMP</w:t></w:r></w:p><w:p><w:pPr><w:rPr><w:lang w:val="es-NI"/></w:rPr></w:pPr><w:r><w:rPr><w:sz w:val="15"/><w:lang w:val="es-NI"/></w:rPr><w:t>Sí / NULL</w:t></w:r></w:p><w:p><w:pPr><w:rPr><w:lang w:val="es-NI"/></w:rPr></w:pPr><w:r><w:rPr><w:sz w:val="15"/><w:lang w:val="es-NI"/></w:rPr><w:t>—</w:t></w:r></w:p><w:p><w:pPr><w:rPr><w:lang w:val="es-NI"/></w:rPr></w:pPr><w:r><w:rPr><w:sz w:val="15"/><w:lang w:val="es-NI"/></w:rPr><w:t>Fecha/hora de última actualización.</w:t></w:r></w:p><w:p><w:pPr><w:rPr><w:lang w:val="es-NI"/></w:rPr></w:pPr><w:proofErr w:type="spellStart"/><w:r><w:rPr><w:sz w:val="15"/><w:lang w:val="es-NI"/></w:rPr><w:t>deleted_at</w:t></w:r><w:proofErr w:type="spellEnd"/></w:p><w:p><w:pPr><w:rPr><w:lang w:val="es-NI"/></w:rPr></w:pPr><w:r><w:rPr><w:sz w:val="15"/><w:lang w:val="es-NI"/></w:rPr><w:t>TIMESTAMP</w:t></w:r></w:p><w:p><w:pPr><w:rPr><w:lang w:val="es-NI"/></w:rPr></w:pPr><w:r><w:rPr><w:sz w:val="15"/><w:lang w:val="es-NI"/></w:rPr><w:t>Sí / NULL</w:t></w:r></w:p><w:p><w:pPr><w:rPr><w:lang w:val="es-NI"/></w:rPr></w:pPr><w:r><w:rPr><w:sz w:val="15"/><w:lang w:val="es-NI"/></w:rPr><w:t>—</w:t></w:r></w:p><w:p><w:pPr><w:rPr><w:lang w:val="es-NI"/></w:rPr></w:pPr><w:r><w:rPr><w:sz w:val="15"/><w:lang w:val="es-NI"/></w:rPr><w:t>Marca temporal de eliminación lógica (</w:t></w:r><w:proofErr w:type="spellStart"/><w:r><w:rPr><w:sz w:val="15"/><w:lang w:val="es-NI"/></w:rPr><w:t>Soft</w:t></w:r><w:proofErr w:type="spellEnd"/><w:r><w:rPr><w:sz w:val="15"/><w:lang w:val="es-NI"/></w:rPr><w:t xml:space="preserve"> </w:t></w:r><w:proofErr w:type="spellStart"/><w:r><w:rPr><w:sz w:val="15"/><w:lang w:val="es-NI"/></w:rPr><w:t>Delete</w:t></w:r><w:proofErr w:type="spellEnd"/><w:r><w:rPr><w:sz w:val="15"/><w:lang w:val="es-NI"/></w:rPr><w:t>).</w:t></w:r></w:p><w:p><w:pPr><w:rPr><w:lang w:val="es-NI"/></w:rPr></w:pPr><w:r><w:rPr><w:lang w:val="es-NI"/></w:rPr><w:br w:type="page"/></w:r></w:p><w:p><w:pPr><w:pStyle w:val="Ttulo2"/><w:rPr><w:lang w:val="es-NI"/></w:rPr></w:pPr><w:bookmarkStart w:id="31" w:name="_Toc240620160"/><w:r><w:rPr><w:lang w:val="es-NI"/></w:rPr><w:lastRenderedPageBreak/><w:t>27. ingresos</w:t></w:r><w:bookmarkEnd w:id="31"/></w:p><w:p><w:pPr><w:rPr><w:lang w:val="es-NI"/></w:rPr></w:pPr><w:r><w:rPr><w:lang w:val="es-NI"/></w:rPr><w:t>Registro de ingresos asociados a una OT, con cantidad/precio cuando aplica, moneda y equivalente histórico en NIO.</w:t></w:r></w:p><w:p><w:pPr><w:rPr><w:lang w:val="es-NI"/></w:rPr></w:pPr><w:r><w:rPr><w:b/><w:lang w:val="es-NI"/></w:rPr><w:t xml:space="preserve">Reglas / criterios: </w:t></w:r><w:proofErr w:type="spellStart"/><w:r><w:rPr><w:lang w:val="es-NI"/></w:rPr><w:t>precio_unitario_nio</w:t></w:r><w:proofErr w:type="spellEnd"/><w:r><w:rPr><w:lang w:val="es-NI"/></w:rPr><w:t xml:space="preserve"> y </w:t></w:r><w:proofErr w:type="spellStart"/><w:r><w:rPr><w:lang w:val="es-NI"/></w:rPr><w:t>total_nio</w:t></w:r><w:proofErr w:type="spellEnd"/><w:r><w:rPr><w:lang w:val="es-NI"/></w:rPr><w:t xml:space="preserve"> conservan el equivalente histórico en NIO. Cuando corresponde, la aplicación valida cantidad × </w:t></w:r><w:proofErr w:type="spellStart"/><w:r><w:rPr><w:lang w:val="es-NI"/></w:rPr><w:t>precio_unitario</w:t></w:r><w:proofErr w:type="spellEnd"/><w:r><w:rPr><w:lang w:val="es-NI"/></w:rPr><w:t xml:space="preserve"> = total.</w:t></w:r></w:p><w:p><w:pPr><w:rPr><w:lang w:val="es-NI"/></w:rPr></w:pPr><w:r><w:rPr><w:b/><w:sz w:val="16"/><w:lang w:val="es-NI"/></w:rPr><w:t>PK</w:t></w:r></w:p><w:p><w:pPr><w:rPr><w:lang w:val="es-NI"/></w:rPr></w:pPr><w:proofErr w:type="spellStart"/><w:r><w:rPr><w:b/><w:sz w:val="16"/><w:lang w:val="es-NI"/></w:rPr><w:t>Soft</w:t></w:r><w:proofErr w:type="spellEnd"/><w:r><w:rPr><w:b/><w:sz w:val="16"/><w:lang w:val="es-NI"/></w:rPr><w:t xml:space="preserve"> </w:t></w:r><w:proofErr w:type="spellStart"/><w:r><w:rPr><w:b/><w:sz w:val="16"/><w:lang w:val="es-NI"/></w:rPr><w:t>Delete</w:t></w:r><w:proofErr w:type="spellEnd"/></w:p><w:p><w:pPr><w:rPr><w:lang w:val="es-NI"/></w:rPr></w:pPr><w:r><w:rPr><w:b/><w:sz w:val="16"/><w:lang w:val="es-NI"/></w:rPr><w:t>Índices únicos</w:t></w:r></w:p><w:p><w:pPr><w:rPr><w:lang w:val="es-NI"/></w:rPr></w:pPr><w:r><w:rPr><w:b/><w:sz w:val="16"/><w:lang w:val="es-NI"/></w:rPr><w:t>Relaciones FK</w:t></w:r></w:p><w:p><w:pPr><w:rPr><w:lang w:val="es-NI"/></w:rPr></w:pPr><w:r><w:rPr><w:sz w:val="16"/><w:lang w:val="es-NI"/></w:rPr><w:t>id</w:t></w:r></w:p><w:p><w:pPr><w:rPr><w:lang w:val="es-NI"/></w:rPr></w:pPr><w:r><w:rPr><w:sz w:val="16"/><w:lang w:val="es-NI"/></w:rPr><w:t>Sí</w:t></w:r></w:p><w:p><w:pPr><w:rPr><w:lang w:val="es-NI"/></w:rPr></w:pPr><w:r><w:rPr><w:sz w:val="16"/><w:lang w:val="es-NI"/></w:rPr><w:t>—</w:t></w:r></w:p><w:p><w:pPr><w:rPr><w:lang w:val="es-NI"/></w:rPr></w:pPr><w:r><w:rPr><w:sz w:val="16"/><w:lang w:val="es-NI"/></w:rPr><w:t>4</w:t></w:r></w:p><w:p><w:pPr><w:rPr><w:lang w:val="es-NI"/></w:rPr></w:pPr><w:r><w:rPr><w:b/><w:sz w:val="15"/><w:lang w:val="es-NI"/></w:rPr><w:t>Campo</w:t></w:r></w:p><w:p><w:pPr><w:rPr><w:lang w:val="es-NI"/></w:rPr></w:pPr><w:r><w:rPr><w:b/><w:sz w:val="15"/><w:lang w:val="es-NI"/></w:rPr><w:t>Tipo / definición</w:t></w:r></w:p><w:p><w:pPr><w:rPr><w:lang w:val="es-NI"/></w:rPr></w:pPr><w:r><w:rPr><w:b/><w:sz w:val="15"/><w:lang w:val="es-NI"/></w:rPr><w:t>Nulo / default</w:t></w:r></w:p><w:p><w:pPr><w:rPr><w:lang w:val="es-NI"/></w:rPr></w:pPr><w:r><w:rPr><w:b/><w:sz w:val="15"/><w:lang w:val="es-NI"/></w:rPr><w:t>Clave / índice</w:t></w:r></w:p><w:p><w:pPr><w:rPr><w:lang w:val="es-NI"/></w:rPr></w:pPr><w:r><w:rPr><w:b/><w:sz w:val="15"/><w:lang w:val="es-NI"/></w:rPr><w:t>Descripción</w:t></w:r></w:p><w:p><w:pPr><w:rPr><w:lang w:val="es-NI"/></w:rPr></w:pPr><w:r><w:rPr><w:sz w:val="15"/><w:lang w:val="es-NI"/></w:rPr><w:t>id</w:t></w:r></w:p><w:p><w:pPr><w:rPr><w:lang w:val="es-NI"/></w:rPr></w:pPr><w:proofErr w:type="gramStart"/><w:r><w:rPr><w:sz w:val="15"/><w:lang w:val="es-NI"/></w:rPr><w:t>BIGINT(</w:t></w:r><w:proofErr w:type="gramEnd"/><w:r><w:rPr><w:sz w:val="15"/><w:lang w:val="es-NI"/></w:rPr><w:t>20)</w:t></w:r></w:p><w:p><w:pPr><w:rPr><w:lang w:val="es-NI"/></w:rPr></w:pPr><w:r><w:rPr><w:sz w:val="15"/><w:lang w:val="es-NI"/></w:rPr><w:t>No</w:t></w:r></w:p><w:p><w:pPr><w:rPr><w:lang w:val="es-NI"/></w:rPr></w:pPr><w:r><w:rPr><w:sz w:val="15"/><w:lang w:val="es-NI"/></w:rPr><w:t>PK</w:t></w:r></w:p><w:p><w:pPr><w:rPr><w:lang w:val="es-NI"/></w:rPr></w:pPr><w:r><w:rPr><w:sz w:val="15"/><w:lang w:val="es-NI"/></w:rPr><w:t>Identificador único de la fila.</w:t></w:r></w:p><w:p><w:pPr><w:rPr><w:lang w:val="es-NI"/></w:rPr></w:pPr><w:proofErr w:type="spellStart"/><w:r><w:rPr><w:sz w:val="15"/><w:lang w:val="es-NI"/></w:rPr><w:t>orden_trabajo_id</w:t></w:r><w:proofErr w:type="spellEnd"/></w:p><w:p><w:pPr><w:rPr><w:lang w:val="es-NI"/></w:rPr></w:pPr><w:proofErr w:type="gramStart"/><w:r><w:rPr><w:sz w:val="15"/><w:lang w:val="es-NI"/></w:rPr><w:t>BIGINT(</w:t></w:r><w:proofErr w:type="gramEnd"/><w:r><w:rPr><w:sz w:val="15"/><w:lang w:val="es-NI"/></w:rPr><w:t>20)</w:t></w:r></w:p><w:p><w:pPr><w:rPr><w:lang w:val="es-NI"/></w:rPr></w:pPr><w:r><w:rPr><w:sz w:val="15"/><w:lang w:val="es-NI"/></w:rPr><w:t>No</w:t></w:r></w:p><w:p><w:pPr><w:rPr><w:lang w:val="es-NI"/></w:rPr></w:pPr><w:r><w:rPr><w:sz w:val="15"/><w:lang w:val="es-NI"/></w:rPr><w:t>FK</w:t></w:r></w:p><w:p><w:pPr><w:rPr><w:lang w:val="es-NI"/></w:rPr></w:pPr><w:r><w:rPr><w:sz w:val="15"/><w:lang w:val="es-NI"/></w:rPr><w:t>Referencia a la orden de trabajo asociada.</w:t></w:r></w:p><w:p><w:pPr><w:rPr><w:lang w:val="es-NI"/></w:rPr></w:pPr><w:proofErr w:type="spellStart"/><w:r><w:rPr><w:sz w:val="15"/><w:lang w:val="es-NI"/></w:rPr><w:t>liquidacion_id</w:t></w:r><w:proofErr w:type="spellEnd"/></w:p><w:p><w:pPr><w:rPr><w:lang w:val="es-NI"/></w:rPr></w:pPr><w:proofErr w:type="gramStart"/><w:r><w:rPr><w:sz w:val="15"/><w:lang w:val="es-NI"/></w:rPr><w:t>BIGINT(</w:t></w:r><w:proofErr w:type="gramEnd"/><w:r><w:rPr><w:sz w:val="15"/><w:lang w:val="es-NI"/></w:rPr><w:t>20)</w:t></w:r></w:p><w:p><w:pPr><w:rPr><w:lang w:val="es-NI"/></w:rPr></w:pPr><w:r><w:rPr><w:sz w:val="15"/><w:lang w:val="es-NI"/></w:rPr><w:t>Sí / NULL</w:t></w:r></w:p><w:p><w:pPr><w:rPr><w:lang w:val="es-NI"/></w:rPr></w:pPr><w:r><w:rPr><w:sz w:val="15"/><w:lang w:val="es-NI"/></w:rPr><w:t>FK</w:t></w:r></w:p><w:p><w:pPr><w:rPr><w:lang w:val="es-NI"/></w:rPr></w:pPr><w:r><w:rPr><w:sz w:val="15"/><w:lang w:val="es-NI"/></w:rPr><w:t>Referencia a la liquidación de oro asociada.</w:t></w:r></w:p><w:p><w:pPr><w:rPr><w:lang w:val="es-NI"/></w:rPr></w:pPr><w:proofErr w:type="spellStart"/><w:r><w:rPr><w:sz w:val="15"/><w:lang w:val="es-NI"/></w:rPr><w:t>tipo_ingreso_id</w:t></w:r><w:proofErr w:type="spellEnd"/></w:p><w:p><w:pPr><w:rPr><w:lang w:val="es-NI"/></w:rPr></w:pPr><w:proofErr w:type="gramStart"/><w:r><w:rPr><w:sz w:val="15"/><w:lang w:val="es-NI"/></w:rPr><w:t>BIGINT(</w:t></w:r><w:proofErr w:type="gramEnd"/><w:r><w:rPr><w:sz w:val="15"/><w:lang w:val="es-NI"/></w:rPr><w:t>20)</w:t></w:r></w:p><w:p><w:pPr><w:rPr><w:lang w:val="es-NI"/></w:rPr></w:pPr><w:r><w:rPr><w:sz w:val="15"/><w:lang w:val="es-NI"/></w:rPr><w:t>No</w:t></w:r></w:p><w:p><w:pPr><w:rPr><w:lang w:val="es-NI"/></w:rPr></w:pPr><w:r><w:rPr><w:sz w:val="15"/><w:lang w:val="es-NI"/></w:rPr><w:t>FK</w:t></w:r></w:p><w:p><w:pPr><w:rPr><w:lang w:val="es-NI"/></w:rPr></w:pPr><w:r><w:rPr><w:sz w:val="15"/><w:lang w:val="es-NI"/></w:rPr><w:t>Tipo de ingreso.</w:t></w:r></w:p><w:p><w:pPr><w:rPr><w:lang w:val="es-NI"/></w:rPr></w:pPr><w:r><w:rPr><w:sz w:val="15"/><w:lang w:val="es-NI"/></w:rPr><w:t>fecha</w:t></w:r></w:p><w:p><w:pPr><w:rPr><w:lang w:val="es-NI"/></w:rPr></w:pPr><w:r><w:rPr><w:sz w:val="15"/><w:lang w:val="es-NI"/></w:rPr><w:t>DATE</w:t></w:r></w:p><w:p><w:pPr><w:rPr><w:lang w:val="es-NI"/></w:rPr></w:pPr><w:r><w:rPr><w:sz w:val="15"/><w:lang w:val="es-NI"/></w:rPr><w:t>No</w:t></w:r></w:p><w:p><w:pPr><w:rPr><w:lang w:val="es-NI"/></w:rPr></w:pPr><w:r><w:rPr><w:sz w:val="15"/><w:lang w:val="es-NI"/></w:rPr><w:t>—</w:t></w:r></w:p><w:p><w:pPr><w:rPr><w:lang w:val="es-NI"/></w:rPr></w:pPr><w:r><w:rPr><w:sz w:val="15"/><w:lang w:val="es-NI"/></w:rPr><w:t>Fecha de la operación.</w:t></w:r></w:p><w:p><w:pPr><w:rPr><w:lang w:val="es-NI"/></w:rPr></w:pPr><w:proofErr w:type="spellStart"/><w:r><w:rPr><w:sz w:val="15"/><w:lang w:val="es-NI"/></w:rPr><w:t>descripcion</w:t></w:r><w:proofErr w:type="spellEnd"/></w:p><w:p><w:pPr><w:rPr><w:lang w:val="es-NI"/></w:rPr></w:pPr><w:proofErr w:type="gramStart"/><w:r><w:rPr><w:sz w:val="15"/><w:lang w:val="es-NI"/></w:rPr><w:t>VARCHAR(</w:t></w:r><w:proofErr w:type="gramEnd"/><w:r><w:rPr><w:sz w:val="15"/><w:lang w:val="es-NI"/></w:rPr><w:t>255)</w:t></w:r></w:p><w:p><w:pPr><w:rPr><w:lang w:val="es-NI"/></w:rPr></w:pPr><w:r><w:rPr><w:sz w:val="15"/><w:lang w:val="es-NI"/></w:rPr><w:t>Sí / NULL</w:t></w:r></w:p><w:p><w:pPr><w:rPr><w:lang w:val="es-NI"/></w:rPr></w:pPr><w:r><w:rPr><w:sz w:val="15"/><w:lang w:val="es-NI"/></w:rPr><w:t>—</w:t></w:r></w:p><w:p><w:pPr><w:rPr><w:lang w:val="es-NI"/></w:rPr></w:pPr><w:r><w:rPr><w:sz w:val="15"/><w:lang w:val="es-NI"/></w:rPr><w:t>Descripción del concepto.</w:t></w:r></w:p><w:p><w:pPr><w:rPr><w:lang w:val="es-NI"/></w:rPr></w:pPr><w:r><w:rPr><w:sz w:val="15"/><w:lang w:val="es-NI"/></w:rPr><w:t>cantidad</w:t></w:r></w:p><w:p><w:pPr><w:rPr><w:lang w:val="es-NI"/></w:rPr></w:pPr><w:proofErr w:type="gramStart"/><w:r><w:rPr><w:sz w:val="15"/><w:lang w:val="es-NI"/></w:rPr><w:t>DECIMAL(</w:t></w:r><w:proofErr w:type="gramEnd"/><w:r><w:rPr><w:sz w:val="15"/><w:lang w:val="es-NI"/></w:rPr><w:t>12,</w:t></w:r></w:p><w:p><w:pPr><w:rPr><w:lang w:val="es-NI"/></w:rPr></w:pPr><w:r><w:rPr><w:sz w:val="15"/><w:lang w:val="es-NI"/></w:rPr><w:t>Sí / NULL</w:t></w:r></w:p><w:p><w:pPr><w:rPr><w:lang w:val="es-NI"/></w:rPr></w:pPr><w:r><w:rPr><w:sz w:val="15"/><w:lang w:val="es-NI"/></w:rPr><w:t>—</w:t></w:r></w:p><w:p><w:pPr><w:rPr><w:lang w:val="es-NI"/></w:rPr></w:pPr><w:r><w:rPr><w:sz w:val="15"/><w:lang w:val="es-NI"/></w:rPr><w:t>Cantidad física o cantidad base de la operación.</w:t></w:r></w:p><w:p><w:pPr><w:rPr><w:lang w:val="es-NI"/></w:rPr></w:pPr><w:proofErr w:type="spellStart"/><w:r><w:rPr><w:sz w:val="15"/><w:lang w:val="es-NI"/></w:rPr><w:t>unidad_medida</w:t></w:r><w:proofErr w:type="spellEnd"/></w:p><w:p><w:pPr><w:rPr><w:lang w:val="es-NI"/></w:rPr></w:pPr><w:proofErr w:type="gramStart"/><w:r><w:rPr><w:sz w:val="15"/><w:lang w:val="es-NI"/></w:rPr><w:t>VARCHAR(</w:t></w:r><w:proofErr w:type="gramEnd"/><w:r><w:rPr><w:sz w:val="15"/><w:lang w:val="es-NI"/></w:rPr><w:t>20)</w:t></w:r></w:p><w:p><w:pPr><w:rPr><w:lang w:val="es-NI"/></w:rPr></w:pPr><w:r><w:rPr><w:sz w:val="15"/><w:lang w:val="es-NI"/></w:rPr><w:t>Sí / NULL</w:t></w:r></w:p><w:p><w:pPr><w:rPr><w:lang w:val="es-NI"/></w:rPr></w:pPr><w:r><w:rPr><w:sz w:val="15"/><w:lang w:val="es-NI"/></w:rPr><w:t>—</w:t></w:r></w:p><w:p><w:pPr><w:rPr><w:lang w:val="es-NI"/></w:rPr></w:pPr><w:r><w:rPr><w:sz w:val="15"/><w:lang w:val="es-NI"/></w:rPr><w:t>Unidad en que se expresa una cantidad.</w:t></w:r></w:p><w:p><w:pPr><w:rPr><w:lang w:val="es-NI"/></w:rPr></w:pPr><w:proofErr w:type="spellStart"/><w:r><w:rPr><w:sz w:val="15"/><w:lang w:val="es-NI"/></w:rPr><w:t>precio_unitario</w:t></w:r><w:proofErr w:type="spellEnd"/></w:p><w:p><w:pPr><w:rPr><w:lang w:val="es-NI"/></w:rPr></w:pPr><w:proofErr w:type="gramStart"/><w:r><w:rPr><w:sz w:val="15"/><w:lang w:val="es-NI"/></w:rPr><w:t>DECIMAL(</w:t></w:r><w:proofErr w:type="gramEnd"/><w:r><w:rPr><w:sz w:val="15"/><w:lang w:val="es-NI"/></w:rPr><w:t>14,</w:t></w:r></w:p><w:p><w:pPr><w:rPr><w:lang w:val="es-NI"/></w:rPr></w:pPr><w:r><w:rPr><w:sz w:val="15"/><w:lang w:val="es-NI"/></w:rPr><w:t>Sí / NULL</w:t></w:r></w:p><w:p><w:pPr><w:rPr><w:lang w:val="es-NI"/></w:rPr></w:pPr><w:r><w:rPr><w:sz w:val="15"/><w:lang w:val="es-NI"/></w:rPr><w:t>—</w:t></w:r></w:p><w:p><w:pPr><w:rPr><w:lang w:val="es-NI"/></w:rPr></w:pPr><w:r><w:rPr><w:sz w:val="15"/><w:lang w:val="es-NI"/></w:rPr><w:t>Campo de la entidad.</w:t></w:r></w:p><w:p><w:pPr><w:rPr><w:lang w:val="es-NI"/></w:rPr></w:pPr><w:r><w:rPr><w:sz w:val="15"/><w:lang w:val="es-NI"/></w:rPr><w:t>total</w:t></w:r></w:p><w:p><w:pPr><w:rPr><w:lang w:val="es-NI"/></w:rPr></w:pPr><w:proofErr w:type="gramStart"/><w:r><w:rPr><w:sz w:val="15"/><w:lang w:val="es-NI"/></w:rPr><w:t>DECIMAL(</w:t></w:r><w:proofErr w:type="gramEnd"/><w:r><w:rPr><w:sz w:val="15"/><w:lang w:val="es-NI"/></w:rPr><w:t>14,</w:t></w:r></w:p><w:p><w:pPr><w:rPr><w:lang w:val="es-NI"/></w:rPr></w:pPr><w:r><w:rPr><w:sz w:val="15"/><w:lang w:val="es-NI"/></w:rPr><w:t>No / 0.00</w:t></w:r></w:p><w:p><w:pPr><w:rPr><w:lang w:val="es-NI"/></w:rPr></w:pPr><w:r><w:rPr><w:sz w:val="15"/><w:lang w:val="es-NI"/></w:rPr><w:t>—</w:t></w:r></w:p><w:p><w:pPr><w:rPr><w:lang w:val="es-NI"/></w:rPr></w:pPr><w:r><w:rPr><w:sz w:val="15"/><w:lang w:val="es-NI"/></w:rPr><w:t>Importe total en la moneda de la operación.</w:t></w:r></w:p><w:p><w:pPr><w:rPr><w:lang w:val="es-NI"/></w:rPr></w:pPr><w:proofErr w:type="spellStart"/><w:r><w:rPr><w:sz w:val="15"/><w:lang w:val="es-NI"/></w:rPr><w:t>precio_unitario_nio</w:t></w:r><w:proofErr w:type="spellEnd"/></w:p><w:p><w:pPr><w:rPr><w:lang w:val="es-NI"/></w:rPr></w:pPr><w:proofErr w:type="gramStart"/><w:r><w:rPr><w:sz w:val="15"/><w:lang w:val="es-NI"/></w:rPr><w:t>DECIMAL(</w:t></w:r><w:proofErr w:type="gramEnd"/><w:r><w:rPr><w:sz w:val="15"/><w:lang w:val="es-NI"/></w:rPr><w:t>14,</w:t></w:r></w:p><w:p><w:pPr><w:rPr><w:lang w:val="es-NI"/></w:rPr></w:pPr><w:r><w:rPr><w:sz w:val="15"/><w:lang w:val="es-NI"/></w:rPr><w:t>Sí / NULL</w:t></w:r></w:p><w:p><w:pPr><w:rPr><w:lang w:val="es-NI"/></w:rPr></w:pPr><w:r><w:rPr><w:sz w:val="15"/><w:lang w:val="es-NI"/></w:rPr><w:t>—</w:t></w:r></w:p><w:p><w:pPr><w:rPr><w:lang w:val="es-NI"/></w:rPr></w:pPr><w:r><w:rPr><w:sz w:val="15"/><w:lang w:val="es-NI"/></w:rPr><w:t>Campo de la entidad.</w:t></w:r></w:p><w:p><w:pPr><w:rPr><w:lang w:val="es-NI"/></w:rPr></w:pPr><w:proofErr w:type="spellStart"/><w:r><w:rPr><w:sz w:val="15"/><w:lang w:val="es-NI"/></w:rPr><w:t>total_nio</w:t></w:r><w:proofErr w:type="spellEnd"/></w:p><w:p><w:pPr><w:rPr><w:lang w:val="es-NI"/></w:rPr></w:pPr><w:proofErr w:type="gramStart"/><w:r><w:rPr><w:sz w:val="15"/><w:lang w:val="es-NI"/></w:rPr><w:t>DECIMAL(</w:t></w:r><w:proofErr w:type="gramEnd"/><w:r><w:rPr><w:sz w:val="15"/><w:lang w:val="es-NI"/></w:rPr><w:t>14,</w:t></w:r></w:p><w:p><w:pPr><w:rPr><w:lang w:val="es-NI"/></w:rPr></w:pPr><w:r><w:rPr><w:sz w:val="15"/><w:lang w:val="es-NI"/></w:rPr><w:t>Sí / NULL</w:t></w:r></w:p><w:p><w:pPr><w:rPr><w:lang w:val="es-NI"/></w:rPr></w:pPr><w:r><w:rPr><w:sz w:val="15"/><w:lang w:val="es-NI"/></w:rPr><w:t>—</w:t></w:r></w:p><w:p><w:pPr><w:rPr><w:lang w:val="es-NI"/></w:rPr></w:pPr><w:r><w:rPr><w:sz w:val="15"/><w:lang w:val="es-NI"/></w:rPr><w:t>Importe total equivalente histórico en NIO.</w:t></w:r></w:p><w:p><w:pPr><w:rPr><w:lang w:val="es-NI"/></w:rPr></w:pPr><w:proofErr w:type="spellStart"/><w:r><w:rPr><w:sz w:val="15"/><w:lang w:val="es-NI"/></w:rPr><w:t>moneda_id</w:t></w:r><w:proofErr w:type="spellEnd"/></w:p><w:p><w:pPr><w:rPr><w:lang w:val="es-NI"/></w:rPr></w:pPr><w:proofErr w:type="gramStart"/><w:r><w:rPr><w:sz w:val="15"/><w:lang w:val="es-NI"/></w:rPr><w:t>BIGINT(</w:t></w:r><w:proofErr w:type="gramEnd"/><w:r><w:rPr><w:sz w:val="15"/><w:lang w:val="es-NI"/></w:rPr><w:t>20)</w:t></w:r></w:p><w:p><w:pPr><w:rPr><w:lang w:val="es-NI"/></w:rPr></w:pPr><w:r><w:rPr><w:sz w:val="15"/><w:lang w:val="es-NI"/></w:rPr><w:t>No</w:t></w:r></w:p><w:p><w:pPr><w:rPr><w:lang w:val="es-NI"/></w:rPr></w:pPr><w:r><w:rPr><w:sz w:val="15"/><w:lang w:val="es-NI"/></w:rPr><w:t>FK</w:t></w:r></w:p><w:p><w:pPr><w:rPr><w:lang w:val="es-NI"/></w:rPr></w:pPr><w:r><w:rPr><w:sz w:val="15"/><w:lang w:val="es-NI"/></w:rPr><w:t>Moneda en la que se registra la operación.</w:t></w:r></w:p><w:p><w:pPr><w:rPr><w:lang w:val="es-NI"/></w:rPr></w:pPr><w:r><w:rPr><w:sz w:val="15"/><w:lang w:val="es-NI"/></w:rPr><w:t>estado</w:t></w:r></w:p><w:p><w:pPr><w:rPr><w:lang w:val="es-NI"/></w:rPr></w:pPr><w:proofErr w:type="gramStart"/><w:r><w:rPr><w:sz w:val="15"/><w:lang w:val="es-NI"/></w:rPr><w:t>INT(</w:t></w:r><w:proofErr w:type="gramEnd"/><w:r><w:rPr><w:sz w:val="15"/><w:lang w:val="es-NI"/></w:rPr><w:t>11)</w:t></w:r></w:p><w:p><w:pPr><w:rPr><w:lang w:val="es-NI"/></w:rPr></w:pPr><w:r><w:rPr><w:sz w:val="15"/><w:lang w:val="es-NI"/></w:rPr><w:t>No / 1</w:t></w:r></w:p><w:p><w:pPr><w:rPr><w:lang w:val="es-NI"/></w:rPr></w:pPr><w:r><w:rPr><w:sz w:val="15"/><w:lang w:val="es-NI"/></w:rPr><w:t>—</w:t></w:r></w:p><w:p><w:pPr><w:rPr><w:lang w:val="es-NI"/></w:rPr></w:pPr><w:r><w:rPr><w:sz w:val="15"/><w:lang w:val="es-NI"/></w:rPr><w:t>Estado lógico/operativo del registro.</w:t></w:r></w:p><w:p><w:pPr><w:rPr><w:lang w:val="es-NI"/></w:rPr></w:pPr><w:r><w:rPr><w:sz w:val="15"/><w:lang w:val="es-NI"/></w:rPr><w:t>observaciones</w:t></w:r></w:p><w:p><w:pPr><w:rPr><w:lang w:val="es-NI"/></w:rPr></w:pPr><w:r><w:rPr><w:sz w:val="15"/><w:lang w:val="es-NI"/></w:rPr><w:t>TEXT</w:t></w:r></w:p><w:p><w:pPr><w:rPr><w:lang w:val="es-NI"/></w:rPr></w:pPr><w:r><w:rPr><w:sz w:val="15"/><w:lang w:val="es-NI"/></w:rPr><w:t>Sí / NULL</w:t></w:r></w:p><w:p><w:pPr><w:rPr><w:lang w:val="es-NI"/></w:rPr></w:pPr><w:r><w:rPr><w:sz w:val="15"/><w:lang w:val="es-NI"/></w:rPr><w:t>—</w:t></w:r></w:p><w:p><w:pPr><w:rPr><w:lang w:val="es-NI"/></w:rPr></w:pPr><w:r><w:rPr><w:sz w:val="15"/><w:lang w:val="es-NI"/></w:rPr><w:t>Notas adicionales del registro.</w:t></w:r></w:p><w:p><w:pPr><w:rPr><w:lang w:val="es-NI"/></w:rPr></w:pPr><w:proofErr w:type="spellStart"/><w:r><w:rPr><w:sz w:val="15"/><w:lang w:val="es-NI"/></w:rPr><w:t>created_at</w:t></w:r><w:proofErr w:type="spellEnd"/></w:p><w:p><w:pPr><w:rPr><w:lang w:val="es-NI"/></w:rPr></w:pPr><w:r><w:rPr><w:sz w:val="15"/><w:lang w:val="es-NI"/></w:rPr><w:t>TIMESTAMP</w:t></w:r></w:p><w:p><w:pPr><w:rPr><w:lang w:val="es-NI"/></w:rPr></w:pPr><w:r><w:rPr><w:sz w:val="15"/><w:lang w:val="es-NI"/></w:rPr><w:t>Sí / NULL</w:t></w:r></w:p><w:p><w:pPr><w:rPr><w:lang w:val="es-NI"/></w:rPr></w:pPr><w:r><w:rPr><w:sz w:val="15"/><w:lang w:val="es-NI"/></w:rPr><w:t>—</w:t></w:r></w:p><w:p><w:pPr><w:rPr><w:lang w:val="es-NI"/></w:rPr></w:pPr><w:r><w:rPr><w:sz w:val="15"/><w:lang w:val="es-NI"/></w:rPr><w:t>Fecha/hora de creación.</w:t></w:r></w:p><w:p><w:pPr><w:rPr><w:lang w:val="es-NI"/></w:rPr></w:pPr><w:proofErr w:type="spellStart"/><w:r><w:rPr><w:sz w:val="15"/><w:lang w:val="es-NI"/></w:rPr><w:t>updated_at</w:t></w:r><w:proofErr w:type="spellEnd"/></w:p><w:p><w:pPr><w:rPr><w:lang w:val="es-NI"/></w:rPr></w:pPr><w:r><w:rPr><w:sz w:val="15"/><w:lang w:val="es-NI"/></w:rPr><w:t>TIMESTAMP</w:t></w:r></w:p><w:p><w:pPr><w:rPr><w:lang w:val="es-NI"/></w:rPr></w:pPr><w:r><w:rPr><w:sz w:val="15"/><w:lang w:val="es-NI"/></w:rPr><w:t>Sí / NULL</w:t></w:r></w:p><w:p><w:pPr><w:rPr><w:lang w:val="es-NI"/></w:rPr></w:pPr><w:r><w:rPr><w:sz w:val="15"/><w:lang w:val="es-NI"/></w:rPr><w:t>—</w:t></w:r></w:p><w:p><w:pPr><w:rPr><w:lang w:val="es-NI"/></w:rPr></w:pPr><w:r><w:rPr><w:sz w:val="15"/><w:lang w:val="es-NI"/></w:rPr><w:t>Fecha/hora de última actualización.</w:t></w:r></w:p><w:p><w:pPr><w:rPr><w:lang w:val="es-NI"/></w:rPr></w:pPr><w:proofErr w:type="spellStart"/><w:r><w:rPr><w:sz w:val="15"/><w:lang w:val="es-NI"/></w:rPr><w:t>deleted_at</w:t></w:r><w:proofErr w:type="spellEnd"/></w:p><w:p><w:pPr><w:rPr><w:lang w:val="es-NI"/></w:rPr></w:pPr><w:r><w:rPr><w:sz w:val="15"/><w:lang w:val="es-NI"/></w:rPr><w:t>TIMESTAMP</w:t></w:r></w:p><w:p><w:pPr><w:rPr><w:lang w:val="es-NI"/></w:rPr></w:pPr><w:r><w:rPr><w:sz w:val="15"/><w:lang w:val="es-NI"/></w:rPr><w:t>Sí / NULL</w:t></w:r></w:p><w:p><w:pPr><w:rPr><w:lang w:val="es-NI"/></w:rPr></w:pPr><w:r><w:rPr><w:sz w:val="15"/><w:lang w:val="es-NI"/></w:rPr><w:t>—</w:t></w:r></w:p><w:p><w:pPr><w:rPr><w:lang w:val="es-NI"/></w:rPr></w:pPr><w:r><w:rPr><w:sz w:val="15"/><w:lang w:val="es-NI"/></w:rPr><w:t>Marca temporal de eliminación lógica (</w:t></w:r><w:proofErr w:type="spellStart"/><w:r><w:rPr><w:sz w:val="15"/><w:lang w:val="es-NI"/></w:rPr><w:t>Soft</w:t></w:r><w:proofErr w:type="spellEnd"/><w:r><w:rPr><w:sz w:val="15"/><w:lang w:val="es-NI"/></w:rPr><w:t xml:space="preserve"> </w:t></w:r><w:proofErr w:type="spellStart"/><w:r><w:rPr><w:sz w:val="15"/><w:lang w:val="es-NI"/></w:rPr><w:t>Delete</w:t></w:r><w:proofErr w:type="spellEnd"/><w:r><w:rPr><w:sz w:val="15"/><w:lang w:val="es-NI"/></w:rPr><w:t>).</w:t></w:r></w:p><w:p><w:pPr><w:rPr><w:lang w:val="es-NI"/></w:rPr></w:pPr><w:r><w:rPr><w:b/><w:lang w:val="es-NI"/></w:rPr><w:t>Relaciones:</w:t></w:r></w:p><w:p><w:pPr><w:pStyle w:val="Listaconvietas"/><w:rPr><w:lang w:val="es-NI"/></w:rPr></w:pPr><w:proofErr w:type="spellStart"/><w:r><w:rPr><w:lang w:val="es-NI"/></w:rPr><w:t>liquidacion_id</w:t></w:r><w:proofErr w:type="spellEnd"/><w:r><w:rPr><w:lang w:val="es-NI"/></w:rPr><w:t xml:space="preserve"> → </w:t></w:r><w:proofErr w:type="spellStart"/><w:r><w:rPr><w:lang w:val="es-NI"/></w:rPr><w:t>liquidaciones.id</w:t></w:r><w:proofErr w:type="spellEnd"/><w:r><w:rPr><w:lang w:val="es-NI"/></w:rPr><w:t xml:space="preserve"> (ON DELETE SET NULL)</w:t></w:r></w:p><w:p><w:pPr><w:pStyle w:val="Listaconvietas"/><w:rPr><w:lang w:val="es-NI"/></w:rPr></w:pPr><w:proofErr w:type="spellStart"/><w:r><w:rPr><w:lang w:val="es-NI"/></w:rPr><w:t>moneda_id</w:t></w:r><w:proofErr w:type="spellEnd"/><w:r><w:rPr><w:lang w:val="es-NI"/></w:rPr><w:t xml:space="preserve"> → </w:t></w:r><w:proofErr w:type="spellStart"/><w:r><w:rPr><w:lang w:val="es-NI"/></w:rPr><w:t>monedas.id</w:t></w:r><w:proofErr w:type="spellEnd"/></w:p><w:p><w:pPr><w:pStyle w:val="Listaconvietas"/><w:rPr><w:lang w:val="es-NI"/></w:rPr></w:pPr><w:proofErr w:type="spellStart"/><w:r><w:rPr><w:lang w:val="es-NI"/></w:rPr><w:t>orden_trabajo_id</w:t></w:r><w:proofErr w:type="spellEnd"/><w:r><w:rPr><w:lang w:val="es-NI"/></w:rPr><w:t xml:space="preserve"> → </w:t></w:r><w:proofErr w:type="spellStart"/><w:r><w:rPr><w:lang w:val="es-NI"/></w:rPr><w:t>ordenes_trabajo.id</w:t></w:r><w:proofErr w:type="spellEnd"/><w:r><w:rPr><w:lang w:val="es-NI"/></w:rPr><w:t xml:space="preserve"> (ON DELETE CASCADE)</w:t></w:r></w:p><w:p><w:pPr><w:pStyle w:val="Listaconvietas"/><w:rPr><w:lang w:val="es-NI"/></w:rPr></w:pPr><w:proofErr w:type="spellStart"/><w:r><w:rPr><w:lang w:val="es-NI"/></w:rPr><w:t>tipo_ingreso_id</w:t></w:r><w:proofErr w:type="spellEnd"/><w:r><w:rPr><w:lang w:val="es-NI"/></w:rPr><w:t xml:space="preserve"> → </w:t></w:r><w:proofErr w:type="spellStart"/><w:r><w:rPr><w:lang w:val="es-NI"/></w:rPr><w:t>tipos_ingreso.id</w:t></w:r><w:proofErr w:type="spellEnd"/></w:p><w:p><w:pPr><w:rPr><w:lang w:val="es-NI"/></w:rPr></w:pPr><w:r><w:rPr><w:lang w:val="es-NI"/></w:rPr><w:br w:type="page"/></w:r></w:p><w:p><w:pPr><w:pStyle w:val="Ttulo2"/><w:rPr><w:lang w:val="es-NI"/></w:rPr></w:pPr><w:bookmarkStart w:id="32" w:name="_Toc240620161"/><w:r><w:rPr><w:lang w:val="es-NI"/></w:rPr><w:lastRenderedPageBreak/><w:t>28. cajas</w:t></w:r><w:bookmarkEnd w:id="32"/></w:p><w:p><w:pPr><w:rPr><w:lang w:val="es-NI"/></w:rPr></w:pPr><w:r><w:rPr><w:lang w:val="es-NI"/></w:rPr><w:t>Catálogo de cajas o fondos utilizados para registrar cobros.</w:t></w:r></w:p><w:p><w:pPr><w:rPr><w:lang w:val="es-NI"/></w:rPr></w:pPr><w:r><w:rPr><w:b/><w:sz w:val="16"/><w:lang w:val="es-NI"/></w:rPr><w:t>PK</w:t></w:r></w:p><w:p><w:pPr><w:rPr><w:lang w:val="es-NI"/></w:rPr></w:pPr><w:proofErr w:type="spellStart"/><w:r><w:rPr><w:b/><w:sz w:val="16"/><w:lang w:val="es-NI"/></w:rPr><w:t>Soft</w:t></w:r><w:proofErr w:type="spellEnd"/><w:r><w:rPr><w:b/><w:sz w:val="16"/><w:lang w:val="es-NI"/></w:rPr><w:t xml:space="preserve"> </w:t></w:r><w:proofErr w:type="spellStart"/><w:r><w:rPr><w:b/><w:sz w:val="16"/><w:lang w:val="es-NI"/></w:rPr><w:t>Delete</w:t></w:r><w:proofErr w:type="spellEnd"/></w:p><w:p><w:pPr><w:rPr><w:lang w:val="es-NI"/></w:rPr></w:pPr><w:r><w:rPr><w:b/><w:sz w:val="16"/><w:lang w:val="es-NI"/></w:rPr><w:t>Índices únicos</w:t></w:r></w:p><w:p><w:pPr><w:rPr><w:lang w:val="es-NI"/></w:rPr></w:pPr><w:r><w:rPr><w:b/><w:sz w:val="16"/><w:lang w:val="es-NI"/></w:rPr><w:t>Relaciones FK</w:t></w:r></w:p><w:p><w:pPr><w:rPr><w:lang w:val="es-NI"/></w:rPr></w:pPr><w:r><w:rPr><w:sz w:val="16"/><w:lang w:val="es-NI"/></w:rPr><w:t>id</w:t></w:r></w:p><w:p><w:pPr><w:rPr><w:lang w:val="es-NI"/></w:rPr></w:pPr><w:r><w:rPr><w:sz w:val="16"/><w:lang w:val="es-NI"/></w:rPr><w:t>Sí</w:t></w:r></w:p><w:p><w:pPr><w:rPr><w:lang w:val="es-NI"/></w:rPr></w:pPr><w:r><w:rPr><w:sz w:val="16"/><w:lang w:val="es-NI"/></w:rPr><w:t>—</w:t></w:r></w:p><w:p><w:pPr><w:rPr><w:lang w:val="es-NI"/></w:rPr></w:pPr><w:r><w:rPr><w:sz w:val="16"/><w:lang w:val="es-NI"/></w:rPr><w:t>0</w:t></w:r></w:p><w:p><w:pPr><w:rPr><w:lang w:val="es-NI"/></w:rPr></w:pPr><w:r><w:rPr><w:b/><w:sz w:val="15"/><w:lang w:val="es-NI"/></w:rPr><w:t>Campo</w:t></w:r></w:p><w:p><w:pPr><w:rPr><w:lang w:val="es-NI"/></w:rPr></w:pPr><w:r><w:rPr><w:b/><w:sz w:val="15"/><w:lang w:val="es-NI"/></w:rPr><w:t>Tipo / definición</w:t></w:r></w:p><w:p><w:pPr><w:rPr><w:lang w:val="es-NI"/></w:rPr></w:pPr><w:r><w:rPr><w:b/><w:sz w:val="15"/><w:lang w:val="es-NI"/></w:rPr><w:t>Nulo / default</w:t></w:r></w:p><w:p><w:pPr><w:rPr><w:lang w:val="es-NI"/></w:rPr></w:pPr><w:r><w:rPr><w:b/><w:sz w:val="15"/><w:lang w:val="es-NI"/></w:rPr><w:t>Clave / índice</w:t></w:r></w:p><w:p><w:pPr><w:rPr><w:lang w:val="es-NI"/></w:rPr></w:pPr><w:r><w:rPr><w:b/><w:sz w:val="15"/><w:lang w:val="es-NI"/></w:rPr><w:t>Descripción</w:t></w:r></w:p><w:p><w:pPr><w:rPr><w:lang w:val="es-NI"/></w:rPr></w:pPr><w:r><w:rPr><w:sz w:val="15"/><w:lang w:val="es-NI"/></w:rPr><w:t>id</w:t></w:r></w:p><w:p><w:pPr><w:rPr><w:lang w:val="es-NI"/></w:rPr></w:pPr><w:proofErr w:type="gramStart"/><w:r><w:rPr><w:sz w:val="15"/><w:lang w:val="es-NI"/></w:rPr><w:t>BIGINT(</w:t></w:r><w:proofErr w:type="gramEnd"/><w:r><w:rPr><w:sz w:val="15"/><w:lang w:val="es-NI"/></w:rPr><w:t>20)</w:t></w:r></w:p><w:p><w:pPr><w:rPr><w:lang w:val="es-NI"/></w:rPr></w:pPr><w:r><w:rPr><w:sz w:val="15"/><w:lang w:val="es-NI"/></w:rPr><w:t>No</w:t></w:r></w:p><w:p><w:pPr><w:rPr><w:lang w:val="es-NI"/></w:rPr></w:pPr><w:r><w:rPr><w:sz w:val="15"/><w:lang w:val="es-NI"/></w:rPr><w:t>PK</w:t></w:r></w:p><w:p><w:pPr><w:rPr><w:lang w:val="es-NI"/></w:rPr></w:pPr><w:r><w:rPr><w:sz w:val="15"/><w:lang w:val="es-NI"/></w:rPr><w:t>Identificador único de la fila.</w:t></w:r></w:p><w:p><w:pPr><w:rPr><w:lang w:val="es-NI"/></w:rPr></w:pPr><w:r><w:rPr><w:sz w:val="15"/><w:lang w:val="es-NI"/></w:rPr><w:t>nombre</w:t></w:r></w:p><w:p><w:pPr><w:rPr><w:lang w:val="es-NI"/></w:rPr></w:pPr><w:proofErr w:type="gramStart"/><w:r><w:rPr><w:sz w:val="15"/><w:lang w:val="es-NI"/></w:rPr><w:t>VARCHAR(</w:t></w:r><w:proofErr w:type="gramEnd"/><w:r><w:rPr><w:sz w:val="15"/><w:lang w:val="es-NI"/></w:rPr><w:t>100)</w:t></w:r></w:p><w:p><w:pPr><w:rPr><w:lang w:val="es-NI"/></w:rPr></w:pPr><w:r><w:rPr><w:sz w:val="15"/><w:lang w:val="es-NI"/></w:rPr><w:t>No</w:t></w:r></w:p><w:p><w:pPr><w:rPr><w:lang w:val="es-NI"/></w:rPr></w:pPr><w:r><w:rPr><w:sz w:val="15"/><w:lang w:val="es-NI"/></w:rPr><w:t>—</w:t></w:r></w:p><w:p><w:pPr><w:rPr><w:lang w:val="es-NI"/></w:rPr></w:pPr><w:r><w:rPr><w:sz w:val="15"/><w:lang w:val="es-NI"/></w:rPr><w:t>Nombre descriptivo de la entidad.</w:t></w:r></w:p><w:p><w:pPr><w:rPr><w:lang w:val="es-NI"/></w:rPr></w:pPr><w:proofErr w:type="spellStart"/><w:r><w:rPr><w:sz w:val="15"/><w:lang w:val="es-NI"/></w:rPr><w:t>descripcion</w:t></w:r><w:proofErr w:type="spellEnd"/></w:p><w:p><w:pPr><w:rPr><w:lang w:val="es-NI"/></w:rPr></w:pPr><w:proofErr w:type="gramStart"/><w:r><w:rPr><w:sz w:val="15"/><w:lang w:val="es-NI"/></w:rPr><w:t>VARCHAR(</w:t></w:r><w:proofErr w:type="gramEnd"/><w:r><w:rPr><w:sz w:val="15"/><w:lang w:val="es-NI"/></w:rPr><w:t>255)</w:t></w:r></w:p><w:p><w:pPr><w:rPr><w:lang w:val="es-NI"/></w:rPr></w:pPr><w:r><w:rPr><w:sz w:val="15"/><w:lang w:val="es-NI"/></w:rPr><w:t>Sí / NULL</w:t></w:r></w:p><w:p><w:pPr><w:rPr><w:lang w:val="es-NI"/></w:rPr></w:pPr><w:r><w:rPr><w:sz w:val="15"/><w:lang w:val="es-NI"/></w:rPr><w:t>—</w:t></w:r></w:p><w:p><w:pPr><w:rPr><w:lang w:val="es-NI"/></w:rPr></w:pPr><w:r><w:rPr><w:sz w:val="15"/><w:lang w:val="es-NI"/></w:rPr><w:t>Descripción del concepto.</w:t></w:r></w:p><w:p><w:pPr><w:rPr><w:lang w:val="es-NI"/></w:rPr></w:pPr><w:r><w:rPr><w:sz w:val="15"/><w:lang w:val="es-NI"/></w:rPr><w:t>estado</w:t></w:r></w:p><w:p><w:pPr><w:rPr><w:lang w:val="es-NI"/></w:rPr></w:pPr><w:proofErr w:type="gramStart"/><w:r><w:rPr><w:sz w:val="15"/><w:lang w:val="es-NI"/></w:rPr><w:t>TINYINT(</w:t></w:r><w:proofErr w:type="gramEnd"/><w:r><w:rPr><w:sz w:val="15"/><w:lang w:val="es-NI"/></w:rPr><w:t>1)</w:t></w:r></w:p><w:p><w:pPr><w:rPr><w:lang w:val="es-NI"/></w:rPr></w:pPr><w:r><w:rPr><w:sz w:val="15"/><w:lang w:val="es-NI"/></w:rPr><w:t>No / 1</w:t></w:r></w:p><w:p><w:pPr><w:rPr><w:lang w:val="es-NI"/></w:rPr></w:pPr><w:r><w:rPr><w:sz w:val="15"/><w:lang w:val="es-NI"/></w:rPr><w:t>—</w:t></w:r></w:p><w:p><w:pPr><w:rPr><w:lang w:val="es-NI"/></w:rPr></w:pPr><w:r><w:rPr><w:sz w:val="15"/><w:lang w:val="es-NI"/></w:rPr><w:t>Estado lógico/operativo del registro.</w:t></w:r></w:p><w:p><w:pPr><w:rPr><w:lang w:val="es-NI"/></w:rPr></w:pPr><w:proofErr w:type="spellStart"/><w:r><w:rPr><w:sz w:val="15"/><w:lang w:val="es-NI"/></w:rPr><w:t>created_at</w:t></w:r><w:proofErr w:type="spellEnd"/></w:p><w:p><w:pPr><w:rPr><w:lang w:val="es-NI"/></w:rPr></w:pPr><w:r><w:rPr><w:sz w:val="15"/><w:lang w:val="es-NI"/></w:rPr><w:t>TIMESTAMP</w:t></w:r></w:p><w:p><w:pPr><w:rPr><w:lang w:val="es-NI"/></w:rPr></w:pPr><w:r><w:rPr><w:sz w:val="15"/><w:lang w:val="es-NI"/></w:rPr><w:t>Sí / NULL</w:t></w:r></w:p><w:p><w:pPr><w:rPr><w:lang w:val="es-NI"/></w:rPr></w:pPr><w:r><w:rPr><w:sz w:val="15"/><w:lang w:val="es-NI"/></w:rPr><w:t>—</w:t></w:r></w:p><w:p><w:pPr><w:rPr><w:lang w:val="es-NI"/></w:rPr></w:pPr><w:r><w:rPr><w:sz w:val="15"/><w:lang w:val="es-NI"/></w:rPr><w:t>Fecha/hora de creación.</w:t></w:r></w:p><w:p><w:pPr><w:rPr><w:lang w:val="es-NI"/></w:rPr></w:pPr><w:proofErr w:type="spellStart"/><w:r><w:rPr><w:sz w:val="15"/><w:lang w:val="es-NI"/></w:rPr><w:t>updated_at</w:t></w:r><w:proofErr w:type="spellEnd"/></w:p><w:p><w:pPr><w:rPr><w:lang w:val="es-NI"/></w:rPr></w:pPr><w:r><w:rPr><w:sz w:val="15"/><w:lang w:val="es-NI"/></w:rPr><w:t>TIMESTAMP</w:t></w:r></w:p><w:p><w:pPr><w:rPr><w:lang w:val="es-NI"/></w:rPr></w:pPr><w:r><w:rPr><w:sz w:val="15"/><w:lang w:val="es-NI"/></w:rPr><w:t>Sí / NULL</w:t></w:r></w:p><w:p><w:pPr><w:rPr><w:lang w:val="es-NI"/></w:rPr></w:pPr><w:r><w:rPr><w:sz w:val="15"/><w:lang w:val="es-NI"/></w:rPr><w:t>—</w:t></w:r></w:p><w:p><w:pPr><w:rPr><w:lang w:val="es-NI"/></w:rPr></w:pPr><w:r><w:rPr><w:sz w:val="15"/><w:lang w:val="es-NI"/></w:rPr><w:t>Fecha/hora de última actualización.</w:t></w:r></w:p><w:p><w:pPr><w:rPr><w:lang w:val="es-NI"/></w:rPr></w:pPr><w:proofErr w:type="spellStart"/><w:r><w:rPr><w:sz w:val="15"/><w:lang w:val="es-NI"/></w:rPr><w:t>deleted_at</w:t></w:r><w:proofErr w:type="spellEnd"/></w:p><w:p><w:pPr><w:rPr><w:lang w:val="es-NI"/></w:rPr></w:pPr><w:r><w:rPr><w:sz w:val="15"/><w:lang w:val="es-NI"/></w:rPr><w:t>TIMESTAMP</w:t></w:r></w:p><w:p><w:pPr><w:rPr><w:lang w:val="es-NI"/></w:rPr></w:pPr><w:r><w:rPr><w:sz w:val="15"/><w:lang w:val="es-NI"/></w:rPr><w:t>Sí / NULL</w:t></w:r></w:p><w:p><w:pPr><w:rPr><w:lang w:val="es-NI"/></w:rPr></w:pPr><w:r><w:rPr><w:sz w:val="15"/><w:lang w:val="es-NI"/></w:rPr><w:t>—</w:t></w:r></w:p><w:p><w:pPr><w:rPr><w:lang w:val="es-NI"/></w:rPr></w:pPr><w:r><w:rPr><w:sz w:val="15"/><w:lang w:val="es-NI"/></w:rPr><w:t>Marca temporal de eliminación lógica (</w:t></w:r><w:proofErr w:type="spellStart"/><w:r><w:rPr><w:sz w:val="15"/><w:lang w:val="es-NI"/></w:rPr><w:t>Soft</w:t></w:r><w:proofErr w:type="spellEnd"/><w:r><w:rPr><w:sz w:val="15"/><w:lang w:val="es-NI"/></w:rPr><w:t xml:space="preserve"> </w:t></w:r><w:proofErr w:type="spellStart"/><w:r><w:rPr><w:sz w:val="15"/><w:lang w:val="es-NI"/></w:rPr><w:t>Delete</w:t></w:r><w:proofErr w:type="spellEnd"/><w:r><w:rPr><w:sz w:val="15"/><w:lang w:val="es-NI"/></w:rPr><w:t>).</w:t></w:r></w:p><w:p><w:pPr><w:rPr><w:lang w:val="es-NI"/></w:rPr></w:pPr><w:r><w:rPr><w:lang w:val="es-NI"/></w:rPr><w:br w:type="page"/></w:r></w:p><w:p><w:pPr><w:pStyle w:val="Ttulo2"/><w:rPr><w:lang w:val="es-NI"/></w:rPr></w:pPr><w:bookmarkStart w:id="33" w:name="_Toc240620162"/><w:r><w:rPr><w:lang w:val="es-NI"/></w:rPr><w:lastRenderedPageBreak/><w:t xml:space="preserve">29. </w:t></w:r><w:proofErr w:type="spellStart"/><w:r><w:rPr><w:lang w:val="es-NI"/></w:rPr><w:t>metodos_pago</w:t></w:r><w:bookmarkEnd w:id="33"/><w:proofErr w:type="spellEnd"/></w:p><w:p><w:pPr><w:rPr><w:lang w:val="es-NI"/></w:rPr></w:pPr><w:r><w:rPr><w:lang w:val="es-NI"/></w:rPr><w:t>Catálogo de métodos utilizados para recibir cobros.</w:t></w:r></w:p><w:p><w:pPr><w:rPr><w:lang w:val="es-NI"/></w:rPr></w:pPr><w:r><w:rPr><w:b/><w:sz w:val="16"/><w:lang w:val="es-NI"/></w:rPr><w:t>PK</w:t></w:r></w:p><w:p><w:pPr><w:rPr><w:lang w:val="es-NI"/></w:rPr></w:pPr><w:proofErr w:type="spellStart"/><w:r><w:rPr><w:b/><w:sz w:val="16"/><w:lang w:val="es-NI"/></w:rPr><w:t>Soft</w:t></w:r><w:proofErr w:type="spellEnd"/><w:r><w:rPr><w:b/><w:sz w:val="16"/><w:lang w:val="es-NI"/></w:rPr><w:t xml:space="preserve"> </w:t></w:r><w:proofErr w:type="spellStart"/><w:r><w:rPr><w:b/><w:sz w:val="16"/><w:lang w:val="es-NI"/></w:rPr><w:t>Delete</w:t></w:r><w:proofErr w:type="spellEnd"/></w:p><w:p><w:pPr><w:rPr><w:lang w:val="es-NI"/></w:rPr></w:pPr><w:r><w:rPr><w:b/><w:sz w:val="16"/><w:lang w:val="es-NI"/></w:rPr><w:t>Índices únicos</w:t></w:r></w:p><w:p><w:pPr><w:rPr><w:lang w:val="es-NI"/></w:rPr></w:pPr><w:r><w:rPr><w:b/><w:sz w:val="16"/><w:lang w:val="es-NI"/></w:rPr><w:t>Relaciones FK</w:t></w:r></w:p><w:p><w:pPr><w:rPr><w:lang w:val="es-NI"/></w:rPr></w:pPr><w:r><w:rPr><w:sz w:val="16"/><w:lang w:val="es-NI"/></w:rPr><w:t>id</w:t></w:r></w:p><w:p><w:pPr><w:rPr><w:lang w:val="es-NI"/></w:rPr></w:pPr><w:r><w:rPr><w:sz w:val="16"/><w:lang w:val="es-NI"/></w:rPr><w:t>Sí</w:t></w:r></w:p><w:p><w:pPr><w:rPr><w:lang w:val="es-NI"/></w:rPr></w:pPr><w:r><w:rPr><w:sz w:val="16"/><w:lang w:val="es-NI"/></w:rPr><w:t>—</w:t></w:r></w:p><w:p><w:pPr><w:rPr><w:lang w:val="es-NI"/></w:rPr></w:pPr><w:r><w:rPr><w:sz w:val="16"/><w:lang w:val="es-NI"/></w:rPr><w:t>0</w:t></w:r></w:p><w:p><w:pPr><w:rPr><w:lang w:val="es-NI"/></w:rPr></w:pPr><w:r><w:rPr><w:b/><w:sz w:val="15"/><w:lang w:val="es-NI"/></w:rPr><w:t>Campo</w:t></w:r></w:p><w:p><w:pPr><w:rPr><w:lang w:val="es-NI"/></w:rPr></w:pPr><w:r><w:rPr><w:b/><w:sz w:val="15"/><w:lang w:val="es-NI"/></w:rPr><w:t>Tipo / definición</w:t></w:r></w:p><w:p><w:pPr><w:rPr><w:lang w:val="es-NI"/></w:rPr></w:pPr><w:r><w:rPr><w:b/><w:sz w:val="15"/><w:lang w:val="es-NI"/></w:rPr><w:t>Nulo / default</w:t></w:r></w:p><w:p><w:pPr><w:rPr><w:lang w:val="es-NI"/></w:rPr></w:pPr><w:r><w:rPr><w:b/><w:sz w:val="15"/><w:lang w:val="es-NI"/></w:rPr><w:t>Clave / índice</w:t></w:r></w:p><w:p><w:pPr><w:rPr><w:lang w:val="es-NI"/></w:rPr></w:pPr><w:r><w:rPr><w:b/><w:sz w:val="15"/><w:lang w:val="es-NI"/></w:rPr><w:t>Descripción</w:t></w:r></w:p><w:p><w:pPr><w:rPr><w:lang w:val="es-NI"/></w:rPr></w:pPr><w:r><w:rPr><w:sz w:val="15"/><w:lang w:val="es-NI"/></w:rPr><w:t>id</w:t></w:r></w:p><w:p><w:pPr><w:rPr><w:lang w:val="es-NI"/></w:rPr></w:pPr><w:proofErr w:type="gramStart"/><w:r><w:rPr><w:sz w:val="15"/><w:lang w:val="es-NI"/></w:rPr><w:t>BIGINT(</w:t></w:r><w:proofErr w:type="gramEnd"/><w:r><w:rPr><w:sz w:val="15"/><w:lang w:val="es-NI"/></w:rPr><w:t>20)</w:t></w:r></w:p><w:p><w:pPr><w:rPr><w:lang w:val="es-NI"/></w:rPr></w:pPr><w:r><w:rPr><w:sz w:val="15"/><w:lang w:val="es-NI"/></w:rPr><w:t>No</w:t></w:r></w:p><w:p><w:pPr><w:rPr><w:lang w:val="es-NI"/></w:rPr></w:pPr><w:r><w:rPr><w:sz w:val="15"/><w:lang w:val="es-NI"/></w:rPr><w:t>PK</w:t></w:r></w:p><w:p><w:pPr><w:rPr><w:lang w:val="es-NI"/></w:rPr></w:pPr><w:r><w:rPr><w:sz w:val="15"/><w:lang w:val="es-NI"/></w:rPr><w:t>Identificador único de la fila.</w:t></w:r></w:p><w:p><w:pPr><w:rPr><w:lang w:val="es-NI"/></w:rPr></w:pPr><w:r><w:rPr><w:sz w:val="15"/><w:lang w:val="es-NI"/></w:rPr><w:t>nombre</w:t></w:r></w:p><w:p><w:pPr><w:rPr><w:lang w:val="es-NI"/></w:rPr></w:pPr><w:proofErr w:type="gramStart"/><w:r><w:rPr><w:sz w:val="15"/><w:lang w:val="es-NI"/></w:rPr><w:t>VARCHAR(</w:t></w:r><w:proofErr w:type="gramEnd"/><w:r><w:rPr><w:sz w:val="15"/><w:lang w:val="es-NI"/></w:rPr><w:t>100)</w:t></w:r></w:p><w:p><w:pPr><w:rPr><w:lang w:val="es-NI"/></w:rPr></w:pPr><w:r><w:rPr><w:sz w:val="15"/><w:lang w:val="es-NI"/></w:rPr><w:t>No</w:t></w:r></w:p><w:p><w:pPr><w:rPr><w:lang w:val="es-NI"/></w:rPr></w:pPr><w:r><w:rPr><w:sz w:val="15"/><w:lang w:val="es-NI"/></w:rPr><w:t>—</w:t></w:r></w:p><w:p><w:pPr><w:rPr><w:lang w:val="es-NI"/></w:rPr></w:pPr><w:r><w:rPr><w:sz w:val="15"/><w:lang w:val="es-NI"/></w:rPr><w:t>Nombre descriptivo de la entidad.</w:t></w:r></w:p><w:p><w:pPr><w:rPr><w:lang w:val="es-NI"/></w:rPr></w:pPr><w:proofErr w:type="spellStart"/><w:r><w:rPr><w:sz w:val="15"/><w:lang w:val="es-NI"/></w:rPr><w:t>descripcion</w:t></w:r><w:proofErr w:type="spellEnd"/></w:p><w:p><w:pPr><w:rPr><w:lang w:val="es-NI"/></w:rPr></w:pPr><w:proofErr w:type="gramStart"/><w:r><w:rPr><w:sz w:val="15"/><w:lang w:val="es-NI"/></w:rPr><w:t>VARCHAR(</w:t></w:r><w:proofErr w:type="gramEnd"/><w:r><w:rPr><w:sz w:val="15"/><w:lang w:val="es-NI"/></w:rPr><w:t>255)</w:t></w:r></w:p><w:p><w:pPr><w:rPr><w:lang w:val="es-NI"/></w:rPr></w:pPr><w:r><w:rPr><w:sz w:val="15"/><w:lang w:val="es-NI"/></w:rPr><w:t>Sí / NULL</w:t></w:r></w:p><w:p><w:pPr><w:rPr><w:lang w:val="es-NI"/></w:rPr></w:pPr><w:r><w:rPr><w:sz w:val="15"/><w:lang w:val="es-NI"/></w:rPr><w:t>—</w:t></w:r></w:p><w:p><w:pPr><w:rPr><w:lang w:val="es-NI"/></w:rPr></w:pPr><w:r><w:rPr><w:sz w:val="15"/><w:lang w:val="es-NI"/></w:rPr><w:t>Descripción del concepto.</w:t></w:r></w:p><w:p><w:pPr><w:rPr><w:lang w:val="es-NI"/></w:rPr></w:pPr><w:r><w:rPr><w:sz w:val="15"/><w:lang w:val="es-NI"/></w:rPr><w:t>estado</w:t></w:r></w:p><w:p><w:pPr><w:rPr><w:lang w:val="es-NI"/></w:rPr></w:pPr><w:proofErr w:type="gramStart"/><w:r><w:rPr><w:sz w:val="15"/><w:lang w:val="es-NI"/></w:rPr><w:t>TINYINT(</w:t></w:r><w:proofErr w:type="gramEnd"/><w:r><w:rPr><w:sz w:val="15"/><w:lang w:val="es-NI"/></w:rPr><w:t>1)</w:t></w:r></w:p><w:p><w:pPr><w:rPr><w:lang w:val="es-NI"/></w:rPr></w:pPr><w:r><w:rPr><w:sz w:val="15"/><w:lang w:val="es-NI"/></w:rPr><w:t>No / 1</w:t></w:r></w:p><w:p><w:pPr><w:rPr><w:lang w:val="es-NI"/></w:rPr></w:pPr><w:r><w:rPr><w:sz w:val="15"/><w:lang w:val="es-NI"/></w:rPr><w:t>—</w:t></w:r></w:p><w:p><w:pPr><w:rPr><w:lang w:val="es-NI"/></w:rPr></w:pPr><w:r><w:rPr><w:sz w:val="15"/><w:lang w:val="es-NI"/></w:rPr><w:t>Estado lógico/operativo del registro.</w:t></w:r></w:p><w:p><w:pPr><w:rPr><w:lang w:val="es-NI"/></w:rPr></w:pPr><w:proofErr w:type="spellStart"/><w:r><w:rPr><w:sz w:val="15"/><w:lang w:val="es-NI"/></w:rPr><w:t>created_at</w:t></w:r><w:proofErr w:type="spellEnd"/></w:p><w:p><w:pPr><w:rPr><w:lang w:val="es-NI"/></w:rPr></w:pPr><w:r><w:rPr><w:sz w:val="15"/><w:lang w:val="es-NI"/></w:rPr><w:t>TIMESTAMP</w:t></w:r></w:p><w:p><w:pPr><w:rPr><w:lang w:val="es-NI"/></w:rPr></w:pPr><w:r><w:rPr><w:sz w:val="15"/><w:lang w:val="es-NI"/></w:rPr><w:t>Sí / NULL</w:t></w:r></w:p><w:p><w:pPr><w:rPr><w:lang w:val="es-NI"/></w:rPr></w:pPr><w:r><w:rPr><w:sz w:val="15"/><w:lang w:val="es-NI"/></w:rPr><w:t>—</w:t></w:r></w:p><w:p><w:pPr><w:rPr><w:lang w:val="es-NI"/></w:rPr></w:pPr><w:r><w:rPr><w:sz w:val="15"/><w:lang w:val="es-NI"/></w:rPr><w:t>Fecha/hora de creación.</w:t></w:r></w:p><w:p><w:pPr><w:rPr><w:lang w:val="es-NI"/></w:rPr></w:pPr><w:proofErr w:type="spellStart"/><w:r><w:rPr><w:sz w:val="15"/><w:lang w:val="es-NI"/></w:rPr><w:t>updated_at</w:t></w:r><w:proofErr w:type="spellEnd"/></w:p><w:p><w:pPr><w:rPr><w:lang w:val="es-NI"/></w:rPr></w:pPr><w:r><w:rPr><w:sz w:val="15"/><w:lang w:val="es-NI"/></w:rPr><w:t>TIMESTAMP</w:t></w:r></w:p><w:p><w:pPr><w:rPr><w:lang w:val="es-NI"/></w:rPr></w:pPr><w:r><w:rPr><w:sz w:val="15"/><w:lang w:val="es-NI"/></w:rPr><w:t>Sí / NULL</w:t></w:r></w:p><w:p><w:pPr><w:rPr><w:lang w:val="es-NI"/></w:rPr></w:pPr><w:r><w:rPr><w:sz w:val="15"/><w:lang w:val="es-NI"/></w:rPr><w:t>—</w:t></w:r></w:p><w:p><w:pPr><w:rPr><w:lang w:val="es-NI"/></w:rPr></w:pPr><w:r><w:rPr><w:sz w:val="15"/><w:lang w:val="es-NI"/></w:rPr><w:t>Fecha/hora de última actualización.</w:t></w:r></w:p><w:p><w:pPr><w:rPr><w:lang w:val="es-NI"/></w:rPr></w:pPr><w:proofErr w:type="spellStart"/><w:r><w:rPr><w:sz w:val="15"/><w:lang w:val="es-NI"/></w:rPr><w:t>deleted_at</w:t></w:r><w:proofErr w:type="spellEnd"/></w:p><w:p><w:pPr><w:rPr><w:lang w:val="es-NI"/></w:rPr></w:pPr><w:r><w:rPr><w:sz w:val="15"/><w:lang w:val="es-NI"/></w:rPr><w:t>TIMESTAMP</w:t></w:r></w:p><w:p><w:pPr><w:rPr><w:lang w:val="es-NI"/></w:rPr></w:pPr><w:r><w:rPr><w:sz w:val="15"/><w:lang w:val="es-NI"/></w:rPr><w:t>Sí / NULL</w:t></w:r></w:p><w:p><w:pPr><w:rPr><w:lang w:val="es-NI"/></w:rPr></w:pPr><w:r><w:rPr><w:sz w:val="15"/><w:lang w:val="es-NI"/></w:rPr><w:t>—</w:t></w:r></w:p><w:p><w:pPr><w:rPr><w:lang w:val="es-NI"/></w:rPr></w:pPr><w:r><w:rPr><w:sz w:val="15"/><w:lang w:val="es-NI"/></w:rPr><w:t>Marca temporal de eliminación lógica (</w:t></w:r><w:proofErr w:type="spellStart"/><w:r><w:rPr><w:sz w:val="15"/><w:lang w:val="es-NI"/></w:rPr><w:t>Soft</w:t></w:r><w:proofErr w:type="spellEnd"/><w:r><w:rPr><w:sz w:val="15"/><w:lang w:val="es-NI"/></w:rPr><w:t xml:space="preserve"> </w:t></w:r><w:proofErr w:type="spellStart"/><w:r><w:rPr><w:sz w:val="15"/><w:lang w:val="es-NI"/></w:rPr><w:t>Delete</w:t></w:r><w:proofErr w:type="spellEnd"/><w:r><w:rPr><w:sz w:val="15"/><w:lang w:val="es-NI"/></w:rPr><w:t>).</w:t></w:r></w:p><w:p><w:pPr><w:rPr><w:lang w:val="es-NI"/></w:rPr></w:pPr><w:r><w:rPr><w:lang w:val="es-NI"/></w:rPr><w:br w:type="page"/></w:r></w:p><w:p><w:pPr><w:pStyle w:val="Ttulo2"/><w:rPr><w:lang w:val="es-NI"/></w:rPr></w:pPr><w:bookmarkStart w:id="34" w:name="_Toc240620163"/><w:r><w:rPr><w:lang w:val="es-NI"/></w:rPr><w:lastRenderedPageBreak/><w:t>30. cobros</w:t></w:r><w:bookmarkEnd w:id="34"/></w:p><w:p><w:pPr><w:rPr><w:lang w:val="es-NI"/></w:rPr></w:pPr><w:r><w:rPr><w:lang w:val="es-NI"/></w:rPr><w:t>Cabecera de los cobros recibidos de clientes, indicando caja, método, moneda y referencia.</w:t></w:r></w:p><w:p><w:pPr><w:rPr><w:lang w:val="es-NI"/></w:rPr></w:pPr><w:r><w:rPr><w:b/><w:sz w:val="16"/><w:lang w:val="es-NI"/></w:rPr><w:t>PK</w:t></w:r></w:p><w:p><w:pPr><w:rPr><w:lang w:val="es-NI"/></w:rPr></w:pPr><w:proofErr w:type="spellStart"/><w:r><w:rPr><w:b/><w:sz w:val="16"/><w:lang w:val="es-NI"/></w:rPr><w:t>Soft</w:t></w:r><w:proofErr w:type="spellEnd"/><w:r><w:rPr><w:b/><w:sz w:val="16"/><w:lang w:val="es-NI"/></w:rPr><w:t xml:space="preserve"> </w:t></w:r><w:proofErr w:type="spellStart"/><w:r><w:rPr><w:b/><w:sz w:val="16"/><w:lang w:val="es-NI"/></w:rPr><w:t>Delete</w:t></w:r><w:proofErr w:type="spellEnd"/></w:p><w:p><w:pPr><w:rPr><w:lang w:val="es-NI"/></w:rPr></w:pPr><w:r><w:rPr><w:b/><w:sz w:val="16"/><w:lang w:val="es-NI"/></w:rPr><w:t>Índices únicos</w:t></w:r></w:p><w:p><w:pPr><w:rPr><w:lang w:val="es-NI"/></w:rPr></w:pPr><w:r><w:rPr><w:b/><w:sz w:val="16"/><w:lang w:val="es-NI"/></w:rPr><w:t>Relaciones FK</w:t></w:r></w:p><w:p><w:pPr><w:rPr><w:lang w:val="es-NI"/></w:rPr></w:pPr><w:r><w:rPr><w:sz w:val="16"/><w:lang w:val="es-NI"/></w:rPr><w:t>id</w:t></w:r></w:p><w:p><w:pPr><w:rPr><w:lang w:val="es-NI"/></w:rPr></w:pPr><w:r><w:rPr><w:sz w:val="16"/><w:lang w:val="es-NI"/></w:rPr><w:t>Sí</w:t></w:r></w:p><w:p><w:pPr><w:rPr><w:lang w:val="es-NI"/></w:rPr></w:pPr><w:proofErr w:type="spellStart"/><w:r><w:rPr><w:sz w:val="16"/><w:lang w:val="es-NI"/></w:rPr><w:t>codigo</w:t></w:r><w:proofErr w:type="spellEnd"/><w:r><w:rPr><w:sz w:val="16"/><w:lang w:val="es-NI"/></w:rPr><w:t xml:space="preserve"> (</w:t></w:r><w:proofErr w:type="spellStart"/><w:r><w:rPr><w:sz w:val="16"/><w:lang w:val="es-NI"/></w:rPr><w:t>codigo</w:t></w:r><w:proofErr w:type="spellEnd"/><w:r><w:rPr><w:sz w:val="16"/><w:lang w:val="es-NI"/></w:rPr><w:t>)</w:t></w:r></w:p><w:p><w:pPr><w:rPr><w:lang w:val="es-NI"/></w:rPr></w:pPr><w:r><w:rPr><w:sz w:val="16"/><w:lang w:val="es-NI"/></w:rPr><w:t>4</w:t></w:r></w:p><w:p><w:pPr><w:rPr><w:lang w:val="es-NI"/></w:rPr></w:pPr><w:r><w:rPr><w:b/><w:sz w:val="15"/><w:lang w:val="es-NI"/></w:rPr><w:t>Campo</w:t></w:r></w:p><w:p><w:pPr><w:rPr><w:lang w:val="es-NI"/></w:rPr></w:pPr><w:r><w:rPr><w:b/><w:sz w:val="15"/><w:lang w:val="es-NI"/></w:rPr><w:t>Tipo / definición</w:t></w:r></w:p><w:p><w:pPr><w:rPr><w:lang w:val="es-NI"/></w:rPr></w:pPr><w:r><w:rPr><w:b/><w:sz w:val="15"/><w:lang w:val="es-NI"/></w:rPr><w:t>Nulo / default</w:t></w:r></w:p><w:p><w:pPr><w:rPr><w:lang w:val="es-NI"/></w:rPr></w:pPr><w:r><w:rPr><w:b/><w:sz w:val="15"/><w:lang w:val="es-NI"/></w:rPr><w:t>Clave / índice</w:t></w:r></w:p><w:p><w:pPr><w:rPr><w:lang w:val="es-NI"/></w:rPr></w:pPr><w:r><w:rPr><w:b/><w:sz w:val="15"/><w:lang w:val="es-NI"/></w:rPr><w:t>Descripción</w:t></w:r></w:p><w:p><w:pPr><w:rPr><w:lang w:val="es-NI"/></w:rPr></w:pPr><w:r><w:rPr><w:sz w:val="15"/><w:lang w:val="es-NI"/></w:rPr><w:t>id</w:t></w:r></w:p><w:p><w:pPr><w:rPr><w:lang w:val="es-NI"/></w:rPr></w:pPr><w:proofErr w:type="gramStart"/><w:r><w:rPr><w:sz w:val="15"/><w:lang w:val="es-NI"/></w:rPr><w:t>BIGINT(</w:t></w:r><w:proofErr w:type="gramEnd"/><w:r><w:rPr><w:sz w:val="15"/><w:lang w:val="es-NI"/></w:rPr><w:t>20)</w:t></w:r></w:p><w:p><w:pPr><w:rPr><w:lang w:val="es-NI"/></w:rPr></w:pPr><w:r><w:rPr><w:sz w:val="15"/><w:lang w:val="es-NI"/></w:rPr><w:t>No</w:t></w:r></w:p><w:p><w:pPr><w:rPr><w:lang w:val="es-NI"/></w:rPr></w:pPr><w:r><w:rPr><w:sz w:val="15"/><w:lang w:val="es-NI"/></w:rPr><w:t>PK</w:t></w:r></w:p><w:p><w:pPr><w:rPr><w:lang w:val="es-NI"/></w:rPr></w:pPr><w:r><w:rPr><w:sz w:val="15"/><w:lang w:val="es-NI"/></w:rPr><w:t>Identificador único de la fila.</w:t></w:r></w:p><w:p><w:pPr><w:rPr><w:lang w:val="es-NI"/></w:rPr></w:pPr><w:proofErr w:type="spellStart"/><w:r><w:rPr><w:sz w:val="15"/><w:lang w:val="es-NI"/></w:rPr><w:t>cliente_id</w:t></w:r><w:proofErr w:type="spellEnd"/></w:p><w:p><w:pPr><w:rPr><w:lang w:val="es-NI"/></w:rPr></w:pPr><w:proofErr w:type="gramStart"/><w:r><w:rPr><w:sz w:val="15"/><w:lang w:val="es-NI"/></w:rPr><w:t>BIGINT(</w:t></w:r><w:proofErr w:type="gramEnd"/><w:r><w:rPr><w:sz w:val="15"/><w:lang w:val="es-NI"/></w:rPr><w:t>20)</w:t></w:r></w:p><w:p><w:pPr><w:rPr><w:lang w:val="es-NI"/></w:rPr></w:pPr><w:r><w:rPr><w:sz w:val="15"/><w:lang w:val="es-NI"/></w:rPr><w:t>No</w:t></w:r></w:p><w:p><w:pPr><w:rPr><w:lang w:val="es-NI"/></w:rPr></w:pPr><w:r><w:rPr><w:sz w:val="15"/><w:lang w:val="es-NI"/></w:rPr><w:t>FK</w:t></w:r></w:p><w:p><w:pPr><w:rPr><w:lang w:val="es-NI"/></w:rPr></w:pPr><w:r><w:rPr><w:sz w:val="15"/><w:lang w:val="es-NI"/></w:rPr><w:t>Referencia al cliente asociado.</w:t></w:r></w:p><w:p><w:pPr><w:rPr><w:lang w:val="es-NI"/></w:rPr></w:pPr><w:proofErr w:type="spellStart"/><w:r><w:rPr><w:sz w:val="15"/><w:lang w:val="es-NI"/></w:rPr><w:t>caja_id</w:t></w:r><w:proofErr w:type="spellEnd"/></w:p><w:p><w:pPr><w:rPr><w:lang w:val="es-NI"/></w:rPr></w:pPr><w:proofErr w:type="gramStart"/><w:r><w:rPr><w:sz w:val="15"/><w:lang w:val="es-NI"/></w:rPr><w:t>BIGINT(</w:t></w:r><w:proofErr w:type="gramEnd"/><w:r><w:rPr><w:sz w:val="15"/><w:lang w:val="es-NI"/></w:rPr><w:t>20)</w:t></w:r></w:p><w:p><w:pPr><w:rPr><w:lang w:val="es-NI"/></w:rPr></w:pPr><w:r><w:rPr><w:sz w:val="15"/><w:lang w:val="es-NI"/></w:rPr><w:t>No</w:t></w:r></w:p><w:p><w:pPr><w:rPr><w:lang w:val="es-NI"/></w:rPr></w:pPr><w:r><w:rPr><w:sz w:val="15"/><w:lang w:val="es-NI"/></w:rPr><w:t>FK</w:t></w:r></w:p><w:p><w:pPr><w:rPr><w:lang w:val="es-NI"/></w:rPr></w:pPr><w:r><w:rPr><w:sz w:val="15"/><w:lang w:val="es-NI"/></w:rPr><w:t>Caja/fondo donde se registra el cobro.</w:t></w:r></w:p><w:p><w:pPr><w:rPr><w:lang w:val="es-NI"/></w:rPr></w:pPr><w:proofErr w:type="spellStart"/><w:r><w:rPr><w:sz w:val="15"/><w:lang w:val="es-NI"/></w:rPr><w:t>metodo_pago_id</w:t></w:r><w:proofErr w:type="spellEnd"/></w:p><w:p><w:pPr><w:rPr><w:lang w:val="es-NI"/></w:rPr></w:pPr><w:proofErr w:type="gramStart"/><w:r><w:rPr><w:sz w:val="15"/><w:lang w:val="es-NI"/></w:rPr><w:t>BIGINT(</w:t></w:r><w:proofErr w:type="gramEnd"/><w:r><w:rPr><w:sz w:val="15"/><w:lang w:val="es-NI"/></w:rPr><w:t>20)</w:t></w:r></w:p><w:p><w:pPr><w:rPr><w:lang w:val="es-NI"/></w:rPr></w:pPr><w:r><w:rPr><w:sz w:val="15"/><w:lang w:val="es-NI"/></w:rPr><w:t>No</w:t></w:r></w:p><w:p><w:pPr><w:rPr><w:lang w:val="es-NI"/></w:rPr></w:pPr><w:r><w:rPr><w:sz w:val="15"/><w:lang w:val="es-NI"/></w:rPr><w:t>FK</w:t></w:r></w:p><w:p><w:pPr><w:rPr><w:lang w:val="es-NI"/></w:rPr></w:pPr><w:r><w:rPr><w:sz w:val="15"/><w:lang w:val="es-NI"/></w:rPr><w:t>Método mediante el cual se recibió el cobro.</w:t></w:r></w:p><w:p><w:pPr><w:rPr><w:lang w:val="es-NI"/></w:rPr></w:pPr><w:r><w:rPr><w:sz w:val="15"/><w:lang w:val="es-NI"/></w:rPr><w:t>fecha</w:t></w:r></w:p><w:p><w:pPr><w:rPr><w:lang w:val="es-NI"/></w:rPr></w:pPr><w:r><w:rPr><w:sz w:val="15"/><w:lang w:val="es-NI"/></w:rPr><w:t>DATE</w:t></w:r></w:p><w:p><w:pPr><w:rPr><w:lang w:val="es-NI"/></w:rPr></w:pPr><w:r><w:rPr><w:sz w:val="15"/><w:lang w:val="es-NI"/></w:rPr><w:t>No</w:t></w:r></w:p><w:p><w:pPr><w:rPr><w:lang w:val="es-NI"/></w:rPr></w:pPr><w:r><w:rPr><w:sz w:val="15"/><w:lang w:val="es-NI"/></w:rPr><w:t>—</w:t></w:r></w:p><w:p><w:pPr><w:rPr><w:lang w:val="es-NI"/></w:rPr></w:pPr><w:r><w:rPr><w:sz w:val="15"/><w:lang w:val="es-NI"/></w:rPr><w:t>Fecha de la operación.</w:t></w:r></w:p><w:p><w:pPr><w:rPr><w:lang w:val="es-NI"/></w:rPr></w:pPr><w:r><w:rPr><w:sz w:val="15"/><w:lang w:val="es-NI"/></w:rPr><w:t>monto</w:t></w:r></w:p><w:p><w:pPr><w:rPr><w:lang w:val="es-NI"/></w:rPr></w:pPr><w:proofErr w:type="gramStart"/><w:r><w:rPr><w:sz w:val="15"/><w:lang w:val="es-NI"/></w:rPr><w:t>DECIMAL(</w:t></w:r><w:proofErr w:type="gramEnd"/><w:r><w:rPr><w:sz w:val="15"/><w:lang w:val="es-NI"/></w:rPr><w:t>14,</w:t></w:r></w:p><w:p><w:pPr><w:rPr><w:lang w:val="es-NI"/></w:rPr></w:pPr><w:r><w:rPr><w:sz w:val="15"/><w:lang w:val="es-NI"/></w:rPr><w:t>No / 0.00</w:t></w:r></w:p><w:p><w:pPr><w:rPr><w:lang w:val="es-NI"/></w:rPr></w:pPr><w:r><w:rPr><w:sz w:val="15"/><w:lang w:val="es-NI"/></w:rPr><w:t>—</w:t></w:r></w:p><w:p><w:pPr><w:rPr><w:lang w:val="es-NI"/></w:rPr></w:pPr><w:r><w:rPr><w:sz w:val="15"/><w:lang w:val="es-NI"/></w:rPr><w:t>Monto monetario del cobro o detalle.</w:t></w:r></w:p><w:p><w:pPr><w:rPr><w:lang w:val="es-NI"/></w:rPr></w:pPr><w:proofErr w:type="spellStart"/><w:r><w:rPr><w:sz w:val="15"/><w:lang w:val="es-NI"/></w:rPr><w:t>moneda_id</w:t></w:r><w:proofErr w:type="spellEnd"/></w:p><w:p><w:pPr><w:rPr><w:lang w:val="es-NI"/></w:rPr></w:pPr><w:proofErr w:type="gramStart"/><w:r><w:rPr><w:sz w:val="15"/><w:lang w:val="es-NI"/></w:rPr><w:t>BIGINT(</w:t></w:r><w:proofErr w:type="gramEnd"/><w:r><w:rPr><w:sz w:val="15"/><w:lang w:val="es-NI"/></w:rPr><w:t>20)</w:t></w:r></w:p><w:p><w:pPr><w:rPr><w:lang w:val="es-NI"/></w:rPr></w:pPr><w:r><w:rPr><w:sz w:val="15"/><w:lang w:val="es-NI"/></w:rPr><w:t>No</w:t></w:r></w:p><w:p><w:pPr><w:rPr><w:lang w:val="es-NI"/></w:rPr></w:pPr><w:r><w:rPr><w:sz w:val="15"/><w:lang w:val="es-NI"/></w:rPr><w:t>FK</w:t></w:r></w:p><w:p><w:pPr><w:rPr><w:lang w:val="es-NI"/></w:rPr></w:pPr><w:r><w:rPr><w:sz w:val="15"/><w:lang w:val="es-NI"/></w:rPr><w:t>Moneda en la que se registra la operación.</w:t></w:r></w:p><w:p><w:pPr><w:rPr><w:lang w:val="es-NI"/></w:rPr></w:pPr><w:r><w:rPr><w:sz w:val="15"/><w:lang w:val="es-NI"/></w:rPr><w:t>referencia</w:t></w:r></w:p><w:p><w:pPr><w:rPr><w:lang w:val="es-NI"/></w:rPr></w:pPr><w:proofErr w:type="gramStart"/><w:r><w:rPr><w:sz w:val="15"/><w:lang w:val="es-NI"/></w:rPr><w:t>VARCHAR(</w:t></w:r><w:proofErr w:type="gramEnd"/><w:r><w:rPr><w:sz w:val="15"/><w:lang w:val="es-NI"/></w:rPr><w:t>100)</w:t></w:r></w:p><w:p><w:pPr><w:rPr><w:lang w:val="es-NI"/></w:rPr></w:pPr><w:r><w:rPr><w:sz w:val="15"/><w:lang w:val="es-NI"/></w:rPr><w:t>Sí / NULL</w:t></w:r></w:p><w:p><w:pPr><w:rPr><w:lang w:val="es-NI"/></w:rPr></w:pPr><w:r><w:rPr><w:sz w:val="15"/><w:lang w:val="es-NI"/></w:rPr><w:t>—</w:t></w:r></w:p><w:p><w:pPr><w:rPr><w:lang w:val="es-NI"/></w:rPr></w:pPr><w:r><w:rPr><w:sz w:val="15"/><w:lang w:val="es-NI"/></w:rPr><w:t>Referencia externa o documental de la operación.</w:t></w:r></w:p><w:p><w:pPr><w:rPr><w:lang w:val="es-NI"/></w:rPr></w:pPr><w:r><w:rPr><w:sz w:val="15"/><w:lang w:val="es-NI"/></w:rPr><w:t>estado</w:t></w:r></w:p><w:p><w:pPr><w:rPr><w:lang w:val="es-NI"/></w:rPr></w:pPr><w:proofErr w:type="gramStart"/><w:r><w:rPr><w:sz w:val="15"/><w:lang w:val="es-NI"/></w:rPr><w:t>INT(</w:t></w:r><w:proofErr w:type="gramEnd"/><w:r><w:rPr><w:sz w:val="15"/><w:lang w:val="es-NI"/></w:rPr><w:t>11)</w:t></w:r></w:p><w:p><w:pPr><w:rPr><w:lang w:val="es-NI"/></w:rPr></w:pPr><w:r><w:rPr><w:sz w:val="15"/><w:lang w:val="es-NI"/></w:rPr><w:t>No / 1</w:t></w:r></w:p><w:p><w:pPr><w:rPr><w:lang w:val="es-NI"/></w:rPr></w:pPr><w:r><w:rPr><w:sz w:val="15"/><w:lang w:val="es-NI"/></w:rPr><w:t>—</w:t></w:r></w:p><w:p><w:pPr><w:rPr><w:lang w:val="es-NI"/></w:rPr></w:pPr><w:r><w:rPr><w:sz w:val="15"/><w:lang w:val="es-NI"/></w:rPr><w:t>Estado lógico/operativo del registro.</w:t></w:r></w:p><w:p><w:pPr><w:rPr><w:lang w:val="es-NI"/></w:rPr></w:pPr><w:r><w:rPr><w:sz w:val="15"/><w:lang w:val="es-NI"/></w:rPr><w:t>observaciones</w:t></w:r></w:p><w:p><w:pPr><w:rPr><w:lang w:val="es-NI"/></w:rPr></w:pPr><w:r><w:rPr><w:sz w:val="15"/><w:lang w:val="es-NI"/></w:rPr><w:t>TEXT</w:t></w:r></w:p><w:p><w:pPr><w:rPr><w:lang w:val="es-NI"/></w:rPr></w:pPr><w:r><w:rPr><w:sz w:val="15"/><w:lang w:val="es-NI"/></w:rPr><w:t>Sí / NULL</w:t></w:r></w:p><w:p><w:pPr><w:rPr><w:lang w:val="es-NI"/></w:rPr></w:pPr><w:r><w:rPr><w:sz w:val="15"/><w:lang w:val="es-NI"/></w:rPr><w:t>—</w:t></w:r></w:p><w:p><w:pPr><w:rPr><w:lang w:val="es-NI"/></w:rPr></w:pPr><w:r><w:rPr><w:sz w:val="15"/><w:lang w:val="es-NI"/></w:rPr><w:t>Notas adicionales del registro.</w:t></w:r></w:p><w:p><w:pPr><w:rPr><w:lang w:val="es-NI"/></w:rPr></w:pPr><w:proofErr w:type="spellStart"/><w:r><w:rPr><w:sz w:val="15"/><w:lang w:val="es-NI"/></w:rPr><w:t>created_at</w:t></w:r><w:proofErr w:type="spellEnd"/></w:p><w:p><w:pPr><w:rPr><w:lang w:val="es-NI"/></w:rPr></w:pPr><w:r><w:rPr><w:sz w:val="15"/><w:lang w:val="es-NI"/></w:rPr><w:t>TIMESTAMP</w:t></w:r></w:p><w:p><w:pPr><w:rPr><w:lang w:val="es-NI"/></w:rPr></w:pPr><w:r><w:rPr><w:sz w:val="15"/><w:lang w:val="es-NI"/></w:rPr><w:t>Sí / NULL</w:t></w:r></w:p><w:p><w:pPr><w:rPr><w:lang w:val="es-NI"/></w:rPr></w:pPr><w:r><w:rPr><w:sz w:val="15"/><w:lang w:val="es-NI"/></w:rPr><w:t>—</w:t></w:r></w:p><w:p><w:pPr><w:rPr><w:lang w:val="es-NI"/></w:rPr></w:pPr><w:r><w:rPr><w:sz w:val="15"/><w:lang w:val="es-NI"/></w:rPr><w:t>Fecha/hora de creación.</w:t></w:r></w:p><w:p><w:pPr><w:rPr><w:lang w:val="es-NI"/></w:rPr></w:pPr><w:proofErr w:type="spellStart"/><w:r><w:rPr><w:sz w:val="15"/><w:lang w:val="es-NI"/></w:rPr><w:t>updated_at</w:t></w:r><w:proofErr w:type="spellEnd"/></w:p><w:p><w:pPr><w:rPr><w:lang w:val="es-NI"/></w:rPr></w:pPr><w:r><w:rPr><w:sz w:val="15"/><w:lang w:val="es-NI"/></w:rPr><w:t>TIMESTAMP</w:t></w:r></w:p><w:p><w:pPr><w:rPr><w:lang w:val="es-NI"/></w:rPr></w:pPr><w:r><w:rPr><w:sz w:val="15"/><w:lang w:val="es-NI"/></w:rPr><w:t>Sí / NULL</w:t></w:r></w:p><w:p><w:pPr><w:rPr><w:lang w:val="es-NI"/></w:rPr></w:pPr><w:r><w:rPr><w:sz w:val="15"/><w:lang w:val="es-NI"/></w:rPr><w:t>—</w:t></w:r></w:p><w:p><w:pPr><w:rPr><w:lang w:val="es-NI"/></w:rPr></w:pPr><w:r><w:rPr><w:sz w:val="15"/><w:lang w:val="es-NI"/></w:rPr><w:t>Fecha/hora de última actualización.</w:t></w:r></w:p><w:p><w:pPr><w:rPr><w:lang w:val="es-NI"/></w:rPr></w:pPr><w:proofErr w:type="spellStart"/><w:r><w:rPr><w:sz w:val="15"/><w:lang w:val="es-NI"/></w:rPr><w:t>deleted_at</w:t></w:r><w:proofErr w:type="spellEnd"/></w:p><w:p><w:pPr><w:rPr><w:lang w:val="es-NI"/></w:rPr></w:pPr><w:r><w:rPr><w:sz w:val="15"/><w:lang w:val="es-NI"/></w:rPr><w:t>TIMESTAMP</w:t></w:r></w:p><w:p><w:pPr><w:rPr><w:lang w:val="es-NI"/></w:rPr></w:pPr><w:r><w:rPr><w:sz w:val="15"/><w:lang w:val="es-NI"/></w:rPr><w:t>Sí / NULL</w:t></w:r></w:p><w:p><w:pPr><w:rPr><w:lang w:val="es-NI"/></w:rPr></w:pPr><w:r><w:rPr><w:sz w:val="15"/><w:lang w:val="es-NI"/></w:rPr><w:t>—</w:t></w:r></w:p><w:p><w:pPr><w:rPr><w:lang w:val="es-NI"/></w:rPr></w:pPr><w:r><w:rPr><w:sz w:val="15"/><w:lang w:val="es-NI"/></w:rPr><w:t>Marca temporal de eliminación lógica (</w:t></w:r><w:proofErr w:type="spellStart"/><w:r><w:rPr><w:sz w:val="15"/><w:lang w:val="es-NI"/></w:rPr><w:t>Soft</w:t></w:r><w:proofErr w:type="spellEnd"/><w:r><w:rPr><w:sz w:val="15"/><w:lang w:val="es-NI"/></w:rPr><w:t xml:space="preserve"> </w:t></w:r><w:proofErr w:type="spellStart"/><w:r><w:rPr><w:sz w:val="15"/><w:lang w:val="es-NI"/></w:rPr><w:t>Delete</w:t></w:r><w:proofErr w:type="spellEnd"/><w:r><w:rPr><w:sz w:val="15"/><w:lang w:val="es-NI"/></w:rPr><w:t>).</w:t></w:r></w:p><w:p><w:pPr><w:rPr><w:lang w:val="es-NI"/></w:rPr></w:pPr><w:proofErr w:type="spellStart"/><w:r><w:rPr><w:sz w:val="15"/><w:lang w:val="es-NI"/></w:rPr><w:t>codigo</w:t></w:r><w:proofErr w:type="spellEnd"/></w:p><w:p><w:pPr><w:rPr><w:lang w:val="es-NI"/></w:rPr></w:pPr><w:proofErr w:type="gramStart"/><w:r><w:rPr><w:sz w:val="15"/><w:lang w:val="es-NI"/></w:rPr><w:t>VARCHAR(</w:t></w:r><w:proofErr w:type="gramEnd"/><w:r><w:rPr><w:sz w:val="15"/><w:lang w:val="es-NI"/></w:rPr><w:t>30)</w:t></w:r></w:p><w:p><w:pPr><w:rPr><w:lang w:val="es-NI"/></w:rPr></w:pPr><w:r><w:rPr><w:sz w:val="15"/><w:lang w:val="es-NI"/></w:rPr><w:t>No</w:t></w:r></w:p><w:p><w:pPr><w:rPr><w:lang w:val="es-NI"/></w:rPr></w:pPr><w:r><w:rPr><w:sz w:val="15"/><w:lang w:val="es-NI"/></w:rPr><w:t>UK</w:t></w:r></w:p><w:p><w:pPr><w:rPr><w:lang w:val="es-NI"/></w:rPr></w:pPr><w:r><w:rPr><w:sz w:val="15"/><w:lang w:val="es-NI"/></w:rPr><w:t>Código de negocio.</w:t></w:r></w:p><w:p><w:pPr><w:rPr><w:lang w:val="es-NI"/></w:rPr></w:pPr><w:r><w:rPr><w:b/><w:lang w:val="es-NI"/></w:rPr><w:t>Relaciones:</w:t></w:r></w:p><w:p><w:pPr><w:pStyle w:val="Listaconvietas"/><w:rPr><w:lang w:val="es-NI"/></w:rPr></w:pPr><w:proofErr w:type="spellStart"/><w:r><w:rPr><w:lang w:val="es-NI"/></w:rPr><w:t>caja_id</w:t></w:r><w:proofErr w:type="spellEnd"/><w:r><w:rPr><w:lang w:val="es-NI"/></w:rPr><w:t xml:space="preserve"> → </w:t></w:r><w:proofErr w:type="spellStart"/><w:r><w:rPr><w:lang w:val="es-NI"/></w:rPr><w:t>cajas.id</w:t></w:r><w:proofErr w:type="spellEnd"/></w:p><w:p><w:pPr><w:pStyle w:val="Listaconvietas"/><w:rPr><w:lang w:val="es-NI"/></w:rPr></w:pPr><w:proofErr w:type="spellStart"/><w:r><w:rPr><w:lang w:val="es-NI"/></w:rPr><w:t>cliente_id</w:t></w:r><w:proofErr w:type="spellEnd"/><w:r><w:rPr><w:lang w:val="es-NI"/></w:rPr><w:t xml:space="preserve"> → </w:t></w:r><w:proofErr w:type="spellStart"/><w:r><w:rPr><w:lang w:val="es-NI"/></w:rPr><w:t>clientes.id</w:t></w:r><w:proofErr w:type="spellEnd"/></w:p><w:p><w:pPr><w:pStyle w:val="Listaconvietas"/><w:rPr><w:lang w:val="es-NI"/></w:rPr></w:pPr><w:proofErr w:type="spellStart"/><w:r><w:rPr><w:lang w:val="es-NI"/></w:rPr><w:t>metodo_pago_id</w:t></w:r><w:proofErr w:type="spellEnd"/><w:r><w:rPr><w:lang w:val="es-NI"/></w:rPr><w:t xml:space="preserve"> → </w:t></w:r><w:proofErr w:type="spellStart"/><w:r><w:rPr><w:lang w:val="es-NI"/></w:rPr><w:t>metodos_pago.id</w:t></w:r><w:proofErr w:type="spellEnd"/></w:p><w:p><w:pPr><w:pStyle w:val="Listaconvietas"/><w:rPr><w:lang w:val="es-NI"/></w:rPr></w:pPr><w:proofErr w:type="spellStart"/><w:r><w:rPr><w:lang w:val="es-NI"/></w:rPr><w:t>moneda_id</w:t></w:r><w:proofErr w:type="spellEnd"/><w:r><w:rPr><w:lang w:val="es-NI"/></w:rPr><w:t xml:space="preserve"> → </w:t></w:r><w:proofErr w:type="spellStart"/><w:r><w:rPr><w:lang w:val="es-NI"/></w:rPr><w:t>monedas.id</w:t></w:r><w:proofErr w:type="spellEnd"/></w:p><w:p><w:pPr><w:rPr><w:lang w:val="es-NI"/></w:rPr></w:pPr><w:r><w:rPr><w:lang w:val="es-NI"/></w:rPr><w:br w:type="page"/></w:r></w:p><w:p><w:pPr><w:pStyle w:val="Ttulo2"/><w:rPr><w:lang w:val="es-NI"/></w:rPr></w:pPr><w:bookmarkStart w:id="35" w:name="_Toc240620164"/><w:r><w:rPr><w:lang w:val="es-NI"/></w:rPr><w:lastRenderedPageBreak/><w:t xml:space="preserve">31. </w:t></w:r><w:proofErr w:type="spellStart"/><w:r><w:rPr><w:lang w:val="es-NI"/></w:rPr><w:t>detalle_cobros</w:t></w:r><w:bookmarkEnd w:id="35"/><w:proofErr w:type="spellEnd"/></w:p><w:p><w:pPr><w:rPr><w:lang w:val="es-NI"/></w:rPr></w:pPr><w:r><w:rPr><w:lang w:val="es-NI"/></w:rPr><w:t>Distribución de un cobro entre uno o varios ingresos.</w:t></w:r></w:p><w:p><w:pPr><w:rPr><w:lang w:val="es-NI"/></w:rPr></w:pPr><w:r><w:rPr><w:b/><w:sz w:val="16"/><w:lang w:val="es-NI"/></w:rPr><w:t>PK</w:t></w:r></w:p><w:p><w:pPr><w:rPr><w:lang w:val="es-NI"/></w:rPr></w:pPr><w:proofErr w:type="spellStart"/><w:r><w:rPr><w:b/><w:sz w:val="16"/><w:lang w:val="es-NI"/></w:rPr><w:t>Soft</w:t></w:r><w:proofErr w:type="spellEnd"/><w:r><w:rPr><w:b/><w:sz w:val="16"/><w:lang w:val="es-NI"/></w:rPr><w:t xml:space="preserve"> </w:t></w:r><w:proofErr w:type="spellStart"/><w:r><w:rPr><w:b/><w:sz w:val="16"/><w:lang w:val="es-NI"/></w:rPr><w:t>Delete</w:t></w:r><w:proofErr w:type="spellEnd"/></w:p><w:p><w:pPr><w:rPr><w:lang w:val="es-NI"/></w:rPr></w:pPr><w:r><w:rPr><w:b/><w:sz w:val="16"/><w:lang w:val="es-NI"/></w:rPr><w:t>Índices únicos</w:t></w:r></w:p><w:p><w:pPr><w:rPr><w:lang w:val="es-NI"/></w:rPr></w:pPr><w:r><w:rPr><w:b/><w:sz w:val="16"/><w:lang w:val="es-NI"/></w:rPr><w:t>Relaciones FK</w:t></w:r></w:p><w:p><w:pPr><w:rPr><w:lang w:val="es-NI"/></w:rPr></w:pPr><w:r><w:rPr><w:sz w:val="16"/><w:lang w:val="es-NI"/></w:rPr><w:t>id</w:t></w:r></w:p><w:p><w:pPr><w:rPr><w:lang w:val="es-NI"/></w:rPr></w:pPr><w:r><w:rPr><w:sz w:val="16"/><w:lang w:val="es-NI"/></w:rPr><w:t>Sí</w:t></w:r></w:p><w:p><w:pPr><w:rPr><w:lang w:val="es-NI"/></w:rPr></w:pPr><w:r><w:rPr><w:sz w:val="16"/><w:lang w:val="es-NI"/></w:rPr><w:t>—</w:t></w:r></w:p><w:p><w:pPr><w:rPr><w:lang w:val="es-NI"/></w:rPr></w:pPr><w:r><w:rPr><w:sz w:val="16"/><w:lang w:val="es-NI"/></w:rPr><w:t>2</w:t></w:r></w:p><w:p><w:pPr><w:rPr><w:lang w:val="es-NI"/></w:rPr></w:pPr><w:r><w:rPr><w:b/><w:sz w:val="15"/><w:lang w:val="es-NI"/></w:rPr><w:t>Campo</w:t></w:r></w:p><w:p><w:pPr><w:rPr><w:lang w:val="es-NI"/></w:rPr></w:pPr><w:r><w:rPr><w:b/><w:sz w:val="15"/><w:lang w:val="es-NI"/></w:rPr><w:t>Tipo / definición</w:t></w:r></w:p><w:p><w:pPr><w:rPr><w:lang w:val="es-NI"/></w:rPr></w:pPr><w:r><w:rPr><w:b/><w:sz w:val="15"/><w:lang w:val="es-NI"/></w:rPr><w:t>Nulo / default</w:t></w:r></w:p><w:p><w:pPr><w:rPr><w:lang w:val="es-NI"/></w:rPr></w:pPr><w:r><w:rPr><w:b/><w:sz w:val="15"/><w:lang w:val="es-NI"/></w:rPr><w:t>Clave / índice</w:t></w:r></w:p><w:p><w:pPr><w:rPr><w:lang w:val="es-NI"/></w:rPr></w:pPr><w:r><w:rPr><w:b/><w:sz w:val="15"/><w:lang w:val="es-NI"/></w:rPr><w:t>Descripción</w:t></w:r></w:p><w:p><w:pPr><w:rPr><w:lang w:val="es-NI"/></w:rPr></w:pPr><w:r><w:rPr><w:sz w:val="15"/><w:lang w:val="es-NI"/></w:rPr><w:t>id</w:t></w:r></w:p><w:p><w:pPr><w:rPr><w:lang w:val="es-NI"/></w:rPr></w:pPr><w:proofErr w:type="gramStart"/><w:r><w:rPr><w:sz w:val="15"/><w:lang w:val="es-NI"/></w:rPr><w:t>BIGINT(</w:t></w:r><w:proofErr w:type="gramEnd"/><w:r><w:rPr><w:sz w:val="15"/><w:lang w:val="es-NI"/></w:rPr><w:t>20)</w:t></w:r></w:p><w:p><w:pPr><w:rPr><w:lang w:val="es-NI"/></w:rPr></w:pPr><w:r><w:rPr><w:sz w:val="15"/><w:lang w:val="es-NI"/></w:rPr><w:t>No</w:t></w:r></w:p><w:p><w:pPr><w:rPr><w:lang w:val="es-NI"/></w:rPr></w:pPr><w:r><w:rPr><w:sz w:val="15"/><w:lang w:val="es-NI"/></w:rPr><w:t>PK</w:t></w:r></w:p><w:p><w:pPr><w:rPr><w:lang w:val="es-NI"/></w:rPr></w:pPr><w:r><w:rPr><w:sz w:val="15"/><w:lang w:val="es-NI"/></w:rPr><w:t>Identificador único de la fila.</w:t></w:r></w:p><w:p><w:pPr><w:rPr><w:lang w:val="es-NI"/></w:rPr></w:pPr><w:proofErr w:type="spellStart"/><w:r><w:rPr><w:sz w:val="15"/><w:lang w:val="es-NI"/></w:rPr><w:t>cobro_id</w:t></w:r><w:proofErr w:type="spellEnd"/></w:p><w:p><w:pPr><w:rPr><w:lang w:val="es-NI"/></w:rPr></w:pPr><w:proofErr w:type="gramStart"/><w:r><w:rPr><w:sz w:val="15"/><w:lang w:val="es-NI"/></w:rPr><w:t>BIGINT(</w:t></w:r><w:proofErr w:type="gramEnd"/><w:r><w:rPr><w:sz w:val="15"/><w:lang w:val="es-NI"/></w:rPr><w:t>20)</w:t></w:r></w:p><w:p><w:pPr><w:rPr><w:lang w:val="es-NI"/></w:rPr></w:pPr><w:r><w:rPr><w:sz w:val="15"/><w:lang w:val="es-NI"/></w:rPr><w:t>No</w:t></w:r></w:p><w:p><w:pPr><w:rPr><w:lang w:val="es-NI"/></w:rPr></w:pPr><w:r><w:rPr><w:sz w:val="15"/><w:lang w:val="es-NI"/></w:rPr><w:t>FK</w:t></w:r></w:p><w:p><w:pPr><w:rPr><w:lang w:val="es-NI"/></w:rPr></w:pPr><w:r><w:rPr><w:sz w:val="15"/><w:lang w:val="es-NI"/></w:rPr><w:t>Referencia al cobro cabecera.</w:t></w:r></w:p><w:p><w:pPr><w:rPr><w:lang w:val="es-NI"/></w:rPr></w:pPr><w:proofErr w:type="spellStart"/><w:r><w:rPr><w:sz w:val="15"/><w:lang w:val="es-NI"/></w:rPr><w:t>ingreso_id</w:t></w:r><w:proofErr w:type="spellEnd"/></w:p><w:p><w:pPr><w:rPr><w:lang w:val="es-NI"/></w:rPr></w:pPr><w:proofErr w:type="gramStart"/><w:r><w:rPr><w:sz w:val="15"/><w:lang w:val="es-NI"/></w:rPr><w:t>BIGINT(</w:t></w:r><w:proofErr w:type="gramEnd"/><w:r><w:rPr><w:sz w:val="15"/><w:lang w:val="es-NI"/></w:rPr><w:t>20)</w:t></w:r></w:p><w:p><w:pPr><w:rPr><w:lang w:val="es-NI"/></w:rPr></w:pPr><w:r><w:rPr><w:sz w:val="15"/><w:lang w:val="es-NI"/></w:rPr><w:t>No</w:t></w:r></w:p><w:p><w:pPr><w:rPr><w:lang w:val="es-NI"/></w:rPr></w:pPr><w:r><w:rPr><w:sz w:val="15"/><w:lang w:val="es-NI"/></w:rPr><w:t>FK</w:t></w:r></w:p><w:p><w:pPr><w:rPr><w:lang w:val="es-NI"/></w:rPr></w:pPr><w:r><w:rPr><w:sz w:val="15"/><w:lang w:val="es-NI"/></w:rPr><w:t>Referencia al ingreso al que se aplica el cobro.</w:t></w:r></w:p><w:p><w:pPr><w:rPr><w:lang w:val="es-NI"/></w:rPr></w:pPr><w:r><w:rPr><w:sz w:val="15"/><w:lang w:val="es-NI"/></w:rPr><w:t>monto</w:t></w:r></w:p><w:p><w:pPr><w:rPr><w:lang w:val="es-NI"/></w:rPr></w:pPr><w:proofErr w:type="gramStart"/><w:r><w:rPr><w:sz w:val="15"/><w:lang w:val="es-NI"/></w:rPr><w:t>DECIMAL(</w:t></w:r><w:proofErr w:type="gramEnd"/><w:r><w:rPr><w:sz w:val="15"/><w:lang w:val="es-NI"/></w:rPr><w:t>14,</w:t></w:r></w:p><w:p><w:pPr><w:rPr><w:lang w:val="es-NI"/></w:rPr></w:pPr><w:r><w:rPr><w:sz w:val="15"/><w:lang w:val="es-NI"/></w:rPr><w:t>No / 0.00</w:t></w:r></w:p><w:p><w:pPr><w:rPr><w:lang w:val="es-NI"/></w:rPr></w:pPr><w:r><w:rPr><w:sz w:val="15"/><w:lang w:val="es-NI"/></w:rPr><w:t>—</w:t></w:r></w:p><w:p><w:pPr><w:rPr><w:lang w:val="es-NI"/></w:rPr></w:pPr><w:r><w:rPr><w:sz w:val="15"/><w:lang w:val="es-NI"/></w:rPr><w:t>Monto monetario del cobro o detalle.</w:t></w:r></w:p><w:p><w:pPr><w:rPr><w:lang w:val="es-NI"/></w:rPr></w:pPr><w:r><w:rPr><w:sz w:val="15"/><w:lang w:val="es-NI"/></w:rPr><w:t>observaciones</w:t></w:r></w:p><w:p><w:pPr><w:rPr><w:lang w:val="es-NI"/></w:rPr></w:pPr><w:r><w:rPr><w:sz w:val="15"/><w:lang w:val="es-NI"/></w:rPr><w:t>TEXT</w:t></w:r></w:p><w:p><w:pPr><w:rPr><w:lang w:val="es-NI"/></w:rPr></w:pPr><w:r><w:rPr><w:sz w:val="15"/><w:lang w:val="es-NI"/></w:rPr><w:t>Sí / NULL</w:t></w:r></w:p><w:p><w:pPr><w:rPr><w:lang w:val="es-NI"/></w:rPr></w:pPr><w:r><w:rPr><w:sz w:val="15"/><w:lang w:val="es-NI"/></w:rPr><w:t>—</w:t></w:r></w:p><w:p><w:pPr><w:rPr><w:lang w:val="es-NI"/></w:rPr></w:pPr><w:r><w:rPr><w:sz w:val="15"/><w:lang w:val="es-NI"/></w:rPr><w:t>Notas adicionales del registro.</w:t></w:r></w:p><w:p><w:pPr><w:rPr><w:lang w:val="es-NI"/></w:rPr></w:pPr><w:proofErr w:type="spellStart"/><w:r><w:rPr><w:sz w:val="15"/><w:lang w:val="es-NI"/></w:rPr><w:t>created_at</w:t></w:r><w:proofErr w:type="spellEnd"/></w:p><w:p><w:pPr><w:rPr><w:lang w:val="es-NI"/></w:rPr></w:pPr><w:r><w:rPr><w:sz w:val="15"/><w:lang w:val="es-NI"/></w:rPr><w:t>TIMESTAMP</w:t></w:r></w:p><w:p><w:pPr><w:rPr><w:lang w:val="es-NI"/></w:rPr></w:pPr><w:r><w:rPr><w:sz w:val="15"/><w:lang w:val="es-NI"/></w:rPr><w:t>Sí / NULL</w:t></w:r></w:p><w:p><w:pPr><w:rPr><w:lang w:val="es-NI"/></w:rPr></w:pPr><w:r><w:rPr><w:sz w:val="15"/><w:lang w:val="es-NI"/></w:rPr><w:t>—</w:t></w:r></w:p><w:p><w:pPr><w:rPr><w:lang w:val="es-NI"/></w:rPr></w:pPr><w:r><w:rPr><w:sz w:val="15"/><w:lang w:val="es-NI"/></w:rPr><w:t>Fecha/hora de creación.</w:t></w:r></w:p><w:p><w:pPr><w:rPr><w:lang w:val="es-NI"/></w:rPr></w:pPr><w:proofErr w:type="spellStart"/><w:r><w:rPr><w:sz w:val="15"/><w:lang w:val="es-NI"/></w:rPr><w:t>updated_at</w:t></w:r><w:proofErr w:type="spellEnd"/></w:p><w:p><w:pPr><w:rPr><w:lang w:val="es-NI"/></w:rPr></w:pPr><w:r><w:rPr><w:sz w:val="15"/><w:lang w:val="es-NI"/></w:rPr><w:t>TIMESTAMP</w:t></w:r></w:p><w:p><w:pPr><w:rPr><w:lang w:val="es-NI"/></w:rPr></w:pPr><w:r><w:rPr><w:sz w:val="15"/><w:lang w:val="es-NI"/></w:rPr><w:t>Sí / NULL</w:t></w:r></w:p><w:p><w:pPr><w:rPr><w:lang w:val="es-NI"/></w:rPr></w:pPr><w:r><w:rPr><w:sz w:val="15"/><w:lang w:val="es-NI"/></w:rPr><w:t>—</w:t></w:r></w:p><w:p><w:pPr><w:rPr><w:lang w:val="es-NI"/></w:rPr></w:pPr><w:r><w:rPr><w:sz w:val="15"/><w:lang w:val="es-NI"/></w:rPr><w:t>Fecha/hora de última actualización.</w:t></w:r></w:p><w:p><w:pPr><w:rPr><w:lang w:val="es-NI"/></w:rPr></w:pPr><w:proofErr w:type="spellStart"/><w:r><w:rPr><w:sz w:val="15"/><w:lang w:val="es-NI"/></w:rPr><w:t>deleted_at</w:t></w:r><w:proofErr w:type="spellEnd"/></w:p><w:p><w:pPr><w:rPr><w:lang w:val="es-NI"/></w:rPr></w:pPr><w:r><w:rPr><w:sz w:val="15"/><w:lang w:val="es-NI"/></w:rPr><w:t>TIMESTAMP</w:t></w:r></w:p><w:p><w:pPr><w:rPr><w:lang w:val="es-NI"/></w:rPr></w:pPr><w:r><w:rPr><w:sz w:val="15"/><w:lang w:val="es-NI"/></w:rPr><w:t>Sí / NULL</w:t></w:r></w:p><w:p><w:pPr><w:rPr><w:lang w:val="es-NI"/></w:rPr></w:pPr><w:r><w:rPr><w:sz w:val="15"/><w:lang w:val="es-NI"/></w:rPr><w:t>—</w:t></w:r></w:p><w:p><w:pPr><w:rPr><w:lang w:val="es-NI"/></w:rPr></w:pPr><w:r><w:rPr><w:sz w:val="15"/><w:lang w:val="es-NI"/></w:rPr><w:t>Marca temporal de eliminación lógica (</w:t></w:r><w:proofErr w:type="spellStart"/><w:r><w:rPr><w:sz w:val="15"/><w:lang w:val="es-NI"/></w:rPr><w:t>Soft</w:t></w:r><w:proofErr w:type="spellEnd"/><w:r><w:rPr><w:sz w:val="15"/><w:lang w:val="es-NI"/></w:rPr><w:t xml:space="preserve"> </w:t></w:r><w:proofErr w:type="spellStart"/><w:r><w:rPr><w:sz w:val="15"/><w:lang w:val="es-NI"/></w:rPr><w:t>Delete</w:t></w:r><w:proofErr w:type="spellEnd"/><w:r><w:rPr><w:sz w:val="15"/><w:lang w:val="es-NI"/></w:rPr><w:t>).</w:t></w:r></w:p><w:p><w:pPr><w:rPr><w:lang w:val="es-NI"/></w:rPr></w:pPr><w:r><w:rPr><w:b/><w:lang w:val="es-NI"/></w:rPr><w:t>Relaciones:</w:t></w:r></w:p><w:p><w:pPr><w:pStyle w:val="Listaconvietas"/><w:rPr><w:lang w:val="es-NI"/></w:rPr></w:pPr><w:proofErr w:type="spellStart"/><w:r><w:rPr><w:lang w:val="es-NI"/></w:rPr><w:t>cobro_id</w:t></w:r><w:proofErr w:type="spellEnd"/><w:r><w:rPr><w:lang w:val="es-NI"/></w:rPr><w:t xml:space="preserve"> → </w:t></w:r><w:proofErr w:type="spellStart"/><w:r><w:rPr><w:lang w:val="es-NI"/></w:rPr><w:t>cobros.id</w:t></w:r><w:proofErr w:type="spellEnd"/><w:r><w:rPr><w:lang w:val="es-NI"/></w:rPr><w:t xml:space="preserve"> (ON DELETE CASCADE)</w:t></w:r></w:p><w:p><w:pPr><w:pStyle w:val="Listaconvietas"/><w:rPr><w:lang w:val="es-NI"/></w:rPr></w:pPr><w:proofErr w:type="spellStart"/><w:r><w:rPr><w:lang w:val="es-NI"/></w:rPr><w:t>ingreso_id</w:t></w:r><w:proofErr w:type="spellEnd"/><w:r><w:rPr><w:lang w:val="es-NI"/></w:rPr><w:t xml:space="preserve"> → </w:t></w:r><w:proofErr w:type="spellStart"/><w:r><w:rPr><w:lang w:val="es-NI"/></w:rPr><w:t>ingresos.id</w:t></w:r><w:proofErr w:type="spellEnd"/></w:p><w:p><w:pPr><w:rPr><w:lang w:val="es-NI"/></w:rPr></w:pPr><w:r><w:rPr><w:lang w:val="es-NI"/></w:rPr><w:br w:type="page"/></w:r></w:p><w:p><w:pPr><w:pStyle w:val="Ttulo2"/><w:rPr><w:lang w:val="es-NI"/></w:rPr></w:pPr><w:bookmarkStart w:id="36" w:name="_Toc240620165"/><w:r><w:rPr><w:lang w:val="es-NI"/></w:rPr><w:lastRenderedPageBreak/><w:t xml:space="preserve">32. </w:t></w:r><w:proofErr w:type="spellStart"/><w:r><w:rPr><w:lang w:val="es-NI"/></w:rPr><w:t>cierres_orden</w:t></w:r><w:bookmarkEnd w:id="36"/><w:proofErr w:type="spellEnd"/></w:p><w:p><w:pPr><w:rPr><w:lang w:val="es-NI"/></w:rPr></w:pPr><w:proofErr w:type="spellStart"/><w:r><w:rPr><w:lang w:val="es-NI"/></w:rPr><w:t>Snapshot</w:t></w:r><w:proofErr w:type="spellEnd"/><w:r><w:rPr><w:lang w:val="es-NI"/></w:rPr><w:t xml:space="preserve"> de cierre económico de una OT. Consolida costos, ingresos, cobros, saldo, utilidad y gramos recuperados; el cierre se maneja en NIO.</w:t></w:r></w:p><w:p><w:pPr><w:rPr><w:lang w:val="es-NI"/></w:rPr></w:pPr><w:r><w:rPr><w:b/><w:lang w:val="es-NI"/></w:rPr><w:t xml:space="preserve">Reglas / criterios: </w:t></w:r><w:r><w:rPr><w:lang w:val="es-NI"/></w:rPr><w:t xml:space="preserve">Existe un único cierre por OT mediante </w:t></w:r><w:proofErr w:type="spellStart"/><w:r><w:rPr><w:lang w:val="es-NI"/></w:rPr><w:t>uq_cierre_orden</w:t></w:r><w:proofErr w:type="spellEnd"/><w:r><w:rPr><w:lang w:val="es-NI"/></w:rPr><w:t xml:space="preserve">. El cierre es un </w:t></w:r><w:proofErr w:type="spellStart"/><w:r><w:rPr><w:lang w:val="es-NI"/></w:rPr><w:t>snapshot</w:t></w:r><w:proofErr w:type="spellEnd"/><w:r><w:rPr><w:lang w:val="es-NI"/></w:rPr><w:t xml:space="preserve"> histórico y sus importes se expresan en NIO.</w:t></w:r></w:p><w:p><w:pPr><w:rPr><w:lang w:val="es-NI"/></w:rPr></w:pPr><w:r><w:rPr><w:b/><w:sz w:val="16"/><w:lang w:val="es-NI"/></w:rPr><w:t>PK</w:t></w:r></w:p><w:p><w:pPr><w:rPr><w:lang w:val="es-NI"/></w:rPr></w:pPr><w:proofErr w:type="spellStart"/><w:r><w:rPr><w:b/><w:sz w:val="16"/><w:lang w:val="es-NI"/></w:rPr><w:t>Soft</w:t></w:r><w:proofErr w:type="spellEnd"/><w:r><w:rPr><w:b/><w:sz w:val="16"/><w:lang w:val="es-NI"/></w:rPr><w:t xml:space="preserve"> </w:t></w:r><w:proofErr w:type="spellStart"/><w:r><w:rPr><w:b/><w:sz w:val="16"/><w:lang w:val="es-NI"/></w:rPr><w:t>Delete</w:t></w:r><w:proofErr w:type="spellEnd"/></w:p><w:p><w:pPr><w:rPr><w:lang w:val="es-NI"/></w:rPr></w:pPr><w:r><w:rPr><w:b/><w:sz w:val="16"/><w:lang w:val="es-NI"/></w:rPr><w:t>Índices únicos</w:t></w:r></w:p><w:p><w:pPr><w:rPr><w:lang w:val="es-NI"/></w:rPr></w:pPr><w:r><w:rPr><w:b/><w:sz w:val="16"/><w:lang w:val="es-NI"/></w:rPr><w:t>Relaciones FK</w:t></w:r></w:p><w:p><w:pPr><w:rPr><w:lang w:val="es-NI"/></w:rPr></w:pPr><w:r><w:rPr><w:sz w:val="16"/><w:lang w:val="es-NI"/></w:rPr><w:t>id</w:t></w:r></w:p><w:p><w:pPr><w:rPr><w:lang w:val="es-NI"/></w:rPr></w:pPr><w:r><w:rPr><w:sz w:val="16"/><w:lang w:val="es-NI"/></w:rPr><w:t>Sí</w:t></w:r></w:p><w:p><w:pPr><w:rPr><w:lang w:val="es-NI"/></w:rPr></w:pPr><w:proofErr w:type="spellStart"/><w:r><w:rPr><w:sz w:val="16"/><w:lang w:val="es-NI"/></w:rPr><w:t>codigo</w:t></w:r><w:proofErr w:type="spellEnd"/><w:r><w:rPr><w:sz w:val="16"/><w:lang w:val="es-NI"/></w:rPr><w:t xml:space="preserve"> (</w:t></w:r><w:proofErr w:type="spellStart"/><w:r><w:rPr><w:sz w:val="16"/><w:lang w:val="es-NI"/></w:rPr><w:t>codigo</w:t></w:r><w:proofErr w:type="spellEnd"/><w:r><w:rPr><w:sz w:val="16"/><w:lang w:val="es-NI"/></w:rPr><w:t xml:space="preserve">); </w:t></w:r><w:proofErr w:type="spellStart"/><w:r><w:rPr><w:sz w:val="16"/><w:lang w:val="es-NI"/></w:rPr><w:t>uq_cierre_orden</w:t></w:r><w:proofErr w:type="spellEnd"/><w:r><w:rPr><w:sz w:val="16"/><w:lang w:val="es-NI"/></w:rPr><w:t xml:space="preserve"> (</w:t></w:r><w:proofErr w:type="spellStart"/><w:r><w:rPr><w:sz w:val="16"/><w:lang w:val="es-NI"/></w:rPr><w:t>orden_trabajo_id</w:t></w:r><w:proofErr w:type="spellEnd"/><w:r><w:rPr><w:sz w:val="16"/><w:lang w:val="es-NI"/></w:rPr><w:t>)</w:t></w:r></w:p><w:p><w:pPr><w:rPr><w:lang w:val="es-NI"/></w:rPr></w:pPr><w:r><w:rPr><w:sz w:val="16"/><w:lang w:val="es-NI"/></w:rPr><w:t>1</w:t></w:r></w:p><w:p><w:pPr><w:rPr><w:lang w:val="es-NI"/></w:rPr></w:pPr><w:r><w:rPr><w:b/><w:sz w:val="15"/><w:lang w:val="es-NI"/></w:rPr><w:t>Campo</w:t></w:r></w:p><w:p><w:pPr><w:rPr><w:lang w:val="es-NI"/></w:rPr></w:pPr><w:r><w:rPr><w:b/><w:sz w:val="15"/><w:lang w:val="es-NI"/></w:rPr><w:t>Tipo / definición</w:t></w:r></w:p><w:p><w:pPr><w:rPr><w:lang w:val="es-NI"/></w:rPr></w:pPr><w:r><w:rPr><w:b/><w:sz w:val="15"/><w:lang w:val="es-NI"/></w:rPr><w:t>Nulo / default</w:t></w:r></w:p><w:p><w:pPr><w:rPr><w:lang w:val="es-NI"/></w:rPr></w:pPr><w:r><w:rPr><w:b/><w:sz w:val="15"/><w:lang w:val="es-NI"/></w:rPr><w:t>Clave / índice</w:t></w:r></w:p><w:p><w:pPr><w:rPr><w:lang w:val="es-NI"/></w:rPr></w:pPr><w:r><w:rPr><w:b/><w:sz w:val="15"/><w:lang w:val="es-NI"/></w:rPr><w:t>Descripción</w:t></w:r></w:p><w:p><w:pPr><w:rPr><w:lang w:val="es-NI"/></w:rPr></w:pPr><w:r><w:rPr><w:sz w:val="15"/><w:lang w:val="es-NI"/></w:rPr><w:t>id</w:t></w:r></w:p><w:p><w:pPr><w:rPr><w:lang w:val="es-NI"/></w:rPr></w:pPr><w:proofErr w:type="gramStart"/><w:r><w:rPr><w:sz w:val="15"/><w:lang w:val="es-NI"/></w:rPr><w:t>BIGINT(</w:t></w:r><w:proofErr w:type="gramEnd"/><w:r><w:rPr><w:sz w:val="15"/><w:lang w:val="es-NI"/></w:rPr><w:t>20)</w:t></w:r></w:p><w:p><w:pPr><w:rPr><w:lang w:val="es-NI"/></w:rPr></w:pPr><w:r><w:rPr><w:sz w:val="15"/><w:lang w:val="es-NI"/></w:rPr><w:t>No</w:t></w:r></w:p><w:p><w:pPr><w:rPr><w:lang w:val="es-NI"/></w:rPr></w:pPr><w:r><w:rPr><w:sz w:val="15"/><w:lang w:val="es-NI"/></w:rPr><w:t>PK</w:t></w:r></w:p><w:p><w:pPr><w:rPr><w:lang w:val="es-NI"/></w:rPr></w:pPr><w:r><w:rPr><w:sz w:val="15"/><w:lang w:val="es-NI"/></w:rPr><w:t>Identificador único de la fila.</w:t></w:r></w:p><w:p><w:pPr><w:rPr><w:lang w:val="es-NI"/></w:rPr></w:pPr><w:proofErr w:type="spellStart"/><w:r><w:rPr><w:sz w:val="15"/><w:lang w:val="es-NI"/></w:rPr><w:t>codigo</w:t></w:r><w:proofErr w:type="spellEnd"/></w:p><w:p><w:pPr><w:rPr><w:lang w:val="es-NI"/></w:rPr></w:pPr><w:proofErr w:type="gramStart"/><w:r><w:rPr><w:sz w:val="15"/><w:lang w:val="es-NI"/></w:rPr><w:t>VARCHAR(</w:t></w:r><w:proofErr w:type="gramEnd"/><w:r><w:rPr><w:sz w:val="15"/><w:lang w:val="es-NI"/></w:rPr><w:t>30)</w:t></w:r></w:p><w:p><w:pPr><w:rPr><w:lang w:val="es-NI"/></w:rPr></w:pPr><w:r><w:rPr><w:sz w:val="15"/><w:lang w:val="es-NI"/></w:rPr><w:t>No</w:t></w:r></w:p><w:p><w:pPr><w:rPr><w:lang w:val="es-NI"/></w:rPr></w:pPr><w:r><w:rPr><w:sz w:val="15"/><w:lang w:val="es-NI"/></w:rPr><w:t>UK</w:t></w:r></w:p><w:p><w:pPr><w:rPr><w:lang w:val="es-NI"/></w:rPr></w:pPr><w:r><w:rPr><w:sz w:val="15"/><w:lang w:val="es-NI"/></w:rPr><w:t>Código de negocio.</w:t></w:r></w:p><w:p><w:pPr><w:rPr><w:lang w:val="es-NI"/></w:rPr></w:pPr><w:proofErr w:type="spellStart"/><w:r><w:rPr><w:sz w:val="15"/><w:lang w:val="es-NI"/></w:rPr><w:t>orden_trabajo_id</w:t></w:r><w:proofErr w:type="spellEnd"/></w:p><w:p><w:pPr><w:rPr><w:lang w:val="es-NI"/></w:rPr></w:pPr><w:proofErr w:type="gramStart"/><w:r><w:rPr><w:sz w:val="15"/><w:lang w:val="es-NI"/></w:rPr><w:t>BIGINT(</w:t></w:r><w:proofErr w:type="gramEnd"/><w:r><w:rPr><w:sz w:val="15"/><w:lang w:val="es-NI"/></w:rPr><w:t>20)</w:t></w:r></w:p><w:p><w:pPr><w:rPr><w:lang w:val="es-NI"/></w:rPr></w:pPr><w:r><w:rPr><w:sz w:val="15"/><w:lang w:val="es-NI"/></w:rPr><w:t>No</w:t></w:r></w:p><w:p><w:pPr><w:rPr><w:lang w:val="es-NI"/></w:rPr></w:pPr><w:r><w:rPr><w:sz w:val="15"/><w:lang w:val="es-NI"/></w:rPr><w:t>; FK</w:t></w:r></w:p><w:p><w:pPr><w:rPr><w:lang w:val="es-NI"/></w:rPr></w:pPr><w:r><w:rPr><w:sz w:val="15"/><w:lang w:val="es-NI"/></w:rPr><w:t>Referencia a la orden de trabajo asociada.</w:t></w:r></w:p><w:p><w:pPr><w:rPr><w:lang w:val="es-NI"/></w:rPr></w:pPr><w:proofErr w:type="spellStart"/><w:r><w:rPr><w:sz w:val="15"/><w:lang w:val="es-NI"/></w:rPr><w:t>fecha_cierre</w:t></w:r><w:proofErr w:type="spellEnd"/></w:p><w:p><w:pPr><w:rPr><w:lang w:val="es-NI"/></w:rPr></w:pPr><w:r><w:rPr><w:sz w:val="15"/><w:lang w:val="es-NI"/></w:rPr><w:t>DATE</w:t></w:r></w:p><w:p><w:pPr><w:rPr><w:lang w:val="es-NI"/></w:rPr></w:pPr><w:r><w:rPr><w:sz w:val="15"/><w:lang w:val="es-NI"/></w:rPr><w:t>No</w:t></w:r></w:p><w:p><w:pPr><w:rPr><w:lang w:val="es-NI"/></w:rPr></w:pPr><w:r><w:rPr><w:sz w:val="15"/><w:lang w:val="es-NI"/></w:rPr><w:t>—</w:t></w:r></w:p><w:p><w:pPr><w:rPr><w:lang w:val="es-NI"/></w:rPr></w:pPr><w:r><w:rPr><w:sz w:val="15"/><w:lang w:val="es-NI"/></w:rPr><w:t>Fecha efectiva del cierre.</w:t></w:r></w:p><w:p><w:pPr><w:rPr><w:lang w:val="es-NI"/></w:rPr></w:pPr><w:proofErr w:type="spellStart"/><w:r><w:rPr><w:sz w:val="15"/><w:lang w:val="es-NI"/></w:rPr><w:t>total_costos</w:t></w:r><w:proofErr w:type="spellEnd"/></w:p><w:p><w:pPr><w:rPr><w:lang w:val="es-NI"/></w:rPr></w:pPr><w:proofErr w:type="gramStart"/><w:r><w:rPr><w:sz w:val="15"/><w:lang w:val="es-NI"/></w:rPr><w:t>DECIMAL(</w:t></w:r><w:proofErr w:type="gramEnd"/><w:r><w:rPr><w:sz w:val="15"/><w:lang w:val="es-NI"/></w:rPr><w:t>14,</w:t></w:r></w:p><w:p><w:pPr><w:rPr><w:lang w:val="es-NI"/></w:rPr></w:pPr><w:r><w:rPr><w:sz w:val="15"/><w:lang w:val="es-NI"/></w:rPr><w:t>No / 0.00</w:t></w:r></w:p><w:p><w:pPr><w:rPr><w:lang w:val="es-NI"/></w:rPr></w:pPr><w:r><w:rPr><w:sz w:val="15"/><w:lang w:val="es-NI"/></w:rPr><w:t>—</w:t></w:r></w:p><w:p><w:pPr><w:rPr><w:lang w:val="es-NI"/></w:rPr></w:pPr><w:r><w:rPr><w:sz w:val="15"/><w:lang w:val="es-NI"/></w:rPr><w:t>Campo de la entidad.</w:t></w:r></w:p><w:p><w:pPr><w:rPr><w:lang w:val="es-NI"/></w:rPr></w:pPr><w:proofErr w:type="spellStart"/><w:r><w:rPr><w:sz w:val="15"/><w:lang w:val="es-NI"/></w:rPr><w:t>total_ingresos</w:t></w:r><w:proofErr w:type="spellEnd"/></w:p><w:p><w:pPr><w:rPr><w:lang w:val="es-NI"/></w:rPr></w:pPr><w:proofErr w:type="gramStart"/><w:r><w:rPr><w:sz w:val="15"/><w:lang w:val="es-NI"/></w:rPr><w:t>DECIMAL(</w:t></w:r><w:proofErr w:type="gramEnd"/><w:r><w:rPr><w:sz w:val="15"/><w:lang w:val="es-NI"/></w:rPr><w:t>14,</w:t></w:r></w:p><w:p><w:pPr><w:rPr><w:lang w:val="es-NI"/></w:rPr></w:pPr><w:r><w:rPr><w:sz w:val="15"/><w:lang w:val="es-NI"/></w:rPr><w:t>No / 0.00</w:t></w:r></w:p><w:p><w:pPr><w:rPr><w:lang w:val="es-NI"/></w:rPr></w:pPr><w:r><w:rPr><w:sz w:val="15"/><w:lang w:val="es-NI"/></w:rPr><w:t>—</w:t></w:r></w:p><w:p><w:pPr><w:rPr><w:lang w:val="es-NI"/></w:rPr></w:pPr><w:r><w:rPr><w:sz w:val="15"/><w:lang w:val="es-NI"/></w:rPr><w:t>Campo de la entidad.</w:t></w:r></w:p><w:p><w:pPr><w:rPr><w:lang w:val="es-NI"/></w:rPr></w:pPr><w:r><w:rPr><w:sz w:val="15"/><w:lang w:val="es-NI"/></w:rPr><w:t>utilidad</w:t></w:r></w:p><w:p><w:pPr><w:rPr><w:lang w:val="es-NI"/></w:rPr></w:pPr><w:proofErr w:type="gramStart"/><w:r><w:rPr><w:sz w:val="15"/><w:lang w:val="es-NI"/></w:rPr><w:t>DECIMAL(</w:t></w:r><w:proofErr w:type="gramEnd"/><w:r><w:rPr><w:sz w:val="15"/><w:lang w:val="es-NI"/></w:rPr><w:t>14,</w:t></w:r></w:p><w:p><w:pPr><w:rPr><w:lang w:val="es-NI"/></w:rPr></w:pPr><w:r><w:rPr><w:sz w:val="15"/><w:lang w:val="es-NI"/></w:rPr><w:t>No / 0.00</w:t></w:r></w:p><w:p><w:pPr><w:rPr><w:lang w:val="es-NI"/></w:rPr></w:pPr><w:r><w:rPr><w:sz w:val="15"/><w:lang w:val="es-NI"/></w:rPr><w:t>—</w:t></w:r></w:p><w:p><w:pPr><w:rPr><w:lang w:val="es-NI"/></w:rPr></w:pPr><w:r><w:rPr><w:sz w:val="15"/><w:lang w:val="es-NI"/></w:rPr><w:t>Campo de la entidad.</w:t></w:r></w:p><w:p><w:pPr><w:rPr><w:lang w:val="es-NI"/></w:rPr></w:pPr><w:proofErr w:type="spellStart"/><w:r><w:rPr><w:sz w:val="15"/><w:lang w:val="es-NI"/></w:rPr><w:t>total_cobrado</w:t></w:r><w:proofErr w:type="spellEnd"/></w:p><w:p><w:pPr><w:rPr><w:lang w:val="es-NI"/></w:rPr></w:pPr><w:proofErr w:type="gramStart"/><w:r><w:rPr><w:sz w:val="15"/><w:lang w:val="es-NI"/></w:rPr><w:t>DECIMAL(</w:t></w:r><w:proofErr w:type="gramEnd"/><w:r><w:rPr><w:sz w:val="15"/><w:lang w:val="es-NI"/></w:rPr><w:t>14,</w:t></w:r></w:p><w:p><w:pPr><w:rPr><w:lang w:val="es-NI"/></w:rPr></w:pPr><w:r><w:rPr><w:sz w:val="15"/><w:lang w:val="es-NI"/></w:rPr><w:t>No / 0.00</w:t></w:r></w:p><w:p><w:pPr><w:rPr><w:lang w:val="es-NI"/></w:rPr></w:pPr><w:r><w:rPr><w:sz w:val="15"/><w:lang w:val="es-NI"/></w:rPr><w:t>—</w:t></w:r></w:p><w:p><w:pPr><w:rPr><w:lang w:val="es-NI"/></w:rPr></w:pPr><w:r><w:rPr><w:sz w:val="15"/><w:lang w:val="es-NI"/></w:rPr><w:t>Campo de la entidad.</w:t></w:r></w:p><w:p><w:pPr><w:rPr><w:lang w:val="es-NI"/></w:rPr></w:pPr><w:proofErr w:type="spellStart"/><w:r><w:rPr><w:sz w:val="15"/><w:lang w:val="es-NI"/></w:rPr><w:t>saldo_pendiente</w:t></w:r><w:proofErr w:type="spellEnd"/></w:p><w:p><w:pPr><w:rPr><w:lang w:val="es-NI"/></w:rPr></w:pPr><w:proofErr w:type="gramStart"/><w:r><w:rPr><w:sz w:val="15"/><w:lang w:val="es-NI"/></w:rPr><w:t>DECIMAL(</w:t></w:r><w:proofErr w:type="gramEnd"/><w:r><w:rPr><w:sz w:val="15"/><w:lang w:val="es-NI"/></w:rPr><w:t>14,</w:t></w:r></w:p><w:p><w:pPr><w:rPr><w:lang w:val="es-NI"/></w:rPr></w:pPr><w:r><w:rPr><w:sz w:val="15"/><w:lang w:val="es-NI"/></w:rPr><w:t>No / 0.00</w:t></w:r></w:p><w:p><w:pPr><w:rPr><w:lang w:val="es-NI"/></w:rPr></w:pPr><w:r><w:rPr><w:sz w:val="15"/><w:lang w:val="es-NI"/></w:rPr><w:t>—</w:t></w:r></w:p><w:p><w:pPr><w:rPr><w:lang w:val="es-NI"/></w:rPr></w:pPr><w:r><w:rPr><w:sz w:val="15"/><w:lang w:val="es-NI"/></w:rPr><w:t>Campo de la entidad.</w:t></w:r></w:p><w:p><w:pPr><w:rPr><w:lang w:val="es-NI"/></w:rPr></w:pPr><w:proofErr w:type="spellStart"/><w:r><w:rPr><w:sz w:val="15"/><w:lang w:val="es-NI"/></w:rPr><w:t>gramos_recuperados</w:t></w:r><w:proofErr w:type="spellEnd"/></w:p><w:p><w:pPr><w:rPr><w:lang w:val="es-NI"/></w:rPr></w:pPr><w:proofErr w:type="gramStart"/><w:r><w:rPr><w:sz w:val="15"/><w:lang w:val="es-NI"/></w:rPr><w:t>DECIMAL(</w:t></w:r><w:proofErr w:type="gramEnd"/><w:r><w:rPr><w:sz w:val="15"/><w:lang w:val="es-NI"/></w:rPr><w:t>12,</w:t></w:r></w:p><w:p><w:pPr><w:rPr><w:lang w:val="es-NI"/></w:rPr></w:pPr><w:r><w:rPr><w:sz w:val="15"/><w:lang w:val="es-NI"/></w:rPr><w:t>No / 0.0000</w:t></w:r></w:p><w:p><w:pPr><w:rPr><w:lang w:val="es-NI"/></w:rPr></w:pPr><w:r><w:rPr><w:sz w:val="15"/><w:lang w:val="es-NI"/></w:rPr><w:t>—</w:t></w:r></w:p><w:p><w:pPr><w:rPr><w:lang w:val="es-NI"/></w:rPr></w:pPr><w:r><w:rPr><w:sz w:val="15"/><w:lang w:val="es-NI"/></w:rPr><w:t>Gramos recuperados considerados en la liquidación/cierre.</w:t></w:r></w:p><w:p><w:pPr><w:rPr><w:lang w:val="es-NI"/></w:rPr></w:pPr><w:r><w:rPr><w:sz w:val="15"/><w:lang w:val="es-NI"/></w:rPr><w:t>observaciones</w:t></w:r></w:p><w:p><w:pPr><w:rPr><w:lang w:val="es-NI"/></w:rPr></w:pPr><w:r><w:rPr><w:sz w:val="15"/><w:lang w:val="es-NI"/></w:rPr><w:t>TEXT</w:t></w:r></w:p><w:p><w:pPr><w:rPr><w:lang w:val="es-NI"/></w:rPr></w:pPr><w:r><w:rPr><w:sz w:val="15"/><w:lang w:val="es-NI"/></w:rPr><w:t>Sí / NULL</w:t></w:r></w:p><w:p><w:pPr><w:rPr><w:lang w:val="es-NI"/></w:rPr></w:pPr><w:r><w:rPr><w:sz w:val="15"/><w:lang w:val="es-NI"/></w:rPr><w:t>—</w:t></w:r></w:p><w:p><w:pPr><w:rPr><w:lang w:val="es-NI"/></w:rPr></w:pPr><w:r><w:rPr><w:sz w:val="15"/><w:lang w:val="es-NI"/></w:rPr><w:t>Notas adicionales del registro.</w:t></w:r></w:p><w:p><w:pPr><w:rPr><w:lang w:val="es-NI"/></w:rPr></w:pPr><w:proofErr w:type="spellStart"/><w:r><w:rPr><w:sz w:val="15"/><w:lang w:val="es-NI"/></w:rPr><w:t>created_at</w:t></w:r><w:proofErr w:type="spellEnd"/></w:p><w:p><w:pPr><w:rPr><w:lang w:val="es-NI"/></w:rPr></w:pPr><w:r><w:rPr><w:sz w:val="15"/><w:lang w:val="es-NI"/></w:rPr><w:t>TIMESTAMP</w:t></w:r></w:p><w:p><w:pPr><w:rPr><w:lang w:val="es-NI"/></w:rPr></w:pPr><w:r><w:rPr><w:sz w:val="15"/><w:lang w:val="es-NI"/></w:rPr><w:t>Sí / NULL</w:t></w:r></w:p><w:p><w:pPr><w:rPr><w:lang w:val="es-NI"/></w:rPr></w:pPr><w:r><w:rPr><w:sz w:val="15"/><w:lang w:val="es-NI"/></w:rPr><w:t>—</w:t></w:r></w:p><w:p><w:pPr><w:rPr><w:lang w:val="es-NI"/></w:rPr></w:pPr><w:r><w:rPr><w:sz w:val="15"/><w:lang w:val="es-NI"/></w:rPr><w:t>Fecha/hora de creación.</w:t></w:r></w:p><w:p><w:pPr><w:rPr><w:lang w:val="es-NI"/></w:rPr></w:pPr><w:proofErr w:type="spellStart"/><w:r><w:rPr><w:sz w:val="15"/><w:lang w:val="es-NI"/></w:rPr><w:t>updated_at</w:t></w:r><w:proofErr w:type="spellEnd"/></w:p><w:p><w:pPr><w:rPr><w:lang w:val="es-NI"/></w:rPr></w:pPr><w:r><w:rPr><w:sz w:val="15"/><w:lang w:val="es-NI"/></w:rPr><w:t>TIMESTAMP</w:t></w:r></w:p><w:p><w:pPr><w:rPr><w:lang w:val="es-NI"/></w:rPr></w:pPr><w:r><w:rPr><w:sz w:val="15"/><w:lang w:val="es-NI"/></w:rPr><w:t>Sí / NULL</w:t></w:r></w:p><w:p><w:pPr><w:rPr><w:lang w:val="es-NI"/></w:rPr></w:pPr><w:r><w:rPr><w:sz w:val="15"/><w:lang w:val="es-NI"/></w:rPr><w:t>—</w:t></w:r></w:p><w:p><w:pPr><w:rPr><w:lang w:val="es-NI"/></w:rPr></w:pPr><w:r><w:rPr><w:sz w:val="15"/><w:lang w:val="es-NI"/></w:rPr><w:t>Fecha/hora de última actualización.</w:t></w:r></w:p><w:p><w:pPr><w:rPr><w:lang w:val="es-NI"/></w:rPr></w:pPr><w:proofErr w:type="spellStart"/><w:r><w:rPr><w:sz w:val="15"/><w:lang w:val="es-NI"/></w:rPr><w:t>deleted_at</w:t></w:r><w:proofErr w:type="spellEnd"/></w:p><w:p><w:pPr><w:rPr><w:lang w:val="es-NI"/></w:rPr></w:pPr><w:r><w:rPr><w:sz w:val="15"/><w:lang w:val="es-NI"/></w:rPr><w:t>TIMESTAMP</w:t></w:r></w:p><w:p><w:pPr><w:rPr><w:lang w:val="es-NI"/></w:rPr></w:pPr><w:r><w:rPr><w:sz w:val="15"/><w:lang w:val="es-NI"/></w:rPr><w:t>Sí / NULL</w:t></w:r></w:p><w:p><w:pPr><w:rPr><w:lang w:val="es-NI"/></w:rPr></w:pPr><w:r><w:rPr><w:sz w:val="15"/><w:lang w:val="es-NI"/></w:rPr><w:t>—</w:t></w:r></w:p><w:p><w:pPr><w:rPr><w:lang w:val="es-NI"/></w:rPr></w:pPr><w:r><w:rPr><w:sz w:val="15"/><w:lang w:val="es-NI"/></w:rPr><w:t>Marca temporal de eliminación lógica (</w:t></w:r><w:proofErr w:type="spellStart"/><w:r><w:rPr><w:sz w:val="15"/><w:lang w:val="es-NI"/></w:rPr><w:t>Soft</w:t></w:r><w:proofErr w:type="spellEnd"/><w:r><w:rPr><w:sz w:val="15"/><w:lang w:val="es-NI"/></w:rPr><w:t xml:space="preserve"> </w:t></w:r><w:proofErr w:type="spellStart"/><w:r><w:rPr><w:sz w:val="15"/><w:lang w:val="es-NI"/></w:rPr><w:t>Delete</w:t></w:r><w:proofErr w:type="spellEnd"/><w:r><w:rPr><w:sz w:val="15"/><w:lang w:val="es-NI"/></w:rPr><w:t>).</w:t></w:r></w:p><w:p><w:pPr><w:rPr><w:lang w:val="es-NI"/></w:rPr></w:pPr><w:r><w:rPr><w:b/><w:lang w:val="es-NI"/></w:rPr><w:t>Relaciones:</w:t></w:r></w:p><w:p><w:pPr><w:pStyle w:val="Listaconvietas"/><w:rPr><w:lang w:val="es-NI"/></w:rPr></w:pPr><w:proofErr w:type="spellStart"/><w:r><w:rPr><w:lang w:val="es-NI"/></w:rPr><w:t>orden_trabajo_id</w:t></w:r><w:proofErr w:type="spellEnd"/><w:r><w:rPr><w:lang w:val="es-NI"/></w:rPr><w:t xml:space="preserve"> → </w:t></w:r><w:proofErr w:type="spellStart"/><w:r><w:rPr><w:lang w:val="es-NI"/></w:rPr><w:t>ordenes_trabajo.id</w:t></w:r><w:proofErr w:type="spellEnd"/></w:p><w:p><w:pPr><w:rPr><w:lang w:val="es-NI"/></w:rPr></w:pPr><w:r><w:rPr><w:lang w:val="es-NI"/></w:rPr><w:br w:type="page"/></w:r></w:p><w:p><w:pPr><w:pStyle w:val="Ttulo2"/><w:rPr><w:lang w:val="es-NI"/></w:rPr></w:pPr><w:bookmarkStart w:id="37" w:name="_Toc240620166"/><w:r><w:rPr><w:lang w:val="es-NI"/></w:rPr><w:lastRenderedPageBreak/><w:t>33. monedas</w:t></w:r><w:bookmarkEnd w:id="37"/></w:p><w:p><w:pPr><w:rPr><w:lang w:val="es-NI"/></w:rPr></w:pPr><w:r><w:rPr><w:lang w:val="es-NI"/></w:rPr><w:t>Catálogo de monedas utilizadas en operaciones económicas. Define la moneda base del sistema.</w:t></w:r></w:p><w:p><w:pPr><w:rPr><w:lang w:val="es-NI"/></w:rPr></w:pPr><w:r><w:rPr><w:b/><w:lang w:val="es-NI"/></w:rPr><w:t xml:space="preserve">Reglas / criterios: </w:t></w:r><w:r><w:rPr><w:lang w:val="es-NI"/></w:rPr><w:t xml:space="preserve">NIO es la moneda base del modelo económico. </w:t></w:r><w:proofErr w:type="gramStart"/><w:r><w:rPr><w:lang w:val="es-NI"/></w:rPr><w:t>TINYINT(</w:t></w:r><w:proofErr w:type="gramEnd"/><w:r><w:rPr><w:lang w:val="es-NI"/></w:rPr><w:t xml:space="preserve">1) se utiliza para indicadores booleanos como estado y </w:t></w:r><w:proofErr w:type="spellStart"/><w:r><w:rPr><w:lang w:val="es-NI"/></w:rPr><w:t>es_moneda_base</w:t></w:r><w:proofErr w:type="spellEnd"/><w:r><w:rPr><w:lang w:val="es-NI"/></w:rPr><w:t>.</w:t></w:r><w:r><w:rPr><w:lang w:val="es-NI"/></w:rPr><w:t xml:space="preserve"> El catálogo de monedas tiene pantalla propia, en Configuración, con el alta, la edición y la ficha en modal sobre la lista y no en pantallas apartadas: son cinco campos y la lista cabe entera en la vista, así que una pantalla entera para escribir &quot;EUR&quot; y &quot;Euros&quot; sería más sitio en blanco que otra cosa. Antes de esa pantalla el catálogo era un punto ciego del proyecto: once tablas guardan una moneda —compras, tipos de cambio, pagos a empleados, trabajos de empleados, costos, movimientos del almacén, valoraciones del oro, precios del oro, acuerdos de órdenes, ingresos y cobros— y todas la leían, y aun así no había forma de añadir una moneda sin entrar en la base de datos a mano. El código es el ISO de tres letras y se guarda en mayúsculas, con uq_moneda_codigo como índice único: las dos monedas que había estaban dadas de alta como &quot;001&quot; y &quot;002&quot;, que no son códigos de nadie sino números de orden, y en cuanto se añade una tercera la columna queda con &quot;001&quot;, &quot;002&quot; y &quot;EUR&quot; juntos y el código deja de significar nada. Solo puede haber una moneda base. El almacén la busca con una consulta que se queda con la primera que encuentre, de modo que con dos marcadas el valor con el que se convertiría dependería del orden de las filas; por eso, al marcar una moneda como base, se le quita la marca a las demás sin preguntar, en lugar de avisar y dejar que sea el usuario el que se acuerde. A la moneda base no se le puede quitar la marca ni desactivarla, y la pantalla lo dice con el motivo y con la salida —marcar otra primero—: sin moneda base el almacén deja de saber con qué valor tasar el material que entra, y eso no avisa de nada, porque el material entra con un valor y nadie se entera hasta que un cuadre no cuadra. Una moneda que se está usando no se borra: se desactiva. El aviso de borrado no se esconde —el botón sigue ahí— y dice en qué está en uso, con el número de filas de cada sitio y con el nombre del sitio y no el de la tabla, y ofrece la desactivación como salida. Desactivar no es borrar: saca la moneda de los desplegables sin tocar lo que ya se registró con ella. Devolverle el código a una moneda que se había borrado no crea una segunda, la revive: el código es un índice único y la tabla borra de forma lógica, así que la fila borrada sigue contando para el índice aunque Eloquent no la vea.</w:t></w:r></w:p><w:p><w:pPr><w:rPr><w:lang w:val="es-NI"/></w:rPr></w:pPr><w:r><w:rPr><w:b/><w:sz w:val="16"/><w:lang w:val="es-NI"/></w:rPr><w:t>PK</w:t></w:r></w:p><w:p><w:pPr><w:rPr><w:lang w:val="es-NI"/></w:rPr></w:pPr><w:proofErr w:type="spellStart"/><w:r><w:rPr><w:b/><w:sz w:val="16"/><w:lang w:val="es-NI"/></w:rPr><w:t>Soft</w:t></w:r><w:proofErr w:type="spellEnd"/><w:r><w:rPr><w:b/><w:sz w:val="16"/><w:lang w:val="es-NI"/></w:rPr><w:t xml:space="preserve"> </w:t></w:r><w:proofErr w:type="spellStart"/><w:r><w:rPr><w:b/><w:sz w:val="16"/><w:lang w:val="es-NI"/></w:rPr><w:t>Delete</w:t></w:r><w:proofErr w:type="spellEnd"/></w:p><w:p><w:pPr><w:rPr><w:lang w:val="es-NI"/></w:rPr></w:pPr><w:r><w:rPr><w:b/><w:sz w:val="16"/><w:lang w:val="es-NI"/></w:rPr><w:t>Índices únicos</w:t></w:r></w:p><w:p><w:pPr><w:rPr><w:lang w:val="es-NI"/></w:rPr></w:pPr><w:r><w:rPr><w:b/><w:sz w:val="16"/><w:lang w:val="es-NI"/></w:rPr><w:t>Relaciones FK</w:t></w:r></w:p><w:p><w:pPr><w:rPr><w:lang w:val="es-NI"/></w:rPr></w:pPr><w:r><w:rPr><w:sz w:val="16"/><w:lang w:val="es-NI"/></w:rPr><w:t>id</w:t></w:r></w:p><w:p><w:pPr><w:rPr><w:lang w:val="es-NI"/></w:rPr></w:pPr><w:r><w:rPr><w:sz w:val="16"/><w:lang w:val="es-NI"/></w:rPr><w:t>Sí</w:t></w:r></w:p><w:p><w:pPr><w:rPr><w:lang w:val="es-NI"/></w:rPr></w:pPr><w:proofErr w:type="spellStart"/><w:r><w:rPr><w:sz w:val="16"/><w:lang w:val="es-NI"/></w:rPr><w:t>uq_moneda_codigo</w:t></w:r><w:proofErr w:type="spellEnd"/><w:r><w:rPr><w:sz w:val="16"/><w:lang w:val="es-NI"/></w:rPr><w:t xml:space="preserve"> (</w:t></w:r><w:proofErr w:type="spellStart"/><w:r><w:rPr><w:sz w:val="16"/><w:lang w:val="es-NI"/></w:rPr><w:t>codigo</w:t></w:r><w:proofErr w:type="spellEnd"/><w:r><w:rPr><w:sz w:val="16"/><w:lang w:val="es-NI"/></w:rPr><w:t>)</w:t></w:r></w:p><w:p><w:pPr><w:rPr><w:lang w:val="es-NI"/></w:rPr></w:pPr><w:r><w:rPr><w:sz w:val="16"/><w:lang w:val="es-NI"/></w:rPr><w:t>0</w:t></w:r></w:p><w:p><w:pPr><w:rPr><w:lang w:val="es-NI"/></w:rPr></w:pPr><w:r><w:rPr><w:b/><w:sz w:val="15"/><w:lang w:val="es-NI"/></w:rPr><w:t>Campo</w:t></w:r></w:p><w:p><w:pPr><w:rPr><w:lang w:val="es-NI"/></w:rPr></w:pPr><w:r><w:rPr><w:b/><w:sz w:val="15"/><w:lang w:val="es-NI"/></w:rPr><w:t>Tipo / definición</w:t></w:r></w:p><w:p><w:pPr><w:rPr><w:lang w:val="es-NI"/></w:rPr></w:pPr><w:r><w:rPr><w:b/><w:sz w:val="15"/><w:lang w:val="es-NI"/></w:rPr><w:t>Nulo / default</w:t></w:r></w:p><w:p><w:pPr><w:rPr><w:lang w:val="es-NI"/></w:rPr></w:pPr><w:r><w:rPr><w:b/><w:sz w:val="15"/><w:lang w:val="es-NI"/></w:rPr><w:t>Clave / índice</w:t></w:r></w:p><w:p><w:pPr><w:rPr><w:lang w:val="es-NI"/></w:rPr></w:pPr><w:r><w:rPr><w:b/><w:sz w:val="15"/><w:lang w:val="es-NI"/></w:rPr><w:t>Descripción</w:t></w:r></w:p><w:p><w:pPr><w:rPr><w:lang w:val="es-NI"/></w:rPr></w:pPr><w:r><w:rPr><w:sz w:val="15"/><w:lang w:val="es-NI"/></w:rPr><w:t>id</w:t></w:r></w:p><w:p><w:pPr><w:rPr><w:lang w:val="es-NI"/></w:rPr></w:pPr><w:proofErr w:type="gramStart"/><w:r><w:rPr><w:sz w:val="15"/><w:lang w:val="es-NI"/></w:rPr><w:t>BIGINT(</w:t></w:r><w:proofErr w:type="gramEnd"/><w:r><w:rPr><w:sz w:val="15"/><w:lang w:val="es-NI"/></w:rPr><w:t>20)</w:t></w:r></w:p><w:p><w:pPr><w:rPr><w:lang w:val="es-NI"/></w:rPr></w:pPr><w:r><w:rPr><w:sz w:val="15"/><w:lang w:val="es-NI"/></w:rPr><w:t>No</w:t></w:r></w:p><w:p><w:pPr><w:rPr><w:lang w:val="es-NI"/></w:rPr></w:pPr><w:r><w:rPr><w:sz w:val="15"/><w:lang w:val="es-NI"/></w:rPr><w:t>PK</w:t></w:r></w:p><w:p><w:pPr><w:rPr><w:lang w:val="es-NI"/></w:rPr></w:pPr><w:r><w:rPr><w:sz w:val="15"/><w:lang w:val="es-NI"/></w:rPr><w:t>Identificador único de la fila.</w:t></w:r></w:p><w:p><w:pPr><w:rPr><w:lang w:val="es-NI"/></w:rPr></w:pPr><w:proofErr w:type="spellStart"/><w:r><w:rPr><w:sz w:val="15"/><w:lang w:val="es-NI"/></w:rPr><w:t>codigo</w:t></w:r><w:proofErr w:type="spellEnd"/></w:p><w:p><w:pPr><w:rPr><w:lang w:val="es-NI"/></w:rPr></w:pPr><w:proofErr w:type="gramStart"/><w:r><w:rPr><w:sz w:val="15"/><w:lang w:val="es-NI"/></w:rPr><w:t>VARCHAR(</w:t></w:r><w:proofErr w:type="gramEnd"/><w:r><w:rPr><w:sz w:val="15"/><w:lang w:val="es-NI"/></w:rPr><w:t>3)</w:t></w:r></w:p><w:p><w:pPr><w:rPr><w:lang w:val="es-NI"/></w:rPr></w:pPr><w:r><w:rPr><w:sz w:val="15"/><w:lang w:val="es-NI"/></w:rPr><w:t>No</w:t></w:r></w:p><w:p><w:pPr><w:rPr><w:lang w:val="es-NI"/></w:rPr></w:pPr><w:r><w:rPr><w:sz w:val="15"/><w:lang w:val="es-NI"/></w:rPr><w:t>UK</w:t></w:r></w:p><w:p><w:pPr><w:rPr><w:lang w:val="es-NI"/></w:rPr></w:pPr><w:r><w:rPr><w:sz w:val="15"/><w:lang w:val="es-NI"/></w:rPr><w:t>Código de negocio.</w:t></w:r></w:p><w:p><w:pPr><w:rPr><w:lang w:val="es-NI"/></w:rPr></w:pPr><w:r><w:rPr><w:sz w:val="15"/><w:lang w:val="es-NI"/></w:rPr><w:t>nombre</w:t></w:r></w:p><w:p><w:pPr><w:rPr><w:lang w:val="es-NI"/></w:rPr></w:pPr><w:proofErr w:type="gramStart"/><w:r><w:rPr><w:sz w:val="15"/><w:lang w:val="es-NI"/></w:rPr><w:t>VARCHAR(</w:t></w:r><w:proofErr w:type="gramEnd"/><w:r><w:rPr><w:sz w:val="15"/><w:lang w:val="es-NI"/></w:rPr><w:t>50)</w:t></w:r></w:p><w:p><w:pPr><w:rPr><w:lang w:val="es-NI"/></w:rPr></w:pPr><w:r><w:rPr><w:sz w:val="15"/><w:lang w:val="es-NI"/></w:rPr><w:t>No</w:t></w:r></w:p><w:p><w:pPr><w:rPr><w:lang w:val="es-NI"/></w:rPr></w:pPr><w:r><w:rPr><w:sz w:val="15"/><w:lang w:val="es-NI"/></w:rPr><w:t>—</w:t></w:r></w:p><w:p><w:pPr><w:rPr><w:lang w:val="es-NI"/></w:rPr></w:pPr><w:r><w:rPr><w:sz w:val="15"/><w:lang w:val="es-NI"/></w:rPr><w:t>Nombre descriptivo de la entidad.</w:t></w:r></w:p><w:p><w:pPr><w:rPr><w:lang w:val="es-NI"/></w:rPr></w:pPr><w:proofErr w:type="spellStart"/><w:r><w:rPr><w:sz w:val="15"/><w:lang w:val="es-NI"/></w:rPr><w:t>simbolo</w:t></w:r><w:proofErr w:type="spellEnd"/></w:p><w:p><w:pPr><w:rPr><w:lang w:val="es-NI"/></w:rPr></w:pPr><w:proofErr w:type="gramStart"/><w:r><w:rPr><w:sz w:val="15"/><w:lang w:val="es-NI"/></w:rPr><w:t>VARCHAR(</w:t></w:r><w:proofErr w:type="gramEnd"/><w:r><w:rPr><w:sz w:val="15"/><w:lang w:val="es-NI"/></w:rPr><w:t>10)</w:t></w:r></w:p><w:p><w:pPr><w:rPr><w:lang w:val="es-NI"/></w:rPr></w:pPr><w:r><w:rPr><w:sz w:val="15"/><w:lang w:val="es-NI"/></w:rPr><w:t>Sí / NULL</w:t></w:r></w:p><w:p><w:pPr><w:rPr><w:lang w:val="es-NI"/></w:rPr></w:pPr><w:r><w:rPr><w:sz w:val="15"/><w:lang w:val="es-NI"/></w:rPr><w:t>—</w:t></w:r></w:p><w:p><w:pPr><w:rPr><w:lang w:val="es-NI"/></w:rPr></w:pPr><w:r><w:rPr><w:sz w:val="15"/><w:lang w:val="es-NI"/></w:rPr><w:t>Símbolo de la moneda.</w:t></w:r></w:p><w:p><w:pPr><w:rPr><w:lang w:val="es-NI"/></w:rPr></w:pPr><w:proofErr w:type="spellStart"/><w:r><w:rPr><w:sz w:val="15"/><w:lang w:val="es-NI"/></w:rPr><w:t>es_moneda_base</w:t></w:r><w:proofErr w:type="spellEnd"/></w:p><w:p><w:pPr><w:rPr><w:lang w:val="es-NI"/></w:rPr></w:pPr><w:proofErr w:type="gramStart"/><w:r><w:rPr><w:sz w:val="15"/><w:lang w:val="es-NI"/></w:rPr><w:t>TINYINT(</w:t></w:r><w:proofErr w:type="gramEnd"/><w:r><w:rPr><w:sz w:val="15"/><w:lang w:val="es-NI"/></w:rPr><w:t>1)</w:t></w:r></w:p><w:p><w:pPr><w:rPr><w:lang w:val="es-NI"/></w:rPr></w:pPr><w:r><w:rPr><w:sz w:val="15"/><w:lang w:val="es-NI"/></w:rPr><w:t>No / 0</w:t></w:r></w:p><w:p><w:pPr><w:rPr><w:lang w:val="es-NI"/></w:rPr></w:pPr><w:r><w:rPr><w:sz w:val="15"/><w:lang w:val="es-NI"/></w:rPr><w:t>—</w:t></w:r></w:p><w:p><w:pPr><w:rPr><w:lang w:val="es-NI"/></w:rPr></w:pPr><w:r><w:rPr><w:sz w:val="15"/><w:lang w:val="es-NI"/></w:rPr><w:t>Indica si la moneda es la moneda base del sistema.</w:t></w:r></w:p><w:p><w:pPr><w:rPr><w:lang w:val="es-NI"/></w:rPr></w:pPr><w:r><w:rPr><w:sz w:val="15"/><w:lang w:val="es-NI"/></w:rPr><w:t>estado</w:t></w:r></w:p><w:p><w:pPr><w:rPr><w:lang w:val="es-NI"/></w:rPr></w:pPr><w:proofErr w:type="gramStart"/><w:r><w:rPr><w:sz w:val="15"/><w:lang w:val="es-NI"/></w:rPr><w:t>TINYINT(</w:t></w:r><w:proofErr w:type="gramEnd"/><w:r><w:rPr><w:sz w:val="15"/><w:lang w:val="es-NI"/></w:rPr><w:t>1)</w:t></w:r></w:p><w:p><w:pPr><w:rPr><w:lang w:val="es-NI"/></w:rPr></w:pPr><w:r><w:rPr><w:sz w:val="15"/><w:lang w:val="es-NI"/></w:rPr><w:t>No / 1</w:t></w:r></w:p><w:p><w:pPr><w:rPr><w:lang w:val="es-NI"/></w:rPr></w:pPr><w:r><w:rPr><w:sz w:val="15"/><w:lang w:val="es-NI"/></w:rPr><w:t>—</w:t></w:r></w:p><w:p><w:pPr><w:rPr><w:lang w:val="es-NI"/></w:rPr></w:pPr><w:r><w:rPr><w:sz w:val="15"/><w:lang w:val="es-NI"/></w:rPr><w:t>Estado lógico/operativo del registro.</w:t></w:r></w:p><w:p><w:pPr><w:rPr><w:lang w:val="es-NI"/></w:rPr></w:pPr><w:proofErr w:type="spellStart"/><w:r><w:rPr><w:sz w:val="15"/><w:lang w:val="es-NI"/></w:rPr><w:t>created_at</w:t></w:r><w:proofErr w:type="spellEnd"/></w:p><w:p><w:pPr><w:rPr><w:lang w:val="es-NI"/></w:rPr></w:pPr><w:r><w:rPr><w:sz w:val="15"/><w:lang w:val="es-NI"/></w:rPr><w:t>TIMESTAMP</w:t></w:r></w:p><w:p><w:pPr><w:rPr><w:lang w:val="es-NI"/></w:rPr></w:pPr><w:r><w:rPr><w:sz w:val="15"/><w:lang w:val="es-NI"/></w:rPr><w:t>Sí / NULL</w:t></w:r></w:p><w:p><w:pPr><w:rPr><w:lang w:val="es-NI"/></w:rPr></w:pPr><w:r><w:rPr><w:sz w:val="15"/><w:lang w:val="es-NI"/></w:rPr><w:t>—</w:t></w:r></w:p><w:p><w:pPr><w:rPr><w:lang w:val="es-NI"/></w:rPr></w:pPr><w:r><w:rPr><w:sz w:val="15"/><w:lang w:val="es-NI"/></w:rPr><w:t>Fecha/hora de creación.</w:t></w:r></w:p><w:p><w:pPr><w:rPr><w:lang w:val="es-NI"/></w:rPr></w:pPr><w:proofErr w:type="spellStart"/><w:r><w:rPr><w:sz w:val="15"/><w:lang w:val="es-NI"/></w:rPr><w:t>updated_at</w:t></w:r><w:proofErr w:type="spellEnd"/></w:p><w:p><w:pPr><w:rPr><w:lang w:val="es-NI"/></w:rPr></w:pPr><w:r><w:rPr><w:sz w:val="15"/><w:lang w:val="es-NI"/></w:rPr><w:t>TIMESTAMP</w:t></w:r></w:p><w:p><w:pPr><w:rPr><w:lang w:val="es-NI"/></w:rPr></w:pPr><w:r><w:rPr><w:sz w:val="15"/><w:lang w:val="es-NI"/></w:rPr><w:t>Sí / NULL</w:t></w:r></w:p><w:p><w:pPr><w:rPr><w:lang w:val="es-NI"/></w:rPr></w:pPr><w:r><w:rPr><w:sz w:val="15"/><w:lang w:val="es-NI"/></w:rPr><w:t>—</w:t></w:r></w:p><w:p><w:pPr><w:rPr><w:lang w:val="es-NI"/></w:rPr></w:pPr><w:r><w:rPr><w:sz w:val="15"/><w:lang w:val="es-NI"/></w:rPr><w:t>Fecha/hora de última actualización.</w:t></w:r></w:p><w:p><w:pPr><w:rPr><w:lang w:val="es-NI"/></w:rPr></w:pPr><w:proofErr w:type="spellStart"/><w:r><w:rPr><w:sz w:val="15"/><w:lang w:val="es-NI"/></w:rPr><w:t>deleted_at</w:t></w:r><w:proofErr w:type="spellEnd"/></w:p><w:p><w:pPr><w:rPr><w:lang w:val="es-NI"/></w:rPr></w:pPr><w:r><w:rPr><w:sz w:val="15"/><w:lang w:val="es-NI"/></w:rPr><w:t>TIMESTAMP</w:t></w:r></w:p><w:p><w:pPr><w:rPr><w:lang w:val="es-NI"/></w:rPr></w:pPr><w:r><w:rPr><w:sz w:val="15"/><w:lang w:val="es-NI"/></w:rPr><w:t>Sí / NULL</w:t></w:r></w:p><w:p><w:pPr><w:rPr><w:lang w:val="es-NI"/></w:rPr></w:pPr><w:r><w:rPr><w:sz w:val="15"/><w:lang w:val="es-NI"/></w:rPr><w:t>—</w:t></w:r></w:p><w:p><w:pPr><w:rPr><w:lang w:val="es-NI"/></w:rPr></w:pPr><w:r><w:rPr><w:sz w:val="15"/><w:lang w:val="es-NI"/></w:rPr><w:t>Marca temporal de eliminación lógica (</w:t></w:r><w:proofErr w:type="spellStart"/><w:r><w:rPr><w:sz w:val="15"/><w:lang w:val="es-NI"/></w:rPr><w:t>Soft</w:t></w:r><w:proofErr w:type="spellEnd"/><w:r><w:rPr><w:sz w:val="15"/><w:lang w:val="es-NI"/></w:rPr><w:t xml:space="preserve"> </w:t></w:r><w:proofErr w:type="spellStart"/><w:r><w:rPr><w:sz w:val="15"/><w:lang w:val="es-NI"/></w:rPr><w:t>Delete</w:t></w:r><w:proofErr w:type="spellEnd"/><w:r><w:rPr><w:sz w:val="15"/><w:lang w:val="es-NI"/></w:rPr><w:t>).</w:t></w:r></w:p><w:p><w:pPr><w:rPr><w:lang w:val="es-NI"/></w:rPr></w:pPr><w:r><w:rPr><w:lang w:val="es-NI"/></w:rPr><w:br w:type="page"/></w:r></w:p><w:p><w:pPr><w:pStyle w:val="Ttulo2"/><w:rPr><w:lang w:val="es-NI"/></w:rPr></w:pPr><w:bookmarkStart w:id="38" w:name="_Toc240620167"/><w:r><w:rPr><w:lang w:val="es-NI"/></w:rPr><w:lastRenderedPageBreak/><w:t xml:space="preserve">34. </w:t></w:r><w:proofErr w:type="spellStart"/><w:r><w:rPr><w:lang w:val="es-NI"/></w:rPr><w:t>tipos_cambio</w:t></w:r><w:bookmarkEnd w:id="38"/><w:proofErr w:type="spellEnd"/></w:p><w:p><w:pPr><w:rPr><w:lang w:val="es-NI"/></w:rPr></w:pPr><w:r><w:rPr><w:lang w:val="es-NI"/></w:rPr><w:t>Histórico de tipos de cambio por fecha y moneda, expresado como NIO por una unidad de moneda extranjera.</w:t></w:r></w:p><w:p><w:pPr><w:rPr><w:lang w:val="es-NI"/></w:rPr></w:pPr><w:r><w:rPr><w:b/><w:lang w:val="es-NI"/></w:rPr><w:t xml:space="preserve">Reglas / criterios: </w:t></w:r><w:r><w:rPr><w:lang w:val="es-NI"/></w:rPr><w:t xml:space="preserve">Se conserva un tipo de cambio por fecha y moneda mediante </w:t></w:r><w:proofErr w:type="spellStart"/><w:r><w:rPr><w:lang w:val="es-NI"/></w:rPr><w:t>uq_tipo_cambio_fecha_moneda</w:t></w:r><w:proofErr w:type="spellEnd"/><w:r><w:rPr><w:lang w:val="es-NI"/></w:rPr><w:t>. El valor representa NIO por una unidad de la moneda registrada.</w:t></w:r><w:r><w:rPr><w:lang w:val="es-NI"/></w:rPr><w:t xml:space="preserve"> Un día no puede tener dos tipos de cambio para la misma moneda, y eso está puesto como índice único en la base y no como una comprobación en la pantalla: la fila se usa para convertir, y si un día tuviera dos valores habría que elegir uno sin que nada dijera cuál, con lo que el total en córdoba de una compra saldría distinto según por donde se mirara. Un tipo de cambio de cero no se admite, porque cero es la forma de decir que no se sabe y dejaría la compra convertida a cero, que es peor que no tenerla convertida: el número sale y no avisa de nada. Para el alta y la corrección de un día se usa un modal sobre la lista y no una pantalla aparte, que son cuatro campos y una pantalla entera para escribir un número sería más ruido que ayuda. El día se puede corregir aunque ya esté guardado; lo que no se permite es moverlo a un día que ya tenga otro tipo de cambio, porque eso dejaría un hueco en el día viejo y pisaría el nuevo. La carga del mes se hace desde un archivo de Excel con dos columnas —una de fecha y otra de valor— y no desde el archivo del banco tal cual, que trae encabezados, notas al pie y el tipo de cambio de otras monedas de lado. La importación va en dos pasos y el primero no escribe nada: primero se lee el archivo y se dice cuántos días trae, cuántos son nuevos y cuáles cambian de valor y de cuánto a cuánto, y solo con esa información delante se importa. Sin ese paso previo, treinta días de conversiones entrarían sin que nadie los hubiera visto, y un archivo mal leído no se nota hasta que un cuadre no cuadra. Al importar, el valor del día sí se cambia —el archivo del banco es la fuente oficial del mes y manda sobre lo que hubiera— pero la fuente no se toca nunca: si el usuario corrigió un día a mano y anotó de dónde lo sacó, dejar el nombre del banco encima haría que dentro de un mes nadie supiera de dónde salió ese número. Una fila del archivo que no se entiende no tira el archivo entero: se cuenta y se dice cuál era, porque el banco publica días que no cierra y la conversión deja celdas vacías. Todo el mes se escribe dentro de una transacción, para que un fallo a mitad no deje la mitad del mes guardada sin que nada lo diga. El precio del oro NO va en esta tabla: tiene la suya, precios_oro, y además valoraciones_oro ya la referencia. Meterlo aquí daría dos sitios donde mirar el precio del oro y los dos acabarían discrepando. La importación del tipo de cambio del mes no toca el oro: no lo deja en cero y no lo pisa. Si el taller necesita el precio del oro de cada día, ese dato se carga en su propia pantalla, que aún no está hecha.</w:t></w:r></w:p><w:p><w:pPr><w:rPr><w:lang w:val="es-NI"/></w:rPr></w:pPr><w:r><w:rPr><w:b/><w:sz w:val="16"/><w:lang w:val="es-NI"/></w:rPr><w:t>PK</w:t></w:r></w:p><w:p><w:pPr><w:rPr><w:lang w:val="es-NI"/></w:rPr></w:pPr><w:proofErr w:type="spellStart"/><w:r><w:rPr><w:b/><w:sz w:val="16"/><w:lang w:val="es-NI"/></w:rPr><w:t>Soft</w:t></w:r><w:proofErr w:type="spellEnd"/><w:r><w:rPr><w:b/><w:sz w:val="16"/><w:lang w:val="es-NI"/></w:rPr><w:t xml:space="preserve"> </w:t></w:r><w:proofErr w:type="spellStart"/><w:r><w:rPr><w:b/><w:sz w:val="16"/><w:lang w:val="es-NI"/></w:rPr><w:t>Delete</w:t></w:r><w:proofErr w:type="spellEnd"/></w:p><w:p><w:pPr><w:rPr><w:lang w:val="es-NI"/></w:rPr></w:pPr><w:r><w:rPr><w:b/><w:sz w:val="16"/><w:lang w:val="es-NI"/></w:rPr><w:t>Índices únicos</w:t></w:r></w:p><w:p><w:pPr><w:rPr><w:lang w:val="es-NI"/></w:rPr></w:pPr><w:r><w:rPr><w:b/><w:sz w:val="16"/><w:lang w:val="es-NI"/></w:rPr><w:t>Relaciones FK</w:t></w:r></w:p><w:p><w:pPr><w:rPr><w:lang w:val="es-NI"/></w:rPr></w:pPr><w:r><w:rPr><w:sz w:val="16"/><w:lang w:val="es-NI"/></w:rPr><w:t>id</w:t></w:r></w:p><w:p><w:pPr><w:rPr><w:lang w:val="es-NI"/></w:rPr></w:pPr><w:r><w:rPr><w:sz w:val="16"/><w:lang w:val="es-NI"/></w:rPr><w:t>Sí</w:t></w:r></w:p><w:p><w:pPr><w:rPr><w:lang w:val="es-NI"/></w:rPr></w:pPr><w:proofErr w:type="spellStart"/><w:r><w:rPr><w:sz w:val="16"/><w:lang w:val="es-NI"/></w:rPr><w:t>uq_tipo_cambio_fecha_moneda</w:t></w:r><w:proofErr w:type="spellEnd"/><w:r><w:rPr><w:sz w:val="16"/><w:lang w:val="es-NI"/></w:rPr><w:t xml:space="preserve"> (fecha, </w:t></w:r><w:proofErr w:type="spellStart"/><w:r><w:rPr><w:sz w:val="16"/><w:lang w:val="es-NI"/></w:rPr><w:t>moneda_id</w:t></w:r><w:proofErr w:type="spellEnd"/><w:r><w:rPr><w:sz w:val="16"/><w:lang w:val="es-NI"/></w:rPr><w:t>)</w:t></w:r></w:p><w:p><w:pPr><w:rPr><w:lang w:val="es-NI"/></w:rPr></w:pPr><w:r><w:rPr><w:sz w:val="16"/><w:lang w:val="es-NI"/></w:rPr><w:t>1</w:t></w:r></w:p><w:p><w:pPr><w:rPr><w:lang w:val="es-NI"/></w:rPr></w:pPr><w:r><w:rPr><w:b/><w:sz w:val="15"/><w:lang w:val="es-NI"/></w:rPr><w:t>Campo</w:t></w:r></w:p><w:p><w:pPr><w:rPr><w:lang w:val="es-NI"/></w:rPr></w:pPr><w:r><w:rPr><w:b/><w:sz w:val="15"/><w:lang w:val="es-NI"/></w:rPr><w:t>Tipo / definición</w:t></w:r></w:p><w:p><w:pPr><w:rPr><w:lang w:val="es-NI"/></w:rPr></w:pPr><w:r><w:rPr><w:b/><w:sz w:val="15"/><w:lang w:val="es-NI"/></w:rPr><w:t>Nulo / default</w:t></w:r></w:p><w:p><w:pPr><w:rPr><w:lang w:val="es-NI"/></w:rPr></w:pPr><w:r><w:rPr><w:b/><w:sz w:val="15"/><w:lang w:val="es-NI"/></w:rPr><w:t>Clave / índice</w:t></w:r></w:p><w:p><w:pPr><w:rPr><w:lang w:val="es-NI"/></w:rPr></w:pPr><w:r><w:rPr><w:b/><w:sz w:val="15"/><w:lang w:val="es-NI"/></w:rPr><w:t>Descripción</w:t></w:r></w:p><w:p><w:pPr><w:rPr><w:lang w:val="es-NI"/></w:rPr></w:pPr><w:r><w:rPr><w:sz w:val="15"/><w:lang w:val="es-NI"/></w:rPr><w:t>id</w:t></w:r></w:p><w:p><w:pPr><w:rPr><w:lang w:val="es-NI"/></w:rPr></w:pPr><w:proofErr w:type="gramStart"/><w:r><w:rPr><w:sz w:val="15"/><w:lang w:val="es-NI"/></w:rPr><w:t>BIGINT(</w:t></w:r><w:proofErr w:type="gramEnd"/><w:r><w:rPr><w:sz w:val="15"/><w:lang w:val="es-NI"/></w:rPr><w:t>20)</w:t></w:r></w:p><w:p><w:pPr><w:rPr><w:lang w:val="es-NI"/></w:rPr></w:pPr><w:r><w:rPr><w:sz w:val="15"/><w:lang w:val="es-NI"/></w:rPr><w:t>No</w:t></w:r></w:p><w:p><w:pPr><w:rPr><w:lang w:val="es-NI"/></w:rPr></w:pPr><w:r><w:rPr><w:sz w:val="15"/><w:lang w:val="es-NI"/></w:rPr><w:t>PK</w:t></w:r></w:p><w:p><w:pPr><w:rPr><w:lang w:val="es-NI"/></w:rPr></w:pPr><w:r><w:rPr><w:sz w:val="15"/><w:lang w:val="es-NI"/></w:rPr><w:t>Identificador único de la fila.</w:t></w:r></w:p><w:p><w:pPr><w:rPr><w:lang w:val="es-NI"/></w:rPr></w:pPr><w:r><w:rPr><w:sz w:val="15"/><w:lang w:val="es-NI"/></w:rPr><w:t>fecha</w:t></w:r></w:p><w:p><w:pPr><w:rPr><w:lang w:val="es-NI"/></w:rPr></w:pPr><w:r><w:rPr><w:sz w:val="15"/><w:lang w:val="es-NI"/></w:rPr><w:t>DATE</w:t></w:r></w:p><w:p><w:pPr><w:rPr><w:lang w:val="es-NI"/></w:rPr></w:pPr><w:r><w:rPr><w:sz w:val="15"/><w:lang w:val="es-NI"/></w:rPr><w:t>No</w:t></w:r></w:p><w:p><w:pPr><w:rPr><w:lang w:val="es-NI"/></w:rPr></w:pPr><w:r><w:rPr><w:sz w:val="15"/><w:lang w:val="es-NI"/></w:rPr><w:t>UK</w:t></w:r></w:p><w:p><w:pPr><w:rPr><w:lang w:val="es-NI"/></w:rPr></w:pPr><w:r><w:rPr><w:sz w:val="15"/><w:lang w:val="es-NI"/></w:rPr><w:t>Fecha de la operación.</w:t></w:r></w:p><w:p><w:pPr><w:rPr><w:lang w:val="es-NI"/></w:rPr></w:pPr><w:proofErr w:type="spellStart"/><w:r><w:rPr><w:sz w:val="15"/><w:lang w:val="es-NI"/></w:rPr><w:t>moneda_id</w:t></w:r><w:proofErr w:type="spellEnd"/></w:p><w:p><w:pPr><w:rPr><w:lang w:val="es-NI"/></w:rPr></w:pPr><w:proofErr w:type="gramStart"/><w:r><w:rPr><w:sz w:val="15"/><w:lang w:val="es-NI"/></w:rPr><w:t>BIGINT(</w:t></w:r><w:proofErr w:type="gramEnd"/><w:r><w:rPr><w:sz w:val="15"/><w:lang w:val="es-NI"/></w:rPr><w:t>20)</w:t></w:r></w:p><w:p><w:pPr><w:rPr><w:lang w:val="es-NI"/></w:rPr></w:pPr><w:r><w:rPr><w:sz w:val="15"/><w:lang w:val="es-NI"/></w:rPr><w:t>No</w:t></w:r></w:p><w:p><w:pPr><w:rPr><w:lang w:val="es-NI"/></w:rPr></w:pPr><w:r><w:rPr><w:sz w:val="15"/><w:lang w:val="es-NI"/></w:rPr><w:t>; FK</w:t></w:r></w:p><w:p><w:pPr><w:rPr><w:lang w:val="es-NI"/></w:rPr></w:pPr><w:r><w:rPr><w:sz w:val="15"/><w:lang w:val="es-NI"/></w:rPr><w:t>Moneda en la que se registra la operación.</w:t></w:r></w:p><w:p><w:pPr><w:rPr><w:lang w:val="es-NI"/></w:rPr></w:pPr><w:r><w:rPr><w:sz w:val="15"/><w:lang w:val="es-NI"/></w:rPr><w:t>valor</w:t></w:r></w:p><w:p><w:pPr><w:rPr><w:lang w:val="es-NI"/></w:rPr></w:pPr><w:proofErr w:type="gramStart"/><w:r><w:rPr><w:sz w:val="15"/><w:lang w:val="es-NI"/></w:rPr><w:t>DECIMAL(</w:t></w:r><w:proofErr w:type="gramEnd"/><w:r><w:rPr><w:sz w:val="15"/><w:lang w:val="es-NI"/></w:rPr><w:t>14,</w:t></w:r></w:p><w:p><w:pPr><w:rPr><w:lang w:val="es-NI"/></w:rPr></w:pPr><w:r><w:rPr><w:sz w:val="15"/><w:lang w:val="es-NI"/></w:rPr><w:t>No</w:t></w:r></w:p><w:p><w:pPr><w:rPr><w:lang w:val="es-NI"/></w:rPr></w:pPr><w:r><w:rPr><w:sz w:val="15"/><w:lang w:val="es-NI"/></w:rPr><w:t>—</w:t></w:r></w:p><w:p><w:pPr><w:rPr><w:lang w:val="es-NI"/></w:rPr></w:pPr><w:r><w:rPr><w:sz w:val="15"/><w:lang w:val="es-NI"/></w:rPr><w:t>Valor del tipo de cambio.</w:t></w:r></w:p><w:p><w:pPr><w:rPr><w:lang w:val="es-NI"/></w:rPr></w:pPr><w:r><w:rPr><w:sz w:val="15"/><w:lang w:val="es-NI"/></w:rPr><w:t>fuente</w:t></w:r></w:p><w:p><w:pPr><w:rPr><w:lang w:val="es-NI"/></w:rPr></w:pPr><w:proofErr w:type="gramStart"/><w:r><w:rPr><w:sz w:val="15"/><w:lang w:val="es-NI"/></w:rPr><w:t>VARCHAR(</w:t></w:r><w:proofErr w:type="gramEnd"/><w:r><w:rPr><w:sz w:val="15"/><w:lang w:val="es-NI"/></w:rPr><w:t>100)</w:t></w:r></w:p><w:p><w:pPr><w:rPr><w:lang w:val="es-NI"/></w:rPr></w:pPr><w:r><w:rPr><w:sz w:val="15"/><w:lang w:val="es-NI"/></w:rPr><w:t>Sí / NULL</w:t></w:r></w:p><w:p><w:pPr><w:rPr><w:lang w:val="es-NI"/></w:rPr></w:pPr><w:r><w:rPr><w:sz w:val="15"/><w:lang w:val="es-NI"/></w:rPr><w:t>—</w:t></w:r></w:p><w:p><w:pPr><w:rPr><w:lang w:val="es-NI"/></w:rPr></w:pPr><w:r><w:rPr><w:sz w:val="15"/><w:lang w:val="es-NI"/></w:rPr><w:t>Fuente utilizada para el precio o tipo de cambio.</w:t></w:r></w:p><w:p><w:pPr><w:rPr><w:lang w:val="es-NI"/></w:rPr></w:pPr><w:r><w:rPr><w:sz w:val="15"/><w:lang w:val="es-NI"/></w:rPr><w:t>observaciones</w:t></w:r></w:p><w:p><w:pPr><w:rPr><w:lang w:val="es-NI"/></w:rPr></w:pPr><w:proofErr w:type="gramStart"/><w:r><w:rPr><w:sz w:val="15"/><w:lang w:val="es-NI"/></w:rPr><w:t>VARCHAR(</w:t></w:r><w:proofErr w:type="gramEnd"/><w:r><w:rPr><w:sz w:val="15"/><w:lang w:val="es-NI"/></w:rPr><w:t>255)</w:t></w:r></w:p><w:p><w:pPr><w:rPr><w:lang w:val="es-NI"/></w:rPr></w:pPr><w:r><w:rPr><w:sz w:val="15"/><w:lang w:val="es-NI"/></w:rPr><w:t>Sí / NULL</w:t></w:r></w:p><w:p><w:pPr><w:rPr><w:lang w:val="es-NI"/></w:rPr></w:pPr><w:r><w:rPr><w:sz w:val="15"/><w:lang w:val="es-NI"/></w:rPr><w:t>—</w:t></w:r></w:p><w:p><w:pPr><w:rPr><w:lang w:val="es-NI"/></w:rPr></w:pPr><w:r><w:rPr><w:sz w:val="15"/><w:lang w:val="es-NI"/></w:rPr><w:t>Notas adicionales del registro.</w:t></w:r></w:p><w:p><w:pPr><w:rPr><w:lang w:val="es-NI"/></w:rPr></w:pPr><w:proofErr w:type="spellStart"/><w:r><w:rPr><w:sz w:val="15"/><w:lang w:val="es-NI"/></w:rPr><w:t>created_at</w:t></w:r><w:proofErr w:type="spellEnd"/></w:p><w:p><w:pPr><w:rPr><w:lang w:val="es-NI"/></w:rPr></w:pPr><w:r><w:rPr><w:sz w:val="15"/><w:lang w:val="es-NI"/></w:rPr><w:t>TIMESTAMP</w:t></w:r></w:p><w:p><w:pPr><w:rPr><w:lang w:val="es-NI"/></w:rPr></w:pPr><w:r><w:rPr><w:sz w:val="15"/><w:lang w:val="es-NI"/></w:rPr><w:t>Sí / NULL</w:t></w:r></w:p><w:p><w:pPr><w:rPr><w:lang w:val="es-NI"/></w:rPr></w:pPr><w:r><w:rPr><w:sz w:val="15"/><w:lang w:val="es-NI"/></w:rPr><w:t>—</w:t></w:r></w:p><w:p><w:pPr><w:rPr><w:lang w:val="es-NI"/></w:rPr></w:pPr><w:r><w:rPr><w:sz w:val="15"/><w:lang w:val="es-NI"/></w:rPr><w:t>Fecha/hora de creación.</w:t></w:r></w:p><w:p><w:pPr><w:rPr><w:lang w:val="es-NI"/></w:rPr></w:pPr><w:proofErr w:type="spellStart"/><w:r><w:rPr><w:sz w:val="15"/><w:lang w:val="es-NI"/></w:rPr><w:t>updated_at</w:t></w:r><w:proofErr w:type="spellEnd"/></w:p><w:p><w:pPr><w:rPr><w:lang w:val="es-NI"/></w:rPr></w:pPr><w:r><w:rPr><w:sz w:val="15"/><w:lang w:val="es-NI"/></w:rPr><w:t>TIMESTAMP</w:t></w:r></w:p><w:p><w:pPr><w:rPr><w:lang w:val="es-NI"/></w:rPr></w:pPr><w:r><w:rPr><w:sz w:val="15"/><w:lang w:val="es-NI"/></w:rPr><w:t>Sí / NULL</w:t></w:r></w:p><w:p><w:pPr><w:rPr><w:lang w:val="es-NI"/></w:rPr></w:pPr><w:r><w:rPr><w:sz w:val="15"/><w:lang w:val="es-NI"/></w:rPr><w:t>—</w:t></w:r></w:p><w:p><w:pPr><w:rPr><w:lang w:val="es-NI"/></w:rPr></w:pPr><w:r><w:rPr><w:sz w:val="15"/><w:lang w:val="es-NI"/></w:rPr><w:t>Fecha/hora de última actualización.</w:t></w:r></w:p><w:p><w:pPr><w:rPr><w:lang w:val="es-NI"/></w:rPr></w:pPr><w:proofErr w:type="spellStart"/><w:r><w:rPr><w:sz w:val="15"/><w:lang w:val="es-NI"/></w:rPr><w:t>deleted_at</w:t></w:r><w:proofErr w:type="spellEnd"/></w:p><w:p><w:pPr><w:rPr><w:lang w:val="es-NI"/></w:rPr></w:pPr><w:r><w:rPr><w:sz w:val="15"/><w:lang w:val="es-NI"/></w:rPr><w:t>TIMESTAMP</w:t></w:r></w:p><w:p><w:pPr><w:rPr><w:lang w:val="es-NI"/></w:rPr></w:pPr><w:r><w:rPr><w:sz w:val="15"/><w:lang w:val="es-NI"/></w:rPr><w:t>Sí / NULL</w:t></w:r></w:p><w:p><w:pPr><w:rPr><w:lang w:val="es-NI"/></w:rPr></w:pPr><w:r><w:rPr><w:sz w:val="15"/><w:lang w:val="es-NI"/></w:rPr><w:t>—</w:t></w:r></w:p><w:p><w:pPr><w:rPr><w:lang w:val="es-NI"/></w:rPr></w:pPr><w:r><w:rPr><w:sz w:val="15"/><w:lang w:val="es-NI"/></w:rPr><w:t>Marca temporal de eliminación lógica (</w:t></w:r><w:proofErr w:type="spellStart"/><w:r><w:rPr><w:sz w:val="15"/><w:lang w:val="es-NI"/></w:rPr><w:t>Soft</w:t></w:r><w:proofErr w:type="spellEnd"/><w:r><w:rPr><w:sz w:val="15"/><w:lang w:val="es-NI"/></w:rPr><w:t xml:space="preserve"> </w:t></w:r><w:proofErr w:type="spellStart"/><w:r><w:rPr><w:sz w:val="15"/><w:lang w:val="es-NI"/></w:rPr><w:t>Delete</w:t></w:r><w:proofErr w:type="spellEnd"/><w:r><w:rPr><w:sz w:val="15"/><w:lang w:val="es-NI"/></w:rPr><w:t>).</w:t></w:r></w:p><w:p><w:pPr><w:rPr><w:lang w:val="es-NI"/></w:rPr></w:pPr><w:r><w:rPr><w:b/><w:lang w:val="es-NI"/></w:rPr><w:t>Relaciones:</w:t></w:r></w:p><w:p><w:pPr><w:pStyle w:val="Listaconvietas"/><w:rPr><w:lang w:val="es-NI"/></w:rPr></w:pPr><w:proofErr w:type="spellStart"/><w:r><w:rPr><w:lang w:val="es-NI"/></w:rPr><w:t>moneda_id</w:t></w:r><w:proofErr w:type="spellEnd"/><w:r><w:rPr><w:lang w:val="es-NI"/></w:rPr><w:t xml:space="preserve"> → </w:t></w:r><w:proofErr w:type="spellStart"/><w:r><w:rPr><w:lang w:val="es-NI"/></w:rPr><w:t>monedas.id</w:t></w:r><w:proofErr w:type="spellEnd"/></w:p><w:p><w:pPr><w:rPr><w:lang w:val="es-NI"/></w:rPr></w:pPr><w:r><w:rPr><w:lang w:val="es-NI"/></w:rPr><w:br w:type="page"/></w:r></w:p><w:p><w:pPr><w:pStyle w:val="Ttulo2"/><w:rPr><w:lang w:val="es-NI"/></w:rPr></w:pPr><w:r><w:rPr><w:lang w:val="es-NI"/></w:rPr><w:lastRenderedPageBreak/><w:t xml:space="preserve">35. equipos</w:t></w:r><w:bookmarkEnd w:id="38"/></w:p><w:p><w:pPr><w:rPr><w:lang w:val="es-NI"/></w:rPr></w:pPr><w:r><w:rPr><w:lang w:val="es-NI"/></w:rPr><w:t xml:space="preserve">Equipo del taller que se usa en los procesos y que se deprecia con el tiempo. Del valor de adquisición, el valor residual y la vida útil sale la depreciación diaria, que después se cobra a cada proceso donde se usó el equipo. Es dato maestro: corregir su valor no mueve el costo de los procesos ya cerrados, porque cada uso guardó su propia foto.</w:t></w:r></w:p><w:p><w:pPr><w:rPr><w:lang w:val="es-NI"/></w:rPr></w:pPr><w:r><w:rPr><w:b/><w:lang w:val="es-NI"/></w:rPr><w:t xml:space="preserve">Reglas / criterios: la vida útil debe ser mayor que cero; con cero meses la tasa diaria sería una división entre cero. El valor residual no puede superar el valor de adquisición, porque si no lo depreciable daría negativo. La depreciación se prorratea en 30 días por mes. Un equipo con historial de procesos no se elimina: la clave foránea desde proceso_equipos está en ON DELETE RESTRICT, porque los costos ya registrados dependen de él.</w:t></w:r></w:p><w:p><w:pPr><w:rPr><w:lang w:val="es-NI"/></w:rPr></w:pPr><w:r><w:rPr><w:b/><w:sz w:val="16"/><w:lang w:val="es-NI"/></w:rPr><w:t>PK</w:t></w:r></w:p><w:p><w:pPr><w:rPr><w:lang w:val="es-NI"/></w:rPr></w:pPr><w:r><w:rPr><w:b/><w:sz w:val="16"/><w:lang w:val="es-NI"/></w:rPr><w:t>Soft</w:t></w:r><w:proofErr w:type="spellEnd"/><w:r><w:rPr><w:b/><w:sz w:val="16"/><w:lang w:val="es-NI"/></w:rPr><w:t xml:space="preserve"> </w:t></w:r><w:proofErr w:type="spellStart"/><w:r><w:rPr><w:b/><w:sz w:val="16"/><w:lang w:val="es-NI"/></w:rPr><w:t>Delete</w:t></w:r><w:proofErr w:type="spellEnd"/></w:p><w:p><w:pPr><w:rPr><w:lang w:val="es-NI"/></w:rPr></w:pPr><w:r><w:rPr><w:b/><w:sz w:val="16"/><w:lang w:val="es-NI"/></w:rPr><w:t>Índices únicos</w:t></w:r></w:p><w:p><w:pPr><w:rPr><w:lang w:val="es-NI"/></w:rPr></w:pPr><w:r><w:rPr><w:b/><w:sz w:val="16"/><w:lang w:val="es-NI"/></w:rPr><w:t>Relaciones FK</w:t></w:r></w:p><w:p><w:pPr><w:rPr><w:lang w:val="es-NI"/></w:rPr></w:pPr><w:r><w:rPr><w:sz w:val="16"/><w:lang w:val="es-NI"/></w:rPr><w:t xml:space="preserve">id</w:t></w:r></w:p><w:p><w:pPr><w:rPr><w:lang w:val="es-NI"/></w:rPr></w:pPr><w:r><w:rPr><w:sz w:val="16"/><w:lang w:val="es-NI"/></w:rPr><w:t xml:space="preserve">Sí</w:t></w:r></w:p><w:p><w:pPr><w:rPr><w:lang w:val="es-NI"/></w:rPr></w:pPr><w:r><w:rPr><w:sz w:val="16"/><w:lang w:val="es-NI"/></w:rPr><w:t xml:space="preserve">uq_equipos_codigo (codigo)</w:t></w:r></w:p><w:p><w:pPr><w:rPr><w:lang w:val="es-NI"/></w:rPr></w:pPr><w:r><w:rPr><w:sz w:val="16"/><w:lang w:val="es-NI"/></w:rPr><w:t xml:space="preserve">1</w:t></w:r></w:p><w:p><w:pPr><w:rPr><w:lang w:val="es-NI"/></w:rPr></w:pPr><w:r><w:rPr><w:b/><w:sz w:val="15"/><w:lang w:val="es-NI"/></w:rPr><w:t>Campo</w:t></w:r></w:p><w:p><w:pPr><w:rPr><w:lang w:val="es-NI"/></w:rPr></w:pPr><w:r><w:rPr><w:b/><w:sz w:val="15"/><w:lang w:val="es-NI"/></w:rPr><w:t>Tipo / definición</w:t></w:r></w:p><w:p><w:pPr><w:rPr><w:lang w:val="es-NI"/></w:rPr></w:pPr><w:r><w:rPr><w:b/><w:sz w:val="15"/><w:lang w:val="es-NI"/></w:rPr><w:t>Nulo / default</w:t></w:r></w:p><w:p><w:pPr><w:rPr><w:lang w:val="es-NI"/></w:rPr></w:pPr><w:r><w:rPr><w:b/><w:sz w:val="15"/><w:lang w:val="es-NI"/></w:rPr><w:t>Clave / índice</w:t></w:r></w:p><w:p><w:pPr><w:rPr><w:lang w:val="es-NI"/></w:rPr></w:pPr><w:r><w:rPr><w:b/><w:sz w:val="15"/><w:lang w:val="es-NI"/></w:rPr><w:t>Descripción</w:t></w:r></w:p><w:p><w:pPr><w:rPr><w:lang w:val="es-NI"/></w:rPr></w:pPr><w:r><w:rPr><w:sz w:val="15"/><w:lang w:val="es-NI"/></w:rPr><w:t xml:space="preserve">id</w:t></w:r></w:p><w:p><w:pPr><w:rPr><w:lang w:val="es-NI"/></w:rPr></w:pPr><w:r><w:rPr><w:sz w:val="15"/><w:lang w:val="es-NI"/></w:rPr><w:t xml:space="preserve">BIGINT(20)</w:t></w:r></w:p><w:p><w:pPr><w:rPr><w:lang w:val="es-NI"/></w:rPr></w:pPr><w:r><w:rPr><w:sz w:val="15"/><w:lang w:val="es-NI"/></w:rPr><w:t xml:space="preserve">No</w:t></w:r></w:p><w:p><w:pPr><w:rPr><w:lang w:val="es-NI"/></w:rPr></w:pPr><w:r><w:rPr><w:sz w:val="15"/><w:lang w:val="es-NI"/></w:rPr><w:t xml:space="preserve">PK</w:t></w:r></w:p><w:p><w:pPr><w:rPr><w:lang w:val="es-NI"/></w:rPr></w:pPr><w:r><w:rPr><w:sz w:val="15"/><w:lang w:val="es-NI"/></w:rPr><w:t xml:space="preserve">Identificador único de la fila.</w:t></w:r></w:p><w:p><w:pPr><w:rPr><w:lang w:val="es-NI"/></w:rPr></w:pPr><w:r><w:rPr><w:sz w:val="15"/><w:lang w:val="es-NI"/></w:rPr><w:t xml:space="preserve">codigo</w:t></w:r></w:p><w:p><w:pPr><w:rPr><w:lang w:val="es-NI"/></w:rPr></w:pPr><w:r><w:rPr><w:sz w:val="15"/><w:lang w:val="es-NI"/></w:rPr><w:t xml:space="preserve">VARCHAR(30)</w:t></w:r></w:p><w:p><w:pPr><w:rPr><w:lang w:val="es-NI"/></w:rPr></w:pPr><w:r><w:rPr><w:sz w:val="15"/><w:lang w:val="es-NI"/></w:rPr><w:t xml:space="preserve">No</w:t></w:r></w:p><w:p><w:pPr><w:rPr><w:lang w:val="es-NI"/></w:rPr></w:pPr><w:r><w:rPr><w:sz w:val="15"/><w:lang w:val="es-NI"/></w:rPr><w:t xml:space="preserve">UK</w:t></w:r></w:p><w:p><w:pPr><w:rPr><w:lang w:val="es-NI"/></w:rPr></w:pPr><w:r><w:rPr><w:sz w:val="15"/><w:lang w:val="es-NI"/></w:rPr><w:t xml:space="preserve">Código de negocio del equipo, por ejemplo "MOL-001".</w:t></w:r></w:p><w:p><w:pPr><w:rPr><w:lang w:val="es-NI"/></w:rPr></w:pPr><w:r><w:rPr><w:sz w:val="15"/><w:lang w:val="es-NI"/></w:rPr><w:t xml:space="preserve">nombre</w:t></w:r></w:p><w:p><w:pPr><w:rPr><w:lang w:val="es-NI"/></w:rPr></w:pPr><w:r><w:rPr><w:sz w:val="15"/><w:lang w:val="es-NI"/></w:rPr><w:t xml:space="preserve">VARCHAR(150)</w:t></w:r></w:p><w:p><w:pPr><w:rPr><w:lang w:val="es-NI"/></w:rPr></w:pPr><w:r><w:rPr><w:sz w:val="15"/><w:lang w:val="es-NI"/></w:rPr><w:t xml:space="preserve">No</w:t></w:r></w:p><w:p><w:pPr><w:rPr><w:lang w:val="es-NI"/></w:rPr></w:pPr><w:r><w:rPr><w:sz w:val="15"/><w:lang w:val="es-NI"/></w:rPr><w:t xml:space="preserve">—</w:t></w:r></w:p><w:p><w:pPr><w:rPr><w:lang w:val="es-NI"/></w:rPr></w:pPr><w:r><w:rPr><w:sz w:val="15"/><w:lang w:val="es-NI"/></w:rPr><w:t xml:space="preserve">Nombre del equipo.</w:t></w:r></w:p><w:p><w:pPr><w:rPr><w:lang w:val="es-NI"/></w:rPr></w:pPr><w:r><w:rPr><w:sz w:val="15"/><w:lang w:val="es-NI"/></w:rPr><w:t xml:space="preserve">descripcion</w:t></w:r></w:p><w:p><w:pPr><w:rPr><w:lang w:val="es-NI"/></w:rPr></w:pPr><w:r><w:rPr><w:sz w:val="15"/><w:lang w:val="es-NI"/></w:rPr><w:t xml:space="preserve">VARCHAR(255)</w:t></w:r></w:p><w:p><w:pPr><w:rPr><w:lang w:val="es-NI"/></w:rPr></w:pPr><w:r><w:rPr><w:sz w:val="15"/><w:lang w:val="es-NI"/></w:rPr><w:t xml:space="preserve">Sí / NULL</w:t></w:r></w:p><w:p><w:pPr><w:rPr><w:lang w:val="es-NI"/></w:rPr></w:pPr><w:r><w:rPr><w:sz w:val="15"/><w:lang w:val="es-NI"/></w:rPr><w:t xml:space="preserve">—</w:t></w:r></w:p><w:p><w:pPr><w:rPr><w:lang w:val="es-NI"/></w:rPr></w:pPr><w:r><w:rPr><w:sz w:val="15"/><w:lang w:val="es-NI"/></w:rPr><w:t xml:space="preserve">Detalle del equipo.</w:t></w:r></w:p><w:p><w:pPr><w:rPr><w:lang w:val="es-NI"/></w:rPr></w:pPr><w:r><w:rPr><w:sz w:val="15"/><w:lang w:val="es-NI"/></w:rPr><w:t xml:space="preserve">fecha_adquisicion</w:t></w:r></w:p><w:p><w:pPr><w:rPr><w:lang w:val="es-NI"/></w:rPr></w:pPr><w:r><w:rPr><w:sz w:val="15"/><w:lang w:val="es-NI"/></w:rPr><w:t xml:space="preserve">DATE</w:t></w:r></w:p><w:p><w:pPr><w:rPr><w:lang w:val="es-NI"/></w:rPr></w:pPr><w:r><w:rPr><w:sz w:val="15"/><w:lang w:val="es-NI"/></w:rPr><w:t xml:space="preserve">Sí / NULL</w:t></w:r></w:p><w:p><w:pPr><w:rPr><w:lang w:val="es-NI"/></w:rPr></w:pPr><w:r><w:rPr><w:sz w:val="15"/><w:lang w:val="es-NI"/></w:rPr><w:t xml:space="preserve">—</w:t></w:r></w:p><w:p><w:pPr><w:rPr><w:lang w:val="es-NI"/></w:rPr></w:pPr><w:r><w:rPr><w:sz w:val="15"/><w:lang w:val="es-NI"/></w:rPr><w:t xml:space="preserve">Fecha en que se adquirió el equipo.</w:t></w:r></w:p><w:p><w:pPr><w:rPr><w:lang w:val="es-NI"/></w:rPr></w:pPr><w:r><w:rPr><w:sz w:val="15"/><w:lang w:val="es-NI"/></w:rPr><w:t xml:space="preserve">valor_adquisicion</w:t></w:r></w:p><w:p><w:pPr><w:rPr><w:lang w:val="es-NI"/></w:rPr></w:pPr><w:r><w:rPr><w:sz w:val="15"/><w:lang w:val="es-NI"/></w:rPr><w:t xml:space="preserve">DECIMAL(14,2)</w:t></w:r></w:p><w:p><w:pPr><w:rPr><w:lang w:val="es-NI"/></w:rPr></w:pPr><w:r><w:rPr><w:sz w:val="15"/><w:lang w:val="es-NI"/></w:rPr><w:t xml:space="preserve">No / 0</w:t></w:r></w:p><w:p><w:pPr><w:rPr><w:lang w:val="es-NI"/></w:rPr></w:pPr><w:r><w:rPr><w:sz w:val="15"/><w:lang w:val="es-NI"/></w:rPr><w:t xml:space="preserve">—</w:t></w:r></w:p><w:p><w:pPr><w:rPr><w:lang w:val="es-NI"/></w:rPr></w:pPr><w:r><w:rPr><w:sz w:val="15"/><w:lang w:val="es-NI"/></w:rPr><w:t xml:space="preserve">Importe de adquisición, en la moneda de la operación.</w:t></w:r></w:p><w:p><w:pPr><w:rPr><w:lang w:val="es-NI"/></w:rPr></w:pPr><w:r><w:rPr><w:sz w:val="15"/><w:lang w:val="es-NI"/></w:rPr><w:t xml:space="preserve">valor_residual</w:t></w:r></w:p><w:p><w:pPr><w:rPr><w:lang w:val="es-NI"/></w:rPr></w:pPr><w:r><w:rPr><w:sz w:val="15"/><w:lang w:val="es-NI"/></w:rPr><w:t xml:space="preserve">DECIMAL(14,2)</w:t></w:r></w:p><w:p><w:pPr><w:rPr><w:lang w:val="es-NI"/></w:rPr></w:pPr><w:r><w:rPr><w:sz w:val="15"/><w:lang w:val="es-NI"/></w:rPr><w:t xml:space="preserve">No / 0</w:t></w:r></w:p><w:p><w:pPr><w:rPr><w:lang w:val="es-NI"/></w:rPr></w:pPr><w:r><w:rPr><w:sz w:val="15"/><w:lang w:val="es-NI"/></w:rPr><w:t xml:space="preserve">—</w:t></w:r></w:p><w:p><w:pPr><w:rPr><w:lang w:val="es-NI"/></w:rPr></w:pPr><w:r><w:rPr><w:sz w:val="15"/><w:lang w:val="es-NI"/></w:rPr><w:t xml:space="preserve">Valor que se estima que tendrá el equipo al final de su vida útil.</w:t></w:r></w:p><w:p><w:pPr><w:rPr><w:lang w:val="es-NI"/></w:rPr></w:pPr><w:r><w:rPr><w:sz w:val="15"/><w:lang w:val="es-NI"/></w:rPr><w:t xml:space="preserve">vida_util_meses</w:t></w:r></w:p><w:p><w:pPr><w:rPr><w:lang w:val="es-NI"/></w:rPr></w:pPr><w:r><w:rPr><w:sz w:val="15"/><w:lang w:val="es-NI"/></w:rPr><w:t xml:space="preserve">SMALLINT UNSIGNED</w:t></w:r></w:p><w:p><w:pPr><w:rPr><w:lang w:val="es-NI"/></w:rPr></w:pPr><w:r><w:rPr><w:sz w:val="15"/><w:lang w:val="es-NI"/></w:rPr><w:t xml:space="preserve">No / 60</w:t></w:r></w:p><w:p><w:pPr><w:rPr><w:lang w:val="es-NI"/></w:rPr></w:pPr><w:r><w:rPr><w:sz w:val="15"/><w:lang w:val="es-NI"/></w:rPr><w:t xml:space="preserve">—</w:t></w:r></w:p><w:p><w:pPr><w:rPr><w:lang w:val="es-NI"/></w:rPr></w:pPr><w:r><w:rPr><w:sz w:val="15"/><w:lang w:val="es-NI"/></w:rPr><w:t xml:space="preserve">Meses que el equipo sigue aportando valor. De aquí sale la tasa diaria.</w:t></w:r></w:p><w:p><w:pPr><w:rPr><w:lang w:val="es-NI"/></w:rPr></w:pPr><w:r><w:rPr><w:sz w:val="15"/><w:lang w:val="es-NI"/></w:rPr><w:t xml:space="preserve">depreciacion_acumulada</w:t></w:r></w:p><w:p><w:pPr><w:rPr><w:lang w:val="es-NI"/></w:rPr></w:pPr><w:r><w:rPr><w:sz w:val="15"/><w:lang w:val="es-NI"/></w:rPr><w:t xml:space="preserve">DECIMAL(14,2)</w:t></w:r></w:p><w:p><w:pPr><w:rPr><w:lang w:val="es-NI"/></w:rPr></w:pPr><w:r><w:rPr><w:sz w:val="15"/><w:lang w:val="es-NI"/></w:rPr><w:t xml:space="preserve">No / 0</w:t></w:r></w:p><w:p><w:pPr><w:rPr><w:lang w:val="es-NI"/></w:rPr></w:pPr><w:r><w:rPr><w:sz w:val="15"/><w:lang w:val="es-NI"/></w:rPr><w:t xml:space="preserve">—</w:t></w:r></w:p><w:p><w:pPr><w:rPr><w:lang w:val="es-NI"/></w:rPr></w:pPr><w:r><w:rPr><w:sz w:val="15"/><w:lang w:val="es-NI"/></w:rPr><w:t xml:space="preserve">Suma de la depreciación de los usos registrados. Se calcula, no se escribe a mano.</w:t></w:r></w:p><w:p><w:pPr><w:rPr><w:lang w:val="es-NI"/></w:rPr></w:pPr><w:r><w:rPr><w:sz w:val="15"/><w:lang w:val="es-NI"/></w:rPr><w:t xml:space="preserve">estado</w:t></w:r></w:p><w:p><w:pPr><w:rPr><w:lang w:val="es-NI"/></w:rPr></w:pPr><w:r><w:rPr><w:sz w:val="15"/><w:lang w:val="es-NI"/></w:rPr><w:t xml:space="preserve">TINYINT</w:t></w:r></w:p><w:p><w:pPr><w:rPr><w:lang w:val="es-NI"/></w:rPr></w:pPr><w:r><w:rPr><w:sz w:val="15"/><w:lang w:val="es-NI"/></w:rPr><w:t xml:space="preserve">No / 1</w:t></w:r></w:p><w:p><w:pPr><w:rPr><w:lang w:val="es-NI"/></w:rPr></w:pPr><w:r><w:rPr><w:sz w:val="15"/><w:lang w:val="es-NI"/></w:rPr><w:t xml:space="preserve">—</w:t></w:r></w:p><w:p><w:pPr><w:rPr><w:lang w:val="es-NI"/></w:rPr></w:pPr><w:r><w:rPr><w:sz w:val="15"/><w:lang w:val="es-NI"/></w:rPr><w:t xml:space="preserve">1 = activo, 0 = inactivo.</w:t></w:r></w:p><w:p><w:pPr><w:rPr><w:lang w:val="es-NI"/></w:rPr></w:pPr><w:r><w:rPr><w:sz w:val="15"/><w:lang w:val="es-NI"/></w:rPr><w:t xml:space="preserve">created_at</w:t></w:r></w:p><w:p><w:pPr><w:rPr><w:lang w:val="es-NI"/></w:rPr></w:pPr><w:r><w:rPr><w:sz w:val="15"/><w:lang w:val="es-NI"/></w:rPr><w:t xml:space="preserve">TIMESTAMP</w:t></w:r></w:p><w:p><w:pPr><w:rPr><w:lang w:val="es-NI"/></w:rPr></w:pPr><w:r><w:rPr><w:sz w:val="15"/><w:lang w:val="es-NI"/></w:rPr><w:t xml:space="preserve">Sí / NULL</w:t></w:r></w:p><w:p><w:pPr><w:rPr><w:lang w:val="es-NI"/></w:rPr></w:pPr><w:r><w:rPr><w:sz w:val="15"/><w:lang w:val="es-NI"/></w:rPr><w:t xml:space="preserve">—</w:t></w:r></w:p><w:p><w:pPr><w:rPr><w:lang w:val="es-NI"/></w:rPr></w:pPr><w:r><w:rPr><w:sz w:val="15"/><w:lang w:val="es-NI"/></w:rPr><w:t xml:space="preserve">Fecha/hora de creación.</w:t></w:r></w:p><w:p><w:pPr><w:rPr><w:lang w:val="es-NI"/></w:rPr></w:pPr><w:r><w:rPr><w:sz w:val="15"/><w:lang w:val="es-NI"/></w:rPr><w:t xml:space="preserve">updated_at</w:t></w:r></w:p><w:p><w:pPr><w:rPr><w:lang w:val="es-NI"/></w:rPr></w:pPr><w:r><w:rPr><w:sz w:val="15"/><w:lang w:val="es-NI"/></w:rPr><w:t xml:space="preserve">TIMESTAMP</w:t></w:r></w:p><w:p><w:pPr><w:rPr><w:lang w:val="es-NI"/></w:rPr></w:pPr><w:r><w:rPr><w:sz w:val="15"/><w:lang w:val="es-NI"/></w:rPr><w:t xml:space="preserve">Sí / NULL</w:t></w:r></w:p><w:p><w:pPr><w:rPr><w:lang w:val="es-NI"/></w:rPr></w:pPr><w:r><w:rPr><w:sz w:val="15"/><w:lang w:val="es-NI"/></w:rPr><w:t xml:space="preserve">—</w:t></w:r></w:p><w:p><w:pPr><w:rPr><w:lang w:val="es-NI"/></w:rPr></w:pPr><w:r><w:rPr><w:sz w:val="15"/><w:lang w:val="es-NI"/></w:rPr><w:t xml:space="preserve">Fecha/hora de última actualización.</w:t></w:r></w:p><w:p><w:pPr><w:rPr><w:lang w:val="es-NI"/></w:rPr></w:pPr><w:r><w:rPr><w:sz w:val="15"/><w:lang w:val="es-NI"/></w:rPr><w:t xml:space="preserve">deleted_at</w:t></w:r></w:p><w:p><w:pPr><w:rPr><w:lang w:val="es-NI"/></w:rPr></w:pPr><w:r><w:rPr><w:sz w:val="15"/><w:lang w:val="es-NI"/></w:rPr><w:t xml:space="preserve">TIMESTAMP</w:t></w:r></w:p><w:p><w:pPr><w:rPr><w:lang w:val="es-NI"/></w:rPr></w:pPr><w:r><w:rPr><w:sz w:val="15"/><w:lang w:val="es-NI"/></w:rPr><w:t xml:space="preserve">Sí / NULL</w:t></w:r></w:p><w:p><w:pPr><w:rPr><w:lang w:val="es-NI"/></w:rPr></w:pPr><w:r><w:rPr><w:sz w:val="15"/><w:lang w:val="es-NI"/></w:rPr><w:t xml:space="preserve">—</w:t></w:r></w:p><w:p><w:pPr><w:rPr><w:lang w:val="es-NI"/></w:rPr></w:pPr><w:r><w:rPr><w:sz w:val="15"/><w:lang w:val="es-NI"/></w:rPr><w:t xml:space="preserve">Marca temporal de eliminación lógica (Soft Delete).</w:t></w:r></w:p><w:p><w:pPr><w:rPr><w:lang w:val="es-NI"/></w:rPr></w:pPr><w:r><w:rPr><w:b/><w:lang w:val="es-NI"/></w:rPr><w:t xml:space="preserve">Relaciones:</w:t></w:r></w:p><w:p><w:pPr><w:pStyle w:val="Listaconvietas"/><w:rPr><w:lang w:val="es-NI"/></w:rPr></w:pPr><w:r><w:rPr><w:lang w:val="es-NI"/></w:rPr><w:t xml:space="preserve">proceso_equipos.equipo_id → equipos.id (ON DELETE RESTRICT)</w:t></w:r></w:p><w:p><w:pPr><w:rPr><w:lang w:val="es-NI"/></w:rPr></w:pPr><w:r><w:rPr><w:lang w:val="es-NI"/></w:rPr><w:br w:type="page"/><w:t/></w:r></w:p><w:p><w:pPr><w:pStyle w:val="Ttulo2"/><w:rPr><w:lang w:val="es-NI"/></w:rPr></w:pPr><w:r><w:rPr><w:lang w:val="es-NI"/></w:rPr><w:lastRenderedPageBreak/><w:t xml:space="preserve">36. proceso_equipos</w:t></w:r><w:bookmarkEnd w:id="38"/></w:p><w:p><w:pPr><w:rPr><w:lang w:val="es-NI"/></w:rPr></w:pPr><w:r><w:rPr><w:lang w:val="es-NI"/></w:rPr><w:t xml:space="preserve">Uso de un equipo dentro de un proceso, con su periodo de uso. La depreciación del periodo se calcula y se guarda al registrar el uso: es la foto del valor de ese uso, para que corregir después la vida útil del equipo no mueva el costo de un proceso ya cerrado. Un equipo puede trabajar en varios procesos seguidos, nunca en el mismo instante, por eso el periodo lleva fecha y hora.</w:t></w:r></w:p><w:p><w:pPr><w:rPr><w:lang w:val="es-NI"/></w:rPr></w:pPr><w:r><w:rPr><w:b/><w:lang w:val="es-NI"/></w:rPr><w:t xml:space="preserve">Reglas / criterios: el periodo no se valida solo con índices, sino en la aplicación: un equipo no puede tener dos periodos solapados. fecha_fin en NULL significa que el equipo sigue asignado a ese proceso y bloquea cualquier uso posterior del mismo equipo. Al eliminar el proceso, el ON DELETE CASCADE elimina también sus asignaciones. Al editar el periodo o cambiar de equipo se rehace la foto de la depreciación; si solo cambia la observación, la foto se conserva.</w:t></w:r></w:p><w:p><w:pPr><w:rPr><w:lang w:val="es-NI"/></w:rPr></w:pPr><w:r><w:rPr><w:b/><w:sz w:val="16"/><w:lang w:val="es-NI"/></w:rPr><w:t>PK</w:t></w:r></w:p><w:p><w:pPr><w:rPr><w:lang w:val="es-NI"/></w:rPr></w:pPr><w:r><w:rPr><w:b/><w:sz w:val="16"/><w:lang w:val="es-NI"/></w:rPr><w:t>Soft</w:t></w:r><w:proofErr w:type="spellEnd"/><w:r><w:rPr><w:b/><w:sz w:val="16"/><w:lang w:val="es-NI"/></w:rPr><w:t xml:space="preserve"> </w:t></w:r><w:proofErr w:type="spellStart"/><w:r><w:rPr><w:b/><w:sz w:val="16"/><w:lang w:val="es-NI"/></w:rPr><w:t>Delete</w:t></w:r><w:proofErr w:type="spellEnd"/></w:p><w:p><w:pPr><w:rPr><w:lang w:val="es-NI"/></w:rPr></w:pPr><w:r><w:rPr><w:b/><w:sz w:val="16"/><w:lang w:val="es-NI"/></w:rPr><w:t>Índices únicos</w:t></w:r></w:p><w:p><w:pPr><w:rPr><w:lang w:val="es-NI"/></w:rPr></w:pPr><w:r><w:rPr><w:b/><w:sz w:val="16"/><w:lang w:val="es-NI"/></w:rPr><w:t>Relaciones FK</w:t></w:r></w:p><w:p><w:pPr><w:rPr><w:lang w:val="es-NI"/></w:rPr></w:pPr><w:r><w:rPr><w:sz w:val="16"/><w:lang w:val="es-NI"/></w:rPr><w:t xml:space="preserve">id</w:t></w:r></w:p><w:p><w:pPr><w:rPr><w:lang w:val="es-NI"/></w:rPr></w:pPr><w:r><w:rPr><w:sz w:val="16"/><w:lang w:val="es-NI"/></w:rPr><w:t xml:space="preserve">Sí</w:t></w:r></w:p><w:p><w:pPr><w:rPr><w:lang w:val="es-NI"/></w:rPr></w:pPr><w:r><w:rPr><w:sz w:val="16"/><w:lang w:val="es-NI"/></w:rPr><w:t xml:space="preserve">—</w:t></w:r></w:p><w:p><w:pPr><w:rPr><w:lang w:val="es-NI"/></w:rPr></w:pPr><w:r><w:rPr><w:sz w:val="16"/><w:lang w:val="es-NI"/></w:rPr><w:t xml:space="preserve">2</w:t></w:r></w:p><w:p><w:pPr><w:rPr><w:lang w:val="es-NI"/></w:rPr></w:pPr><w:r><w:rPr><w:b/><w:sz w:val="15"/><w:lang w:val="es-NI"/></w:rPr><w:t>Campo</w:t></w:r></w:p><w:p><w:pPr><w:rPr><w:lang w:val="es-NI"/></w:rPr></w:pPr><w:r><w:rPr><w:b/><w:sz w:val="15"/><w:lang w:val="es-NI"/></w:rPr><w:t>Tipo / definición</w:t></w:r></w:p><w:p><w:pPr><w:rPr><w:lang w:val="es-NI"/></w:rPr></w:pPr><w:r><w:rPr><w:b/><w:sz w:val="15"/><w:lang w:val="es-NI"/></w:rPr><w:t>Nulo / default</w:t></w:r></w:p><w:p><w:pPr><w:rPr><w:lang w:val="es-NI"/></w:rPr></w:pPr><w:r><w:rPr><w:b/><w:sz w:val="15"/><w:lang w:val="es-NI"/></w:rPr><w:t>Clave / índice</w:t></w:r></w:p><w:p><w:pPr><w:rPr><w:lang w:val="es-NI"/></w:rPr></w:pPr><w:r><w:rPr><w:b/><w:sz w:val="15"/><w:lang w:val="es-NI"/></w:rPr><w:t>Descripción</w:t></w:r></w:p><w:p><w:pPr><w:rPr><w:lang w:val="es-NI"/></w:rPr></w:pPr><w:r><w:rPr><w:sz w:val="15"/><w:lang w:val="es-NI"/></w:rPr><w:t xml:space="preserve">id</w:t></w:r></w:p><w:p><w:pPr><w:rPr><w:lang w:val="es-NI"/></w:rPr></w:pPr><w:r><w:rPr><w:sz w:val="15"/><w:lang w:val="es-NI"/></w:rPr><w:t xml:space="preserve">BIGINT(20)</w:t></w:r></w:p><w:p><w:pPr><w:rPr><w:lang w:val="es-NI"/></w:rPr></w:pPr><w:r><w:rPr><w:sz w:val="15"/><w:lang w:val="es-NI"/></w:rPr><w:t xml:space="preserve">No</w:t></w:r></w:p><w:p><w:pPr><w:rPr><w:lang w:val="es-NI"/></w:rPr></w:pPr><w:r><w:rPr><w:sz w:val="15"/><w:lang w:val="es-NI"/></w:rPr><w:t xml:space="preserve">PK</w:t></w:r></w:p><w:p><w:pPr><w:rPr><w:lang w:val="es-NI"/></w:rPr></w:pPr><w:r><w:rPr><w:sz w:val="15"/><w:lang w:val="es-NI"/></w:rPr><w:t xml:space="preserve">Identificador único de la fila.</w:t></w:r></w:p><w:p><w:pPr><w:rPr><w:lang w:val="es-NI"/></w:rPr></w:pPr><w:r><w:rPr><w:sz w:val="15"/><w:lang w:val="es-NI"/></w:rPr><w:t xml:space="preserve">proceso_orden_id</w:t></w:r></w:p><w:p><w:pPr><w:rPr><w:lang w:val="es-NI"/></w:rPr></w:pPr><w:r><w:rPr><w:sz w:val="15"/><w:lang w:val="es-NI"/></w:rPr><w:t xml:space="preserve">BIGINT(20)</w:t></w:r></w:p><w:p><w:pPr><w:rPr><w:lang w:val="es-NI"/></w:rPr></w:pPr><w:r><w:rPr><w:sz w:val="15"/><w:lang w:val="es-NI"/></w:rPr><w:t xml:space="preserve">No</w:t></w:r></w:p><w:p><w:pPr><w:rPr><w:lang w:val="es-NI"/></w:rPr></w:pPr><w:r><w:rPr><w:sz w:val="15"/><w:lang w:val="es-NI"/></w:rPr><w:t xml:space="preserve">IDX; FK</w:t></w:r></w:p><w:p><w:pPr><w:rPr><w:lang w:val="es-NI"/></w:rPr></w:pPr><w:r><w:rPr><w:sz w:val="15"/><w:lang w:val="es-NI"/></w:rPr><w:t xml:space="preserve">Proceso de la orden donde se usó el equipo.</w:t></w:r></w:p><w:p><w:pPr><w:rPr><w:lang w:val="es-NI"/></w:rPr></w:pPr><w:r><w:rPr><w:sz w:val="15"/><w:lang w:val="es-NI"/></w:rPr><w:t xml:space="preserve">equipo_id</w:t></w:r></w:p><w:p><w:pPr><w:rPr><w:lang w:val="es-NI"/></w:rPr></w:pPr><w:r><w:rPr><w:sz w:val="15"/><w:lang w:val="es-NI"/></w:rPr><w:t xml:space="preserve">BIGINT(20)</w:t></w:r></w:p><w:p><w:pPr><w:rPr><w:lang w:val="es-NI"/></w:rPr></w:pPr><w:r><w:rPr><w:sz w:val="15"/><w:lang w:val="es-NI"/></w:rPr><w:t xml:space="preserve">No</w:t></w:r></w:p><w:p><w:pPr><w:rPr><w:lang w:val="es-NI"/></w:rPr></w:pPr><w:r><w:rPr><w:sz w:val="15"/><w:lang w:val="es-NI"/></w:rPr><w:t xml:space="preserve">IDX; FK</w:t></w:r></w:p><w:p><w:pPr><w:rPr><w:lang w:val="es-NI"/></w:rPr></w:pPr><w:r><w:rPr><w:sz w:val="15"/><w:lang w:val="es-NI"/></w:rPr><w:t xml:space="preserve">Equipo utilizado.</w:t></w:r></w:p><w:p><w:pPr><w:rPr><w:lang w:val="es-NI"/></w:rPr></w:pPr><w:r><w:rPr><w:sz w:val="15"/><w:lang w:val="es-NI"/></w:rPr><w:t xml:space="preserve">fecha_inicio</w:t></w:r></w:p><w:p><w:pPr><w:rPr><w:lang w:val="es-NI"/></w:rPr></w:pPr><w:r><w:rPr><w:sz w:val="15"/><w:lang w:val="es-NI"/></w:rPr><w:t xml:space="preserve">DATETIME</w:t></w:r></w:p><w:p><w:pPr><w:rPr><w:lang w:val="es-NI"/></w:rPr></w:pPr><w:r><w:rPr><w:sz w:val="15"/><w:lang w:val="es-NI"/></w:rPr><w:t xml:space="preserve">No</w:t></w:r></w:p><w:p><w:pPr><w:rPr><w:lang w:val="es-NI"/></w:rPr></w:pPr><w:r><w:rPr><w:sz w:val="15"/><w:lang w:val="es-NI"/></w:rPr><w:t xml:space="preserve">—</w:t></w:r></w:p><w:p><w:pPr><w:rPr><w:lang w:val="es-NI"/></w:rPr></w:pPr><w:r><w:rPr><w:sz w:val="15"/><w:lang w:val="es-NI"/></w:rPr><w:t xml:space="preserve">Inicio del uso, con hora y minuto.</w:t></w:r></w:p><w:p><w:pPr><w:rPr><w:lang w:val="es-NI"/></w:rPr></w:pPr><w:r><w:rPr><w:sz w:val="15"/><w:lang w:val="es-NI"/></w:rPr><w:t xml:space="preserve">fecha_fin</w:t></w:r></w:p><w:p><w:pPr><w:rPr><w:lang w:val="es-NI"/></w:rPr></w:pPr><w:r><w:rPr><w:sz w:val="15"/><w:lang w:val="es-NI"/></w:rPr><w:t xml:space="preserve">DATETIME</w:t></w:r></w:p><w:p><w:pPr><w:rPr><w:lang w:val="es-NI"/></w:rPr></w:pPr><w:r><w:rPr><w:sz w:val="15"/><w:lang w:val="es-NI"/></w:rPr><w:t xml:space="preserve">Sí / NULL</w:t></w:r></w:p><w:p><w:pPr><w:rPr><w:lang w:val="es-NI"/></w:rPr></w:pPr><w:r><w:rPr><w:sz w:val="15"/><w:lang w:val="es-NI"/></w:rPr><w:t xml:space="preserve">—</w:t></w:r></w:p><w:p><w:pPr><w:rPr><w:lang w:val="es-NI"/></w:rPr></w:pPr><w:r><w:rPr><w:sz w:val="15"/><w:lang w:val="es-NI"/></w:rPr><w:t xml:space="preserve">Fin del uso. En NULL el equipo sigue asignado a ese proceso.</w:t></w:r></w:p><w:p><w:pPr><w:rPr><w:lang w:val="es-NI"/></w:rPr></w:pPr><w:r><w:rPr><w:sz w:val="15"/><w:lang w:val="es-NI"/></w:rPr><w:t xml:space="preserve">depreciacion_total</w:t></w:r></w:p><w:p><w:pPr><w:rPr><w:lang w:val="es-NI"/></w:rPr></w:pPr><w:r><w:rPr><w:sz w:val="15"/><w:lang w:val="es-NI"/></w:rPr><w:t xml:space="preserve">DECIMAL(14,2)</w:t></w:r></w:p><w:p><w:pPr><w:rPr><w:lang w:val="es-NI"/></w:rPr></w:pPr><w:r><w:rPr><w:sz w:val="15"/><w:lang w:val="es-NI"/></w:rPr><w:t xml:space="preserve">No / 0</w:t></w:r></w:p><w:p><w:pPr><w:rPr><w:lang w:val="es-NI"/></w:rPr></w:pPr><w:r><w:rPr><w:sz w:val="15"/><w:lang w:val="es-NI"/></w:rPr><w:t xml:space="preserve">—</w:t></w:r></w:p><w:p><w:pPr><w:rPr><w:lang w:val="es-NI"/></w:rPr></w:pPr><w:r><w:rPr><w:sz w:val="15"/><w:lang w:val="es-NI"/></w:rPr><w:t xml:space="preserve">Foto de la depreciación de este periodo, en la moneda del equipo.</w:t></w:r></w:p><w:p><w:pPr><w:rPr><w:lang w:val="es-NI"/></w:rPr></w:pPr><w:r><w:rPr><w:sz w:val="15"/><w:lang w:val="es-NI"/></w:rPr><w:t xml:space="preserve">observaciones</w:t></w:r></w:p><w:p><w:pPr><w:rPr><w:lang w:val="es-NI"/></w:rPr></w:pPr><w:r><w:rPr><w:sz w:val="15"/><w:lang w:val="es-NI"/></w:rPr><w:t xml:space="preserve">VARCHAR(255)</w:t></w:r></w:p><w:p><w:pPr><w:rPr><w:lang w:val="es-NI"/></w:rPr></w:pPr><w:r><w:rPr><w:sz w:val="15"/><w:lang w:val="es-NI"/></w:rPr><w:t xml:space="preserve">Sí / NULL</w:t></w:r></w:p><w:p><w:pPr><w:rPr><w:lang w:val="es-NI"/></w:rPr></w:pPr><w:r><w:rPr><w:sz w:val="15"/><w:lang w:val="es-NI"/></w:rPr><w:t xml:space="preserve">—</w:t></w:r></w:p><w:p><w:pPr><w:rPr><w:lang w:val="es-NI"/></w:rPr></w:pPr><w:r><w:rPr><w:sz w:val="15"/><w:lang w:val="es-NI"/></w:rPr><w:t xml:space="preserve">Notas del uso.</w:t></w:r></w:p><w:p><w:pPr><w:rPr><w:lang w:val="es-NI"/></w:rPr></w:pPr><w:r><w:rPr><w:sz w:val="15"/><w:lang w:val="es-NI"/></w:rPr><w:t xml:space="preserve">created_at</w:t></w:r></w:p><w:p><w:pPr><w:rPr><w:lang w:val="es-NI"/></w:rPr></w:pPr><w:r><w:rPr><w:sz w:val="15"/><w:lang w:val="es-NI"/></w:rPr><w:t xml:space="preserve">TIMESTAMP</w:t></w:r></w:p><w:p><w:pPr><w:rPr><w:lang w:val="es-NI"/></w:rPr></w:pPr><w:r><w:rPr><w:sz w:val="15"/><w:lang w:val="es-NI"/></w:rPr><w:t xml:space="preserve">Sí / NULL</w:t></w:r></w:p><w:p><w:pPr><w:rPr><w:lang w:val="es-NI"/></w:rPr></w:pPr><w:r><w:rPr><w:sz w:val="15"/><w:lang w:val="es-NI"/></w:rPr><w:t xml:space="preserve">—</w:t></w:r></w:p><w:p><w:pPr><w:rPr><w:lang w:val="es-NI"/></w:rPr></w:pPr><w:r><w:rPr><w:sz w:val="15"/><w:lang w:val="es-NI"/></w:rPr><w:t xml:space="preserve">Fecha/hora de creación.</w:t></w:r></w:p><w:p><w:pPr><w:rPr><w:lang w:val="es-NI"/></w:rPr></w:pPr><w:r><w:rPr><w:sz w:val="15"/><w:lang w:val="es-NI"/></w:rPr><w:t xml:space="preserve">updated_at</w:t></w:r></w:p><w:p><w:pPr><w:rPr><w:lang w:val="es-NI"/></w:rPr></w:pPr><w:r><w:rPr><w:sz w:val="15"/><w:lang w:val="es-NI"/></w:rPr><w:t xml:space="preserve">TIMESTAMP</w:t></w:r></w:p><w:p><w:pPr><w:rPr><w:lang w:val="es-NI"/></w:rPr></w:pPr><w:r><w:rPr><w:sz w:val="15"/><w:lang w:val="es-NI"/></w:rPr><w:t xml:space="preserve">Sí / NULL</w:t></w:r></w:p><w:p><w:pPr><w:rPr><w:lang w:val="es-NI"/></w:rPr></w:pPr><w:r><w:rPr><w:sz w:val="15"/><w:lang w:val="es-NI"/></w:rPr><w:t xml:space="preserve">—</w:t></w:r></w:p><w:p><w:pPr><w:rPr><w:lang w:val="es-NI"/></w:rPr></w:pPr><w:r><w:rPr><w:sz w:val="15"/><w:lang w:val="es-NI"/></w:rPr><w:t xml:space="preserve">Fecha/hora de última actualización.</w:t></w:r></w:p><w:p><w:pPr><w:rPr><w:lang w:val="es-NI"/></w:rPr></w:pPr><w:r><w:rPr><w:sz w:val="15"/><w:lang w:val="es-NI"/></w:rPr><w:t xml:space="preserve">deleted_at</w:t></w:r></w:p><w:p><w:pPr><w:rPr><w:lang w:val="es-NI"/></w:rPr></w:pPr><w:r><w:rPr><w:sz w:val="15"/><w:lang w:val="es-NI"/></w:rPr><w:t xml:space="preserve">TIMESTAMP</w:t></w:r></w:p><w:p><w:pPr><w:rPr><w:lang w:val="es-NI"/></w:rPr></w:pPr><w:r><w:rPr><w:sz w:val="15"/><w:lang w:val="es-NI"/></w:rPr><w:t xml:space="preserve">Sí / NULL</w:t></w:r></w:p><w:p><w:pPr><w:rPr><w:lang w:val="es-NI"/></w:rPr></w:pPr><w:r><w:rPr><w:sz w:val="15"/><w:lang w:val="es-NI"/></w:rPr><w:t xml:space="preserve">—</w:t></w:r></w:p><w:p><w:pPr><w:rPr><w:lang w:val="es-NI"/></w:rPr></w:pPr><w:r><w:rPr><w:sz w:val="15"/><w:lang w:val="es-NI"/></w:rPr><w:t xml:space="preserve">Marca temporal de eliminación lógica (Soft Delete).</w:t></w:r></w:p><w:p><w:pPr><w:rPr><w:lang w:val="es-NI"/></w:rPr></w:pPr><w:r><w:rPr><w:b/><w:lang w:val="es-NI"/></w:rPr><w:t xml:space="preserve">Relaciones:</w:t></w:r></w:p><w:p><w:pPr><w:pStyle w:val="Listaconvietas"/><w:rPr><w:lang w:val="es-NI"/></w:rPr></w:pPr><w:r><w:rPr><w:lang w:val="es-NI"/></w:rPr><w:t xml:space="preserve">equipo_id → equipos.id (ON DELETE RESTRICT)</w:t></w:r></w:p><w:p><w:pPr><w:pStyle w:val="Listaconvietas"/><w:rPr><w:lang w:val="es-NI"/></w:rPr></w:pPr><w:r><w:rPr><w:lang w:val="es-NI"/></w:rPr><w:t xml:space="preserve">proceso_orden_id → procesos_orden.id (ON DELETE CASCADE)</w:t></w:r></w:p><w:p><w:pPr><w:rPr><w:lang w:val="es-NI"/></w:rPr></w:pPr><w:r><w:rPr><w:lang w:val="es-NI"/></w:rPr><w:br w:type="page"/><w:t/></w:r></w:p><w:p><w:pPr><w:pStyle w:val="Ttulo1"/><w:rPr><w:lang w:val="es-NI"/></w:rPr></w:pPr><w:bookmarkStart w:id="39" w:name="_Toc240620168"/><w:r><w:rPr><w:lang w:val="es-NI"/></w:rPr><w:lastRenderedPageBreak/><w:t>6. Reglas de negocio y auditoría</w:t></w:r><w:bookmarkEnd w:id="39"/></w:p><w:p><w:pPr><w:pStyle w:val="Ttulo1"/><w:rPr><w:lang w:val="es-NI"/></w:rPr></w:pPr><w:bookmarkStart w:id="39" w:name="_Toc240620168"/><w:r><w:t xml:space="preserve">Una orden en estado Cancelada o Finalizada no admite datos nuevos: se bloquea el alta de procesos y el registro de costos, consumos, trabajos de empleado y uso de equipos. La corrección de lo ya registrado sigue abierta, para que cerrar la orden no deje datos equivocados sin salida. Es una regla de la aplicación y no de la base de datos, porque hace falta consultar el estado de la orden en cada escritura.</w:t></w:r><w:bookmarkEnd w:id="39"/></w:p><w:p><w:pPr><w:rPr><w:lang w:val="es-NI"/></w:rPr></w:pPr><w:r><w:rPr><w:b/><w:lang w:val="es-NI"/></w:rPr><w:t xml:space="preserve">Trazabilidad de OT: </w:t></w:r><w:r><w:rPr><w:lang w:val="es-NI"/></w:rPr><w:t>Toda operación que impacta costos, producción, recuperación o ingresos debe poder rastrearse hasta una orden de trabajo cuando el modelo así lo exige.</w:t></w:r></w:p><w:p><w:pPr><w:rPr><w:lang w:val="es-NI"/></w:rPr></w:pPr><w:r><w:rPr><w:b/><w:lang w:val="es-NI"/></w:rPr><w:t xml:space="preserve">Procesos: </w:t></w:r><w:r><w:rPr><w:lang w:val="es-NI"/></w:rPr><w:t xml:space="preserve">Si una fila contiene </w:t></w:r><w:proofErr w:type="spellStart"/><w:r><w:rPr><w:lang w:val="es-NI"/></w:rPr><w:t>orden_trabajo_id</w:t></w:r><w:proofErr w:type="spellEnd"/><w:r><w:rPr><w:lang w:val="es-NI"/></w:rPr><w:t xml:space="preserve"> y </w:t></w:r><w:proofErr w:type="spellStart"/><w:r><w:rPr><w:lang w:val="es-NI"/></w:rPr><w:t>proceso_orden_id</w:t></w:r><w:proofErr w:type="spellEnd"/><w:r><w:rPr><w:lang w:val="es-NI"/></w:rPr><w:t>, Laravel debe comprobar que el proceso pertenece a esa misma OT.</w:t></w:r></w:p><w:p><w:pPr><w:rPr><w:lang w:val="es-NI"/></w:rPr></w:pPr><w:r><w:rPr><w:b/><w:lang w:val="es-NI"/></w:rPr><w:t xml:space="preserve">Costos: las categorías marcadas como automáticas en categorias_costos.automatica no se pueden registrar a mano. La mano de obra y la depreciación ya se suman al proceso desde trabajos_empleados y proceso_equipos; escribirlas en movimientos_costos las contaría dos veces y el error no sería visible en el total, solo en el libro mayor.</w:t></w:r><w:r><w:rPr><w:b/><w:lang w:val="es-NI"/></w:rPr><w:t xml:space="preserve"> La materia prima tambien se calcula sola, desde los consumos de inventario imputados al proceso.</w:t></w:r></w:p><w:p><w:pPr><w:rPr><w:lang w:val="es-NI"/></w:rPr></w:pPr><w:r><w:rPr><w:b/><w:lang w:val="es-NI"/></w:rPr><w:t xml:space="preserve">Costos por proceso: el costo de un proceso se calcula al momento como mano de obra más depreciación de equipos más la suma de sus movimientos_costos. No se guarda un total acumulado en el proceso, porque entonces cualquier movimiento registrado desde otra pantalla lo dejaría desfasado. La pantalla muestra el desglose por concepto para que se vea de dónde sale cada número.</w:t></w:r></w:p><w:p><w:pPr><w:rPr><w:lang w:val="es-NI"/></w:rPr></w:pPr><w:r><w:rPr><w:b/><w:lang w:val="es-NI"/></w:rPr><w:t xml:space="preserve">Equipos: Un mismo equipo puede asignarse a varios procesos de forma seguida, pero nunca a dos procesos en el mismo instante; el periodo se valida con fecha y hora. La depreciación se registra como instantánea en proceso_equipos, para que el costo de un proceso ya cerrado no cambie si después se corrigen el valor o la vida útil del equipo.</w:t></w:r></w:p><w:p><w:pPr><w:rPr><w:lang w:val="es-NI"/></w:rPr></w:pPr><w:r><w:rPr><w:b/><w:lang w:val="es-NI"/></w:rPr><w:t xml:space="preserve">Monedas: </w:t></w:r><w:r><w:rPr><w:lang w:val="es-NI"/></w:rPr><w:t>Los importes en moneda extranjera conservan moneda original y equivalente histórico en NIO en las tablas transaccionales que lo requieren.</w:t></w:r></w:p><w:p><w:pPr><w:rPr><w:lang w:val="es-NI"/></w:rPr></w:pPr><w:r><w:rPr><w:b/><w:lang w:val="es-NI"/></w:rPr><w:t xml:space="preserve">Tipo de cambio: </w:t></w:r><w:r><w:rPr><w:lang w:val="es-NI"/></w:rPr><w:t>El tipo de cambio usado para convertir un movimiento debe quedar históricamente determinado. No debe depender de una consulta futura al tipo de cambio actual.</w:t></w:r></w:p><w:p><w:pPr><w:rPr><w:lang w:val="es-NI"/></w:rPr></w:pPr><w:r><w:rPr><w:b/><w:lang w:val="es-NI"/></w:rPr><w:t xml:space="preserve">Inventario: </w:t></w:r><w:r><w:rPr><w:lang w:val="es-NI"/></w:rPr><w:t xml:space="preserve">No se permite existencia negativa. El </w:t></w:r><w:proofErr w:type="spellStart"/><w:r><w:rPr><w:lang w:val="es-NI"/></w:rPr><w:t>kardex</w:t></w:r><w:proofErr w:type="spellEnd"/><w:r><w:rPr><w:lang w:val="es-NI"/></w:rPr><w:t xml:space="preserve"> es la fuente histórica y </w:t></w:r><w:proofErr w:type="spellStart"/><w:r><w:rPr><w:lang w:val="es-NI"/></w:rPr><w:t>inventario_productos</w:t></w:r><w:proofErr w:type="spellEnd"/><w:r><w:rPr><w:lang w:val="es-NI"/></w:rPr><w:t xml:space="preserve"> es el estado resumido.</w:t></w:r></w:p><w:p><w:pPr><w:rPr><w:lang w:val="es-NI"/></w:rPr></w:pPr><w:r><w:rPr><w:b/><w:lang w:val="es-NI"/></w:rPr><w:t xml:space="preserve">CPP: </w:t></w:r><w:r><w:rPr><w:lang w:val="es-NI"/></w:rPr><w:t>Entrada normal: CPP = (existencia anterior × CPP anterior + entrada × costo NIO) / existencia nueva. Salida: usa CPP vigente. Ajuste: usa CPP vigente sin recalcularlo.</w:t></w:r></w:p><w:p><w:pPr><w:rPr><w:lang w:val="es-NI"/></w:rPr></w:pPr><w:r><w:rPr><w:b/><w:lang w:val="es-NI"/></w:rPr><w:t xml:space="preserve">Empleados: </w:t></w:r><w:r><w:rPr><w:lang w:val="es-NI"/></w:rPr><w:t xml:space="preserve">Las tarifas anteriores no se sustituyen físicamente; se conservan como historial mediante </w:t></w:r><w:proofErr w:type="spellStart"/><w:r><w:rPr><w:lang w:val="es-NI"/></w:rPr><w:t>fecha_inicio</w:t></w:r><w:proofErr w:type="spellEnd"/><w:r><w:rPr><w:lang w:val="es-NI"/></w:rPr><w:t>/</w:t></w:r><w:proofErr w:type="spellStart"/><w:r><w:rPr><w:lang w:val="es-NI"/></w:rPr><w:t>fecha_fin</w:t></w:r><w:proofErr w:type="spellEnd"/><w:r><w:rPr><w:lang w:val="es-NI"/></w:rPr><w:t xml:space="preserve"> y estado.</w:t></w:r></w:p><w:p><w:pPr><w:rPr><w:lang w:val="es-NI"/></w:rPr></w:pPr><w:r><w:rPr><w:b/><w:lang w:val="es-NI"/></w:rPr><w:t xml:space="preserve">Acuerdos: </w:t></w:r><w:r><w:rPr><w:lang w:val="es-NI"/></w:rPr><w:t>Puede existir historial de acuerdos por OT, pero la aplicación debe impedir más de un acuerdo vigente para la misma OT.</w:t></w:r></w:p><w:p><w:pPr><w:rPr><w:lang w:val="es-NI"/></w:rPr></w:pPr><w:r><w:rPr><w:b/><w:lang w:val="es-NI"/></w:rPr><w:t xml:space="preserve">Participación: </w:t></w:r><w:r><w:rPr><w:lang w:val="es-NI"/></w:rPr><w:t>La distribución entre cliente y empresa se controla en gramos, no en dinero.</w:t></w:r></w:p><w:p><w:pPr><w:rPr><w:lang w:val="es-NI"/></w:rPr></w:pPr><w:r><w:rPr><w:b/><w:lang w:val="es-NI"/></w:rPr><w:t xml:space="preserve">Liquidación: </w:t></w:r><w:r><w:rPr><w:lang w:val="es-NI"/></w:rPr><w:t xml:space="preserve">Debe cumplirse </w:t></w:r><w:proofErr w:type="spellStart"/><w:r><w:rPr><w:lang w:val="es-NI"/></w:rPr><w:t>gramos_cliente</w:t></w:r><w:proofErr w:type="spellEnd"/><w:r><w:rPr><w:lang w:val="es-NI"/></w:rPr><w:t xml:space="preserve"> + </w:t></w:r><w:proofErr w:type="spellStart"/><w:r><w:rPr><w:lang w:val="es-NI"/></w:rPr><w:t>gramos_empresa</w:t></w:r><w:proofErr w:type="spellEnd"/><w:r><w:rPr><w:lang w:val="es-NI"/></w:rPr><w:t xml:space="preserve"> = </w:t></w:r><w:proofErr w:type="spellStart"/><w:r><w:rPr><w:lang w:val="es-NI"/></w:rPr><w:t>gramos_recuperados</w:t></w:r><w:proofErr w:type="spellEnd"/><w:r><w:rPr><w:lang w:val="es-NI"/></w:rPr><w:t>.</w:t></w:r></w:p><w:p><w:pPr><w:rPr><w:lang w:val="es-NI"/></w:rPr></w:pPr><w:r><w:rPr><w:b/><w:lang w:val="es-NI"/></w:rPr><w:t xml:space="preserve">Compras: </w:t></w:r><w:r><w:rPr><w:lang w:val="es-NI"/></w:rPr><w:t>La suma de los detalles debe coincidir con los totales de la cabecera, según las reglas contables definidas para el sistema.</w:t></w:r></w:p><w:p><w:pPr><w:rPr><w:lang w:val="es-NI"/></w:rPr></w:pPr><w:r><w:rPr><w:b/><w:lang w:val="es-NI"/></w:rPr><w:t xml:space="preserve">Cobros: </w:t></w:r><w:r><w:rPr><w:lang w:val="es-NI"/></w:rPr><w:t xml:space="preserve">La suma de </w:t></w:r><w:proofErr w:type="spellStart"/><w:r><w:rPr><w:lang w:val="es-NI"/></w:rPr><w:t>detalle_cobros</w:t></w:r><w:proofErr w:type="spellEnd"/><w:r><w:rPr><w:lang w:val="es-NI"/></w:rPr><w:t xml:space="preserve"> debe ser consistente con el cobro y con los ingresos a los que se aplica.</w:t></w:r></w:p><w:p><w:pPr><w:rPr><w:lang w:val="es-NI"/></w:rPr></w:pPr><w:r><w:rPr><w:b/><w:lang w:val="es-NI"/></w:rPr><w:t xml:space="preserve">Cierre: </w:t></w:r><w:r><w:rPr><w:lang w:val="es-NI"/></w:rPr><w:t xml:space="preserve">El cierre de OT es un </w:t></w:r><w:proofErr w:type="spellStart"/><w:r><w:rPr><w:lang w:val="es-NI"/></w:rPr><w:t>snapshot</w:t></w:r><w:proofErr w:type="spellEnd"/><w:r><w:rPr><w:lang w:val="es-NI"/></w:rPr><w:t xml:space="preserve"> histórico. Existe un único cierre por OT y sus importes económicos se consolidan en NIO.</w:t></w:r></w:p><w:p><w:pPr><w:pStyle w:val="Ttulo1"/><w:rPr><w:lang w:val="es-NI"/></w:rPr></w:pPr><w:bookmarkStart w:id="40" w:name="_Toc240620169"/><w:r><w:rPr><w:lang w:val="es-NI"/></w:rPr><w:t>7. Auditoría estructural</w:t></w:r><w:bookmarkEnd w:id="40"/></w:p><w:p><w:pPr><w:rPr><w:lang w:val="es-NI"/></w:rPr></w:pPr><w:r><w:rPr><w:b/><w:sz w:val="16"/><w:lang w:val="es-NI"/></w:rPr><w:t>Aspecto</w:t></w:r></w:p><w:p><w:pPr><w:rPr><w:lang w:val="es-NI"/></w:rPr></w:pPr><w:r><w:rPr><w:b/><w:sz w:val="16"/><w:lang w:val="es-NI"/></w:rPr><w:t>Resultado de auditoría</w:t></w:r></w:p><w:p><w:pPr><w:rPr><w:lang w:val="es-NI"/></w:rPr></w:pPr><w:r><w:rPr><w:b/><w:sz w:val="16"/><w:lang w:val="es-NI"/></w:rPr><w:t>Estado</w:t></w:r></w:p><w:p><w:pPr><w:rPr><w:lang w:val="es-NI"/></w:rPr></w:pPr><w:r><w:rPr><w:sz w:val="16"/><w:lang w:val="es-NI"/></w:rPr><w:t>Integridad referencial</w:t></w:r></w:p><w:p><w:pPr><w:rPr><w:lang w:val="es-NI"/></w:rPr></w:pPr><w:r><w:rPr><w:sz w:val="16"/><w:lang w:val="es-NI"/></w:rPr><w:t>Las relaciones principales cuentan con claves foráneas explícitas.</w:t></w:r></w:p><w:p><w:pPr><w:rPr><w:lang w:val="es-NI"/></w:rPr></w:pPr><w:r><w:rPr><w:b/><w:sz w:val="16"/><w:lang w:val="es-NI"/></w:rPr><w:t>OK</w:t></w:r></w:p><w:p><w:pPr><w:rPr><w:lang w:val="es-NI"/></w:rPr></w:pPr><w:r><w:rPr><w:sz w:val="16"/><w:lang w:val="es-NI"/></w:rPr><w:t>Identificadores</w:t></w:r></w:p><w:p><w:pPr><w:rPr><w:lang w:val="es-NI"/></w:rPr></w:pPr><w:r><w:rPr><w:sz w:val="16"/><w:lang w:val="es-NI"/></w:rPr><w:t>Las tablas utilizan PK BIGINT UNSIGNED AUTO_INCREMENT.</w:t></w:r></w:p><w:p><w:pPr><w:rPr><w:lang w:val="es-NI"/></w:rPr></w:pPr><w:r><w:rPr><w:b/><w:sz w:val="16"/><w:lang w:val="es-NI"/></w:rPr><w:t>OK</w:t></w:r></w:p><w:p><w:pPr><w:rPr><w:lang w:val="es-NI"/></w:rPr></w:pPr><w:r><w:rPr><w:sz w:val="16"/><w:lang w:val="es-NI"/></w:rPr><w:t>Códigos únicos</w:t></w:r></w:p><w:p><w:pPr><w:rPr><w:lang w:val="es-NI"/></w:rPr></w:pPr><w:r><w:rPr><w:sz w:val="16"/><w:lang w:val="es-NI"/></w:rPr><w:t>OT, procesos por OT, productos, proveedores, empleados, compras, cobros y cierres poseen las restricciones de unicidad correspondientes.</w:t></w:r></w:p><w:p><w:pPr><w:rPr><w:lang w:val="es-NI"/></w:rPr></w:pPr><w:r><w:rPr><w:b/><w:sz w:val="16"/><w:lang w:val="es-NI"/></w:rPr><w:t>OK</w:t></w:r></w:p><w:p><w:pPr><w:rPr><w:lang w:val="es-NI"/></w:rPr></w:pPr><w:proofErr w:type="spellStart"/><w:r><w:rPr><w:sz w:val="16"/><w:lang w:val="es-NI"/></w:rPr><w:t>Soft</w:t></w:r><w:proofErr w:type="spellEnd"/><w:r><w:rPr><w:sz w:val="16"/><w:lang w:val="es-NI"/></w:rPr><w:t xml:space="preserve"> </w:t></w:r><w:proofErr w:type="spellStart"/><w:r><w:rPr><w:sz w:val="16"/><w:lang w:val="es-NI"/></w:rPr><w:t>Delete</w:t></w:r><w:proofErr w:type="spellEnd"/></w:p><w:p><w:pPr><w:rPr><w:lang w:val="es-NI"/></w:rPr></w:pPr><w:r><w:rPr><w:sz w:val="16"/><w:lang w:val="es-NI"/></w:rPr><w:t xml:space="preserve">Las entidades históricas/transaccionales revisadas incluyen </w:t></w:r><w:proofErr w:type="spellStart"/><w:r><w:rPr><w:sz w:val="16"/><w:lang w:val="es-NI"/></w:rPr><w:t>deleted_at</w:t></w:r><w:proofErr w:type="spellEnd"/><w:r><w:rPr><w:sz w:val="16"/><w:lang w:val="es-NI"/></w:rPr><w:t xml:space="preserve"> cuando corresponde al diseño.</w:t></w:r></w:p><w:p><w:pPr><w:rPr><w:lang w:val="es-NI"/></w:rPr></w:pPr><w:r><w:rPr><w:b/><w:sz w:val="16"/><w:lang w:val="es-NI"/></w:rPr><w:t>OK</w:t></w:r></w:p><w:p><w:pPr><w:rPr><w:lang w:val="es-NI"/></w:rPr></w:pPr><w:r><w:rPr><w:sz w:val="16"/><w:lang w:val="es-NI"/></w:rPr><w:t>Moneda base</w:t></w:r></w:p><w:p><w:pPr><w:rPr><w:lang w:val="es-NI"/></w:rPr></w:pPr><w:r><w:rPr><w:sz w:val="16"/><w:lang w:val="es-NI"/></w:rPr><w:t>La estructura contempla monedas y tipos de cambio y permite consolidar en NIO.</w:t></w:r></w:p><w:p><w:pPr><w:rPr><w:lang w:val="es-NI"/></w:rPr></w:pPr><w:r><w:rPr><w:b/><w:sz w:val="16"/><w:lang w:val="es-NI"/></w:rPr><w:t>OK</w:t></w:r></w:p><w:p><w:pPr><w:rPr><w:lang w:val="es-NI"/></w:rPr></w:pPr><w:r><w:rPr><w:sz w:val="16"/><w:lang w:val="es-NI"/></w:rPr><w:t>Histórico monetario</w:t></w:r></w:p><w:p><w:pPr><w:rPr><w:lang w:val="es-NI"/></w:rPr></w:pPr><w:r><w:rPr><w:sz w:val="16"/><w:lang w:val="es-NI"/></w:rPr><w:t>Inventario, costos, trabajo de empleados e ingresos almacenan equivalentes históricos en NIO.</w:t></w:r></w:p><w:p><w:pPr><w:rPr><w:lang w:val="es-NI"/></w:rPr></w:pPr><w:r><w:rPr><w:b/><w:sz w:val="16"/><w:lang w:val="es-NI"/></w:rPr><w:t>OK</w:t></w:r></w:p><w:p><w:pPr><w:rPr><w:lang w:val="es-NI"/></w:rPr></w:pPr><w:r><w:rPr><w:sz w:val="16"/><w:lang w:val="es-NI"/></w:rPr><w:t>Inventario</w:t></w:r></w:p><w:p><w:pPr><w:rPr><w:lang w:val="es-NI"/></w:rPr></w:pPr><w:r><w:rPr><w:sz w:val="16"/><w:lang w:val="es-NI"/></w:rPr><w:t xml:space="preserve">Se separa el </w:t></w:r><w:proofErr w:type="spellStart"/><w:r><w:rPr><w:sz w:val="16"/><w:lang w:val="es-NI"/></w:rPr><w:t>kardex</w:t></w:r><w:proofErr w:type="spellEnd"/><w:r><w:rPr><w:sz w:val="16"/><w:lang w:val="es-NI"/></w:rPr><w:t xml:space="preserve"> histórico del estado resumido de inventario y se utiliza CPP.</w:t></w:r></w:p><w:p><w:pPr><w:rPr><w:lang w:val="es-NI"/></w:rPr></w:pPr><w:r><w:rPr><w:b/><w:sz w:val="16"/><w:lang w:val="es-NI"/></w:rPr><w:t>OK</w:t></w:r></w:p><w:p><w:pPr><w:rPr><w:lang w:val="es-NI"/></w:rPr></w:pPr><w:r><w:rPr><w:sz w:val="16"/><w:lang w:val="es-NI"/></w:rPr><w:t>Oro</w:t></w:r></w:p><w:p><w:pPr><w:rPr><w:lang w:val="es-NI"/></w:rPr></w:pPr><w:r><w:rPr><w:sz w:val="16"/><w:lang w:val="es-NI"/></w:rPr><w:t>Recuperaciones registran gramos y pureza; la valoración económica está separada.</w:t></w:r></w:p><w:p><w:pPr><w:rPr><w:lang w:val="es-NI"/></w:rPr></w:pPr><w:r><w:rPr><w:b/><w:sz w:val="16"/><w:lang w:val="es-NI"/></w:rPr><w:t>OK</w:t></w:r></w:p><w:p><w:pPr><w:rPr><w:lang w:val="es-NI"/></w:rPr></w:pPr><w:r><w:rPr><w:sz w:val="16"/><w:lang w:val="es-NI"/></w:rPr><w:t>Participación</w:t></w:r></w:p><w:p><w:pPr><w:rPr><w:lang w:val="es-NI"/></w:rPr></w:pPr><w:r><w:rPr><w:sz w:val="16"/><w:lang w:val="es-NI"/></w:rPr><w:t>Acuerdos y liquidaciones separan la regla comercial de su ejecución en gramos.</w:t></w:r></w:p><w:p><w:pPr><w:rPr><w:lang w:val="es-NI"/></w:rPr></w:pPr><w:r><w:rPr><w:b/><w:sz w:val="16"/><w:lang w:val="es-NI"/></w:rPr><w:t>OK</w:t></w:r></w:p><w:p><w:pPr><w:rPr><w:lang w:val="es-NI"/></w:rPr></w:pPr><w:r><w:rPr><w:sz w:val="16"/><w:lang w:val="es-NI"/></w:rPr><w:t>Cierre</w:t></w:r></w:p><w:p><w:pPr><w:rPr><w:lang w:val="es-NI"/></w:rPr></w:pPr><w:r><w:rPr><w:sz w:val="16"/><w:lang w:val="es-NI"/></w:rPr><w:t xml:space="preserve">Existe una tabla específica de </w:t></w:r><w:proofErr w:type="spellStart"/><w:r><w:rPr><w:sz w:val="16"/><w:lang w:val="es-NI"/></w:rPr><w:t>snapshot</w:t></w:r><w:proofErr w:type="spellEnd"/><w:r><w:rPr><w:sz w:val="16"/><w:lang w:val="es-NI"/></w:rPr><w:t xml:space="preserve"> </w:t></w:r><w:r><w:rPr><w:sz w:val="16"/><w:lang w:val="es-NI"/></w:rPr><w:lastRenderedPageBreak/><w:t>económico por OT con unicidad por orden.</w:t></w:r></w:p><w:p><w:pPr><w:rPr><w:lang w:val="es-NI"/></w:rPr></w:pPr><w:r><w:rPr><w:b/><w:sz w:val="16"/><w:lang w:val="es-NI"/></w:rPr><w:lastRenderedPageBreak/><w:t>OK</w:t></w:r></w:p><w:p><w:pPr><w:rPr><w:lang w:val="es-NI"/></w:rPr></w:pPr><w:r><w:rPr><w:sz w:val="16"/><w:lang w:val="es-NI"/></w:rPr><w:t>Validaciones de aplicación</w:t></w:r></w:p><w:p><w:pPr><w:rPr><w:lang w:val="es-NI"/></w:rPr></w:pPr><w:r><w:rPr><w:sz w:val="16"/><w:lang w:val="es-NI"/></w:rPr><w:t>Algunas reglas cruzadas no pueden garantizarse solo con FK y deben implementarse con transacciones/validaciones Laravel.</w:t></w:r></w:p><w:p><w:pPr><w:rPr><w:lang w:val="es-NI"/></w:rPr></w:pPr><w:r><w:rPr><w:b/><w:sz w:val="16"/><w:lang w:val="es-NI"/></w:rPr><w:t>REQUERIDO</w:t></w:r></w:p><w:p><w:pPr><w:pStyle w:val="Ttulo1"/><w:rPr><w:lang w:val="es-NI"/></w:rPr></w:pPr><w:bookmarkStart w:id="41" w:name="_Toc240620170"/><w:r><w:rPr><w:lang w:val="es-NI"/></w:rPr><w:t>8. Recomendaciones para Laravel</w:t></w:r><w:bookmarkEnd w:id="41"/></w:p><w:p><w:pPr><w:pStyle w:val="Listaconvietas"/><w:spacing w:after="20"/><w:rPr><w:lang w:val="es-NI"/></w:rPr></w:pPr><w:r><w:rPr><w:lang w:val="es-NI"/></w:rPr><w:t>Usar transacciones de base de datos para operaciones compuestas: compras + inventario, consumo + costo, liquidación, cobros y cierre.</w:t></w:r></w:p><w:p><w:pPr><w:pStyle w:val="Listaconvietas"/><w:spacing w:after="20"/><w:rPr><w:lang w:val="es-NI"/></w:rPr></w:pPr><w:r><w:rPr><w:lang w:val="es-NI"/></w:rPr><w:t>No permitir edición silenciosa de tipos de cambio históricos ya utilizados en movimientos.</w:t></w:r></w:p><w:p><w:pPr><w:pStyle w:val="Listaconvietas"/><w:spacing w:after="20"/><w:rPr><w:lang w:val="es-NI"/></w:rPr></w:pPr><w:r><w:rPr><w:lang w:val="es-NI"/></w:rPr><w:t>No permitir eliminación física de registros que formen parte de la trazabilidad histórica.</w:t></w:r></w:p><w:p><w:pPr><w:pStyle w:val="Listaconvietas"/><w:spacing w:after="20"/><w:rPr><w:lang w:val="es-NI"/></w:rPr></w:pPr><w:r><w:rPr><w:lang w:val="es-NI"/></w:rPr><w:t>Centralizar las reglas de cálculo de equivalentes NIO para evitar diferencias entre módulos.</w:t></w:r></w:p><w:p><w:pPr><w:pStyle w:val="Listaconvietas"/><w:spacing w:after="20"/><w:rPr><w:lang w:val="es-NI"/></w:rPr></w:pPr><w:r><w:rPr><w:lang w:val="es-NI"/></w:rPr><w:t>Validar la pertenencia OT/proceso en cada operación que permita ambos identificadores.</w:t></w:r></w:p><w:p><w:pPr><w:pStyle w:val="Listaconvietas"/><w:spacing w:after="20"/><w:rPr><w:lang w:val="es-NI"/></w:rPr></w:pPr><w:r><w:rPr><w:lang w:val="es-NI"/></w:rPr><w:t>Proteger la concurrencia del inventario al registrar entradas/salidas y actualizar CPP.</w:t></w:r></w:p><w:p><w:pPr><w:pStyle w:val="Listaconvietas"/><w:spacing w:after="20"/><w:rPr><w:lang w:val="es-NI"/></w:rPr></w:pPr><w:r><w:rPr><w:lang w:val="es-NI"/></w:rPr><w:t xml:space="preserve">Al cerrar una OT, guardar el </w:t></w:r><w:proofErr w:type="spellStart"/><w:r><w:rPr><w:lang w:val="es-NI"/></w:rPr><w:t>snapshot</w:t></w:r><w:proofErr w:type="spellEnd"/><w:r><w:rPr><w:lang w:val="es-NI"/></w:rPr><w:t xml:space="preserve"> en </w:t></w:r><w:proofErr w:type="spellStart"/><w:r><w:rPr><w:lang w:val="es-NI"/></w:rPr><w:t>cierres_orden</w:t></w:r><w:proofErr w:type="spellEnd"/><w:r><w:rPr><w:lang w:val="es-NI"/></w:rPr><w:t xml:space="preserve"> y no reconstruirlo posteriormente con valores actuales.</w:t></w:r></w:p><w:p><w:pPr><w:pStyle w:val="Listaconvietas"/><w:spacing w:after="20"/><w:rPr><w:lang w:val="es-NI"/></w:rPr></w:pPr><w:r><w:rPr><w:lang w:val="es-NI"/></w:rPr><w:t xml:space="preserve">Documentar en los modelos </w:t></w:r><w:proofErr w:type="spellStart"/><w:r><w:rPr><w:lang w:val="es-NI"/></w:rPr><w:t>Eloquent</w:t></w:r><w:proofErr w:type="spellEnd"/><w:r><w:rPr><w:lang w:val="es-NI"/></w:rPr><w:t xml:space="preserve"> las relaciones y aplicar </w:t></w:r><w:proofErr w:type="spellStart"/><w:r><w:rPr><w:lang w:val="es-NI"/></w:rPr><w:t>SoftDeletes</w:t></w:r><w:proofErr w:type="spellEnd"/><w:r><w:rPr><w:lang w:val="es-NI"/></w:rPr><w:t xml:space="preserve"> donde exista </w:t></w:r><w:proofErr w:type="spellStart"/><w:r><w:rPr><w:lang w:val="es-NI"/></w:rPr><w:t>deleted_at</w:t></w:r><w:proofErr w:type="spellEnd"/><w:r><w:rPr><w:lang w:val="es-NI"/></w:rPr><w:t>.</w:t></w:r></w:p><w:p><w:pPr><w:pStyle w:val="Ttulo1"/><w:rPr><w:lang w:val="es-NI"/></w:rPr></w:pPr><w:bookmarkStart w:id="42" w:name="_Toc240620171"/><w:r><w:rPr><w:lang w:val="es-NI"/></w:rPr><w:t>9. Flujo de trazabilidad principal</w:t></w:r><w:bookmarkEnd w:id="42"/></w:p><w:p><w:pPr><w:jc w:val="center"/><w:rPr><w:lang w:val="es-NI"/></w:rPr></w:pPr><w:r><w:rPr><w:lang w:val="es-NI"/></w:rPr><w:t>Cliente</w:t></w:r></w:p><w:p><w:pPr><w:jc w:val="center"/><w:rPr><w:lang w:val="es-NI"/></w:rPr></w:pPr><w:r><w:rPr><w:lang w:val="es-NI"/></w:rPr><w:t>↓</w:t></w:r></w:p><w:p><w:pPr><w:jc w:val="center"/><w:rPr><w:lang w:val="es-NI"/></w:rPr></w:pPr><w:r><w:rPr><w:lang w:val="es-NI"/></w:rPr><w:t>Orden de trabajo</w:t></w:r></w:p><w:p><w:pPr><w:jc w:val="center"/><w:rPr><w:lang w:val="es-NI"/></w:rPr></w:pPr><w:r><w:rPr><w:lang w:val="es-NI"/></w:rPr><w:t>↓</w:t></w:r></w:p><w:p><w:pPr><w:jc w:val="center"/><w:rPr><w:lang w:val="es-NI"/></w:rPr></w:pPr><w:r><w:rPr><w:lang w:val="es-NI"/></w:rPr><w:t>Procesos / etapas</w:t></w:r></w:p><w:p><w:pPr><w:jc w:val="center"/><w:rPr><w:lang w:val="es-NI"/></w:rPr></w:pPr><w:r><w:rPr><w:lang w:val="es-NI"/></w:rPr><w:t>↓</w:t></w:r></w:p><w:p><w:pPr><w:jc w:val="center"/><w:rPr><w:lang w:val="es-NI"/></w:rPr></w:pPr><w:r><w:rPr><w:lang w:val="es-NI"/></w:rPr><w:t>Costos + mano de obra + consumo de inventario</w:t></w:r></w:p><w:p><w:pPr><w:jc w:val="center"/><w:rPr><w:lang w:val="es-NI"/></w:rPr></w:pPr><w:r><w:rPr><w:lang w:val="es-NI"/></w:rPr><w:t>↓</w:t></w:r></w:p><w:p><w:pPr><w:jc w:val="center"/><w:rPr><w:lang w:val="es-NI"/></w:rPr></w:pPr><w:r><w:rPr><w:lang w:val="es-NI"/></w:rPr><w:t>Producción + recuperación de oro</w:t></w:r></w:p><w:p><w:pPr><w:jc w:val="center"/><w:rPr><w:lang w:val="es-NI"/></w:rPr></w:pPr><w:r><w:rPr><w:lang w:val="es-NI"/></w:rPr><w:t>↓</w:t></w:r></w:p><w:p><w:pPr><w:jc w:val="center"/><w:rPr><w:lang w:val="es-NI"/></w:rPr></w:pPr><w:r><w:rPr><w:lang w:val="es-NI"/></w:rPr><w:t>Acuerdo comercial + liquidación</w:t></w:r></w:p><w:p><w:pPr><w:jc w:val="center"/><w:rPr><w:lang w:val="es-NI"/></w:rPr></w:pPr><w:r><w:rPr><w:lang w:val="es-NI"/></w:rPr><w:t>↓</w:t></w:r></w:p><w:p><w:pPr><w:jc w:val="center"/><w:rPr><w:lang w:val="es-NI"/></w:rPr></w:pPr><w:r><w:rPr><w:lang w:val="es-NI"/></w:rPr><w:t>Ingresos + cobros</w:t></w:r></w:p><w:p><w:pPr><w:jc w:val="center"/><w:rPr><w:lang w:val="es-NI"/></w:rPr></w:pPr><w:r><w:rPr><w:lang w:val="es-NI"/></w:rPr><w:t>↓</w:t></w:r></w:p><w:p><w:pPr><w:jc w:val="center"/><w:rPr><w:lang w:val="es-NI"/></w:rPr></w:pPr><w:r><w:rPr><w:lang w:val="es-NI"/></w:rPr><w:t>Cierre económico de la OT en NIO</w:t></w:r></w:p><w:p><w:pPr><w:pStyle w:val="Ttulo1"/><w:rPr><w:lang w:val="es-NI"/></w:rPr></w:pPr><w:bookmarkStart w:id="43" w:name="_Toc240620172"/><w:r><w:rPr><w:lang w:val="es-NI"/></w:rPr><w:t>10. Control de versiones y mantenimiento</w:t></w:r><w:bookmarkEnd w:id="43"/></w:p><w:p><w:pPr><w:rPr><w:lang w:val="es-NI"/></w:rPr></w:pPr><w:r><w:rPr><w:lang w:val="es-NI"/></w:rPr><w:t>Esta documentación debe actualizarse cada vez que se agregue, elimine o modifique una tabla, campo, índice, relación o regla de negocio relevante. La versión del documento debe avanzar junto con la versión del esquema.</w:t></w:r></w:p><w:p><w:pPr><w:rPr><w:lang w:val="es-NI"/></w:rPr></w:pPr><w:r><w:t xml:space="preserve">Cambios sin cambio de esquema: se documenta la regla de la orden cerrada. La versión del documento no avanza porque el esquema no ha cambiado; lo que se documenta es una regla de negocio que ya se cumplía en la aplicación y ahora está escrita aquí.</w:t></w:r></w:p><w:p><w:pPr><w:rPr><w:lang w:val="es-NI"/></w:rPr></w:pPr><w:r><w:rPr><w:lang w:val="es-NI"/></w:rPr><w:t xml:space="preserve">Cambios sin cambio de esquema: se documenta la regla de las líneas de la compra. La versión del documento no avanza porque el esquema no ha cambiado. Lo que se documenta es que la validación de la rejilla se hace sobre las líneas que llevan material y no sobre el formulario entero, y que las filas vacías —la fila de ejemplo y las líneas que se dejen a medias— no impiden guardar la compra. Antes sí lo impedían, y el error señalaba una línea que el usuario no tenía delante, con lo que no había forma de saber qué corregir. También se deja escrito que el material de cada línea se elige con un desplegable con buscador, para no tener que recorrer el catálogo entero para encontrar uno.</w:t></w:r></w:p><w:p><w:pPr><w:rPr><w:lang w:val="es-NI"/></w:rPr></w:pPr><w:r><w:rPr><w:lang w:val="es-NI"/></w:rPr><w:t xml:space="preserve">Cambios sin cambio de esquema: se documentan las reglas del tipo de cambio y de su importación mensual. La versión del documento no avanza porque el esquema no ha cambiado: la tabla tipos_cambio ya estaba, con su índice único por fecha y moneda, y no se ha tocado ninguna columna. Lo que se documenta es que existe una pantalla para el tipo de cambio con el alta y la corrección en modal, que la importación del mes va en dos pasos con vista previa y el primero no escribe nada, que al importar cambia el valor pero no la fuente, y que el precio del oro va en precios_oro y no en tipos_cambio, así que la importación no lo toca. También que un tipo de cambio de cero no se admite, porque cero es la forma de decir que no se sabe y dejaría las compras sin convertir sin avisar.</w:t></w:r></w:p><w:p><w:pPr><w:rPr><w:lang w:val="es-NI"/></w:rPr></w:pPr><w:r><w:rPr><w:lang w:val="es-NI"/></w:rPr><w:t xml:space="preserve">Cambios sin cambio de esquema: se documentan las reglas del catálogo de monedas. La versión del documento no avanza porque el esquema no ha cambiado: la tabla monedas ya estaba, con su índice único uq_moneda_codigo, y no se ha tocado ninguna columna. Lo que se documenta es que el catálogo tiene pantalla propia con el alta, la edición y la ficha en modal, cuando antes no había forma de añadir una moneda; que el código es el ISO de tres letras en mayúsculas, en lugar de los números de orden de alta que tenían las dos monedas; que solo puede haber una moneda base y que al marcar otra se le quita la marca a las demás sin preguntar; que a la moneda base no se le puede quitar la marca ni desactivarla; y que una moneda en uso no se borra sino que se desactiva, con el aviso diciendo de donde se usa. También se documenta que devolverle el código a una moneda borrada la revive en vez de crear una segunda, que es el mismo choque entre índice único y borrado lógico que se corrigió en el tipo de cambio.</w:t></w:r></w:p><w:p><w:pPr><w:rPr><w:lang w:val="es-NI"/></w:rPr></w:pPr><w:r><w:rPr><w:lang w:val="es-NI"/></w:rPr><w:t xml:space="preserve">Cambio de esquema: el precio del oro pasa a cuatro decimales y la tabla gana su índice único, y la versión del documento avanza de 1.3 a 1.4. El precio era DECIMAL(14,2) y es DECIMAL(14,4) porque el precio es por gramo y anda por los 80 dólares: con dos decimales, dos días seguidos pueden acabar con el mismo número, y entonces la serie deja de decir en qué día subió y en qué día se quedó. No se pierde nada, porque los precios que hubiera están a cero en los decimales nuevos. Y se añade uq_precio_oro_fecha_unidad_moneda, porque un día no puede tener dos precios de la misma unidad y moneda: la fila se usa para valorar, y con dos precios habría que elegir uno sin que nada dijera cuál. El índice lleva la unidad porque el gramo y la onza troy pueden convivir el mismo día sin pisarse, y lleva la moneda porque un taller que compra en dólares y contabiliza en córdobas necesita los dos precios y su equivalencia con el tipo de cambio del día. También se documenta que un precio en cero sí se admite, y a propósito: aquí el cero no es una cotización de cero sino la forma de decir &quot;de este día no se sabe el precio&quot;, que es un dato real y distinto de no tener nada, mientras que en tipos_cambio el cero no se admite porque dejaría la compra convertida a cero. Y que ese cero nunca sale multiplicado: al buscar el precio de un día se saltan los ceros y se cae en el último que sí se sabe, y si no hay ninguno anterior se devuelve ausencia en vez de inventar. Y que al importar un mes, un cero del archivo no pisa un precio que ya se sepa, porque el archivo del banco no pone ceros y si aparece uno es que la celda venía vacía. También se deja escrito que el precio del oro NO va en tipos_cambio, que es la otra mitad de la regla: son dos series distintas, con unidades distintas, y con el cero significando cosas distintas que no se pueden compatibilizar en la misma tabla. Y que esta serie es la que da sentido a valoraciones_oro, que sin ella no tendría con qué multiplicar los gramos recuperados.</w:t></w:r></w:p><w:p><w:pPr><w:rPr><w:lang w:val="es-NI"/></w:rPr></w:pPr><w:r><w:t xml:space="preserve">Cambios de la versión 1.3: se documenta la columna compra_id en movimientos_inventario y su relación con compras, que es lo que permite saber de qué compra salió cada entrada de almacén y deshacerla. Se documentan también las reglas de negocio de compras y detalle_compras: el material entra al almacén solo al finalizar la compra, dentro de la misma transacción que la guarda, y los totales los suma la aplicación a partir de las líneas, no la pantalla.</w:t></w:r></w:p><w:p><w:pPr><w:rPr><w:lang w:val="es-NI"/></w:rPr></w:pPr><w:r><w:rPr><w:lang w:val="es-NI"/></w:rPr><w:lastRenderedPageBreak/><w:t>Para futuras auditorías, se recomienda conservar este documento junto con los scripts SQL/migraciones de Laravel que correspondan a la misma versión de la base de datos.</w:t></w:r></w:p>
+<file path=word/document.xml><w:p><w:pPr><w:jc w:val="center"/><w:rPr><w:lang w:val="es-NI"/></w:rPr></w:pPr><w:r><w:rPr><w:b/><w:sz w:val="48"/><w:lang w:val="es-NI"/></w:rPr><w:t>DOCUMENTACIÓN Y AUDITORÍA</w:t></w:r><w:r><w:rPr><w:b/><w:sz w:val="48"/><w:lang w:val="es-NI"/></w:rPr><w:br/><w:t>DE LA BASE DE DATOS</w:t></w:r></w:p><w:p><w:pPr><w:jc w:val="center"/><w:rPr><w:lang w:val="es-NI"/></w:rPr></w:pPr><w:r><w:rPr><w:sz w:val="24"/><w:lang w:val="es-NI"/></w:rPr><w:t>Sistema de control de procesamiento de mineral, costos, producción, oro, inventario y gestión comercial</w:t></w:r></w:p><w:p><w:pPr><w:rPr><w:lang w:val="es-NI"/></w:rPr></w:pPr></w:p><w:p><w:pPr><w:jc w:val="center"/><w:rPr><w:lang w:val="es-NI"/></w:rPr></w:pPr><w:r><w:t xml:space="preserve">Versión documental: 1.4</w:t></w:r></w:p><w:p><w:pPr><w:jc w:val="center"/><w:rPr><w:lang w:val="es-NI"/></w:rPr></w:pPr><w:r><w:rPr><w:lang w:val="es-NI"/></w:rPr><w:t xml:space="preserve">Fecha: 26/09/2026</w:t></w:r></w:p><w:p><w:pPr><w:jc w:val="center"/><w:rPr><w:lang w:val="es-NI"/></w:rPr></w:pPr></w:p><w:p><w:pPr><w:jc w:val="center"/><w:rPr><w:lang w:val="es-NI"/></w:rPr></w:pPr></w:p><w:p><w:pPr><w:jc w:val="center"/><w:rPr><w:lang w:val="es-NI"/></w:rPr></w:pPr></w:p><w:p><w:pPr><w:jc w:val="center"/><w:rPr><w:lang w:val="es-NI"/></w:rPr></w:pPr></w:p><w:p><w:pPr><w:jc w:val="center"/><w:rPr><w:lang w:val="es-NI"/></w:rPr></w:pPr></w:p><w:p><w:pPr><w:jc w:val="center"/><w:rPr><w:lang w:val="es-NI"/></w:rPr></w:pPr></w:p><w:p><w:pPr><w:jc w:val="center"/><w:rPr><w:lang w:val="es-NI"/></w:rPr></w:pPr></w:p><w:p><w:pPr><w:jc w:val="center"/><w:rPr><w:lang w:val="es-NI"/></w:rPr></w:pPr></w:p><w:p><w:pPr><w:jc w:val="center"/><w:rPr><w:lang w:val="es-NI"/></w:rPr></w:pPr></w:p><w:p><w:pPr><w:jc w:val="center"/><w:rPr><w:lang w:val="es-NI"/></w:rPr></w:pPr></w:p><w:p><w:pPr><w:jc w:val="center"/><w:rPr><w:lang w:val="es-NI"/></w:rPr></w:pPr></w:p><w:p><w:pPr><w:jc w:val="center"/><w:rPr><w:lang w:val="es-NI"/></w:rPr></w:pPr></w:p><w:p><w:pPr><w:jc w:val="center"/><w:rPr><w:lang w:val="es-NI"/></w:rPr></w:pPr></w:p><w:p><w:pPr><w:jc w:val="center"/><w:rPr><w:lang w:val="es-NI"/></w:rPr></w:pPr></w:p><w:p><w:pPr><w:jc w:val="center"/><w:rPr><w:lang w:val="es-NI"/></w:rPr></w:pPr></w:p><w:p><w:pPr><w:jc w:val="center"/><w:rPr><w:lang w:val="es-NI"/></w:rPr></w:pPr></w:p><w:p><w:pPr><w:jc w:val="center"/><w:rPr><w:lang w:val="es-NI"/></w:rPr></w:pPr></w:p><w:p><w:pPr><w:jc w:val="center"/><w:rPr><w:lang w:val="es-NI"/></w:rPr></w:pPr></w:p><w:p><w:pPr><w:jc w:val="center"/><w:rPr><w:lang w:val="es-NI"/></w:rPr></w:pPr></w:p><w:p><w:pPr><w:jc w:val="center"/><w:rPr><w:lang w:val="es-NI"/></w:rPr></w:pPr></w:p><w:p><w:pPr><w:jc w:val="center"/><w:rPr><w:lang w:val="es-NI"/></w:rPr></w:pPr></w:p><w:p><w:pPr><w:jc w:val="center"/><w:rPr><w:lang w:val="es-NI"/></w:rPr></w:pPr></w:p><w:p><w:pPr><w:jc w:val="center"/><w:rPr><w:lang w:val="es-NI"/></w:rPr></w:pPr></w:p><w:p><w:pPr><w:jc w:val="center"/><w:rPr><w:lang w:val="es-NI"/></w:rPr></w:pPr></w:p><w:p><w:pPr><w:pStyle w:val="TtuloTDC"/><w:rPr><w:lang w:val="es-NI"/></w:rPr></w:pPr><w:r><w:rPr><w:lang w:val="es-NI"/></w:rPr><w:t>Contenido</w:t></w:r></w:p><w:p><w:pPr><w:pStyle w:val="TDC1"/><w:tabs><w:tab w:val="right" w:leader="dot" w:pos="10214"/></w:tabs><w:rPr><w:noProof/><w:lang w:val="es-NI"/></w:rPr></w:pPr><w:r><w:rPr><w:lang w:val="es-NI"/></w:rPr><w:fldChar w:fldCharType="begin"/></w:r><w:r><w:rPr><w:lang w:val="es-NI"/></w:rPr><w:instrText xml:space="preserve"> TOC \o "1-3" \h \z \u </w:instrText></w:r><w:r><w:rPr><w:lang w:val="es-NI"/></w:rPr><w:fldChar w:fldCharType="separate"/></w:r><w:hyperlink w:anchor="_Toc240620129" w:history="1"><w:r><w:rPr><w:rStyle w:val="Hipervnculo"/><w:noProof/><w:lang w:val="es-NI"/></w:rPr><w:t>1. Objetivo de la documentación</w:t></w:r><w:r><w:rPr><w:noProof/><w:webHidden/><w:lang w:val="es-NI"/></w:rPr><w:tab/></w:r><w:r><w:rPr><w:noProof/><w:webHidden/><w:lang w:val="es-NI"/></w:rPr><w:fldChar w:fldCharType="begin"/></w:r><w:r><w:rPr><w:noProof/><w:webHidden/><w:lang w:val="es-NI"/></w:rPr><w:instrText xml:space="preserve"> PAGEREF _Toc240620129 \h </w:instrText></w:r><w:r><w:rPr><w:noProof/><w:webHidden/><w:lang w:val="es-NI"/></w:rPr></w:r><w:r><w:rPr><w:noProof/><w:webHidden/><w:lang w:val="es-NI"/></w:rPr><w:fldChar w:fldCharType="separate"/></w:r><w:r><w:rPr><w:noProof/><w:webHidden/><w:lang w:val="es-NI"/></w:rPr><w:t>3</w:t></w:r><w:r><w:rPr><w:noProof/><w:webHidden/><w:lang w:val="es-NI"/></w:rPr><w:fldChar w:fldCharType="end"/></w:r></w:hyperlink></w:p><w:p><w:pPr><w:pStyle w:val="TDC1"/><w:tabs><w:tab w:val="right" w:leader="dot" w:pos="10214"/></w:tabs><w:rPr><w:noProof/><w:lang w:val="es-NI"/></w:rPr></w:pPr><w:hyperlink w:anchor="_Toc240620130" w:history="1"><w:r><w:rPr><w:rStyle w:val="Hipervnculo"/><w:noProof/><w:lang w:val="es-NI"/></w:rPr><w:t>2. Alcance de la auditoría</w:t></w:r><w:r><w:rPr><w:noProof/><w:webHidden/><w:lang w:val="es-NI"/></w:rPr><w:tab/></w:r><w:r><w:rPr><w:noProof/><w:webHidden/><w:lang w:val="es-NI"/></w:rPr><w:fldChar w:fldCharType="begin"/></w:r><w:r><w:rPr><w:noProof/><w:webHidden/><w:lang w:val="es-NI"/></w:rPr><w:instrText xml:space="preserve"> PAGEREF _Toc240620130 \h </w:instrText></w:r><w:r><w:rPr><w:noProof/><w:webHidden/><w:lang w:val="es-NI"/></w:rPr></w:r><w:r><w:rPr><w:noProof/><w:webHidden/><w:lang w:val="es-NI"/></w:rPr><w:fldChar w:fldCharType="separate"/></w:r><w:r><w:rPr><w:noProof/><w:webHidden/><w:lang w:val="es-NI"/></w:rPr><w:t>3</w:t></w:r><w:r><w:rPr><w:noProof/><w:webHidden/><w:lang w:val="es-NI"/></w:rPr><w:fldChar w:fldCharType="end"/></w:r></w:hyperlink></w:p><w:p><w:pPr><w:pStyle w:val="TDC1"/><w:tabs><w:tab w:val="right" w:leader="dot" w:pos="10214"/></w:tabs><w:rPr><w:noProof/><w:lang w:val="es-NI"/></w:rPr></w:pPr><w:hyperlink w:anchor="_Toc240620131" w:history="1"><w:r><w:rPr><w:rStyle w:val="Hipervnculo"/><w:noProof/><w:lang w:val="es-NI"/></w:rPr><w:t>3. Convenciones generales</w:t></w:r><w:r><w:rPr><w:noProof/><w:webHidden/><w:lang w:val="es-NI"/></w:rPr><w:tab/></w:r><w:r><w:rPr><w:noProof/><w:webHidden/><w:lang w:val="es-NI"/></w:rPr><w:fldChar w:fldCharType="begin"/></w:r><w:r><w:rPr><w:noProof/><w:webHidden/><w:lang w:val="es-NI"/></w:rPr><w:instrText xml:space="preserve"> PAGEREF _Toc240620131 \h </w:instrText></w:r><w:r><w:rPr><w:noProof/><w:webHidden/><w:lang w:val="es-NI"/></w:rPr></w:r><w:r><w:rPr><w:noProof/><w:webHidden/><w:lang w:val="es-NI"/></w:rPr><w:fldChar w:fldCharType="separate"/></w:r><w:r><w:rPr><w:noProof/><w:webHidden/><w:lang w:val="es-NI"/></w:rPr><w:t>3</w:t></w:r><w:r><w:rPr><w:noProof/><w:webHidden/><w:lang w:val="es-NI"/></w:rPr><w:fldChar w:fldCharType="end"/></w:r></w:hyperlink></w:p><w:p><w:pPr><w:pStyle w:val="TDC1"/><w:tabs><w:tab w:val="right" w:leader="dot" w:pos="10214"/></w:tabs><w:rPr><w:noProof/><w:lang w:val="es-NI"/></w:rPr></w:pPr><w:hyperlink w:anchor="_Toc240620132" w:history="1"><w:r><w:rPr><w:rStyle w:val="Hipervnculo"/><w:noProof/><w:lang w:val="es-NI"/></w:rPr><w:t>4. Arquitectura funcional</w:t></w:r><w:r><w:rPr><w:noProof/><w:webHidden/><w:lang w:val="es-NI"/></w:rPr><w:tab/></w:r><w:r><w:rPr><w:noProof/><w:webHidden/><w:lang w:val="es-NI"/></w:rPr><w:fldChar w:fldCharType="begin"/></w:r><w:r><w:rPr><w:noProof/><w:webHidden/><w:lang w:val="es-NI"/></w:rPr><w:instrText xml:space="preserve"> PAGEREF _Toc240620132 \h </w:instrText></w:r><w:r><w:rPr><w:noProof/><w:webHidden/><w:lang w:val="es-NI"/></w:rPr></w:r><w:r><w:rPr><w:noProof/><w:webHidden/><w:lang w:val="es-NI"/></w:rPr><w:fldChar w:fldCharType="separate"/></w:r><w:r><w:rPr><w:noProof/><w:webHidden/><w:lang w:val="es-NI"/></w:rPr><w:t>3</w:t></w:r><w:r><w:rPr><w:noProof/><w:webHidden/><w:lang w:val="es-NI"/></w:rPr><w:fldChar w:fldCharType="end"/></w:r></w:hyperlink></w:p><w:p><w:pPr><w:pStyle w:val="TDC1"/><w:tabs><w:tab w:val="right" w:leader="dot" w:pos="10214"/></w:tabs><w:rPr><w:noProof/><w:lang w:val="es-NI"/></w:rPr></w:pPr><w:hyperlink w:anchor="_Toc240620133" w:history="1"><w:r><w:rPr><w:rStyle w:val="Hipervnculo"/><w:noProof/><w:lang w:val="es-NI"/></w:rPr><w:t>5. Diccionario de tablas</w:t></w:r><w:r><w:rPr><w:noProof/><w:webHidden/><w:lang w:val="es-NI"/></w:rPr><w:tab/></w:r><w:r><w:rPr><w:noProof/><w:webHidden/><w:lang w:val="es-NI"/></w:rPr><w:fldChar w:fldCharType="begin"/></w:r><w:r><w:rPr><w:noProof/><w:webHidden/><w:lang w:val="es-NI"/></w:rPr><w:instrText xml:space="preserve"> PAGEREF _Toc240620133 \h </w:instrText></w:r><w:r><w:rPr><w:noProof/><w:webHidden/><w:lang w:val="es-NI"/></w:rPr></w:r><w:r><w:rPr><w:noProof/><w:webHidden/><w:lang w:val="es-NI"/></w:rPr><w:fldChar w:fldCharType="separate"/></w:r><w:r><w:rPr><w:noProof/><w:webHidden/><w:lang w:val="es-NI"/></w:rPr><w:t>3</w:t></w:r><w:r><w:rPr><w:noProof/><w:webHidden/><w:lang w:val="es-NI"/></w:rPr><w:fldChar w:fldCharType="end"/></w:r></w:hyperlink></w:p><w:p><w:pPr><w:pStyle w:val="TDC2"/><w:tabs><w:tab w:val="right" w:leader="dot" w:pos="10214"/></w:tabs><w:rPr><w:noProof/><w:lang w:val="es-NI"/></w:rPr></w:pPr><w:hyperlink w:anchor="_Toc240620134" w:history="1"><w:r><w:rPr><w:rStyle w:val="Hipervnculo"/><w:noProof/><w:lang w:val="es-NI"/></w:rPr><w:t>1. clientes</w:t></w:r><w:r><w:rPr><w:noProof/><w:webHidden/><w:lang w:val="es-NI"/></w:rPr><w:tab/></w:r><w:r><w:rPr><w:noProof/><w:webHidden/><w:lang w:val="es-NI"/></w:rPr><w:fldChar w:fldCharType="begin"/></w:r><w:r><w:rPr><w:noProof/><w:webHidden/><w:lang w:val="es-NI"/></w:rPr><w:instrText xml:space="preserve"> PAGEREF _Toc240620134 \h </w:instrText></w:r><w:r><w:rPr><w:noProof/><w:webHidden/><w:lang w:val="es-NI"/></w:rPr></w:r><w:r><w:rPr><w:noProof/><w:webHidden/><w:lang w:val="es-NI"/></w:rPr><w:fldChar w:fldCharType="separate"/></w:r><w:r><w:rPr><w:noProof/><w:webHidden/><w:lang w:val="es-NI"/></w:rPr><w:t>3</w:t></w:r><w:r><w:rPr><w:noProof/><w:webHidden/><w:lang w:val="es-NI"/></w:rPr><w:fldChar w:fldCharType="end"/></w:r></w:hyperlink></w:p><w:p><w:pPr><w:pStyle w:val="TDC2"/><w:tabs><w:tab w:val="right" w:leader="dot" w:pos="10214"/></w:tabs><w:rPr><w:noProof/><w:lang w:val="es-NI"/></w:rPr></w:pPr><w:hyperlink w:anchor="_Toc240620135" w:history="1"><w:r><w:rPr><w:rStyle w:val="Hipervnculo"/><w:noProof/><w:lang w:val="es-NI"/></w:rPr><w:t>2. ordenes_trabajo</w:t></w:r><w:r><w:rPr><w:noProof/><w:webHidden/><w:lang w:val="es-NI"/></w:rPr><w:tab/></w:r><w:r><w:rPr><w:noProof/><w:webHidden/><w:lang w:val="es-NI"/></w:rPr><w:fldChar w:fldCharType="begin"/></w:r><w:r><w:rPr><w:noProof/><w:webHidden/><w:lang w:val="es-NI"/></w:rPr><w:instrText xml:space="preserve"> PAGEREF _Toc240620135 \h </w:instrText></w:r><w:r><w:rPr><w:noProof/><w:webHidden/><w:lang w:val="es-NI"/></w:rPr></w:r><w:r><w:rPr><w:noProof/><w:webHidden/><w:lang w:val="es-NI"/></w:rPr><w:fldChar w:fldCharType="separate"/></w:r><w:r><w:rPr><w:noProof/><w:webHidden/><w:lang w:val="es-NI"/></w:rPr><w:t>4</w:t></w:r><w:r><w:rPr><w:noProof/><w:webHidden/><w:lang w:val="es-NI"/></w:rPr><w:fldChar w:fldCharType="end"/></w:r></w:hyperlink></w:p><w:p><w:pPr><w:pStyle w:val="TDC2"/><w:tabs><w:tab w:val="right" w:leader="dot" w:pos="10214"/></w:tabs><w:rPr><w:noProof/><w:lang w:val="es-NI"/></w:rPr></w:pPr><w:hyperlink w:anchor="_Toc240620136" w:history="1"><w:r><w:rPr><w:rStyle w:val="Hipervnculo"/><w:noProof/><w:lang w:val="es-NI"/></w:rPr><w:t>3. etapas</w:t></w:r><w:r><w:rPr><w:noProof/><w:webHidden/><w:lang w:val="es-NI"/></w:rPr><w:tab/></w:r><w:r><w:rPr><w:noProof/><w:webHidden/><w:lang w:val="es-NI"/></w:rPr><w:fldChar w:fldCharType="begin"/></w:r><w:r><w:rPr><w:noProof/><w:webHidden/><w:lang w:val="es-NI"/></w:rPr><w:instrText xml:space="preserve"> PAGEREF _Toc240620136 \h </w:instrText></w:r><w:r><w:rPr><w:noProof/><w:webHidden/><w:lang w:val="es-NI"/></w:rPr></w:r><w:r><w:rPr><w:noProof/><w:webHidden/><w:lang w:val="es-NI"/></w:rPr><w:fldChar w:fldCharType="separate"/></w:r><w:r><w:rPr><w:noProof/><w:webHidden/><w:lang w:val="es-NI"/></w:rPr><w:t>5</w:t></w:r><w:r><w:rPr><w:noProof/><w:webHidden/><w:lang w:val="es-NI"/></w:rPr><w:fldChar w:fldCharType="end"/></w:r></w:hyperlink></w:p><w:p><w:pPr><w:pStyle w:val="TDC2"/><w:tabs><w:tab w:val="right" w:leader="dot" w:pos="10214"/></w:tabs><w:rPr><w:noProof/><w:lang w:val="es-NI"/></w:rPr></w:pPr><w:hyperlink w:anchor="_Toc240620137" w:history="1"><w:r><w:rPr><w:rStyle w:val="Hipervnculo"/><w:noProof/><w:lang w:val="es-NI"/></w:rPr><w:t>4. procesos_orden</w:t></w:r><w:r><w:rPr><w:noProof/><w:webHidden/><w:lang w:val="es-NI"/></w:rPr><w:tab/></w:r><w:r><w:rPr><w:noProof/><w:webHidden/><w:lang w:val="es-NI"/></w:rPr><w:fldChar w:fldCharType="begin"/></w:r><w:r><w:rPr><w:noProof/><w:webHidden/><w:lang w:val="es-NI"/></w:rPr><w:instrText xml:space="preserve"> PAGEREF _Toc240620137 \h </w:instrText></w:r><w:r><w:rPr><w:noProof/><w:webHidden/><w:lang w:val="es-NI"/></w:rPr></w:r><w:r><w:rPr><w:noProof/><w:webHidden/><w:lang w:val="es-NI"/></w:rPr><w:fldChar w:fldCharType="separate"/></w:r><w:r><w:rPr><w:noProof/><w:webHidden/><w:lang w:val="es-NI"/></w:rPr><w:t>6</w:t></w:r><w:r><w:rPr><w:noProof/><w:webHidden/><w:lang w:val="es-NI"/></w:rPr><w:fldChar w:fldCharType="end"/></w:r></w:hyperlink></w:p><w:p><w:pPr><w:pStyle w:val="TDC2"/><w:tabs><w:tab w:val="right" w:leader="dot" w:pos="10214"/></w:tabs><w:rPr><w:noProof/><w:lang w:val="es-NI"/></w:rPr></w:pPr><w:hyperlink w:anchor="_Toc240620138" w:history="1"><w:r><w:rPr><w:rStyle w:val="Hipervnculo"/><w:noProof/><w:lang w:val="es-NI"/></w:rPr><w:t>5. categorias_costos</w:t></w:r><w:r><w:rPr><w:noProof/><w:webHidden/><w:lang w:val="es-NI"/></w:rPr><w:tab/></w:r><w:r><w:rPr><w:noProof/><w:webHidden/><w:lang w:val="es-NI"/></w:rPr><w:fldChar w:fldCharType="begin"/></w:r><w:r><w:rPr><w:noProof/><w:webHidden/><w:lang w:val="es-NI"/></w:rPr><w:instrText xml:space="preserve"> PAGEREF _Toc240620138 \h </w:instrText></w:r><w:r><w:rPr><w:noProof/><w:webHidden/><w:lang w:val="es-NI"/></w:rPr></w:r><w:r><w:rPr><w:noProof/><w:webHidden/><w:lang w:val="es-NI"/></w:rPr><w:fldChar w:fldCharType="separate"/></w:r><w:r><w:rPr><w:noProof/><w:webHidden/><w:lang w:val="es-NI"/></w:rPr><w:t>7</w:t></w:r><w:r><w:rPr><w:noProof/><w:webHidden/><w:lang w:val="es-NI"/></w:rPr><w:fldChar w:fldCharType="end"/></w:r></w:hyperlink></w:p><w:p><w:pPr><w:pStyle w:val="TDC2"/><w:tabs><w:tab w:val="right" w:leader="dot" w:pos="10214"/></w:tabs><w:rPr><w:noProof/><w:lang w:val="es-NI"/></w:rPr></w:pPr><w:hyperlink w:anchor="_Toc240620139" w:history="1"><w:r><w:rPr><w:rStyle w:val="Hipervnculo"/><w:noProof/><w:lang w:val="es-NI"/></w:rPr><w:t>6. movimientos_costos</w:t></w:r><w:r><w:rPr><w:noProof/><w:webHidden/><w:lang w:val="es-NI"/></w:rPr><w:tab/></w:r><w:r><w:rPr><w:noProof/><w:webHidden/><w:lang w:val="es-NI"/></w:rPr><w:fldChar w:fldCharType="begin"/></w:r><w:r><w:rPr><w:noProof/><w:webHidden/><w:lang w:val="es-NI"/></w:rPr><w:instrText xml:space="preserve"> PAGEREF _Toc240620139 \h </w:instrText></w:r><w:r><w:rPr><w:noProof/><w:webHidden/><w:lang w:val="es-NI"/></w:rPr></w:r><w:r><w:rPr><w:noProof/><w:webHidden/><w:lang w:val="es-NI"/></w:rPr><w:fldChar w:fldCharType="separate"/></w:r><w:r><w:rPr><w:noProof/><w:webHidden/><w:lang w:val="es-NI"/></w:rPr><w:t>8</w:t></w:r><w:r><w:rPr><w:noProof/><w:webHidden/><w:lang w:val="es-NI"/></w:rPr><w:fldChar w:fldCharType="end"/></w:r></w:hyperlink></w:p><w:p><w:pPr><w:pStyle w:val="TDC2"/><w:tabs><w:tab w:val="right" w:leader="dot" w:pos="10214"/></w:tabs><w:rPr><w:noProof/><w:lang w:val="es-NI"/></w:rPr></w:pPr><w:hyperlink w:anchor="_Toc240620140" w:history="1"><w:r><w:rPr><w:rStyle w:val="Hipervnculo"/><w:noProof/><w:lang w:val="es-NI"/></w:rPr><w:t>7. tipos_empleado</w:t></w:r><w:r><w:rPr><w:noProof/><w:webHidden/><w:lang w:val="es-NI"/></w:rPr><w:tab/></w:r><w:r><w:rPr><w:noProof/><w:webHidden/><w:lang w:val="es-NI"/></w:rPr><w:fldChar w:fldCharType="begin"/></w:r><w:r><w:rPr><w:noProof/><w:webHidden/><w:lang w:val="es-NI"/></w:rPr><w:instrText xml:space="preserve"> PAGEREF _Toc240620140 \h </w:instrText></w:r><w:r><w:rPr><w:noProof/><w:webHidden/><w:lang w:val="es-NI"/></w:rPr></w:r><w:r><w:rPr><w:noProof/><w:webHidden/><w:lang w:val="es-NI"/></w:rPr><w:fldChar w:fldCharType="separate"/></w:r><w:r><w:rPr><w:noProof/><w:webHidden/><w:lang w:val="es-NI"/></w:rPr><w:t>9</w:t></w:r><w:r><w:rPr><w:noProof/><w:webHidden/><w:lang w:val="es-NI"/></w:rPr><w:fldChar w:fldCharType="end"/></w:r></w:hyperlink></w:p><w:p><w:pPr><w:pStyle w:val="TDC2"/><w:tabs><w:tab w:val="right" w:leader="dot" w:pos="10214"/></w:tabs><w:rPr><w:noProof/><w:lang w:val="es-NI"/></w:rPr></w:pPr><w:hyperlink w:anchor="_Toc240620141" w:history="1"><w:r><w:rPr><w:rStyle w:val="Hipervnculo"/><w:noProof/><w:lang w:val="es-NI"/></w:rPr><w:t>8. empleados</w:t></w:r><w:r><w:rPr><w:noProof/><w:webHidden/><w:lang w:val="es-NI"/></w:rPr><w:tab/></w:r><w:r><w:rPr><w:noProof/><w:webHidden/><w:lang w:val="es-NI"/></w:rPr><w:fldChar w:fldCharType="begin"/></w:r><w:r><w:rPr><w:noProof/><w:webHidden/><w:lang w:val="es-NI"/></w:rPr><w:instrText xml:space="preserve"> PAGEREF _Toc240620141 \h </w:instrText></w:r><w:r><w:rPr><w:noProof/><w:webHidden/><w:lang w:val="es-NI"/></w:rPr></w:r><w:r><w:rPr><w:noProof/><w:webHidden/><w:lang w:val="es-NI"/></w:rPr><w:fldChar w:fldCharType="separate"/></w:r><w:r><w:rPr><w:noProof/><w:webHidden/><w:lang w:val="es-NI"/></w:rPr><w:t>10</w:t></w:r><w:r><w:rPr><w:noProof/><w:webHidden/><w:lang w:val="es-NI"/></w:rPr><w:fldChar w:fldCharType="end"/></w:r></w:hyperlink></w:p><w:p><w:pPr><w:pStyle w:val="TDC2"/><w:tabs><w:tab w:val="right" w:leader="dot" w:pos="10214"/></w:tabs><w:rPr><w:noProof/><w:lang w:val="es-NI"/></w:rPr></w:pPr><w:hyperlink w:anchor="_Toc240620142" w:history="1"><w:r><w:rPr><w:rStyle w:val="Hipervnculo"/><w:noProof/><w:lang w:val="es-NI"/></w:rPr><w:t>9. tipos_pago_empleado</w:t></w:r><w:r><w:rPr><w:noProof/><w:webHidden/><w:lang w:val="es-NI"/></w:rPr><w:tab/></w:r><w:r><w:rPr><w:noProof/><w:webHidden/><w:lang w:val="es-NI"/></w:rPr><w:fldChar w:fldCharType="begin"/></w:r><w:r><w:rPr><w:noProof/><w:webHidden/><w:lang w:val="es-NI"/></w:rPr><w:instrText xml:space="preserve"> PAGEREF _Toc240620142 \h </w:instrText></w:r><w:r><w:rPr><w:noProof/><w:webHidden/><w:lang w:val="es-NI"/></w:rPr></w:r><w:r><w:rPr><w:noProof/><w:webHidden/><w:lang w:val="es-NI"/></w:rPr><w:fldChar w:fldCharType="separate"/></w:r><w:r><w:rPr><w:noProof/><w:webHidden/><w:lang w:val="es-NI"/></w:rPr><w:t>11</w:t></w:r><w:r><w:rPr><w:noProof/><w:webHidden/><w:lang w:val="es-NI"/></w:rPr><w:fldChar w:fldCharType="end"/></w:r></w:hyperlink></w:p><w:p><w:pPr><w:pStyle w:val="TDC2"/><w:tabs><w:tab w:val="right" w:leader="dot" w:pos="10214"/></w:tabs><w:rPr><w:noProof/><w:lang w:val="es-NI"/></w:rPr></w:pPr><w:hyperlink w:anchor="_Toc240620143" w:history="1"><w:r><w:rPr><w:rStyle w:val="Hipervnculo"/><w:noProof/><w:lang w:val="es-NI"/></w:rPr><w:t>10. empleados_pagos</w:t></w:r><w:r><w:rPr><w:noProof/><w:webHidden/><w:lang w:val="es-NI"/></w:rPr><w:tab/></w:r><w:r><w:rPr><w:noProof/><w:webHidden/><w:lang w:val="es-NI"/></w:rPr><w:fldChar w:fldCharType="begin"/></w:r><w:r><w:rPr><w:noProof/><w:webHidden/><w:lang w:val="es-NI"/></w:rPr><w:instrText xml:space="preserve"> PAGEREF _Toc240620143 \h </w:instrText></w:r><w:r><w:rPr><w:noProof/><w:webHidden/><w:lang w:val="es-NI"/></w:rPr></w:r><w:r><w:rPr><w:noProof/><w:webHidden/><w:lang w:val="es-NI"/></w:rPr><w:fldChar w:fldCharType="separate"/></w:r><w:r><w:rPr><w:noProof/><w:webHidden/><w:lang w:val="es-NI"/></w:rPr><w:t>12</w:t></w:r><w:r><w:rPr><w:noProof/><w:webHidden/><w:lang w:val="es-NI"/></w:rPr><w:fldChar w:fldCharType="end"/></w:r></w:hyperlink></w:p><w:p><w:pPr><w:pStyle w:val="TDC2"/><w:tabs><w:tab w:val="right" w:leader="dot" w:pos="10214"/></w:tabs><w:rPr><w:noProof/><w:lang w:val="es-NI"/></w:rPr></w:pPr><w:hyperlink w:anchor="_Toc240620144" w:history="1"><w:r><w:rPr><w:rStyle w:val="Hipervnculo"/><w:noProof/><w:lang w:val="es-NI"/></w:rPr><w:t>11. trabajos_empleados</w:t></w:r><w:r><w:rPr><w:noProof/><w:webHidden/><w:lang w:val="es-NI"/></w:rPr><w:tab/></w:r><w:r><w:rPr><w:noProof/><w:webHidden/><w:lang w:val="es-NI"/></w:rPr><w:fldChar w:fldCharType="begin"/></w:r><w:r><w:rPr><w:noProof/><w:webHidden/><w:lang w:val="es-NI"/></w:rPr><w:instrText xml:space="preserve"> PAGEREF _Toc240620144 \h </w:instrText></w:r><w:r><w:rPr><w:noProof/><w:webHidden/><w:lang w:val="es-NI"/></w:rPr></w:r><w:r><w:rPr><w:noProof/><w:webHidden/><w:lang w:val="es-NI"/></w:rPr><w:fldChar w:fldCharType="separate"/></w:r><w:r><w:rPr><w:noProof/><w:webHidden/><w:lang w:val="es-NI"/></w:rPr><w:t>13</w:t></w:r><w:r><w:rPr><w:noProof/><w:webHidden/><w:lang w:val="es-NI"/></w:rPr><w:fldChar w:fldCharType="end"/></w:r></w:hyperlink></w:p><w:p><w:pPr><w:pStyle w:val="TDC2"/><w:tabs><w:tab w:val="right" w:leader="dot" w:pos="10214"/></w:tabs><w:rPr><w:noProof/><w:lang w:val="es-NI"/></w:rPr></w:pPr><w:hyperlink w:anchor="_Toc240620145" w:history="1"><w:r><w:rPr><w:rStyle w:val="Hipervnculo"/><w:noProof/><w:lang w:val="es-NI"/></w:rPr><w:t>12. tipos_produccion</w:t></w:r><w:r><w:rPr><w:noProof/><w:webHidden/><w:lang w:val="es-NI"/></w:rPr><w:tab/></w:r><w:r><w:rPr><w:noProof/><w:webHidden/><w:lang w:val="es-NI"/></w:rPr><w:fldChar w:fldCharType="begin"/></w:r><w:r><w:rPr><w:noProof/><w:webHidden/><w:lang w:val="es-NI"/></w:rPr><w:instrText xml:space="preserve"> PAGEREF _Toc240620145 \h </w:instrText></w:r><w:r><w:rPr><w:noProof/><w:webHidden/><w:lang w:val="es-NI"/></w:rPr></w:r><w:r><w:rPr><w:noProof/><w:webHidden/><w:lang w:val="es-NI"/></w:rPr><w:fldChar w:fldCharType="separate"/></w:r><w:r><w:rPr><w:noProof/><w:webHidden/><w:lang w:val="es-NI"/></w:rPr><w:t>14</w:t></w:r><w:r><w:rPr><w:noProof/><w:webHidden/><w:lang w:val="es-NI"/></w:rPr><w:fldChar w:fldCharType="end"/></w:r></w:hyperlink></w:p><w:p><w:pPr><w:pStyle w:val="TDC2"/><w:tabs><w:tab w:val="right" w:leader="dot" w:pos="10214"/></w:tabs><w:rPr><w:noProof/><w:lang w:val="es-NI"/></w:rPr></w:pPr><w:hyperlink w:anchor="_Toc240620146" w:history="1"><w:r><w:rPr><w:rStyle w:val="Hipervnculo"/><w:noProof/><w:lang w:val="es-NI"/></w:rPr><w:t>13. producciones</w:t></w:r><w:r><w:rPr><w:noProof/><w:webHidden/><w:lang w:val="es-NI"/></w:rPr><w:tab/></w:r><w:r><w:rPr><w:noProof/><w:webHidden/><w:lang w:val="es-NI"/></w:rPr><w:fldChar w:fldCharType="begin"/></w:r><w:r><w:rPr><w:noProof/><w:webHidden/><w:lang w:val="es-NI"/></w:rPr><w:instrText xml:space="preserve"> PAGEREF _Toc240620146 \h </w:instrText></w:r><w:r><w:rPr><w:noProof/><w:webHidden/><w:lang w:val="es-NI"/></w:rPr></w:r><w:r><w:rPr><w:noProof/><w:webHidden/><w:lang w:val="es-NI"/></w:rPr><w:fldChar w:fldCharType="separate"/></w:r><w:r><w:rPr><w:noProof/><w:webHidden/><w:lang w:val="es-NI"/></w:rPr><w:t>15</w:t></w:r><w:r><w:rPr><w:noProof/><w:webHidden/><w:lang w:val="es-NI"/></w:rPr><w:fldChar w:fldCharType="end"/></w:r></w:hyperlink></w:p><w:p><w:pPr><w:pStyle w:val="TDC2"/><w:tabs><w:tab w:val="right" w:leader="dot" w:pos="10214"/></w:tabs><w:rPr><w:noProof/><w:lang w:val="es-NI"/></w:rPr></w:pPr><w:hyperlink w:anchor="_Toc240620147" w:history="1"><w:r><w:rPr><w:rStyle w:val="Hipervnculo"/><w:noProof/><w:lang w:val="es-NI"/></w:rPr><w:t>14. recuperaciones</w:t></w:r><w:r><w:rPr><w:noProof/><w:webHidden/><w:lang w:val="es-NI"/></w:rPr><w:tab/></w:r><w:r><w:rPr><w:noProof/><w:webHidden/><w:lang w:val="es-NI"/></w:rPr><w:fldChar w:fldCharType="begin"/></w:r><w:r><w:rPr><w:noProof/><w:webHidden/><w:lang w:val="es-NI"/></w:rPr><w:instrText xml:space="preserve"> PAGEREF _Toc240620147 \h </w:instrText></w:r><w:r><w:rPr><w:noProof/><w:webHidden/><w:lang w:val="es-NI"/></w:rPr></w:r><w:r><w:rPr><w:noProof/><w:webHidden/><w:lang w:val="es-NI"/></w:rPr><w:fldChar w:fldCharType="separate"/></w:r><w:r><w:rPr><w:noProof/><w:webHidden/><w:lang w:val="es-NI"/></w:rPr><w:t>16</w:t></w:r><w:r><w:rPr><w:noProof/><w:webHidden/><w:lang w:val="es-NI"/></w:rPr><w:fldChar w:fldCharType="end"/></w:r></w:hyperlink></w:p><w:p><w:pPr><w:pStyle w:val="TDC2"/><w:tabs><w:tab w:val="right" w:leader="dot" w:pos="10214"/></w:tabs><w:rPr><w:noProof/><w:lang w:val="es-NI"/></w:rPr></w:pPr><w:hyperlink w:anchor="_Toc240620148" w:history="1"><w:r><w:rPr><w:rStyle w:val="Hipervnculo"/><w:noProof/><w:lang w:val="es-NI"/></w:rPr><w:t>15. precios_oro</w:t></w:r><w:r><w:rPr><w:noProof/><w:webHidden/><w:lang w:val="es-NI"/></w:rPr><w:tab/></w:r><w:r><w:rPr><w:noProof/><w:webHidden/><w:lang w:val="es-NI"/></w:rPr><w:fldChar w:fldCharType="begin"/></w:r><w:r><w:rPr><w:noProof/><w:webHidden/><w:lang w:val="es-NI"/></w:rPr><w:instrText xml:space="preserve"> PAGEREF _Toc240620148 \h </w:instrText></w:r><w:r><w:rPr><w:noProof/><w:webHidden/><w:lang w:val="es-NI"/></w:rPr></w:r><w:r><w:rPr><w:noProof/><w:webHidden/><w:lang w:val="es-NI"/></w:rPr><w:fldChar w:fldCharType="separate"/></w:r><w:r><w:rPr><w:noProof/><w:webHidden/><w:lang w:val="es-NI"/></w:rPr><w:t>17</w:t></w:r><w:r><w:rPr><w:noProof/><w:webHidden/><w:lang w:val="es-NI"/></w:rPr><w:fldChar w:fldCharType="end"/></w:r></w:hyperlink></w:p><w:p><w:pPr><w:pStyle w:val="TDC2"/><w:tabs><w:tab w:val="right" w:leader="dot" w:pos="10214"/></w:tabs><w:rPr><w:noProof/><w:lang w:val="es-NI"/></w:rPr></w:pPr><w:hyperlink w:anchor="_Toc240620149" w:history="1"><w:r><w:rPr><w:rStyle w:val="Hipervnculo"/><w:noProof/><w:lang w:val="es-NI"/></w:rPr><w:t>16. valoraciones_oro</w:t></w:r><w:r><w:rPr><w:noProof/><w:webHidden/><w:lang w:val="es-NI"/></w:rPr><w:tab/></w:r><w:r><w:rPr><w:noProof/><w:webHidden/><w:lang w:val="es-NI"/></w:rPr><w:fldChar w:fldCharType="begin"/></w:r><w:r><w:rPr><w:noProof/><w:webHidden/><w:lang w:val="es-NI"/></w:rPr><w:instrText xml:space="preserve"> PAGEREF _Toc240620149 \h </w:instrText></w:r><w:r><w:rPr><w:noProof/><w:webHidden/><w:lang w:val="es-NI"/></w:rPr></w:r><w:r><w:rPr><w:noProof/><w:webHidden/><w:lang w:val="es-NI"/></w:rPr><w:fldChar w:fldCharType="separate"/></w:r><w:r><w:rPr><w:noProof/><w:webHidden/><w:lang w:val="es-NI"/></w:rPr><w:t>18</w:t></w:r><w:r><w:rPr><w:noProof/><w:webHidden/><w:lang w:val="es-NI"/></w:rPr><w:fldChar w:fldCharType="end"/></w:r></w:hyperlink></w:p><w:p><w:pPr><w:pStyle w:val="TDC2"/><w:tabs><w:tab w:val="right" w:leader="dot" w:pos="10214"/></w:tabs><w:rPr><w:noProof/><w:lang w:val="es-NI"/></w:rPr></w:pPr><w:hyperlink w:anchor="_Toc240620150" w:history="1"><w:r><w:rPr><w:rStyle w:val="Hipervnculo"/><w:noProof/><w:lang w:val="es-NI"/></w:rPr><w:t>17. productos</w:t></w:r><w:r><w:rPr><w:noProof/><w:webHidden/><w:lang w:val="es-NI"/></w:rPr><w:tab/></w:r><w:r><w:rPr><w:noProof/><w:webHidden/><w:lang w:val="es-NI"/></w:rPr><w:fldChar w:fldCharType="begin"/></w:r><w:r><w:rPr><w:noProof/><w:webHidden/><w:lang w:val="es-NI"/></w:rPr><w:instrText xml:space="preserve"> PAGEREF _Toc240620150 \h </w:instrText></w:r><w:r><w:rPr><w:noProof/><w:webHidden/><w:lang w:val="es-NI"/></w:rPr></w:r><w:r><w:rPr><w:noProof/><w:webHidden/><w:lang w:val="es-NI"/></w:rPr><w:fldChar w:fldCharType="separate"/></w:r><w:r><w:rPr><w:noProof/><w:webHidden/><w:lang w:val="es-NI"/></w:rPr><w:t>19</w:t></w:r><w:r><w:rPr><w:noProof/><w:webHidden/><w:lang w:val="es-NI"/></w:rPr><w:fldChar w:fldCharType="end"/></w:r></w:hyperlink></w:p><w:p><w:pPr><w:pStyle w:val="TDC2"/><w:tabs><w:tab w:val="right" w:leader="dot" w:pos="10214"/></w:tabs><w:rPr><w:noProof/><w:lang w:val="es-NI"/></w:rPr></w:pPr><w:hyperlink w:anchor="_Toc240620151" w:history="1"><w:r><w:rPr><w:rStyle w:val="Hipervnculo"/><w:noProof/><w:lang w:val="es-NI"/></w:rPr><w:t>18. inventario_productos</w:t></w:r><w:r><w:rPr><w:noProof/><w:webHidden/><w:lang w:val="es-NI"/></w:rPr><w:tab/></w:r><w:r><w:rPr><w:noProof/><w:webHidden/><w:lang w:val="es-NI"/></w:rPr><w:fldChar w:fldCharType="begin"/></w:r><w:r><w:rPr><w:noProof/><w:webHidden/><w:lang w:val="es-NI"/></w:rPr><w:instrText xml:space="preserve"> PAGEREF _Toc240620151 \h </w:instrText></w:r><w:r><w:rPr><w:noProof/><w:webHidden/><w:lang w:val="es-NI"/></w:rPr></w:r><w:r><w:rPr><w:noProof/><w:webHidden/><w:lang w:val="es-NI"/></w:rPr><w:fldChar w:fldCharType="separate"/></w:r><w:r><w:rPr><w:noProof/><w:webHidden/><w:lang w:val="es-NI"/></w:rPr><w:t>20</w:t></w:r><w:r><w:rPr><w:noProof/><w:webHidden/><w:lang w:val="es-NI"/></w:rPr><w:fldChar w:fldCharType="end"/></w:r></w:hyperlink></w:p><w:p><w:pPr><w:pStyle w:val="TDC2"/><w:tabs><w:tab w:val="right" w:leader="dot" w:pos="10214"/></w:tabs><w:rPr><w:noProof/><w:lang w:val="es-NI"/></w:rPr></w:pPr><w:hyperlink w:anchor="_Toc240620152" w:history="1"><w:r><w:rPr><w:rStyle w:val="Hipervnculo"/><w:noProof/><w:lang w:val="es-NI"/></w:rPr><w:t>19. movimientos_inventario</w:t></w:r><w:r><w:rPr><w:noProof/><w:webHidden/><w:lang w:val="es-NI"/></w:rPr><w:tab/></w:r><w:r><w:rPr><w:noProof/><w:webHidden/><w:lang w:val="es-NI"/></w:rPr><w:fldChar w:fldCharType="begin"/></w:r><w:r><w:rPr><w:noProof/><w:webHidden/><w:lang w:val="es-NI"/></w:rPr><w:instrText xml:space="preserve"> PAGEREF _Toc240620152 \h </w:instrText></w:r><w:r><w:rPr><w:noProof/><w:webHidden/><w:lang w:val="es-NI"/></w:rPr></w:r><w:r><w:rPr><w:noProof/><w:webHidden/><w:lang w:val="es-NI"/></w:rPr><w:fldChar w:fldCharType="separate"/></w:r><w:r><w:rPr><w:noProof/><w:webHidden/><w:lang w:val="es-NI"/></w:rPr><w:t>21</w:t></w:r><w:r><w:rPr><w:noProof/><w:webHidden/><w:lang w:val="es-NI"/></w:rPr><w:fldChar w:fldCharType="end"/></w:r></w:hyperlink></w:p><w:p><w:pPr><w:pStyle w:val="TDC2"/><w:tabs><w:tab w:val="right" w:leader="dot" w:pos="10214"/></w:tabs><w:rPr><w:noProof/><w:lang w:val="es-NI"/></w:rPr></w:pPr><w:hyperlink w:anchor="_Toc240620153" w:history="1"><w:r><w:rPr><w:rStyle w:val="Hipervnculo"/><w:noProof/><w:lang w:val="es-NI"/></w:rPr><w:t>20. proveedores</w:t></w:r><w:r><w:rPr><w:noProof/><w:webHidden/><w:lang w:val="es-NI"/></w:rPr><w:tab/></w:r><w:r><w:rPr><w:noProof/><w:webHidden/><w:lang w:val="es-NI"/></w:rPr><w:fldChar w:fldCharType="begin"/></w:r><w:r><w:rPr><w:noProof/><w:webHidden/><w:lang w:val="es-NI"/></w:rPr><w:instrText xml:space="preserve"> PAGEREF _Toc240620153 \h </w:instrText></w:r><w:r><w:rPr><w:noProof/><w:webHidden/><w:lang w:val="es-NI"/></w:rPr></w:r><w:r><w:rPr><w:noProof/><w:webHidden/><w:lang w:val="es-NI"/></w:rPr><w:fldChar w:fldCharType="separate"/></w:r><w:r><w:rPr><w:noProof/><w:webHidden/><w:lang w:val="es-NI"/></w:rPr><w:t>22</w:t></w:r><w:r><w:rPr><w:noProof/><w:webHidden/><w:lang w:val="es-NI"/></w:rPr><w:fldChar w:fldCharType="end"/></w:r></w:hyperlink></w:p><w:p><w:pPr><w:pStyle w:val="TDC2"/><w:tabs><w:tab w:val="right" w:leader="dot" w:pos="10214"/></w:tabs><w:rPr><w:noProof/><w:lang w:val="es-NI"/></w:rPr></w:pPr><w:hyperlink w:anchor="_Toc240620154" w:history="1"><w:r><w:rPr><w:rStyle w:val="Hipervnculo"/><w:noProof/><w:lang w:val="es-NI"/></w:rPr><w:t>21. compras</w:t></w:r><w:r><w:rPr><w:noProof/><w:webHidden/><w:lang w:val="es-NI"/></w:rPr><w:tab/></w:r><w:r><w:rPr><w:noProof/><w:webHidden/><w:lang w:val="es-NI"/></w:rPr><w:fldChar w:fldCharType="begin"/></w:r><w:r><w:rPr><w:noProof/><w:webHidden/><w:lang w:val="es-NI"/></w:rPr><w:instrText xml:space="preserve"> PAGEREF _Toc240620154 \h </w:instrText></w:r><w:r><w:rPr><w:noProof/><w:webHidden/><w:lang w:val="es-NI"/></w:rPr></w:r><w:r><w:rPr><w:noProof/><w:webHidden/><w:lang w:val="es-NI"/></w:rPr><w:fldChar w:fldCharType="separate"/></w:r><w:r><w:rPr><w:noProof/><w:webHidden/><w:lang w:val="es-NI"/></w:rPr><w:t>23</w:t></w:r><w:r><w:rPr><w:noProof/><w:webHidden/><w:lang w:val="es-NI"/></w:rPr><w:fldChar w:fldCharType="end"/></w:r></w:hyperlink></w:p><w:p><w:pPr><w:pStyle w:val="TDC2"/><w:tabs><w:tab w:val="right" w:leader="dot" w:pos="10214"/></w:tabs><w:rPr><w:noProof/><w:lang w:val="es-NI"/></w:rPr></w:pPr><w:hyperlink w:anchor="_Toc240620155" w:history="1"><w:r><w:rPr><w:rStyle w:val="Hipervnculo"/><w:noProof/><w:lang w:val="es-NI"/></w:rPr><w:t>22. detalle_compras</w:t></w:r><w:r><w:rPr><w:noProof/><w:webHidden/><w:lang w:val="es-NI"/></w:rPr><w:tab/></w:r><w:r><w:rPr><w:noProof/><w:webHidden/><w:lang w:val="es-NI"/></w:rPr><w:fldChar w:fldCharType="begin"/></w:r><w:r><w:rPr><w:noProof/><w:webHidden/><w:lang w:val="es-NI"/></w:rPr><w:instrText xml:space="preserve"> PAGEREF _Toc240620155 \h </w:instrText></w:r><w:r><w:rPr><w:noProof/><w:webHidden/><w:lang w:val="es-NI"/></w:rPr></w:r><w:r><w:rPr><w:noProof/><w:webHidden/><w:lang w:val="es-NI"/></w:rPr><w:fldChar w:fldCharType="separate"/></w:r><w:r><w:rPr><w:noProof/><w:webHidden/><w:lang w:val="es-NI"/></w:rPr><w:t>24</w:t></w:r><w:r><w:rPr><w:noProof/><w:webHidden/><w:lang w:val="es-NI"/></w:rPr><w:fldChar w:fldCharType="end"/></w:r></w:hyperlink></w:p><w:p><w:pPr><w:pStyle w:val="TDC2"/><w:tabs><w:tab w:val="right" w:leader="dot" w:pos="10214"/></w:tabs><w:rPr><w:noProof/><w:lang w:val="es-NI"/></w:rPr></w:pPr><w:hyperlink w:anchor="_Toc240620156" w:history="1"><w:r><w:rPr><w:rStyle w:val="Hipervnculo"/><w:noProof/><w:lang w:val="es-NI"/></w:rPr><w:t>23. tipos_participacion</w:t></w:r><w:r><w:rPr><w:noProof/><w:webHidden/><w:lang w:val="es-NI"/></w:rPr><w:tab/></w:r><w:r><w:rPr><w:noProof/><w:webHidden/><w:lang w:val="es-NI"/></w:rPr><w:fldChar w:fldCharType="begin"/></w:r><w:r><w:rPr><w:noProof/><w:webHidden/><w:lang w:val="es-NI"/></w:rPr><w:instrText xml:space="preserve"> PAGEREF _Toc240620156 \h </w:instrText></w:r><w:r><w:rPr><w:noProof/><w:webHidden/><w:lang w:val="es-NI"/></w:rPr></w:r><w:r><w:rPr><w:noProof/><w:webHidden/><w:lang w:val="es-NI"/></w:rPr><w:fldChar w:fldCharType="separate"/></w:r><w:r><w:rPr><w:noProof/><w:webHidden/><w:lang w:val="es-NI"/></w:rPr><w:t>25</w:t></w:r><w:r><w:rPr><w:noProof/><w:webHidden/><w:lang w:val="es-NI"/></w:rPr><w:fldChar w:fldCharType="end"/></w:r></w:hyperlink></w:p><w:p><w:pPr><w:pStyle w:val="TDC2"/><w:tabs><w:tab w:val="right" w:leader="dot" w:pos="10214"/></w:tabs><w:rPr><w:noProof/><w:lang w:val="es-NI"/></w:rPr></w:pPr><w:hyperlink w:anchor="_Toc240620157" w:history="1"><w:r><w:rPr><w:rStyle w:val="Hipervnculo"/><w:noProof/><w:lang w:val="es-NI"/></w:rPr><w:t>24. acuerdos_orden</w:t></w:r><w:r><w:rPr><w:noProof/><w:webHidden/><w:lang w:val="es-NI"/></w:rPr><w:tab/></w:r><w:r><w:rPr><w:noProof/><w:webHidden/><w:lang w:val="es-NI"/></w:rPr><w:fldChar w:fldCharType="begin"/></w:r><w:r><w:rPr><w:noProof/><w:webHidden/><w:lang w:val="es-NI"/></w:rPr><w:instrText xml:space="preserve"> PAGEREF _Toc240620157 \h </w:instrText></w:r><w:r><w:rPr><w:noProof/><w:webHidden/><w:lang w:val="es-NI"/></w:rPr></w:r><w:r><w:rPr><w:noProof/><w:webHidden/><w:lang w:val="es-NI"/></w:rPr><w:fldChar w:fldCharType="separate"/></w:r><w:r><w:rPr><w:noProof/><w:webHidden/><w:lang w:val="es-NI"/></w:rPr><w:t>26</w:t></w:r><w:r><w:rPr><w:noProof/><w:webHidden/><w:lang w:val="es-NI"/></w:rPr><w:fldChar w:fldCharType="end"/></w:r></w:hyperlink></w:p><w:p><w:pPr><w:pStyle w:val="TDC2"/><w:tabs><w:tab w:val="right" w:leader="dot" w:pos="10214"/></w:tabs><w:rPr><w:noProof/><w:lang w:val="es-NI"/></w:rPr></w:pPr><w:hyperlink w:anchor="_Toc240620158" w:history="1"><w:r><w:rPr><w:rStyle w:val="Hipervnculo"/><w:noProof/><w:lang w:val="es-NI"/></w:rPr><w:t>25. liquidaciones</w:t></w:r><w:r><w:rPr><w:noProof/><w:webHidden/><w:lang w:val="es-NI"/></w:rPr><w:tab/></w:r><w:r><w:rPr><w:noProof/><w:webHidden/><w:lang w:val="es-NI"/></w:rPr><w:fldChar w:fldCharType="begin"/></w:r><w:r><w:rPr><w:noProof/><w:webHidden/><w:lang w:val="es-NI"/></w:rPr><w:instrText xml:space="preserve"> PAGEREF _Toc240620158 \h </w:instrText></w:r><w:r><w:rPr><w:noProof/><w:webHidden/><w:lang w:val="es-NI"/></w:rPr></w:r><w:r><w:rPr><w:noProof/><w:webHidden/><w:lang w:val="es-NI"/></w:rPr><w:fldChar w:fldCharType="separate"/></w:r><w:r><w:rPr><w:noProof/><w:webHidden/><w:lang w:val="es-NI"/></w:rPr><w:t>27</w:t></w:r><w:r><w:rPr><w:noProof/><w:webHidden/><w:lang w:val="es-NI"/></w:rPr><w:fldChar w:fldCharType="end"/></w:r></w:hyperlink></w:p><w:p><w:pPr><w:pStyle w:val="TDC2"/><w:tabs><w:tab w:val="right" w:leader="dot" w:pos="10214"/></w:tabs><w:rPr><w:noProof/><w:lang w:val="es-NI"/></w:rPr></w:pPr><w:hyperlink w:anchor="_Toc240620159" w:history="1"><w:r><w:rPr><w:rStyle w:val="Hipervnculo"/><w:noProof/><w:lang w:val="es-NI"/></w:rPr><w:t>26. tipos_ingreso</w:t></w:r><w:r><w:rPr><w:noProof/><w:webHidden/><w:lang w:val="es-NI"/></w:rPr><w:tab/></w:r><w:r><w:rPr><w:noProof/><w:webHidden/><w:lang w:val="es-NI"/></w:rPr><w:fldChar w:fldCharType="begin"/></w:r><w:r><w:rPr><w:noProof/><w:webHidden/><w:lang w:val="es-NI"/></w:rPr><w:instrText xml:space="preserve"> PAGEREF _Toc240620159 \h </w:instrText></w:r><w:r><w:rPr><w:noProof/><w:webHidden/><w:lang w:val="es-NI"/></w:rPr></w:r><w:r><w:rPr><w:noProof/><w:webHidden/><w:lang w:val="es-NI"/></w:rPr><w:fldChar w:fldCharType="separate"/></w:r><w:r><w:rPr><w:noProof/><w:webHidden/><w:lang w:val="es-NI"/></w:rPr><w:t>28</w:t></w:r><w:r><w:rPr><w:noProof/><w:webHidden/><w:lang w:val="es-NI"/></w:rPr><w:fldChar w:fldCharType="end"/></w:r></w:hyperlink></w:p><w:p><w:pPr><w:pStyle w:val="TDC2"/><w:tabs><w:tab w:val="right" w:leader="dot" w:pos="10214"/></w:tabs><w:rPr><w:noProof/><w:lang w:val="es-NI"/></w:rPr></w:pPr><w:hyperlink w:anchor="_Toc240620160" w:history="1"><w:r><w:rPr><w:rStyle w:val="Hipervnculo"/><w:noProof/><w:lang w:val="es-NI"/></w:rPr><w:t>27. ingresos</w:t></w:r><w:r><w:rPr><w:noProof/><w:webHidden/><w:lang w:val="es-NI"/></w:rPr><w:tab/></w:r><w:r><w:rPr><w:noProof/><w:webHidden/><w:lang w:val="es-NI"/></w:rPr><w:fldChar w:fldCharType="begin"/></w:r><w:r><w:rPr><w:noProof/><w:webHidden/><w:lang w:val="es-NI"/></w:rPr><w:instrText xml:space="preserve"> PAGEREF _Toc240620160 \h </w:instrText></w:r><w:r><w:rPr><w:noProof/><w:webHidden/><w:lang w:val="es-NI"/></w:rPr></w:r><w:r><w:rPr><w:noProof/><w:webHidden/><w:lang w:val="es-NI"/></w:rPr><w:fldChar w:fldCharType="separate"/></w:r><w:r><w:rPr><w:noProof/><w:webHidden/><w:lang w:val="es-NI"/></w:rPr><w:t>29</w:t></w:r><w:r><w:rPr><w:noProof/><w:webHidden/><w:lang w:val="es-NI"/></w:rPr><w:fldChar w:fldCharType="end"/></w:r></w:hyperlink></w:p><w:p><w:pPr><w:pStyle w:val="TDC2"/><w:tabs><w:tab w:val="right" w:leader="dot" w:pos="10214"/></w:tabs><w:rPr><w:noProof/><w:lang w:val="es-NI"/></w:rPr></w:pPr><w:hyperlink w:anchor="_Toc240620161" w:history="1"><w:r><w:rPr><w:rStyle w:val="Hipervnculo"/><w:noProof/><w:lang w:val="es-NI"/></w:rPr><w:t>28. cajas</w:t></w:r><w:r><w:rPr><w:noProof/><w:webHidden/><w:lang w:val="es-NI"/></w:rPr><w:tab/></w:r><w:r><w:rPr><w:noProof/><w:webHidden/><w:lang w:val="es-NI"/></w:rPr><w:fldChar w:fldCharType="begin"/></w:r><w:r><w:rPr><w:noProof/><w:webHidden/><w:lang w:val="es-NI"/></w:rPr><w:instrText xml:space="preserve"> PAGEREF _Toc240620161 \h </w:instrText></w:r><w:r><w:rPr><w:noProof/><w:webHidden/><w:lang w:val="es-NI"/></w:rPr></w:r><w:r><w:rPr><w:noProof/><w:webHidden/><w:lang w:val="es-NI"/></w:rPr><w:fldChar w:fldCharType="separate"/></w:r><w:r><w:rPr><w:noProof/><w:webHidden/><w:lang w:val="es-NI"/></w:rPr><w:t>30</w:t></w:r><w:r><w:rPr><w:noProof/><w:webHidden/><w:lang w:val="es-NI"/></w:rPr><w:fldChar w:fldCharType="end"/></w:r></w:hyperlink></w:p><w:p><w:pPr><w:pStyle w:val="TDC2"/><w:tabs><w:tab w:val="right" w:leader="dot" w:pos="10214"/></w:tabs><w:rPr><w:noProof/><w:lang w:val="es-NI"/></w:rPr></w:pPr><w:hyperlink w:anchor="_Toc240620162" w:history="1"><w:r><w:rPr><w:rStyle w:val="Hipervnculo"/><w:noProof/><w:lang w:val="es-NI"/></w:rPr><w:t>29. metodos_pago</w:t></w:r><w:r><w:rPr><w:noProof/><w:webHidden/><w:lang w:val="es-NI"/></w:rPr><w:tab/></w:r><w:r><w:rPr><w:noProof/><w:webHidden/><w:lang w:val="es-NI"/></w:rPr><w:fldChar w:fldCharType="begin"/></w:r><w:r><w:rPr><w:noProof/><w:webHidden/><w:lang w:val="es-NI"/></w:rPr><w:instrText xml:space="preserve"> PAGEREF _Toc240620162 \h </w:instrText></w:r><w:r><w:rPr><w:noProof/><w:webHidden/><w:lang w:val="es-NI"/></w:rPr></w:r><w:r><w:rPr><w:noProof/><w:webHidden/><w:lang w:val="es-NI"/></w:rPr><w:fldChar w:fldCharType="separate"/></w:r><w:r><w:rPr><w:noProof/><w:webHidden/><w:lang w:val="es-NI"/></w:rPr><w:t>31</w:t></w:r><w:r><w:rPr><w:noProof/><w:webHidden/><w:lang w:val="es-NI"/></w:rPr><w:fldChar w:fldCharType="end"/></w:r></w:hyperlink></w:p><w:p><w:pPr><w:pStyle w:val="TDC2"/><w:tabs><w:tab w:val="right" w:leader="dot" w:pos="10214"/></w:tabs><w:rPr><w:noProof/><w:lang w:val="es-NI"/></w:rPr></w:pPr><w:hyperlink w:anchor="_Toc240620163" w:history="1"><w:r><w:rPr><w:rStyle w:val="Hipervnculo"/><w:noProof/><w:lang w:val="es-NI"/></w:rPr><w:t>30. cobros</w:t></w:r><w:r><w:rPr><w:noProof/><w:webHidden/><w:lang w:val="es-NI"/></w:rPr><w:tab/></w:r><w:r><w:rPr><w:noProof/><w:webHidden/><w:lang w:val="es-NI"/></w:rPr><w:fldChar w:fldCharType="begin"/></w:r><w:r><w:rPr><w:noProof/><w:webHidden/><w:lang w:val="es-NI"/></w:rPr><w:instrText xml:space="preserve"> PAGEREF _Toc240620163 \h </w:instrText></w:r><w:r><w:rPr><w:noProof/><w:webHidden/><w:lang w:val="es-NI"/></w:rPr></w:r><w:r><w:rPr><w:noProof/><w:webHidden/><w:lang w:val="es-NI"/></w:rPr><w:fldChar w:fldCharType="separate"/></w:r><w:r><w:rPr><w:noProof/><w:webHidden/><w:lang w:val="es-NI"/></w:rPr><w:t>32</w:t></w:r><w:r><w:rPr><w:noProof/><w:webHidden/><w:lang w:val="es-NI"/></w:rPr><w:fldChar w:fldCharType="end"/></w:r></w:hyperlink></w:p><w:p><w:pPr><w:pStyle w:val="TDC2"/><w:tabs><w:tab w:val="right" w:leader="dot" w:pos="10214"/></w:tabs><w:rPr><w:noProof/><w:lang w:val="es-NI"/></w:rPr></w:pPr><w:hyperlink w:anchor="_Toc240620164" w:history="1"><w:r><w:rPr><w:rStyle w:val="Hipervnculo"/><w:noProof/><w:lang w:val="es-NI"/></w:rPr><w:t>31. detalle_cobros</w:t></w:r><w:r><w:rPr><w:noProof/><w:webHidden/><w:lang w:val="es-NI"/></w:rPr><w:tab/></w:r><w:r><w:rPr><w:noProof/><w:webHidden/><w:lang w:val="es-NI"/></w:rPr><w:fldChar w:fldCharType="begin"/></w:r><w:r><w:rPr><w:noProof/><w:webHidden/><w:lang w:val="es-NI"/></w:rPr><w:instrText xml:space="preserve"> PAGEREF _Toc240620164 \h </w:instrText></w:r><w:r><w:rPr><w:noProof/><w:webHidden/><w:lang w:val="es-NI"/></w:rPr></w:r><w:r><w:rPr><w:noProof/><w:webHidden/><w:lang w:val="es-NI"/></w:rPr><w:fldChar w:fldCharType="separate"/></w:r><w:r><w:rPr><w:noProof/><w:webHidden/><w:lang w:val="es-NI"/></w:rPr><w:t>33</w:t></w:r><w:r><w:rPr><w:noProof/><w:webHidden/><w:lang w:val="es-NI"/></w:rPr><w:fldChar w:fldCharType="end"/></w:r></w:hyperlink></w:p><w:p><w:pPr><w:pStyle w:val="TDC2"/><w:tabs><w:tab w:val="right" w:leader="dot" w:pos="10214"/></w:tabs><w:rPr><w:noProof/><w:lang w:val="es-NI"/></w:rPr></w:pPr><w:hyperlink w:anchor="_Toc240620165" w:history="1"><w:r><w:rPr><w:rStyle w:val="Hipervnculo"/><w:noProof/><w:lang w:val="es-NI"/></w:rPr><w:t>32. cierres_orden</w:t></w:r><w:r><w:rPr><w:noProof/><w:webHidden/><w:lang w:val="es-NI"/></w:rPr><w:tab/></w:r><w:r><w:rPr><w:noProof/><w:webHidden/><w:lang w:val="es-NI"/></w:rPr><w:fldChar w:fldCharType="begin"/></w:r><w:r><w:rPr><w:noProof/><w:webHidden/><w:lang w:val="es-NI"/></w:rPr><w:instrText xml:space="preserve"> PAGEREF _Toc240620165 \h </w:instrText></w:r><w:r><w:rPr><w:noProof/><w:webHidden/><w:lang w:val="es-NI"/></w:rPr></w:r><w:r><w:rPr><w:noProof/><w:webHidden/><w:lang w:val="es-NI"/></w:rPr><w:fldChar w:fldCharType="separate"/></w:r><w:r><w:rPr><w:noProof/><w:webHidden/><w:lang w:val="es-NI"/></w:rPr><w:t>34</w:t></w:r><w:r><w:rPr><w:noProof/><w:webHidden/><w:lang w:val="es-NI"/></w:rPr><w:fldChar w:fldCharType="end"/></w:r></w:hyperlink></w:p><w:p><w:pPr><w:pStyle w:val="TDC2"/><w:tabs><w:tab w:val="right" w:leader="dot" w:pos="10214"/></w:tabs><w:rPr><w:noProof/><w:lang w:val="es-NI"/></w:rPr></w:pPr><w:hyperlink w:anchor="_Toc240620166" w:history="1"><w:r><w:rPr><w:rStyle w:val="Hipervnculo"/><w:noProof/><w:lang w:val="es-NI"/></w:rPr><w:t>33. monedas</w:t></w:r><w:r><w:rPr><w:noProof/><w:webHidden/><w:lang w:val="es-NI"/></w:rPr><w:tab/></w:r><w:r><w:rPr><w:noProof/><w:webHidden/><w:lang w:val="es-NI"/></w:rPr><w:fldChar w:fldCharType="begin"/></w:r><w:r><w:rPr><w:noProof/><w:webHidden/><w:lang w:val="es-NI"/></w:rPr><w:instrText xml:space="preserve"> PAGEREF _Toc240620166 \h </w:instrText></w:r><w:r><w:rPr><w:noProof/><w:webHidden/><w:lang w:val="es-NI"/></w:rPr></w:r><w:r><w:rPr><w:noProof/><w:webHidden/><w:lang w:val="es-NI"/></w:rPr><w:fldChar w:fldCharType="separate"/></w:r><w:r><w:rPr><w:noProof/><w:webHidden/><w:lang w:val="es-NI"/></w:rPr><w:t>35</w:t></w:r><w:r><w:rPr><w:noProof/><w:webHidden/><w:lang w:val="es-NI"/></w:rPr><w:fldChar w:fldCharType="end"/></w:r></w:hyperlink></w:p><w:p><w:pPr><w:pStyle w:val="TDC2"/><w:tabs><w:tab w:val="right" w:leader="dot" w:pos="10214"/></w:tabs><w:rPr><w:noProof/><w:lang w:val="es-NI"/></w:rPr></w:pPr><w:hyperlink w:anchor="_Toc240620167" w:history="1"><w:r><w:rPr><w:rStyle w:val="Hipervnculo"/><w:noProof/><w:lang w:val="es-NI"/></w:rPr><w:t>34. tipos_cambio</w:t></w:r><w:r><w:rPr><w:noProof/><w:webHidden/><w:lang w:val="es-NI"/></w:rPr><w:tab/></w:r><w:r><w:rPr><w:noProof/><w:webHidden/><w:lang w:val="es-NI"/></w:rPr><w:fldChar w:fldCharType="begin"/></w:r><w:r><w:rPr><w:noProof/><w:webHidden/><w:lang w:val="es-NI"/></w:rPr><w:instrText xml:space="preserve"> PAGEREF _Toc240620167 \h </w:instrText></w:r><w:r><w:rPr><w:noProof/><w:webHidden/><w:lang w:val="es-NI"/></w:rPr></w:r><w:r><w:rPr><w:noProof/><w:webHidden/><w:lang w:val="es-NI"/></w:rPr><w:fldChar w:fldCharType="separate"/></w:r><w:r><w:rPr><w:noProof/><w:webHidden/><w:lang w:val="es-NI"/></w:rPr><w:t>36</w:t></w:r><w:r><w:rPr><w:noProof/><w:webHidden/><w:lang w:val="es-NI"/></w:rPr><w:fldChar w:fldCharType="end"/></w:r></w:hyperlink></w:p><w:p><w:pPr><w:pStyle w:val="TDC1"/><w:tabs><w:tab w:val="right" w:leader="dot" w:pos="10214"/></w:tabs><w:rPr><w:noProof/><w:lang w:val="es-NI"/></w:rPr></w:pPr><w:hyperlink w:anchor="_Toc240620168" w:history="1"><w:r><w:rPr><w:rStyle w:val="Hipervnculo"/><w:noProof/><w:lang w:val="es-NI"/></w:rPr><w:t>6. Reglas de negocio y auditoría</w:t></w:r><w:r><w:rPr><w:noProof/><w:webHidden/><w:lang w:val="es-NI"/></w:rPr><w:tab/></w:r><w:r><w:rPr><w:noProof/><w:webHidden/><w:lang w:val="es-NI"/></w:rPr><w:fldChar w:fldCharType="begin"/></w:r><w:r><w:rPr><w:noProof/><w:webHidden/><w:lang w:val="es-NI"/></w:rPr><w:instrText xml:space="preserve"> PAGEREF _Toc240620168 \h </w:instrText></w:r><w:r><w:rPr><w:noProof/><w:webHidden/><w:lang w:val="es-NI"/></w:rPr></w:r><w:r><w:rPr><w:noProof/><w:webHidden/><w:lang w:val="es-NI"/></w:rPr><w:fldChar w:fldCharType="separate"/></w:r><w:r><w:rPr><w:noProof/><w:webHidden/><w:lang w:val="es-NI"/></w:rPr><w:t>37</w:t></w:r><w:r><w:rPr><w:noProof/><w:webHidden/><w:lang w:val="es-NI"/></w:rPr><w:fldChar w:fldCharType="end"/></w:r></w:hyperlink></w:p><w:p><w:pPr><w:pStyle w:val="TDC1"/><w:tabs><w:tab w:val="right" w:leader="dot" w:pos="10214"/></w:tabs><w:rPr><w:noProof/><w:lang w:val="es-NI"/></w:rPr></w:pPr><w:hyperlink w:anchor="_Toc240620169" w:history="1"><w:r><w:rPr><w:rStyle w:val="Hipervnculo"/><w:noProof/><w:lang w:val="es-NI"/></w:rPr><w:t>7. Auditoría estructural</w:t></w:r><w:r><w:rPr><w:noProof/><w:webHidden/><w:lang w:val="es-NI"/></w:rPr><w:tab/></w:r><w:r><w:rPr><w:noProof/><w:webHidden/><w:lang w:val="es-NI"/></w:rPr><w:fldChar w:fldCharType="begin"/></w:r><w:r><w:rPr><w:noProof/><w:webHidden/><w:lang w:val="es-NI"/></w:rPr><w:instrText xml:space="preserve"> PAGEREF _Toc240620169 \h </w:instrText></w:r><w:r><w:rPr><w:noProof/><w:webHidden/><w:lang w:val="es-NI"/></w:rPr></w:r><w:r><w:rPr><w:noProof/><w:webHidden/><w:lang w:val="es-NI"/></w:rPr><w:fldChar w:fldCharType="separate"/></w:r><w:r><w:rPr><w:noProof/><w:webHidden/><w:lang w:val="es-NI"/></w:rPr><w:t>37</w:t></w:r><w:r><w:rPr><w:noProof/><w:webHidden/><w:lang w:val="es-NI"/></w:rPr><w:fldChar w:fldCharType="end"/></w:r></w:hyperlink></w:p><w:p><w:pPr><w:pStyle w:val="TDC1"/><w:tabs><w:tab w:val="right" w:leader="dot" w:pos="10214"/></w:tabs><w:rPr><w:noProof/><w:lang w:val="es-NI"/></w:rPr></w:pPr><w:hyperlink w:anchor="_Toc240620170" w:history="1"><w:r><w:rPr><w:rStyle w:val="Hipervnculo"/><w:noProof/><w:lang w:val="es-NI"/></w:rPr><w:t>8. Recomendaciones para Laravel</w:t></w:r><w:r><w:rPr><w:noProof/><w:webHidden/><w:lang w:val="es-NI"/></w:rPr><w:tab/></w:r><w:r><w:rPr><w:noProof/><w:webHidden/><w:lang w:val="es-NI"/></w:rPr><w:fldChar w:fldCharType="begin"/></w:r><w:r><w:rPr><w:noProof/><w:webHidden/><w:lang w:val="es-NI"/></w:rPr><w:instrText xml:space="preserve"> PAGEREF _Toc240620170 \h </w:instrText></w:r><w:r><w:rPr><w:noProof/><w:webHidden/><w:lang w:val="es-NI"/></w:rPr></w:r><w:r><w:rPr><w:noProof/><w:webHidden/><w:lang w:val="es-NI"/></w:rPr><w:fldChar w:fldCharType="separate"/></w:r><w:r><w:rPr><w:noProof/><w:webHidden/><w:lang w:val="es-NI"/></w:rPr><w:t>38</w:t></w:r><w:r><w:rPr><w:noProof/><w:webHidden/><w:lang w:val="es-NI"/></w:rPr><w:fldChar w:fldCharType="end"/></w:r></w:hyperlink></w:p><w:p><w:pPr><w:pStyle w:val="TDC1"/><w:tabs><w:tab w:val="right" w:leader="dot" w:pos="10214"/></w:tabs><w:rPr><w:noProof/><w:lang w:val="es-NI"/></w:rPr></w:pPr><w:hyperlink w:anchor="_Toc240620171" w:history="1"><w:r><w:rPr><w:rStyle w:val="Hipervnculo"/><w:noProof/><w:lang w:val="es-NI"/></w:rPr><w:t>9. Flujo de trazabilidad principal</w:t></w:r><w:r><w:rPr><w:noProof/><w:webHidden/><w:lang w:val="es-NI"/></w:rPr><w:tab/></w:r><w:r><w:rPr><w:noProof/><w:webHidden/><w:lang w:val="es-NI"/></w:rPr><w:fldChar w:fldCharType="begin"/></w:r><w:r><w:rPr><w:noProof/><w:webHidden/><w:lang w:val="es-NI"/></w:rPr><w:instrText xml:space="preserve"> PAGEREF _Toc240620171 \h </w:instrText></w:r><w:r><w:rPr><w:noProof/><w:webHidden/><w:lang w:val="es-NI"/></w:rPr></w:r><w:r><w:rPr><w:noProof/><w:webHidden/><w:lang w:val="es-NI"/></w:rPr><w:fldChar w:fldCharType="separate"/></w:r><w:r><w:rPr><w:noProof/><w:webHidden/><w:lang w:val="es-NI"/></w:rPr><w:t>38</w:t></w:r><w:r><w:rPr><w:noProof/><w:webHidden/><w:lang w:val="es-NI"/></w:rPr><w:fldChar w:fldCharType="end"/></w:r></w:hyperlink></w:p><w:p><w:pPr><w:pStyle w:val="TDC1"/><w:tabs><w:tab w:val="right" w:leader="dot" w:pos="10214"/></w:tabs><w:rPr><w:noProof/><w:lang w:val="es-NI"/></w:rPr></w:pPr><w:hyperlink w:anchor="_Toc240620172" w:history="1"><w:r><w:rPr><w:rStyle w:val="Hipervnculo"/><w:noProof/><w:lang w:val="es-NI"/></w:rPr><w:t>10. Control de versiones y mantenimiento</w:t></w:r><w:r><w:rPr><w:noProof/><w:webHidden/><w:lang w:val="es-NI"/></w:rPr><w:tab/></w:r><w:r><w:rPr><w:noProof/><w:webHidden/><w:lang w:val="es-NI"/></w:rPr><w:fldChar w:fldCharType="begin"/></w:r><w:r><w:rPr><w:noProof/><w:webHidden/><w:lang w:val="es-NI"/></w:rPr><w:instrText xml:space="preserve"> PAGEREF _Toc240620172 \h </w:instrText></w:r><w:r><w:rPr><w:noProof/><w:webHidden/><w:lang w:val="es-NI"/></w:rPr></w:r><w:r><w:rPr><w:noProof/><w:webHidden/><w:lang w:val="es-NI"/></w:rPr><w:fldChar w:fldCharType="separate"/></w:r><w:r><w:rPr><w:noProof/><w:webHidden/><w:lang w:val="es-NI"/></w:rPr><w:t>38</w:t></w:r><w:r><w:rPr><w:noProof/><w:webHidden/><w:lang w:val="es-NI"/></w:rPr><w:fldChar w:fldCharType="end"/></w:r></w:hyperlink></w:p><w:p><w:pPr><w:rPr><w:lang w:val="es-NI"/></w:rPr></w:pPr><w:r><w:rPr><w:b/><w:bCs/><w:lang w:val="es-NI"/></w:rPr><w:fldChar w:fldCharType="end"/></w:r></w:p><w:p><w:pPr><w:rPr><w:lang w:val="es-NI"/></w:rPr></w:pPr><w:r><w:rPr><w:lang w:val="es-NI"/></w:rPr><w:br w:type="page"/></w:r></w:p><w:p><w:pPr><w:pStyle w:val="Ttulo1"/><w:rPr><w:lang w:val="es-NI"/></w:rPr></w:pPr><w:bookmarkStart w:id="0" w:name="_Toc240620129"/><w:r><w:rPr><w:lang w:val="es-NI"/></w:rPr><w:lastRenderedPageBreak/><w:t>1. Objetivo de la documentación</w:t></w:r><w:bookmarkEnd w:id="0"/></w:p><w:p><w:pPr><w:rPr><w:lang w:val="es-NI"/></w:rPr></w:pPr><w:r><w:rPr><w:lang w:val="es-NI"/></w:rPr><w:t>Este documento constituye la referencia funcional y técnica de la estructura de la base de datos. Su finalidad es permitir que, con el paso del tiempo, un desarrollador, administrador o responsable del sistema pueda identificar qué representa cada tabla, qué información almacena cada campo, cómo se relacionan las entidades y cuáles son las reglas de negocio que deben respetarse al implementar o auditar el sistema.</w:t></w:r></w:p><w:p><w:pPr><w:rPr><w:lang w:val="es-NI"/></w:rPr></w:pPr><w:r><w:rPr><w:lang w:val="es-NI"/></w:rPr><w:t>La documentación se elaboró a partir de los archivos SQL entregados para la versión actual de la base de datos. No se agregan reglas de negocio que no estén sustentadas por el diseño acordado; cuando una regla depende de la lógica de Laravel, se identifica expresamente como validación de aplicación.</w:t></w:r></w:p><w:p><w:pPr><w:pStyle w:val="Ttulo1"/><w:rPr><w:lang w:val="es-NI"/></w:rPr></w:pPr><w:bookmarkStart w:id="1" w:name="_Toc240620130"/><w:r><w:rPr><w:lang w:val="es-NI"/></w:rPr><w:t>2. Alcance de la auditoría</w:t></w:r><w:bookmarkEnd w:id="1"/></w:p><w:p><w:pPr><w:pStyle w:val="Listaconvietas"/><w:spacing w:after="20"/><w:rPr><w:lang w:val="es-NI"/></w:rPr></w:pPr><w:r><w:rPr><w:lang w:val="es-NI"/></w:rPr><w:t xml:space="preserve">36 tablas del modelo actual. Las tablas 35 y 36 (equipos y proceso_equipos) se agregaron despues, para la depreciacion de los equipos por proceso.</w:t></w:r></w:p><w:p><w:pPr><w:pStyle w:val="Listaconvietas"/><w:spacing w:after="20"/><w:rPr><w:lang w:val="es-NI"/></w:rPr></w:pPr><w:r><w:rPr><w:lang w:val="es-NI"/></w:rPr><w:t>Claves primarias, claves foráneas e índices únicos identificados en los DDL.</w:t></w:r></w:p><w:p><w:pPr><w:pStyle w:val="Listaconvietas"/><w:spacing w:after="20"/><w:rPr><w:lang w:val="es-NI"/></w:rPr></w:pPr><w:r><w:rPr><w:lang w:val="es-NI"/></w:rPr><w:t xml:space="preserve">Uso de </w:t></w:r><w:proofErr w:type="spellStart"/><w:r><w:rPr><w:lang w:val="es-NI"/></w:rPr><w:t>Soft</w:t></w:r><w:proofErr w:type="spellEnd"/><w:r><w:rPr><w:lang w:val="es-NI"/></w:rPr><w:t xml:space="preserve"> </w:t></w:r><w:proofErr w:type="spellStart"/><w:r><w:rPr><w:lang w:val="es-NI"/></w:rPr><w:t>Delete</w:t></w:r><w:proofErr w:type="spellEnd"/><w:r><w:rPr><w:lang w:val="es-NI"/></w:rPr><w:t xml:space="preserve"> mediante </w:t></w:r><w:proofErr w:type="spellStart"/><w:r><w:rPr><w:lang w:val="es-NI"/></w:rPr><w:t>deleted_at</w:t></w:r><w:proofErr w:type="spellEnd"/><w:r><w:rPr><w:lang w:val="es-NI"/></w:rPr><w:t xml:space="preserve"> en las entidades donde está definido.</w:t></w:r></w:p><w:p><w:pPr><w:pStyle w:val="Listaconvietas"/><w:spacing w:after="20"/><w:rPr><w:lang w:val="es-NI"/></w:rPr></w:pPr><w:r><w:rPr><w:lang w:val="es-NI"/></w:rPr><w:t>Trazabilidad desde cliente → orden de trabajo → procesos → costos/producción/recuperación → ingresos/liquidación → cierre.</w:t></w:r></w:p><w:p><w:pPr><w:pStyle w:val="Listaconvietas"/><w:spacing w:after="20"/><w:rPr><w:lang w:val="es-NI"/></w:rPr></w:pPr><w:r><w:rPr><w:lang w:val="es-NI"/></w:rPr><w:t>Gestión histórica de moneda y tipos de cambio.</w:t></w:r></w:p><w:p><w:pPr><w:pStyle w:val="Listaconvietas"/><w:spacing w:after="20"/><w:rPr><w:lang w:val="es-NI"/></w:rPr></w:pPr><w:r><w:rPr><w:lang w:val="es-NI"/></w:rPr><w:t xml:space="preserve">Inventario mediante </w:t></w:r><w:proofErr w:type="spellStart"/><w:r><w:rPr><w:lang w:val="es-NI"/></w:rPr><w:t>kardex</w:t></w:r><w:proofErr w:type="spellEnd"/><w:r><w:rPr><w:lang w:val="es-NI"/></w:rPr><w:t xml:space="preserve"> y costo promedio ponderado (CPP).</w:t></w:r></w:p><w:p><w:pPr><w:pStyle w:val="Listaconvietas"/><w:spacing w:after="20"/><w:rPr><w:lang w:val="es-NI"/></w:rPr></w:pPr><w:r><w:rPr><w:lang w:val="es-NI"/></w:rPr><w:t>Histórico de tarifas de empleados y acuerdos comerciales.</w:t></w:r></w:p><w:p><w:pPr><w:pStyle w:val="Listaconvietas"/><w:spacing w:after="20"/><w:rPr><w:lang w:val="es-NI"/></w:rPr></w:pPr><w:r><w:rPr><w:lang w:val="es-NI"/></w:rPr><w:t>Identificación de reglas que deben ser protegidas mediante transacciones y validaciones de Laravel.</w:t></w:r></w:p><w:p><w:pPr><w:pStyle w:val="Ttulo1"/><w:rPr><w:lang w:val="es-NI"/></w:rPr></w:pPr><w:bookmarkStart w:id="2" w:name="_Toc240620131"/><w:r><w:rPr><w:lang w:val="es-NI"/></w:rPr><w:t>3. Convenciones generales</w:t></w:r><w:bookmarkEnd w:id="2"/></w:p><w:p><w:pPr><w:pStyle w:val="Listaconvietas"/><w:spacing w:after="20"/><w:rPr><w:lang w:val="es-NI"/></w:rPr></w:pPr><w:r><w:rPr><w:lang w:val="es-NI"/></w:rPr><w:t>Las claves primarias utilizan BIGINT UNSIGNED AUTO_INCREMENT.</w:t></w:r></w:p><w:p><w:pPr><w:pStyle w:val="Listaconvietas"/><w:spacing w:after="20"/><w:rPr><w:lang w:val="es-NI"/></w:rPr></w:pPr><w:r><w:rPr><w:lang w:val="es-NI"/></w:rPr><w:t>Las fechas de operación se almacenan como DATE y los eventos con hora como DATETIME/TIME según corresponda.</w:t></w:r></w:p><w:p><w:pPr><w:pStyle w:val="Listaconvietas"/><w:spacing w:after="20"/><w:rPr><w:lang w:val="es-NI"/></w:rPr></w:pPr><w:r><w:rPr><w:lang w:val="es-NI"/></w:rPr><w:t>Los importes monetarios utilizan DECIMAL para evitar errores de precisión propios de tipos de punto flotante.</w:t></w:r></w:p><w:p><w:pPr><w:pStyle w:val="Listaconvietas"/><w:spacing w:after="20"/><w:rPr><w:lang w:val="es-NI"/></w:rPr></w:pPr><w:r><w:rPr><w:lang w:val="es-NI"/></w:rPr><w:t>NIO es la moneda base para la consolidación económica y el cierre de las órdenes.</w:t></w:r></w:p><w:p><w:pPr><w:pStyle w:val="Listaconvietas"/><w:spacing w:after="20"/><w:rPr><w:lang w:val="es-NI"/></w:rPr></w:pPr><w:proofErr w:type="gramStart"/><w:r><w:rPr><w:lang w:val="es-NI"/></w:rPr><w:t>TINYINT(</w:t></w:r><w:proofErr w:type="gramEnd"/><w:r><w:rPr><w:lang w:val="es-NI"/></w:rPr><w:t xml:space="preserve">1) se mantiene para indicadores booleanos, como estado simple y </w:t></w:r><w:proofErr w:type="spellStart"/><w:r><w:rPr><w:lang w:val="es-NI"/></w:rPr><w:t>es_moneda_base</w:t></w:r><w:proofErr w:type="spellEnd"/><w:r><w:rPr><w:lang w:val="es-NI"/></w:rPr><w:t>.</w:t></w:r></w:p><w:p><w:pPr><w:pStyle w:val="Listaconvietas"/><w:spacing w:after="20"/><w:rPr><w:lang w:val="es-NI"/></w:rPr></w:pPr><w:r><w:rPr><w:lang w:val="es-NI"/></w:rPr><w:t>INT se utiliza para estados que pueden representar varios estados de un flujo.</w:t></w:r></w:p><w:p><w:pPr><w:pStyle w:val="Listaconvietas"/><w:spacing w:after="20"/><w:rPr><w:lang w:val="es-NI"/></w:rPr></w:pPr><w:proofErr w:type="spellStart"/><w:r><w:rPr><w:lang w:val="es-NI"/></w:rPr><w:t>deleted_at</w:t></w:r><w:proofErr w:type="spellEnd"/><w:r><w:rPr><w:lang w:val="es-NI"/></w:rPr><w:t xml:space="preserve"> representa eliminación lógica; los registros históricos no deben eliminarse físicamente cuando la trazabilidad sea necesaria.</w:t></w:r></w:p><w:p><w:pPr><w:pStyle w:val="Ttulo1"/><w:rPr><w:lang w:val="es-NI"/></w:rPr></w:pPr><w:bookmarkStart w:id="3" w:name="_Toc240620132"/><w:r><w:rPr><w:lang w:val="es-NI"/></w:rPr><w:t>4. Arquitectura funcional</w:t></w:r><w:bookmarkEnd w:id="3"/></w:p><w:p><w:pPr><w:rPr><w:lang w:val="es-NI"/></w:rPr></w:pPr><w:r><w:rPr><w:lang w:val="es-NI"/></w:rPr><w:t>El modelo puede entenderse en ocho áreas principales:</w:t></w:r></w:p><w:p><w:pPr><w:rPr><w:lang w:val="es-NI"/></w:rPr></w:pPr><w:r><w:rPr><w:b/><w:lang w:val="es-NI"/></w:rPr><w:t xml:space="preserve">Maestros: </w:t></w:r><w:r><w:rPr><w:lang w:val="es-NI"/></w:rPr><w:t>clientes, empleados, tipos de empleado, tipos de pago, proveedores, productos, monedas y catálogos.</w:t></w:r></w:p><w:p><w:pPr><w:rPr><w:lang w:val="es-NI"/></w:rPr></w:pPr><w:r><w:rPr><w:b/><w:lang w:val="es-NI"/></w:rPr><w:t xml:space="preserve">Operación: </w:t></w:r><w:proofErr w:type="spellStart"/><w:r><w:rPr><w:lang w:val="es-NI"/></w:rPr><w:t>ordenes_trabajo</w:t></w:r><w:proofErr w:type="spellEnd"/><w:r><w:rPr><w:lang w:val="es-NI"/></w:rPr><w:t xml:space="preserve">, etapas y </w:t></w:r><w:proofErr w:type="spellStart"/><w:r><w:rPr><w:lang w:val="es-NI"/></w:rPr><w:t>procesos_orden</w:t></w:r><w:proofErr w:type="spellEnd"/><w:r><w:rPr><w:lang w:val="es-NI"/></w:rPr><w:t>.</w:t></w:r></w:p><w:p><w:pPr><w:rPr><w:lang w:val="es-NI"/></w:rPr></w:pPr><w:r><w:rPr><w:b/><w:lang w:val="es-NI"/></w:rPr><w:t xml:space="preserve">Costos: </w:t></w:r><w:proofErr w:type="spellStart"/><w:r><w:rPr><w:lang w:val="es-NI"/></w:rPr><w:t>categorias_costos</w:t></w:r><w:proofErr w:type="spellEnd"/><w:r><w:rPr><w:lang w:val="es-NI"/></w:rPr><w:t xml:space="preserve">, </w:t></w:r><w:proofErr w:type="spellStart"/><w:r><w:rPr><w:lang w:val="es-NI"/></w:rPr><w:t>movimientos_costos</w:t></w:r><w:proofErr w:type="spellEnd"/><w:r><w:rPr><w:lang w:val="es-NI"/></w:rPr><w:t xml:space="preserve"> y </w:t></w:r><w:proofErr w:type="spellStart"/><w:r><w:rPr><w:lang w:val="es-NI"/></w:rPr><w:t>trabajos_empleados</w:t></w:r><w:proofErr w:type="spellEnd"/><w:r><w:rPr><w:lang w:val="es-NI"/></w:rPr><w:t>.</w:t></w:r></w:p><w:p><w:pPr><w:rPr><w:lang w:val="es-NI"/></w:rPr></w:pPr><w:r><w:rPr><w:b/><w:lang w:val="es-NI"/></w:rPr><w:t xml:space="preserve">Inventario y compras: </w:t></w:r><w:r><w:rPr><w:lang w:val="es-NI"/></w:rPr><w:t xml:space="preserve">productos, </w:t></w:r><w:proofErr w:type="spellStart"/><w:r><w:rPr><w:lang w:val="es-NI"/></w:rPr><w:t>inventario_productos</w:t></w:r><w:proofErr w:type="spellEnd"/><w:r><w:rPr><w:lang w:val="es-NI"/></w:rPr><w:t xml:space="preserve">, </w:t></w:r><w:proofErr w:type="spellStart"/><w:r><w:rPr><w:lang w:val="es-NI"/></w:rPr><w:t>movimientos_inventario</w:t></w:r><w:proofErr w:type="spellEnd"/><w:r><w:rPr><w:lang w:val="es-NI"/></w:rPr><w:t xml:space="preserve">, proveedores, compras y </w:t></w:r><w:proofErr w:type="spellStart"/><w:r><w:rPr><w:lang w:val="es-NI"/></w:rPr><w:t>detalle_compras</w:t></w:r><w:proofErr w:type="spellEnd"/><w:r><w:rPr><w:lang w:val="es-NI"/></w:rPr><w:t>.</w:t></w:r></w:p><w:p><w:pPr><w:rPr><w:lang w:val="es-NI"/></w:rPr></w:pPr><w:r><w:rPr><w:b/><w:lang w:val="es-NI"/></w:rPr><w:t xml:space="preserve">Producción y oro: </w:t></w:r><w:proofErr w:type="spellStart"/><w:r><w:rPr><w:lang w:val="es-NI"/></w:rPr><w:t>tipos_produccion</w:t></w:r><w:proofErr w:type="spellEnd"/><w:r><w:rPr><w:lang w:val="es-NI"/></w:rPr><w:t xml:space="preserve">, producciones, recuperaciones, </w:t></w:r><w:proofErr w:type="spellStart"/><w:r><w:rPr><w:lang w:val="es-NI"/></w:rPr><w:t>precios_oro</w:t></w:r><w:proofErr w:type="spellEnd"/><w:r><w:rPr><w:lang w:val="es-NI"/></w:rPr><w:t xml:space="preserve"> y </w:t></w:r><w:proofErr w:type="spellStart"/><w:r><w:rPr><w:lang w:val="es-NI"/></w:rPr><w:t>valoraciones_oro</w:t></w:r><w:proofErr w:type="spellEnd"/><w:r><w:rPr><w:lang w:val="es-NI"/></w:rPr><w:t>.</w:t></w:r></w:p><w:p><w:pPr><w:rPr><w:lang w:val="es-NI"/></w:rPr></w:pPr><w:r><w:rPr><w:b/><w:lang w:val="es-NI"/></w:rPr><w:t xml:space="preserve">Acuerdos y liquidación: </w:t></w:r><w:proofErr w:type="spellStart"/><w:r><w:rPr><w:lang w:val="es-NI"/></w:rPr><w:t>tipos_participacion</w:t></w:r><w:proofErr w:type="spellEnd"/><w:r><w:rPr><w:lang w:val="es-NI"/></w:rPr><w:t xml:space="preserve">, </w:t></w:r><w:proofErr w:type="spellStart"/><w:r><w:rPr><w:lang w:val="es-NI"/></w:rPr><w:t>acuerdos_orden</w:t></w:r><w:proofErr w:type="spellEnd"/><w:r><w:rPr><w:lang w:val="es-NI"/></w:rPr><w:t xml:space="preserve"> y liquidaciones.</w:t></w:r></w:p><w:p><w:pPr><w:rPr><w:lang w:val="es-NI"/></w:rPr></w:pPr><w:r><w:rPr><w:b/><w:lang w:val="es-NI"/></w:rPr><w:t xml:space="preserve">Ingresos y caja: </w:t></w:r><w:proofErr w:type="spellStart"/><w:r><w:rPr><w:lang w:val="es-NI"/></w:rPr><w:t>tipos_ingreso</w:t></w:r><w:proofErr w:type="spellEnd"/><w:r><w:rPr><w:lang w:val="es-NI"/></w:rPr><w:t xml:space="preserve">, ingresos, cajas, </w:t></w:r><w:proofErr w:type="spellStart"/><w:r><w:rPr><w:lang w:val="es-NI"/></w:rPr><w:t>metodos_pago</w:t></w:r><w:proofErr w:type="spellEnd"/><w:r><w:rPr><w:lang w:val="es-NI"/></w:rPr><w:t xml:space="preserve">, cobros y </w:t></w:r><w:proofErr w:type="spellStart"/><w:r><w:rPr><w:lang w:val="es-NI"/></w:rPr><w:t>detalle_cobros</w:t></w:r><w:proofErr w:type="spellEnd"/><w:r><w:rPr><w:lang w:val="es-NI"/></w:rPr><w:t>.</w:t></w:r></w:p><w:p><w:pPr><w:rPr><w:lang w:val="es-NI"/></w:rPr></w:pPr><w:r><w:rPr><w:b/><w:lang w:val="es-NI"/></w:rPr><w:t xml:space="preserve">Cierre: </w:t></w:r><w:proofErr w:type="spellStart"/><w:r><w:rPr><w:lang w:val="es-NI"/></w:rPr><w:t>cierres_orden</w:t></w:r><w:proofErr w:type="spellEnd"/><w:r><w:rPr><w:lang w:val="es-NI"/></w:rPr><w:t xml:space="preserve"> y la consolidación histórica en NIO.</w:t></w:r></w:p><w:p><w:pPr><w:rPr><w:lang w:val="es-NI"/></w:rPr></w:pPr><w:r><w:rPr><w:lang w:val="es-NI"/></w:rPr><w:br w:type="page"/></w:r></w:p><w:p><w:pPr><w:pStyle w:val="Ttulo1"/><w:rPr><w:lang w:val="es-NI"/></w:rPr></w:pPr><w:bookmarkStart w:id="4" w:name="_Toc240620133"/><w:r><w:rPr><w:lang w:val="es-NI"/></w:rPr><w:lastRenderedPageBreak/><w:t>5. Diccionario de tablas</w:t></w:r><w:bookmarkEnd w:id="4"/></w:p><w:p><w:pPr><w:pStyle w:val="Ttulo2"/><w:rPr><w:lang w:val="es-NI"/></w:rPr></w:pPr><w:bookmarkStart w:id="5" w:name="_Toc240620134"/><w:r><w:rPr><w:lang w:val="es-NI"/></w:rPr><w:t>1. clientes</w:t></w:r><w:bookmarkEnd w:id="5"/></w:p><w:p><w:pPr><w:rPr><w:lang w:val="es-NI"/></w:rPr></w:pPr><w:r><w:rPr><w:lang w:val="es-NI"/></w:rPr><w:t>Catálogo maestro de clientes que solicitan o reciben servicios asociados a órdenes de trabajo.</w:t></w:r></w:p><w:p><w:pPr><w:rPr><w:lang w:val="es-NI"/></w:rPr></w:pPr><w:r><w:rPr><w:b/><w:sz w:val="16"/><w:lang w:val="es-NI"/></w:rPr><w:t>PK</w:t></w:r></w:p><w:p><w:pPr><w:rPr><w:lang w:val="es-NI"/></w:rPr></w:pPr><w:proofErr w:type="spellStart"/><w:r><w:rPr><w:b/><w:sz w:val="16"/><w:lang w:val="es-NI"/></w:rPr><w:t>Soft</w:t></w:r><w:proofErr w:type="spellEnd"/><w:r><w:rPr><w:b/><w:sz w:val="16"/><w:lang w:val="es-NI"/></w:rPr><w:t xml:space="preserve"> </w:t></w:r><w:proofErr w:type="spellStart"/><w:r><w:rPr><w:b/><w:sz w:val="16"/><w:lang w:val="es-NI"/></w:rPr><w:t>Delete</w:t></w:r><w:proofErr w:type="spellEnd"/></w:p><w:p><w:pPr><w:rPr><w:lang w:val="es-NI"/></w:rPr></w:pPr><w:r><w:rPr><w:b/><w:sz w:val="16"/><w:lang w:val="es-NI"/></w:rPr><w:t>Índices únicos</w:t></w:r></w:p><w:p><w:pPr><w:rPr><w:lang w:val="es-NI"/></w:rPr></w:pPr><w:r><w:rPr><w:b/><w:sz w:val="16"/><w:lang w:val="es-NI"/></w:rPr><w:t>Relaciones FK</w:t></w:r></w:p><w:p><w:pPr><w:rPr><w:lang w:val="es-NI"/></w:rPr></w:pPr><w:r><w:rPr><w:sz w:val="16"/><w:lang w:val="es-NI"/></w:rPr><w:t>id</w:t></w:r></w:p><w:p><w:pPr><w:rPr><w:lang w:val="es-NI"/></w:rPr></w:pPr><w:r><w:rPr><w:sz w:val="16"/><w:lang w:val="es-NI"/></w:rPr><w:t>Sí</w:t></w:r></w:p><w:p><w:pPr><w:rPr><w:lang w:val="es-NI"/></w:rPr></w:pPr><w:r><w:rPr><w:sz w:val="16"/><w:lang w:val="es-NI"/></w:rPr><w:t>—</w:t></w:r></w:p><w:p><w:pPr><w:rPr><w:lang w:val="es-NI"/></w:rPr></w:pPr><w:r><w:rPr><w:sz w:val="16"/><w:lang w:val="es-NI"/></w:rPr><w:t>0</w:t></w:r></w:p><w:p><w:pPr><w:rPr><w:lang w:val="es-NI"/></w:rPr></w:pPr><w:r><w:rPr><w:b/><w:sz w:val="15"/><w:lang w:val="es-NI"/></w:rPr><w:t>Campo</w:t></w:r></w:p><w:p><w:pPr><w:rPr><w:lang w:val="es-NI"/></w:rPr></w:pPr><w:r><w:rPr><w:b/><w:sz w:val="15"/><w:lang w:val="es-NI"/></w:rPr><w:t>Tipo / definición</w:t></w:r></w:p><w:p><w:pPr><w:rPr><w:lang w:val="es-NI"/></w:rPr></w:pPr><w:r><w:rPr><w:b/><w:sz w:val="15"/><w:lang w:val="es-NI"/></w:rPr><w:t>Nulo / default</w:t></w:r></w:p><w:p><w:pPr><w:rPr><w:lang w:val="es-NI"/></w:rPr></w:pPr><w:r><w:rPr><w:b/><w:sz w:val="15"/><w:lang w:val="es-NI"/></w:rPr><w:t>Clave / índice</w:t></w:r></w:p><w:p><w:pPr><w:rPr><w:lang w:val="es-NI"/></w:rPr></w:pPr><w:r><w:rPr><w:b/><w:sz w:val="15"/><w:lang w:val="es-NI"/></w:rPr><w:t>Descripción</w:t></w:r></w:p><w:p><w:pPr><w:rPr><w:lang w:val="es-NI"/></w:rPr></w:pPr><w:r><w:rPr><w:sz w:val="15"/><w:lang w:val="es-NI"/></w:rPr><w:t>id</w:t></w:r></w:p><w:p><w:pPr><w:rPr><w:lang w:val="es-NI"/></w:rPr></w:pPr><w:proofErr w:type="gramStart"/><w:r><w:rPr><w:sz w:val="15"/><w:lang w:val="es-NI"/></w:rPr><w:t>BIGINT(</w:t></w:r><w:proofErr w:type="gramEnd"/><w:r><w:rPr><w:sz w:val="15"/><w:lang w:val="es-NI"/></w:rPr><w:t>20)</w:t></w:r></w:p><w:p><w:pPr><w:rPr><w:lang w:val="es-NI"/></w:rPr></w:pPr><w:r><w:rPr><w:sz w:val="15"/><w:lang w:val="es-NI"/></w:rPr><w:t>No</w:t></w:r></w:p><w:p><w:pPr><w:rPr><w:lang w:val="es-NI"/></w:rPr></w:pPr><w:r><w:rPr><w:sz w:val="15"/><w:lang w:val="es-NI"/></w:rPr><w:t>PK</w:t></w:r></w:p><w:p><w:pPr><w:rPr><w:lang w:val="es-NI"/></w:rPr></w:pPr><w:r><w:rPr><w:sz w:val="15"/><w:lang w:val="es-NI"/></w:rPr><w:t>Identificador único de la fila.</w:t></w:r></w:p><w:p><w:pPr><w:rPr><w:lang w:val="es-NI"/></w:rPr></w:pPr><w:r><w:rPr><w:sz w:val="15"/><w:lang w:val="es-NI"/></w:rPr><w:t>nombre</w:t></w:r></w:p><w:p><w:pPr><w:rPr><w:lang w:val="es-NI"/></w:rPr></w:pPr><w:proofErr w:type="gramStart"/><w:r><w:rPr><w:sz w:val="15"/><w:lang w:val="es-NI"/></w:rPr><w:t>VARCHAR(</w:t></w:r><w:proofErr w:type="gramEnd"/><w:r><w:rPr><w:sz w:val="15"/><w:lang w:val="es-NI"/></w:rPr><w:t>150)</w:t></w:r></w:p><w:p><w:pPr><w:rPr><w:lang w:val="es-NI"/></w:rPr></w:pPr><w:r><w:rPr><w:sz w:val="15"/><w:lang w:val="es-NI"/></w:rPr><w:t>No</w:t></w:r></w:p><w:p><w:pPr><w:rPr><w:lang w:val="es-NI"/></w:rPr></w:pPr><w:r><w:rPr><w:sz w:val="15"/><w:lang w:val="es-NI"/></w:rPr><w:t>—</w:t></w:r></w:p><w:p><w:pPr><w:rPr><w:lang w:val="es-NI"/></w:rPr></w:pPr><w:r><w:rPr><w:sz w:val="15"/><w:lang w:val="es-NI"/></w:rPr><w:t>Nombre descriptivo de la entidad.</w:t></w:r></w:p><w:p><w:pPr><w:rPr><w:lang w:val="es-NI"/></w:rPr></w:pPr><w:proofErr w:type="spellStart"/><w:r><w:rPr><w:sz w:val="15"/><w:lang w:val="es-NI"/></w:rPr><w:t>telefono</w:t></w:r><w:proofErr w:type="spellEnd"/></w:p><w:p><w:pPr><w:rPr><w:lang w:val="es-NI"/></w:rPr></w:pPr><w:proofErr w:type="gramStart"/><w:r><w:rPr><w:sz w:val="15"/><w:lang w:val="es-NI"/></w:rPr><w:t>VARCHAR(</w:t></w:r><w:proofErr w:type="gramEnd"/><w:r><w:rPr><w:sz w:val="15"/><w:lang w:val="es-NI"/></w:rPr><w:t>30)</w:t></w:r></w:p><w:p><w:pPr><w:rPr><w:lang w:val="es-NI"/></w:rPr></w:pPr><w:r><w:rPr><w:sz w:val="15"/><w:lang w:val="es-NI"/></w:rPr><w:t>Sí / NULL</w:t></w:r></w:p><w:p><w:pPr><w:rPr><w:lang w:val="es-NI"/></w:rPr></w:pPr><w:r><w:rPr><w:sz w:val="15"/><w:lang w:val="es-NI"/></w:rPr><w:t>—</w:t></w:r></w:p><w:p><w:pPr><w:rPr><w:lang w:val="es-NI"/></w:rPr></w:pPr><w:r><w:rPr><w:sz w:val="15"/><w:lang w:val="es-NI"/></w:rPr><w:t>Número telefónico de contacto.</w:t></w:r></w:p><w:p><w:pPr><w:rPr><w:lang w:val="es-NI"/></w:rPr></w:pPr><w:proofErr w:type="spellStart"/><w:r><w:rPr><w:sz w:val="15"/><w:lang w:val="es-NI"/></w:rPr><w:t>direccion</w:t></w:r><w:proofErr w:type="spellEnd"/></w:p><w:p><w:pPr><w:rPr><w:lang w:val="es-NI"/></w:rPr></w:pPr><w:proofErr w:type="gramStart"/><w:r><w:rPr><w:sz w:val="15"/><w:lang w:val="es-NI"/></w:rPr><w:t>VARCHAR(</w:t></w:r><w:proofErr w:type="gramEnd"/><w:r><w:rPr><w:sz w:val="15"/><w:lang w:val="es-NI"/></w:rPr><w:t>255)</w:t></w:r></w:p><w:p><w:pPr><w:rPr><w:lang w:val="es-NI"/></w:rPr></w:pPr><w:r><w:rPr><w:sz w:val="15"/><w:lang w:val="es-NI"/></w:rPr><w:t>Sí / NULL</w:t></w:r></w:p><w:p><w:pPr><w:rPr><w:lang w:val="es-NI"/></w:rPr></w:pPr><w:r><w:rPr><w:sz w:val="15"/><w:lang w:val="es-NI"/></w:rPr><w:t>—</w:t></w:r></w:p><w:p><w:pPr><w:rPr><w:lang w:val="es-NI"/></w:rPr></w:pPr><w:r><w:rPr><w:sz w:val="15"/><w:lang w:val="es-NI"/></w:rPr><w:t>Dirección de contacto.</w:t></w:r></w:p><w:p><w:pPr><w:rPr><w:lang w:val="es-NI"/></w:rPr></w:pPr><w:r><w:rPr><w:sz w:val="15"/><w:lang w:val="es-NI"/></w:rPr><w:t>estado</w:t></w:r></w:p><w:p><w:pPr><w:rPr><w:lang w:val="es-NI"/></w:rPr></w:pPr><w:proofErr w:type="gramStart"/><w:r><w:rPr><w:sz w:val="15"/><w:lang w:val="es-NI"/></w:rPr><w:t>TINYINT(</w:t></w:r><w:proofErr w:type="gramEnd"/><w:r><w:rPr><w:sz w:val="15"/><w:lang w:val="es-NI"/></w:rPr><w:t>1)</w:t></w:r></w:p><w:p><w:pPr><w:rPr><w:lang w:val="es-NI"/></w:rPr></w:pPr><w:r><w:rPr><w:sz w:val="15"/><w:lang w:val="es-NI"/></w:rPr><w:t>— / 1</w:t></w:r></w:p><w:p><w:pPr><w:rPr><w:lang w:val="es-NI"/></w:rPr></w:pPr><w:r><w:rPr><w:sz w:val="15"/><w:lang w:val="es-NI"/></w:rPr><w:t>—</w:t></w:r></w:p><w:p><w:pPr><w:rPr><w:lang w:val="es-NI"/></w:rPr></w:pPr><w:r><w:rPr><w:sz w:val="15"/><w:lang w:val="es-NI"/></w:rPr><w:t>Estado lógico/operativo del registro.</w:t></w:r></w:p><w:p><w:pPr><w:rPr><w:lang w:val="es-NI"/></w:rPr></w:pPr><w:proofErr w:type="spellStart"/><w:r><w:rPr><w:sz w:val="15"/><w:lang w:val="es-NI"/></w:rPr><w:t>created_at</w:t></w:r><w:proofErr w:type="spellEnd"/></w:p><w:p><w:pPr><w:rPr><w:lang w:val="es-NI"/></w:rPr></w:pPr><w:r><w:rPr><w:sz w:val="15"/><w:lang w:val="es-NI"/></w:rPr><w:t>TIMESTAMP</w:t></w:r></w:p><w:p><w:pPr><w:rPr><w:lang w:val="es-NI"/></w:rPr></w:pPr><w:r><w:rPr><w:sz w:val="15"/><w:lang w:val="es-NI"/></w:rPr><w:t>Sí / NULL</w:t></w:r></w:p><w:p><w:pPr><w:rPr><w:lang w:val="es-NI"/></w:rPr></w:pPr><w:r><w:rPr><w:sz w:val="15"/><w:lang w:val="es-NI"/></w:rPr><w:t>—</w:t></w:r></w:p><w:p><w:pPr><w:rPr><w:lang w:val="es-NI"/></w:rPr></w:pPr><w:r><w:rPr><w:sz w:val="15"/><w:lang w:val="es-NI"/></w:rPr><w:t>Fecha/hora de creación.</w:t></w:r></w:p><w:p><w:pPr><w:rPr><w:lang w:val="es-NI"/></w:rPr></w:pPr><w:proofErr w:type="spellStart"/><w:r><w:rPr><w:sz w:val="15"/><w:lang w:val="es-NI"/></w:rPr><w:t>updated_at</w:t></w:r><w:proofErr w:type="spellEnd"/></w:p><w:p><w:pPr><w:rPr><w:lang w:val="es-NI"/></w:rPr></w:pPr><w:r><w:rPr><w:sz w:val="15"/><w:lang w:val="es-NI"/></w:rPr><w:t>TIMESTAMP</w:t></w:r></w:p><w:p><w:pPr><w:rPr><w:lang w:val="es-NI"/></w:rPr></w:pPr><w:r><w:rPr><w:sz w:val="15"/><w:lang w:val="es-NI"/></w:rPr><w:t>Sí / NULL</w:t></w:r></w:p><w:p><w:pPr><w:rPr><w:lang w:val="es-NI"/></w:rPr></w:pPr><w:r><w:rPr><w:sz w:val="15"/><w:lang w:val="es-NI"/></w:rPr><w:t>—</w:t></w:r></w:p><w:p><w:pPr><w:rPr><w:lang w:val="es-NI"/></w:rPr></w:pPr><w:r><w:rPr><w:sz w:val="15"/><w:lang w:val="es-NI"/></w:rPr><w:t>Fecha/hora de última actualización.</w:t></w:r></w:p><w:p><w:pPr><w:rPr><w:lang w:val="es-NI"/></w:rPr></w:pPr><w:proofErr w:type="spellStart"/><w:r><w:rPr><w:sz w:val="15"/><w:lang w:val="es-NI"/></w:rPr><w:t>deleted_at</w:t></w:r><w:proofErr w:type="spellEnd"/></w:p><w:p><w:pPr><w:rPr><w:lang w:val="es-NI"/></w:rPr></w:pPr><w:r><w:rPr><w:sz w:val="15"/><w:lang w:val="es-NI"/></w:rPr><w:t>TIMESTAMP</w:t></w:r></w:p><w:p><w:pPr><w:rPr><w:lang w:val="es-NI"/></w:rPr></w:pPr><w:r><w:rPr><w:sz w:val="15"/><w:lang w:val="es-NI"/></w:rPr><w:t>Sí / NULL</w:t></w:r></w:p><w:p><w:pPr><w:rPr><w:lang w:val="es-NI"/></w:rPr></w:pPr><w:r><w:rPr><w:sz w:val="15"/><w:lang w:val="es-NI"/></w:rPr><w:t>—</w:t></w:r></w:p><w:p><w:pPr><w:rPr><w:lang w:val="es-NI"/></w:rPr></w:pPr><w:r><w:rPr><w:sz w:val="15"/><w:lang w:val="es-NI"/></w:rPr><w:t>Marca temporal de eliminación lógica (</w:t></w:r><w:proofErr w:type="spellStart"/><w:r><w:rPr><w:sz w:val="15"/><w:lang w:val="es-NI"/></w:rPr><w:t>Soft</w:t></w:r><w:proofErr w:type="spellEnd"/><w:r><w:rPr><w:sz w:val="15"/><w:lang w:val="es-NI"/></w:rPr><w:t xml:space="preserve"> </w:t></w:r><w:proofErr w:type="spellStart"/><w:r><w:rPr><w:sz w:val="15"/><w:lang w:val="es-NI"/></w:rPr><w:t>Delete</w:t></w:r><w:proofErr w:type="spellEnd"/><w:r><w:rPr><w:sz w:val="15"/><w:lang w:val="es-NI"/></w:rPr><w:t>).</w:t></w:r></w:p><w:p><w:pPr><w:rPr><w:lang w:val="es-NI"/></w:rPr></w:pPr><w:r><w:rPr><w:lang w:val="es-NI"/></w:rPr><w:br w:type="page"/></w:r></w:p><w:p><w:pPr><w:pStyle w:val="Ttulo2"/><w:rPr><w:lang w:val="es-NI"/></w:rPr></w:pPr><w:bookmarkStart w:id="6" w:name="_Toc240620135"/><w:r><w:rPr><w:lang w:val="es-NI"/></w:rPr><w:lastRenderedPageBreak/><w:t xml:space="preserve">2. </w:t></w:r><w:proofErr w:type="spellStart"/><w:r><w:rPr><w:lang w:val="es-NI"/></w:rPr><w:t>ordenes_trabajo</w:t></w:r><w:bookmarkEnd w:id="6"/><w:proofErr w:type="spellEnd"/></w:p><w:p><w:pPr><w:rPr><w:lang w:val="es-NI"/></w:rPr></w:pPr><w:r><w:rPr><w:lang w:val="es-NI"/></w:rPr><w:t>Entidad central del sistema. Representa una orden/lote de mineral y concentra procesos, costos, producción, recuperaciones, ingresos, cobros y cierre.</w:t></w:r></w:p><w:p><w:pPr><w:rPr><w:lang w:val="es-NI"/></w:rPr></w:pPr><w:r><w:t xml:space="preserve">Reglas / criterios: El código es único. La OT es la raíz funcional de la trazabilidad económica y operativa. El estado sigue un flujo de cuatro pasos: 0 Cancelada, 1 Pendiente, 2 En proceso y 3 Finalizada. El cero es Cancelada y no "sin estado", por lo que el valor por defecto de un formulario es 1 (Pendiente) y nunca 0. El nombre y el color de cada estado están centralizados en el modelo (OrdenesTrabajo::ESTADOS) para que el listado, la ficha de la orden y el calendario los pinten igual; un estado fuera del catálogo se muestra como Desconocido en vez de romper la pantalla. Finalizada (3) y Cancelada (0) son los estados cerrados: en ninguno de los dos se admiten datos nuevos en la orden, y se distinguen en que una orden se completo y la otra se abandono. Los estados 0 (Cancelada) y 3 (Finalizada) son estados cerrados: una orden cerrada no admite datos nuevos. Quedan bloqueados el alta de procesos y el registro de costos generales de la orden, costos de proceso, consumos de material, trabajos de empleado y uso de equipos. Lo que ya está escrito se puede corregir con normalidad: cerrar la orden no la convierte en intocable, porque si no un dato equivocado quedaría para siempre y con él el costo de la orden. Para seguir trabajando en una orden cerrada hay que devolverla a Pendiente. El bloqueo se comprueba en la aplicación, no con una restricción de la base: la base no puede saber si una fila que se quiere insertar es de una orden cerrada sin una regla que lo consultara en cada escritura.</w:t></w:r></w:p><w:p><w:pPr><w:rPr><w:lang w:val="es-NI"/></w:rPr></w:pPr><w:r><w:rPr><w:b/><w:sz w:val="16"/><w:lang w:val="es-NI"/></w:rPr><w:t>PK</w:t></w:r></w:p><w:p><w:pPr><w:rPr><w:lang w:val="es-NI"/></w:rPr></w:pPr><w:proofErr w:type="spellStart"/><w:r><w:rPr><w:b/><w:sz w:val="16"/><w:lang w:val="es-NI"/></w:rPr><w:t>Soft</w:t></w:r><w:proofErr w:type="spellEnd"/><w:r><w:rPr><w:b/><w:sz w:val="16"/><w:lang w:val="es-NI"/></w:rPr><w:t xml:space="preserve"> </w:t></w:r><w:proofErr w:type="spellStart"/><w:r><w:rPr><w:b/><w:sz w:val="16"/><w:lang w:val="es-NI"/></w:rPr><w:t>Delete</w:t></w:r><w:proofErr w:type="spellEnd"/></w:p><w:p><w:pPr><w:rPr><w:lang w:val="es-NI"/></w:rPr></w:pPr><w:r><w:rPr><w:b/><w:sz w:val="16"/><w:lang w:val="es-NI"/></w:rPr><w:t>Índices únicos</w:t></w:r></w:p><w:p><w:pPr><w:rPr><w:lang w:val="es-NI"/></w:rPr></w:pPr><w:r><w:rPr><w:b/><w:sz w:val="16"/><w:lang w:val="es-NI"/></w:rPr><w:t>Relaciones FK</w:t></w:r></w:p><w:p><w:pPr><w:rPr><w:lang w:val="es-NI"/></w:rPr></w:pPr><w:r><w:rPr><w:sz w:val="16"/><w:lang w:val="es-NI"/></w:rPr><w:t>id</w:t></w:r></w:p><w:p><w:pPr><w:rPr><w:lang w:val="es-NI"/></w:rPr></w:pPr><w:r><w:rPr><w:sz w:val="16"/><w:lang w:val="es-NI"/></w:rPr><w:t>Sí</w:t></w:r></w:p><w:p><w:pPr><w:rPr><w:lang w:val="es-NI"/></w:rPr></w:pPr><w:proofErr w:type="spellStart"/><w:r><w:rPr><w:sz w:val="16"/><w:lang w:val="es-NI"/></w:rPr><w:t>codigo</w:t></w:r><w:proofErr w:type="spellEnd"/><w:r><w:rPr><w:sz w:val="16"/><w:lang w:val="es-NI"/></w:rPr><w:t xml:space="preserve"> (</w:t></w:r><w:proofErr w:type="spellStart"/><w:r><w:rPr><w:sz w:val="16"/><w:lang w:val="es-NI"/></w:rPr><w:t>codigo</w:t></w:r><w:proofErr w:type="spellEnd"/><w:r><w:rPr><w:sz w:val="16"/><w:lang w:val="es-NI"/></w:rPr><w:t>)</w:t></w:r></w:p><w:p><w:pPr><w:rPr><w:lang w:val="es-NI"/></w:rPr></w:pPr><w:r><w:rPr><w:sz w:val="16"/><w:lang w:val="es-NI"/></w:rPr><w:t>1</w:t></w:r></w:p><w:p><w:pPr><w:rPr><w:color w:val="FFFFFF" w:themeColor="background1"/><w:lang w:val="es-NI"/></w:rPr></w:pPr><w:r><w:rPr><w:b/><w:color w:val="FFFFFF" w:themeColor="background1"/><w:sz w:val="15"/><w:lang w:val="es-NI"/></w:rPr><w:t>Campo</w:t></w:r></w:p><w:p><w:pPr><w:rPr><w:color w:val="FFFFFF" w:themeColor="background1"/><w:lang w:val="es-NI"/></w:rPr></w:pPr><w:r><w:rPr><w:b/><w:color w:val="FFFFFF" w:themeColor="background1"/><w:sz w:val="15"/><w:lang w:val="es-NI"/></w:rPr><w:t>Tipo / definición</w:t></w:r></w:p><w:p><w:pPr><w:rPr><w:color w:val="FFFFFF" w:themeColor="background1"/><w:lang w:val="es-NI"/></w:rPr></w:pPr><w:r><w:rPr><w:b/><w:color w:val="FFFFFF" w:themeColor="background1"/><w:sz w:val="15"/><w:lang w:val="es-NI"/></w:rPr><w:t>Nulo / default</w:t></w:r></w:p><w:p><w:pPr><w:rPr><w:color w:val="FFFFFF" w:themeColor="background1"/><w:lang w:val="es-NI"/></w:rPr></w:pPr><w:r><w:rPr><w:b/><w:color w:val="FFFFFF" w:themeColor="background1"/><w:sz w:val="15"/><w:lang w:val="es-NI"/></w:rPr><w:t>Clave / índice</w:t></w:r></w:p><w:p><w:pPr><w:rPr><w:color w:val="FFFFFF" w:themeColor="background1"/><w:lang w:val="es-NI"/></w:rPr></w:pPr><w:r><w:rPr><w:b/><w:color w:val="FFFFFF" w:themeColor="background1"/><w:sz w:val="15"/><w:lang w:val="es-NI"/></w:rPr><w:t>Descripción</w:t></w:r></w:p><w:p><w:pPr><w:rPr><w:lang w:val="es-NI"/></w:rPr></w:pPr><w:r><w:rPr><w:sz w:val="15"/><w:lang w:val="es-NI"/></w:rPr><w:t>id</w:t></w:r></w:p><w:p><w:pPr><w:rPr><w:lang w:val="es-NI"/></w:rPr></w:pPr><w:proofErr w:type="gramStart"/><w:r><w:rPr><w:sz w:val="15"/><w:lang w:val="es-NI"/></w:rPr><w:t>BIGINT(</w:t></w:r><w:proofErr w:type="gramEnd"/><w:r><w:rPr><w:sz w:val="15"/><w:lang w:val="es-NI"/></w:rPr><w:t>20)</w:t></w:r></w:p><w:p><w:pPr><w:rPr><w:lang w:val="es-NI"/></w:rPr></w:pPr><w:r><w:rPr><w:sz w:val="15"/><w:lang w:val="es-NI"/></w:rPr><w:t>No</w:t></w:r></w:p><w:p><w:pPr><w:rPr><w:lang w:val="es-NI"/></w:rPr></w:pPr><w:r><w:rPr><w:sz w:val="15"/><w:lang w:val="es-NI"/></w:rPr><w:t>PK</w:t></w:r></w:p><w:p><w:pPr><w:rPr><w:lang w:val="es-NI"/></w:rPr></w:pPr><w:r><w:rPr><w:sz w:val="15"/><w:lang w:val="es-NI"/></w:rPr><w:t>Identificador único de la fila.</w:t></w:r></w:p><w:p><w:pPr><w:rPr><w:lang w:val="es-NI"/></w:rPr></w:pPr><w:proofErr w:type="spellStart"/><w:r><w:rPr><w:sz w:val="15"/><w:lang w:val="es-NI"/></w:rPr><w:t>codigo</w:t></w:r><w:proofErr w:type="spellEnd"/></w:p><w:p><w:pPr><w:rPr><w:lang w:val="es-NI"/></w:rPr></w:pPr><w:proofErr w:type="gramStart"/><w:r><w:rPr><w:sz w:val="15"/><w:lang w:val="es-NI"/></w:rPr><w:t>VARCHAR(</w:t></w:r><w:proofErr w:type="gramEnd"/><w:r><w:rPr><w:sz w:val="15"/><w:lang w:val="es-NI"/></w:rPr><w:t>30)</w:t></w:r></w:p><w:p><w:pPr><w:rPr><w:lang w:val="es-NI"/></w:rPr></w:pPr><w:r><w:rPr><w:sz w:val="15"/><w:lang w:val="es-NI"/></w:rPr><w:t>No</w:t></w:r></w:p><w:p><w:pPr><w:rPr><w:lang w:val="es-NI"/></w:rPr></w:pPr><w:r><w:rPr><w:sz w:val="15"/><w:lang w:val="es-NI"/></w:rPr><w:t>UK</w:t></w:r></w:p><w:p><w:pPr><w:rPr><w:lang w:val="es-NI"/></w:rPr></w:pPr><w:r><w:rPr><w:sz w:val="15"/><w:lang w:val="es-NI"/></w:rPr><w:t>Código de negocio.</w:t></w:r></w:p><w:p><w:pPr><w:rPr><w:lang w:val="es-NI"/></w:rPr></w:pPr><w:proofErr w:type="spellStart"/><w:r><w:rPr><w:sz w:val="15"/><w:lang w:val="es-NI"/></w:rPr><w:t>cliente_id</w:t></w:r><w:proofErr w:type="spellEnd"/></w:p><w:p><w:pPr><w:rPr><w:lang w:val="es-NI"/></w:rPr></w:pPr><w:proofErr w:type="gramStart"/><w:r><w:rPr><w:sz w:val="15"/><w:lang w:val="es-NI"/></w:rPr><w:t>BIGINT(</w:t></w:r><w:proofErr w:type="gramEnd"/><w:r><w:rPr><w:sz w:val="15"/><w:lang w:val="es-NI"/></w:rPr><w:t>20)</w:t></w:r></w:p><w:p><w:pPr><w:rPr><w:lang w:val="es-NI"/></w:rPr></w:pPr><w:r><w:rPr><w:sz w:val="15"/><w:lang w:val="es-NI"/></w:rPr><w:t>No</w:t></w:r></w:p><w:p><w:pPr><w:rPr><w:lang w:val="es-NI"/></w:rPr></w:pPr><w:r><w:rPr><w:sz w:val="15"/><w:lang w:val="es-NI"/></w:rPr><w:t>FK</w:t></w:r></w:p><w:p><w:pPr><w:rPr><w:lang w:val="es-NI"/></w:rPr></w:pPr><w:r><w:rPr><w:sz w:val="15"/><w:lang w:val="es-NI"/></w:rPr><w:t>Referencia al cliente asociado.</w:t></w:r></w:p><w:p><w:pPr><w:rPr><w:lang w:val="es-NI"/></w:rPr></w:pPr><w:r><w:rPr><w:sz w:val="15"/><w:lang w:val="es-NI"/></w:rPr><w:t>fecha</w:t></w:r></w:p><w:p><w:pPr><w:rPr><w:lang w:val="es-NI"/></w:rPr></w:pPr><w:r><w:rPr><w:sz w:val="15"/><w:lang w:val="es-NI"/></w:rPr><w:t>DATE</w:t></w:r></w:p><w:p><w:pPr><w:rPr><w:lang w:val="es-NI"/></w:rPr></w:pPr><w:r><w:rPr><w:sz w:val="15"/><w:lang w:val="es-NI"/></w:rPr><w:t>No</w:t></w:r></w:p><w:p><w:pPr><w:rPr><w:lang w:val="es-NI"/></w:rPr></w:pPr><w:r><w:rPr><w:sz w:val="15"/><w:lang w:val="es-NI"/></w:rPr><w:t>—</w:t></w:r></w:p><w:p><w:pPr><w:rPr><w:lang w:val="es-NI"/></w:rPr></w:pPr><w:r><w:rPr><w:sz w:val="15"/><w:lang w:val="es-NI"/></w:rPr><w:t>Fecha de la operación.</w:t></w:r></w:p><w:p><w:pPr><w:rPr><w:lang w:val="es-NI"/></w:rPr></w:pPr><w:proofErr w:type="spellStart"/><w:r><w:rPr><w:sz w:val="15"/><w:lang w:val="es-NI"/></w:rPr><w:t>descripcion</w:t></w:r><w:proofErr w:type="spellEnd"/></w:p><w:p><w:pPr><w:rPr><w:lang w:val="es-NI"/></w:rPr></w:pPr><w:r><w:rPr><w:sz w:val="15"/><w:lang w:val="es-NI"/></w:rPr><w:t>TEXT</w:t></w:r></w:p><w:p><w:pPr><w:rPr><w:lang w:val="es-NI"/></w:rPr></w:pPr><w:r><w:rPr><w:sz w:val="15"/><w:lang w:val="es-NI"/></w:rPr><w:t>Sí / NULL</w:t></w:r></w:p><w:p><w:pPr><w:rPr><w:lang w:val="es-NI"/></w:rPr></w:pPr><w:r><w:rPr><w:sz w:val="15"/><w:lang w:val="es-NI"/></w:rPr><w:t>—</w:t></w:r></w:p><w:p><w:pPr><w:rPr><w:lang w:val="es-NI"/></w:rPr></w:pPr><w:r><w:rPr><w:sz w:val="15"/><w:lang w:val="es-NI"/></w:rPr><w:t>Descripción del concepto.</w:t></w:r></w:p><w:p><w:pPr><w:rPr><w:lang w:val="es-NI"/></w:rPr></w:pPr><w:proofErr w:type="spellStart"/><w:r><w:rPr><w:sz w:val="15"/><w:lang w:val="es-NI"/></w:rPr><w:t>peso_mineral</w:t></w:r><w:proofErr w:type="spellEnd"/></w:p><w:p><w:pPr><w:rPr><w:lang w:val="es-NI"/></w:rPr></w:pPr><w:proofErr w:type="gramStart"/><w:r><w:rPr><w:sz w:val="15"/><w:lang w:val="es-NI"/></w:rPr><w:t>DECIMAL(</w:t></w:r><w:proofErr w:type="gramEnd"/><w:r><w:rPr><w:sz w:val="15"/><w:lang w:val="es-NI"/></w:rPr><w:t>12,</w:t></w:r></w:p><w:p><w:pPr><w:rPr><w:lang w:val="es-NI"/></w:rPr></w:pPr><w:r><w:rPr><w:sz w:val="15"/><w:lang w:val="es-NI"/></w:rPr><w:t>No / 0.000</w:t></w:r></w:p><w:p><w:pPr><w:rPr><w:lang w:val="es-NI"/></w:rPr></w:pPr><w:r><w:rPr><w:sz w:val="15"/><w:lang w:val="es-NI"/></w:rPr><w:t>—</w:t></w:r></w:p><w:p><w:pPr><w:rPr><w:lang w:val="es-NI"/></w:rPr></w:pPr><w:r><w:rPr><w:sz w:val="15"/><w:lang w:val="es-NI"/></w:rPr><w:t>Peso del mineral asociado a la OT.</w:t></w:r></w:p><w:p><w:pPr><w:rPr><w:lang w:val="es-NI"/></w:rPr></w:pPr><w:proofErr w:type="spellStart"/><w:r><w:rPr><w:sz w:val="15"/><w:lang w:val="es-NI"/></w:rPr><w:t>unidad_peso</w:t></w:r><w:proofErr w:type="spellEnd"/></w:p><w:p><w:pPr><w:rPr><w:lang w:val="es-NI"/></w:rPr></w:pPr><w:proofErr w:type="gramStart"/><w:r><w:rPr><w:sz w:val="15"/><w:lang w:val="es-NI"/></w:rPr><w:t>VARCHAR(</w:t></w:r><w:proofErr w:type="gramEnd"/><w:r><w:rPr><w:sz w:val="15"/><w:lang w:val="es-NI"/></w:rPr><w:t>10)</w:t></w:r></w:p><w:p><w:pPr><w:rPr><w:lang w:val="es-NI"/></w:rPr></w:pPr><w:r><w:rPr><w:sz w:val="15"/><w:lang w:val="es-NI"/></w:rPr><w:t>No / 'kg'</w:t></w:r></w:p><w:p><w:pPr><w:rPr><w:lang w:val="es-NI"/></w:rPr></w:pPr><w:r><w:rPr><w:sz w:val="15"/><w:lang w:val="es-NI"/></w:rPr><w:t>—</w:t></w:r></w:p><w:p><w:pPr><w:rPr><w:lang w:val="es-NI"/></w:rPr></w:pPr><w:r><w:rPr><w:sz w:val="15"/><w:lang w:val="es-NI"/></w:rPr><w:t>Unidad utilizada para expresar el peso del mineral.</w:t></w:r></w:p><w:p><w:pPr><w:rPr><w:lang w:val="es-NI"/></w:rPr></w:pPr><w:r><w:rPr><w:sz w:val="15"/><w:lang w:val="es-NI"/></w:rPr><w:t>estado</w:t></w:r></w:p><w:p><w:pPr><w:rPr><w:lang w:val="es-NI"/></w:rPr></w:pPr><w:proofErr w:type="gramStart"/><w:r><w:rPr><w:sz w:val="15"/><w:lang w:val="es-NI"/></w:rPr><w:t>INT(</w:t></w:r><w:proofErr w:type="gramEnd"/><w:r><w:rPr><w:sz w:val="15"/><w:lang w:val="es-NI"/></w:rPr><w:t>11)</w:t></w:r></w:p><w:p><w:pPr><w:rPr><w:lang w:val="es-NI"/></w:rPr></w:pPr><w:r><w:rPr><w:sz w:val="15"/><w:lang w:val="es-NI"/></w:rPr><w:t>No / 1</w:t></w:r></w:p><w:p><w:pPr><w:rPr><w:lang w:val="es-NI"/></w:rPr></w:pPr><w:r><w:rPr><w:sz w:val="15"/><w:lang w:val="es-NI"/></w:rPr><w:t>—</w:t></w:r></w:p><w:p><w:pPr><w:rPr><w:lang w:val="es-NI"/></w:rPr></w:pPr><w:r><w:rPr><w:sz w:val="15"/><w:lang w:val="es-NI"/></w:rPr><w:t>Estado lógico/operativo del registro.</w:t></w:r></w:p><w:p><w:pPr><w:rPr><w:lang w:val="es-NI"/></w:rPr></w:pPr><w:proofErr w:type="spellStart"/><w:r><w:rPr><w:sz w:val="15"/><w:lang w:val="es-NI"/></w:rPr><w:t>created_at</w:t></w:r><w:proofErr w:type="spellEnd"/></w:p><w:p><w:pPr><w:rPr><w:lang w:val="es-NI"/></w:rPr></w:pPr><w:r><w:rPr><w:sz w:val="15"/><w:lang w:val="es-NI"/></w:rPr><w:t>TIMESTAMP</w:t></w:r></w:p><w:p><w:pPr><w:rPr><w:lang w:val="es-NI"/></w:rPr></w:pPr><w:r><w:rPr><w:sz w:val="15"/><w:lang w:val="es-NI"/></w:rPr><w:t>Sí / NULL</w:t></w:r></w:p><w:p><w:pPr><w:rPr><w:lang w:val="es-NI"/></w:rPr></w:pPr><w:r><w:rPr><w:sz w:val="15"/><w:lang w:val="es-NI"/></w:rPr><w:t>—</w:t></w:r></w:p><w:p><w:pPr><w:rPr><w:lang w:val="es-NI"/></w:rPr></w:pPr><w:r><w:rPr><w:sz w:val="15"/><w:lang w:val="es-NI"/></w:rPr><w:t>Fecha/hora de creación.</w:t></w:r></w:p><w:p><w:pPr><w:rPr><w:lang w:val="es-NI"/></w:rPr></w:pPr><w:proofErr w:type="spellStart"/><w:r><w:rPr><w:sz w:val="15"/><w:lang w:val="es-NI"/></w:rPr><w:t>updated_at</w:t></w:r><w:proofErr w:type="spellEnd"/></w:p><w:p><w:pPr><w:rPr><w:lang w:val="es-NI"/></w:rPr></w:pPr><w:r><w:rPr><w:sz w:val="15"/><w:lang w:val="es-NI"/></w:rPr><w:t>TIMESTAMP</w:t></w:r></w:p><w:p><w:pPr><w:rPr><w:lang w:val="es-NI"/></w:rPr></w:pPr><w:r><w:rPr><w:sz w:val="15"/><w:lang w:val="es-NI"/></w:rPr><w:t>Sí / NULL</w:t></w:r></w:p><w:p><w:pPr><w:rPr><w:lang w:val="es-NI"/></w:rPr></w:pPr><w:r><w:rPr><w:sz w:val="15"/><w:lang w:val="es-NI"/></w:rPr><w:t>—</w:t></w:r></w:p><w:p><w:pPr><w:rPr><w:lang w:val="es-NI"/></w:rPr></w:pPr><w:r><w:rPr><w:sz w:val="15"/><w:lang w:val="es-NI"/></w:rPr><w:t>Fecha/hora de última actualización.</w:t></w:r></w:p><w:p><w:pPr><w:rPr><w:lang w:val="es-NI"/></w:rPr></w:pPr><w:proofErr w:type="spellStart"/><w:r><w:rPr><w:sz w:val="15"/><w:lang w:val="es-NI"/></w:rPr><w:t>deleted_at</w:t></w:r><w:proofErr w:type="spellEnd"/></w:p><w:p><w:pPr><w:rPr><w:lang w:val="es-NI"/></w:rPr></w:pPr><w:r><w:rPr><w:sz w:val="15"/><w:lang w:val="es-NI"/></w:rPr><w:t>TIMESTAMP</w:t></w:r></w:p><w:p><w:pPr><w:rPr><w:lang w:val="es-NI"/></w:rPr></w:pPr><w:r><w:rPr><w:sz w:val="15"/><w:lang w:val="es-NI"/></w:rPr><w:t>Sí / NULL</w:t></w:r></w:p><w:p><w:pPr><w:rPr><w:lang w:val="es-NI"/></w:rPr></w:pPr><w:r><w:rPr><w:sz w:val="15"/><w:lang w:val="es-NI"/></w:rPr><w:t>—</w:t></w:r></w:p><w:p><w:pPr><w:rPr><w:lang w:val="es-NI"/></w:rPr></w:pPr><w:r><w:rPr><w:sz w:val="15"/><w:lang w:val="es-NI"/></w:rPr><w:t>Marca temporal de eliminación lógica (</w:t></w:r><w:proofErr w:type="spellStart"/><w:r><w:rPr><w:sz w:val="15"/><w:lang w:val="es-NI"/></w:rPr><w:t>Soft</w:t></w:r><w:proofErr w:type="spellEnd"/><w:r><w:rPr><w:sz w:val="15"/><w:lang w:val="es-NI"/></w:rPr><w:t xml:space="preserve"> </w:t></w:r><w:proofErr w:type="spellStart"/><w:r><w:rPr><w:sz w:val="15"/><w:lang w:val="es-NI"/></w:rPr><w:t>Delete</w:t></w:r><w:proofErr w:type="spellEnd"/><w:r><w:rPr><w:sz w:val="15"/><w:lang w:val="es-NI"/></w:rPr><w:t>).</w:t></w:r></w:p><w:p><w:pPr><w:rPr><w:lang w:val="es-NI"/></w:rPr></w:pPr><w:r><w:rPr><w:b/><w:lang w:val="es-NI"/></w:rPr><w:t>Relaciones:</w:t></w:r></w:p><w:p><w:pPr><w:pStyle w:val="Listaconvietas"/><w:rPr><w:lang w:val="es-NI"/></w:rPr></w:pPr><w:proofErr w:type="spellStart"/><w:r><w:rPr><w:lang w:val="es-NI"/></w:rPr><w:t>cliente_id</w:t></w:r><w:proofErr w:type="spellEnd"/><w:r><w:rPr><w:lang w:val="es-NI"/></w:rPr><w:t xml:space="preserve"> → </w:t></w:r><w:proofErr w:type="spellStart"/><w:r><w:rPr><w:lang w:val="es-NI"/></w:rPr><w:t>clientes.id</w:t></w:r><w:proofErr w:type="spellEnd"/></w:p><w:p><w:pPr><w:rPr><w:lang w:val="es-NI"/></w:rPr></w:pPr><w:r><w:rPr><w:lang w:val="es-NI"/></w:rPr><w:br w:type="page"/></w:r></w:p><w:p><w:pPr><w:pStyle w:val="Ttulo2"/><w:rPr><w:lang w:val="es-NI"/></w:rPr></w:pPr><w:bookmarkStart w:id="7" w:name="_Toc240620136"/><w:r><w:rPr><w:lang w:val="es-NI"/></w:rPr><w:lastRenderedPageBreak/><w:t>3. etapas</w:t></w:r><w:bookmarkEnd w:id="7"/></w:p><w:p><w:pPr><w:rPr><w:lang w:val="es-NI"/></w:rPr></w:pPr><w:r><w:rPr><w:lang w:val="es-NI"/></w:rPr><w:t>Catálogo configurable de las etapas del proceso de tratamiento/procesamiento del mineral.</w:t></w:r></w:p><w:p><w:pPr><w:rPr><w:lang w:val="es-NI"/></w:rPr></w:pPr><w:r><w:rPr><w:b/><w:sz w:val="16"/><w:lang w:val="es-NI"/></w:rPr><w:t>PK</w:t></w:r></w:p><w:p><w:pPr><w:rPr><w:lang w:val="es-NI"/></w:rPr></w:pPr><w:proofErr w:type="spellStart"/><w:r><w:rPr><w:b/><w:sz w:val="16"/><w:lang w:val="es-NI"/></w:rPr><w:t>Soft</w:t></w:r><w:proofErr w:type="spellEnd"/><w:r><w:rPr><w:b/><w:sz w:val="16"/><w:lang w:val="es-NI"/></w:rPr><w:t xml:space="preserve"> </w:t></w:r><w:proofErr w:type="spellStart"/><w:r><w:rPr><w:b/><w:sz w:val="16"/><w:lang w:val="es-NI"/></w:rPr><w:t>Delete</w:t></w:r><w:proofErr w:type="spellEnd"/></w:p><w:p><w:pPr><w:rPr><w:lang w:val="es-NI"/></w:rPr></w:pPr><w:r><w:rPr><w:b/><w:sz w:val="16"/><w:lang w:val="es-NI"/></w:rPr><w:t>Índices únicos</w:t></w:r></w:p><w:p><w:pPr><w:rPr><w:lang w:val="es-NI"/></w:rPr></w:pPr><w:r><w:rPr><w:b/><w:sz w:val="16"/><w:lang w:val="es-NI"/></w:rPr><w:t>Relaciones FK</w:t></w:r></w:p><w:p><w:pPr><w:rPr><w:lang w:val="es-NI"/></w:rPr></w:pPr><w:r><w:rPr><w:sz w:val="16"/><w:lang w:val="es-NI"/></w:rPr><w:t>id</w:t></w:r></w:p><w:p><w:pPr><w:rPr><w:lang w:val="es-NI"/></w:rPr></w:pPr><w:r><w:rPr><w:sz w:val="16"/><w:lang w:val="es-NI"/></w:rPr><w:t>Sí</w:t></w:r></w:p><w:p><w:pPr><w:rPr><w:lang w:val="es-NI"/></w:rPr></w:pPr><w:r><w:rPr><w:sz w:val="16"/><w:lang w:val="es-NI"/></w:rPr><w:t>—</w:t></w:r></w:p><w:p><w:pPr><w:rPr><w:lang w:val="es-NI"/></w:rPr></w:pPr><w:r><w:rPr><w:sz w:val="16"/><w:lang w:val="es-NI"/></w:rPr><w:t>0</w:t></w:r></w:p><w:p><w:pPr><w:rPr><w:lang w:val="es-NI"/></w:rPr></w:pPr><w:r><w:rPr><w:b/><w:sz w:val="15"/><w:lang w:val="es-NI"/></w:rPr><w:t>Campo</w:t></w:r></w:p><w:p><w:pPr><w:rPr><w:lang w:val="es-NI"/></w:rPr></w:pPr><w:r><w:rPr><w:b/><w:sz w:val="15"/><w:lang w:val="es-NI"/></w:rPr><w:t>Tipo / definición</w:t></w:r></w:p><w:p><w:pPr><w:rPr><w:lang w:val="es-NI"/></w:rPr></w:pPr><w:r><w:rPr><w:b/><w:sz w:val="15"/><w:lang w:val="es-NI"/></w:rPr><w:t>Nulo / default</w:t></w:r></w:p><w:p><w:pPr><w:rPr><w:lang w:val="es-NI"/></w:rPr></w:pPr><w:r><w:rPr><w:b/><w:sz w:val="15"/><w:lang w:val="es-NI"/></w:rPr><w:t>Clave / índice</w:t></w:r></w:p><w:p><w:pPr><w:rPr><w:lang w:val="es-NI"/></w:rPr></w:pPr><w:r><w:rPr><w:b/><w:sz w:val="15"/><w:lang w:val="es-NI"/></w:rPr><w:t>Descripción</w:t></w:r></w:p><w:p><w:pPr><w:rPr><w:lang w:val="es-NI"/></w:rPr></w:pPr><w:r><w:rPr><w:sz w:val="15"/><w:lang w:val="es-NI"/></w:rPr><w:t>id</w:t></w:r></w:p><w:p><w:pPr><w:rPr><w:lang w:val="es-NI"/></w:rPr></w:pPr><w:proofErr w:type="gramStart"/><w:r><w:rPr><w:sz w:val="15"/><w:lang w:val="es-NI"/></w:rPr><w:t>BIGINT(</w:t></w:r><w:proofErr w:type="gramEnd"/><w:r><w:rPr><w:sz w:val="15"/><w:lang w:val="es-NI"/></w:rPr><w:t>20)</w:t></w:r></w:p><w:p><w:pPr><w:rPr><w:lang w:val="es-NI"/></w:rPr></w:pPr><w:r><w:rPr><w:sz w:val="15"/><w:lang w:val="es-NI"/></w:rPr><w:t>No</w:t></w:r></w:p><w:p><w:pPr><w:rPr><w:lang w:val="es-NI"/></w:rPr></w:pPr><w:r><w:rPr><w:sz w:val="15"/><w:lang w:val="es-NI"/></w:rPr><w:t>PK</w:t></w:r></w:p><w:p><w:pPr><w:rPr><w:lang w:val="es-NI"/></w:rPr></w:pPr><w:r><w:rPr><w:sz w:val="15"/><w:lang w:val="es-NI"/></w:rPr><w:t>Identificador único de la fila.</w:t></w:r></w:p><w:p><w:pPr><w:rPr><w:lang w:val="es-NI"/></w:rPr></w:pPr><w:r><w:rPr><w:sz w:val="15"/><w:lang w:val="es-NI"/></w:rPr><w:t>nombre</w:t></w:r></w:p><w:p><w:pPr><w:rPr><w:lang w:val="es-NI"/></w:rPr></w:pPr><w:proofErr w:type="gramStart"/><w:r><w:rPr><w:sz w:val="15"/><w:lang w:val="es-NI"/></w:rPr><w:t>VARCHAR(</w:t></w:r><w:proofErr w:type="gramEnd"/><w:r><w:rPr><w:sz w:val="15"/><w:lang w:val="es-NI"/></w:rPr><w:t>100)</w:t></w:r></w:p><w:p><w:pPr><w:rPr><w:lang w:val="es-NI"/></w:rPr></w:pPr><w:r><w:rPr><w:sz w:val="15"/><w:lang w:val="es-NI"/></w:rPr><w:t>No</w:t></w:r></w:p><w:p><w:pPr><w:rPr><w:lang w:val="es-NI"/></w:rPr></w:pPr><w:r><w:rPr><w:sz w:val="15"/><w:lang w:val="es-NI"/></w:rPr><w:t>—</w:t></w:r></w:p><w:p><w:pPr><w:rPr><w:lang w:val="es-NI"/></w:rPr></w:pPr><w:r><w:rPr><w:sz w:val="15"/><w:lang w:val="es-NI"/></w:rPr><w:t>Nombre descriptivo de la entidad.</w:t></w:r></w:p><w:p><w:pPr><w:rPr><w:lang w:val="es-NI"/></w:rPr></w:pPr><w:proofErr w:type="spellStart"/><w:r><w:rPr><w:sz w:val="15"/><w:lang w:val="es-NI"/></w:rPr><w:t>descripcion</w:t></w:r><w:proofErr w:type="spellEnd"/></w:p><w:p><w:pPr><w:rPr><w:lang w:val="es-NI"/></w:rPr></w:pPr><w:r><w:rPr><w:sz w:val="15"/><w:lang w:val="es-NI"/></w:rPr><w:t>TEXT</w:t></w:r></w:p><w:p><w:pPr><w:rPr><w:lang w:val="es-NI"/></w:rPr></w:pPr><w:r><w:rPr><w:sz w:val="15"/><w:lang w:val="es-NI"/></w:rPr><w:t>Sí / NULL</w:t></w:r></w:p><w:p><w:pPr><w:rPr><w:lang w:val="es-NI"/></w:rPr></w:pPr><w:r><w:rPr><w:sz w:val="15"/><w:lang w:val="es-NI"/></w:rPr><w:t>—</w:t></w:r></w:p><w:p><w:pPr><w:rPr><w:lang w:val="es-NI"/></w:rPr></w:pPr><w:r><w:rPr><w:sz w:val="15"/><w:lang w:val="es-NI"/></w:rPr><w:t>Descripción del concepto.</w:t></w:r></w:p><w:p><w:pPr><w:rPr><w:lang w:val="es-NI"/></w:rPr></w:pPr><w:r><w:rPr><w:sz w:val="15"/><w:lang w:val="es-NI"/></w:rPr><w:t>orden</w:t></w:r></w:p><w:p><w:pPr><w:rPr><w:lang w:val="es-NI"/></w:rPr></w:pPr><w:proofErr w:type="gramStart"/><w:r><w:rPr><w:sz w:val="15"/><w:lang w:val="es-NI"/></w:rPr><w:t>INT(</w:t></w:r><w:proofErr w:type="gramEnd"/><w:r><w:rPr><w:sz w:val="15"/><w:lang w:val="es-NI"/></w:rPr><w:t>10)</w:t></w:r></w:p><w:p><w:pPr><w:rPr><w:lang w:val="es-NI"/></w:rPr></w:pPr><w:r><w:rPr><w:sz w:val="15"/><w:lang w:val="es-NI"/></w:rPr><w:t>No / 1</w:t></w:r></w:p><w:p><w:pPr><w:rPr><w:lang w:val="es-NI"/></w:rPr></w:pPr><w:r><w:rPr><w:sz w:val="15"/><w:lang w:val="es-NI"/></w:rPr><w:t>—</w:t></w:r></w:p><w:p><w:pPr><w:rPr><w:lang w:val="es-NI"/></w:rPr></w:pPr><w:r><w:rPr><w:sz w:val="15"/><w:lang w:val="es-NI"/></w:rPr><w:t>Orden de presentación o ejecución de una etapa.</w:t></w:r></w:p><w:p><w:pPr><w:rPr><w:lang w:val="es-NI"/></w:rPr></w:pPr><w:r><w:rPr><w:sz w:val="15"/><w:lang w:val="es-NI"/></w:rPr><w:t>estado</w:t></w:r></w:p><w:p><w:pPr><w:rPr><w:lang w:val="es-NI"/></w:rPr></w:pPr><w:proofErr w:type="gramStart"/><w:r><w:rPr><w:sz w:val="15"/><w:lang w:val="es-NI"/></w:rPr><w:t>TINYINT(</w:t></w:r><w:proofErr w:type="gramEnd"/><w:r><w:rPr><w:sz w:val="15"/><w:lang w:val="es-NI"/></w:rPr><w:t>1)</w:t></w:r></w:p><w:p><w:pPr><w:rPr><w:lang w:val="es-NI"/></w:rPr></w:pPr><w:r><w:rPr><w:sz w:val="15"/><w:lang w:val="es-NI"/></w:rPr><w:t>No / 1</w:t></w:r></w:p><w:p><w:pPr><w:rPr><w:lang w:val="es-NI"/></w:rPr></w:pPr><w:r><w:rPr><w:sz w:val="15"/><w:lang w:val="es-NI"/></w:rPr><w:t>—</w:t></w:r></w:p><w:p><w:pPr><w:rPr><w:lang w:val="es-NI"/></w:rPr></w:pPr><w:r><w:rPr><w:sz w:val="15"/><w:lang w:val="es-NI"/></w:rPr><w:t>Estado lógico/operativo del registro.</w:t></w:r></w:p><w:p><w:pPr><w:rPr><w:lang w:val="es-NI"/></w:rPr></w:pPr><w:proofErr w:type="spellStart"/><w:r><w:rPr><w:sz w:val="15"/><w:lang w:val="es-NI"/></w:rPr><w:t>created_at</w:t></w:r><w:proofErr w:type="spellEnd"/></w:p><w:p><w:pPr><w:rPr><w:lang w:val="es-NI"/></w:rPr></w:pPr><w:r><w:rPr><w:sz w:val="15"/><w:lang w:val="es-NI"/></w:rPr><w:t>TIMESTAMP</w:t></w:r></w:p><w:p><w:pPr><w:rPr><w:lang w:val="es-NI"/></w:rPr></w:pPr><w:r><w:rPr><w:sz w:val="15"/><w:lang w:val="es-NI"/></w:rPr><w:t>Sí / NULL</w:t></w:r></w:p><w:p><w:pPr><w:rPr><w:lang w:val="es-NI"/></w:rPr></w:pPr><w:r><w:rPr><w:sz w:val="15"/><w:lang w:val="es-NI"/></w:rPr><w:t>—</w:t></w:r></w:p><w:p><w:pPr><w:rPr><w:lang w:val="es-NI"/></w:rPr></w:pPr><w:r><w:rPr><w:sz w:val="15"/><w:lang w:val="es-NI"/></w:rPr><w:t>Fecha/hora de creación.</w:t></w:r></w:p><w:p><w:pPr><w:rPr><w:lang w:val="es-NI"/></w:rPr></w:pPr><w:proofErr w:type="spellStart"/><w:r><w:rPr><w:sz w:val="15"/><w:lang w:val="es-NI"/></w:rPr><w:t>updated_at</w:t></w:r><w:proofErr w:type="spellEnd"/></w:p><w:p><w:pPr><w:rPr><w:lang w:val="es-NI"/></w:rPr></w:pPr><w:r><w:rPr><w:sz w:val="15"/><w:lang w:val="es-NI"/></w:rPr><w:t>TIMESTAMP</w:t></w:r></w:p><w:p><w:pPr><w:rPr><w:lang w:val="es-NI"/></w:rPr></w:pPr><w:r><w:rPr><w:sz w:val="15"/><w:lang w:val="es-NI"/></w:rPr><w:t>Sí / NULL</w:t></w:r></w:p><w:p><w:pPr><w:rPr><w:lang w:val="es-NI"/></w:rPr></w:pPr><w:r><w:rPr><w:sz w:val="15"/><w:lang w:val="es-NI"/></w:rPr><w:t>—</w:t></w:r></w:p><w:p><w:pPr><w:rPr><w:lang w:val="es-NI"/></w:rPr></w:pPr><w:r><w:rPr><w:sz w:val="15"/><w:lang w:val="es-NI"/></w:rPr><w:t>Fecha/hora de última actualización.</w:t></w:r></w:p><w:p><w:pPr><w:rPr><w:lang w:val="es-NI"/></w:rPr></w:pPr><w:proofErr w:type="spellStart"/><w:r><w:rPr><w:sz w:val="15"/><w:lang w:val="es-NI"/></w:rPr><w:t>deleted_at</w:t></w:r><w:proofErr w:type="spellEnd"/></w:p><w:p><w:pPr><w:rPr><w:lang w:val="es-NI"/></w:rPr></w:pPr><w:r><w:rPr><w:sz w:val="15"/><w:lang w:val="es-NI"/></w:rPr><w:t>TIMESTAMP</w:t></w:r></w:p><w:p><w:pPr><w:rPr><w:lang w:val="es-NI"/></w:rPr></w:pPr><w:r><w:rPr><w:sz w:val="15"/><w:lang w:val="es-NI"/></w:rPr><w:t>Sí / NULL</w:t></w:r></w:p><w:p><w:pPr><w:rPr><w:lang w:val="es-NI"/></w:rPr></w:pPr><w:r><w:rPr><w:sz w:val="15"/><w:lang w:val="es-NI"/></w:rPr><w:t>—</w:t></w:r></w:p><w:p><w:pPr><w:rPr><w:lang w:val="es-NI"/></w:rPr></w:pPr><w:r><w:rPr><w:sz w:val="15"/><w:lang w:val="es-NI"/></w:rPr><w:t>Marca temporal de eliminación lógica (</w:t></w:r><w:proofErr w:type="spellStart"/><w:r><w:rPr><w:sz w:val="15"/><w:lang w:val="es-NI"/></w:rPr><w:t>Soft</w:t></w:r><w:proofErr w:type="spellEnd"/><w:r><w:rPr><w:sz w:val="15"/><w:lang w:val="es-NI"/></w:rPr><w:t xml:space="preserve"> </w:t></w:r><w:proofErr w:type="spellStart"/><w:r><w:rPr><w:sz w:val="15"/><w:lang w:val="es-NI"/></w:rPr><w:t>Delete</w:t></w:r><w:proofErr w:type="spellEnd"/><w:r><w:rPr><w:sz w:val="15"/><w:lang w:val="es-NI"/></w:rPr><w:t>).</w:t></w:r></w:p><w:p><w:pPr><w:rPr><w:lang w:val="es-NI"/></w:rPr></w:pPr><w:r><w:rPr><w:lang w:val="es-NI"/></w:rPr><w:br w:type="page"/></w:r></w:p><w:p><w:pPr><w:pStyle w:val="Ttulo2"/><w:rPr><w:lang w:val="es-NI"/></w:rPr></w:pPr><w:bookmarkStart w:id="8" w:name="_Toc240620137"/><w:r><w:rPr><w:lang w:val="es-NI"/></w:rPr><w:lastRenderedPageBreak/><w:t xml:space="preserve">4. </w:t></w:r><w:proofErr w:type="spellStart"/><w:r><w:rPr><w:lang w:val="es-NI"/></w:rPr><w:t>procesos_orden</w:t></w:r><w:bookmarkEnd w:id="8"/><w:proofErr w:type="spellEnd"/></w:p><w:p><w:pPr><w:rPr><w:lang w:val="es-NI"/></w:rPr></w:pPr><w:r><w:rPr><w:lang w:val="es-NI"/></w:rPr><w:t>Instancias de etapas ejecutadas dentro de una orden de trabajo. Permite registrar fechas, pesos de entrada/salida y estado de cada proceso.</w:t></w:r></w:p><w:p><w:pPr><w:rPr><w:lang w:val="es-NI"/></w:rPr></w:pPr><w:r><w:rPr><w:b/><w:lang w:val="es-NI"/></w:rPr><w:t xml:space="preserve">Reglas / criterios: </w:t></w:r><w:r><w:rPr><w:lang w:val="es-NI"/></w:rPr><w:t>El código de proceso es único dentro de cada OT mediante (</w:t></w:r><w:proofErr w:type="spellStart"/><w:r><w:rPr><w:lang w:val="es-NI"/></w:rPr><w:t>orden_trabajo_id</w:t></w:r><w:proofErr w:type="spellEnd"/><w:r><w:rPr><w:lang w:val="es-NI"/></w:rPr><w:t xml:space="preserve">, </w:t></w:r><w:proofErr w:type="spellStart"/><w:r><w:rPr><w:lang w:val="es-NI"/></w:rPr><w:t>codigo</w:t></w:r><w:proofErr w:type="spellEnd"/><w:r><w:rPr><w:lang w:val="es-NI"/></w:rPr><w:t>). Si se utiliza desde otras tablas, el proceso debe pertenecer a la misma OT; esta validación corresponde a la lógica de aplicación.</w:t></w:r><w:r><w:rPr><w:lang w:val="es-NI"/></w:rPr><w:t xml:space="preserve"> El estado del proceso no se escribe: se deduce de sus fechas. Sin fecha de inicio es pendiente; con fecha de inicio y sin fecha de fin alcanzada, o con la fecha de fin todavia por delante, esta en proceso; cuando la fecha de fin ya paso, esta finalizado. La unica marca manual es la cancelacion (estado 0), porque un proceso abandonado tiene las mismas fechas que uno terminado a tiempo y no se puede deducir. Un proceso finalizado o cancelado ya no admite trabajos, costos ni consumos nuevos. La numeracion es igual que en ordenes_trabajo: 0 cancelado, 1 pendiente, 2 en proceso, 3 finalizado.</w:t></w:r></w:p><w:p><w:pPr><w:rPr><w:lang w:val="es-NI"/></w:rPr></w:pPr><w:r><w:rPr><w:b/><w:sz w:val="16"/><w:lang w:val="es-NI"/></w:rPr><w:t>PK</w:t></w:r></w:p><w:p><w:pPr><w:rPr><w:lang w:val="es-NI"/></w:rPr></w:pPr><w:proofErr w:type="spellStart"/><w:r><w:rPr><w:b/><w:sz w:val="16"/><w:lang w:val="es-NI"/></w:rPr><w:t>Soft</w:t></w:r><w:proofErr w:type="spellEnd"/><w:r><w:rPr><w:b/><w:sz w:val="16"/><w:lang w:val="es-NI"/></w:rPr><w:t xml:space="preserve"> </w:t></w:r><w:proofErr w:type="spellStart"/><w:r><w:rPr><w:b/><w:sz w:val="16"/><w:lang w:val="es-NI"/></w:rPr><w:t>Delete</w:t></w:r><w:proofErr w:type="spellEnd"/></w:p><w:p><w:pPr><w:rPr><w:lang w:val="es-NI"/></w:rPr></w:pPr><w:r><w:rPr><w:b/><w:sz w:val="16"/><w:lang w:val="es-NI"/></w:rPr><w:t>Índices únicos</w:t></w:r></w:p><w:p><w:pPr><w:rPr><w:lang w:val="es-NI"/></w:rPr></w:pPr><w:r><w:rPr><w:b/><w:sz w:val="16"/><w:lang w:val="es-NI"/></w:rPr><w:t>Relaciones FK</w:t></w:r></w:p><w:p><w:pPr><w:rPr><w:lang w:val="es-NI"/></w:rPr></w:pPr><w:r><w:rPr><w:sz w:val="16"/><w:lang w:val="es-NI"/></w:rPr><w:t>id</w:t></w:r></w:p><w:p><w:pPr><w:rPr><w:lang w:val="es-NI"/></w:rPr></w:pPr><w:r><w:rPr><w:sz w:val="16"/><w:lang w:val="es-NI"/></w:rPr><w:t>Sí</w:t></w:r></w:p><w:p><w:pPr><w:rPr><w:lang w:val="es-NI"/></w:rPr></w:pPr><w:proofErr w:type="spellStart"/><w:r><w:rPr><w:sz w:val="16"/><w:lang w:val="es-NI"/></w:rPr><w:t>UK_procesos_orden</w:t></w:r><w:proofErr w:type="spellEnd"/><w:r><w:rPr><w:sz w:val="16"/><w:lang w:val="es-NI"/></w:rPr><w:t xml:space="preserve"> (</w:t></w:r><w:proofErr w:type="spellStart"/><w:r><w:rPr><w:sz w:val="16"/><w:lang w:val="es-NI"/></w:rPr><w:t>orden_trabajo_id</w:t></w:r><w:proofErr w:type="spellEnd"/><w:r><w:rPr><w:sz w:val="16"/><w:lang w:val="es-NI"/></w:rPr><w:t xml:space="preserve">, </w:t></w:r><w:proofErr w:type="spellStart"/><w:r><w:rPr><w:sz w:val="16"/><w:lang w:val="es-NI"/></w:rPr><w:t>codigo</w:t></w:r><w:proofErr w:type="spellEnd"/><w:r><w:rPr><w:sz w:val="16"/><w:lang w:val="es-NI"/></w:rPr><w:t>)</w:t></w:r></w:p><w:p><w:pPr><w:rPr><w:lang w:val="es-NI"/></w:rPr></w:pPr><w:r><w:rPr><w:sz w:val="16"/><w:lang w:val="es-NI"/></w:rPr><w:t>2</w:t></w:r></w:p><w:p><w:pPr><w:rPr><w:lang w:val="es-NI"/></w:rPr></w:pPr><w:r><w:rPr><w:b/><w:sz w:val="15"/><w:lang w:val="es-NI"/></w:rPr><w:t>Campo</w:t></w:r></w:p><w:p><w:pPr><w:rPr><w:lang w:val="es-NI"/></w:rPr></w:pPr><w:r><w:rPr><w:b/><w:sz w:val="15"/><w:lang w:val="es-NI"/></w:rPr><w:t>Tipo / definición</w:t></w:r></w:p><w:p><w:pPr><w:rPr><w:lang w:val="es-NI"/></w:rPr></w:pPr><w:r><w:rPr><w:b/><w:sz w:val="15"/><w:lang w:val="es-NI"/></w:rPr><w:t>Nulo / default</w:t></w:r></w:p><w:p><w:pPr><w:rPr><w:lang w:val="es-NI"/></w:rPr></w:pPr><w:r><w:rPr><w:b/><w:sz w:val="15"/><w:lang w:val="es-NI"/></w:rPr><w:t>Clave / índice</w:t></w:r></w:p><w:p><w:pPr><w:rPr><w:lang w:val="es-NI"/></w:rPr></w:pPr><w:r><w:rPr><w:b/><w:sz w:val="15"/><w:lang w:val="es-NI"/></w:rPr><w:t>Descripción</w:t></w:r></w:p><w:p><w:pPr><w:rPr><w:lang w:val="es-NI"/></w:rPr></w:pPr><w:r><w:rPr><w:sz w:val="15"/><w:lang w:val="es-NI"/></w:rPr><w:t>id</w:t></w:r></w:p><w:p><w:pPr><w:rPr><w:lang w:val="es-NI"/></w:rPr></w:pPr><w:proofErr w:type="gramStart"/><w:r><w:rPr><w:sz w:val="15"/><w:lang w:val="es-NI"/></w:rPr><w:t>BIGINT(</w:t></w:r><w:proofErr w:type="gramEnd"/><w:r><w:rPr><w:sz w:val="15"/><w:lang w:val="es-NI"/></w:rPr><w:t>20)</w:t></w:r></w:p><w:p><w:pPr><w:rPr><w:lang w:val="es-NI"/></w:rPr></w:pPr><w:r><w:rPr><w:sz w:val="15"/><w:lang w:val="es-NI"/></w:rPr><w:t>No</w:t></w:r></w:p><w:p><w:pPr><w:rPr><w:lang w:val="es-NI"/></w:rPr></w:pPr><w:r><w:rPr><w:sz w:val="15"/><w:lang w:val="es-NI"/></w:rPr><w:t>PK</w:t></w:r></w:p><w:p><w:pPr><w:rPr><w:lang w:val="es-NI"/></w:rPr></w:pPr><w:r><w:rPr><w:sz w:val="15"/><w:lang w:val="es-NI"/></w:rPr><w:t>Identificador único de la fila.</w:t></w:r></w:p><w:p><w:pPr><w:rPr><w:lang w:val="es-NI"/></w:rPr></w:pPr><w:proofErr w:type="spellStart"/><w:r><w:rPr><w:sz w:val="15"/><w:lang w:val="es-NI"/></w:rPr><w:t>orden_trabajo_id</w:t></w:r><w:proofErr w:type="spellEnd"/></w:p><w:p><w:pPr><w:rPr><w:lang w:val="es-NI"/></w:rPr></w:pPr><w:proofErr w:type="gramStart"/><w:r><w:rPr><w:sz w:val="15"/><w:lang w:val="es-NI"/></w:rPr><w:t>BIGINT(</w:t></w:r><w:proofErr w:type="gramEnd"/><w:r><w:rPr><w:sz w:val="15"/><w:lang w:val="es-NI"/></w:rPr><w:t>20)</w:t></w:r></w:p><w:p><w:pPr><w:rPr><w:lang w:val="es-NI"/></w:rPr></w:pPr><w:r><w:rPr><w:sz w:val="15"/><w:lang w:val="es-NI"/></w:rPr><w:t>No</w:t></w:r></w:p><w:p><w:pPr><w:rPr><w:lang w:val="es-NI"/></w:rPr></w:pPr><w:r><w:rPr><w:sz w:val="15"/><w:lang w:val="es-NI"/></w:rPr><w:t>; FK</w:t></w:r></w:p><w:p><w:pPr><w:rPr><w:lang w:val="es-NI"/></w:rPr></w:pPr><w:r><w:rPr><w:sz w:val="15"/><w:lang w:val="es-NI"/></w:rPr><w:t>Referencia a la orden de trabajo asociada.</w:t></w:r></w:p><w:p><w:pPr><w:rPr><w:lang w:val="es-NI"/></w:rPr></w:pPr><w:proofErr w:type="spellStart"/><w:r><w:rPr><w:sz w:val="15"/><w:lang w:val="es-NI"/></w:rPr><w:t>etapa_id</w:t></w:r><w:proofErr w:type="spellEnd"/></w:p><w:p><w:pPr><w:rPr><w:lang w:val="es-NI"/></w:rPr></w:pPr><w:proofErr w:type="gramStart"/><w:r><w:rPr><w:sz w:val="15"/><w:lang w:val="es-NI"/></w:rPr><w:t>BIGINT(</w:t></w:r><w:proofErr w:type="gramEnd"/><w:r><w:rPr><w:sz w:val="15"/><w:lang w:val="es-NI"/></w:rPr><w:t>20)</w:t></w:r></w:p><w:p><w:pPr><w:rPr><w:lang w:val="es-NI"/></w:rPr></w:pPr><w:r><w:rPr><w:sz w:val="15"/><w:lang w:val="es-NI"/></w:rPr><w:t>No</w:t></w:r></w:p><w:p><w:pPr><w:rPr><w:lang w:val="es-NI"/></w:rPr></w:pPr><w:r><w:rPr><w:sz w:val="15"/><w:lang w:val="es-NI"/></w:rPr><w:t>FK</w:t></w:r></w:p><w:p><w:pPr><w:rPr><w:lang w:val="es-NI"/></w:rPr></w:pPr><w:r><w:rPr><w:sz w:val="15"/><w:lang w:val="es-NI"/></w:rPr><w:t>Referencia a la etapa del proceso.</w:t></w:r></w:p><w:p><w:pPr><w:rPr><w:lang w:val="es-NI"/></w:rPr></w:pPr><w:proofErr w:type="spellStart"/><w:r><w:rPr><w:sz w:val="15"/><w:lang w:val="es-NI"/></w:rPr><w:t>fecha_inicio</w:t></w:r><w:proofErr w:type="spellEnd"/></w:p><w:p><w:pPr><w:rPr><w:lang w:val="es-NI"/></w:rPr></w:pPr><w:r><w:rPr><w:sz w:val="15"/><w:lang w:val="es-NI"/></w:rPr><w:t>DATETIME</w:t></w:r></w:p><w:p><w:pPr><w:rPr><w:lang w:val="es-NI"/></w:rPr></w:pPr><w:r><w:rPr><w:sz w:val="15"/><w:lang w:val="es-NI"/></w:rPr><w:t>Sí / NULL</w:t></w:r></w:p><w:p><w:pPr><w:rPr><w:lang w:val="es-NI"/></w:rPr></w:pPr><w:r><w:rPr><w:sz w:val="15"/><w:lang w:val="es-NI"/></w:rPr><w:t>—</w:t></w:r></w:p><w:p><w:pPr><w:rPr><w:lang w:val="es-NI"/></w:rPr></w:pPr><w:r><w:rPr><w:sz w:val="15"/><w:lang w:val="es-NI"/></w:rPr><w:t>Inicio de vigencia o inicio del proceso.</w:t></w:r></w:p><w:p><w:pPr><w:rPr><w:lang w:val="es-NI"/></w:rPr></w:pPr><w:proofErr w:type="spellStart"/><w:r><w:rPr><w:sz w:val="15"/><w:lang w:val="es-NI"/></w:rPr><w:t>fecha_fin</w:t></w:r><w:proofErr w:type="spellEnd"/></w:p><w:p><w:pPr><w:rPr><w:lang w:val="es-NI"/></w:rPr></w:pPr><w:r><w:rPr><w:sz w:val="15"/><w:lang w:val="es-NI"/></w:rPr><w:t>DATETIME</w:t></w:r></w:p><w:p><w:pPr><w:rPr><w:lang w:val="es-NI"/></w:rPr></w:pPr><w:r><w:rPr><w:sz w:val="15"/><w:lang w:val="es-NI"/></w:rPr><w:t>Sí / NULL</w:t></w:r></w:p><w:p><w:pPr><w:rPr><w:lang w:val="es-NI"/></w:rPr></w:pPr><w:r><w:rPr><w:sz w:val="15"/><w:lang w:val="es-NI"/></w:rPr><w:t>—</w:t></w:r></w:p><w:p><w:pPr><w:rPr><w:lang w:val="es-NI"/></w:rPr></w:pPr><w:r><w:rPr><w:sz w:val="15"/><w:lang w:val="es-NI"/></w:rPr><w:t>Fin de vigencia o fin del proceso.</w:t></w:r></w:p><w:p><w:pPr><w:rPr><w:lang w:val="es-NI"/></w:rPr></w:pPr><w:proofErr w:type="spellStart"/><w:r><w:rPr><w:sz w:val="15"/><w:lang w:val="es-NI"/></w:rPr><w:t>peso_entrada</w:t></w:r><w:proofErr w:type="spellEnd"/></w:p><w:p><w:pPr><w:rPr><w:lang w:val="es-NI"/></w:rPr></w:pPr><w:proofErr w:type="gramStart"/><w:r><w:rPr><w:sz w:val="15"/><w:lang w:val="es-NI"/></w:rPr><w:t>DECIMAL(</w:t></w:r><w:proofErr w:type="gramEnd"/><w:r><w:rPr><w:sz w:val="15"/><w:lang w:val="es-NI"/></w:rPr><w:t>12,</w:t></w:r></w:p><w:p><w:pPr><w:rPr><w:lang w:val="es-NI"/></w:rPr></w:pPr><w:r><w:rPr><w:sz w:val="15"/><w:lang w:val="es-NI"/></w:rPr><w:t>Sí / NULL</w:t></w:r></w:p><w:p><w:pPr><w:rPr><w:lang w:val="es-NI"/></w:rPr></w:pPr><w:r><w:rPr><w:sz w:val="15"/><w:lang w:val="es-NI"/></w:rPr><w:t>—</w:t></w:r></w:p><w:p><w:pPr><w:rPr><w:lang w:val="es-NI"/></w:rPr></w:pPr><w:r><w:rPr><w:sz w:val="15"/><w:lang w:val="es-NI"/></w:rPr><w:t>Peso recibido al inicio del proceso.</w:t></w:r></w:p><w:p><w:pPr><w:rPr><w:lang w:val="es-NI"/></w:rPr></w:pPr><w:proofErr w:type="spellStart"/><w:r><w:rPr><w:sz w:val="15"/><w:lang w:val="es-NI"/></w:rPr><w:t>peso_salida</w:t></w:r><w:proofErr w:type="spellEnd"/></w:p><w:p><w:pPr><w:rPr><w:lang w:val="es-NI"/></w:rPr></w:pPr><w:proofErr w:type="gramStart"/><w:r><w:rPr><w:sz w:val="15"/><w:lang w:val="es-NI"/></w:rPr><w:t>DECIMAL(</w:t></w:r><w:proofErr w:type="gramEnd"/><w:r><w:rPr><w:sz w:val="15"/><w:lang w:val="es-NI"/></w:rPr><w:t>12,</w:t></w:r></w:p><w:p><w:pPr><w:rPr><w:lang w:val="es-NI"/></w:rPr></w:pPr><w:r><w:rPr><w:sz w:val="15"/><w:lang w:val="es-NI"/></w:rPr><w:t>Sí / NULL</w:t></w:r></w:p><w:p><w:pPr><w:rPr><w:lang w:val="es-NI"/></w:rPr></w:pPr><w:r><w:rPr><w:sz w:val="15"/><w:lang w:val="es-NI"/></w:rPr><w:t>—</w:t></w:r></w:p><w:p><w:pPr><w:rPr><w:lang w:val="es-NI"/></w:rPr></w:pPr><w:r><w:rPr><w:sz w:val="15"/><w:lang w:val="es-NI"/></w:rPr><w:t>Peso obtenido al finalizar el proceso.</w:t></w:r></w:p><w:p><w:pPr><w:rPr><w:lang w:val="es-NI"/></w:rPr></w:pPr><w:r><w:rPr><w:sz w:val="15"/><w:lang w:val="es-NI"/></w:rPr><w:t>estado</w:t></w:r></w:p><w:p><w:pPr><w:rPr><w:lang w:val="es-NI"/></w:rPr></w:pPr><w:proofErr w:type="gramStart"/><w:r><w:rPr><w:sz w:val="15"/><w:lang w:val="es-NI"/></w:rPr><w:t>INT(</w:t></w:r><w:proofErr w:type="gramEnd"/><w:r><w:rPr><w:sz w:val="15"/><w:lang w:val="es-NI"/></w:rPr><w:t>11)</w:t></w:r></w:p><w:p><w:pPr><w:rPr><w:lang w:val="es-NI"/></w:rPr></w:pPr><w:r><w:rPr><w:sz w:val="15"/><w:lang w:val="es-NI"/></w:rPr><w:t>No / 1</w:t></w:r></w:p><w:p><w:pPr><w:rPr><w:lang w:val="es-NI"/></w:rPr></w:pPr><w:r><w:rPr><w:sz w:val="15"/><w:lang w:val="es-NI"/></w:rPr><w:t>—</w:t></w:r></w:p><w:p><w:pPr><w:rPr><w:lang w:val="es-NI"/></w:rPr></w:pPr><w:r><w:rPr><w:sz w:val="15"/><w:lang w:val="es-NI"/></w:rPr><w:t>Estado lógico/operativo del registro.</w:t></w:r></w:p><w:p><w:pPr><w:rPr><w:lang w:val="es-NI"/></w:rPr></w:pPr><w:r><w:rPr><w:sz w:val="15"/><w:lang w:val="es-NI"/></w:rPr><w:t>observaciones</w:t></w:r></w:p><w:p><w:pPr><w:rPr><w:lang w:val="es-NI"/></w:rPr></w:pPr><w:r><w:rPr><w:sz w:val="15"/><w:lang w:val="es-NI"/></w:rPr><w:t>TEXT</w:t></w:r></w:p><w:p><w:pPr><w:rPr><w:lang w:val="es-NI"/></w:rPr></w:pPr><w:r><w:rPr><w:sz w:val="15"/><w:lang w:val="es-NI"/></w:rPr><w:t>Sí / NULL</w:t></w:r></w:p><w:p><w:pPr><w:rPr><w:lang w:val="es-NI"/></w:rPr></w:pPr><w:r><w:rPr><w:sz w:val="15"/><w:lang w:val="es-NI"/></w:rPr><w:t>—</w:t></w:r></w:p><w:p><w:pPr><w:rPr><w:lang w:val="es-NI"/></w:rPr></w:pPr><w:r><w:rPr><w:sz w:val="15"/><w:lang w:val="es-NI"/></w:rPr><w:t>Notas adicionales del registro.</w:t></w:r></w:p><w:p><w:pPr><w:rPr><w:lang w:val="es-NI"/></w:rPr></w:pPr><w:proofErr w:type="spellStart"/><w:r><w:rPr><w:sz w:val="15"/><w:lang w:val="es-NI"/></w:rPr><w:t>created_at</w:t></w:r><w:proofErr w:type="spellEnd"/></w:p><w:p><w:pPr><w:rPr><w:lang w:val="es-NI"/></w:rPr></w:pPr><w:r><w:rPr><w:sz w:val="15"/><w:lang w:val="es-NI"/></w:rPr><w:t>TIMESTAMP</w:t></w:r></w:p><w:p><w:pPr><w:rPr><w:lang w:val="es-NI"/></w:rPr></w:pPr><w:r><w:rPr><w:sz w:val="15"/><w:lang w:val="es-NI"/></w:rPr><w:t>Sí / NULL</w:t></w:r></w:p><w:p><w:pPr><w:rPr><w:lang w:val="es-NI"/></w:rPr></w:pPr><w:r><w:rPr><w:sz w:val="15"/><w:lang w:val="es-NI"/></w:rPr><w:t>—</w:t></w:r></w:p><w:p><w:pPr><w:rPr><w:lang w:val="es-NI"/></w:rPr></w:pPr><w:r><w:rPr><w:sz w:val="15"/><w:lang w:val="es-NI"/></w:rPr><w:t>Fecha/hora de creación.</w:t></w:r></w:p><w:p><w:pPr><w:rPr><w:lang w:val="es-NI"/></w:rPr></w:pPr><w:proofErr w:type="spellStart"/><w:r><w:rPr><w:sz w:val="15"/><w:lang w:val="es-NI"/></w:rPr><w:t>updated_at</w:t></w:r><w:proofErr w:type="spellEnd"/></w:p><w:p><w:pPr><w:rPr><w:lang w:val="es-NI"/></w:rPr></w:pPr><w:r><w:rPr><w:sz w:val="15"/><w:lang w:val="es-NI"/></w:rPr><w:t>TIMESTAMP</w:t></w:r></w:p><w:p><w:pPr><w:rPr><w:lang w:val="es-NI"/></w:rPr></w:pPr><w:r><w:rPr><w:sz w:val="15"/><w:lang w:val="es-NI"/></w:rPr><w:t>Sí / NULL</w:t></w:r></w:p><w:p><w:pPr><w:rPr><w:lang w:val="es-NI"/></w:rPr></w:pPr><w:r><w:rPr><w:sz w:val="15"/><w:lang w:val="es-NI"/></w:rPr><w:t>—</w:t></w:r></w:p><w:p><w:pPr><w:rPr><w:lang w:val="es-NI"/></w:rPr></w:pPr><w:r><w:rPr><w:sz w:val="15"/><w:lang w:val="es-NI"/></w:rPr><w:t>Fecha/hora de última actualización.</w:t></w:r></w:p><w:p><w:pPr><w:rPr><w:lang w:val="es-NI"/></w:rPr></w:pPr><w:proofErr w:type="spellStart"/><w:r><w:rPr><w:sz w:val="15"/><w:lang w:val="es-NI"/></w:rPr><w:t>codigo</w:t></w:r><w:proofErr w:type="spellEnd"/></w:p><w:p><w:pPr><w:rPr><w:lang w:val="es-NI"/></w:rPr></w:pPr><w:proofErr w:type="gramStart"/><w:r><w:rPr><w:sz w:val="15"/><w:lang w:val="es-NI"/></w:rPr><w:t>VARCHAR(</w:t></w:r><w:proofErr w:type="gramEnd"/><w:r><w:rPr><w:sz w:val="15"/><w:lang w:val="es-NI"/></w:rPr><w:t>30)</w:t></w:r></w:p><w:p><w:pPr><w:rPr><w:lang w:val="es-NI"/></w:rPr></w:pPr><w:r><w:rPr><w:sz w:val="15"/><w:lang w:val="es-NI"/></w:rPr><w:t>No</w:t></w:r></w:p><w:p><w:pPr><w:rPr><w:lang w:val="es-NI"/></w:rPr></w:pPr><w:r><w:rPr><w:sz w:val="15"/><w:lang w:val="es-NI"/></w:rPr><w:t>UK</w:t></w:r></w:p><w:p><w:pPr><w:rPr><w:lang w:val="es-NI"/></w:rPr></w:pPr><w:r><w:rPr><w:sz w:val="15"/><w:lang w:val="es-NI"/></w:rPr><w:t>Código de negocio.</w:t></w:r></w:p><w:p><w:pPr><w:rPr><w:lang w:val="es-NI"/></w:rPr></w:pPr><w:proofErr w:type="spellStart"/><w:r><w:rPr><w:sz w:val="15"/><w:lang w:val="es-NI"/></w:rPr><w:t>deleted_at</w:t></w:r><w:proofErr w:type="spellEnd"/></w:p><w:p><w:pPr><w:rPr><w:lang w:val="es-NI"/></w:rPr></w:pPr><w:r><w:rPr><w:sz w:val="15"/><w:lang w:val="es-NI"/></w:rPr><w:t>TIMESTAMP</w:t></w:r></w:p><w:p><w:pPr><w:rPr><w:lang w:val="es-NI"/></w:rPr></w:pPr><w:r><w:rPr><w:sz w:val="15"/><w:lang w:val="es-NI"/></w:rPr><w:t>Sí / NULL</w:t></w:r></w:p><w:p><w:pPr><w:rPr><w:lang w:val="es-NI"/></w:rPr></w:pPr><w:r><w:rPr><w:sz w:val="15"/><w:lang w:val="es-NI"/></w:rPr><w:t>—</w:t></w:r></w:p><w:p><w:pPr><w:rPr><w:lang w:val="es-NI"/></w:rPr></w:pPr><w:r><w:rPr><w:sz w:val="15"/><w:lang w:val="es-NI"/></w:rPr><w:t>Marca temporal de eliminación lógica (</w:t></w:r><w:proofErr w:type="spellStart"/><w:r><w:rPr><w:sz w:val="15"/><w:lang w:val="es-NI"/></w:rPr><w:t>Soft</w:t></w:r><w:proofErr w:type="spellEnd"/><w:r><w:rPr><w:sz w:val="15"/><w:lang w:val="es-NI"/></w:rPr><w:t xml:space="preserve"> </w:t></w:r><w:proofErr w:type="spellStart"/><w:r><w:rPr><w:sz w:val="15"/><w:lang w:val="es-NI"/></w:rPr><w:t>Delete</w:t></w:r><w:proofErr w:type="spellEnd"/><w:r><w:rPr><w:sz w:val="15"/><w:lang w:val="es-NI"/></w:rPr><w:t>).</w:t></w:r></w:p><w:p><w:pPr><w:rPr><w:lang w:val="es-NI"/></w:rPr></w:pPr><w:r><w:rPr><w:b/><w:lang w:val="es-NI"/></w:rPr><w:t>Relaciones:</w:t></w:r></w:p><w:p><w:pPr><w:pStyle w:val="Listaconvietas"/><w:rPr><w:lang w:val="es-NI"/></w:rPr></w:pPr><w:proofErr w:type="spellStart"/><w:r><w:rPr><w:lang w:val="es-NI"/></w:rPr><w:t>etapa_id</w:t></w:r><w:proofErr w:type="spellEnd"/><w:r><w:rPr><w:lang w:val="es-NI"/></w:rPr><w:t xml:space="preserve"> → </w:t></w:r><w:proofErr w:type="spellStart"/><w:r><w:rPr><w:lang w:val="es-NI"/></w:rPr><w:t>etapas.id</w:t></w:r><w:proofErr w:type="spellEnd"/></w:p><w:p><w:pPr><w:pStyle w:val="Listaconvietas"/><w:rPr><w:lang w:val="es-NI"/></w:rPr></w:pPr><w:proofErr w:type="spellStart"/><w:r><w:rPr><w:lang w:val="es-NI"/></w:rPr><w:t>orden_trabajo_id</w:t></w:r><w:proofErr w:type="spellEnd"/><w:r><w:rPr><w:lang w:val="es-NI"/></w:rPr><w:t xml:space="preserve"> → </w:t></w:r><w:proofErr w:type="spellStart"/><w:r><w:rPr><w:lang w:val="es-NI"/></w:rPr><w:t>ordenes_trabajo.id</w:t></w:r><w:proofErr w:type="spellEnd"/><w:r><w:rPr><w:lang w:val="es-NI"/></w:rPr><w:t xml:space="preserve"> (ON DELETE CASCADE)</w:t></w:r></w:p><w:p><w:pPr><w:rPr><w:lang w:val="es-NI"/></w:rPr></w:pPr><w:r><w:rPr><w:lang w:val="es-NI"/></w:rPr><w:br w:type="page"/></w:r></w:p><w:p><w:pPr><w:pStyle w:val="Ttulo2"/><w:rPr><w:lang w:val="es-NI"/></w:rPr></w:pPr><w:bookmarkStart w:id="9" w:name="_Toc240620138"/><w:r><w:rPr><w:lang w:val="es-NI"/></w:rPr><w:lastRenderedPageBreak/><w:t xml:space="preserve">5. </w:t></w:r><w:proofErr w:type="spellStart"/><w:r><w:rPr><w:lang w:val="es-NI"/></w:rPr><w:t>categorias_costos</w:t></w:r><w:bookmarkEnd w:id="9"/><w:proofErr w:type="spellEnd"/></w:p><w:p><w:pPr><w:rPr><w:lang w:val="es-NI"/></w:rPr></w:pPr><w:r><w:rPr><w:lang w:val="es-NI"/></w:rPr><w:t>Catálogo de clasificación de los costos imputables a una orden de trabajo.</w:t></w:r></w:p><w:p><w:pPr><w:rPr><w:lang w:val="es-NI"/></w:rPr></w:pPr><w:r><w:rPr><w:b/><w:lang w:val="es-NI"/></w:rPr><w:t xml:space="preserve">Reglas / criterios: la marca automatica impide que un concepto ya calculado por el sistema se escriba tambien a mano. La mano de obra se suma desde trabajos_empleados y la depreciación desde proceso_equipos; registrarlas en movimientos_costos las contaría dos veces, y el error no se vería en ninguna parte porque el total simplemente saldría más alto. La marca está en la tabla y no en la pantalla: si estuviera en el combo, bastaría con que alguien renombrara la categoría en el catálogo para que la protección desapareciera en silencio.</w:t></w:r><w:r><w:rPr><w:b/><w:lang w:val="es-NI"/></w:rPr><w:t xml:space="preserve"> La materia prima se marco tambien como automatica: el consumo de cemento, de quimicos o de cualquier insumo sale del almacen y se registra contra el proceso, y su costo lo fija el promedio de lo que habia dentro. Registrar la misma materia prima a mano en movimientos_costos permitiria contarla dos veces, una por el almacen y otra por la pantalla. Lo que no entre por el almacen se lleva a la categoria "Otros costos", que ya existe para lo que no encaja en ninguna de las anteriores.</w:t></w:r></w:p><w:p><w:pPr><w:rPr><w:lang w:val="es-NI"/></w:rPr></w:pPr><w:r><w:rPr><w:b/><w:sz w:val="16"/><w:lang w:val="es-NI"/></w:rPr><w:t>PK</w:t></w:r></w:p><w:p><w:pPr><w:rPr><w:lang w:val="es-NI"/></w:rPr></w:pPr><w:proofErr w:type="spellStart"/><w:r><w:rPr><w:b/><w:sz w:val="16"/><w:lang w:val="es-NI"/></w:rPr><w:t>Soft</w:t></w:r><w:proofErr w:type="spellEnd"/><w:r><w:rPr><w:b/><w:sz w:val="16"/><w:lang w:val="es-NI"/></w:rPr><w:t xml:space="preserve"> </w:t></w:r><w:proofErr w:type="spellStart"/><w:r><w:rPr><w:b/><w:sz w:val="16"/><w:lang w:val="es-NI"/></w:rPr><w:t>Delete</w:t></w:r><w:proofErr w:type="spellEnd"/></w:p><w:p><w:pPr><w:rPr><w:lang w:val="es-NI"/></w:rPr></w:pPr><w:r><w:rPr><w:b/><w:sz w:val="16"/><w:lang w:val="es-NI"/></w:rPr><w:t>Índices únicos</w:t></w:r></w:p><w:p><w:pPr><w:rPr><w:lang w:val="es-NI"/></w:rPr></w:pPr><w:r><w:rPr><w:b/><w:sz w:val="16"/><w:lang w:val="es-NI"/></w:rPr><w:t>Relaciones FK</w:t></w:r></w:p><w:p><w:pPr><w:rPr><w:lang w:val="es-NI"/></w:rPr></w:pPr><w:r><w:rPr><w:sz w:val="16"/><w:lang w:val="es-NI"/></w:rPr><w:t>id</w:t></w:r></w:p><w:p><w:pPr><w:rPr><w:lang w:val="es-NI"/></w:rPr></w:pPr><w:r><w:rPr><w:sz w:val="16"/><w:lang w:val="es-NI"/></w:rPr><w:t>Sí</w:t></w:r></w:p><w:p><w:pPr><w:rPr><w:lang w:val="es-NI"/></w:rPr></w:pPr><w:r><w:rPr><w:sz w:val="16"/><w:lang w:val="es-NI"/></w:rPr><w:t>—</w:t></w:r></w:p><w:p><w:pPr><w:rPr><w:lang w:val="es-NI"/></w:rPr></w:pPr><w:r><w:rPr><w:sz w:val="16"/><w:lang w:val="es-NI"/></w:rPr><w:t>0</w:t></w:r></w:p><w:p><w:pPr><w:rPr><w:lang w:val="es-NI"/></w:rPr></w:pPr><w:r><w:rPr><w:b/><w:sz w:val="15"/><w:lang w:val="es-NI"/></w:rPr><w:t>Campo</w:t></w:r></w:p><w:p><w:pPr><w:rPr><w:lang w:val="es-NI"/></w:rPr></w:pPr><w:r><w:rPr><w:b/><w:sz w:val="15"/><w:lang w:val="es-NI"/></w:rPr><w:t>Tipo / definición</w:t></w:r></w:p><w:p><w:pPr><w:rPr><w:lang w:val="es-NI"/></w:rPr></w:pPr><w:r><w:rPr><w:b/><w:sz w:val="15"/><w:lang w:val="es-NI"/></w:rPr><w:t>Nulo / default</w:t></w:r></w:p><w:p><w:pPr><w:rPr><w:lang w:val="es-NI"/></w:rPr></w:pPr><w:r><w:rPr><w:b/><w:sz w:val="15"/><w:lang w:val="es-NI"/></w:rPr><w:t>Clave / índice</w:t></w:r></w:p><w:p><w:pPr><w:rPr><w:lang w:val="es-NI"/></w:rPr></w:pPr><w:r><w:rPr><w:b/><w:sz w:val="15"/><w:lang w:val="es-NI"/></w:rPr><w:t>Descripción</w:t></w:r></w:p><w:p><w:pPr><w:rPr><w:lang w:val="es-NI"/></w:rPr></w:pPr><w:r><w:rPr><w:sz w:val="15"/><w:lang w:val="es-NI"/></w:rPr><w:t>id</w:t></w:r></w:p><w:p><w:pPr><w:rPr><w:lang w:val="es-NI"/></w:rPr></w:pPr><w:proofErr w:type="gramStart"/><w:r><w:rPr><w:sz w:val="15"/><w:lang w:val="es-NI"/></w:rPr><w:t>BIGINT(</w:t></w:r><w:proofErr w:type="gramEnd"/><w:r><w:rPr><w:sz w:val="15"/><w:lang w:val="es-NI"/></w:rPr><w:t>20)</w:t></w:r></w:p><w:p><w:pPr><w:rPr><w:lang w:val="es-NI"/></w:rPr></w:pPr><w:r><w:rPr><w:sz w:val="15"/><w:lang w:val="es-NI"/></w:rPr><w:t>No</w:t></w:r></w:p><w:p><w:pPr><w:rPr><w:lang w:val="es-NI"/></w:rPr></w:pPr><w:r><w:rPr><w:sz w:val="15"/><w:lang w:val="es-NI"/></w:rPr><w:t>PK</w:t></w:r></w:p><w:p><w:pPr><w:rPr><w:lang w:val="es-NI"/></w:rPr></w:pPr><w:r><w:rPr><w:sz w:val="15"/><w:lang w:val="es-NI"/></w:rPr><w:t>Identificador único de la fila.</w:t></w:r></w:p><w:p><w:pPr><w:rPr><w:lang w:val="es-NI"/></w:rPr></w:pPr><w:r><w:rPr><w:sz w:val="15"/><w:lang w:val="es-NI"/></w:rPr><w:t>nombre</w:t></w:r></w:p><w:p><w:pPr><w:rPr><w:lang w:val="es-NI"/></w:rPr></w:pPr><w:proofErr w:type="gramStart"/><w:r><w:rPr><w:sz w:val="15"/><w:lang w:val="es-NI"/></w:rPr><w:t>VARCHAR(</w:t></w:r><w:proofErr w:type="gramEnd"/><w:r><w:rPr><w:sz w:val="15"/><w:lang w:val="es-NI"/></w:rPr><w:t>100)</w:t></w:r></w:p><w:p><w:pPr><w:rPr><w:lang w:val="es-NI"/></w:rPr></w:pPr><w:r><w:rPr><w:sz w:val="15"/><w:lang w:val="es-NI"/></w:rPr><w:t>No</w:t></w:r></w:p><w:p><w:pPr><w:rPr><w:lang w:val="es-NI"/></w:rPr></w:pPr><w:r><w:rPr><w:sz w:val="15"/><w:lang w:val="es-NI"/></w:rPr><w:t>—</w:t></w:r></w:p><w:p><w:pPr><w:rPr><w:lang w:val="es-NI"/></w:rPr></w:pPr><w:r><w:rPr><w:sz w:val="15"/><w:lang w:val="es-NI"/></w:rPr><w:t>Nombre descriptivo de la entidad.</w:t></w:r></w:p><w:p><w:pPr><w:rPr><w:lang w:val="es-NI"/></w:rPr></w:pPr><w:proofErr w:type="spellStart"/><w:r><w:rPr><w:sz w:val="15"/><w:lang w:val="es-NI"/></w:rPr><w:t>descripcion</w:t></w:r><w:proofErr w:type="spellEnd"/></w:p><w:p><w:pPr><w:rPr><w:lang w:val="es-NI"/></w:rPr></w:pPr><w:proofErr w:type="gramStart"/><w:r><w:rPr><w:sz w:val="15"/><w:lang w:val="es-NI"/></w:rPr><w:t>VARCHAR(</w:t></w:r><w:proofErr w:type="gramEnd"/><w:r><w:rPr><w:sz w:val="15"/><w:lang w:val="es-NI"/></w:rPr><w:t>255)</w:t></w:r></w:p><w:p><w:pPr><w:rPr><w:lang w:val="es-NI"/></w:rPr></w:pPr><w:r><w:rPr><w:sz w:val="15"/><w:lang w:val="es-NI"/></w:rPr><w:t>Sí / NULL</w:t></w:r></w:p><w:p><w:pPr><w:rPr><w:lang w:val="es-NI"/></w:rPr></w:pPr><w:r><w:rPr><w:sz w:val="15"/><w:lang w:val="es-NI"/></w:rPr><w:t>—</w:t></w:r></w:p><w:p><w:pPr><w:rPr><w:lang w:val="es-NI"/></w:rPr></w:pPr><w:r><w:rPr><w:sz w:val="15"/><w:lang w:val="es-NI"/></w:rPr><w:t>Descripción del concepto.</w:t></w:r></w:p><w:p><w:pPr><w:rPr><w:lang w:val="es-NI"/></w:rPr></w:pPr><w:r><w:rPr><w:sz w:val="15"/><w:lang w:val="es-NI"/></w:rPr><w:t>estado</w:t></w:r></w:p><w:p><w:pPr><w:rPr><w:lang w:val="es-NI"/></w:rPr></w:pPr><w:proofErr w:type="gramStart"/><w:r><w:rPr><w:sz w:val="15"/><w:lang w:val="es-NI"/></w:rPr><w:t>TINYINT(</w:t></w:r><w:proofErr w:type="gramEnd"/><w:r><w:rPr><w:sz w:val="15"/><w:lang w:val="es-NI"/></w:rPr><w:t>1)</w:t></w:r></w:p><w:p><w:pPr><w:rPr><w:lang w:val="es-NI"/></w:rPr></w:pPr><w:r><w:rPr><w:sz w:val="15"/><w:lang w:val="es-NI"/></w:rPr><w:t>No / 1</w:t></w:r></w:p><w:p><w:pPr><w:rPr><w:lang w:val="es-NI"/></w:rPr></w:pPr><w:r><w:rPr><w:sz w:val="15"/><w:lang w:val="es-NI"/></w:rPr><w:t>—</w:t></w:r></w:p><w:p><w:pPr><w:rPr><w:lang w:val="es-NI"/></w:rPr></w:pPr><w:r><w:rPr><w:sz w:val="15"/><w:lang w:val="es-NI"/></w:rPr><w:t>Estado lógico/operativo del registro.</w:t></w:r></w:p><w:p><w:pPr><w:rPr><w:lang w:val="es-NI"/></w:rPr></w:pPr><w:r><w:rPr><w:sz w:val="15"/><w:lang w:val="es-NI"/></w:rPr><w:t xml:space="preserve">automatica</w:t></w:r></w:p><w:p><w:pPr><w:rPr><w:lang w:val="es-NI"/></w:rPr></w:pPr><w:r><w:rPr><w:sz w:val="15"/><w:lang w:val="es-NI"/></w:rPr><w:t xml:space="preserve">TINYINT(1)</w:t></w:r></w:p><w:p><w:pPr><w:rPr><w:lang w:val="es-NI"/></w:rPr></w:pPr><w:r><w:rPr><w:sz w:val="15"/><w:lang w:val="es-NI"/></w:rPr><w:t xml:space="preserve">No / 0</w:t></w:r></w:p><w:p><w:pPr><w:rPr><w:lang w:val="es-NI"/></w:rPr></w:pPr><w:r><w:rPr><w:sz w:val="15"/><w:lang w:val="es-NI"/></w:rPr><w:t xml:space="preserve">—</w:t></w:r></w:p><w:p><w:pPr><w:rPr><w:lang w:val="es-NI"/></w:rPr></w:pPr><w:r><w:rPr><w:sz w:val="15"/><w:lang w:val="es-NI"/></w:rPr><w:t xml:space="preserve">1 = la calcula el sistema (mano de obra, depreciación) y no se registra a mano; 0 = concepto cargable.</w:t></w:r></w:p><w:p><w:pPr><w:rPr><w:lang w:val="es-NI"/></w:rPr></w:pPr><w:proofErr w:type="spellStart"/><w:r><w:rPr><w:sz w:val="15"/><w:lang w:val="es-NI"/></w:rPr><w:t>created_at</w:t></w:r><w:proofErr w:type="spellEnd"/></w:p><w:p><w:pPr><w:rPr><w:lang w:val="es-NI"/></w:rPr></w:pPr><w:r><w:rPr><w:sz w:val="15"/><w:lang w:val="es-NI"/></w:rPr><w:t>TIMESTAMP</w:t></w:r></w:p><w:p><w:pPr><w:rPr><w:lang w:val="es-NI"/></w:rPr></w:pPr><w:r><w:rPr><w:sz w:val="15"/><w:lang w:val="es-NI"/></w:rPr><w:t>Sí / NULL</w:t></w:r></w:p><w:p><w:pPr><w:rPr><w:lang w:val="es-NI"/></w:rPr></w:pPr><w:r><w:rPr><w:sz w:val="15"/><w:lang w:val="es-NI"/></w:rPr><w:t>—</w:t></w:r></w:p><w:p><w:pPr><w:rPr><w:lang w:val="es-NI"/></w:rPr></w:pPr><w:r><w:rPr><w:sz w:val="15"/><w:lang w:val="es-NI"/></w:rPr><w:t>Fecha/hora de creación.</w:t></w:r></w:p><w:p><w:pPr><w:rPr><w:lang w:val="es-NI"/></w:rPr></w:pPr><w:proofErr w:type="spellStart"/><w:r><w:rPr><w:sz w:val="15"/><w:lang w:val="es-NI"/></w:rPr><w:t>updated_at</w:t></w:r><w:proofErr w:type="spellEnd"/></w:p><w:p><w:pPr><w:rPr><w:lang w:val="es-NI"/></w:rPr></w:pPr><w:r><w:rPr><w:sz w:val="15"/><w:lang w:val="es-NI"/></w:rPr><w:t>TIMESTAMP</w:t></w:r></w:p><w:p><w:pPr><w:rPr><w:lang w:val="es-NI"/></w:rPr></w:pPr><w:r><w:rPr><w:sz w:val="15"/><w:lang w:val="es-NI"/></w:rPr><w:t>Sí / NULL</w:t></w:r></w:p><w:p><w:pPr><w:rPr><w:lang w:val="es-NI"/></w:rPr></w:pPr><w:r><w:rPr><w:sz w:val="15"/><w:lang w:val="es-NI"/></w:rPr><w:t>—</w:t></w:r></w:p><w:p><w:pPr><w:rPr><w:lang w:val="es-NI"/></w:rPr></w:pPr><w:r><w:rPr><w:sz w:val="15"/><w:lang w:val="es-NI"/></w:rPr><w:t>Fecha/hora de última actualización.</w:t></w:r></w:p><w:p><w:pPr><w:rPr><w:lang w:val="es-NI"/></w:rPr></w:pPr><w:proofErr w:type="spellStart"/><w:r><w:rPr><w:sz w:val="15"/><w:lang w:val="es-NI"/></w:rPr><w:t>deleted_at</w:t></w:r><w:proofErr w:type="spellEnd"/></w:p><w:p><w:pPr><w:rPr><w:lang w:val="es-NI"/></w:rPr></w:pPr><w:r><w:rPr><w:sz w:val="15"/><w:lang w:val="es-NI"/></w:rPr><w:t>TIMESTAMP</w:t></w:r></w:p><w:p><w:pPr><w:rPr><w:lang w:val="es-NI"/></w:rPr></w:pPr><w:r><w:rPr><w:sz w:val="15"/><w:lang w:val="es-NI"/></w:rPr><w:t>Sí / NULL</w:t></w:r></w:p><w:p><w:pPr><w:rPr><w:lang w:val="es-NI"/></w:rPr></w:pPr><w:r><w:rPr><w:sz w:val="15"/><w:lang w:val="es-NI"/></w:rPr><w:t>—</w:t></w:r></w:p><w:p><w:pPr><w:rPr><w:lang w:val="es-NI"/></w:rPr></w:pPr><w:r><w:rPr><w:sz w:val="15"/><w:lang w:val="es-NI"/></w:rPr><w:t>Marca temporal de eliminación lógica (</w:t></w:r><w:proofErr w:type="spellStart"/><w:r><w:rPr><w:sz w:val="15"/><w:lang w:val="es-NI"/></w:rPr><w:t>Soft</w:t></w:r><w:proofErr w:type="spellEnd"/><w:r><w:rPr><w:sz w:val="15"/><w:lang w:val="es-NI"/></w:rPr><w:t xml:space="preserve"> </w:t></w:r><w:proofErr w:type="spellStart"/><w:r><w:rPr><w:sz w:val="15"/><w:lang w:val="es-NI"/></w:rPr><w:t>Delete</w:t></w:r><w:proofErr w:type="spellEnd"/><w:r><w:rPr><w:sz w:val="15"/><w:lang w:val="es-NI"/></w:rPr><w:t>).</w:t></w:r></w:p><w:p><w:pPr><w:rPr><w:lang w:val="es-NI"/></w:rPr></w:pPr><w:r><w:rPr><w:lang w:val="es-NI"/></w:rPr><w:br w:type="page"/></w:r></w:p><w:p><w:pPr><w:pStyle w:val="Ttulo2"/><w:rPr><w:lang w:val="es-NI"/></w:rPr></w:pPr><w:bookmarkStart w:id="10" w:name="_Toc240620139"/><w:r><w:rPr><w:lang w:val="es-NI"/></w:rPr><w:lastRenderedPageBreak/><w:t xml:space="preserve">6. </w:t></w:r><w:proofErr w:type="spellStart"/><w:r><w:rPr><w:lang w:val="es-NI"/></w:rPr><w:t>movimientos_costos</w:t></w:r><w:bookmarkEnd w:id="10"/><w:proofErr w:type="spellEnd"/></w:p><w:p><w:pPr><w:rPr><w:lang w:val="es-NI"/></w:rPr></w:pPr><w:r><w:rPr><w:lang w:val="es-NI"/></w:rPr><w:t xml:space="preserve">Registro de costos asociados a una orden de trabajo y, opcionalmente, a un proceso específico. Un costo con proceso_orden_id en NULL es un gasto de la orden en general (alquiler, transporte, un insumo suelto) y se registra desde la pantalla de la orden; uno con proceso_orden_id es de un proceso concreto y se registra desde la pantalla de ese proceso. Un mismo costo no puede cargarse en los dos sitios, para que no aparezca en dos desgloses y el total salga doble.</w:t></w:r></w:p><w:p><w:pPr><w:rPr><w:lang w:val="es-NI"/></w:rPr></w:pPr><w:r><w:rPr><w:b/><w:lang w:val="es-NI"/></w:rPr><w:t xml:space="preserve">Reglas / criterios: los valores originales conservan la moneda de la operación y costo_unitario_nio y costo_total_nio guardan el equivalente histórico. costo_total se calcula en el servidor como cantidad por costo_unitario y no se acepta del formulario: si se recibiera ya calculado, un valor equivocado se guardaría como si fuera verdad. El tipo de cambio se centraliza en TiposCambio::vigentePara() porque lo necesitan también los trabajos de los empleados, y la documentación pide justo eso para que dos copias de la misma regla no den números distintos. La moneda base vale 1 por definición y no consulta tipos_cambio. Si una fila contiene orden_trabajo_id y proceso_orden_id, hay que comprobar que el proceso pertenece a esa misma OT; esa comprobación vive en el modelo para que ninguna pantalla la esquive. Solo se ofrecen categorías con automatica en 0.</w:t></w:r></w:p><w:p><w:pPr><w:rPr><w:lang w:val="es-NI"/></w:rPr></w:pPr><w:r><w:rPr><w:b/><w:sz w:val="16"/><w:lang w:val="es-NI"/></w:rPr><w:t>PK</w:t></w:r></w:p><w:p><w:pPr><w:rPr><w:lang w:val="es-NI"/></w:rPr></w:pPr><w:proofErr w:type="spellStart"/><w:r><w:rPr><w:b/><w:sz w:val="16"/><w:lang w:val="es-NI"/></w:rPr><w:t>Soft</w:t></w:r><w:proofErr w:type="spellEnd"/><w:r><w:rPr><w:b/><w:sz w:val="16"/><w:lang w:val="es-NI"/></w:rPr><w:t xml:space="preserve"> </w:t></w:r><w:proofErr w:type="spellStart"/><w:r><w:rPr><w:b/><w:sz w:val="16"/><w:lang w:val="es-NI"/></w:rPr><w:t>Delete</w:t></w:r><w:proofErr w:type="spellEnd"/></w:p><w:p><w:pPr><w:rPr><w:lang w:val="es-NI"/></w:rPr></w:pPr><w:r><w:rPr><w:b/><w:sz w:val="16"/><w:lang w:val="es-NI"/></w:rPr><w:t>Índices únicos</w:t></w:r></w:p><w:p><w:pPr><w:rPr><w:lang w:val="es-NI"/></w:rPr></w:pPr><w:r><w:rPr><w:b/><w:sz w:val="16"/><w:lang w:val="es-NI"/></w:rPr><w:t>Relaciones FK</w:t></w:r></w:p><w:p><w:pPr><w:rPr><w:lang w:val="es-NI"/></w:rPr></w:pPr><w:r><w:rPr><w:sz w:val="16"/><w:lang w:val="es-NI"/></w:rPr><w:t>id</w:t></w:r></w:p><w:p><w:pPr><w:rPr><w:lang w:val="es-NI"/></w:rPr></w:pPr><w:r><w:rPr><w:sz w:val="16"/><w:lang w:val="es-NI"/></w:rPr><w:t>Sí</w:t></w:r></w:p><w:p><w:pPr><w:rPr><w:lang w:val="es-NI"/></w:rPr></w:pPr><w:r><w:rPr><w:sz w:val="16"/><w:lang w:val="es-NI"/></w:rPr><w:t>—</w:t></w:r></w:p><w:p><w:pPr><w:rPr><w:lang w:val="es-NI"/></w:rPr></w:pPr><w:r><w:rPr><w:sz w:val="16"/><w:lang w:val="es-NI"/></w:rPr><w:t>4</w:t></w:r></w:p><w:p><w:pPr><w:rPr><w:lang w:val="es-NI"/></w:rPr></w:pPr><w:r><w:rPr><w:b/><w:sz w:val="15"/><w:lang w:val="es-NI"/></w:rPr><w:t>Campo</w:t></w:r></w:p><w:p><w:pPr><w:rPr><w:lang w:val="es-NI"/></w:rPr></w:pPr><w:r><w:rPr><w:b/><w:sz w:val="15"/><w:lang w:val="es-NI"/></w:rPr><w:t>Tipo / definición</w:t></w:r></w:p><w:p><w:pPr><w:rPr><w:lang w:val="es-NI"/></w:rPr></w:pPr><w:r><w:rPr><w:b/><w:sz w:val="15"/><w:lang w:val="es-NI"/></w:rPr><w:t>Nulo / default</w:t></w:r></w:p><w:p><w:pPr><w:rPr><w:lang w:val="es-NI"/></w:rPr></w:pPr><w:r><w:rPr><w:b/><w:sz w:val="15"/><w:lang w:val="es-NI"/></w:rPr><w:t>Clave / índice</w:t></w:r></w:p><w:p><w:pPr><w:rPr><w:lang w:val="es-NI"/></w:rPr></w:pPr><w:r><w:rPr><w:b/><w:sz w:val="15"/><w:lang w:val="es-NI"/></w:rPr><w:t>Descripción</w:t></w:r></w:p><w:p><w:pPr><w:rPr><w:lang w:val="es-NI"/></w:rPr></w:pPr><w:r><w:rPr><w:sz w:val="15"/><w:lang w:val="es-NI"/></w:rPr><w:t>id</w:t></w:r></w:p><w:p><w:pPr><w:rPr><w:lang w:val="es-NI"/></w:rPr></w:pPr><w:proofErr w:type="gramStart"/><w:r><w:rPr><w:sz w:val="15"/><w:lang w:val="es-NI"/></w:rPr><w:t>BIGINT(</w:t></w:r><w:proofErr w:type="gramEnd"/><w:r><w:rPr><w:sz w:val="15"/><w:lang w:val="es-NI"/></w:rPr><w:t>20)</w:t></w:r></w:p><w:p><w:pPr><w:rPr><w:lang w:val="es-NI"/></w:rPr></w:pPr><w:r><w:rPr><w:sz w:val="15"/><w:lang w:val="es-NI"/></w:rPr><w:t>No</w:t></w:r></w:p><w:p><w:pPr><w:rPr><w:lang w:val="es-NI"/></w:rPr></w:pPr><w:r><w:rPr><w:sz w:val="15"/><w:lang w:val="es-NI"/></w:rPr><w:t>PK</w:t></w:r></w:p><w:p><w:pPr><w:rPr><w:lang w:val="es-NI"/></w:rPr></w:pPr><w:r><w:rPr><w:sz w:val="15"/><w:lang w:val="es-NI"/></w:rPr><w:t>Identificador único de la fila.</w:t></w:r></w:p><w:p><w:pPr><w:rPr><w:lang w:val="es-NI"/></w:rPr></w:pPr><w:proofErr w:type="spellStart"/><w:r><w:rPr><w:sz w:val="15"/><w:lang w:val="es-NI"/></w:rPr><w:t>orden_trabajo_id</w:t></w:r><w:proofErr w:type="spellEnd"/></w:p><w:p><w:pPr><w:rPr><w:lang w:val="es-NI"/></w:rPr></w:pPr><w:proofErr w:type="gramStart"/><w:r><w:rPr><w:sz w:val="15"/><w:lang w:val="es-NI"/></w:rPr><w:t>BIGINT(</w:t></w:r><w:proofErr w:type="gramEnd"/><w:r><w:rPr><w:sz w:val="15"/><w:lang w:val="es-NI"/></w:rPr><w:t>20)</w:t></w:r></w:p><w:p><w:pPr><w:rPr><w:lang w:val="es-NI"/></w:rPr></w:pPr><w:r><w:rPr><w:sz w:val="15"/><w:lang w:val="es-NI"/></w:rPr><w:t>No</w:t></w:r></w:p><w:p><w:pPr><w:rPr><w:lang w:val="es-NI"/></w:rPr></w:pPr><w:r><w:rPr><w:sz w:val="15"/><w:lang w:val="es-NI"/></w:rPr><w:t>FK</w:t></w:r></w:p><w:p><w:pPr><w:rPr><w:lang w:val="es-NI"/></w:rPr></w:pPr><w:r><w:rPr><w:sz w:val="15"/><w:lang w:val="es-NI"/></w:rPr><w:t>Referencia a la orden de trabajo asociada.</w:t></w:r></w:p><w:p><w:pPr><w:rPr><w:lang w:val="es-NI"/></w:rPr></w:pPr><w:proofErr w:type="spellStart"/><w:r><w:rPr><w:sz w:val="15"/><w:lang w:val="es-NI"/></w:rPr><w:t>proceso_orden_id</w:t></w:r><w:proofErr w:type="spellEnd"/></w:p><w:p><w:pPr><w:rPr><w:lang w:val="es-NI"/></w:rPr></w:pPr><w:proofErr w:type="gramStart"/><w:r><w:rPr><w:sz w:val="15"/><w:lang w:val="es-NI"/></w:rPr><w:t>BIGINT(</w:t></w:r><w:proofErr w:type="gramEnd"/><w:r><w:rPr><w:sz w:val="15"/><w:lang w:val="es-NI"/></w:rPr><w:t>20)</w:t></w:r></w:p><w:p><w:pPr><w:rPr><w:lang w:val="es-NI"/></w:rPr></w:pPr><w:r><w:rPr><w:sz w:val="15"/><w:lang w:val="es-NI"/></w:rPr><w:t>Sí / NULL</w:t></w:r></w:p><w:p><w:pPr><w:rPr><w:lang w:val="es-NI"/></w:rPr></w:pPr><w:r><w:rPr><w:sz w:val="15"/><w:lang w:val="es-NI"/></w:rPr><w:t>FK</w:t></w:r></w:p><w:p><w:pPr><w:rPr><w:lang w:val="es-NI"/></w:rPr></w:pPr><w:r><w:rPr><w:sz w:val="15"/><w:lang w:val="es-NI"/></w:rPr><w:t>Referencia al proceso específico de la OT.</w:t></w:r></w:p><w:p><w:pPr><w:rPr><w:lang w:val="es-NI"/></w:rPr></w:pPr><w:proofErr w:type="spellStart"/><w:r><w:rPr><w:sz w:val="15"/><w:lang w:val="es-NI"/></w:rPr><w:t>categoria_costo_id</w:t></w:r><w:proofErr w:type="spellEnd"/></w:p><w:p><w:pPr><w:rPr><w:lang w:val="es-NI"/></w:rPr></w:pPr><w:proofErr w:type="gramStart"/><w:r><w:rPr><w:sz w:val="15"/><w:lang w:val="es-NI"/></w:rPr><w:t>BIGINT(</w:t></w:r><w:proofErr w:type="gramEnd"/><w:r><w:rPr><w:sz w:val="15"/><w:lang w:val="es-NI"/></w:rPr><w:t>20)</w:t></w:r></w:p><w:p><w:pPr><w:rPr><w:lang w:val="es-NI"/></w:rPr></w:pPr><w:r><w:rPr><w:sz w:val="15"/><w:lang w:val="es-NI"/></w:rPr><w:t>No</w:t></w:r></w:p><w:p><w:pPr><w:rPr><w:lang w:val="es-NI"/></w:rPr></w:pPr><w:r><w:rPr><w:sz w:val="15"/><w:lang w:val="es-NI"/></w:rPr><w:t>FK</w:t></w:r></w:p><w:p><w:pPr><w:rPr><w:lang w:val="es-NI"/></w:rPr></w:pPr><w:r><w:rPr><w:sz w:val="15"/><w:lang w:val="es-NI"/></w:rPr><w:t>Categoría del costo.</w:t></w:r></w:p><w:p><w:pPr><w:rPr><w:lang w:val="es-NI"/></w:rPr></w:pPr><w:r><w:rPr><w:sz w:val="15"/><w:lang w:val="es-NI"/></w:rPr><w:t>fecha</w:t></w:r></w:p><w:p><w:pPr><w:rPr><w:lang w:val="es-NI"/></w:rPr></w:pPr><w:r><w:rPr><w:sz w:val="15"/><w:lang w:val="es-NI"/></w:rPr><w:t>DATE</w:t></w:r></w:p><w:p><w:pPr><w:rPr><w:lang w:val="es-NI"/></w:rPr></w:pPr><w:r><w:rPr><w:sz w:val="15"/><w:lang w:val="es-NI"/></w:rPr><w:t>No</w:t></w:r></w:p><w:p><w:pPr><w:rPr><w:lang w:val="es-NI"/></w:rPr></w:pPr><w:r><w:rPr><w:sz w:val="15"/><w:lang w:val="es-NI"/></w:rPr><w:t>—</w:t></w:r></w:p><w:p><w:pPr><w:rPr><w:lang w:val="es-NI"/></w:rPr></w:pPr><w:r><w:rPr><w:sz w:val="15"/><w:lang w:val="es-NI"/></w:rPr><w:t>Fecha de la operación.</w:t></w:r></w:p><w:p><w:pPr><w:rPr><w:lang w:val="es-NI"/></w:rPr></w:pPr><w:proofErr w:type="spellStart"/><w:r><w:rPr><w:sz w:val="15"/><w:lang w:val="es-NI"/></w:rPr><w:t>descripcion</w:t></w:r><w:proofErr w:type="spellEnd"/></w:p><w:p><w:pPr><w:rPr><w:lang w:val="es-NI"/></w:rPr></w:pPr><w:proofErr w:type="gramStart"/><w:r><w:rPr><w:sz w:val="15"/><w:lang w:val="es-NI"/></w:rPr><w:t>VARCHAR(</w:t></w:r><w:proofErr w:type="gramEnd"/><w:r><w:rPr><w:sz w:val="15"/><w:lang w:val="es-NI"/></w:rPr><w:t>255)</w:t></w:r></w:p><w:p><w:pPr><w:rPr><w:lang w:val="es-NI"/></w:rPr></w:pPr><w:r><w:rPr><w:sz w:val="15"/><w:lang w:val="es-NI"/></w:rPr><w:t>No</w:t></w:r></w:p><w:p><w:pPr><w:rPr><w:lang w:val="es-NI"/></w:rPr></w:pPr><w:r><w:rPr><w:sz w:val="15"/><w:lang w:val="es-NI"/></w:rPr><w:t>—</w:t></w:r></w:p><w:p><w:pPr><w:rPr><w:lang w:val="es-NI"/></w:rPr></w:pPr><w:r><w:rPr><w:sz w:val="15"/><w:lang w:val="es-NI"/></w:rPr><w:t>Descripción del concepto.</w:t></w:r></w:p><w:p><w:pPr><w:rPr><w:lang w:val="es-NI"/></w:rPr></w:pPr><w:r><w:rPr><w:sz w:val="15"/><w:lang w:val="es-NI"/></w:rPr><w:t>cantidad</w:t></w:r></w:p><w:p><w:pPr><w:rPr><w:lang w:val="es-NI"/></w:rPr></w:pPr><w:proofErr w:type="gramStart"/><w:r><w:rPr><w:sz w:val="15"/><w:lang w:val="es-NI"/></w:rPr><w:t>DECIMAL(</w:t></w:r><w:proofErr w:type="gramEnd"/><w:r><w:rPr><w:sz w:val="15"/><w:lang w:val="es-NI"/></w:rPr><w:t>12,</w:t></w:r></w:p><w:p><w:pPr><w:rPr><w:lang w:val="es-NI"/></w:rPr></w:pPr><w:r><w:rPr><w:sz w:val="15"/><w:lang w:val="es-NI"/></w:rPr><w:t>No / 1.000</w:t></w:r></w:p><w:p><w:pPr><w:rPr><w:lang w:val="es-NI"/></w:rPr></w:pPr><w:r><w:rPr><w:sz w:val="15"/><w:lang w:val="es-NI"/></w:rPr><w:t>—</w:t></w:r></w:p><w:p><w:pPr><w:rPr><w:lang w:val="es-NI"/></w:rPr></w:pPr><w:r><w:rPr><w:sz w:val="15"/><w:lang w:val="es-NI"/></w:rPr><w:t>Cantidad física o cantidad base de la operación.</w:t></w:r></w:p><w:p><w:pPr><w:rPr><w:lang w:val="es-NI"/></w:rPr></w:pPr><w:proofErr w:type="spellStart"/><w:r><w:rPr><w:sz w:val="15"/><w:lang w:val="es-NI"/></w:rPr><w:t>costo_unitario</w:t></w:r><w:proofErr w:type="spellEnd"/></w:p><w:p><w:pPr><w:rPr><w:lang w:val="es-NI"/></w:rPr></w:pPr><w:proofErr w:type="gramStart"/><w:r><w:rPr><w:sz w:val="15"/><w:lang w:val="es-NI"/></w:rPr><w:t>DECIMAL(</w:t></w:r><w:proofErr w:type="gramEnd"/><w:r><w:rPr><w:sz w:val="15"/><w:lang w:val="es-NI"/></w:rPr><w:t>14,</w:t></w:r></w:p><w:p><w:pPr><w:rPr><w:lang w:val="es-NI"/></w:rPr></w:pPr><w:r><w:rPr><w:sz w:val="15"/><w:lang w:val="es-NI"/></w:rPr><w:t>No / 0.00</w:t></w:r></w:p><w:p><w:pPr><w:rPr><w:lang w:val="es-NI"/></w:rPr></w:pPr><w:r><w:rPr><w:sz w:val="15"/><w:lang w:val="es-NI"/></w:rPr><w:t>—</w:t></w:r></w:p><w:p><w:pPr><w:rPr><w:lang w:val="es-NI"/></w:rPr></w:pPr><w:r><w:rPr><w:sz w:val="15"/><w:lang w:val="es-NI"/></w:rPr><w:t>Costo por unidad en la moneda de la operación.</w:t></w:r></w:p><w:p><w:pPr><w:rPr><w:lang w:val="es-NI"/></w:rPr></w:pPr><w:proofErr w:type="spellStart"/><w:r><w:rPr><w:sz w:val="15"/><w:lang w:val="es-NI"/></w:rPr><w:t>costo_total</w:t></w:r><w:proofErr w:type="spellEnd"/></w:p><w:p><w:pPr><w:rPr><w:lang w:val="es-NI"/></w:rPr></w:pPr><w:proofErr w:type="gramStart"/><w:r><w:rPr><w:sz w:val="15"/><w:lang w:val="es-NI"/></w:rPr><w:t>DECIMAL(</w:t></w:r><w:proofErr w:type="gramEnd"/><w:r><w:rPr><w:sz w:val="15"/><w:lang w:val="es-NI"/></w:rPr><w:t>14,</w:t></w:r></w:p><w:p><w:pPr><w:rPr><w:lang w:val="es-NI"/></w:rPr></w:pPr><w:r><w:rPr><w:sz w:val="15"/><w:lang w:val="es-NI"/></w:rPr><w:t>No / 0.00</w:t></w:r></w:p><w:p><w:pPr><w:rPr><w:lang w:val="es-NI"/></w:rPr></w:pPr><w:r><w:rPr><w:sz w:val="15"/><w:lang w:val="es-NI"/></w:rPr><w:t>—</w:t></w:r></w:p><w:p><w:pPr><w:rPr><w:lang w:val="es-NI"/></w:rPr></w:pPr><w:r><w:rPr><w:sz w:val="15"/><w:lang w:val="es-NI"/></w:rPr><w:t>Costo total en la moneda de la operación.</w:t></w:r></w:p><w:p><w:pPr><w:rPr><w:lang w:val="es-NI"/></w:rPr></w:pPr><w:proofErr w:type="spellStart"/><w:r><w:rPr><w:sz w:val="15"/><w:lang w:val="es-NI"/></w:rPr><w:t>costo_unitario_nio</w:t></w:r><w:proofErr w:type="spellEnd"/></w:p><w:p><w:pPr><w:rPr><w:lang w:val="es-NI"/></w:rPr></w:pPr><w:proofErr w:type="gramStart"/><w:r><w:rPr><w:sz w:val="15"/><w:lang w:val="es-NI"/></w:rPr><w:t>DECIMAL(</w:t></w:r><w:proofErr w:type="gramEnd"/><w:r><w:rPr><w:sz w:val="15"/><w:lang w:val="es-NI"/></w:rPr><w:t>14,</w:t></w:r></w:p><w:p><w:pPr><w:rPr><w:lang w:val="es-NI"/></w:rPr></w:pPr><w:r><w:rPr><w:sz w:val="15"/><w:lang w:val="es-NI"/></w:rPr><w:t>Sí / NULL</w:t></w:r></w:p><w:p><w:pPr><w:rPr><w:lang w:val="es-NI"/></w:rPr></w:pPr><w:r><w:rPr><w:sz w:val="15"/><w:lang w:val="es-NI"/></w:rPr><w:t>—</w:t></w:r></w:p><w:p><w:pPr><w:rPr><w:lang w:val="es-NI"/></w:rPr></w:pPr><w:r><w:rPr><w:sz w:val="15"/><w:lang w:val="es-NI"/></w:rPr><w:t>Costo unitario equivalente histórico en NIO.</w:t></w:r></w:p><w:p><w:pPr><w:rPr><w:lang w:val="es-NI"/></w:rPr></w:pPr><w:proofErr w:type="spellStart"/><w:r><w:rPr><w:sz w:val="15"/><w:lang w:val="es-NI"/></w:rPr><w:t>costo_total_nio</w:t></w:r><w:proofErr w:type="spellEnd"/></w:p><w:p><w:pPr><w:rPr><w:lang w:val="es-NI"/></w:rPr></w:pPr><w:proofErr w:type="gramStart"/><w:r><w:rPr><w:sz w:val="15"/><w:lang w:val="es-NI"/></w:rPr><w:t>DECIMAL(</w:t></w:r><w:proofErr w:type="gramEnd"/><w:r><w:rPr><w:sz w:val="15"/><w:lang w:val="es-NI"/></w:rPr><w:t>14,</w:t></w:r></w:p><w:p><w:pPr><w:rPr><w:lang w:val="es-NI"/></w:rPr></w:pPr><w:r><w:rPr><w:sz w:val="15"/><w:lang w:val="es-NI"/></w:rPr><w:t>Sí / NULL</w:t></w:r></w:p><w:p><w:pPr><w:rPr><w:lang w:val="es-NI"/></w:rPr></w:pPr><w:r><w:rPr><w:sz w:val="15"/><w:lang w:val="es-NI"/></w:rPr><w:t>—</w:t></w:r></w:p><w:p><w:pPr><w:rPr><w:lang w:val="es-NI"/></w:rPr></w:pPr><w:r><w:rPr><w:sz w:val="15"/><w:lang w:val="es-NI"/></w:rPr><w:t>Costo total equivalente histórico en NIO.</w:t></w:r></w:p><w:p><w:pPr><w:rPr><w:lang w:val="es-NI"/></w:rPr></w:pPr><w:proofErr w:type="spellStart"/><w:r><w:rPr><w:sz w:val="15"/><w:lang w:val="es-NI"/></w:rPr><w:t>moneda_id</w:t></w:r><w:proofErr w:type="spellEnd"/></w:p><w:p><w:pPr><w:rPr><w:lang w:val="es-NI"/></w:rPr></w:pPr><w:proofErr w:type="gramStart"/><w:r><w:rPr><w:sz w:val="15"/><w:lang w:val="es-NI"/></w:rPr><w:t>BIGINT(</w:t></w:r><w:proofErr w:type="gramEnd"/><w:r><w:rPr><w:sz w:val="15"/><w:lang w:val="es-NI"/></w:rPr><w:t>20)</w:t></w:r></w:p><w:p><w:pPr><w:rPr><w:lang w:val="es-NI"/></w:rPr></w:pPr><w:r><w:rPr><w:sz w:val="15"/><w:lang w:val="es-NI"/></w:rPr><w:t>No</w:t></w:r></w:p><w:p><w:pPr><w:rPr><w:lang w:val="es-NI"/></w:rPr></w:pPr><w:r><w:rPr><w:sz w:val="15"/><w:lang w:val="es-NI"/></w:rPr><w:t>FK</w:t></w:r></w:p><w:p><w:pPr><w:rPr><w:lang w:val="es-NI"/></w:rPr></w:pPr><w:r><w:rPr><w:sz w:val="15"/><w:lang w:val="es-NI"/></w:rPr><w:t>Moneda en la que se registra la operación.</w:t></w:r></w:p><w:p><w:pPr><w:rPr><w:lang w:val="es-NI"/></w:rPr></w:pPr><w:r><w:rPr><w:sz w:val="15"/><w:lang w:val="es-NI"/></w:rPr><w:t>observaciones</w:t></w:r></w:p><w:p><w:pPr><w:rPr><w:lang w:val="es-NI"/></w:rPr></w:pPr><w:r><w:rPr><w:sz w:val="15"/><w:lang w:val="es-NI"/></w:rPr><w:t>TEXT</w:t></w:r></w:p><w:p><w:pPr><w:rPr><w:lang w:val="es-NI"/></w:rPr></w:pPr><w:r><w:rPr><w:sz w:val="15"/><w:lang w:val="es-NI"/></w:rPr><w:t>Sí / NULL</w:t></w:r></w:p><w:p><w:pPr><w:rPr><w:lang w:val="es-NI"/></w:rPr></w:pPr><w:r><w:rPr><w:sz w:val="15"/><w:lang w:val="es-NI"/></w:rPr><w:t>—</w:t></w:r></w:p><w:p><w:pPr><w:rPr><w:lang w:val="es-NI"/></w:rPr></w:pPr><w:r><w:rPr><w:sz w:val="15"/><w:lang w:val="es-NI"/></w:rPr><w:t>Notas adicionales del registro.</w:t></w:r></w:p><w:p><w:pPr><w:rPr><w:lang w:val="es-NI"/></w:rPr></w:pPr><w:proofErr w:type="spellStart"/><w:r><w:rPr><w:sz w:val="15"/><w:lang w:val="es-NI"/></w:rPr><w:t>created_at</w:t></w:r><w:proofErr w:type="spellEnd"/></w:p><w:p><w:pPr><w:rPr><w:lang w:val="es-NI"/></w:rPr></w:pPr><w:r><w:rPr><w:sz w:val="15"/><w:lang w:val="es-NI"/></w:rPr><w:t>TIMESTAMP</w:t></w:r></w:p><w:p><w:pPr><w:rPr><w:lang w:val="es-NI"/></w:rPr></w:pPr><w:r><w:rPr><w:sz w:val="15"/><w:lang w:val="es-NI"/></w:rPr><w:t>Sí / NULL</w:t></w:r></w:p><w:p><w:pPr><w:rPr><w:lang w:val="es-NI"/></w:rPr></w:pPr><w:r><w:rPr><w:sz w:val="15"/><w:lang w:val="es-NI"/></w:rPr><w:t>—</w:t></w:r></w:p><w:p><w:pPr><w:rPr><w:lang w:val="es-NI"/></w:rPr></w:pPr><w:r><w:rPr><w:sz w:val="15"/><w:lang w:val="es-NI"/></w:rPr><w:t>Fecha/hora de creación.</w:t></w:r></w:p><w:p><w:pPr><w:rPr><w:lang w:val="es-NI"/></w:rPr></w:pPr><w:proofErr w:type="spellStart"/><w:r><w:rPr><w:sz w:val="15"/><w:lang w:val="es-NI"/></w:rPr><w:t>updated_at</w:t></w:r><w:proofErr w:type="spellEnd"/></w:p><w:p><w:pPr><w:rPr><w:lang w:val="es-NI"/></w:rPr></w:pPr><w:r><w:rPr><w:sz w:val="15"/><w:lang w:val="es-NI"/></w:rPr><w:t>TIMESTAMP</w:t></w:r></w:p><w:p><w:pPr><w:rPr><w:lang w:val="es-NI"/></w:rPr></w:pPr><w:r><w:rPr><w:sz w:val="15"/><w:lang w:val="es-NI"/></w:rPr><w:t>Sí / NULL</w:t></w:r></w:p><w:p><w:pPr><w:rPr><w:lang w:val="es-NI"/></w:rPr></w:pPr><w:r><w:rPr><w:sz w:val="15"/><w:lang w:val="es-NI"/></w:rPr><w:t>—</w:t></w:r></w:p><w:p><w:pPr><w:rPr><w:lang w:val="es-NI"/></w:rPr></w:pPr><w:r><w:rPr><w:sz w:val="15"/><w:lang w:val="es-NI"/></w:rPr><w:t>Fecha/hora de última actualización.</w:t></w:r></w:p><w:p><w:pPr><w:rPr><w:lang w:val="es-NI"/></w:rPr></w:pPr><w:proofErr w:type="spellStart"/><w:r><w:rPr><w:sz w:val="15"/><w:lang w:val="es-NI"/></w:rPr><w:t>deleted_at</w:t></w:r><w:proofErr w:type="spellEnd"/></w:p><w:p><w:pPr><w:rPr><w:lang w:val="es-NI"/></w:rPr></w:pPr><w:r><w:rPr><w:sz w:val="15"/><w:lang w:val="es-NI"/></w:rPr><w:t>TIMESTAMP</w:t></w:r></w:p><w:p><w:pPr><w:rPr><w:lang w:val="es-NI"/></w:rPr></w:pPr><w:r><w:rPr><w:sz w:val="15"/><w:lang w:val="es-NI"/></w:rPr><w:t>Sí / NULL</w:t></w:r></w:p><w:p><w:pPr><w:rPr><w:lang w:val="es-NI"/></w:rPr></w:pPr><w:r><w:rPr><w:sz w:val="15"/><w:lang w:val="es-NI"/></w:rPr><w:t>—</w:t></w:r></w:p><w:p><w:pPr><w:rPr><w:lang w:val="es-NI"/></w:rPr></w:pPr><w:r><w:rPr><w:sz w:val="15"/><w:lang w:val="es-NI"/></w:rPr><w:t>Marca temporal de eliminación lógica (</w:t></w:r><w:proofErr w:type="spellStart"/><w:r><w:rPr><w:sz w:val="15"/><w:lang w:val="es-NI"/></w:rPr><w:t>Soft</w:t></w:r><w:proofErr w:type="spellEnd"/><w:r><w:rPr><w:sz w:val="15"/><w:lang w:val="es-NI"/></w:rPr><w:t xml:space="preserve"> </w:t></w:r><w:proofErr w:type="spellStart"/><w:r><w:rPr><w:sz w:val="15"/><w:lang w:val="es-NI"/></w:rPr><w:t>Delete</w:t></w:r><w:proofErr w:type="spellEnd"/><w:r><w:rPr><w:sz w:val="15"/><w:lang w:val="es-NI"/></w:rPr><w:t>).</w:t></w:r></w:p><w:p><w:pPr><w:rPr><w:lang w:val="es-NI"/></w:rPr></w:pPr><w:r><w:rPr><w:b/><w:lang w:val="es-NI"/></w:rPr><w:t>Relaciones:</w:t></w:r></w:p><w:p><w:pPr><w:pStyle w:val="Listaconvietas"/><w:rPr><w:lang w:val="es-NI"/></w:rPr></w:pPr><w:proofErr w:type="spellStart"/><w:r><w:rPr><w:lang w:val="es-NI"/></w:rPr><w:t>categoria_costo_id</w:t></w:r><w:proofErr w:type="spellEnd"/><w:r><w:rPr><w:lang w:val="es-NI"/></w:rPr><w:t xml:space="preserve"> → </w:t></w:r><w:proofErr w:type="spellStart"/><w:r><w:rPr><w:lang w:val="es-NI"/></w:rPr><w:t>categorias_costos.id</w:t></w:r><w:proofErr w:type="spellEnd"/></w:p><w:p><w:pPr><w:pStyle w:val="Listaconvietas"/><w:rPr><w:lang w:val="es-NI"/></w:rPr></w:pPr><w:proofErr w:type="spellStart"/><w:r><w:rPr><w:lang w:val="es-NI"/></w:rPr><w:t>moneda_id</w:t></w:r><w:proofErr w:type="spellEnd"/><w:r><w:rPr><w:lang w:val="es-NI"/></w:rPr><w:t xml:space="preserve"> → </w:t></w:r><w:proofErr w:type="spellStart"/><w:r><w:rPr><w:lang w:val="es-NI"/></w:rPr><w:t>monedas.id</w:t></w:r><w:proofErr w:type="spellEnd"/></w:p><w:p><w:pPr><w:pStyle w:val="Listaconvietas"/><w:rPr><w:lang w:val="es-NI"/></w:rPr></w:pPr><w:proofErr w:type="spellStart"/><w:r><w:rPr><w:lang w:val="es-NI"/></w:rPr><w:t>orden_trabajo_id</w:t></w:r><w:proofErr w:type="spellEnd"/><w:r><w:rPr><w:lang w:val="es-NI"/></w:rPr><w:t xml:space="preserve"> → </w:t></w:r><w:proofErr w:type="spellStart"/><w:r><w:rPr><w:lang w:val="es-NI"/></w:rPr><w:t>ordenes_trabajo.id</w:t></w:r><w:proofErr w:type="spellEnd"/></w:p><w:p><w:pPr><w:pStyle w:val="Listaconvietas"/><w:rPr><w:lang w:val="es-NI"/></w:rPr></w:pPr><w:proofErr w:type="spellStart"/><w:r><w:rPr><w:lang w:val="es-NI"/></w:rPr><w:t>proceso_orden_id</w:t></w:r><w:proofErr w:type="spellEnd"/><w:r><w:rPr><w:lang w:val="es-NI"/></w:rPr><w:t xml:space="preserve"> → </w:t></w:r><w:proofErr w:type="spellStart"/><w:r><w:rPr><w:lang w:val="es-NI"/></w:rPr><w:t>procesos_orden.id</w:t></w:r><w:proofErr w:type="spellEnd"/><w:r><w:rPr><w:lang w:val="es-NI"/></w:rPr><w:t xml:space="preserve"> (ON DELETE SET NULL)</w:t></w:r></w:p><w:p><w:pPr><w:rPr><w:lang w:val="es-NI"/></w:rPr></w:pPr><w:r><w:rPr><w:lang w:val="es-NI"/></w:rPr><w:br w:type="page"/></w:r></w:p><w:p><w:pPr><w:pStyle w:val="Ttulo2"/><w:rPr><w:lang w:val="es-NI"/></w:rPr></w:pPr><w:bookmarkStart w:id="11" w:name="_Toc240620140"/><w:r><w:rPr><w:lang w:val="es-NI"/></w:rPr><w:lastRenderedPageBreak/><w:t xml:space="preserve">7. </w:t></w:r><w:proofErr w:type="spellStart"/><w:r><w:rPr><w:lang w:val="es-NI"/></w:rPr><w:t>tipos_empleado</w:t></w:r><w:bookmarkEnd w:id="11"/><w:proofErr w:type="spellEnd"/></w:p><w:p><w:pPr><w:rPr><w:lang w:val="es-NI"/></w:rPr></w:pPr><w:r><w:rPr><w:lang w:val="es-NI"/></w:rPr><w:t xml:space="preserve">Catálogo de modalidades generales de empleado, por </w:t></w:r><w:proofErr w:type="gramStart"/><w:r><w:rPr><w:lang w:val="es-NI"/></w:rPr><w:t>ejemplo</w:t></w:r><w:proofErr w:type="gramEnd"/><w:r><w:rPr><w:lang w:val="es-NI"/></w:rPr><w:t xml:space="preserve"> fijo, por trabajo, por hora o por día.</w:t></w:r></w:p><w:p><w:pPr><w:rPr><w:lang w:val="es-NI"/></w:rPr></w:pPr><w:r><w:rPr><w:b/><w:sz w:val="16"/><w:lang w:val="es-NI"/></w:rPr><w:t>PK</w:t></w:r></w:p><w:p><w:pPr><w:rPr><w:lang w:val="es-NI"/></w:rPr></w:pPr><w:proofErr w:type="spellStart"/><w:r><w:rPr><w:b/><w:sz w:val="16"/><w:lang w:val="es-NI"/></w:rPr><w:t>Soft</w:t></w:r><w:proofErr w:type="spellEnd"/><w:r><w:rPr><w:b/><w:sz w:val="16"/><w:lang w:val="es-NI"/></w:rPr><w:t xml:space="preserve"> </w:t></w:r><w:proofErr w:type="spellStart"/><w:r><w:rPr><w:b/><w:sz w:val="16"/><w:lang w:val="es-NI"/></w:rPr><w:t>Delete</w:t></w:r><w:proofErr w:type="spellEnd"/></w:p><w:p><w:pPr><w:rPr><w:lang w:val="es-NI"/></w:rPr></w:pPr><w:r><w:rPr><w:b/><w:sz w:val="16"/><w:lang w:val="es-NI"/></w:rPr><w:t>Índices únicos</w:t></w:r></w:p><w:p><w:pPr><w:rPr><w:lang w:val="es-NI"/></w:rPr></w:pPr><w:r><w:rPr><w:b/><w:sz w:val="16"/><w:lang w:val="es-NI"/></w:rPr><w:t>Relaciones FK</w:t></w:r></w:p><w:p><w:pPr><w:rPr><w:lang w:val="es-NI"/></w:rPr></w:pPr><w:r><w:rPr><w:sz w:val="16"/><w:lang w:val="es-NI"/></w:rPr><w:t>id</w:t></w:r></w:p><w:p><w:pPr><w:rPr><w:lang w:val="es-NI"/></w:rPr></w:pPr><w:r><w:rPr><w:sz w:val="16"/><w:lang w:val="es-NI"/></w:rPr><w:t>Sí</w:t></w:r></w:p><w:p><w:pPr><w:rPr><w:lang w:val="es-NI"/></w:rPr></w:pPr><w:proofErr w:type="spellStart"/><w:r><w:rPr><w:sz w:val="16"/><w:lang w:val="es-NI"/></w:rPr><w:t>uq_tipo_empleado_nombre</w:t></w:r><w:proofErr w:type="spellEnd"/><w:r><w:rPr><w:sz w:val="16"/><w:lang w:val="es-NI"/></w:rPr><w:t xml:space="preserve"> (nombre)</w:t></w:r></w:p><w:p><w:pPr><w:rPr><w:lang w:val="es-NI"/></w:rPr></w:pPr><w:r><w:rPr><w:sz w:val="16"/><w:lang w:val="es-NI"/></w:rPr><w:t>0</w:t></w:r></w:p><w:p><w:pPr><w:rPr><w:lang w:val="es-NI"/></w:rPr></w:pPr><w:r><w:rPr><w:b/><w:sz w:val="15"/><w:lang w:val="es-NI"/></w:rPr><w:t>Campo</w:t></w:r></w:p><w:p><w:pPr><w:rPr><w:lang w:val="es-NI"/></w:rPr></w:pPr><w:r><w:rPr><w:b/><w:sz w:val="15"/><w:lang w:val="es-NI"/></w:rPr><w:t>Tipo / definición</w:t></w:r></w:p><w:p><w:pPr><w:rPr><w:lang w:val="es-NI"/></w:rPr></w:pPr><w:r><w:rPr><w:b/><w:sz w:val="15"/><w:lang w:val="es-NI"/></w:rPr><w:t>Nulo / default</w:t></w:r></w:p><w:p><w:pPr><w:rPr><w:lang w:val="es-NI"/></w:rPr></w:pPr><w:r><w:rPr><w:b/><w:sz w:val="15"/><w:lang w:val="es-NI"/></w:rPr><w:t>Clave / índice</w:t></w:r></w:p><w:p><w:pPr><w:rPr><w:lang w:val="es-NI"/></w:rPr></w:pPr><w:r><w:rPr><w:b/><w:sz w:val="15"/><w:lang w:val="es-NI"/></w:rPr><w:t>Descripción</w:t></w:r></w:p><w:p><w:pPr><w:rPr><w:lang w:val="es-NI"/></w:rPr></w:pPr><w:r><w:rPr><w:sz w:val="15"/><w:lang w:val="es-NI"/></w:rPr><w:t>id</w:t></w:r></w:p><w:p><w:pPr><w:rPr><w:lang w:val="es-NI"/></w:rPr></w:pPr><w:proofErr w:type="gramStart"/><w:r><w:rPr><w:sz w:val="15"/><w:lang w:val="es-NI"/></w:rPr><w:t>BIGINT(</w:t></w:r><w:proofErr w:type="gramEnd"/><w:r><w:rPr><w:sz w:val="15"/><w:lang w:val="es-NI"/></w:rPr><w:t>20)</w:t></w:r></w:p><w:p><w:pPr><w:rPr><w:lang w:val="es-NI"/></w:rPr></w:pPr><w:r><w:rPr><w:sz w:val="15"/><w:lang w:val="es-NI"/></w:rPr><w:t>No</w:t></w:r></w:p><w:p><w:pPr><w:rPr><w:lang w:val="es-NI"/></w:rPr></w:pPr><w:r><w:rPr><w:sz w:val="15"/><w:lang w:val="es-NI"/></w:rPr><w:t>PK</w:t></w:r></w:p><w:p><w:pPr><w:rPr><w:lang w:val="es-NI"/></w:rPr></w:pPr><w:r><w:rPr><w:sz w:val="15"/><w:lang w:val="es-NI"/></w:rPr><w:t>Identificador único de la fila.</w:t></w:r></w:p><w:p><w:pPr><w:rPr><w:lang w:val="es-NI"/></w:rPr></w:pPr><w:r><w:rPr><w:sz w:val="15"/><w:lang w:val="es-NI"/></w:rPr><w:t>nombre</w:t></w:r></w:p><w:p><w:pPr><w:rPr><w:lang w:val="es-NI"/></w:rPr></w:pPr><w:proofErr w:type="gramStart"/><w:r><w:rPr><w:sz w:val="15"/><w:lang w:val="es-NI"/></w:rPr><w:t>VARCHAR(</w:t></w:r><w:proofErr w:type="gramEnd"/><w:r><w:rPr><w:sz w:val="15"/><w:lang w:val="es-NI"/></w:rPr><w:t>50)</w:t></w:r></w:p><w:p><w:pPr><w:rPr><w:lang w:val="es-NI"/></w:rPr></w:pPr><w:r><w:rPr><w:sz w:val="15"/><w:lang w:val="es-NI"/></w:rPr><w:t>No</w:t></w:r></w:p><w:p><w:pPr><w:rPr><w:lang w:val="es-NI"/></w:rPr></w:pPr><w:r><w:rPr><w:sz w:val="15"/><w:lang w:val="es-NI"/></w:rPr><w:t>UK</w:t></w:r></w:p><w:p><w:pPr><w:rPr><w:lang w:val="es-NI"/></w:rPr></w:pPr><w:r><w:rPr><w:sz w:val="15"/><w:lang w:val="es-NI"/></w:rPr><w:t>Nombre descriptivo de la entidad.</w:t></w:r></w:p><w:p><w:pPr><w:rPr><w:lang w:val="es-NI"/></w:rPr></w:pPr><w:proofErr w:type="spellStart"/><w:r><w:rPr><w:sz w:val="15"/><w:lang w:val="es-NI"/></w:rPr><w:t>descripcion</w:t></w:r><w:proofErr w:type="spellEnd"/></w:p><w:p><w:pPr><w:rPr><w:lang w:val="es-NI"/></w:rPr></w:pPr><w:proofErr w:type="gramStart"/><w:r><w:rPr><w:sz w:val="15"/><w:lang w:val="es-NI"/></w:rPr><w:t>VARCHAR(</w:t></w:r><w:proofErr w:type="gramEnd"/><w:r><w:rPr><w:sz w:val="15"/><w:lang w:val="es-NI"/></w:rPr><w:t>255)</w:t></w:r></w:p><w:p><w:pPr><w:rPr><w:lang w:val="es-NI"/></w:rPr></w:pPr><w:r><w:rPr><w:sz w:val="15"/><w:lang w:val="es-NI"/></w:rPr><w:t>Sí / NULL</w:t></w:r></w:p><w:p><w:pPr><w:rPr><w:lang w:val="es-NI"/></w:rPr></w:pPr><w:r><w:rPr><w:sz w:val="15"/><w:lang w:val="es-NI"/></w:rPr><w:t>—</w:t></w:r></w:p><w:p><w:pPr><w:rPr><w:lang w:val="es-NI"/></w:rPr></w:pPr><w:r><w:rPr><w:sz w:val="15"/><w:lang w:val="es-NI"/></w:rPr><w:t>Descripción del concepto.</w:t></w:r></w:p><w:p><w:pPr><w:rPr><w:lang w:val="es-NI"/></w:rPr></w:pPr><w:r><w:rPr><w:sz w:val="15"/><w:lang w:val="es-NI"/></w:rPr><w:t>estado</w:t></w:r></w:p><w:p><w:pPr><w:rPr><w:lang w:val="es-NI"/></w:rPr></w:pPr><w:proofErr w:type="gramStart"/><w:r><w:rPr><w:sz w:val="15"/><w:lang w:val="es-NI"/></w:rPr><w:t>TINYINT(</w:t></w:r><w:proofErr w:type="gramEnd"/><w:r><w:rPr><w:sz w:val="15"/><w:lang w:val="es-NI"/></w:rPr><w:t>1)</w:t></w:r></w:p><w:p><w:pPr><w:rPr><w:lang w:val="es-NI"/></w:rPr></w:pPr><w:r><w:rPr><w:sz w:val="15"/><w:lang w:val="es-NI"/></w:rPr><w:t>No / 1</w:t></w:r></w:p><w:p><w:pPr><w:rPr><w:lang w:val="es-NI"/></w:rPr></w:pPr><w:r><w:rPr><w:sz w:val="15"/><w:lang w:val="es-NI"/></w:rPr><w:t>—</w:t></w:r></w:p><w:p><w:pPr><w:rPr><w:lang w:val="es-NI"/></w:rPr></w:pPr><w:r><w:rPr><w:sz w:val="15"/><w:lang w:val="es-NI"/></w:rPr><w:t>Estado lógico/operativo del registro.</w:t></w:r></w:p><w:p><w:pPr><w:rPr><w:lang w:val="es-NI"/></w:rPr></w:pPr><w:proofErr w:type="spellStart"/><w:r><w:rPr><w:sz w:val="15"/><w:lang w:val="es-NI"/></w:rPr><w:t>created_at</w:t></w:r><w:proofErr w:type="spellEnd"/></w:p><w:p><w:pPr><w:rPr><w:lang w:val="es-NI"/></w:rPr></w:pPr><w:r><w:rPr><w:sz w:val="15"/><w:lang w:val="es-NI"/></w:rPr><w:t>TIMESTAMP</w:t></w:r></w:p><w:p><w:pPr><w:rPr><w:lang w:val="es-NI"/></w:rPr></w:pPr><w:r><w:rPr><w:sz w:val="15"/><w:lang w:val="es-NI"/></w:rPr><w:t>Sí / NULL</w:t></w:r></w:p><w:p><w:pPr><w:rPr><w:lang w:val="es-NI"/></w:rPr></w:pPr><w:r><w:rPr><w:sz w:val="15"/><w:lang w:val="es-NI"/></w:rPr><w:t>—</w:t></w:r></w:p><w:p><w:pPr><w:rPr><w:lang w:val="es-NI"/></w:rPr></w:pPr><w:r><w:rPr><w:sz w:val="15"/><w:lang w:val="es-NI"/></w:rPr><w:t>Fecha/hora de creación.</w:t></w:r></w:p><w:p><w:pPr><w:rPr><w:lang w:val="es-NI"/></w:rPr></w:pPr><w:proofErr w:type="spellStart"/><w:r><w:rPr><w:sz w:val="15"/><w:lang w:val="es-NI"/></w:rPr><w:t>updated_at</w:t></w:r><w:proofErr w:type="spellEnd"/></w:p><w:p><w:pPr><w:rPr><w:lang w:val="es-NI"/></w:rPr></w:pPr><w:r><w:rPr><w:sz w:val="15"/><w:lang w:val="es-NI"/></w:rPr><w:t>TIMESTAMP</w:t></w:r></w:p><w:p><w:pPr><w:rPr><w:lang w:val="es-NI"/></w:rPr></w:pPr><w:r><w:rPr><w:sz w:val="15"/><w:lang w:val="es-NI"/></w:rPr><w:t>Sí / NULL</w:t></w:r></w:p><w:p><w:pPr><w:rPr><w:lang w:val="es-NI"/></w:rPr></w:pPr><w:r><w:rPr><w:sz w:val="15"/><w:lang w:val="es-NI"/></w:rPr><w:t>—</w:t></w:r></w:p><w:p><w:pPr><w:rPr><w:lang w:val="es-NI"/></w:rPr></w:pPr><w:r><w:rPr><w:sz w:val="15"/><w:lang w:val="es-NI"/></w:rPr><w:t>Fecha/hora de última actualización.</w:t></w:r></w:p><w:p><w:pPr><w:rPr><w:lang w:val="es-NI"/></w:rPr></w:pPr><w:proofErr w:type="spellStart"/><w:r><w:rPr><w:sz w:val="15"/><w:lang w:val="es-NI"/></w:rPr><w:t>deleted_at</w:t></w:r><w:proofErr w:type="spellEnd"/></w:p><w:p><w:pPr><w:rPr><w:lang w:val="es-NI"/></w:rPr></w:pPr><w:r><w:rPr><w:sz w:val="15"/><w:lang w:val="es-NI"/></w:rPr><w:t>TIMESTAMP</w:t></w:r></w:p><w:p><w:pPr><w:rPr><w:lang w:val="es-NI"/></w:rPr></w:pPr><w:r><w:rPr><w:sz w:val="15"/><w:lang w:val="es-NI"/></w:rPr><w:t>Sí / NULL</w:t></w:r></w:p><w:p><w:pPr><w:rPr><w:lang w:val="es-NI"/></w:rPr></w:pPr><w:r><w:rPr><w:sz w:val="15"/><w:lang w:val="es-NI"/></w:rPr><w:t>—</w:t></w:r></w:p><w:p><w:pPr><w:rPr><w:lang w:val="es-NI"/></w:rPr></w:pPr><w:r><w:rPr><w:sz w:val="15"/><w:lang w:val="es-NI"/></w:rPr><w:t>Marca temporal de eliminación lógica (</w:t></w:r><w:proofErr w:type="spellStart"/><w:r><w:rPr><w:sz w:val="15"/><w:lang w:val="es-NI"/></w:rPr><w:t>Soft</w:t></w:r><w:proofErr w:type="spellEnd"/><w:r><w:rPr><w:sz w:val="15"/><w:lang w:val="es-NI"/></w:rPr><w:t xml:space="preserve"> </w:t></w:r><w:proofErr w:type="spellStart"/><w:r><w:rPr><w:sz w:val="15"/><w:lang w:val="es-NI"/></w:rPr><w:t>Delete</w:t></w:r><w:proofErr w:type="spellEnd"/><w:r><w:rPr><w:sz w:val="15"/><w:lang w:val="es-NI"/></w:rPr><w:t>).</w:t></w:r></w:p><w:p><w:pPr><w:rPr><w:lang w:val="es-NI"/></w:rPr></w:pPr><w:r><w:rPr><w:lang w:val="es-NI"/></w:rPr><w:br w:type="page"/></w:r></w:p><w:p><w:pPr><w:pStyle w:val="Ttulo2"/><w:rPr><w:lang w:val="es-NI"/></w:rPr></w:pPr><w:bookmarkStart w:id="12" w:name="_Toc240620141"/><w:r><w:rPr><w:lang w:val="es-NI"/></w:rPr><w:lastRenderedPageBreak/><w:t>8. empleados</w:t></w:r><w:bookmarkEnd w:id="12"/></w:p><w:p><w:pPr><w:rPr><w:lang w:val="es-NI"/></w:rPr></w:pPr><w:r><w:rPr><w:lang w:val="es-NI"/></w:rPr><w:t>Maestro de empleados y personal que puede generar costos de mano de obra.</w:t></w:r></w:p><w:p><w:pPr><w:rPr><w:lang w:val="es-NI"/></w:rPr></w:pPr><w:r><w:rPr><w:b/><w:sz w:val="16"/><w:lang w:val="es-NI"/></w:rPr><w:t>PK</w:t></w:r></w:p><w:p><w:pPr><w:rPr><w:lang w:val="es-NI"/></w:rPr></w:pPr><w:proofErr w:type="spellStart"/><w:r><w:rPr><w:b/><w:sz w:val="16"/><w:lang w:val="es-NI"/></w:rPr><w:t>Soft</w:t></w:r><w:proofErr w:type="spellEnd"/><w:r><w:rPr><w:b/><w:sz w:val="16"/><w:lang w:val="es-NI"/></w:rPr><w:t xml:space="preserve"> </w:t></w:r><w:proofErr w:type="spellStart"/><w:r><w:rPr><w:b/><w:sz w:val="16"/><w:lang w:val="es-NI"/></w:rPr><w:t>Delete</w:t></w:r><w:proofErr w:type="spellEnd"/></w:p><w:p><w:pPr><w:rPr><w:lang w:val="es-NI"/></w:rPr></w:pPr><w:r><w:rPr><w:b/><w:sz w:val="16"/><w:lang w:val="es-NI"/></w:rPr><w:t>Índices únicos</w:t></w:r></w:p><w:p><w:pPr><w:rPr><w:lang w:val="es-NI"/></w:rPr></w:pPr><w:r><w:rPr><w:b/><w:sz w:val="16"/><w:lang w:val="es-NI"/></w:rPr><w:t>Relaciones FK</w:t></w:r></w:p><w:p><w:pPr><w:rPr><w:lang w:val="es-NI"/></w:rPr></w:pPr><w:r><w:rPr><w:sz w:val="16"/><w:lang w:val="es-NI"/></w:rPr><w:t>id</w:t></w:r></w:p><w:p><w:pPr><w:rPr><w:lang w:val="es-NI"/></w:rPr></w:pPr><w:r><w:rPr><w:sz w:val="16"/><w:lang w:val="es-NI"/></w:rPr><w:t>Sí</w:t></w:r></w:p><w:p><w:pPr><w:rPr><w:lang w:val="es-NI"/></w:rPr></w:pPr><w:proofErr w:type="spellStart"/><w:r><w:rPr><w:sz w:val="16"/><w:lang w:val="es-NI"/></w:rPr><w:t>codigo</w:t></w:r><w:proofErr w:type="spellEnd"/><w:r><w:rPr><w:sz w:val="16"/><w:lang w:val="es-NI"/></w:rPr><w:t xml:space="preserve"> (</w:t></w:r><w:proofErr w:type="spellStart"/><w:r><w:rPr><w:sz w:val="16"/><w:lang w:val="es-NI"/></w:rPr><w:t>codigo</w:t></w:r><w:proofErr w:type="spellEnd"/><w:r><w:rPr><w:sz w:val="16"/><w:lang w:val="es-NI"/></w:rPr><w:t>)</w:t></w:r></w:p><w:p><w:pPr><w:rPr><w:lang w:val="es-NI"/></w:rPr></w:pPr><w:r><w:rPr><w:sz w:val="16"/><w:lang w:val="es-NI"/></w:rPr><w:t>1</w:t></w:r></w:p><w:p><w:pPr><w:rPr><w:lang w:val="es-NI"/></w:rPr></w:pPr><w:r><w:rPr><w:b/><w:sz w:val="15"/><w:lang w:val="es-NI"/></w:rPr><w:t>Campo</w:t></w:r></w:p><w:p><w:pPr><w:rPr><w:lang w:val="es-NI"/></w:rPr></w:pPr><w:r><w:rPr><w:b/><w:sz w:val="15"/><w:lang w:val="es-NI"/></w:rPr><w:t>Tipo / definición</w:t></w:r></w:p><w:p><w:pPr><w:rPr><w:lang w:val="es-NI"/></w:rPr></w:pPr><w:r><w:rPr><w:b/><w:sz w:val="15"/><w:lang w:val="es-NI"/></w:rPr><w:t>Nulo / default</w:t></w:r></w:p><w:p><w:pPr><w:rPr><w:lang w:val="es-NI"/></w:rPr></w:pPr><w:r><w:rPr><w:b/><w:sz w:val="15"/><w:lang w:val="es-NI"/></w:rPr><w:t>Clave / índice</w:t></w:r></w:p><w:p><w:pPr><w:rPr><w:lang w:val="es-NI"/></w:rPr></w:pPr><w:r><w:rPr><w:b/><w:sz w:val="15"/><w:lang w:val="es-NI"/></w:rPr><w:t>Descripción</w:t></w:r></w:p><w:p><w:pPr><w:rPr><w:lang w:val="es-NI"/></w:rPr></w:pPr><w:r><w:rPr><w:sz w:val="15"/><w:lang w:val="es-NI"/></w:rPr><w:t>id</w:t></w:r></w:p><w:p><w:pPr><w:rPr><w:lang w:val="es-NI"/></w:rPr></w:pPr><w:proofErr w:type="gramStart"/><w:r><w:rPr><w:sz w:val="15"/><w:lang w:val="es-NI"/></w:rPr><w:t>BIGINT(</w:t></w:r><w:proofErr w:type="gramEnd"/><w:r><w:rPr><w:sz w:val="15"/><w:lang w:val="es-NI"/></w:rPr><w:t>20)</w:t></w:r></w:p><w:p><w:pPr><w:rPr><w:lang w:val="es-NI"/></w:rPr></w:pPr><w:r><w:rPr><w:sz w:val="15"/><w:lang w:val="es-NI"/></w:rPr><w:t>No</w:t></w:r></w:p><w:p><w:pPr><w:rPr><w:lang w:val="es-NI"/></w:rPr></w:pPr><w:r><w:rPr><w:sz w:val="15"/><w:lang w:val="es-NI"/></w:rPr><w:t>PK</w:t></w:r></w:p><w:p><w:pPr><w:rPr><w:lang w:val="es-NI"/></w:rPr></w:pPr><w:r><w:rPr><w:sz w:val="15"/><w:lang w:val="es-NI"/></w:rPr><w:t>Identificador único de la fila.</w:t></w:r></w:p><w:p><w:pPr><w:rPr><w:lang w:val="es-NI"/></w:rPr></w:pPr><w:proofErr w:type="spellStart"/><w:r><w:rPr><w:sz w:val="15"/><w:lang w:val="es-NI"/></w:rPr><w:t>codigo</w:t></w:r><w:proofErr w:type="spellEnd"/></w:p><w:p><w:pPr><w:rPr><w:lang w:val="es-NI"/></w:rPr></w:pPr><w:proofErr w:type="gramStart"/><w:r><w:rPr><w:sz w:val="15"/><w:lang w:val="es-NI"/></w:rPr><w:t>VARCHAR(</w:t></w:r><w:proofErr w:type="gramEnd"/><w:r><w:rPr><w:sz w:val="15"/><w:lang w:val="es-NI"/></w:rPr><w:t>30)</w:t></w:r></w:p><w:p><w:pPr><w:rPr><w:lang w:val="es-NI"/></w:rPr></w:pPr><w:r><w:rPr><w:sz w:val="15"/><w:lang w:val="es-NI"/></w:rPr><w:t>No</w:t></w:r></w:p><w:p><w:pPr><w:rPr><w:lang w:val="es-NI"/></w:rPr></w:pPr><w:r><w:rPr><w:sz w:val="15"/><w:lang w:val="es-NI"/></w:rPr><w:t>UK</w:t></w:r></w:p><w:p><w:pPr><w:rPr><w:lang w:val="es-NI"/></w:rPr></w:pPr><w:r><w:rPr><w:sz w:val="15"/><w:lang w:val="es-NI"/></w:rPr><w:t>Código de negocio.</w:t></w:r></w:p><w:p><w:pPr><w:rPr><w:lang w:val="es-NI"/></w:rPr></w:pPr><w:r><w:rPr><w:sz w:val="15"/><w:lang w:val="es-NI"/></w:rPr><w:t>nombre</w:t></w:r></w:p><w:p><w:pPr><w:rPr><w:lang w:val="es-NI"/></w:rPr></w:pPr><w:proofErr w:type="gramStart"/><w:r><w:rPr><w:sz w:val="15"/><w:lang w:val="es-NI"/></w:rPr><w:t>VARCHAR(</w:t></w:r><w:proofErr w:type="gramEnd"/><w:r><w:rPr><w:sz w:val="15"/><w:lang w:val="es-NI"/></w:rPr><w:t>150)</w:t></w:r></w:p><w:p><w:pPr><w:rPr><w:lang w:val="es-NI"/></w:rPr></w:pPr><w:r><w:rPr><w:sz w:val="15"/><w:lang w:val="es-NI"/></w:rPr><w:t>No</w:t></w:r></w:p><w:p><w:pPr><w:rPr><w:lang w:val="es-NI"/></w:rPr></w:pPr><w:r><w:rPr><w:sz w:val="15"/><w:lang w:val="es-NI"/></w:rPr><w:t>—</w:t></w:r></w:p><w:p><w:pPr><w:rPr><w:lang w:val="es-NI"/></w:rPr></w:pPr><w:r><w:rPr><w:sz w:val="15"/><w:lang w:val="es-NI"/></w:rPr><w:t>Nombre descriptivo de la entidad.</w:t></w:r></w:p><w:p><w:pPr><w:rPr><w:lang w:val="es-NI"/></w:rPr></w:pPr><w:proofErr w:type="spellStart"/><w:r><w:rPr><w:sz w:val="15"/><w:lang w:val="es-NI"/></w:rPr><w:t>telefono</w:t></w:r><w:proofErr w:type="spellEnd"/></w:p><w:p><w:pPr><w:rPr><w:lang w:val="es-NI"/></w:rPr></w:pPr><w:proofErr w:type="gramStart"/><w:r><w:rPr><w:sz w:val="15"/><w:lang w:val="es-NI"/></w:rPr><w:t>VARCHAR(</w:t></w:r><w:proofErr w:type="gramEnd"/><w:r><w:rPr><w:sz w:val="15"/><w:lang w:val="es-NI"/></w:rPr><w:t>30)</w:t></w:r></w:p><w:p><w:pPr><w:rPr><w:lang w:val="es-NI"/></w:rPr></w:pPr><w:r><w:rPr><w:sz w:val="15"/><w:lang w:val="es-NI"/></w:rPr><w:t>Sí / NULL</w:t></w:r></w:p><w:p><w:pPr><w:rPr><w:lang w:val="es-NI"/></w:rPr></w:pPr><w:r><w:rPr><w:sz w:val="15"/><w:lang w:val="es-NI"/></w:rPr><w:t>—</w:t></w:r></w:p><w:p><w:pPr><w:rPr><w:lang w:val="es-NI"/></w:rPr></w:pPr><w:r><w:rPr><w:sz w:val="15"/><w:lang w:val="es-NI"/></w:rPr><w:t>Número telefónico de contacto.</w:t></w:r></w:p><w:p><w:pPr><w:rPr><w:lang w:val="es-NI"/></w:rPr></w:pPr><w:proofErr w:type="spellStart"/><w:r><w:rPr><w:sz w:val="15"/><w:lang w:val="es-NI"/></w:rPr><w:t>tipo_empleado_id</w:t></w:r><w:proofErr w:type="spellEnd"/></w:p><w:p><w:pPr><w:rPr><w:lang w:val="es-NI"/></w:rPr></w:pPr><w:proofErr w:type="gramStart"/><w:r><w:rPr><w:sz w:val="15"/><w:lang w:val="es-NI"/></w:rPr><w:t>BIGINT(</w:t></w:r><w:proofErr w:type="gramEnd"/><w:r><w:rPr><w:sz w:val="15"/><w:lang w:val="es-NI"/></w:rPr><w:t>20)</w:t></w:r></w:p><w:p><w:pPr><w:rPr><w:lang w:val="es-NI"/></w:rPr></w:pPr><w:r><w:rPr><w:sz w:val="15"/><w:lang w:val="es-NI"/></w:rPr><w:t>No</w:t></w:r></w:p><w:p><w:pPr><w:rPr><w:lang w:val="es-NI"/></w:rPr></w:pPr><w:r><w:rPr><w:sz w:val="15"/><w:lang w:val="es-NI"/></w:rPr><w:t>FK</w:t></w:r></w:p><w:p><w:pPr><w:rPr><w:lang w:val="es-NI"/></w:rPr></w:pPr><w:r><w:rPr><w:sz w:val="15"/><w:lang w:val="es-NI"/></w:rPr><w:t>Modalidad general del empleado.</w:t></w:r></w:p><w:p><w:pPr><w:rPr><w:lang w:val="es-NI"/></w:rPr></w:pPr><w:proofErr w:type="spellStart"/><w:r><w:rPr><w:sz w:val="15"/><w:lang w:val="es-NI"/></w:rPr><w:t>fecha_ingreso</w:t></w:r><w:proofErr w:type="spellEnd"/></w:p><w:p><w:pPr><w:rPr><w:lang w:val="es-NI"/></w:rPr></w:pPr><w:r><w:rPr><w:sz w:val="15"/><w:lang w:val="es-NI"/></w:rPr><w:t>DATE</w:t></w:r></w:p><w:p><w:pPr><w:rPr><w:lang w:val="es-NI"/></w:rPr></w:pPr><w:r><w:rPr><w:sz w:val="15"/><w:lang w:val="es-NI"/></w:rPr><w:t>Sí / NULL</w:t></w:r></w:p><w:p><w:pPr><w:rPr><w:lang w:val="es-NI"/></w:rPr></w:pPr><w:r><w:rPr><w:sz w:val="15"/><w:lang w:val="es-NI"/></w:rPr><w:t>—</w:t></w:r></w:p><w:p><w:pPr><w:rPr><w:lang w:val="es-NI"/></w:rPr></w:pPr><w:r><w:rPr><w:sz w:val="15"/><w:lang w:val="es-NI"/></w:rPr><w:t>Fecha de ingreso del empleado.</w:t></w:r></w:p><w:p><w:pPr><w:rPr><w:lang w:val="es-NI"/></w:rPr></w:pPr><w:r><w:rPr><w:sz w:val="15"/><w:lang w:val="es-NI"/></w:rPr><w:t>estado</w:t></w:r></w:p><w:p><w:pPr><w:rPr><w:lang w:val="es-NI"/></w:rPr></w:pPr><w:proofErr w:type="gramStart"/><w:r><w:rPr><w:sz w:val="15"/><w:lang w:val="es-NI"/></w:rPr><w:t>TINYINT(</w:t></w:r><w:proofErr w:type="gramEnd"/><w:r><w:rPr><w:sz w:val="15"/><w:lang w:val="es-NI"/></w:rPr><w:t>1)</w:t></w:r></w:p><w:p><w:pPr><w:rPr><w:lang w:val="es-NI"/></w:rPr></w:pPr><w:r><w:rPr><w:sz w:val="15"/><w:lang w:val="es-NI"/></w:rPr><w:t>No / 1</w:t></w:r></w:p><w:p><w:pPr><w:rPr><w:lang w:val="es-NI"/></w:rPr></w:pPr><w:r><w:rPr><w:sz w:val="15"/><w:lang w:val="es-NI"/></w:rPr><w:t>—</w:t></w:r></w:p><w:p><w:pPr><w:rPr><w:lang w:val="es-NI"/></w:rPr></w:pPr><w:r><w:rPr><w:sz w:val="15"/><w:lang w:val="es-NI"/></w:rPr><w:t>Estado lógico/operativo del registro.</w:t></w:r></w:p><w:p><w:pPr><w:rPr><w:lang w:val="es-NI"/></w:rPr></w:pPr><w:r><w:rPr><w:sz w:val="15"/><w:lang w:val="es-NI"/></w:rPr><w:t>observaciones</w:t></w:r></w:p><w:p><w:pPr><w:rPr><w:lang w:val="es-NI"/></w:rPr></w:pPr><w:r><w:rPr><w:sz w:val="15"/><w:lang w:val="es-NI"/></w:rPr><w:t>TEXT</w:t></w:r></w:p><w:p><w:pPr><w:rPr><w:lang w:val="es-NI"/></w:rPr></w:pPr><w:r><w:rPr><w:sz w:val="15"/><w:lang w:val="es-NI"/></w:rPr><w:t>Sí / NULL</w:t></w:r></w:p><w:p><w:pPr><w:rPr><w:lang w:val="es-NI"/></w:rPr></w:pPr><w:r><w:rPr><w:sz w:val="15"/><w:lang w:val="es-NI"/></w:rPr><w:t>—</w:t></w:r></w:p><w:p><w:pPr><w:rPr><w:lang w:val="es-NI"/></w:rPr></w:pPr><w:r><w:rPr><w:sz w:val="15"/><w:lang w:val="es-NI"/></w:rPr><w:t>Notas adicionales del registro.</w:t></w:r></w:p><w:p><w:pPr><w:rPr><w:lang w:val="es-NI"/></w:rPr></w:pPr><w:proofErr w:type="spellStart"/><w:r><w:rPr><w:sz w:val="15"/><w:lang w:val="es-NI"/></w:rPr><w:t>created_at</w:t></w:r><w:proofErr w:type="spellEnd"/></w:p><w:p><w:pPr><w:rPr><w:lang w:val="es-NI"/></w:rPr></w:pPr><w:r><w:rPr><w:sz w:val="15"/><w:lang w:val="es-NI"/></w:rPr><w:t>TIMESTAMP</w:t></w:r></w:p><w:p><w:pPr><w:rPr><w:lang w:val="es-NI"/></w:rPr></w:pPr><w:r><w:rPr><w:sz w:val="15"/><w:lang w:val="es-NI"/></w:rPr><w:t>Sí / NULL</w:t></w:r></w:p><w:p><w:pPr><w:rPr><w:lang w:val="es-NI"/></w:rPr></w:pPr><w:r><w:rPr><w:sz w:val="15"/><w:lang w:val="es-NI"/></w:rPr><w:t>—</w:t></w:r></w:p><w:p><w:pPr><w:rPr><w:lang w:val="es-NI"/></w:rPr></w:pPr><w:r><w:rPr><w:sz w:val="15"/><w:lang w:val="es-NI"/></w:rPr><w:t>Fecha/hora de creación.</w:t></w:r></w:p><w:p><w:pPr><w:rPr><w:lang w:val="es-NI"/></w:rPr></w:pPr><w:proofErr w:type="spellStart"/><w:r><w:rPr><w:sz w:val="15"/><w:lang w:val="es-NI"/></w:rPr><w:t>updated_at</w:t></w:r><w:proofErr w:type="spellEnd"/></w:p><w:p><w:pPr><w:rPr><w:lang w:val="es-NI"/></w:rPr></w:pPr><w:r><w:rPr><w:sz w:val="15"/><w:lang w:val="es-NI"/></w:rPr><w:t>TIMESTAMP</w:t></w:r></w:p><w:p><w:pPr><w:rPr><w:lang w:val="es-NI"/></w:rPr></w:pPr><w:r><w:rPr><w:sz w:val="15"/><w:lang w:val="es-NI"/></w:rPr><w:t>Sí / NULL</w:t></w:r></w:p><w:p><w:pPr><w:rPr><w:lang w:val="es-NI"/></w:rPr></w:pPr><w:r><w:rPr><w:sz w:val="15"/><w:lang w:val="es-NI"/></w:rPr><w:t>—</w:t></w:r></w:p><w:p><w:pPr><w:rPr><w:lang w:val="es-NI"/></w:rPr></w:pPr><w:r><w:rPr><w:sz w:val="15"/><w:lang w:val="es-NI"/></w:rPr><w:t>Fecha/hora de última actualización.</w:t></w:r></w:p><w:p><w:pPr><w:rPr><w:lang w:val="es-NI"/></w:rPr></w:pPr><w:proofErr w:type="spellStart"/><w:r><w:rPr><w:sz w:val="15"/><w:lang w:val="es-NI"/></w:rPr><w:t>deleted_at</w:t></w:r><w:proofErr w:type="spellEnd"/></w:p><w:p><w:pPr><w:rPr><w:lang w:val="es-NI"/></w:rPr></w:pPr><w:r><w:rPr><w:sz w:val="15"/><w:lang w:val="es-NI"/></w:rPr><w:t>TIMESTAMP</w:t></w:r></w:p><w:p><w:pPr><w:rPr><w:lang w:val="es-NI"/></w:rPr></w:pPr><w:r><w:rPr><w:sz w:val="15"/><w:lang w:val="es-NI"/></w:rPr><w:t>Sí / NULL</w:t></w:r></w:p><w:p><w:pPr><w:rPr><w:lang w:val="es-NI"/></w:rPr></w:pPr><w:r><w:rPr><w:sz w:val="15"/><w:lang w:val="es-NI"/></w:rPr><w:t>—</w:t></w:r></w:p><w:p><w:pPr><w:rPr><w:lang w:val="es-NI"/></w:rPr></w:pPr><w:r><w:rPr><w:sz w:val="15"/><w:lang w:val="es-NI"/></w:rPr><w:t>Marca temporal de eliminación lógica (</w:t></w:r><w:proofErr w:type="spellStart"/><w:r><w:rPr><w:sz w:val="15"/><w:lang w:val="es-NI"/></w:rPr><w:t>Soft</w:t></w:r><w:proofErr w:type="spellEnd"/><w:r><w:rPr><w:sz w:val="15"/><w:lang w:val="es-NI"/></w:rPr><w:t xml:space="preserve"> </w:t></w:r><w:proofErr w:type="spellStart"/><w:r><w:rPr><w:sz w:val="15"/><w:lang w:val="es-NI"/></w:rPr><w:t>Delete</w:t></w:r><w:proofErr w:type="spellEnd"/><w:r><w:rPr><w:sz w:val="15"/><w:lang w:val="es-NI"/></w:rPr><w:t>).</w:t></w:r></w:p><w:p><w:pPr><w:rPr><w:lang w:val="es-NI"/></w:rPr></w:pPr><w:r><w:rPr><w:b/><w:lang w:val="es-NI"/></w:rPr><w:t>Relaciones:</w:t></w:r></w:p><w:p><w:pPr><w:pStyle w:val="Listaconvietas"/><w:rPr><w:lang w:val="es-NI"/></w:rPr></w:pPr><w:proofErr w:type="spellStart"/><w:r><w:rPr><w:lang w:val="es-NI"/></w:rPr><w:t>tipo_empleado_id</w:t></w:r><w:proofErr w:type="spellEnd"/><w:r><w:rPr><w:lang w:val="es-NI"/></w:rPr><w:t xml:space="preserve"> → </w:t></w:r><w:proofErr w:type="spellStart"/><w:r><w:rPr><w:lang w:val="es-NI"/></w:rPr><w:t>tipos_empleado.id</w:t></w:r><w:proofErr w:type="spellEnd"/><w:r><w:rPr><w:lang w:val="es-NI"/></w:rPr><w:t xml:space="preserve"> (ON DELETE NO ACTION)</w:t></w:r></w:p><w:p><w:pPr><w:rPr><w:lang w:val="es-NI"/></w:rPr></w:pPr><w:r><w:rPr><w:lang w:val="es-NI"/></w:rPr><w:br w:type="page"/></w:r></w:p><w:p><w:pPr><w:pStyle w:val="Ttulo2"/><w:rPr><w:lang w:val="es-NI"/></w:rPr></w:pPr><w:bookmarkStart w:id="13" w:name="_Toc240620142"/><w:r><w:rPr><w:lang w:val="es-NI"/></w:rPr><w:lastRenderedPageBreak/><w:t xml:space="preserve">9. </w:t></w:r><w:proofErr w:type="spellStart"/><w:r><w:rPr><w:lang w:val="es-NI"/></w:rPr><w:t>tipos_pago_empleado</w:t></w:r><w:bookmarkEnd w:id="13"/><w:proofErr w:type="spellEnd"/></w:p><w:p><w:pPr><w:rPr><w:lang w:val="es-NI"/></w:rPr></w:pPr><w:r><w:rPr><w:lang w:val="es-NI"/></w:rPr><w:t>Catálogo de modalidades utilizadas para determinar cómo se remunera un trabajo del empleado.</w:t></w:r></w:p><w:p><w:pPr><w:rPr><w:lang w:val="es-NI"/></w:rPr></w:pPr><w:r><w:rPr><w:b/><w:sz w:val="16"/><w:lang w:val="es-NI"/></w:rPr><w:t>PK</w:t></w:r></w:p><w:p><w:pPr><w:rPr><w:lang w:val="es-NI"/></w:rPr></w:pPr><w:proofErr w:type="spellStart"/><w:r><w:rPr><w:b/><w:sz w:val="16"/><w:lang w:val="es-NI"/></w:rPr><w:t>Soft</w:t></w:r><w:proofErr w:type="spellEnd"/><w:r><w:rPr><w:b/><w:sz w:val="16"/><w:lang w:val="es-NI"/></w:rPr><w:t xml:space="preserve"> </w:t></w:r><w:proofErr w:type="spellStart"/><w:r><w:rPr><w:b/><w:sz w:val="16"/><w:lang w:val="es-NI"/></w:rPr><w:t>Delete</w:t></w:r><w:proofErr w:type="spellEnd"/></w:p><w:p><w:pPr><w:rPr><w:lang w:val="es-NI"/></w:rPr></w:pPr><w:r><w:rPr><w:b/><w:sz w:val="16"/><w:lang w:val="es-NI"/></w:rPr><w:t>Índices únicos</w:t></w:r></w:p><w:p><w:pPr><w:rPr><w:lang w:val="es-NI"/></w:rPr></w:pPr><w:r><w:rPr><w:b/><w:sz w:val="16"/><w:lang w:val="es-NI"/></w:rPr><w:t>Relaciones FK</w:t></w:r></w:p><w:p><w:pPr><w:rPr><w:lang w:val="es-NI"/></w:rPr></w:pPr><w:r><w:rPr><w:sz w:val="16"/><w:lang w:val="es-NI"/></w:rPr><w:t>id</w:t></w:r></w:p><w:p><w:pPr><w:rPr><w:lang w:val="es-NI"/></w:rPr></w:pPr><w:r><w:rPr><w:sz w:val="16"/><w:lang w:val="es-NI"/></w:rPr><w:t>Sí</w:t></w:r></w:p><w:p><w:pPr><w:rPr><w:lang w:val="es-NI"/></w:rPr></w:pPr><w:r><w:rPr><w:sz w:val="16"/><w:lang w:val="es-NI"/></w:rPr><w:t>—</w:t></w:r></w:p><w:p><w:pPr><w:rPr><w:lang w:val="es-NI"/></w:rPr></w:pPr><w:r><w:rPr><w:sz w:val="16"/><w:lang w:val="es-NI"/></w:rPr><w:t>0</w:t></w:r></w:p><w:p><w:pPr><w:rPr><w:lang w:val="es-NI"/></w:rPr></w:pPr><w:r><w:rPr><w:b/><w:sz w:val="15"/><w:lang w:val="es-NI"/></w:rPr><w:t>Campo</w:t></w:r></w:p><w:p><w:pPr><w:rPr><w:lang w:val="es-NI"/></w:rPr></w:pPr><w:r><w:rPr><w:b/><w:sz w:val="15"/><w:lang w:val="es-NI"/></w:rPr><w:t>Tipo / definición</w:t></w:r></w:p><w:p><w:pPr><w:rPr><w:lang w:val="es-NI"/></w:rPr></w:pPr><w:r><w:rPr><w:b/><w:sz w:val="15"/><w:lang w:val="es-NI"/></w:rPr><w:t>Nulo / default</w:t></w:r></w:p><w:p><w:pPr><w:rPr><w:lang w:val="es-NI"/></w:rPr></w:pPr><w:r><w:rPr><w:b/><w:sz w:val="15"/><w:lang w:val="es-NI"/></w:rPr><w:t>Clave / índice</w:t></w:r></w:p><w:p><w:pPr><w:rPr><w:lang w:val="es-NI"/></w:rPr></w:pPr><w:r><w:rPr><w:b/><w:sz w:val="15"/><w:lang w:val="es-NI"/></w:rPr><w:t>Descripción</w:t></w:r></w:p><w:p><w:pPr><w:rPr><w:lang w:val="es-NI"/></w:rPr></w:pPr><w:r><w:rPr><w:sz w:val="15"/><w:lang w:val="es-NI"/></w:rPr><w:t>id</w:t></w:r></w:p><w:p><w:pPr><w:rPr><w:lang w:val="es-NI"/></w:rPr></w:pPr><w:proofErr w:type="gramStart"/><w:r><w:rPr><w:sz w:val="15"/><w:lang w:val="es-NI"/></w:rPr><w:t>BIGINT(</w:t></w:r><w:proofErr w:type="gramEnd"/><w:r><w:rPr><w:sz w:val="15"/><w:lang w:val="es-NI"/></w:rPr><w:t>20)</w:t></w:r></w:p><w:p><w:pPr><w:rPr><w:lang w:val="es-NI"/></w:rPr></w:pPr><w:r><w:rPr><w:sz w:val="15"/><w:lang w:val="es-NI"/></w:rPr><w:t>No</w:t></w:r></w:p><w:p><w:pPr><w:rPr><w:lang w:val="es-NI"/></w:rPr></w:pPr><w:r><w:rPr><w:sz w:val="15"/><w:lang w:val="es-NI"/></w:rPr><w:t>PK</w:t></w:r></w:p><w:p><w:pPr><w:rPr><w:lang w:val="es-NI"/></w:rPr></w:pPr><w:r><w:rPr><w:sz w:val="15"/><w:lang w:val="es-NI"/></w:rPr><w:t>Identificador único de la fila.</w:t></w:r></w:p><w:p><w:pPr><w:rPr><w:lang w:val="es-NI"/></w:rPr></w:pPr><w:r><w:rPr><w:sz w:val="15"/><w:lang w:val="es-NI"/></w:rPr><w:t>nombre</w:t></w:r></w:p><w:p><w:pPr><w:rPr><w:lang w:val="es-NI"/></w:rPr></w:pPr><w:proofErr w:type="gramStart"/><w:r><w:rPr><w:sz w:val="15"/><w:lang w:val="es-NI"/></w:rPr><w:t>VARCHAR(</w:t></w:r><w:proofErr w:type="gramEnd"/><w:r><w:rPr><w:sz w:val="15"/><w:lang w:val="es-NI"/></w:rPr><w:t>50)</w:t></w:r></w:p><w:p><w:pPr><w:rPr><w:lang w:val="es-NI"/></w:rPr></w:pPr><w:r><w:rPr><w:sz w:val="15"/><w:lang w:val="es-NI"/></w:rPr><w:t>No</w:t></w:r></w:p><w:p><w:pPr><w:rPr><w:lang w:val="es-NI"/></w:rPr></w:pPr><w:r><w:rPr><w:sz w:val="15"/><w:lang w:val="es-NI"/></w:rPr><w:t>—</w:t></w:r></w:p><w:p><w:pPr><w:rPr><w:lang w:val="es-NI"/></w:rPr></w:pPr><w:r><w:rPr><w:sz w:val="15"/><w:lang w:val="es-NI"/></w:rPr><w:t>Nombre descriptivo de la entidad.</w:t></w:r></w:p><w:p><w:pPr><w:rPr><w:lang w:val="es-NI"/></w:rPr></w:pPr><w:proofErr w:type="spellStart"/><w:r><w:rPr><w:sz w:val="15"/><w:lang w:val="es-NI"/></w:rPr><w:t>descripcion</w:t></w:r><w:proofErr w:type="spellEnd"/></w:p><w:p><w:pPr><w:rPr><w:lang w:val="es-NI"/></w:rPr></w:pPr><w:proofErr w:type="gramStart"/><w:r><w:rPr><w:sz w:val="15"/><w:lang w:val="es-NI"/></w:rPr><w:t>VARCHAR(</w:t></w:r><w:proofErr w:type="gramEnd"/><w:r><w:rPr><w:sz w:val="15"/><w:lang w:val="es-NI"/></w:rPr><w:t>255)</w:t></w:r></w:p><w:p><w:pPr><w:rPr><w:lang w:val="es-NI"/></w:rPr></w:pPr><w:r><w:rPr><w:sz w:val="15"/><w:lang w:val="es-NI"/></w:rPr><w:t>Sí / NULL</w:t></w:r></w:p><w:p><w:pPr><w:rPr><w:lang w:val="es-NI"/></w:rPr></w:pPr><w:r><w:rPr><w:sz w:val="15"/><w:lang w:val="es-NI"/></w:rPr><w:t>—</w:t></w:r></w:p><w:p><w:pPr><w:rPr><w:lang w:val="es-NI"/></w:rPr></w:pPr><w:r><w:rPr><w:sz w:val="15"/><w:lang w:val="es-NI"/></w:rPr><w:t>Descripción del concepto.</w:t></w:r></w:p><w:p><w:pPr><w:rPr><w:lang w:val="es-NI"/></w:rPr></w:pPr><w:r><w:rPr><w:sz w:val="15"/><w:lang w:val="es-NI"/></w:rPr><w:t>estado</w:t></w:r></w:p><w:p><w:pPr><w:rPr><w:lang w:val="es-NI"/></w:rPr></w:pPr><w:proofErr w:type="gramStart"/><w:r><w:rPr><w:sz w:val="15"/><w:lang w:val="es-NI"/></w:rPr><w:t>TINYINT(</w:t></w:r><w:proofErr w:type="gramEnd"/><w:r><w:rPr><w:sz w:val="15"/><w:lang w:val="es-NI"/></w:rPr><w:t>1)</w:t></w:r></w:p><w:p><w:pPr><w:rPr><w:lang w:val="es-NI"/></w:rPr></w:pPr><w:r><w:rPr><w:sz w:val="15"/><w:lang w:val="es-NI"/></w:rPr><w:t>No / 1</w:t></w:r></w:p><w:p><w:pPr><w:rPr><w:lang w:val="es-NI"/></w:rPr></w:pPr><w:r><w:rPr><w:sz w:val="15"/><w:lang w:val="es-NI"/></w:rPr><w:t>—</w:t></w:r></w:p><w:p><w:pPr><w:rPr><w:lang w:val="es-NI"/></w:rPr></w:pPr><w:r><w:rPr><w:sz w:val="15"/><w:lang w:val="es-NI"/></w:rPr><w:t>Estado lógico/operativo del registro.</w:t></w:r></w:p><w:p><w:pPr><w:rPr><w:lang w:val="es-NI"/></w:rPr></w:pPr><w:proofErr w:type="spellStart"/><w:r><w:rPr><w:sz w:val="15"/><w:lang w:val="es-NI"/></w:rPr><w:t>created_at</w:t></w:r><w:proofErr w:type="spellEnd"/></w:p><w:p><w:pPr><w:rPr><w:lang w:val="es-NI"/></w:rPr></w:pPr><w:r><w:rPr><w:sz w:val="15"/><w:lang w:val="es-NI"/></w:rPr><w:t>TIMESTAMP</w:t></w:r></w:p><w:p><w:pPr><w:rPr><w:lang w:val="es-NI"/></w:rPr></w:pPr><w:r><w:rPr><w:sz w:val="15"/><w:lang w:val="es-NI"/></w:rPr><w:t>Sí / NULL</w:t></w:r></w:p><w:p><w:pPr><w:rPr><w:lang w:val="es-NI"/></w:rPr></w:pPr><w:r><w:rPr><w:sz w:val="15"/><w:lang w:val="es-NI"/></w:rPr><w:t>—</w:t></w:r></w:p><w:p><w:pPr><w:rPr><w:lang w:val="es-NI"/></w:rPr></w:pPr><w:r><w:rPr><w:sz w:val="15"/><w:lang w:val="es-NI"/></w:rPr><w:t>Fecha/hora de creación.</w:t></w:r></w:p><w:p><w:pPr><w:rPr><w:lang w:val="es-NI"/></w:rPr></w:pPr><w:proofErr w:type="spellStart"/><w:r><w:rPr><w:sz w:val="15"/><w:lang w:val="es-NI"/></w:rPr><w:t>updated_at</w:t></w:r><w:proofErr w:type="spellEnd"/></w:p><w:p><w:pPr><w:rPr><w:lang w:val="es-NI"/></w:rPr></w:pPr><w:r><w:rPr><w:sz w:val="15"/><w:lang w:val="es-NI"/></w:rPr><w:t>TIMESTAMP</w:t></w:r></w:p><w:p><w:pPr><w:rPr><w:lang w:val="es-NI"/></w:rPr></w:pPr><w:r><w:rPr><w:sz w:val="15"/><w:lang w:val="es-NI"/></w:rPr><w:t>Sí / NULL</w:t></w:r></w:p><w:p><w:pPr><w:rPr><w:lang w:val="es-NI"/></w:rPr></w:pPr><w:r><w:rPr><w:sz w:val="15"/><w:lang w:val="es-NI"/></w:rPr><w:t>—</w:t></w:r></w:p><w:p><w:pPr><w:rPr><w:lang w:val="es-NI"/></w:rPr></w:pPr><w:r><w:rPr><w:sz w:val="15"/><w:lang w:val="es-NI"/></w:rPr><w:t>Fecha/hora de última actualización.</w:t></w:r></w:p><w:p><w:pPr><w:rPr><w:lang w:val="es-NI"/></w:rPr></w:pPr><w:proofErr w:type="spellStart"/><w:r><w:rPr><w:sz w:val="15"/><w:lang w:val="es-NI"/></w:rPr><w:t>deleted_at</w:t></w:r><w:proofErr w:type="spellEnd"/></w:p><w:p><w:pPr><w:rPr><w:lang w:val="es-NI"/></w:rPr></w:pPr><w:r><w:rPr><w:sz w:val="15"/><w:lang w:val="es-NI"/></w:rPr><w:t>TIMESTAMP</w:t></w:r></w:p><w:p><w:pPr><w:rPr><w:lang w:val="es-NI"/></w:rPr></w:pPr><w:r><w:rPr><w:sz w:val="15"/><w:lang w:val="es-NI"/></w:rPr><w:t>Sí / NULL</w:t></w:r></w:p><w:p><w:pPr><w:rPr><w:lang w:val="es-NI"/></w:rPr></w:pPr><w:r><w:rPr><w:sz w:val="15"/><w:lang w:val="es-NI"/></w:rPr><w:t>—</w:t></w:r></w:p><w:p><w:pPr><w:rPr><w:lang w:val="es-NI"/></w:rPr></w:pPr><w:r><w:rPr><w:sz w:val="15"/><w:lang w:val="es-NI"/></w:rPr><w:t>Marca temporal de eliminación lógica (</w:t></w:r><w:proofErr w:type="spellStart"/><w:r><w:rPr><w:sz w:val="15"/><w:lang w:val="es-NI"/></w:rPr><w:t>Soft</w:t></w:r><w:proofErr w:type="spellEnd"/><w:r><w:rPr><w:sz w:val="15"/><w:lang w:val="es-NI"/></w:rPr><w:t xml:space="preserve"> </w:t></w:r><w:proofErr w:type="spellStart"/><w:r><w:rPr><w:sz w:val="15"/><w:lang w:val="es-NI"/></w:rPr><w:t>Delete</w:t></w:r><w:proofErr w:type="spellEnd"/><w:r><w:rPr><w:sz w:val="15"/><w:lang w:val="es-NI"/></w:rPr><w:t>).</w:t></w:r></w:p><w:p><w:pPr><w:rPr><w:lang w:val="es-NI"/></w:rPr></w:pPr><w:r><w:rPr><w:lang w:val="es-NI"/></w:rPr><w:br w:type="page"/></w:r></w:p><w:p><w:pPr><w:pStyle w:val="Ttulo2"/><w:rPr><w:lang w:val="es-NI"/></w:rPr></w:pPr><w:bookmarkStart w:id="14" w:name="_Toc240620143"/><w:r><w:rPr><w:lang w:val="es-NI"/></w:rPr><w:lastRenderedPageBreak/><w:t xml:space="preserve">10. </w:t></w:r><w:proofErr w:type="spellStart"/><w:r><w:rPr><w:lang w:val="es-NI"/></w:rPr><w:t>empleados_pagos</w:t></w:r><w:bookmarkEnd w:id="14"/><w:proofErr w:type="spellEnd"/></w:p><w:p><w:pPr><w:rPr><w:lang w:val="es-NI"/></w:rPr></w:pPr><w:r><w:rPr><w:lang w:val="es-NI"/></w:rPr><w:t>Histórico de tarifas y condiciones de pago de cada empleado. Permite conservar tarifas anteriores.</w:t></w:r></w:p><w:p><w:pPr><w:rPr><w:lang w:val="es-NI"/></w:rPr></w:pPr><w:r><w:rPr><w:b/><w:lang w:val="es-NI"/></w:rPr><w:t xml:space="preserve">Reglas / criterios: </w:t></w:r><w:r><w:rPr><w:lang w:val="es-NI"/></w:rPr><w:t>Las tarifas son históricas: al cambiar una tarifa se conserva el registro anterior y se crea el nuevo período.</w:t></w:r></w:p><w:p><w:pPr><w:rPr><w:lang w:val="es-NI"/></w:rPr></w:pPr><w:r><w:rPr><w:b/><w:sz w:val="16"/><w:lang w:val="es-NI"/></w:rPr><w:t>PK</w:t></w:r></w:p><w:p><w:pPr><w:rPr><w:lang w:val="es-NI"/></w:rPr></w:pPr><w:proofErr w:type="spellStart"/><w:r><w:rPr><w:b/><w:sz w:val="16"/><w:lang w:val="es-NI"/></w:rPr><w:t>Soft</w:t></w:r><w:proofErr w:type="spellEnd"/><w:r><w:rPr><w:b/><w:sz w:val="16"/><w:lang w:val="es-NI"/></w:rPr><w:t xml:space="preserve"> </w:t></w:r><w:proofErr w:type="spellStart"/><w:r><w:rPr><w:b/><w:sz w:val="16"/><w:lang w:val="es-NI"/></w:rPr><w:t>Delete</w:t></w:r><w:proofErr w:type="spellEnd"/></w:p><w:p><w:pPr><w:rPr><w:lang w:val="es-NI"/></w:rPr></w:pPr><w:r><w:rPr><w:b/><w:sz w:val="16"/><w:lang w:val="es-NI"/></w:rPr><w:t>Índices únicos</w:t></w:r></w:p><w:p><w:pPr><w:rPr><w:lang w:val="es-NI"/></w:rPr></w:pPr><w:r><w:rPr><w:b/><w:sz w:val="16"/><w:lang w:val="es-NI"/></w:rPr><w:t>Relaciones FK</w:t></w:r></w:p><w:p><w:pPr><w:rPr><w:lang w:val="es-NI"/></w:rPr></w:pPr><w:r><w:rPr><w:sz w:val="16"/><w:lang w:val="es-NI"/></w:rPr><w:t>id</w:t></w:r></w:p><w:p><w:pPr><w:rPr><w:lang w:val="es-NI"/></w:rPr></w:pPr><w:r><w:rPr><w:sz w:val="16"/><w:lang w:val="es-NI"/></w:rPr><w:t>Sí</w:t></w:r></w:p><w:p><w:pPr><w:rPr><w:lang w:val="es-NI"/></w:rPr></w:pPr><w:r><w:rPr><w:sz w:val="16"/><w:lang w:val="es-NI"/></w:rPr><w:t>—</w:t></w:r></w:p><w:p><w:pPr><w:rPr><w:lang w:val="es-NI"/></w:rPr></w:pPr><w:r><w:rPr><w:sz w:val="16"/><w:lang w:val="es-NI"/></w:rPr><w:t>3</w:t></w:r></w:p><w:p><w:pPr><w:rPr><w:lang w:val="es-NI"/></w:rPr></w:pPr><w:r><w:rPr><w:b/><w:sz w:val="15"/><w:lang w:val="es-NI"/></w:rPr><w:t>Campo</w:t></w:r></w:p><w:p><w:pPr><w:rPr><w:lang w:val="es-NI"/></w:rPr></w:pPr><w:r><w:rPr><w:b/><w:sz w:val="15"/><w:lang w:val="es-NI"/></w:rPr><w:t>Tipo / definición</w:t></w:r></w:p><w:p><w:pPr><w:rPr><w:lang w:val="es-NI"/></w:rPr></w:pPr><w:r><w:rPr><w:b/><w:sz w:val="15"/><w:lang w:val="es-NI"/></w:rPr><w:t>Nulo / default</w:t></w:r></w:p><w:p><w:pPr><w:rPr><w:lang w:val="es-NI"/></w:rPr></w:pPr><w:r><w:rPr><w:b/><w:sz w:val="15"/><w:lang w:val="es-NI"/></w:rPr><w:t>Clave / índice</w:t></w:r></w:p><w:p><w:pPr><w:rPr><w:lang w:val="es-NI"/></w:rPr></w:pPr><w:r><w:rPr><w:b/><w:sz w:val="15"/><w:lang w:val="es-NI"/></w:rPr><w:t>Descripción</w:t></w:r></w:p><w:p><w:pPr><w:rPr><w:lang w:val="es-NI"/></w:rPr></w:pPr><w:r><w:rPr><w:sz w:val="15"/><w:lang w:val="es-NI"/></w:rPr><w:t>id</w:t></w:r></w:p><w:p><w:pPr><w:rPr><w:lang w:val="es-NI"/></w:rPr></w:pPr><w:proofErr w:type="gramStart"/><w:r><w:rPr><w:sz w:val="15"/><w:lang w:val="es-NI"/></w:rPr><w:t>BIGINT(</w:t></w:r><w:proofErr w:type="gramEnd"/><w:r><w:rPr><w:sz w:val="15"/><w:lang w:val="es-NI"/></w:rPr><w:t>20)</w:t></w:r></w:p><w:p><w:pPr><w:rPr><w:lang w:val="es-NI"/></w:rPr></w:pPr><w:r><w:rPr><w:sz w:val="15"/><w:lang w:val="es-NI"/></w:rPr><w:t>No</w:t></w:r></w:p><w:p><w:pPr><w:rPr><w:lang w:val="es-NI"/></w:rPr></w:pPr><w:r><w:rPr><w:sz w:val="15"/><w:lang w:val="es-NI"/></w:rPr><w:t>PK</w:t></w:r></w:p><w:p><w:pPr><w:rPr><w:lang w:val="es-NI"/></w:rPr></w:pPr><w:r><w:rPr><w:sz w:val="15"/><w:lang w:val="es-NI"/></w:rPr><w:t>Identificador único de la fila.</w:t></w:r></w:p><w:p><w:pPr><w:rPr><w:lang w:val="es-NI"/></w:rPr></w:pPr><w:proofErr w:type="spellStart"/><w:r><w:rPr><w:sz w:val="15"/><w:lang w:val="es-NI"/></w:rPr><w:t>empleado_id</w:t></w:r><w:proofErr w:type="spellEnd"/></w:p><w:p><w:pPr><w:rPr><w:lang w:val="es-NI"/></w:rPr></w:pPr><w:proofErr w:type="gramStart"/><w:r><w:rPr><w:sz w:val="15"/><w:lang w:val="es-NI"/></w:rPr><w:t>BIGINT(</w:t></w:r><w:proofErr w:type="gramEnd"/><w:r><w:rPr><w:sz w:val="15"/><w:lang w:val="es-NI"/></w:rPr><w:t>20)</w:t></w:r></w:p><w:p><w:pPr><w:rPr><w:lang w:val="es-NI"/></w:rPr></w:pPr><w:r><w:rPr><w:sz w:val="15"/><w:lang w:val="es-NI"/></w:rPr><w:t>No</w:t></w:r></w:p><w:p><w:pPr><w:rPr><w:lang w:val="es-NI"/></w:rPr></w:pPr><w:r><w:rPr><w:sz w:val="15"/><w:lang w:val="es-NI"/></w:rPr><w:t>FK</w:t></w:r></w:p><w:p><w:pPr><w:rPr><w:lang w:val="es-NI"/></w:rPr></w:pPr><w:r><w:rPr><w:sz w:val="15"/><w:lang w:val="es-NI"/></w:rPr><w:t>Referencia al empleado.</w:t></w:r></w:p><w:p><w:pPr><w:rPr><w:lang w:val="es-NI"/></w:rPr></w:pPr><w:proofErr w:type="spellStart"/><w:r><w:rPr><w:sz w:val="15"/><w:lang w:val="es-NI"/></w:rPr><w:t>tipo_pago_id</w:t></w:r><w:proofErr w:type="spellEnd"/></w:p><w:p><w:pPr><w:rPr><w:lang w:val="es-NI"/></w:rPr></w:pPr><w:proofErr w:type="gramStart"/><w:r><w:rPr><w:sz w:val="15"/><w:lang w:val="es-NI"/></w:rPr><w:t>BIGINT(</w:t></w:r><w:proofErr w:type="gramEnd"/><w:r><w:rPr><w:sz w:val="15"/><w:lang w:val="es-NI"/></w:rPr><w:t>20)</w:t></w:r></w:p><w:p><w:pPr><w:rPr><w:lang w:val="es-NI"/></w:rPr></w:pPr><w:r><w:rPr><w:sz w:val="15"/><w:lang w:val="es-NI"/></w:rPr><w:t>No</w:t></w:r></w:p><w:p><w:pPr><w:rPr><w:lang w:val="es-NI"/></w:rPr></w:pPr><w:r><w:rPr><w:sz w:val="15"/><w:lang w:val="es-NI"/></w:rPr><w:t>FK</w:t></w:r></w:p><w:p><w:pPr><w:rPr><w:lang w:val="es-NI"/></w:rPr></w:pPr><w:r><w:rPr><w:sz w:val="15"/><w:lang w:val="es-NI"/></w:rPr><w:t>Modalidad de pago aplicada al trabajo/tarifa.</w:t></w:r></w:p><w:p><w:pPr><w:rPr><w:lang w:val="es-NI"/></w:rPr></w:pPr><w:r><w:rPr><w:sz w:val="15"/><w:lang w:val="es-NI"/></w:rPr><w:t>tarifa</w:t></w:r></w:p><w:p><w:pPr><w:rPr><w:lang w:val="es-NI"/></w:rPr></w:pPr><w:proofErr w:type="gramStart"/><w:r><w:rPr><w:sz w:val="15"/><w:lang w:val="es-NI"/></w:rPr><w:t>DECIMAL(</w:t></w:r><w:proofErr w:type="gramEnd"/><w:r><w:rPr><w:sz w:val="15"/><w:lang w:val="es-NI"/></w:rPr><w:t>14,</w:t></w:r></w:p><w:p><w:pPr><w:rPr><w:lang w:val="es-NI"/></w:rPr></w:pPr><w:r><w:rPr><w:sz w:val="15"/><w:lang w:val="es-NI"/></w:rPr><w:t>No / 0.00</w:t></w:r></w:p><w:p><w:pPr><w:rPr><w:lang w:val="es-NI"/></w:rPr></w:pPr><w:r><w:rPr><w:sz w:val="15"/><w:lang w:val="es-NI"/></w:rPr><w:t>—</w:t></w:r></w:p><w:p><w:pPr><w:rPr><w:lang w:val="es-NI"/></w:rPr></w:pPr><w:r><w:rPr><w:sz w:val="15"/><w:lang w:val="es-NI"/></w:rPr><w:t>Tarifa aplicada en la moneda de la operación.</w:t></w:r></w:p><w:p><w:pPr><w:rPr><w:lang w:val="es-NI"/></w:rPr></w:pPr><w:proofErr w:type="spellStart"/><w:r><w:rPr><w:sz w:val="15"/><w:lang w:val="es-NI"/></w:rPr><w:t>moneda_id</w:t></w:r><w:proofErr w:type="spellEnd"/></w:p><w:p><w:pPr><w:rPr><w:lang w:val="es-NI"/></w:rPr></w:pPr><w:proofErr w:type="gramStart"/><w:r><w:rPr><w:sz w:val="15"/><w:lang w:val="es-NI"/></w:rPr><w:t>BIGINT(</w:t></w:r><w:proofErr w:type="gramEnd"/><w:r><w:rPr><w:sz w:val="15"/><w:lang w:val="es-NI"/></w:rPr><w:t>20)</w:t></w:r></w:p><w:p><w:pPr><w:rPr><w:lang w:val="es-NI"/></w:rPr></w:pPr><w:r><w:rPr><w:sz w:val="15"/><w:lang w:val="es-NI"/></w:rPr><w:t>No</w:t></w:r></w:p><w:p><w:pPr><w:rPr><w:lang w:val="es-NI"/></w:rPr></w:pPr><w:r><w:rPr><w:sz w:val="15"/><w:lang w:val="es-NI"/></w:rPr><w:t>FK</w:t></w:r></w:p><w:p><w:pPr><w:rPr><w:lang w:val="es-NI"/></w:rPr></w:pPr><w:r><w:rPr><w:sz w:val="15"/><w:lang w:val="es-NI"/></w:rPr><w:t>Moneda en la que se registra la operación.</w:t></w:r></w:p><w:p><w:pPr><w:rPr><w:lang w:val="es-NI"/></w:rPr></w:pPr><w:proofErr w:type="spellStart"/><w:r><w:rPr><w:sz w:val="15"/><w:lang w:val="es-NI"/></w:rPr><w:t>fecha_inicio</w:t></w:r><w:proofErr w:type="spellEnd"/></w:p><w:p><w:pPr><w:rPr><w:lang w:val="es-NI"/></w:rPr></w:pPr><w:r><w:rPr><w:sz w:val="15"/><w:lang w:val="es-NI"/></w:rPr><w:t>DATE</w:t></w:r></w:p><w:p><w:pPr><w:rPr><w:lang w:val="es-NI"/></w:rPr></w:pPr><w:r><w:rPr><w:sz w:val="15"/><w:lang w:val="es-NI"/></w:rPr><w:t>No</w:t></w:r></w:p><w:p><w:pPr><w:rPr><w:lang w:val="es-NI"/></w:rPr></w:pPr><w:r><w:rPr><w:sz w:val="15"/><w:lang w:val="es-NI"/></w:rPr><w:t>—</w:t></w:r></w:p><w:p><w:pPr><w:rPr><w:lang w:val="es-NI"/></w:rPr></w:pPr><w:r><w:rPr><w:sz w:val="15"/><w:lang w:val="es-NI"/></w:rPr><w:t>Inicio de vigencia o inicio del proceso.</w:t></w:r></w:p><w:p><w:pPr><w:rPr><w:lang w:val="es-NI"/></w:rPr></w:pPr><w:proofErr w:type="spellStart"/><w:r><w:rPr><w:sz w:val="15"/><w:lang w:val="es-NI"/></w:rPr><w:t>fecha_fin</w:t></w:r><w:proofErr w:type="spellEnd"/></w:p><w:p><w:pPr><w:rPr><w:lang w:val="es-NI"/></w:rPr></w:pPr><w:r><w:rPr><w:sz w:val="15"/><w:lang w:val="es-NI"/></w:rPr><w:t>DATE</w:t></w:r></w:p><w:p><w:pPr><w:rPr><w:lang w:val="es-NI"/></w:rPr></w:pPr><w:r><w:rPr><w:sz w:val="15"/><w:lang w:val="es-NI"/></w:rPr><w:t>Sí / NULL</w:t></w:r></w:p><w:p><w:pPr><w:rPr><w:lang w:val="es-NI"/></w:rPr></w:pPr><w:r><w:rPr><w:sz w:val="15"/><w:lang w:val="es-NI"/></w:rPr><w:t>—</w:t></w:r></w:p><w:p><w:pPr><w:rPr><w:lang w:val="es-NI"/></w:rPr></w:pPr><w:r><w:rPr><w:sz w:val="15"/><w:lang w:val="es-NI"/></w:rPr><w:t>Fin de vigencia o fin del proceso.</w:t></w:r></w:p><w:p><w:pPr><w:rPr><w:lang w:val="es-NI"/></w:rPr></w:pPr><w:r><w:rPr><w:sz w:val="15"/><w:lang w:val="es-NI"/></w:rPr><w:t>estado</w:t></w:r></w:p><w:p><w:pPr><w:rPr><w:lang w:val="es-NI"/></w:rPr></w:pPr><w:proofErr w:type="gramStart"/><w:r><w:rPr><w:sz w:val="15"/><w:lang w:val="es-NI"/></w:rPr><w:t>TINYINT(</w:t></w:r><w:proofErr w:type="gramEnd"/><w:r><w:rPr><w:sz w:val="15"/><w:lang w:val="es-NI"/></w:rPr><w:t>1)</w:t></w:r></w:p><w:p><w:pPr><w:rPr><w:lang w:val="es-NI"/></w:rPr></w:pPr><w:r><w:rPr><w:sz w:val="15"/><w:lang w:val="es-NI"/></w:rPr><w:t>No / 1</w:t></w:r></w:p><w:p><w:pPr><w:rPr><w:lang w:val="es-NI"/></w:rPr></w:pPr><w:r><w:rPr><w:sz w:val="15"/><w:lang w:val="es-NI"/></w:rPr><w:t>—</w:t></w:r></w:p><w:p><w:pPr><w:rPr><w:lang w:val="es-NI"/></w:rPr></w:pPr><w:r><w:rPr><w:sz w:val="15"/><w:lang w:val="es-NI"/></w:rPr><w:t>Estado lógico/operativo del registro.</w:t></w:r></w:p><w:p><w:pPr><w:rPr><w:lang w:val="es-NI"/></w:rPr></w:pPr><w:r><w:rPr><w:sz w:val="15"/><w:lang w:val="es-NI"/></w:rPr><w:t>observaciones</w:t></w:r></w:p><w:p><w:pPr><w:rPr><w:lang w:val="es-NI"/></w:rPr></w:pPr><w:r><w:rPr><w:sz w:val="15"/><w:lang w:val="es-NI"/></w:rPr><w:t>TEXT</w:t></w:r></w:p><w:p><w:pPr><w:rPr><w:lang w:val="es-NI"/></w:rPr></w:pPr><w:r><w:rPr><w:sz w:val="15"/><w:lang w:val="es-NI"/></w:rPr><w:t>Sí / NULL</w:t></w:r></w:p><w:p><w:pPr><w:rPr><w:lang w:val="es-NI"/></w:rPr></w:pPr><w:r><w:rPr><w:sz w:val="15"/><w:lang w:val="es-NI"/></w:rPr><w:t>—</w:t></w:r></w:p><w:p><w:pPr><w:rPr><w:lang w:val="es-NI"/></w:rPr></w:pPr><w:r><w:rPr><w:sz w:val="15"/><w:lang w:val="es-NI"/></w:rPr><w:t>Notas adicionales del registro.</w:t></w:r></w:p><w:p><w:pPr><w:rPr><w:lang w:val="es-NI"/></w:rPr></w:pPr><w:proofErr w:type="spellStart"/><w:r><w:rPr><w:sz w:val="15"/><w:lang w:val="es-NI"/></w:rPr><w:t>created_at</w:t></w:r><w:proofErr w:type="spellEnd"/></w:p><w:p><w:pPr><w:rPr><w:lang w:val="es-NI"/></w:rPr></w:pPr><w:r><w:rPr><w:sz w:val="15"/><w:lang w:val="es-NI"/></w:rPr><w:t>TIMESTAMP</w:t></w:r></w:p><w:p><w:pPr><w:rPr><w:lang w:val="es-NI"/></w:rPr></w:pPr><w:r><w:rPr><w:sz w:val="15"/><w:lang w:val="es-NI"/></w:rPr><w:t>Sí / NULL</w:t></w:r></w:p><w:p><w:pPr><w:rPr><w:lang w:val="es-NI"/></w:rPr></w:pPr><w:r><w:rPr><w:sz w:val="15"/><w:lang w:val="es-NI"/></w:rPr><w:t>—</w:t></w:r></w:p><w:p><w:pPr><w:rPr><w:lang w:val="es-NI"/></w:rPr></w:pPr><w:r><w:rPr><w:sz w:val="15"/><w:lang w:val="es-NI"/></w:rPr><w:t>Fecha/hora de creación.</w:t></w:r></w:p><w:p><w:pPr><w:rPr><w:lang w:val="es-NI"/></w:rPr></w:pPr><w:proofErr w:type="spellStart"/><w:r><w:rPr><w:sz w:val="15"/><w:lang w:val="es-NI"/></w:rPr><w:t>updated_at</w:t></w:r><w:proofErr w:type="spellEnd"/></w:p><w:p><w:pPr><w:rPr><w:lang w:val="es-NI"/></w:rPr></w:pPr><w:r><w:rPr><w:sz w:val="15"/><w:lang w:val="es-NI"/></w:rPr><w:t>TIMESTAMP</w:t></w:r></w:p><w:p><w:pPr><w:rPr><w:lang w:val="es-NI"/></w:rPr></w:pPr><w:r><w:rPr><w:sz w:val="15"/><w:lang w:val="es-NI"/></w:rPr><w:t>Sí / NULL</w:t></w:r></w:p><w:p><w:pPr><w:rPr><w:lang w:val="es-NI"/></w:rPr></w:pPr><w:r><w:rPr><w:sz w:val="15"/><w:lang w:val="es-NI"/></w:rPr><w:t>—</w:t></w:r></w:p><w:p><w:pPr><w:rPr><w:lang w:val="es-NI"/></w:rPr></w:pPr><w:r><w:rPr><w:sz w:val="15"/><w:lang w:val="es-NI"/></w:rPr><w:t>Fecha/hora de última actualización.</w:t></w:r></w:p><w:p><w:pPr><w:rPr><w:lang w:val="es-NI"/></w:rPr></w:pPr><w:proofErr w:type="spellStart"/><w:r><w:rPr><w:sz w:val="15"/><w:lang w:val="es-NI"/></w:rPr><w:t>deleted_at</w:t></w:r><w:proofErr w:type="spellEnd"/></w:p><w:p><w:pPr><w:rPr><w:lang w:val="es-NI"/></w:rPr></w:pPr><w:r><w:rPr><w:sz w:val="15"/><w:lang w:val="es-NI"/></w:rPr><w:t>TIMESTAMP</w:t></w:r></w:p><w:p><w:pPr><w:rPr><w:lang w:val="es-NI"/></w:rPr></w:pPr><w:r><w:rPr><w:sz w:val="15"/><w:lang w:val="es-NI"/></w:rPr><w:t>Sí / NULL</w:t></w:r></w:p><w:p><w:pPr><w:rPr><w:lang w:val="es-NI"/></w:rPr></w:pPr><w:r><w:rPr><w:sz w:val="15"/><w:lang w:val="es-NI"/></w:rPr><w:t>—</w:t></w:r></w:p><w:p><w:pPr><w:rPr><w:lang w:val="es-NI"/></w:rPr></w:pPr><w:r><w:rPr><w:sz w:val="15"/><w:lang w:val="es-NI"/></w:rPr><w:t>Marca temporal de eliminación lógica (</w:t></w:r><w:proofErr w:type="spellStart"/><w:r><w:rPr><w:sz w:val="15"/><w:lang w:val="es-NI"/></w:rPr><w:t>Soft</w:t></w:r><w:proofErr w:type="spellEnd"/><w:r><w:rPr><w:sz w:val="15"/><w:lang w:val="es-NI"/></w:rPr><w:t xml:space="preserve"> </w:t></w:r><w:proofErr w:type="spellStart"/><w:r><w:rPr><w:sz w:val="15"/><w:lang w:val="es-NI"/></w:rPr><w:t>Delete</w:t></w:r><w:proofErr w:type="spellEnd"/><w:r><w:rPr><w:sz w:val="15"/><w:lang w:val="es-NI"/></w:rPr><w:t>).</w:t></w:r></w:p><w:p><w:pPr><w:rPr><w:lang w:val="es-NI"/></w:rPr></w:pPr><w:r><w:rPr><w:b/><w:lang w:val="es-NI"/></w:rPr><w:t>Relaciones:</w:t></w:r></w:p><w:p><w:pPr><w:pStyle w:val="Listaconvietas"/><w:rPr><w:lang w:val="es-NI"/></w:rPr></w:pPr><w:proofErr w:type="spellStart"/><w:r><w:rPr><w:lang w:val="es-NI"/></w:rPr><w:t>empleado_id</w:t></w:r><w:proofErr w:type="spellEnd"/><w:r><w:rPr><w:lang w:val="es-NI"/></w:rPr><w:t xml:space="preserve"> → </w:t></w:r><w:proofErr w:type="spellStart"/><w:r><w:rPr><w:lang w:val="es-NI"/></w:rPr><w:t>empleados.id</w:t></w:r><w:proofErr w:type="spellEnd"/></w:p><w:p><w:pPr><w:pStyle w:val="Listaconvietas"/><w:rPr><w:lang w:val="es-NI"/></w:rPr></w:pPr><w:proofErr w:type="spellStart"/><w:r><w:rPr><w:lang w:val="es-NI"/></w:rPr><w:t>moneda_id</w:t></w:r><w:proofErr w:type="spellEnd"/><w:r><w:rPr><w:lang w:val="es-NI"/></w:rPr><w:t xml:space="preserve"> → </w:t></w:r><w:proofErr w:type="spellStart"/><w:r><w:rPr><w:lang w:val="es-NI"/></w:rPr><w:t>monedas.id</w:t></w:r><w:proofErr w:type="spellEnd"/></w:p><w:p><w:pPr><w:pStyle w:val="Listaconvietas"/><w:rPr><w:lang w:val="es-NI"/></w:rPr></w:pPr><w:proofErr w:type="spellStart"/><w:r><w:rPr><w:lang w:val="es-NI"/></w:rPr><w:t>tipo_pago_id</w:t></w:r><w:proofErr w:type="spellEnd"/><w:r><w:rPr><w:lang w:val="es-NI"/></w:rPr><w:t xml:space="preserve"> → </w:t></w:r><w:proofErr w:type="spellStart"/><w:r><w:rPr><w:lang w:val="es-NI"/></w:rPr><w:t>tipos_pago_empleado.id</w:t></w:r><w:proofErr w:type="spellEnd"/></w:p><w:p><w:pPr><w:rPr><w:lang w:val="es-NI"/></w:rPr></w:pPr><w:r><w:rPr><w:lang w:val="es-NI"/></w:rPr><w:br w:type="page"/></w:r></w:p><w:p><w:pPr><w:pStyle w:val="Ttulo2"/><w:rPr><w:lang w:val="es-NI"/></w:rPr></w:pPr><w:bookmarkStart w:id="15" w:name="_Toc240620144"/><w:r><w:rPr><w:lang w:val="es-NI"/></w:rPr><w:lastRenderedPageBreak/><w:t xml:space="preserve">11. </w:t></w:r><w:proofErr w:type="spellStart"/><w:r><w:rPr><w:lang w:val="es-NI"/></w:rPr><w:t>trabajos_empleados</w:t></w:r><w:bookmarkEnd w:id="15"/><w:proofErr w:type="spellEnd"/></w:p><w:p><w:pPr><w:rPr><w:lang w:val="es-NI"/></w:rPr></w:pPr><w:r><w:rPr><w:lang w:val="es-NI"/></w:rPr><w:t>Registro de trabajo realizado por un empleado dentro de un proceso de la orden de trabajo. La orden se alcanza a traves del proceso: no se guarda de forma directa, para que ambos datos no puedan quedar desincronizados. Registra cantidad, tarifa, total y equivalentes en NIO.</w:t></w:r></w:p><w:p><w:pPr><w:rPr><w:lang w:val="es-NI"/></w:rPr></w:pPr><w:r><w:rPr><w:b/><w:lang w:val="es-NI"/></w:rPr><w:t xml:space="preserve">Reglas / criterios: tarifa_nio y total_nio conservan el equivalente histórico en NIO. El proceso es obligatorio: un trabajo pertenece siempre a un proceso de una orden. Al eliminar el proceso, el ON DELETE CASCADE elimina tambien sus trabajos, porque la columna ya no admite NULL.</w:t></w:r><w:proofErr w:type="spellStart"/><w:proofErr w:type="spellEnd"/><w:proofErr w:type="spellStart"/><w:proofErr w:type="spellEnd"/></w:p><w:p><w:pPr><w:rPr><w:lang w:val="es-NI"/></w:rPr></w:pPr><w:r><w:rPr><w:b/><w:sz w:val="16"/><w:lang w:val="es-NI"/></w:rPr><w:t>PK</w:t></w:r></w:p><w:p><w:pPr><w:rPr><w:lang w:val="es-NI"/></w:rPr></w:pPr><w:proofErr w:type="spellStart"/><w:r><w:rPr><w:b/><w:sz w:val="16"/><w:lang w:val="es-NI"/></w:rPr><w:t>Soft</w:t></w:r><w:proofErr w:type="spellEnd"/><w:r><w:rPr><w:b/><w:sz w:val="16"/><w:lang w:val="es-NI"/></w:rPr><w:t xml:space="preserve"> </w:t></w:r><w:proofErr w:type="spellStart"/><w:r><w:rPr><w:b/><w:sz w:val="16"/><w:lang w:val="es-NI"/></w:rPr><w:t>Delete</w:t></w:r><w:proofErr w:type="spellEnd"/></w:p><w:p><w:pPr><w:rPr><w:lang w:val="es-NI"/></w:rPr></w:pPr><w:r><w:rPr><w:b/><w:sz w:val="16"/><w:lang w:val="es-NI"/></w:rPr><w:t>Índices únicos</w:t></w:r></w:p><w:p><w:pPr><w:rPr><w:lang w:val="es-NI"/></w:rPr></w:pPr><w:r><w:rPr><w:b/><w:sz w:val="16"/><w:lang w:val="es-NI"/></w:rPr><w:t>Relaciones FK</w:t></w:r></w:p><w:p><w:pPr><w:rPr><w:lang w:val="es-NI"/></w:rPr></w:pPr><w:r><w:rPr><w:sz w:val="16"/><w:lang w:val="es-NI"/></w:rPr><w:t>id</w:t></w:r></w:p><w:p><w:pPr><w:rPr><w:lang w:val="es-NI"/></w:rPr></w:pPr><w:r><w:rPr><w:sz w:val="16"/><w:lang w:val="es-NI"/></w:rPr><w:t>Sí</w:t></w:r></w:p><w:p><w:pPr><w:rPr><w:lang w:val="es-NI"/></w:rPr></w:pPr><w:r><w:rPr><w:sz w:val="16"/><w:lang w:val="es-NI"/></w:rPr><w:t>—</w:t></w:r></w:p><w:p><w:pPr><w:rPr><w:lang w:val="es-NI"/></w:rPr></w:pPr><w:r><w:rPr><w:sz w:val="16"/><w:lang w:val="es-NI"/></w:rPr><w:t>5</w:t></w:r></w:p><w:p><w:pPr><w:rPr><w:lang w:val="es-NI"/></w:rPr></w:pPr><w:r><w:rPr><w:b/><w:sz w:val="15"/><w:lang w:val="es-NI"/></w:rPr><w:t>Campo</w:t></w:r></w:p><w:p><w:pPr><w:rPr><w:lang w:val="es-NI"/></w:rPr></w:pPr><w:r><w:rPr><w:b/><w:sz w:val="15"/><w:lang w:val="es-NI"/></w:rPr><w:t>Tipo / definición</w:t></w:r></w:p><w:p><w:pPr><w:rPr><w:lang w:val="es-NI"/></w:rPr></w:pPr><w:r><w:rPr><w:b/><w:sz w:val="15"/><w:lang w:val="es-NI"/></w:rPr><w:t>Nulo / default</w:t></w:r></w:p><w:p><w:pPr><w:rPr><w:lang w:val="es-NI"/></w:rPr></w:pPr><w:r><w:rPr><w:b/><w:sz w:val="15"/><w:lang w:val="es-NI"/></w:rPr><w:t>Clave / índice</w:t></w:r></w:p><w:p><w:pPr><w:rPr><w:lang w:val="es-NI"/></w:rPr></w:pPr><w:r><w:rPr><w:b/><w:sz w:val="15"/><w:lang w:val="es-NI"/></w:rPr><w:t>Descripción</w:t></w:r></w:p><w:p><w:pPr><w:rPr><w:lang w:val="es-NI"/></w:rPr></w:pPr><w:r><w:rPr><w:sz w:val="15"/><w:lang w:val="es-NI"/></w:rPr><w:t>id</w:t></w:r></w:p><w:p><w:pPr><w:rPr><w:lang w:val="es-NI"/></w:rPr></w:pPr><w:proofErr w:type="gramStart"/><w:r><w:rPr><w:sz w:val="15"/><w:lang w:val="es-NI"/></w:rPr><w:t>BIGINT(</w:t></w:r><w:proofErr w:type="gramEnd"/><w:r><w:rPr><w:sz w:val="15"/><w:lang w:val="es-NI"/></w:rPr><w:t>20)</w:t></w:r></w:p><w:p><w:pPr><w:rPr><w:lang w:val="es-NI"/></w:rPr></w:pPr><w:r><w:rPr><w:sz w:val="15"/><w:lang w:val="es-NI"/></w:rPr><w:t>No</w:t></w:r></w:p><w:p><w:pPr><w:rPr><w:lang w:val="es-NI"/></w:rPr></w:pPr><w:r><w:rPr><w:sz w:val="15"/><w:lang w:val="es-NI"/></w:rPr><w:t>PK</w:t></w:r></w:p><w:p><w:pPr><w:rPr><w:lang w:val="es-NI"/></w:rPr></w:pPr><w:r><w:rPr><w:sz w:val="15"/><w:lang w:val="es-NI"/></w:rPr><w:t>Identificador único de la fila.</w:t></w:r></w:p><w:p><w:pPr><w:rPr><w:lang w:val="es-NI"/></w:rPr></w:pPr><w:proofErr w:type="spellStart"/><w:r><w:rPr><w:sz w:val="15"/><w:lang w:val="es-NI"/></w:rPr><w:t>empleado_id</w:t></w:r><w:proofErr w:type="spellEnd"/></w:p><w:p><w:pPr><w:rPr><w:lang w:val="es-NI"/></w:rPr></w:pPr><w:proofErr w:type="gramStart"/><w:r><w:rPr><w:sz w:val="15"/><w:lang w:val="es-NI"/></w:rPr><w:t>BIGINT(</w:t></w:r><w:proofErr w:type="gramEnd"/><w:r><w:rPr><w:sz w:val="15"/><w:lang w:val="es-NI"/></w:rPr><w:t>20)</w:t></w:r></w:p><w:p><w:pPr><w:rPr><w:lang w:val="es-NI"/></w:rPr></w:pPr><w:r><w:rPr><w:sz w:val="15"/><w:lang w:val="es-NI"/></w:rPr><w:t>No</w:t></w:r></w:p><w:p><w:pPr><w:rPr><w:lang w:val="es-NI"/></w:rPr></w:pPr><w:r><w:rPr><w:sz w:val="15"/><w:lang w:val="es-NI"/></w:rPr><w:t>FK</w:t></w:r></w:p><w:p><w:pPr><w:rPr><w:lang w:val="es-NI"/></w:rPr></w:pPr><w:r><w:rPr><w:sz w:val="15"/><w:lang w:val="es-NI"/></w:rPr><w:t>Referencia al empleado.</w:t></w:r></w:p><w:p><w:pPr><w:rPr><w:lang w:val="es-NI"/></w:rPr></w:pPr><w:proofErr w:type="spellStart"/><w:r><w:rPr><w:sz w:val="15"/><w:lang w:val="es-NI"/></w:rPr><w:t>proceso_orden_id</w:t></w:r><w:proofErr w:type="spellEnd"/></w:p><w:p><w:pPr><w:rPr><w:lang w:val="es-NI"/></w:rPr></w:pPr><w:proofErr w:type="gramStart"/><w:r><w:rPr><w:sz w:val="15"/><w:lang w:val="es-NI"/></w:rPr><w:t>BIGINT(</w:t></w:r><w:proofErr w:type="gramEnd"/><w:r><w:rPr><w:sz w:val="15"/><w:lang w:val="es-NI"/></w:rPr><w:t>20)</w:t></w:r></w:p><w:p><w:pPr><w:rPr><w:lang w:val="es-NI"/></w:rPr></w:pPr><w:r><w:rPr><w:sz w:val="15"/><w:lang w:val="es-NI"/></w:rPr><w:t>No</w:t></w:r></w:p><w:p><w:pPr><w:rPr><w:lang w:val="es-NI"/></w:rPr></w:pPr><w:r><w:rPr><w:sz w:val="15"/><w:lang w:val="es-NI"/></w:rPr><w:t>FK</w:t></w:r></w:p><w:p><w:pPr><w:rPr><w:lang w:val="es-NI"/></w:rPr></w:pPr><w:r><w:rPr><w:sz w:val="15"/><w:lang w:val="es-NI"/></w:rPr><w:t>Referencia al proceso específico de la OT.</w:t></w:r></w:p><w:p><w:pPr><w:rPr><w:lang w:val="es-NI"/></w:rPr></w:pPr><w:proofErr w:type="spellStart"/><w:r><w:rPr><w:sz w:val="15"/><w:lang w:val="es-NI"/></w:rPr><w:t>tipo_pago_id</w:t></w:r><w:proofErr w:type="spellEnd"/></w:p><w:p><w:pPr><w:rPr><w:lang w:val="es-NI"/></w:rPr></w:pPr><w:proofErr w:type="gramStart"/><w:r><w:rPr><w:sz w:val="15"/><w:lang w:val="es-NI"/></w:rPr><w:t>BIGINT(</w:t></w:r><w:proofErr w:type="gramEnd"/><w:r><w:rPr><w:sz w:val="15"/><w:lang w:val="es-NI"/></w:rPr><w:t>20)</w:t></w:r></w:p><w:p><w:pPr><w:rPr><w:lang w:val="es-NI"/></w:rPr></w:pPr><w:r><w:rPr><w:sz w:val="15"/><w:lang w:val="es-NI"/></w:rPr><w:t>No</w:t></w:r></w:p><w:p><w:pPr><w:rPr><w:lang w:val="es-NI"/></w:rPr></w:pPr><w:r><w:rPr><w:sz w:val="15"/><w:lang w:val="es-NI"/></w:rPr><w:t>FK</w:t></w:r></w:p><w:p><w:pPr><w:rPr><w:lang w:val="es-NI"/></w:rPr></w:pPr><w:r><w:rPr><w:sz w:val="15"/><w:lang w:val="es-NI"/></w:rPr><w:t>Modalidad de pago aplicada al trabajo/tarifa.</w:t></w:r></w:p><w:p><w:pPr><w:rPr><w:lang w:val="es-NI"/></w:rPr></w:pPr><w:r><w:rPr><w:sz w:val="15"/><w:lang w:val="es-NI"/></w:rPr><w:t>fecha</w:t></w:r></w:p><w:p><w:pPr><w:rPr><w:lang w:val="es-NI"/></w:rPr></w:pPr><w:r><w:rPr><w:sz w:val="15"/><w:lang w:val="es-NI"/></w:rPr><w:t>DATE</w:t></w:r></w:p><w:p><w:pPr><w:rPr><w:lang w:val="es-NI"/></w:rPr></w:pPr><w:r><w:rPr><w:sz w:val="15"/><w:lang w:val="es-NI"/></w:rPr><w:t>No</w:t></w:r></w:p><w:p><w:pPr><w:rPr><w:lang w:val="es-NI"/></w:rPr></w:pPr><w:r><w:rPr><w:sz w:val="15"/><w:lang w:val="es-NI"/></w:rPr><w:t>—</w:t></w:r></w:p><w:p><w:pPr><w:rPr><w:lang w:val="es-NI"/></w:rPr></w:pPr><w:r><w:rPr><w:sz w:val="15"/><w:lang w:val="es-NI"/></w:rPr><w:t>Fecha de la operación.</w:t></w:r></w:p><w:p><w:pPr><w:rPr><w:lang w:val="es-NI"/></w:rPr></w:pPr><w:proofErr w:type="spellStart"/><w:r><w:rPr><w:sz w:val="15"/><w:lang w:val="es-NI"/></w:rPr><w:t>hora_inicio</w:t></w:r><w:proofErr w:type="spellEnd"/></w:p><w:p><w:pPr><w:rPr><w:lang w:val="es-NI"/></w:rPr></w:pPr><w:r><w:rPr><w:sz w:val="15"/><w:lang w:val="es-NI"/></w:rPr><w:t>TIME</w:t></w:r></w:p><w:p><w:pPr><w:rPr><w:lang w:val="es-NI"/></w:rPr></w:pPr><w:r><w:rPr><w:sz w:val="15"/><w:lang w:val="es-NI"/></w:rPr><w:t>Sí / NULL</w:t></w:r></w:p><w:p><w:pPr><w:rPr><w:lang w:val="es-NI"/></w:rPr></w:pPr><w:r><w:rPr><w:sz w:val="15"/><w:lang w:val="es-NI"/></w:rPr><w:t>—</w:t></w:r></w:p><w:p><w:pPr><w:rPr><w:lang w:val="es-NI"/></w:rPr></w:pPr><w:r><w:rPr><w:sz w:val="15"/><w:lang w:val="es-NI"/></w:rPr><w:t>Hora de inicio del trabajo.</w:t></w:r></w:p><w:p><w:pPr><w:rPr><w:lang w:val="es-NI"/></w:rPr></w:pPr><w:proofErr w:type="spellStart"/><w:r><w:rPr><w:sz w:val="15"/><w:lang w:val="es-NI"/></w:rPr><w:t>hora_fin</w:t></w:r><w:proofErr w:type="spellEnd"/></w:p><w:p><w:pPr><w:rPr><w:lang w:val="es-NI"/></w:rPr></w:pPr><w:r><w:rPr><w:sz w:val="15"/><w:lang w:val="es-NI"/></w:rPr><w:t>TIME</w:t></w:r></w:p><w:p><w:pPr><w:rPr><w:lang w:val="es-NI"/></w:rPr></w:pPr><w:r><w:rPr><w:sz w:val="15"/><w:lang w:val="es-NI"/></w:rPr><w:t>Sí / NULL</w:t></w:r></w:p><w:p><w:pPr><w:rPr><w:lang w:val="es-NI"/></w:rPr></w:pPr><w:r><w:rPr><w:sz w:val="15"/><w:lang w:val="es-NI"/></w:rPr><w:t>—</w:t></w:r></w:p><w:p><w:pPr><w:rPr><w:lang w:val="es-NI"/></w:rPr></w:pPr><w:r><w:rPr><w:sz w:val="15"/><w:lang w:val="es-NI"/></w:rPr><w:t>Hora de finalización del trabajo.</w:t></w:r></w:p><w:p><w:pPr><w:rPr><w:lang w:val="es-NI"/></w:rPr></w:pPr><w:proofErr w:type="spellStart"/><w:r><w:rPr><w:sz w:val="15"/><w:lang w:val="es-NI"/></w:rPr><w:t>descripcion</w:t></w:r><w:proofErr w:type="spellEnd"/></w:p><w:p><w:pPr><w:rPr><w:lang w:val="es-NI"/></w:rPr></w:pPr><w:proofErr w:type="gramStart"/><w:r><w:rPr><w:sz w:val="15"/><w:lang w:val="es-NI"/></w:rPr><w:t>VARCHAR(</w:t></w:r><w:proofErr w:type="gramEnd"/><w:r><w:rPr><w:sz w:val="15"/><w:lang w:val="es-NI"/></w:rPr><w:t>255)</w:t></w:r></w:p><w:p><w:pPr><w:rPr><w:lang w:val="es-NI"/></w:rPr></w:pPr><w:r><w:rPr><w:sz w:val="15"/><w:lang w:val="es-NI"/></w:rPr><w:t>Sí / NULL</w:t></w:r></w:p><w:p><w:pPr><w:rPr><w:lang w:val="es-NI"/></w:rPr></w:pPr><w:r><w:rPr><w:sz w:val="15"/><w:lang w:val="es-NI"/></w:rPr><w:t>—</w:t></w:r></w:p><w:p><w:pPr><w:rPr><w:lang w:val="es-NI"/></w:rPr></w:pPr><w:r><w:rPr><w:sz w:val="15"/><w:lang w:val="es-NI"/></w:rPr><w:t>Descripción del concepto.</w:t></w:r></w:p><w:p><w:pPr><w:rPr><w:lang w:val="es-NI"/></w:rPr></w:pPr><w:r><w:rPr><w:sz w:val="15"/><w:lang w:val="es-NI"/></w:rPr><w:t>cantidad</w:t></w:r></w:p><w:p><w:pPr><w:rPr><w:lang w:val="es-NI"/></w:rPr></w:pPr><w:proofErr w:type="gramStart"/><w:r><w:rPr><w:sz w:val="15"/><w:lang w:val="es-NI"/></w:rPr><w:t>DECIMAL(</w:t></w:r><w:proofErr w:type="gramEnd"/><w:r><w:rPr><w:sz w:val="15"/><w:lang w:val="es-NI"/></w:rPr><w:t>10,</w:t></w:r></w:p><w:p><w:pPr><w:rPr><w:lang w:val="es-NI"/></w:rPr></w:pPr><w:r><w:rPr><w:sz w:val="15"/><w:lang w:val="es-NI"/></w:rPr><w:t>No / 0.00</w:t></w:r></w:p><w:p><w:pPr><w:rPr><w:lang w:val="es-NI"/></w:rPr></w:pPr><w:r><w:rPr><w:sz w:val="15"/><w:lang w:val="es-NI"/></w:rPr><w:t>—</w:t></w:r></w:p><w:p><w:pPr><w:rPr><w:lang w:val="es-NI"/></w:rPr></w:pPr><w:r><w:rPr><w:sz w:val="15"/><w:lang w:val="es-NI"/></w:rPr><w:t>Cantidad física o cantidad base de la operación.</w:t></w:r></w:p><w:p><w:pPr><w:rPr><w:lang w:val="es-NI"/></w:rPr></w:pPr><w:r><w:rPr><w:sz w:val="15"/><w:lang w:val="es-NI"/></w:rPr><w:t>tarifa</w:t></w:r></w:p><w:p><w:pPr><w:rPr><w:lang w:val="es-NI"/></w:rPr></w:pPr><w:proofErr w:type="gramStart"/><w:r><w:rPr><w:sz w:val="15"/><w:lang w:val="es-NI"/></w:rPr><w:t>DECIMAL(</w:t></w:r><w:proofErr w:type="gramEnd"/><w:r><w:rPr><w:sz w:val="15"/><w:lang w:val="es-NI"/></w:rPr><w:t>14,</w:t></w:r></w:p><w:p><w:pPr><w:rPr><w:lang w:val="es-NI"/></w:rPr></w:pPr><w:r><w:rPr><w:sz w:val="15"/><w:lang w:val="es-NI"/></w:rPr><w:t>No / 0.00</w:t></w:r></w:p><w:p><w:pPr><w:rPr><w:lang w:val="es-NI"/></w:rPr></w:pPr><w:r><w:rPr><w:sz w:val="15"/><w:lang w:val="es-NI"/></w:rPr><w:t>—</w:t></w:r></w:p><w:p><w:pPr><w:rPr><w:lang w:val="es-NI"/></w:rPr></w:pPr><w:r><w:rPr><w:sz w:val="15"/><w:lang w:val="es-NI"/></w:rPr><w:t>Tarifa aplicada en la moneda de la operación.</w:t></w:r></w:p><w:p><w:pPr><w:rPr><w:lang w:val="es-NI"/></w:rPr></w:pPr><w:r><w:rPr><w:sz w:val="15"/><w:lang w:val="es-NI"/></w:rPr><w:t>total</w:t></w:r></w:p><w:p><w:pPr><w:rPr><w:lang w:val="es-NI"/></w:rPr></w:pPr><w:proofErr w:type="gramStart"/><w:r><w:rPr><w:sz w:val="15"/><w:lang w:val="es-NI"/></w:rPr><w:t>DECIMAL(</w:t></w:r><w:proofErr w:type="gramEnd"/><w:r><w:rPr><w:sz w:val="15"/><w:lang w:val="es-NI"/></w:rPr><w:t>14,</w:t></w:r></w:p><w:p><w:pPr><w:rPr><w:lang w:val="es-NI"/></w:rPr></w:pPr><w:r><w:rPr><w:sz w:val="15"/><w:lang w:val="es-NI"/></w:rPr><w:t>No / 0.00</w:t></w:r></w:p><w:p><w:pPr><w:rPr><w:lang w:val="es-NI"/></w:rPr></w:pPr><w:r><w:rPr><w:sz w:val="15"/><w:lang w:val="es-NI"/></w:rPr><w:t>—</w:t></w:r></w:p><w:p><w:pPr><w:rPr><w:lang w:val="es-NI"/></w:rPr></w:pPr><w:r><w:rPr><w:sz w:val="15"/><w:lang w:val="es-NI"/></w:rPr><w:t>Importe total en la moneda de la operación.</w:t></w:r></w:p><w:p><w:pPr><w:rPr><w:lang w:val="es-NI"/></w:rPr></w:pPr><w:proofErr w:type="spellStart"/><w:r><w:rPr><w:sz w:val="15"/><w:lang w:val="es-NI"/></w:rPr><w:t>tarifa_nio</w:t></w:r><w:proofErr w:type="spellEnd"/></w:p><w:p><w:pPr><w:rPr><w:lang w:val="es-NI"/></w:rPr></w:pPr><w:proofErr w:type="gramStart"/><w:r><w:rPr><w:sz w:val="15"/><w:lang w:val="es-NI"/></w:rPr><w:t>DECIMAL(</w:t></w:r><w:proofErr w:type="gramEnd"/><w:r><w:rPr><w:sz w:val="15"/><w:lang w:val="es-NI"/></w:rPr><w:t>14,</w:t></w:r></w:p><w:p><w:pPr><w:rPr><w:lang w:val="es-NI"/></w:rPr></w:pPr><w:r><w:rPr><w:sz w:val="15"/><w:lang w:val="es-NI"/></w:rPr><w:t>Sí / NULL</w:t></w:r></w:p><w:p><w:pPr><w:rPr><w:lang w:val="es-NI"/></w:rPr></w:pPr><w:r><w:rPr><w:sz w:val="15"/><w:lang w:val="es-NI"/></w:rPr><w:t>—</w:t></w:r></w:p><w:p><w:pPr><w:rPr><w:lang w:val="es-NI"/></w:rPr></w:pPr><w:r><w:rPr><w:sz w:val="15"/><w:lang w:val="es-NI"/></w:rPr><w:t>Tarifa equivalente histórica en NIO.</w:t></w:r></w:p><w:p><w:pPr><w:rPr><w:lang w:val="es-NI"/></w:rPr></w:pPr><w:proofErr w:type="spellStart"/><w:r><w:rPr><w:sz w:val="15"/><w:lang w:val="es-NI"/></w:rPr><w:t>total_nio</w:t></w:r><w:proofErr w:type="spellEnd"/></w:p><w:p><w:pPr><w:rPr><w:lang w:val="es-NI"/></w:rPr></w:pPr><w:proofErr w:type="gramStart"/><w:r><w:rPr><w:sz w:val="15"/><w:lang w:val="es-NI"/></w:rPr><w:t>DECIMAL(</w:t></w:r><w:proofErr w:type="gramEnd"/><w:r><w:rPr><w:sz w:val="15"/><w:lang w:val="es-NI"/></w:rPr><w:t>14,</w:t></w:r></w:p><w:p><w:pPr><w:rPr><w:lang w:val="es-NI"/></w:rPr></w:pPr><w:r><w:rPr><w:sz w:val="15"/><w:lang w:val="es-NI"/></w:rPr><w:t>Sí / NULL</w:t></w:r></w:p><w:p><w:pPr><w:rPr><w:lang w:val="es-NI"/></w:rPr></w:pPr><w:r><w:rPr><w:sz w:val="15"/><w:lang w:val="es-NI"/></w:rPr><w:t>—</w:t></w:r></w:p><w:p><w:pPr><w:rPr><w:lang w:val="es-NI"/></w:rPr></w:pPr><w:r><w:rPr><w:sz w:val="15"/><w:lang w:val="es-NI"/></w:rPr><w:t>Importe total equivalente histórico en NIO.</w:t></w:r></w:p><w:p><w:pPr><w:rPr><w:lang w:val="es-NI"/></w:rPr></w:pPr><w:proofErr w:type="spellStart"/><w:r><w:rPr><w:sz w:val="15"/><w:lang w:val="es-NI"/></w:rPr><w:t>moneda_id</w:t></w:r><w:proofErr w:type="spellEnd"/></w:p><w:p><w:pPr><w:rPr><w:lang w:val="es-NI"/></w:rPr></w:pPr><w:proofErr w:type="gramStart"/><w:r><w:rPr><w:sz w:val="15"/><w:lang w:val="es-NI"/></w:rPr><w:t>BIGINT(</w:t></w:r><w:proofErr w:type="gramEnd"/><w:r><w:rPr><w:sz w:val="15"/><w:lang w:val="es-NI"/></w:rPr><w:t>20)</w:t></w:r></w:p><w:p><w:pPr><w:rPr><w:lang w:val="es-NI"/></w:rPr></w:pPr><w:r><w:rPr><w:sz w:val="15"/><w:lang w:val="es-NI"/></w:rPr><w:t>No</w:t></w:r></w:p><w:p><w:pPr><w:rPr><w:lang w:val="es-NI"/></w:rPr></w:pPr><w:r><w:rPr><w:sz w:val="15"/><w:lang w:val="es-NI"/></w:rPr><w:t>FK</w:t></w:r></w:p><w:p><w:pPr><w:rPr><w:lang w:val="es-NI"/></w:rPr></w:pPr><w:r><w:rPr><w:sz w:val="15"/><w:lang w:val="es-NI"/></w:rPr><w:t>Moneda en la que se registra la operación.</w:t></w:r></w:p><w:p><w:pPr><w:rPr><w:lang w:val="es-NI"/></w:rPr></w:pPr><w:r><w:rPr><w:sz w:val="15"/><w:lang w:val="es-NI"/></w:rPr><w:t>observaciones</w:t></w:r></w:p><w:p><w:pPr><w:rPr><w:lang w:val="es-NI"/></w:rPr></w:pPr><w:r><w:rPr><w:sz w:val="15"/><w:lang w:val="es-NI"/></w:rPr><w:t>TEXT</w:t></w:r></w:p><w:p><w:pPr><w:rPr><w:lang w:val="es-NI"/></w:rPr></w:pPr><w:r><w:rPr><w:sz w:val="15"/><w:lang w:val="es-NI"/></w:rPr><w:t>Sí / NULL</w:t></w:r></w:p><w:p><w:pPr><w:rPr><w:lang w:val="es-NI"/></w:rPr></w:pPr><w:r><w:rPr><w:sz w:val="15"/><w:lang w:val="es-NI"/></w:rPr><w:t>—</w:t></w:r></w:p><w:p><w:pPr><w:rPr><w:lang w:val="es-NI"/></w:rPr></w:pPr><w:r><w:rPr><w:sz w:val="15"/><w:lang w:val="es-NI"/></w:rPr><w:t>Notas adicionales del registro.</w:t></w:r></w:p><w:p><w:pPr><w:rPr><w:lang w:val="es-NI"/></w:rPr></w:pPr><w:proofErr w:type="spellStart"/><w:r><w:rPr><w:sz w:val="15"/><w:lang w:val="es-NI"/></w:rPr><w:t>created_at</w:t></w:r><w:proofErr w:type="spellEnd"/></w:p><w:p><w:pPr><w:rPr><w:lang w:val="es-NI"/></w:rPr></w:pPr><w:r><w:rPr><w:sz w:val="15"/><w:lang w:val="es-NI"/></w:rPr><w:t>TIMESTAMP</w:t></w:r></w:p><w:p><w:pPr><w:rPr><w:lang w:val="es-NI"/></w:rPr></w:pPr><w:r><w:rPr><w:sz w:val="15"/><w:lang w:val="es-NI"/></w:rPr><w:t>Sí / NULL</w:t></w:r></w:p><w:p><w:pPr><w:rPr><w:lang w:val="es-NI"/></w:rPr></w:pPr><w:r><w:rPr><w:sz w:val="15"/><w:lang w:val="es-NI"/></w:rPr><w:t>—</w:t></w:r></w:p><w:p><w:pPr><w:rPr><w:lang w:val="es-NI"/></w:rPr></w:pPr><w:r><w:rPr><w:sz w:val="15"/><w:lang w:val="es-NI"/></w:rPr><w:t>Fecha/hora de creación.</w:t></w:r></w:p><w:p><w:pPr><w:rPr><w:lang w:val="es-NI"/></w:rPr></w:pPr><w:proofErr w:type="spellStart"/><w:r><w:rPr><w:sz w:val="15"/><w:lang w:val="es-NI"/></w:rPr><w:t>updated_at</w:t></w:r><w:proofErr w:type="spellEnd"/></w:p><w:p><w:pPr><w:rPr><w:lang w:val="es-NI"/></w:rPr></w:pPr><w:r><w:rPr><w:sz w:val="15"/><w:lang w:val="es-NI"/></w:rPr><w:t>TIMESTAMP</w:t></w:r></w:p><w:p><w:pPr><w:rPr><w:lang w:val="es-NI"/></w:rPr></w:pPr><w:r><w:rPr><w:sz w:val="15"/><w:lang w:val="es-NI"/></w:rPr><w:t>Sí / NULL</w:t></w:r></w:p><w:p><w:pPr><w:rPr><w:lang w:val="es-NI"/></w:rPr></w:pPr><w:r><w:rPr><w:sz w:val="15"/><w:lang w:val="es-NI"/></w:rPr><w:t>—</w:t></w:r></w:p><w:p><w:pPr><w:rPr><w:lang w:val="es-NI"/></w:rPr></w:pPr><w:r><w:rPr><w:sz w:val="15"/><w:lang w:val="es-NI"/></w:rPr><w:t>Fecha/hora de última actualización.</w:t></w:r></w:p><w:p><w:pPr><w:rPr><w:lang w:val="es-NI"/></w:rPr></w:pPr><w:proofErr w:type="spellStart"/><w:r><w:rPr><w:sz w:val="15"/><w:lang w:val="es-NI"/></w:rPr><w:t>deleted_at</w:t></w:r><w:proofErr w:type="spellEnd"/></w:p><w:p><w:pPr><w:rPr><w:lang w:val="es-NI"/></w:rPr></w:pPr><w:r><w:rPr><w:sz w:val="15"/><w:lang w:val="es-NI"/></w:rPr><w:t>TIMESTAMP</w:t></w:r></w:p><w:p><w:pPr><w:rPr><w:lang w:val="es-NI"/></w:rPr></w:pPr><w:r><w:rPr><w:sz w:val="15"/><w:lang w:val="es-NI"/></w:rPr><w:t>Sí / NULL</w:t></w:r></w:p><w:p><w:pPr><w:rPr><w:lang w:val="es-NI"/></w:rPr></w:pPr><w:r><w:rPr><w:sz w:val="15"/><w:lang w:val="es-NI"/></w:rPr><w:t>—</w:t></w:r></w:p><w:p><w:pPr><w:rPr><w:lang w:val="es-NI"/></w:rPr></w:pPr><w:r><w:rPr><w:sz w:val="15"/><w:lang w:val="es-NI"/></w:rPr><w:t>Marca temporal de eliminación lógica (</w:t></w:r><w:proofErr w:type="spellStart"/><w:r><w:rPr><w:sz w:val="15"/><w:lang w:val="es-NI"/></w:rPr><w:t>Soft</w:t></w:r><w:proofErr w:type="spellEnd"/><w:r><w:rPr><w:sz w:val="15"/><w:lang w:val="es-NI"/></w:rPr><w:t xml:space="preserve"> </w:t></w:r><w:proofErr w:type="spellStart"/><w:r><w:rPr><w:sz w:val="15"/><w:lang w:val="es-NI"/></w:rPr><w:t>Delete</w:t></w:r><w:proofErr w:type="spellEnd"/><w:r><w:rPr><w:sz w:val="15"/><w:lang w:val="es-NI"/></w:rPr><w:t>).</w:t></w:r></w:p><w:p><w:pPr><w:rPr><w:lang w:val="es-NI"/></w:rPr></w:pPr><w:r><w:rPr><w:sz w:val="15"/><w:lang w:val="es-NI"/></w:rPr><w:t>unidad</w:t></w:r></w:p><w:p><w:pPr><w:rPr><w:lang w:val="es-NI"/></w:rPr></w:pPr><w:proofErr w:type="gramStart"/><w:r><w:rPr><w:sz w:val="15"/><w:lang w:val="es-NI"/></w:rPr><w:t>VARCHAR(</w:t></w:r><w:proofErr w:type="gramEnd"/><w:r><w:rPr><w:sz w:val="15"/><w:lang w:val="es-NI"/></w:rPr><w:t>20)</w:t></w:r></w:p><w:p><w:pPr><w:rPr><w:lang w:val="es-NI"/></w:rPr></w:pPr><w:r><w:rPr><w:sz w:val="15"/><w:lang w:val="es-NI"/></w:rPr><w:t>No / 'hora'</w:t></w:r></w:p><w:p><w:pPr><w:rPr><w:lang w:val="es-NI"/></w:rPr></w:pPr><w:r><w:rPr><w:sz w:val="15"/><w:lang w:val="es-NI"/></w:rPr><w:t>—</w:t></w:r></w:p><w:p><w:pPr><w:rPr><w:lang w:val="es-NI"/></w:rPr></w:pPr><w:r><w:rPr><w:sz w:val="15"/><w:lang w:val="es-NI"/></w:rPr><w:t>Unidad de trabajo o unidad del precio.</w:t></w:r></w:p><w:p><w:pPr><w:rPr><w:lang w:val="es-NI"/></w:rPr></w:pPr><w:r><w:rPr><w:b/><w:lang w:val="es-NI"/></w:rPr><w:t>Relaciones:</w:t></w:r></w:p><w:p><w:pPr><w:pStyle w:val="Listaconvietas"/><w:rPr><w:lang w:val="es-NI"/></w:rPr></w:pPr><w:proofErr w:type="spellStart"/><w:r><w:rPr><w:lang w:val="es-NI"/></w:rPr><w:t>empleado_id</w:t></w:r><w:proofErr w:type="spellEnd"/><w:r><w:rPr><w:lang w:val="es-NI"/></w:rPr><w:t xml:space="preserve"> → </w:t></w:r><w:proofErr w:type="spellStart"/><w:r><w:rPr><w:lang w:val="es-NI"/></w:rPr><w:t>empleados.id</w:t></w:r><w:proofErr w:type="spellEnd"/></w:p><w:p><w:pPr><w:pStyle w:val="Listaconvietas"/><w:rPr><w:lang w:val="es-NI"/></w:rPr></w:pPr><w:proofErr w:type="spellStart"/><w:r><w:rPr><w:lang w:val="es-NI"/></w:rPr><w:t>moneda_id</w:t></w:r><w:proofErr w:type="spellEnd"/><w:r><w:rPr><w:lang w:val="es-NI"/></w:rPr><w:t xml:space="preserve"> → </w:t></w:r><w:proofErr w:type="spellStart"/><w:r><w:rPr><w:lang w:val="es-NI"/></w:rPr><w:t>monedas.id</w:t></w:r><w:proofErr w:type="spellEnd"/></w:p><w:p><w:pPr><w:pStyle w:val="Listaconvietas"/><w:rPr><w:lang w:val="es-NI"/></w:rPr></w:pPr><w:proofErr w:type="spellStart"/><w:r><w:rPr><w:lang w:val="es-NI"/></w:rPr><w:t>proceso_orden_id → procesos_orden.id (ON DELETE CASCADE)</w:t></w:r><w:proofErr w:type="spellEnd"/><w:r><w:rPr><w:lang w:val="es-NI"/></w:rPr><w:t xml:space="preserve"/></w:r><w:proofErr w:type="spellStart"/><w:r><w:rPr><w:lang w:val="es-NI"/></w:rPr><w:t/></w:r><w:proofErr w:type="spellEnd"/><w:r><w:rPr><w:lang w:val="es-NI"/></w:rPr><w:t xml:space="preserve"/></w:r></w:p><w:p><w:pPr><w:pStyle w:val="Listaconvietas"/><w:rPr><w:lang w:val="es-NI"/></w:rPr></w:pPr><w:proofErr w:type="spellStart"/><w:r><w:rPr><w:lang w:val="es-NI"/></w:rPr><w:t>tipo_pago_id</w:t></w:r><w:proofErr w:type="spellEnd"/><w:r><w:rPr><w:lang w:val="es-NI"/></w:rPr><w:t xml:space="preserve"> → </w:t></w:r><w:proofErr w:type="spellStart"/><w:r><w:rPr><w:lang w:val="es-NI"/></w:rPr><w:t>tipos_pago_empleado.id</w:t></w:r><w:proofErr w:type="spellEnd"/></w:p><w:p><w:pPr><w:rPr><w:lang w:val="es-NI"/></w:rPr></w:pPr><w:r><w:rPr><w:lang w:val="es-NI"/></w:rPr><w:br w:type="page"/></w:r></w:p><w:p><w:pPr><w:pStyle w:val="Ttulo2"/><w:rPr><w:lang w:val="es-NI"/></w:rPr></w:pPr><w:bookmarkStart w:id="16" w:name="_Toc240620145"/><w:r><w:rPr><w:lang w:val="es-NI"/></w:rPr><w:lastRenderedPageBreak/><w:t xml:space="preserve">12. </w:t></w:r><w:proofErr w:type="spellStart"/><w:r><w:rPr><w:lang w:val="es-NI"/></w:rPr><w:t>tipos_produccion</w:t></w:r><w:bookmarkEnd w:id="16"/><w:proofErr w:type="spellEnd"/></w:p><w:p><w:pPr><w:rPr><w:lang w:val="es-NI"/></w:rPr></w:pPr><w:r><w:rPr><w:lang w:val="es-NI"/></w:rPr><w:t>Catálogo de tipos de producción o productos físicos obtenidos durante el procesamiento.</w:t></w:r></w:p><w:p><w:pPr><w:rPr><w:lang w:val="es-NI"/></w:rPr></w:pPr><w:r><w:rPr><w:b/><w:sz w:val="16"/><w:lang w:val="es-NI"/></w:rPr><w:t>PK</w:t></w:r></w:p><w:p><w:pPr><w:rPr><w:lang w:val="es-NI"/></w:rPr></w:pPr><w:proofErr w:type="spellStart"/><w:r><w:rPr><w:b/><w:sz w:val="16"/><w:lang w:val="es-NI"/></w:rPr><w:t>Soft</w:t></w:r><w:proofErr w:type="spellEnd"/><w:r><w:rPr><w:b/><w:sz w:val="16"/><w:lang w:val="es-NI"/></w:rPr><w:t xml:space="preserve"> </w:t></w:r><w:proofErr w:type="spellStart"/><w:r><w:rPr><w:b/><w:sz w:val="16"/><w:lang w:val="es-NI"/></w:rPr><w:t>Delete</w:t></w:r><w:proofErr w:type="spellEnd"/></w:p><w:p><w:pPr><w:rPr><w:lang w:val="es-NI"/></w:rPr></w:pPr><w:r><w:rPr><w:b/><w:sz w:val="16"/><w:lang w:val="es-NI"/></w:rPr><w:t>Índices únicos</w:t></w:r></w:p><w:p><w:pPr><w:rPr><w:lang w:val="es-NI"/></w:rPr></w:pPr><w:r><w:rPr><w:b/><w:sz w:val="16"/><w:lang w:val="es-NI"/></w:rPr><w:t>Relaciones FK</w:t></w:r></w:p><w:p><w:pPr><w:rPr><w:lang w:val="es-NI"/></w:rPr></w:pPr><w:r><w:rPr><w:sz w:val="16"/><w:lang w:val="es-NI"/></w:rPr><w:t>id</w:t></w:r></w:p><w:p><w:pPr><w:rPr><w:lang w:val="es-NI"/></w:rPr></w:pPr><w:r><w:rPr><w:sz w:val="16"/><w:lang w:val="es-NI"/></w:rPr><w:t>Sí</w:t></w:r></w:p><w:p><w:pPr><w:rPr><w:lang w:val="es-NI"/></w:rPr></w:pPr><w:r><w:rPr><w:sz w:val="16"/><w:lang w:val="es-NI"/></w:rPr><w:t>—</w:t></w:r></w:p><w:p><w:pPr><w:rPr><w:lang w:val="es-NI"/></w:rPr></w:pPr><w:r><w:rPr><w:sz w:val="16"/><w:lang w:val="es-NI"/></w:rPr><w:t>0</w:t></w:r></w:p><w:p><w:pPr><w:rPr><w:lang w:val="es-NI"/></w:rPr></w:pPr><w:r><w:rPr><w:b/><w:sz w:val="15"/><w:lang w:val="es-NI"/></w:rPr><w:t>Campo</w:t></w:r></w:p><w:p><w:pPr><w:rPr><w:lang w:val="es-NI"/></w:rPr></w:pPr><w:r><w:rPr><w:b/><w:sz w:val="15"/><w:lang w:val="es-NI"/></w:rPr><w:t>Tipo / definición</w:t></w:r></w:p><w:p><w:pPr><w:rPr><w:lang w:val="es-NI"/></w:rPr></w:pPr><w:r><w:rPr><w:b/><w:sz w:val="15"/><w:lang w:val="es-NI"/></w:rPr><w:t>Nulo / default</w:t></w:r></w:p><w:p><w:pPr><w:rPr><w:lang w:val="es-NI"/></w:rPr></w:pPr><w:r><w:rPr><w:b/><w:sz w:val="15"/><w:lang w:val="es-NI"/></w:rPr><w:t>Clave / índice</w:t></w:r></w:p><w:p><w:pPr><w:rPr><w:lang w:val="es-NI"/></w:rPr></w:pPr><w:r><w:rPr><w:b/><w:sz w:val="15"/><w:lang w:val="es-NI"/></w:rPr><w:t>Descripción</w:t></w:r></w:p><w:p><w:pPr><w:rPr><w:lang w:val="es-NI"/></w:rPr></w:pPr><w:r><w:rPr><w:sz w:val="15"/><w:lang w:val="es-NI"/></w:rPr><w:t>id</w:t></w:r></w:p><w:p><w:pPr><w:rPr><w:lang w:val="es-NI"/></w:rPr></w:pPr><w:proofErr w:type="gramStart"/><w:r><w:rPr><w:sz w:val="15"/><w:lang w:val="es-NI"/></w:rPr><w:t>BIGINT(</w:t></w:r><w:proofErr w:type="gramEnd"/><w:r><w:rPr><w:sz w:val="15"/><w:lang w:val="es-NI"/></w:rPr><w:t>20)</w:t></w:r></w:p><w:p><w:pPr><w:rPr><w:lang w:val="es-NI"/></w:rPr></w:pPr><w:r><w:rPr><w:sz w:val="15"/><w:lang w:val="es-NI"/></w:rPr><w:t>No</w:t></w:r></w:p><w:p><w:pPr><w:rPr><w:lang w:val="es-NI"/></w:rPr></w:pPr><w:r><w:rPr><w:sz w:val="15"/><w:lang w:val="es-NI"/></w:rPr><w:t>PK</w:t></w:r></w:p><w:p><w:pPr><w:rPr><w:lang w:val="es-NI"/></w:rPr></w:pPr><w:r><w:rPr><w:sz w:val="15"/><w:lang w:val="es-NI"/></w:rPr><w:t>Identificador único de la fila.</w:t></w:r></w:p><w:p><w:pPr><w:rPr><w:lang w:val="es-NI"/></w:rPr></w:pPr><w:r><w:rPr><w:sz w:val="15"/><w:lang w:val="es-NI"/></w:rPr><w:t>nombre</w:t></w:r></w:p><w:p><w:pPr><w:rPr><w:lang w:val="es-NI"/></w:rPr></w:pPr><w:proofErr w:type="gramStart"/><w:r><w:rPr><w:sz w:val="15"/><w:lang w:val="es-NI"/></w:rPr><w:t>VARCHAR(</w:t></w:r><w:proofErr w:type="gramEnd"/><w:r><w:rPr><w:sz w:val="15"/><w:lang w:val="es-NI"/></w:rPr><w:t>100)</w:t></w:r></w:p><w:p><w:pPr><w:rPr><w:lang w:val="es-NI"/></w:rPr></w:pPr><w:r><w:rPr><w:sz w:val="15"/><w:lang w:val="es-NI"/></w:rPr><w:t>No</w:t></w:r></w:p><w:p><w:pPr><w:rPr><w:lang w:val="es-NI"/></w:rPr></w:pPr><w:r><w:rPr><w:sz w:val="15"/><w:lang w:val="es-NI"/></w:rPr><w:t>—</w:t></w:r></w:p><w:p><w:pPr><w:rPr><w:lang w:val="es-NI"/></w:rPr></w:pPr><w:r><w:rPr><w:sz w:val="15"/><w:lang w:val="es-NI"/></w:rPr><w:t>Nombre descriptivo de la entidad.</w:t></w:r></w:p><w:p><w:pPr><w:rPr><w:lang w:val="es-NI"/></w:rPr></w:pPr><w:proofErr w:type="spellStart"/><w:r><w:rPr><w:sz w:val="15"/><w:lang w:val="es-NI"/></w:rPr><w:t>descripcion</w:t></w:r><w:proofErr w:type="spellEnd"/></w:p><w:p><w:pPr><w:rPr><w:lang w:val="es-NI"/></w:rPr></w:pPr><w:proofErr w:type="gramStart"/><w:r><w:rPr><w:sz w:val="15"/><w:lang w:val="es-NI"/></w:rPr><w:t>VARCHAR(</w:t></w:r><w:proofErr w:type="gramEnd"/><w:r><w:rPr><w:sz w:val="15"/><w:lang w:val="es-NI"/></w:rPr><w:t>255)</w:t></w:r></w:p><w:p><w:pPr><w:rPr><w:lang w:val="es-NI"/></w:rPr></w:pPr><w:r><w:rPr><w:sz w:val="15"/><w:lang w:val="es-NI"/></w:rPr><w:t>Sí / NULL</w:t></w:r></w:p><w:p><w:pPr><w:rPr><w:lang w:val="es-NI"/></w:rPr></w:pPr><w:r><w:rPr><w:sz w:val="15"/><w:lang w:val="es-NI"/></w:rPr><w:t>—</w:t></w:r></w:p><w:p><w:pPr><w:rPr><w:lang w:val="es-NI"/></w:rPr></w:pPr><w:r><w:rPr><w:sz w:val="15"/><w:lang w:val="es-NI"/></w:rPr><w:t>Descripción del concepto.</w:t></w:r></w:p><w:p><w:pPr><w:rPr><w:lang w:val="es-NI"/></w:rPr></w:pPr><w:r><w:rPr><w:sz w:val="15"/><w:lang w:val="es-NI"/></w:rPr><w:t>estado</w:t></w:r></w:p><w:p><w:pPr><w:rPr><w:lang w:val="es-NI"/></w:rPr></w:pPr><w:proofErr w:type="gramStart"/><w:r><w:rPr><w:sz w:val="15"/><w:lang w:val="es-NI"/></w:rPr><w:t>TINYINT(</w:t></w:r><w:proofErr w:type="gramEnd"/><w:r><w:rPr><w:sz w:val="15"/><w:lang w:val="es-NI"/></w:rPr><w:t>1)</w:t></w:r></w:p><w:p><w:pPr><w:rPr><w:lang w:val="es-NI"/></w:rPr></w:pPr><w:r><w:rPr><w:sz w:val="15"/><w:lang w:val="es-NI"/></w:rPr><w:t>No / 1</w:t></w:r></w:p><w:p><w:pPr><w:rPr><w:lang w:val="es-NI"/></w:rPr></w:pPr><w:r><w:rPr><w:sz w:val="15"/><w:lang w:val="es-NI"/></w:rPr><w:t>—</w:t></w:r></w:p><w:p><w:pPr><w:rPr><w:lang w:val="es-NI"/></w:rPr></w:pPr><w:r><w:rPr><w:sz w:val="15"/><w:lang w:val="es-NI"/></w:rPr><w:t>Estado lógico/operativo del registro.</w:t></w:r></w:p><w:p><w:pPr><w:rPr><w:lang w:val="es-NI"/></w:rPr></w:pPr><w:proofErr w:type="spellStart"/><w:r><w:rPr><w:sz w:val="15"/><w:lang w:val="es-NI"/></w:rPr><w:t>created_at</w:t></w:r><w:proofErr w:type="spellEnd"/></w:p><w:p><w:pPr><w:rPr><w:lang w:val="es-NI"/></w:rPr></w:pPr><w:r><w:rPr><w:sz w:val="15"/><w:lang w:val="es-NI"/></w:rPr><w:t>TIMESTAMP</w:t></w:r></w:p><w:p><w:pPr><w:rPr><w:lang w:val="es-NI"/></w:rPr></w:pPr><w:r><w:rPr><w:sz w:val="15"/><w:lang w:val="es-NI"/></w:rPr><w:t>Sí / NULL</w:t></w:r></w:p><w:p><w:pPr><w:rPr><w:lang w:val="es-NI"/></w:rPr></w:pPr><w:r><w:rPr><w:sz w:val="15"/><w:lang w:val="es-NI"/></w:rPr><w:t>—</w:t></w:r></w:p><w:p><w:pPr><w:rPr><w:lang w:val="es-NI"/></w:rPr></w:pPr><w:r><w:rPr><w:sz w:val="15"/><w:lang w:val="es-NI"/></w:rPr><w:t>Fecha/hora de creación.</w:t></w:r></w:p><w:p><w:pPr><w:rPr><w:lang w:val="es-NI"/></w:rPr></w:pPr><w:proofErr w:type="spellStart"/><w:r><w:rPr><w:sz w:val="15"/><w:lang w:val="es-NI"/></w:rPr><w:t>updated_at</w:t></w:r><w:proofErr w:type="spellEnd"/></w:p><w:p><w:pPr><w:rPr><w:lang w:val="es-NI"/></w:rPr></w:pPr><w:r><w:rPr><w:sz w:val="15"/><w:lang w:val="es-NI"/></w:rPr><w:t>TIMESTAMP</w:t></w:r></w:p><w:p><w:pPr><w:rPr><w:lang w:val="es-NI"/></w:rPr></w:pPr><w:r><w:rPr><w:sz w:val="15"/><w:lang w:val="es-NI"/></w:rPr><w:t>Sí / NULL</w:t></w:r></w:p><w:p><w:pPr><w:rPr><w:lang w:val="es-NI"/></w:rPr></w:pPr><w:r><w:rPr><w:sz w:val="15"/><w:lang w:val="es-NI"/></w:rPr><w:t>—</w:t></w:r></w:p><w:p><w:pPr><w:rPr><w:lang w:val="es-NI"/></w:rPr></w:pPr><w:r><w:rPr><w:sz w:val="15"/><w:lang w:val="es-NI"/></w:rPr><w:t>Fecha/hora de última actualización.</w:t></w:r></w:p><w:p><w:pPr><w:rPr><w:lang w:val="es-NI"/></w:rPr></w:pPr><w:proofErr w:type="spellStart"/><w:r><w:rPr><w:sz w:val="15"/><w:lang w:val="es-NI"/></w:rPr><w:t>deleted_at</w:t></w:r><w:proofErr w:type="spellEnd"/></w:p><w:p><w:pPr><w:rPr><w:lang w:val="es-NI"/></w:rPr></w:pPr><w:r><w:rPr><w:sz w:val="15"/><w:lang w:val="es-NI"/></w:rPr><w:t>TIMESTAMP</w:t></w:r></w:p><w:p><w:pPr><w:rPr><w:lang w:val="es-NI"/></w:rPr></w:pPr><w:r><w:rPr><w:sz w:val="15"/><w:lang w:val="es-NI"/></w:rPr><w:t>Sí / NULL</w:t></w:r></w:p><w:p><w:pPr><w:rPr><w:lang w:val="es-NI"/></w:rPr></w:pPr><w:r><w:rPr><w:sz w:val="15"/><w:lang w:val="es-NI"/></w:rPr><w:t>—</w:t></w:r></w:p><w:p><w:pPr><w:rPr><w:lang w:val="es-NI"/></w:rPr></w:pPr><w:r><w:rPr><w:sz w:val="15"/><w:lang w:val="es-NI"/></w:rPr><w:t>Marca temporal de eliminación lógica (</w:t></w:r><w:proofErr w:type="spellStart"/><w:r><w:rPr><w:sz w:val="15"/><w:lang w:val="es-NI"/></w:rPr><w:t>Soft</w:t></w:r><w:proofErr w:type="spellEnd"/><w:r><w:rPr><w:sz w:val="15"/><w:lang w:val="es-NI"/></w:rPr><w:t xml:space="preserve"> </w:t></w:r><w:proofErr w:type="spellStart"/><w:r><w:rPr><w:sz w:val="15"/><w:lang w:val="es-NI"/></w:rPr><w:t>Delete</w:t></w:r><w:proofErr w:type="spellEnd"/><w:r><w:rPr><w:sz w:val="15"/><w:lang w:val="es-NI"/></w:rPr><w:t>).</w:t></w:r></w:p><w:p><w:pPr><w:rPr><w:lang w:val="es-NI"/></w:rPr></w:pPr><w:r><w:rPr><w:lang w:val="es-NI"/></w:rPr><w:br w:type="page"/></w:r></w:p><w:p><w:pPr><w:pStyle w:val="Ttulo2"/><w:rPr><w:lang w:val="es-NI"/></w:rPr></w:pPr><w:bookmarkStart w:id="17" w:name="_Toc240620146"/><w:r><w:rPr><w:lang w:val="es-NI"/></w:rPr><w:lastRenderedPageBreak/><w:t>13. producciones</w:t></w:r><w:bookmarkEnd w:id="17"/></w:p><w:p><w:pPr><w:rPr><w:lang w:val="es-NI"/></w:rPr></w:pPr><w:r><w:rPr><w:lang w:val="es-NI"/></w:rPr><w:t>Registro de cantidades producidas en una OT y, opcionalmente, en un proceso.</w:t></w:r></w:p><w:p><w:pPr><w:rPr><w:lang w:val="es-NI"/></w:rPr></w:pPr><w:r><w:rPr><w:b/><w:sz w:val="16"/><w:lang w:val="es-NI"/></w:rPr><w:t>PK</w:t></w:r></w:p><w:p><w:pPr><w:rPr><w:lang w:val="es-NI"/></w:rPr></w:pPr><w:proofErr w:type="spellStart"/><w:r><w:rPr><w:b/><w:sz w:val="16"/><w:lang w:val="es-NI"/></w:rPr><w:t>Soft</w:t></w:r><w:proofErr w:type="spellEnd"/><w:r><w:rPr><w:b/><w:sz w:val="16"/><w:lang w:val="es-NI"/></w:rPr><w:t xml:space="preserve"> </w:t></w:r><w:proofErr w:type="spellStart"/><w:r><w:rPr><w:b/><w:sz w:val="16"/><w:lang w:val="es-NI"/></w:rPr><w:t>Delete</w:t></w:r><w:proofErr w:type="spellEnd"/></w:p><w:p><w:pPr><w:rPr><w:lang w:val="es-NI"/></w:rPr></w:pPr><w:r><w:rPr><w:b/><w:sz w:val="16"/><w:lang w:val="es-NI"/></w:rPr><w:t>Índices únicos</w:t></w:r></w:p><w:p><w:pPr><w:rPr><w:lang w:val="es-NI"/></w:rPr></w:pPr><w:r><w:rPr><w:b/><w:sz w:val="16"/><w:lang w:val="es-NI"/></w:rPr><w:t>Relaciones FK</w:t></w:r></w:p><w:p><w:pPr><w:rPr><w:lang w:val="es-NI"/></w:rPr></w:pPr><w:r><w:rPr><w:sz w:val="16"/><w:lang w:val="es-NI"/></w:rPr><w:t>id</w:t></w:r></w:p><w:p><w:pPr><w:rPr><w:lang w:val="es-NI"/></w:rPr></w:pPr><w:r><w:rPr><w:sz w:val="16"/><w:lang w:val="es-NI"/></w:rPr><w:t>Sí</w:t></w:r></w:p><w:p><w:pPr><w:rPr><w:lang w:val="es-NI"/></w:rPr></w:pPr><w:r><w:rPr><w:sz w:val="16"/><w:lang w:val="es-NI"/></w:rPr><w:t>—</w:t></w:r></w:p><w:p><w:pPr><w:rPr><w:lang w:val="es-NI"/></w:rPr></w:pPr><w:r><w:rPr><w:sz w:val="16"/><w:lang w:val="es-NI"/></w:rPr><w:t>3</w:t></w:r></w:p><w:p><w:pPr><w:rPr><w:lang w:val="es-NI"/></w:rPr></w:pPr><w:r><w:rPr><w:b/><w:sz w:val="15"/><w:lang w:val="es-NI"/></w:rPr><w:t>Campo</w:t></w:r></w:p><w:p><w:pPr><w:rPr><w:lang w:val="es-NI"/></w:rPr></w:pPr><w:r><w:rPr><w:b/><w:sz w:val="15"/><w:lang w:val="es-NI"/></w:rPr><w:t>Tipo / definición</w:t></w:r></w:p><w:p><w:pPr><w:rPr><w:lang w:val="es-NI"/></w:rPr></w:pPr><w:r><w:rPr><w:b/><w:sz w:val="15"/><w:lang w:val="es-NI"/></w:rPr><w:t>Nulo / default</w:t></w:r></w:p><w:p><w:pPr><w:rPr><w:lang w:val="es-NI"/></w:rPr></w:pPr><w:r><w:rPr><w:b/><w:sz w:val="15"/><w:lang w:val="es-NI"/></w:rPr><w:t>Clave / índice</w:t></w:r></w:p><w:p><w:pPr><w:rPr><w:lang w:val="es-NI"/></w:rPr></w:pPr><w:r><w:rPr><w:b/><w:sz w:val="15"/><w:lang w:val="es-NI"/></w:rPr><w:t>Descripción</w:t></w:r></w:p><w:p><w:pPr><w:rPr><w:lang w:val="es-NI"/></w:rPr></w:pPr><w:r><w:rPr><w:sz w:val="15"/><w:lang w:val="es-NI"/></w:rPr><w:t>id</w:t></w:r></w:p><w:p><w:pPr><w:rPr><w:lang w:val="es-NI"/></w:rPr></w:pPr><w:proofErr w:type="gramStart"/><w:r><w:rPr><w:sz w:val="15"/><w:lang w:val="es-NI"/></w:rPr><w:t>BIGINT(</w:t></w:r><w:proofErr w:type="gramEnd"/><w:r><w:rPr><w:sz w:val="15"/><w:lang w:val="es-NI"/></w:rPr><w:t>20)</w:t></w:r></w:p><w:p><w:pPr><w:rPr><w:lang w:val="es-NI"/></w:rPr></w:pPr><w:r><w:rPr><w:sz w:val="15"/><w:lang w:val="es-NI"/></w:rPr><w:t>No</w:t></w:r></w:p><w:p><w:pPr><w:rPr><w:lang w:val="es-NI"/></w:rPr></w:pPr><w:r><w:rPr><w:sz w:val="15"/><w:lang w:val="es-NI"/></w:rPr><w:t>PK</w:t></w:r></w:p><w:p><w:pPr><w:rPr><w:lang w:val="es-NI"/></w:rPr></w:pPr><w:r><w:rPr><w:sz w:val="15"/><w:lang w:val="es-NI"/></w:rPr><w:t>Identificador único de la fila.</w:t></w:r></w:p><w:p><w:pPr><w:rPr><w:lang w:val="es-NI"/></w:rPr></w:pPr><w:proofErr w:type="spellStart"/><w:r><w:rPr><w:sz w:val="15"/><w:lang w:val="es-NI"/></w:rPr><w:t>orden_trabajo_id</w:t></w:r><w:proofErr w:type="spellEnd"/></w:p><w:p><w:pPr><w:rPr><w:lang w:val="es-NI"/></w:rPr></w:pPr><w:proofErr w:type="gramStart"/><w:r><w:rPr><w:sz w:val="15"/><w:lang w:val="es-NI"/></w:rPr><w:t>BIGINT(</w:t></w:r><w:proofErr w:type="gramEnd"/><w:r><w:rPr><w:sz w:val="15"/><w:lang w:val="es-NI"/></w:rPr><w:t>20)</w:t></w:r></w:p><w:p><w:pPr><w:rPr><w:lang w:val="es-NI"/></w:rPr></w:pPr><w:r><w:rPr><w:sz w:val="15"/><w:lang w:val="es-NI"/></w:rPr><w:t>No</w:t></w:r></w:p><w:p><w:pPr><w:rPr><w:lang w:val="es-NI"/></w:rPr></w:pPr><w:r><w:rPr><w:sz w:val="15"/><w:lang w:val="es-NI"/></w:rPr><w:t>FK</w:t></w:r></w:p><w:p><w:pPr><w:rPr><w:lang w:val="es-NI"/></w:rPr></w:pPr><w:r><w:rPr><w:sz w:val="15"/><w:lang w:val="es-NI"/></w:rPr><w:t>Referencia a la orden de trabajo asociada.</w:t></w:r></w:p><w:p><w:pPr><w:rPr><w:lang w:val="es-NI"/></w:rPr></w:pPr><w:proofErr w:type="spellStart"/><w:r><w:rPr><w:sz w:val="15"/><w:lang w:val="es-NI"/></w:rPr><w:t>proceso_orden_id</w:t></w:r><w:proofErr w:type="spellEnd"/></w:p><w:p><w:pPr><w:rPr><w:lang w:val="es-NI"/></w:rPr></w:pPr><w:proofErr w:type="gramStart"/><w:r><w:rPr><w:sz w:val="15"/><w:lang w:val="es-NI"/></w:rPr><w:t>BIGINT(</w:t></w:r><w:proofErr w:type="gramEnd"/><w:r><w:rPr><w:sz w:val="15"/><w:lang w:val="es-NI"/></w:rPr><w:t>20)</w:t></w:r></w:p><w:p><w:pPr><w:rPr><w:lang w:val="es-NI"/></w:rPr></w:pPr><w:r><w:rPr><w:sz w:val="15"/><w:lang w:val="es-NI"/></w:rPr><w:t>Sí / NULL</w:t></w:r></w:p><w:p><w:pPr><w:rPr><w:lang w:val="es-NI"/></w:rPr></w:pPr><w:r><w:rPr><w:sz w:val="15"/><w:lang w:val="es-NI"/></w:rPr><w:t>FK</w:t></w:r></w:p><w:p><w:pPr><w:rPr><w:lang w:val="es-NI"/></w:rPr></w:pPr><w:r><w:rPr><w:sz w:val="15"/><w:lang w:val="es-NI"/></w:rPr><w:t>Referencia al proceso específico de la OT.</w:t></w:r></w:p><w:p><w:pPr><w:rPr><w:lang w:val="es-NI"/></w:rPr></w:pPr><w:proofErr w:type="spellStart"/><w:r><w:rPr><w:sz w:val="15"/><w:lang w:val="es-NI"/></w:rPr><w:t>tipo_produccion_id</w:t></w:r><w:proofErr w:type="spellEnd"/></w:p><w:p><w:pPr><w:rPr><w:lang w:val="es-NI"/></w:rPr></w:pPr><w:proofErr w:type="gramStart"/><w:r><w:rPr><w:sz w:val="15"/><w:lang w:val="es-NI"/></w:rPr><w:t>BIGINT(</w:t></w:r><w:proofErr w:type="gramEnd"/><w:r><w:rPr><w:sz w:val="15"/><w:lang w:val="es-NI"/></w:rPr><w:t>20)</w:t></w:r></w:p><w:p><w:pPr><w:rPr><w:lang w:val="es-NI"/></w:rPr></w:pPr><w:r><w:rPr><w:sz w:val="15"/><w:lang w:val="es-NI"/></w:rPr><w:t>No</w:t></w:r></w:p><w:p><w:pPr><w:rPr><w:lang w:val="es-NI"/></w:rPr></w:pPr><w:r><w:rPr><w:sz w:val="15"/><w:lang w:val="es-NI"/></w:rPr><w:t>FK</w:t></w:r></w:p><w:p><w:pPr><w:rPr><w:lang w:val="es-NI"/></w:rPr></w:pPr><w:r><w:rPr><w:sz w:val="15"/><w:lang w:val="es-NI"/></w:rPr><w:t>Tipo de producción registrada.</w:t></w:r></w:p><w:p><w:pPr><w:rPr><w:lang w:val="es-NI"/></w:rPr></w:pPr><w:r><w:rPr><w:sz w:val="15"/><w:lang w:val="es-NI"/></w:rPr><w:t>fecha</w:t></w:r></w:p><w:p><w:pPr><w:rPr><w:lang w:val="es-NI"/></w:rPr></w:pPr><w:r><w:rPr><w:sz w:val="15"/><w:lang w:val="es-NI"/></w:rPr><w:t>DATE</w:t></w:r></w:p><w:p><w:pPr><w:rPr><w:lang w:val="es-NI"/></w:rPr></w:pPr><w:r><w:rPr><w:sz w:val="15"/><w:lang w:val="es-NI"/></w:rPr><w:t>No</w:t></w:r></w:p><w:p><w:pPr><w:rPr><w:lang w:val="es-NI"/></w:rPr></w:pPr><w:r><w:rPr><w:sz w:val="15"/><w:lang w:val="es-NI"/></w:rPr><w:t>—</w:t></w:r></w:p><w:p><w:pPr><w:rPr><w:lang w:val="es-NI"/></w:rPr></w:pPr><w:r><w:rPr><w:sz w:val="15"/><w:lang w:val="es-NI"/></w:rPr><w:t>Fecha de la operación.</w:t></w:r></w:p><w:p><w:pPr><w:rPr><w:lang w:val="es-NI"/></w:rPr></w:pPr><w:proofErr w:type="spellStart"/><w:r><w:rPr><w:sz w:val="15"/><w:lang w:val="es-NI"/></w:rPr><w:t>descripcion</w:t></w:r><w:proofErr w:type="spellEnd"/></w:p><w:p><w:pPr><w:rPr><w:lang w:val="es-NI"/></w:rPr></w:pPr><w:proofErr w:type="gramStart"/><w:r><w:rPr><w:sz w:val="15"/><w:lang w:val="es-NI"/></w:rPr><w:t>VARCHAR(</w:t></w:r><w:proofErr w:type="gramEnd"/><w:r><w:rPr><w:sz w:val="15"/><w:lang w:val="es-NI"/></w:rPr><w:t>255)</w:t></w:r></w:p><w:p><w:pPr><w:rPr><w:lang w:val="es-NI"/></w:rPr></w:pPr><w:r><w:rPr><w:sz w:val="15"/><w:lang w:val="es-NI"/></w:rPr><w:t>Sí / NULL</w:t></w:r></w:p><w:p><w:pPr><w:rPr><w:lang w:val="es-NI"/></w:rPr></w:pPr><w:r><w:rPr><w:sz w:val="15"/><w:lang w:val="es-NI"/></w:rPr><w:t>—</w:t></w:r></w:p><w:p><w:pPr><w:rPr><w:lang w:val="es-NI"/></w:rPr></w:pPr><w:r><w:rPr><w:sz w:val="15"/><w:lang w:val="es-NI"/></w:rPr><w:t>Descripción del concepto.</w:t></w:r></w:p><w:p><w:pPr><w:rPr><w:lang w:val="es-NI"/></w:rPr></w:pPr><w:r><w:rPr><w:sz w:val="15"/><w:lang w:val="es-NI"/></w:rPr><w:t>cantidad</w:t></w:r></w:p><w:p><w:pPr><w:rPr><w:lang w:val="es-NI"/></w:rPr></w:pPr><w:proofErr w:type="gramStart"/><w:r><w:rPr><w:sz w:val="15"/><w:lang w:val="es-NI"/></w:rPr><w:t>DECIMAL(</w:t></w:r><w:proofErr w:type="gramEnd"/><w:r><w:rPr><w:sz w:val="15"/><w:lang w:val="es-NI"/></w:rPr><w:t>14,</w:t></w:r></w:p><w:p><w:pPr><w:rPr><w:lang w:val="es-NI"/></w:rPr></w:pPr><w:r><w:rPr><w:sz w:val="15"/><w:lang w:val="es-NI"/></w:rPr><w:t>No / 0.0000</w:t></w:r></w:p><w:p><w:pPr><w:rPr><w:lang w:val="es-NI"/></w:rPr></w:pPr><w:r><w:rPr><w:sz w:val="15"/><w:lang w:val="es-NI"/></w:rPr><w:t>—</w:t></w:r></w:p><w:p><w:pPr><w:rPr><w:lang w:val="es-NI"/></w:rPr></w:pPr><w:r><w:rPr><w:sz w:val="15"/><w:lang w:val="es-NI"/></w:rPr><w:t>Cantidad física o cantidad base de la operación.</w:t></w:r></w:p><w:p><w:pPr><w:rPr><w:lang w:val="es-NI"/></w:rPr></w:pPr><w:proofErr w:type="spellStart"/><w:r><w:rPr><w:sz w:val="15"/><w:lang w:val="es-NI"/></w:rPr><w:t>unidad_medida</w:t></w:r><w:proofErr w:type="spellEnd"/></w:p><w:p><w:pPr><w:rPr><w:lang w:val="es-NI"/></w:rPr></w:pPr><w:proofErr w:type="gramStart"/><w:r><w:rPr><w:sz w:val="15"/><w:lang w:val="es-NI"/></w:rPr><w:t>VARCHAR(</w:t></w:r><w:proofErr w:type="gramEnd"/><w:r><w:rPr><w:sz w:val="15"/><w:lang w:val="es-NI"/></w:rPr><w:t>20)</w:t></w:r></w:p><w:p><w:pPr><w:rPr><w:lang w:val="es-NI"/></w:rPr></w:pPr><w:r><w:rPr><w:sz w:val="15"/><w:lang w:val="es-NI"/></w:rPr><w:t>No</w:t></w:r></w:p><w:p><w:pPr><w:rPr><w:lang w:val="es-NI"/></w:rPr></w:pPr><w:r><w:rPr><w:sz w:val="15"/><w:lang w:val="es-NI"/></w:rPr><w:t>—</w:t></w:r></w:p><w:p><w:pPr><w:rPr><w:lang w:val="es-NI"/></w:rPr></w:pPr><w:r><w:rPr><w:sz w:val="15"/><w:lang w:val="es-NI"/></w:rPr><w:t>Unidad en que se expresa una cantidad.</w:t></w:r></w:p><w:p><w:pPr><w:rPr><w:lang w:val="es-NI"/></w:rPr></w:pPr><w:r><w:rPr><w:sz w:val="15"/><w:lang w:val="es-NI"/></w:rPr><w:t>observaciones</w:t></w:r></w:p><w:p><w:pPr><w:rPr><w:lang w:val="es-NI"/></w:rPr></w:pPr><w:r><w:rPr><w:sz w:val="15"/><w:lang w:val="es-NI"/></w:rPr><w:t>TEXT</w:t></w:r></w:p><w:p><w:pPr><w:rPr><w:lang w:val="es-NI"/></w:rPr></w:pPr><w:r><w:rPr><w:sz w:val="15"/><w:lang w:val="es-NI"/></w:rPr><w:t>Sí / NULL</w:t></w:r></w:p><w:p><w:pPr><w:rPr><w:lang w:val="es-NI"/></w:rPr></w:pPr><w:r><w:rPr><w:sz w:val="15"/><w:lang w:val="es-NI"/></w:rPr><w:t>—</w:t></w:r></w:p><w:p><w:pPr><w:rPr><w:lang w:val="es-NI"/></w:rPr></w:pPr><w:r><w:rPr><w:sz w:val="15"/><w:lang w:val="es-NI"/></w:rPr><w:t>Notas adicionales del registro.</w:t></w:r></w:p><w:p><w:pPr><w:rPr><w:lang w:val="es-NI"/></w:rPr></w:pPr><w:proofErr w:type="spellStart"/><w:r><w:rPr><w:sz w:val="15"/><w:lang w:val="es-NI"/></w:rPr><w:t>created_at</w:t></w:r><w:proofErr w:type="spellEnd"/></w:p><w:p><w:pPr><w:rPr><w:lang w:val="es-NI"/></w:rPr></w:pPr><w:r><w:rPr><w:sz w:val="15"/><w:lang w:val="es-NI"/></w:rPr><w:t>TIMESTAMP</w:t></w:r></w:p><w:p><w:pPr><w:rPr><w:lang w:val="es-NI"/></w:rPr></w:pPr><w:r><w:rPr><w:sz w:val="15"/><w:lang w:val="es-NI"/></w:rPr><w:t>Sí / NULL</w:t></w:r></w:p><w:p><w:pPr><w:rPr><w:lang w:val="es-NI"/></w:rPr></w:pPr><w:r><w:rPr><w:sz w:val="15"/><w:lang w:val="es-NI"/></w:rPr><w:t>—</w:t></w:r></w:p><w:p><w:pPr><w:rPr><w:lang w:val="es-NI"/></w:rPr></w:pPr><w:r><w:rPr><w:sz w:val="15"/><w:lang w:val="es-NI"/></w:rPr><w:t>Fecha/hora de creación.</w:t></w:r></w:p><w:p><w:pPr><w:rPr><w:lang w:val="es-NI"/></w:rPr></w:pPr><w:proofErr w:type="spellStart"/><w:r><w:rPr><w:sz w:val="15"/><w:lang w:val="es-NI"/></w:rPr><w:t>updated_at</w:t></w:r><w:proofErr w:type="spellEnd"/></w:p><w:p><w:pPr><w:rPr><w:lang w:val="es-NI"/></w:rPr></w:pPr><w:r><w:rPr><w:sz w:val="15"/><w:lang w:val="es-NI"/></w:rPr><w:t>TIMESTAMP</w:t></w:r></w:p><w:p><w:pPr><w:rPr><w:lang w:val="es-NI"/></w:rPr></w:pPr><w:r><w:rPr><w:sz w:val="15"/><w:lang w:val="es-NI"/></w:rPr><w:t>Sí / NULL</w:t></w:r></w:p><w:p><w:pPr><w:rPr><w:lang w:val="es-NI"/></w:rPr></w:pPr><w:r><w:rPr><w:sz w:val="15"/><w:lang w:val="es-NI"/></w:rPr><w:t>—</w:t></w:r></w:p><w:p><w:pPr><w:rPr><w:lang w:val="es-NI"/></w:rPr></w:pPr><w:r><w:rPr><w:sz w:val="15"/><w:lang w:val="es-NI"/></w:rPr><w:t>Fecha/hora de última actualización.</w:t></w:r></w:p><w:p><w:pPr><w:rPr><w:lang w:val="es-NI"/></w:rPr></w:pPr><w:proofErr w:type="spellStart"/><w:r><w:rPr><w:sz w:val="15"/><w:lang w:val="es-NI"/></w:rPr><w:t>deleted_at</w:t></w:r><w:proofErr w:type="spellEnd"/></w:p><w:p><w:pPr><w:rPr><w:lang w:val="es-NI"/></w:rPr></w:pPr><w:r><w:rPr><w:sz w:val="15"/><w:lang w:val="es-NI"/></w:rPr><w:t>TIMESTAMP</w:t></w:r></w:p><w:p><w:pPr><w:rPr><w:lang w:val="es-NI"/></w:rPr></w:pPr><w:r><w:rPr><w:sz w:val="15"/><w:lang w:val="es-NI"/></w:rPr><w:t>Sí / NULL</w:t></w:r></w:p><w:p><w:pPr><w:rPr><w:lang w:val="es-NI"/></w:rPr></w:pPr><w:r><w:rPr><w:sz w:val="15"/><w:lang w:val="es-NI"/></w:rPr><w:t>—</w:t></w:r></w:p><w:p><w:pPr><w:rPr><w:lang w:val="es-NI"/></w:rPr></w:pPr><w:r><w:rPr><w:sz w:val="15"/><w:lang w:val="es-NI"/></w:rPr><w:t>Marca temporal de eliminación lógica (</w:t></w:r><w:proofErr w:type="spellStart"/><w:r><w:rPr><w:sz w:val="15"/><w:lang w:val="es-NI"/></w:rPr><w:t>Soft</w:t></w:r><w:proofErr w:type="spellEnd"/><w:r><w:rPr><w:sz w:val="15"/><w:lang w:val="es-NI"/></w:rPr><w:t xml:space="preserve"> </w:t></w:r><w:proofErr w:type="spellStart"/><w:r><w:rPr><w:sz w:val="15"/><w:lang w:val="es-NI"/></w:rPr><w:t>Delete</w:t></w:r><w:proofErr w:type="spellEnd"/><w:r><w:rPr><w:sz w:val="15"/><w:lang w:val="es-NI"/></w:rPr><w:t>).</w:t></w:r></w:p><w:p><w:pPr><w:rPr><w:lang w:val="es-NI"/></w:rPr></w:pPr><w:r><w:rPr><w:b/><w:lang w:val="es-NI"/></w:rPr><w:t>Relaciones:</w:t></w:r></w:p><w:p><w:pPr><w:pStyle w:val="Listaconvietas"/><w:rPr><w:lang w:val="es-NI"/></w:rPr></w:pPr><w:proofErr w:type="spellStart"/><w:r><w:rPr><w:lang w:val="es-NI"/></w:rPr><w:t>orden_trabajo_id</w:t></w:r><w:proofErr w:type="spellEnd"/><w:r><w:rPr><w:lang w:val="es-NI"/></w:rPr><w:t xml:space="preserve"> → </w:t></w:r><w:proofErr w:type="spellStart"/><w:r><w:rPr><w:lang w:val="es-NI"/></w:rPr><w:t>ordenes_trabajo.id</w:t></w:r><w:proofErr w:type="spellEnd"/><w:r><w:rPr><w:lang w:val="es-NI"/></w:rPr><w:t xml:space="preserve"> (ON DELETE CASCADE)</w:t></w:r></w:p><w:p><w:pPr><w:pStyle w:val="Listaconvietas"/><w:rPr><w:lang w:val="es-NI"/></w:rPr></w:pPr><w:proofErr w:type="spellStart"/><w:r><w:rPr><w:lang w:val="es-NI"/></w:rPr><w:t>proceso_orden_id</w:t></w:r><w:proofErr w:type="spellEnd"/><w:r><w:rPr><w:lang w:val="es-NI"/></w:rPr><w:t xml:space="preserve"> → </w:t></w:r><w:proofErr w:type="spellStart"/><w:r><w:rPr><w:lang w:val="es-NI"/></w:rPr><w:t>procesos_orden.id</w:t></w:r><w:proofErr w:type="spellEnd"/><w:r><w:rPr><w:lang w:val="es-NI"/></w:rPr><w:t xml:space="preserve"> (ON DELETE SET NULL)</w:t></w:r></w:p><w:p><w:pPr><w:pStyle w:val="Listaconvietas"/><w:rPr><w:lang w:val="es-NI"/></w:rPr></w:pPr><w:proofErr w:type="spellStart"/><w:r><w:rPr><w:lang w:val="es-NI"/></w:rPr><w:t>tipo_produccion_id</w:t></w:r><w:proofErr w:type="spellEnd"/><w:r><w:rPr><w:lang w:val="es-NI"/></w:rPr><w:t xml:space="preserve"> → </w:t></w:r><w:proofErr w:type="spellStart"/><w:r><w:rPr><w:lang w:val="es-NI"/></w:rPr><w:t>tipos_produccion.id</w:t></w:r><w:proofErr w:type="spellEnd"/></w:p><w:p><w:pPr><w:rPr><w:lang w:val="es-NI"/></w:rPr></w:pPr><w:r><w:rPr><w:lang w:val="es-NI"/></w:rPr><w:br w:type="page"/></w:r></w:p><w:p><w:pPr><w:pStyle w:val="Ttulo2"/><w:rPr><w:lang w:val="es-NI"/></w:rPr></w:pPr><w:bookmarkStart w:id="18" w:name="_Toc240620147"/><w:r><w:rPr><w:lang w:val="es-NI"/></w:rPr><w:lastRenderedPageBreak/><w:t>14. recuperaciones</w:t></w:r><w:bookmarkEnd w:id="18"/></w:p><w:p><w:pPr><w:rPr><w:lang w:val="es-NI"/></w:rPr></w:pPr><w:r><w:rPr><w:lang w:val="es-NI"/></w:rPr><w:t>Registro del oro recuperado por una OT, en gramos y, cuando se dispone, su pureza.</w:t></w:r></w:p><w:p><w:pPr><w:rPr><w:lang w:val="es-NI"/></w:rPr></w:pPr><w:r><w:rPr><w:b/><w:lang w:val="es-NI"/></w:rPr><w:t xml:space="preserve">Reglas / criterios: </w:t></w:r><w:r><w:rPr><w:lang w:val="es-NI"/></w:rPr><w:t>El oro recuperado se registra en gramos. La pureza, cuando se registra, se maneja como fracción: 1.000000 equivale a 100% de pureza,</w:t></w:r><w:r><w:rPr><w:lang w:val="es-NI"/></w:rPr><w:t xml:space="preserve"> y por eso el 91,5 % se escribe 0,915. La fracción va acotada a 1, y esa acotación es la regla que más caro sale si no está: un 91,5 tecleado tal cual se guardaría como el 9100 % y no daría error de validación si el campo no estuviera acotado, porque la columna es decimal(8,6) y ahí caben de sobra. El fallo no se vería hasta que una valoración saliese absurda, y para entonces ya habría documentos escritos. La pureza se deja en blanco cuando no se midió, y eso se guarda como ausencia y no como cero: que no se sepa la pureza y que el oro fuera puro cero son dos cosas distintas, y la lista lo enseña como &quot;sin medir&quot; en vez de un 0 % para que la diferencia se vea. En cambio, los gramos en cero SÍ se guardan, y es lo contrario que en precios_oro a propósito: aquí el cero es un hecho —una partida de mineral de la que no salió oro— y no una falta de dato, y registrar esa partida es justo lo que deja constancia. Aplicar el criterio del precio del oro, donde el cero significa &quot;de ese día no se sabe el precio&quot;, vaciaría un dato real. Una orden finalizada o cancelada no admite recuperaciones nuevas, pero sí admite corregirlas, y el borrado tampoco se bloquea: es la misma regla que aplican las otras seis pantallas que cuelgan de una orden, y sale del trait OrdenCerrada. Cerrada quiere decir que no se anade nada, no que no se pueda arreglar: un número de gramos mal tecleado se corrige aunque la orden se cerrara en su día, y si no, el error sería imposible de arreglar justo cuando más urge. Una orden puede tener varias recuperaciones —una por cada vez que se lavó el mineral— y por eso no hay índice único por orden: uno taparía a la segunda partida. La pantalla es global y no cuelga de la ficha de la orden, por lo mismo: los gramos de una orden se necesitan ver todos juntos, que es como se mira una producción, y en la ficha habría que entrar en cada orden para ver lo que salió de ella. El alta y la corrección van en modal sobre la lista porque son cinco campos y una pantalla entera para escribir una fecha y unos gramos sería más ruido que ayuda. Esta tabla es la que da sentido a precios_oro: sin saber cuántos gramos salieron no hay qué multiplicar por el precio de un gramo, y sin precio no hay qué valorar. Las dos van juntas y en pantallas separadas, porque son dos hechos distintos y no uno: una es lo que salió, la otra lo que valía.</w:t></w:r></w:p><w:p><w:pPr><w:rPr><w:lang w:val="es-NI"/></w:rPr></w:pPr><w:r><w:rPr><w:b/><w:sz w:val="16"/><w:lang w:val="es-NI"/></w:rPr><w:t>PK</w:t></w:r></w:p><w:p><w:pPr><w:rPr><w:lang w:val="es-NI"/></w:rPr></w:pPr><w:proofErr w:type="spellStart"/><w:r><w:rPr><w:b/><w:sz w:val="16"/><w:lang w:val="es-NI"/></w:rPr><w:t>Soft</w:t></w:r><w:proofErr w:type="spellEnd"/><w:r><w:rPr><w:b/><w:sz w:val="16"/><w:lang w:val="es-NI"/></w:rPr><w:t xml:space="preserve"> </w:t></w:r><w:proofErr w:type="spellStart"/><w:r><w:rPr><w:b/><w:sz w:val="16"/><w:lang w:val="es-NI"/></w:rPr><w:t>Delete</w:t></w:r><w:proofErr w:type="spellEnd"/></w:p><w:p><w:pPr><w:rPr><w:lang w:val="es-NI"/></w:rPr></w:pPr><w:r><w:rPr><w:b/><w:sz w:val="16"/><w:lang w:val="es-NI"/></w:rPr><w:t>Índices únicos</w:t></w:r></w:p><w:p><w:pPr><w:rPr><w:lang w:val="es-NI"/></w:rPr></w:pPr><w:r><w:rPr><w:b/><w:sz w:val="16"/><w:lang w:val="es-NI"/></w:rPr><w:t>Relaciones FK</w:t></w:r></w:p><w:p><w:pPr><w:rPr><w:lang w:val="es-NI"/></w:rPr></w:pPr><w:r><w:rPr><w:sz w:val="16"/><w:lang w:val="es-NI"/></w:rPr><w:t>id</w:t></w:r></w:p><w:p><w:pPr><w:rPr><w:lang w:val="es-NI"/></w:rPr></w:pPr><w:r><w:rPr><w:sz w:val="16"/><w:lang w:val="es-NI"/></w:rPr><w:t>Sí</w:t></w:r></w:p><w:p><w:pPr><w:rPr><w:lang w:val="es-NI"/></w:rPr></w:pPr><w:r><w:rPr><w:sz w:val="16"/><w:lang w:val="es-NI"/></w:rPr><w:t>—</w:t></w:r></w:p><w:p><w:pPr><w:rPr><w:lang w:val="es-NI"/></w:rPr></w:pPr><w:r><w:rPr><w:sz w:val="16"/><w:lang w:val="es-NI"/></w:rPr><w:t>1</w:t></w:r></w:p><w:p><w:pPr><w:rPr><w:lang w:val="es-NI"/></w:rPr></w:pPr><w:r><w:rPr><w:b/><w:sz w:val="15"/><w:lang w:val="es-NI"/></w:rPr><w:t>Campo</w:t></w:r></w:p><w:p><w:pPr><w:rPr><w:lang w:val="es-NI"/></w:rPr></w:pPr><w:r><w:rPr><w:b/><w:sz w:val="15"/><w:lang w:val="es-NI"/></w:rPr><w:t>Tipo / definición</w:t></w:r></w:p><w:p><w:pPr><w:rPr><w:lang w:val="es-NI"/></w:rPr></w:pPr><w:r><w:rPr><w:b/><w:sz w:val="15"/><w:lang w:val="es-NI"/></w:rPr><w:t>Nulo / default</w:t></w:r></w:p><w:p><w:pPr><w:rPr><w:lang w:val="es-NI"/></w:rPr></w:pPr><w:r><w:rPr><w:b/><w:sz w:val="15"/><w:lang w:val="es-NI"/></w:rPr><w:t>Clave / índice</w:t></w:r></w:p><w:p><w:pPr><w:rPr><w:lang w:val="es-NI"/></w:rPr></w:pPr><w:r><w:rPr><w:b/><w:sz w:val="15"/><w:lang w:val="es-NI"/></w:rPr><w:t>Descripción</w:t></w:r></w:p><w:p><w:pPr><w:rPr><w:lang w:val="es-NI"/></w:rPr></w:pPr><w:r><w:rPr><w:sz w:val="15"/><w:lang w:val="es-NI"/></w:rPr><w:t>id</w:t></w:r></w:p><w:p><w:pPr><w:rPr><w:lang w:val="es-NI"/></w:rPr></w:pPr><w:proofErr w:type="gramStart"/><w:r><w:rPr><w:sz w:val="15"/><w:lang w:val="es-NI"/></w:rPr><w:t>BIGINT(</w:t></w:r><w:proofErr w:type="gramEnd"/><w:r><w:rPr><w:sz w:val="15"/><w:lang w:val="es-NI"/></w:rPr><w:t>20)</w:t></w:r></w:p><w:p><w:pPr><w:rPr><w:lang w:val="es-NI"/></w:rPr></w:pPr><w:r><w:rPr><w:sz w:val="15"/><w:lang w:val="es-NI"/></w:rPr><w:t>No</w:t></w:r></w:p><w:p><w:pPr><w:rPr><w:lang w:val="es-NI"/></w:rPr></w:pPr><w:r><w:rPr><w:sz w:val="15"/><w:lang w:val="es-NI"/></w:rPr><w:t>PK</w:t></w:r></w:p><w:p><w:pPr><w:rPr><w:lang w:val="es-NI"/></w:rPr></w:pPr><w:r><w:rPr><w:sz w:val="15"/><w:lang w:val="es-NI"/></w:rPr><w:t>Identificador único de la fila.</w:t></w:r></w:p><w:p><w:pPr><w:rPr><w:lang w:val="es-NI"/></w:rPr></w:pPr><w:proofErr w:type="spellStart"/><w:r><w:rPr><w:sz w:val="15"/><w:lang w:val="es-NI"/></w:rPr><w:t>orden_trabajo_id</w:t></w:r><w:proofErr w:type="spellEnd"/></w:p><w:p><w:pPr><w:rPr><w:lang w:val="es-NI"/></w:rPr></w:pPr><w:proofErr w:type="gramStart"/><w:r><w:rPr><w:sz w:val="15"/><w:lang w:val="es-NI"/></w:rPr><w:t>BIGINT(</w:t></w:r><w:proofErr w:type="gramEnd"/><w:r><w:rPr><w:sz w:val="15"/><w:lang w:val="es-NI"/></w:rPr><w:t>20)</w:t></w:r></w:p><w:p><w:pPr><w:rPr><w:lang w:val="es-NI"/></w:rPr></w:pPr><w:r><w:rPr><w:sz w:val="15"/><w:lang w:val="es-NI"/></w:rPr><w:t>No</w:t></w:r></w:p><w:p><w:pPr><w:rPr><w:lang w:val="es-NI"/></w:rPr></w:pPr><w:r><w:rPr><w:sz w:val="15"/><w:lang w:val="es-NI"/></w:rPr><w:t>FK</w:t></w:r></w:p><w:p><w:pPr><w:rPr><w:lang w:val="es-NI"/></w:rPr></w:pPr><w:r><w:rPr><w:sz w:val="15"/><w:lang w:val="es-NI"/></w:rPr><w:t>Referencia a la orden de trabajo asociada.</w:t></w:r></w:p><w:p><w:pPr><w:rPr><w:lang w:val="es-NI"/></w:rPr></w:pPr><w:r><w:rPr><w:sz w:val="15"/><w:lang w:val="es-NI"/></w:rPr><w:t>fecha</w:t></w:r></w:p><w:p><w:pPr><w:rPr><w:lang w:val="es-NI"/></w:rPr></w:pPr><w:r><w:rPr><w:sz w:val="15"/><w:lang w:val="es-NI"/></w:rPr><w:t>DATE</w:t></w:r></w:p><w:p><w:pPr><w:rPr><w:lang w:val="es-NI"/></w:rPr></w:pPr><w:r><w:rPr><w:sz w:val="15"/><w:lang w:val="es-NI"/></w:rPr><w:t>No</w:t></w:r></w:p><w:p><w:pPr><w:rPr><w:lang w:val="es-NI"/></w:rPr></w:pPr><w:r><w:rPr><w:sz w:val="15"/><w:lang w:val="es-NI"/></w:rPr><w:t>—</w:t></w:r></w:p><w:p><w:pPr><w:rPr><w:lang w:val="es-NI"/></w:rPr></w:pPr><w:r><w:rPr><w:sz w:val="15"/><w:lang w:val="es-NI"/></w:rPr><w:t>Fecha de la operación.</w:t></w:r></w:p><w:p><w:pPr><w:rPr><w:lang w:val="es-NI"/></w:rPr></w:pPr><w:r><w:rPr><w:sz w:val="15"/><w:lang w:val="es-NI"/></w:rPr><w:t>gramos</w:t></w:r></w:p><w:p><w:pPr><w:rPr><w:lang w:val="es-NI"/></w:rPr></w:pPr><w:proofErr w:type="gramStart"/><w:r><w:rPr><w:sz w:val="15"/><w:lang w:val="es-NI"/></w:rPr><w:t>DECIMAL(</w:t></w:r><w:proofErr w:type="gramEnd"/><w:r><w:rPr><w:sz w:val="15"/><w:lang w:val="es-NI"/></w:rPr><w:t>12,</w:t></w:r></w:p><w:p><w:pPr><w:rPr><w:lang w:val="es-NI"/></w:rPr></w:pPr><w:r><w:rPr><w:sz w:val="15"/><w:lang w:val="es-NI"/></w:rPr><w:t>No / 0.0000</w:t></w:r></w:p><w:p><w:pPr><w:rPr><w:lang w:val="es-NI"/></w:rPr></w:pPr><w:r><w:rPr><w:sz w:val="15"/><w:lang w:val="es-NI"/></w:rPr><w:t>—</w:t></w:r></w:p><w:p><w:pPr><w:rPr><w:lang w:val="es-NI"/></w:rPr></w:pPr><w:r><w:rPr><w:sz w:val="15"/><w:lang w:val="es-NI"/></w:rPr><w:t>Gramos de oro recuperado.</w:t></w:r></w:p><w:p><w:pPr><w:rPr><w:lang w:val="es-NI"/></w:rPr></w:pPr><w:r><w:rPr><w:sz w:val="15"/><w:lang w:val="es-NI"/></w:rPr><w:t>pureza</w:t></w:r></w:p><w:p><w:pPr><w:rPr><w:lang w:val="es-NI"/></w:rPr></w:pPr><w:proofErr w:type="gramStart"/><w:r><w:rPr><w:sz w:val="15"/><w:lang w:val="es-NI"/></w:rPr><w:t>DECIMAL(</w:t></w:r><w:proofErr w:type="gramEnd"/><w:r><w:rPr><w:sz w:val="15"/><w:lang w:val="es-NI"/></w:rPr><w:t>8,</w:t></w:r></w:p><w:p><w:pPr><w:rPr><w:lang w:val="es-NI"/></w:rPr></w:pPr><w:r><w:rPr><w:sz w:val="15"/><w:lang w:val="es-NI"/></w:rPr><w:t>Sí / NULL</w:t></w:r></w:p><w:p><w:pPr><w:rPr><w:lang w:val="es-NI"/></w:rPr></w:pPr><w:r><w:rPr><w:sz w:val="15"/><w:lang w:val="es-NI"/></w:rPr><w:t>—</w:t></w:r></w:p><w:p><w:pPr><w:rPr><w:lang w:val="es-NI"/></w:rPr></w:pPr><w:r><w:rPr><w:sz w:val="15"/><w:lang w:val="es-NI"/></w:rPr><w:t>Pureza del oro expresada como fracción entre 0 y 1.</w:t></w:r></w:p><w:p><w:pPr><w:rPr><w:lang w:val="es-NI"/></w:rPr></w:pPr><w:r><w:rPr><w:sz w:val="15"/><w:lang w:val="es-NI"/></w:rPr><w:t>observaciones</w:t></w:r></w:p><w:p><w:pPr><w:rPr><w:lang w:val="es-NI"/></w:rPr></w:pPr><w:r><w:rPr><w:sz w:val="15"/><w:lang w:val="es-NI"/></w:rPr><w:t>TEXT</w:t></w:r></w:p><w:p><w:pPr><w:rPr><w:lang w:val="es-NI"/></w:rPr></w:pPr><w:r><w:rPr><w:sz w:val="15"/><w:lang w:val="es-NI"/></w:rPr><w:t>Sí / NULL</w:t></w:r></w:p><w:p><w:pPr><w:rPr><w:lang w:val="es-NI"/></w:rPr></w:pPr><w:r><w:rPr><w:sz w:val="15"/><w:lang w:val="es-NI"/></w:rPr><w:t>—</w:t></w:r></w:p><w:p><w:pPr><w:rPr><w:lang w:val="es-NI"/></w:rPr></w:pPr><w:r><w:rPr><w:sz w:val="15"/><w:lang w:val="es-NI"/></w:rPr><w:t>Notas adicionales del registro.</w:t></w:r></w:p><w:p><w:pPr><w:rPr><w:lang w:val="es-NI"/></w:rPr></w:pPr><w:proofErr w:type="spellStart"/><w:r><w:rPr><w:sz w:val="15"/><w:lang w:val="es-NI"/></w:rPr><w:t>created_at</w:t></w:r><w:proofErr w:type="spellEnd"/></w:p><w:p><w:pPr><w:rPr><w:lang w:val="es-NI"/></w:rPr></w:pPr><w:r><w:rPr><w:sz w:val="15"/><w:lang w:val="es-NI"/></w:rPr><w:t>TIMESTAMP</w:t></w:r></w:p><w:p><w:pPr><w:rPr><w:lang w:val="es-NI"/></w:rPr></w:pPr><w:r><w:rPr><w:sz w:val="15"/><w:lang w:val="es-NI"/></w:rPr><w:t>Sí / NULL</w:t></w:r></w:p><w:p><w:pPr><w:rPr><w:lang w:val="es-NI"/></w:rPr></w:pPr><w:r><w:rPr><w:sz w:val="15"/><w:lang w:val="es-NI"/></w:rPr><w:t>—</w:t></w:r></w:p><w:p><w:pPr><w:rPr><w:lang w:val="es-NI"/></w:rPr></w:pPr><w:r><w:rPr><w:sz w:val="15"/><w:lang w:val="es-NI"/></w:rPr><w:t>Fecha/hora de creación.</w:t></w:r></w:p><w:p><w:pPr><w:rPr><w:lang w:val="es-NI"/></w:rPr></w:pPr><w:proofErr w:type="spellStart"/><w:r><w:rPr><w:sz w:val="15"/><w:lang w:val="es-NI"/></w:rPr><w:t>updated_at</w:t></w:r><w:proofErr w:type="spellEnd"/></w:p><w:p><w:pPr><w:rPr><w:lang w:val="es-NI"/></w:rPr></w:pPr><w:r><w:rPr><w:sz w:val="15"/><w:lang w:val="es-NI"/></w:rPr><w:t>TIMESTAMP</w:t></w:r></w:p><w:p><w:pPr><w:rPr><w:lang w:val="es-NI"/></w:rPr></w:pPr><w:r><w:rPr><w:sz w:val="15"/><w:lang w:val="es-NI"/></w:rPr><w:t>Sí / NULL</w:t></w:r></w:p><w:p><w:pPr><w:rPr><w:lang w:val="es-NI"/></w:rPr></w:pPr><w:r><w:rPr><w:sz w:val="15"/><w:lang w:val="es-NI"/></w:rPr><w:t>—</w:t></w:r></w:p><w:p><w:pPr><w:rPr><w:lang w:val="es-NI"/></w:rPr></w:pPr><w:r><w:rPr><w:sz w:val="15"/><w:lang w:val="es-NI"/></w:rPr><w:t>Fecha/hora de última actualización.</w:t></w:r></w:p><w:p><w:pPr><w:rPr><w:lang w:val="es-NI"/></w:rPr></w:pPr><w:proofErr w:type="spellStart"/><w:r><w:rPr><w:sz w:val="15"/><w:lang w:val="es-NI"/></w:rPr><w:t>deleted_at</w:t></w:r><w:proofErr w:type="spellEnd"/></w:p><w:p><w:pPr><w:rPr><w:lang w:val="es-NI"/></w:rPr></w:pPr><w:r><w:rPr><w:sz w:val="15"/><w:lang w:val="es-NI"/></w:rPr><w:t>TIMESTAMP</w:t></w:r></w:p><w:p><w:pPr><w:rPr><w:lang w:val="es-NI"/></w:rPr></w:pPr><w:r><w:rPr><w:sz w:val="15"/><w:lang w:val="es-NI"/></w:rPr><w:t>Sí / NULL</w:t></w:r></w:p><w:p><w:pPr><w:rPr><w:lang w:val="es-NI"/></w:rPr></w:pPr><w:r><w:rPr><w:sz w:val="15"/><w:lang w:val="es-NI"/></w:rPr><w:t>—</w:t></w:r></w:p><w:p><w:pPr><w:rPr><w:lang w:val="es-NI"/></w:rPr></w:pPr><w:r><w:rPr><w:sz w:val="15"/><w:lang w:val="es-NI"/></w:rPr><w:t>Marca temporal de eliminación lógica (</w:t></w:r><w:proofErr w:type="spellStart"/><w:r><w:rPr><w:sz w:val="15"/><w:lang w:val="es-NI"/></w:rPr><w:t>Soft</w:t></w:r><w:proofErr w:type="spellEnd"/><w:r><w:rPr><w:sz w:val="15"/><w:lang w:val="es-NI"/></w:rPr><w:t xml:space="preserve"> </w:t></w:r><w:proofErr w:type="spellStart"/><w:r><w:rPr><w:sz w:val="15"/><w:lang w:val="es-NI"/></w:rPr><w:t>Delete</w:t></w:r><w:proofErr w:type="spellEnd"/><w:r><w:rPr><w:sz w:val="15"/><w:lang w:val="es-NI"/></w:rPr><w:t>).</w:t></w:r></w:p><w:p><w:pPr><w:rPr><w:lang w:val="es-NI"/></w:rPr></w:pPr><w:r><w:rPr><w:b/><w:lang w:val="es-NI"/></w:rPr><w:t>Relaciones:</w:t></w:r></w:p><w:p><w:pPr><w:pStyle w:val="Listaconvietas"/><w:rPr><w:lang w:val="es-NI"/></w:rPr></w:pPr><w:proofErr w:type="spellStart"/><w:r><w:rPr><w:lang w:val="es-NI"/></w:rPr><w:t>orden_trabajo_id</w:t></w:r><w:proofErr w:type="spellEnd"/><w:r><w:rPr><w:lang w:val="es-NI"/></w:rPr><w:t xml:space="preserve"> → </w:t></w:r><w:proofErr w:type="spellStart"/><w:r><w:rPr><w:lang w:val="es-NI"/></w:rPr><w:t>ordenes_trabajo.id</w:t></w:r><w:proofErr w:type="spellEnd"/><w:r><w:rPr><w:lang w:val="es-NI"/></w:rPr><w:t xml:space="preserve"> (ON DELETE CASCADE)</w:t></w:r></w:p><w:p><w:pPr><w:rPr><w:lang w:val="es-NI"/></w:rPr></w:pPr><w:r><w:rPr><w:lang w:val="es-NI"/></w:rPr><w:br w:type="page"/></w:r></w:p><w:p><w:pPr><w:pStyle w:val="Ttulo2"/><w:rPr><w:lang w:val="es-NI"/></w:rPr></w:pPr><w:bookmarkStart w:id="19" w:name="_Toc240620148"/><w:r><w:rPr><w:lang w:val="es-NI"/></w:rPr><w:lastRenderedPageBreak/><w:t xml:space="preserve">15. </w:t></w:r><w:proofErr w:type="spellStart"/><w:r><w:rPr><w:lang w:val="es-NI"/></w:rPr><w:t>precios_oro</w:t></w:r><w:bookmarkEnd w:id="19"/><w:proofErr w:type="spellEnd"/></w:p><w:p><w:pPr><w:rPr><w:lang w:val="es-NI"/></w:rPr></w:pPr><w:r><w:rPr><w:lang w:val="es-NI"/></w:rPr><w:t>Histórico de precios del oro por fecha, unidad y moneda. Es la serie con la que se valora lo recuperado del taller: recuperaciones registra los gramos y esta tabla da el precio de un gramo ese día.</w:t></w:r></w:p><w:p><w:r><w:t xml:space="preserve">Reglas / criterios: El precio es por unidad, y la unidad se elige de una lista cerrada —gramo, onza troy, quilogramo— en vez de escribirse libre: la columna es una cadena de veinte caracteres, de modo que &quot;gramo&quot;, &quot;Gramo&quot; y &quot;g&quot; serían tres unidades distintas y el mismo gramo existiría dos veces en la serie sin que nada lo notara. El gramo es con el que se lleva todo el oro del sistema —recuperaciones, liquidaciones y cierres registran gramos—, y por eso es la unidad que se busca primero al valorar; la onza troy son 31,1034768 gramos y no 31, que con 31 se equivocaría el valor de todo el oro del taller en alrededor de un tres por ciento sin que el error se viera en ninguna parte. Un día no puede tener dos precios de la misma unidad y moneda, y eso está puesto como índice único uq_precio_oro_fecha_unidad_moneda y no como una comprobación en la pantalla: la fila se usa para valorar, y si un día tuviera dos precios habría que elegir uno sin que nada dijera cuál. El índice lleva la unidad y no solo la fecha porque el gramo y la onza pueden convivir el mismo día sin pelear: son números parecidos —uno por debajo de cien, el otro por encima de dos mil— y metidos en la misma serie alguien acabaría multiplicando gramos por onzas sin darse cuenta. Y lleva la moneda porque un taller que compra en dólares y contabiliza en córdobas necesita las dos cosas: el precio en dólares del banco y su equivalencia en córdoba con el tipo de cambio de ese día. Un día con dos monedas son dos datos distintos, no un duplicado. Un precio en cero NO significa que el oro valiera cero —eso no ha pasado nunca— sino que de ese día no se sabe el precio. Es un dato real y distinto de no tener nada, y por eso el cero aquí se admite mientras que en tipos_cambio no: allí un cero es la forma de decir que no se sabe el tipo de cambio y dejaría la compra convertida a cero, que es peor que no tenerla convertida. Aquí el cero se admite porque un día sin cotización es normal —se carga la serie a mitad, el banco no publica un día, el taller no consultó— y distinguir &quot;no se sabe&quot; de &quot;no hay nada&quot; es justo lo que hace útil tener la fila. Lo que no se puede es que ese cero salga multiplicado, y de eso se encarga la búsqueda del precio vigente, que se salta los ceros y cae en el último precio que sí se sabe: es lo que se ha hecho siempre en el taller, porque el metal no cambia de valor de un día a otro sólo porque el taller no consultara el banco. Si no hay ninguno anterior no se inventa nada y se devuelve ausencia, de modo que quien valora pueda decir que no hay con qué, en vez de poner cero en el documento y que el número salga sin avisar de nada. Un día con precio cero se enseña tachado y con la coletilla de que no se sabe, porque un cero a secas en una columna de precios parece una cotización de cero. Al importar un mes, un cero del archivo NO pisa un precio que ya se sepa: el archivo del banco no pone ceros nunca, así que si aparece uno es que la celda venía vacía, y dejarlo pasar dejaría el mes entero sin precios con la pantalla llena de ceros que parecen cotizaciones; esos días se cuentan aparte y se dice en la vista previa cuáles son. Al importar cambia el precio pero no la fuente, por el mismo motivo que en el tipo de cambio: si el precio de un día se corrigió a mano y se anotó de dónde se sacó, el archivo no puede saber eso. La carga del mes va en dos pasos y el primero no escribe nada, y el alta y la corrección de un día van en modal sobre la lista porque son cinco campos y una pantalla entera para escribir un número sería más ruido que ayuda. Esta serie es la que da sentido a valoraciones_oro: recuperaciones dice cuántos gramos salieron del taller, y para saber cuánto valen hace falta el precio de un gramo ese día. Sin esta serie, esa valoración no tendría con qué multiplicar y habría que teclear el valor a mano, perdiendo el rastro de dónde salió. Por eso NO va en tipos_cambio: el tipo de cambio es la equivalencia entre dos monedas y el precio del oro es lo que vale un gramo, y con el cero cada una tiene un significado distinto que no se puede compatibilizar en la misma tabla. Y cuando el precio guardado es de onza troy o de quilogramo, la valoración lo pasa a gramo antes de multiplicar y dice de qué unidad venía, que es la forma de que nadie multiplique gramos por onzas sin enterarse.</w:t></w:r></w:p><w:p><w:pPr><w:rPr><w:lang w:val="es-NI"/></w:rPr></w:pPr><w:r><w:rPr><w:b/><w:sz w:val="16"/><w:lang w:val="es-NI"/></w:rPr><w:t>PK</w:t></w:r></w:p><w:p><w:pPr><w:rPr><w:lang w:val="es-NI"/></w:rPr></w:pPr><w:proofErr w:type="spellStart"/><w:r><w:rPr><w:b/><w:sz w:val="16"/><w:lang w:val="es-NI"/></w:rPr><w:t>Soft</w:t></w:r><w:proofErr w:type="spellEnd"/><w:r><w:rPr><w:b/><w:sz w:val="16"/><w:lang w:val="es-NI"/></w:rPr><w:t xml:space="preserve"> </w:t></w:r><w:proofErr w:type="spellStart"/><w:r><w:rPr><w:b/><w:sz w:val="16"/><w:lang w:val="es-NI"/></w:rPr><w:t>Delete</w:t></w:r><w:proofErr w:type="spellEnd"/></w:p><w:p><w:pPr><w:rPr><w:lang w:val="es-NI"/></w:rPr></w:pPr><w:r><w:rPr><w:b/><w:sz w:val="16"/><w:lang w:val="es-NI"/></w:rPr><w:t>Índices únicos</w:t></w:r></w:p><w:p><w:pPr><w:rPr><w:lang w:val="es-NI"/></w:rPr></w:pPr><w:r><w:rPr><w:b/><w:sz w:val="16"/><w:lang w:val="es-NI"/></w:rPr><w:t>Relaciones FK</w:t></w:r></w:p><w:p><w:pPr><w:rPr><w:lang w:val="es-NI"/></w:rPr></w:pPr><w:r><w:rPr><w:sz w:val="16"/><w:lang w:val="es-NI"/></w:rPr><w:t>id</w:t></w:r></w:p><w:p><w:pPr><w:rPr><w:lang w:val="es-NI"/></w:rPr></w:pPr><w:r><w:rPr><w:sz w:val="16"/><w:lang w:val="es-NI"/></w:rPr><w:t>Sí</w:t></w:r></w:p><w:p><w:pPr><w:rPr><w:lang w:val="es-NI"/></w:rPr></w:pPr><w:r><w:rPr><w:sz w:val="16"/><w:lang w:val="es-NI"/></w:rPr><w:t>uq_precio_oro_fecha_unidad_moneda</w:t></w:r></w:p><w:p><w:r><w:t xml:space="preserve">uq_precio_oro_fecha_unidad_moneda(fecha, unidad, moneda_id)</w:t></w:r></w:p><w:p><w:pPr><w:rPr><w:lang w:val="es-NI"/></w:rPr></w:pPr><w:r><w:rPr><w:sz w:val="16"/><w:lang w:val="es-NI"/></w:rPr><w:t>1</w:t></w:r></w:p><w:p><w:pPr><w:rPr><w:lang w:val="es-NI"/></w:rPr></w:pPr><w:r><w:rPr><w:b/><w:sz w:val="15"/><w:lang w:val="es-NI"/></w:rPr><w:t>Campo</w:t></w:r></w:p><w:p><w:pPr><w:rPr><w:lang w:val="es-NI"/></w:rPr></w:pPr><w:r><w:rPr><w:b/><w:sz w:val="15"/><w:lang w:val="es-NI"/></w:rPr><w:t>Tipo / definición</w:t></w:r></w:p><w:p><w:pPr><w:rPr><w:lang w:val="es-NI"/></w:rPr></w:pPr><w:r><w:rPr><w:b/><w:sz w:val="15"/><w:lang w:val="es-NI"/></w:rPr><w:t>Nulo / default</w:t></w:r></w:p><w:p><w:pPr><w:rPr><w:lang w:val="es-NI"/></w:rPr></w:pPr><w:r><w:rPr><w:b/><w:sz w:val="15"/><w:lang w:val="es-NI"/></w:rPr><w:t>Clave / índice</w:t></w:r></w:p><w:p><w:pPr><w:rPr><w:lang w:val="es-NI"/></w:rPr></w:pPr><w:r><w:rPr><w:b/><w:sz w:val="15"/><w:lang w:val="es-NI"/></w:rPr><w:t>Descripción</w:t></w:r></w:p><w:p><w:pPr><w:rPr><w:lang w:val="es-NI"/></w:rPr></w:pPr><w:r><w:rPr><w:sz w:val="15"/><w:lang w:val="es-NI"/></w:rPr><w:t>id</w:t></w:r></w:p><w:p><w:pPr><w:rPr><w:lang w:val="es-NI"/></w:rPr></w:pPr><w:proofErr w:type="gramStart"/><w:r><w:rPr><w:sz w:val="15"/><w:lang w:val="es-NI"/></w:rPr><w:t>BIGINT(</w:t></w:r><w:proofErr w:type="gramEnd"/><w:r><w:rPr><w:sz w:val="15"/><w:lang w:val="es-NI"/></w:rPr><w:t>20)</w:t></w:r></w:p><w:p><w:pPr><w:rPr><w:lang w:val="es-NI"/></w:rPr></w:pPr><w:r><w:rPr><w:sz w:val="15"/><w:lang w:val="es-NI"/></w:rPr><w:t>No</w:t></w:r></w:p><w:p><w:pPr><w:rPr><w:lang w:val="es-NI"/></w:rPr></w:pPr><w:r><w:rPr><w:sz w:val="15"/><w:lang w:val="es-NI"/></w:rPr><w:t>PK</w:t></w:r></w:p><w:p><w:pPr><w:rPr><w:lang w:val="es-NI"/></w:rPr></w:pPr><w:r><w:rPr><w:sz w:val="15"/><w:lang w:val="es-NI"/></w:rPr><w:t>Identificador único de la fila.</w:t></w:r></w:p><w:p><w:pPr><w:rPr><w:lang w:val="es-NI"/></w:rPr></w:pPr><w:r><w:rPr><w:sz w:val="15"/><w:lang w:val="es-NI"/></w:rPr><w:t>fecha</w:t></w:r></w:p><w:p><w:pPr><w:rPr><w:lang w:val="es-NI"/></w:rPr></w:pPr><w:r><w:rPr><w:sz w:val="15"/><w:lang w:val="es-NI"/></w:rPr><w:t>DATE</w:t></w:r></w:p><w:p><w:pPr><w:rPr><w:lang w:val="es-NI"/></w:rPr></w:pPr><w:r><w:rPr><w:sz w:val="15"/><w:lang w:val="es-NI"/></w:rPr><w:t>No</w:t></w:r></w:p><w:p><w:pPr><w:rPr><w:lang w:val="es-NI"/></w:rPr></w:pPr><w:r><w:rPr><w:sz w:val="15"/><w:lang w:val="es-NI"/></w:rPr><w:t>—</w:t></w:r></w:p><w:p><w:pPr><w:rPr><w:lang w:val="es-NI"/></w:rPr></w:pPr><w:r><w:rPr><w:sz w:val="15"/><w:lang w:val="es-NI"/></w:rPr><w:t>Fecha de la operación.</w:t></w:r></w:p><w:p><w:pPr><w:rPr><w:lang w:val="es-NI"/></w:rPr></w:pPr><w:r><w:rPr><w:sz w:val="15"/><w:lang w:val="es-NI"/></w:rPr><w:t>precio</w:t></w:r></w:p><w:p><w:pPr><w:rPr><w:lang w:val="es-NI"/></w:rPr></w:pPr><w:proofErr w:type="gramStart"/><w:r><w:rPr><w:sz w:val="15"/><w:lang w:val="es-NI"/></w:rPr><w:t>DECIMAL(</w:t></w:r><w:proofErr w:type="gramEnd"/><w:r><w:rPr><w:sz w:val="15"/><w:lang w:val="es-NI"/></w:rPr><w:t>14,4)</w:t></w:r></w:p><w:p><w:pPr><w:rPr><w:lang w:val="es-NI"/></w:rPr></w:pPr><w:r><w:rPr><w:sz w:val="15"/><w:lang w:val="es-NI"/></w:rPr><w:t>No</w:t></w:r></w:p><w:p><w:pPr><w:rPr><w:lang w:val="es-NI"/></w:rPr></w:pPr><w:r><w:rPr><w:sz w:val="15"/><w:lang w:val="es-NI"/></w:rPr><w:t>—</w:t></w:r></w:p><w:p><w:pPr><w:rPr><w:lang w:val="es-NI"/></w:rPr></w:pPr><w:r><w:rPr><w:sz w:val="15"/><w:lang w:val="es-NI"/></w:rPr><w:t>Precio de oro por la unidad indicada.</w:t></w:r></w:p><w:p><w:pPr><w:rPr><w:lang w:val="es-NI"/></w:rPr></w:pPr><w:r><w:rPr><w:sz w:val="15"/><w:lang w:val="es-NI"/></w:rPr><w:t>unidad</w:t></w:r></w:p><w:p><w:pPr><w:rPr><w:lang w:val="es-NI"/></w:rPr></w:pPr><w:proofErr w:type="gramStart"/><w:r><w:rPr><w:sz w:val="15"/><w:lang w:val="es-NI"/></w:rPr><w:t>VARCHAR(</w:t></w:r><w:proofErr w:type="gramEnd"/><w:r><w:rPr><w:sz w:val="15"/><w:lang w:val="es-NI"/></w:rPr><w:t>20)</w:t></w:r></w:p><w:p><w:pPr><w:rPr><w:lang w:val="es-NI"/></w:rPr></w:pPr><w:r><w:rPr><w:sz w:val="15"/><w:lang w:val="es-NI"/></w:rPr><w:t>No / 'gramo'</w:t></w:r></w:p><w:p><w:pPr><w:rPr><w:lang w:val="es-NI"/></w:rPr></w:pPr><w:r><w:rPr><w:sz w:val="15"/><w:lang w:val="es-NI"/></w:rPr><w:t>—</w:t></w:r></w:p><w:p><w:pPr><w:rPr><w:lang w:val="es-NI"/></w:rPr></w:pPr><w:r><w:rPr><w:sz w:val="15"/><w:lang w:val="es-NI"/></w:rPr><w:t>Unidad de trabajo o unidad del precio.</w:t></w:r></w:p><w:p><w:pPr><w:rPr><w:lang w:val="es-NI"/></w:rPr></w:pPr><w:proofErr w:type="spellStart"/><w:r><w:rPr><w:sz w:val="15"/><w:lang w:val="es-NI"/></w:rPr><w:t>moneda_id</w:t></w:r><w:proofErr w:type="spellEnd"/></w:p><w:p><w:pPr><w:rPr><w:lang w:val="es-NI"/></w:rPr></w:pPr><w:proofErr w:type="gramStart"/><w:r><w:rPr><w:sz w:val="15"/><w:lang w:val="es-NI"/></w:rPr><w:t>BIGINT(</w:t></w:r><w:proofErr w:type="gramEnd"/><w:r><w:rPr><w:sz w:val="15"/><w:lang w:val="es-NI"/></w:rPr><w:t>20)</w:t></w:r></w:p><w:p><w:pPr><w:rPr><w:lang w:val="es-NI"/></w:rPr></w:pPr><w:r><w:rPr><w:sz w:val="15"/><w:lang w:val="es-NI"/></w:rPr><w:t>No</w:t></w:r></w:p><w:p><w:pPr><w:rPr><w:lang w:val="es-NI"/></w:rPr></w:pPr><w:r><w:rPr><w:sz w:val="15"/><w:lang w:val="es-NI"/></w:rPr><w:t>FK</w:t></w:r></w:p><w:p><w:pPr><w:rPr><w:lang w:val="es-NI"/></w:rPr></w:pPr><w:r><w:rPr><w:sz w:val="15"/><w:lang w:val="es-NI"/></w:rPr><w:t>Moneda en la que se registra la operación.</w:t></w:r></w:p><w:p><w:pPr><w:rPr><w:lang w:val="es-NI"/></w:rPr></w:pPr><w:r><w:rPr><w:sz w:val="15"/><w:lang w:val="es-NI"/></w:rPr><w:t>fuente</w:t></w:r></w:p><w:p><w:pPr><w:rPr><w:lang w:val="es-NI"/></w:rPr></w:pPr><w:proofErr w:type="gramStart"/><w:r><w:rPr><w:sz w:val="15"/><w:lang w:val="es-NI"/></w:rPr><w:t>VARCHAR(</w:t></w:r><w:proofErr w:type="gramEnd"/><w:r><w:rPr><w:sz w:val="15"/><w:lang w:val="es-NI"/></w:rPr><w:t>150)</w:t></w:r></w:p><w:p><w:pPr><w:rPr><w:lang w:val="es-NI"/></w:rPr></w:pPr><w:r><w:rPr><w:sz w:val="15"/><w:lang w:val="es-NI"/></w:rPr><w:t>Sí / NULL</w:t></w:r></w:p><w:p><w:pPr><w:rPr><w:lang w:val="es-NI"/></w:rPr></w:pPr><w:r><w:rPr><w:sz w:val="15"/><w:lang w:val="es-NI"/></w:rPr><w:t>—</w:t></w:r></w:p><w:p><w:pPr><w:rPr><w:lang w:val="es-NI"/></w:rPr></w:pPr><w:r><w:rPr><w:sz w:val="15"/><w:lang w:val="es-NI"/></w:rPr><w:t>Fuente utilizada para el precio o tipo de cambio.</w:t></w:r></w:p><w:p><w:pPr><w:rPr><w:lang w:val="es-NI"/></w:rPr></w:pPr><w:r><w:rPr><w:sz w:val="15"/><w:lang w:val="es-NI"/></w:rPr><w:t>observaciones</w:t></w:r></w:p><w:p><w:pPr><w:rPr><w:lang w:val="es-NI"/></w:rPr></w:pPr><w:r><w:rPr><w:sz w:val="15"/><w:lang w:val="es-NI"/></w:rPr><w:t>TEXT</w:t></w:r></w:p><w:p><w:pPr><w:rPr><w:lang w:val="es-NI"/></w:rPr></w:pPr><w:r><w:rPr><w:sz w:val="15"/><w:lang w:val="es-NI"/></w:rPr><w:t>Sí / NULL</w:t></w:r></w:p><w:p><w:pPr><w:rPr><w:lang w:val="es-NI"/></w:rPr></w:pPr><w:r><w:rPr><w:sz w:val="15"/><w:lang w:val="es-NI"/></w:rPr><w:t>—</w:t></w:r></w:p><w:p><w:pPr><w:rPr><w:lang w:val="es-NI"/></w:rPr></w:pPr><w:r><w:rPr><w:sz w:val="15"/><w:lang w:val="es-NI"/></w:rPr><w:t>Notas adicionales del registro.</w:t></w:r></w:p><w:p><w:pPr><w:rPr><w:lang w:val="es-NI"/></w:rPr></w:pPr><w:proofErr w:type="spellStart"/><w:r><w:rPr><w:sz w:val="15"/><w:lang w:val="es-NI"/></w:rPr><w:t>created_at</w:t></w:r><w:proofErr w:type="spellEnd"/></w:p><w:p><w:pPr><w:rPr><w:lang w:val="es-NI"/></w:rPr></w:pPr><w:r><w:rPr><w:sz w:val="15"/><w:lang w:val="es-NI"/></w:rPr><w:t>TIMESTAMP</w:t></w:r></w:p><w:p><w:pPr><w:rPr><w:lang w:val="es-NI"/></w:rPr></w:pPr><w:r><w:rPr><w:sz w:val="15"/><w:lang w:val="es-NI"/></w:rPr><w:t>Sí / NULL</w:t></w:r></w:p><w:p><w:pPr><w:rPr><w:lang w:val="es-NI"/></w:rPr></w:pPr><w:r><w:rPr><w:sz w:val="15"/><w:lang w:val="es-NI"/></w:rPr><w:t>—</w:t></w:r></w:p><w:p><w:pPr><w:rPr><w:lang w:val="es-NI"/></w:rPr></w:pPr><w:r><w:rPr><w:sz w:val="15"/><w:lang w:val="es-NI"/></w:rPr><w:t>Fecha/hora de creación.</w:t></w:r></w:p><w:p><w:pPr><w:rPr><w:lang w:val="es-NI"/></w:rPr></w:pPr><w:proofErr w:type="spellStart"/><w:r><w:rPr><w:sz w:val="15"/><w:lang w:val="es-NI"/></w:rPr><w:t>updated_at</w:t></w:r><w:proofErr w:type="spellEnd"/></w:p><w:p><w:pPr><w:rPr><w:lang w:val="es-NI"/></w:rPr></w:pPr><w:r><w:rPr><w:sz w:val="15"/><w:lang w:val="es-NI"/></w:rPr><w:t>TIMESTAMP</w:t></w:r></w:p><w:p><w:pPr><w:rPr><w:lang w:val="es-NI"/></w:rPr></w:pPr><w:r><w:rPr><w:sz w:val="15"/><w:lang w:val="es-NI"/></w:rPr><w:t>Sí / NULL</w:t></w:r></w:p><w:p><w:pPr><w:rPr><w:lang w:val="es-NI"/></w:rPr></w:pPr><w:r><w:rPr><w:sz w:val="15"/><w:lang w:val="es-NI"/></w:rPr><w:t>—</w:t></w:r></w:p><w:p><w:pPr><w:rPr><w:lang w:val="es-NI"/></w:rPr></w:pPr><w:r><w:rPr><w:sz w:val="15"/><w:lang w:val="es-NI"/></w:rPr><w:t>Fecha/hora de última actualización.</w:t></w:r></w:p><w:p><w:pPr><w:rPr><w:lang w:val="es-NI"/></w:rPr></w:pPr><w:proofErr w:type="spellStart"/><w:r><w:rPr><w:sz w:val="15"/><w:lang w:val="es-NI"/></w:rPr><w:t>deleted_at</w:t></w:r><w:proofErr w:type="spellEnd"/></w:p><w:p><w:pPr><w:rPr><w:lang w:val="es-NI"/></w:rPr></w:pPr><w:r><w:rPr><w:sz w:val="15"/><w:lang w:val="es-NI"/></w:rPr><w:t>TIMESTAMP</w:t></w:r></w:p><w:p><w:pPr><w:rPr><w:lang w:val="es-NI"/></w:rPr></w:pPr><w:r><w:rPr><w:sz w:val="15"/><w:lang w:val="es-NI"/></w:rPr><w:t>Sí / NULL</w:t></w:r></w:p><w:p><w:pPr><w:rPr><w:lang w:val="es-NI"/></w:rPr></w:pPr><w:r><w:rPr><w:sz w:val="15"/><w:lang w:val="es-NI"/></w:rPr><w:t>—</w:t></w:r></w:p><w:p><w:pPr><w:rPr><w:lang w:val="es-NI"/></w:rPr></w:pPr><w:r><w:rPr><w:sz w:val="15"/><w:lang w:val="es-NI"/></w:rPr><w:t>Marca temporal de eliminación lógica (</w:t></w:r><w:proofErr w:type="spellStart"/><w:r><w:rPr><w:sz w:val="15"/><w:lang w:val="es-NI"/></w:rPr><w:t>Soft</w:t></w:r><w:proofErr w:type="spellEnd"/><w:r><w:rPr><w:sz w:val="15"/><w:lang w:val="es-NI"/></w:rPr><w:t xml:space="preserve"> </w:t></w:r><w:proofErr w:type="spellStart"/><w:r><w:rPr><w:sz w:val="15"/><w:lang w:val="es-NI"/></w:rPr><w:t>Delete</w:t></w:r><w:proofErr w:type="spellEnd"/><w:r><w:rPr><w:sz w:val="15"/><w:lang w:val="es-NI"/></w:rPr><w:t>).</w:t></w:r></w:p><w:p><w:pPr><w:rPr><w:lang w:val="es-NI"/></w:rPr></w:pPr><w:r><w:rPr><w:b/><w:lang w:val="es-NI"/></w:rPr><w:t>Relaciones:</w:t></w:r></w:p><w:p><w:pPr><w:pStyle w:val="Listaconvietas"/><w:rPr><w:lang w:val="es-NI"/></w:rPr></w:pPr><w:proofErr w:type="spellStart"/><w:r><w:rPr><w:lang w:val="es-NI"/></w:rPr><w:t>moneda_id</w:t></w:r><w:proofErr w:type="spellEnd"/><w:r><w:rPr><w:lang w:val="es-NI"/></w:rPr><w:t xml:space="preserve"> → </w:t></w:r><w:proofErr w:type="spellStart"/><w:r><w:rPr><w:lang w:val="es-NI"/></w:rPr><w:t>monedas.id</w:t></w:r><w:proofErr w:type="spellEnd"/></w:p><w:p><w:pPr><w:rPr><w:lang w:val="es-NI"/></w:rPr></w:pPr><w:r><w:rPr><w:lang w:val="es-NI"/></w:rPr><w:br w:type="page"/></w:r></w:p><w:p><w:pPr><w:pStyle w:val="Ttulo2"/><w:rPr><w:lang w:val="es-NI"/></w:rPr></w:pPr><w:bookmarkStart w:id="20" w:name="_Toc240620149"/><w:r><w:rPr><w:lang w:val="es-NI"/></w:rPr><w:lastRenderedPageBreak/><w:t xml:space="preserve">16. </w:t></w:r><w:proofErr w:type="spellStart"/><w:r><w:rPr><w:lang w:val="es-NI"/></w:rPr><w:t>valoraciones_oro</w:t></w:r><w:bookmarkEnd w:id="20"/><w:proofErr w:type="spellEnd"/></w:p><w:p><w:pPr><w:rPr><w:lang w:val="es-NI"/></w:rPr></w:pPr><w:r><w:rPr><w:lang w:val="es-NI"/></w:rPr><w:t>Registro de la valoración económica de una recuperación de oro. Puede vincularse opcionalmente con un precio de oro de referencia.</w:t></w:r></w:p><w:p><w:pPr><w:rPr><w:lang w:val="es-NI"/></w:rPr></w:pPr><w:r><w:rPr><w:b/><w:sz w:val="16"/><w:lang w:val="es-NI"/></w:rPr><w:t>PK</w:t></w:r></w:p><w:p><w:pPr><w:rPr><w:lang w:val="es-NI"/></w:rPr></w:pPr><w:proofErr w:type="spellStart"/><w:r><w:rPr><w:b/><w:sz w:val="16"/><w:lang w:val="es-NI"/></w:rPr><w:t>Soft</w:t></w:r><w:proofErr w:type="spellEnd"/><w:r><w:rPr><w:b/><w:sz w:val="16"/><w:lang w:val="es-NI"/></w:rPr><w:t xml:space="preserve"> </w:t></w:r><w:proofErr w:type="spellStart"/><w:r><w:rPr><w:b/><w:sz w:val="16"/><w:lang w:val="es-NI"/></w:rPr><w:t>Delete</w:t></w:r><w:proofErr w:type="spellEnd"/></w:p><w:p><w:pPr><w:rPr><w:lang w:val="es-NI"/></w:rPr></w:pPr><w:r><w:rPr><w:b/><w:sz w:val="16"/><w:lang w:val="es-NI"/></w:rPr><w:t>Índices únicos</w:t></w:r></w:p><w:p><w:pPr><w:rPr><w:lang w:val="es-NI"/></w:rPr></w:pPr><w:r><w:rPr><w:b/><w:sz w:val="16"/><w:lang w:val="es-NI"/></w:rPr><w:t>Relaciones FK</w:t></w:r></w:p><w:p><w:pPr><w:rPr><w:lang w:val="es-NI"/></w:rPr></w:pPr><w:r><w:rPr><w:sz w:val="16"/><w:lang w:val="es-NI"/></w:rPr><w:t>id</w:t></w:r></w:p><w:p><w:pPr><w:rPr><w:lang w:val="es-NI"/></w:rPr></w:pPr><w:r><w:rPr><w:sz w:val="16"/><w:lang w:val="es-NI"/></w:rPr><w:t>Sí</w:t></w:r></w:p><w:p><w:pPr><w:rPr><w:lang w:val="es-NI"/></w:rPr></w:pPr><w:r><w:rPr><w:sz w:val="16"/><w:lang w:val="es-NI"/></w:rPr><w:t>—</w:t></w:r></w:p><w:p><w:pPr><w:rPr><w:lang w:val="es-NI"/></w:rPr></w:pPr><w:r><w:rPr><w:sz w:val="16"/><w:lang w:val="es-NI"/></w:rPr><w:t>3</w:t></w:r></w:p><w:p><w:pPr><w:rPr><w:lang w:val="es-NI"/></w:rPr></w:pPr><w:r><w:rPr><w:b/><w:sz w:val="15"/><w:lang w:val="es-NI"/></w:rPr><w:t>Campo</w:t></w:r></w:p><w:p><w:pPr><w:rPr><w:lang w:val="es-NI"/></w:rPr></w:pPr><w:r><w:rPr><w:b/><w:sz w:val="15"/><w:lang w:val="es-NI"/></w:rPr><w:t>Tipo / definición</w:t></w:r></w:p><w:p><w:pPr><w:rPr><w:lang w:val="es-NI"/></w:rPr></w:pPr><w:r><w:rPr><w:b/><w:sz w:val="15"/><w:lang w:val="es-NI"/></w:rPr><w:t>Nulo / default</w:t></w:r></w:p><w:p><w:pPr><w:rPr><w:lang w:val="es-NI"/></w:rPr></w:pPr><w:r><w:rPr><w:b/><w:sz w:val="15"/><w:lang w:val="es-NI"/></w:rPr><w:t>Clave / índice</w:t></w:r></w:p><w:p><w:pPr><w:rPr><w:lang w:val="es-NI"/></w:rPr></w:pPr><w:r><w:rPr><w:b/><w:sz w:val="15"/><w:lang w:val="es-NI"/></w:rPr><w:t>Descripción</w:t></w:r></w:p><w:p><w:pPr><w:rPr><w:lang w:val="es-NI"/></w:rPr></w:pPr><w:r><w:rPr><w:sz w:val="15"/><w:lang w:val="es-NI"/></w:rPr><w:t>id</w:t></w:r></w:p><w:p><w:pPr><w:rPr><w:lang w:val="es-NI"/></w:rPr></w:pPr><w:proofErr w:type="gramStart"/><w:r><w:rPr><w:sz w:val="15"/><w:lang w:val="es-NI"/></w:rPr><w:t>BIGINT(</w:t></w:r><w:proofErr w:type="gramEnd"/><w:r><w:rPr><w:sz w:val="15"/><w:lang w:val="es-NI"/></w:rPr><w:t>20)</w:t></w:r></w:p><w:p><w:pPr><w:rPr><w:lang w:val="es-NI"/></w:rPr></w:pPr><w:r><w:rPr><w:sz w:val="15"/><w:lang w:val="es-NI"/></w:rPr><w:t>No</w:t></w:r></w:p><w:p><w:pPr><w:rPr><w:lang w:val="es-NI"/></w:rPr></w:pPr><w:r><w:rPr><w:sz w:val="15"/><w:lang w:val="es-NI"/></w:rPr><w:t>PK</w:t></w:r></w:p><w:p><w:pPr><w:rPr><w:lang w:val="es-NI"/></w:rPr></w:pPr><w:r><w:rPr><w:sz w:val="15"/><w:lang w:val="es-NI"/></w:rPr><w:t>Identificador único de la fila.</w:t></w:r></w:p><w:p><w:pPr><w:rPr><w:lang w:val="es-NI"/></w:rPr></w:pPr><w:proofErr w:type="spellStart"/><w:r><w:rPr><w:sz w:val="15"/><w:lang w:val="es-NI"/></w:rPr><w:t>recuperacion_id</w:t></w:r><w:proofErr w:type="spellEnd"/></w:p><w:p><w:pPr><w:rPr><w:lang w:val="es-NI"/></w:rPr></w:pPr><w:proofErr w:type="gramStart"/><w:r><w:rPr><w:sz w:val="15"/><w:lang w:val="es-NI"/></w:rPr><w:t>BIGINT(</w:t></w:r><w:proofErr w:type="gramEnd"/><w:r><w:rPr><w:sz w:val="15"/><w:lang w:val="es-NI"/></w:rPr><w:t>20)</w:t></w:r></w:p><w:p><w:pPr><w:rPr><w:lang w:val="es-NI"/></w:rPr></w:pPr><w:r><w:rPr><w:sz w:val="15"/><w:lang w:val="es-NI"/></w:rPr><w:t>No</w:t></w:r></w:p><w:p><w:pPr><w:rPr><w:lang w:val="es-NI"/></w:rPr></w:pPr><w:r><w:rPr><w:sz w:val="15"/><w:lang w:val="es-NI"/></w:rPr><w:t>FK</w:t></w:r></w:p><w:p><w:pPr><w:rPr><w:lang w:val="es-NI"/></w:rPr></w:pPr><w:r><w:rPr><w:sz w:val="15"/><w:lang w:val="es-NI"/></w:rPr><w:t>Referencia al registro de oro recuperado.</w:t></w:r></w:p><w:p><w:pPr><w:rPr><w:lang w:val="es-NI"/></w:rPr></w:pPr><w:proofErr w:type="spellStart"/><w:r><w:rPr><w:sz w:val="15"/><w:lang w:val="es-NI"/></w:rPr><w:t>precio_oro_id</w:t></w:r><w:proofErr w:type="spellEnd"/></w:p><w:p><w:pPr><w:rPr><w:lang w:val="es-NI"/></w:rPr></w:pPr><w:proofErr w:type="gramStart"/><w:r><w:rPr><w:sz w:val="15"/><w:lang w:val="es-NI"/></w:rPr><w:t>BIGINT(</w:t></w:r><w:proofErr w:type="gramEnd"/><w:r><w:rPr><w:sz w:val="15"/><w:lang w:val="es-NI"/></w:rPr><w:t>20)</w:t></w:r></w:p><w:p><w:pPr><w:rPr><w:lang w:val="es-NI"/></w:rPr></w:pPr><w:r><w:rPr><w:sz w:val="15"/><w:lang w:val="es-NI"/></w:rPr><w:t>Sí / NULL</w:t></w:r></w:p><w:p><w:pPr><w:rPr><w:lang w:val="es-NI"/></w:rPr></w:pPr><w:r><w:rPr><w:sz w:val="15"/><w:lang w:val="es-NI"/></w:rPr><w:t>FK</w:t></w:r></w:p><w:p><w:pPr><w:rPr><w:lang w:val="es-NI"/></w:rPr></w:pPr><w:r><w:rPr><w:sz w:val="15"/><w:lang w:val="es-NI"/></w:rPr><w:t>Referencia opcional al precio de oro utilizado como referencia.</w:t></w:r></w:p><w:p><w:pPr><w:rPr><w:lang w:val="es-NI"/></w:rPr></w:pPr><w:r><w:rPr><w:sz w:val="15"/><w:lang w:val="es-NI"/></w:rPr><w:t>valor</w:t></w:r></w:p><w:p><w:pPr><w:rPr><w:lang w:val="es-NI"/></w:rPr></w:pPr><w:proofErr w:type="gramStart"/><w:r><w:rPr><w:sz w:val="15"/><w:lang w:val="es-NI"/></w:rPr><w:t>DECIMAL(</w:t></w:r><w:proofErr w:type="gramEnd"/><w:r><w:rPr><w:sz w:val="15"/><w:lang w:val="es-NI"/></w:rPr><w:t>14,</w:t></w:r></w:p><w:p><w:pPr><w:rPr><w:lang w:val="es-NI"/></w:rPr></w:pPr><w:r><w:rPr><w:sz w:val="15"/><w:lang w:val="es-NI"/></w:rPr><w:t>No</w:t></w:r></w:p><w:p><w:pPr><w:rPr><w:lang w:val="es-NI"/></w:rPr></w:pPr><w:r><w:rPr><w:sz w:val="15"/><w:lang w:val="es-NI"/></w:rPr><w:t>—</w:t></w:r></w:p><w:p><w:pPr><w:rPr><w:lang w:val="es-NI"/></w:rPr></w:pPr><w:r><w:rPr><w:sz w:val="15"/><w:lang w:val="es-NI"/></w:rPr><w:t>Valor del tipo de cambio.</w:t></w:r></w:p><w:p><w:pPr><w:rPr><w:lang w:val="es-NI"/></w:rPr></w:pPr><w:proofErr w:type="spellStart"/><w:r><w:rPr><w:sz w:val="15"/><w:lang w:val="es-NI"/></w:rPr><w:t>moneda_id</w:t></w:r><w:proofErr w:type="spellEnd"/></w:p><w:p><w:pPr><w:rPr><w:lang w:val="es-NI"/></w:rPr></w:pPr><w:proofErr w:type="gramStart"/><w:r><w:rPr><w:sz w:val="15"/><w:lang w:val="es-NI"/></w:rPr><w:t>BIGINT(</w:t></w:r><w:proofErr w:type="gramEnd"/><w:r><w:rPr><w:sz w:val="15"/><w:lang w:val="es-NI"/></w:rPr><w:t>20)</w:t></w:r></w:p><w:p><w:pPr><w:rPr><w:lang w:val="es-NI"/></w:rPr></w:pPr><w:r><w:rPr><w:sz w:val="15"/><w:lang w:val="es-NI"/></w:rPr><w:t>No</w:t></w:r></w:p><w:p><w:pPr><w:rPr><w:lang w:val="es-NI"/></w:rPr></w:pPr><w:r><w:rPr><w:sz w:val="15"/><w:lang w:val="es-NI"/></w:rPr><w:t>FK</w:t></w:r></w:p><w:p><w:pPr><w:rPr><w:lang w:val="es-NI"/></w:rPr></w:pPr><w:r><w:rPr><w:sz w:val="15"/><w:lang w:val="es-NI"/></w:rPr><w:t>Moneda en la que se registra la operación.</w:t></w:r></w:p><w:p><w:pPr><w:rPr><w:lang w:val="es-NI"/></w:rPr></w:pPr><w:r><w:rPr><w:sz w:val="15"/><w:lang w:val="es-NI"/></w:rPr><w:t>fecha</w:t></w:r></w:p><w:p><w:pPr><w:rPr><w:lang w:val="es-NI"/></w:rPr></w:pPr><w:r><w:rPr><w:sz w:val="15"/><w:lang w:val="es-NI"/></w:rPr><w:t>DATE</w:t></w:r></w:p><w:p><w:pPr><w:rPr><w:lang w:val="es-NI"/></w:rPr></w:pPr><w:r><w:rPr><w:sz w:val="15"/><w:lang w:val="es-NI"/></w:rPr><w:t>No</w:t></w:r></w:p><w:p><w:pPr><w:rPr><w:lang w:val="es-NI"/></w:rPr></w:pPr><w:r><w:rPr><w:sz w:val="15"/><w:lang w:val="es-NI"/></w:rPr><w:t>—</w:t></w:r></w:p><w:p><w:pPr><w:rPr><w:lang w:val="es-NI"/></w:rPr></w:pPr><w:r><w:rPr><w:sz w:val="15"/><w:lang w:val="es-NI"/></w:rPr><w:t>Fecha de la operación.</w:t></w:r></w:p><w:p><w:pPr><w:rPr><w:lang w:val="es-NI"/></w:rPr></w:pPr><w:r><w:rPr><w:sz w:val="15"/><w:lang w:val="es-NI"/></w:rPr><w:t>observaciones</w:t></w:r></w:p><w:p><w:pPr><w:rPr><w:lang w:val="es-NI"/></w:rPr></w:pPr><w:r><w:rPr><w:sz w:val="15"/><w:lang w:val="es-NI"/></w:rPr><w:t>TEXT</w:t></w:r></w:p><w:p><w:pPr><w:rPr><w:lang w:val="es-NI"/></w:rPr></w:pPr><w:r><w:rPr><w:sz w:val="15"/><w:lang w:val="es-NI"/></w:rPr><w:t>Sí / NULL</w:t></w:r></w:p><w:p><w:pPr><w:rPr><w:lang w:val="es-NI"/></w:rPr></w:pPr><w:r><w:rPr><w:sz w:val="15"/><w:lang w:val="es-NI"/></w:rPr><w:t>—</w:t></w:r></w:p><w:p><w:pPr><w:rPr><w:lang w:val="es-NI"/></w:rPr></w:pPr><w:r><w:rPr><w:sz w:val="15"/><w:lang w:val="es-NI"/></w:rPr><w:t>Notas adicionales del registro.</w:t></w:r></w:p><w:p><w:pPr><w:rPr><w:lang w:val="es-NI"/></w:rPr></w:pPr><w:proofErr w:type="spellStart"/><w:r><w:rPr><w:sz w:val="15"/><w:lang w:val="es-NI"/></w:rPr><w:t>created_at</w:t></w:r><w:proofErr w:type="spellEnd"/></w:p><w:p><w:pPr><w:rPr><w:lang w:val="es-NI"/></w:rPr></w:pPr><w:r><w:rPr><w:sz w:val="15"/><w:lang w:val="es-NI"/></w:rPr><w:t>TIMESTAMP</w:t></w:r></w:p><w:p><w:pPr><w:rPr><w:lang w:val="es-NI"/></w:rPr></w:pPr><w:r><w:rPr><w:sz w:val="15"/><w:lang w:val="es-NI"/></w:rPr><w:t>Sí / NULL</w:t></w:r></w:p><w:p><w:pPr><w:rPr><w:lang w:val="es-NI"/></w:rPr></w:pPr><w:r><w:rPr><w:sz w:val="15"/><w:lang w:val="es-NI"/></w:rPr><w:t>—</w:t></w:r></w:p><w:p><w:pPr><w:rPr><w:lang w:val="es-NI"/></w:rPr></w:pPr><w:r><w:rPr><w:sz w:val="15"/><w:lang w:val="es-NI"/></w:rPr><w:t>Fecha/hora de creación.</w:t></w:r></w:p><w:p><w:pPr><w:rPr><w:lang w:val="es-NI"/></w:rPr></w:pPr><w:proofErr w:type="spellStart"/><w:r><w:rPr><w:sz w:val="15"/><w:lang w:val="es-NI"/></w:rPr><w:t>updated_at</w:t></w:r><w:proofErr w:type="spellEnd"/></w:p><w:p><w:pPr><w:rPr><w:lang w:val="es-NI"/></w:rPr></w:pPr><w:r><w:rPr><w:sz w:val="15"/><w:lang w:val="es-NI"/></w:rPr><w:t>TIMESTAMP</w:t></w:r></w:p><w:p><w:pPr><w:rPr><w:lang w:val="es-NI"/></w:rPr></w:pPr><w:r><w:rPr><w:sz w:val="15"/><w:lang w:val="es-NI"/></w:rPr><w:t>Sí / NULL</w:t></w:r></w:p><w:p><w:pPr><w:rPr><w:lang w:val="es-NI"/></w:rPr></w:pPr><w:r><w:rPr><w:sz w:val="15"/><w:lang w:val="es-NI"/></w:rPr><w:t>—</w:t></w:r></w:p><w:p><w:pPr><w:rPr><w:lang w:val="es-NI"/></w:rPr></w:pPr><w:r><w:rPr><w:sz w:val="15"/><w:lang w:val="es-NI"/></w:rPr><w:t>Fecha/hora de última actualización.</w:t></w:r></w:p><w:p><w:pPr><w:rPr><w:lang w:val="es-NI"/></w:rPr></w:pPr><w:proofErr w:type="spellStart"/><w:r><w:rPr><w:sz w:val="15"/><w:lang w:val="es-NI"/></w:rPr><w:t>deleted_at</w:t></w:r><w:proofErr w:type="spellEnd"/></w:p><w:p><w:pPr><w:rPr><w:lang w:val="es-NI"/></w:rPr></w:pPr><w:r><w:rPr><w:sz w:val="15"/><w:lang w:val="es-NI"/></w:rPr><w:t>TIMESTAMP</w:t></w:r></w:p><w:p><w:pPr><w:rPr><w:lang w:val="es-NI"/></w:rPr></w:pPr><w:r><w:rPr><w:sz w:val="15"/><w:lang w:val="es-NI"/></w:rPr><w:t>Sí / NULL</w:t></w:r></w:p><w:p><w:pPr><w:rPr><w:lang w:val="es-NI"/></w:rPr></w:pPr><w:r><w:rPr><w:sz w:val="15"/><w:lang w:val="es-NI"/></w:rPr><w:t>—</w:t></w:r></w:p><w:p><w:pPr><w:rPr><w:lang w:val="es-NI"/></w:rPr></w:pPr><w:r><w:rPr><w:sz w:val="15"/><w:lang w:val="es-NI"/></w:rPr><w:t>Marca temporal de eliminación lógica (</w:t></w:r><w:proofErr w:type="spellStart"/><w:r><w:rPr><w:sz w:val="15"/><w:lang w:val="es-NI"/></w:rPr><w:t>Soft</w:t></w:r><w:proofErr w:type="spellEnd"/><w:r><w:rPr><w:sz w:val="15"/><w:lang w:val="es-NI"/></w:rPr><w:t xml:space="preserve"> </w:t></w:r><w:proofErr w:type="spellStart"/><w:r><w:rPr><w:sz w:val="15"/><w:lang w:val="es-NI"/></w:rPr><w:t>Delete</w:t></w:r><w:proofErr w:type="spellEnd"/><w:r><w:rPr><w:sz w:val="15"/><w:lang w:val="es-NI"/></w:rPr><w:t>).</w:t></w:r></w:p><w:p><w:pPr><w:rPr><w:lang w:val="es-NI"/></w:rPr></w:pPr><w:r><w:rPr><w:b/><w:lang w:val="es-NI"/></w:rPr><w:t>Relaciones:</w:t></w:r></w:p><w:p><w:pPr><w:pStyle w:val="Listaconvietas"/><w:rPr><w:lang w:val="es-NI"/></w:rPr></w:pPr><w:proofErr w:type="spellStart"/><w:r><w:rPr><w:lang w:val="es-NI"/></w:rPr><w:t>moneda_id</w:t></w:r><w:proofErr w:type="spellEnd"/><w:r><w:rPr><w:lang w:val="es-NI"/></w:rPr><w:t xml:space="preserve"> → </w:t></w:r><w:proofErr w:type="spellStart"/><w:r><w:rPr><w:lang w:val="es-NI"/></w:rPr><w:t>monedas.id</w:t></w:r><w:proofErr w:type="spellEnd"/></w:p><w:p><w:pPr><w:pStyle w:val="Listaconvietas"/><w:rPr><w:lang w:val="es-NI"/></w:rPr></w:pPr><w:proofErr w:type="spellStart"/><w:r><w:rPr><w:lang w:val="es-NI"/></w:rPr><w:t>precio_oro_id</w:t></w:r><w:proofErr w:type="spellEnd"/><w:r><w:rPr><w:lang w:val="es-NI"/></w:rPr><w:t xml:space="preserve"> → </w:t></w:r><w:proofErr w:type="spellStart"/><w:r><w:rPr><w:lang w:val="es-NI"/></w:rPr><w:t>precios_oro.id</w:t></w:r><w:proofErr w:type="spellEnd"/></w:p><w:p><w:pPr><w:pStyle w:val="Listaconvietas"/><w:rPr><w:lang w:val="es-NI"/></w:rPr></w:pPr><w:proofErr w:type="spellStart"/><w:r><w:rPr><w:lang w:val="es-NI"/></w:rPr><w:t>recuperacion_id</w:t></w:r><w:proofErr w:type="spellEnd"/><w:r><w:rPr><w:lang w:val="es-NI"/></w:rPr><w:t xml:space="preserve"> → </w:t></w:r><w:proofErr w:type="spellStart"/><w:r><w:rPr><w:lang w:val="es-NI"/></w:rPr><w:t>recuperaciones.id</w:t></w:r><w:proofErr w:type="spellEnd"/></w:p><w:p><w:pPr><w:rPr><w:lang w:val="es-NI"/></w:rPr></w:pPr><w:r><w:rPr><w:lang w:val="es-NI"/></w:rPr><w:br w:type="page"/></w:r></w:p><w:p><w:pPr><w:pStyle w:val="Ttulo2"/><w:rPr><w:lang w:val="es-NI"/></w:rPr></w:pPr><w:bookmarkStart w:id="21" w:name="_Toc240620150"/><w:r><w:rPr><w:lang w:val="es-NI"/></w:rPr><w:lastRenderedPageBreak/><w:t>17. productos</w:t></w:r><w:bookmarkEnd w:id="21"/></w:p><w:p><w:pPr><w:rPr><w:lang w:val="es-NI"/></w:rPr></w:pPr><w:r><w:rPr><w:lang w:val="es-NI"/></w:rPr><w:t>Catálogo de insumos/productos administrados por inventario.</w:t></w:r></w:p><w:p><w:pPr><w:rPr><w:lang w:val="es-NI"/></w:rPr></w:pPr><w:r><w:rPr><w:b/><w:sz w:val="16"/><w:lang w:val="es-NI"/></w:rPr><w:t>PK</w:t></w:r></w:p><w:p><w:pPr><w:rPr><w:lang w:val="es-NI"/></w:rPr></w:pPr><w:proofErr w:type="spellStart"/><w:r><w:rPr><w:b/><w:sz w:val="16"/><w:lang w:val="es-NI"/></w:rPr><w:t>Soft</w:t></w:r><w:proofErr w:type="spellEnd"/><w:r><w:rPr><w:b/><w:sz w:val="16"/><w:lang w:val="es-NI"/></w:rPr><w:t xml:space="preserve"> </w:t></w:r><w:proofErr w:type="spellStart"/><w:r><w:rPr><w:b/><w:sz w:val="16"/><w:lang w:val="es-NI"/></w:rPr><w:t>Delete</w:t></w:r><w:proofErr w:type="spellEnd"/></w:p><w:p><w:pPr><w:rPr><w:lang w:val="es-NI"/></w:rPr></w:pPr><w:r><w:rPr><w:b/><w:sz w:val="16"/><w:lang w:val="es-NI"/></w:rPr><w:t>Índices únicos</w:t></w:r></w:p><w:p><w:pPr><w:rPr><w:lang w:val="es-NI"/></w:rPr></w:pPr><w:r><w:rPr><w:b/><w:sz w:val="16"/><w:lang w:val="es-NI"/></w:rPr><w:t>Relaciones FK</w:t></w:r></w:p><w:p><w:pPr><w:rPr><w:lang w:val="es-NI"/></w:rPr></w:pPr><w:r><w:rPr><w:sz w:val="16"/><w:lang w:val="es-NI"/></w:rPr><w:t>id</w:t></w:r></w:p><w:p><w:pPr><w:rPr><w:lang w:val="es-NI"/></w:rPr></w:pPr><w:r><w:rPr><w:sz w:val="16"/><w:lang w:val="es-NI"/></w:rPr><w:t>Sí</w:t></w:r></w:p><w:p><w:pPr><w:rPr><w:lang w:val="es-NI"/></w:rPr></w:pPr><w:proofErr w:type="spellStart"/><w:r><w:rPr><w:sz w:val="16"/><w:lang w:val="es-NI"/></w:rPr><w:t>codigo</w:t></w:r><w:proofErr w:type="spellEnd"/><w:r><w:rPr><w:sz w:val="16"/><w:lang w:val="es-NI"/></w:rPr><w:t xml:space="preserve"> (</w:t></w:r><w:proofErr w:type="spellStart"/><w:r><w:rPr><w:sz w:val="16"/><w:lang w:val="es-NI"/></w:rPr><w:t>codigo</w:t></w:r><w:proofErr w:type="spellEnd"/><w:r><w:rPr><w:sz w:val="16"/><w:lang w:val="es-NI"/></w:rPr><w:t>)</w:t></w:r></w:p><w:p><w:pPr><w:rPr><w:lang w:val="es-NI"/></w:rPr></w:pPr><w:r><w:rPr><w:sz w:val="16"/><w:lang w:val="es-NI"/></w:rPr><w:t>0</w:t></w:r></w:p><w:p><w:pPr><w:rPr><w:lang w:val="es-NI"/></w:rPr></w:pPr><w:r><w:rPr><w:b/><w:sz w:val="15"/><w:lang w:val="es-NI"/></w:rPr><w:t>Campo</w:t></w:r></w:p><w:p><w:pPr><w:rPr><w:lang w:val="es-NI"/></w:rPr></w:pPr><w:r><w:rPr><w:b/><w:sz w:val="15"/><w:lang w:val="es-NI"/></w:rPr><w:t>Tipo / definición</w:t></w:r></w:p><w:p><w:pPr><w:rPr><w:lang w:val="es-NI"/></w:rPr></w:pPr><w:r><w:rPr><w:b/><w:sz w:val="15"/><w:lang w:val="es-NI"/></w:rPr><w:t>Nulo / default</w:t></w:r></w:p><w:p><w:pPr><w:rPr><w:lang w:val="es-NI"/></w:rPr></w:pPr><w:r><w:rPr><w:b/><w:sz w:val="15"/><w:lang w:val="es-NI"/></w:rPr><w:t>Clave / índice</w:t></w:r></w:p><w:p><w:pPr><w:rPr><w:lang w:val="es-NI"/></w:rPr></w:pPr><w:r><w:rPr><w:b/><w:sz w:val="15"/><w:lang w:val="es-NI"/></w:rPr><w:t>Descripción</w:t></w:r></w:p><w:p><w:pPr><w:rPr><w:lang w:val="es-NI"/></w:rPr></w:pPr><w:r><w:rPr><w:sz w:val="15"/><w:lang w:val="es-NI"/></w:rPr><w:t>id</w:t></w:r></w:p><w:p><w:pPr><w:rPr><w:lang w:val="es-NI"/></w:rPr></w:pPr><w:proofErr w:type="gramStart"/><w:r><w:rPr><w:sz w:val="15"/><w:lang w:val="es-NI"/></w:rPr><w:t>BIGINT(</w:t></w:r><w:proofErr w:type="gramEnd"/><w:r><w:rPr><w:sz w:val="15"/><w:lang w:val="es-NI"/></w:rPr><w:t>20)</w:t></w:r></w:p><w:p><w:pPr><w:rPr><w:lang w:val="es-NI"/></w:rPr></w:pPr><w:r><w:rPr><w:sz w:val="15"/><w:lang w:val="es-NI"/></w:rPr><w:t>No</w:t></w:r></w:p><w:p><w:pPr><w:rPr><w:lang w:val="es-NI"/></w:rPr></w:pPr><w:r><w:rPr><w:sz w:val="15"/><w:lang w:val="es-NI"/></w:rPr><w:t>PK</w:t></w:r></w:p><w:p><w:pPr><w:rPr><w:lang w:val="es-NI"/></w:rPr></w:pPr><w:r><w:rPr><w:sz w:val="15"/><w:lang w:val="es-NI"/></w:rPr><w:t>Identificador único de la fila.</w:t></w:r></w:p><w:p><w:pPr><w:rPr><w:lang w:val="es-NI"/></w:rPr></w:pPr><w:proofErr w:type="spellStart"/><w:r><w:rPr><w:sz w:val="15"/><w:lang w:val="es-NI"/></w:rPr><w:t>codigo</w:t></w:r><w:proofErr w:type="spellEnd"/></w:p><w:p><w:pPr><w:rPr><w:lang w:val="es-NI"/></w:rPr></w:pPr><w:proofErr w:type="gramStart"/><w:r><w:rPr><w:sz w:val="15"/><w:lang w:val="es-NI"/></w:rPr><w:t>VARCHAR(</w:t></w:r><w:proofErr w:type="gramEnd"/><w:r><w:rPr><w:sz w:val="15"/><w:lang w:val="es-NI"/></w:rPr><w:t>30)</w:t></w:r></w:p><w:p><w:pPr><w:rPr><w:lang w:val="es-NI"/></w:rPr></w:pPr><w:r><w:rPr><w:sz w:val="15"/><w:lang w:val="es-NI"/></w:rPr><w:t>No</w:t></w:r></w:p><w:p><w:pPr><w:rPr><w:lang w:val="es-NI"/></w:rPr></w:pPr><w:r><w:rPr><w:sz w:val="15"/><w:lang w:val="es-NI"/></w:rPr><w:t>UK</w:t></w:r></w:p><w:p><w:pPr><w:rPr><w:lang w:val="es-NI"/></w:rPr></w:pPr><w:r><w:rPr><w:sz w:val="15"/><w:lang w:val="es-NI"/></w:rPr><w:t>Código de negocio.</w:t></w:r></w:p><w:p><w:pPr><w:rPr><w:lang w:val="es-NI"/></w:rPr></w:pPr><w:r><w:rPr><w:sz w:val="15"/><w:lang w:val="es-NI"/></w:rPr><w:t>nombre</w:t></w:r></w:p><w:p><w:pPr><w:rPr><w:lang w:val="es-NI"/></w:rPr></w:pPr><w:proofErr w:type="gramStart"/><w:r><w:rPr><w:sz w:val="15"/><w:lang w:val="es-NI"/></w:rPr><w:t>VARCHAR(</w:t></w:r><w:proofErr w:type="gramEnd"/><w:r><w:rPr><w:sz w:val="15"/><w:lang w:val="es-NI"/></w:rPr><w:t>150)</w:t></w:r></w:p><w:p><w:pPr><w:rPr><w:lang w:val="es-NI"/></w:rPr></w:pPr><w:r><w:rPr><w:sz w:val="15"/><w:lang w:val="es-NI"/></w:rPr><w:t>No</w:t></w:r></w:p><w:p><w:pPr><w:rPr><w:lang w:val="es-NI"/></w:rPr></w:pPr><w:r><w:rPr><w:sz w:val="15"/><w:lang w:val="es-NI"/></w:rPr><w:t>—</w:t></w:r></w:p><w:p><w:pPr><w:rPr><w:lang w:val="es-NI"/></w:rPr></w:pPr><w:r><w:rPr><w:sz w:val="15"/><w:lang w:val="es-NI"/></w:rPr><w:t>Nombre descriptivo de la entidad.</w:t></w:r></w:p><w:p><w:pPr><w:rPr><w:lang w:val="es-NI"/></w:rPr></w:pPr><w:proofErr w:type="spellStart"/><w:r><w:rPr><w:sz w:val="15"/><w:lang w:val="es-NI"/></w:rPr><w:t>descripcion</w:t></w:r><w:proofErr w:type="spellEnd"/></w:p><w:p><w:pPr><w:rPr><w:lang w:val="es-NI"/></w:rPr></w:pPr><w:proofErr w:type="gramStart"/><w:r><w:rPr><w:sz w:val="15"/><w:lang w:val="es-NI"/></w:rPr><w:t>VARCHAR(</w:t></w:r><w:proofErr w:type="gramEnd"/><w:r><w:rPr><w:sz w:val="15"/><w:lang w:val="es-NI"/></w:rPr><w:t>255)</w:t></w:r></w:p><w:p><w:pPr><w:rPr><w:lang w:val="es-NI"/></w:rPr></w:pPr><w:r><w:rPr><w:sz w:val="15"/><w:lang w:val="es-NI"/></w:rPr><w:t>Sí / NULL</w:t></w:r></w:p><w:p><w:pPr><w:rPr><w:lang w:val="es-NI"/></w:rPr></w:pPr><w:r><w:rPr><w:sz w:val="15"/><w:lang w:val="es-NI"/></w:rPr><w:t>—</w:t></w:r></w:p><w:p><w:pPr><w:rPr><w:lang w:val="es-NI"/></w:rPr></w:pPr><w:r><w:rPr><w:sz w:val="15"/><w:lang w:val="es-NI"/></w:rPr><w:t>Descripción del concepto.</w:t></w:r></w:p><w:p><w:pPr><w:rPr><w:lang w:val="es-NI"/></w:rPr></w:pPr><w:proofErr w:type="spellStart"/><w:r><w:rPr><w:sz w:val="15"/><w:lang w:val="es-NI"/></w:rPr><w:t>unidad_medida</w:t></w:r><w:proofErr w:type="spellEnd"/></w:p><w:p><w:pPr><w:rPr><w:lang w:val="es-NI"/></w:rPr></w:pPr><w:proofErr w:type="gramStart"/><w:r><w:rPr><w:sz w:val="15"/><w:lang w:val="es-NI"/></w:rPr><w:t>VARCHAR(</w:t></w:r><w:proofErr w:type="gramEnd"/><w:r><w:rPr><w:sz w:val="15"/><w:lang w:val="es-NI"/></w:rPr><w:t>20)</w:t></w:r></w:p><w:p><w:pPr><w:rPr><w:lang w:val="es-NI"/></w:rPr></w:pPr><w:r><w:rPr><w:sz w:val="15"/><w:lang w:val="es-NI"/></w:rPr><w:t>No</w:t></w:r></w:p><w:p><w:pPr><w:rPr><w:lang w:val="es-NI"/></w:rPr></w:pPr><w:r><w:rPr><w:sz w:val="15"/><w:lang w:val="es-NI"/></w:rPr><w:t>—</w:t></w:r></w:p><w:p><w:pPr><w:rPr><w:lang w:val="es-NI"/></w:rPr></w:pPr><w:r><w:rPr><w:sz w:val="15"/><w:lang w:val="es-NI"/></w:rPr><w:t>Unidad en que se expresa una cantidad.</w:t></w:r></w:p><w:p><w:pPr><w:rPr><w:lang w:val="es-NI"/></w:rPr></w:pPr><w:proofErr w:type="spellStart"/><w:r><w:rPr><w:sz w:val="15"/><w:lang w:val="es-NI"/></w:rPr><w:t>categoria</w:t></w:r><w:proofErr w:type="spellEnd"/></w:p><w:p><w:pPr><w:rPr><w:lang w:val="es-NI"/></w:rPr></w:pPr><w:proofErr w:type="gramStart"/><w:r><w:rPr><w:sz w:val="15"/><w:lang w:val="es-NI"/></w:rPr><w:t>VARCHAR(</w:t></w:r><w:proofErr w:type="gramEnd"/><w:r><w:rPr><w:sz w:val="15"/><w:lang w:val="es-NI"/></w:rPr><w:t>50)</w:t></w:r></w:p><w:p><w:pPr><w:rPr><w:lang w:val="es-NI"/></w:rPr></w:pPr><w:r><w:rPr><w:sz w:val="15"/><w:lang w:val="es-NI"/></w:rPr><w:t>Sí / NULL</w:t></w:r></w:p><w:p><w:pPr><w:rPr><w:lang w:val="es-NI"/></w:rPr></w:pPr><w:r><w:rPr><w:sz w:val="15"/><w:lang w:val="es-NI"/></w:rPr><w:t>—</w:t></w:r></w:p><w:p><w:pPr><w:rPr><w:lang w:val="es-NI"/></w:rPr></w:pPr><w:r><w:rPr><w:sz w:val="15"/><w:lang w:val="es-NI"/></w:rPr><w:t>Categoría textual del producto.</w:t></w:r></w:p><w:p><w:pPr><w:rPr><w:lang w:val="es-NI"/></w:rPr></w:pPr><w:proofErr w:type="spellStart"/><w:r><w:rPr><w:sz w:val="15"/><w:lang w:val="es-NI"/></w:rPr><w:t>stock_minimo</w:t></w:r><w:proofErr w:type="spellEnd"/></w:p><w:p><w:pPr><w:rPr><w:lang w:val="es-NI"/></w:rPr></w:pPr><w:proofErr w:type="gramStart"/><w:r><w:rPr><w:sz w:val="15"/><w:lang w:val="es-NI"/></w:rPr><w:t>DECIMAL(</w:t></w:r><w:proofErr w:type="gramEnd"/><w:r><w:rPr><w:sz w:val="15"/><w:lang w:val="es-NI"/></w:rPr><w:t>14,</w:t></w:r></w:p><w:p><w:pPr><w:rPr><w:lang w:val="es-NI"/></w:rPr></w:pPr><w:r><w:rPr><w:sz w:val="15"/><w:lang w:val="es-NI"/></w:rPr><w:t>No / 0.000</w:t></w:r></w:p><w:p><w:pPr><w:rPr><w:lang w:val="es-NI"/></w:rPr></w:pPr><w:r><w:rPr><w:sz w:val="15"/><w:lang w:val="es-NI"/></w:rPr><w:t>—</w:t></w:r></w:p><w:p><w:pPr><w:rPr><w:lang w:val="es-NI"/></w:rPr></w:pPr><w:r><w:rPr><w:sz w:val="15"/><w:lang w:val="es-NI"/></w:rPr><w:t>Nivel mínimo de existencia utilizado para control de inventario.</w:t></w:r></w:p><w:p><w:pPr><w:rPr><w:lang w:val="es-NI"/></w:rPr></w:pPr><w:r><w:rPr><w:sz w:val="15"/><w:lang w:val="es-NI"/></w:rPr><w:t>estado</w:t></w:r></w:p><w:p><w:pPr><w:rPr><w:lang w:val="es-NI"/></w:rPr></w:pPr><w:proofErr w:type="gramStart"/><w:r><w:rPr><w:sz w:val="15"/><w:lang w:val="es-NI"/></w:rPr><w:t>TINYINT(</w:t></w:r><w:proofErr w:type="gramEnd"/><w:r><w:rPr><w:sz w:val="15"/><w:lang w:val="es-NI"/></w:rPr><w:t>1)</w:t></w:r></w:p><w:p><w:pPr><w:rPr><w:lang w:val="es-NI"/></w:rPr></w:pPr><w:r><w:rPr><w:sz w:val="15"/><w:lang w:val="es-NI"/></w:rPr><w:t>No / 1</w:t></w:r></w:p><w:p><w:pPr><w:rPr><w:lang w:val="es-NI"/></w:rPr></w:pPr><w:r><w:rPr><w:sz w:val="15"/><w:lang w:val="es-NI"/></w:rPr><w:t>—</w:t></w:r></w:p><w:p><w:pPr><w:rPr><w:lang w:val="es-NI"/></w:rPr></w:pPr><w:r><w:rPr><w:sz w:val="15"/><w:lang w:val="es-NI"/></w:rPr><w:t>Estado lógico/operativo del registro.</w:t></w:r></w:p><w:p><w:pPr><w:rPr><w:lang w:val="es-NI"/></w:rPr></w:pPr><w:proofErr w:type="spellStart"/><w:r><w:rPr><w:sz w:val="15"/><w:lang w:val="es-NI"/></w:rPr><w:t>created_at</w:t></w:r><w:proofErr w:type="spellEnd"/></w:p><w:p><w:pPr><w:rPr><w:lang w:val="es-NI"/></w:rPr></w:pPr><w:r><w:rPr><w:sz w:val="15"/><w:lang w:val="es-NI"/></w:rPr><w:t>TIMESTAMP</w:t></w:r></w:p><w:p><w:pPr><w:rPr><w:lang w:val="es-NI"/></w:rPr></w:pPr><w:r><w:rPr><w:sz w:val="15"/><w:lang w:val="es-NI"/></w:rPr><w:t>Sí / NULL</w:t></w:r></w:p><w:p><w:pPr><w:rPr><w:lang w:val="es-NI"/></w:rPr></w:pPr><w:r><w:rPr><w:sz w:val="15"/><w:lang w:val="es-NI"/></w:rPr><w:t>—</w:t></w:r></w:p><w:p><w:pPr><w:rPr><w:lang w:val="es-NI"/></w:rPr></w:pPr><w:r><w:rPr><w:sz w:val="15"/><w:lang w:val="es-NI"/></w:rPr><w:t>Fecha/hora de creación.</w:t></w:r></w:p><w:p><w:pPr><w:rPr><w:lang w:val="es-NI"/></w:rPr></w:pPr><w:proofErr w:type="spellStart"/><w:r><w:rPr><w:sz w:val="15"/><w:lang w:val="es-NI"/></w:rPr><w:t>updated_at</w:t></w:r><w:proofErr w:type="spellEnd"/></w:p><w:p><w:pPr><w:rPr><w:lang w:val="es-NI"/></w:rPr></w:pPr><w:r><w:rPr><w:sz w:val="15"/><w:lang w:val="es-NI"/></w:rPr><w:t>TIMESTAMP</w:t></w:r></w:p><w:p><w:pPr><w:rPr><w:lang w:val="es-NI"/></w:rPr></w:pPr><w:r><w:rPr><w:sz w:val="15"/><w:lang w:val="es-NI"/></w:rPr><w:t>Sí / NULL</w:t></w:r></w:p><w:p><w:pPr><w:rPr><w:lang w:val="es-NI"/></w:rPr></w:pPr><w:r><w:rPr><w:sz w:val="15"/><w:lang w:val="es-NI"/></w:rPr><w:t>—</w:t></w:r></w:p><w:p><w:pPr><w:rPr><w:lang w:val="es-NI"/></w:rPr></w:pPr><w:r><w:rPr><w:sz w:val="15"/><w:lang w:val="es-NI"/></w:rPr><w:t>Fecha/hora de última actualización.</w:t></w:r></w:p><w:p><w:pPr><w:rPr><w:lang w:val="es-NI"/></w:rPr></w:pPr><w:proofErr w:type="spellStart"/><w:r><w:rPr><w:sz w:val="15"/><w:lang w:val="es-NI"/></w:rPr><w:t>deleted_at</w:t></w:r><w:proofErr w:type="spellEnd"/></w:p><w:p><w:pPr><w:rPr><w:lang w:val="es-NI"/></w:rPr></w:pPr><w:r><w:rPr><w:sz w:val="15"/><w:lang w:val="es-NI"/></w:rPr><w:t>TIMESTAMP</w:t></w:r></w:p><w:p><w:pPr><w:rPr><w:lang w:val="es-NI"/></w:rPr></w:pPr><w:r><w:rPr><w:sz w:val="15"/><w:lang w:val="es-NI"/></w:rPr><w:t>Sí / NULL</w:t></w:r></w:p><w:p><w:pPr><w:rPr><w:lang w:val="es-NI"/></w:rPr></w:pPr><w:r><w:rPr><w:sz w:val="15"/><w:lang w:val="es-NI"/></w:rPr><w:t>—</w:t></w:r></w:p><w:p><w:pPr><w:rPr><w:lang w:val="es-NI"/></w:rPr></w:pPr><w:r><w:rPr><w:sz w:val="15"/><w:lang w:val="es-NI"/></w:rPr><w:t>Marca temporal de eliminación lógica (</w:t></w:r><w:proofErr w:type="spellStart"/><w:r><w:rPr><w:sz w:val="15"/><w:lang w:val="es-NI"/></w:rPr><w:t>Soft</w:t></w:r><w:proofErr w:type="spellEnd"/><w:r><w:rPr><w:sz w:val="15"/><w:lang w:val="es-NI"/></w:rPr><w:t xml:space="preserve"> </w:t></w:r><w:proofErr w:type="spellStart"/><w:r><w:rPr><w:sz w:val="15"/><w:lang w:val="es-NI"/></w:rPr><w:t>Delete</w:t></w:r><w:proofErr w:type="spellEnd"/><w:r><w:rPr><w:sz w:val="15"/><w:lang w:val="es-NI"/></w:rPr><w:t>).</w:t></w:r></w:p><w:p><w:pPr><w:rPr><w:lang w:val="es-NI"/></w:rPr></w:pPr><w:r><w:rPr><w:lang w:val="es-NI"/></w:rPr><w:br w:type="page"/></w:r></w:p><w:p><w:pPr><w:pStyle w:val="Ttulo2"/><w:rPr><w:lang w:val="es-NI"/></w:rPr></w:pPr><w:bookmarkStart w:id="22" w:name="_Toc240620151"/><w:r><w:rPr><w:lang w:val="es-NI"/></w:rPr><w:lastRenderedPageBreak/><w:t xml:space="preserve">18. </w:t></w:r><w:proofErr w:type="spellStart"/><w:r><w:rPr><w:lang w:val="es-NI"/></w:rPr><w:t>inventario_productos</w:t></w:r><w:bookmarkEnd w:id="22"/><w:proofErr w:type="spellEnd"/></w:p><w:p><w:pPr><w:rPr><w:lang w:val="es-NI"/></w:rPr></w:pPr><w:r><w:rPr><w:lang w:val="es-NI"/></w:rPr><w:t>Estado actual resumido del inventario por producto: existencia, valor y costo promedio ponderado (CPP).</w:t></w:r></w:p><w:p><w:pPr><w:rPr><w:lang w:val="es-NI"/></w:rPr></w:pPr><w:r><w:rPr><w:b/><w:lang w:val="es-NI"/></w:rPr><w:t xml:space="preserve">Reglas / criterios: </w:t></w:r><w:r><w:rPr><w:lang w:val="es-NI"/></w:rPr><w:t xml:space="preserve">Es un resumen/estado actual derivado del </w:t></w:r><w:proofErr w:type="spellStart"/><w:r><w:rPr><w:lang w:val="es-NI"/></w:rPr><w:t>kardex</w:t></w:r><w:proofErr w:type="spellEnd"/><w:r><w:rPr><w:lang w:val="es-NI"/></w:rPr><w:t xml:space="preserve">, no sustituye el historial de movimientos. Si la existencia llega a cero, se conserva el último CPP; una nueva entrada con existencia </w:t></w:r><w:proofErr w:type="gramStart"/><w:r><w:rPr><w:lang w:val="es-NI"/></w:rPr><w:t>cero toma</w:t></w:r><w:proofErr w:type="gramEnd"/><w:r><w:rPr><w:lang w:val="es-NI"/></w:rPr><w:t xml:space="preserve"> como CPP el costo de la nueva entrada.</w:t></w:r></w:p><w:p><w:pPr><w:rPr><w:lang w:val="es-NI"/></w:rPr></w:pPr><w:r><w:rPr><w:b/><w:sz w:val="16"/><w:lang w:val="es-NI"/></w:rPr><w:t>PK</w:t></w:r></w:p><w:p><w:pPr><w:rPr><w:lang w:val="es-NI"/></w:rPr></w:pPr><w:proofErr w:type="spellStart"/><w:r><w:rPr><w:b/><w:sz w:val="16"/><w:lang w:val="es-NI"/></w:rPr><w:t>Soft</w:t></w:r><w:proofErr w:type="spellEnd"/><w:r><w:rPr><w:b/><w:sz w:val="16"/><w:lang w:val="es-NI"/></w:rPr><w:t xml:space="preserve"> </w:t></w:r><w:proofErr w:type="spellStart"/><w:r><w:rPr><w:b/><w:sz w:val="16"/><w:lang w:val="es-NI"/></w:rPr><w:t>Delete</w:t></w:r><w:proofErr w:type="spellEnd"/></w:p><w:p><w:pPr><w:rPr><w:lang w:val="es-NI"/></w:rPr></w:pPr><w:r><w:rPr><w:b/><w:sz w:val="16"/><w:lang w:val="es-NI"/></w:rPr><w:t>Índices únicos</w:t></w:r></w:p><w:p><w:pPr><w:rPr><w:lang w:val="es-NI"/></w:rPr></w:pPr><w:r><w:rPr><w:b/><w:sz w:val="16"/><w:lang w:val="es-NI"/></w:rPr><w:t>Relaciones FK</w:t></w:r></w:p><w:p><w:pPr><w:rPr><w:lang w:val="es-NI"/></w:rPr></w:pPr><w:r><w:rPr><w:sz w:val="16"/><w:lang w:val="es-NI"/></w:rPr><w:t>id</w:t></w:r></w:p><w:p><w:pPr><w:rPr><w:lang w:val="es-NI"/></w:rPr></w:pPr><w:r><w:rPr><w:sz w:val="16"/><w:lang w:val="es-NI"/></w:rPr><w:t>Sí</w:t></w:r></w:p><w:p><w:pPr><w:rPr><w:lang w:val="es-NI"/></w:rPr></w:pPr><w:proofErr w:type="spellStart"/><w:r><w:rPr><w:sz w:val="16"/><w:lang w:val="es-NI"/></w:rPr><w:t>uq_inventario_producto</w:t></w:r><w:proofErr w:type="spellEnd"/><w:r><w:rPr><w:sz w:val="16"/><w:lang w:val="es-NI"/></w:rPr><w:t xml:space="preserve"> (</w:t></w:r><w:proofErr w:type="spellStart"/><w:r><w:rPr><w:sz w:val="16"/><w:lang w:val="es-NI"/></w:rPr><w:t>producto_id</w:t></w:r><w:proofErr w:type="spellEnd"/><w:r><w:rPr><w:sz w:val="16"/><w:lang w:val="es-NI"/></w:rPr><w:t>)</w:t></w:r></w:p><w:p><w:pPr><w:rPr><w:lang w:val="es-NI"/></w:rPr></w:pPr><w:r><w:rPr><w:sz w:val="16"/><w:lang w:val="es-NI"/></w:rPr><w:t>1</w:t></w:r></w:p><w:p><w:pPr><w:rPr><w:lang w:val="es-NI"/></w:rPr></w:pPr><w:r><w:rPr><w:b/><w:sz w:val="15"/><w:lang w:val="es-NI"/></w:rPr><w:t>Campo</w:t></w:r></w:p><w:p><w:pPr><w:rPr><w:lang w:val="es-NI"/></w:rPr></w:pPr><w:r><w:rPr><w:b/><w:sz w:val="15"/><w:lang w:val="es-NI"/></w:rPr><w:t>Tipo / definición</w:t></w:r></w:p><w:p><w:pPr><w:rPr><w:lang w:val="es-NI"/></w:rPr></w:pPr><w:r><w:rPr><w:b/><w:sz w:val="15"/><w:lang w:val="es-NI"/></w:rPr><w:t>Nulo / default</w:t></w:r></w:p><w:p><w:pPr><w:rPr><w:lang w:val="es-NI"/></w:rPr></w:pPr><w:r><w:rPr><w:b/><w:sz w:val="15"/><w:lang w:val="es-NI"/></w:rPr><w:t>Clave / índice</w:t></w:r></w:p><w:p><w:pPr><w:rPr><w:lang w:val="es-NI"/></w:rPr></w:pPr><w:r><w:rPr><w:b/><w:sz w:val="15"/><w:lang w:val="es-NI"/></w:rPr><w:t>Descripción</w:t></w:r></w:p><w:p><w:pPr><w:rPr><w:lang w:val="es-NI"/></w:rPr></w:pPr><w:r><w:rPr><w:sz w:val="15"/><w:lang w:val="es-NI"/></w:rPr><w:t>id</w:t></w:r></w:p><w:p><w:pPr><w:rPr><w:lang w:val="es-NI"/></w:rPr></w:pPr><w:proofErr w:type="gramStart"/><w:r><w:rPr><w:sz w:val="15"/><w:lang w:val="es-NI"/></w:rPr><w:t>BIGINT(</w:t></w:r><w:proofErr w:type="gramEnd"/><w:r><w:rPr><w:sz w:val="15"/><w:lang w:val="es-NI"/></w:rPr><w:t>20)</w:t></w:r></w:p><w:p><w:pPr><w:rPr><w:lang w:val="es-NI"/></w:rPr></w:pPr><w:r><w:rPr><w:sz w:val="15"/><w:lang w:val="es-NI"/></w:rPr><w:t>No</w:t></w:r></w:p><w:p><w:pPr><w:rPr><w:lang w:val="es-NI"/></w:rPr></w:pPr><w:r><w:rPr><w:sz w:val="15"/><w:lang w:val="es-NI"/></w:rPr><w:t>PK</w:t></w:r></w:p><w:p><w:pPr><w:rPr><w:lang w:val="es-NI"/></w:rPr></w:pPr><w:r><w:rPr><w:sz w:val="15"/><w:lang w:val="es-NI"/></w:rPr><w:t>Identificador único de la fila.</w:t></w:r></w:p><w:p><w:pPr><w:rPr><w:lang w:val="es-NI"/></w:rPr></w:pPr><w:proofErr w:type="spellStart"/><w:r><w:rPr><w:sz w:val="15"/><w:lang w:val="es-NI"/></w:rPr><w:t>producto_id</w:t></w:r><w:proofErr w:type="spellEnd"/></w:p><w:p><w:pPr><w:rPr><w:lang w:val="es-NI"/></w:rPr></w:pPr><w:proofErr w:type="gramStart"/><w:r><w:rPr><w:sz w:val="15"/><w:lang w:val="es-NI"/></w:rPr><w:t>BIGINT(</w:t></w:r><w:proofErr w:type="gramEnd"/><w:r><w:rPr><w:sz w:val="15"/><w:lang w:val="es-NI"/></w:rPr><w:t>20)</w:t></w:r></w:p><w:p><w:pPr><w:rPr><w:lang w:val="es-NI"/></w:rPr></w:pPr><w:r><w:rPr><w:sz w:val="15"/><w:lang w:val="es-NI"/></w:rPr><w:t>No</w:t></w:r></w:p><w:p><w:pPr><w:rPr><w:lang w:val="es-NI"/></w:rPr></w:pPr><w:r><w:rPr><w:sz w:val="15"/><w:lang w:val="es-NI"/></w:rPr><w:t>; FK</w:t></w:r></w:p><w:p><w:pPr><w:rPr><w:lang w:val="es-NI"/></w:rPr></w:pPr><w:r><w:rPr><w:sz w:val="15"/><w:lang w:val="es-NI"/></w:rPr><w:t>Referencia al producto o insumo.</w:t></w:r></w:p><w:p><w:pPr><w:rPr><w:lang w:val="es-NI"/></w:rPr></w:pPr><w:proofErr w:type="spellStart"/><w:r><w:rPr><w:sz w:val="15"/><w:lang w:val="es-NI"/></w:rPr><w:t>cantidad_actual</w:t></w:r><w:proofErr w:type="spellEnd"/></w:p><w:p><w:pPr><w:rPr><w:lang w:val="es-NI"/></w:rPr></w:pPr><w:proofErr w:type="gramStart"/><w:r><w:rPr><w:sz w:val="15"/><w:lang w:val="es-NI"/></w:rPr><w:t>DECIMAL(</w:t></w:r><w:proofErr w:type="gramEnd"/><w:r><w:rPr><w:sz w:val="15"/><w:lang w:val="es-NI"/></w:rPr><w:t>14,</w:t></w:r></w:p><w:p><w:pPr><w:rPr><w:lang w:val="es-NI"/></w:rPr></w:pPr><w:r><w:rPr><w:sz w:val="15"/><w:lang w:val="es-NI"/></w:rPr><w:t>No / 0.000</w:t></w:r></w:p><w:p><w:pPr><w:rPr><w:lang w:val="es-NI"/></w:rPr></w:pPr><w:r><w:rPr><w:sz w:val="15"/><w:lang w:val="es-NI"/></w:rPr><w:t>—</w:t></w:r></w:p><w:p><w:pPr><w:rPr><w:lang w:val="es-NI"/></w:rPr></w:pPr><w:r><w:rPr><w:sz w:val="15"/><w:lang w:val="es-NI"/></w:rPr><w:t>Existencia actual del producto.</w:t></w:r></w:p><w:p><w:pPr><w:rPr><w:lang w:val="es-NI"/></w:rPr></w:pPr><w:proofErr w:type="spellStart"/><w:r><w:rPr><w:sz w:val="15"/><w:lang w:val="es-NI"/></w:rPr><w:t>valor_actual</w:t></w:r><w:proofErr w:type="spellEnd"/></w:p><w:p><w:pPr><w:rPr><w:lang w:val="es-NI"/></w:rPr></w:pPr><w:proofErr w:type="gramStart"/><w:r><w:rPr><w:sz w:val="15"/><w:lang w:val="es-NI"/></w:rPr><w:t>DECIMAL(</w:t></w:r><w:proofErr w:type="gramEnd"/><w:r><w:rPr><w:sz w:val="15"/><w:lang w:val="es-NI"/></w:rPr><w:t>14,</w:t></w:r></w:p><w:p><w:pPr><w:rPr><w:lang w:val="es-NI"/></w:rPr></w:pPr><w:r><w:rPr><w:sz w:val="15"/><w:lang w:val="es-NI"/></w:rPr><w:t>No / 0.00</w:t></w:r></w:p><w:p><w:pPr><w:rPr><w:lang w:val="es-NI"/></w:rPr></w:pPr><w:r><w:rPr><w:sz w:val="15"/><w:lang w:val="es-NI"/></w:rPr><w:t>—</w:t></w:r></w:p><w:p><w:pPr><w:rPr><w:lang w:val="es-NI"/></w:rPr></w:pPr><w:r><w:rPr><w:sz w:val="15"/><w:lang w:val="es-NI"/></w:rPr><w:t>Valor monetario actual del inventario.</w:t></w:r></w:p><w:p><w:pPr><w:rPr><w:lang w:val="es-NI"/></w:rPr></w:pPr><w:proofErr w:type="spellStart"/><w:r><w:rPr><w:sz w:val="15"/><w:lang w:val="es-NI"/></w:rPr><w:t>cpp_actual</w:t></w:r><w:proofErr w:type="spellEnd"/></w:p><w:p><w:pPr><w:rPr><w:lang w:val="es-NI"/></w:rPr></w:pPr><w:proofErr w:type="gramStart"/><w:r><w:rPr><w:sz w:val="15"/><w:lang w:val="es-NI"/></w:rPr><w:t>DECIMAL(</w:t></w:r><w:proofErr w:type="gramEnd"/><w:r><w:rPr><w:sz w:val="15"/><w:lang w:val="es-NI"/></w:rPr><w:t>14,</w:t></w:r></w:p><w:p><w:pPr><w:rPr><w:lang w:val="es-NI"/></w:rPr></w:pPr><w:r><w:rPr><w:sz w:val="15"/><w:lang w:val="es-NI"/></w:rPr><w:t>No / 0.0000</w:t></w:r></w:p><w:p><w:pPr><w:rPr><w:lang w:val="es-NI"/></w:rPr></w:pPr><w:r><w:rPr><w:sz w:val="15"/><w:lang w:val="es-NI"/></w:rPr><w:t>—</w:t></w:r></w:p><w:p><w:pPr><w:rPr><w:lang w:val="es-NI"/></w:rPr></w:pPr><w:r><w:rPr><w:sz w:val="15"/><w:lang w:val="es-NI"/></w:rPr><w:t>Costo promedio ponderado actual por unidad.</w:t></w:r></w:p><w:p><w:pPr><w:rPr><w:lang w:val="es-NI"/></w:rPr></w:pPr><w:proofErr w:type="spellStart"/><w:r><w:rPr><w:sz w:val="15"/><w:lang w:val="es-NI"/></w:rPr><w:t>created_at</w:t></w:r><w:proofErr w:type="spellEnd"/></w:p><w:p><w:pPr><w:rPr><w:lang w:val="es-NI"/></w:rPr></w:pPr><w:r><w:rPr><w:sz w:val="15"/><w:lang w:val="es-NI"/></w:rPr><w:t>TIMESTAMP</w:t></w:r></w:p><w:p><w:pPr><w:rPr><w:lang w:val="es-NI"/></w:rPr></w:pPr><w:r><w:rPr><w:sz w:val="15"/><w:lang w:val="es-NI"/></w:rPr><w:t>Sí / NULL</w:t></w:r></w:p><w:p><w:pPr><w:rPr><w:lang w:val="es-NI"/></w:rPr></w:pPr><w:r><w:rPr><w:sz w:val="15"/><w:lang w:val="es-NI"/></w:rPr><w:t>—</w:t></w:r></w:p><w:p><w:pPr><w:rPr><w:lang w:val="es-NI"/></w:rPr></w:pPr><w:r><w:rPr><w:sz w:val="15"/><w:lang w:val="es-NI"/></w:rPr><w:t>Fecha/hora de creación.</w:t></w:r></w:p><w:p><w:pPr><w:rPr><w:lang w:val="es-NI"/></w:rPr></w:pPr><w:proofErr w:type="spellStart"/><w:r><w:rPr><w:sz w:val="15"/><w:lang w:val="es-NI"/></w:rPr><w:t>updated_at</w:t></w:r><w:proofErr w:type="spellEnd"/></w:p><w:p><w:pPr><w:rPr><w:lang w:val="es-NI"/></w:rPr></w:pPr><w:r><w:rPr><w:sz w:val="15"/><w:lang w:val="es-NI"/></w:rPr><w:t>TIMESTAMP</w:t></w:r></w:p><w:p><w:pPr><w:rPr><w:lang w:val="es-NI"/></w:rPr></w:pPr><w:r><w:rPr><w:sz w:val="15"/><w:lang w:val="es-NI"/></w:rPr><w:t>Sí / NULL</w:t></w:r></w:p><w:p><w:pPr><w:rPr><w:lang w:val="es-NI"/></w:rPr></w:pPr><w:r><w:rPr><w:sz w:val="15"/><w:lang w:val="es-NI"/></w:rPr><w:t>—</w:t></w:r></w:p><w:p><w:pPr><w:rPr><w:lang w:val="es-NI"/></w:rPr></w:pPr><w:r><w:rPr><w:sz w:val="15"/><w:lang w:val="es-NI"/></w:rPr><w:t>Fecha/hora de última actualización.</w:t></w:r></w:p><w:p><w:pPr><w:rPr><w:lang w:val="es-NI"/></w:rPr></w:pPr><w:proofErr w:type="spellStart"/><w:r><w:rPr><w:sz w:val="15"/><w:lang w:val="es-NI"/></w:rPr><w:t>deleted_at</w:t></w:r><w:proofErr w:type="spellEnd"/></w:p><w:p><w:pPr><w:rPr><w:lang w:val="es-NI"/></w:rPr></w:pPr><w:r><w:rPr><w:sz w:val="15"/><w:lang w:val="es-NI"/></w:rPr><w:t>TIMESTAMP</w:t></w:r></w:p><w:p><w:pPr><w:rPr><w:lang w:val="es-NI"/></w:rPr></w:pPr><w:r><w:rPr><w:sz w:val="15"/><w:lang w:val="es-NI"/></w:rPr><w:t>Sí / NULL</w:t></w:r></w:p><w:p><w:pPr><w:rPr><w:lang w:val="es-NI"/></w:rPr></w:pPr><w:r><w:rPr><w:sz w:val="15"/><w:lang w:val="es-NI"/></w:rPr><w:t>—</w:t></w:r></w:p><w:p><w:pPr><w:rPr><w:lang w:val="es-NI"/></w:rPr></w:pPr><w:r><w:rPr><w:sz w:val="15"/><w:lang w:val="es-NI"/></w:rPr><w:t>Marca temporal de eliminación lógica (</w:t></w:r><w:proofErr w:type="spellStart"/><w:r><w:rPr><w:sz w:val="15"/><w:lang w:val="es-NI"/></w:rPr><w:t>Soft</w:t></w:r><w:proofErr w:type="spellEnd"/><w:r><w:rPr><w:sz w:val="15"/><w:lang w:val="es-NI"/></w:rPr><w:t xml:space="preserve"> </w:t></w:r><w:proofErr w:type="spellStart"/><w:r><w:rPr><w:sz w:val="15"/><w:lang w:val="es-NI"/></w:rPr><w:t>Delete</w:t></w:r><w:proofErr w:type="spellEnd"/><w:r><w:rPr><w:sz w:val="15"/><w:lang w:val="es-NI"/></w:rPr><w:t>).</w:t></w:r></w:p><w:p><w:pPr><w:rPr><w:lang w:val="es-NI"/></w:rPr></w:pPr><w:r><w:rPr><w:b/><w:lang w:val="es-NI"/></w:rPr><w:t>Relaciones:</w:t></w:r></w:p><w:p><w:pPr><w:pStyle w:val="Listaconvietas"/><w:rPr><w:lang w:val="es-NI"/></w:rPr></w:pPr><w:proofErr w:type="spellStart"/><w:r><w:rPr><w:lang w:val="es-NI"/></w:rPr><w:t>producto_id</w:t></w:r><w:proofErr w:type="spellEnd"/><w:r><w:rPr><w:lang w:val="es-NI"/></w:rPr><w:t xml:space="preserve"> → </w:t></w:r><w:proofErr w:type="spellStart"/><w:r><w:rPr><w:lang w:val="es-NI"/></w:rPr><w:t>productos.id</w:t></w:r><w:proofErr w:type="spellEnd"/></w:p><w:p><w:pPr><w:rPr><w:lang w:val="es-NI"/></w:rPr></w:pPr><w:r><w:rPr><w:lang w:val="es-NI"/></w:rPr><w:br w:type="page"/></w:r></w:p><w:p><w:pPr><w:pStyle w:val="Ttulo2"/><w:rPr><w:lang w:val="es-NI"/></w:rPr></w:pPr><w:bookmarkStart w:id="23" w:name="_Toc240620152"/><w:r><w:rPr><w:lang w:val="es-NI"/></w:rPr><w:lastRenderedPageBreak/><w:t xml:space="preserve">19. </w:t></w:r><w:proofErr w:type="spellStart"/><w:r><w:rPr><w:lang w:val="es-NI"/></w:rPr><w:t>movimientos_inventario</w:t></w:r><w:bookmarkEnd w:id="23"/><w:proofErr w:type="spellEnd"/></w:p><w:p><w:pPr><w:rPr><w:lang w:val="es-NI"/></w:rPr></w:pPr><w:r><w:rPr><w:lang w:val="es-NI"/></w:rPr><w:t>Kardex histórico del inventario. Registra entradas, salidas y ajustes, además de su impacto económico e imputación a OT/proceso.</w:t></w:r></w:p><w:p><w:pPr><w:rPr><w:lang w:val="es-NI"/></w:rPr></w:pPr><w:r><w:t xml:space="preserve">Reglas / criterios: Es la fuente histórica del kardex. Se utiliza costo promedio ponderado (CPP). Las entradas normales recalculan CPP; las salidas utilizan el CPP vigente; los ajustes usan el CPP vigente y no lo recalculan. No se permite inventario negativo. Los equivalentes NIO son históricos. Una salida con proceso_orden_id es la materia prima de ese proceso y suma a su costo; por eso su costo_unitario lo determina el CPP vigente y no lo que se escriba en la pantalla. Entrar material en el almacen no es un costo: se contabiliza cuando se consume, no cuando llega, para que el costo de un proceso no dependa del momento en que se compro. Los movimientos se escriben siempre en la misma transaccion que el saldo que alteran, y el saldo de la fila se bloquea mientras se recalcula, para que dos consumos simultaneos no puedan dejar la existencia en negativo entre los dos. Las entradas que provienen de una compra finalizada llevan compra_id, que es lo que permite deshacerlas: la compra, el almacén y el kardex se escriben en la misma transacción, porque compras + inventario es una operación compuesta y a medias el kardex contaría material que no está. Al deshacer una entrada se recalcula el CPP con lo que queda; al consumir, no: sacar material no cambia el precio de lo que sigue en el almacén.</w:t></w:r><w:proofErr w:type="spellStart"/><w:proofErr w:type="spellEnd"/></w:p><w:p><w:pPr><w:rPr><w:lang w:val="es-NI"/></w:rPr></w:pPr><w:r><w:rPr><w:b/><w:sz w:val="16"/><w:lang w:val="es-NI"/></w:rPr><w:t>PK</w:t></w:r></w:p><w:p><w:pPr><w:rPr><w:lang w:val="es-NI"/></w:rPr></w:pPr><w:proofErr w:type="spellStart"/><w:r><w:rPr><w:b/><w:sz w:val="16"/><w:lang w:val="es-NI"/></w:rPr><w:t>Soft</w:t></w:r><w:proofErr w:type="spellEnd"/><w:r><w:rPr><w:b/><w:sz w:val="16"/><w:lang w:val="es-NI"/></w:rPr><w:t xml:space="preserve"> </w:t></w:r><w:proofErr w:type="spellStart"/><w:r><w:rPr><w:b/><w:sz w:val="16"/><w:lang w:val="es-NI"/></w:rPr><w:t>Delete</w:t></w:r><w:proofErr w:type="spellEnd"/></w:p><w:p><w:pPr><w:rPr><w:lang w:val="es-NI"/></w:rPr></w:pPr><w:r><w:rPr><w:b/><w:sz w:val="16"/><w:lang w:val="es-NI"/></w:rPr><w:t>Índices únicos</w:t></w:r></w:p><w:p><w:pPr><w:rPr><w:lang w:val="es-NI"/></w:rPr></w:pPr><w:r><w:rPr><w:b/><w:sz w:val="16"/><w:lang w:val="es-NI"/></w:rPr><w:t>Relaciones FK</w:t></w:r></w:p><w:p><w:pPr><w:rPr><w:lang w:val="es-NI"/></w:rPr></w:pPr><w:r><w:rPr><w:sz w:val="16"/><w:lang w:val="es-NI"/></w:rPr><w:t>id</w:t></w:r></w:p><w:p><w:pPr><w:rPr><w:lang w:val="es-NI"/></w:rPr></w:pPr><w:r><w:rPr><w:sz w:val="16"/><w:lang w:val="es-NI"/></w:rPr><w:t>Sí</w:t></w:r></w:p><w:p><w:pPr><w:rPr><w:lang w:val="es-NI"/></w:rPr></w:pPr><w:r><w:rPr><w:sz w:val="16"/><w:lang w:val="es-NI"/></w:rPr><w:t>—</w:t></w:r></w:p><w:p><w:pPr><w:rPr><w:lang w:val="es-NI"/></w:rPr></w:pPr><w:r><w:t xml:space="preserve">5</w:t></w:r></w:p><w:p><w:pPr><w:rPr><w:lang w:val="es-NI"/></w:rPr></w:pPr><w:r><w:rPr><w:b/><w:sz w:val="15"/><w:lang w:val="es-NI"/></w:rPr><w:t>Campo</w:t></w:r></w:p><w:p><w:pPr><w:rPr><w:lang w:val="es-NI"/></w:rPr></w:pPr><w:r><w:rPr><w:b/><w:sz w:val="15"/><w:lang w:val="es-NI"/></w:rPr><w:t>Tipo / definición</w:t></w:r></w:p><w:p><w:pPr><w:rPr><w:lang w:val="es-NI"/></w:rPr></w:pPr><w:r><w:rPr><w:b/><w:sz w:val="15"/><w:lang w:val="es-NI"/></w:rPr><w:t>Nulo / default</w:t></w:r></w:p><w:p><w:pPr><w:rPr><w:lang w:val="es-NI"/></w:rPr></w:pPr><w:r><w:rPr><w:b/><w:sz w:val="15"/><w:lang w:val="es-NI"/></w:rPr><w:t>Clave / índice</w:t></w:r></w:p><w:p><w:pPr><w:rPr><w:lang w:val="es-NI"/></w:rPr></w:pPr><w:r><w:rPr><w:b/><w:sz w:val="15"/><w:lang w:val="es-NI"/></w:rPr><w:t>Descripción</w:t></w:r></w:p><w:p><w:pPr><w:rPr><w:lang w:val="es-NI"/></w:rPr></w:pPr><w:r><w:rPr><w:sz w:val="15"/><w:lang w:val="es-NI"/></w:rPr><w:t>id</w:t></w:r></w:p><w:p><w:pPr><w:rPr><w:lang w:val="es-NI"/></w:rPr></w:pPr><w:proofErr w:type="gramStart"/><w:r><w:rPr><w:sz w:val="15"/><w:lang w:val="es-NI"/></w:rPr><w:t>BIGINT(</w:t></w:r><w:proofErr w:type="gramEnd"/><w:r><w:rPr><w:sz w:val="15"/><w:lang w:val="es-NI"/></w:rPr><w:t>20)</w:t></w:r></w:p><w:p><w:pPr><w:rPr><w:lang w:val="es-NI"/></w:rPr></w:pPr><w:r><w:rPr><w:sz w:val="15"/><w:lang w:val="es-NI"/></w:rPr><w:t>No</w:t></w:r></w:p><w:p><w:pPr><w:rPr><w:lang w:val="es-NI"/></w:rPr></w:pPr><w:r><w:rPr><w:sz w:val="15"/><w:lang w:val="es-NI"/></w:rPr><w:t>PK</w:t></w:r></w:p><w:p><w:pPr><w:rPr><w:lang w:val="es-NI"/></w:rPr></w:pPr><w:r><w:rPr><w:sz w:val="15"/><w:lang w:val="es-NI"/></w:rPr><w:t>Identificador único de la fila.</w:t></w:r></w:p><w:p><w:pPr><w:rPr><w:lang w:val="es-NI"/></w:rPr></w:pPr><w:proofErr w:type="spellStart"/><w:r><w:rPr><w:sz w:val="15"/><w:lang w:val="es-NI"/></w:rPr><w:t>producto_id</w:t></w:r><w:proofErr w:type="spellEnd"/></w:p><w:p><w:pPr><w:rPr><w:lang w:val="es-NI"/></w:rPr></w:pPr><w:proofErr w:type="gramStart"/><w:r><w:rPr><w:sz w:val="15"/><w:lang w:val="es-NI"/></w:rPr><w:t>BIGINT(</w:t></w:r><w:proofErr w:type="gramEnd"/><w:r><w:rPr><w:sz w:val="15"/><w:lang w:val="es-NI"/></w:rPr><w:t>20)</w:t></w:r></w:p><w:p><w:pPr><w:rPr><w:lang w:val="es-NI"/></w:rPr></w:pPr><w:r><w:rPr><w:sz w:val="15"/><w:lang w:val="es-NI"/></w:rPr><w:t>No</w:t></w:r></w:p><w:p><w:pPr><w:rPr><w:lang w:val="es-NI"/></w:rPr></w:pPr><w:r><w:rPr><w:sz w:val="15"/><w:lang w:val="es-NI"/></w:rPr><w:t>FK</w:t></w:r></w:p><w:p><w:pPr><w:rPr><w:lang w:val="es-NI"/></w:rPr></w:pPr><w:r><w:rPr><w:sz w:val="15"/><w:lang w:val="es-NI"/></w:rPr><w:t>Referencia al producto o insumo.</w:t></w:r></w:p><w:p><w:pPr><w:rPr><w:lang w:val="es-NI"/></w:rPr></w:pPr><w:proofErr w:type="spellStart"/><w:r><w:rPr><w:sz w:val="15"/><w:lang w:val="es-NI"/></w:rPr><w:t>orden_trabajo_id</w:t></w:r><w:proofErr w:type="spellEnd"/></w:p><w:p><w:pPr><w:rPr><w:lang w:val="es-NI"/></w:rPr></w:pPr><w:proofErr w:type="gramStart"/><w:r><w:rPr><w:sz w:val="15"/><w:lang w:val="es-NI"/></w:rPr><w:t>BIGINT(</w:t></w:r><w:proofErr w:type="gramEnd"/><w:r><w:rPr><w:sz w:val="15"/><w:lang w:val="es-NI"/></w:rPr><w:t>20)</w:t></w:r></w:p><w:p><w:pPr><w:rPr><w:lang w:val="es-NI"/></w:rPr></w:pPr><w:r><w:rPr><w:sz w:val="15"/><w:lang w:val="es-NI"/></w:rPr><w:t>Sí / NULL</w:t></w:r></w:p><w:p><w:pPr><w:rPr><w:lang w:val="es-NI"/></w:rPr></w:pPr><w:r><w:rPr><w:sz w:val="15"/><w:lang w:val="es-NI"/></w:rPr><w:t>FK</w:t></w:r></w:p><w:p><w:pPr><w:rPr><w:lang w:val="es-NI"/></w:rPr></w:pPr><w:r><w:rPr><w:sz w:val="15"/><w:lang w:val="es-NI"/></w:rPr><w:t>Referencia a la orden de trabajo asociada.</w:t></w:r></w:p><w:p><w:pPr><w:rPr><w:lang w:val="es-NI"/></w:rPr></w:pPr><w:proofErr w:type="spellStart"/><w:r><w:rPr><w:sz w:val="15"/><w:lang w:val="es-NI"/></w:rPr><w:t>proceso_orden_id</w:t></w:r><w:proofErr w:type="spellEnd"/></w:p><w:p><w:pPr><w:rPr><w:lang w:val="es-NI"/></w:rPr></w:pPr><w:proofErr w:type="gramStart"/><w:r><w:rPr><w:sz w:val="15"/><w:lang w:val="es-NI"/></w:rPr><w:t>BIGINT(</w:t></w:r><w:proofErr w:type="gramEnd"/><w:r><w:rPr><w:sz w:val="15"/><w:lang w:val="es-NI"/></w:rPr><w:t>20)</w:t></w:r></w:p><w:p><w:pPr><w:rPr><w:lang w:val="es-NI"/></w:rPr></w:pPr><w:r><w:rPr><w:sz w:val="15"/><w:lang w:val="es-NI"/></w:rPr><w:t>Sí / NULL</w:t></w:r></w:p><w:p><w:pPr><w:rPr><w:lang w:val="es-NI"/></w:rPr></w:pPr><w:r><w:rPr><w:sz w:val="15"/><w:lang w:val="es-NI"/></w:rPr><w:t>FK</w:t></w:r></w:p><w:p><w:pPr><w:rPr><w:lang w:val="es-NI"/></w:rPr></w:pPr><w:r><w:rPr><w:sz w:val="15"/><w:lang w:val="es-NI"/></w:rPr><w:t>Referencia al proceso específico de la OT.</w:t></w:r></w:p><w:p><w:pPr><w:rPr><w:lang w:val="es-NI"/></w:rPr></w:pPr><w:proofErr w:type="spellStart"/><w:r><w:t xml:space="preserve">compra_id</w:t></w:r><w:proofErr w:type="spellEnd"/></w:p><w:p><w:pPr><w:rPr><w:lang w:val="es-NI"/></w:rPr></w:pPr><w:proofErr w:type="gramStart"/><w:r><w:t xml:space="preserve">BIGINT(20)</w:t></w:r><w:proofErr w:type="gramEnd"/></w:p><w:p><w:pPr><w:rPr><w:lang w:val="es-NI"/></w:rPr></w:pPr><w:r><w:t xml:space="preserve">Sí / NULL</w:t></w:r></w:p><w:p><w:pPr><w:rPr><w:lang w:val="es-NI"/></w:rPr></w:pPr><w:r><w:t xml:space="preserve">FK</w:t></w:r></w:p><w:p><w:pPr><w:rPr><w:lang w:val="es-NI"/></w:rPr></w:pPr><w:r><w:t xml:space="preserve">Compra de origen cuando la entrada de almacén proviene de una compra finalizada.</w:t></w:r></w:p><w:p><w:pPr><w:rPr><w:lang w:val="es-NI"/></w:rPr></w:pPr><w:r><w:rPr><w:sz w:val="15"/><w:lang w:val="es-NI"/></w:rPr><w:t>tipo</w:t></w:r></w:p><w:p><w:pPr><w:rPr><w:lang w:val="es-NI"/></w:rPr></w:pPr><w:proofErr w:type="gramStart"/><w:r><w:rPr><w:sz w:val="15"/><w:lang w:val="es-NI"/></w:rPr><w:t>VARCHAR(</w:t></w:r><w:proofErr w:type="gramEnd"/><w:r><w:rPr><w:sz w:val="15"/><w:lang w:val="es-NI"/></w:rPr><w:t>30)</w:t></w:r></w:p><w:p><w:pPr><w:rPr><w:lang w:val="es-NI"/></w:rPr></w:pPr><w:r><w:rPr><w:sz w:val="15"/><w:lang w:val="es-NI"/></w:rPr><w:t>No</w:t></w:r></w:p><w:p><w:pPr><w:rPr><w:lang w:val="es-NI"/></w:rPr></w:pPr><w:r><w:rPr><w:sz w:val="15"/><w:lang w:val="es-NI"/></w:rPr><w:t>—</w:t></w:r></w:p><w:p><w:pPr><w:rPr><w:lang w:val="es-NI"/></w:rPr></w:pPr><w:r><w:rPr><w:sz w:val="15"/><w:lang w:val="es-NI"/></w:rPr><w:t>Tipo de movimiento de inventario.</w:t></w:r></w:p><w:p><w:pPr><w:rPr><w:lang w:val="es-NI"/></w:rPr></w:pPr><w:r><w:rPr><w:sz w:val="15"/><w:lang w:val="es-NI"/></w:rPr><w:t>fecha</w:t></w:r></w:p><w:p><w:pPr><w:rPr><w:lang w:val="es-NI"/></w:rPr></w:pPr><w:r><w:rPr><w:sz w:val="15"/><w:lang w:val="es-NI"/></w:rPr><w:t>DATETIME</w:t></w:r></w:p><w:p><w:pPr><w:rPr><w:lang w:val="es-NI"/></w:rPr></w:pPr><w:r><w:rPr><w:sz w:val="15"/><w:lang w:val="es-NI"/></w:rPr><w:t>No</w:t></w:r></w:p><w:p><w:pPr><w:rPr><w:lang w:val="es-NI"/></w:rPr></w:pPr><w:r><w:rPr><w:sz w:val="15"/><w:lang w:val="es-NI"/></w:rPr><w:t>—</w:t></w:r></w:p><w:p><w:pPr><w:rPr><w:lang w:val="es-NI"/></w:rPr></w:pPr><w:r><w:rPr><w:sz w:val="15"/><w:lang w:val="es-NI"/></w:rPr><w:t>Fecha de la operación.</w:t></w:r></w:p><w:p><w:pPr><w:rPr><w:lang w:val="es-NI"/></w:rPr></w:pPr><w:r><w:rPr><w:sz w:val="15"/><w:lang w:val="es-NI"/></w:rPr><w:t>cantidad</w:t></w:r></w:p><w:p><w:pPr><w:rPr><w:lang w:val="es-NI"/></w:rPr></w:pPr><w:proofErr w:type="gramStart"/><w:r><w:rPr><w:sz w:val="15"/><w:lang w:val="es-NI"/></w:rPr><w:t>DECIMAL(</w:t></w:r><w:proofErr w:type="gramEnd"/><w:r><w:rPr><w:sz w:val="15"/><w:lang w:val="es-NI"/></w:rPr><w:t>14,</w:t></w:r></w:p><w:p><w:pPr><w:rPr><w:lang w:val="es-NI"/></w:rPr></w:pPr><w:r><w:rPr><w:sz w:val="15"/><w:lang w:val="es-NI"/></w:rPr><w:t>No</w:t></w:r></w:p><w:p><w:pPr><w:rPr><w:lang w:val="es-NI"/></w:rPr></w:pPr><w:r><w:rPr><w:sz w:val="15"/><w:lang w:val="es-NI"/></w:rPr><w:t>—</w:t></w:r></w:p><w:p><w:pPr><w:rPr><w:lang w:val="es-NI"/></w:rPr></w:pPr><w:r><w:rPr><w:sz w:val="15"/><w:lang w:val="es-NI"/></w:rPr><w:t>Cantidad física o cantidad base de la operación.</w:t></w:r></w:p><w:p><w:pPr><w:rPr><w:lang w:val="es-NI"/></w:rPr></w:pPr><w:proofErr w:type="spellStart"/><w:r><w:rPr><w:sz w:val="15"/><w:lang w:val="es-NI"/></w:rPr><w:t>moneda_id</w:t></w:r><w:proofErr w:type="spellEnd"/></w:p><w:p><w:pPr><w:rPr><w:lang w:val="es-NI"/></w:rPr></w:pPr><w:proofErr w:type="gramStart"/><w:r><w:rPr><w:sz w:val="15"/><w:lang w:val="es-NI"/></w:rPr><w:t>BIGINT(</w:t></w:r><w:proofErr w:type="gramEnd"/><w:r><w:rPr><w:sz w:val="15"/><w:lang w:val="es-NI"/></w:rPr><w:t>20)</w:t></w:r></w:p><w:p><w:pPr><w:rPr><w:lang w:val="es-NI"/></w:rPr></w:pPr><w:r><w:rPr><w:sz w:val="15"/><w:lang w:val="es-NI"/></w:rPr><w:t>No</w:t></w:r></w:p><w:p><w:pPr><w:rPr><w:lang w:val="es-NI"/></w:rPr></w:pPr><w:r><w:rPr><w:sz w:val="15"/><w:lang w:val="es-NI"/></w:rPr><w:t>FK</w:t></w:r></w:p><w:p><w:pPr><w:rPr><w:lang w:val="es-NI"/></w:rPr></w:pPr><w:r><w:rPr><w:sz w:val="15"/><w:lang w:val="es-NI"/></w:rPr><w:t>Moneda en la que se registra la operación.</w:t></w:r></w:p><w:p><w:pPr><w:rPr><w:lang w:val="es-NI"/></w:rPr></w:pPr><w:proofErr w:type="spellStart"/><w:r><w:rPr><w:sz w:val="15"/><w:lang w:val="es-NI"/></w:rPr><w:t>costo_unitario</w:t></w:r><w:proofErr w:type="spellEnd"/></w:p><w:p><w:pPr><w:rPr><w:lang w:val="es-NI"/></w:rPr></w:pPr><w:proofErr w:type="gramStart"/><w:r><w:rPr><w:sz w:val="15"/><w:lang w:val="es-NI"/></w:rPr><w:t>DECIMAL(</w:t></w:r><w:proofErr w:type="gramEnd"/><w:r><w:rPr><w:sz w:val="15"/><w:lang w:val="es-NI"/></w:rPr><w:t>14,</w:t></w:r></w:p><w:p><w:pPr><w:rPr><w:lang w:val="es-NI"/></w:rPr></w:pPr><w:r><w:rPr><w:sz w:val="15"/><w:lang w:val="es-NI"/></w:rPr><w:t>Sí / NULL</w:t></w:r></w:p><w:p><w:pPr><w:rPr><w:lang w:val="es-NI"/></w:rPr></w:pPr><w:r><w:rPr><w:sz w:val="15"/><w:lang w:val="es-NI"/></w:rPr><w:t>—</w:t></w:r></w:p><w:p><w:pPr><w:rPr><w:lang w:val="es-NI"/></w:rPr></w:pPr><w:r><w:rPr><w:sz w:val="15"/><w:lang w:val="es-NI"/></w:rPr><w:t>Costo por unidad en la moneda de la operación.</w:t></w:r></w:p><w:p><w:pPr><w:rPr><w:lang w:val="es-NI"/></w:rPr></w:pPr><w:proofErr w:type="spellStart"/><w:r><w:rPr><w:sz w:val="15"/><w:lang w:val="es-NI"/></w:rPr><w:t>costo_total</w:t></w:r><w:proofErr w:type="spellEnd"/></w:p><w:p><w:pPr><w:rPr><w:lang w:val="es-NI"/></w:rPr></w:pPr><w:proofErr w:type="gramStart"/><w:r><w:rPr><w:sz w:val="15"/><w:lang w:val="es-NI"/></w:rPr><w:t>DECIMAL(</w:t></w:r><w:proofErr w:type="gramEnd"/><w:r><w:rPr><w:sz w:val="15"/><w:lang w:val="es-NI"/></w:rPr><w:t>14,</w:t></w:r></w:p><w:p><w:pPr><w:rPr><w:lang w:val="es-NI"/></w:rPr></w:pPr><w:r><w:rPr><w:sz w:val="15"/><w:lang w:val="es-NI"/></w:rPr><w:t>Sí / NULL</w:t></w:r></w:p><w:p><w:pPr><w:rPr><w:lang w:val="es-NI"/></w:rPr></w:pPr><w:r><w:rPr><w:sz w:val="15"/><w:lang w:val="es-NI"/></w:rPr><w:t>—</w:t></w:r></w:p><w:p><w:pPr><w:rPr><w:lang w:val="es-NI"/></w:rPr></w:pPr><w:r><w:rPr><w:sz w:val="15"/><w:lang w:val="es-NI"/></w:rPr><w:t>Costo total en la moneda de la operación.</w:t></w:r></w:p><w:p><w:pPr><w:rPr><w:lang w:val="es-NI"/></w:rPr></w:pPr><w:r><w:rPr><w:sz w:val="15"/><w:lang w:val="es-NI"/></w:rPr><w:t>referencia</w:t></w:r></w:p><w:p><w:pPr><w:rPr><w:lang w:val="es-NI"/></w:rPr></w:pPr><w:proofErr w:type="gramStart"/><w:r><w:rPr><w:sz w:val="15"/><w:lang w:val="es-NI"/></w:rPr><w:t>VARCHAR(</w:t></w:r><w:proofErr w:type="gramEnd"/><w:r><w:rPr><w:sz w:val="15"/><w:lang w:val="es-NI"/></w:rPr><w:t>100)</w:t></w:r></w:p><w:p><w:pPr><w:rPr><w:lang w:val="es-NI"/></w:rPr></w:pPr><w:r><w:rPr><w:sz w:val="15"/><w:lang w:val="es-NI"/></w:rPr><w:t>Sí / NULL</w:t></w:r></w:p><w:p><w:pPr><w:rPr><w:lang w:val="es-NI"/></w:rPr></w:pPr><w:r><w:rPr><w:sz w:val="15"/><w:lang w:val="es-NI"/></w:rPr><w:t>—</w:t></w:r></w:p><w:p><w:pPr><w:rPr><w:lang w:val="es-NI"/></w:rPr></w:pPr><w:r><w:rPr><w:sz w:val="15"/><w:lang w:val="es-NI"/></w:rPr><w:t>Referencia externa o documental de la operación.</w:t></w:r></w:p><w:p><w:pPr><w:rPr><w:lang w:val="es-NI"/></w:rPr></w:pPr><w:r><w:rPr><w:sz w:val="15"/><w:lang w:val="es-NI"/></w:rPr><w:t>observaciones</w:t></w:r></w:p><w:p><w:pPr><w:rPr><w:lang w:val="es-NI"/></w:rPr></w:pPr><w:r><w:rPr><w:sz w:val="15"/><w:lang w:val="es-NI"/></w:rPr><w:t>TEXT</w:t></w:r></w:p><w:p><w:pPr><w:rPr><w:lang w:val="es-NI"/></w:rPr></w:pPr><w:r><w:rPr><w:sz w:val="15"/><w:lang w:val="es-NI"/></w:rPr><w:t>Sí / NULL</w:t></w:r></w:p><w:p><w:pPr><w:rPr><w:lang w:val="es-NI"/></w:rPr></w:pPr><w:r><w:rPr><w:sz w:val="15"/><w:lang w:val="es-NI"/></w:rPr><w:t>—</w:t></w:r></w:p><w:p><w:pPr><w:rPr><w:lang w:val="es-NI"/></w:rPr></w:pPr><w:r><w:rPr><w:sz w:val="15"/><w:lang w:val="es-NI"/></w:rPr><w:t>Notas adicionales del registro.</w:t></w:r></w:p><w:p><w:pPr><w:rPr><w:lang w:val="es-NI"/></w:rPr></w:pPr><w:proofErr w:type="spellStart"/><w:r><w:rPr><w:sz w:val="15"/><w:lang w:val="es-NI"/></w:rPr><w:t>created_at</w:t></w:r><w:proofErr w:type="spellEnd"/></w:p><w:p><w:pPr><w:rPr><w:lang w:val="es-NI"/></w:rPr></w:pPr><w:r><w:rPr><w:sz w:val="15"/><w:lang w:val="es-NI"/></w:rPr><w:t>TIMESTAMP</w:t></w:r></w:p><w:p><w:pPr><w:rPr><w:lang w:val="es-NI"/></w:rPr></w:pPr><w:r><w:rPr><w:sz w:val="15"/><w:lang w:val="es-NI"/></w:rPr><w:t>Sí / NULL</w:t></w:r></w:p><w:p><w:pPr><w:rPr><w:lang w:val="es-NI"/></w:rPr></w:pPr><w:r><w:rPr><w:sz w:val="15"/><w:lang w:val="es-NI"/></w:rPr><w:t>—</w:t></w:r></w:p><w:p><w:pPr><w:rPr><w:lang w:val="es-NI"/></w:rPr></w:pPr><w:r><w:rPr><w:sz w:val="15"/><w:lang w:val="es-NI"/></w:rPr><w:t>Fecha/hora de creación.</w:t></w:r></w:p><w:p><w:pPr><w:rPr><w:lang w:val="es-NI"/></w:rPr></w:pPr><w:proofErr w:type="spellStart"/><w:r><w:rPr><w:sz w:val="15"/><w:lang w:val="es-NI"/></w:rPr><w:t>updated_at</w:t></w:r><w:proofErr w:type="spellEnd"/></w:p><w:p><w:pPr><w:rPr><w:lang w:val="es-NI"/></w:rPr></w:pPr><w:r><w:rPr><w:sz w:val="15"/><w:lang w:val="es-NI"/></w:rPr><w:t>TIMESTAMP</w:t></w:r></w:p><w:p><w:pPr><w:rPr><w:lang w:val="es-NI"/></w:rPr></w:pPr><w:r><w:rPr><w:sz w:val="15"/><w:lang w:val="es-NI"/></w:rPr><w:t>Sí / NULL</w:t></w:r></w:p><w:p><w:pPr><w:rPr><w:lang w:val="es-NI"/></w:rPr></w:pPr><w:r><w:rPr><w:sz w:val="15"/><w:lang w:val="es-NI"/></w:rPr><w:t>—</w:t></w:r></w:p><w:p><w:pPr><w:rPr><w:lang w:val="es-NI"/></w:rPr></w:pPr><w:r><w:rPr><w:sz w:val="15"/><w:lang w:val="es-NI"/></w:rPr><w:t>Fecha/hora de última actualización.</w:t></w:r></w:p><w:p><w:pPr><w:rPr><w:lang w:val="es-NI"/></w:rPr></w:pPr><w:proofErr w:type="spellStart"/><w:r><w:rPr><w:sz w:val="15"/><w:lang w:val="es-NI"/></w:rPr><w:t>deleted_at</w:t></w:r><w:proofErr w:type="spellEnd"/></w:p><w:p><w:pPr><w:rPr><w:lang w:val="es-NI"/></w:rPr></w:pPr><w:r><w:rPr><w:sz w:val="15"/><w:lang w:val="es-NI"/></w:rPr><w:t>TIMESTAMP</w:t></w:r></w:p><w:p><w:pPr><w:rPr><w:lang w:val="es-NI"/></w:rPr></w:pPr><w:r><w:rPr><w:sz w:val="15"/><w:lang w:val="es-NI"/></w:rPr><w:t>Sí / NULL</w:t></w:r></w:p><w:p><w:pPr><w:rPr><w:lang w:val="es-NI"/></w:rPr></w:pPr><w:r><w:rPr><w:sz w:val="15"/><w:lang w:val="es-NI"/></w:rPr><w:t>—</w:t></w:r></w:p><w:p><w:pPr><w:rPr><w:lang w:val="es-NI"/></w:rPr></w:pPr><w:r><w:rPr><w:sz w:val="15"/><w:lang w:val="es-NI"/></w:rPr><w:t>Marca temporal de eliminación lógica (</w:t></w:r><w:proofErr w:type="spellStart"/><w:r><w:rPr><w:sz w:val="15"/><w:lang w:val="es-NI"/></w:rPr><w:t>Soft</w:t></w:r><w:proofErr w:type="spellEnd"/><w:r><w:rPr><w:sz w:val="15"/><w:lang w:val="es-NI"/></w:rPr><w:t xml:space="preserve"> </w:t></w:r><w:proofErr w:type="spellStart"/><w:r><w:rPr><w:sz w:val="15"/><w:lang w:val="es-NI"/></w:rPr><w:t>Delete</w:t></w:r><w:proofErr w:type="spellEnd"/><w:r><w:rPr><w:sz w:val="15"/><w:lang w:val="es-NI"/></w:rPr><w:t>).</w:t></w:r></w:p><w:p><w:pPr><w:rPr><w:lang w:val="es-NI"/></w:rPr></w:pPr><w:proofErr w:type="spellStart"/><w:r><w:rPr><w:sz w:val="15"/><w:lang w:val="es-NI"/></w:rPr><w:t>costo_unitario_nio</w:t></w:r><w:proofErr w:type="spellEnd"/></w:p><w:p><w:pPr><w:rPr><w:lang w:val="es-NI"/></w:rPr></w:pPr><w:proofErr w:type="gramStart"/><w:r><w:rPr><w:sz w:val="15"/><w:lang w:val="es-NI"/></w:rPr><w:t>DECIMAL(</w:t></w:r><w:proofErr w:type="gramEnd"/><w:r><w:rPr><w:sz w:val="15"/><w:lang w:val="es-NI"/></w:rPr><w:t>14,</w:t></w:r></w:p><w:p><w:pPr><w:rPr><w:lang w:val="es-NI"/></w:rPr></w:pPr><w:r><w:rPr><w:sz w:val="15"/><w:lang w:val="es-NI"/></w:rPr><w:t>Sí / NULL</w:t></w:r></w:p><w:p><w:pPr><w:rPr><w:lang w:val="es-NI"/></w:rPr></w:pPr><w:r><w:rPr><w:sz w:val="15"/><w:lang w:val="es-NI"/></w:rPr><w:t>—</w:t></w:r></w:p><w:p><w:pPr><w:rPr><w:lang w:val="es-NI"/></w:rPr></w:pPr><w:r><w:rPr><w:sz w:val="15"/><w:lang w:val="es-NI"/></w:rPr><w:t>Costo unitario equivalente histórico en NIO.</w:t></w:r></w:p><w:p><w:pPr><w:rPr><w:lang w:val="es-NI"/></w:rPr></w:pPr><w:proofErr w:type="spellStart"/><w:r><w:rPr><w:sz w:val="15"/><w:lang w:val="es-NI"/></w:rPr><w:t>costo_total_nio</w:t></w:r><w:proofErr w:type="spellEnd"/></w:p><w:p><w:pPr><w:rPr><w:lang w:val="es-NI"/></w:rPr></w:pPr><w:proofErr w:type="gramStart"/><w:r><w:rPr><w:sz w:val="15"/><w:lang w:val="es-NI"/></w:rPr><w:t>DECIMAL(</w:t></w:r><w:proofErr w:type="gramEnd"/><w:r><w:rPr><w:sz w:val="15"/><w:lang w:val="es-NI"/></w:rPr><w:t>14,</w:t></w:r></w:p><w:p><w:pPr><w:rPr><w:lang w:val="es-NI"/></w:rPr></w:pPr><w:r><w:rPr><w:sz w:val="15"/><w:lang w:val="es-NI"/></w:rPr><w:t>Sí / NULL</w:t></w:r></w:p><w:p><w:pPr><w:rPr><w:lang w:val="es-NI"/></w:rPr></w:pPr><w:r><w:rPr><w:sz w:val="15"/><w:lang w:val="es-NI"/></w:rPr><w:t>—</w:t></w:r></w:p><w:p><w:pPr><w:rPr><w:lang w:val="es-NI"/></w:rPr></w:pPr><w:r><w:rPr><w:sz w:val="15"/><w:lang w:val="es-NI"/></w:rPr><w:t>Costo total equivalente histórico en NIO.</w:t></w:r></w:p><w:p><w:pPr><w:rPr><w:lang w:val="es-NI"/></w:rPr></w:pPr><w:r><w:rPr><w:b/><w:lang w:val="es-NI"/></w:rPr><w:t>Relaciones:</w:t></w:r></w:p><w:p><w:pPr><w:pStyle w:val="Listaconvietas"/><w:rPr><w:lang w:val="es-NI"/></w:rPr></w:pPr><w:proofErr w:type="spellStart"/><w:r><w:rPr><w:lang w:val="es-NI"/></w:rPr><w:t>moneda_id</w:t></w:r><w:proofErr w:type="spellEnd"/><w:r><w:rPr><w:lang w:val="es-NI"/></w:rPr><w:t xml:space="preserve"> → </w:t></w:r><w:proofErr w:type="spellStart"/><w:r><w:rPr><w:lang w:val="es-NI"/></w:rPr><w:t>monedas.id</w:t></w:r><w:proofErr w:type="spellEnd"/></w:p><w:p><w:pPr><w:pStyle w:val="Listaconvietas"/><w:rPr><w:lang w:val="es-NI"/></w:rPr></w:pPr><w:proofErr w:type="spellStart"/><w:r><w:rPr><w:lang w:val="es-NI"/></w:rPr><w:t>orden_trabajo_id</w:t></w:r><w:proofErr w:type="spellEnd"/><w:r><w:rPr><w:lang w:val="es-NI"/></w:rPr><w:t xml:space="preserve"> → </w:t></w:r><w:proofErr w:type="spellStart"/><w:r><w:rPr><w:lang w:val="es-NI"/></w:rPr><w:t>ordenes_trabajo.id</w:t></w:r><w:proofErr w:type="spellEnd"/><w:r><w:rPr><w:lang w:val="es-NI"/></w:rPr><w:t xml:space="preserve"> (ON DELETE SET NULL)</w:t></w:r></w:p><w:p><w:pPr><w:pStyle w:val="Listaconvietas"/><w:rPr><w:lang w:val="es-NI"/></w:rPr></w:pPr><w:proofErr w:type="spellStart"/><w:r><w:rPr><w:lang w:val="es-NI"/></w:rPr><w:t>proceso_orden_id</w:t></w:r><w:proofErr w:type="spellEnd"/><w:r><w:rPr><w:lang w:val="es-NI"/></w:rPr><w:t xml:space="preserve"> → </w:t></w:r><w:proofErr w:type="spellStart"/><w:r><w:rPr><w:lang w:val="es-NI"/></w:rPr><w:t>procesos_orden.id</w:t></w:r><w:proofErr w:type="spellEnd"/><w:r><w:rPr><w:lang w:val="es-NI"/></w:rPr><w:t xml:space="preserve"> (ON DELETE SET NULL)</w:t></w:r></w:p><w:p><w:pPr><w:pStyle w:val="Listaconvietas"/><w:rPr><w:lang w:val="es-NI"/></w:rPr></w:pPr><w:proofErr w:type="spellStart"/><w:r><w:t xml:space="preserve">compra_id → compras.id (ON DELETE SET NULL)</w:t></w:r><w:proofErr w:type="spellEnd"/><w:proofErr w:type="spellStart"/><w:proofErr w:type="spellEnd"/></w:p><w:p><w:pPr><w:pStyle w:val="Listaconvietas"/><w:rPr><w:lang w:val="es-NI"/></w:rPr></w:pPr><w:proofErr w:type="spellStart"/><w:r><w:rPr><w:lang w:val="es-NI"/></w:rPr><w:t>producto_id</w:t></w:r><w:proofErr w:type="spellEnd"/><w:r><w:rPr><w:lang w:val="es-NI"/></w:rPr><w:t xml:space="preserve"> → </w:t></w:r><w:proofErr w:type="spellStart"/><w:r><w:rPr><w:lang w:val="es-NI"/></w:rPr><w:t>productos.id</w:t></w:r><w:proofErr w:type="spellEnd"/></w:p><w:p><w:pPr><w:rPr><w:lang w:val="es-NI"/></w:rPr></w:pPr><w:r><w:rPr><w:lang w:val="es-NI"/></w:rPr><w:br w:type="page"/></w:r></w:p><w:p><w:pPr><w:pStyle w:val="Ttulo2"/><w:rPr><w:lang w:val="es-NI"/></w:rPr></w:pPr><w:bookmarkStart w:id="24" w:name="_Toc240620153"/><w:r><w:rPr><w:lang w:val="es-NI"/></w:rPr><w:lastRenderedPageBreak/><w:t>20. proveedores</w:t></w:r><w:bookmarkEnd w:id="24"/></w:p><w:p><w:pPr><w:rPr><w:lang w:val="es-NI"/></w:rPr></w:pPr><w:r><w:rPr><w:lang w:val="es-NI"/></w:rPr><w:t>Catálogo maestro de proveedores de insumos y productos.</w:t></w:r></w:p><w:p><w:pPr><w:rPr><w:lang w:val="es-NI"/></w:rPr></w:pPr><w:r><w:rPr><w:lang w:val="es-NI"/></w:rPr><w:t xml:space="preserve">Reglas / criterios: El codigo lo asigna el sistema y se va incrementando (PROV-000001, PROV-000002...), con la misma forma de seis digitos que empleados y materiales, y no se acepta desde la pantalla: escribir un codigo a mano es la forma facil de meter uno repetido o dejar un hueco en la serie. El codigo de un proveedor borrado no vuelve a salir, porque las compras registradas siguen citandolo. Un proveedor que ya tiene compras registradas no se borra, se desactiva, porque las compras dependen de el y borrarlo dejaria el historial de lo que se compro sin origen.</w:t></w:r></w:p><w:p><w:pPr><w:rPr><w:lang w:val="es-NI"/></w:rPr></w:pPr><w:r><w:rPr><w:b/><w:sz w:val="16"/><w:lang w:val="es-NI"/></w:rPr><w:t>PK</w:t></w:r></w:p><w:p><w:pPr><w:rPr><w:lang w:val="es-NI"/></w:rPr></w:pPr><w:proofErr w:type="spellStart"/><w:r><w:rPr><w:b/><w:sz w:val="16"/><w:lang w:val="es-NI"/></w:rPr><w:t>Soft</w:t></w:r><w:proofErr w:type="spellEnd"/><w:r><w:rPr><w:b/><w:sz w:val="16"/><w:lang w:val="es-NI"/></w:rPr><w:t xml:space="preserve"> </w:t></w:r><w:proofErr w:type="spellStart"/><w:r><w:rPr><w:b/><w:sz w:val="16"/><w:lang w:val="es-NI"/></w:rPr><w:t>Delete</w:t></w:r><w:proofErr w:type="spellEnd"/></w:p><w:p><w:pPr><w:rPr><w:lang w:val="es-NI"/></w:rPr></w:pPr><w:r><w:rPr><w:b/><w:sz w:val="16"/><w:lang w:val="es-NI"/></w:rPr><w:t>Índices únicos</w:t></w:r></w:p><w:p><w:pPr><w:rPr><w:lang w:val="es-NI"/></w:rPr></w:pPr><w:r><w:rPr><w:b/><w:sz w:val="16"/><w:lang w:val="es-NI"/></w:rPr><w:t>Relaciones FK</w:t></w:r></w:p><w:p><w:pPr><w:rPr><w:lang w:val="es-NI"/></w:rPr></w:pPr><w:r><w:rPr><w:sz w:val="16"/><w:lang w:val="es-NI"/></w:rPr><w:t>id</w:t></w:r></w:p><w:p><w:pPr><w:rPr><w:lang w:val="es-NI"/></w:rPr></w:pPr><w:r><w:rPr><w:sz w:val="16"/><w:lang w:val="es-NI"/></w:rPr><w:t>Sí</w:t></w:r></w:p><w:p><w:pPr><w:rPr><w:lang w:val="es-NI"/></w:rPr></w:pPr><w:proofErr w:type="spellStart"/><w:r><w:rPr><w:sz w:val="16"/><w:lang w:val="es-NI"/></w:rPr><w:t>codigo</w:t></w:r><w:proofErr w:type="spellEnd"/><w:r><w:rPr><w:sz w:val="16"/><w:lang w:val="es-NI"/></w:rPr><w:t xml:space="preserve"> (</w:t></w:r><w:proofErr w:type="spellStart"/><w:r><w:rPr><w:sz w:val="16"/><w:lang w:val="es-NI"/></w:rPr><w:t>codigo</w:t></w:r><w:proofErr w:type="spellEnd"/><w:r><w:rPr><w:sz w:val="16"/><w:lang w:val="es-NI"/></w:rPr><w:t>)</w:t></w:r></w:p><w:p><w:pPr><w:rPr><w:lang w:val="es-NI"/></w:rPr></w:pPr><w:r><w:rPr><w:sz w:val="16"/><w:lang w:val="es-NI"/></w:rPr><w:t>0</w:t></w:r></w:p><w:p><w:pPr><w:rPr><w:lang w:val="es-NI"/></w:rPr></w:pPr><w:r><w:rPr><w:b/><w:sz w:val="15"/><w:lang w:val="es-NI"/></w:rPr><w:t>Campo</w:t></w:r></w:p><w:p><w:pPr><w:rPr><w:lang w:val="es-NI"/></w:rPr></w:pPr><w:r><w:rPr><w:b/><w:sz w:val="15"/><w:lang w:val="es-NI"/></w:rPr><w:t>Tipo / definición</w:t></w:r></w:p><w:p><w:pPr><w:rPr><w:lang w:val="es-NI"/></w:rPr></w:pPr><w:r><w:rPr><w:b/><w:sz w:val="15"/><w:lang w:val="es-NI"/></w:rPr><w:t>Nulo / default</w:t></w:r></w:p><w:p><w:pPr><w:rPr><w:lang w:val="es-NI"/></w:rPr></w:pPr><w:r><w:rPr><w:b/><w:sz w:val="15"/><w:lang w:val="es-NI"/></w:rPr><w:t>Clave / índice</w:t></w:r></w:p><w:p><w:pPr><w:rPr><w:lang w:val="es-NI"/></w:rPr></w:pPr><w:r><w:rPr><w:b/><w:sz w:val="15"/><w:lang w:val="es-NI"/></w:rPr><w:t>Descripción</w:t></w:r></w:p><w:p><w:pPr><w:rPr><w:lang w:val="es-NI"/></w:rPr></w:pPr><w:r><w:rPr><w:sz w:val="15"/><w:lang w:val="es-NI"/></w:rPr><w:t>id</w:t></w:r></w:p><w:p><w:pPr><w:rPr><w:lang w:val="es-NI"/></w:rPr></w:pPr><w:proofErr w:type="gramStart"/><w:r><w:rPr><w:sz w:val="15"/><w:lang w:val="es-NI"/></w:rPr><w:t>BIGINT(</w:t></w:r><w:proofErr w:type="gramEnd"/><w:r><w:rPr><w:sz w:val="15"/><w:lang w:val="es-NI"/></w:rPr><w:t>20)</w:t></w:r></w:p><w:p><w:pPr><w:rPr><w:lang w:val="es-NI"/></w:rPr></w:pPr><w:r><w:rPr><w:sz w:val="15"/><w:lang w:val="es-NI"/></w:rPr><w:t>No</w:t></w:r></w:p><w:p><w:pPr><w:rPr><w:lang w:val="es-NI"/></w:rPr></w:pPr><w:r><w:rPr><w:sz w:val="15"/><w:lang w:val="es-NI"/></w:rPr><w:t>PK</w:t></w:r></w:p><w:p><w:pPr><w:rPr><w:lang w:val="es-NI"/></w:rPr></w:pPr><w:r><w:rPr><w:sz w:val="15"/><w:lang w:val="es-NI"/></w:rPr><w:t>Identificador único de la fila.</w:t></w:r></w:p><w:p><w:pPr><w:rPr><w:lang w:val="es-NI"/></w:rPr></w:pPr><w:proofErr w:type="spellStart"/><w:r><w:rPr><w:sz w:val="15"/><w:lang w:val="es-NI"/></w:rPr><w:t>codigo</w:t></w:r><w:proofErr w:type="spellEnd"/></w:p><w:p><w:pPr><w:rPr><w:lang w:val="es-NI"/></w:rPr></w:pPr><w:proofErr w:type="gramStart"/><w:r><w:rPr><w:sz w:val="15"/><w:lang w:val="es-NI"/></w:rPr><w:t>VARCHAR(</w:t></w:r><w:proofErr w:type="gramEnd"/><w:r><w:rPr><w:sz w:val="15"/><w:lang w:val="es-NI"/></w:rPr><w:t>30)</w:t></w:r></w:p><w:p><w:pPr><w:rPr><w:lang w:val="es-NI"/></w:rPr></w:pPr><w:r><w:rPr><w:sz w:val="15"/><w:lang w:val="es-NI"/></w:rPr><w:t>No</w:t></w:r></w:p><w:p><w:pPr><w:rPr><w:lang w:val="es-NI"/></w:rPr></w:pPr><w:r><w:rPr><w:sz w:val="15"/><w:lang w:val="es-NI"/></w:rPr><w:t>UK</w:t></w:r></w:p><w:p><w:pPr><w:rPr><w:lang w:val="es-NI"/></w:rPr></w:pPr><w:r><w:rPr><w:sz w:val="15"/><w:lang w:val="es-NI"/></w:rPr><w:t>Código de negocio.</w:t></w:r></w:p><w:p><w:pPr><w:rPr><w:lang w:val="es-NI"/></w:rPr></w:pPr><w:r><w:rPr><w:sz w:val="15"/><w:lang w:val="es-NI"/></w:rPr><w:t>nombre</w:t></w:r></w:p><w:p><w:pPr><w:rPr><w:lang w:val="es-NI"/></w:rPr></w:pPr><w:proofErr w:type="gramStart"/><w:r><w:rPr><w:sz w:val="15"/><w:lang w:val="es-NI"/></w:rPr><w:t>VARCHAR(</w:t></w:r><w:proofErr w:type="gramEnd"/><w:r><w:rPr><w:sz w:val="15"/><w:lang w:val="es-NI"/></w:rPr><w:t>150)</w:t></w:r></w:p><w:p><w:pPr><w:rPr><w:lang w:val="es-NI"/></w:rPr></w:pPr><w:r><w:rPr><w:sz w:val="15"/><w:lang w:val="es-NI"/></w:rPr><w:t>No</w:t></w:r></w:p><w:p><w:pPr><w:rPr><w:lang w:val="es-NI"/></w:rPr></w:pPr><w:r><w:rPr><w:sz w:val="15"/><w:lang w:val="es-NI"/></w:rPr><w:t>—</w:t></w:r></w:p><w:p><w:pPr><w:rPr><w:lang w:val="es-NI"/></w:rPr></w:pPr><w:r><w:rPr><w:sz w:val="15"/><w:lang w:val="es-NI"/></w:rPr><w:t>Nombre descriptivo de la entidad.</w:t></w:r></w:p><w:p><w:pPr><w:rPr><w:lang w:val="es-NI"/></w:rPr></w:pPr><w:proofErr w:type="spellStart"/><w:r><w:rPr><w:sz w:val="15"/><w:lang w:val="es-NI"/></w:rPr><w:t>telefono</w:t></w:r><w:proofErr w:type="spellEnd"/></w:p><w:p><w:pPr><w:rPr><w:lang w:val="es-NI"/></w:rPr></w:pPr><w:proofErr w:type="gramStart"/><w:r><w:rPr><w:sz w:val="15"/><w:lang w:val="es-NI"/></w:rPr><w:t>VARCHAR(</w:t></w:r><w:proofErr w:type="gramEnd"/><w:r><w:rPr><w:sz w:val="15"/><w:lang w:val="es-NI"/></w:rPr><w:t>30)</w:t></w:r></w:p><w:p><w:pPr><w:rPr><w:lang w:val="es-NI"/></w:rPr></w:pPr><w:r><w:rPr><w:sz w:val="15"/><w:lang w:val="es-NI"/></w:rPr><w:t>Sí / NULL</w:t></w:r></w:p><w:p><w:pPr><w:rPr><w:lang w:val="es-NI"/></w:rPr></w:pPr><w:r><w:rPr><w:sz w:val="15"/><w:lang w:val="es-NI"/></w:rPr><w:t>—</w:t></w:r></w:p><w:p><w:pPr><w:rPr><w:lang w:val="es-NI"/></w:rPr></w:pPr><w:r><w:rPr><w:sz w:val="15"/><w:lang w:val="es-NI"/></w:rPr><w:t>Número telefónico de contacto.</w:t></w:r></w:p><w:p><w:pPr><w:rPr><w:lang w:val="es-NI"/></w:rPr></w:pPr><w:r><w:rPr><w:sz w:val="15"/><w:lang w:val="es-NI"/></w:rPr><w:t>email</w:t></w:r></w:p><w:p><w:pPr><w:rPr><w:lang w:val="es-NI"/></w:rPr></w:pPr><w:proofErr w:type="gramStart"/><w:r><w:rPr><w:sz w:val="15"/><w:lang w:val="es-NI"/></w:rPr><w:t>VARCHAR(</w:t></w:r><w:proofErr w:type="gramEnd"/><w:r><w:rPr><w:sz w:val="15"/><w:lang w:val="es-NI"/></w:rPr><w:t>150)</w:t></w:r></w:p><w:p><w:pPr><w:rPr><w:lang w:val="es-NI"/></w:rPr></w:pPr><w:r><w:rPr><w:sz w:val="15"/><w:lang w:val="es-NI"/></w:rPr><w:t>Sí / NULL</w:t></w:r></w:p><w:p><w:pPr><w:rPr><w:lang w:val="es-NI"/></w:rPr></w:pPr><w:r><w:rPr><w:sz w:val="15"/><w:lang w:val="es-NI"/></w:rPr><w:t>—</w:t></w:r></w:p><w:p><w:pPr><w:rPr><w:lang w:val="es-NI"/></w:rPr></w:pPr><w:r><w:rPr><w:sz w:val="15"/><w:lang w:val="es-NI"/></w:rPr><w:t>Correo electrónico.</w:t></w:r></w:p><w:p><w:pPr><w:rPr><w:lang w:val="es-NI"/></w:rPr></w:pPr><w:proofErr w:type="spellStart"/><w:r><w:rPr><w:sz w:val="15"/><w:lang w:val="es-NI"/></w:rPr><w:t>direccion</w:t></w:r><w:proofErr w:type="spellEnd"/></w:p><w:p><w:pPr><w:rPr><w:lang w:val="es-NI"/></w:rPr></w:pPr><w:proofErr w:type="gramStart"/><w:r><w:rPr><w:sz w:val="15"/><w:lang w:val="es-NI"/></w:rPr><w:t>VARCHAR(</w:t></w:r><w:proofErr w:type="gramEnd"/><w:r><w:rPr><w:sz w:val="15"/><w:lang w:val="es-NI"/></w:rPr><w:t>255)</w:t></w:r></w:p><w:p><w:pPr><w:rPr><w:lang w:val="es-NI"/></w:rPr></w:pPr><w:r><w:rPr><w:sz w:val="15"/><w:lang w:val="es-NI"/></w:rPr><w:t>Sí / NULL</w:t></w:r></w:p><w:p><w:pPr><w:rPr><w:lang w:val="es-NI"/></w:rPr></w:pPr><w:r><w:rPr><w:sz w:val="15"/><w:lang w:val="es-NI"/></w:rPr><w:t>—</w:t></w:r></w:p><w:p><w:pPr><w:rPr><w:lang w:val="es-NI"/></w:rPr></w:pPr><w:r><w:rPr><w:sz w:val="15"/><w:lang w:val="es-NI"/></w:rPr><w:t>Dirección de contacto.</w:t></w:r></w:p><w:p><w:pPr><w:rPr><w:lang w:val="es-NI"/></w:rPr></w:pPr><w:r><w:rPr><w:sz w:val="15"/><w:lang w:val="es-NI"/></w:rPr><w:t>contacto</w:t></w:r></w:p><w:p><w:pPr><w:rPr><w:lang w:val="es-NI"/></w:rPr></w:pPr><w:proofErr w:type="gramStart"/><w:r><w:rPr><w:sz w:val="15"/><w:lang w:val="es-NI"/></w:rPr><w:t>VARCHAR(</w:t></w:r><w:proofErr w:type="gramEnd"/><w:r><w:rPr><w:sz w:val="15"/><w:lang w:val="es-NI"/></w:rPr><w:t>150)</w:t></w:r></w:p><w:p><w:pPr><w:rPr><w:lang w:val="es-NI"/></w:rPr></w:pPr><w:r><w:rPr><w:sz w:val="15"/><w:lang w:val="es-NI"/></w:rPr><w:t>Sí / NULL</w:t></w:r></w:p><w:p><w:pPr><w:rPr><w:lang w:val="es-NI"/></w:rPr></w:pPr><w:r><w:rPr><w:sz w:val="15"/><w:lang w:val="es-NI"/></w:rPr><w:t>—</w:t></w:r></w:p><w:p><w:pPr><w:rPr><w:lang w:val="es-NI"/></w:rPr></w:pPr><w:r><w:rPr><w:sz w:val="15"/><w:lang w:val="es-NI"/></w:rPr><w:t>Persona de contacto del proveedor.</w:t></w:r></w:p><w:p><w:pPr><w:rPr><w:lang w:val="es-NI"/></w:rPr></w:pPr><w:r><w:rPr><w:sz w:val="15"/><w:lang w:val="es-NI"/></w:rPr><w:t>estado</w:t></w:r></w:p><w:p><w:pPr><w:rPr><w:lang w:val="es-NI"/></w:rPr></w:pPr><w:proofErr w:type="gramStart"/><w:r><w:rPr><w:sz w:val="15"/><w:lang w:val="es-NI"/></w:rPr><w:t>TINYINT(</w:t></w:r><w:proofErr w:type="gramEnd"/><w:r><w:rPr><w:sz w:val="15"/><w:lang w:val="es-NI"/></w:rPr><w:t>1)</w:t></w:r></w:p><w:p><w:pPr><w:rPr><w:lang w:val="es-NI"/></w:rPr></w:pPr><w:r><w:rPr><w:sz w:val="15"/><w:lang w:val="es-NI"/></w:rPr><w:t>No / 1</w:t></w:r></w:p><w:p><w:pPr><w:rPr><w:lang w:val="es-NI"/></w:rPr></w:pPr><w:r><w:rPr><w:sz w:val="15"/><w:lang w:val="es-NI"/></w:rPr><w:t>—</w:t></w:r></w:p><w:p><w:pPr><w:rPr><w:lang w:val="es-NI"/></w:rPr></w:pPr><w:r><w:rPr><w:sz w:val="15"/><w:lang w:val="es-NI"/></w:rPr><w:t>Estado lógico/operativo del registro.</w:t></w:r></w:p><w:p><w:pPr><w:rPr><w:lang w:val="es-NI"/></w:rPr></w:pPr><w:r><w:rPr><w:sz w:val="15"/><w:lang w:val="es-NI"/></w:rPr><w:t>observaciones</w:t></w:r></w:p><w:p><w:pPr><w:rPr><w:lang w:val="es-NI"/></w:rPr></w:pPr><w:r><w:rPr><w:sz w:val="15"/><w:lang w:val="es-NI"/></w:rPr><w:t>TEXT</w:t></w:r></w:p><w:p><w:pPr><w:rPr><w:lang w:val="es-NI"/></w:rPr></w:pPr><w:r><w:rPr><w:sz w:val="15"/><w:lang w:val="es-NI"/></w:rPr><w:t>Sí / NULL</w:t></w:r></w:p><w:p><w:pPr><w:rPr><w:lang w:val="es-NI"/></w:rPr></w:pPr><w:r><w:rPr><w:sz w:val="15"/><w:lang w:val="es-NI"/></w:rPr><w:t>—</w:t></w:r></w:p><w:p><w:pPr><w:rPr><w:lang w:val="es-NI"/></w:rPr></w:pPr><w:r><w:rPr><w:sz w:val="15"/><w:lang w:val="es-NI"/></w:rPr><w:t>Notas adicionales del registro.</w:t></w:r></w:p><w:p><w:pPr><w:rPr><w:lang w:val="es-NI"/></w:rPr></w:pPr><w:proofErr w:type="spellStart"/><w:r><w:rPr><w:sz w:val="15"/><w:lang w:val="es-NI"/></w:rPr><w:t>created_at</w:t></w:r><w:proofErr w:type="spellEnd"/></w:p><w:p><w:pPr><w:rPr><w:lang w:val="es-NI"/></w:rPr></w:pPr><w:r><w:rPr><w:sz w:val="15"/><w:lang w:val="es-NI"/></w:rPr><w:t>TIMESTAMP</w:t></w:r></w:p><w:p><w:pPr><w:rPr><w:lang w:val="es-NI"/></w:rPr></w:pPr><w:r><w:rPr><w:sz w:val="15"/><w:lang w:val="es-NI"/></w:rPr><w:t>Sí / NULL</w:t></w:r></w:p><w:p><w:pPr><w:rPr><w:lang w:val="es-NI"/></w:rPr></w:pPr><w:r><w:rPr><w:sz w:val="15"/><w:lang w:val="es-NI"/></w:rPr><w:t>—</w:t></w:r></w:p><w:p><w:pPr><w:rPr><w:lang w:val="es-NI"/></w:rPr></w:pPr><w:r><w:rPr><w:sz w:val="15"/><w:lang w:val="es-NI"/></w:rPr><w:t>Fecha/hora de creación.</w:t></w:r></w:p><w:p><w:pPr><w:rPr><w:lang w:val="es-NI"/></w:rPr></w:pPr><w:proofErr w:type="spellStart"/><w:r><w:rPr><w:sz w:val="15"/><w:lang w:val="es-NI"/></w:rPr><w:t>updated_at</w:t></w:r><w:proofErr w:type="spellEnd"/></w:p><w:p><w:pPr><w:rPr><w:lang w:val="es-NI"/></w:rPr></w:pPr><w:r><w:rPr><w:sz w:val="15"/><w:lang w:val="es-NI"/></w:rPr><w:t>TIMESTAMP</w:t></w:r></w:p><w:p><w:pPr><w:rPr><w:lang w:val="es-NI"/></w:rPr></w:pPr><w:r><w:rPr><w:sz w:val="15"/><w:lang w:val="es-NI"/></w:rPr><w:t>Sí / NULL</w:t></w:r></w:p><w:p><w:pPr><w:rPr><w:lang w:val="es-NI"/></w:rPr></w:pPr><w:r><w:rPr><w:sz w:val="15"/><w:lang w:val="es-NI"/></w:rPr><w:t>—</w:t></w:r></w:p><w:p><w:pPr><w:rPr><w:lang w:val="es-NI"/></w:rPr></w:pPr><w:r><w:rPr><w:sz w:val="15"/><w:lang w:val="es-NI"/></w:rPr><w:t>Fecha/hora de última actualización.</w:t></w:r></w:p><w:p><w:pPr><w:rPr><w:lang w:val="es-NI"/></w:rPr></w:pPr><w:proofErr w:type="spellStart"/><w:r><w:rPr><w:sz w:val="15"/><w:lang w:val="es-NI"/></w:rPr><w:t>deleted_at</w:t></w:r><w:proofErr w:type="spellEnd"/></w:p><w:p><w:pPr><w:rPr><w:lang w:val="es-NI"/></w:rPr></w:pPr><w:r><w:rPr><w:sz w:val="15"/><w:lang w:val="es-NI"/></w:rPr><w:t>TIMESTAMP</w:t></w:r></w:p><w:p><w:pPr><w:rPr><w:lang w:val="es-NI"/></w:rPr></w:pPr><w:r><w:rPr><w:sz w:val="15"/><w:lang w:val="es-NI"/></w:rPr><w:t>Sí / NULL</w:t></w:r></w:p><w:p><w:pPr><w:rPr><w:lang w:val="es-NI"/></w:rPr></w:pPr><w:r><w:rPr><w:sz w:val="15"/><w:lang w:val="es-NI"/></w:rPr><w:t>—</w:t></w:r></w:p><w:p><w:pPr><w:rPr><w:lang w:val="es-NI"/></w:rPr></w:pPr><w:r><w:rPr><w:sz w:val="15"/><w:lang w:val="es-NI"/></w:rPr><w:t>Marca temporal de eliminación lógica (</w:t></w:r><w:proofErr w:type="spellStart"/><w:r><w:rPr><w:sz w:val="15"/><w:lang w:val="es-NI"/></w:rPr><w:t>Soft</w:t></w:r><w:proofErr w:type="spellEnd"/><w:r><w:rPr><w:sz w:val="15"/><w:lang w:val="es-NI"/></w:rPr><w:t xml:space="preserve"> </w:t></w:r><w:proofErr w:type="spellStart"/><w:r><w:rPr><w:sz w:val="15"/><w:lang w:val="es-NI"/></w:rPr><w:t>Delete</w:t></w:r><w:proofErr w:type="spellEnd"/><w:r><w:rPr><w:sz w:val="15"/><w:lang w:val="es-NI"/></w:rPr><w:t>).</w:t></w:r></w:p><w:p><w:pPr><w:rPr><w:lang w:val="es-NI"/></w:rPr></w:pPr><w:r><w:rPr><w:lang w:val="es-NI"/></w:rPr><w:br w:type="page"/></w:r></w:p><w:p><w:pPr><w:pStyle w:val="Ttulo2"/><w:rPr><w:lang w:val="es-NI"/></w:rPr></w:pPr><w:bookmarkStart w:id="25" w:name="_Toc240620154"/><w:r><w:rPr><w:lang w:val="es-NI"/></w:rPr><w:lastRenderedPageBreak/><w:t>21. compras</w:t></w:r><w:bookmarkEnd w:id="25"/></w:p><w:p><w:pPr><w:rPr><w:lang w:val="es-NI"/></w:rPr></w:pPr><w:r><w:rPr><w:lang w:val="es-NI"/></w:rPr><w:t>Cabecera de las compras realizadas a proveedores, con moneda, documento, impuestos y totales.</w:t></w:r></w:p><w:p><w:pPr><w:rPr><w:lang w:val="es-NI"/></w:rPr></w:pPr><w:r><w:t xml:space="preserve">Reglas / criterios: El código lo asigna el sistema y se va incrementando (CMP-000001); no lo escribe la pantalla. El estado usa el mismo catálogo de cuatro valores que la OT: 0 Cancelada, 1 Pendiente, 2 En proceso y 3 Finalizada. La regla que gobierna el almacén es una sola: una compra en pendiente, en proceso o cancelada es un papel y el material no ha entrado; una compra finalizada lo mete, y cada línea de detalle_compras se convierte en una entrada de kardex con el precio de esa línea, de modo que el CPP se mueve solo. Al pasar de finalizada a otra cosa, o al corregir una finalizada, el material sale; si ya se consumió en un proceso, no se permite deshacerlo, porque dejar el almacén en negativo haría que los materiales siguientes salieran gratis. Los totales no se aceptan del formulario: el subtotal es la suma de las líneas y el impuesto se aplica sobre ese subtotal, y los dos los calcula la aplicación. Un proveedor con compras registradas no se borra, se desactiva, porque el historial de lo comprado depende de él.</w:t></w:r></w:p><w:p><w:pPr><w:rPr><w:lang w:val="es-NI"/></w:rPr></w:pPr><w:r><w:rPr><w:b/><w:sz w:val="16"/><w:lang w:val="es-NI"/></w:rPr><w:t>PK</w:t></w:r></w:p><w:p><w:pPr><w:rPr><w:lang w:val="es-NI"/></w:rPr></w:pPr><w:proofErr w:type="spellStart"/><w:r><w:rPr><w:b/><w:sz w:val="16"/><w:lang w:val="es-NI"/></w:rPr><w:t>Soft</w:t></w:r><w:proofErr w:type="spellEnd"/><w:r><w:rPr><w:b/><w:sz w:val="16"/><w:lang w:val="es-NI"/></w:rPr><w:t xml:space="preserve"> </w:t></w:r><w:proofErr w:type="spellStart"/><w:r><w:rPr><w:b/><w:sz w:val="16"/><w:lang w:val="es-NI"/></w:rPr><w:t>Delete</w:t></w:r><w:proofErr w:type="spellEnd"/></w:p><w:p><w:pPr><w:rPr><w:lang w:val="es-NI"/></w:rPr></w:pPr><w:r><w:rPr><w:b/><w:sz w:val="16"/><w:lang w:val="es-NI"/></w:rPr><w:t>Índices únicos</w:t></w:r></w:p><w:p><w:pPr><w:rPr><w:lang w:val="es-NI"/></w:rPr></w:pPr><w:r><w:rPr><w:b/><w:sz w:val="16"/><w:lang w:val="es-NI"/></w:rPr><w:t>Relaciones FK</w:t></w:r></w:p><w:p><w:pPr><w:rPr><w:lang w:val="es-NI"/></w:rPr></w:pPr><w:r><w:rPr><w:sz w:val="16"/><w:lang w:val="es-NI"/></w:rPr><w:t>id</w:t></w:r></w:p><w:p><w:pPr><w:rPr><w:lang w:val="es-NI"/></w:rPr></w:pPr><w:r><w:rPr><w:sz w:val="16"/><w:lang w:val="es-NI"/></w:rPr><w:t>Sí</w:t></w:r></w:p><w:p><w:pPr><w:rPr><w:lang w:val="es-NI"/></w:rPr></w:pPr><w:proofErr w:type="spellStart"/><w:r><w:rPr><w:sz w:val="16"/><w:lang w:val="es-NI"/></w:rPr><w:t>codigo</w:t></w:r><w:proofErr w:type="spellEnd"/><w:r><w:rPr><w:sz w:val="16"/><w:lang w:val="es-NI"/></w:rPr><w:t xml:space="preserve"> (</w:t></w:r><w:proofErr w:type="spellStart"/><w:r><w:rPr><w:sz w:val="16"/><w:lang w:val="es-NI"/></w:rPr><w:t>codigo</w:t></w:r><w:proofErr w:type="spellEnd"/><w:r><w:rPr><w:sz w:val="16"/><w:lang w:val="es-NI"/></w:rPr><w:t>)</w:t></w:r></w:p><w:p><w:pPr><w:rPr><w:lang w:val="es-NI"/></w:rPr></w:pPr><w:r><w:rPr><w:sz w:val="16"/><w:lang w:val="es-NI"/></w:rPr><w:t>2</w:t></w:r></w:p><w:p><w:pPr><w:rPr><w:lang w:val="es-NI"/></w:rPr></w:pPr><w:r><w:rPr><w:b/><w:sz w:val="15"/><w:lang w:val="es-NI"/></w:rPr><w:t>Campo</w:t></w:r></w:p><w:p><w:pPr><w:rPr><w:lang w:val="es-NI"/></w:rPr></w:pPr><w:r><w:rPr><w:b/><w:sz w:val="15"/><w:lang w:val="es-NI"/></w:rPr><w:t>Tipo / definición</w:t></w:r></w:p><w:p><w:pPr><w:rPr><w:lang w:val="es-NI"/></w:rPr></w:pPr><w:r><w:rPr><w:b/><w:sz w:val="15"/><w:lang w:val="es-NI"/></w:rPr><w:t>Nulo / default</w:t></w:r></w:p><w:p><w:pPr><w:rPr><w:lang w:val="es-NI"/></w:rPr></w:pPr><w:r><w:rPr><w:b/><w:sz w:val="15"/><w:lang w:val="es-NI"/></w:rPr><w:t>Clave / índice</w:t></w:r></w:p><w:p><w:pPr><w:rPr><w:lang w:val="es-NI"/></w:rPr></w:pPr><w:r><w:rPr><w:b/><w:sz w:val="15"/><w:lang w:val="es-NI"/></w:rPr><w:t>Descripción</w:t></w:r></w:p><w:p><w:pPr><w:rPr><w:lang w:val="es-NI"/></w:rPr></w:pPr><w:r><w:rPr><w:sz w:val="15"/><w:lang w:val="es-NI"/></w:rPr><w:t>id</w:t></w:r></w:p><w:p><w:pPr><w:rPr><w:lang w:val="es-NI"/></w:rPr></w:pPr><w:proofErr w:type="gramStart"/><w:r><w:rPr><w:sz w:val="15"/><w:lang w:val="es-NI"/></w:rPr><w:t>BIGINT(</w:t></w:r><w:proofErr w:type="gramEnd"/><w:r><w:rPr><w:sz w:val="15"/><w:lang w:val="es-NI"/></w:rPr><w:t>20)</w:t></w:r></w:p><w:p><w:pPr><w:rPr><w:lang w:val="es-NI"/></w:rPr></w:pPr><w:r><w:rPr><w:sz w:val="15"/><w:lang w:val="es-NI"/></w:rPr><w:t>No</w:t></w:r></w:p><w:p><w:pPr><w:rPr><w:lang w:val="es-NI"/></w:rPr></w:pPr><w:r><w:rPr><w:sz w:val="15"/><w:lang w:val="es-NI"/></w:rPr><w:t>PK</w:t></w:r></w:p><w:p><w:pPr><w:rPr><w:lang w:val="es-NI"/></w:rPr></w:pPr><w:r><w:rPr><w:sz w:val="15"/><w:lang w:val="es-NI"/></w:rPr><w:t>Identificador único de la fila.</w:t></w:r></w:p><w:p><w:pPr><w:rPr><w:lang w:val="es-NI"/></w:rPr></w:pPr><w:proofErr w:type="spellStart"/><w:r><w:rPr><w:sz w:val="15"/><w:lang w:val="es-NI"/></w:rPr><w:t>codigo</w:t></w:r><w:proofErr w:type="spellEnd"/></w:p><w:p><w:pPr><w:rPr><w:lang w:val="es-NI"/></w:rPr></w:pPr><w:proofErr w:type="gramStart"/><w:r><w:rPr><w:sz w:val="15"/><w:lang w:val="es-NI"/></w:rPr><w:t>VARCHAR(</w:t></w:r><w:proofErr w:type="gramEnd"/><w:r><w:rPr><w:sz w:val="15"/><w:lang w:val="es-NI"/></w:rPr><w:t>30)</w:t></w:r></w:p><w:p><w:pPr><w:rPr><w:lang w:val="es-NI"/></w:rPr></w:pPr><w:r><w:rPr><w:sz w:val="15"/><w:lang w:val="es-NI"/></w:rPr><w:t>No</w:t></w:r></w:p><w:p><w:pPr><w:rPr><w:lang w:val="es-NI"/></w:rPr></w:pPr><w:r><w:rPr><w:sz w:val="15"/><w:lang w:val="es-NI"/></w:rPr><w:t>UK</w:t></w:r></w:p><w:p><w:pPr><w:rPr><w:lang w:val="es-NI"/></w:rPr></w:pPr><w:r><w:rPr><w:sz w:val="15"/><w:lang w:val="es-NI"/></w:rPr><w:t>Código de negocio.</w:t></w:r></w:p><w:p><w:pPr><w:rPr><w:lang w:val="es-NI"/></w:rPr></w:pPr><w:proofErr w:type="spellStart"/><w:r><w:rPr><w:sz w:val="15"/><w:lang w:val="es-NI"/></w:rPr><w:t>proveedor_id</w:t></w:r><w:proofErr w:type="spellEnd"/></w:p><w:p><w:pPr><w:rPr><w:lang w:val="es-NI"/></w:rPr></w:pPr><w:proofErr w:type="gramStart"/><w:r><w:rPr><w:sz w:val="15"/><w:lang w:val="es-NI"/></w:rPr><w:t>BIGINT(</w:t></w:r><w:proofErr w:type="gramEnd"/><w:r><w:rPr><w:sz w:val="15"/><w:lang w:val="es-NI"/></w:rPr><w:t>20)</w:t></w:r></w:p><w:p><w:pPr><w:rPr><w:lang w:val="es-NI"/></w:rPr></w:pPr><w:r><w:rPr><w:sz w:val="15"/><w:lang w:val="es-NI"/></w:rPr><w:t>No</w:t></w:r></w:p><w:p><w:pPr><w:rPr><w:lang w:val="es-NI"/></w:rPr></w:pPr><w:r><w:rPr><w:sz w:val="15"/><w:lang w:val="es-NI"/></w:rPr><w:t>FK</w:t></w:r></w:p><w:p><w:pPr><w:rPr><w:lang w:val="es-NI"/></w:rPr></w:pPr><w:r><w:rPr><w:sz w:val="15"/><w:lang w:val="es-NI"/></w:rPr><w:t>Referencia al proveedor.</w:t></w:r></w:p><w:p><w:pPr><w:rPr><w:lang w:val="es-NI"/></w:rPr></w:pPr><w:r><w:rPr><w:sz w:val="15"/><w:lang w:val="es-NI"/></w:rPr><w:t>fecha</w:t></w:r></w:p><w:p><w:pPr><w:rPr><w:lang w:val="es-NI"/></w:rPr></w:pPr><w:r><w:rPr><w:sz w:val="15"/><w:lang w:val="es-NI"/></w:rPr><w:t>DATE</w:t></w:r></w:p><w:p><w:pPr><w:rPr><w:lang w:val="es-NI"/></w:rPr></w:pPr><w:r><w:rPr><w:sz w:val="15"/><w:lang w:val="es-NI"/></w:rPr><w:t>No</w:t></w:r></w:p><w:p><w:pPr><w:rPr><w:lang w:val="es-NI"/></w:rPr></w:pPr><w:r><w:rPr><w:sz w:val="15"/><w:lang w:val="es-NI"/></w:rPr><w:t>—</w:t></w:r></w:p><w:p><w:pPr><w:rPr><w:lang w:val="es-NI"/></w:rPr></w:pPr><w:r><w:rPr><w:sz w:val="15"/><w:lang w:val="es-NI"/></w:rPr><w:t>Fecha de la operación.</w:t></w:r></w:p><w:p><w:pPr><w:rPr><w:lang w:val="es-NI"/></w:rPr></w:pPr><w:proofErr w:type="spellStart"/><w:r><w:rPr><w:sz w:val="15"/><w:lang w:val="es-NI"/></w:rPr><w:t>numero_documento</w:t></w:r><w:proofErr w:type="spellEnd"/></w:p><w:p><w:pPr><w:rPr><w:lang w:val="es-NI"/></w:rPr></w:pPr><w:proofErr w:type="gramStart"/><w:r><w:rPr><w:sz w:val="15"/><w:lang w:val="es-NI"/></w:rPr><w:t>VARCHAR(</w:t></w:r><w:proofErr w:type="gramEnd"/><w:r><w:rPr><w:sz w:val="15"/><w:lang w:val="es-NI"/></w:rPr><w:t>100)</w:t></w:r></w:p><w:p><w:pPr><w:rPr><w:lang w:val="es-NI"/></w:rPr></w:pPr><w:r><w:rPr><w:sz w:val="15"/><w:lang w:val="es-NI"/></w:rPr><w:t>Sí / NULL</w:t></w:r></w:p><w:p><w:pPr><w:rPr><w:lang w:val="es-NI"/></w:rPr></w:pPr><w:r><w:rPr><w:sz w:val="15"/><w:lang w:val="es-NI"/></w:rPr><w:t>—</w:t></w:r></w:p><w:p><w:pPr><w:rPr><w:lang w:val="es-NI"/></w:rPr></w:pPr><w:r><w:rPr><w:sz w:val="15"/><w:lang w:val="es-NI"/></w:rPr><w:t>Número de factura/documento del proveedor.</w:t></w:r></w:p><w:p><w:pPr><w:rPr><w:lang w:val="es-NI"/></w:rPr></w:pPr><w:r><w:rPr><w:sz w:val="15"/><w:lang w:val="es-NI"/></w:rPr><w:t>subtotal</w:t></w:r></w:p><w:p><w:pPr><w:rPr><w:lang w:val="es-NI"/></w:rPr></w:pPr><w:proofErr w:type="gramStart"/><w:r><w:rPr><w:sz w:val="15"/><w:lang w:val="es-NI"/></w:rPr><w:t>DECIMAL(</w:t></w:r><w:proofErr w:type="gramEnd"/><w:r><w:rPr><w:sz w:val="15"/><w:lang w:val="es-NI"/></w:rPr><w:t>14,</w:t></w:r></w:p><w:p><w:pPr><w:rPr><w:lang w:val="es-NI"/></w:rPr></w:pPr><w:r><w:rPr><w:sz w:val="15"/><w:lang w:val="es-NI"/></w:rPr><w:t>No / 0.00</w:t></w:r></w:p><w:p><w:pPr><w:rPr><w:lang w:val="es-NI"/></w:rPr></w:pPr><w:r><w:rPr><w:sz w:val="15"/><w:lang w:val="es-NI"/></w:rPr><w:t>—</w:t></w:r></w:p><w:p><w:pPr><w:rPr><w:lang w:val="es-NI"/></w:rPr></w:pPr><w:r><w:rPr><w:sz w:val="15"/><w:lang w:val="es-NI"/></w:rPr><w:t>Subtotal de la compra.</w:t></w:r></w:p><w:p><w:pPr><w:rPr><w:lang w:val="es-NI"/></w:rPr></w:pPr><w:r><w:rPr><w:sz w:val="15"/><w:lang w:val="es-NI"/></w:rPr><w:t>impuesto</w:t></w:r></w:p><w:p><w:pPr><w:rPr><w:lang w:val="es-NI"/></w:rPr></w:pPr><w:proofErr w:type="gramStart"/><w:r><w:rPr><w:sz w:val="15"/><w:lang w:val="es-NI"/></w:rPr><w:t>DECIMAL(</w:t></w:r><w:proofErr w:type="gramEnd"/><w:r><w:rPr><w:sz w:val="15"/><w:lang w:val="es-NI"/></w:rPr><w:t>14,</w:t></w:r></w:p><w:p><w:pPr><w:rPr><w:lang w:val="es-NI"/></w:rPr></w:pPr><w:r><w:rPr><w:sz w:val="15"/><w:lang w:val="es-NI"/></w:rPr><w:t>No / 0.00</w:t></w:r></w:p><w:p><w:pPr><w:rPr><w:lang w:val="es-NI"/></w:rPr></w:pPr><w:r><w:rPr><w:sz w:val="15"/><w:lang w:val="es-NI"/></w:rPr><w:t>—</w:t></w:r></w:p><w:p><w:pPr><w:rPr><w:lang w:val="es-NI"/></w:rPr></w:pPr><w:r><w:rPr><w:sz w:val="15"/><w:lang w:val="es-NI"/></w:rPr><w:t>Impuesto aplicado a la compra.</w:t></w:r></w:p><w:p><w:pPr><w:rPr><w:lang w:val="es-NI"/></w:rPr></w:pPr><w:r><w:rPr><w:sz w:val="15"/><w:lang w:val="es-NI"/></w:rPr><w:t>total</w:t></w:r></w:p><w:p><w:pPr><w:rPr><w:lang w:val="es-NI"/></w:rPr></w:pPr><w:proofErr w:type="gramStart"/><w:r><w:rPr><w:sz w:val="15"/><w:lang w:val="es-NI"/></w:rPr><w:t>DECIMAL(</w:t></w:r><w:proofErr w:type="gramEnd"/><w:r><w:rPr><w:sz w:val="15"/><w:lang w:val="es-NI"/></w:rPr><w:t>14,</w:t></w:r></w:p><w:p><w:pPr><w:rPr><w:lang w:val="es-NI"/></w:rPr></w:pPr><w:r><w:rPr><w:sz w:val="15"/><w:lang w:val="es-NI"/></w:rPr><w:t>No / 0.00</w:t></w:r></w:p><w:p><w:pPr><w:rPr><w:lang w:val="es-NI"/></w:rPr></w:pPr><w:r><w:rPr><w:sz w:val="15"/><w:lang w:val="es-NI"/></w:rPr><w:t>—</w:t></w:r></w:p><w:p><w:pPr><w:rPr><w:lang w:val="es-NI"/></w:rPr></w:pPr><w:r><w:rPr><w:sz w:val="15"/><w:lang w:val="es-NI"/></w:rPr><w:t>Importe total en la moneda de la operación.</w:t></w:r></w:p><w:p><w:pPr><w:rPr><w:lang w:val="es-NI"/></w:rPr></w:pPr><w:proofErr w:type="spellStart"/><w:r><w:rPr><w:sz w:val="15"/><w:lang w:val="es-NI"/></w:rPr><w:t>moneda_id</w:t></w:r><w:proofErr w:type="spellEnd"/></w:p><w:p><w:pPr><w:rPr><w:lang w:val="es-NI"/></w:rPr></w:pPr><w:proofErr w:type="gramStart"/><w:r><w:rPr><w:sz w:val="15"/><w:lang w:val="es-NI"/></w:rPr><w:t>BIGINT(</w:t></w:r><w:proofErr w:type="gramEnd"/><w:r><w:rPr><w:sz w:val="15"/><w:lang w:val="es-NI"/></w:rPr><w:t>20)</w:t></w:r></w:p><w:p><w:pPr><w:rPr><w:lang w:val="es-NI"/></w:rPr></w:pPr><w:r><w:rPr><w:sz w:val="15"/><w:lang w:val="es-NI"/></w:rPr><w:t>No</w:t></w:r></w:p><w:p><w:pPr><w:rPr><w:lang w:val="es-NI"/></w:rPr></w:pPr><w:r><w:rPr><w:sz w:val="15"/><w:lang w:val="es-NI"/></w:rPr><w:t>FK</w:t></w:r></w:p><w:p><w:pPr><w:rPr><w:lang w:val="es-NI"/></w:rPr></w:pPr><w:r><w:rPr><w:sz w:val="15"/><w:lang w:val="es-NI"/></w:rPr><w:t>Moneda en la que se registra la operación.</w:t></w:r></w:p><w:p><w:pPr><w:rPr><w:lang w:val="es-NI"/></w:rPr></w:pPr><w:r><w:rPr><w:sz w:val="15"/><w:lang w:val="es-NI"/></w:rPr><w:t>estado</w:t></w:r></w:p><w:p><w:pPr><w:rPr><w:lang w:val="es-NI"/></w:rPr></w:pPr><w:proofErr w:type="gramStart"/><w:r><w:rPr><w:sz w:val="15"/><w:lang w:val="es-NI"/></w:rPr><w:t>INT(</w:t></w:r><w:proofErr w:type="gramEnd"/><w:r><w:rPr><w:sz w:val="15"/><w:lang w:val="es-NI"/></w:rPr><w:t>11)</w:t></w:r></w:p><w:p><w:pPr><w:rPr><w:lang w:val="es-NI"/></w:rPr></w:pPr><w:r><w:rPr><w:sz w:val="15"/><w:lang w:val="es-NI"/></w:rPr><w:t>No / 1</w:t></w:r></w:p><w:p><w:pPr><w:rPr><w:lang w:val="es-NI"/></w:rPr></w:pPr><w:r><w:rPr><w:sz w:val="15"/><w:lang w:val="es-NI"/></w:rPr><w:t>—</w:t></w:r></w:p><w:p><w:pPr><w:rPr><w:lang w:val="es-NI"/></w:rPr></w:pPr><w:r><w:rPr><w:sz w:val="15"/><w:lang w:val="es-NI"/></w:rPr><w:t>Estado lógico/operativo del registro.</w:t></w:r></w:p><w:p><w:pPr><w:rPr><w:lang w:val="es-NI"/></w:rPr></w:pPr><w:r><w:rPr><w:sz w:val="15"/><w:lang w:val="es-NI"/></w:rPr><w:t>observaciones</w:t></w:r></w:p><w:p><w:pPr><w:rPr><w:lang w:val="es-NI"/></w:rPr></w:pPr><w:r><w:rPr><w:sz w:val="15"/><w:lang w:val="es-NI"/></w:rPr><w:t>TEXT</w:t></w:r></w:p><w:p><w:pPr><w:rPr><w:lang w:val="es-NI"/></w:rPr></w:pPr><w:r><w:rPr><w:sz w:val="15"/><w:lang w:val="es-NI"/></w:rPr><w:t>Sí / NULL</w:t></w:r></w:p><w:p><w:pPr><w:rPr><w:lang w:val="es-NI"/></w:rPr></w:pPr><w:r><w:rPr><w:sz w:val="15"/><w:lang w:val="es-NI"/></w:rPr><w:t>—</w:t></w:r></w:p><w:p><w:pPr><w:rPr><w:lang w:val="es-NI"/></w:rPr></w:pPr><w:r><w:rPr><w:sz w:val="15"/><w:lang w:val="es-NI"/></w:rPr><w:t>Notas adicionales del registro.</w:t></w:r></w:p><w:p><w:pPr><w:rPr><w:lang w:val="es-NI"/></w:rPr></w:pPr><w:proofErr w:type="spellStart"/><w:r><w:rPr><w:sz w:val="15"/><w:lang w:val="es-NI"/></w:rPr><w:t>created_at</w:t></w:r><w:proofErr w:type="spellEnd"/></w:p><w:p><w:pPr><w:rPr><w:lang w:val="es-NI"/></w:rPr></w:pPr><w:r><w:rPr><w:sz w:val="15"/><w:lang w:val="es-NI"/></w:rPr><w:t>TIMESTAMP</w:t></w:r></w:p><w:p><w:pPr><w:rPr><w:lang w:val="es-NI"/></w:rPr></w:pPr><w:r><w:rPr><w:sz w:val="15"/><w:lang w:val="es-NI"/></w:rPr><w:t>Sí / NULL</w:t></w:r></w:p><w:p><w:pPr><w:rPr><w:lang w:val="es-NI"/></w:rPr></w:pPr><w:r><w:rPr><w:sz w:val="15"/><w:lang w:val="es-NI"/></w:rPr><w:t>—</w:t></w:r></w:p><w:p><w:pPr><w:rPr><w:lang w:val="es-NI"/></w:rPr></w:pPr><w:r><w:rPr><w:sz w:val="15"/><w:lang w:val="es-NI"/></w:rPr><w:t>Fecha/hora de creación.</w:t></w:r></w:p><w:p><w:pPr><w:rPr><w:lang w:val="es-NI"/></w:rPr></w:pPr><w:proofErr w:type="spellStart"/><w:r><w:rPr><w:sz w:val="15"/><w:lang w:val="es-NI"/></w:rPr><w:t>updated_at</w:t></w:r><w:proofErr w:type="spellEnd"/></w:p><w:p><w:pPr><w:rPr><w:lang w:val="es-NI"/></w:rPr></w:pPr><w:r><w:rPr><w:sz w:val="15"/><w:lang w:val="es-NI"/></w:rPr><w:t>TIMESTAMP</w:t></w:r></w:p><w:p><w:pPr><w:rPr><w:lang w:val="es-NI"/></w:rPr></w:pPr><w:r><w:rPr><w:sz w:val="15"/><w:lang w:val="es-NI"/></w:rPr><w:t>Sí / NULL</w:t></w:r></w:p><w:p><w:pPr><w:rPr><w:lang w:val="es-NI"/></w:rPr></w:pPr><w:r><w:rPr><w:sz w:val="15"/><w:lang w:val="es-NI"/></w:rPr><w:t>—</w:t></w:r></w:p><w:p><w:pPr><w:rPr><w:lang w:val="es-NI"/></w:rPr></w:pPr><w:r><w:rPr><w:sz w:val="15"/><w:lang w:val="es-NI"/></w:rPr><w:t>Fecha/hora de última actualización.</w:t></w:r></w:p><w:p><w:pPr><w:rPr><w:lang w:val="es-NI"/></w:rPr></w:pPr><w:proofErr w:type="spellStart"/><w:r><w:rPr><w:sz w:val="15"/><w:lang w:val="es-NI"/></w:rPr><w:t>deleted_at</w:t></w:r><w:proofErr w:type="spellEnd"/></w:p><w:p><w:pPr><w:rPr><w:lang w:val="es-NI"/></w:rPr></w:pPr><w:r><w:rPr><w:sz w:val="15"/><w:lang w:val="es-NI"/></w:rPr><w:t>TIMESTAMP</w:t></w:r></w:p><w:p><w:pPr><w:rPr><w:lang w:val="es-NI"/></w:rPr></w:pPr><w:r><w:rPr><w:sz w:val="15"/><w:lang w:val="es-NI"/></w:rPr><w:t>Sí / NULL</w:t></w:r></w:p><w:p><w:pPr><w:rPr><w:lang w:val="es-NI"/></w:rPr></w:pPr><w:r><w:rPr><w:sz w:val="15"/><w:lang w:val="es-NI"/></w:rPr><w:t>—</w:t></w:r></w:p><w:p><w:pPr><w:rPr><w:lang w:val="es-NI"/></w:rPr></w:pPr><w:r><w:rPr><w:sz w:val="15"/><w:lang w:val="es-NI"/></w:rPr><w:t>Marca temporal de eliminación lógica (</w:t></w:r><w:proofErr w:type="spellStart"/><w:r><w:rPr><w:sz w:val="15"/><w:lang w:val="es-NI"/></w:rPr><w:t>Soft</w:t></w:r><w:proofErr w:type="spellEnd"/><w:r><w:rPr><w:sz w:val="15"/><w:lang w:val="es-NI"/></w:rPr><w:t xml:space="preserve"> </w:t></w:r><w:proofErr w:type="spellStart"/><w:r><w:rPr><w:sz w:val="15"/><w:lang w:val="es-NI"/></w:rPr><w:t>Delete</w:t></w:r><w:proofErr w:type="spellEnd"/><w:r><w:rPr><w:sz w:val="15"/><w:lang w:val="es-NI"/></w:rPr><w:t>).</w:t></w:r></w:p><w:p><w:pPr><w:rPr><w:lang w:val="es-NI"/></w:rPr></w:pPr><w:r><w:rPr><w:b/><w:lang w:val="es-NI"/></w:rPr><w:t>Relaciones:</w:t></w:r></w:p><w:p><w:pPr><w:pStyle w:val="Listaconvietas"/><w:rPr><w:lang w:val="es-NI"/></w:rPr></w:pPr><w:proofErr w:type="spellStart"/><w:r><w:rPr><w:lang w:val="es-NI"/></w:rPr><w:t>moneda_id</w:t></w:r><w:proofErr w:type="spellEnd"/><w:r><w:rPr><w:lang w:val="es-NI"/></w:rPr><w:t xml:space="preserve"> → </w:t></w:r><w:proofErr w:type="spellStart"/><w:r><w:rPr><w:lang w:val="es-NI"/></w:rPr><w:t>monedas.id</w:t></w:r><w:proofErr w:type="spellEnd"/></w:p><w:p><w:pPr><w:pStyle w:val="Listaconvietas"/><w:rPr><w:lang w:val="es-NI"/></w:rPr></w:pPr><w:proofErr w:type="spellStart"/><w:r><w:rPr><w:lang w:val="es-NI"/></w:rPr><w:t>proveedor_id</w:t></w:r><w:proofErr w:type="spellEnd"/><w:r><w:rPr><w:lang w:val="es-NI"/></w:rPr><w:t xml:space="preserve"> → </w:t></w:r><w:proofErr w:type="spellStart"/><w:r><w:rPr><w:lang w:val="es-NI"/></w:rPr><w:t>proveedores.id</w:t></w:r><w:proofErr w:type="spellEnd"/></w:p><w:p><w:pPr><w:rPr><w:lang w:val="es-NI"/></w:rPr></w:pPr><w:r><w:rPr><w:lang w:val="es-NI"/></w:rPr><w:br w:type="page"/></w:r></w:p><w:p><w:pPr><w:pStyle w:val="Ttulo2"/><w:rPr><w:lang w:val="es-NI"/></w:rPr></w:pPr><w:bookmarkStart w:id="26" w:name="_Toc240620155"/><w:r><w:rPr><w:lang w:val="es-NI"/></w:rPr><w:lastRenderedPageBreak/><w:t xml:space="preserve">22. </w:t></w:r><w:proofErr w:type="spellStart"/><w:r><w:rPr><w:lang w:val="es-NI"/></w:rPr><w:t>detalle_compras</w:t></w:r><w:bookmarkEnd w:id="26"/><w:proofErr w:type="spellEnd"/></w:p><w:p><w:pPr><w:rPr><w:lang w:val="es-NI"/></w:rPr></w:pPr><w:r><w:rPr><w:lang w:val="es-NI"/></w:rPr><w:t>Detalle de productos incluidos en una compra, con cantidad, costo unitario y subtotal.</w:t></w:r></w:p><w:p><w:pPr><w:rPr><w:lang w:val="es-NI"/></w:rPr></w:pPr><w:r><w:t xml:space="preserve">Reglas / criterios: El subtotal no viene de la pantalla: es cantidad por costo unitario, y lo calcula la aplicación. Si se aceptara ya calculado, un valor equivocado se guardaría como si fuera verdad, y como es esta línea la que genera la entrada de almacén, el CPP quedaría con ese error dentro. Una compra finalizada tiene que llevar al menos una línea: sin líneas no entra nada al almacén. Quitar una línea de una compra ya guardada da de baja la anterior en lugar de borrarla, y su material sale del almacén.</w:t></w:r><w:r><w:rPr><w:lang w:val="es-NI"/></w:rPr><w:t xml:space="preserve"> Las líneas que el usuario deje a medias —la fila de ejemplo, que solo sirve de molde para clonar, o una línea que se añadió y no se rellenó— no son líneas de la compra: se ignoran y no impiden guardarla. Y la validación se hace sobre las líneas que se guardan, no sobre el formulario entero, de modo que el error de una línea señala esa misma línea y no una que el usuario no tiene delante. Antes se filtraban las líneas vacías y a continuación se validaba el formulario completo, que es validar lo que se acababa de tirar, y una compra con el material bien elegido se rechazaba por una fila invisible.</w:t></w:r></w:p><w:p><w:pPr><w:rPr><w:lang w:val="es-NI"/></w:rPr></w:pPr><w:r><w:rPr><w:b/><w:sz w:val="16"/><w:lang w:val="es-NI"/></w:rPr><w:t>PK</w:t></w:r></w:p><w:p><w:pPr><w:rPr><w:lang w:val="es-NI"/></w:rPr></w:pPr><w:proofErr w:type="spellStart"/><w:r><w:rPr><w:b/><w:sz w:val="16"/><w:lang w:val="es-NI"/></w:rPr><w:t>Soft</w:t></w:r><w:proofErr w:type="spellEnd"/><w:r><w:rPr><w:b/><w:sz w:val="16"/><w:lang w:val="es-NI"/></w:rPr><w:t xml:space="preserve"> </w:t></w:r><w:proofErr w:type="spellStart"/><w:r><w:rPr><w:b/><w:sz w:val="16"/><w:lang w:val="es-NI"/></w:rPr><w:t>Delete</w:t></w:r><w:proofErr w:type="spellEnd"/></w:p><w:p><w:pPr><w:rPr><w:lang w:val="es-NI"/></w:rPr></w:pPr><w:r><w:rPr><w:b/><w:sz w:val="16"/><w:lang w:val="es-NI"/></w:rPr><w:t>Índices únicos</w:t></w:r></w:p><w:p><w:pPr><w:rPr><w:lang w:val="es-NI"/></w:rPr></w:pPr><w:r><w:rPr><w:b/><w:sz w:val="16"/><w:lang w:val="es-NI"/></w:rPr><w:t>Relaciones FK</w:t></w:r></w:p><w:p><w:pPr><w:rPr><w:lang w:val="es-NI"/></w:rPr></w:pPr><w:r><w:rPr><w:sz w:val="16"/><w:lang w:val="es-NI"/></w:rPr><w:t>id</w:t></w:r></w:p><w:p><w:pPr><w:rPr><w:lang w:val="es-NI"/></w:rPr></w:pPr><w:r><w:rPr><w:sz w:val="16"/><w:lang w:val="es-NI"/></w:rPr><w:t>Sí</w:t></w:r></w:p><w:p><w:pPr><w:rPr><w:lang w:val="es-NI"/></w:rPr></w:pPr><w:r><w:rPr><w:sz w:val="16"/><w:lang w:val="es-NI"/></w:rPr><w:t>—</w:t></w:r></w:p><w:p><w:pPr><w:rPr><w:lang w:val="es-NI"/></w:rPr></w:pPr><w:r><w:rPr><w:sz w:val="16"/><w:lang w:val="es-NI"/></w:rPr><w:t>2</w:t></w:r></w:p><w:p><w:pPr><w:rPr><w:lang w:val="es-NI"/></w:rPr></w:pPr><w:r><w:rPr><w:b/><w:sz w:val="15"/><w:lang w:val="es-NI"/></w:rPr><w:t>Campo</w:t></w:r></w:p><w:p><w:pPr><w:rPr><w:lang w:val="es-NI"/></w:rPr></w:pPr><w:r><w:rPr><w:b/><w:sz w:val="15"/><w:lang w:val="es-NI"/></w:rPr><w:t>Tipo / definición</w:t></w:r></w:p><w:p><w:pPr><w:rPr><w:lang w:val="es-NI"/></w:rPr></w:pPr><w:r><w:rPr><w:b/><w:sz w:val="15"/><w:lang w:val="es-NI"/></w:rPr><w:t>Nulo / default</w:t></w:r></w:p><w:p><w:pPr><w:rPr><w:lang w:val="es-NI"/></w:rPr></w:pPr><w:r><w:rPr><w:b/><w:sz w:val="15"/><w:lang w:val="es-NI"/></w:rPr><w:t>Clave / índice</w:t></w:r></w:p><w:p><w:pPr><w:rPr><w:lang w:val="es-NI"/></w:rPr></w:pPr><w:r><w:rPr><w:b/><w:sz w:val="15"/><w:lang w:val="es-NI"/></w:rPr><w:t>Descripción</w:t></w:r></w:p><w:p><w:pPr><w:rPr><w:lang w:val="es-NI"/></w:rPr></w:pPr><w:r><w:rPr><w:sz w:val="15"/><w:lang w:val="es-NI"/></w:rPr><w:t>id</w:t></w:r></w:p><w:p><w:pPr><w:rPr><w:lang w:val="es-NI"/></w:rPr></w:pPr><w:proofErr w:type="gramStart"/><w:r><w:rPr><w:sz w:val="15"/><w:lang w:val="es-NI"/></w:rPr><w:t>BIGINT(</w:t></w:r><w:proofErr w:type="gramEnd"/><w:r><w:rPr><w:sz w:val="15"/><w:lang w:val="es-NI"/></w:rPr><w:t>20)</w:t></w:r></w:p><w:p><w:pPr><w:rPr><w:lang w:val="es-NI"/></w:rPr></w:pPr><w:r><w:rPr><w:sz w:val="15"/><w:lang w:val="es-NI"/></w:rPr><w:t>No</w:t></w:r></w:p><w:p><w:pPr><w:rPr><w:lang w:val="es-NI"/></w:rPr></w:pPr><w:r><w:rPr><w:sz w:val="15"/><w:lang w:val="es-NI"/></w:rPr><w:t>PK</w:t></w:r></w:p><w:p><w:pPr><w:rPr><w:lang w:val="es-NI"/></w:rPr></w:pPr><w:r><w:rPr><w:sz w:val="15"/><w:lang w:val="es-NI"/></w:rPr><w:t>Identificador único de la fila.</w:t></w:r></w:p><w:p><w:pPr><w:rPr><w:lang w:val="es-NI"/></w:rPr></w:pPr><w:proofErr w:type="spellStart"/><w:r><w:rPr><w:sz w:val="15"/><w:lang w:val="es-NI"/></w:rPr><w:t>compra_id</w:t></w:r><w:proofErr w:type="spellEnd"/></w:p><w:p><w:pPr><w:rPr><w:lang w:val="es-NI"/></w:rPr></w:pPr><w:proofErr w:type="gramStart"/><w:r><w:rPr><w:sz w:val="15"/><w:lang w:val="es-NI"/></w:rPr><w:t>BIGINT(</w:t></w:r><w:proofErr w:type="gramEnd"/><w:r><w:rPr><w:sz w:val="15"/><w:lang w:val="es-NI"/></w:rPr><w:t>20)</w:t></w:r></w:p><w:p><w:pPr><w:rPr><w:lang w:val="es-NI"/></w:rPr></w:pPr><w:r><w:rPr><w:sz w:val="15"/><w:lang w:val="es-NI"/></w:rPr><w:t>No</w:t></w:r></w:p><w:p><w:pPr><w:rPr><w:lang w:val="es-NI"/></w:rPr></w:pPr><w:r><w:rPr><w:sz w:val="15"/><w:lang w:val="es-NI"/></w:rPr><w:t>FK</w:t></w:r></w:p><w:p><w:pPr><w:rPr><w:lang w:val="es-NI"/></w:rPr></w:pPr><w:r><w:rPr><w:sz w:val="15"/><w:lang w:val="es-NI"/></w:rPr><w:t>Referencia a la compra cabecera.</w:t></w:r></w:p><w:p><w:pPr><w:rPr><w:lang w:val="es-NI"/></w:rPr></w:pPr><w:proofErr w:type="spellStart"/><w:r><w:rPr><w:sz w:val="15"/><w:lang w:val="es-NI"/></w:rPr><w:t>producto_id</w:t></w:r><w:proofErr w:type="spellEnd"/></w:p><w:p><w:pPr><w:rPr><w:lang w:val="es-NI"/></w:rPr></w:pPr><w:proofErr w:type="gramStart"/><w:r><w:rPr><w:sz w:val="15"/><w:lang w:val="es-NI"/></w:rPr><w:t>BIGINT(</w:t></w:r><w:proofErr w:type="gramEnd"/><w:r><w:rPr><w:sz w:val="15"/><w:lang w:val="es-NI"/></w:rPr><w:t>20)</w:t></w:r></w:p><w:p><w:pPr><w:rPr><w:lang w:val="es-NI"/></w:rPr></w:pPr><w:r><w:rPr><w:sz w:val="15"/><w:lang w:val="es-NI"/></w:rPr><w:t>No</w:t></w:r></w:p><w:p><w:pPr><w:rPr><w:lang w:val="es-NI"/></w:rPr></w:pPr><w:r><w:rPr><w:sz w:val="15"/><w:lang w:val="es-NI"/></w:rPr><w:t>FK</w:t></w:r></w:p><w:p><w:pPr><w:rPr><w:lang w:val="es-NI"/></w:rPr></w:pPr><w:r><w:rPr><w:sz w:val="15"/><w:lang w:val="es-NI"/></w:rPr><w:t>Referencia al producto o insumo.</w:t></w:r></w:p><w:p><w:pPr><w:rPr><w:lang w:val="es-NI"/></w:rPr></w:pPr><w:r><w:rPr><w:sz w:val="15"/><w:lang w:val="es-NI"/></w:rPr><w:t>cantidad</w:t></w:r></w:p><w:p><w:pPr><w:rPr><w:lang w:val="es-NI"/></w:rPr></w:pPr><w:proofErr w:type="gramStart"/><w:r><w:rPr><w:sz w:val="15"/><w:lang w:val="es-NI"/></w:rPr><w:t>DECIMAL(</w:t></w:r><w:proofErr w:type="gramEnd"/><w:r><w:rPr><w:sz w:val="15"/><w:lang w:val="es-NI"/></w:rPr><w:t>14,</w:t></w:r></w:p><w:p><w:pPr><w:rPr><w:lang w:val="es-NI"/></w:rPr></w:pPr><w:r><w:rPr><w:sz w:val="15"/><w:lang w:val="es-NI"/></w:rPr><w:t>No</w:t></w:r></w:p><w:p><w:pPr><w:rPr><w:lang w:val="es-NI"/></w:rPr></w:pPr><w:r><w:rPr><w:sz w:val="15"/><w:lang w:val="es-NI"/></w:rPr><w:t>—</w:t></w:r></w:p><w:p><w:pPr><w:rPr><w:lang w:val="es-NI"/></w:rPr></w:pPr><w:r><w:rPr><w:sz w:val="15"/><w:lang w:val="es-NI"/></w:rPr><w:t>Cantidad física o cantidad base de la operación.</w:t></w:r></w:p><w:p><w:pPr><w:rPr><w:lang w:val="es-NI"/></w:rPr></w:pPr><w:proofErr w:type="spellStart"/><w:r><w:rPr><w:sz w:val="15"/><w:lang w:val="es-NI"/></w:rPr><w:t>costo_unitario</w:t></w:r><w:proofErr w:type="spellEnd"/></w:p><w:p><w:pPr><w:rPr><w:lang w:val="es-NI"/></w:rPr></w:pPr><w:proofErr w:type="gramStart"/><w:r><w:rPr><w:sz w:val="15"/><w:lang w:val="es-NI"/></w:rPr><w:t>DECIMAL(</w:t></w:r><w:proofErr w:type="gramEnd"/><w:r><w:rPr><w:sz w:val="15"/><w:lang w:val="es-NI"/></w:rPr><w:t>14,</w:t></w:r></w:p><w:p><w:pPr><w:rPr><w:lang w:val="es-NI"/></w:rPr></w:pPr><w:r><w:rPr><w:sz w:val="15"/><w:lang w:val="es-NI"/></w:rPr><w:t>No</w:t></w:r></w:p><w:p><w:pPr><w:rPr><w:lang w:val="es-NI"/></w:rPr></w:pPr><w:r><w:rPr><w:sz w:val="15"/><w:lang w:val="es-NI"/></w:rPr><w:t>—</w:t></w:r></w:p><w:p><w:pPr><w:rPr><w:lang w:val="es-NI"/></w:rPr></w:pPr><w:r><w:rPr><w:sz w:val="15"/><w:lang w:val="es-NI"/></w:rPr><w:t>Costo por unidad en la moneda de la operación.</w:t></w:r></w:p><w:p><w:pPr><w:rPr><w:lang w:val="es-NI"/></w:rPr></w:pPr><w:r><w:rPr><w:sz w:val="15"/><w:lang w:val="es-NI"/></w:rPr><w:t>subtotal</w:t></w:r></w:p><w:p><w:pPr><w:rPr><w:lang w:val="es-NI"/></w:rPr></w:pPr><w:proofErr w:type="gramStart"/><w:r><w:rPr><w:sz w:val="15"/><w:lang w:val="es-NI"/></w:rPr><w:t>DECIMAL(</w:t></w:r><w:proofErr w:type="gramEnd"/><w:r><w:rPr><w:sz w:val="15"/><w:lang w:val="es-NI"/></w:rPr><w:t>14,</w:t></w:r></w:p><w:p><w:pPr><w:rPr><w:lang w:val="es-NI"/></w:rPr></w:pPr><w:r><w:rPr><w:sz w:val="15"/><w:lang w:val="es-NI"/></w:rPr><w:t>No</w:t></w:r></w:p><w:p><w:pPr><w:rPr><w:lang w:val="es-NI"/></w:rPr></w:pPr><w:r><w:rPr><w:sz w:val="15"/><w:lang w:val="es-NI"/></w:rPr><w:t>—</w:t></w:r></w:p><w:p><w:pPr><w:rPr><w:lang w:val="es-NI"/></w:rPr></w:pPr><w:r><w:rPr><w:sz w:val="15"/><w:lang w:val="es-NI"/></w:rPr><w:t>Subtotal de la compra.</w:t></w:r></w:p><w:p><w:pPr><w:rPr><w:lang w:val="es-NI"/></w:rPr></w:pPr><w:proofErr w:type="spellStart"/><w:r><w:rPr><w:sz w:val="15"/><w:lang w:val="es-NI"/></w:rPr><w:t>created_at</w:t></w:r><w:proofErr w:type="spellEnd"/></w:p><w:p><w:pPr><w:rPr><w:lang w:val="es-NI"/></w:rPr></w:pPr><w:r><w:rPr><w:sz w:val="15"/><w:lang w:val="es-NI"/></w:rPr><w:t>TIMESTAMP</w:t></w:r></w:p><w:p><w:pPr><w:rPr><w:lang w:val="es-NI"/></w:rPr></w:pPr><w:r><w:rPr><w:sz w:val="15"/><w:lang w:val="es-NI"/></w:rPr><w:t>Sí / NULL</w:t></w:r></w:p><w:p><w:pPr><w:rPr><w:lang w:val="es-NI"/></w:rPr></w:pPr><w:r><w:rPr><w:sz w:val="15"/><w:lang w:val="es-NI"/></w:rPr><w:t>—</w:t></w:r></w:p><w:p><w:pPr><w:rPr><w:lang w:val="es-NI"/></w:rPr></w:pPr><w:r><w:rPr><w:sz w:val="15"/><w:lang w:val="es-NI"/></w:rPr><w:t>Fecha/hora de creación.</w:t></w:r></w:p><w:p><w:pPr><w:rPr><w:lang w:val="es-NI"/></w:rPr></w:pPr><w:proofErr w:type="spellStart"/><w:r><w:rPr><w:sz w:val="15"/><w:lang w:val="es-NI"/></w:rPr><w:t>updated_at</w:t></w:r><w:proofErr w:type="spellEnd"/></w:p><w:p><w:pPr><w:rPr><w:lang w:val="es-NI"/></w:rPr></w:pPr><w:r><w:rPr><w:sz w:val="15"/><w:lang w:val="es-NI"/></w:rPr><w:t>TIMESTAMP</w:t></w:r></w:p><w:p><w:pPr><w:rPr><w:lang w:val="es-NI"/></w:rPr></w:pPr><w:r><w:rPr><w:sz w:val="15"/><w:lang w:val="es-NI"/></w:rPr><w:t>Sí / NULL</w:t></w:r></w:p><w:p><w:pPr><w:rPr><w:lang w:val="es-NI"/></w:rPr></w:pPr><w:r><w:rPr><w:sz w:val="15"/><w:lang w:val="es-NI"/></w:rPr><w:t>—</w:t></w:r></w:p><w:p><w:pPr><w:rPr><w:lang w:val="es-NI"/></w:rPr></w:pPr><w:r><w:rPr><w:sz w:val="15"/><w:lang w:val="es-NI"/></w:rPr><w:t>Fecha/hora de última actualización.</w:t></w:r></w:p><w:p><w:pPr><w:rPr><w:lang w:val="es-NI"/></w:rPr></w:pPr><w:proofErr w:type="spellStart"/><w:r><w:rPr><w:sz w:val="15"/><w:lang w:val="es-NI"/></w:rPr><w:t>deleted_at</w:t></w:r><w:proofErr w:type="spellEnd"/></w:p><w:p><w:pPr><w:rPr><w:lang w:val="es-NI"/></w:rPr></w:pPr><w:r><w:rPr><w:sz w:val="15"/><w:lang w:val="es-NI"/></w:rPr><w:t>TIMESTAMP</w:t></w:r></w:p><w:p><w:pPr><w:rPr><w:lang w:val="es-NI"/></w:rPr></w:pPr><w:r><w:rPr><w:sz w:val="15"/><w:lang w:val="es-NI"/></w:rPr><w:t>Sí / NULL</w:t></w:r></w:p><w:p><w:pPr><w:rPr><w:lang w:val="es-NI"/></w:rPr></w:pPr><w:r><w:rPr><w:sz w:val="15"/><w:lang w:val="es-NI"/></w:rPr><w:t>—</w:t></w:r></w:p><w:p><w:pPr><w:rPr><w:lang w:val="es-NI"/></w:rPr></w:pPr><w:r><w:rPr><w:sz w:val="15"/><w:lang w:val="es-NI"/></w:rPr><w:t>Marca temporal de eliminación lógica (</w:t></w:r><w:proofErr w:type="spellStart"/><w:r><w:rPr><w:sz w:val="15"/><w:lang w:val="es-NI"/></w:rPr><w:t>Soft</w:t></w:r><w:proofErr w:type="spellEnd"/><w:r><w:rPr><w:sz w:val="15"/><w:lang w:val="es-NI"/></w:rPr><w:t xml:space="preserve"> </w:t></w:r><w:proofErr w:type="spellStart"/><w:r><w:rPr><w:sz w:val="15"/><w:lang w:val="es-NI"/></w:rPr><w:t>Delete</w:t></w:r><w:proofErr w:type="spellEnd"/><w:r><w:rPr><w:sz w:val="15"/><w:lang w:val="es-NI"/></w:rPr><w:t>).</w:t></w:r></w:p><w:p><w:pPr><w:rPr><w:lang w:val="es-NI"/></w:rPr></w:pPr><w:r><w:rPr><w:b/><w:lang w:val="es-NI"/></w:rPr><w:t>Relaciones:</w:t></w:r></w:p><w:p><w:pPr><w:pStyle w:val="Listaconvietas"/><w:rPr><w:lang w:val="es-NI"/></w:rPr></w:pPr><w:proofErr w:type="spellStart"/><w:r><w:rPr><w:lang w:val="es-NI"/></w:rPr><w:t>compra_id</w:t></w:r><w:proofErr w:type="spellEnd"/><w:r><w:rPr><w:lang w:val="es-NI"/></w:rPr><w:t xml:space="preserve"> → </w:t></w:r><w:proofErr w:type="spellStart"/><w:r><w:rPr><w:lang w:val="es-NI"/></w:rPr><w:t>compras.id</w:t></w:r><w:proofErr w:type="spellEnd"/><w:r><w:rPr><w:lang w:val="es-NI"/></w:rPr><w:t xml:space="preserve"> (ON DELETE CASCADE)</w:t></w:r></w:p><w:p><w:pPr><w:pStyle w:val="Listaconvietas"/><w:rPr><w:lang w:val="es-NI"/></w:rPr></w:pPr><w:proofErr w:type="spellStart"/><w:r><w:rPr><w:lang w:val="es-NI"/></w:rPr><w:t>producto_id</w:t></w:r><w:proofErr w:type="spellEnd"/><w:r><w:rPr><w:lang w:val="es-NI"/></w:rPr><w:t xml:space="preserve"> → </w:t></w:r><w:proofErr w:type="spellStart"/><w:r><w:rPr><w:lang w:val="es-NI"/></w:rPr><w:t>productos.id</w:t></w:r><w:proofErr w:type="spellEnd"/></w:p><w:p><w:pPr><w:rPr><w:lang w:val="es-NI"/></w:rPr></w:pPr><w:r><w:rPr><w:lang w:val="es-NI"/></w:rPr><w:br w:type="page"/></w:r></w:p><w:p><w:pPr><w:pStyle w:val="Ttulo2"/><w:rPr><w:lang w:val="es-NI"/></w:rPr></w:pPr><w:bookmarkStart w:id="27" w:name="_Toc240620156"/><w:r><w:rPr><w:lang w:val="es-NI"/></w:rPr><w:lastRenderedPageBreak/><w:t xml:space="preserve">23. </w:t></w:r><w:proofErr w:type="spellStart"/><w:r><w:rPr><w:lang w:val="es-NI"/></w:rPr><w:t>tipos_participacion</w:t></w:r><w:bookmarkEnd w:id="27"/><w:proofErr w:type="spellEnd"/></w:p><w:p><w:pPr><w:rPr><w:lang w:val="es-NI"/></w:rPr></w:pPr><w:r><w:rPr><w:lang w:val="es-NI"/></w:rPr><w:t>Catálogo de modalidades de participación comercial entre cliente y empresa.</w:t></w:r></w:p><w:p><w:pPr><w:rPr><w:lang w:val="es-NI"/></w:rPr></w:pPr><w:r><w:rPr><w:b/><w:sz w:val="16"/><w:lang w:val="es-NI"/></w:rPr><w:t>PK</w:t></w:r></w:p><w:p><w:pPr><w:rPr><w:lang w:val="es-NI"/></w:rPr></w:pPr><w:proofErr w:type="spellStart"/><w:r><w:rPr><w:b/><w:sz w:val="16"/><w:lang w:val="es-NI"/></w:rPr><w:t>Soft</w:t></w:r><w:proofErr w:type="spellEnd"/><w:r><w:rPr><w:b/><w:sz w:val="16"/><w:lang w:val="es-NI"/></w:rPr><w:t xml:space="preserve"> </w:t></w:r><w:proofErr w:type="spellStart"/><w:r><w:rPr><w:b/><w:sz w:val="16"/><w:lang w:val="es-NI"/></w:rPr><w:t>Delete</w:t></w:r><w:proofErr w:type="spellEnd"/></w:p><w:p><w:pPr><w:rPr><w:lang w:val="es-NI"/></w:rPr></w:pPr><w:r><w:rPr><w:b/><w:sz w:val="16"/><w:lang w:val="es-NI"/></w:rPr><w:t>Índices únicos</w:t></w:r></w:p><w:p><w:pPr><w:rPr><w:lang w:val="es-NI"/></w:rPr></w:pPr><w:r><w:rPr><w:b/><w:sz w:val="16"/><w:lang w:val="es-NI"/></w:rPr><w:t>Relaciones FK</w:t></w:r></w:p><w:p><w:pPr><w:rPr><w:lang w:val="es-NI"/></w:rPr></w:pPr><w:r><w:rPr><w:sz w:val="16"/><w:lang w:val="es-NI"/></w:rPr><w:t>id</w:t></w:r></w:p><w:p><w:pPr><w:rPr><w:lang w:val="es-NI"/></w:rPr></w:pPr><w:r><w:rPr><w:sz w:val="16"/><w:lang w:val="es-NI"/></w:rPr><w:t>Sí</w:t></w:r></w:p><w:p><w:pPr><w:rPr><w:lang w:val="es-NI"/></w:rPr></w:pPr><w:r><w:rPr><w:sz w:val="16"/><w:lang w:val="es-NI"/></w:rPr><w:t>—</w:t></w:r></w:p><w:p><w:pPr><w:rPr><w:lang w:val="es-NI"/></w:rPr></w:pPr><w:r><w:rPr><w:sz w:val="16"/><w:lang w:val="es-NI"/></w:rPr><w:t>0</w:t></w:r></w:p><w:p><w:pPr><w:rPr><w:lang w:val="es-NI"/></w:rPr></w:pPr><w:r><w:rPr><w:b/><w:sz w:val="15"/><w:lang w:val="es-NI"/></w:rPr><w:t>Campo</w:t></w:r></w:p><w:p><w:pPr><w:rPr><w:lang w:val="es-NI"/></w:rPr></w:pPr><w:r><w:rPr><w:b/><w:sz w:val="15"/><w:lang w:val="es-NI"/></w:rPr><w:t>Tipo / definición</w:t></w:r></w:p><w:p><w:pPr><w:rPr><w:lang w:val="es-NI"/></w:rPr></w:pPr><w:r><w:rPr><w:b/><w:sz w:val="15"/><w:lang w:val="es-NI"/></w:rPr><w:t>Nulo / default</w:t></w:r></w:p><w:p><w:pPr><w:rPr><w:lang w:val="es-NI"/></w:rPr></w:pPr><w:r><w:rPr><w:b/><w:sz w:val="15"/><w:lang w:val="es-NI"/></w:rPr><w:t>Clave / índice</w:t></w:r></w:p><w:p><w:pPr><w:rPr><w:lang w:val="es-NI"/></w:rPr></w:pPr><w:r><w:rPr><w:b/><w:sz w:val="15"/><w:lang w:val="es-NI"/></w:rPr><w:t>Descripción</w:t></w:r></w:p><w:p><w:pPr><w:rPr><w:lang w:val="es-NI"/></w:rPr></w:pPr><w:r><w:rPr><w:sz w:val="15"/><w:lang w:val="es-NI"/></w:rPr><w:t>id</w:t></w:r></w:p><w:p><w:pPr><w:rPr><w:lang w:val="es-NI"/></w:rPr></w:pPr><w:proofErr w:type="gramStart"/><w:r><w:rPr><w:sz w:val="15"/><w:lang w:val="es-NI"/></w:rPr><w:t>BIGINT(</w:t></w:r><w:proofErr w:type="gramEnd"/><w:r><w:rPr><w:sz w:val="15"/><w:lang w:val="es-NI"/></w:rPr><w:t>20)</w:t></w:r></w:p><w:p><w:pPr><w:rPr><w:lang w:val="es-NI"/></w:rPr></w:pPr><w:r><w:rPr><w:sz w:val="15"/><w:lang w:val="es-NI"/></w:rPr><w:t>No</w:t></w:r></w:p><w:p><w:pPr><w:rPr><w:lang w:val="es-NI"/></w:rPr></w:pPr><w:r><w:rPr><w:sz w:val="15"/><w:lang w:val="es-NI"/></w:rPr><w:t>PK</w:t></w:r></w:p><w:p><w:pPr><w:rPr><w:lang w:val="es-NI"/></w:rPr></w:pPr><w:r><w:rPr><w:sz w:val="15"/><w:lang w:val="es-NI"/></w:rPr><w:t>Identificador único de la fila.</w:t></w:r></w:p><w:p><w:pPr><w:rPr><w:lang w:val="es-NI"/></w:rPr></w:pPr><w:r><w:rPr><w:sz w:val="15"/><w:lang w:val="es-NI"/></w:rPr><w:t>nombre</w:t></w:r></w:p><w:p><w:pPr><w:rPr><w:lang w:val="es-NI"/></w:rPr></w:pPr><w:proofErr w:type="gramStart"/><w:r><w:rPr><w:sz w:val="15"/><w:lang w:val="es-NI"/></w:rPr><w:t>VARCHAR(</w:t></w:r><w:proofErr w:type="gramEnd"/><w:r><w:rPr><w:sz w:val="15"/><w:lang w:val="es-NI"/></w:rPr><w:t>100)</w:t></w:r></w:p><w:p><w:pPr><w:rPr><w:lang w:val="es-NI"/></w:rPr></w:pPr><w:r><w:rPr><w:sz w:val="15"/><w:lang w:val="es-NI"/></w:rPr><w:t>No</w:t></w:r></w:p><w:p><w:pPr><w:rPr><w:lang w:val="es-NI"/></w:rPr></w:pPr><w:r><w:rPr><w:sz w:val="15"/><w:lang w:val="es-NI"/></w:rPr><w:t>—</w:t></w:r></w:p><w:p><w:pPr><w:rPr><w:lang w:val="es-NI"/></w:rPr></w:pPr><w:r><w:rPr><w:sz w:val="15"/><w:lang w:val="es-NI"/></w:rPr><w:t>Nombre descriptivo de la entidad.</w:t></w:r></w:p><w:p><w:pPr><w:rPr><w:lang w:val="es-NI"/></w:rPr></w:pPr><w:proofErr w:type="spellStart"/><w:r><w:rPr><w:sz w:val="15"/><w:lang w:val="es-NI"/></w:rPr><w:t>descripcion</w:t></w:r><w:proofErr w:type="spellEnd"/></w:p><w:p><w:pPr><w:rPr><w:lang w:val="es-NI"/></w:rPr></w:pPr><w:proofErr w:type="gramStart"/><w:r><w:rPr><w:sz w:val="15"/><w:lang w:val="es-NI"/></w:rPr><w:t>VARCHAR(</w:t></w:r><w:proofErr w:type="gramEnd"/><w:r><w:rPr><w:sz w:val="15"/><w:lang w:val="es-NI"/></w:rPr><w:t>255)</w:t></w:r></w:p><w:p><w:pPr><w:rPr><w:lang w:val="es-NI"/></w:rPr></w:pPr><w:r><w:rPr><w:sz w:val="15"/><w:lang w:val="es-NI"/></w:rPr><w:t>Sí / NULL</w:t></w:r></w:p><w:p><w:pPr><w:rPr><w:lang w:val="es-NI"/></w:rPr></w:pPr><w:r><w:rPr><w:sz w:val="15"/><w:lang w:val="es-NI"/></w:rPr><w:t>—</w:t></w:r></w:p><w:p><w:pPr><w:rPr><w:lang w:val="es-NI"/></w:rPr></w:pPr><w:r><w:rPr><w:sz w:val="15"/><w:lang w:val="es-NI"/></w:rPr><w:t>Descripción del concepto.</w:t></w:r></w:p><w:p><w:pPr><w:rPr><w:lang w:val="es-NI"/></w:rPr></w:pPr><w:r><w:rPr><w:sz w:val="15"/><w:lang w:val="es-NI"/></w:rPr><w:t>estado</w:t></w:r></w:p><w:p><w:pPr><w:rPr><w:lang w:val="es-NI"/></w:rPr></w:pPr><w:proofErr w:type="gramStart"/><w:r><w:rPr><w:sz w:val="15"/><w:lang w:val="es-NI"/></w:rPr><w:t>TINYINT(</w:t></w:r><w:proofErr w:type="gramEnd"/><w:r><w:rPr><w:sz w:val="15"/><w:lang w:val="es-NI"/></w:rPr><w:t>1)</w:t></w:r></w:p><w:p><w:pPr><w:rPr><w:lang w:val="es-NI"/></w:rPr></w:pPr><w:r><w:rPr><w:sz w:val="15"/><w:lang w:val="es-NI"/></w:rPr><w:t>No / 1</w:t></w:r></w:p><w:p><w:pPr><w:rPr><w:lang w:val="es-NI"/></w:rPr></w:pPr><w:r><w:rPr><w:sz w:val="15"/><w:lang w:val="es-NI"/></w:rPr><w:t>—</w:t></w:r></w:p><w:p><w:pPr><w:rPr><w:lang w:val="es-NI"/></w:rPr></w:pPr><w:r><w:rPr><w:sz w:val="15"/><w:lang w:val="es-NI"/></w:rPr><w:t>Estado lógico/operativo del registro.</w:t></w:r></w:p><w:p><w:pPr><w:rPr><w:lang w:val="es-NI"/></w:rPr></w:pPr><w:proofErr w:type="spellStart"/><w:r><w:rPr><w:sz w:val="15"/><w:lang w:val="es-NI"/></w:rPr><w:t>created_at</w:t></w:r><w:proofErr w:type="spellEnd"/></w:p><w:p><w:pPr><w:rPr><w:lang w:val="es-NI"/></w:rPr></w:pPr><w:r><w:rPr><w:sz w:val="15"/><w:lang w:val="es-NI"/></w:rPr><w:t>TIMESTAMP</w:t></w:r></w:p><w:p><w:pPr><w:rPr><w:lang w:val="es-NI"/></w:rPr></w:pPr><w:r><w:rPr><w:sz w:val="15"/><w:lang w:val="es-NI"/></w:rPr><w:t>Sí / NULL</w:t></w:r></w:p><w:p><w:pPr><w:rPr><w:lang w:val="es-NI"/></w:rPr></w:pPr><w:r><w:rPr><w:sz w:val="15"/><w:lang w:val="es-NI"/></w:rPr><w:t>—</w:t></w:r></w:p><w:p><w:pPr><w:rPr><w:lang w:val="es-NI"/></w:rPr></w:pPr><w:r><w:rPr><w:sz w:val="15"/><w:lang w:val="es-NI"/></w:rPr><w:t>Fecha/hora de creación.</w:t></w:r></w:p><w:p><w:pPr><w:rPr><w:lang w:val="es-NI"/></w:rPr></w:pPr><w:proofErr w:type="spellStart"/><w:r><w:rPr><w:sz w:val="15"/><w:lang w:val="es-NI"/></w:rPr><w:t>updated_at</w:t></w:r><w:proofErr w:type="spellEnd"/></w:p><w:p><w:pPr><w:rPr><w:lang w:val="es-NI"/></w:rPr></w:pPr><w:r><w:rPr><w:sz w:val="15"/><w:lang w:val="es-NI"/></w:rPr><w:t>TIMESTAMP</w:t></w:r></w:p><w:p><w:pPr><w:rPr><w:lang w:val="es-NI"/></w:rPr></w:pPr><w:r><w:rPr><w:sz w:val="15"/><w:lang w:val="es-NI"/></w:rPr><w:t>Sí / NULL</w:t></w:r></w:p><w:p><w:pPr><w:rPr><w:lang w:val="es-NI"/></w:rPr></w:pPr><w:r><w:rPr><w:sz w:val="15"/><w:lang w:val="es-NI"/></w:rPr><w:t>—</w:t></w:r></w:p><w:p><w:pPr><w:rPr><w:lang w:val="es-NI"/></w:rPr></w:pPr><w:r><w:rPr><w:sz w:val="15"/><w:lang w:val="es-NI"/></w:rPr><w:t>Fecha/hora de última actualización.</w:t></w:r></w:p><w:p><w:pPr><w:rPr><w:lang w:val="es-NI"/></w:rPr></w:pPr><w:proofErr w:type="spellStart"/><w:r><w:rPr><w:sz w:val="15"/><w:lang w:val="es-NI"/></w:rPr><w:t>deleted_at</w:t></w:r><w:proofErr w:type="spellEnd"/></w:p><w:p><w:pPr><w:rPr><w:lang w:val="es-NI"/></w:rPr></w:pPr><w:r><w:rPr><w:sz w:val="15"/><w:lang w:val="es-NI"/></w:rPr><w:t>TIMESTAMP</w:t></w:r></w:p><w:p><w:pPr><w:rPr><w:lang w:val="es-NI"/></w:rPr></w:pPr><w:r><w:rPr><w:sz w:val="15"/><w:lang w:val="es-NI"/></w:rPr><w:t>Sí / NULL</w:t></w:r></w:p><w:p><w:pPr><w:rPr><w:lang w:val="es-NI"/></w:rPr></w:pPr><w:r><w:rPr><w:sz w:val="15"/><w:lang w:val="es-NI"/></w:rPr><w:t>—</w:t></w:r></w:p><w:p><w:pPr><w:rPr><w:lang w:val="es-NI"/></w:rPr></w:pPr><w:r><w:rPr><w:sz w:val="15"/><w:lang w:val="es-NI"/></w:rPr><w:t>Marca temporal de eliminación lógica (</w:t></w:r><w:proofErr w:type="spellStart"/><w:r><w:rPr><w:sz w:val="15"/><w:lang w:val="es-NI"/></w:rPr><w:t>Soft</w:t></w:r><w:proofErr w:type="spellEnd"/><w:r><w:rPr><w:sz w:val="15"/><w:lang w:val="es-NI"/></w:rPr><w:t xml:space="preserve"> </w:t></w:r><w:proofErr w:type="spellStart"/><w:r><w:rPr><w:sz w:val="15"/><w:lang w:val="es-NI"/></w:rPr><w:t>Delete</w:t></w:r><w:proofErr w:type="spellEnd"/><w:r><w:rPr><w:sz w:val="15"/><w:lang w:val="es-NI"/></w:rPr><w:t>).</w:t></w:r></w:p><w:p><w:pPr><w:rPr><w:lang w:val="es-NI"/></w:rPr></w:pPr><w:r><w:rPr><w:lang w:val="es-NI"/></w:rPr><w:br w:type="page"/></w:r></w:p><w:p><w:pPr><w:pStyle w:val="Ttulo2"/><w:rPr><w:lang w:val="es-NI"/></w:rPr></w:pPr><w:bookmarkStart w:id="28" w:name="_Toc240620157"/><w:r><w:rPr><w:lang w:val="es-NI"/></w:rPr><w:lastRenderedPageBreak/><w:t xml:space="preserve">24. </w:t></w:r><w:proofErr w:type="spellStart"/><w:r><w:rPr><w:lang w:val="es-NI"/></w:rPr><w:t>acuerdos_orden</w:t></w:r><w:bookmarkEnd w:id="28"/><w:proofErr w:type="spellEnd"/></w:p><w:p><w:pPr><w:rPr><w:lang w:val="es-NI"/></w:rPr></w:pPr><w:r><w:rPr><w:lang w:val="es-NI"/></w:rPr><w:t>Condiciones comerciales aplicables a una OT: participación en gramos y/o tarifa de servicio, con historial de acuerdos.</w:t></w:r></w:p><w:p><w:pPr><w:rPr><w:lang w:val="es-NI"/></w:rPr></w:pPr><w:r><w:rPr><w:b/><w:lang w:val="es-NI"/></w:rPr><w:t xml:space="preserve">Reglas / criterios: </w:t></w:r><w:r><w:rPr><w:lang w:val="es-NI"/></w:rPr><w:t>Se permiten acuerdos históricos. La aplicación debe garantizar que solo exista un acuerdo vigente para una OT en cada momento.</w:t></w:r></w:p><w:p><w:pPr><w:rPr><w:lang w:val="es-NI"/></w:rPr></w:pPr><w:r><w:rPr><w:b/><w:sz w:val="16"/><w:lang w:val="es-NI"/></w:rPr><w:t>PK</w:t></w:r></w:p><w:p><w:pPr><w:rPr><w:lang w:val="es-NI"/></w:rPr></w:pPr><w:proofErr w:type="spellStart"/><w:r><w:rPr><w:b/><w:sz w:val="16"/><w:lang w:val="es-NI"/></w:rPr><w:t>Soft</w:t></w:r><w:proofErr w:type="spellEnd"/><w:r><w:rPr><w:b/><w:sz w:val="16"/><w:lang w:val="es-NI"/></w:rPr><w:t xml:space="preserve"> </w:t></w:r><w:proofErr w:type="spellStart"/><w:r><w:rPr><w:b/><w:sz w:val="16"/><w:lang w:val="es-NI"/></w:rPr><w:t>Delete</w:t></w:r><w:proofErr w:type="spellEnd"/></w:p><w:p><w:pPr><w:rPr><w:lang w:val="es-NI"/></w:rPr></w:pPr><w:r><w:rPr><w:b/><w:sz w:val="16"/><w:lang w:val="es-NI"/></w:rPr><w:t>Índices únicos</w:t></w:r></w:p><w:p><w:pPr><w:rPr><w:lang w:val="es-NI"/></w:rPr></w:pPr><w:r><w:rPr><w:b/><w:sz w:val="16"/><w:lang w:val="es-NI"/></w:rPr><w:t>Relaciones FK</w:t></w:r></w:p><w:p><w:pPr><w:rPr><w:lang w:val="es-NI"/></w:rPr></w:pPr><w:r><w:rPr><w:sz w:val="16"/><w:lang w:val="es-NI"/></w:rPr><w:t>id</w:t></w:r></w:p><w:p><w:pPr><w:rPr><w:lang w:val="es-NI"/></w:rPr></w:pPr><w:r><w:rPr><w:sz w:val="16"/><w:lang w:val="es-NI"/></w:rPr><w:t>Sí</w:t></w:r></w:p><w:p><w:pPr><w:rPr><w:lang w:val="es-NI"/></w:rPr></w:pPr><w:r><w:rPr><w:sz w:val="16"/><w:lang w:val="es-NI"/></w:rPr><w:t>—</w:t></w:r></w:p><w:p><w:pPr><w:rPr><w:lang w:val="es-NI"/></w:rPr></w:pPr><w:r><w:rPr><w:sz w:val="16"/><w:lang w:val="es-NI"/></w:rPr><w:t>3</w:t></w:r></w:p><w:p><w:pPr><w:rPr><w:lang w:val="es-NI"/></w:rPr></w:pPr><w:r><w:rPr><w:b/><w:sz w:val="15"/><w:lang w:val="es-NI"/></w:rPr><w:t>Campo</w:t></w:r></w:p><w:p><w:pPr><w:rPr><w:lang w:val="es-NI"/></w:rPr></w:pPr><w:r><w:rPr><w:b/><w:sz w:val="15"/><w:lang w:val="es-NI"/></w:rPr><w:t>Tipo / definición</w:t></w:r></w:p><w:p><w:pPr><w:rPr><w:lang w:val="es-NI"/></w:rPr></w:pPr><w:r><w:rPr><w:b/><w:sz w:val="15"/><w:lang w:val="es-NI"/></w:rPr><w:t>Nulo / default</w:t></w:r></w:p><w:p><w:pPr><w:rPr><w:lang w:val="es-NI"/></w:rPr></w:pPr><w:r><w:rPr><w:b/><w:sz w:val="15"/><w:lang w:val="es-NI"/></w:rPr><w:t>Clave / índice</w:t></w:r></w:p><w:p><w:pPr><w:rPr><w:lang w:val="es-NI"/></w:rPr></w:pPr><w:r><w:rPr><w:b/><w:sz w:val="15"/><w:lang w:val="es-NI"/></w:rPr><w:t>Descripción</w:t></w:r></w:p><w:p><w:pPr><w:rPr><w:lang w:val="es-NI"/></w:rPr></w:pPr><w:r><w:rPr><w:sz w:val="15"/><w:lang w:val="es-NI"/></w:rPr><w:t>id</w:t></w:r></w:p><w:p><w:pPr><w:rPr><w:lang w:val="es-NI"/></w:rPr></w:pPr><w:proofErr w:type="gramStart"/><w:r><w:rPr><w:sz w:val="15"/><w:lang w:val="es-NI"/></w:rPr><w:t>BIGINT(</w:t></w:r><w:proofErr w:type="gramEnd"/><w:r><w:rPr><w:sz w:val="15"/><w:lang w:val="es-NI"/></w:rPr><w:t>20)</w:t></w:r></w:p><w:p><w:pPr><w:rPr><w:lang w:val="es-NI"/></w:rPr></w:pPr><w:r><w:rPr><w:sz w:val="15"/><w:lang w:val="es-NI"/></w:rPr><w:t>No</w:t></w:r></w:p><w:p><w:pPr><w:rPr><w:lang w:val="es-NI"/></w:rPr></w:pPr><w:r><w:rPr><w:sz w:val="15"/><w:lang w:val="es-NI"/></w:rPr><w:t>PK</w:t></w:r></w:p><w:p><w:pPr><w:rPr><w:lang w:val="es-NI"/></w:rPr></w:pPr><w:r><w:rPr><w:sz w:val="15"/><w:lang w:val="es-NI"/></w:rPr><w:t>Identificador único de la fila.</w:t></w:r></w:p><w:p><w:pPr><w:rPr><w:lang w:val="es-NI"/></w:rPr></w:pPr><w:proofErr w:type="spellStart"/><w:r><w:rPr><w:sz w:val="15"/><w:lang w:val="es-NI"/></w:rPr><w:t>orden_trabajo_id</w:t></w:r><w:proofErr w:type="spellEnd"/></w:p><w:p><w:pPr><w:rPr><w:lang w:val="es-NI"/></w:rPr></w:pPr><w:proofErr w:type="gramStart"/><w:r><w:rPr><w:sz w:val="15"/><w:lang w:val="es-NI"/></w:rPr><w:t>BIGINT(</w:t></w:r><w:proofErr w:type="gramEnd"/><w:r><w:rPr><w:sz w:val="15"/><w:lang w:val="es-NI"/></w:rPr><w:t>20)</w:t></w:r></w:p><w:p><w:pPr><w:rPr><w:lang w:val="es-NI"/></w:rPr></w:pPr><w:r><w:rPr><w:sz w:val="15"/><w:lang w:val="es-NI"/></w:rPr><w:t>No</w:t></w:r></w:p><w:p><w:pPr><w:rPr><w:lang w:val="es-NI"/></w:rPr></w:pPr><w:r><w:rPr><w:sz w:val="15"/><w:lang w:val="es-NI"/></w:rPr><w:t>FK</w:t></w:r></w:p><w:p><w:pPr><w:rPr><w:lang w:val="es-NI"/></w:rPr></w:pPr><w:r><w:rPr><w:sz w:val="15"/><w:lang w:val="es-NI"/></w:rPr><w:t>Referencia a la orden de trabajo asociada.</w:t></w:r></w:p><w:p><w:pPr><w:rPr><w:lang w:val="es-NI"/></w:rPr></w:pPr><w:proofErr w:type="spellStart"/><w:r><w:rPr><w:sz w:val="15"/><w:lang w:val="es-NI"/></w:rPr><w:t>tipo_participacion_id</w:t></w:r><w:proofErr w:type="spellEnd"/></w:p><w:p><w:pPr><w:rPr><w:lang w:val="es-NI"/></w:rPr></w:pPr><w:proofErr w:type="gramStart"/><w:r><w:rPr><w:sz w:val="15"/><w:lang w:val="es-NI"/></w:rPr><w:t>BIGINT(</w:t></w:r><w:proofErr w:type="gramEnd"/><w:r><w:rPr><w:sz w:val="15"/><w:lang w:val="es-NI"/></w:rPr><w:t>20)</w:t></w:r></w:p><w:p><w:pPr><w:rPr><w:lang w:val="es-NI"/></w:rPr></w:pPr><w:r><w:rPr><w:sz w:val="15"/><w:lang w:val="es-NI"/></w:rPr><w:t>No</w:t></w:r></w:p><w:p><w:pPr><w:rPr><w:lang w:val="es-NI"/></w:rPr></w:pPr><w:r><w:rPr><w:sz w:val="15"/><w:lang w:val="es-NI"/></w:rPr><w:t>FK</w:t></w:r></w:p><w:p><w:pPr><w:rPr><w:lang w:val="es-NI"/></w:rPr></w:pPr><w:r><w:rPr><w:sz w:val="15"/><w:lang w:val="es-NI"/></w:rPr><w:t>Modalidad del acuerdo de participación.</w:t></w:r></w:p><w:p><w:pPr><w:rPr><w:lang w:val="es-NI"/></w:rPr></w:pPr><w:proofErr w:type="spellStart"/><w:r><w:rPr><w:sz w:val="15"/><w:lang w:val="es-NI"/></w:rPr><w:t>porcentaje_cliente</w:t></w:r><w:proofErr w:type="spellEnd"/></w:p><w:p><w:pPr><w:rPr><w:lang w:val="es-NI"/></w:rPr></w:pPr><w:proofErr w:type="gramStart"/><w:r><w:rPr><w:sz w:val="15"/><w:lang w:val="es-NI"/></w:rPr><w:t>DECIMAL(</w:t></w:r><w:proofErr w:type="gramEnd"/><w:r><w:rPr><w:sz w:val="15"/><w:lang w:val="es-NI"/></w:rPr><w:t>7,</w:t></w:r></w:p><w:p><w:pPr><w:rPr><w:lang w:val="es-NI"/></w:rPr></w:pPr><w:r><w:rPr><w:sz w:val="15"/><w:lang w:val="es-NI"/></w:rPr><w:t>Sí / NULL</w:t></w:r></w:p><w:p><w:pPr><w:rPr><w:lang w:val="es-NI"/></w:rPr></w:pPr><w:r><w:rPr><w:sz w:val="15"/><w:lang w:val="es-NI"/></w:rPr><w:t>—</w:t></w:r></w:p><w:p><w:pPr><w:rPr><w:lang w:val="es-NI"/></w:rPr></w:pPr><w:r><w:rPr><w:sz w:val="15"/><w:lang w:val="es-NI"/></w:rPr><w:t>Porcentaje de participación del cliente.</w:t></w:r></w:p><w:p><w:pPr><w:rPr><w:lang w:val="es-NI"/></w:rPr></w:pPr><w:proofErr w:type="spellStart"/><w:r><w:rPr><w:sz w:val="15"/><w:lang w:val="es-NI"/></w:rPr><w:t>porcentaje_empresa</w:t></w:r><w:proofErr w:type="spellEnd"/></w:p><w:p><w:pPr><w:rPr><w:lang w:val="es-NI"/></w:rPr></w:pPr><w:proofErr w:type="gramStart"/><w:r><w:rPr><w:sz w:val="15"/><w:lang w:val="es-NI"/></w:rPr><w:t>DECIMAL(</w:t></w:r><w:proofErr w:type="gramEnd"/><w:r><w:rPr><w:sz w:val="15"/><w:lang w:val="es-NI"/></w:rPr><w:t>7,</w:t></w:r></w:p><w:p><w:pPr><w:rPr><w:lang w:val="es-NI"/></w:rPr></w:pPr><w:r><w:rPr><w:sz w:val="15"/><w:lang w:val="es-NI"/></w:rPr><w:t>Sí / NULL</w:t></w:r></w:p><w:p><w:pPr><w:rPr><w:lang w:val="es-NI"/></w:rPr></w:pPr><w:r><w:rPr><w:sz w:val="15"/><w:lang w:val="es-NI"/></w:rPr><w:t>—</w:t></w:r></w:p><w:p><w:pPr><w:rPr><w:lang w:val="es-NI"/></w:rPr></w:pPr><w:r><w:rPr><w:sz w:val="15"/><w:lang w:val="es-NI"/></w:rPr><w:t>Porcentaje de participación de la empresa.</w:t></w:r></w:p><w:p><w:pPr><w:rPr><w:lang w:val="es-NI"/></w:rPr></w:pPr><w:proofErr w:type="spellStart"/><w:r><w:rPr><w:sz w:val="15"/><w:lang w:val="es-NI"/></w:rPr><w:t>tarifa_servicio</w:t></w:r><w:proofErr w:type="spellEnd"/></w:p><w:p><w:pPr><w:rPr><w:lang w:val="es-NI"/></w:rPr></w:pPr><w:proofErr w:type="gramStart"/><w:r><w:rPr><w:sz w:val="15"/><w:lang w:val="es-NI"/></w:rPr><w:t>DECIMAL(</w:t></w:r><w:proofErr w:type="gramEnd"/><w:r><w:rPr><w:sz w:val="15"/><w:lang w:val="es-NI"/></w:rPr><w:t>14,</w:t></w:r></w:p><w:p><w:pPr><w:rPr><w:lang w:val="es-NI"/></w:rPr></w:pPr><w:r><w:rPr><w:sz w:val="15"/><w:lang w:val="es-NI"/></w:rPr><w:t>Sí / NULL</w:t></w:r></w:p><w:p><w:pPr><w:rPr><w:lang w:val="es-NI"/></w:rPr></w:pPr><w:r><w:rPr><w:sz w:val="15"/><w:lang w:val="es-NI"/></w:rPr><w:t>—</w:t></w:r></w:p><w:p><w:pPr><w:rPr><w:lang w:val="es-NI"/></w:rPr></w:pPr><w:r><w:rPr><w:sz w:val="15"/><w:lang w:val="es-NI"/></w:rPr><w:t>Tarifa del servicio según el acuerdo.</w:t></w:r></w:p><w:p><w:pPr><w:rPr><w:lang w:val="es-NI"/></w:rPr></w:pPr><w:proofErr w:type="spellStart"/><w:r><w:rPr><w:sz w:val="15"/><w:lang w:val="es-NI"/></w:rPr><w:t>moneda_id</w:t></w:r><w:proofErr w:type="spellEnd"/></w:p><w:p><w:pPr><w:rPr><w:lang w:val="es-NI"/></w:rPr></w:pPr><w:proofErr w:type="gramStart"/><w:r><w:rPr><w:sz w:val="15"/><w:lang w:val="es-NI"/></w:rPr><w:t>BIGINT(</w:t></w:r><w:proofErr w:type="gramEnd"/><w:r><w:rPr><w:sz w:val="15"/><w:lang w:val="es-NI"/></w:rPr><w:t>20)</w:t></w:r></w:p><w:p><w:pPr><w:rPr><w:lang w:val="es-NI"/></w:rPr></w:pPr><w:r><w:rPr><w:sz w:val="15"/><w:lang w:val="es-NI"/></w:rPr><w:t>No</w:t></w:r></w:p><w:p><w:pPr><w:rPr><w:lang w:val="es-NI"/></w:rPr></w:pPr><w:r><w:rPr><w:sz w:val="15"/><w:lang w:val="es-NI"/></w:rPr><w:t>FK</w:t></w:r></w:p><w:p><w:pPr><w:rPr><w:lang w:val="es-NI"/></w:rPr></w:pPr><w:r><w:rPr><w:sz w:val="15"/><w:lang w:val="es-NI"/></w:rPr><w:t>Moneda en la que se registra la operación.</w:t></w:r></w:p><w:p><w:pPr><w:rPr><w:lang w:val="es-NI"/></w:rPr></w:pPr><w:r><w:rPr><w:sz w:val="15"/><w:lang w:val="es-NI"/></w:rPr><w:t>observaciones</w:t></w:r></w:p><w:p><w:pPr><w:rPr><w:lang w:val="es-NI"/></w:rPr></w:pPr><w:r><w:rPr><w:sz w:val="15"/><w:lang w:val="es-NI"/></w:rPr><w:t>TEXT</w:t></w:r></w:p><w:p><w:pPr><w:rPr><w:lang w:val="es-NI"/></w:rPr></w:pPr><w:r><w:rPr><w:sz w:val="15"/><w:lang w:val="es-NI"/></w:rPr><w:t>Sí / NULL</w:t></w:r></w:p><w:p><w:pPr><w:rPr><w:lang w:val="es-NI"/></w:rPr></w:pPr><w:r><w:rPr><w:sz w:val="15"/><w:lang w:val="es-NI"/></w:rPr><w:t>—</w:t></w:r></w:p><w:p><w:pPr><w:rPr><w:lang w:val="es-NI"/></w:rPr></w:pPr><w:r><w:rPr><w:sz w:val="15"/><w:lang w:val="es-NI"/></w:rPr><w:t>Notas adicionales del registro.</w:t></w:r></w:p><w:p><w:pPr><w:rPr><w:lang w:val="es-NI"/></w:rPr></w:pPr><w:proofErr w:type="spellStart"/><w:r><w:rPr><w:sz w:val="15"/><w:lang w:val="es-NI"/></w:rPr><w:t>created_at</w:t></w:r><w:proofErr w:type="spellEnd"/></w:p><w:p><w:pPr><w:rPr><w:lang w:val="es-NI"/></w:rPr></w:pPr><w:r><w:rPr><w:sz w:val="15"/><w:lang w:val="es-NI"/></w:rPr><w:t>TIMESTAMP</w:t></w:r></w:p><w:p><w:pPr><w:rPr><w:lang w:val="es-NI"/></w:rPr></w:pPr><w:r><w:rPr><w:sz w:val="15"/><w:lang w:val="es-NI"/></w:rPr><w:t>Sí / NULL</w:t></w:r></w:p><w:p><w:pPr><w:rPr><w:lang w:val="es-NI"/></w:rPr></w:pPr><w:r><w:rPr><w:sz w:val="15"/><w:lang w:val="es-NI"/></w:rPr><w:t>—</w:t></w:r></w:p><w:p><w:pPr><w:rPr><w:lang w:val="es-NI"/></w:rPr></w:pPr><w:r><w:rPr><w:sz w:val="15"/><w:lang w:val="es-NI"/></w:rPr><w:t>Fecha/hora de creación.</w:t></w:r></w:p><w:p><w:pPr><w:rPr><w:lang w:val="es-NI"/></w:rPr></w:pPr><w:proofErr w:type="spellStart"/><w:r><w:rPr><w:sz w:val="15"/><w:lang w:val="es-NI"/></w:rPr><w:t>updated_at</w:t></w:r><w:proofErr w:type="spellEnd"/></w:p><w:p><w:pPr><w:rPr><w:lang w:val="es-NI"/></w:rPr></w:pPr><w:r><w:rPr><w:sz w:val="15"/><w:lang w:val="es-NI"/></w:rPr><w:t>TIMESTAMP</w:t></w:r></w:p><w:p><w:pPr><w:rPr><w:lang w:val="es-NI"/></w:rPr></w:pPr><w:r><w:rPr><w:sz w:val="15"/><w:lang w:val="es-NI"/></w:rPr><w:t>Sí / NULL</w:t></w:r></w:p><w:p><w:pPr><w:rPr><w:lang w:val="es-NI"/></w:rPr></w:pPr><w:r><w:rPr><w:sz w:val="15"/><w:lang w:val="es-NI"/></w:rPr><w:t>—</w:t></w:r></w:p><w:p><w:pPr><w:rPr><w:lang w:val="es-NI"/></w:rPr></w:pPr><w:r><w:rPr><w:sz w:val="15"/><w:lang w:val="es-NI"/></w:rPr><w:t>Fecha/hora de última actualización.</w:t></w:r></w:p><w:p><w:pPr><w:rPr><w:lang w:val="es-NI"/></w:rPr></w:pPr><w:proofErr w:type="spellStart"/><w:r><w:rPr><w:sz w:val="15"/><w:lang w:val="es-NI"/></w:rPr><w:t>deleted_at</w:t></w:r><w:proofErr w:type="spellEnd"/></w:p><w:p><w:pPr><w:rPr><w:lang w:val="es-NI"/></w:rPr></w:pPr><w:r><w:rPr><w:sz w:val="15"/><w:lang w:val="es-NI"/></w:rPr><w:t>TIMESTAMP</w:t></w:r></w:p><w:p><w:pPr><w:rPr><w:lang w:val="es-NI"/></w:rPr></w:pPr><w:r><w:rPr><w:sz w:val="15"/><w:lang w:val="es-NI"/></w:rPr><w:t>Sí / NULL</w:t></w:r></w:p><w:p><w:pPr><w:rPr><w:lang w:val="es-NI"/></w:rPr></w:pPr><w:r><w:rPr><w:sz w:val="15"/><w:lang w:val="es-NI"/></w:rPr><w:t>—</w:t></w:r></w:p><w:p><w:pPr><w:rPr><w:lang w:val="es-NI"/></w:rPr></w:pPr><w:r><w:rPr><w:sz w:val="15"/><w:lang w:val="es-NI"/></w:rPr><w:t>Marca temporal de eliminación lógica (</w:t></w:r><w:proofErr w:type="spellStart"/><w:r><w:rPr><w:sz w:val="15"/><w:lang w:val="es-NI"/></w:rPr><w:t>Soft</w:t></w:r><w:proofErr w:type="spellEnd"/><w:r><w:rPr><w:sz w:val="15"/><w:lang w:val="es-NI"/></w:rPr><w:t xml:space="preserve"> </w:t></w:r><w:proofErr w:type="spellStart"/><w:r><w:rPr><w:sz w:val="15"/><w:lang w:val="es-NI"/></w:rPr><w:t>Delete</w:t></w:r><w:proofErr w:type="spellEnd"/><w:r><w:rPr><w:sz w:val="15"/><w:lang w:val="es-NI"/></w:rPr><w:t>).</w:t></w:r></w:p><w:p><w:pPr><w:rPr><w:lang w:val="es-NI"/></w:rPr></w:pPr><w:r><w:rPr><w:sz w:val="15"/><w:lang w:val="es-NI"/></w:rPr><w:t>estado</w:t></w:r></w:p><w:p><w:pPr><w:rPr><w:lang w:val="es-NI"/></w:rPr></w:pPr><w:proofErr w:type="gramStart"/><w:r><w:rPr><w:sz w:val="15"/><w:lang w:val="es-NI"/></w:rPr><w:t>INT(</w:t></w:r><w:proofErr w:type="gramEnd"/><w:r><w:rPr><w:sz w:val="15"/><w:lang w:val="es-NI"/></w:rPr><w:t>11)</w:t></w:r></w:p><w:p><w:pPr><w:rPr><w:lang w:val="es-NI"/></w:rPr></w:pPr><w:r><w:rPr><w:sz w:val="15"/><w:lang w:val="es-NI"/></w:rPr><w:t>No / 1</w:t></w:r></w:p><w:p><w:pPr><w:rPr><w:lang w:val="es-NI"/></w:rPr></w:pPr><w:r><w:rPr><w:sz w:val="15"/><w:lang w:val="es-NI"/></w:rPr><w:t>—</w:t></w:r></w:p><w:p><w:pPr><w:rPr><w:lang w:val="es-NI"/></w:rPr></w:pPr><w:r><w:rPr><w:sz w:val="15"/><w:lang w:val="es-NI"/></w:rPr><w:t>Estado lógico/operativo del registro.</w:t></w:r></w:p><w:p><w:pPr><w:rPr><w:lang w:val="es-NI"/></w:rPr></w:pPr><w:r><w:rPr><w:b/><w:lang w:val="es-NI"/></w:rPr><w:t>Relaciones:</w:t></w:r></w:p><w:p><w:pPr><w:pStyle w:val="Listaconvietas"/><w:rPr><w:lang w:val="es-NI"/></w:rPr></w:pPr><w:proofErr w:type="spellStart"/><w:r><w:rPr><w:lang w:val="es-NI"/></w:rPr><w:t>moneda_id</w:t></w:r><w:proofErr w:type="spellEnd"/><w:r><w:rPr><w:lang w:val="es-NI"/></w:rPr><w:t xml:space="preserve"> → </w:t></w:r><w:proofErr w:type="spellStart"/><w:r><w:rPr><w:lang w:val="es-NI"/></w:rPr><w:t>monedas.id</w:t></w:r><w:proofErr w:type="spellEnd"/></w:p><w:p><w:pPr><w:pStyle w:val="Listaconvietas"/><w:rPr><w:lang w:val="es-NI"/></w:rPr></w:pPr><w:proofErr w:type="spellStart"/><w:r><w:rPr><w:lang w:val="es-NI"/></w:rPr><w:t>orden_trabajo_id</w:t></w:r><w:proofErr w:type="spellEnd"/><w:r><w:rPr><w:lang w:val="es-NI"/></w:rPr><w:t xml:space="preserve"> → </w:t></w:r><w:proofErr w:type="spellStart"/><w:r><w:rPr><w:lang w:val="es-NI"/></w:rPr><w:t>ordenes_trabajo.id</w:t></w:r><w:proofErr w:type="spellEnd"/><w:r><w:rPr><w:lang w:val="es-NI"/></w:rPr><w:t xml:space="preserve"> (ON DELETE CASCADE)</w:t></w:r></w:p><w:p><w:pPr><w:pStyle w:val="Listaconvietas"/><w:rPr><w:lang w:val="es-NI"/></w:rPr></w:pPr><w:proofErr w:type="spellStart"/><w:r><w:rPr><w:lang w:val="es-NI"/></w:rPr><w:t>tipo_participacion_id</w:t></w:r><w:proofErr w:type="spellEnd"/><w:r><w:rPr><w:lang w:val="es-NI"/></w:rPr><w:t xml:space="preserve"> → </w:t></w:r><w:proofErr w:type="spellStart"/><w:r><w:rPr><w:lang w:val="es-NI"/></w:rPr><w:t>tipos_participacion.id</w:t></w:r><w:proofErr w:type="spellEnd"/></w:p><w:p><w:pPr><w:rPr><w:lang w:val="es-NI"/></w:rPr></w:pPr><w:r><w:rPr><w:lang w:val="es-NI"/></w:rPr><w:br w:type="page"/></w:r></w:p><w:p><w:pPr><w:pStyle w:val="Ttulo2"/><w:rPr><w:lang w:val="es-NI"/></w:rPr></w:pPr><w:bookmarkStart w:id="29" w:name="_Toc240620158"/><w:r><w:rPr><w:lang w:val="es-NI"/></w:rPr><w:lastRenderedPageBreak/><w:t>25. liquidaciones</w:t></w:r><w:bookmarkEnd w:id="29"/></w:p><w:p><w:pPr><w:rPr><w:lang w:val="es-NI"/></w:rPr></w:pPr><w:r><w:rPr><w:lang w:val="es-NI"/></w:rPr><w:t>Registro de la distribución del oro recuperado entre cliente y empresa, expresada en gramos y porcentajes.</w:t></w:r></w:p><w:p><w:pPr><w:rPr><w:lang w:val="es-NI"/></w:rPr></w:pPr><w:r><w:rPr><w:b/><w:lang w:val="es-NI"/></w:rPr><w:t xml:space="preserve">Reglas / criterios: </w:t></w:r><w:r><w:rPr><w:lang w:val="es-NI"/></w:rPr><w:t xml:space="preserve">La distribución se realiza en gramos, no por valor monetario. La aplicación valida que </w:t></w:r><w:proofErr w:type="spellStart"/><w:r><w:rPr><w:lang w:val="es-NI"/></w:rPr><w:t>gramos_cliente</w:t></w:r><w:proofErr w:type="spellEnd"/><w:r><w:rPr><w:lang w:val="es-NI"/></w:rPr><w:t xml:space="preserve"> + </w:t></w:r><w:proofErr w:type="spellStart"/><w:r><w:rPr><w:lang w:val="es-NI"/></w:rPr><w:t>gramos_empresa</w:t></w:r><w:proofErr w:type="spellEnd"/><w:r><w:rPr><w:lang w:val="es-NI"/></w:rPr><w:t xml:space="preserve"> = </w:t></w:r><w:proofErr w:type="spellStart"/><w:r><w:rPr><w:lang w:val="es-NI"/></w:rPr><w:t>gramos_recuperados</w:t></w:r><w:proofErr w:type="spellEnd"/><w:r><w:rPr><w:lang w:val="es-NI"/></w:rPr><w:t xml:space="preserve"> y que los porcentajes correspondan al acuerdo aplicable.</w:t></w:r></w:p><w:p><w:pPr><w:rPr><w:lang w:val="es-NI"/></w:rPr></w:pPr><w:r><w:rPr><w:b/><w:sz w:val="16"/><w:lang w:val="es-NI"/></w:rPr><w:t>PK</w:t></w:r></w:p><w:p><w:pPr><w:rPr><w:lang w:val="es-NI"/></w:rPr></w:pPr><w:proofErr w:type="spellStart"/><w:r><w:rPr><w:b/><w:sz w:val="16"/><w:lang w:val="es-NI"/></w:rPr><w:t>Soft</w:t></w:r><w:proofErr w:type="spellEnd"/><w:r><w:rPr><w:b/><w:sz w:val="16"/><w:lang w:val="es-NI"/></w:rPr><w:t xml:space="preserve"> </w:t></w:r><w:proofErr w:type="spellStart"/><w:r><w:rPr><w:b/><w:sz w:val="16"/><w:lang w:val="es-NI"/></w:rPr><w:t>Delete</w:t></w:r><w:proofErr w:type="spellEnd"/></w:p><w:p><w:pPr><w:rPr><w:lang w:val="es-NI"/></w:rPr></w:pPr><w:r><w:rPr><w:b/><w:sz w:val="16"/><w:lang w:val="es-NI"/></w:rPr><w:t>Índices únicos</w:t></w:r></w:p><w:p><w:pPr><w:rPr><w:lang w:val="es-NI"/></w:rPr></w:pPr><w:r><w:rPr><w:b/><w:sz w:val="16"/><w:lang w:val="es-NI"/></w:rPr><w:t>Relaciones FK</w:t></w:r></w:p><w:p><w:pPr><w:rPr><w:lang w:val="es-NI"/></w:rPr></w:pPr><w:r><w:rPr><w:sz w:val="16"/><w:lang w:val="es-NI"/></w:rPr><w:t>id</w:t></w:r></w:p><w:p><w:pPr><w:rPr><w:lang w:val="es-NI"/></w:rPr></w:pPr><w:r><w:rPr><w:sz w:val="16"/><w:lang w:val="es-NI"/></w:rPr><w:t>Sí</w:t></w:r></w:p><w:p><w:pPr><w:rPr><w:lang w:val="es-NI"/></w:rPr></w:pPr><w:r><w:rPr><w:sz w:val="16"/><w:lang w:val="es-NI"/></w:rPr><w:t>—</w:t></w:r></w:p><w:p><w:pPr><w:rPr><w:lang w:val="es-NI"/></w:rPr></w:pPr><w:r><w:rPr><w:sz w:val="16"/><w:lang w:val="es-NI"/></w:rPr><w:t>1</w:t></w:r></w:p><w:p><w:pPr><w:rPr><w:lang w:val="es-NI"/></w:rPr></w:pPr><w:r><w:rPr><w:b/><w:sz w:val="15"/><w:lang w:val="es-NI"/></w:rPr><w:t>Campo</w:t></w:r></w:p><w:p><w:pPr><w:rPr><w:lang w:val="es-NI"/></w:rPr></w:pPr><w:r><w:rPr><w:b/><w:sz w:val="15"/><w:lang w:val="es-NI"/></w:rPr><w:t>Tipo / definición</w:t></w:r></w:p><w:p><w:pPr><w:rPr><w:lang w:val="es-NI"/></w:rPr></w:pPr><w:r><w:rPr><w:b/><w:sz w:val="15"/><w:lang w:val="es-NI"/></w:rPr><w:t>Nulo / default</w:t></w:r></w:p><w:p><w:pPr><w:rPr><w:lang w:val="es-NI"/></w:rPr></w:pPr><w:r><w:rPr><w:b/><w:sz w:val="15"/><w:lang w:val="es-NI"/></w:rPr><w:t>Clave / índice</w:t></w:r></w:p><w:p><w:pPr><w:rPr><w:lang w:val="es-NI"/></w:rPr></w:pPr><w:r><w:rPr><w:b/><w:sz w:val="15"/><w:lang w:val="es-NI"/></w:rPr><w:t>Descripción</w:t></w:r></w:p><w:p><w:pPr><w:rPr><w:lang w:val="es-NI"/></w:rPr></w:pPr><w:r><w:rPr><w:sz w:val="15"/><w:lang w:val="es-NI"/></w:rPr><w:t>id</w:t></w:r></w:p><w:p><w:pPr><w:rPr><w:lang w:val="es-NI"/></w:rPr></w:pPr><w:proofErr w:type="gramStart"/><w:r><w:rPr><w:sz w:val="15"/><w:lang w:val="es-NI"/></w:rPr><w:t>BIGINT(</w:t></w:r><w:proofErr w:type="gramEnd"/><w:r><w:rPr><w:sz w:val="15"/><w:lang w:val="es-NI"/></w:rPr><w:t>20)</w:t></w:r></w:p><w:p><w:pPr><w:rPr><w:lang w:val="es-NI"/></w:rPr></w:pPr><w:r><w:rPr><w:sz w:val="15"/><w:lang w:val="es-NI"/></w:rPr><w:t>No</w:t></w:r></w:p><w:p><w:pPr><w:rPr><w:lang w:val="es-NI"/></w:rPr></w:pPr><w:r><w:rPr><w:sz w:val="15"/><w:lang w:val="es-NI"/></w:rPr><w:t>PK</w:t></w:r></w:p><w:p><w:pPr><w:rPr><w:lang w:val="es-NI"/></w:rPr></w:pPr><w:r><w:rPr><w:sz w:val="15"/><w:lang w:val="es-NI"/></w:rPr><w:t>Identificador único de la fila.</w:t></w:r></w:p><w:p><w:pPr><w:rPr><w:lang w:val="es-NI"/></w:rPr></w:pPr><w:proofErr w:type="spellStart"/><w:r><w:rPr><w:sz w:val="15"/><w:lang w:val="es-NI"/></w:rPr><w:t>orden_trabajo_id</w:t></w:r><w:proofErr w:type="spellEnd"/></w:p><w:p><w:pPr><w:rPr><w:lang w:val="es-NI"/></w:rPr></w:pPr><w:proofErr w:type="gramStart"/><w:r><w:rPr><w:sz w:val="15"/><w:lang w:val="es-NI"/></w:rPr><w:t>BIGINT(</w:t></w:r><w:proofErr w:type="gramEnd"/><w:r><w:rPr><w:sz w:val="15"/><w:lang w:val="es-NI"/></w:rPr><w:t>20)</w:t></w:r></w:p><w:p><w:pPr><w:rPr><w:lang w:val="es-NI"/></w:rPr></w:pPr><w:r><w:rPr><w:sz w:val="15"/><w:lang w:val="es-NI"/></w:rPr><w:t>No</w:t></w:r></w:p><w:p><w:pPr><w:rPr><w:lang w:val="es-NI"/></w:rPr></w:pPr><w:r><w:rPr><w:sz w:val="15"/><w:lang w:val="es-NI"/></w:rPr><w:t>FK</w:t></w:r></w:p><w:p><w:pPr><w:rPr><w:lang w:val="es-NI"/></w:rPr></w:pPr><w:r><w:rPr><w:sz w:val="15"/><w:lang w:val="es-NI"/></w:rPr><w:t>Referencia a la orden de trabajo asociada.</w:t></w:r></w:p><w:p><w:pPr><w:rPr><w:lang w:val="es-NI"/></w:rPr></w:pPr><w:r><w:rPr><w:sz w:val="15"/><w:lang w:val="es-NI"/></w:rPr><w:t>fecha</w:t></w:r></w:p><w:p><w:pPr><w:rPr><w:lang w:val="es-NI"/></w:rPr></w:pPr><w:r><w:rPr><w:sz w:val="15"/><w:lang w:val="es-NI"/></w:rPr><w:t>DATE</w:t></w:r></w:p><w:p><w:pPr><w:rPr><w:lang w:val="es-NI"/></w:rPr></w:pPr><w:r><w:rPr><w:sz w:val="15"/><w:lang w:val="es-NI"/></w:rPr><w:t>No</w:t></w:r></w:p><w:p><w:pPr><w:rPr><w:lang w:val="es-NI"/></w:rPr></w:pPr><w:r><w:rPr><w:sz w:val="15"/><w:lang w:val="es-NI"/></w:rPr><w:t>—</w:t></w:r></w:p><w:p><w:pPr><w:rPr><w:lang w:val="es-NI"/></w:rPr></w:pPr><w:r><w:rPr><w:sz w:val="15"/><w:lang w:val="es-NI"/></w:rPr><w:t>Fecha de la operación.</w:t></w:r></w:p><w:p><w:pPr><w:rPr><w:lang w:val="es-NI"/></w:rPr></w:pPr><w:proofErr w:type="spellStart"/><w:r><w:rPr><w:sz w:val="15"/><w:lang w:val="es-NI"/></w:rPr><w:t>gramos_recuperados</w:t></w:r><w:proofErr w:type="spellEnd"/></w:p><w:p><w:pPr><w:rPr><w:lang w:val="es-NI"/></w:rPr></w:pPr><w:proofErr w:type="gramStart"/><w:r><w:rPr><w:sz w:val="15"/><w:lang w:val="es-NI"/></w:rPr><w:t>DECIMAL(</w:t></w:r><w:proofErr w:type="gramEnd"/><w:r><w:rPr><w:sz w:val="15"/><w:lang w:val="es-NI"/></w:rPr><w:t>12,</w:t></w:r></w:p><w:p><w:pPr><w:rPr><w:lang w:val="es-NI"/></w:rPr></w:pPr><w:r><w:rPr><w:sz w:val="15"/><w:lang w:val="es-NI"/></w:rPr><w:t>No / 0.0000</w:t></w:r></w:p><w:p><w:pPr><w:rPr><w:lang w:val="es-NI"/></w:rPr></w:pPr><w:r><w:rPr><w:sz w:val="15"/><w:lang w:val="es-NI"/></w:rPr><w:t>—</w:t></w:r></w:p><w:p><w:pPr><w:rPr><w:lang w:val="es-NI"/></w:rPr></w:pPr><w:r><w:rPr><w:sz w:val="15"/><w:lang w:val="es-NI"/></w:rPr><w:t>Gramos recuperados considerados en la liquidación/cierre.</w:t></w:r></w:p><w:p><w:pPr><w:rPr><w:lang w:val="es-NI"/></w:rPr></w:pPr><w:proofErr w:type="spellStart"/><w:r><w:rPr><w:sz w:val="15"/><w:lang w:val="es-NI"/></w:rPr><w:t>gramos_cliente</w:t></w:r><w:proofErr w:type="spellEnd"/></w:p><w:p><w:pPr><w:rPr><w:lang w:val="es-NI"/></w:rPr></w:pPr><w:proofErr w:type="gramStart"/><w:r><w:rPr><w:sz w:val="15"/><w:lang w:val="es-NI"/></w:rPr><w:t>DECIMAL(</w:t></w:r><w:proofErr w:type="gramEnd"/><w:r><w:rPr><w:sz w:val="15"/><w:lang w:val="es-NI"/></w:rPr><w:t>12,</w:t></w:r></w:p><w:p><w:pPr><w:rPr><w:lang w:val="es-NI"/></w:rPr></w:pPr><w:r><w:rPr><w:sz w:val="15"/><w:lang w:val="es-NI"/></w:rPr><w:t>No / 0.0000</w:t></w:r></w:p><w:p><w:pPr><w:rPr><w:lang w:val="es-NI"/></w:rPr></w:pPr><w:r><w:rPr><w:sz w:val="15"/><w:lang w:val="es-NI"/></w:rPr><w:t>—</w:t></w:r></w:p><w:p><w:pPr><w:rPr><w:lang w:val="es-NI"/></w:rPr></w:pPr><w:r><w:rPr><w:sz w:val="15"/><w:lang w:val="es-NI"/></w:rPr><w:t>Gramos asignados al cliente.</w:t></w:r></w:p><w:p><w:pPr><w:rPr><w:lang w:val="es-NI"/></w:rPr></w:pPr><w:proofErr w:type="spellStart"/><w:r><w:rPr><w:sz w:val="15"/><w:lang w:val="es-NI"/></w:rPr><w:t>gramos_empresa</w:t></w:r><w:proofErr w:type="spellEnd"/></w:p><w:p><w:pPr><w:rPr><w:lang w:val="es-NI"/></w:rPr></w:pPr><w:proofErr w:type="gramStart"/><w:r><w:rPr><w:sz w:val="15"/><w:lang w:val="es-NI"/></w:rPr><w:t>DECIMAL(</w:t></w:r><w:proofErr w:type="gramEnd"/><w:r><w:rPr><w:sz w:val="15"/><w:lang w:val="es-NI"/></w:rPr><w:t>12,</w:t></w:r></w:p><w:p><w:pPr><w:rPr><w:lang w:val="es-NI"/></w:rPr></w:pPr><w:r><w:rPr><w:sz w:val="15"/><w:lang w:val="es-NI"/></w:rPr><w:t>No / 0.0000</w:t></w:r></w:p><w:p><w:pPr><w:rPr><w:lang w:val="es-NI"/></w:rPr></w:pPr><w:r><w:rPr><w:sz w:val="15"/><w:lang w:val="es-NI"/></w:rPr><w:t>—</w:t></w:r></w:p><w:p><w:pPr><w:rPr><w:lang w:val="es-NI"/></w:rPr></w:pPr><w:r><w:rPr><w:sz w:val="15"/><w:lang w:val="es-NI"/></w:rPr><w:t>Gramos asignados a la empresa.</w:t></w:r></w:p><w:p><w:pPr><w:rPr><w:lang w:val="es-NI"/></w:rPr></w:pPr><w:proofErr w:type="spellStart"/><w:r><w:rPr><w:sz w:val="15"/><w:lang w:val="es-NI"/></w:rPr><w:t>porcentaje_cliente</w:t></w:r><w:proofErr w:type="spellEnd"/></w:p><w:p><w:pPr><w:rPr><w:lang w:val="es-NI"/></w:rPr></w:pPr><w:proofErr w:type="gramStart"/><w:r><w:rPr><w:sz w:val="15"/><w:lang w:val="es-NI"/></w:rPr><w:t>DECIMAL(</w:t></w:r><w:proofErr w:type="gramEnd"/><w:r><w:rPr><w:sz w:val="15"/><w:lang w:val="es-NI"/></w:rPr><w:t>7,</w:t></w:r></w:p><w:p><w:pPr><w:rPr><w:lang w:val="es-NI"/></w:rPr></w:pPr><w:r><w:rPr><w:sz w:val="15"/><w:lang w:val="es-NI"/></w:rPr><w:t>No / 0.0000</w:t></w:r></w:p><w:p><w:pPr><w:rPr><w:lang w:val="es-NI"/></w:rPr></w:pPr><w:r><w:rPr><w:sz w:val="15"/><w:lang w:val="es-NI"/></w:rPr><w:t>—</w:t></w:r></w:p><w:p><w:pPr><w:rPr><w:lang w:val="es-NI"/></w:rPr></w:pPr><w:r><w:rPr><w:sz w:val="15"/><w:lang w:val="es-NI"/></w:rPr><w:t>Porcentaje de participación del cliente.</w:t></w:r></w:p><w:p><w:pPr><w:rPr><w:lang w:val="es-NI"/></w:rPr></w:pPr><w:proofErr w:type="spellStart"/><w:r><w:rPr><w:sz w:val="15"/><w:lang w:val="es-NI"/></w:rPr><w:t>porcentaje_empresa</w:t></w:r><w:proofErr w:type="spellEnd"/></w:p><w:p><w:pPr><w:rPr><w:lang w:val="es-NI"/></w:rPr></w:pPr><w:proofErr w:type="gramStart"/><w:r><w:rPr><w:sz w:val="15"/><w:lang w:val="es-NI"/></w:rPr><w:t>DECIMAL(</w:t></w:r><w:proofErr w:type="gramEnd"/><w:r><w:rPr><w:sz w:val="15"/><w:lang w:val="es-NI"/></w:rPr><w:t>7,</w:t></w:r></w:p><w:p><w:pPr><w:rPr><w:lang w:val="es-NI"/></w:rPr></w:pPr><w:r><w:rPr><w:sz w:val="15"/><w:lang w:val="es-NI"/></w:rPr><w:t>No / 0.0000</w:t></w:r></w:p><w:p><w:pPr><w:rPr><w:lang w:val="es-NI"/></w:rPr></w:pPr><w:r><w:rPr><w:sz w:val="15"/><w:lang w:val="es-NI"/></w:rPr><w:t>—</w:t></w:r></w:p><w:p><w:pPr><w:rPr><w:lang w:val="es-NI"/></w:rPr></w:pPr><w:r><w:rPr><w:sz w:val="15"/><w:lang w:val="es-NI"/></w:rPr><w:t>Porcentaje de participación de la empresa.</w:t></w:r></w:p><w:p><w:pPr><w:rPr><w:lang w:val="es-NI"/></w:rPr></w:pPr><w:r><w:rPr><w:sz w:val="15"/><w:lang w:val="es-NI"/></w:rPr><w:t>observaciones</w:t></w:r></w:p><w:p><w:pPr><w:rPr><w:lang w:val="es-NI"/></w:rPr></w:pPr><w:r><w:rPr><w:sz w:val="15"/><w:lang w:val="es-NI"/></w:rPr><w:t>TEXT</w:t></w:r></w:p><w:p><w:pPr><w:rPr><w:lang w:val="es-NI"/></w:rPr></w:pPr><w:r><w:rPr><w:sz w:val="15"/><w:lang w:val="es-NI"/></w:rPr><w:t>Sí / NULL</w:t></w:r></w:p><w:p><w:pPr><w:rPr><w:lang w:val="es-NI"/></w:rPr></w:pPr><w:r><w:rPr><w:sz w:val="15"/><w:lang w:val="es-NI"/></w:rPr><w:t>—</w:t></w:r></w:p><w:p><w:pPr><w:rPr><w:lang w:val="es-NI"/></w:rPr></w:pPr><w:r><w:rPr><w:sz w:val="15"/><w:lang w:val="es-NI"/></w:rPr><w:t>Notas adicionales del registro.</w:t></w:r></w:p><w:p><w:pPr><w:rPr><w:lang w:val="es-NI"/></w:rPr></w:pPr><w:proofErr w:type="spellStart"/><w:r><w:rPr><w:sz w:val="15"/><w:lang w:val="es-NI"/></w:rPr><w:t>created_at</w:t></w:r><w:proofErr w:type="spellEnd"/></w:p><w:p><w:pPr><w:rPr><w:lang w:val="es-NI"/></w:rPr></w:pPr><w:r><w:rPr><w:sz w:val="15"/><w:lang w:val="es-NI"/></w:rPr><w:t>TIMESTAMP</w:t></w:r></w:p><w:p><w:pPr><w:rPr><w:lang w:val="es-NI"/></w:rPr></w:pPr><w:r><w:rPr><w:sz w:val="15"/><w:lang w:val="es-NI"/></w:rPr><w:t>Sí / NULL</w:t></w:r></w:p><w:p><w:pPr><w:rPr><w:lang w:val="es-NI"/></w:rPr></w:pPr><w:r><w:rPr><w:sz w:val="15"/><w:lang w:val="es-NI"/></w:rPr><w:t>—</w:t></w:r></w:p><w:p><w:pPr><w:rPr><w:lang w:val="es-NI"/></w:rPr></w:pPr><w:r><w:rPr><w:sz w:val="15"/><w:lang w:val="es-NI"/></w:rPr><w:t>Fecha/hora de creación.</w:t></w:r></w:p><w:p><w:pPr><w:rPr><w:lang w:val="es-NI"/></w:rPr></w:pPr><w:proofErr w:type="spellStart"/><w:r><w:rPr><w:sz w:val="15"/><w:lang w:val="es-NI"/></w:rPr><w:t>updated_at</w:t></w:r><w:proofErr w:type="spellEnd"/></w:p><w:p><w:pPr><w:rPr><w:lang w:val="es-NI"/></w:rPr></w:pPr><w:r><w:rPr><w:sz w:val="15"/><w:lang w:val="es-NI"/></w:rPr><w:t>TIMESTAMP</w:t></w:r></w:p><w:p><w:pPr><w:rPr><w:lang w:val="es-NI"/></w:rPr></w:pPr><w:r><w:rPr><w:sz w:val="15"/><w:lang w:val="es-NI"/></w:rPr><w:t>Sí / NULL</w:t></w:r></w:p><w:p><w:pPr><w:rPr><w:lang w:val="es-NI"/></w:rPr></w:pPr><w:r><w:rPr><w:sz w:val="15"/><w:lang w:val="es-NI"/></w:rPr><w:t>—</w:t></w:r></w:p><w:p><w:pPr><w:rPr><w:lang w:val="es-NI"/></w:rPr></w:pPr><w:r><w:rPr><w:sz w:val="15"/><w:lang w:val="es-NI"/></w:rPr><w:t>Fecha/hora de última actualización.</w:t></w:r></w:p><w:p><w:pPr><w:rPr><w:lang w:val="es-NI"/></w:rPr></w:pPr><w:proofErr w:type="spellStart"/><w:r><w:rPr><w:sz w:val="15"/><w:lang w:val="es-NI"/></w:rPr><w:t>deleted_at</w:t></w:r><w:proofErr w:type="spellEnd"/></w:p><w:p><w:pPr><w:rPr><w:lang w:val="es-NI"/></w:rPr></w:pPr><w:r><w:rPr><w:sz w:val="15"/><w:lang w:val="es-NI"/></w:rPr><w:t>TIMESTAMP</w:t></w:r></w:p><w:p><w:pPr><w:rPr><w:lang w:val="es-NI"/></w:rPr></w:pPr><w:r><w:rPr><w:sz w:val="15"/><w:lang w:val="es-NI"/></w:rPr><w:t>Sí / NULL</w:t></w:r></w:p><w:p><w:pPr><w:rPr><w:lang w:val="es-NI"/></w:rPr></w:pPr><w:r><w:rPr><w:sz w:val="15"/><w:lang w:val="es-NI"/></w:rPr><w:t>—</w:t></w:r></w:p><w:p><w:pPr><w:rPr><w:lang w:val="es-NI"/></w:rPr></w:pPr><w:r><w:rPr><w:sz w:val="15"/><w:lang w:val="es-NI"/></w:rPr><w:t>Marca temporal de eliminación lógica (</w:t></w:r><w:proofErr w:type="spellStart"/><w:r><w:rPr><w:sz w:val="15"/><w:lang w:val="es-NI"/></w:rPr><w:t>Soft</w:t></w:r><w:proofErr w:type="spellEnd"/><w:r><w:rPr><w:sz w:val="15"/><w:lang w:val="es-NI"/></w:rPr><w:t xml:space="preserve"> </w:t></w:r><w:proofErr w:type="spellStart"/><w:r><w:rPr><w:sz w:val="15"/><w:lang w:val="es-NI"/></w:rPr><w:t>Delete</w:t></w:r><w:proofErr w:type="spellEnd"/><w:r><w:rPr><w:sz w:val="15"/><w:lang w:val="es-NI"/></w:rPr><w:t>).</w:t></w:r></w:p><w:p><w:pPr><w:rPr><w:lang w:val="es-NI"/></w:rPr></w:pPr><w:r><w:rPr><w:b/><w:lang w:val="es-NI"/></w:rPr><w:t>Relaciones:</w:t></w:r></w:p><w:p><w:pPr><w:pStyle w:val="Listaconvietas"/><w:rPr><w:lang w:val="es-NI"/></w:rPr></w:pPr><w:proofErr w:type="spellStart"/><w:r><w:rPr><w:lang w:val="es-NI"/></w:rPr><w:t>orden_trabajo_id</w:t></w:r><w:proofErr w:type="spellEnd"/><w:r><w:rPr><w:lang w:val="es-NI"/></w:rPr><w:t xml:space="preserve"> → </w:t></w:r><w:proofErr w:type="spellStart"/><w:r><w:rPr><w:lang w:val="es-NI"/></w:rPr><w:t>ordenes_trabajo.id</w:t></w:r><w:proofErr w:type="spellEnd"/><w:r><w:rPr><w:lang w:val="es-NI"/></w:rPr><w:t xml:space="preserve"> (ON DELETE CASCADE)</w:t></w:r></w:p><w:p><w:pPr><w:rPr><w:lang w:val="es-NI"/></w:rPr></w:pPr><w:r><w:rPr><w:lang w:val="es-NI"/></w:rPr><w:br w:type="page"/></w:r></w:p><w:p><w:pPr><w:pStyle w:val="Ttulo2"/><w:rPr><w:lang w:val="es-NI"/></w:rPr></w:pPr><w:bookmarkStart w:id="30" w:name="_Toc240620159"/><w:r><w:rPr><w:lang w:val="es-NI"/></w:rPr><w:lastRenderedPageBreak/><w:t xml:space="preserve">26. </w:t></w:r><w:proofErr w:type="spellStart"/><w:r><w:rPr><w:lang w:val="es-NI"/></w:rPr><w:t>tipos_ingreso</w:t></w:r><w:bookmarkEnd w:id="30"/><w:proofErr w:type="spellEnd"/></w:p><w:p><w:pPr><w:rPr><w:lang w:val="es-NI"/></w:rPr></w:pPr><w:r><w:rPr><w:lang w:val="es-NI"/></w:rPr><w:t>Catálogo de tipos de ingresos que pueden imputarse a una OT.</w:t></w:r></w:p><w:p><w:pPr><w:rPr><w:lang w:val="es-NI"/></w:rPr></w:pPr><w:r><w:rPr><w:b/><w:sz w:val="16"/><w:lang w:val="es-NI"/></w:rPr><w:t>PK</w:t></w:r></w:p><w:p><w:pPr><w:rPr><w:lang w:val="es-NI"/></w:rPr></w:pPr><w:proofErr w:type="spellStart"/><w:r><w:rPr><w:b/><w:sz w:val="16"/><w:lang w:val="es-NI"/></w:rPr><w:t>Soft</w:t></w:r><w:proofErr w:type="spellEnd"/><w:r><w:rPr><w:b/><w:sz w:val="16"/><w:lang w:val="es-NI"/></w:rPr><w:t xml:space="preserve"> </w:t></w:r><w:proofErr w:type="spellStart"/><w:r><w:rPr><w:b/><w:sz w:val="16"/><w:lang w:val="es-NI"/></w:rPr><w:t>Delete</w:t></w:r><w:proofErr w:type="spellEnd"/></w:p><w:p><w:pPr><w:rPr><w:lang w:val="es-NI"/></w:rPr></w:pPr><w:r><w:rPr><w:b/><w:sz w:val="16"/><w:lang w:val="es-NI"/></w:rPr><w:t>Índices únicos</w:t></w:r></w:p><w:p><w:pPr><w:rPr><w:lang w:val="es-NI"/></w:rPr></w:pPr><w:r><w:rPr><w:b/><w:sz w:val="16"/><w:lang w:val="es-NI"/></w:rPr><w:t>Relaciones FK</w:t></w:r></w:p><w:p><w:pPr><w:rPr><w:lang w:val="es-NI"/></w:rPr></w:pPr><w:r><w:rPr><w:sz w:val="16"/><w:lang w:val="es-NI"/></w:rPr><w:t>id</w:t></w:r></w:p><w:p><w:pPr><w:rPr><w:lang w:val="es-NI"/></w:rPr></w:pPr><w:r><w:rPr><w:sz w:val="16"/><w:lang w:val="es-NI"/></w:rPr><w:t>Sí</w:t></w:r></w:p><w:p><w:pPr><w:rPr><w:lang w:val="es-NI"/></w:rPr></w:pPr><w:r><w:rPr><w:sz w:val="16"/><w:lang w:val="es-NI"/></w:rPr><w:t>—</w:t></w:r></w:p><w:p><w:pPr><w:rPr><w:lang w:val="es-NI"/></w:rPr></w:pPr><w:r><w:rPr><w:sz w:val="16"/><w:lang w:val="es-NI"/></w:rPr><w:t>0</w:t></w:r></w:p><w:p><w:pPr><w:rPr><w:lang w:val="es-NI"/></w:rPr></w:pPr><w:r><w:rPr><w:b/><w:sz w:val="15"/><w:lang w:val="es-NI"/></w:rPr><w:t>Campo</w:t></w:r></w:p><w:p><w:pPr><w:rPr><w:lang w:val="es-NI"/></w:rPr></w:pPr><w:r><w:rPr><w:b/><w:sz w:val="15"/><w:lang w:val="es-NI"/></w:rPr><w:t>Tipo / definición</w:t></w:r></w:p><w:p><w:pPr><w:rPr><w:lang w:val="es-NI"/></w:rPr></w:pPr><w:r><w:rPr><w:b/><w:sz w:val="15"/><w:lang w:val="es-NI"/></w:rPr><w:t>Nulo / default</w:t></w:r></w:p><w:p><w:pPr><w:rPr><w:lang w:val="es-NI"/></w:rPr></w:pPr><w:r><w:rPr><w:b/><w:sz w:val="15"/><w:lang w:val="es-NI"/></w:rPr><w:t>Clave / índice</w:t></w:r></w:p><w:p><w:pPr><w:rPr><w:lang w:val="es-NI"/></w:rPr></w:pPr><w:r><w:rPr><w:b/><w:sz w:val="15"/><w:lang w:val="es-NI"/></w:rPr><w:t>Descripción</w:t></w:r></w:p><w:p><w:pPr><w:rPr><w:lang w:val="es-NI"/></w:rPr></w:pPr><w:r><w:rPr><w:sz w:val="15"/><w:lang w:val="es-NI"/></w:rPr><w:t>id</w:t></w:r></w:p><w:p><w:pPr><w:rPr><w:lang w:val="es-NI"/></w:rPr></w:pPr><w:proofErr w:type="gramStart"/><w:r><w:rPr><w:sz w:val="15"/><w:lang w:val="es-NI"/></w:rPr><w:t>BIGINT(</w:t></w:r><w:proofErr w:type="gramEnd"/><w:r><w:rPr><w:sz w:val="15"/><w:lang w:val="es-NI"/></w:rPr><w:t>20)</w:t></w:r></w:p><w:p><w:pPr><w:rPr><w:lang w:val="es-NI"/></w:rPr></w:pPr><w:r><w:rPr><w:sz w:val="15"/><w:lang w:val="es-NI"/></w:rPr><w:t>No</w:t></w:r></w:p><w:p><w:pPr><w:rPr><w:lang w:val="es-NI"/></w:rPr></w:pPr><w:r><w:rPr><w:sz w:val="15"/><w:lang w:val="es-NI"/></w:rPr><w:t>PK</w:t></w:r></w:p><w:p><w:pPr><w:rPr><w:lang w:val="es-NI"/></w:rPr></w:pPr><w:r><w:rPr><w:sz w:val="15"/><w:lang w:val="es-NI"/></w:rPr><w:t>Identificador único de la fila.</w:t></w:r></w:p><w:p><w:pPr><w:rPr><w:lang w:val="es-NI"/></w:rPr></w:pPr><w:r><w:rPr><w:sz w:val="15"/><w:lang w:val="es-NI"/></w:rPr><w:t>nombre</w:t></w:r></w:p><w:p><w:pPr><w:rPr><w:lang w:val="es-NI"/></w:rPr></w:pPr><w:proofErr w:type="gramStart"/><w:r><w:rPr><w:sz w:val="15"/><w:lang w:val="es-NI"/></w:rPr><w:t>VARCHAR(</w:t></w:r><w:proofErr w:type="gramEnd"/><w:r><w:rPr><w:sz w:val="15"/><w:lang w:val="es-NI"/></w:rPr><w:t>100)</w:t></w:r></w:p><w:p><w:pPr><w:rPr><w:lang w:val="es-NI"/></w:rPr></w:pPr><w:r><w:rPr><w:sz w:val="15"/><w:lang w:val="es-NI"/></w:rPr><w:t>No</w:t></w:r></w:p><w:p><w:pPr><w:rPr><w:lang w:val="es-NI"/></w:rPr></w:pPr><w:r><w:rPr><w:sz w:val="15"/><w:lang w:val="es-NI"/></w:rPr><w:t>—</w:t></w:r></w:p><w:p><w:pPr><w:rPr><w:lang w:val="es-NI"/></w:rPr></w:pPr><w:r><w:rPr><w:sz w:val="15"/><w:lang w:val="es-NI"/></w:rPr><w:t>Nombre descriptivo de la entidad.</w:t></w:r></w:p><w:p><w:pPr><w:rPr><w:lang w:val="es-NI"/></w:rPr></w:pPr><w:proofErr w:type="spellStart"/><w:r><w:rPr><w:sz w:val="15"/><w:lang w:val="es-NI"/></w:rPr><w:t>descripcion</w:t></w:r><w:proofErr w:type="spellEnd"/></w:p><w:p><w:pPr><w:rPr><w:lang w:val="es-NI"/></w:rPr></w:pPr><w:proofErr w:type="gramStart"/><w:r><w:rPr><w:sz w:val="15"/><w:lang w:val="es-NI"/></w:rPr><w:t>VARCHAR(</w:t></w:r><w:proofErr w:type="gramEnd"/><w:r><w:rPr><w:sz w:val="15"/><w:lang w:val="es-NI"/></w:rPr><w:t>255)</w:t></w:r></w:p><w:p><w:pPr><w:rPr><w:lang w:val="es-NI"/></w:rPr></w:pPr><w:r><w:rPr><w:sz w:val="15"/><w:lang w:val="es-NI"/></w:rPr><w:t>Sí / NULL</w:t></w:r></w:p><w:p><w:pPr><w:rPr><w:lang w:val="es-NI"/></w:rPr></w:pPr><w:r><w:rPr><w:sz w:val="15"/><w:lang w:val="es-NI"/></w:rPr><w:t>—</w:t></w:r></w:p><w:p><w:pPr><w:rPr><w:lang w:val="es-NI"/></w:rPr></w:pPr><w:r><w:rPr><w:sz w:val="15"/><w:lang w:val="es-NI"/></w:rPr><w:t>Descripción del concepto.</w:t></w:r></w:p><w:p><w:pPr><w:rPr><w:lang w:val="es-NI"/></w:rPr></w:pPr><w:r><w:rPr><w:sz w:val="15"/><w:lang w:val="es-NI"/></w:rPr><w:t>estado</w:t></w:r></w:p><w:p><w:pPr><w:rPr><w:lang w:val="es-NI"/></w:rPr></w:pPr><w:proofErr w:type="gramStart"/><w:r><w:rPr><w:sz w:val="15"/><w:lang w:val="es-NI"/></w:rPr><w:t>TINYINT(</w:t></w:r><w:proofErr w:type="gramEnd"/><w:r><w:rPr><w:sz w:val="15"/><w:lang w:val="es-NI"/></w:rPr><w:t>1)</w:t></w:r></w:p><w:p><w:pPr><w:rPr><w:lang w:val="es-NI"/></w:rPr></w:pPr><w:r><w:rPr><w:sz w:val="15"/><w:lang w:val="es-NI"/></w:rPr><w:t>No / 1</w:t></w:r></w:p><w:p><w:pPr><w:rPr><w:lang w:val="es-NI"/></w:rPr></w:pPr><w:r><w:rPr><w:sz w:val="15"/><w:lang w:val="es-NI"/></w:rPr><w:t>—</w:t></w:r></w:p><w:p><w:pPr><w:rPr><w:lang w:val="es-NI"/></w:rPr></w:pPr><w:r><w:rPr><w:sz w:val="15"/><w:lang w:val="es-NI"/></w:rPr><w:t>Estado lógico/operativo del registro.</w:t></w:r></w:p><w:p><w:pPr><w:rPr><w:lang w:val="es-NI"/></w:rPr></w:pPr><w:proofErr w:type="spellStart"/><w:r><w:rPr><w:sz w:val="15"/><w:lang w:val="es-NI"/></w:rPr><w:t>created_at</w:t></w:r><w:proofErr w:type="spellEnd"/></w:p><w:p><w:pPr><w:rPr><w:lang w:val="es-NI"/></w:rPr></w:pPr><w:r><w:rPr><w:sz w:val="15"/><w:lang w:val="es-NI"/></w:rPr><w:t>TIMESTAMP</w:t></w:r></w:p><w:p><w:pPr><w:rPr><w:lang w:val="es-NI"/></w:rPr></w:pPr><w:r><w:rPr><w:sz w:val="15"/><w:lang w:val="es-NI"/></w:rPr><w:t>Sí / NULL</w:t></w:r></w:p><w:p><w:pPr><w:rPr><w:lang w:val="es-NI"/></w:rPr></w:pPr><w:r><w:rPr><w:sz w:val="15"/><w:lang w:val="es-NI"/></w:rPr><w:t>—</w:t></w:r></w:p><w:p><w:pPr><w:rPr><w:lang w:val="es-NI"/></w:rPr></w:pPr><w:r><w:rPr><w:sz w:val="15"/><w:lang w:val="es-NI"/></w:rPr><w:t>Fecha/hora de creación.</w:t></w:r></w:p><w:p><w:pPr><w:rPr><w:lang w:val="es-NI"/></w:rPr></w:pPr><w:proofErr w:type="spellStart"/><w:r><w:rPr><w:sz w:val="15"/><w:lang w:val="es-NI"/></w:rPr><w:t>updated_at</w:t></w:r><w:proofErr w:type="spellEnd"/></w:p><w:p><w:pPr><w:rPr><w:lang w:val="es-NI"/></w:rPr></w:pPr><w:r><w:rPr><w:sz w:val="15"/><w:lang w:val="es-NI"/></w:rPr><w:t>TIMESTAMP</w:t></w:r></w:p><w:p><w:pPr><w:rPr><w:lang w:val="es-NI"/></w:rPr></w:pPr><w:r><w:rPr><w:sz w:val="15"/><w:lang w:val="es-NI"/></w:rPr><w:t>Sí / NULL</w:t></w:r></w:p><w:p><w:pPr><w:rPr><w:lang w:val="es-NI"/></w:rPr></w:pPr><w:r><w:rPr><w:sz w:val="15"/><w:lang w:val="es-NI"/></w:rPr><w:t>—</w:t></w:r></w:p><w:p><w:pPr><w:rPr><w:lang w:val="es-NI"/></w:rPr></w:pPr><w:r><w:rPr><w:sz w:val="15"/><w:lang w:val="es-NI"/></w:rPr><w:t>Fecha/hora de última actualización.</w:t></w:r></w:p><w:p><w:pPr><w:rPr><w:lang w:val="es-NI"/></w:rPr></w:pPr><w:proofErr w:type="spellStart"/><w:r><w:rPr><w:sz w:val="15"/><w:lang w:val="es-NI"/></w:rPr><w:t>deleted_at</w:t></w:r><w:proofErr w:type="spellEnd"/></w:p><w:p><w:pPr><w:rPr><w:lang w:val="es-NI"/></w:rPr></w:pPr><w:r><w:rPr><w:sz w:val="15"/><w:lang w:val="es-NI"/></w:rPr><w:t>TIMESTAMP</w:t></w:r></w:p><w:p><w:pPr><w:rPr><w:lang w:val="es-NI"/></w:rPr></w:pPr><w:r><w:rPr><w:sz w:val="15"/><w:lang w:val="es-NI"/></w:rPr><w:t>Sí / NULL</w:t></w:r></w:p><w:p><w:pPr><w:rPr><w:lang w:val="es-NI"/></w:rPr></w:pPr><w:r><w:rPr><w:sz w:val="15"/><w:lang w:val="es-NI"/></w:rPr><w:t>—</w:t></w:r></w:p><w:p><w:pPr><w:rPr><w:lang w:val="es-NI"/></w:rPr></w:pPr><w:r><w:rPr><w:sz w:val="15"/><w:lang w:val="es-NI"/></w:rPr><w:t>Marca temporal de eliminación lógica (</w:t></w:r><w:proofErr w:type="spellStart"/><w:r><w:rPr><w:sz w:val="15"/><w:lang w:val="es-NI"/></w:rPr><w:t>Soft</w:t></w:r><w:proofErr w:type="spellEnd"/><w:r><w:rPr><w:sz w:val="15"/><w:lang w:val="es-NI"/></w:rPr><w:t xml:space="preserve"> </w:t></w:r><w:proofErr w:type="spellStart"/><w:r><w:rPr><w:sz w:val="15"/><w:lang w:val="es-NI"/></w:rPr><w:t>Delete</w:t></w:r><w:proofErr w:type="spellEnd"/><w:r><w:rPr><w:sz w:val="15"/><w:lang w:val="es-NI"/></w:rPr><w:t>).</w:t></w:r></w:p><w:p><w:pPr><w:rPr><w:lang w:val="es-NI"/></w:rPr></w:pPr><w:r><w:rPr><w:lang w:val="es-NI"/></w:rPr><w:br w:type="page"/></w:r></w:p><w:p><w:pPr><w:pStyle w:val="Ttulo2"/><w:rPr><w:lang w:val="es-NI"/></w:rPr></w:pPr><w:bookmarkStart w:id="31" w:name="_Toc240620160"/><w:r><w:rPr><w:lang w:val="es-NI"/></w:rPr><w:lastRenderedPageBreak/><w:t>27. ingresos</w:t></w:r><w:bookmarkEnd w:id="31"/></w:p><w:p><w:pPr><w:rPr><w:lang w:val="es-NI"/></w:rPr></w:pPr><w:r><w:rPr><w:lang w:val="es-NI"/></w:rPr><w:t>Registro de ingresos asociados a una OT, con cantidad/precio cuando aplica, moneda y equivalente histórico en NIO.</w:t></w:r></w:p><w:p><w:pPr><w:rPr><w:lang w:val="es-NI"/></w:rPr></w:pPr><w:r><w:rPr><w:b/><w:lang w:val="es-NI"/></w:rPr><w:t xml:space="preserve">Reglas / criterios: </w:t></w:r><w:proofErr w:type="spellStart"/><w:r><w:rPr><w:lang w:val="es-NI"/></w:rPr><w:t>precio_unitario_nio</w:t></w:r><w:proofErr w:type="spellEnd"/><w:r><w:rPr><w:lang w:val="es-NI"/></w:rPr><w:t xml:space="preserve"> y </w:t></w:r><w:proofErr w:type="spellStart"/><w:r><w:rPr><w:lang w:val="es-NI"/></w:rPr><w:t>total_nio</w:t></w:r><w:proofErr w:type="spellEnd"/><w:r><w:rPr><w:lang w:val="es-NI"/></w:rPr><w:t xml:space="preserve"> conservan el equivalente histórico en NIO. Cuando corresponde, la aplicación valida cantidad × </w:t></w:r><w:proofErr w:type="spellStart"/><w:r><w:rPr><w:lang w:val="es-NI"/></w:rPr><w:t>precio_unitario</w:t></w:r><w:proofErr w:type="spellEnd"/><w:r><w:rPr><w:lang w:val="es-NI"/></w:rPr><w:t xml:space="preserve"> = total.</w:t></w:r></w:p><w:p><w:pPr><w:rPr><w:lang w:val="es-NI"/></w:rPr></w:pPr><w:r><w:rPr><w:b/><w:sz w:val="16"/><w:lang w:val="es-NI"/></w:rPr><w:t>PK</w:t></w:r></w:p><w:p><w:pPr><w:rPr><w:lang w:val="es-NI"/></w:rPr></w:pPr><w:proofErr w:type="spellStart"/><w:r><w:rPr><w:b/><w:sz w:val="16"/><w:lang w:val="es-NI"/></w:rPr><w:t>Soft</w:t></w:r><w:proofErr w:type="spellEnd"/><w:r><w:rPr><w:b/><w:sz w:val="16"/><w:lang w:val="es-NI"/></w:rPr><w:t xml:space="preserve"> </w:t></w:r><w:proofErr w:type="spellStart"/><w:r><w:rPr><w:b/><w:sz w:val="16"/><w:lang w:val="es-NI"/></w:rPr><w:t>Delete</w:t></w:r><w:proofErr w:type="spellEnd"/></w:p><w:p><w:pPr><w:rPr><w:lang w:val="es-NI"/></w:rPr></w:pPr><w:r><w:rPr><w:b/><w:sz w:val="16"/><w:lang w:val="es-NI"/></w:rPr><w:t>Índices únicos</w:t></w:r></w:p><w:p><w:pPr><w:rPr><w:lang w:val="es-NI"/></w:rPr></w:pPr><w:r><w:rPr><w:b/><w:sz w:val="16"/><w:lang w:val="es-NI"/></w:rPr><w:t>Relaciones FK</w:t></w:r></w:p><w:p><w:pPr><w:rPr><w:lang w:val="es-NI"/></w:rPr></w:pPr><w:r><w:rPr><w:sz w:val="16"/><w:lang w:val="es-NI"/></w:rPr><w:t>id</w:t></w:r></w:p><w:p><w:pPr><w:rPr><w:lang w:val="es-NI"/></w:rPr></w:pPr><w:r><w:rPr><w:sz w:val="16"/><w:lang w:val="es-NI"/></w:rPr><w:t>Sí</w:t></w:r></w:p><w:p><w:pPr><w:rPr><w:lang w:val="es-NI"/></w:rPr></w:pPr><w:r><w:rPr><w:sz w:val="16"/><w:lang w:val="es-NI"/></w:rPr><w:t>—</w:t></w:r></w:p><w:p><w:pPr><w:rPr><w:lang w:val="es-NI"/></w:rPr></w:pPr><w:r><w:rPr><w:sz w:val="16"/><w:lang w:val="es-NI"/></w:rPr><w:t>4</w:t></w:r></w:p><w:p><w:pPr><w:rPr><w:lang w:val="es-NI"/></w:rPr></w:pPr><w:r><w:rPr><w:b/><w:sz w:val="15"/><w:lang w:val="es-NI"/></w:rPr><w:t>Campo</w:t></w:r></w:p><w:p><w:pPr><w:rPr><w:lang w:val="es-NI"/></w:rPr></w:pPr><w:r><w:rPr><w:b/><w:sz w:val="15"/><w:lang w:val="es-NI"/></w:rPr><w:t>Tipo / definición</w:t></w:r></w:p><w:p><w:pPr><w:rPr><w:lang w:val="es-NI"/></w:rPr></w:pPr><w:r><w:rPr><w:b/><w:sz w:val="15"/><w:lang w:val="es-NI"/></w:rPr><w:t>Nulo / default</w:t></w:r></w:p><w:p><w:pPr><w:rPr><w:lang w:val="es-NI"/></w:rPr></w:pPr><w:r><w:rPr><w:b/><w:sz w:val="15"/><w:lang w:val="es-NI"/></w:rPr><w:t>Clave / índice</w:t></w:r></w:p><w:p><w:pPr><w:rPr><w:lang w:val="es-NI"/></w:rPr></w:pPr><w:r><w:rPr><w:b/><w:sz w:val="15"/><w:lang w:val="es-NI"/></w:rPr><w:t>Descripción</w:t></w:r></w:p><w:p><w:pPr><w:rPr><w:lang w:val="es-NI"/></w:rPr></w:pPr><w:r><w:rPr><w:sz w:val="15"/><w:lang w:val="es-NI"/></w:rPr><w:t>id</w:t></w:r></w:p><w:p><w:pPr><w:rPr><w:lang w:val="es-NI"/></w:rPr></w:pPr><w:proofErr w:type="gramStart"/><w:r><w:rPr><w:sz w:val="15"/><w:lang w:val="es-NI"/></w:rPr><w:t>BIGINT(</w:t></w:r><w:proofErr w:type="gramEnd"/><w:r><w:rPr><w:sz w:val="15"/><w:lang w:val="es-NI"/></w:rPr><w:t>20)</w:t></w:r></w:p><w:p><w:pPr><w:rPr><w:lang w:val="es-NI"/></w:rPr></w:pPr><w:r><w:rPr><w:sz w:val="15"/><w:lang w:val="es-NI"/></w:rPr><w:t>No</w:t></w:r></w:p><w:p><w:pPr><w:rPr><w:lang w:val="es-NI"/></w:rPr></w:pPr><w:r><w:rPr><w:sz w:val="15"/><w:lang w:val="es-NI"/></w:rPr><w:t>PK</w:t></w:r></w:p><w:p><w:pPr><w:rPr><w:lang w:val="es-NI"/></w:rPr></w:pPr><w:r><w:rPr><w:sz w:val="15"/><w:lang w:val="es-NI"/></w:rPr><w:t>Identificador único de la fila.</w:t></w:r></w:p><w:p><w:pPr><w:rPr><w:lang w:val="es-NI"/></w:rPr></w:pPr><w:proofErr w:type="spellStart"/><w:r><w:rPr><w:sz w:val="15"/><w:lang w:val="es-NI"/></w:rPr><w:t>orden_trabajo_id</w:t></w:r><w:proofErr w:type="spellEnd"/></w:p><w:p><w:pPr><w:rPr><w:lang w:val="es-NI"/></w:rPr></w:pPr><w:proofErr w:type="gramStart"/><w:r><w:rPr><w:sz w:val="15"/><w:lang w:val="es-NI"/></w:rPr><w:t>BIGINT(</w:t></w:r><w:proofErr w:type="gramEnd"/><w:r><w:rPr><w:sz w:val="15"/><w:lang w:val="es-NI"/></w:rPr><w:t>20)</w:t></w:r></w:p><w:p><w:pPr><w:rPr><w:lang w:val="es-NI"/></w:rPr></w:pPr><w:r><w:rPr><w:sz w:val="15"/><w:lang w:val="es-NI"/></w:rPr><w:t>No</w:t></w:r></w:p><w:p><w:pPr><w:rPr><w:lang w:val="es-NI"/></w:rPr></w:pPr><w:r><w:rPr><w:sz w:val="15"/><w:lang w:val="es-NI"/></w:rPr><w:t>FK</w:t></w:r></w:p><w:p><w:pPr><w:rPr><w:lang w:val="es-NI"/></w:rPr></w:pPr><w:r><w:rPr><w:sz w:val="15"/><w:lang w:val="es-NI"/></w:rPr><w:t>Referencia a la orden de trabajo asociada.</w:t></w:r></w:p><w:p><w:pPr><w:rPr><w:lang w:val="es-NI"/></w:rPr></w:pPr><w:proofErr w:type="spellStart"/><w:r><w:rPr><w:sz w:val="15"/><w:lang w:val="es-NI"/></w:rPr><w:t>liquidacion_id</w:t></w:r><w:proofErr w:type="spellEnd"/></w:p><w:p><w:pPr><w:rPr><w:lang w:val="es-NI"/></w:rPr></w:pPr><w:proofErr w:type="gramStart"/><w:r><w:rPr><w:sz w:val="15"/><w:lang w:val="es-NI"/></w:rPr><w:t>BIGINT(</w:t></w:r><w:proofErr w:type="gramEnd"/><w:r><w:rPr><w:sz w:val="15"/><w:lang w:val="es-NI"/></w:rPr><w:t>20)</w:t></w:r></w:p><w:p><w:pPr><w:rPr><w:lang w:val="es-NI"/></w:rPr></w:pPr><w:r><w:rPr><w:sz w:val="15"/><w:lang w:val="es-NI"/></w:rPr><w:t>Sí / NULL</w:t></w:r></w:p><w:p><w:pPr><w:rPr><w:lang w:val="es-NI"/></w:rPr></w:pPr><w:r><w:rPr><w:sz w:val="15"/><w:lang w:val="es-NI"/></w:rPr><w:t>FK</w:t></w:r></w:p><w:p><w:pPr><w:rPr><w:lang w:val="es-NI"/></w:rPr></w:pPr><w:r><w:rPr><w:sz w:val="15"/><w:lang w:val="es-NI"/></w:rPr><w:t>Referencia a la liquidación de oro asociada.</w:t></w:r></w:p><w:p><w:pPr><w:rPr><w:lang w:val="es-NI"/></w:rPr></w:pPr><w:proofErr w:type="spellStart"/><w:r><w:rPr><w:sz w:val="15"/><w:lang w:val="es-NI"/></w:rPr><w:t>tipo_ingreso_id</w:t></w:r><w:proofErr w:type="spellEnd"/></w:p><w:p><w:pPr><w:rPr><w:lang w:val="es-NI"/></w:rPr></w:pPr><w:proofErr w:type="gramStart"/><w:r><w:rPr><w:sz w:val="15"/><w:lang w:val="es-NI"/></w:rPr><w:t>BIGINT(</w:t></w:r><w:proofErr w:type="gramEnd"/><w:r><w:rPr><w:sz w:val="15"/><w:lang w:val="es-NI"/></w:rPr><w:t>20)</w:t></w:r></w:p><w:p><w:pPr><w:rPr><w:lang w:val="es-NI"/></w:rPr></w:pPr><w:r><w:rPr><w:sz w:val="15"/><w:lang w:val="es-NI"/></w:rPr><w:t>No</w:t></w:r></w:p><w:p><w:pPr><w:rPr><w:lang w:val="es-NI"/></w:rPr></w:pPr><w:r><w:rPr><w:sz w:val="15"/><w:lang w:val="es-NI"/></w:rPr><w:t>FK</w:t></w:r></w:p><w:p><w:pPr><w:rPr><w:lang w:val="es-NI"/></w:rPr></w:pPr><w:r><w:rPr><w:sz w:val="15"/><w:lang w:val="es-NI"/></w:rPr><w:t>Tipo de ingreso.</w:t></w:r></w:p><w:p><w:pPr><w:rPr><w:lang w:val="es-NI"/></w:rPr></w:pPr><w:r><w:rPr><w:sz w:val="15"/><w:lang w:val="es-NI"/></w:rPr><w:t>fecha</w:t></w:r></w:p><w:p><w:pPr><w:rPr><w:lang w:val="es-NI"/></w:rPr></w:pPr><w:r><w:rPr><w:sz w:val="15"/><w:lang w:val="es-NI"/></w:rPr><w:t>DATE</w:t></w:r></w:p><w:p><w:pPr><w:rPr><w:lang w:val="es-NI"/></w:rPr></w:pPr><w:r><w:rPr><w:sz w:val="15"/><w:lang w:val="es-NI"/></w:rPr><w:t>No</w:t></w:r></w:p><w:p><w:pPr><w:rPr><w:lang w:val="es-NI"/></w:rPr></w:pPr><w:r><w:rPr><w:sz w:val="15"/><w:lang w:val="es-NI"/></w:rPr><w:t>—</w:t></w:r></w:p><w:p><w:pPr><w:rPr><w:lang w:val="es-NI"/></w:rPr></w:pPr><w:r><w:rPr><w:sz w:val="15"/><w:lang w:val="es-NI"/></w:rPr><w:t>Fecha de la operación.</w:t></w:r></w:p><w:p><w:pPr><w:rPr><w:lang w:val="es-NI"/></w:rPr></w:pPr><w:proofErr w:type="spellStart"/><w:r><w:rPr><w:sz w:val="15"/><w:lang w:val="es-NI"/></w:rPr><w:t>descripcion</w:t></w:r><w:proofErr w:type="spellEnd"/></w:p><w:p><w:pPr><w:rPr><w:lang w:val="es-NI"/></w:rPr></w:pPr><w:proofErr w:type="gramStart"/><w:r><w:rPr><w:sz w:val="15"/><w:lang w:val="es-NI"/></w:rPr><w:t>VARCHAR(</w:t></w:r><w:proofErr w:type="gramEnd"/><w:r><w:rPr><w:sz w:val="15"/><w:lang w:val="es-NI"/></w:rPr><w:t>255)</w:t></w:r></w:p><w:p><w:pPr><w:rPr><w:lang w:val="es-NI"/></w:rPr></w:pPr><w:r><w:rPr><w:sz w:val="15"/><w:lang w:val="es-NI"/></w:rPr><w:t>Sí / NULL</w:t></w:r></w:p><w:p><w:pPr><w:rPr><w:lang w:val="es-NI"/></w:rPr></w:pPr><w:r><w:rPr><w:sz w:val="15"/><w:lang w:val="es-NI"/></w:rPr><w:t>—</w:t></w:r></w:p><w:p><w:pPr><w:rPr><w:lang w:val="es-NI"/></w:rPr></w:pPr><w:r><w:rPr><w:sz w:val="15"/><w:lang w:val="es-NI"/></w:rPr><w:t>Descripción del concepto.</w:t></w:r></w:p><w:p><w:pPr><w:rPr><w:lang w:val="es-NI"/></w:rPr></w:pPr><w:r><w:rPr><w:sz w:val="15"/><w:lang w:val="es-NI"/></w:rPr><w:t>cantidad</w:t></w:r></w:p><w:p><w:pPr><w:rPr><w:lang w:val="es-NI"/></w:rPr></w:pPr><w:proofErr w:type="gramStart"/><w:r><w:rPr><w:sz w:val="15"/><w:lang w:val="es-NI"/></w:rPr><w:t>DECIMAL(</w:t></w:r><w:proofErr w:type="gramEnd"/><w:r><w:rPr><w:sz w:val="15"/><w:lang w:val="es-NI"/></w:rPr><w:t>12,</w:t></w:r></w:p><w:p><w:pPr><w:rPr><w:lang w:val="es-NI"/></w:rPr></w:pPr><w:r><w:rPr><w:sz w:val="15"/><w:lang w:val="es-NI"/></w:rPr><w:t>Sí / NULL</w:t></w:r></w:p><w:p><w:pPr><w:rPr><w:lang w:val="es-NI"/></w:rPr></w:pPr><w:r><w:rPr><w:sz w:val="15"/><w:lang w:val="es-NI"/></w:rPr><w:t>—</w:t></w:r></w:p><w:p><w:pPr><w:rPr><w:lang w:val="es-NI"/></w:rPr></w:pPr><w:r><w:rPr><w:sz w:val="15"/><w:lang w:val="es-NI"/></w:rPr><w:t>Cantidad física o cantidad base de la operación.</w:t></w:r></w:p><w:p><w:pPr><w:rPr><w:lang w:val="es-NI"/></w:rPr></w:pPr><w:proofErr w:type="spellStart"/><w:r><w:rPr><w:sz w:val="15"/><w:lang w:val="es-NI"/></w:rPr><w:t>unidad_medida</w:t></w:r><w:proofErr w:type="spellEnd"/></w:p><w:p><w:pPr><w:rPr><w:lang w:val="es-NI"/></w:rPr></w:pPr><w:proofErr w:type="gramStart"/><w:r><w:rPr><w:sz w:val="15"/><w:lang w:val="es-NI"/></w:rPr><w:t>VARCHAR(</w:t></w:r><w:proofErr w:type="gramEnd"/><w:r><w:rPr><w:sz w:val="15"/><w:lang w:val="es-NI"/></w:rPr><w:t>20)</w:t></w:r></w:p><w:p><w:pPr><w:rPr><w:lang w:val="es-NI"/></w:rPr></w:pPr><w:r><w:rPr><w:sz w:val="15"/><w:lang w:val="es-NI"/></w:rPr><w:t>Sí / NULL</w:t></w:r></w:p><w:p><w:pPr><w:rPr><w:lang w:val="es-NI"/></w:rPr></w:pPr><w:r><w:rPr><w:sz w:val="15"/><w:lang w:val="es-NI"/></w:rPr><w:t>—</w:t></w:r></w:p><w:p><w:pPr><w:rPr><w:lang w:val="es-NI"/></w:rPr></w:pPr><w:r><w:rPr><w:sz w:val="15"/><w:lang w:val="es-NI"/></w:rPr><w:t>Unidad en que se expresa una cantidad.</w:t></w:r></w:p><w:p><w:pPr><w:rPr><w:lang w:val="es-NI"/></w:rPr></w:pPr><w:proofErr w:type="spellStart"/><w:r><w:rPr><w:sz w:val="15"/><w:lang w:val="es-NI"/></w:rPr><w:t>precio_unitario</w:t></w:r><w:proofErr w:type="spellEnd"/></w:p><w:p><w:pPr><w:rPr><w:lang w:val="es-NI"/></w:rPr></w:pPr><w:proofErr w:type="gramStart"/><w:r><w:rPr><w:sz w:val="15"/><w:lang w:val="es-NI"/></w:rPr><w:t>DECIMAL(</w:t></w:r><w:proofErr w:type="gramEnd"/><w:r><w:rPr><w:sz w:val="15"/><w:lang w:val="es-NI"/></w:rPr><w:t>14,</w:t></w:r></w:p><w:p><w:pPr><w:rPr><w:lang w:val="es-NI"/></w:rPr></w:pPr><w:r><w:rPr><w:sz w:val="15"/><w:lang w:val="es-NI"/></w:rPr><w:t>Sí / NULL</w:t></w:r></w:p><w:p><w:pPr><w:rPr><w:lang w:val="es-NI"/></w:rPr></w:pPr><w:r><w:rPr><w:sz w:val="15"/><w:lang w:val="es-NI"/></w:rPr><w:t>—</w:t></w:r></w:p><w:p><w:pPr><w:rPr><w:lang w:val="es-NI"/></w:rPr></w:pPr><w:r><w:rPr><w:sz w:val="15"/><w:lang w:val="es-NI"/></w:rPr><w:t>Campo de la entidad.</w:t></w:r></w:p><w:p><w:pPr><w:rPr><w:lang w:val="es-NI"/></w:rPr></w:pPr><w:r><w:rPr><w:sz w:val="15"/><w:lang w:val="es-NI"/></w:rPr><w:t>total</w:t></w:r></w:p><w:p><w:pPr><w:rPr><w:lang w:val="es-NI"/></w:rPr></w:pPr><w:proofErr w:type="gramStart"/><w:r><w:rPr><w:sz w:val="15"/><w:lang w:val="es-NI"/></w:rPr><w:t>DECIMAL(</w:t></w:r><w:proofErr w:type="gramEnd"/><w:r><w:rPr><w:sz w:val="15"/><w:lang w:val="es-NI"/></w:rPr><w:t>14,</w:t></w:r></w:p><w:p><w:pPr><w:rPr><w:lang w:val="es-NI"/></w:rPr></w:pPr><w:r><w:rPr><w:sz w:val="15"/><w:lang w:val="es-NI"/></w:rPr><w:t>No / 0.00</w:t></w:r></w:p><w:p><w:pPr><w:rPr><w:lang w:val="es-NI"/></w:rPr></w:pPr><w:r><w:rPr><w:sz w:val="15"/><w:lang w:val="es-NI"/></w:rPr><w:t>—</w:t></w:r></w:p><w:p><w:pPr><w:rPr><w:lang w:val="es-NI"/></w:rPr></w:pPr><w:r><w:rPr><w:sz w:val="15"/><w:lang w:val="es-NI"/></w:rPr><w:t>Importe total en la moneda de la operación.</w:t></w:r></w:p><w:p><w:pPr><w:rPr><w:lang w:val="es-NI"/></w:rPr></w:pPr><w:proofErr w:type="spellStart"/><w:r><w:rPr><w:sz w:val="15"/><w:lang w:val="es-NI"/></w:rPr><w:t>precio_unitario_nio</w:t></w:r><w:proofErr w:type="spellEnd"/></w:p><w:p><w:pPr><w:rPr><w:lang w:val="es-NI"/></w:rPr></w:pPr><w:proofErr w:type="gramStart"/><w:r><w:rPr><w:sz w:val="15"/><w:lang w:val="es-NI"/></w:rPr><w:t>DECIMAL(</w:t></w:r><w:proofErr w:type="gramEnd"/><w:r><w:rPr><w:sz w:val="15"/><w:lang w:val="es-NI"/></w:rPr><w:t>14,</w:t></w:r></w:p><w:p><w:pPr><w:rPr><w:lang w:val="es-NI"/></w:rPr></w:pPr><w:r><w:rPr><w:sz w:val="15"/><w:lang w:val="es-NI"/></w:rPr><w:t>Sí / NULL</w:t></w:r></w:p><w:p><w:pPr><w:rPr><w:lang w:val="es-NI"/></w:rPr></w:pPr><w:r><w:rPr><w:sz w:val="15"/><w:lang w:val="es-NI"/></w:rPr><w:t>—</w:t></w:r></w:p><w:p><w:pPr><w:rPr><w:lang w:val="es-NI"/></w:rPr></w:pPr><w:r><w:rPr><w:sz w:val="15"/><w:lang w:val="es-NI"/></w:rPr><w:t>Campo de la entidad.</w:t></w:r></w:p><w:p><w:pPr><w:rPr><w:lang w:val="es-NI"/></w:rPr></w:pPr><w:proofErr w:type="spellStart"/><w:r><w:rPr><w:sz w:val="15"/><w:lang w:val="es-NI"/></w:rPr><w:t>total_nio</w:t></w:r><w:proofErr w:type="spellEnd"/></w:p><w:p><w:pPr><w:rPr><w:lang w:val="es-NI"/></w:rPr></w:pPr><w:proofErr w:type="gramStart"/><w:r><w:rPr><w:sz w:val="15"/><w:lang w:val="es-NI"/></w:rPr><w:t>DECIMAL(</w:t></w:r><w:proofErr w:type="gramEnd"/><w:r><w:rPr><w:sz w:val="15"/><w:lang w:val="es-NI"/></w:rPr><w:t>14,</w:t></w:r></w:p><w:p><w:pPr><w:rPr><w:lang w:val="es-NI"/></w:rPr></w:pPr><w:r><w:rPr><w:sz w:val="15"/><w:lang w:val="es-NI"/></w:rPr><w:t>Sí / NULL</w:t></w:r></w:p><w:p><w:pPr><w:rPr><w:lang w:val="es-NI"/></w:rPr></w:pPr><w:r><w:rPr><w:sz w:val="15"/><w:lang w:val="es-NI"/></w:rPr><w:t>—</w:t></w:r></w:p><w:p><w:pPr><w:rPr><w:lang w:val="es-NI"/></w:rPr></w:pPr><w:r><w:rPr><w:sz w:val="15"/><w:lang w:val="es-NI"/></w:rPr><w:t>Importe total equivalente histórico en NIO.</w:t></w:r></w:p><w:p><w:pPr><w:rPr><w:lang w:val="es-NI"/></w:rPr></w:pPr><w:proofErr w:type="spellStart"/><w:r><w:rPr><w:sz w:val="15"/><w:lang w:val="es-NI"/></w:rPr><w:t>moneda_id</w:t></w:r><w:proofErr w:type="spellEnd"/></w:p><w:p><w:pPr><w:rPr><w:lang w:val="es-NI"/></w:rPr></w:pPr><w:proofErr w:type="gramStart"/><w:r><w:rPr><w:sz w:val="15"/><w:lang w:val="es-NI"/></w:rPr><w:t>BIGINT(</w:t></w:r><w:proofErr w:type="gramEnd"/><w:r><w:rPr><w:sz w:val="15"/><w:lang w:val="es-NI"/></w:rPr><w:t>20)</w:t></w:r></w:p><w:p><w:pPr><w:rPr><w:lang w:val="es-NI"/></w:rPr></w:pPr><w:r><w:rPr><w:sz w:val="15"/><w:lang w:val="es-NI"/></w:rPr><w:t>No</w:t></w:r></w:p><w:p><w:pPr><w:rPr><w:lang w:val="es-NI"/></w:rPr></w:pPr><w:r><w:rPr><w:sz w:val="15"/><w:lang w:val="es-NI"/></w:rPr><w:t>FK</w:t></w:r></w:p><w:p><w:pPr><w:rPr><w:lang w:val="es-NI"/></w:rPr></w:pPr><w:r><w:rPr><w:sz w:val="15"/><w:lang w:val="es-NI"/></w:rPr><w:t>Moneda en la que se registra la operación.</w:t></w:r></w:p><w:p><w:pPr><w:rPr><w:lang w:val="es-NI"/></w:rPr></w:pPr><w:r><w:rPr><w:sz w:val="15"/><w:lang w:val="es-NI"/></w:rPr><w:t>estado</w:t></w:r></w:p><w:p><w:pPr><w:rPr><w:lang w:val="es-NI"/></w:rPr></w:pPr><w:proofErr w:type="gramStart"/><w:r><w:rPr><w:sz w:val="15"/><w:lang w:val="es-NI"/></w:rPr><w:t>INT(</w:t></w:r><w:proofErr w:type="gramEnd"/><w:r><w:rPr><w:sz w:val="15"/><w:lang w:val="es-NI"/></w:rPr><w:t>11)</w:t></w:r></w:p><w:p><w:pPr><w:rPr><w:lang w:val="es-NI"/></w:rPr></w:pPr><w:r><w:rPr><w:sz w:val="15"/><w:lang w:val="es-NI"/></w:rPr><w:t>No / 1</w:t></w:r></w:p><w:p><w:pPr><w:rPr><w:lang w:val="es-NI"/></w:rPr></w:pPr><w:r><w:rPr><w:sz w:val="15"/><w:lang w:val="es-NI"/></w:rPr><w:t>—</w:t></w:r></w:p><w:p><w:pPr><w:rPr><w:lang w:val="es-NI"/></w:rPr></w:pPr><w:r><w:rPr><w:sz w:val="15"/><w:lang w:val="es-NI"/></w:rPr><w:t>Estado lógico/operativo del registro.</w:t></w:r></w:p><w:p><w:pPr><w:rPr><w:lang w:val="es-NI"/></w:rPr></w:pPr><w:r><w:rPr><w:sz w:val="15"/><w:lang w:val="es-NI"/></w:rPr><w:t>observaciones</w:t></w:r></w:p><w:p><w:pPr><w:rPr><w:lang w:val="es-NI"/></w:rPr></w:pPr><w:r><w:rPr><w:sz w:val="15"/><w:lang w:val="es-NI"/></w:rPr><w:t>TEXT</w:t></w:r></w:p><w:p><w:pPr><w:rPr><w:lang w:val="es-NI"/></w:rPr></w:pPr><w:r><w:rPr><w:sz w:val="15"/><w:lang w:val="es-NI"/></w:rPr><w:t>Sí / NULL</w:t></w:r></w:p><w:p><w:pPr><w:rPr><w:lang w:val="es-NI"/></w:rPr></w:pPr><w:r><w:rPr><w:sz w:val="15"/><w:lang w:val="es-NI"/></w:rPr><w:t>—</w:t></w:r></w:p><w:p><w:pPr><w:rPr><w:lang w:val="es-NI"/></w:rPr></w:pPr><w:r><w:rPr><w:sz w:val="15"/><w:lang w:val="es-NI"/></w:rPr><w:t>Notas adicionales del registro.</w:t></w:r></w:p><w:p><w:pPr><w:rPr><w:lang w:val="es-NI"/></w:rPr></w:pPr><w:proofErr w:type="spellStart"/><w:r><w:rPr><w:sz w:val="15"/><w:lang w:val="es-NI"/></w:rPr><w:t>created_at</w:t></w:r><w:proofErr w:type="spellEnd"/></w:p><w:p><w:pPr><w:rPr><w:lang w:val="es-NI"/></w:rPr></w:pPr><w:r><w:rPr><w:sz w:val="15"/><w:lang w:val="es-NI"/></w:rPr><w:t>TIMESTAMP</w:t></w:r></w:p><w:p><w:pPr><w:rPr><w:lang w:val="es-NI"/></w:rPr></w:pPr><w:r><w:rPr><w:sz w:val="15"/><w:lang w:val="es-NI"/></w:rPr><w:t>Sí / NULL</w:t></w:r></w:p><w:p><w:pPr><w:rPr><w:lang w:val="es-NI"/></w:rPr></w:pPr><w:r><w:rPr><w:sz w:val="15"/><w:lang w:val="es-NI"/></w:rPr><w:t>—</w:t></w:r></w:p><w:p><w:pPr><w:rPr><w:lang w:val="es-NI"/></w:rPr></w:pPr><w:r><w:rPr><w:sz w:val="15"/><w:lang w:val="es-NI"/></w:rPr><w:t>Fecha/hora de creación.</w:t></w:r></w:p><w:p><w:pPr><w:rPr><w:lang w:val="es-NI"/></w:rPr></w:pPr><w:proofErr w:type="spellStart"/><w:r><w:rPr><w:sz w:val="15"/><w:lang w:val="es-NI"/></w:rPr><w:t>updated_at</w:t></w:r><w:proofErr w:type="spellEnd"/></w:p><w:p><w:pPr><w:rPr><w:lang w:val="es-NI"/></w:rPr></w:pPr><w:r><w:rPr><w:sz w:val="15"/><w:lang w:val="es-NI"/></w:rPr><w:t>TIMESTAMP</w:t></w:r></w:p><w:p><w:pPr><w:rPr><w:lang w:val="es-NI"/></w:rPr></w:pPr><w:r><w:rPr><w:sz w:val="15"/><w:lang w:val="es-NI"/></w:rPr><w:t>Sí / NULL</w:t></w:r></w:p><w:p><w:pPr><w:rPr><w:lang w:val="es-NI"/></w:rPr></w:pPr><w:r><w:rPr><w:sz w:val="15"/><w:lang w:val="es-NI"/></w:rPr><w:t>—</w:t></w:r></w:p><w:p><w:pPr><w:rPr><w:lang w:val="es-NI"/></w:rPr></w:pPr><w:r><w:rPr><w:sz w:val="15"/><w:lang w:val="es-NI"/></w:rPr><w:t>Fecha/hora de última actualización.</w:t></w:r></w:p><w:p><w:pPr><w:rPr><w:lang w:val="es-NI"/></w:rPr></w:pPr><w:proofErr w:type="spellStart"/><w:r><w:rPr><w:sz w:val="15"/><w:lang w:val="es-NI"/></w:rPr><w:t>deleted_at</w:t></w:r><w:proofErr w:type="spellEnd"/></w:p><w:p><w:pPr><w:rPr><w:lang w:val="es-NI"/></w:rPr></w:pPr><w:r><w:rPr><w:sz w:val="15"/><w:lang w:val="es-NI"/></w:rPr><w:t>TIMESTAMP</w:t></w:r></w:p><w:p><w:pPr><w:rPr><w:lang w:val="es-NI"/></w:rPr></w:pPr><w:r><w:rPr><w:sz w:val="15"/><w:lang w:val="es-NI"/></w:rPr><w:t>Sí / NULL</w:t></w:r></w:p><w:p><w:pPr><w:rPr><w:lang w:val="es-NI"/></w:rPr></w:pPr><w:r><w:rPr><w:sz w:val="15"/><w:lang w:val="es-NI"/></w:rPr><w:t>—</w:t></w:r></w:p><w:p><w:pPr><w:rPr><w:lang w:val="es-NI"/></w:rPr></w:pPr><w:r><w:rPr><w:sz w:val="15"/><w:lang w:val="es-NI"/></w:rPr><w:t>Marca temporal de eliminación lógica (</w:t></w:r><w:proofErr w:type="spellStart"/><w:r><w:rPr><w:sz w:val="15"/><w:lang w:val="es-NI"/></w:rPr><w:t>Soft</w:t></w:r><w:proofErr w:type="spellEnd"/><w:r><w:rPr><w:sz w:val="15"/><w:lang w:val="es-NI"/></w:rPr><w:t xml:space="preserve"> </w:t></w:r><w:proofErr w:type="spellStart"/><w:r><w:rPr><w:sz w:val="15"/><w:lang w:val="es-NI"/></w:rPr><w:t>Delete</w:t></w:r><w:proofErr w:type="spellEnd"/><w:r><w:rPr><w:sz w:val="15"/><w:lang w:val="es-NI"/></w:rPr><w:t>).</w:t></w:r></w:p><w:p><w:pPr><w:rPr><w:lang w:val="es-NI"/></w:rPr></w:pPr><w:r><w:rPr><w:b/><w:lang w:val="es-NI"/></w:rPr><w:t>Relaciones:</w:t></w:r></w:p><w:p><w:pPr><w:pStyle w:val="Listaconvietas"/><w:rPr><w:lang w:val="es-NI"/></w:rPr></w:pPr><w:proofErr w:type="spellStart"/><w:r><w:rPr><w:lang w:val="es-NI"/></w:rPr><w:t>liquidacion_id</w:t></w:r><w:proofErr w:type="spellEnd"/><w:r><w:rPr><w:lang w:val="es-NI"/></w:rPr><w:t xml:space="preserve"> → </w:t></w:r><w:proofErr w:type="spellStart"/><w:r><w:rPr><w:lang w:val="es-NI"/></w:rPr><w:t>liquidaciones.id</w:t></w:r><w:proofErr w:type="spellEnd"/><w:r><w:rPr><w:lang w:val="es-NI"/></w:rPr><w:t xml:space="preserve"> (ON DELETE SET NULL)</w:t></w:r></w:p><w:p><w:pPr><w:pStyle w:val="Listaconvietas"/><w:rPr><w:lang w:val="es-NI"/></w:rPr></w:pPr><w:proofErr w:type="spellStart"/><w:r><w:rPr><w:lang w:val="es-NI"/></w:rPr><w:t>moneda_id</w:t></w:r><w:proofErr w:type="spellEnd"/><w:r><w:rPr><w:lang w:val="es-NI"/></w:rPr><w:t xml:space="preserve"> → </w:t></w:r><w:proofErr w:type="spellStart"/><w:r><w:rPr><w:lang w:val="es-NI"/></w:rPr><w:t>monedas.id</w:t></w:r><w:proofErr w:type="spellEnd"/></w:p><w:p><w:pPr><w:pStyle w:val="Listaconvietas"/><w:rPr><w:lang w:val="es-NI"/></w:rPr></w:pPr><w:proofErr w:type="spellStart"/><w:r><w:rPr><w:lang w:val="es-NI"/></w:rPr><w:t>orden_trabajo_id</w:t></w:r><w:proofErr w:type="spellEnd"/><w:r><w:rPr><w:lang w:val="es-NI"/></w:rPr><w:t xml:space="preserve"> → </w:t></w:r><w:proofErr w:type="spellStart"/><w:r><w:rPr><w:lang w:val="es-NI"/></w:rPr><w:t>ordenes_trabajo.id</w:t></w:r><w:proofErr w:type="spellEnd"/><w:r><w:rPr><w:lang w:val="es-NI"/></w:rPr><w:t xml:space="preserve"> (ON DELETE CASCADE)</w:t></w:r></w:p><w:p><w:pPr><w:pStyle w:val="Listaconvietas"/><w:rPr><w:lang w:val="es-NI"/></w:rPr></w:pPr><w:proofErr w:type="spellStart"/><w:r><w:rPr><w:lang w:val="es-NI"/></w:rPr><w:t>tipo_ingreso_id</w:t></w:r><w:proofErr w:type="spellEnd"/><w:r><w:rPr><w:lang w:val="es-NI"/></w:rPr><w:t xml:space="preserve"> → </w:t></w:r><w:proofErr w:type="spellStart"/><w:r><w:rPr><w:lang w:val="es-NI"/></w:rPr><w:t>tipos_ingreso.id</w:t></w:r><w:proofErr w:type="spellEnd"/></w:p><w:p><w:pPr><w:rPr><w:lang w:val="es-NI"/></w:rPr></w:pPr><w:r><w:rPr><w:lang w:val="es-NI"/></w:rPr><w:br w:type="page"/></w:r></w:p><w:p><w:pPr><w:pStyle w:val="Ttulo2"/><w:rPr><w:lang w:val="es-NI"/></w:rPr></w:pPr><w:bookmarkStart w:id="32" w:name="_Toc240620161"/><w:r><w:rPr><w:lang w:val="es-NI"/></w:rPr><w:lastRenderedPageBreak/><w:t>28. cajas</w:t></w:r><w:bookmarkEnd w:id="32"/></w:p><w:p><w:pPr><w:rPr><w:lang w:val="es-NI"/></w:rPr></w:pPr><w:r><w:rPr><w:lang w:val="es-NI"/></w:rPr><w:t>Catálogo de cajas o fondos utilizados para registrar cobros.</w:t></w:r></w:p><w:p><w:pPr><w:rPr><w:lang w:val="es-NI"/></w:rPr></w:pPr><w:r><w:rPr><w:b/><w:sz w:val="16"/><w:lang w:val="es-NI"/></w:rPr><w:t>PK</w:t></w:r></w:p><w:p><w:pPr><w:rPr><w:lang w:val="es-NI"/></w:rPr></w:pPr><w:proofErr w:type="spellStart"/><w:r><w:rPr><w:b/><w:sz w:val="16"/><w:lang w:val="es-NI"/></w:rPr><w:t>Soft</w:t></w:r><w:proofErr w:type="spellEnd"/><w:r><w:rPr><w:b/><w:sz w:val="16"/><w:lang w:val="es-NI"/></w:rPr><w:t xml:space="preserve"> </w:t></w:r><w:proofErr w:type="spellStart"/><w:r><w:rPr><w:b/><w:sz w:val="16"/><w:lang w:val="es-NI"/></w:rPr><w:t>Delete</w:t></w:r><w:proofErr w:type="spellEnd"/></w:p><w:p><w:pPr><w:rPr><w:lang w:val="es-NI"/></w:rPr></w:pPr><w:r><w:rPr><w:b/><w:sz w:val="16"/><w:lang w:val="es-NI"/></w:rPr><w:t>Índices únicos</w:t></w:r></w:p><w:p><w:pPr><w:rPr><w:lang w:val="es-NI"/></w:rPr></w:pPr><w:r><w:rPr><w:b/><w:sz w:val="16"/><w:lang w:val="es-NI"/></w:rPr><w:t>Relaciones FK</w:t></w:r></w:p><w:p><w:pPr><w:rPr><w:lang w:val="es-NI"/></w:rPr></w:pPr><w:r><w:rPr><w:sz w:val="16"/><w:lang w:val="es-NI"/></w:rPr><w:t>id</w:t></w:r></w:p><w:p><w:pPr><w:rPr><w:lang w:val="es-NI"/></w:rPr></w:pPr><w:r><w:rPr><w:sz w:val="16"/><w:lang w:val="es-NI"/></w:rPr><w:t>Sí</w:t></w:r></w:p><w:p><w:pPr><w:rPr><w:lang w:val="es-NI"/></w:rPr></w:pPr><w:r><w:rPr><w:sz w:val="16"/><w:lang w:val="es-NI"/></w:rPr><w:t>—</w:t></w:r></w:p><w:p><w:pPr><w:rPr><w:lang w:val="es-NI"/></w:rPr></w:pPr><w:r><w:rPr><w:sz w:val="16"/><w:lang w:val="es-NI"/></w:rPr><w:t>0</w:t></w:r></w:p><w:p><w:pPr><w:rPr><w:lang w:val="es-NI"/></w:rPr></w:pPr><w:r><w:rPr><w:b/><w:sz w:val="15"/><w:lang w:val="es-NI"/></w:rPr><w:t>Campo</w:t></w:r></w:p><w:p><w:pPr><w:rPr><w:lang w:val="es-NI"/></w:rPr></w:pPr><w:r><w:rPr><w:b/><w:sz w:val="15"/><w:lang w:val="es-NI"/></w:rPr><w:t>Tipo / definición</w:t></w:r></w:p><w:p><w:pPr><w:rPr><w:lang w:val="es-NI"/></w:rPr></w:pPr><w:r><w:rPr><w:b/><w:sz w:val="15"/><w:lang w:val="es-NI"/></w:rPr><w:t>Nulo / default</w:t></w:r></w:p><w:p><w:pPr><w:rPr><w:lang w:val="es-NI"/></w:rPr></w:pPr><w:r><w:rPr><w:b/><w:sz w:val="15"/><w:lang w:val="es-NI"/></w:rPr><w:t>Clave / índice</w:t></w:r></w:p><w:p><w:pPr><w:rPr><w:lang w:val="es-NI"/></w:rPr></w:pPr><w:r><w:rPr><w:b/><w:sz w:val="15"/><w:lang w:val="es-NI"/></w:rPr><w:t>Descripción</w:t></w:r></w:p><w:p><w:pPr><w:rPr><w:lang w:val="es-NI"/></w:rPr></w:pPr><w:r><w:rPr><w:sz w:val="15"/><w:lang w:val="es-NI"/></w:rPr><w:t>id</w:t></w:r></w:p><w:p><w:pPr><w:rPr><w:lang w:val="es-NI"/></w:rPr></w:pPr><w:proofErr w:type="gramStart"/><w:r><w:rPr><w:sz w:val="15"/><w:lang w:val="es-NI"/></w:rPr><w:t>BIGINT(</w:t></w:r><w:proofErr w:type="gramEnd"/><w:r><w:rPr><w:sz w:val="15"/><w:lang w:val="es-NI"/></w:rPr><w:t>20)</w:t></w:r></w:p><w:p><w:pPr><w:rPr><w:lang w:val="es-NI"/></w:rPr></w:pPr><w:r><w:rPr><w:sz w:val="15"/><w:lang w:val="es-NI"/></w:rPr><w:t>No</w:t></w:r></w:p><w:p><w:pPr><w:rPr><w:lang w:val="es-NI"/></w:rPr></w:pPr><w:r><w:rPr><w:sz w:val="15"/><w:lang w:val="es-NI"/></w:rPr><w:t>PK</w:t></w:r></w:p><w:p><w:pPr><w:rPr><w:lang w:val="es-NI"/></w:rPr></w:pPr><w:r><w:rPr><w:sz w:val="15"/><w:lang w:val="es-NI"/></w:rPr><w:t>Identificador único de la fila.</w:t></w:r></w:p><w:p><w:pPr><w:rPr><w:lang w:val="es-NI"/></w:rPr></w:pPr><w:r><w:rPr><w:sz w:val="15"/><w:lang w:val="es-NI"/></w:rPr><w:t>nombre</w:t></w:r></w:p><w:p><w:pPr><w:rPr><w:lang w:val="es-NI"/></w:rPr></w:pPr><w:proofErr w:type="gramStart"/><w:r><w:rPr><w:sz w:val="15"/><w:lang w:val="es-NI"/></w:rPr><w:t>VARCHAR(</w:t></w:r><w:proofErr w:type="gramEnd"/><w:r><w:rPr><w:sz w:val="15"/><w:lang w:val="es-NI"/></w:rPr><w:t>100)</w:t></w:r></w:p><w:p><w:pPr><w:rPr><w:lang w:val="es-NI"/></w:rPr></w:pPr><w:r><w:rPr><w:sz w:val="15"/><w:lang w:val="es-NI"/></w:rPr><w:t>No</w:t></w:r></w:p><w:p><w:pPr><w:rPr><w:lang w:val="es-NI"/></w:rPr></w:pPr><w:r><w:rPr><w:sz w:val="15"/><w:lang w:val="es-NI"/></w:rPr><w:t>—</w:t></w:r></w:p><w:p><w:pPr><w:rPr><w:lang w:val="es-NI"/></w:rPr></w:pPr><w:r><w:rPr><w:sz w:val="15"/><w:lang w:val="es-NI"/></w:rPr><w:t>Nombre descriptivo de la entidad.</w:t></w:r></w:p><w:p><w:pPr><w:rPr><w:lang w:val="es-NI"/></w:rPr></w:pPr><w:proofErr w:type="spellStart"/><w:r><w:rPr><w:sz w:val="15"/><w:lang w:val="es-NI"/></w:rPr><w:t>descripcion</w:t></w:r><w:proofErr w:type="spellEnd"/></w:p><w:p><w:pPr><w:rPr><w:lang w:val="es-NI"/></w:rPr></w:pPr><w:proofErr w:type="gramStart"/><w:r><w:rPr><w:sz w:val="15"/><w:lang w:val="es-NI"/></w:rPr><w:t>VARCHAR(</w:t></w:r><w:proofErr w:type="gramEnd"/><w:r><w:rPr><w:sz w:val="15"/><w:lang w:val="es-NI"/></w:rPr><w:t>255)</w:t></w:r></w:p><w:p><w:pPr><w:rPr><w:lang w:val="es-NI"/></w:rPr></w:pPr><w:r><w:rPr><w:sz w:val="15"/><w:lang w:val="es-NI"/></w:rPr><w:t>Sí / NULL</w:t></w:r></w:p><w:p><w:pPr><w:rPr><w:lang w:val="es-NI"/></w:rPr></w:pPr><w:r><w:rPr><w:sz w:val="15"/><w:lang w:val="es-NI"/></w:rPr><w:t>—</w:t></w:r></w:p><w:p><w:pPr><w:rPr><w:lang w:val="es-NI"/></w:rPr></w:pPr><w:r><w:rPr><w:sz w:val="15"/><w:lang w:val="es-NI"/></w:rPr><w:t>Descripción del concepto.</w:t></w:r></w:p><w:p><w:pPr><w:rPr><w:lang w:val="es-NI"/></w:rPr></w:pPr><w:r><w:rPr><w:sz w:val="15"/><w:lang w:val="es-NI"/></w:rPr><w:t>estado</w:t></w:r></w:p><w:p><w:pPr><w:rPr><w:lang w:val="es-NI"/></w:rPr></w:pPr><w:proofErr w:type="gramStart"/><w:r><w:rPr><w:sz w:val="15"/><w:lang w:val="es-NI"/></w:rPr><w:t>TINYINT(</w:t></w:r><w:proofErr w:type="gramEnd"/><w:r><w:rPr><w:sz w:val="15"/><w:lang w:val="es-NI"/></w:rPr><w:t>1)</w:t></w:r></w:p><w:p><w:pPr><w:rPr><w:lang w:val="es-NI"/></w:rPr></w:pPr><w:r><w:rPr><w:sz w:val="15"/><w:lang w:val="es-NI"/></w:rPr><w:t>No / 1</w:t></w:r></w:p><w:p><w:pPr><w:rPr><w:lang w:val="es-NI"/></w:rPr></w:pPr><w:r><w:rPr><w:sz w:val="15"/><w:lang w:val="es-NI"/></w:rPr><w:t>—</w:t></w:r></w:p><w:p><w:pPr><w:rPr><w:lang w:val="es-NI"/></w:rPr></w:pPr><w:r><w:rPr><w:sz w:val="15"/><w:lang w:val="es-NI"/></w:rPr><w:t>Estado lógico/operativo del registro.</w:t></w:r></w:p><w:p><w:pPr><w:rPr><w:lang w:val="es-NI"/></w:rPr></w:pPr><w:proofErr w:type="spellStart"/><w:r><w:rPr><w:sz w:val="15"/><w:lang w:val="es-NI"/></w:rPr><w:t>created_at</w:t></w:r><w:proofErr w:type="spellEnd"/></w:p><w:p><w:pPr><w:rPr><w:lang w:val="es-NI"/></w:rPr></w:pPr><w:r><w:rPr><w:sz w:val="15"/><w:lang w:val="es-NI"/></w:rPr><w:t>TIMESTAMP</w:t></w:r></w:p><w:p><w:pPr><w:rPr><w:lang w:val="es-NI"/></w:rPr></w:pPr><w:r><w:rPr><w:sz w:val="15"/><w:lang w:val="es-NI"/></w:rPr><w:t>Sí / NULL</w:t></w:r></w:p><w:p><w:pPr><w:rPr><w:lang w:val="es-NI"/></w:rPr></w:pPr><w:r><w:rPr><w:sz w:val="15"/><w:lang w:val="es-NI"/></w:rPr><w:t>—</w:t></w:r></w:p><w:p><w:pPr><w:rPr><w:lang w:val="es-NI"/></w:rPr></w:pPr><w:r><w:rPr><w:sz w:val="15"/><w:lang w:val="es-NI"/></w:rPr><w:t>Fecha/hora de creación.</w:t></w:r></w:p><w:p><w:pPr><w:rPr><w:lang w:val="es-NI"/></w:rPr></w:pPr><w:proofErr w:type="spellStart"/><w:r><w:rPr><w:sz w:val="15"/><w:lang w:val="es-NI"/></w:rPr><w:t>updated_at</w:t></w:r><w:proofErr w:type="spellEnd"/></w:p><w:p><w:pPr><w:rPr><w:lang w:val="es-NI"/></w:rPr></w:pPr><w:r><w:rPr><w:sz w:val="15"/><w:lang w:val="es-NI"/></w:rPr><w:t>TIMESTAMP</w:t></w:r></w:p><w:p><w:pPr><w:rPr><w:lang w:val="es-NI"/></w:rPr></w:pPr><w:r><w:rPr><w:sz w:val="15"/><w:lang w:val="es-NI"/></w:rPr><w:t>Sí / NULL</w:t></w:r></w:p><w:p><w:pPr><w:rPr><w:lang w:val="es-NI"/></w:rPr></w:pPr><w:r><w:rPr><w:sz w:val="15"/><w:lang w:val="es-NI"/></w:rPr><w:t>—</w:t></w:r></w:p><w:p><w:pPr><w:rPr><w:lang w:val="es-NI"/></w:rPr></w:pPr><w:r><w:rPr><w:sz w:val="15"/><w:lang w:val="es-NI"/></w:rPr><w:t>Fecha/hora de última actualización.</w:t></w:r></w:p><w:p><w:pPr><w:rPr><w:lang w:val="es-NI"/></w:rPr></w:pPr><w:proofErr w:type="spellStart"/><w:r><w:rPr><w:sz w:val="15"/><w:lang w:val="es-NI"/></w:rPr><w:t>deleted_at</w:t></w:r><w:proofErr w:type="spellEnd"/></w:p><w:p><w:pPr><w:rPr><w:lang w:val="es-NI"/></w:rPr></w:pPr><w:r><w:rPr><w:sz w:val="15"/><w:lang w:val="es-NI"/></w:rPr><w:t>TIMESTAMP</w:t></w:r></w:p><w:p><w:pPr><w:rPr><w:lang w:val="es-NI"/></w:rPr></w:pPr><w:r><w:rPr><w:sz w:val="15"/><w:lang w:val="es-NI"/></w:rPr><w:t>Sí / NULL</w:t></w:r></w:p><w:p><w:pPr><w:rPr><w:lang w:val="es-NI"/></w:rPr></w:pPr><w:r><w:rPr><w:sz w:val="15"/><w:lang w:val="es-NI"/></w:rPr><w:t>—</w:t></w:r></w:p><w:p><w:pPr><w:rPr><w:lang w:val="es-NI"/></w:rPr></w:pPr><w:r><w:rPr><w:sz w:val="15"/><w:lang w:val="es-NI"/></w:rPr><w:t>Marca temporal de eliminación lógica (</w:t></w:r><w:proofErr w:type="spellStart"/><w:r><w:rPr><w:sz w:val="15"/><w:lang w:val="es-NI"/></w:rPr><w:t>Soft</w:t></w:r><w:proofErr w:type="spellEnd"/><w:r><w:rPr><w:sz w:val="15"/><w:lang w:val="es-NI"/></w:rPr><w:t xml:space="preserve"> </w:t></w:r><w:proofErr w:type="spellStart"/><w:r><w:rPr><w:sz w:val="15"/><w:lang w:val="es-NI"/></w:rPr><w:t>Delete</w:t></w:r><w:proofErr w:type="spellEnd"/><w:r><w:rPr><w:sz w:val="15"/><w:lang w:val="es-NI"/></w:rPr><w:t>).</w:t></w:r></w:p><w:p><w:pPr><w:rPr><w:lang w:val="es-NI"/></w:rPr></w:pPr><w:r><w:rPr><w:lang w:val="es-NI"/></w:rPr><w:br w:type="page"/></w:r></w:p><w:p><w:pPr><w:pStyle w:val="Ttulo2"/><w:rPr><w:lang w:val="es-NI"/></w:rPr></w:pPr><w:bookmarkStart w:id="33" w:name="_Toc240620162"/><w:r><w:rPr><w:lang w:val="es-NI"/></w:rPr><w:lastRenderedPageBreak/><w:t xml:space="preserve">29. </w:t></w:r><w:proofErr w:type="spellStart"/><w:r><w:rPr><w:lang w:val="es-NI"/></w:rPr><w:t>metodos_pago</w:t></w:r><w:bookmarkEnd w:id="33"/><w:proofErr w:type="spellEnd"/></w:p><w:p><w:pPr><w:rPr><w:lang w:val="es-NI"/></w:rPr></w:pPr><w:r><w:rPr><w:lang w:val="es-NI"/></w:rPr><w:t>Catálogo de métodos utilizados para recibir cobros.</w:t></w:r></w:p><w:p><w:pPr><w:rPr><w:lang w:val="es-NI"/></w:rPr></w:pPr><w:r><w:rPr><w:b/><w:sz w:val="16"/><w:lang w:val="es-NI"/></w:rPr><w:t>PK</w:t></w:r></w:p><w:p><w:pPr><w:rPr><w:lang w:val="es-NI"/></w:rPr></w:pPr><w:proofErr w:type="spellStart"/><w:r><w:rPr><w:b/><w:sz w:val="16"/><w:lang w:val="es-NI"/></w:rPr><w:t>Soft</w:t></w:r><w:proofErr w:type="spellEnd"/><w:r><w:rPr><w:b/><w:sz w:val="16"/><w:lang w:val="es-NI"/></w:rPr><w:t xml:space="preserve"> </w:t></w:r><w:proofErr w:type="spellStart"/><w:r><w:rPr><w:b/><w:sz w:val="16"/><w:lang w:val="es-NI"/></w:rPr><w:t>Delete</w:t></w:r><w:proofErr w:type="spellEnd"/></w:p><w:p><w:pPr><w:rPr><w:lang w:val="es-NI"/></w:rPr></w:pPr><w:r><w:rPr><w:b/><w:sz w:val="16"/><w:lang w:val="es-NI"/></w:rPr><w:t>Índices únicos</w:t></w:r></w:p><w:p><w:pPr><w:rPr><w:lang w:val="es-NI"/></w:rPr></w:pPr><w:r><w:rPr><w:b/><w:sz w:val="16"/><w:lang w:val="es-NI"/></w:rPr><w:t>Relaciones FK</w:t></w:r></w:p><w:p><w:pPr><w:rPr><w:lang w:val="es-NI"/></w:rPr></w:pPr><w:r><w:rPr><w:sz w:val="16"/><w:lang w:val="es-NI"/></w:rPr><w:t>id</w:t></w:r></w:p><w:p><w:pPr><w:rPr><w:lang w:val="es-NI"/></w:rPr></w:pPr><w:r><w:rPr><w:sz w:val="16"/><w:lang w:val="es-NI"/></w:rPr><w:t>Sí</w:t></w:r></w:p><w:p><w:pPr><w:rPr><w:lang w:val="es-NI"/></w:rPr></w:pPr><w:r><w:rPr><w:sz w:val="16"/><w:lang w:val="es-NI"/></w:rPr><w:t>—</w:t></w:r></w:p><w:p><w:pPr><w:rPr><w:lang w:val="es-NI"/></w:rPr></w:pPr><w:r><w:rPr><w:sz w:val="16"/><w:lang w:val="es-NI"/></w:rPr><w:t>0</w:t></w:r></w:p><w:p><w:pPr><w:rPr><w:lang w:val="es-NI"/></w:rPr></w:pPr><w:r><w:rPr><w:b/><w:sz w:val="15"/><w:lang w:val="es-NI"/></w:rPr><w:t>Campo</w:t></w:r></w:p><w:p><w:pPr><w:rPr><w:lang w:val="es-NI"/></w:rPr></w:pPr><w:r><w:rPr><w:b/><w:sz w:val="15"/><w:lang w:val="es-NI"/></w:rPr><w:t>Tipo / definición</w:t></w:r></w:p><w:p><w:pPr><w:rPr><w:lang w:val="es-NI"/></w:rPr></w:pPr><w:r><w:rPr><w:b/><w:sz w:val="15"/><w:lang w:val="es-NI"/></w:rPr><w:t>Nulo / default</w:t></w:r></w:p><w:p><w:pPr><w:rPr><w:lang w:val="es-NI"/></w:rPr></w:pPr><w:r><w:rPr><w:b/><w:sz w:val="15"/><w:lang w:val="es-NI"/></w:rPr><w:t>Clave / índice</w:t></w:r></w:p><w:p><w:pPr><w:rPr><w:lang w:val="es-NI"/></w:rPr></w:pPr><w:r><w:rPr><w:b/><w:sz w:val="15"/><w:lang w:val="es-NI"/></w:rPr><w:t>Descripción</w:t></w:r></w:p><w:p><w:pPr><w:rPr><w:lang w:val="es-NI"/></w:rPr></w:pPr><w:r><w:rPr><w:sz w:val="15"/><w:lang w:val="es-NI"/></w:rPr><w:t>id</w:t></w:r></w:p><w:p><w:pPr><w:rPr><w:lang w:val="es-NI"/></w:rPr></w:pPr><w:proofErr w:type="gramStart"/><w:r><w:rPr><w:sz w:val="15"/><w:lang w:val="es-NI"/></w:rPr><w:t>BIGINT(</w:t></w:r><w:proofErr w:type="gramEnd"/><w:r><w:rPr><w:sz w:val="15"/><w:lang w:val="es-NI"/></w:rPr><w:t>20)</w:t></w:r></w:p><w:p><w:pPr><w:rPr><w:lang w:val="es-NI"/></w:rPr></w:pPr><w:r><w:rPr><w:sz w:val="15"/><w:lang w:val="es-NI"/></w:rPr><w:t>No</w:t></w:r></w:p><w:p><w:pPr><w:rPr><w:lang w:val="es-NI"/></w:rPr></w:pPr><w:r><w:rPr><w:sz w:val="15"/><w:lang w:val="es-NI"/></w:rPr><w:t>PK</w:t></w:r></w:p><w:p><w:pPr><w:rPr><w:lang w:val="es-NI"/></w:rPr></w:pPr><w:r><w:rPr><w:sz w:val="15"/><w:lang w:val="es-NI"/></w:rPr><w:t>Identificador único de la fila.</w:t></w:r></w:p><w:p><w:pPr><w:rPr><w:lang w:val="es-NI"/></w:rPr></w:pPr><w:r><w:rPr><w:sz w:val="15"/><w:lang w:val="es-NI"/></w:rPr><w:t>nombre</w:t></w:r></w:p><w:p><w:pPr><w:rPr><w:lang w:val="es-NI"/></w:rPr></w:pPr><w:proofErr w:type="gramStart"/><w:r><w:rPr><w:sz w:val="15"/><w:lang w:val="es-NI"/></w:rPr><w:t>VARCHAR(</w:t></w:r><w:proofErr w:type="gramEnd"/><w:r><w:rPr><w:sz w:val="15"/><w:lang w:val="es-NI"/></w:rPr><w:t>100)</w:t></w:r></w:p><w:p><w:pPr><w:rPr><w:lang w:val="es-NI"/></w:rPr></w:pPr><w:r><w:rPr><w:sz w:val="15"/><w:lang w:val="es-NI"/></w:rPr><w:t>No</w:t></w:r></w:p><w:p><w:pPr><w:rPr><w:lang w:val="es-NI"/></w:rPr></w:pPr><w:r><w:rPr><w:sz w:val="15"/><w:lang w:val="es-NI"/></w:rPr><w:t>—</w:t></w:r></w:p><w:p><w:pPr><w:rPr><w:lang w:val="es-NI"/></w:rPr></w:pPr><w:r><w:rPr><w:sz w:val="15"/><w:lang w:val="es-NI"/></w:rPr><w:t>Nombre descriptivo de la entidad.</w:t></w:r></w:p><w:p><w:pPr><w:rPr><w:lang w:val="es-NI"/></w:rPr></w:pPr><w:proofErr w:type="spellStart"/><w:r><w:rPr><w:sz w:val="15"/><w:lang w:val="es-NI"/></w:rPr><w:t>descripcion</w:t></w:r><w:proofErr w:type="spellEnd"/></w:p><w:p><w:pPr><w:rPr><w:lang w:val="es-NI"/></w:rPr></w:pPr><w:proofErr w:type="gramStart"/><w:r><w:rPr><w:sz w:val="15"/><w:lang w:val="es-NI"/></w:rPr><w:t>VARCHAR(</w:t></w:r><w:proofErr w:type="gramEnd"/><w:r><w:rPr><w:sz w:val="15"/><w:lang w:val="es-NI"/></w:rPr><w:t>255)</w:t></w:r></w:p><w:p><w:pPr><w:rPr><w:lang w:val="es-NI"/></w:rPr></w:pPr><w:r><w:rPr><w:sz w:val="15"/><w:lang w:val="es-NI"/></w:rPr><w:t>Sí / NULL</w:t></w:r></w:p><w:p><w:pPr><w:rPr><w:lang w:val="es-NI"/></w:rPr></w:pPr><w:r><w:rPr><w:sz w:val="15"/><w:lang w:val="es-NI"/></w:rPr><w:t>—</w:t></w:r></w:p><w:p><w:pPr><w:rPr><w:lang w:val="es-NI"/></w:rPr></w:pPr><w:r><w:rPr><w:sz w:val="15"/><w:lang w:val="es-NI"/></w:rPr><w:t>Descripción del concepto.</w:t></w:r></w:p><w:p><w:pPr><w:rPr><w:lang w:val="es-NI"/></w:rPr></w:pPr><w:r><w:rPr><w:sz w:val="15"/><w:lang w:val="es-NI"/></w:rPr><w:t>estado</w:t></w:r></w:p><w:p><w:pPr><w:rPr><w:lang w:val="es-NI"/></w:rPr></w:pPr><w:proofErr w:type="gramStart"/><w:r><w:rPr><w:sz w:val="15"/><w:lang w:val="es-NI"/></w:rPr><w:t>TINYINT(</w:t></w:r><w:proofErr w:type="gramEnd"/><w:r><w:rPr><w:sz w:val="15"/><w:lang w:val="es-NI"/></w:rPr><w:t>1)</w:t></w:r></w:p><w:p><w:pPr><w:rPr><w:lang w:val="es-NI"/></w:rPr></w:pPr><w:r><w:rPr><w:sz w:val="15"/><w:lang w:val="es-NI"/></w:rPr><w:t>No / 1</w:t></w:r></w:p><w:p><w:pPr><w:rPr><w:lang w:val="es-NI"/></w:rPr></w:pPr><w:r><w:rPr><w:sz w:val="15"/><w:lang w:val="es-NI"/></w:rPr><w:t>—</w:t></w:r></w:p><w:p><w:pPr><w:rPr><w:lang w:val="es-NI"/></w:rPr></w:pPr><w:r><w:rPr><w:sz w:val="15"/><w:lang w:val="es-NI"/></w:rPr><w:t>Estado lógico/operativo del registro.</w:t></w:r></w:p><w:p><w:pPr><w:rPr><w:lang w:val="es-NI"/></w:rPr></w:pPr><w:proofErr w:type="spellStart"/><w:r><w:rPr><w:sz w:val="15"/><w:lang w:val="es-NI"/></w:rPr><w:t>created_at</w:t></w:r><w:proofErr w:type="spellEnd"/></w:p><w:p><w:pPr><w:rPr><w:lang w:val="es-NI"/></w:rPr></w:pPr><w:r><w:rPr><w:sz w:val="15"/><w:lang w:val="es-NI"/></w:rPr><w:t>TIMESTAMP</w:t></w:r></w:p><w:p><w:pPr><w:rPr><w:lang w:val="es-NI"/></w:rPr></w:pPr><w:r><w:rPr><w:sz w:val="15"/><w:lang w:val="es-NI"/></w:rPr><w:t>Sí / NULL</w:t></w:r></w:p><w:p><w:pPr><w:rPr><w:lang w:val="es-NI"/></w:rPr></w:pPr><w:r><w:rPr><w:sz w:val="15"/><w:lang w:val="es-NI"/></w:rPr><w:t>—</w:t></w:r></w:p><w:p><w:pPr><w:rPr><w:lang w:val="es-NI"/></w:rPr></w:pPr><w:r><w:rPr><w:sz w:val="15"/><w:lang w:val="es-NI"/></w:rPr><w:t>Fecha/hora de creación.</w:t></w:r></w:p><w:p><w:pPr><w:rPr><w:lang w:val="es-NI"/></w:rPr></w:pPr><w:proofErr w:type="spellStart"/><w:r><w:rPr><w:sz w:val="15"/><w:lang w:val="es-NI"/></w:rPr><w:t>updated_at</w:t></w:r><w:proofErr w:type="spellEnd"/></w:p><w:p><w:pPr><w:rPr><w:lang w:val="es-NI"/></w:rPr></w:pPr><w:r><w:rPr><w:sz w:val="15"/><w:lang w:val="es-NI"/></w:rPr><w:t>TIMESTAMP</w:t></w:r></w:p><w:p><w:pPr><w:rPr><w:lang w:val="es-NI"/></w:rPr></w:pPr><w:r><w:rPr><w:sz w:val="15"/><w:lang w:val="es-NI"/></w:rPr><w:t>Sí / NULL</w:t></w:r></w:p><w:p><w:pPr><w:rPr><w:lang w:val="es-NI"/></w:rPr></w:pPr><w:r><w:rPr><w:sz w:val="15"/><w:lang w:val="es-NI"/></w:rPr><w:t>—</w:t></w:r></w:p><w:p><w:pPr><w:rPr><w:lang w:val="es-NI"/></w:rPr></w:pPr><w:r><w:rPr><w:sz w:val="15"/><w:lang w:val="es-NI"/></w:rPr><w:t>Fecha/hora de última actualización.</w:t></w:r></w:p><w:p><w:pPr><w:rPr><w:lang w:val="es-NI"/></w:rPr></w:pPr><w:proofErr w:type="spellStart"/><w:r><w:rPr><w:sz w:val="15"/><w:lang w:val="es-NI"/></w:rPr><w:t>deleted_at</w:t></w:r><w:proofErr w:type="spellEnd"/></w:p><w:p><w:pPr><w:rPr><w:lang w:val="es-NI"/></w:rPr></w:pPr><w:r><w:rPr><w:sz w:val="15"/><w:lang w:val="es-NI"/></w:rPr><w:t>TIMESTAMP</w:t></w:r></w:p><w:p><w:pPr><w:rPr><w:lang w:val="es-NI"/></w:rPr></w:pPr><w:r><w:rPr><w:sz w:val="15"/><w:lang w:val="es-NI"/></w:rPr><w:t>Sí / NULL</w:t></w:r></w:p><w:p><w:pPr><w:rPr><w:lang w:val="es-NI"/></w:rPr></w:pPr><w:r><w:rPr><w:sz w:val="15"/><w:lang w:val="es-NI"/></w:rPr><w:t>—</w:t></w:r></w:p><w:p><w:pPr><w:rPr><w:lang w:val="es-NI"/></w:rPr></w:pPr><w:r><w:rPr><w:sz w:val="15"/><w:lang w:val="es-NI"/></w:rPr><w:t>Marca temporal de eliminación lógica (</w:t></w:r><w:proofErr w:type="spellStart"/><w:r><w:rPr><w:sz w:val="15"/><w:lang w:val="es-NI"/></w:rPr><w:t>Soft</w:t></w:r><w:proofErr w:type="spellEnd"/><w:r><w:rPr><w:sz w:val="15"/><w:lang w:val="es-NI"/></w:rPr><w:t xml:space="preserve"> </w:t></w:r><w:proofErr w:type="spellStart"/><w:r><w:rPr><w:sz w:val="15"/><w:lang w:val="es-NI"/></w:rPr><w:t>Delete</w:t></w:r><w:proofErr w:type="spellEnd"/><w:r><w:rPr><w:sz w:val="15"/><w:lang w:val="es-NI"/></w:rPr><w:t>).</w:t></w:r></w:p><w:p><w:pPr><w:rPr><w:lang w:val="es-NI"/></w:rPr></w:pPr><w:r><w:rPr><w:lang w:val="es-NI"/></w:rPr><w:br w:type="page"/></w:r></w:p><w:p><w:pPr><w:pStyle w:val="Ttulo2"/><w:rPr><w:lang w:val="es-NI"/></w:rPr></w:pPr><w:bookmarkStart w:id="34" w:name="_Toc240620163"/><w:r><w:rPr><w:lang w:val="es-NI"/></w:rPr><w:lastRenderedPageBreak/><w:t>30. cobros</w:t></w:r><w:bookmarkEnd w:id="34"/></w:p><w:p><w:pPr><w:rPr><w:lang w:val="es-NI"/></w:rPr></w:pPr><w:r><w:rPr><w:lang w:val="es-NI"/></w:rPr><w:t>Cabecera de los cobros recibidos de clientes, indicando caja, método, moneda y referencia.</w:t></w:r></w:p><w:p><w:pPr><w:rPr><w:lang w:val="es-NI"/></w:rPr></w:pPr><w:r><w:rPr><w:b/><w:sz w:val="16"/><w:lang w:val="es-NI"/></w:rPr><w:t>PK</w:t></w:r></w:p><w:p><w:pPr><w:rPr><w:lang w:val="es-NI"/></w:rPr></w:pPr><w:proofErr w:type="spellStart"/><w:r><w:rPr><w:b/><w:sz w:val="16"/><w:lang w:val="es-NI"/></w:rPr><w:t>Soft</w:t></w:r><w:proofErr w:type="spellEnd"/><w:r><w:rPr><w:b/><w:sz w:val="16"/><w:lang w:val="es-NI"/></w:rPr><w:t xml:space="preserve"> </w:t></w:r><w:proofErr w:type="spellStart"/><w:r><w:rPr><w:b/><w:sz w:val="16"/><w:lang w:val="es-NI"/></w:rPr><w:t>Delete</w:t></w:r><w:proofErr w:type="spellEnd"/></w:p><w:p><w:pPr><w:rPr><w:lang w:val="es-NI"/></w:rPr></w:pPr><w:r><w:rPr><w:b/><w:sz w:val="16"/><w:lang w:val="es-NI"/></w:rPr><w:t>Índices únicos</w:t></w:r></w:p><w:p><w:pPr><w:rPr><w:lang w:val="es-NI"/></w:rPr></w:pPr><w:r><w:rPr><w:b/><w:sz w:val="16"/><w:lang w:val="es-NI"/></w:rPr><w:t>Relaciones FK</w:t></w:r></w:p><w:p><w:pPr><w:rPr><w:lang w:val="es-NI"/></w:rPr></w:pPr><w:r><w:rPr><w:sz w:val="16"/><w:lang w:val="es-NI"/></w:rPr><w:t>id</w:t></w:r></w:p><w:p><w:pPr><w:rPr><w:lang w:val="es-NI"/></w:rPr></w:pPr><w:r><w:rPr><w:sz w:val="16"/><w:lang w:val="es-NI"/></w:rPr><w:t>Sí</w:t></w:r></w:p><w:p><w:pPr><w:rPr><w:lang w:val="es-NI"/></w:rPr></w:pPr><w:proofErr w:type="spellStart"/><w:r><w:rPr><w:sz w:val="16"/><w:lang w:val="es-NI"/></w:rPr><w:t>codigo</w:t></w:r><w:proofErr w:type="spellEnd"/><w:r><w:rPr><w:sz w:val="16"/><w:lang w:val="es-NI"/></w:rPr><w:t xml:space="preserve"> (</w:t></w:r><w:proofErr w:type="spellStart"/><w:r><w:rPr><w:sz w:val="16"/><w:lang w:val="es-NI"/></w:rPr><w:t>codigo</w:t></w:r><w:proofErr w:type="spellEnd"/><w:r><w:rPr><w:sz w:val="16"/><w:lang w:val="es-NI"/></w:rPr><w:t>)</w:t></w:r></w:p><w:p><w:pPr><w:rPr><w:lang w:val="es-NI"/></w:rPr></w:pPr><w:r><w:rPr><w:sz w:val="16"/><w:lang w:val="es-NI"/></w:rPr><w:t>4</w:t></w:r></w:p><w:p><w:pPr><w:rPr><w:lang w:val="es-NI"/></w:rPr></w:pPr><w:r><w:rPr><w:b/><w:sz w:val="15"/><w:lang w:val="es-NI"/></w:rPr><w:t>Campo</w:t></w:r></w:p><w:p><w:pPr><w:rPr><w:lang w:val="es-NI"/></w:rPr></w:pPr><w:r><w:rPr><w:b/><w:sz w:val="15"/><w:lang w:val="es-NI"/></w:rPr><w:t>Tipo / definición</w:t></w:r></w:p><w:p><w:pPr><w:rPr><w:lang w:val="es-NI"/></w:rPr></w:pPr><w:r><w:rPr><w:b/><w:sz w:val="15"/><w:lang w:val="es-NI"/></w:rPr><w:t>Nulo / default</w:t></w:r></w:p><w:p><w:pPr><w:rPr><w:lang w:val="es-NI"/></w:rPr></w:pPr><w:r><w:rPr><w:b/><w:sz w:val="15"/><w:lang w:val="es-NI"/></w:rPr><w:t>Clave / índice</w:t></w:r></w:p><w:p><w:pPr><w:rPr><w:lang w:val="es-NI"/></w:rPr></w:pPr><w:r><w:rPr><w:b/><w:sz w:val="15"/><w:lang w:val="es-NI"/></w:rPr><w:t>Descripción</w:t></w:r></w:p><w:p><w:pPr><w:rPr><w:lang w:val="es-NI"/></w:rPr></w:pPr><w:r><w:rPr><w:sz w:val="15"/><w:lang w:val="es-NI"/></w:rPr><w:t>id</w:t></w:r></w:p><w:p><w:pPr><w:rPr><w:lang w:val="es-NI"/></w:rPr></w:pPr><w:proofErr w:type="gramStart"/><w:r><w:rPr><w:sz w:val="15"/><w:lang w:val="es-NI"/></w:rPr><w:t>BIGINT(</w:t></w:r><w:proofErr w:type="gramEnd"/><w:r><w:rPr><w:sz w:val="15"/><w:lang w:val="es-NI"/></w:rPr><w:t>20)</w:t></w:r></w:p><w:p><w:pPr><w:rPr><w:lang w:val="es-NI"/></w:rPr></w:pPr><w:r><w:rPr><w:sz w:val="15"/><w:lang w:val="es-NI"/></w:rPr><w:t>No</w:t></w:r></w:p><w:p><w:pPr><w:rPr><w:lang w:val="es-NI"/></w:rPr></w:pPr><w:r><w:rPr><w:sz w:val="15"/><w:lang w:val="es-NI"/></w:rPr><w:t>PK</w:t></w:r></w:p><w:p><w:pPr><w:rPr><w:lang w:val="es-NI"/></w:rPr></w:pPr><w:r><w:rPr><w:sz w:val="15"/><w:lang w:val="es-NI"/></w:rPr><w:t>Identificador único de la fila.</w:t></w:r></w:p><w:p><w:pPr><w:rPr><w:lang w:val="es-NI"/></w:rPr></w:pPr><w:proofErr w:type="spellStart"/><w:r><w:rPr><w:sz w:val="15"/><w:lang w:val="es-NI"/></w:rPr><w:t>cliente_id</w:t></w:r><w:proofErr w:type="spellEnd"/></w:p><w:p><w:pPr><w:rPr><w:lang w:val="es-NI"/></w:rPr></w:pPr><w:proofErr w:type="gramStart"/><w:r><w:rPr><w:sz w:val="15"/><w:lang w:val="es-NI"/></w:rPr><w:t>BIGINT(</w:t></w:r><w:proofErr w:type="gramEnd"/><w:r><w:rPr><w:sz w:val="15"/><w:lang w:val="es-NI"/></w:rPr><w:t>20)</w:t></w:r></w:p><w:p><w:pPr><w:rPr><w:lang w:val="es-NI"/></w:rPr></w:pPr><w:r><w:rPr><w:sz w:val="15"/><w:lang w:val="es-NI"/></w:rPr><w:t>No</w:t></w:r></w:p><w:p><w:pPr><w:rPr><w:lang w:val="es-NI"/></w:rPr></w:pPr><w:r><w:rPr><w:sz w:val="15"/><w:lang w:val="es-NI"/></w:rPr><w:t>FK</w:t></w:r></w:p><w:p><w:pPr><w:rPr><w:lang w:val="es-NI"/></w:rPr></w:pPr><w:r><w:rPr><w:sz w:val="15"/><w:lang w:val="es-NI"/></w:rPr><w:t>Referencia al cliente asociado.</w:t></w:r></w:p><w:p><w:pPr><w:rPr><w:lang w:val="es-NI"/></w:rPr></w:pPr><w:proofErr w:type="spellStart"/><w:r><w:rPr><w:sz w:val="15"/><w:lang w:val="es-NI"/></w:rPr><w:t>caja_id</w:t></w:r><w:proofErr w:type="spellEnd"/></w:p><w:p><w:pPr><w:rPr><w:lang w:val="es-NI"/></w:rPr></w:pPr><w:proofErr w:type="gramStart"/><w:r><w:rPr><w:sz w:val="15"/><w:lang w:val="es-NI"/></w:rPr><w:t>BIGINT(</w:t></w:r><w:proofErr w:type="gramEnd"/><w:r><w:rPr><w:sz w:val="15"/><w:lang w:val="es-NI"/></w:rPr><w:t>20)</w:t></w:r></w:p><w:p><w:pPr><w:rPr><w:lang w:val="es-NI"/></w:rPr></w:pPr><w:r><w:rPr><w:sz w:val="15"/><w:lang w:val="es-NI"/></w:rPr><w:t>No</w:t></w:r></w:p><w:p><w:pPr><w:rPr><w:lang w:val="es-NI"/></w:rPr></w:pPr><w:r><w:rPr><w:sz w:val="15"/><w:lang w:val="es-NI"/></w:rPr><w:t>FK</w:t></w:r></w:p><w:p><w:pPr><w:rPr><w:lang w:val="es-NI"/></w:rPr></w:pPr><w:r><w:rPr><w:sz w:val="15"/><w:lang w:val="es-NI"/></w:rPr><w:t>Caja/fondo donde se registra el cobro.</w:t></w:r></w:p><w:p><w:pPr><w:rPr><w:lang w:val="es-NI"/></w:rPr></w:pPr><w:proofErr w:type="spellStart"/><w:r><w:rPr><w:sz w:val="15"/><w:lang w:val="es-NI"/></w:rPr><w:t>metodo_pago_id</w:t></w:r><w:proofErr w:type="spellEnd"/></w:p><w:p><w:pPr><w:rPr><w:lang w:val="es-NI"/></w:rPr></w:pPr><w:proofErr w:type="gramStart"/><w:r><w:rPr><w:sz w:val="15"/><w:lang w:val="es-NI"/></w:rPr><w:t>BIGINT(</w:t></w:r><w:proofErr w:type="gramEnd"/><w:r><w:rPr><w:sz w:val="15"/><w:lang w:val="es-NI"/></w:rPr><w:t>20)</w:t></w:r></w:p><w:p><w:pPr><w:rPr><w:lang w:val="es-NI"/></w:rPr></w:pPr><w:r><w:rPr><w:sz w:val="15"/><w:lang w:val="es-NI"/></w:rPr><w:t>No</w:t></w:r></w:p><w:p><w:pPr><w:rPr><w:lang w:val="es-NI"/></w:rPr></w:pPr><w:r><w:rPr><w:sz w:val="15"/><w:lang w:val="es-NI"/></w:rPr><w:t>FK</w:t></w:r></w:p><w:p><w:pPr><w:rPr><w:lang w:val="es-NI"/></w:rPr></w:pPr><w:r><w:rPr><w:sz w:val="15"/><w:lang w:val="es-NI"/></w:rPr><w:t>Método mediante el cual se recibió el cobro.</w:t></w:r></w:p><w:p><w:pPr><w:rPr><w:lang w:val="es-NI"/></w:rPr></w:pPr><w:r><w:rPr><w:sz w:val="15"/><w:lang w:val="es-NI"/></w:rPr><w:t>fecha</w:t></w:r></w:p><w:p><w:pPr><w:rPr><w:lang w:val="es-NI"/></w:rPr></w:pPr><w:r><w:rPr><w:sz w:val="15"/><w:lang w:val="es-NI"/></w:rPr><w:t>DATE</w:t></w:r></w:p><w:p><w:pPr><w:rPr><w:lang w:val="es-NI"/></w:rPr></w:pPr><w:r><w:rPr><w:sz w:val="15"/><w:lang w:val="es-NI"/></w:rPr><w:t>No</w:t></w:r></w:p><w:p><w:pPr><w:rPr><w:lang w:val="es-NI"/></w:rPr></w:pPr><w:r><w:rPr><w:sz w:val="15"/><w:lang w:val="es-NI"/></w:rPr><w:t>—</w:t></w:r></w:p><w:p><w:pPr><w:rPr><w:lang w:val="es-NI"/></w:rPr></w:pPr><w:r><w:rPr><w:sz w:val="15"/><w:lang w:val="es-NI"/></w:rPr><w:t>Fecha de la operación.</w:t></w:r></w:p><w:p><w:pPr><w:rPr><w:lang w:val="es-NI"/></w:rPr></w:pPr><w:r><w:rPr><w:sz w:val="15"/><w:lang w:val="es-NI"/></w:rPr><w:t>monto</w:t></w:r></w:p><w:p><w:pPr><w:rPr><w:lang w:val="es-NI"/></w:rPr></w:pPr><w:proofErr w:type="gramStart"/><w:r><w:rPr><w:sz w:val="15"/><w:lang w:val="es-NI"/></w:rPr><w:t>DECIMAL(</w:t></w:r><w:proofErr w:type="gramEnd"/><w:r><w:rPr><w:sz w:val="15"/><w:lang w:val="es-NI"/></w:rPr><w:t>14,</w:t></w:r></w:p><w:p><w:pPr><w:rPr><w:lang w:val="es-NI"/></w:rPr></w:pPr><w:r><w:rPr><w:sz w:val="15"/><w:lang w:val="es-NI"/></w:rPr><w:t>No / 0.00</w:t></w:r></w:p><w:p><w:pPr><w:rPr><w:lang w:val="es-NI"/></w:rPr></w:pPr><w:r><w:rPr><w:sz w:val="15"/><w:lang w:val="es-NI"/></w:rPr><w:t>—</w:t></w:r></w:p><w:p><w:pPr><w:rPr><w:lang w:val="es-NI"/></w:rPr></w:pPr><w:r><w:rPr><w:sz w:val="15"/><w:lang w:val="es-NI"/></w:rPr><w:t>Monto monetario del cobro o detalle.</w:t></w:r></w:p><w:p><w:pPr><w:rPr><w:lang w:val="es-NI"/></w:rPr></w:pPr><w:proofErr w:type="spellStart"/><w:r><w:rPr><w:sz w:val="15"/><w:lang w:val="es-NI"/></w:rPr><w:t>moneda_id</w:t></w:r><w:proofErr w:type="spellEnd"/></w:p><w:p><w:pPr><w:rPr><w:lang w:val="es-NI"/></w:rPr></w:pPr><w:proofErr w:type="gramStart"/><w:r><w:rPr><w:sz w:val="15"/><w:lang w:val="es-NI"/></w:rPr><w:t>BIGINT(</w:t></w:r><w:proofErr w:type="gramEnd"/><w:r><w:rPr><w:sz w:val="15"/><w:lang w:val="es-NI"/></w:rPr><w:t>20)</w:t></w:r></w:p><w:p><w:pPr><w:rPr><w:lang w:val="es-NI"/></w:rPr></w:pPr><w:r><w:rPr><w:sz w:val="15"/><w:lang w:val="es-NI"/></w:rPr><w:t>No</w:t></w:r></w:p><w:p><w:pPr><w:rPr><w:lang w:val="es-NI"/></w:rPr></w:pPr><w:r><w:rPr><w:sz w:val="15"/><w:lang w:val="es-NI"/></w:rPr><w:t>FK</w:t></w:r></w:p><w:p><w:pPr><w:rPr><w:lang w:val="es-NI"/></w:rPr></w:pPr><w:r><w:rPr><w:sz w:val="15"/><w:lang w:val="es-NI"/></w:rPr><w:t>Moneda en la que se registra la operación.</w:t></w:r></w:p><w:p><w:pPr><w:rPr><w:lang w:val="es-NI"/></w:rPr></w:pPr><w:r><w:rPr><w:sz w:val="15"/><w:lang w:val="es-NI"/></w:rPr><w:t>referencia</w:t></w:r></w:p><w:p><w:pPr><w:rPr><w:lang w:val="es-NI"/></w:rPr></w:pPr><w:proofErr w:type="gramStart"/><w:r><w:rPr><w:sz w:val="15"/><w:lang w:val="es-NI"/></w:rPr><w:t>VARCHAR(</w:t></w:r><w:proofErr w:type="gramEnd"/><w:r><w:rPr><w:sz w:val="15"/><w:lang w:val="es-NI"/></w:rPr><w:t>100)</w:t></w:r></w:p><w:p><w:pPr><w:rPr><w:lang w:val="es-NI"/></w:rPr></w:pPr><w:r><w:rPr><w:sz w:val="15"/><w:lang w:val="es-NI"/></w:rPr><w:t>Sí / NULL</w:t></w:r></w:p><w:p><w:pPr><w:rPr><w:lang w:val="es-NI"/></w:rPr></w:pPr><w:r><w:rPr><w:sz w:val="15"/><w:lang w:val="es-NI"/></w:rPr><w:t>—</w:t></w:r></w:p><w:p><w:pPr><w:rPr><w:lang w:val="es-NI"/></w:rPr></w:pPr><w:r><w:rPr><w:sz w:val="15"/><w:lang w:val="es-NI"/></w:rPr><w:t>Referencia externa o documental de la operación.</w:t></w:r></w:p><w:p><w:pPr><w:rPr><w:lang w:val="es-NI"/></w:rPr></w:pPr><w:r><w:rPr><w:sz w:val="15"/><w:lang w:val="es-NI"/></w:rPr><w:t>estado</w:t></w:r></w:p><w:p><w:pPr><w:rPr><w:lang w:val="es-NI"/></w:rPr></w:pPr><w:proofErr w:type="gramStart"/><w:r><w:rPr><w:sz w:val="15"/><w:lang w:val="es-NI"/></w:rPr><w:t>INT(</w:t></w:r><w:proofErr w:type="gramEnd"/><w:r><w:rPr><w:sz w:val="15"/><w:lang w:val="es-NI"/></w:rPr><w:t>11)</w:t></w:r></w:p><w:p><w:pPr><w:rPr><w:lang w:val="es-NI"/></w:rPr></w:pPr><w:r><w:rPr><w:sz w:val="15"/><w:lang w:val="es-NI"/></w:rPr><w:t>No / 1</w:t></w:r></w:p><w:p><w:pPr><w:rPr><w:lang w:val="es-NI"/></w:rPr></w:pPr><w:r><w:rPr><w:sz w:val="15"/><w:lang w:val="es-NI"/></w:rPr><w:t>—</w:t></w:r></w:p><w:p><w:pPr><w:rPr><w:lang w:val="es-NI"/></w:rPr></w:pPr><w:r><w:rPr><w:sz w:val="15"/><w:lang w:val="es-NI"/></w:rPr><w:t>Estado lógico/operativo del registro.</w:t></w:r></w:p><w:p><w:pPr><w:rPr><w:lang w:val="es-NI"/></w:rPr></w:pPr><w:r><w:rPr><w:sz w:val="15"/><w:lang w:val="es-NI"/></w:rPr><w:t>observaciones</w:t></w:r></w:p><w:p><w:pPr><w:rPr><w:lang w:val="es-NI"/></w:rPr></w:pPr><w:r><w:rPr><w:sz w:val="15"/><w:lang w:val="es-NI"/></w:rPr><w:t>TEXT</w:t></w:r></w:p><w:p><w:pPr><w:rPr><w:lang w:val="es-NI"/></w:rPr></w:pPr><w:r><w:rPr><w:sz w:val="15"/><w:lang w:val="es-NI"/></w:rPr><w:t>Sí / NULL</w:t></w:r></w:p><w:p><w:pPr><w:rPr><w:lang w:val="es-NI"/></w:rPr></w:pPr><w:r><w:rPr><w:sz w:val="15"/><w:lang w:val="es-NI"/></w:rPr><w:t>—</w:t></w:r></w:p><w:p><w:pPr><w:rPr><w:lang w:val="es-NI"/></w:rPr></w:pPr><w:r><w:rPr><w:sz w:val="15"/><w:lang w:val="es-NI"/></w:rPr><w:t>Notas adicionales del registro.</w:t></w:r></w:p><w:p><w:pPr><w:rPr><w:lang w:val="es-NI"/></w:rPr></w:pPr><w:proofErr w:type="spellStart"/><w:r><w:rPr><w:sz w:val="15"/><w:lang w:val="es-NI"/></w:rPr><w:t>created_at</w:t></w:r><w:proofErr w:type="spellEnd"/></w:p><w:p><w:pPr><w:rPr><w:lang w:val="es-NI"/></w:rPr></w:pPr><w:r><w:rPr><w:sz w:val="15"/><w:lang w:val="es-NI"/></w:rPr><w:t>TIMESTAMP</w:t></w:r></w:p><w:p><w:pPr><w:rPr><w:lang w:val="es-NI"/></w:rPr></w:pPr><w:r><w:rPr><w:sz w:val="15"/><w:lang w:val="es-NI"/></w:rPr><w:t>Sí / NULL</w:t></w:r></w:p><w:p><w:pPr><w:rPr><w:lang w:val="es-NI"/></w:rPr></w:pPr><w:r><w:rPr><w:sz w:val="15"/><w:lang w:val="es-NI"/></w:rPr><w:t>—</w:t></w:r></w:p><w:p><w:pPr><w:rPr><w:lang w:val="es-NI"/></w:rPr></w:pPr><w:r><w:rPr><w:sz w:val="15"/><w:lang w:val="es-NI"/></w:rPr><w:t>Fecha/hora de creación.</w:t></w:r></w:p><w:p><w:pPr><w:rPr><w:lang w:val="es-NI"/></w:rPr></w:pPr><w:proofErr w:type="spellStart"/><w:r><w:rPr><w:sz w:val="15"/><w:lang w:val="es-NI"/></w:rPr><w:t>updated_at</w:t></w:r><w:proofErr w:type="spellEnd"/></w:p><w:p><w:pPr><w:rPr><w:lang w:val="es-NI"/></w:rPr></w:pPr><w:r><w:rPr><w:sz w:val="15"/><w:lang w:val="es-NI"/></w:rPr><w:t>TIMESTAMP</w:t></w:r></w:p><w:p><w:pPr><w:rPr><w:lang w:val="es-NI"/></w:rPr></w:pPr><w:r><w:rPr><w:sz w:val="15"/><w:lang w:val="es-NI"/></w:rPr><w:t>Sí / NULL</w:t></w:r></w:p><w:p><w:pPr><w:rPr><w:lang w:val="es-NI"/></w:rPr></w:pPr><w:r><w:rPr><w:sz w:val="15"/><w:lang w:val="es-NI"/></w:rPr><w:t>—</w:t></w:r></w:p><w:p><w:pPr><w:rPr><w:lang w:val="es-NI"/></w:rPr></w:pPr><w:r><w:rPr><w:sz w:val="15"/><w:lang w:val="es-NI"/></w:rPr><w:t>Fecha/hora de última actualización.</w:t></w:r></w:p><w:p><w:pPr><w:rPr><w:lang w:val="es-NI"/></w:rPr></w:pPr><w:proofErr w:type="spellStart"/><w:r><w:rPr><w:sz w:val="15"/><w:lang w:val="es-NI"/></w:rPr><w:t>deleted_at</w:t></w:r><w:proofErr w:type="spellEnd"/></w:p><w:p><w:pPr><w:rPr><w:lang w:val="es-NI"/></w:rPr></w:pPr><w:r><w:rPr><w:sz w:val="15"/><w:lang w:val="es-NI"/></w:rPr><w:t>TIMESTAMP</w:t></w:r></w:p><w:p><w:pPr><w:rPr><w:lang w:val="es-NI"/></w:rPr></w:pPr><w:r><w:rPr><w:sz w:val="15"/><w:lang w:val="es-NI"/></w:rPr><w:t>Sí / NULL</w:t></w:r></w:p><w:p><w:pPr><w:rPr><w:lang w:val="es-NI"/></w:rPr></w:pPr><w:r><w:rPr><w:sz w:val="15"/><w:lang w:val="es-NI"/></w:rPr><w:t>—</w:t></w:r></w:p><w:p><w:pPr><w:rPr><w:lang w:val="es-NI"/></w:rPr></w:pPr><w:r><w:rPr><w:sz w:val="15"/><w:lang w:val="es-NI"/></w:rPr><w:t>Marca temporal de eliminación lógica (</w:t></w:r><w:proofErr w:type="spellStart"/><w:r><w:rPr><w:sz w:val="15"/><w:lang w:val="es-NI"/></w:rPr><w:t>Soft</w:t></w:r><w:proofErr w:type="spellEnd"/><w:r><w:rPr><w:sz w:val="15"/><w:lang w:val="es-NI"/></w:rPr><w:t xml:space="preserve"> </w:t></w:r><w:proofErr w:type="spellStart"/><w:r><w:rPr><w:sz w:val="15"/><w:lang w:val="es-NI"/></w:rPr><w:t>Delete</w:t></w:r><w:proofErr w:type="spellEnd"/><w:r><w:rPr><w:sz w:val="15"/><w:lang w:val="es-NI"/></w:rPr><w:t>).</w:t></w:r></w:p><w:p><w:pPr><w:rPr><w:lang w:val="es-NI"/></w:rPr></w:pPr><w:proofErr w:type="spellStart"/><w:r><w:rPr><w:sz w:val="15"/><w:lang w:val="es-NI"/></w:rPr><w:t>codigo</w:t></w:r><w:proofErr w:type="spellEnd"/></w:p><w:p><w:pPr><w:rPr><w:lang w:val="es-NI"/></w:rPr></w:pPr><w:proofErr w:type="gramStart"/><w:r><w:rPr><w:sz w:val="15"/><w:lang w:val="es-NI"/></w:rPr><w:t>VARCHAR(</w:t></w:r><w:proofErr w:type="gramEnd"/><w:r><w:rPr><w:sz w:val="15"/><w:lang w:val="es-NI"/></w:rPr><w:t>30)</w:t></w:r></w:p><w:p><w:pPr><w:rPr><w:lang w:val="es-NI"/></w:rPr></w:pPr><w:r><w:rPr><w:sz w:val="15"/><w:lang w:val="es-NI"/></w:rPr><w:t>No</w:t></w:r></w:p><w:p><w:pPr><w:rPr><w:lang w:val="es-NI"/></w:rPr></w:pPr><w:r><w:rPr><w:sz w:val="15"/><w:lang w:val="es-NI"/></w:rPr><w:t>UK</w:t></w:r></w:p><w:p><w:pPr><w:rPr><w:lang w:val="es-NI"/></w:rPr></w:pPr><w:r><w:rPr><w:sz w:val="15"/><w:lang w:val="es-NI"/></w:rPr><w:t>Código de negocio.</w:t></w:r></w:p><w:p><w:pPr><w:rPr><w:lang w:val="es-NI"/></w:rPr></w:pPr><w:r><w:rPr><w:b/><w:lang w:val="es-NI"/></w:rPr><w:t>Relaciones:</w:t></w:r></w:p><w:p><w:pPr><w:pStyle w:val="Listaconvietas"/><w:rPr><w:lang w:val="es-NI"/></w:rPr></w:pPr><w:proofErr w:type="spellStart"/><w:r><w:rPr><w:lang w:val="es-NI"/></w:rPr><w:t>caja_id</w:t></w:r><w:proofErr w:type="spellEnd"/><w:r><w:rPr><w:lang w:val="es-NI"/></w:rPr><w:t xml:space="preserve"> → </w:t></w:r><w:proofErr w:type="spellStart"/><w:r><w:rPr><w:lang w:val="es-NI"/></w:rPr><w:t>cajas.id</w:t></w:r><w:proofErr w:type="spellEnd"/></w:p><w:p><w:pPr><w:pStyle w:val="Listaconvietas"/><w:rPr><w:lang w:val="es-NI"/></w:rPr></w:pPr><w:proofErr w:type="spellStart"/><w:r><w:rPr><w:lang w:val="es-NI"/></w:rPr><w:t>cliente_id</w:t></w:r><w:proofErr w:type="spellEnd"/><w:r><w:rPr><w:lang w:val="es-NI"/></w:rPr><w:t xml:space="preserve"> → </w:t></w:r><w:proofErr w:type="spellStart"/><w:r><w:rPr><w:lang w:val="es-NI"/></w:rPr><w:t>clientes.id</w:t></w:r><w:proofErr w:type="spellEnd"/></w:p><w:p><w:pPr><w:pStyle w:val="Listaconvietas"/><w:rPr><w:lang w:val="es-NI"/></w:rPr></w:pPr><w:proofErr w:type="spellStart"/><w:r><w:rPr><w:lang w:val="es-NI"/></w:rPr><w:t>metodo_pago_id</w:t></w:r><w:proofErr w:type="spellEnd"/><w:r><w:rPr><w:lang w:val="es-NI"/></w:rPr><w:t xml:space="preserve"> → </w:t></w:r><w:proofErr w:type="spellStart"/><w:r><w:rPr><w:lang w:val="es-NI"/></w:rPr><w:t>metodos_pago.id</w:t></w:r><w:proofErr w:type="spellEnd"/></w:p><w:p><w:pPr><w:pStyle w:val="Listaconvietas"/><w:rPr><w:lang w:val="es-NI"/></w:rPr></w:pPr><w:proofErr w:type="spellStart"/><w:r><w:rPr><w:lang w:val="es-NI"/></w:rPr><w:t>moneda_id</w:t></w:r><w:proofErr w:type="spellEnd"/><w:r><w:rPr><w:lang w:val="es-NI"/></w:rPr><w:t xml:space="preserve"> → </w:t></w:r><w:proofErr w:type="spellStart"/><w:r><w:rPr><w:lang w:val="es-NI"/></w:rPr><w:t>monedas.id</w:t></w:r><w:proofErr w:type="spellEnd"/></w:p><w:p><w:pPr><w:rPr><w:lang w:val="es-NI"/></w:rPr></w:pPr><w:r><w:rPr><w:lang w:val="es-NI"/></w:rPr><w:br w:type="page"/></w:r></w:p><w:p><w:pPr><w:pStyle w:val="Ttulo2"/><w:rPr><w:lang w:val="es-NI"/></w:rPr></w:pPr><w:bookmarkStart w:id="35" w:name="_Toc240620164"/><w:r><w:rPr><w:lang w:val="es-NI"/></w:rPr><w:lastRenderedPageBreak/><w:t xml:space="preserve">31. </w:t></w:r><w:proofErr w:type="spellStart"/><w:r><w:rPr><w:lang w:val="es-NI"/></w:rPr><w:t>detalle_cobros</w:t></w:r><w:bookmarkEnd w:id="35"/><w:proofErr w:type="spellEnd"/></w:p><w:p><w:pPr><w:rPr><w:lang w:val="es-NI"/></w:rPr></w:pPr><w:r><w:rPr><w:lang w:val="es-NI"/></w:rPr><w:t>Distribución de un cobro entre uno o varios ingresos.</w:t></w:r></w:p><w:p><w:pPr><w:rPr><w:lang w:val="es-NI"/></w:rPr></w:pPr><w:r><w:rPr><w:b/><w:sz w:val="16"/><w:lang w:val="es-NI"/></w:rPr><w:t>PK</w:t></w:r></w:p><w:p><w:pPr><w:rPr><w:lang w:val="es-NI"/></w:rPr></w:pPr><w:proofErr w:type="spellStart"/><w:r><w:rPr><w:b/><w:sz w:val="16"/><w:lang w:val="es-NI"/></w:rPr><w:t>Soft</w:t></w:r><w:proofErr w:type="spellEnd"/><w:r><w:rPr><w:b/><w:sz w:val="16"/><w:lang w:val="es-NI"/></w:rPr><w:t xml:space="preserve"> </w:t></w:r><w:proofErr w:type="spellStart"/><w:r><w:rPr><w:b/><w:sz w:val="16"/><w:lang w:val="es-NI"/></w:rPr><w:t>Delete</w:t></w:r><w:proofErr w:type="spellEnd"/></w:p><w:p><w:pPr><w:rPr><w:lang w:val="es-NI"/></w:rPr></w:pPr><w:r><w:rPr><w:b/><w:sz w:val="16"/><w:lang w:val="es-NI"/></w:rPr><w:t>Índices únicos</w:t></w:r></w:p><w:p><w:pPr><w:rPr><w:lang w:val="es-NI"/></w:rPr></w:pPr><w:r><w:rPr><w:b/><w:sz w:val="16"/><w:lang w:val="es-NI"/></w:rPr><w:t>Relaciones FK</w:t></w:r></w:p><w:p><w:pPr><w:rPr><w:lang w:val="es-NI"/></w:rPr></w:pPr><w:r><w:rPr><w:sz w:val="16"/><w:lang w:val="es-NI"/></w:rPr><w:t>id</w:t></w:r></w:p><w:p><w:pPr><w:rPr><w:lang w:val="es-NI"/></w:rPr></w:pPr><w:r><w:rPr><w:sz w:val="16"/><w:lang w:val="es-NI"/></w:rPr><w:t>Sí</w:t></w:r></w:p><w:p><w:pPr><w:rPr><w:lang w:val="es-NI"/></w:rPr></w:pPr><w:r><w:rPr><w:sz w:val="16"/><w:lang w:val="es-NI"/></w:rPr><w:t>—</w:t></w:r></w:p><w:p><w:pPr><w:rPr><w:lang w:val="es-NI"/></w:rPr></w:pPr><w:r><w:rPr><w:sz w:val="16"/><w:lang w:val="es-NI"/></w:rPr><w:t>2</w:t></w:r></w:p><w:p><w:pPr><w:rPr><w:lang w:val="es-NI"/></w:rPr></w:pPr><w:r><w:rPr><w:b/><w:sz w:val="15"/><w:lang w:val="es-NI"/></w:rPr><w:t>Campo</w:t></w:r></w:p><w:p><w:pPr><w:rPr><w:lang w:val="es-NI"/></w:rPr></w:pPr><w:r><w:rPr><w:b/><w:sz w:val="15"/><w:lang w:val="es-NI"/></w:rPr><w:t>Tipo / definición</w:t></w:r></w:p><w:p><w:pPr><w:rPr><w:lang w:val="es-NI"/></w:rPr></w:pPr><w:r><w:rPr><w:b/><w:sz w:val="15"/><w:lang w:val="es-NI"/></w:rPr><w:t>Nulo / default</w:t></w:r></w:p><w:p><w:pPr><w:rPr><w:lang w:val="es-NI"/></w:rPr></w:pPr><w:r><w:rPr><w:b/><w:sz w:val="15"/><w:lang w:val="es-NI"/></w:rPr><w:t>Clave / índice</w:t></w:r></w:p><w:p><w:pPr><w:rPr><w:lang w:val="es-NI"/></w:rPr></w:pPr><w:r><w:rPr><w:b/><w:sz w:val="15"/><w:lang w:val="es-NI"/></w:rPr><w:t>Descripción</w:t></w:r></w:p><w:p><w:pPr><w:rPr><w:lang w:val="es-NI"/></w:rPr></w:pPr><w:r><w:rPr><w:sz w:val="15"/><w:lang w:val="es-NI"/></w:rPr><w:t>id</w:t></w:r></w:p><w:p><w:pPr><w:rPr><w:lang w:val="es-NI"/></w:rPr></w:pPr><w:proofErr w:type="gramStart"/><w:r><w:rPr><w:sz w:val="15"/><w:lang w:val="es-NI"/></w:rPr><w:t>BIGINT(</w:t></w:r><w:proofErr w:type="gramEnd"/><w:r><w:rPr><w:sz w:val="15"/><w:lang w:val="es-NI"/></w:rPr><w:t>20)</w:t></w:r></w:p><w:p><w:pPr><w:rPr><w:lang w:val="es-NI"/></w:rPr></w:pPr><w:r><w:rPr><w:sz w:val="15"/><w:lang w:val="es-NI"/></w:rPr><w:t>No</w:t></w:r></w:p><w:p><w:pPr><w:rPr><w:lang w:val="es-NI"/></w:rPr></w:pPr><w:r><w:rPr><w:sz w:val="15"/><w:lang w:val="es-NI"/></w:rPr><w:t>PK</w:t></w:r></w:p><w:p><w:pPr><w:rPr><w:lang w:val="es-NI"/></w:rPr></w:pPr><w:r><w:rPr><w:sz w:val="15"/><w:lang w:val="es-NI"/></w:rPr><w:t>Identificador único de la fila.</w:t></w:r></w:p><w:p><w:pPr><w:rPr><w:lang w:val="es-NI"/></w:rPr></w:pPr><w:proofErr w:type="spellStart"/><w:r><w:rPr><w:sz w:val="15"/><w:lang w:val="es-NI"/></w:rPr><w:t>cobro_id</w:t></w:r><w:proofErr w:type="spellEnd"/></w:p><w:p><w:pPr><w:rPr><w:lang w:val="es-NI"/></w:rPr></w:pPr><w:proofErr w:type="gramStart"/><w:r><w:rPr><w:sz w:val="15"/><w:lang w:val="es-NI"/></w:rPr><w:t>BIGINT(</w:t></w:r><w:proofErr w:type="gramEnd"/><w:r><w:rPr><w:sz w:val="15"/><w:lang w:val="es-NI"/></w:rPr><w:t>20)</w:t></w:r></w:p><w:p><w:pPr><w:rPr><w:lang w:val="es-NI"/></w:rPr></w:pPr><w:r><w:rPr><w:sz w:val="15"/><w:lang w:val="es-NI"/></w:rPr><w:t>No</w:t></w:r></w:p><w:p><w:pPr><w:rPr><w:lang w:val="es-NI"/></w:rPr></w:pPr><w:r><w:rPr><w:sz w:val="15"/><w:lang w:val="es-NI"/></w:rPr><w:t>FK</w:t></w:r></w:p><w:p><w:pPr><w:rPr><w:lang w:val="es-NI"/></w:rPr></w:pPr><w:r><w:rPr><w:sz w:val="15"/><w:lang w:val="es-NI"/></w:rPr><w:t>Referencia al cobro cabecera.</w:t></w:r></w:p><w:p><w:pPr><w:rPr><w:lang w:val="es-NI"/></w:rPr></w:pPr><w:proofErr w:type="spellStart"/><w:r><w:rPr><w:sz w:val="15"/><w:lang w:val="es-NI"/></w:rPr><w:t>ingreso_id</w:t></w:r><w:proofErr w:type="spellEnd"/></w:p><w:p><w:pPr><w:rPr><w:lang w:val="es-NI"/></w:rPr></w:pPr><w:proofErr w:type="gramStart"/><w:r><w:rPr><w:sz w:val="15"/><w:lang w:val="es-NI"/></w:rPr><w:t>BIGINT(</w:t></w:r><w:proofErr w:type="gramEnd"/><w:r><w:rPr><w:sz w:val="15"/><w:lang w:val="es-NI"/></w:rPr><w:t>20)</w:t></w:r></w:p><w:p><w:pPr><w:rPr><w:lang w:val="es-NI"/></w:rPr></w:pPr><w:r><w:rPr><w:sz w:val="15"/><w:lang w:val="es-NI"/></w:rPr><w:t>No</w:t></w:r></w:p><w:p><w:pPr><w:rPr><w:lang w:val="es-NI"/></w:rPr></w:pPr><w:r><w:rPr><w:sz w:val="15"/><w:lang w:val="es-NI"/></w:rPr><w:t>FK</w:t></w:r></w:p><w:p><w:pPr><w:rPr><w:lang w:val="es-NI"/></w:rPr></w:pPr><w:r><w:rPr><w:sz w:val="15"/><w:lang w:val="es-NI"/></w:rPr><w:t>Referencia al ingreso al que se aplica el cobro.</w:t></w:r></w:p><w:p><w:pPr><w:rPr><w:lang w:val="es-NI"/></w:rPr></w:pPr><w:r><w:rPr><w:sz w:val="15"/><w:lang w:val="es-NI"/></w:rPr><w:t>monto</w:t></w:r></w:p><w:p><w:pPr><w:rPr><w:lang w:val="es-NI"/></w:rPr></w:pPr><w:proofErr w:type="gramStart"/><w:r><w:rPr><w:sz w:val="15"/><w:lang w:val="es-NI"/></w:rPr><w:t>DECIMAL(</w:t></w:r><w:proofErr w:type="gramEnd"/><w:r><w:rPr><w:sz w:val="15"/><w:lang w:val="es-NI"/></w:rPr><w:t>14,</w:t></w:r></w:p><w:p><w:pPr><w:rPr><w:lang w:val="es-NI"/></w:rPr></w:pPr><w:r><w:rPr><w:sz w:val="15"/><w:lang w:val="es-NI"/></w:rPr><w:t>No / 0.00</w:t></w:r></w:p><w:p><w:pPr><w:rPr><w:lang w:val="es-NI"/></w:rPr></w:pPr><w:r><w:rPr><w:sz w:val="15"/><w:lang w:val="es-NI"/></w:rPr><w:t>—</w:t></w:r></w:p><w:p><w:pPr><w:rPr><w:lang w:val="es-NI"/></w:rPr></w:pPr><w:r><w:rPr><w:sz w:val="15"/><w:lang w:val="es-NI"/></w:rPr><w:t>Monto monetario del cobro o detalle.</w:t></w:r></w:p><w:p><w:pPr><w:rPr><w:lang w:val="es-NI"/></w:rPr></w:pPr><w:r><w:rPr><w:sz w:val="15"/><w:lang w:val="es-NI"/></w:rPr><w:t>observaciones</w:t></w:r></w:p><w:p><w:pPr><w:rPr><w:lang w:val="es-NI"/></w:rPr></w:pPr><w:r><w:rPr><w:sz w:val="15"/><w:lang w:val="es-NI"/></w:rPr><w:t>TEXT</w:t></w:r></w:p><w:p><w:pPr><w:rPr><w:lang w:val="es-NI"/></w:rPr></w:pPr><w:r><w:rPr><w:sz w:val="15"/><w:lang w:val="es-NI"/></w:rPr><w:t>Sí / NULL</w:t></w:r></w:p><w:p><w:pPr><w:rPr><w:lang w:val="es-NI"/></w:rPr></w:pPr><w:r><w:rPr><w:sz w:val="15"/><w:lang w:val="es-NI"/></w:rPr><w:t>—</w:t></w:r></w:p><w:p><w:pPr><w:rPr><w:lang w:val="es-NI"/></w:rPr></w:pPr><w:r><w:rPr><w:sz w:val="15"/><w:lang w:val="es-NI"/></w:rPr><w:t>Notas adicionales del registro.</w:t></w:r></w:p><w:p><w:pPr><w:rPr><w:lang w:val="es-NI"/></w:rPr></w:pPr><w:proofErr w:type="spellStart"/><w:r><w:rPr><w:sz w:val="15"/><w:lang w:val="es-NI"/></w:rPr><w:t>created_at</w:t></w:r><w:proofErr w:type="spellEnd"/></w:p><w:p><w:pPr><w:rPr><w:lang w:val="es-NI"/></w:rPr></w:pPr><w:r><w:rPr><w:sz w:val="15"/><w:lang w:val="es-NI"/></w:rPr><w:t>TIMESTAMP</w:t></w:r></w:p><w:p><w:pPr><w:rPr><w:lang w:val="es-NI"/></w:rPr></w:pPr><w:r><w:rPr><w:sz w:val="15"/><w:lang w:val="es-NI"/></w:rPr><w:t>Sí / NULL</w:t></w:r></w:p><w:p><w:pPr><w:rPr><w:lang w:val="es-NI"/></w:rPr></w:pPr><w:r><w:rPr><w:sz w:val="15"/><w:lang w:val="es-NI"/></w:rPr><w:t>—</w:t></w:r></w:p><w:p><w:pPr><w:rPr><w:lang w:val="es-NI"/></w:rPr></w:pPr><w:r><w:rPr><w:sz w:val="15"/><w:lang w:val="es-NI"/></w:rPr><w:t>Fecha/hora de creación.</w:t></w:r></w:p><w:p><w:pPr><w:rPr><w:lang w:val="es-NI"/></w:rPr></w:pPr><w:proofErr w:type="spellStart"/><w:r><w:rPr><w:sz w:val="15"/><w:lang w:val="es-NI"/></w:rPr><w:t>updated_at</w:t></w:r><w:proofErr w:type="spellEnd"/></w:p><w:p><w:pPr><w:rPr><w:lang w:val="es-NI"/></w:rPr></w:pPr><w:r><w:rPr><w:sz w:val="15"/><w:lang w:val="es-NI"/></w:rPr><w:t>TIMESTAMP</w:t></w:r></w:p><w:p><w:pPr><w:rPr><w:lang w:val="es-NI"/></w:rPr></w:pPr><w:r><w:rPr><w:sz w:val="15"/><w:lang w:val="es-NI"/></w:rPr><w:t>Sí / NULL</w:t></w:r></w:p><w:p><w:pPr><w:rPr><w:lang w:val="es-NI"/></w:rPr></w:pPr><w:r><w:rPr><w:sz w:val="15"/><w:lang w:val="es-NI"/></w:rPr><w:t>—</w:t></w:r></w:p><w:p><w:pPr><w:rPr><w:lang w:val="es-NI"/></w:rPr></w:pPr><w:r><w:rPr><w:sz w:val="15"/><w:lang w:val="es-NI"/></w:rPr><w:t>Fecha/hora de última actualización.</w:t></w:r></w:p><w:p><w:pPr><w:rPr><w:lang w:val="es-NI"/></w:rPr></w:pPr><w:proofErr w:type="spellStart"/><w:r><w:rPr><w:sz w:val="15"/><w:lang w:val="es-NI"/></w:rPr><w:t>deleted_at</w:t></w:r><w:proofErr w:type="spellEnd"/></w:p><w:p><w:pPr><w:rPr><w:lang w:val="es-NI"/></w:rPr></w:pPr><w:r><w:rPr><w:sz w:val="15"/><w:lang w:val="es-NI"/></w:rPr><w:t>TIMESTAMP</w:t></w:r></w:p><w:p><w:pPr><w:rPr><w:lang w:val="es-NI"/></w:rPr></w:pPr><w:r><w:rPr><w:sz w:val="15"/><w:lang w:val="es-NI"/></w:rPr><w:t>Sí / NULL</w:t></w:r></w:p><w:p><w:pPr><w:rPr><w:lang w:val="es-NI"/></w:rPr></w:pPr><w:r><w:rPr><w:sz w:val="15"/><w:lang w:val="es-NI"/></w:rPr><w:t>—</w:t></w:r></w:p><w:p><w:pPr><w:rPr><w:lang w:val="es-NI"/></w:rPr></w:pPr><w:r><w:rPr><w:sz w:val="15"/><w:lang w:val="es-NI"/></w:rPr><w:t>Marca temporal de eliminación lógica (</w:t></w:r><w:proofErr w:type="spellStart"/><w:r><w:rPr><w:sz w:val="15"/><w:lang w:val="es-NI"/></w:rPr><w:t>Soft</w:t></w:r><w:proofErr w:type="spellEnd"/><w:r><w:rPr><w:sz w:val="15"/><w:lang w:val="es-NI"/></w:rPr><w:t xml:space="preserve"> </w:t></w:r><w:proofErr w:type="spellStart"/><w:r><w:rPr><w:sz w:val="15"/><w:lang w:val="es-NI"/></w:rPr><w:t>Delete</w:t></w:r><w:proofErr w:type="spellEnd"/><w:r><w:rPr><w:sz w:val="15"/><w:lang w:val="es-NI"/></w:rPr><w:t>).</w:t></w:r></w:p><w:p><w:pPr><w:rPr><w:lang w:val="es-NI"/></w:rPr></w:pPr><w:r><w:rPr><w:b/><w:lang w:val="es-NI"/></w:rPr><w:t>Relaciones:</w:t></w:r></w:p><w:p><w:pPr><w:pStyle w:val="Listaconvietas"/><w:rPr><w:lang w:val="es-NI"/></w:rPr></w:pPr><w:proofErr w:type="spellStart"/><w:r><w:rPr><w:lang w:val="es-NI"/></w:rPr><w:t>cobro_id</w:t></w:r><w:proofErr w:type="spellEnd"/><w:r><w:rPr><w:lang w:val="es-NI"/></w:rPr><w:t xml:space="preserve"> → </w:t></w:r><w:proofErr w:type="spellStart"/><w:r><w:rPr><w:lang w:val="es-NI"/></w:rPr><w:t>cobros.id</w:t></w:r><w:proofErr w:type="spellEnd"/><w:r><w:rPr><w:lang w:val="es-NI"/></w:rPr><w:t xml:space="preserve"> (ON DELETE CASCADE)</w:t></w:r></w:p><w:p><w:pPr><w:pStyle w:val="Listaconvietas"/><w:rPr><w:lang w:val="es-NI"/></w:rPr></w:pPr><w:proofErr w:type="spellStart"/><w:r><w:rPr><w:lang w:val="es-NI"/></w:rPr><w:t>ingreso_id</w:t></w:r><w:proofErr w:type="spellEnd"/><w:r><w:rPr><w:lang w:val="es-NI"/></w:rPr><w:t xml:space="preserve"> → </w:t></w:r><w:proofErr w:type="spellStart"/><w:r><w:rPr><w:lang w:val="es-NI"/></w:rPr><w:t>ingresos.id</w:t></w:r><w:proofErr w:type="spellEnd"/></w:p><w:p><w:pPr><w:rPr><w:lang w:val="es-NI"/></w:rPr></w:pPr><w:r><w:rPr><w:lang w:val="es-NI"/></w:rPr><w:br w:type="page"/></w:r></w:p><w:p><w:pPr><w:pStyle w:val="Ttulo2"/><w:rPr><w:lang w:val="es-NI"/></w:rPr></w:pPr><w:bookmarkStart w:id="36" w:name="_Toc240620165"/><w:r><w:rPr><w:lang w:val="es-NI"/></w:rPr><w:lastRenderedPageBreak/><w:t xml:space="preserve">32. </w:t></w:r><w:proofErr w:type="spellStart"/><w:r><w:rPr><w:lang w:val="es-NI"/></w:rPr><w:t>cierres_orden</w:t></w:r><w:bookmarkEnd w:id="36"/><w:proofErr w:type="spellEnd"/></w:p><w:p><w:pPr><w:rPr><w:lang w:val="es-NI"/></w:rPr></w:pPr><w:proofErr w:type="spellStart"/><w:r><w:rPr><w:lang w:val="es-NI"/></w:rPr><w:t>Snapshot</w:t></w:r><w:proofErr w:type="spellEnd"/><w:r><w:rPr><w:lang w:val="es-NI"/></w:rPr><w:t xml:space="preserve"> de cierre económico de una OT. Consolida costos, ingresos, cobros, saldo, utilidad y gramos recuperados; el cierre se maneja en NIO.</w:t></w:r></w:p><w:p><w:pPr><w:rPr><w:lang w:val="es-NI"/></w:rPr></w:pPr><w:r><w:rPr><w:b/><w:lang w:val="es-NI"/></w:rPr><w:t xml:space="preserve">Reglas / criterios: </w:t></w:r><w:r><w:rPr><w:lang w:val="es-NI"/></w:rPr><w:t xml:space="preserve">Existe un único cierre por OT mediante </w:t></w:r><w:proofErr w:type="spellStart"/><w:r><w:rPr><w:lang w:val="es-NI"/></w:rPr><w:t>uq_cierre_orden</w:t></w:r><w:proofErr w:type="spellEnd"/><w:r><w:rPr><w:lang w:val="es-NI"/></w:rPr><w:t xml:space="preserve">. El cierre es un </w:t></w:r><w:proofErr w:type="spellStart"/><w:r><w:rPr><w:lang w:val="es-NI"/></w:rPr><w:t>snapshot</w:t></w:r><w:proofErr w:type="spellEnd"/><w:r><w:rPr><w:lang w:val="es-NI"/></w:rPr><w:t xml:space="preserve"> histórico y sus importes se expresan en NIO.</w:t></w:r></w:p><w:p><w:pPr><w:rPr><w:lang w:val="es-NI"/></w:rPr></w:pPr><w:r><w:rPr><w:b/><w:sz w:val="16"/><w:lang w:val="es-NI"/></w:rPr><w:t>PK</w:t></w:r></w:p><w:p><w:pPr><w:rPr><w:lang w:val="es-NI"/></w:rPr></w:pPr><w:proofErr w:type="spellStart"/><w:r><w:rPr><w:b/><w:sz w:val="16"/><w:lang w:val="es-NI"/></w:rPr><w:t>Soft</w:t></w:r><w:proofErr w:type="spellEnd"/><w:r><w:rPr><w:b/><w:sz w:val="16"/><w:lang w:val="es-NI"/></w:rPr><w:t xml:space="preserve"> </w:t></w:r><w:proofErr w:type="spellStart"/><w:r><w:rPr><w:b/><w:sz w:val="16"/><w:lang w:val="es-NI"/></w:rPr><w:t>Delete</w:t></w:r><w:proofErr w:type="spellEnd"/></w:p><w:p><w:pPr><w:rPr><w:lang w:val="es-NI"/></w:rPr></w:pPr><w:r><w:rPr><w:b/><w:sz w:val="16"/><w:lang w:val="es-NI"/></w:rPr><w:t>Índices únicos</w:t></w:r></w:p><w:p><w:pPr><w:rPr><w:lang w:val="es-NI"/></w:rPr></w:pPr><w:r><w:rPr><w:b/><w:sz w:val="16"/><w:lang w:val="es-NI"/></w:rPr><w:t>Relaciones FK</w:t></w:r></w:p><w:p><w:pPr><w:rPr><w:lang w:val="es-NI"/></w:rPr></w:pPr><w:r><w:rPr><w:sz w:val="16"/><w:lang w:val="es-NI"/></w:rPr><w:t>id</w:t></w:r></w:p><w:p><w:pPr><w:rPr><w:lang w:val="es-NI"/></w:rPr></w:pPr><w:r><w:rPr><w:sz w:val="16"/><w:lang w:val="es-NI"/></w:rPr><w:t>Sí</w:t></w:r></w:p><w:p><w:pPr><w:rPr><w:lang w:val="es-NI"/></w:rPr></w:pPr><w:proofErr w:type="spellStart"/><w:r><w:rPr><w:sz w:val="16"/><w:lang w:val="es-NI"/></w:rPr><w:t>codigo</w:t></w:r><w:proofErr w:type="spellEnd"/><w:r><w:rPr><w:sz w:val="16"/><w:lang w:val="es-NI"/></w:rPr><w:t xml:space="preserve"> (</w:t></w:r><w:proofErr w:type="spellStart"/><w:r><w:rPr><w:sz w:val="16"/><w:lang w:val="es-NI"/></w:rPr><w:t>codigo</w:t></w:r><w:proofErr w:type="spellEnd"/><w:r><w:rPr><w:sz w:val="16"/><w:lang w:val="es-NI"/></w:rPr><w:t xml:space="preserve">); </w:t></w:r><w:proofErr w:type="spellStart"/><w:r><w:rPr><w:sz w:val="16"/><w:lang w:val="es-NI"/></w:rPr><w:t>uq_cierre_orden</w:t></w:r><w:proofErr w:type="spellEnd"/><w:r><w:rPr><w:sz w:val="16"/><w:lang w:val="es-NI"/></w:rPr><w:t xml:space="preserve"> (</w:t></w:r><w:proofErr w:type="spellStart"/><w:r><w:rPr><w:sz w:val="16"/><w:lang w:val="es-NI"/></w:rPr><w:t>orden_trabajo_id</w:t></w:r><w:proofErr w:type="spellEnd"/><w:r><w:rPr><w:sz w:val="16"/><w:lang w:val="es-NI"/></w:rPr><w:t>)</w:t></w:r></w:p><w:p><w:pPr><w:rPr><w:lang w:val="es-NI"/></w:rPr></w:pPr><w:r><w:rPr><w:sz w:val="16"/><w:lang w:val="es-NI"/></w:rPr><w:t>1</w:t></w:r></w:p><w:p><w:pPr><w:rPr><w:lang w:val="es-NI"/></w:rPr></w:pPr><w:r><w:rPr><w:b/><w:sz w:val="15"/><w:lang w:val="es-NI"/></w:rPr><w:t>Campo</w:t></w:r></w:p><w:p><w:pPr><w:rPr><w:lang w:val="es-NI"/></w:rPr></w:pPr><w:r><w:rPr><w:b/><w:sz w:val="15"/><w:lang w:val="es-NI"/></w:rPr><w:t>Tipo / definición</w:t></w:r></w:p><w:p><w:pPr><w:rPr><w:lang w:val="es-NI"/></w:rPr></w:pPr><w:r><w:rPr><w:b/><w:sz w:val="15"/><w:lang w:val="es-NI"/></w:rPr><w:t>Nulo / default</w:t></w:r></w:p><w:p><w:pPr><w:rPr><w:lang w:val="es-NI"/></w:rPr></w:pPr><w:r><w:rPr><w:b/><w:sz w:val="15"/><w:lang w:val="es-NI"/></w:rPr><w:t>Clave / índice</w:t></w:r></w:p><w:p><w:pPr><w:rPr><w:lang w:val="es-NI"/></w:rPr></w:pPr><w:r><w:rPr><w:b/><w:sz w:val="15"/><w:lang w:val="es-NI"/></w:rPr><w:t>Descripción</w:t></w:r></w:p><w:p><w:pPr><w:rPr><w:lang w:val="es-NI"/></w:rPr></w:pPr><w:r><w:rPr><w:sz w:val="15"/><w:lang w:val="es-NI"/></w:rPr><w:t>id</w:t></w:r></w:p><w:p><w:pPr><w:rPr><w:lang w:val="es-NI"/></w:rPr></w:pPr><w:proofErr w:type="gramStart"/><w:r><w:rPr><w:sz w:val="15"/><w:lang w:val="es-NI"/></w:rPr><w:t>BIGINT(</w:t></w:r><w:proofErr w:type="gramEnd"/><w:r><w:rPr><w:sz w:val="15"/><w:lang w:val="es-NI"/></w:rPr><w:t>20)</w:t></w:r></w:p><w:p><w:pPr><w:rPr><w:lang w:val="es-NI"/></w:rPr></w:pPr><w:r><w:rPr><w:sz w:val="15"/><w:lang w:val="es-NI"/></w:rPr><w:t>No</w:t></w:r></w:p><w:p><w:pPr><w:rPr><w:lang w:val="es-NI"/></w:rPr></w:pPr><w:r><w:rPr><w:sz w:val="15"/><w:lang w:val="es-NI"/></w:rPr><w:t>PK</w:t></w:r></w:p><w:p><w:pPr><w:rPr><w:lang w:val="es-NI"/></w:rPr></w:pPr><w:r><w:rPr><w:sz w:val="15"/><w:lang w:val="es-NI"/></w:rPr><w:t>Identificador único de la fila.</w:t></w:r></w:p><w:p><w:pPr><w:rPr><w:lang w:val="es-NI"/></w:rPr></w:pPr><w:proofErr w:type="spellStart"/><w:r><w:rPr><w:sz w:val="15"/><w:lang w:val="es-NI"/></w:rPr><w:t>codigo</w:t></w:r><w:proofErr w:type="spellEnd"/></w:p><w:p><w:pPr><w:rPr><w:lang w:val="es-NI"/></w:rPr></w:pPr><w:proofErr w:type="gramStart"/><w:r><w:rPr><w:sz w:val="15"/><w:lang w:val="es-NI"/></w:rPr><w:t>VARCHAR(</w:t></w:r><w:proofErr w:type="gramEnd"/><w:r><w:rPr><w:sz w:val="15"/><w:lang w:val="es-NI"/></w:rPr><w:t>30)</w:t></w:r></w:p><w:p><w:pPr><w:rPr><w:lang w:val="es-NI"/></w:rPr></w:pPr><w:r><w:rPr><w:sz w:val="15"/><w:lang w:val="es-NI"/></w:rPr><w:t>No</w:t></w:r></w:p><w:p><w:pPr><w:rPr><w:lang w:val="es-NI"/></w:rPr></w:pPr><w:r><w:rPr><w:sz w:val="15"/><w:lang w:val="es-NI"/></w:rPr><w:t>UK</w:t></w:r></w:p><w:p><w:pPr><w:rPr><w:lang w:val="es-NI"/></w:rPr></w:pPr><w:r><w:rPr><w:sz w:val="15"/><w:lang w:val="es-NI"/></w:rPr><w:t>Código de negocio.</w:t></w:r></w:p><w:p><w:pPr><w:rPr><w:lang w:val="es-NI"/></w:rPr></w:pPr><w:proofErr w:type="spellStart"/><w:r><w:rPr><w:sz w:val="15"/><w:lang w:val="es-NI"/></w:rPr><w:t>orden_trabajo_id</w:t></w:r><w:proofErr w:type="spellEnd"/></w:p><w:p><w:pPr><w:rPr><w:lang w:val="es-NI"/></w:rPr></w:pPr><w:proofErr w:type="gramStart"/><w:r><w:rPr><w:sz w:val="15"/><w:lang w:val="es-NI"/></w:rPr><w:t>BIGINT(</w:t></w:r><w:proofErr w:type="gramEnd"/><w:r><w:rPr><w:sz w:val="15"/><w:lang w:val="es-NI"/></w:rPr><w:t>20)</w:t></w:r></w:p><w:p><w:pPr><w:rPr><w:lang w:val="es-NI"/></w:rPr></w:pPr><w:r><w:rPr><w:sz w:val="15"/><w:lang w:val="es-NI"/></w:rPr><w:t>No</w:t></w:r></w:p><w:p><w:pPr><w:rPr><w:lang w:val="es-NI"/></w:rPr></w:pPr><w:r><w:rPr><w:sz w:val="15"/><w:lang w:val="es-NI"/></w:rPr><w:t>; FK</w:t></w:r></w:p><w:p><w:pPr><w:rPr><w:lang w:val="es-NI"/></w:rPr></w:pPr><w:r><w:rPr><w:sz w:val="15"/><w:lang w:val="es-NI"/></w:rPr><w:t>Referencia a la orden de trabajo asociada.</w:t></w:r></w:p><w:p><w:pPr><w:rPr><w:lang w:val="es-NI"/></w:rPr></w:pPr><w:proofErr w:type="spellStart"/><w:r><w:rPr><w:sz w:val="15"/><w:lang w:val="es-NI"/></w:rPr><w:t>fecha_cierre</w:t></w:r><w:proofErr w:type="spellEnd"/></w:p><w:p><w:pPr><w:rPr><w:lang w:val="es-NI"/></w:rPr></w:pPr><w:r><w:rPr><w:sz w:val="15"/><w:lang w:val="es-NI"/></w:rPr><w:t>DATE</w:t></w:r></w:p><w:p><w:pPr><w:rPr><w:lang w:val="es-NI"/></w:rPr></w:pPr><w:r><w:rPr><w:sz w:val="15"/><w:lang w:val="es-NI"/></w:rPr><w:t>No</w:t></w:r></w:p><w:p><w:pPr><w:rPr><w:lang w:val="es-NI"/></w:rPr></w:pPr><w:r><w:rPr><w:sz w:val="15"/><w:lang w:val="es-NI"/></w:rPr><w:t>—</w:t></w:r></w:p><w:p><w:pPr><w:rPr><w:lang w:val="es-NI"/></w:rPr></w:pPr><w:r><w:rPr><w:sz w:val="15"/><w:lang w:val="es-NI"/></w:rPr><w:t>Fecha efectiva del cierre.</w:t></w:r></w:p><w:p><w:pPr><w:rPr><w:lang w:val="es-NI"/></w:rPr></w:pPr><w:proofErr w:type="spellStart"/><w:r><w:rPr><w:sz w:val="15"/><w:lang w:val="es-NI"/></w:rPr><w:t>total_costos</w:t></w:r><w:proofErr w:type="spellEnd"/></w:p><w:p><w:pPr><w:rPr><w:lang w:val="es-NI"/></w:rPr></w:pPr><w:proofErr w:type="gramStart"/><w:r><w:rPr><w:sz w:val="15"/><w:lang w:val="es-NI"/></w:rPr><w:t>DECIMAL(</w:t></w:r><w:proofErr w:type="gramEnd"/><w:r><w:rPr><w:sz w:val="15"/><w:lang w:val="es-NI"/></w:rPr><w:t>14,</w:t></w:r></w:p><w:p><w:pPr><w:rPr><w:lang w:val="es-NI"/></w:rPr></w:pPr><w:r><w:rPr><w:sz w:val="15"/><w:lang w:val="es-NI"/></w:rPr><w:t>No / 0.00</w:t></w:r></w:p><w:p><w:pPr><w:rPr><w:lang w:val="es-NI"/></w:rPr></w:pPr><w:r><w:rPr><w:sz w:val="15"/><w:lang w:val="es-NI"/></w:rPr><w:t>—</w:t></w:r></w:p><w:p><w:pPr><w:rPr><w:lang w:val="es-NI"/></w:rPr></w:pPr><w:r><w:rPr><w:sz w:val="15"/><w:lang w:val="es-NI"/></w:rPr><w:t>Campo de la entidad.</w:t></w:r></w:p><w:p><w:pPr><w:rPr><w:lang w:val="es-NI"/></w:rPr></w:pPr><w:proofErr w:type="spellStart"/><w:r><w:rPr><w:sz w:val="15"/><w:lang w:val="es-NI"/></w:rPr><w:t>total_ingresos</w:t></w:r><w:proofErr w:type="spellEnd"/></w:p><w:p><w:pPr><w:rPr><w:lang w:val="es-NI"/></w:rPr></w:pPr><w:proofErr w:type="gramStart"/><w:r><w:rPr><w:sz w:val="15"/><w:lang w:val="es-NI"/></w:rPr><w:t>DECIMAL(</w:t></w:r><w:proofErr w:type="gramEnd"/><w:r><w:rPr><w:sz w:val="15"/><w:lang w:val="es-NI"/></w:rPr><w:t>14,</w:t></w:r></w:p><w:p><w:pPr><w:rPr><w:lang w:val="es-NI"/></w:rPr></w:pPr><w:r><w:rPr><w:sz w:val="15"/><w:lang w:val="es-NI"/></w:rPr><w:t>No / 0.00</w:t></w:r></w:p><w:p><w:pPr><w:rPr><w:lang w:val="es-NI"/></w:rPr></w:pPr><w:r><w:rPr><w:sz w:val="15"/><w:lang w:val="es-NI"/></w:rPr><w:t>—</w:t></w:r></w:p><w:p><w:pPr><w:rPr><w:lang w:val="es-NI"/></w:rPr></w:pPr><w:r><w:rPr><w:sz w:val="15"/><w:lang w:val="es-NI"/></w:rPr><w:t>Campo de la entidad.</w:t></w:r></w:p><w:p><w:pPr><w:rPr><w:lang w:val="es-NI"/></w:rPr></w:pPr><w:r><w:rPr><w:sz w:val="15"/><w:lang w:val="es-NI"/></w:rPr><w:t>utilidad</w:t></w:r></w:p><w:p><w:pPr><w:rPr><w:lang w:val="es-NI"/></w:rPr></w:pPr><w:proofErr w:type="gramStart"/><w:r><w:rPr><w:sz w:val="15"/><w:lang w:val="es-NI"/></w:rPr><w:t>DECIMAL(</w:t></w:r><w:proofErr w:type="gramEnd"/><w:r><w:rPr><w:sz w:val="15"/><w:lang w:val="es-NI"/></w:rPr><w:t>14,</w:t></w:r></w:p><w:p><w:pPr><w:rPr><w:lang w:val="es-NI"/></w:rPr></w:pPr><w:r><w:rPr><w:sz w:val="15"/><w:lang w:val="es-NI"/></w:rPr><w:t>No / 0.00</w:t></w:r></w:p><w:p><w:pPr><w:rPr><w:lang w:val="es-NI"/></w:rPr></w:pPr><w:r><w:rPr><w:sz w:val="15"/><w:lang w:val="es-NI"/></w:rPr><w:t>—</w:t></w:r></w:p><w:p><w:pPr><w:rPr><w:lang w:val="es-NI"/></w:rPr></w:pPr><w:r><w:rPr><w:sz w:val="15"/><w:lang w:val="es-NI"/></w:rPr><w:t>Campo de la entidad.</w:t></w:r></w:p><w:p><w:pPr><w:rPr><w:lang w:val="es-NI"/></w:rPr></w:pPr><w:proofErr w:type="spellStart"/><w:r><w:rPr><w:sz w:val="15"/><w:lang w:val="es-NI"/></w:rPr><w:t>total_cobrado</w:t></w:r><w:proofErr w:type="spellEnd"/></w:p><w:p><w:pPr><w:rPr><w:lang w:val="es-NI"/></w:rPr></w:pPr><w:proofErr w:type="gramStart"/><w:r><w:rPr><w:sz w:val="15"/><w:lang w:val="es-NI"/></w:rPr><w:t>DECIMAL(</w:t></w:r><w:proofErr w:type="gramEnd"/><w:r><w:rPr><w:sz w:val="15"/><w:lang w:val="es-NI"/></w:rPr><w:t>14,</w:t></w:r></w:p><w:p><w:pPr><w:rPr><w:lang w:val="es-NI"/></w:rPr></w:pPr><w:r><w:rPr><w:sz w:val="15"/><w:lang w:val="es-NI"/></w:rPr><w:t>No / 0.00</w:t></w:r></w:p><w:p><w:pPr><w:rPr><w:lang w:val="es-NI"/></w:rPr></w:pPr><w:r><w:rPr><w:sz w:val="15"/><w:lang w:val="es-NI"/></w:rPr><w:t>—</w:t></w:r></w:p><w:p><w:pPr><w:rPr><w:lang w:val="es-NI"/></w:rPr></w:pPr><w:r><w:rPr><w:sz w:val="15"/><w:lang w:val="es-NI"/></w:rPr><w:t>Campo de la entidad.</w:t></w:r></w:p><w:p><w:pPr><w:rPr><w:lang w:val="es-NI"/></w:rPr></w:pPr><w:proofErr w:type="spellStart"/><w:r><w:rPr><w:sz w:val="15"/><w:lang w:val="es-NI"/></w:rPr><w:t>saldo_pendiente</w:t></w:r><w:proofErr w:type="spellEnd"/></w:p><w:p><w:pPr><w:rPr><w:lang w:val="es-NI"/></w:rPr></w:pPr><w:proofErr w:type="gramStart"/><w:r><w:rPr><w:sz w:val="15"/><w:lang w:val="es-NI"/></w:rPr><w:t>DECIMAL(</w:t></w:r><w:proofErr w:type="gramEnd"/><w:r><w:rPr><w:sz w:val="15"/><w:lang w:val="es-NI"/></w:rPr><w:t>14,</w:t></w:r></w:p><w:p><w:pPr><w:rPr><w:lang w:val="es-NI"/></w:rPr></w:pPr><w:r><w:rPr><w:sz w:val="15"/><w:lang w:val="es-NI"/></w:rPr><w:t>No / 0.00</w:t></w:r></w:p><w:p><w:pPr><w:rPr><w:lang w:val="es-NI"/></w:rPr></w:pPr><w:r><w:rPr><w:sz w:val="15"/><w:lang w:val="es-NI"/></w:rPr><w:t>—</w:t></w:r></w:p><w:p><w:pPr><w:rPr><w:lang w:val="es-NI"/></w:rPr></w:pPr><w:r><w:rPr><w:sz w:val="15"/><w:lang w:val="es-NI"/></w:rPr><w:t>Campo de la entidad.</w:t></w:r></w:p><w:p><w:pPr><w:rPr><w:lang w:val="es-NI"/></w:rPr></w:pPr><w:proofErr w:type="spellStart"/><w:r><w:rPr><w:sz w:val="15"/><w:lang w:val="es-NI"/></w:rPr><w:t>gramos_recuperados</w:t></w:r><w:proofErr w:type="spellEnd"/></w:p><w:p><w:pPr><w:rPr><w:lang w:val="es-NI"/></w:rPr></w:pPr><w:proofErr w:type="gramStart"/><w:r><w:rPr><w:sz w:val="15"/><w:lang w:val="es-NI"/></w:rPr><w:t>DECIMAL(</w:t></w:r><w:proofErr w:type="gramEnd"/><w:r><w:rPr><w:sz w:val="15"/><w:lang w:val="es-NI"/></w:rPr><w:t>12,</w:t></w:r></w:p><w:p><w:pPr><w:rPr><w:lang w:val="es-NI"/></w:rPr></w:pPr><w:r><w:rPr><w:sz w:val="15"/><w:lang w:val="es-NI"/></w:rPr><w:t>No / 0.0000</w:t></w:r></w:p><w:p><w:pPr><w:rPr><w:lang w:val="es-NI"/></w:rPr></w:pPr><w:r><w:rPr><w:sz w:val="15"/><w:lang w:val="es-NI"/></w:rPr><w:t>—</w:t></w:r></w:p><w:p><w:pPr><w:rPr><w:lang w:val="es-NI"/></w:rPr></w:pPr><w:r><w:rPr><w:sz w:val="15"/><w:lang w:val="es-NI"/></w:rPr><w:t>Gramos recuperados considerados en la liquidación/cierre.</w:t></w:r></w:p><w:p><w:pPr><w:rPr><w:lang w:val="es-NI"/></w:rPr></w:pPr><w:r><w:rPr><w:sz w:val="15"/><w:lang w:val="es-NI"/></w:rPr><w:t>observaciones</w:t></w:r></w:p><w:p><w:pPr><w:rPr><w:lang w:val="es-NI"/></w:rPr></w:pPr><w:r><w:rPr><w:sz w:val="15"/><w:lang w:val="es-NI"/></w:rPr><w:t>TEXT</w:t></w:r></w:p><w:p><w:pPr><w:rPr><w:lang w:val="es-NI"/></w:rPr></w:pPr><w:r><w:rPr><w:sz w:val="15"/><w:lang w:val="es-NI"/></w:rPr><w:t>Sí / NULL</w:t></w:r></w:p><w:p><w:pPr><w:rPr><w:lang w:val="es-NI"/></w:rPr></w:pPr><w:r><w:rPr><w:sz w:val="15"/><w:lang w:val="es-NI"/></w:rPr><w:t>—</w:t></w:r></w:p><w:p><w:pPr><w:rPr><w:lang w:val="es-NI"/></w:rPr></w:pPr><w:r><w:rPr><w:sz w:val="15"/><w:lang w:val="es-NI"/></w:rPr><w:t>Notas adicionales del registro.</w:t></w:r></w:p><w:p><w:pPr><w:rPr><w:lang w:val="es-NI"/></w:rPr></w:pPr><w:proofErr w:type="spellStart"/><w:r><w:rPr><w:sz w:val="15"/><w:lang w:val="es-NI"/></w:rPr><w:t>created_at</w:t></w:r><w:proofErr w:type="spellEnd"/></w:p><w:p><w:pPr><w:rPr><w:lang w:val="es-NI"/></w:rPr></w:pPr><w:r><w:rPr><w:sz w:val="15"/><w:lang w:val="es-NI"/></w:rPr><w:t>TIMESTAMP</w:t></w:r></w:p><w:p><w:pPr><w:rPr><w:lang w:val="es-NI"/></w:rPr></w:pPr><w:r><w:rPr><w:sz w:val="15"/><w:lang w:val="es-NI"/></w:rPr><w:t>Sí / NULL</w:t></w:r></w:p><w:p><w:pPr><w:rPr><w:lang w:val="es-NI"/></w:rPr></w:pPr><w:r><w:rPr><w:sz w:val="15"/><w:lang w:val="es-NI"/></w:rPr><w:t>—</w:t></w:r></w:p><w:p><w:pPr><w:rPr><w:lang w:val="es-NI"/></w:rPr></w:pPr><w:r><w:rPr><w:sz w:val="15"/><w:lang w:val="es-NI"/></w:rPr><w:t>Fecha/hora de creación.</w:t></w:r></w:p><w:p><w:pPr><w:rPr><w:lang w:val="es-NI"/></w:rPr></w:pPr><w:proofErr w:type="spellStart"/><w:r><w:rPr><w:sz w:val="15"/><w:lang w:val="es-NI"/></w:rPr><w:t>updated_at</w:t></w:r><w:proofErr w:type="spellEnd"/></w:p><w:p><w:pPr><w:rPr><w:lang w:val="es-NI"/></w:rPr></w:pPr><w:r><w:rPr><w:sz w:val="15"/><w:lang w:val="es-NI"/></w:rPr><w:t>TIMESTAMP</w:t></w:r></w:p><w:p><w:pPr><w:rPr><w:lang w:val="es-NI"/></w:rPr></w:pPr><w:r><w:rPr><w:sz w:val="15"/><w:lang w:val="es-NI"/></w:rPr><w:t>Sí / NULL</w:t></w:r></w:p><w:p><w:pPr><w:rPr><w:lang w:val="es-NI"/></w:rPr></w:pPr><w:r><w:rPr><w:sz w:val="15"/><w:lang w:val="es-NI"/></w:rPr><w:t>—</w:t></w:r></w:p><w:p><w:pPr><w:rPr><w:lang w:val="es-NI"/></w:rPr></w:pPr><w:r><w:rPr><w:sz w:val="15"/><w:lang w:val="es-NI"/></w:rPr><w:t>Fecha/hora de última actualización.</w:t></w:r></w:p><w:p><w:pPr><w:rPr><w:lang w:val="es-NI"/></w:rPr></w:pPr><w:proofErr w:type="spellStart"/><w:r><w:rPr><w:sz w:val="15"/><w:lang w:val="es-NI"/></w:rPr><w:t>deleted_at</w:t></w:r><w:proofErr w:type="spellEnd"/></w:p><w:p><w:pPr><w:rPr><w:lang w:val="es-NI"/></w:rPr></w:pPr><w:r><w:rPr><w:sz w:val="15"/><w:lang w:val="es-NI"/></w:rPr><w:t>TIMESTAMP</w:t></w:r></w:p><w:p><w:pPr><w:rPr><w:lang w:val="es-NI"/></w:rPr></w:pPr><w:r><w:rPr><w:sz w:val="15"/><w:lang w:val="es-NI"/></w:rPr><w:t>Sí / NULL</w:t></w:r></w:p><w:p><w:pPr><w:rPr><w:lang w:val="es-NI"/></w:rPr></w:pPr><w:r><w:rPr><w:sz w:val="15"/><w:lang w:val="es-NI"/></w:rPr><w:t>—</w:t></w:r></w:p><w:p><w:pPr><w:rPr><w:lang w:val="es-NI"/></w:rPr></w:pPr><w:r><w:rPr><w:sz w:val="15"/><w:lang w:val="es-NI"/></w:rPr><w:t>Marca temporal de eliminación lógica (</w:t></w:r><w:proofErr w:type="spellStart"/><w:r><w:rPr><w:sz w:val="15"/><w:lang w:val="es-NI"/></w:rPr><w:t>Soft</w:t></w:r><w:proofErr w:type="spellEnd"/><w:r><w:rPr><w:sz w:val="15"/><w:lang w:val="es-NI"/></w:rPr><w:t xml:space="preserve"> </w:t></w:r><w:proofErr w:type="spellStart"/><w:r><w:rPr><w:sz w:val="15"/><w:lang w:val="es-NI"/></w:rPr><w:t>Delete</w:t></w:r><w:proofErr w:type="spellEnd"/><w:r><w:rPr><w:sz w:val="15"/><w:lang w:val="es-NI"/></w:rPr><w:t>).</w:t></w:r></w:p><w:p><w:pPr><w:rPr><w:lang w:val="es-NI"/></w:rPr></w:pPr><w:r><w:rPr><w:b/><w:lang w:val="es-NI"/></w:rPr><w:t>Relaciones:</w:t></w:r></w:p><w:p><w:pPr><w:pStyle w:val="Listaconvietas"/><w:rPr><w:lang w:val="es-NI"/></w:rPr></w:pPr><w:proofErr w:type="spellStart"/><w:r><w:rPr><w:lang w:val="es-NI"/></w:rPr><w:t>orden_trabajo_id</w:t></w:r><w:proofErr w:type="spellEnd"/><w:r><w:rPr><w:lang w:val="es-NI"/></w:rPr><w:t xml:space="preserve"> → </w:t></w:r><w:proofErr w:type="spellStart"/><w:r><w:rPr><w:lang w:val="es-NI"/></w:rPr><w:t>ordenes_trabajo.id</w:t></w:r><w:proofErr w:type="spellEnd"/></w:p><w:p><w:pPr><w:rPr><w:lang w:val="es-NI"/></w:rPr></w:pPr><w:r><w:rPr><w:lang w:val="es-NI"/></w:rPr><w:br w:type="page"/></w:r></w:p><w:p><w:pPr><w:pStyle w:val="Ttulo2"/><w:rPr><w:lang w:val="es-NI"/></w:rPr></w:pPr><w:bookmarkStart w:id="37" w:name="_Toc240620166"/><w:r><w:rPr><w:lang w:val="es-NI"/></w:rPr><w:lastRenderedPageBreak/><w:t>33. monedas</w:t></w:r><w:bookmarkEnd w:id="37"/></w:p><w:p><w:pPr><w:rPr><w:lang w:val="es-NI"/></w:rPr></w:pPr><w:r><w:rPr><w:lang w:val="es-NI"/></w:rPr><w:t>Catálogo de monedas utilizadas en operaciones económicas. Define la moneda base del sistema.</w:t></w:r></w:p><w:p><w:pPr><w:rPr><w:lang w:val="es-NI"/></w:rPr></w:pPr><w:r><w:rPr><w:b/><w:lang w:val="es-NI"/></w:rPr><w:t xml:space="preserve">Reglas / criterios: </w:t></w:r><w:r><w:rPr><w:lang w:val="es-NI"/></w:rPr><w:t xml:space="preserve">NIO es la moneda base del modelo económico. </w:t></w:r><w:proofErr w:type="gramStart"/><w:r><w:rPr><w:lang w:val="es-NI"/></w:rPr><w:t>TINYINT(</w:t></w:r><w:proofErr w:type="gramEnd"/><w:r><w:rPr><w:lang w:val="es-NI"/></w:rPr><w:t xml:space="preserve">1) se utiliza para indicadores booleanos como estado y </w:t></w:r><w:proofErr w:type="spellStart"/><w:r><w:rPr><w:lang w:val="es-NI"/></w:rPr><w:t>es_moneda_base</w:t></w:r><w:proofErr w:type="spellEnd"/><w:r><w:rPr><w:lang w:val="es-NI"/></w:rPr><w:t>.</w:t></w:r><w:r><w:rPr><w:lang w:val="es-NI"/></w:rPr><w:t xml:space="preserve"> El catálogo de monedas tiene pantalla propia, en Configuración, con el alta, la edición y la ficha en modal sobre la lista y no en pantallas apartadas: son cinco campos y la lista cabe entera en la vista, así que una pantalla entera para escribir &quot;EUR&quot; y &quot;Euros&quot; sería más sitio en blanco que otra cosa. Antes de esa pantalla el catálogo era un punto ciego del proyecto: once tablas guardan una moneda —compras, tipos de cambio, pagos a empleados, trabajos de empleados, costos, movimientos del almacén, valoraciones del oro, precios del oro, acuerdos de órdenes, ingresos y cobros— y todas la leían, y aun así no había forma de añadir una moneda sin entrar en la base de datos a mano. El código es el ISO de tres letras y se guarda en mayúsculas, con uq_moneda_codigo como índice único: las dos monedas que había estaban dadas de alta como &quot;001&quot; y &quot;002&quot;, que no son códigos de nadie sino números de orden, y en cuanto se añade una tercera la columna queda con &quot;001&quot;, &quot;002&quot; y &quot;EUR&quot; juntos y el código deja de significar nada. Solo puede haber una moneda base. El almacén la busca con una consulta que se queda con la primera que encuentre, de modo que con dos marcadas el valor con el que se convertiría dependería del orden de las filas; por eso, al marcar una moneda como base, se le quita la marca a las demás sin preguntar, en lugar de avisar y dejar que sea el usuario el que se acuerde. A la moneda base no se le puede quitar la marca ni desactivarla, y la pantalla lo dice con el motivo y con la salida —marcar otra primero—: sin moneda base el almacén deja de saber con qué valor tasar el material que entra, y eso no avisa de nada, porque el material entra con un valor y nadie se entera hasta que un cuadre no cuadra. Una moneda que se está usando no se borra: se desactiva. El aviso de borrado no se esconde —el botón sigue ahí— y dice en qué está en uso, con el número de filas de cada sitio y con el nombre del sitio y no el de la tabla, y ofrece la desactivación como salida. Desactivar no es borrar: saca la moneda de los desplegables sin tocar lo que ya se registró con ella. Devolverle el código a una moneda que se había borrado no crea una segunda, la revive: el código es un índice único y la tabla borra de forma lógica, así que la fila borrada sigue contando para el índice aunque Eloquent no la vea.</w:t></w:r></w:p><w:p><w:pPr><w:rPr><w:lang w:val="es-NI"/></w:rPr></w:pPr><w:r><w:rPr><w:b/><w:sz w:val="16"/><w:lang w:val="es-NI"/></w:rPr><w:t>PK</w:t></w:r></w:p><w:p><w:pPr><w:rPr><w:lang w:val="es-NI"/></w:rPr></w:pPr><w:proofErr w:type="spellStart"/><w:r><w:rPr><w:b/><w:sz w:val="16"/><w:lang w:val="es-NI"/></w:rPr><w:t>Soft</w:t></w:r><w:proofErr w:type="spellEnd"/><w:r><w:rPr><w:b/><w:sz w:val="16"/><w:lang w:val="es-NI"/></w:rPr><w:t xml:space="preserve"> </w:t></w:r><w:proofErr w:type="spellStart"/><w:r><w:rPr><w:b/><w:sz w:val="16"/><w:lang w:val="es-NI"/></w:rPr><w:t>Delete</w:t></w:r><w:proofErr w:type="spellEnd"/></w:p><w:p><w:pPr><w:rPr><w:lang w:val="es-NI"/></w:rPr></w:pPr><w:r><w:rPr><w:b/><w:sz w:val="16"/><w:lang w:val="es-NI"/></w:rPr><w:t>Índices únicos</w:t></w:r></w:p><w:p><w:pPr><w:rPr><w:lang w:val="es-NI"/></w:rPr></w:pPr><w:r><w:rPr><w:b/><w:sz w:val="16"/><w:lang w:val="es-NI"/></w:rPr><w:t>Relaciones FK</w:t></w:r></w:p><w:p><w:pPr><w:rPr><w:lang w:val="es-NI"/></w:rPr></w:pPr><w:r><w:rPr><w:sz w:val="16"/><w:lang w:val="es-NI"/></w:rPr><w:t>id</w:t></w:r></w:p><w:p><w:pPr><w:rPr><w:lang w:val="es-NI"/></w:rPr></w:pPr><w:r><w:rPr><w:sz w:val="16"/><w:lang w:val="es-NI"/></w:rPr><w:t>Sí</w:t></w:r></w:p><w:p><w:pPr><w:rPr><w:lang w:val="es-NI"/></w:rPr></w:pPr><w:proofErr w:type="spellStart"/><w:r><w:rPr><w:sz w:val="16"/><w:lang w:val="es-NI"/></w:rPr><w:t>uq_moneda_codigo</w:t></w:r><w:proofErr w:type="spellEnd"/><w:r><w:rPr><w:sz w:val="16"/><w:lang w:val="es-NI"/></w:rPr><w:t xml:space="preserve"> (</w:t></w:r><w:proofErr w:type="spellStart"/><w:r><w:rPr><w:sz w:val="16"/><w:lang w:val="es-NI"/></w:rPr><w:t>codigo</w:t></w:r><w:proofErr w:type="spellEnd"/><w:r><w:rPr><w:sz w:val="16"/><w:lang w:val="es-NI"/></w:rPr><w:t>)</w:t></w:r></w:p><w:p><w:pPr><w:rPr><w:lang w:val="es-NI"/></w:rPr></w:pPr><w:r><w:rPr><w:sz w:val="16"/><w:lang w:val="es-NI"/></w:rPr><w:t>0</w:t></w:r></w:p><w:p><w:pPr><w:rPr><w:lang w:val="es-NI"/></w:rPr></w:pPr><w:r><w:rPr><w:b/><w:sz w:val="15"/><w:lang w:val="es-NI"/></w:rPr><w:t>Campo</w:t></w:r></w:p><w:p><w:pPr><w:rPr><w:lang w:val="es-NI"/></w:rPr></w:pPr><w:r><w:rPr><w:b/><w:sz w:val="15"/><w:lang w:val="es-NI"/></w:rPr><w:t>Tipo / definición</w:t></w:r></w:p><w:p><w:pPr><w:rPr><w:lang w:val="es-NI"/></w:rPr></w:pPr><w:r><w:rPr><w:b/><w:sz w:val="15"/><w:lang w:val="es-NI"/></w:rPr><w:t>Nulo / default</w:t></w:r></w:p><w:p><w:pPr><w:rPr><w:lang w:val="es-NI"/></w:rPr></w:pPr><w:r><w:rPr><w:b/><w:sz w:val="15"/><w:lang w:val="es-NI"/></w:rPr><w:t>Clave / índice</w:t></w:r></w:p><w:p><w:pPr><w:rPr><w:lang w:val="es-NI"/></w:rPr></w:pPr><w:r><w:rPr><w:b/><w:sz w:val="15"/><w:lang w:val="es-NI"/></w:rPr><w:t>Descripción</w:t></w:r></w:p><w:p><w:pPr><w:rPr><w:lang w:val="es-NI"/></w:rPr></w:pPr><w:r><w:rPr><w:sz w:val="15"/><w:lang w:val="es-NI"/></w:rPr><w:t>id</w:t></w:r></w:p><w:p><w:pPr><w:rPr><w:lang w:val="es-NI"/></w:rPr></w:pPr><w:proofErr w:type="gramStart"/><w:r><w:rPr><w:sz w:val="15"/><w:lang w:val="es-NI"/></w:rPr><w:t>BIGINT(</w:t></w:r><w:proofErr w:type="gramEnd"/><w:r><w:rPr><w:sz w:val="15"/><w:lang w:val="es-NI"/></w:rPr><w:t>20)</w:t></w:r></w:p><w:p><w:pPr><w:rPr><w:lang w:val="es-NI"/></w:rPr></w:pPr><w:r><w:rPr><w:sz w:val="15"/><w:lang w:val="es-NI"/></w:rPr><w:t>No</w:t></w:r></w:p><w:p><w:pPr><w:rPr><w:lang w:val="es-NI"/></w:rPr></w:pPr><w:r><w:rPr><w:sz w:val="15"/><w:lang w:val="es-NI"/></w:rPr><w:t>PK</w:t></w:r></w:p><w:p><w:pPr><w:rPr><w:lang w:val="es-NI"/></w:rPr></w:pPr><w:r><w:rPr><w:sz w:val="15"/><w:lang w:val="es-NI"/></w:rPr><w:t>Identificador único de la fila.</w:t></w:r></w:p><w:p><w:pPr><w:rPr><w:lang w:val="es-NI"/></w:rPr></w:pPr><w:proofErr w:type="spellStart"/><w:r><w:rPr><w:sz w:val="15"/><w:lang w:val="es-NI"/></w:rPr><w:t>codigo</w:t></w:r><w:proofErr w:type="spellEnd"/></w:p><w:p><w:pPr><w:rPr><w:lang w:val="es-NI"/></w:rPr></w:pPr><w:proofErr w:type="gramStart"/><w:r><w:rPr><w:sz w:val="15"/><w:lang w:val="es-NI"/></w:rPr><w:t>VARCHAR(</w:t></w:r><w:proofErr w:type="gramEnd"/><w:r><w:rPr><w:sz w:val="15"/><w:lang w:val="es-NI"/></w:rPr><w:t>3)</w:t></w:r></w:p><w:p><w:pPr><w:rPr><w:lang w:val="es-NI"/></w:rPr></w:pPr><w:r><w:rPr><w:sz w:val="15"/><w:lang w:val="es-NI"/></w:rPr><w:t>No</w:t></w:r></w:p><w:p><w:pPr><w:rPr><w:lang w:val="es-NI"/></w:rPr></w:pPr><w:r><w:rPr><w:sz w:val="15"/><w:lang w:val="es-NI"/></w:rPr><w:t>UK</w:t></w:r></w:p><w:p><w:pPr><w:rPr><w:lang w:val="es-NI"/></w:rPr></w:pPr><w:r><w:rPr><w:sz w:val="15"/><w:lang w:val="es-NI"/></w:rPr><w:t>Código de negocio.</w:t></w:r></w:p><w:p><w:pPr><w:rPr><w:lang w:val="es-NI"/></w:rPr></w:pPr><w:r><w:rPr><w:sz w:val="15"/><w:lang w:val="es-NI"/></w:rPr><w:t>nombre</w:t></w:r></w:p><w:p><w:pPr><w:rPr><w:lang w:val="es-NI"/></w:rPr></w:pPr><w:proofErr w:type="gramStart"/><w:r><w:rPr><w:sz w:val="15"/><w:lang w:val="es-NI"/></w:rPr><w:t>VARCHAR(</w:t></w:r><w:proofErr w:type="gramEnd"/><w:r><w:rPr><w:sz w:val="15"/><w:lang w:val="es-NI"/></w:rPr><w:t>50)</w:t></w:r></w:p><w:p><w:pPr><w:rPr><w:lang w:val="es-NI"/></w:rPr></w:pPr><w:r><w:rPr><w:sz w:val="15"/><w:lang w:val="es-NI"/></w:rPr><w:t>No</w:t></w:r></w:p><w:p><w:pPr><w:rPr><w:lang w:val="es-NI"/></w:rPr></w:pPr><w:r><w:rPr><w:sz w:val="15"/><w:lang w:val="es-NI"/></w:rPr><w:t>—</w:t></w:r></w:p><w:p><w:pPr><w:rPr><w:lang w:val="es-NI"/></w:rPr></w:pPr><w:r><w:rPr><w:sz w:val="15"/><w:lang w:val="es-NI"/></w:rPr><w:t>Nombre descriptivo de la entidad.</w:t></w:r></w:p><w:p><w:pPr><w:rPr><w:lang w:val="es-NI"/></w:rPr></w:pPr><w:proofErr w:type="spellStart"/><w:r><w:rPr><w:sz w:val="15"/><w:lang w:val="es-NI"/></w:rPr><w:t>simbolo</w:t></w:r><w:proofErr w:type="spellEnd"/></w:p><w:p><w:pPr><w:rPr><w:lang w:val="es-NI"/></w:rPr></w:pPr><w:proofErr w:type="gramStart"/><w:r><w:rPr><w:sz w:val="15"/><w:lang w:val="es-NI"/></w:rPr><w:t>VARCHAR(</w:t></w:r><w:proofErr w:type="gramEnd"/><w:r><w:rPr><w:sz w:val="15"/><w:lang w:val="es-NI"/></w:rPr><w:t>10)</w:t></w:r></w:p><w:p><w:pPr><w:rPr><w:lang w:val="es-NI"/></w:rPr></w:pPr><w:r><w:rPr><w:sz w:val="15"/><w:lang w:val="es-NI"/></w:rPr><w:t>Sí / NULL</w:t></w:r></w:p><w:p><w:pPr><w:rPr><w:lang w:val="es-NI"/></w:rPr></w:pPr><w:r><w:rPr><w:sz w:val="15"/><w:lang w:val="es-NI"/></w:rPr><w:t>—</w:t></w:r></w:p><w:p><w:pPr><w:rPr><w:lang w:val="es-NI"/></w:rPr></w:pPr><w:r><w:rPr><w:sz w:val="15"/><w:lang w:val="es-NI"/></w:rPr><w:t>Símbolo de la moneda.</w:t></w:r></w:p><w:p><w:pPr><w:rPr><w:lang w:val="es-NI"/></w:rPr></w:pPr><w:proofErr w:type="spellStart"/><w:r><w:rPr><w:sz w:val="15"/><w:lang w:val="es-NI"/></w:rPr><w:t>es_moneda_base</w:t></w:r><w:proofErr w:type="spellEnd"/></w:p><w:p><w:pPr><w:rPr><w:lang w:val="es-NI"/></w:rPr></w:pPr><w:proofErr w:type="gramStart"/><w:r><w:rPr><w:sz w:val="15"/><w:lang w:val="es-NI"/></w:rPr><w:t>TINYINT(</w:t></w:r><w:proofErr w:type="gramEnd"/><w:r><w:rPr><w:sz w:val="15"/><w:lang w:val="es-NI"/></w:rPr><w:t>1)</w:t></w:r></w:p><w:p><w:pPr><w:rPr><w:lang w:val="es-NI"/></w:rPr></w:pPr><w:r><w:rPr><w:sz w:val="15"/><w:lang w:val="es-NI"/></w:rPr><w:t>No / 0</w:t></w:r></w:p><w:p><w:pPr><w:rPr><w:lang w:val="es-NI"/></w:rPr></w:pPr><w:r><w:rPr><w:sz w:val="15"/><w:lang w:val="es-NI"/></w:rPr><w:t>—</w:t></w:r></w:p><w:p><w:pPr><w:rPr><w:lang w:val="es-NI"/></w:rPr></w:pPr><w:r><w:rPr><w:sz w:val="15"/><w:lang w:val="es-NI"/></w:rPr><w:t>Indica si la moneda es la moneda base del sistema.</w:t></w:r></w:p><w:p><w:pPr><w:rPr><w:lang w:val="es-NI"/></w:rPr></w:pPr><w:r><w:rPr><w:sz w:val="15"/><w:lang w:val="es-NI"/></w:rPr><w:t>estado</w:t></w:r></w:p><w:p><w:pPr><w:rPr><w:lang w:val="es-NI"/></w:rPr></w:pPr><w:proofErr w:type="gramStart"/><w:r><w:rPr><w:sz w:val="15"/><w:lang w:val="es-NI"/></w:rPr><w:t>TINYINT(</w:t></w:r><w:proofErr w:type="gramEnd"/><w:r><w:rPr><w:sz w:val="15"/><w:lang w:val="es-NI"/></w:rPr><w:t>1)</w:t></w:r></w:p><w:p><w:pPr><w:rPr><w:lang w:val="es-NI"/></w:rPr></w:pPr><w:r><w:rPr><w:sz w:val="15"/><w:lang w:val="es-NI"/></w:rPr><w:t>No / 1</w:t></w:r></w:p><w:p><w:pPr><w:rPr><w:lang w:val="es-NI"/></w:rPr></w:pPr><w:r><w:rPr><w:sz w:val="15"/><w:lang w:val="es-NI"/></w:rPr><w:t>—</w:t></w:r></w:p><w:p><w:pPr><w:rPr><w:lang w:val="es-NI"/></w:rPr></w:pPr><w:r><w:rPr><w:sz w:val="15"/><w:lang w:val="es-NI"/></w:rPr><w:t>Estado lógico/operativo del registro.</w:t></w:r></w:p><w:p><w:pPr><w:rPr><w:lang w:val="es-NI"/></w:rPr></w:pPr><w:proofErr w:type="spellStart"/><w:r><w:rPr><w:sz w:val="15"/><w:lang w:val="es-NI"/></w:rPr><w:t>created_at</w:t></w:r><w:proofErr w:type="spellEnd"/></w:p><w:p><w:pPr><w:rPr><w:lang w:val="es-NI"/></w:rPr></w:pPr><w:r><w:rPr><w:sz w:val="15"/><w:lang w:val="es-NI"/></w:rPr><w:t>TIMESTAMP</w:t></w:r></w:p><w:p><w:pPr><w:rPr><w:lang w:val="es-NI"/></w:rPr></w:pPr><w:r><w:rPr><w:sz w:val="15"/><w:lang w:val="es-NI"/></w:rPr><w:t>Sí / NULL</w:t></w:r></w:p><w:p><w:pPr><w:rPr><w:lang w:val="es-NI"/></w:rPr></w:pPr><w:r><w:rPr><w:sz w:val="15"/><w:lang w:val="es-NI"/></w:rPr><w:t>—</w:t></w:r></w:p><w:p><w:pPr><w:rPr><w:lang w:val="es-NI"/></w:rPr></w:pPr><w:r><w:rPr><w:sz w:val="15"/><w:lang w:val="es-NI"/></w:rPr><w:t>Fecha/hora de creación.</w:t></w:r></w:p><w:p><w:pPr><w:rPr><w:lang w:val="es-NI"/></w:rPr></w:pPr><w:proofErr w:type="spellStart"/><w:r><w:rPr><w:sz w:val="15"/><w:lang w:val="es-NI"/></w:rPr><w:t>updated_at</w:t></w:r><w:proofErr w:type="spellEnd"/></w:p><w:p><w:pPr><w:rPr><w:lang w:val="es-NI"/></w:rPr></w:pPr><w:r><w:rPr><w:sz w:val="15"/><w:lang w:val="es-NI"/></w:rPr><w:t>TIMESTAMP</w:t></w:r></w:p><w:p><w:pPr><w:rPr><w:lang w:val="es-NI"/></w:rPr></w:pPr><w:r><w:rPr><w:sz w:val="15"/><w:lang w:val="es-NI"/></w:rPr><w:t>Sí / NULL</w:t></w:r></w:p><w:p><w:pPr><w:rPr><w:lang w:val="es-NI"/></w:rPr></w:pPr><w:r><w:rPr><w:sz w:val="15"/><w:lang w:val="es-NI"/></w:rPr><w:t>—</w:t></w:r></w:p><w:p><w:pPr><w:rPr><w:lang w:val="es-NI"/></w:rPr></w:pPr><w:r><w:rPr><w:sz w:val="15"/><w:lang w:val="es-NI"/></w:rPr><w:t>Fecha/hora de última actualización.</w:t></w:r></w:p><w:p><w:pPr><w:rPr><w:lang w:val="es-NI"/></w:rPr></w:pPr><w:proofErr w:type="spellStart"/><w:r><w:rPr><w:sz w:val="15"/><w:lang w:val="es-NI"/></w:rPr><w:t>deleted_at</w:t></w:r><w:proofErr w:type="spellEnd"/></w:p><w:p><w:pPr><w:rPr><w:lang w:val="es-NI"/></w:rPr></w:pPr><w:r><w:rPr><w:sz w:val="15"/><w:lang w:val="es-NI"/></w:rPr><w:t>TIMESTAMP</w:t></w:r></w:p><w:p><w:pPr><w:rPr><w:lang w:val="es-NI"/></w:rPr></w:pPr><w:r><w:rPr><w:sz w:val="15"/><w:lang w:val="es-NI"/></w:rPr><w:t>Sí / NULL</w:t></w:r></w:p><w:p><w:pPr><w:rPr><w:lang w:val="es-NI"/></w:rPr></w:pPr><w:r><w:rPr><w:sz w:val="15"/><w:lang w:val="es-NI"/></w:rPr><w:t>—</w:t></w:r></w:p><w:p><w:pPr><w:rPr><w:lang w:val="es-NI"/></w:rPr></w:pPr><w:r><w:rPr><w:sz w:val="15"/><w:lang w:val="es-NI"/></w:rPr><w:t>Marca temporal de eliminación lógica (</w:t></w:r><w:proofErr w:type="spellStart"/><w:r><w:rPr><w:sz w:val="15"/><w:lang w:val="es-NI"/></w:rPr><w:t>Soft</w:t></w:r><w:proofErr w:type="spellEnd"/><w:r><w:rPr><w:sz w:val="15"/><w:lang w:val="es-NI"/></w:rPr><w:t xml:space="preserve"> </w:t></w:r><w:proofErr w:type="spellStart"/><w:r><w:rPr><w:sz w:val="15"/><w:lang w:val="es-NI"/></w:rPr><w:t>Delete</w:t></w:r><w:proofErr w:type="spellEnd"/><w:r><w:rPr><w:sz w:val="15"/><w:lang w:val="es-NI"/></w:rPr><w:t>).</w:t></w:r></w:p><w:p><w:pPr><w:rPr><w:lang w:val="es-NI"/></w:rPr></w:pPr><w:r><w:rPr><w:lang w:val="es-NI"/></w:rPr><w:br w:type="page"/></w:r></w:p><w:p><w:pPr><w:pStyle w:val="Ttulo2"/><w:rPr><w:lang w:val="es-NI"/></w:rPr></w:pPr><w:bookmarkStart w:id="38" w:name="_Toc240620167"/><w:r><w:rPr><w:lang w:val="es-NI"/></w:rPr><w:lastRenderedPageBreak/><w:t xml:space="preserve">34. </w:t></w:r><w:proofErr w:type="spellStart"/><w:r><w:rPr><w:lang w:val="es-NI"/></w:rPr><w:t>tipos_cambio</w:t></w:r><w:bookmarkEnd w:id="38"/><w:proofErr w:type="spellEnd"/></w:p><w:p><w:pPr><w:rPr><w:lang w:val="es-NI"/></w:rPr></w:pPr><w:r><w:rPr><w:lang w:val="es-NI"/></w:rPr><w:t>Histórico de tipos de cambio por fecha y moneda, expresado como NIO por una unidad de moneda extranjera.</w:t></w:r></w:p><w:p><w:pPr><w:rPr><w:lang w:val="es-NI"/></w:rPr></w:pPr><w:r><w:rPr><w:b/><w:lang w:val="es-NI"/></w:rPr><w:t xml:space="preserve">Reglas / criterios: </w:t></w:r><w:r><w:rPr><w:lang w:val="es-NI"/></w:rPr><w:t xml:space="preserve">Se conserva un tipo de cambio por fecha y moneda mediante </w:t></w:r><w:proofErr w:type="spellStart"/><w:r><w:rPr><w:lang w:val="es-NI"/></w:rPr><w:t>uq_tipo_cambio_fecha_moneda</w:t></w:r><w:proofErr w:type="spellEnd"/><w:r><w:rPr><w:lang w:val="es-NI"/></w:rPr><w:t>. El valor representa NIO por una unidad de la moneda registrada.</w:t></w:r><w:r><w:rPr><w:lang w:val="es-NI"/></w:rPr><w:t xml:space="preserve"> Un día no puede tener dos tipos de cambio para la misma moneda, y eso está puesto como índice único en la base y no como una comprobación en la pantalla: la fila se usa para convertir, y si un día tuviera dos valores habría que elegir uno sin que nada dijera cuál, con lo que el total en córdoba de una compra saldría distinto según por donde se mirara. Un tipo de cambio de cero no se admite, porque cero es la forma de decir que no se sabe y dejaría la compra convertida a cero, que es peor que no tenerla convertida: el número sale y no avisa de nada. Para el alta y la corrección de un día se usa un modal sobre la lista y no una pantalla aparte, que son cuatro campos y una pantalla entera para escribir un número sería más ruido que ayuda. El día se puede corregir aunque ya esté guardado; lo que no se permite es moverlo a un día que ya tenga otro tipo de cambio, porque eso dejaría un hueco en el día viejo y pisaría el nuevo. La carga del mes se hace desde un archivo de Excel con dos columnas —una de fecha y otra de valor— y no desde el archivo del banco tal cual, que trae encabezados, notas al pie y el tipo de cambio de otras monedas de lado. La importación va en dos pasos y el primero no escribe nada: primero se lee el archivo y se dice cuántos días trae, cuántos son nuevos y cuáles cambian de valor y de cuánto a cuánto, y solo con esa información delante se importa. Sin ese paso previo, treinta días de conversiones entrarían sin que nadie los hubiera visto, y un archivo mal leído no se nota hasta que un cuadre no cuadra. Al importar, el valor del día sí se cambia —el archivo del banco es la fuente oficial del mes y manda sobre lo que hubiera— pero la fuente no se toca nunca: si el usuario corrigió un día a mano y anotó de dónde lo sacó, dejar el nombre del banco encima haría que dentro de un mes nadie supiera de dónde salió ese número. Una fila del archivo que no se entiende no tira el archivo entero: se cuenta y se dice cuál era, porque el banco publica días que no cierra y la conversión deja celdas vacías. Todo el mes se escribe dentro de una transacción, para que un fallo a mitad no deje la mitad del mes guardada sin que nada lo diga. El precio del oro NO va en esta tabla: tiene la suya, precios_oro, y además valoraciones_oro ya la referencia. Meterlo aquí daría dos sitios donde mirar el precio del oro y los dos acabarían discrepando. La importación del tipo de cambio del mes no toca el oro: no lo deja en cero y no lo pisa. Si el taller necesita el precio del oro de cada día, ese dato se carga en su propia pantalla, que aún no está hecha.</w:t></w:r></w:p><w:p><w:pPr><w:rPr><w:lang w:val="es-NI"/></w:rPr></w:pPr><w:r><w:rPr><w:b/><w:sz w:val="16"/><w:lang w:val="es-NI"/></w:rPr><w:t>PK</w:t></w:r></w:p><w:p><w:pPr><w:rPr><w:lang w:val="es-NI"/></w:rPr></w:pPr><w:proofErr w:type="spellStart"/><w:r><w:rPr><w:b/><w:sz w:val="16"/><w:lang w:val="es-NI"/></w:rPr><w:t>Soft</w:t></w:r><w:proofErr w:type="spellEnd"/><w:r><w:rPr><w:b/><w:sz w:val="16"/><w:lang w:val="es-NI"/></w:rPr><w:t xml:space="preserve"> </w:t></w:r><w:proofErr w:type="spellStart"/><w:r><w:rPr><w:b/><w:sz w:val="16"/><w:lang w:val="es-NI"/></w:rPr><w:t>Delete</w:t></w:r><w:proofErr w:type="spellEnd"/></w:p><w:p><w:pPr><w:rPr><w:lang w:val="es-NI"/></w:rPr></w:pPr><w:r><w:rPr><w:b/><w:sz w:val="16"/><w:lang w:val="es-NI"/></w:rPr><w:t>Índices únicos</w:t></w:r></w:p><w:p><w:pPr><w:rPr><w:lang w:val="es-NI"/></w:rPr></w:pPr><w:r><w:rPr><w:b/><w:sz w:val="16"/><w:lang w:val="es-NI"/></w:rPr><w:t>Relaciones FK</w:t></w:r></w:p><w:p><w:pPr><w:rPr><w:lang w:val="es-NI"/></w:rPr></w:pPr><w:r><w:rPr><w:sz w:val="16"/><w:lang w:val="es-NI"/></w:rPr><w:t>id</w:t></w:r></w:p><w:p><w:pPr><w:rPr><w:lang w:val="es-NI"/></w:rPr></w:pPr><w:r><w:rPr><w:sz w:val="16"/><w:lang w:val="es-NI"/></w:rPr><w:t>Sí</w:t></w:r></w:p><w:p><w:pPr><w:rPr><w:lang w:val="es-NI"/></w:rPr></w:pPr><w:proofErr w:type="spellStart"/><w:r><w:rPr><w:sz w:val="16"/><w:lang w:val="es-NI"/></w:rPr><w:t>uq_tipo_cambio_fecha_moneda</w:t></w:r><w:proofErr w:type="spellEnd"/><w:r><w:rPr><w:sz w:val="16"/><w:lang w:val="es-NI"/></w:rPr><w:t xml:space="preserve"> (fecha, </w:t></w:r><w:proofErr w:type="spellStart"/><w:r><w:rPr><w:sz w:val="16"/><w:lang w:val="es-NI"/></w:rPr><w:t>moneda_id</w:t></w:r><w:proofErr w:type="spellEnd"/><w:r><w:rPr><w:sz w:val="16"/><w:lang w:val="es-NI"/></w:rPr><w:t>)</w:t></w:r></w:p><w:p><w:pPr><w:rPr><w:lang w:val="es-NI"/></w:rPr></w:pPr><w:r><w:rPr><w:sz w:val="16"/><w:lang w:val="es-NI"/></w:rPr><w:t>1</w:t></w:r></w:p><w:p><w:pPr><w:rPr><w:lang w:val="es-NI"/></w:rPr></w:pPr><w:r><w:rPr><w:b/><w:sz w:val="15"/><w:lang w:val="es-NI"/></w:rPr><w:t>Campo</w:t></w:r></w:p><w:p><w:pPr><w:rPr><w:lang w:val="es-NI"/></w:rPr></w:pPr><w:r><w:rPr><w:b/><w:sz w:val="15"/><w:lang w:val="es-NI"/></w:rPr><w:t>Tipo / definición</w:t></w:r></w:p><w:p><w:pPr><w:rPr><w:lang w:val="es-NI"/></w:rPr></w:pPr><w:r><w:rPr><w:b/><w:sz w:val="15"/><w:lang w:val="es-NI"/></w:rPr><w:t>Nulo / default</w:t></w:r></w:p><w:p><w:pPr><w:rPr><w:lang w:val="es-NI"/></w:rPr></w:pPr><w:r><w:rPr><w:b/><w:sz w:val="15"/><w:lang w:val="es-NI"/></w:rPr><w:t>Clave / índice</w:t></w:r></w:p><w:p><w:pPr><w:rPr><w:lang w:val="es-NI"/></w:rPr></w:pPr><w:r><w:rPr><w:b/><w:sz w:val="15"/><w:lang w:val="es-NI"/></w:rPr><w:t>Descripción</w:t></w:r></w:p><w:p><w:pPr><w:rPr><w:lang w:val="es-NI"/></w:rPr></w:pPr><w:r><w:rPr><w:sz w:val="15"/><w:lang w:val="es-NI"/></w:rPr><w:t>id</w:t></w:r></w:p><w:p><w:pPr><w:rPr><w:lang w:val="es-NI"/></w:rPr></w:pPr><w:proofErr w:type="gramStart"/><w:r><w:rPr><w:sz w:val="15"/><w:lang w:val="es-NI"/></w:rPr><w:t>BIGINT(</w:t></w:r><w:proofErr w:type="gramEnd"/><w:r><w:rPr><w:sz w:val="15"/><w:lang w:val="es-NI"/></w:rPr><w:t>20)</w:t></w:r></w:p><w:p><w:pPr><w:rPr><w:lang w:val="es-NI"/></w:rPr></w:pPr><w:r><w:rPr><w:sz w:val="15"/><w:lang w:val="es-NI"/></w:rPr><w:t>No</w:t></w:r></w:p><w:p><w:pPr><w:rPr><w:lang w:val="es-NI"/></w:rPr></w:pPr><w:r><w:rPr><w:sz w:val="15"/><w:lang w:val="es-NI"/></w:rPr><w:t>PK</w:t></w:r></w:p><w:p><w:pPr><w:rPr><w:lang w:val="es-NI"/></w:rPr></w:pPr><w:r><w:rPr><w:sz w:val="15"/><w:lang w:val="es-NI"/></w:rPr><w:t>Identificador único de la fila.</w:t></w:r></w:p><w:p><w:pPr><w:rPr><w:lang w:val="es-NI"/></w:rPr></w:pPr><w:r><w:rPr><w:sz w:val="15"/><w:lang w:val="es-NI"/></w:rPr><w:t>fecha</w:t></w:r></w:p><w:p><w:pPr><w:rPr><w:lang w:val="es-NI"/></w:rPr></w:pPr><w:r><w:rPr><w:sz w:val="15"/><w:lang w:val="es-NI"/></w:rPr><w:t>DATE</w:t></w:r></w:p><w:p><w:pPr><w:rPr><w:lang w:val="es-NI"/></w:rPr></w:pPr><w:r><w:rPr><w:sz w:val="15"/><w:lang w:val="es-NI"/></w:rPr><w:t>No</w:t></w:r></w:p><w:p><w:pPr><w:rPr><w:lang w:val="es-NI"/></w:rPr></w:pPr><w:r><w:rPr><w:sz w:val="15"/><w:lang w:val="es-NI"/></w:rPr><w:t>UK</w:t></w:r></w:p><w:p><w:pPr><w:rPr><w:lang w:val="es-NI"/></w:rPr></w:pPr><w:r><w:rPr><w:sz w:val="15"/><w:lang w:val="es-NI"/></w:rPr><w:t>Fecha de la operación.</w:t></w:r></w:p><w:p><w:pPr><w:rPr><w:lang w:val="es-NI"/></w:rPr></w:pPr><w:proofErr w:type="spellStart"/><w:r><w:rPr><w:sz w:val="15"/><w:lang w:val="es-NI"/></w:rPr><w:t>moneda_id</w:t></w:r><w:proofErr w:type="spellEnd"/></w:p><w:p><w:pPr><w:rPr><w:lang w:val="es-NI"/></w:rPr></w:pPr><w:proofErr w:type="gramStart"/><w:r><w:rPr><w:sz w:val="15"/><w:lang w:val="es-NI"/></w:rPr><w:t>BIGINT(</w:t></w:r><w:proofErr w:type="gramEnd"/><w:r><w:rPr><w:sz w:val="15"/><w:lang w:val="es-NI"/></w:rPr><w:t>20)</w:t></w:r></w:p><w:p><w:pPr><w:rPr><w:lang w:val="es-NI"/></w:rPr></w:pPr><w:r><w:rPr><w:sz w:val="15"/><w:lang w:val="es-NI"/></w:rPr><w:t>No</w:t></w:r></w:p><w:p><w:pPr><w:rPr><w:lang w:val="es-NI"/></w:rPr></w:pPr><w:r><w:rPr><w:sz w:val="15"/><w:lang w:val="es-NI"/></w:rPr><w:t>; FK</w:t></w:r></w:p><w:p><w:pPr><w:rPr><w:lang w:val="es-NI"/></w:rPr></w:pPr><w:r><w:rPr><w:sz w:val="15"/><w:lang w:val="es-NI"/></w:rPr><w:t>Moneda en la que se registra la operación.</w:t></w:r></w:p><w:p><w:pPr><w:rPr><w:lang w:val="es-NI"/></w:rPr></w:pPr><w:r><w:rPr><w:sz w:val="15"/><w:lang w:val="es-NI"/></w:rPr><w:t>valor</w:t></w:r></w:p><w:p><w:pPr><w:rPr><w:lang w:val="es-NI"/></w:rPr></w:pPr><w:proofErr w:type="gramStart"/><w:r><w:rPr><w:sz w:val="15"/><w:lang w:val="es-NI"/></w:rPr><w:t>DECIMAL(</w:t></w:r><w:proofErr w:type="gramEnd"/><w:r><w:rPr><w:sz w:val="15"/><w:lang w:val="es-NI"/></w:rPr><w:t>14,</w:t></w:r></w:p><w:p><w:pPr><w:rPr><w:lang w:val="es-NI"/></w:rPr></w:pPr><w:r><w:rPr><w:sz w:val="15"/><w:lang w:val="es-NI"/></w:rPr><w:t>No</w:t></w:r></w:p><w:p><w:pPr><w:rPr><w:lang w:val="es-NI"/></w:rPr></w:pPr><w:r><w:rPr><w:sz w:val="15"/><w:lang w:val="es-NI"/></w:rPr><w:t>—</w:t></w:r></w:p><w:p><w:pPr><w:rPr><w:lang w:val="es-NI"/></w:rPr></w:pPr><w:r><w:rPr><w:sz w:val="15"/><w:lang w:val="es-NI"/></w:rPr><w:t>Valor del tipo de cambio.</w:t></w:r></w:p><w:p><w:pPr><w:rPr><w:lang w:val="es-NI"/></w:rPr></w:pPr><w:r><w:rPr><w:sz w:val="15"/><w:lang w:val="es-NI"/></w:rPr><w:t>fuente</w:t></w:r></w:p><w:p><w:pPr><w:rPr><w:lang w:val="es-NI"/></w:rPr></w:pPr><w:proofErr w:type="gramStart"/><w:r><w:rPr><w:sz w:val="15"/><w:lang w:val="es-NI"/></w:rPr><w:t>VARCHAR(</w:t></w:r><w:proofErr w:type="gramEnd"/><w:r><w:rPr><w:sz w:val="15"/><w:lang w:val="es-NI"/></w:rPr><w:t>100)</w:t></w:r></w:p><w:p><w:pPr><w:rPr><w:lang w:val="es-NI"/></w:rPr></w:pPr><w:r><w:rPr><w:sz w:val="15"/><w:lang w:val="es-NI"/></w:rPr><w:t>Sí / NULL</w:t></w:r></w:p><w:p><w:pPr><w:rPr><w:lang w:val="es-NI"/></w:rPr></w:pPr><w:r><w:rPr><w:sz w:val="15"/><w:lang w:val="es-NI"/></w:rPr><w:t>—</w:t></w:r></w:p><w:p><w:pPr><w:rPr><w:lang w:val="es-NI"/></w:rPr></w:pPr><w:r><w:rPr><w:sz w:val="15"/><w:lang w:val="es-NI"/></w:rPr><w:t>Fuente utilizada para el precio o tipo de cambio.</w:t></w:r></w:p><w:p><w:pPr><w:rPr><w:lang w:val="es-NI"/></w:rPr></w:pPr><w:r><w:rPr><w:sz w:val="15"/><w:lang w:val="es-NI"/></w:rPr><w:t>observaciones</w:t></w:r></w:p><w:p><w:pPr><w:rPr><w:lang w:val="es-NI"/></w:rPr></w:pPr><w:proofErr w:type="gramStart"/><w:r><w:rPr><w:sz w:val="15"/><w:lang w:val="es-NI"/></w:rPr><w:t>VARCHAR(</w:t></w:r><w:proofErr w:type="gramEnd"/><w:r><w:rPr><w:sz w:val="15"/><w:lang w:val="es-NI"/></w:rPr><w:t>255)</w:t></w:r></w:p><w:p><w:pPr><w:rPr><w:lang w:val="es-NI"/></w:rPr></w:pPr><w:r><w:rPr><w:sz w:val="15"/><w:lang w:val="es-NI"/></w:rPr><w:t>Sí / NULL</w:t></w:r></w:p><w:p><w:pPr><w:rPr><w:lang w:val="es-NI"/></w:rPr></w:pPr><w:r><w:rPr><w:sz w:val="15"/><w:lang w:val="es-NI"/></w:rPr><w:t>—</w:t></w:r></w:p><w:p><w:pPr><w:rPr><w:lang w:val="es-NI"/></w:rPr></w:pPr><w:r><w:rPr><w:sz w:val="15"/><w:lang w:val="es-NI"/></w:rPr><w:t>Notas adicionales del registro.</w:t></w:r></w:p><w:p><w:pPr><w:rPr><w:lang w:val="es-NI"/></w:rPr></w:pPr><w:proofErr w:type="spellStart"/><w:r><w:rPr><w:sz w:val="15"/><w:lang w:val="es-NI"/></w:rPr><w:t>created_at</w:t></w:r><w:proofErr w:type="spellEnd"/></w:p><w:p><w:pPr><w:rPr><w:lang w:val="es-NI"/></w:rPr></w:pPr><w:r><w:rPr><w:sz w:val="15"/><w:lang w:val="es-NI"/></w:rPr><w:t>TIMESTAMP</w:t></w:r></w:p><w:p><w:pPr><w:rPr><w:lang w:val="es-NI"/></w:rPr></w:pPr><w:r><w:rPr><w:sz w:val="15"/><w:lang w:val="es-NI"/></w:rPr><w:t>Sí / NULL</w:t></w:r></w:p><w:p><w:pPr><w:rPr><w:lang w:val="es-NI"/></w:rPr></w:pPr><w:r><w:rPr><w:sz w:val="15"/><w:lang w:val="es-NI"/></w:rPr><w:t>—</w:t></w:r></w:p><w:p><w:pPr><w:rPr><w:lang w:val="es-NI"/></w:rPr></w:pPr><w:r><w:rPr><w:sz w:val="15"/><w:lang w:val="es-NI"/></w:rPr><w:t>Fecha/hora de creación.</w:t></w:r></w:p><w:p><w:pPr><w:rPr><w:lang w:val="es-NI"/></w:rPr></w:pPr><w:proofErr w:type="spellStart"/><w:r><w:rPr><w:sz w:val="15"/><w:lang w:val="es-NI"/></w:rPr><w:t>updated_at</w:t></w:r><w:proofErr w:type="spellEnd"/></w:p><w:p><w:pPr><w:rPr><w:lang w:val="es-NI"/></w:rPr></w:pPr><w:r><w:rPr><w:sz w:val="15"/><w:lang w:val="es-NI"/></w:rPr><w:t>TIMESTAMP</w:t></w:r></w:p><w:p><w:pPr><w:rPr><w:lang w:val="es-NI"/></w:rPr></w:pPr><w:r><w:rPr><w:sz w:val="15"/><w:lang w:val="es-NI"/></w:rPr><w:t>Sí / NULL</w:t></w:r></w:p><w:p><w:pPr><w:rPr><w:lang w:val="es-NI"/></w:rPr></w:pPr><w:r><w:rPr><w:sz w:val="15"/><w:lang w:val="es-NI"/></w:rPr><w:t>—</w:t></w:r></w:p><w:p><w:pPr><w:rPr><w:lang w:val="es-NI"/></w:rPr></w:pPr><w:r><w:rPr><w:sz w:val="15"/><w:lang w:val="es-NI"/></w:rPr><w:t>Fecha/hora de última actualización.</w:t></w:r></w:p><w:p><w:pPr><w:rPr><w:lang w:val="es-NI"/></w:rPr></w:pPr><w:proofErr w:type="spellStart"/><w:r><w:rPr><w:sz w:val="15"/><w:lang w:val="es-NI"/></w:rPr><w:t>deleted_at</w:t></w:r><w:proofErr w:type="spellEnd"/></w:p><w:p><w:pPr><w:rPr><w:lang w:val="es-NI"/></w:rPr></w:pPr><w:r><w:rPr><w:sz w:val="15"/><w:lang w:val="es-NI"/></w:rPr><w:t>TIMESTAMP</w:t></w:r></w:p><w:p><w:pPr><w:rPr><w:lang w:val="es-NI"/></w:rPr></w:pPr><w:r><w:rPr><w:sz w:val="15"/><w:lang w:val="es-NI"/></w:rPr><w:t>Sí / NULL</w:t></w:r></w:p><w:p><w:pPr><w:rPr><w:lang w:val="es-NI"/></w:rPr></w:pPr><w:r><w:rPr><w:sz w:val="15"/><w:lang w:val="es-NI"/></w:rPr><w:t>—</w:t></w:r></w:p><w:p><w:pPr><w:rPr><w:lang w:val="es-NI"/></w:rPr></w:pPr><w:r><w:rPr><w:sz w:val="15"/><w:lang w:val="es-NI"/></w:rPr><w:t>Marca temporal de eliminación lógica (</w:t></w:r><w:proofErr w:type="spellStart"/><w:r><w:rPr><w:sz w:val="15"/><w:lang w:val="es-NI"/></w:rPr><w:t>Soft</w:t></w:r><w:proofErr w:type="spellEnd"/><w:r><w:rPr><w:sz w:val="15"/><w:lang w:val="es-NI"/></w:rPr><w:t xml:space="preserve"> </w:t></w:r><w:proofErr w:type="spellStart"/><w:r><w:rPr><w:sz w:val="15"/><w:lang w:val="es-NI"/></w:rPr><w:t>Delete</w:t></w:r><w:proofErr w:type="spellEnd"/><w:r><w:rPr><w:sz w:val="15"/><w:lang w:val="es-NI"/></w:rPr><w:t>).</w:t></w:r></w:p><w:p><w:pPr><w:rPr><w:lang w:val="es-NI"/></w:rPr></w:pPr><w:r><w:rPr><w:b/><w:lang w:val="es-NI"/></w:rPr><w:t>Relaciones:</w:t></w:r></w:p><w:p><w:pPr><w:pStyle w:val="Listaconvietas"/><w:rPr><w:lang w:val="es-NI"/></w:rPr></w:pPr><w:proofErr w:type="spellStart"/><w:r><w:rPr><w:lang w:val="es-NI"/></w:rPr><w:t>moneda_id</w:t></w:r><w:proofErr w:type="spellEnd"/><w:r><w:rPr><w:lang w:val="es-NI"/></w:rPr><w:t xml:space="preserve"> → </w:t></w:r><w:proofErr w:type="spellStart"/><w:r><w:rPr><w:lang w:val="es-NI"/></w:rPr><w:t>monedas.id</w:t></w:r><w:proofErr w:type="spellEnd"/></w:p><w:p><w:pPr><w:rPr><w:lang w:val="es-NI"/></w:rPr></w:pPr><w:r><w:rPr><w:lang w:val="es-NI"/></w:rPr><w:br w:type="page"/></w:r></w:p><w:p><w:pPr><w:pStyle w:val="Ttulo2"/><w:rPr><w:lang w:val="es-NI"/></w:rPr></w:pPr><w:r><w:rPr><w:lang w:val="es-NI"/></w:rPr><w:lastRenderedPageBreak/><w:t xml:space="preserve">35. equipos</w:t></w:r><w:bookmarkEnd w:id="38"/></w:p><w:p><w:pPr><w:rPr><w:lang w:val="es-NI"/></w:rPr></w:pPr><w:r><w:rPr><w:lang w:val="es-NI"/></w:rPr><w:t xml:space="preserve">Equipo del taller que se usa en los procesos y que se deprecia con el tiempo. Del valor de adquisición, el valor residual y la vida útil sale la depreciación diaria, que después se cobra a cada proceso donde se usó el equipo. Es dato maestro: corregir su valor no mueve el costo de los procesos ya cerrados, porque cada uso guardó su propia foto.</w:t></w:r></w:p><w:p><w:pPr><w:rPr><w:lang w:val="es-NI"/></w:rPr></w:pPr><w:r><w:rPr><w:b/><w:lang w:val="es-NI"/></w:rPr><w:t xml:space="preserve">Reglas / criterios: la vida útil debe ser mayor que cero; con cero meses la tasa diaria sería una división entre cero. El valor residual no puede superar el valor de adquisición, porque si no lo depreciable daría negativo. La depreciación se prorratea en 30 días por mes. Un equipo con historial de procesos no se elimina: la clave foránea desde proceso_equipos está en ON DELETE RESTRICT, porque los costos ya registrados dependen de él.</w:t></w:r></w:p><w:p><w:pPr><w:rPr><w:lang w:val="es-NI"/></w:rPr></w:pPr><w:r><w:rPr><w:b/><w:sz w:val="16"/><w:lang w:val="es-NI"/></w:rPr><w:t>PK</w:t></w:r></w:p><w:p><w:pPr><w:rPr><w:lang w:val="es-NI"/></w:rPr></w:pPr><w:r><w:rPr><w:b/><w:sz w:val="16"/><w:lang w:val="es-NI"/></w:rPr><w:t>Soft</w:t></w:r><w:proofErr w:type="spellEnd"/><w:r><w:rPr><w:b/><w:sz w:val="16"/><w:lang w:val="es-NI"/></w:rPr><w:t xml:space="preserve"> </w:t></w:r><w:proofErr w:type="spellStart"/><w:r><w:rPr><w:b/><w:sz w:val="16"/><w:lang w:val="es-NI"/></w:rPr><w:t>Delete</w:t></w:r><w:proofErr w:type="spellEnd"/></w:p><w:p><w:pPr><w:rPr><w:lang w:val="es-NI"/></w:rPr></w:pPr><w:r><w:rPr><w:b/><w:sz w:val="16"/><w:lang w:val="es-NI"/></w:rPr><w:t>Índices únicos</w:t></w:r></w:p><w:p><w:pPr><w:rPr><w:lang w:val="es-NI"/></w:rPr></w:pPr><w:r><w:rPr><w:b/><w:sz w:val="16"/><w:lang w:val="es-NI"/></w:rPr><w:t>Relaciones FK</w:t></w:r></w:p><w:p><w:pPr><w:rPr><w:lang w:val="es-NI"/></w:rPr></w:pPr><w:r><w:rPr><w:sz w:val="16"/><w:lang w:val="es-NI"/></w:rPr><w:t xml:space="preserve">id</w:t></w:r></w:p><w:p><w:pPr><w:rPr><w:lang w:val="es-NI"/></w:rPr></w:pPr><w:r><w:rPr><w:sz w:val="16"/><w:lang w:val="es-NI"/></w:rPr><w:t xml:space="preserve">Sí</w:t></w:r></w:p><w:p><w:pPr><w:rPr><w:lang w:val="es-NI"/></w:rPr></w:pPr><w:r><w:rPr><w:sz w:val="16"/><w:lang w:val="es-NI"/></w:rPr><w:t xml:space="preserve">uq_equipos_codigo (codigo)</w:t></w:r></w:p><w:p><w:pPr><w:rPr><w:lang w:val="es-NI"/></w:rPr></w:pPr><w:r><w:rPr><w:sz w:val="16"/><w:lang w:val="es-NI"/></w:rPr><w:t xml:space="preserve">1</w:t></w:r></w:p><w:p><w:pPr><w:rPr><w:lang w:val="es-NI"/></w:rPr></w:pPr><w:r><w:rPr><w:b/><w:sz w:val="15"/><w:lang w:val="es-NI"/></w:rPr><w:t>Campo</w:t></w:r></w:p><w:p><w:pPr><w:rPr><w:lang w:val="es-NI"/></w:rPr></w:pPr><w:r><w:rPr><w:b/><w:sz w:val="15"/><w:lang w:val="es-NI"/></w:rPr><w:t>Tipo / definición</w:t></w:r></w:p><w:p><w:pPr><w:rPr><w:lang w:val="es-NI"/></w:rPr></w:pPr><w:r><w:rPr><w:b/><w:sz w:val="15"/><w:lang w:val="es-NI"/></w:rPr><w:t>Nulo / default</w:t></w:r></w:p><w:p><w:pPr><w:rPr><w:lang w:val="es-NI"/></w:rPr></w:pPr><w:r><w:rPr><w:b/><w:sz w:val="15"/><w:lang w:val="es-NI"/></w:rPr><w:t>Clave / índice</w:t></w:r></w:p><w:p><w:pPr><w:rPr><w:lang w:val="es-NI"/></w:rPr></w:pPr><w:r><w:rPr><w:b/><w:sz w:val="15"/><w:lang w:val="es-NI"/></w:rPr><w:t>Descripción</w:t></w:r></w:p><w:p><w:pPr><w:rPr><w:lang w:val="es-NI"/></w:rPr></w:pPr><w:r><w:rPr><w:sz w:val="15"/><w:lang w:val="es-NI"/></w:rPr><w:t xml:space="preserve">id</w:t></w:r></w:p><w:p><w:pPr><w:rPr><w:lang w:val="es-NI"/></w:rPr></w:pPr><w:r><w:rPr><w:sz w:val="15"/><w:lang w:val="es-NI"/></w:rPr><w:t xml:space="preserve">BIGINT(20)</w:t></w:r></w:p><w:p><w:pPr><w:rPr><w:lang w:val="es-NI"/></w:rPr></w:pPr><w:r><w:rPr><w:sz w:val="15"/><w:lang w:val="es-NI"/></w:rPr><w:t xml:space="preserve">No</w:t></w:r></w:p><w:p><w:pPr><w:rPr><w:lang w:val="es-NI"/></w:rPr></w:pPr><w:r><w:rPr><w:sz w:val="15"/><w:lang w:val="es-NI"/></w:rPr><w:t xml:space="preserve">PK</w:t></w:r></w:p><w:p><w:pPr><w:rPr><w:lang w:val="es-NI"/></w:rPr></w:pPr><w:r><w:rPr><w:sz w:val="15"/><w:lang w:val="es-NI"/></w:rPr><w:t xml:space="preserve">Identificador único de la fila.</w:t></w:r></w:p><w:p><w:pPr><w:rPr><w:lang w:val="es-NI"/></w:rPr></w:pPr><w:r><w:rPr><w:sz w:val="15"/><w:lang w:val="es-NI"/></w:rPr><w:t xml:space="preserve">codigo</w:t></w:r></w:p><w:p><w:pPr><w:rPr><w:lang w:val="es-NI"/></w:rPr></w:pPr><w:r><w:rPr><w:sz w:val="15"/><w:lang w:val="es-NI"/></w:rPr><w:t xml:space="preserve">VARCHAR(30)</w:t></w:r></w:p><w:p><w:pPr><w:rPr><w:lang w:val="es-NI"/></w:rPr></w:pPr><w:r><w:rPr><w:sz w:val="15"/><w:lang w:val="es-NI"/></w:rPr><w:t xml:space="preserve">No</w:t></w:r></w:p><w:p><w:pPr><w:rPr><w:lang w:val="es-NI"/></w:rPr></w:pPr><w:r><w:rPr><w:sz w:val="15"/><w:lang w:val="es-NI"/></w:rPr><w:t xml:space="preserve">UK</w:t></w:r></w:p><w:p><w:pPr><w:rPr><w:lang w:val="es-NI"/></w:rPr></w:pPr><w:r><w:rPr><w:sz w:val="15"/><w:lang w:val="es-NI"/></w:rPr><w:t xml:space="preserve">Código de negocio del equipo, por ejemplo "MOL-001".</w:t></w:r></w:p><w:p><w:pPr><w:rPr><w:lang w:val="es-NI"/></w:rPr></w:pPr><w:r><w:rPr><w:sz w:val="15"/><w:lang w:val="es-NI"/></w:rPr><w:t xml:space="preserve">nombre</w:t></w:r></w:p><w:p><w:pPr><w:rPr><w:lang w:val="es-NI"/></w:rPr></w:pPr><w:r><w:rPr><w:sz w:val="15"/><w:lang w:val="es-NI"/></w:rPr><w:t xml:space="preserve">VARCHAR(150)</w:t></w:r></w:p><w:p><w:pPr><w:rPr><w:lang w:val="es-NI"/></w:rPr></w:pPr><w:r><w:rPr><w:sz w:val="15"/><w:lang w:val="es-NI"/></w:rPr><w:t xml:space="preserve">No</w:t></w:r></w:p><w:p><w:pPr><w:rPr><w:lang w:val="es-NI"/></w:rPr></w:pPr><w:r><w:rPr><w:sz w:val="15"/><w:lang w:val="es-NI"/></w:rPr><w:t xml:space="preserve">—</w:t></w:r></w:p><w:p><w:pPr><w:rPr><w:lang w:val="es-NI"/></w:rPr></w:pPr><w:r><w:rPr><w:sz w:val="15"/><w:lang w:val="es-NI"/></w:rPr><w:t xml:space="preserve">Nombre del equipo.</w:t></w:r></w:p><w:p><w:pPr><w:rPr><w:lang w:val="es-NI"/></w:rPr></w:pPr><w:r><w:rPr><w:sz w:val="15"/><w:lang w:val="es-NI"/></w:rPr><w:t xml:space="preserve">descripcion</w:t></w:r></w:p><w:p><w:pPr><w:rPr><w:lang w:val="es-NI"/></w:rPr></w:pPr><w:r><w:rPr><w:sz w:val="15"/><w:lang w:val="es-NI"/></w:rPr><w:t xml:space="preserve">VARCHAR(255)</w:t></w:r></w:p><w:p><w:pPr><w:rPr><w:lang w:val="es-NI"/></w:rPr></w:pPr><w:r><w:rPr><w:sz w:val="15"/><w:lang w:val="es-NI"/></w:rPr><w:t xml:space="preserve">Sí / NULL</w:t></w:r></w:p><w:p><w:pPr><w:rPr><w:lang w:val="es-NI"/></w:rPr></w:pPr><w:r><w:rPr><w:sz w:val="15"/><w:lang w:val="es-NI"/></w:rPr><w:t xml:space="preserve">—</w:t></w:r></w:p><w:p><w:pPr><w:rPr><w:lang w:val="es-NI"/></w:rPr></w:pPr><w:r><w:rPr><w:sz w:val="15"/><w:lang w:val="es-NI"/></w:rPr><w:t xml:space="preserve">Detalle del equipo.</w:t></w:r></w:p><w:p><w:pPr><w:rPr><w:lang w:val="es-NI"/></w:rPr></w:pPr><w:r><w:rPr><w:sz w:val="15"/><w:lang w:val="es-NI"/></w:rPr><w:t xml:space="preserve">fecha_adquisicion</w:t></w:r></w:p><w:p><w:pPr><w:rPr><w:lang w:val="es-NI"/></w:rPr></w:pPr><w:r><w:rPr><w:sz w:val="15"/><w:lang w:val="es-NI"/></w:rPr><w:t xml:space="preserve">DATE</w:t></w:r></w:p><w:p><w:pPr><w:rPr><w:lang w:val="es-NI"/></w:rPr></w:pPr><w:r><w:rPr><w:sz w:val="15"/><w:lang w:val="es-NI"/></w:rPr><w:t xml:space="preserve">Sí / NULL</w:t></w:r></w:p><w:p><w:pPr><w:rPr><w:lang w:val="es-NI"/></w:rPr></w:pPr><w:r><w:rPr><w:sz w:val="15"/><w:lang w:val="es-NI"/></w:rPr><w:t xml:space="preserve">—</w:t></w:r></w:p><w:p><w:pPr><w:rPr><w:lang w:val="es-NI"/></w:rPr></w:pPr><w:r><w:rPr><w:sz w:val="15"/><w:lang w:val="es-NI"/></w:rPr><w:t xml:space="preserve">Fecha en que se adquirió el equipo.</w:t></w:r></w:p><w:p><w:pPr><w:rPr><w:lang w:val="es-NI"/></w:rPr></w:pPr><w:r><w:rPr><w:sz w:val="15"/><w:lang w:val="es-NI"/></w:rPr><w:t xml:space="preserve">valor_adquisicion</w:t></w:r></w:p><w:p><w:pPr><w:rPr><w:lang w:val="es-NI"/></w:rPr></w:pPr><w:r><w:rPr><w:sz w:val="15"/><w:lang w:val="es-NI"/></w:rPr><w:t xml:space="preserve">DECIMAL(14,2)</w:t></w:r></w:p><w:p><w:pPr><w:rPr><w:lang w:val="es-NI"/></w:rPr></w:pPr><w:r><w:rPr><w:sz w:val="15"/><w:lang w:val="es-NI"/></w:rPr><w:t xml:space="preserve">No / 0</w:t></w:r></w:p><w:p><w:pPr><w:rPr><w:lang w:val="es-NI"/></w:rPr></w:pPr><w:r><w:rPr><w:sz w:val="15"/><w:lang w:val="es-NI"/></w:rPr><w:t xml:space="preserve">—</w:t></w:r></w:p><w:p><w:pPr><w:rPr><w:lang w:val="es-NI"/></w:rPr></w:pPr><w:r><w:rPr><w:sz w:val="15"/><w:lang w:val="es-NI"/></w:rPr><w:t xml:space="preserve">Importe de adquisición, en la moneda de la operación.</w:t></w:r></w:p><w:p><w:pPr><w:rPr><w:lang w:val="es-NI"/></w:rPr></w:pPr><w:r><w:rPr><w:sz w:val="15"/><w:lang w:val="es-NI"/></w:rPr><w:t xml:space="preserve">valor_residual</w:t></w:r></w:p><w:p><w:pPr><w:rPr><w:lang w:val="es-NI"/></w:rPr></w:pPr><w:r><w:rPr><w:sz w:val="15"/><w:lang w:val="es-NI"/></w:rPr><w:t xml:space="preserve">DECIMAL(14,2)</w:t></w:r></w:p><w:p><w:pPr><w:rPr><w:lang w:val="es-NI"/></w:rPr></w:pPr><w:r><w:rPr><w:sz w:val="15"/><w:lang w:val="es-NI"/></w:rPr><w:t xml:space="preserve">No / 0</w:t></w:r></w:p><w:p><w:pPr><w:rPr><w:lang w:val="es-NI"/></w:rPr></w:pPr><w:r><w:rPr><w:sz w:val="15"/><w:lang w:val="es-NI"/></w:rPr><w:t xml:space="preserve">—</w:t></w:r></w:p><w:p><w:pPr><w:rPr><w:lang w:val="es-NI"/></w:rPr></w:pPr><w:r><w:rPr><w:sz w:val="15"/><w:lang w:val="es-NI"/></w:rPr><w:t xml:space="preserve">Valor que se estima que tendrá el equipo al final de su vida útil.</w:t></w:r></w:p><w:p><w:pPr><w:rPr><w:lang w:val="es-NI"/></w:rPr></w:pPr><w:r><w:rPr><w:sz w:val="15"/><w:lang w:val="es-NI"/></w:rPr><w:t xml:space="preserve">vida_util_meses</w:t></w:r></w:p><w:p><w:pPr><w:rPr><w:lang w:val="es-NI"/></w:rPr></w:pPr><w:r><w:rPr><w:sz w:val="15"/><w:lang w:val="es-NI"/></w:rPr><w:t xml:space="preserve">SMALLINT UNSIGNED</w:t></w:r></w:p><w:p><w:pPr><w:rPr><w:lang w:val="es-NI"/></w:rPr></w:pPr><w:r><w:rPr><w:sz w:val="15"/><w:lang w:val="es-NI"/></w:rPr><w:t xml:space="preserve">No / 60</w:t></w:r></w:p><w:p><w:pPr><w:rPr><w:lang w:val="es-NI"/></w:rPr></w:pPr><w:r><w:rPr><w:sz w:val="15"/><w:lang w:val="es-NI"/></w:rPr><w:t xml:space="preserve">—</w:t></w:r></w:p><w:p><w:pPr><w:rPr><w:lang w:val="es-NI"/></w:rPr></w:pPr><w:r><w:rPr><w:sz w:val="15"/><w:lang w:val="es-NI"/></w:rPr><w:t xml:space="preserve">Meses que el equipo sigue aportando valor. De aquí sale la tasa diaria.</w:t></w:r></w:p><w:p><w:pPr><w:rPr><w:lang w:val="es-NI"/></w:rPr></w:pPr><w:r><w:rPr><w:sz w:val="15"/><w:lang w:val="es-NI"/></w:rPr><w:t xml:space="preserve">depreciacion_acumulada</w:t></w:r></w:p><w:p><w:pPr><w:rPr><w:lang w:val="es-NI"/></w:rPr></w:pPr><w:r><w:rPr><w:sz w:val="15"/><w:lang w:val="es-NI"/></w:rPr><w:t xml:space="preserve">DECIMAL(14,2)</w:t></w:r></w:p><w:p><w:pPr><w:rPr><w:lang w:val="es-NI"/></w:rPr></w:pPr><w:r><w:rPr><w:sz w:val="15"/><w:lang w:val="es-NI"/></w:rPr><w:t xml:space="preserve">No / 0</w:t></w:r></w:p><w:p><w:pPr><w:rPr><w:lang w:val="es-NI"/></w:rPr></w:pPr><w:r><w:rPr><w:sz w:val="15"/><w:lang w:val="es-NI"/></w:rPr><w:t xml:space="preserve">—</w:t></w:r></w:p><w:p><w:pPr><w:rPr><w:lang w:val="es-NI"/></w:rPr></w:pPr><w:r><w:rPr><w:sz w:val="15"/><w:lang w:val="es-NI"/></w:rPr><w:t xml:space="preserve">Suma de la depreciación de los usos registrados. Se calcula, no se escribe a mano.</w:t></w:r></w:p><w:p><w:pPr><w:rPr><w:lang w:val="es-NI"/></w:rPr></w:pPr><w:r><w:rPr><w:sz w:val="15"/><w:lang w:val="es-NI"/></w:rPr><w:t xml:space="preserve">estado</w:t></w:r></w:p><w:p><w:pPr><w:rPr><w:lang w:val="es-NI"/></w:rPr></w:pPr><w:r><w:rPr><w:sz w:val="15"/><w:lang w:val="es-NI"/></w:rPr><w:t xml:space="preserve">TINYINT</w:t></w:r></w:p><w:p><w:pPr><w:rPr><w:lang w:val="es-NI"/></w:rPr></w:pPr><w:r><w:rPr><w:sz w:val="15"/><w:lang w:val="es-NI"/></w:rPr><w:t xml:space="preserve">No / 1</w:t></w:r></w:p><w:p><w:pPr><w:rPr><w:lang w:val="es-NI"/></w:rPr></w:pPr><w:r><w:rPr><w:sz w:val="15"/><w:lang w:val="es-NI"/></w:rPr><w:t xml:space="preserve">—</w:t></w:r></w:p><w:p><w:pPr><w:rPr><w:lang w:val="es-NI"/></w:rPr></w:pPr><w:r><w:rPr><w:sz w:val="15"/><w:lang w:val="es-NI"/></w:rPr><w:t xml:space="preserve">1 = activo, 0 = inactivo.</w:t></w:r></w:p><w:p><w:pPr><w:rPr><w:lang w:val="es-NI"/></w:rPr></w:pPr><w:r><w:rPr><w:sz w:val="15"/><w:lang w:val="es-NI"/></w:rPr><w:t xml:space="preserve">created_at</w:t></w:r></w:p><w:p><w:pPr><w:rPr><w:lang w:val="es-NI"/></w:rPr></w:pPr><w:r><w:rPr><w:sz w:val="15"/><w:lang w:val="es-NI"/></w:rPr><w:t xml:space="preserve">TIMESTAMP</w:t></w:r></w:p><w:p><w:pPr><w:rPr><w:lang w:val="es-NI"/></w:rPr></w:pPr><w:r><w:rPr><w:sz w:val="15"/><w:lang w:val="es-NI"/></w:rPr><w:t xml:space="preserve">Sí / NULL</w:t></w:r></w:p><w:p><w:pPr><w:rPr><w:lang w:val="es-NI"/></w:rPr></w:pPr><w:r><w:rPr><w:sz w:val="15"/><w:lang w:val="es-NI"/></w:rPr><w:t xml:space="preserve">—</w:t></w:r></w:p><w:p><w:pPr><w:rPr><w:lang w:val="es-NI"/></w:rPr></w:pPr><w:r><w:rPr><w:sz w:val="15"/><w:lang w:val="es-NI"/></w:rPr><w:t xml:space="preserve">Fecha/hora de creación.</w:t></w:r></w:p><w:p><w:pPr><w:rPr><w:lang w:val="es-NI"/></w:rPr></w:pPr><w:r><w:rPr><w:sz w:val="15"/><w:lang w:val="es-NI"/></w:rPr><w:t xml:space="preserve">updated_at</w:t></w:r></w:p><w:p><w:pPr><w:rPr><w:lang w:val="es-NI"/></w:rPr></w:pPr><w:r><w:rPr><w:sz w:val="15"/><w:lang w:val="es-NI"/></w:rPr><w:t xml:space="preserve">TIMESTAMP</w:t></w:r></w:p><w:p><w:pPr><w:rPr><w:lang w:val="es-NI"/></w:rPr></w:pPr><w:r><w:rPr><w:sz w:val="15"/><w:lang w:val="es-NI"/></w:rPr><w:t xml:space="preserve">Sí / NULL</w:t></w:r></w:p><w:p><w:pPr><w:rPr><w:lang w:val="es-NI"/></w:rPr></w:pPr><w:r><w:rPr><w:sz w:val="15"/><w:lang w:val="es-NI"/></w:rPr><w:t xml:space="preserve">—</w:t></w:r></w:p><w:p><w:pPr><w:rPr><w:lang w:val="es-NI"/></w:rPr></w:pPr><w:r><w:rPr><w:sz w:val="15"/><w:lang w:val="es-NI"/></w:rPr><w:t xml:space="preserve">Fecha/hora de última actualización.</w:t></w:r></w:p><w:p><w:pPr><w:rPr><w:lang w:val="es-NI"/></w:rPr></w:pPr><w:r><w:rPr><w:sz w:val="15"/><w:lang w:val="es-NI"/></w:rPr><w:t xml:space="preserve">deleted_at</w:t></w:r></w:p><w:p><w:pPr><w:rPr><w:lang w:val="es-NI"/></w:rPr></w:pPr><w:r><w:rPr><w:sz w:val="15"/><w:lang w:val="es-NI"/></w:rPr><w:t xml:space="preserve">TIMESTAMP</w:t></w:r></w:p><w:p><w:pPr><w:rPr><w:lang w:val="es-NI"/></w:rPr></w:pPr><w:r><w:rPr><w:sz w:val="15"/><w:lang w:val="es-NI"/></w:rPr><w:t xml:space="preserve">Sí / NULL</w:t></w:r></w:p><w:p><w:pPr><w:rPr><w:lang w:val="es-NI"/></w:rPr></w:pPr><w:r><w:rPr><w:sz w:val="15"/><w:lang w:val="es-NI"/></w:rPr><w:t xml:space="preserve">—</w:t></w:r></w:p><w:p><w:pPr><w:rPr><w:lang w:val="es-NI"/></w:rPr></w:pPr><w:r><w:rPr><w:sz w:val="15"/><w:lang w:val="es-NI"/></w:rPr><w:t xml:space="preserve">Marca temporal de eliminación lógica (Soft Delete).</w:t></w:r></w:p><w:p><w:pPr><w:rPr><w:lang w:val="es-NI"/></w:rPr></w:pPr><w:r><w:rPr><w:b/><w:lang w:val="es-NI"/></w:rPr><w:t xml:space="preserve">Relaciones:</w:t></w:r></w:p><w:p><w:pPr><w:pStyle w:val="Listaconvietas"/><w:rPr><w:lang w:val="es-NI"/></w:rPr></w:pPr><w:r><w:rPr><w:lang w:val="es-NI"/></w:rPr><w:t xml:space="preserve">proceso_equipos.equipo_id → equipos.id (ON DELETE RESTRICT)</w:t></w:r></w:p><w:p><w:pPr><w:rPr><w:lang w:val="es-NI"/></w:rPr></w:pPr><w:r><w:rPr><w:lang w:val="es-NI"/></w:rPr><w:br w:type="page"/><w:t/></w:r></w:p><w:p><w:pPr><w:pStyle w:val="Ttulo2"/><w:rPr><w:lang w:val="es-NI"/></w:rPr></w:pPr><w:r><w:rPr><w:lang w:val="es-NI"/></w:rPr><w:lastRenderedPageBreak/><w:t xml:space="preserve">36. proceso_equipos</w:t></w:r><w:bookmarkEnd w:id="38"/></w:p><w:p><w:pPr><w:rPr><w:lang w:val="es-NI"/></w:rPr></w:pPr><w:r><w:rPr><w:lang w:val="es-NI"/></w:rPr><w:t xml:space="preserve">Uso de un equipo dentro de un proceso, con su periodo de uso. La depreciación del periodo se calcula y se guarda al registrar el uso: es la foto del valor de ese uso, para que corregir después la vida útil del equipo no mueva el costo de un proceso ya cerrado. Un equipo puede trabajar en varios procesos seguidos, nunca en el mismo instante, por eso el periodo lleva fecha y hora.</w:t></w:r></w:p><w:p><w:pPr><w:rPr><w:lang w:val="es-NI"/></w:rPr></w:pPr><w:r><w:rPr><w:b/><w:lang w:val="es-NI"/></w:rPr><w:t xml:space="preserve">Reglas / criterios: el periodo no se valida solo con índices, sino en la aplicación: un equipo no puede tener dos periodos solapados. fecha_fin en NULL significa que el equipo sigue asignado a ese proceso y bloquea cualquier uso posterior del mismo equipo. Al eliminar el proceso, el ON DELETE CASCADE elimina también sus asignaciones. Al editar el periodo o cambiar de equipo se rehace la foto de la depreciación; si solo cambia la observación, la foto se conserva.</w:t></w:r></w:p><w:p><w:pPr><w:rPr><w:lang w:val="es-NI"/></w:rPr></w:pPr><w:r><w:rPr><w:b/><w:sz w:val="16"/><w:lang w:val="es-NI"/></w:rPr><w:t>PK</w:t></w:r></w:p><w:p><w:pPr><w:rPr><w:lang w:val="es-NI"/></w:rPr></w:pPr><w:r><w:rPr><w:b/><w:sz w:val="16"/><w:lang w:val="es-NI"/></w:rPr><w:t>Soft</w:t></w:r><w:proofErr w:type="spellEnd"/><w:r><w:rPr><w:b/><w:sz w:val="16"/><w:lang w:val="es-NI"/></w:rPr><w:t xml:space="preserve"> </w:t></w:r><w:proofErr w:type="spellStart"/><w:r><w:rPr><w:b/><w:sz w:val="16"/><w:lang w:val="es-NI"/></w:rPr><w:t>Delete</w:t></w:r><w:proofErr w:type="spellEnd"/></w:p><w:p><w:pPr><w:rPr><w:lang w:val="es-NI"/></w:rPr></w:pPr><w:r><w:rPr><w:b/><w:sz w:val="16"/><w:lang w:val="es-NI"/></w:rPr><w:t>Índices únicos</w:t></w:r></w:p><w:p><w:pPr><w:rPr><w:lang w:val="es-NI"/></w:rPr></w:pPr><w:r><w:rPr><w:b/><w:sz w:val="16"/><w:lang w:val="es-NI"/></w:rPr><w:t>Relaciones FK</w:t></w:r></w:p><w:p><w:pPr><w:rPr><w:lang w:val="es-NI"/></w:rPr></w:pPr><w:r><w:rPr><w:sz w:val="16"/><w:lang w:val="es-NI"/></w:rPr><w:t xml:space="preserve">id</w:t></w:r></w:p><w:p><w:pPr><w:rPr><w:lang w:val="es-NI"/></w:rPr></w:pPr><w:r><w:rPr><w:sz w:val="16"/><w:lang w:val="es-NI"/></w:rPr><w:t xml:space="preserve">Sí</w:t></w:r></w:p><w:p><w:pPr><w:rPr><w:lang w:val="es-NI"/></w:rPr></w:pPr><w:r><w:rPr><w:sz w:val="16"/><w:lang w:val="es-NI"/></w:rPr><w:t xml:space="preserve">—</w:t></w:r></w:p><w:p><w:pPr><w:rPr><w:lang w:val="es-NI"/></w:rPr></w:pPr><w:r><w:rPr><w:sz w:val="16"/><w:lang w:val="es-NI"/></w:rPr><w:t xml:space="preserve">2</w:t></w:r></w:p><w:p><w:pPr><w:rPr><w:lang w:val="es-NI"/></w:rPr></w:pPr><w:r><w:rPr><w:b/><w:sz w:val="15"/><w:lang w:val="es-NI"/></w:rPr><w:t>Campo</w:t></w:r></w:p><w:p><w:pPr><w:rPr><w:lang w:val="es-NI"/></w:rPr></w:pPr><w:r><w:rPr><w:b/><w:sz w:val="15"/><w:lang w:val="es-NI"/></w:rPr><w:t>Tipo / definición</w:t></w:r></w:p><w:p><w:pPr><w:rPr><w:lang w:val="es-NI"/></w:rPr></w:pPr><w:r><w:rPr><w:b/><w:sz w:val="15"/><w:lang w:val="es-NI"/></w:rPr><w:t>Nulo / default</w:t></w:r></w:p><w:p><w:pPr><w:rPr><w:lang w:val="es-NI"/></w:rPr></w:pPr><w:r><w:rPr><w:b/><w:sz w:val="15"/><w:lang w:val="es-NI"/></w:rPr><w:t>Clave / índice</w:t></w:r></w:p><w:p><w:pPr><w:rPr><w:lang w:val="es-NI"/></w:rPr></w:pPr><w:r><w:rPr><w:b/><w:sz w:val="15"/><w:lang w:val="es-NI"/></w:rPr><w:t>Descripción</w:t></w:r></w:p><w:p><w:pPr><w:rPr><w:lang w:val="es-NI"/></w:rPr></w:pPr><w:r><w:rPr><w:sz w:val="15"/><w:lang w:val="es-NI"/></w:rPr><w:t xml:space="preserve">id</w:t></w:r></w:p><w:p><w:pPr><w:rPr><w:lang w:val="es-NI"/></w:rPr></w:pPr><w:r><w:rPr><w:sz w:val="15"/><w:lang w:val="es-NI"/></w:rPr><w:t xml:space="preserve">BIGINT(20)</w:t></w:r></w:p><w:p><w:pPr><w:rPr><w:lang w:val="es-NI"/></w:rPr></w:pPr><w:r><w:rPr><w:sz w:val="15"/><w:lang w:val="es-NI"/></w:rPr><w:t xml:space="preserve">No</w:t></w:r></w:p><w:p><w:pPr><w:rPr><w:lang w:val="es-NI"/></w:rPr></w:pPr><w:r><w:rPr><w:sz w:val="15"/><w:lang w:val="es-NI"/></w:rPr><w:t xml:space="preserve">PK</w:t></w:r></w:p><w:p><w:pPr><w:rPr><w:lang w:val="es-NI"/></w:rPr></w:pPr><w:r><w:rPr><w:sz w:val="15"/><w:lang w:val="es-NI"/></w:rPr><w:t xml:space="preserve">Identificador único de la fila.</w:t></w:r></w:p><w:p><w:pPr><w:rPr><w:lang w:val="es-NI"/></w:rPr></w:pPr><w:r><w:rPr><w:sz w:val="15"/><w:lang w:val="es-NI"/></w:rPr><w:t xml:space="preserve">proceso_orden_id</w:t></w:r></w:p><w:p><w:pPr><w:rPr><w:lang w:val="es-NI"/></w:rPr></w:pPr><w:r><w:rPr><w:sz w:val="15"/><w:lang w:val="es-NI"/></w:rPr><w:t xml:space="preserve">BIGINT(20)</w:t></w:r></w:p><w:p><w:pPr><w:rPr><w:lang w:val="es-NI"/></w:rPr></w:pPr><w:r><w:rPr><w:sz w:val="15"/><w:lang w:val="es-NI"/></w:rPr><w:t xml:space="preserve">No</w:t></w:r></w:p><w:p><w:pPr><w:rPr><w:lang w:val="es-NI"/></w:rPr></w:pPr><w:r><w:rPr><w:sz w:val="15"/><w:lang w:val="es-NI"/></w:rPr><w:t xml:space="preserve">IDX; FK</w:t></w:r></w:p><w:p><w:pPr><w:rPr><w:lang w:val="es-NI"/></w:rPr></w:pPr><w:r><w:rPr><w:sz w:val="15"/><w:lang w:val="es-NI"/></w:rPr><w:t xml:space="preserve">Proceso de la orden donde se usó el equipo.</w:t></w:r></w:p><w:p><w:pPr><w:rPr><w:lang w:val="es-NI"/></w:rPr></w:pPr><w:r><w:rPr><w:sz w:val="15"/><w:lang w:val="es-NI"/></w:rPr><w:t xml:space="preserve">equipo_id</w:t></w:r></w:p><w:p><w:pPr><w:rPr><w:lang w:val="es-NI"/></w:rPr></w:pPr><w:r><w:rPr><w:sz w:val="15"/><w:lang w:val="es-NI"/></w:rPr><w:t xml:space="preserve">BIGINT(20)</w:t></w:r></w:p><w:p><w:pPr><w:rPr><w:lang w:val="es-NI"/></w:rPr></w:pPr><w:r><w:rPr><w:sz w:val="15"/><w:lang w:val="es-NI"/></w:rPr><w:t xml:space="preserve">No</w:t></w:r></w:p><w:p><w:pPr><w:rPr><w:lang w:val="es-NI"/></w:rPr></w:pPr><w:r><w:rPr><w:sz w:val="15"/><w:lang w:val="es-NI"/></w:rPr><w:t xml:space="preserve">IDX; FK</w:t></w:r></w:p><w:p><w:pPr><w:rPr><w:lang w:val="es-NI"/></w:rPr></w:pPr><w:r><w:rPr><w:sz w:val="15"/><w:lang w:val="es-NI"/></w:rPr><w:t xml:space="preserve">Equipo utilizado.</w:t></w:r></w:p><w:p><w:pPr><w:rPr><w:lang w:val="es-NI"/></w:rPr></w:pPr><w:r><w:rPr><w:sz w:val="15"/><w:lang w:val="es-NI"/></w:rPr><w:t xml:space="preserve">fecha_inicio</w:t></w:r></w:p><w:p><w:pPr><w:rPr><w:lang w:val="es-NI"/></w:rPr></w:pPr><w:r><w:rPr><w:sz w:val="15"/><w:lang w:val="es-NI"/></w:rPr><w:t xml:space="preserve">DATETIME</w:t></w:r></w:p><w:p><w:pPr><w:rPr><w:lang w:val="es-NI"/></w:rPr></w:pPr><w:r><w:rPr><w:sz w:val="15"/><w:lang w:val="es-NI"/></w:rPr><w:t xml:space="preserve">No</w:t></w:r></w:p><w:p><w:pPr><w:rPr><w:lang w:val="es-NI"/></w:rPr></w:pPr><w:r><w:rPr><w:sz w:val="15"/><w:lang w:val="es-NI"/></w:rPr><w:t xml:space="preserve">—</w:t></w:r></w:p><w:p><w:pPr><w:rPr><w:lang w:val="es-NI"/></w:rPr></w:pPr><w:r><w:rPr><w:sz w:val="15"/><w:lang w:val="es-NI"/></w:rPr><w:t xml:space="preserve">Inicio del uso, con hora y minuto.</w:t></w:r></w:p><w:p><w:pPr><w:rPr><w:lang w:val="es-NI"/></w:rPr></w:pPr><w:r><w:rPr><w:sz w:val="15"/><w:lang w:val="es-NI"/></w:rPr><w:t xml:space="preserve">fecha_fin</w:t></w:r></w:p><w:p><w:pPr><w:rPr><w:lang w:val="es-NI"/></w:rPr></w:pPr><w:r><w:rPr><w:sz w:val="15"/><w:lang w:val="es-NI"/></w:rPr><w:t xml:space="preserve">DATETIME</w:t></w:r></w:p><w:p><w:pPr><w:rPr><w:lang w:val="es-NI"/></w:rPr></w:pPr><w:r><w:rPr><w:sz w:val="15"/><w:lang w:val="es-NI"/></w:rPr><w:t xml:space="preserve">Sí / NULL</w:t></w:r></w:p><w:p><w:pPr><w:rPr><w:lang w:val="es-NI"/></w:rPr></w:pPr><w:r><w:rPr><w:sz w:val="15"/><w:lang w:val="es-NI"/></w:rPr><w:t xml:space="preserve">—</w:t></w:r></w:p><w:p><w:pPr><w:rPr><w:lang w:val="es-NI"/></w:rPr></w:pPr><w:r><w:rPr><w:sz w:val="15"/><w:lang w:val="es-NI"/></w:rPr><w:t xml:space="preserve">Fin del uso. En NULL el equipo sigue asignado a ese proceso.</w:t></w:r></w:p><w:p><w:pPr><w:rPr><w:lang w:val="es-NI"/></w:rPr></w:pPr><w:r><w:rPr><w:sz w:val="15"/><w:lang w:val="es-NI"/></w:rPr><w:t xml:space="preserve">depreciacion_total</w:t></w:r></w:p><w:p><w:pPr><w:rPr><w:lang w:val="es-NI"/></w:rPr></w:pPr><w:r><w:rPr><w:sz w:val="15"/><w:lang w:val="es-NI"/></w:rPr><w:t xml:space="preserve">DECIMAL(14,2)</w:t></w:r></w:p><w:p><w:pPr><w:rPr><w:lang w:val="es-NI"/></w:rPr></w:pPr><w:r><w:rPr><w:sz w:val="15"/><w:lang w:val="es-NI"/></w:rPr><w:t xml:space="preserve">No / 0</w:t></w:r></w:p><w:p><w:pPr><w:rPr><w:lang w:val="es-NI"/></w:rPr></w:pPr><w:r><w:rPr><w:sz w:val="15"/><w:lang w:val="es-NI"/></w:rPr><w:t xml:space="preserve">—</w:t></w:r></w:p><w:p><w:pPr><w:rPr><w:lang w:val="es-NI"/></w:rPr></w:pPr><w:r><w:rPr><w:sz w:val="15"/><w:lang w:val="es-NI"/></w:rPr><w:t xml:space="preserve">Foto de la depreciación de este periodo, en la moneda del equipo.</w:t></w:r></w:p><w:p><w:pPr><w:rPr><w:lang w:val="es-NI"/></w:rPr></w:pPr><w:r><w:rPr><w:sz w:val="15"/><w:lang w:val="es-NI"/></w:rPr><w:t xml:space="preserve">observaciones</w:t></w:r></w:p><w:p><w:pPr><w:rPr><w:lang w:val="es-NI"/></w:rPr></w:pPr><w:r><w:rPr><w:sz w:val="15"/><w:lang w:val="es-NI"/></w:rPr><w:t xml:space="preserve">VARCHAR(255)</w:t></w:r></w:p><w:p><w:pPr><w:rPr><w:lang w:val="es-NI"/></w:rPr></w:pPr><w:r><w:rPr><w:sz w:val="15"/><w:lang w:val="es-NI"/></w:rPr><w:t xml:space="preserve">Sí / NULL</w:t></w:r></w:p><w:p><w:pPr><w:rPr><w:lang w:val="es-NI"/></w:rPr></w:pPr><w:r><w:rPr><w:sz w:val="15"/><w:lang w:val="es-NI"/></w:rPr><w:t xml:space="preserve">—</w:t></w:r></w:p><w:p><w:pPr><w:rPr><w:lang w:val="es-NI"/></w:rPr></w:pPr><w:r><w:rPr><w:sz w:val="15"/><w:lang w:val="es-NI"/></w:rPr><w:t xml:space="preserve">Notas del uso.</w:t></w:r></w:p><w:p><w:pPr><w:rPr><w:lang w:val="es-NI"/></w:rPr></w:pPr><w:r><w:rPr><w:sz w:val="15"/><w:lang w:val="es-NI"/></w:rPr><w:t xml:space="preserve">created_at</w:t></w:r></w:p><w:p><w:pPr><w:rPr><w:lang w:val="es-NI"/></w:rPr></w:pPr><w:r><w:rPr><w:sz w:val="15"/><w:lang w:val="es-NI"/></w:rPr><w:t xml:space="preserve">TIMESTAMP</w:t></w:r></w:p><w:p><w:pPr><w:rPr><w:lang w:val="es-NI"/></w:rPr></w:pPr><w:r><w:rPr><w:sz w:val="15"/><w:lang w:val="es-NI"/></w:rPr><w:t xml:space="preserve">Sí / NULL</w:t></w:r></w:p><w:p><w:pPr><w:rPr><w:lang w:val="es-NI"/></w:rPr></w:pPr><w:r><w:rPr><w:sz w:val="15"/><w:lang w:val="es-NI"/></w:rPr><w:t xml:space="preserve">—</w:t></w:r></w:p><w:p><w:pPr><w:rPr><w:lang w:val="es-NI"/></w:rPr></w:pPr><w:r><w:rPr><w:sz w:val="15"/><w:lang w:val="es-NI"/></w:rPr><w:t xml:space="preserve">Fecha/hora de creación.</w:t></w:r></w:p><w:p><w:pPr><w:rPr><w:lang w:val="es-NI"/></w:rPr></w:pPr><w:r><w:rPr><w:sz w:val="15"/><w:lang w:val="es-NI"/></w:rPr><w:t xml:space="preserve">updated_at</w:t></w:r></w:p><w:p><w:pPr><w:rPr><w:lang w:val="es-NI"/></w:rPr></w:pPr><w:r><w:rPr><w:sz w:val="15"/><w:lang w:val="es-NI"/></w:rPr><w:t xml:space="preserve">TIMESTAMP</w:t></w:r></w:p><w:p><w:pPr><w:rPr><w:lang w:val="es-NI"/></w:rPr></w:pPr><w:r><w:rPr><w:sz w:val="15"/><w:lang w:val="es-NI"/></w:rPr><w:t xml:space="preserve">Sí / NULL</w:t></w:r></w:p><w:p><w:pPr><w:rPr><w:lang w:val="es-NI"/></w:rPr></w:pPr><w:r><w:rPr><w:sz w:val="15"/><w:lang w:val="es-NI"/></w:rPr><w:t xml:space="preserve">—</w:t></w:r></w:p><w:p><w:pPr><w:rPr><w:lang w:val="es-NI"/></w:rPr></w:pPr><w:r><w:rPr><w:sz w:val="15"/><w:lang w:val="es-NI"/></w:rPr><w:t xml:space="preserve">Fecha/hora de última actualización.</w:t></w:r></w:p><w:p><w:pPr><w:rPr><w:lang w:val="es-NI"/></w:rPr></w:pPr><w:r><w:rPr><w:sz w:val="15"/><w:lang w:val="es-NI"/></w:rPr><w:t xml:space="preserve">deleted_at</w:t></w:r></w:p><w:p><w:pPr><w:rPr><w:lang w:val="es-NI"/></w:rPr></w:pPr><w:r><w:rPr><w:sz w:val="15"/><w:lang w:val="es-NI"/></w:rPr><w:t xml:space="preserve">TIMESTAMP</w:t></w:r></w:p><w:p><w:pPr><w:rPr><w:lang w:val="es-NI"/></w:rPr></w:pPr><w:r><w:rPr><w:sz w:val="15"/><w:lang w:val="es-NI"/></w:rPr><w:t xml:space="preserve">Sí / NULL</w:t></w:r></w:p><w:p><w:pPr><w:rPr><w:lang w:val="es-NI"/></w:rPr></w:pPr><w:r><w:rPr><w:sz w:val="15"/><w:lang w:val="es-NI"/></w:rPr><w:t xml:space="preserve">—</w:t></w:r></w:p><w:p><w:pPr><w:rPr><w:lang w:val="es-NI"/></w:rPr></w:pPr><w:r><w:rPr><w:sz w:val="15"/><w:lang w:val="es-NI"/></w:rPr><w:t xml:space="preserve">Marca temporal de eliminación lógica (Soft Delete).</w:t></w:r></w:p><w:p><w:pPr><w:rPr><w:lang w:val="es-NI"/></w:rPr></w:pPr><w:r><w:rPr><w:b/><w:lang w:val="es-NI"/></w:rPr><w:t xml:space="preserve">Relaciones:</w:t></w:r></w:p><w:p><w:pPr><w:pStyle w:val="Listaconvietas"/><w:rPr><w:lang w:val="es-NI"/></w:rPr></w:pPr><w:r><w:rPr><w:lang w:val="es-NI"/></w:rPr><w:t xml:space="preserve">equipo_id → equipos.id (ON DELETE RESTRICT)</w:t></w:r></w:p><w:p><w:pPr><w:pStyle w:val="Listaconvietas"/><w:rPr><w:lang w:val="es-NI"/></w:rPr></w:pPr><w:r><w:rPr><w:lang w:val="es-NI"/></w:rPr><w:t xml:space="preserve">proceso_orden_id → procesos_orden.id (ON DELETE CASCADE)</w:t></w:r></w:p><w:p><w:pPr><w:rPr><w:lang w:val="es-NI"/></w:rPr></w:pPr><w:r><w:rPr><w:lang w:val="es-NI"/></w:rPr><w:br w:type="page"/><w:t/></w:r></w:p><w:p><w:pPr><w:pStyle w:val="Ttulo1"/><w:rPr><w:lang w:val="es-NI"/></w:rPr></w:pPr><w:bookmarkStart w:id="39" w:name="_Toc240620168"/><w:r><w:rPr><w:lang w:val="es-NI"/></w:rPr><w:lastRenderedPageBreak/><w:t>6. Reglas de negocio y auditoría</w:t></w:r><w:bookmarkEnd w:id="39"/></w:p><w:p><w:pPr><w:pStyle w:val="Ttulo1"/><w:rPr><w:lang w:val="es-NI"/></w:rPr></w:pPr><w:bookmarkStart w:id="39" w:name="_Toc240620168"/><w:r><w:t xml:space="preserve">Una orden en estado Cancelada o Finalizada no admite datos nuevos: se bloquea el alta de procesos y el registro de costos, consumos, trabajos de empleado y uso de equipos. La corrección de lo ya registrado sigue abierta, para que cerrar la orden no deje datos equivocados sin salida. Es una regla de la aplicación y no de la base de datos, porque hace falta consultar el estado de la orden en cada escritura.</w:t></w:r><w:bookmarkEnd w:id="39"/></w:p><w:p><w:pPr><w:rPr><w:lang w:val="es-NI"/></w:rPr></w:pPr><w:r><w:rPr><w:b/><w:lang w:val="es-NI"/></w:rPr><w:t xml:space="preserve">Trazabilidad de OT: </w:t></w:r><w:r><w:rPr><w:lang w:val="es-NI"/></w:rPr><w:t>Toda operación que impacta costos, producción, recuperación o ingresos debe poder rastrearse hasta una orden de trabajo cuando el modelo así lo exige.</w:t></w:r></w:p><w:p><w:pPr><w:rPr><w:lang w:val="es-NI"/></w:rPr></w:pPr><w:r><w:rPr><w:b/><w:lang w:val="es-NI"/></w:rPr><w:t xml:space="preserve">Procesos: </w:t></w:r><w:r><w:rPr><w:lang w:val="es-NI"/></w:rPr><w:t xml:space="preserve">Si una fila contiene </w:t></w:r><w:proofErr w:type="spellStart"/><w:r><w:rPr><w:lang w:val="es-NI"/></w:rPr><w:t>orden_trabajo_id</w:t></w:r><w:proofErr w:type="spellEnd"/><w:r><w:rPr><w:lang w:val="es-NI"/></w:rPr><w:t xml:space="preserve"> y </w:t></w:r><w:proofErr w:type="spellStart"/><w:r><w:rPr><w:lang w:val="es-NI"/></w:rPr><w:t>proceso_orden_id</w:t></w:r><w:proofErr w:type="spellEnd"/><w:r><w:rPr><w:lang w:val="es-NI"/></w:rPr><w:t>, Laravel debe comprobar que el proceso pertenece a esa misma OT.</w:t></w:r></w:p><w:p><w:pPr><w:rPr><w:lang w:val="es-NI"/></w:rPr></w:pPr><w:r><w:rPr><w:b/><w:lang w:val="es-NI"/></w:rPr><w:t xml:space="preserve">Costos: las categorías marcadas como automáticas en categorias_costos.automatica no se pueden registrar a mano. La mano de obra y la depreciación ya se suman al proceso desde trabajos_empleados y proceso_equipos; escribirlas en movimientos_costos las contaría dos veces y el error no sería visible en el total, solo en el libro mayor.</w:t></w:r><w:r><w:rPr><w:b/><w:lang w:val="es-NI"/></w:rPr><w:t xml:space="preserve"> La materia prima tambien se calcula sola, desde los consumos de inventario imputados al proceso.</w:t></w:r></w:p><w:p><w:pPr><w:rPr><w:lang w:val="es-NI"/></w:rPr></w:pPr><w:r><w:rPr><w:b/><w:lang w:val="es-NI"/></w:rPr><w:t xml:space="preserve">Costos por proceso: el costo de un proceso se calcula al momento como mano de obra más depreciación de equipos más la suma de sus movimientos_costos. No se guarda un total acumulado en el proceso, porque entonces cualquier movimiento registrado desde otra pantalla lo dejaría desfasado. La pantalla muestra el desglose por concepto para que se vea de dónde sale cada número.</w:t></w:r></w:p><w:p><w:pPr><w:rPr><w:lang w:val="es-NI"/></w:rPr></w:pPr><w:r><w:rPr><w:b/><w:lang w:val="es-NI"/></w:rPr><w:t xml:space="preserve">Equipos: Un mismo equipo puede asignarse a varios procesos de forma seguida, pero nunca a dos procesos en el mismo instante; el periodo se valida con fecha y hora. La depreciación se registra como instantánea en proceso_equipos, para que el costo de un proceso ya cerrado no cambie si después se corrigen el valor o la vida útil del equipo.</w:t></w:r></w:p><w:p><w:pPr><w:rPr><w:lang w:val="es-NI"/></w:rPr></w:pPr><w:r><w:rPr><w:b/><w:lang w:val="es-NI"/></w:rPr><w:t xml:space="preserve">Monedas: </w:t></w:r><w:r><w:rPr><w:lang w:val="es-NI"/></w:rPr><w:t>Los importes en moneda extranjera conservan moneda original y equivalente histórico en NIO en las tablas transaccionales que lo requieren.</w:t></w:r></w:p><w:p><w:pPr><w:rPr><w:lang w:val="es-NI"/></w:rPr></w:pPr><w:r><w:rPr><w:b/><w:lang w:val="es-NI"/></w:rPr><w:t xml:space="preserve">Tipo de cambio: </w:t></w:r><w:r><w:rPr><w:lang w:val="es-NI"/></w:rPr><w:t>El tipo de cambio usado para convertir un movimiento debe quedar históricamente determinado. No debe depender de una consulta futura al tipo de cambio actual.</w:t></w:r></w:p><w:p><w:pPr><w:rPr><w:lang w:val="es-NI"/></w:rPr></w:pPr><w:r><w:rPr><w:b/><w:lang w:val="es-NI"/></w:rPr><w:t xml:space="preserve">Inventario: </w:t></w:r><w:r><w:rPr><w:lang w:val="es-NI"/></w:rPr><w:t xml:space="preserve">No se permite existencia negativa. El </w:t></w:r><w:proofErr w:type="spellStart"/><w:r><w:rPr><w:lang w:val="es-NI"/></w:rPr><w:t>kardex</w:t></w:r><w:proofErr w:type="spellEnd"/><w:r><w:rPr><w:lang w:val="es-NI"/></w:rPr><w:t xml:space="preserve"> es la fuente histórica y </w:t></w:r><w:proofErr w:type="spellStart"/><w:r><w:rPr><w:lang w:val="es-NI"/></w:rPr><w:t>inventario_productos</w:t></w:r><w:proofErr w:type="spellEnd"/><w:r><w:rPr><w:lang w:val="es-NI"/></w:rPr><w:t xml:space="preserve"> es el estado resumido.</w:t></w:r></w:p><w:p><w:pPr><w:rPr><w:lang w:val="es-NI"/></w:rPr></w:pPr><w:r><w:rPr><w:b/><w:lang w:val="es-NI"/></w:rPr><w:t xml:space="preserve">CPP: </w:t></w:r><w:r><w:rPr><w:lang w:val="es-NI"/></w:rPr><w:t>Entrada normal: CPP = (existencia anterior × CPP anterior + entrada × costo NIO) / existencia nueva. Salida: usa CPP vigente. Ajuste: usa CPP vigente sin recalcularlo.</w:t></w:r></w:p><w:p><w:pPr><w:rPr><w:lang w:val="es-NI"/></w:rPr></w:pPr><w:r><w:rPr><w:b/><w:lang w:val="es-NI"/></w:rPr><w:t xml:space="preserve">Empleados: </w:t></w:r><w:r><w:rPr><w:lang w:val="es-NI"/></w:rPr><w:t xml:space="preserve">Las tarifas anteriores no se sustituyen físicamente; se conservan como historial mediante </w:t></w:r><w:proofErr w:type="spellStart"/><w:r><w:rPr><w:lang w:val="es-NI"/></w:rPr><w:t>fecha_inicio</w:t></w:r><w:proofErr w:type="spellEnd"/><w:r><w:rPr><w:lang w:val="es-NI"/></w:rPr><w:t>/</w:t></w:r><w:proofErr w:type="spellStart"/><w:r><w:rPr><w:lang w:val="es-NI"/></w:rPr><w:t>fecha_fin</w:t></w:r><w:proofErr w:type="spellEnd"/><w:r><w:rPr><w:lang w:val="es-NI"/></w:rPr><w:t xml:space="preserve"> y estado.</w:t></w:r></w:p><w:p><w:pPr><w:rPr><w:lang w:val="es-NI"/></w:rPr></w:pPr><w:r><w:rPr><w:b/><w:lang w:val="es-NI"/></w:rPr><w:t xml:space="preserve">Acuerdos: </w:t></w:r><w:r><w:rPr><w:lang w:val="es-NI"/></w:rPr><w:t>Puede existir historial de acuerdos por OT, pero la aplicación debe impedir más de un acuerdo vigente para la misma OT.</w:t></w:r></w:p><w:p><w:pPr><w:rPr><w:lang w:val="es-NI"/></w:rPr></w:pPr><w:r><w:rPr><w:b/><w:lang w:val="es-NI"/></w:rPr><w:t xml:space="preserve">Participación: </w:t></w:r><w:r><w:rPr><w:lang w:val="es-NI"/></w:rPr><w:t>La distribución entre cliente y empresa se controla en gramos, no en dinero.</w:t></w:r></w:p><w:p><w:pPr><w:rPr><w:lang w:val="es-NI"/></w:rPr></w:pPr><w:r><w:rPr><w:b/><w:lang w:val="es-NI"/></w:rPr><w:t xml:space="preserve">Liquidación: </w:t></w:r><w:r><w:rPr><w:lang w:val="es-NI"/></w:rPr><w:t xml:space="preserve">Debe cumplirse </w:t></w:r><w:proofErr w:type="spellStart"/><w:r><w:rPr><w:lang w:val="es-NI"/></w:rPr><w:t>gramos_cliente</w:t></w:r><w:proofErr w:type="spellEnd"/><w:r><w:rPr><w:lang w:val="es-NI"/></w:rPr><w:t xml:space="preserve"> + </w:t></w:r><w:proofErr w:type="spellStart"/><w:r><w:rPr><w:lang w:val="es-NI"/></w:rPr><w:t>gramos_empresa</w:t></w:r><w:proofErr w:type="spellEnd"/><w:r><w:rPr><w:lang w:val="es-NI"/></w:rPr><w:t xml:space="preserve"> = </w:t></w:r><w:proofErr w:type="spellStart"/><w:r><w:rPr><w:lang w:val="es-NI"/></w:rPr><w:t>gramos_recuperados</w:t></w:r><w:proofErr w:type="spellEnd"/><w:r><w:rPr><w:lang w:val="es-NI"/></w:rPr><w:t>.</w:t></w:r></w:p><w:p><w:pPr><w:rPr><w:lang w:val="es-NI"/></w:rPr></w:pPr><w:r><w:rPr><w:b/><w:lang w:val="es-NI"/></w:rPr><w:t xml:space="preserve">Compras: </w:t></w:r><w:r><w:rPr><w:lang w:val="es-NI"/></w:rPr><w:t>La suma de los detalles debe coincidir con los totales de la cabecera, según las reglas contables definidas para el sistema.</w:t></w:r></w:p><w:p><w:pPr><w:rPr><w:lang w:val="es-NI"/></w:rPr></w:pPr><w:r><w:rPr><w:b/><w:lang w:val="es-NI"/></w:rPr><w:t xml:space="preserve">Cobros: </w:t></w:r><w:r><w:rPr><w:lang w:val="es-NI"/></w:rPr><w:t xml:space="preserve">La suma de </w:t></w:r><w:proofErr w:type="spellStart"/><w:r><w:rPr><w:lang w:val="es-NI"/></w:rPr><w:t>detalle_cobros</w:t></w:r><w:proofErr w:type="spellEnd"/><w:r><w:rPr><w:lang w:val="es-NI"/></w:rPr><w:t xml:space="preserve"> debe ser consistente con el cobro y con los ingresos a los que se aplica.</w:t></w:r></w:p><w:p><w:pPr><w:rPr><w:lang w:val="es-NI"/></w:rPr></w:pPr><w:r><w:rPr><w:b/><w:lang w:val="es-NI"/></w:rPr><w:t xml:space="preserve">Cierre: </w:t></w:r><w:r><w:rPr><w:lang w:val="es-NI"/></w:rPr><w:t xml:space="preserve">El cierre de OT es un </w:t></w:r><w:proofErr w:type="spellStart"/><w:r><w:rPr><w:lang w:val="es-NI"/></w:rPr><w:t>snapshot</w:t></w:r><w:proofErr w:type="spellEnd"/><w:r><w:rPr><w:lang w:val="es-NI"/></w:rPr><w:t xml:space="preserve"> histórico. Existe un único cierre por OT y sus importes económicos se consolidan en NIO.</w:t></w:r></w:p><w:p><w:pPr><w:pStyle w:val="Ttulo1"/><w:rPr><w:lang w:val="es-NI"/></w:rPr></w:pPr><w:bookmarkStart w:id="40" w:name="_Toc240620169"/><w:r><w:rPr><w:lang w:val="es-NI"/></w:rPr><w:t>7. Auditoría estructural</w:t></w:r><w:bookmarkEnd w:id="40"/></w:p><w:p><w:pPr><w:rPr><w:lang w:val="es-NI"/></w:rPr></w:pPr><w:r><w:rPr><w:b/><w:sz w:val="16"/><w:lang w:val="es-NI"/></w:rPr><w:t>Aspecto</w:t></w:r></w:p><w:p><w:pPr><w:rPr><w:lang w:val="es-NI"/></w:rPr></w:pPr><w:r><w:rPr><w:b/><w:sz w:val="16"/><w:lang w:val="es-NI"/></w:rPr><w:t>Resultado de auditoría</w:t></w:r></w:p><w:p><w:pPr><w:rPr><w:lang w:val="es-NI"/></w:rPr></w:pPr><w:r><w:rPr><w:b/><w:sz w:val="16"/><w:lang w:val="es-NI"/></w:rPr><w:t>Estado</w:t></w:r></w:p><w:p><w:pPr><w:rPr><w:lang w:val="es-NI"/></w:rPr></w:pPr><w:r><w:rPr><w:sz w:val="16"/><w:lang w:val="es-NI"/></w:rPr><w:t>Integridad referencial</w:t></w:r></w:p><w:p><w:pPr><w:rPr><w:lang w:val="es-NI"/></w:rPr></w:pPr><w:r><w:rPr><w:sz w:val="16"/><w:lang w:val="es-NI"/></w:rPr><w:t>Las relaciones principales cuentan con claves foráneas explícitas.</w:t></w:r></w:p><w:p><w:pPr><w:rPr><w:lang w:val="es-NI"/></w:rPr></w:pPr><w:r><w:rPr><w:b/><w:sz w:val="16"/><w:lang w:val="es-NI"/></w:rPr><w:t>OK</w:t></w:r></w:p><w:p><w:pPr><w:rPr><w:lang w:val="es-NI"/></w:rPr></w:pPr><w:r><w:rPr><w:sz w:val="16"/><w:lang w:val="es-NI"/></w:rPr><w:t>Identificadores</w:t></w:r></w:p><w:p><w:pPr><w:rPr><w:lang w:val="es-NI"/></w:rPr></w:pPr><w:r><w:rPr><w:sz w:val="16"/><w:lang w:val="es-NI"/></w:rPr><w:t>Las tablas utilizan PK BIGINT UNSIGNED AUTO_INCREMENT.</w:t></w:r></w:p><w:p><w:pPr><w:rPr><w:lang w:val="es-NI"/></w:rPr></w:pPr><w:r><w:rPr><w:b/><w:sz w:val="16"/><w:lang w:val="es-NI"/></w:rPr><w:t>OK</w:t></w:r></w:p><w:p><w:pPr><w:rPr><w:lang w:val="es-NI"/></w:rPr></w:pPr><w:r><w:rPr><w:sz w:val="16"/><w:lang w:val="es-NI"/></w:rPr><w:t>Códigos únicos</w:t></w:r></w:p><w:p><w:pPr><w:rPr><w:lang w:val="es-NI"/></w:rPr></w:pPr><w:r><w:rPr><w:sz w:val="16"/><w:lang w:val="es-NI"/></w:rPr><w:t>OT, procesos por OT, productos, proveedores, empleados, compras, cobros y cierres poseen las restricciones de unicidad correspondientes.</w:t></w:r></w:p><w:p><w:pPr><w:rPr><w:lang w:val="es-NI"/></w:rPr></w:pPr><w:r><w:rPr><w:b/><w:sz w:val="16"/><w:lang w:val="es-NI"/></w:rPr><w:t>OK</w:t></w:r></w:p><w:p><w:pPr><w:rPr><w:lang w:val="es-NI"/></w:rPr></w:pPr><w:proofErr w:type="spellStart"/><w:r><w:rPr><w:sz w:val="16"/><w:lang w:val="es-NI"/></w:rPr><w:t>Soft</w:t></w:r><w:proofErr w:type="spellEnd"/><w:r><w:rPr><w:sz w:val="16"/><w:lang w:val="es-NI"/></w:rPr><w:t xml:space="preserve"> </w:t></w:r><w:proofErr w:type="spellStart"/><w:r><w:rPr><w:sz w:val="16"/><w:lang w:val="es-NI"/></w:rPr><w:t>Delete</w:t></w:r><w:proofErr w:type="spellEnd"/></w:p><w:p><w:pPr><w:rPr><w:lang w:val="es-NI"/></w:rPr></w:pPr><w:r><w:rPr><w:sz w:val="16"/><w:lang w:val="es-NI"/></w:rPr><w:t xml:space="preserve">Las entidades históricas/transaccionales revisadas incluyen </w:t></w:r><w:proofErr w:type="spellStart"/><w:r><w:rPr><w:sz w:val="16"/><w:lang w:val="es-NI"/></w:rPr><w:t>deleted_at</w:t></w:r><w:proofErr w:type="spellEnd"/><w:r><w:rPr><w:sz w:val="16"/><w:lang w:val="es-NI"/></w:rPr><w:t xml:space="preserve"> cuando corresponde al diseño.</w:t></w:r></w:p><w:p><w:pPr><w:rPr><w:lang w:val="es-NI"/></w:rPr></w:pPr><w:r><w:rPr><w:b/><w:sz w:val="16"/><w:lang w:val="es-NI"/></w:rPr><w:t>OK</w:t></w:r></w:p><w:p><w:pPr><w:rPr><w:lang w:val="es-NI"/></w:rPr></w:pPr><w:r><w:rPr><w:sz w:val="16"/><w:lang w:val="es-NI"/></w:rPr><w:t>Moneda base</w:t></w:r></w:p><w:p><w:pPr><w:rPr><w:lang w:val="es-NI"/></w:rPr></w:pPr><w:r><w:rPr><w:sz w:val="16"/><w:lang w:val="es-NI"/></w:rPr><w:t>La estructura contempla monedas y tipos de cambio y permite consolidar en NIO.</w:t></w:r></w:p><w:p><w:pPr><w:rPr><w:lang w:val="es-NI"/></w:rPr></w:pPr><w:r><w:rPr><w:b/><w:sz w:val="16"/><w:lang w:val="es-NI"/></w:rPr><w:t>OK</w:t></w:r></w:p><w:p><w:pPr><w:rPr><w:lang w:val="es-NI"/></w:rPr></w:pPr><w:r><w:rPr><w:sz w:val="16"/><w:lang w:val="es-NI"/></w:rPr><w:t>Histórico monetario</w:t></w:r></w:p><w:p><w:pPr><w:rPr><w:lang w:val="es-NI"/></w:rPr></w:pPr><w:r><w:rPr><w:sz w:val="16"/><w:lang w:val="es-NI"/></w:rPr><w:t>Inventario, costos, trabajo de empleados e ingresos almacenan equivalentes históricos en NIO.</w:t></w:r></w:p><w:p><w:pPr><w:rPr><w:lang w:val="es-NI"/></w:rPr></w:pPr><w:r><w:rPr><w:b/><w:sz w:val="16"/><w:lang w:val="es-NI"/></w:rPr><w:t>OK</w:t></w:r></w:p><w:p><w:pPr><w:rPr><w:lang w:val="es-NI"/></w:rPr></w:pPr><w:r><w:rPr><w:sz w:val="16"/><w:lang w:val="es-NI"/></w:rPr><w:t>Inventario</w:t></w:r></w:p><w:p><w:pPr><w:rPr><w:lang w:val="es-NI"/></w:rPr></w:pPr><w:r><w:rPr><w:sz w:val="16"/><w:lang w:val="es-NI"/></w:rPr><w:t xml:space="preserve">Se separa el </w:t></w:r><w:proofErr w:type="spellStart"/><w:r><w:rPr><w:sz w:val="16"/><w:lang w:val="es-NI"/></w:rPr><w:t>kardex</w:t></w:r><w:proofErr w:type="spellEnd"/><w:r><w:rPr><w:sz w:val="16"/><w:lang w:val="es-NI"/></w:rPr><w:t xml:space="preserve"> histórico del estado resumido de inventario y se utiliza CPP.</w:t></w:r></w:p><w:p><w:pPr><w:rPr><w:lang w:val="es-NI"/></w:rPr></w:pPr><w:r><w:rPr><w:b/><w:sz w:val="16"/><w:lang w:val="es-NI"/></w:rPr><w:t>OK</w:t></w:r></w:p><w:p><w:pPr><w:rPr><w:lang w:val="es-NI"/></w:rPr></w:pPr><w:r><w:rPr><w:sz w:val="16"/><w:lang w:val="es-NI"/></w:rPr><w:t>Oro</w:t></w:r></w:p><w:p><w:pPr><w:rPr><w:lang w:val="es-NI"/></w:rPr></w:pPr><w:r><w:rPr><w:sz w:val="16"/><w:lang w:val="es-NI"/></w:rPr><w:t>Recuperaciones registran gramos y pureza; la valoración económica está separada.</w:t></w:r></w:p><w:p><w:pPr><w:rPr><w:lang w:val="es-NI"/></w:rPr></w:pPr><w:r><w:rPr><w:b/><w:sz w:val="16"/><w:lang w:val="es-NI"/></w:rPr><w:t>OK</w:t></w:r></w:p><w:p><w:pPr><w:rPr><w:lang w:val="es-NI"/></w:rPr></w:pPr><w:r><w:rPr><w:sz w:val="16"/><w:lang w:val="es-NI"/></w:rPr><w:t>Participación</w:t></w:r></w:p><w:p><w:pPr><w:rPr><w:lang w:val="es-NI"/></w:rPr></w:pPr><w:r><w:rPr><w:sz w:val="16"/><w:lang w:val="es-NI"/></w:rPr><w:t>Acuerdos y liquidaciones separan la regla comercial de su ejecución en gramos.</w:t></w:r></w:p><w:p><w:pPr><w:rPr><w:lang w:val="es-NI"/></w:rPr></w:pPr><w:r><w:rPr><w:b/><w:sz w:val="16"/><w:lang w:val="es-NI"/></w:rPr><w:t>OK</w:t></w:r></w:p><w:p><w:pPr><w:rPr><w:lang w:val="es-NI"/></w:rPr></w:pPr><w:r><w:rPr><w:sz w:val="16"/><w:lang w:val="es-NI"/></w:rPr><w:t>Cierre</w:t></w:r></w:p><w:p><w:pPr><w:rPr><w:lang w:val="es-NI"/></w:rPr></w:pPr><w:r><w:rPr><w:sz w:val="16"/><w:lang w:val="es-NI"/></w:rPr><w:t xml:space="preserve">Existe una tabla específica de </w:t></w:r><w:proofErr w:type="spellStart"/><w:r><w:rPr><w:sz w:val="16"/><w:lang w:val="es-NI"/></w:rPr><w:t>snapshot</w:t></w:r><w:proofErr w:type="spellEnd"/><w:r><w:rPr><w:sz w:val="16"/><w:lang w:val="es-NI"/></w:rPr><w:t xml:space="preserve"> </w:t></w:r><w:r><w:rPr><w:sz w:val="16"/><w:lang w:val="es-NI"/></w:rPr><w:lastRenderedPageBreak/><w:t>económico por OT con unicidad por orden.</w:t></w:r></w:p><w:p><w:pPr><w:rPr><w:lang w:val="es-NI"/></w:rPr></w:pPr><w:r><w:rPr><w:b/><w:sz w:val="16"/><w:lang w:val="es-NI"/></w:rPr><w:lastRenderedPageBreak/><w:t>OK</w:t></w:r></w:p><w:p><w:pPr><w:rPr><w:lang w:val="es-NI"/></w:rPr></w:pPr><w:r><w:rPr><w:sz w:val="16"/><w:lang w:val="es-NI"/></w:rPr><w:t>Validaciones de aplicación</w:t></w:r></w:p><w:p><w:pPr><w:rPr><w:lang w:val="es-NI"/></w:rPr></w:pPr><w:r><w:rPr><w:sz w:val="16"/><w:lang w:val="es-NI"/></w:rPr><w:t>Algunas reglas cruzadas no pueden garantizarse solo con FK y deben implementarse con transacciones/validaciones Laravel.</w:t></w:r></w:p><w:p><w:pPr><w:rPr><w:lang w:val="es-NI"/></w:rPr></w:pPr><w:r><w:rPr><w:b/><w:sz w:val="16"/><w:lang w:val="es-NI"/></w:rPr><w:t>REQUERIDO</w:t></w:r></w:p><w:p><w:pPr><w:pStyle w:val="Ttulo1"/><w:rPr><w:lang w:val="es-NI"/></w:rPr></w:pPr><w:bookmarkStart w:id="41" w:name="_Toc240620170"/><w:r><w:rPr><w:lang w:val="es-NI"/></w:rPr><w:t>8. Recomendaciones para Laravel</w:t></w:r><w:bookmarkEnd w:id="41"/></w:p><w:p><w:pPr><w:pStyle w:val="Listaconvietas"/><w:spacing w:after="20"/><w:rPr><w:lang w:val="es-NI"/></w:rPr></w:pPr><w:r><w:rPr><w:lang w:val="es-NI"/></w:rPr><w:t>Usar transacciones de base de datos para operaciones compuestas: compras + inventario, consumo + costo, liquidación, cobros y cierre.</w:t></w:r></w:p><w:p><w:pPr><w:pStyle w:val="Listaconvietas"/><w:spacing w:after="20"/><w:rPr><w:lang w:val="es-NI"/></w:rPr></w:pPr><w:r><w:rPr><w:lang w:val="es-NI"/></w:rPr><w:t>No permitir edición silenciosa de tipos de cambio históricos ya utilizados en movimientos.</w:t></w:r></w:p><w:p><w:pPr><w:pStyle w:val="Listaconvietas"/><w:spacing w:after="20"/><w:rPr><w:lang w:val="es-NI"/></w:rPr></w:pPr><w:r><w:rPr><w:lang w:val="es-NI"/></w:rPr><w:t>No permitir eliminación física de registros que formen parte de la trazabilidad histórica.</w:t></w:r></w:p><w:p><w:pPr><w:pStyle w:val="Listaconvietas"/><w:spacing w:after="20"/><w:rPr><w:lang w:val="es-NI"/></w:rPr></w:pPr><w:r><w:rPr><w:lang w:val="es-NI"/></w:rPr><w:t>Centralizar las reglas de cálculo de equivalentes NIO para evitar diferencias entre módulos.</w:t></w:r></w:p><w:p><w:pPr><w:pStyle w:val="Listaconvietas"/><w:spacing w:after="20"/><w:rPr><w:lang w:val="es-NI"/></w:rPr></w:pPr><w:r><w:rPr><w:lang w:val="es-NI"/></w:rPr><w:t>Validar la pertenencia OT/proceso en cada operación que permita ambos identificadores.</w:t></w:r></w:p><w:p><w:pPr><w:pStyle w:val="Listaconvietas"/><w:spacing w:after="20"/><w:rPr><w:lang w:val="es-NI"/></w:rPr></w:pPr><w:r><w:rPr><w:lang w:val="es-NI"/></w:rPr><w:t>Proteger la concurrencia del inventario al registrar entradas/salidas y actualizar CPP.</w:t></w:r></w:p><w:p><w:pPr><w:pStyle w:val="Listaconvietas"/><w:spacing w:after="20"/><w:rPr><w:lang w:val="es-NI"/></w:rPr></w:pPr><w:r><w:rPr><w:lang w:val="es-NI"/></w:rPr><w:t xml:space="preserve">Al cerrar una OT, guardar el </w:t></w:r><w:proofErr w:type="spellStart"/><w:r><w:rPr><w:lang w:val="es-NI"/></w:rPr><w:t>snapshot</w:t></w:r><w:proofErr w:type="spellEnd"/><w:r><w:rPr><w:lang w:val="es-NI"/></w:rPr><w:t xml:space="preserve"> en </w:t></w:r><w:proofErr w:type="spellStart"/><w:r><w:rPr><w:lang w:val="es-NI"/></w:rPr><w:t>cierres_orden</w:t></w:r><w:proofErr w:type="spellEnd"/><w:r><w:rPr><w:lang w:val="es-NI"/></w:rPr><w:t xml:space="preserve"> y no reconstruirlo posteriormente con valores actuales.</w:t></w:r></w:p><w:p><w:pPr><w:pStyle w:val="Listaconvietas"/><w:spacing w:after="20"/><w:rPr><w:lang w:val="es-NI"/></w:rPr></w:pPr><w:r><w:rPr><w:lang w:val="es-NI"/></w:rPr><w:t xml:space="preserve">Documentar en los modelos </w:t></w:r><w:proofErr w:type="spellStart"/><w:r><w:rPr><w:lang w:val="es-NI"/></w:rPr><w:t>Eloquent</w:t></w:r><w:proofErr w:type="spellEnd"/><w:r><w:rPr><w:lang w:val="es-NI"/></w:rPr><w:t xml:space="preserve"> las relaciones y aplicar </w:t></w:r><w:proofErr w:type="spellStart"/><w:r><w:rPr><w:lang w:val="es-NI"/></w:rPr><w:t>SoftDeletes</w:t></w:r><w:proofErr w:type="spellEnd"/><w:r><w:rPr><w:lang w:val="es-NI"/></w:rPr><w:t xml:space="preserve"> donde exista </w:t></w:r><w:proofErr w:type="spellStart"/><w:r><w:rPr><w:lang w:val="es-NI"/></w:rPr><w:t>deleted_at</w:t></w:r><w:proofErr w:type="spellEnd"/><w:r><w:rPr><w:lang w:val="es-NI"/></w:rPr><w:t>.</w:t></w:r></w:p><w:p><w:pPr><w:pStyle w:val="Ttulo1"/><w:rPr><w:lang w:val="es-NI"/></w:rPr></w:pPr><w:bookmarkStart w:id="42" w:name="_Toc240620171"/><w:r><w:rPr><w:lang w:val="es-NI"/></w:rPr><w:t>9. Flujo de trazabilidad principal</w:t></w:r><w:bookmarkEnd w:id="42"/></w:p><w:p><w:pPr><w:jc w:val="center"/><w:rPr><w:lang w:val="es-NI"/></w:rPr></w:pPr><w:r><w:rPr><w:lang w:val="es-NI"/></w:rPr><w:t>Cliente</w:t></w:r></w:p><w:p><w:pPr><w:jc w:val="center"/><w:rPr><w:lang w:val="es-NI"/></w:rPr></w:pPr><w:r><w:rPr><w:lang w:val="es-NI"/></w:rPr><w:t>↓</w:t></w:r></w:p><w:p><w:pPr><w:jc w:val="center"/><w:rPr><w:lang w:val="es-NI"/></w:rPr></w:pPr><w:r><w:rPr><w:lang w:val="es-NI"/></w:rPr><w:t>Orden de trabajo</w:t></w:r></w:p><w:p><w:pPr><w:jc w:val="center"/><w:rPr><w:lang w:val="es-NI"/></w:rPr></w:pPr><w:r><w:rPr><w:lang w:val="es-NI"/></w:rPr><w:t>↓</w:t></w:r></w:p><w:p><w:pPr><w:jc w:val="center"/><w:rPr><w:lang w:val="es-NI"/></w:rPr></w:pPr><w:r><w:rPr><w:lang w:val="es-NI"/></w:rPr><w:t>Procesos / etapas</w:t></w:r></w:p><w:p><w:pPr><w:jc w:val="center"/><w:rPr><w:lang w:val="es-NI"/></w:rPr></w:pPr><w:r><w:rPr><w:lang w:val="es-NI"/></w:rPr><w:t>↓</w:t></w:r></w:p><w:p><w:pPr><w:jc w:val="center"/><w:rPr><w:lang w:val="es-NI"/></w:rPr></w:pPr><w:r><w:rPr><w:lang w:val="es-NI"/></w:rPr><w:t>Costos + mano de obra + consumo de inventario</w:t></w:r></w:p><w:p><w:pPr><w:jc w:val="center"/><w:rPr><w:lang w:val="es-NI"/></w:rPr></w:pPr><w:r><w:rPr><w:lang w:val="es-NI"/></w:rPr><w:t>↓</w:t></w:r></w:p><w:p><w:pPr><w:jc w:val="center"/><w:rPr><w:lang w:val="es-NI"/></w:rPr></w:pPr><w:r><w:rPr><w:lang w:val="es-NI"/></w:rPr><w:t>Producción + recuperación de oro</w:t></w:r></w:p><w:p><w:pPr><w:jc w:val="center"/><w:rPr><w:lang w:val="es-NI"/></w:rPr></w:pPr><w:r><w:rPr><w:lang w:val="es-NI"/></w:rPr><w:t>↓</w:t></w:r></w:p><w:p><w:pPr><w:jc w:val="center"/><w:rPr><w:lang w:val="es-NI"/></w:rPr></w:pPr><w:r><w:rPr><w:lang w:val="es-NI"/></w:rPr><w:t>Acuerdo comercial + liquidación</w:t></w:r></w:p><w:p><w:pPr><w:jc w:val="center"/><w:rPr><w:lang w:val="es-NI"/></w:rPr></w:pPr><w:r><w:rPr><w:lang w:val="es-NI"/></w:rPr><w:t>↓</w:t></w:r></w:p><w:p><w:pPr><w:jc w:val="center"/><w:rPr><w:lang w:val="es-NI"/></w:rPr></w:pPr><w:r><w:rPr><w:lang w:val="es-NI"/></w:rPr><w:t>Ingresos + cobros</w:t></w:r></w:p><w:p><w:pPr><w:jc w:val="center"/><w:rPr><w:lang w:val="es-NI"/></w:rPr></w:pPr><w:r><w:rPr><w:lang w:val="es-NI"/></w:rPr><w:t>↓</w:t></w:r></w:p><w:p><w:pPr><w:jc w:val="center"/><w:rPr><w:lang w:val="es-NI"/></w:rPr></w:pPr><w:r><w:rPr><w:lang w:val="es-NI"/></w:rPr><w:t>Cierre económico de la OT en NIO</w:t></w:r></w:p><w:p><w:pPr><w:pStyle w:val="Ttulo1"/><w:rPr><w:lang w:val="es-NI"/></w:rPr></w:pPr><w:bookmarkStart w:id="43" w:name="_Toc240620172"/><w:r><w:rPr><w:lang w:val="es-NI"/></w:rPr><w:t>10. Control de versiones y mantenimiento</w:t></w:r><w:bookmarkEnd w:id="43"/></w:p><w:p><w:pPr><w:rPr><w:lang w:val="es-NI"/></w:rPr></w:pPr><w:r><w:rPr><w:lang w:val="es-NI"/></w:rPr><w:t>Esta documentación debe actualizarse cada vez que se agregue, elimine o modifique una tabla, campo, índice, relación o regla de negocio relevante. La versión del documento debe avanzar junto con la versión del esquema.</w:t></w:r></w:p><w:p><w:pPr><w:rPr><w:lang w:val="es-NI"/></w:rPr></w:pPr><w:r><w:t xml:space="preserve">Cambios sin cambio de esquema: se documenta la regla de la orden cerrada. La versión del documento no avanza porque el esquema no ha cambiado; lo que se documenta es una regla de negocio que ya se cumplía en la aplicación y ahora está escrita aquí.</w:t></w:r></w:p><w:p><w:pPr><w:rPr><w:lang w:val="es-NI"/></w:rPr></w:pPr><w:r><w:rPr><w:lang w:val="es-NI"/></w:rPr><w:t xml:space="preserve">Cambios sin cambio de esquema: se documenta la regla de las líneas de la compra. La versión del documento no avanza porque el esquema no ha cambiado. Lo que se documenta es que la validación de la rejilla se hace sobre las líneas que llevan material y no sobre el formulario entero, y que las filas vacías —la fila de ejemplo y las líneas que se dejen a medias— no impiden guardar la compra. Antes sí lo impedían, y el error señalaba una línea que el usuario no tenía delante, con lo que no había forma de saber qué corregir. También se deja escrito que el material de cada línea se elige con un desplegable con buscador, para no tener que recorrer el catálogo entero para encontrar uno.</w:t></w:r></w:p><w:p><w:pPr><w:rPr><w:lang w:val="es-NI"/></w:rPr></w:pPr><w:r><w:rPr><w:lang w:val="es-NI"/></w:rPr><w:t xml:space="preserve">Cambios sin cambio de esquema: se documentan las reglas del tipo de cambio y de su importación mensual. La versión del documento no avanza porque el esquema no ha cambiado: la tabla tipos_cambio ya estaba, con su índice único por fecha y moneda, y no se ha tocado ninguna columna. Lo que se documenta es que existe una pantalla para el tipo de cambio con el alta y la corrección en modal, que la importación del mes va en dos pasos con vista previa y el primero no escribe nada, que al importar cambia el valor pero no la fuente, y que el precio del oro va en precios_oro y no en tipos_cambio, así que la importación no lo toca. También que un tipo de cambio de cero no se admite, porque cero es la forma de decir que no se sabe y dejaría las compras sin convertir sin avisar.</w:t></w:r></w:p><w:p><w:pPr><w:rPr><w:lang w:val="es-NI"/></w:rPr></w:pPr><w:r><w:rPr><w:lang w:val="es-NI"/></w:rPr><w:t xml:space="preserve">Cambios sin cambio de esquema: se documentan las reglas del catálogo de monedas. La versión del documento no avanza porque el esquema no ha cambiado: la tabla monedas ya estaba, con su índice único uq_moneda_codigo, y no se ha tocado ninguna columna. Lo que se documenta es que el catálogo tiene pantalla propia con el alta, la edición y la ficha en modal, cuando antes no había forma de añadir una moneda; que el código es el ISO de tres letras en mayúsculas, en lugar de los números de orden de alta que tenían las dos monedas; que solo puede haber una moneda base y que al marcar otra se le quita la marca a las demás sin preguntar; que a la moneda base no se le puede quitar la marca ni desactivarla; y que una moneda en uso no se borra sino que se desactiva, con el aviso diciendo de donde se usa. También se documenta que devolverle el código a una moneda borrada la revive en vez de crear una segunda, que es el mismo choque entre índice único y borrado lógico que se corrigió en el tipo de cambio.</w:t></w:r></w:p><w:p><w:pPr><w:rPr><w:lang w:val="es-NI"/></w:rPr></w:pPr><w:r><w:rPr><w:lang w:val="es-NI"/></w:rPr><w:t xml:space="preserve">Cambio de esquema: el precio del oro pasa a cuatro decimales y la tabla gana su índice único, y la versión del documento avanza de 1.3 a 1.4. El precio era DECIMAL(14,2) y es DECIMAL(14,4) porque el precio es por gramo y anda por los 80 dólares: con dos decimales, dos días seguidos pueden acabar con el mismo número, y entonces la serie deja de decir en qué día subió y en qué día se quedó. No se pierde nada, porque los precios que hubiera están a cero en los decimales nuevos. Y se añade uq_precio_oro_fecha_unidad_moneda, porque un día no puede tener dos precios de la misma unidad y moneda: la fila se usa para valorar, y con dos precios habría que elegir uno sin que nada dijera cuál. El índice lleva la unidad porque el gramo y la onza troy pueden convivir el mismo día sin pisarse, y lleva la moneda porque un taller que compra en dólares y contabiliza en córdobas necesita los dos precios y su equivalencia con el tipo de cambio del día. También se documenta que un precio en cero sí se admite, y a propósito: aquí el cero no es una cotización de cero sino la forma de decir &quot;de este día no se sabe el precio&quot;, que es un dato real y distinto de no tener nada, mientras que en tipos_cambio el cero no se admite porque dejaría la compra convertida a cero. Y que ese cero nunca sale multiplicado: al buscar el precio de un día se saltan los ceros y se cae en el último que sí se sabe, y si no hay ninguno anterior se devuelve ausencia en vez de inventar. Y que al importar un mes, un cero del archivo no pisa un precio que ya se sepa, porque el archivo del banco no pone ceros y si aparece uno es que la celda venía vacía. También se deja escrito que el precio del oro NO va en tipos_cambio, que es la otra mitad de la regla: son dos series distintas, con unidades distintas, y con el cero significando cosas distintas que no se pueden compatibilizar en la misma tabla. Y que esta serie es la que da sentido a valoraciones_oro, que sin ella no tendría con qué multiplicar los gramos recuperados.</w:t></w:r></w:p><w:p><w:pPr><w:rPr><w:lang w:val="es-NI"/></w:rPr></w:pPr><w:r><w:rPr><w:lang w:val="es-NI"/></w:rPr><w:t xml:space="preserve">Cambios sin cambio de esquema: se documentan las reglas de las recuperaciones de oro. La versión del documento no avanza porque el esquema no ha cambiado: la tabla recuperaciones ya estaba, con sus cinco columnas y su relación con la orden, y no se ha tocado ninguna columna. Lo que se documenta es que la pureza es una fracción acotada a uno, y que el 91,5 % se escribe 0,915, con el motivo de que un 91,5 tecleado tal cual se guardaría como el 9100 % sin dar error de validación; que la pureza en blanco es ausencia y no cero, porque que no se haya medido no es que el oro fuera puro cero; y que los gramos en cero sí se guardan, que es lo contrario que en precios_oro y a propósito, porque aquí el cero es un hecho y allí una falta de dato. También que una orden cerrada no admite recuperaciones nuevas pero sí admite corregirlas, y que el borrado no se bloquea tampoco, que es la regla del trait OrdenCerrada que ya aplican otras seis pantallas. Y que una orden puede tener varias recuperaciones, una por partida de mineral, que es lo que impide poner un índice único por orden. Y que la pantalla es global y no cuelga de la ficha de la orden, porque los gramos de una orden se necesitan ver juntos.</w:t></w:r></w:p><w:p><w:pPr><w:rPr><w:lang w:val="es-NI"/></w:rPr></w:pPr><w:r><w:t xml:space="preserve">Cambios de la versión 1.3: se documenta la columna compra_id en movimientos_inventario y su relación con compras, que es lo que permite saber de qué compra salió cada entrada de almacén y deshacerla. Se documentan también las reglas de negocio de compras y detalle_compras: el material entra al almacén solo al finalizar la compra, dentro de la misma transacción que la guarda, y los totales los suma la aplicación a partir de las líneas, no la pantalla.</w:t></w:r></w:p><w:p><w:pPr><w:rPr><w:lang w:val="es-NI"/></w:rPr></w:pPr><w:r><w:rPr><w:lang w:val="es-NI"/></w:rPr><w:lastRenderedPageBreak/><w:t>Para futuras auditorías, se recomienda conservar este documento junto con los scripts SQL/migraciones de Laravel que correspondan a la misma versión de la base de datos.</w:t></w:r></w:p>
 </file>
 
 <file path=word/endnotes.xml><?xml version="1.0" encoding="utf-8"?>

--- a/documentacion.docx
+++ b/documentacion.docx
@@ -48950,7 +48950,7 @@
                 <w:sz w:val="15"/>
                 <w:lang w:val="es-NI"/>
               </w:rPr>
-              <w:t>Estado lógico/operativo del registro.</w:t>
+              <w:t>1 = el tipo se ofrece al registrar ingresos, 0 = no se ofrece. No es que el tipo no exista ni que se haya borrado: un tipo inactivo sigue en la lista, se puede volver a activar, y los ingresos que ya se registraron con él se quedan. Desactivar y borrar no son lo mismo, y un tipo que ya tiene ingresos no se puede borrar nunca: el ingreso guarda qué tipo era.</w:t>
             </w:r>
           </w:p>
         </w:tc>
@@ -49313,6 +49313,11 @@
                 <w:lang w:val="es-NI"/>
               </w:rPr>
               <w:t>).</w:t>
+            </w:r>
+          </w:p>
+          <w:p>
+            <w:r>
+              <w:t xml:space="preserve">Reglas / criterios: Esta tabla es el catálogo de tipos por los que puede entrar dinero en una orden de trabajo, y la regla que la sostiene es la misma que hay en las monedas: UN TIPO EN USO NO SE BORRA. Si hay ingresos con ese tipo, borrarlo dejaría el ingreso apuntando a una fila que ya no está, y desactivar sirve para lo mismo —sacarlo de los desplegables— sin tocar nada de lo que ya se registró. Es que un registro mal puesto se corrige y un tipo que ya se usó se deja de usar, y ninguna de las dos cosas es motivo para romper lo que hay. Y no cuenta como uso solo lo que está vivo: LOS INGRESOS DADOS DE BAJA CUENTAN IGUAL, porque la clave foránea no distingue y una fila borrada sigue escribiendo el id del tipo. Si aquí se contaran solo los vivos, el botón dejaría pulsar el borrar y reventaría con un error de MySQL —un 500 entero en vez de un aviso— que es la peor forma de fallar. Por eso el aviso dice cuántos ingresos son y cuántos van dados de baja: sin ese segundo dato el usuario ve "2 ingresos", los borra, y no entiende por qué no le deja. Y el número va en el plural correcto, porque el aviso más leído de esta pantalla no puede enseñar "1 ingresos". UN TIPO DESACTIVADO SIGUE EN LA LISTA, con su etiqueta, y se puede volver a activar desde ahí. Desactivarlo lo saca de los desplegables pero no lo borra, y esa es la diferencia que hace que sea una decisión reversible: un tipo que se dejó de usar en invierno puede volver a usarse en septiembre. Si desapareciera de la lista no habría manera de volverlo a activar, y la única salida sería dar de alta un tipo nuevo con el mismo nombre y tener dos. El nombre NO es único en la base, y es a propósito. En las monedas lo único es el código ISO, que por definición no puede repetirse porque es lo que identifica la moneda; aquí el nombre es texto libre, y los otros dos catálogos del taller que tienen pantalla —categorías de costo y tipos de pago de empleado— tampoco lo tienen único. Meterlo solo en esta tabla daría tres catálogos con una regla y dos con otra, que es como se acaba sin saber cuál es la buena. Y el catálogo lo puso el taller a mano en la base de datos, que se puede hacer pero es lo único del sistema que se hace así: esta pantalla los gestiona —corregir, desactivar, dar de baja— y NO decide cuáles hay ni los añade, porque un catálogo de tipos de ingreso es una opinión sobre cómo funciona el negocio y la opinión que vale es la del taller. Los tipos que hay son servicio de procesamiento, participación en oro, venta de oro y otro. El permiso de este catálogo no lo lleva el supervisor ni el operador, solo administración, y por el mismo motivo que las monedas y el precio del oro: es el dato maestro que decide en qué categorías se reparte el dinero de cada orden, y cambiarlo altera cómo se reparten documentos ya escritos. Se mira, que es lo que hace falta para saber por qué una orden dio lo que dio; se escribe, no.</w:t>
             </w:r>
           </w:p>
         </w:tc>
@@ -68594,6 +68599,19 @@
         <w:rPr>
           <w:lang w:val="es-NI"/>
         </w:rPr>
+        <w:t xml:space="preserve">Cambios sin cambio de esquema: se documenta la pantalla de tipos de ingreso, y la versión del documento se queda en 1.5 porque no cambia ninguna tabla. Los cuatro tipos los puso el taller a mano en la base de datos y esta pantalla los gestiona sin decidir cuáles hay: corregir, desactivar y dar de baja. Se documentan tres reglas, todas escritas en el servidor porque se pueden saltar desde cualquier lado. Un tipo en uso no se borra: se desactiva, que lo saca de los desplegables sin tocar los ingresos que ya se registraron con él, y el aviso dice cuántos ingresos son y que se puede hacer. Y los ingresos dados de baja cuentan como uso igual que los vivos, porque la clave foránea no distingue y una fila borrada sigue escribiendo el id del tipo; si se contaran solo los vivos, el botón dejaría pulsar el borrar y reventaría con un error de MySQL en vez de con un aviso. Un tipo desactivado sigue en la lista con su etiqueta y se puede volver a activar, porque desactivar es una decisión reversible y si desapareciera de la lista no habría manera de deshacerla. Y el nombre NO es único, en contra del catálogo de monedas: allí lo único es el código ISO, y aquí el nombre es texto libre, igual que en los otros dos catálogos del taller con pantalla. De paso se corrige la descripción de la columna estado, que decía "Estado lógico/operativo del registro" y que en un catálogo no significa nada.</w:t>
+      </w:r>
+    </w:p>
+    <w:p>
+      <w:pPr>
+        <w:rPr>
+          <w:lang w:val="es-NI"/>
+        </w:rPr>
+      </w:pPr>
+      <w:r>
+        <w:rPr>
+          <w:lang w:val="es-NI"/>
+        </w:rPr>
         <w:t xml:space="preserve">Cambio de esquema: la tabla de valoraciones de oro gana su índice único y la versión del documento avanza de 1.4 a 1.5. Una recuperación no puede tener dos valoraciones, y eso está puesto como índice único uq_valoracion_recuperacion y no como una comprobación en la pantalla: los gramos de una partida tienen un valor, no dos, y con dos quedarían dos cifras distintas para los mismos gramos sin que ningún sitio dijera cuál es la buena. El índice va solo sobre la recuperación y no lleva la fecha, porque la fecha es de la valoración y la valoración es una; meterla dejaría pasar dos valoraciones de la misma partida hechas en días distintos, que es justo lo que se quiere impedir. Como la tabla borra de forma lógica, el índice y el borrado lógico se llevarían el uno al otro, así que una valoración dada de baja se revive en lugar de crear una segunda, igual que ya se hace en tipos_cambio y precios_oro. También se documentan las reglas de la pantalla: que el valor NO se escribe y lo calcula el servidor con la serie de precios y el tipo de cambio del día; que se valoran los gramos finos si hay pureza y los que salieron si no la hay, a diferencia del cero del precio del oro, que significa "de ese día no se sabe"; y que una orden cancelada no admite valoraciones nuevas pero una finalizada sí, lo cual se sale a propósito de la regla de orden cerrada de las otras seis pantallas, porque el taller se cierra y el oro se valora después, al facturar, y bloquear las finalizadas dejaría los gramos sin poder facturar nunca. Se corrigen también las descripciones de valor, moneda_id y fecha, que eran las copiadas del tipo de cambio, y el tipo de la columna valor, que el generador había truncado en la coma.</w:t>
       </w:r>
     </w:p>

--- a/documentacion.docx
+++ b/documentacion.docx
@@ -49363,7 +49363,7 @@
         <w:rPr>
           <w:lang w:val="es-NI"/>
         </w:rPr>
-        <w:t>Registro de ingresos asociados a una OT, con cantidad/precio cuando aplica, moneda y equivalente histórico en NIO.</w:t>
+        <w:t>Registro de ingresos asociados a una OT, con cantidad, precio unitario, unidad de medida, moneda y equivalente histórico en NIO. El total y sus equivalentes los calcula la aplicación y no se escriben a mano.</w:t>
       </w:r>
     </w:p>
     <w:p>
@@ -49379,47 +49379,11 @@
         </w:rPr>
         <w:t xml:space="preserve">Reglas / criterios: </w:t>
       </w:r>
-      <w:proofErr w:type="spellStart"/>
       <w:r>
         <w:rPr>
           <w:lang w:val="es-NI"/>
         </w:rPr>
-        <w:t>precio_unitario_nio</w:t>
-      </w:r>
-      <w:proofErr w:type="spellEnd"/>
-      <w:r>
-        <w:rPr>
-          <w:lang w:val="es-NI"/>
-        </w:rPr>
-        <w:t xml:space="preserve"> y </w:t>
-      </w:r>
-      <w:proofErr w:type="spellStart"/>
-      <w:r>
-        <w:rPr>
-          <w:lang w:val="es-NI"/>
-        </w:rPr>
-        <w:t>total_nio</w:t>
-      </w:r>
-      <w:proofErr w:type="spellEnd"/>
-      <w:r>
-        <w:rPr>
-          <w:lang w:val="es-NI"/>
-        </w:rPr>
-        <w:t xml:space="preserve"> conservan el equivalente histórico en NIO. Cuando corresponde, la aplicación valida cantidad × </w:t>
-      </w:r>
-      <w:proofErr w:type="spellStart"/>
-      <w:r>
-        <w:rPr>
-          <w:lang w:val="es-NI"/>
-        </w:rPr>
-        <w:t>precio_unitario</w:t>
-      </w:r>
-      <w:proofErr w:type="spellEnd"/>
-      <w:r>
-        <w:rPr>
-          <w:lang w:val="es-NI"/>
-        </w:rPr>
-        <w:t xml:space="preserve"> = total.</w:t>
+        <w:t xml:space="preserve">El total NO SE ESCRIBE, SE CALCULA SIEMPRE. Es la cantidad multiplicada por el precio unitario, y lo pone la aplicación. Los dos campos son obligatorios, así que no hay ningún caso en que el total se acepte del formulario: si se aceptara, un valor equivocado se guardaría como si fuera verdad y no habría forma de saber que no cuadra con la multiplicación. Y aquí eso pesa más que en los costos, porque el total de los ingresos es dinero que el taller le está cobrando al cliente. La cantidad no puede ser cero, porque un ingreso de cero es un documento que dice que no se le cobró nada; el precio unitario en cero sí se admite, porque puede ser una cosa que se regala o que entra por otra parte, y en un taller de joyería regalar la mano de obra es normal. CON LA MONEDA BASE EL TIPO DE CAMBIO ES UNO, Y EL EQUIVALENTE SE ESCRIBE IGUAL. Es la diferencia entre esta tabla y el resto del sistema, donde con la moneda base el equivalente en NIO se queda vacío porque no hay nada que convertir. Aquí no: un ingreso en córdobas tiene equivalente en córdobas, y es el mismo número. Si se dejara vacío, el total de la orden —que se pinta sumando los total_nio— saldría más bajo de lo que se ha facturado sin que nada avise, que es la peor forma de tener un error: invisible y con una cifra que parece correcta. EL TIPO DE CAMBIO ES EL DE LA FECHA DEL INGRESO, no el de hoy ni el último de la tabla, y el resultado QUEDA GUARDADO. Se busca el último registro anterior o igual a la fecha del ingreso, y el número que sale no se recalcula al leer la fila. Es la misma regla histórica que siguen los costos, la depreciación y el inventario, y por el mismo motivo: un documento que cambia de valor solo porque se corrigió una tabla de hace tres meses no es un documento, es una consulta. La ficha de un ingreso enseña el tipo de cambio con el que salió el equivalente, y ese se saca de los dos números guardados y no de volver a buscar el de la tabla, para que corregir un tipo de cambio no cambie lo que enseña un ingreso viejo. Y SI NO HAY TIPO DE CAMBIO PARA ESA FECHA, EL INGRESO SE GUARDA IGUAL Y SE DICE POR QUÉ. El total en la moneda del ingreso sí se sabe, porque no depende de ninguna conversión; lo que no se encuentra es el cambio. El equivalente se queda vacío y el aviso dice que se quedó vacío y que no cuenta en el total de la orden, porque un ingreso guardado sin el equivalente y sin avisar parece un ingreso de cero. La ficha cuenta además cuántos ingresos de la orden se quedaron sin equivalente y lo enseña con un aviso, para que la suma no se lea como completa cuando no lo está. LA DESCRIPCIÓN ES OPCIONAL Y LA UNIDAD DE MEDIDA ES TEXTO LIBRE, en contra de lo que hace la tabla de costos. En un costo la descripción es lo que dice de qué era el gasto, porque el nombre de la categoría es "energía" o "agua primaria" y no alcanza; en un ingreso el tipo ya lo dice —servicio de procesamiento, participación en oro, venta de oro— y la descripción es el detalle de qué partida es, y a veces no hay ninguna. Y la unidad no es una lista cerrada como la del precio del oro: allí la lista es cerrada porque "gramo" y "Gramo" serían dos series distintas del mismo gramo, y aquí la unidad no alimenta ninguna serie, se escribe lo que haga falta —g, kg, servicio— porque el taller cobra un servicio de procesamiento por trabajo hecho, no por kilo, y en ese caso la cantidad es 1 con unidad "servicio". Y LA PANTALLA ESTÁ EN LA FICHA DE LA ORDEN, y no es una pantalla global. Un ingreso no significa nada fuera de su orden: las recuperaciones de oro sí se pueden mirar todas juntas porque el oro del taller es el mismo para todas las órdenes, pero lo que entró por una orden es de esa orden, y entrar en una pantalla global para ver cuánto se facturó en la OT-2026-0003 es un rodeo cuando lo que se tiene delante es la ficha. Va en su propia sección, encima de la de costos, porque lo primero que se pregunta al abrir una orden es cuánto se le cobró al cliente y lo segundo cuánto costó. El total se pinta en córdobas, calculado en el servidor con las mismas cifras que hay guardadas en las filas, y NO HAY UN TOTAL QUE DIGA LO QUE SOBRA: lo que entra y lo que sale son números de sistemas distintos, y restarlos daría un margen que en este taller no significa nada, porque la mano de obra no se le cobra al cliente como un porcentaje del oro. El que quiera ver el margen lo saca, con las dos sumas a la vista. Y UNA ORDEN CERRADA NO ADMITE INGRESOS NUEVOS, igual que en las otras pantallas que cuelgan de la orden: una orden finalizada o cancelada se cierra y no acepta datos nuevos. Lo que ya está escrito se corrige y se borra con normalidad, porque un total mal tecleado hay que poder arreglarlo aunque la orden se cerrara en su día. Y no se pide la liquidación en el formulario, porque la tabla está vacía y un desplegable sin nada que elegir es peor que no tenerlo: la columna queda ahí para cuando haya liquidaciones, y se rellena sola si algún día un ingreso llega apuntando a una.</w:t>
       </w:r>
     </w:p>
     <w:tbl>
@@ -50113,7 +50077,7 @@
                 <w:sz w:val="15"/>
                 <w:lang w:val="es-NI"/>
               </w:rPr>
-              <w:t>Referencia a la liquidación de oro asociada.</w:t>
+              <w:t>Referencia a la liquidación de oro asociada. Es opcional y la pantalla no la pide todavía: no hay ninguna liquidación registrada, y un desplegable sin nada que elegir es peor que no tenerlo. Cuando las haya, se rellena sola si algún día un ingreso llega apuntando a una.</w:t>
             </w:r>
           </w:p>
         </w:tc>
@@ -50459,7 +50423,7 @@
                 <w:sz w:val="15"/>
                 <w:lang w:val="es-NI"/>
               </w:rPr>
-              <w:t>Descripción del concepto.</w:t>
+              <w:t>Descripción del concepto. Es opcional, a diferencia de la del costo: en un costo la descripción es lo que dice de qué era el gasto, y aquí el tipo de ingreso ya lo dice y esto es el detalle de qué partida es.</w:t>
             </w:r>
           </w:p>
         </w:tc>
@@ -50576,7 +50540,7 @@
                 <w:sz w:val="15"/>
                 <w:lang w:val="es-NI"/>
               </w:rPr>
-              <w:t>Cantidad física o cantidad base de la operación.</w:t>
+              <w:t>Cantidad física o cantidad base de la operación. Es obligatoria y no puede ser cero: un ingreso de cero es un documento que dice que el taller no le cobró nada al cliente. El taller cobra un servicio por trabajo hecho y no por kilo, y en ese caso la cantidad es 1 con unidad "servicio".</w:t>
             </w:r>
           </w:p>
         </w:tc>
@@ -50695,7 +50659,7 @@
                 <w:sz w:val="15"/>
                 <w:lang w:val="es-NI"/>
               </w:rPr>
-              <w:t>Unidad en que se expresa una cantidad.</w:t>
+              <w:t>Unidad en que se expresa una cantidad. Es texto libre y no una lista cerrada, al contrario que en el precio del oro: allí la lista es cerrada porque "gramo" y "Gramo" serían dos series distintas del mismo gramo, y aquí la unidad no alimenta ninguna serie.</w:t>
             </w:r>
           </w:p>
         </w:tc>
@@ -50814,7 +50778,7 @@
                 <w:sz w:val="15"/>
                 <w:lang w:val="es-NI"/>
               </w:rPr>
-              <w:t>Campo de la entidad.</w:t>
+              <w:t>Precio de una unidad del ingreso, en la moneda del ingreso. Es obligatorio y puede ser cero —una cosa que se regala o que entra por otra parte—, pero no negativo. El total sale de multiplicar esta columna por la cantidad; no se escribe.</w:t>
             </w:r>
           </w:p>
         </w:tc>
@@ -50931,7 +50895,7 @@
                 <w:sz w:val="15"/>
                 <w:lang w:val="es-NI"/>
               </w:rPr>
-              <w:t>Importe total en la moneda de la operación.</w:t>
+              <w:t>Importe total en la moneda de la operación. NO SE ESCRIBE: lo calcula la aplicación como cantidad por precio_unitario. El formulario no lo manda, y si lo mandara el servidor lo ignoraría, que es peor que que no estuviera: parecería que controla algo y no controla nada.</w:t>
             </w:r>
           </w:p>
         </w:tc>
@@ -51050,7 +51014,7 @@
                 <w:sz w:val="15"/>
                 <w:lang w:val="es-NI"/>
               </w:rPr>
-              <w:t>Campo de la entidad.</w:t>
+              <w:t>Precio unitario convertido a córdobas con el tipo de cambio de la fecha del ingreso. Lo calcula la aplicación y queda guardado: es el histórico de la conversión, no una consulta al tipo de cambio de hoy. Con la moneda base es el mismo número que precio_unitario.</w:t>
             </w:r>
           </w:p>
         </w:tc>
@@ -51169,7 +51133,7 @@
                 <w:sz w:val="15"/>
                 <w:lang w:val="es-NI"/>
               </w:rPr>
-              <w:t>Importe total equivalente histórico en NIO.</w:t>
+              <w:t>Importe total equivalente en córdobas. Con la moneda base es el mismo número que total, y no queda vacío: un ingreso en córdobas sí tiene equivalente en córdobas, y dejarlo vacío haría que la suma de la orden saliera más baja de lo que es sin que nada avise. Solo queda vacío cuando no se encontró tipo de cambio de esa moneda para esa fecha, y en ese caso el total en su propia moneda sí está y la ficha cuenta cuántos se quedaron fuera de la suma.</w:t>
             </w:r>
           </w:p>
         </w:tc>
@@ -51405,7 +51369,7 @@
                 <w:sz w:val="15"/>
                 <w:lang w:val="es-NI"/>
               </w:rPr>
-              <w:t>Estado lógico/operativo del registro.</w:t>
+              <w:t>No lo cambia la pantalla: la baja se hace con el borrado lógico, no cambiando este estado, y el alta lo deja en 1 por defecto. Sigue la convención de estados del resto del sistema, pero mientras no haya una pantalla que lo use, cambiarlo a mano no haría nada visible.</w:t>
             </w:r>
           </w:p>
         </w:tc>
@@ -68612,6 +68576,19 @@
         <w:rPr>
           <w:lang w:val="es-NI"/>
         </w:rPr>
+        <w:t xml:space="preserve">Cambios sin cambio de esquema: se documenta la pantalla de ingresos, y la versión del documento se queda en 1.5 porque no cambia ninguna tabla. Es la primera pantalla con cabecera y detalle de la serie, y vive en la ficha de la orden y no en una pantalla global, al revés que las recuperaciones y las valoraciones: un ingreso no significa nada fuera de su orden, mientras que el oro del taller sí se puede mirar todo junto. Va en su propia sección encima de la de costos, porque lo primero que se pregunta al abrir una orden es cuánto se le cobró y lo segundo cuánto costó, y el total se pinta en córdobas sin restar los costos para dar un margen, que en este taller no significaría nada porque la mano de obra no se cobra como un porcentaje del oro. Se documentan cuatro reglas, todas escritas en el servidor porque se pueden saltar desde cualquier lado. El total no se escribe nunca: es la cantidad por el precio unitario, los dos campos son obligatorios y no hay caso en que el total se acepte del formulario, así que el "cuando corresponde" del texto anterior desaparece. Con la moneda base el tipo de cambio es uno y el equivalente en córdobas se escribe, al contrario que en el resto del sistema, donde con la moneda base el equivalente se queda vacío: aquí un ingreso en córdobas sí tiene equivalente en córdobas, y dejarlo vacío haría que la suma de la orden saliera más baja de lo facturado sin que nada avise. Y el tipo de cambio es el de la fecha del ingreso, no el de hoy ni el último de la tabla, y el resultado queda guardado, con la misma regla histórica que los costos y la depreciación. Si no hay tipo de cambio para esa fecha el ingreso se guarda igual —el total en su moneda sí se sabe— y el equivalente se queda vacío avisando de que no cuenta en el total, con el recuento de cuántos se quedaron fuera en la ficha. De paso se corrigen las descripciones de las celdas que decían "Campo de la entidad", que es la frase que el generador pone cuando no sabe qué decir, y las de total, cantidad, unidad_medida, descripcion, liquidacion_id y estado, que tenían descripciones genéricas o que describían una regla que ya no es la de la pantalla.</w:t>
+      </w:r>
+    </w:p>
+    <w:p>
+      <w:pPr>
+        <w:rPr>
+          <w:lang w:val="es-NI"/>
+        </w:rPr>
+      </w:pPr>
+      <w:r>
+        <w:rPr>
+          <w:lang w:val="es-NI"/>
+        </w:rPr>
         <w:t xml:space="preserve">Cambio de esquema: la tabla de valoraciones de oro gana su índice único y la versión del documento avanza de 1.4 a 1.5. Una recuperación no puede tener dos valoraciones, y eso está puesto como índice único uq_valoracion_recuperacion y no como una comprobación en la pantalla: los gramos de una partida tienen un valor, no dos, y con dos quedarían dos cifras distintas para los mismos gramos sin que ningún sitio dijera cuál es la buena. El índice va solo sobre la recuperación y no lleva la fecha, porque la fecha es de la valoración y la valoración es una; meterla dejaría pasar dos valoraciones de la misma partida hechas en días distintos, que es justo lo que se quiere impedir. Como la tabla borra de forma lógica, el índice y el borrado lógico se llevarían el uno al otro, así que una valoración dada de baja se revive en lugar de crear una segunda, igual que ya se hace en tipos_cambio y precios_oro. También se documentan las reglas de la pantalla: que el valor NO se escribe y lo calcula el servidor con la serie de precios y el tipo de cambio del día; que se valoran los gramos finos si hay pureza y los que salieron si no la hay, a diferencia del cero del precio del oro, que significa "de ese día no se sabe"; y que una orden cancelada no admite valoraciones nuevas pero una finalizada sí, lo cual se sale a propósito de la regla de orden cerrada de las otras seis pantallas, porque el taller se cierra y el oro se valora después, al facturar, y bloquear las finalizadas dejaría los gramos sin poder facturar nunca. Se corrigen también las descripciones de valor, moneda_id y fecha, que eran las copiadas del tipo de cambio, y el tipo de la columna valor, que el generador había truncado en la coma.</w:t>
       </w:r>
     </w:p>

--- a/documentacion.docx
+++ b/documentacion.docx
@@ -52034,6 +52034,26 @@
         <w:t>Catálogo de cajas o fondos utilizados para registrar cobros.</w:t>
       </w:r>
     </w:p>
+    <w:p>
+      <w:pPr>
+        <w:rPr>
+          <w:lang w:val="es-NI"/>
+        </w:rPr>
+      </w:pPr>
+      <w:r>
+        <w:rPr>
+          <w:b/>
+          <w:lang w:val="es-NI"/>
+        </w:rPr>
+        <w:t xml:space="preserve">Reglas / criterios: </w:t>
+      </w:r>
+      <w:r>
+        <w:rPr>
+          <w:lang w:val="es-NI"/>
+        </w:rPr>
+        <w:t xml:space="preserve">UNA CAJA ES UN HECHO, NO UNA CLASIFICACIÓN, y por eso esta pantalla sí los crea. Los tipos de ingreso no los añade —los puso el taller a mano y son una opinión sobre cómo se reparte el dinero—, pero una caja es algo que el taller tiene o no tiene: la caja chica de la recepción, el fondo con que trabaja el taller, el efectivo del vehículo que va a buscar el oro. El día que la tiene se da de alta. Y la tabla estaba vacía, que es la otra razón: una pantalla que solo puede corregir y desactivar filas que no existen se abre y no hace nada. UNA CAJA EN USO NO SE BORRA: SE DESACTIVA. Si hay cobros en esa caja, borrarla dejaría la clave foránea apuntando a una fila que ya no está. Y desactivar sirve para lo mismo —sacarla de los desplegables— sin tocar lo que ya se registró con ella. Es la misma regla que en las monedas, y por el mismo motivo: un registro mal puesto se corrige, una caja que ya se usó se deja de usar, y ninguna de las dos cosas es motivo para romper lo que hay. Y SE CUENTAN COMO USO LOS COBROS DADOS DE BAJA TAMBIÉN, no solo los vivos. La clave foránea no distingue: la fila borrada sigue escribiendo el número, y no llevar ON DELETE hace que el valor por defecto de MySQL sea restringir, de modo que borrar la caja con un cobro dado de baja también lo impide. Si aquí se contaran solo los vivos, el botón dejaría pulsar el borrar y reventaría con un error de MySQL en vez de con un aviso que explica. Y el aviso dice cuántos hay dados de baja, porque si el usuario ve "en 2 cobros" y borra uno, no va a entender por qué le sigue saliendo el mismo número. UNA CAJA DESACTIVADA SALE DE LOS DESPLEGABLES PERO SE SIGUE VIENDO EN LA LISTA, con su etiqueta de inactiva. Si desapareciera de la lista no habría forma de volverla a activar, y desactivar es una decisión que se cambia: un fondo con que se trabajó en enero puede volver a usarse en noviembre. El botón de activar y desactivar no lleva aviso —es una acción de la que se puede volver a pulsar para lo contrario— y el de borrar sí, que es lo que no tiene arreglo. EL NOMBRE PUEDE REPETIRSE, en contra de lo que hace el catálogo de monedas. Allí lo único es el código ISO, que por definición no puede repetirse. Aquí el nombre es libre, igual que en los tipos de ingreso, las categorías de costo y los tipos de pago de empleado: cuatro catálogos con una regla y uno con otra sería el principio de "no saber cuál es la buena". La consecuencia se acepta a conciencia. Si el taller repite un nombre, el saldo de esa caja sale partido en dos filas sin que nada avise, porque una caja sí se agrega —"cuánto hay en la caja chica" se calcula sumando los cobros de esa caja— y en un tipo de ingreso un nombre repetido solo sale dos veces en el desplegable. La descripción es lo que distingue dos fondos que se llamen igual, y por eso aquí es más útil de lo que parece en otros catálogos. Y LA PANTALLA ESTÁ EN CONFIGURACIÓN, y no colgando de los cobros. Es una lista de consulta —son tres campos— y una pantalla para cambiar tres campos sería más sitio en blanco que otra cosa. Además la pantalla de cobros todavía no existe, así que la caja no tiene de donde colgarse. Va la última del bloque de Configuración, y no por orden alfabético sino por el orden en que el taller las va necesitando: primero lo que se usa en cada orden —categorías de costo, tipos de pago, tipos de ingreso— y después lo que se consulta una vez al registrar un cobro, que es exactamente lo que es una caja. Meterla junto a los tipos de ingreso diría que la caja se elige al registrar un ingreso, y no es: la elige quien registra el cobro, que es el último paso de una orden. Y CUANDO LA PANTALLA DE COBROS EXISTA, la caja se elegirá de las activas, con el mismo filtro que usan los tipos de ingreso al registrar un ingreso. El filtro vive en el modelo y no en el desplegable de la pantalla del cobro, para que una caja desactivada salga de todas partes a la vez. Y al supervisor se le da permiso solo para verlas, no para crearlas: verlas hace falta porque la caja sale en ese desplegable, y crearlas es de administración, como en las demás pantallas de configuración, porque un fondo con que se trabaja lo da de alta quien lleva la caja y esa persona no es el supervisor del taller.</w:t>
+      </w:r>
+    </w:p>
     <w:tbl>
       <w:tblPr>
         <w:tblStyle w:val="Tablaconcuadrcula"/>
@@ -52604,7 +52624,7 @@
                 <w:sz w:val="15"/>
                 <w:lang w:val="es-NI"/>
               </w:rPr>
-              <w:t>Nombre descriptivo de la entidad.</w:t>
+              <w:t>Nombre de la caja, como se escribe en la lista y en el desplegable del cobro. Puede repetirse: el sistema no obliga a que dos cajas sean distintas, y la descripción es lo que las separa.</w:t>
             </w:r>
           </w:p>
         </w:tc>
@@ -52723,7 +52743,7 @@
                 <w:sz w:val="15"/>
                 <w:lang w:val="es-NI"/>
               </w:rPr>
-              <w:t>Descripción del concepto.</w:t>
+              <w:t>Qué caja es esta. Es opcional, y es más útil de lo que parece en otros catálogos: es lo que distingue dos fondos que se llamen igual, que es justo el caso que el sistema permite.</w:t>
             </w:r>
           </w:p>
         </w:tc>
@@ -52840,7 +52860,7 @@
                 <w:sz w:val="15"/>
                 <w:lang w:val="es-NI"/>
               </w:rPr>
-              <w:t>Estado lógico/operativo del registro.</w:t>
+              <w:t>1 = se ofrece al registrar un cobro, 0 = no se ofrece. No es que la caja no exista ni que se haya borrado: una caja inactiva sigue en la lista, se puede volver a activar, y los cobros que ya se registraron en ella se quedan. Desactivar y borrar no son lo mismo, y una caja que ya tiene cobros no se puede borrar nunca, porque el cobro guarda en qué caja entró el dinero.</w:t>
             </w:r>
           </w:p>
         </w:tc>
@@ -68589,6 +68609,19 @@
         <w:rPr>
           <w:lang w:val="es-NI"/>
         </w:rPr>
+        <w:t xml:space="preserve">Cambios sin cambio de esquema: se documenta la pantalla de cajas, y la versión del documento se queda en 1.5 porque no cambia ninguna tabla. Va en Configuración, la última del bloque, y no colgando de los cobros: son tres campos, una pantalla para eso sería más sitio en blanco que otra cosa, y además la pantalla de cobros todavía no existe. El orden del bloque no es alfabético sino el orden en que el taller las va necesitando, y la caja es lo único que hay ahí que se consulta una vez al registrar un cobro, que es el último paso de una orden; meterla junto a los tipos de ingreso diría que la caja se elige al registrar un ingreso. Esta pantalla SÍ crea filas, al revés que la de los tipos de ingreso, y la diferencia es que una caja es un hecho —el taller tiene caja chica o no la tiene— y no una clasificación del gasto; además la tabla estaba vacía, y una pantalla que solo puede corregir y desactivar filas que no existen se abre y no hace nada. Se documentan tres reglas, todas escritas en el servidor porque se pueden saltar desde cualquier lado. Una caja en uso no se borra: se desactiva, que la saca de los desplegables sin tocar los cobros que ya se registraron en ella, y el aviso dice cuántos cobros son y que se puede hacer. Y los cobros dados de baja cuentan como uso igual que los vivos, porque la clave foránea no distingue y una fila borrada sigue escribiendo el id; si se contaran solo los vivos, el botón dejaría pulsar el borrar y reventaría con un error de MySQL en vez de con un aviso, y el aviso dice cuántos hay dados de baja porque si no el usuario ve que el número no baja y no entiende por qué. Y el nombre puede repetirse, en contra del catálogo de monedas y a favor de la coherencia con los otros tres maestros del taller; la consecuencia es que si se repite, el saldo de esa caja sale partido en dos filas, y se acepta porque el nombre lo pone el taller y una regla inventada no es el negocio. De paso se corrigen las descripciones de nombre, descripcion y estado, que eran las frases que el generador pone para todas las tablas.</w:t>
+      </w:r>
+    </w:p>
+    <w:p>
+      <w:pPr>
+        <w:rPr>
+          <w:lang w:val="es-NI"/>
+        </w:rPr>
+      </w:pPr>
+      <w:r>
+        <w:rPr>
+          <w:lang w:val="es-NI"/>
+        </w:rPr>
         <w:t xml:space="preserve">Cambio de esquema: la tabla de valoraciones de oro gana su índice único y la versión del documento avanza de 1.4 a 1.5. Una recuperación no puede tener dos valoraciones, y eso está puesto como índice único uq_valoracion_recuperacion y no como una comprobación en la pantalla: los gramos de una partida tienen un valor, no dos, y con dos quedarían dos cifras distintas para los mismos gramos sin que ningún sitio dijera cuál es la buena. El índice va solo sobre la recuperación y no lleva la fecha, porque la fecha es de la valoración y la valoración es una; meterla dejaría pasar dos valoraciones de la misma partida hechas en días distintos, que es justo lo que se quiere impedir. Como la tabla borra de forma lógica, el índice y el borrado lógico se llevarían el uno al otro, así que una valoración dada de baja se revive en lugar de crear una segunda, igual que ya se hace en tipos_cambio y precios_oro. También se documentan las reglas de la pantalla: que el valor NO se escribe y lo calcula el servidor con la serie de precios y el tipo de cambio del día; que se valoran los gramos finos si hay pureza y los que salieron si no la hay, a diferencia del cero del precio del oro, que significa "de ese día no se sabe"; y que una orden cancelada no admite valoraciones nuevas pero una finalizada sí, lo cual se sale a propósito de la regla de orden cerrada de las otras seis pantallas, porque el taller se cierra y el oro se valora después, al facturar, y bloquear las finalizadas dejaría los gramos sin poder facturar nunca. Se corrigen también las descripciones de valor, moneda_id y fecha, que eran las copiadas del tipo de cambio, y el tipo de la columna valor, que el generador había truncado en la coma.</w:t>
       </w:r>
     </w:p>

--- a/documentacion.docx
+++ b/documentacion.docx
@@ -53279,6 +53279,26 @@
         <w:t>Catálogo de métodos utilizados para recibir cobros.</w:t>
       </w:r>
     </w:p>
+    <w:p>
+      <w:pPr>
+        <w:rPr>
+          <w:lang w:val="es-NI"/>
+        </w:rPr>
+      </w:pPr>
+      <w:r>
+        <w:rPr>
+          <w:b/>
+          <w:lang w:val="es-NI"/>
+        </w:rPr>
+        <w:t xml:space="preserve">Reglas / criterios: UN MÉTODO DE PAGO ES UNA FORMA DE COBRAR, no una clasificación del gasto, y por eso esta pantalla sí los crea. Los tipos de ingreso no se añaden porque son una clasificación de cómo entra el dinero y eso lo decide el taller, que los puso a mano en la base. Aquí el precedente está en el mismo proyecto: los tipos de pago de empleado, que son exactamente la misma idea, tienen pantalla con alta. El taller acepta efectivo y transferencia, o acepta tarjetas, y la pantalla tiene que poder recoger lo que contorne. Además la tabla estaba vacía, y una pantalla que solo puede corregir y desactivar filas que no existen se abre y no hace nada. NO SON LOS TIPOS DE PAGO DE EMPLEADO: aquellos son cómo se le paga a la gente que trabaja aquí; estos son cómo se le paga a quien compra. Son dos tablas distintas y por eso dos pantallas distintas, y un cobro no puede acabar guardando un método de pago de empleado. UN MÉTODO EN USO NO SE BORRA, SE DESACTIVA. Si hay cobros con ese método, borrarlo dejaría la clave foránea apuntando a una fila que ya no está. Y desactivar sirve para lo mismo —sacarlo de los desplegables— sin tocar lo que ya se registró con él. Y SE CUENTAN COMO USO LOS COBROS DADOS DE BAJA TAMBIÉN, no solo los vivos: la clave foránea no distingue, la fila borrada sigue escribiendo el número, y si aquí se contaran solo los vivos el botón dejaría pulsar el borrar y reventaría con un error de MySQL en vez de con un aviso que explica. Y el aviso dice cuántos hay dados de baja, porque si el usuario ve "en 2 cobros" y borra uno, no va a entender por qué le sigue saliendo el mismo número. UN MÉTODO DESACTIVADO SALE DE LOS DESPLEGABLES PERO SE SIGUE VIENDO EN LA LISTA, con su etiqueta de inactivo, porque si desapareciera no habría forma de volverlo a activar, y desactivar es una decisión que se cambia: un talón con que se cobra dos veces al año vuelve a usarse. El botón de activar y desactivar no lleva aviso —de esa acción se puede volver a pulsar para lo contrario— y el de borrar sí, que es lo que no tiene arreglo. EL NOMBRE PUEDE REPETIRSE, en contra de lo que hace el catálogo de monedas. Allí lo único es el código ISO, que por definición no puede repetirse. Aquí el nombre es libre, igual que en los tipos de ingreso, las categorías de costo, los tipos de pago de empleado y las cajas: cinco catálogos con una regla y uno con otra sería el principio de "no saber cuál es la buena". Y a diferencia de las cajas, aquí un nombre repetido NO ROMPE NADA: los métodos de pago no se suman entre sí —"cuánto se cobró en efectivo" es una pregunta que se hace sobre los cobros, no sobre el catálogo—, de modo que un duplicado sale dos veces en el desplegable y ya está. La descripción es lo que distingue dos formas de cobrar que se llamen igual, y por eso sirve para escribir el detalle —"talón a 15 días", "transferencia al banco"—. Y LA PANTALLA ESTÁ EN CONFIGURACIÓN, y no colgando de los cobros: es una lista de consulta de tres campos, y además la pantalla de cobros todavía no existe, así que el método de pago no tiene de donde colgarse. Va la última del bloque de Configuración, justo detrás de las cajas, y no por orden alfabético sino por el orden en que el taller las va necesitando: primero lo que se usa en cada orden y después lo que se consulta una vez al registrar un cobro. Las dos van juntas porque van en el mismo formulario —cuando exista la pantalla del cobro, las dos preguntas se harán en la misma pantalla— y las dos van en ese orden porque en el cobro se pregunta primero dónde entra el dinero y después con qué se paga. Y CUANDO LA PANTALLA DE COBROS EXISTA, el método se elegirá de los activos, con el filtro que vive en el modelo y no en el desplegable de la pantalla del cobro, para que uno desactivado salga de todas partes a la vez. Y al supervisor se le da permiso solo para verlo, no para crearlo: verlo hace falta porque el método sale en ese desplegable y quien registra cobros es el supervisor, y crearlo es de administración, como en las demás pantallas de configuración, porque las formas de cobro las decide quien lleva el taller y esa persona no es el supervisor.</w:t>
+      </w:r>
+      <w:r>
+        <w:rPr>
+          <w:lang w:val="es-NI"/>
+        </w:rPr>
+        <w:t xml:space="preserve"/>
+      </w:r>
+    </w:p>
     <w:tbl>
       <w:tblPr>
         <w:tblStyle w:val="Tablaconcuadrcula"/>
@@ -53849,7 +53869,7 @@
                 <w:sz w:val="15"/>
                 <w:lang w:val="es-NI"/>
               </w:rPr>
-              <w:t>Nombre descriptivo de la entidad.</w:t>
+              <w:t>Nombre del método de pago, como se escribe en la lista y en el desplegable del cobro. Puede repetirse: el sistema no obliga a que dos métodos tengan nombres distintos, y a diferencia de las cajas eso no parte ninguna suma, porque los métodos no se agregan entre sí.</w:t>
             </w:r>
           </w:p>
         </w:tc>
@@ -53968,7 +53988,7 @@
                 <w:sz w:val="15"/>
                 <w:lang w:val="es-NI"/>
               </w:rPr>
-              <w:t>Descripción del concepto.</w:t>
+              <w:t>Detalle de cómo se cobra con este método —"talón a 15 días", "transferencia al banco"—. Es opcional. Sirve para distinguir dos formas de cobrar que se llamen igual y para acordarse dentro de seis meses de por qué se aceptaba una y no otra.</w:t>
             </w:r>
           </w:p>
         </w:tc>
@@ -54085,7 +54105,7 @@
                 <w:sz w:val="15"/>
                 <w:lang w:val="es-NI"/>
               </w:rPr>
-              <w:t>Estado lógico/operativo del registro.</w:t>
+              <w:t>1 = se ofrece al registrar un cobro, 0 = no se ofrece. No es que el método no exista ni que se haya borrado: uno desactivado sale de los desplegables pero se sigue viendo en la lista y se puede volver a activar, que es lo que lo distingue de estar borrado. Desactivar es lo que se hace con un método que ya tiene cobros, porque esos no se pueden borrar.</w:t>
             </w:r>
           </w:p>
         </w:tc>
@@ -68622,6 +68642,19 @@
         <w:rPr>
           <w:lang w:val="es-NI"/>
         </w:rPr>
+        <w:t xml:space="preserve">Cambios sin cambio de esquema: se documenta la pantalla de métodos de pago, y la versión del documento se queda en 1.5 porque no cambia ninguna tabla. La sección gana su párrafo de reglas —que no tenía— y sus tres descripciones de celda, que eran el texto genérico que el documento pone en las tablas sin pantalla.</w:t>
+      </w:r>
+    </w:p>
+    <w:p>
+      <w:pPr>
+        <w:rPr>
+          <w:lang w:val="es-NI"/>
+        </w:rPr>
+      </w:pPr>
+      <w:r>
+        <w:rPr>
+          <w:lang w:val="es-NI"/>
+        </w:rPr>
         <w:t xml:space="preserve">Cambio de esquema: la tabla de valoraciones de oro gana su índice único y la versión del documento avanza de 1.4 a 1.5. Una recuperación no puede tener dos valoraciones, y eso está puesto como índice único uq_valoracion_recuperacion y no como una comprobación en la pantalla: los gramos de una partida tienen un valor, no dos, y con dos quedarían dos cifras distintas para los mismos gramos sin que ningún sitio dijera cuál es la buena. El índice va solo sobre la recuperación y no lleva la fecha, porque la fecha es de la valoración y la valoración es una; meterla dejaría pasar dos valoraciones de la misma partida hechas en días distintos, que es justo lo que se quiere impedir. Como la tabla borra de forma lógica, el índice y el borrado lógico se llevarían el uno al otro, así que una valoración dada de baja se revive en lugar de crear una segunda, igual que ya se hace en tipos_cambio y precios_oro. También se documentan las reglas de la pantalla: que el valor NO se escribe y lo calcula el servidor con la serie de precios y el tipo de cambio del día; que se valoran los gramos finos si hay pureza y los que salieron si no la hay, a diferencia del cero del precio del oro, que significa "de ese día no se sabe"; y que una orden cancelada no admite valoraciones nuevas pero una finalizada sí, lo cual se sale a propósito de la regla de orden cerrada de las otras seis pantallas, porque el taller se cierra y el oro se valora después, al facturar, y bloquear las finalizadas dejaría los gramos sin poder facturar nunca. Se corrigen también las descripciones de valor, moneda_id y fecha, que eran las copiadas del tipo de cambio, y el tipo de la columna valor, que el generador había truncado en la coma.</w:t>
       </w:r>
     </w:p>

--- a/documentacion.docx
+++ b/documentacion.docx
@@ -4438,49 +4438,49 @@
           <w:b/>
           <w:lang w:val="es-NI"/>
         </w:rPr>
-        <w:t xml:space="preserve">Ingresos y caja: </w:t>
+        <w:t xml:space="preserve">Ingresos y caja: tipos_ingreso, ingresos, cajas, metodos_pago, cobros y detalle_cobros. El panel de inicio, que es la raíz "/" y no es una tabla: lee las de arriba y enseña las cuentas del taller.</w:t>
       </w:r>
       <w:proofErr w:type="spellStart"/>
       <w:r>
         <w:rPr>
           <w:lang w:val="es-NI"/>
         </w:rPr>
-        <w:t>tipos_ingreso</w:t>
+        <w:t/>
       </w:r>
       <w:proofErr w:type="spellEnd"/>
       <w:r>
         <w:rPr>
           <w:lang w:val="es-NI"/>
         </w:rPr>
-        <w:t xml:space="preserve">, ingresos, cajas, </w:t>
+        <w:t xml:space="preserve"/>
       </w:r>
       <w:proofErr w:type="spellStart"/>
       <w:r>
         <w:rPr>
           <w:lang w:val="es-NI"/>
         </w:rPr>
-        <w:t>metodos_pago</w:t>
+        <w:t/>
       </w:r>
       <w:proofErr w:type="spellEnd"/>
       <w:r>
         <w:rPr>
           <w:lang w:val="es-NI"/>
         </w:rPr>
-        <w:t xml:space="preserve">, cobros y </w:t>
+        <w:t xml:space="preserve"/>
       </w:r>
       <w:proofErr w:type="spellStart"/>
       <w:r>
         <w:rPr>
           <w:lang w:val="es-NI"/>
         </w:rPr>
-        <w:t>detalle_cobros</w:t>
+        <w:t/>
       </w:r>
       <w:proofErr w:type="spellEnd"/>
       <w:r>
         <w:rPr>
           <w:lang w:val="es-NI"/>
         </w:rPr>
-        <w:t>.</w:t>
+        <w:t/>
       </w:r>
     </w:p>
     <w:p>
@@ -67226,6 +67226,97 @@
           <w:lang w:val="es-NI"/>
         </w:rPr>
       </w:pPr>
+      <w:bookmarkStart w:id="39" w:name="_Toc240620168"/>
+      <w:r>
+        <w:t xml:space="preserve">Panel — el costo total: el panel enseña el costo del taller como la suma de CUATRO sitios y no de uno, y esa es la regla que mas caro sale si se hace mal porque no da error: sale un número. Lo que alguien escribe a mano —luz, agua, mantenimiento— está en movimientos_costos. La mano de obra está en trabajos_empleados y la depreciación de los equipos en proceso_equipos, y ninguna de las dos está en la tabla de costos porque las categorías "Mano de obra", "Materia prima" y "Depreciación" están marcadas con categorias_costos.automatica y no se ofrecen en el desplegable de esa pantalla; ese "automatica" es justamente lo que impide que alguien escriba a mano una hora de trabajo que ya se está contando. Y la materia prima sale del almacén y por eso viene de los movimientos del inventario y no de la tabla de costos: el material sale físicamente, se controla con existencias y lo que cuesta es el promedio de lo que había dentro, no lo que alguien teclea. Sumando solo la tabla que se llama de costos, el total del taller sale en menos de la cuarta parte de lo que es: con los datos de ahora, 750 en vez de 3.577,96. Y no avisa de nada, porque 750 es un total perfectamente verosímil.</w:t>
+      </w:r>
+      <w:bookmarkEnd w:id="39"/>
+    </w:p>
+    <w:p>
+      <w:pPr>
+        <w:pStyle w:val="Ttulo1"/>
+        <w:rPr>
+          <w:lang w:val="es-NI"/>
+        </w:rPr>
+      </w:pPr>
+      <w:bookmarkStart w:id="39" w:name="_Toc240620168"/>
+      <w:r>
+        <w:t xml:space="preserve">Panel — la moneda de las cuentas: todas las cifras de dinero del panel están en córdobas, que es la moneda base, y se suman los equivalentes históricos —total_nio, costo_total_nio— y no los importes en la moneda original de cada fila. La diferencia con la pantalla del proceso, que suma las columnas originales, no salta mientras todo el taller facture en córdobas y salta en cuanto alguien registre un gasto en dólares: el total de la ficha del proceso y el del panel dejarían de coincidir. La ficha del proceso no se cambia en este documento; queda anotado aquí para que la diferencia no se descubra sola.</w:t>
+      </w:r>
+      <w:bookmarkEnd w:id="39"/>
+    </w:p>
+    <w:p>
+      <w:pPr>
+        <w:pStyle w:val="Ttulo1"/>
+        <w:rPr>
+          <w:lang w:val="es-NI"/>
+        </w:rPr>
+      </w:pPr>
+      <w:bookmarkStart w:id="39" w:name="_Toc240620168"/>
+      <w:r>
+        <w:t xml:space="preserve">Panel — el estado de los procesos: el panel cuenta los procesos con el estado deducido de las fechas, ProcesosOrden::estadoCalculado(), y nunca con la columna `estado`. Esa columna solo vale para una cosa: decir si el proceso se canceló a mano. Los otros tres estados se deducen, y por eso la columna se queda vieja: hay procesos con `estado` = 1, o sea "pendiente", que tienen fecha de inicio y de fin ya pasada. Contando con la columna, un taller sin nada a medias aparecería con procesos pendientes, y el proceso cuya fecha de fin está puesta para mañana se contaría como terminado cuando aún no lo está.</w:t>
+      </w:r>
+      <w:bookmarkEnd w:id="39"/>
+    </w:p>
+    <w:p>
+      <w:pPr>
+        <w:pStyle w:val="Ttulo1"/>
+        <w:rPr>
+          <w:lang w:val="es-NI"/>
+        </w:rPr>
+      </w:pPr>
+      <w:bookmarkStart w:id="39" w:name="_Toc240620168"/>
+      <w:r>
+        <w:t xml:space="preserve">Panel — lo que no tiene tipo de cambio: una fila con tipo de cambio pero sin equivalente en córdobas NO suma en el total del panel, porque ese importe no se puede mezclar con los demás y no se inventa. Y a la vez se cuenta cuántas filas se quedaron fuera y el panel lo dice. Es la misma regla de los ingresos, y el motivo de decirlo es que un panel que enseña "costo total 3.577,96" sin mencionar que dos filas no entran en esa suma se lee como una suma completa cuando no lo es, que es la peor forma de tener un error: invisible y con una cifra que parece correcta.</w:t>
+      </w:r>
+      <w:bookmarkEnd w:id="39"/>
+    </w:p>
+    <w:p>
+      <w:pPr>
+        <w:pStyle w:val="Ttulo1"/>
+        <w:rPr>
+          <w:lang w:val="es-NI"/>
+        </w:rPr>
+      </w:pPr>
+      <w:bookmarkStart w:id="39" w:name="_Toc240620168"/>
+      <w:r>
+        <w:t xml:space="preserve">Panel — el filtro de periodo: el panel tiene tres periodos —este mes, este año y todo— y el límite de abajo es opcional pero el de arriba nunca: el periodo "todo" tampoco cuenta lo que tiene fecha de futuro, porque una fila con fecha de futuro es un error de tecleo y sumarla haría que un mes que todavía no ha pasado enseñara dinero que no se ha gastado. Lo que SÍ filtra por el periodo son las cifras y la serie de doce meses, que son preguntas con fecha. Las listas de trabajo pendiente NO filtran, porque contestan "qué hago ahora" y un taller no deja un trabajo a medias porque la orden sea vieja; la pantalla lo dice con una línea, porque si no el que cambia el periodo ve que las listas no se mueven y piensa que el panel está roto. Y no hay margen: lo que entra y lo que sale son números de sistemas distintos, y restarlos daría un margen que en este taller no significa nada. Las dos sumas están a la vista una al lado de la otra, que es como se ve un margen si alguien lo quiere ver.</w:t>
+      </w:r>
+      <w:bookmarkEnd w:id="39"/>
+    </w:p>
+    <w:p>
+      <w:pPr>
+        <w:pStyle w:val="Ttulo1"/>
+        <w:rPr>
+          <w:lang w:val="es-NI"/>
+        </w:rPr>
+      </w:pPr>
+      <w:bookmarkStart w:id="39" w:name="_Toc240620168"/>
+      <w:r>
+        <w:t xml:space="preserve">Panel — el oro: el panel enseña los gramos recuperados y los gramos finos, y no son lo mismo. Los gramos son lo que se lavó y los finos lo que se puede vender: una partida de 2 gramos al 75 % tiene 1,5 gramos de oro fino, y valorar los 2 sería pagar de más por material que no era oro, que es la misma regla que aplica valoraciones_oro. Los finos solo se suman de las partidas que tienen pureza, y el panel dice cuántas no la tienen midiendo en vez de contarlas como oro puro: que no se sepa la pureza y que el oro fuera puro cero son dos cosas distintas.</w:t>
+      </w:r>
+      <w:bookmarkEnd w:id="39"/>
+    </w:p>
+    <w:p>
+      <w:pPr>
+        <w:pStyle w:val="Ttulo1"/>
+        <w:rPr>
+          <w:lang w:val="es-NI"/>
+        </w:rPr>
+      </w:pPr>
+      <w:bookmarkStart w:id="39" w:name="_Toc240620168"/>
+      <w:r>
+        <w:t xml:space="preserve">Panel — la raíz exige sesión: la ruta "/" estaba antes fuera del grupo de autenticado porque era una página de bienvenida vacía y sin datos, y una página de bienvenida es pública hasta que tiene algo que enseñar. Al pasar a ser el panel, que enseña cuántas órdenes hay y cuánto dinero se ha gastado, se metió dentro del grupo. Y se metió dentro del grupo en vez de dejar una ruta pública que comprobara la sesión a mano, porque dos rutas con el mismo nombre y una de las dos comprobando el acceso es la forma de que dentro de seis meses alguien añada algo a la de arriba y no se note. El panel no tiene permiso de módulo propio: es la página a la que entra todo el que se autentica, y un permiso que casi todo el mundo tiene no protege nada.</w:t>
+      </w:r>
+      <w:bookmarkEnd w:id="39"/>
+    </w:p>
+    <w:p>
+      <w:pPr>
+        <w:pStyle w:val="Ttulo1"/>
+        <w:rPr>
+          <w:lang w:val="es-NI"/>
+        </w:rPr>
+      </w:pPr>
       <w:bookmarkStart w:id="40" w:name="_Toc240620169"/>
       <w:r>
         <w:rPr>
@@ -68655,6 +68746,19 @@
         <w:rPr>
           <w:lang w:val="es-NI"/>
         </w:rPr>
+        <w:t xml:space="preserve">Cambios sin cambio de esquema: se documenta el panel de inicio en el capítulo de reglas de negocio, y la versión del documento se queda en 1.5 porque no cambia ninguna tabla. La raíz "/" pasa a exigir sesión, que antes no la exigía porque era una página de bienvenida vacía.</w:t>
+      </w:r>
+    </w:p>
+    <w:p>
+      <w:pPr>
+        <w:rPr>
+          <w:lang w:val="es-NI"/>
+        </w:rPr>
+      </w:pPr>
+      <w:r>
+        <w:rPr>
+          <w:lang w:val="es-NI"/>
+        </w:rPr>
         <w:t xml:space="preserve">Cambio de esquema: la tabla de valoraciones de oro gana su índice único y la versión del documento avanza de 1.4 a 1.5. Una recuperación no puede tener dos valoraciones, y eso está puesto como índice único uq_valoracion_recuperacion y no como una comprobación en la pantalla: los gramos de una partida tienen un valor, no dos, y con dos quedarían dos cifras distintas para los mismos gramos sin que ningún sitio dijera cuál es la buena. El índice va solo sobre la recuperación y no lleva la fecha, porque la fecha es de la valoración y la valoración es una; meterla dejaría pasar dos valoraciones de la misma partida hechas en días distintos, que es justo lo que se quiere impedir. Como la tabla borra de forma lógica, el índice y el borrado lógico se llevarían el uno al otro, así que una valoración dada de baja se revive en lugar de crear una segunda, igual que ya se hace en tipos_cambio y precios_oro. También se documentan las reglas de la pantalla: que el valor NO se escribe y lo calcula el servidor con la serie de precios y el tipo de cambio del día; que se valoran los gramos finos si hay pureza y los que salieron si no la hay, a diferencia del cero del precio del oro, que significa "de ese día no se sabe"; y que una orden cancelada no admite valoraciones nuevas pero una finalizada sí, lo cual se sale a propósito de la regla de orden cerrada de las otras seis pantallas, porque el taller se cierra y el oro se valora después, al facturar, y bloquear las finalizadas dejaría los gramos sin poder facturar nunca. Se corrigen también las descripciones de valor, moneda_id y fecha, que eran las copiadas del tipo de cambio, y el tipo de la columna valor, que el generador había truncado en la coma.</w:t>
       </w:r>
     </w:p>

--- a/documentacion.docx
+++ b/documentacion.docx
@@ -4445,42 +4445,48 @@
         <w:rPr>
           <w:lang w:val="es-NI"/>
         </w:rPr>
-        <w:t/>
+        <w:t>
+        </w:t>
       </w:r>
       <w:proofErr w:type="spellEnd"/>
       <w:r>
         <w:rPr>
           <w:lang w:val="es-NI"/>
         </w:rPr>
-        <w:t xml:space="preserve"/>
+        <w:t xml:space="preserve">
+        </w:t>
       </w:r>
       <w:proofErr w:type="spellStart"/>
       <w:r>
         <w:rPr>
           <w:lang w:val="es-NI"/>
         </w:rPr>
-        <w:t/>
+        <w:t>
+        </w:t>
       </w:r>
       <w:proofErr w:type="spellEnd"/>
       <w:r>
         <w:rPr>
           <w:lang w:val="es-NI"/>
         </w:rPr>
-        <w:t xml:space="preserve"/>
+        <w:t xml:space="preserve">
+        </w:t>
       </w:r>
       <w:proofErr w:type="spellStart"/>
       <w:r>
         <w:rPr>
           <w:lang w:val="es-NI"/>
         </w:rPr>
-        <w:t/>
+        <w:t>
+        </w:t>
       </w:r>
       <w:proofErr w:type="spellEnd"/>
       <w:r>
         <w:rPr>
           <w:lang w:val="es-NI"/>
         </w:rPr>
-        <w:t/>
+        <w:t>
+        </w:t>
       </w:r>
     </w:p>
     <w:p>
@@ -54516,6 +54522,27 @@
         <w:t>Cabecera de los cobros recibidos de clientes, indicando caja, método, moneda y referencia.</w:t>
       </w:r>
     </w:p>
+    <w:p>
+      <w:pPr>
+        <w:rPr>
+          <w:lang w:val="es-NI"/>
+        </w:rPr>
+      </w:pPr>
+      <w:r>
+        <w:rPr>
+          <w:b/>
+          <w:lang w:val="es-NI"/>
+        </w:rPr>
+        <w:t xml:space="preserve">Reglas / criterios: COBROS SE REGISTRA POR CLIENTE y sus líneas reparten el dinero entre ingresos concretos de sus órdenes; un cobro no pertenece a una sola orden. El total se calcula como la suma de las líneas y no se acepta escrito desde el formulario. Cada línea debe indicar un ingreso del mismo cliente, y un ingreso no se repite dentro del mismo cobro. Se permiten cobros parciales: el mismo ingreso puede recibir asignaciones en cobros distintos. No se permite sobrecobrar cuando el ingreso y el cobro usan la misma moneda; si son distintas no existe conversión guardada para compararlos y la aplicación informa que no puede comprobar el saldo. Los importes de las líneas están en la moneda del cobro. Solo los cobros Finalizados cuentan como dinero recibido y reducen lo pendiente; Pendiente y En proceso aún no confirman que el dinero llegó, y Cancelada no cuenta. Caja, método de pago y moneda nuevos solo se eligen entre registros activos; los valores ya usados siguen visibles en las fichas aunque después se desactiven. Un cobro Finalizado se puede corregir. Para anularlo se conserva como Cancelada; eliminarlo borra también sus líneas por ON DELETE CASCADE y se reserva para registros que nunca debieron existir.</w:t>
+      </w:r>
+      <w:r>
+        <w:rPr>
+          <w:lang w:val="es-NI"/>
+        </w:rPr>
+        <w:t xml:space="preserve">
+        </w:t>
+      </w:r>
+    </w:p>
     <w:tbl>
       <w:tblPr>
         <w:tblStyle w:val="Tablaconcuadrcula"/>
@@ -56707,6 +56734,27 @@
           <w:lang w:val="es-NI"/>
         </w:rPr>
         <w:t>Distribución de un cobro entre uno o varios ingresos.</w:t>
+      </w:r>
+    </w:p>
+    <w:p>
+      <w:pPr>
+        <w:rPr>
+          <w:lang w:val="es-NI"/>
+        </w:rPr>
+      </w:pPr>
+      <w:r>
+        <w:rPr>
+          <w:b/>
+          <w:lang w:val="es-NI"/>
+        </w:rPr>
+        <w:t xml:space="preserve">Reglas / criterios: CADA LÍNEA DE DETALLE asigna una parte del cobro a un ingreso del mismo cliente. El monto de la línea se expresa en la moneda del cobro y la suma de las líneas determina el total de la cabecera. Un mismo ingreso puede aparecer en distintos cobros para permitir pagos parciales, pero no dos veces en el mismo cobro. Al quitar una línea se da de baja lógicamente para que deje de participar en el total y en el saldo; si se vuelve a agregar se recupera esa línea en vez de crear un duplicado. Las líneas de un cobro Cancelado o no Finalizado no representan dinero recibido. Al eliminar la cabecera, la clave ON DELETE CASCADE elimina físicamente sus líneas.</w:t>
+      </w:r>
+      <w:r>
+        <w:rPr>
+          <w:lang w:val="es-NI"/>
+        </w:rPr>
+        <w:t xml:space="preserve">
+        </w:t>
       </w:r>
     </w:p>
     <w:tbl>
@@ -68746,6 +68794,19 @@
         <w:rPr>
           <w:lang w:val="es-NI"/>
         </w:rPr>
+        <w:t xml:space="preserve">Cambios sin cambio de esquema: se documentan las reglas de cobros y sus líneas de reparto. La versión del documento se queda en 1.5 porque las tablas cobros y detalle_cobros y sus columnas ya existían; este cambio describe la lógica de negocio y las pantallas implementadas, sin modificar el esquema.</w:t>
+      </w:r>
+    </w:p>
+    <w:p>
+      <w:pPr>
+        <w:rPr>
+          <w:lang w:val="es-NI"/>
+        </w:rPr>
+      </w:pPr>
+      <w:r>
+        <w:rPr>
+          <w:lang w:val="es-NI"/>
+        </w:rPr>
         <w:t xml:space="preserve">Cambios sin cambio de esquema: se documenta el panel de inicio en el capítulo de reglas de negocio, y la versión del documento se queda en 1.5 porque no cambia ninguna tabla. La raíz "/" pasa a exigir sesión, que antes no la exigía porque era una página de bienvenida vacía.</w:t>
       </w:r>
     </w:p>

--- a/documentacion.docx
+++ b/documentacion.docx
@@ -57,7 +57,7 @@
         </w:rPr>
       </w:pPr>
       <w:r>
-        <w:t xml:space="preserve">Versión documental: 1.5</w:t>
+        <w:t xml:space="preserve">Versión documental: 1.6</w:t>
       </w:r>
     </w:p>
     <w:p>
@@ -71,7 +71,7 @@
         <w:rPr>
           <w:lang w:val="es-NI"/>
         </w:rPr>
-        <w:t xml:space="preserve">Fecha: 26/09/2026</w:t>
+        <w:t xml:space="preserve">Fecha: 10/10/2026</w:t>
       </w:r>
     </w:p>
     <w:p>
@@ -3805,7 +3805,7 @@
         <w:rPr>
           <w:lang w:val="es-NI"/>
         </w:rPr>
-        <w:t xml:space="preserve">36 tablas del modelo actual. Las tablas 35 y 36 (equipos y proceso_equipos) se agregaron despues, para la depreciacion de los equipos por proceso.</w:t>
+        <w:t xml:space="preserve">38 tablas del modelo actual. Las tablas 35 y 36 (equipos y proceso_equipos) se agregaron para la depreciacion de los equipos por proceso; las tablas 37 y 38 (cierres_caja y detalle_cierres_caja) se agregan en la version 1.6.</w:t>
       </w:r>
     </w:p>
     <w:p>
@@ -68873,6 +68873,61 @@
         <w:t>Para futuras auditorías, se recomienda conservar este documento junto con los scripts SQL/migraciones de Laravel que correspondan a la misma versión de la base de datos.</w:t>
       </w:r>
     </w:p>
+    <w:p>
+      <w:r>
+        <w:t xml:space="preserve">ACTUALIZACI?N DE ESQUEMA ? VERSI?N DOCUMENTAL 1.6</w:t>
+      </w:r>
+    </w:p>
+    <w:p>
+      <w:r>
+        <w:t xml:space="preserve">Se agregan las tablas cierres_caja y detalle_cierres_caja para conciliar cobros recibidos por caja durante un per?odo. Estos registros son distintos de cierres_orden, que consolida una orden de trabajo.</w:t>
+      </w:r>
+    </w:p>
+    <w:p>
+      <w:r>
+        <w:t xml:space="preserve">37. cierres_caja</w:t>
+      </w:r>
+    </w:p>
+    <w:p>
+      <w:r>
+        <w:t xml:space="preserve">Cabecera hist?rica de un cierre de caja por per?odo. codigo es un identificador ?nico; caja_id referencia cajas; fecha_desde y fecha_hasta delimitan el per?odo; observaciones guarda notas opcionales. Incluye timestamps y deleted_at. No se permiten per?odos superpuestos para una misma caja.</w:t>
+      </w:r>
+    </w:p>
+    <w:p>
+      <w:r>
+        <w:t xml:space="preserve">38. detalle_cierres_caja</w:t>
+      </w:r>
+    </w:p>
+    <w:p>
+      <w:r>
+        <w:t xml:space="preserve">Desglose del cierre por m?todo de pago y moneda. cierre_caja_id referencia cierres_caja; metodo_pago_id referencia metodos_pago; moneda_id referencia monedas; monto_esperado es la suma de las l?neas de cobros Finalizados de la caja dentro del per?odo; monto_contado es la cantidad conciliada que registra el usuario; diferencia = monto_contado - monto_esperado. La combinaci?n cierre_caja_id, metodo_pago_id y moneda_id es ?nica.</w:t>
+      </w:r>
+    </w:p>
+    <w:p>
+      <w:r>
+        <w:t xml:space="preserve">Reglas de Cierres de caja</w:t>
+      </w:r>
+    </w:p>
+    <w:p>
+      <w:r>
+        <w:t xml:space="preserve">Solo cuentan cobros Finalizados y l?neas activas de cobro. Pendiente, En proceso y Cancelada se excluyen. Los montos se agrupan por m?todo y moneda; nunca se suman monedas distintas. Cada cierre conserva los importes esperados, contados y diferencia como una captura hist?rica, de modo que una correcci?n posterior del cobro no reescribe la conciliaci?n.</w:t>
+      </w:r>
+    </w:p>
+    <w:p>
+      <w:r>
+        <w:t xml:space="preserve">El cierre de caja es una conciliaci?n por caja y per?odo; cierres_orden sigue representando el cierre comercial de una orden. El sistema impide crear otro cierre que se cruce en fechas con uno existente para la misma caja.</w:t>
+      </w:r>
+    </w:p>
+    <w:p>
+      <w:r>
+        <w:t xml:space="preserve">Estructura de cierres_caja: id BIGINT UNSIGNED, clave primaria; codigo VARCHAR(30), no nulo y ?nico; caja_id BIGINT UNSIGNED, no nulo, FK a cajas con restricci?n de borrado; fecha_desde DATE y fecha_hasta DATE, no nulas; observaciones TEXT, nullable; created_at, updated_at y deleted_at.</w:t>
+      </w:r>
+    </w:p>
+    <w:p>
+      <w:r>
+        <w:t xml:space="preserve">Estructura de detalle_cierres_caja: id BIGINT UNSIGNED, clave primaria; cierre_caja_id, metodo_pago_id y moneda_id BIGINT UNSIGNED, no nulos y con FK; monto_esperado, monto_contado y diferencia DECIMAL(14,2), no nulos y con default 0; created_at y updated_at. La combinaci?n cierre_caja_id + metodo_pago_id + moneda_id tiene ?ndice ?nico.</w:t>
+      </w:r>
+    </w:p>
     <w:sectPr>
       <w:footerReference w:type="default" r:id="rId8"/>
       <w:pgSz w:w="12240" w:h="15840"/>

--- a/documentacion.docx
+++ b/documentacion.docx
@@ -3805,7 +3805,7 @@
         <w:rPr>
           <w:lang w:val="es-NI"/>
         </w:rPr>
-        <w:t xml:space="preserve">38 tablas del modelo actual. Las tablas 35 y 36 (equipos y proceso_equipos) se agregaron para la depreciacion de los equipos por proceso; las tablas 37 y 38 (cierres_caja y detalle_cierres_caja) se agregan en la version 1.6.</w:t>
+        <w:t xml:space="preserve">39 tablas del modelo actual. Las tablas 35 y 36 (equipos y proceso_equipos) se agregaron para la depreciaci?n de los equipos por proceso; las tablas 37 y 38 (cierres_caja y detalle_cierres_caja) se agregaron en la versi?n 1.6, y la tabla 39 (movimientos_caja) se agrega en la versi?n 1.7.</w:t>
       </w:r>
     </w:p>
     <w:p>
@@ -68935,6 +68935,63 @@
       <w:cols w:space="720"/>
       <w:docGrid w:linePitch="360"/>
     </w:sectPr>
+    <w:p>
+      <w:r>
+        <w:rPr>
+          <w:b/>
+        </w:rPr>
+        <w:t xml:space="preserve">ACTUALIZACI?N DE ESQUEMA ? VERSI?N DOCUMENTAL 1.7</w:t>
+      </w:r>
+    </w:p>
+    <w:p>
+      <w:r>
+        <w:t xml:space="preserve">Se agrega movimientos_caja como libro hist?rico de entradas y salidas. La migraci?n importa los cobros Finalizados existentes, una entrada por cobro y con el importe de sus l?neas activas, para que el saldo actual no se pierda al iniciar el libro.</w:t>
+      </w:r>
+    </w:p>
+    <w:p>
+      <w:r>
+        <w:rPr>
+          <w:b/>
+        </w:rPr>
+        <w:t xml:space="preserve">39. movimientos_caja</w:t>
+      </w:r>
+    </w:p>
+    <w:p>
+      <w:r>
+        <w:rPr>
+          <w:b/>
+        </w:rPr>
+        <w:t xml:space="preserve">Registra cada variaci?n de dinero en una caja, con fecha, m?todo de pago, moneda, importe positivo, descripci?n y referencia. tipo distingue entrada y salida; origen identifica cobro, movimiento manual, saldo inicial, transferencia o reverso. codigo es ?nico. caja_id, metodo_pago_id y moneda_id son claves for?neas restrictivas. cobro_id es nullable y queda en NULL si se elimina la cabecera del cobro; registrado_por tambi?n es nullable y queda en NULL al eliminarse el usuario. transferencia_id enlaza el movimiento de la otra caja y reversa_de_id enlaza el movimiento corregido; reversa_de_id es ?nico para que un mismo movimiento no se revierta dos veces. La tabla no usa borrado l?gico: el libro es inmutable.</w:t>
+      </w:r>
+    </w:p>
+    <w:p>
+      <w:r>
+        <w:t xml:space="preserve">Reglas de movimientos de caja</w:t>
+      </w:r>
+    </w:p>
+    <w:p>
+      <w:r>
+        <w:rPr>
+          <w:b/>
+        </w:rPr>
+        <w:t xml:space="preserve">Solo un cobro Finalizado produce una entrada autom?tica. Pendiente, En proceso y Cancelada no registran dinero recibido. Al corregir un cobro Finalizado se registra un movimiento inverso con fecha de la correcci?n y una nueva entrada con los datos vigentes; cancelarlo o eliminarlo registra solo el reverso. As?, la correcci?n no borra el rastro ni duplica el saldo. Las entradas manuales, los egresos y los saldos iniciales se registran con caja, m?todo y moneda, sin mezclar monedas. Cada caja, m?todo y moneda admite un ?nico saldo inicial. Una transferencia genera en una misma transacci?n una salida en la caja origen y una entrada enlazada en la caja destino, por el mismo importe, m?todo y moneda.</w:t>
+      </w:r>
+    </w:p>
+    <w:p>
+      <w:r>
+        <w:t xml:space="preserve">Saldos y cierres de caja</w:t>
+      </w:r>
+    </w:p>
+    <w:p>
+      <w:r>
+        <w:t xml:space="preserve">El saldo actual se calcula sumando entradas y restando salidas por caja y moneda. El cierre calcula el saldo acumulado hasta fecha_hasta, agrupado por m?todo de pago y moneda; los movimientos anteriores al per?odo forman el saldo de apertura. monto_contado se compara con ese saldo esperado y diferencia = monto_contado - monto_esperado. Cada cierre conserva su captura hist?rica, aunque se registren movimientos posteriores. Los per?odos superpuestos de una misma caja siguen rechaz?ndose.</w:t>
+      </w:r>
+    </w:p>
+    <w:p>
+      <w:r>
+        <w:t xml:space="preserve">Estructura de movimientos_caja: id BIGINT UNSIGNED, clave primaria; codigo VARCHAR(40), no nulo y ?nico; caja_id BIGINT UNSIGNED, no nulo, FK a cajas con restricci?n de borrado; fecha DATE, no nula; tipo y origen VARCHAR(30), no nulos; metodo_pago_id y moneda_id BIGINT UNSIGNED, no nulos y con FK restrictiva; monto DECIMAL(14,2), no nulo; descripcion VARCHAR(255), no nula; referencia VARCHAR(100), nullable; cobro_id BIGINT UNSIGNED, nullable, FK a cobros con ON DELETE SET NULL; transferencia_id y reversa_de_id BIGINT UNSIGNED, nullable, FK a movimientos_caja; reversa_de_id es ?nico; registrado_por BIGINT UNSIGNED, nullable, FK a users con ON DELETE SET NULL; created_at y updated_at.</w:t>
+      </w:r>
+    </w:p>
   </w:body>
 </w:document>
 </file>
--- a/documentacion.docx
+++ b/documentacion.docx
@@ -1,6 +1,6 @@
 
 <file path=word/document.xml><?xml version="1.0" encoding="utf-8"?>
-<w:document xmlns:wpc="http://schemas.microsoft.com/office/word/2010/wordprocessingCanvas" xmlns:cx="http://schemas.microsoft.com/office/drawing/2014/chartex" xmlns:cx1="http://schemas.microsoft.com/office/drawing/2015/9/8/chartex" xmlns:cx2="http://schemas.microsoft.com/office/drawing/2015/10/21/chartex" xmlns:cx3="http://schemas.microsoft.com/office/drawing/2016/5/9/chartex" xmlns:cx4="http://schemas.microsoft.com/office/drawing/2016/5/10/chartex" xmlns:cx5="http://schemas.microsoft.com/office/drawing/2016/5/11/chartex" xmlns:cx6="http://schemas.microsoft.com/office/drawing/2016/5/12/chartex" xmlns:cx7="http://schemas.microsoft.com/office/drawing/2016/5/13/chartex" xmlns:cx8="http://schemas.microsoft.com/office/drawing/2016/5/14/chartex" xmlns:mc="http://schemas.openxmlformats.org/markup-compatibility/2006" xmlns:aink="http://schemas.microsoft.com/office/drawing/2016/ink" xmlns:am3d="http://schemas.microsoft.com/office/drawing/2017/model3d" xmlns:o="urn:schemas-microsoft-com:office:office" xmlns:oel="http://schemas.microsoft.com/office/2019/extlst" xmlns:r="http://schemas.openxmlformats.org/officeDocument/2006/relationships" xmlns:m="http://schemas.openxmlformats.org/officeDocument/2006/math" xmlns:v="urn:schemas-microsoft-com:vml" xmlns:wp14="http://schemas.microsoft.com/office/word/2010/wordprocessingDrawing" xmlns:wp="http://schemas.openxmlformats.org/drawingml/2006/wordprocessingDrawing" xmlns:w10="urn:schemas-microsoft-com:office:word" xmlns:w="http://schemas.openxmlformats.org/wordprocessingml/2006/main" xmlns:w14="http://schemas.microsoft.com/office/word/2010/wordml" xmlns:w15="http://schemas.microsoft.com/office/word/2012/wordml" xmlns:w16cex="http://schemas.microsoft.com/office/word/2018/wordml/cex" xmlns:w16cid="http://schemas.microsoft.com/office/word/2016/wordml/cid" xmlns:w16="http://schemas.microsoft.com/office/word/2018/wordml" xmlns:w16sdtdh="http://schemas.microsoft.com/office/word/2020/wordml/sdtdatahash" xmlns:w16se="http://schemas.microsoft.com/office/word/2015/wordml/symex" xmlns:wpg="http://schemas.microsoft.com/office/word/2010/wordprocessingGroup" xmlns:wpi="http://schemas.microsoft.com/office/word/2010/wordprocessingInk" xmlns:wne="http://schemas.microsoft.com/office/word/2006/wordml" xmlns:wps="http://schemas.microsoft.com/office/word/2010/wordprocessingShape" mc:Ignorable="w14 w15 w16se w16cid w16 w16cex w16sdtdh wp14">
+<w:document xmlns:mc="http://schemas.openxmlformats.org/markup-compatibility/2006" xmlns:r="http://schemas.openxmlformats.org/officeDocument/2006/relationships" xmlns:w="http://schemas.openxmlformats.org/wordprocessingml/2006/main" xmlns:w14="http://schemas.microsoft.com/office/word/2010/wordml" mc:Ignorable="w14 w15 w16se w16cid w16 w16cex w16sdtdh wp14">
   <w:body>
     <w:p>
       <w:pPr>
@@ -57,7 +57,7 @@
         </w:rPr>
       </w:pPr>
       <w:r>
-        <w:t xml:space="preserve">Versión documental: 1.6</w:t>
+        <w:t xml:space="preserve">Versión documental: 1.8</w:t>
       </w:r>
     </w:p>
     <w:p>
@@ -3805,7 +3805,7 @@
         <w:rPr>
           <w:lang w:val="es-NI"/>
         </w:rPr>
-        <w:t xml:space="preserve">39 tablas del modelo actual. Las tablas 35 y 36 (equipos y proceso_equipos) se agregaron para la depreciaci?n de los equipos por proceso; las tablas 37 y 38 (cierres_caja y detalle_cierres_caja) se agregaron en la versi?n 1.6, y la tabla 39 (movimientos_caja) se agrega en la versi?n 1.7.</w:t>
+        <w:t xml:space="preserve">39 tablas del modelo actual. Las tablas 35 y 36 (equipos y proceso_equipos) se agregaron para la depreciación de los equipos por proceso; las tablas 37 y 38 (cierres_caja y detalle_cierres_caja) se agregaron en la versión 1.6, la tabla 39 (movimientos_caja) en la versión 1.7, y users.caja_id en la versión 1.8.</w:t>
       </w:r>
     </w:p>
     <w:p>
@@ -68992,6 +68992,39 @@
         <w:t xml:space="preserve">Estructura de movimientos_caja: id BIGINT UNSIGNED, clave primaria; codigo VARCHAR(40), no nulo y ?nico; caja_id BIGINT UNSIGNED, no nulo, FK a cajas con restricci?n de borrado; fecha DATE, no nula; tipo y origen VARCHAR(30), no nulos; metodo_pago_id y moneda_id BIGINT UNSIGNED, no nulos y con FK restrictiva; monto DECIMAL(14,2), no nulo; descripcion VARCHAR(255), no nula; referencia VARCHAR(100), nullable; cobro_id BIGINT UNSIGNED, nullable, FK a cobros con ON DELETE SET NULL; transferencia_id y reversa_de_id BIGINT UNSIGNED, nullable, FK a movimientos_caja; reversa_de_id es ?nico; registrado_por BIGINT UNSIGNED, nullable, FK a users con ON DELETE SET NULL; created_at y updated_at.</w:t>
       </w:r>
     </w:p>
+    <w:p>
+      <w:r>
+        <w:rPr>
+          <w:b/>
+        </w:rPr>
+        <w:t xml:space="preserve">ACTUALIZACIÓN DE ESQUEMA — VERSIÓN DOCUMENTAL 1.8</w:t>
+      </w:r>
+    </w:p>
+    <w:p>
+      <w:r>
+        <w:t xml:space="preserve">La tabla users incorpora caja_id BIGINT UNSIGNED nullable, con clave foránea restrictiva a cajas.id. Cada cuenta tiene una caja de trabajo asignada. La columna permite conservar cuentas existentes sin inventar a qué caja pertenecen; una cuenta solo puede iniciar sesión cuando tiene una caja asignada y activa.</w:t>
+      </w:r>
+    </w:p>
+    <w:p>
+      <w:r>
+        <w:t xml:space="preserve">Al autenticarse (también después de completar la verificación en dos pasos), el sistema carga automáticamente la caja asignada a users.caja_id en la sesión. Se elimina el selector de caja del login. Las cuentas sin caja o con una caja inactiva reciben un aviso y no completan el acceso. La caja asignada no se puede borrar mientras haya usuarios asociados.</w:t>
+      </w:r>
+    </w:p>
+    <w:p>
+      <w:r>
+        <w:t xml:space="preserve">La asignación se realiza mediante php artisan mina:asignar-caja {usuario} {caja_id}; usuario acepta el correo o el ID y caja_id debe pertenecer a una caja activa. Al crear el administrador con mina:crear-admin se indica también --caja-id.</w:t>
+      </w:r>
+    </w:p>
+    <w:p>
+      <w:r>
+        <w:t xml:space="preserve">La pantalla de movimientos de caja muestra únicamente los movimientos y saldos de la caja vinculada al usuario. El resumen mantiene una fila por moneda y presenta saldo inicial, entradas, salidas y saldo final; no suma monedas distintas. En una transferencia, el usuario opera desde su caja asignada y puede elegir una caja de destino.</w:t>
+      </w:r>
+    </w:p>
+    <w:p>
+      <w:r>
+        <w:t xml:space="preserve">Estructura añadida a users: caja_id BIGINT UNSIGNED, nullable, FK a cajas.id con ON DELETE RESTRICT. La asignación de caja es un dato de acceso y contexto de operación, no se guarda una copia de la caja en cada sesión.</w:t>
+      </w:r>
+    </w:p>
   </w:body>
 </w:document>
 </file>
--- a/documentacion.docx
+++ b/documentacion.docx
@@ -12469,7 +12469,7 @@
           <w:b/>
           <w:lang w:val="es-NI"/>
         </w:rPr>
-        <w:t xml:space="preserve">Reglas / criterios: los valores originales conservan la moneda de la operación y costo_unitario_nio y costo_total_nio guardan el equivalente histórico. costo_total se calcula en el servidor como cantidad por costo_unitario y no se acepta del formulario: si se recibiera ya calculado, un valor equivocado se guardaría como si fuera verdad. El tipo de cambio se centraliza en TiposCambio::vigentePara() porque lo necesitan también los trabajos de los empleados, y la documentación pide justo eso para que dos copias de la misma regla no den números distintos. La moneda base vale 1 por definición y no consulta tipos_cambio. Si una fila contiene orden_trabajo_id y proceso_orden_id, hay que comprobar que el proceso pertenece a esa misma OT; esa comprobación vive en el modelo para que ninguna pantalla la esquive. Solo se ofrecen categorías con automatica en 0.</w:t>
+        <w:t xml:space="preserve">Reglas / criterios: los valores originales conservan la moneda de la operación y costo_unitario_nio y costo_total_nio guardan el equivalente histórico. costo_total se calcula en el servidor como cantidad por costo_unitario y no se acepta del formulario: si se recibiera ya calculado, un valor equivocado se guardaría como si fuera verdad. El tipo de cambio se centraliza en TiposCambio::delDia() porque lo necesitan también los trabajos de los empleados, y la documentación pide justo eso para que dos copias de la misma regla no den números distintos. La moneda base vale 1 por definición y no consulta tipos_cambio. Si una fila contiene orden_trabajo_id y proceso_orden_id, hay que comprobar que el proceso pertenece a esa misma OT; esa comprobación vive en el modelo para que ninguna pantalla la esquive. Solo se ofrecen categorías con automatica en 0.</w:t>
       </w:r>
     </w:p>
     <w:tbl>
@@ -69025,6 +69025,39 @@
         <w:t xml:space="preserve">Estructura añadida a users: caja_id BIGINT UNSIGNED, nullable, FK a cajas.id con ON DELETE RESTRICT. La asignación de caja es un dato de acceso y contexto de operación, no se guarda una copia de la caja en cada sesión.</w:t>
       </w:r>
     </w:p>
+    <w:p>
+      <w:pPr>
+        <w:pStyle w:val="Heading1"/>
+      </w:pPr>
+      <w:r>
+        <w:t>Reglas de costos por proceso y moneda (actualizaci?n 10/10/2026)</w:t>
+      </w:r>
+    </w:p>
+    <w:p>
+      <w:r>
+        <w:t>La moneda base para consolidar los costos de ?rdenes y procesos es NIO. Mano de obra, gastos manuales y consumos de materia prima se suman por su equivalente NIO; los importes originales se conservan con su moneda de operaci?n. El desglose de costos del proceso se presenta en NIO.</w:t>
+      </w:r>
+    </w:p>
+    <w:p>
+      <w:r>
+        <w:t>Para una operaci?n en moneda extranjera, el sistema requiere un tipo de cambio registrado para la fecha exacta de la operaci?n. No se reutiliza una tasa de un d?a anterior ni se usa una paridad de respaldo. Si falta, el registro se rechaza con la indicaci?n de cargar primero el tipo de cambio en Configuraci?n &gt; Tipos de cambio. La moneda base equivale a 1.</w:t>
+      </w:r>
+    </w:p>
+    <w:p>
+      <w:r>
+        <w:t>Las compras en moneda extranjera y las entradas de inventario requieren la tasa del d?a. Las salidas de inventario se valoran al costo promedio del almac?n, expresado en NIO. El tipo de cambio hist?rico aplicado queda guardado en los movimientos.</w:t>
+      </w:r>
+    </w:p>
+    <w:p>
+      <w:r>
+        <w:t>Un proceso Finalizado o Cancelado no admite nuevas altas de trabajos, consumos, asignaciones de equipo ni costos. Los registros existentes pueden corregirse. No se permite dar de baja un proceso que conserve registros asociados (incluidos los dados de baja l?gicamente), para preservar el historial.</w:t>
+      </w:r>
+    </w:p>
+    <w:p>
+      <w:r>
+        <w:t>Los costos generales de una orden no se distribuyen autom?ticamente entre sus procesos y no forman parte del costo desglosado de un proceso hasta que se defina una regla de asignaci?n. Estas reglas son de aplicaci?n y no modifican el esquema de la base de datos; por ello no se incrementa la versi?n del esquema.</w:t>
+      </w:r>
+    </w:p>
   </w:body>
 </w:document>
 </file>